--- a/plantilla_base.docx
+++ b/plantilla_base.docx
@@ -1,21 +1,22 @@
 
 <file path=word/document.xml><?xml version="1.0" encoding="utf-8"?>
-<w:document xmlns:wpc="http://schemas.microsoft.com/office/word/2010/wordprocessingCanvas" xmlns:cx="http://schemas.microsoft.com/office/drawing/2014/chartex" xmlns:cx1="http://schemas.microsoft.com/office/drawing/2015/9/8/chartex" xmlns:cx2="http://schemas.microsoft.com/office/drawing/2015/10/21/chartex" xmlns:cx3="http://schemas.microsoft.com/office/drawing/2016/5/9/chartex" xmlns:cx4="http://schemas.microsoft.com/office/drawing/2016/5/10/chartex" xmlns:cx5="http://schemas.microsoft.com/office/drawing/2016/5/11/chartex" xmlns:cx6="http://schemas.microsoft.com/office/drawing/2016/5/12/chartex" xmlns:cx7="http://schemas.microsoft.com/office/drawing/2016/5/13/chartex" xmlns:cx8="http://schemas.microsoft.com/office/drawing/2016/5/14/chartex" xmlns:mc="http://schemas.openxmlformats.org/markup-compatibility/2006" xmlns:aink="http://schemas.microsoft.com/office/drawing/2016/ink" xmlns:am3d="http://schemas.microsoft.com/office/drawing/2017/model3d" xmlns:o="urn:schemas-microsoft-com:office:office" xmlns:oel="http://schemas.microsoft.com/office/2019/extlst" xmlns:r="http://schemas.openxmlformats.org/officeDocument/2006/relationships" xmlns:m="http://schemas.openxmlformats.org/officeDocument/2006/math" xmlns:v="urn:schemas-microsoft-com:vml" xmlns:wp14="http://schemas.microsoft.com/office/word/2010/wordprocessingDrawing" xmlns:wp="http://schemas.openxmlformats.org/drawingml/2006/wordprocessingDrawing" xmlns:w10="urn:schemas-microsoft-com:office:word" xmlns:w="http://schemas.openxmlformats.org/wordprocessingml/2006/main" xmlns:w14="http://schemas.microsoft.com/office/word/2010/wordml" xmlns:w15="http://schemas.microsoft.com/office/word/2012/wordml" xmlns:w16cei="http://schemas.microsoft.com/office/word/2026/wordml/cei" xmlns:w16cex="http://schemas.microsoft.com/office/word/2018/wordml/cex" xmlns:w16cid="http://schemas.microsoft.com/office/word/2016/wordml/cid" xmlns:w16="http://schemas.microsoft.com/office/word/2018/wordml" xmlns:w16du="http://schemas.microsoft.com/office/word/2023/wordml/word16du" xmlns:w16sdtdh="http://schemas.microsoft.com/office/word/2020/wordml/sdtdatahash" xmlns:w16sdtfl="http://schemas.microsoft.com/office/word/2024/wordml/sdtformatlock" xmlns:w16se="http://schemas.microsoft.com/office/word/2015/wordml/symex" xmlns:wpg="http://schemas.microsoft.com/office/word/2010/wordprocessingGroup" xmlns:wpi="http://schemas.microsoft.com/office/word/2010/wordprocessingInk" xmlns:wne="http://schemas.microsoft.com/office/word/2006/wordml" xmlns:wps="http://schemas.microsoft.com/office/word/2010/wordprocessingShape" mc:Ignorable="w14 w15 w16se w16cid w16 w16cex w16sdtdh w16sdtfl w16du wp14">
+<w:document xmlns:wpc="http://schemas.microsoft.com/office/word/2010/wordprocessingCanvas" xmlns:cx="http://schemas.microsoft.com/office/drawing/2014/chartex" xmlns:cx1="http://schemas.microsoft.com/office/drawing/2015/9/8/chartex" xmlns:cx2="http://schemas.microsoft.com/office/drawing/2015/10/21/chartex" xmlns:cx3="http://schemas.microsoft.com/office/drawing/2016/5/9/chartex" xmlns:cx4="http://schemas.microsoft.com/office/drawing/2016/5/10/chartex" xmlns:cx5="http://schemas.microsoft.com/office/drawing/2016/5/11/chartex" xmlns:cx6="http://schemas.microsoft.com/office/drawing/2016/5/12/chartex" xmlns:cx7="http://schemas.microsoft.com/office/drawing/2016/5/13/chartex" xmlns:cx8="http://schemas.microsoft.com/office/drawing/2016/5/14/chartex" xmlns:mc="http://schemas.openxmlformats.org/markup-compatibility/2006" xmlns:aink="http://schemas.microsoft.com/office/drawing/2016/ink" xmlns:am3d="http://schemas.microsoft.com/office/drawing/2017/model3d" xmlns:o="urn:schemas-microsoft-com:office:office" xmlns:oel="http://schemas.microsoft.com/office/2019/extlst" xmlns:r="http://schemas.openxmlformats.org/officeDocument/2006/relationships" xmlns:m="http://schemas.openxmlformats.org/officeDocument/2006/math" xmlns:v="urn:schemas-microsoft-com:vml" xmlns:wp14="http://schemas.microsoft.com/office/word/2010/wordprocessingDrawing" xmlns:wp="http://schemas.openxmlformats.org/drawingml/2006/wordprocessingDrawing" xmlns:w10="urn:schemas-microsoft-com:office:word" xmlns:w="http://schemas.openxmlformats.org/wordprocessingml/2006/main" xmlns:w14="http://schemas.microsoft.com/office/word/2010/wordml" xmlns:w15="http://schemas.microsoft.com/office/word/2012/wordml" xmlns:w16cex="http://schemas.microsoft.com/office/word/2018/wordml/cex" xmlns:w16cid="http://schemas.microsoft.com/office/word/2016/wordml/cid" xmlns:w16="http://schemas.microsoft.com/office/word/2018/wordml" xmlns:w16du="http://schemas.microsoft.com/office/word/2023/wordml/word16du" xmlns:w16sdtdh="http://schemas.microsoft.com/office/word/2020/wordml/sdtdatahash" xmlns:w16sdtfl="http://schemas.microsoft.com/office/word/2024/wordml/sdtformatlock" xmlns:w16se="http://schemas.microsoft.com/office/word/2015/wordml/symex" xmlns:wpg="http://schemas.microsoft.com/office/word/2010/wordprocessingGroup" xmlns:wpi="http://schemas.microsoft.com/office/word/2010/wordprocessingInk" xmlns:wne="http://schemas.microsoft.com/office/word/2006/wordml" xmlns:wps="http://schemas.microsoft.com/office/word/2010/wordprocessingShape" mc:Ignorable="w14 w15 w16se w16cid w16 w16cex w16sdtdh w16sdtfl w16du wp14">
   <w:body>
     <w:p>
       <w:pPr>
         <w:pStyle w:val="Ttulo1"/>
+        <w:keepLines w:val="0"/>
         <w:numPr>
           <w:ilvl w:val="0"/>
           <w:numId w:val="2"/>
         </w:numPr>
-        <w:tabs>
-          <w:tab w:val="num" w:pos="360"/>
-        </w:tabs>
-        <w:spacing w:before="0" w:after="0" w:line="240" w:lineRule="auto"/>
+        <w:spacing w:before="0" w:after="0" w:line="360" w:lineRule="auto"/>
         <w:ind w:left="284" w:hanging="284"/>
-        <w:rPr>
-          <w:rFonts w:cs="Arial"/>
+        <w:jc w:val="left"/>
+        <w:rPr>
+          <w:rFonts w:ascii="Arial" w:eastAsia="Times New Roman" w:hAnsi="Arial" w:cs="Arial"/>
+          <w:b/>
+          <w:color w:val="auto"/>
           <w:sz w:val="18"/>
           <w:szCs w:val="18"/>
         </w:rPr>
@@ -23,7 +24,32 @@
       <w:bookmarkStart w:id="0" w:name="_Hlk58123660"/>
       <w:r>
         <w:rPr>
-          <w:rFonts w:cs="Arial"/>
+          <w:rFonts w:ascii="Arial" w:eastAsia="Times New Roman" w:hAnsi="Arial" w:cs="Arial"/>
+          <w:b/>
+          <w:color w:val="auto"/>
+          <w:sz w:val="18"/>
+          <w:szCs w:val="18"/>
+        </w:rPr>
+        <w:t>DESCRIPCIÓN DEL EVENTO</w:t>
+      </w:r>
+    </w:p>
+    <w:p>
+      <w:pPr>
+        <w:spacing w:before="0" w:after="0" w:line="240" w:lineRule="auto"/>
+        <w:ind w:left="284" w:firstLine="0"/>
+        <w:rPr>
+          <w:rFonts w:cs="Arial"/>
+          <w:b/>
+          <w:bCs/>
+          <w:sz w:val="18"/>
+          <w:szCs w:val="18"/>
+        </w:rPr>
+      </w:pPr>
+      <w:r>
+        <w:rPr>
+          <w:rFonts w:cs="Arial"/>
+          <w:b/>
+          <w:bCs/>
           <w:sz w:val="18"/>
           <w:szCs w:val="18"/>
         </w:rPr>
@@ -33,6 +59,8 @@
       <w:r>
         <w:rPr>
           <w:rFonts w:cs="Arial"/>
+          <w:b/>
+          <w:bCs/>
           <w:sz w:val="18"/>
           <w:szCs w:val="18"/>
         </w:rPr>
@@ -42,6 +70,8 @@
       <w:r>
         <w:rPr>
           <w:rFonts w:cs="Arial"/>
+          <w:b/>
+          <w:bCs/>
           <w:sz w:val="18"/>
           <w:szCs w:val="18"/>
         </w:rPr>
@@ -51,6 +81,8 @@
       <w:r>
         <w:rPr>
           <w:rFonts w:cs="Arial"/>
+          <w:b/>
+          <w:bCs/>
           <w:sz w:val="18"/>
           <w:szCs w:val="18"/>
         </w:rPr>
@@ -60,6 +92,8 @@
       <w:r>
         <w:rPr>
           <w:rFonts w:cs="Arial"/>
+          <w:b/>
+          <w:bCs/>
           <w:sz w:val="18"/>
           <w:szCs w:val="18"/>
         </w:rPr>
@@ -69,6 +103,8 @@
       <w:r>
         <w:rPr>
           <w:rFonts w:cs="Arial"/>
+          <w:b/>
+          <w:bCs/>
           <w:sz w:val="18"/>
           <w:szCs w:val="18"/>
         </w:rPr>
@@ -78,6 +114,8 @@
       <w:r>
         <w:rPr>
           <w:rFonts w:cs="Arial"/>
+          <w:b/>
+          <w:bCs/>
           <w:sz w:val="18"/>
           <w:szCs w:val="18"/>
         </w:rPr>
@@ -89,15 +127,18 @@
         <w:pStyle w:val="Ttulo1"/>
         <w:spacing w:before="0" w:after="0" w:line="240" w:lineRule="auto"/>
         <w:ind w:left="284" w:firstLine="0"/>
-        <w:rPr>
-          <w:rFonts w:cs="Arial"/>
+        <w:jc w:val="left"/>
+        <w:rPr>
+          <w:rFonts w:ascii="Arial" w:hAnsi="Arial" w:cs="Arial"/>
+          <w:color w:val="auto"/>
           <w:sz w:val="18"/>
           <w:szCs w:val="18"/>
         </w:rPr>
       </w:pPr>
       <w:r>
         <w:rPr>
-          <w:rFonts w:cs="Arial"/>
+          <w:rFonts w:ascii="Arial" w:hAnsi="Arial" w:cs="Arial"/>
+          <w:color w:val="auto"/>
           <w:sz w:val="18"/>
           <w:szCs w:val="18"/>
         </w:rPr>
@@ -106,7 +147,8 @@
       <w:proofErr w:type="spellStart"/>
       <w:r>
         <w:rPr>
-          <w:rFonts w:cs="Arial"/>
+          <w:rFonts w:ascii="Arial" w:hAnsi="Arial" w:cs="Arial"/>
+          <w:color w:val="auto"/>
           <w:sz w:val="18"/>
           <w:szCs w:val="18"/>
         </w:rPr>
@@ -115,7 +157,8 @@
       <w:proofErr w:type="spellEnd"/>
       <w:r>
         <w:rPr>
-          <w:rFonts w:cs="Arial"/>
+          <w:rFonts w:ascii="Arial" w:hAnsi="Arial" w:cs="Arial"/>
+          <w:color w:val="auto"/>
           <w:sz w:val="18"/>
           <w:szCs w:val="18"/>
         </w:rPr>
@@ -208,7 +251,6 @@
         </w:rPr>
         <w:t xml:space="preserve">en el sistema SCADA VICOS RSC por función </w:t>
       </w:r>
-      <w:proofErr w:type="gramStart"/>
       <w:r>
         <w:rPr>
           <w:rFonts w:cs="Arial"/>
@@ -231,16 +273,7 @@
           <w:sz w:val="18"/>
           <w:szCs w:val="18"/>
         </w:rPr>
-        <w:t>{</w:t>
-      </w:r>
-      <w:proofErr w:type="gramEnd"/>
-      <w:r>
-        <w:rPr>
-          <w:rFonts w:cs="Arial"/>
-          <w:sz w:val="18"/>
-          <w:szCs w:val="18"/>
-        </w:rPr>
-        <w:t>{</w:t>
+        <w:t>{{</w:t>
       </w:r>
       <w:proofErr w:type="spellStart"/>
       <w:r>
@@ -274,16 +307,7 @@
           <w:sz w:val="18"/>
           <w:szCs w:val="18"/>
         </w:rPr>
-        <w:t>}</w:t>
-      </w:r>
-      <w:proofErr w:type="gramStart"/>
-      <w:r>
-        <w:rPr>
-          <w:rFonts w:cs="Arial"/>
-          <w:sz w:val="18"/>
-          <w:szCs w:val="18"/>
-        </w:rPr>
-        <w:t>}</w:t>
+        <w:t>}}</w:t>
       </w:r>
       <w:r>
         <w:rPr>
@@ -302,7 +326,6 @@
         </w:rPr>
         <w:t>”</w:t>
       </w:r>
-      <w:proofErr w:type="gramEnd"/>
       <w:r>
         <w:rPr>
           <w:rFonts w:cs="Arial"/>
@@ -345,7 +368,6 @@
         </w:rPr>
         <w:t xml:space="preserve"> PRO por función </w:t>
       </w:r>
-      <w:proofErr w:type="gramStart"/>
       <w:r>
         <w:rPr>
           <w:rFonts w:cs="Arial"/>
@@ -368,16 +390,7 @@
           <w:sz w:val="18"/>
           <w:szCs w:val="18"/>
         </w:rPr>
-        <w:t>{</w:t>
-      </w:r>
-      <w:proofErr w:type="gramEnd"/>
-      <w:r>
-        <w:rPr>
-          <w:rFonts w:cs="Arial"/>
-          <w:sz w:val="18"/>
-          <w:szCs w:val="18"/>
-        </w:rPr>
-        <w:t>{</w:t>
+        <w:t>{{</w:t>
       </w:r>
       <w:proofErr w:type="spellStart"/>
       <w:r>
@@ -411,16 +424,7 @@
           <w:sz w:val="18"/>
           <w:szCs w:val="18"/>
         </w:rPr>
-        <w:t>}</w:t>
-      </w:r>
-      <w:proofErr w:type="gramStart"/>
-      <w:r>
-        <w:rPr>
-          <w:rFonts w:cs="Arial"/>
-          <w:sz w:val="18"/>
-          <w:szCs w:val="18"/>
-        </w:rPr>
-        <w:t>}</w:t>
+        <w:t>}}</w:t>
       </w:r>
       <w:r>
         <w:rPr>
@@ -440,7 +444,6 @@
         </w:rPr>
         <w:t>”</w:t>
       </w:r>
-      <w:proofErr w:type="gramEnd"/>
     </w:p>
     <w:p>
       <w:pPr>
@@ -647,24 +650,27 @@
     <w:p>
       <w:pPr>
         <w:pStyle w:val="Ttulo1"/>
+        <w:keepLines w:val="0"/>
         <w:numPr>
           <w:ilvl w:val="0"/>
           <w:numId w:val="2"/>
         </w:numPr>
-        <w:tabs>
-          <w:tab w:val="num" w:pos="360"/>
-        </w:tabs>
         <w:spacing w:before="0" w:after="0" w:line="240" w:lineRule="auto"/>
         <w:ind w:left="284" w:hanging="284"/>
-        <w:rPr>
-          <w:rFonts w:cs="Arial"/>
+        <w:jc w:val="left"/>
+        <w:rPr>
+          <w:rFonts w:ascii="Arial" w:eastAsia="Times New Roman" w:hAnsi="Arial" w:cs="Arial"/>
+          <w:b/>
+          <w:color w:val="auto"/>
           <w:sz w:val="18"/>
           <w:szCs w:val="18"/>
         </w:rPr>
       </w:pPr>
       <w:r>
         <w:rPr>
-          <w:rFonts w:cs="Arial"/>
+          <w:rFonts w:ascii="Arial" w:eastAsia="Times New Roman" w:hAnsi="Arial" w:cs="Arial"/>
+          <w:b/>
+          <w:color w:val="auto"/>
           <w:sz w:val="18"/>
           <w:szCs w:val="18"/>
         </w:rPr>
@@ -821,24 +827,27 @@
     <w:p>
       <w:pPr>
         <w:pStyle w:val="Ttulo1"/>
+        <w:keepLines w:val="0"/>
         <w:numPr>
           <w:ilvl w:val="0"/>
           <w:numId w:val="2"/>
         </w:numPr>
-        <w:tabs>
-          <w:tab w:val="num" w:pos="360"/>
-        </w:tabs>
         <w:spacing w:before="0" w:after="0" w:line="240" w:lineRule="auto"/>
         <w:ind w:left="284" w:hanging="284"/>
-        <w:rPr>
-          <w:rFonts w:cs="Arial"/>
+        <w:jc w:val="left"/>
+        <w:rPr>
+          <w:rFonts w:ascii="Arial" w:eastAsia="Times New Roman" w:hAnsi="Arial" w:cs="Arial"/>
+          <w:b/>
+          <w:color w:val="auto"/>
           <w:sz w:val="18"/>
           <w:szCs w:val="18"/>
         </w:rPr>
       </w:pPr>
       <w:r>
         <w:rPr>
-          <w:rFonts w:cs="Arial"/>
+          <w:rFonts w:ascii="Arial" w:eastAsia="Times New Roman" w:hAnsi="Arial" w:cs="Arial"/>
+          <w:b/>
+          <w:color w:val="auto"/>
           <w:sz w:val="18"/>
           <w:szCs w:val="18"/>
         </w:rPr>
@@ -1492,34 +1501,25 @@
                 <w:sz w:val="20"/>
                 <w:szCs w:val="20"/>
               </w:rPr>
-              <w:t>CAB 01</w:t>
-            </w:r>
-            <w:r>
-              <w:rPr>
-                <w:rFonts w:ascii="Arial Narrow" w:hAnsi="Arial Narrow" w:cs="Calibri"/>
-                <w:color w:val="000000"/>
-                <w:sz w:val="20"/>
-                <w:szCs w:val="20"/>
-              </w:rPr>
-              <w:t xml:space="preserve"> - </w:t>
-            </w:r>
-            <w:r>
-              <w:rPr>
-                <w:rFonts w:ascii="Arial Narrow" w:hAnsi="Arial Narrow" w:cs="Calibri"/>
-                <w:color w:val="000000"/>
-                <w:sz w:val="20"/>
-                <w:szCs w:val="20"/>
-              </w:rPr>
-              <w:t>P</w:t>
-            </w:r>
-            <w:r>
-              <w:rPr>
-                <w:rFonts w:ascii="Arial Narrow" w:hAnsi="Arial Narrow" w:cs="Calibri"/>
-                <w:color w:val="000000"/>
-                <w:sz w:val="20"/>
-                <w:szCs w:val="20"/>
-              </w:rPr>
-              <w:t>TVES</w:t>
+              <w:t>CAB</w:t>
+            </w:r>
+            <w:r>
+              <w:rPr>
+                <w:rFonts w:ascii="Arial Narrow" w:hAnsi="Arial Narrow" w:cs="Calibri"/>
+                <w:color w:val="000000"/>
+                <w:sz w:val="20"/>
+                <w:szCs w:val="20"/>
+              </w:rPr>
+              <w:t xml:space="preserve"> 01 - PTVES</w:t>
+            </w:r>
+            <w:r>
+              <w:rPr>
+                <w:rFonts w:ascii="Arial Narrow" w:hAnsi="Arial Narrow" w:cs="Calibri"/>
+                <w:color w:val="000000"/>
+                <w:sz w:val="20"/>
+                <w:szCs w:val="20"/>
+              </w:rPr>
+              <w:t xml:space="preserve"> </w:t>
             </w:r>
           </w:p>
         </w:tc>
@@ -1565,16 +1565,16 @@
                 <w:sz w:val="20"/>
                 <w:szCs w:val="20"/>
               </w:rPr>
-              <w:t xml:space="preserve"> 0</w:t>
-            </w:r>
-            <w:r>
-              <w:rPr>
-                <w:rFonts w:ascii="Arial Narrow" w:hAnsi="Arial Narrow" w:cs="Calibri"/>
-                <w:color w:val="000000"/>
-                <w:sz w:val="20"/>
-                <w:szCs w:val="20"/>
-              </w:rPr>
-              <w:t>8 - ATO</w:t>
+              <w:t xml:space="preserve"> </w:t>
+            </w:r>
+            <w:r>
+              <w:rPr>
+                <w:rFonts w:ascii="Arial Narrow" w:hAnsi="Arial Narrow" w:cs="Calibri"/>
+                <w:color w:val="000000"/>
+                <w:sz w:val="20"/>
+                <w:szCs w:val="20"/>
+              </w:rPr>
+              <w:t>{{INICIO 2}}</w:t>
             </w:r>
           </w:p>
         </w:tc>
@@ -1773,7 +1773,7 @@
                 <w:sz w:val="20"/>
                 <w:szCs w:val="20"/>
               </w:rPr>
-              <w:t>-</w:t>
+              <w:t>–</w:t>
             </w:r>
             <w:r>
               <w:rPr>
@@ -1952,7 +1952,7 @@
                 <w:sz w:val="20"/>
                 <w:szCs w:val="20"/>
               </w:rPr>
-              <w:t>09 - JCH</w:t>
+              <w:t>{{INICIO 2 +1}}</w:t>
             </w:r>
           </w:p>
         </w:tc>
@@ -2673,24 +2673,27 @@
     <w:p>
       <w:pPr>
         <w:pStyle w:val="Ttulo1"/>
+        <w:keepLines w:val="0"/>
         <w:numPr>
           <w:ilvl w:val="0"/>
           <w:numId w:val="2"/>
         </w:numPr>
-        <w:tabs>
-          <w:tab w:val="num" w:pos="360"/>
-        </w:tabs>
         <w:spacing w:before="0" w:after="0" w:line="240" w:lineRule="auto"/>
         <w:ind w:left="284" w:hanging="284"/>
-        <w:rPr>
-          <w:rFonts w:cs="Arial"/>
+        <w:jc w:val="left"/>
+        <w:rPr>
+          <w:rFonts w:ascii="Arial" w:eastAsia="Times New Roman" w:hAnsi="Arial" w:cs="Arial"/>
+          <w:b/>
+          <w:color w:val="auto"/>
           <w:sz w:val="18"/>
           <w:szCs w:val="18"/>
         </w:rPr>
       </w:pPr>
       <w:r>
         <w:rPr>
-          <w:rFonts w:cs="Arial"/>
+          <w:rFonts w:ascii="Arial" w:eastAsia="Times New Roman" w:hAnsi="Arial" w:cs="Arial"/>
+          <w:b/>
+          <w:color w:val="auto"/>
           <w:sz w:val="18"/>
           <w:szCs w:val="18"/>
         </w:rPr>
@@ -2713,25 +2716,25 @@
     <w:p>
       <w:pPr>
         <w:pStyle w:val="Ttulo2"/>
+        <w:keepLines w:val="0"/>
         <w:numPr>
           <w:ilvl w:val="1"/>
           <w:numId w:val="2"/>
         </w:numPr>
-        <w:tabs>
-          <w:tab w:val="num" w:pos="360"/>
-        </w:tabs>
         <w:spacing w:before="0" w:after="0" w:line="240" w:lineRule="auto"/>
-        <w:ind w:left="357" w:hanging="357"/>
-        <w:rPr>
-          <w:rFonts w:cs="Arial"/>
-          <w:bCs/>
+        <w:rPr>
+          <w:rFonts w:ascii="Arial" w:eastAsia="Times New Roman" w:hAnsi="Arial" w:cs="Arial"/>
+          <w:b/>
+          <w:color w:val="auto"/>
           <w:sz w:val="18"/>
           <w:szCs w:val="18"/>
         </w:rPr>
       </w:pPr>
       <w:r>
         <w:rPr>
-          <w:rFonts w:cs="Arial"/>
+          <w:rFonts w:ascii="Arial" w:eastAsia="Times New Roman" w:hAnsi="Arial" w:cs="Arial"/>
+          <w:b/>
+          <w:color w:val="auto"/>
           <w:sz w:val="18"/>
           <w:szCs w:val="18"/>
         </w:rPr>
@@ -2951,6 +2954,15 @@
           <w:szCs w:val="18"/>
         </w:rPr>
       </w:pPr>
+      <w:r>
+        <w:rPr>
+          <w:rFonts w:cs="Arial"/>
+          <w:i/>
+          <w:sz w:val="18"/>
+          <w:szCs w:val="18"/>
+        </w:rPr>
+        <w:tab/>
+      </w:r>
     </w:p>
     <w:p>
       <w:pPr>
@@ -3047,36 +3059,1599 @@
     </w:p>
     <w:p>
       <w:pPr>
+        <w:pStyle w:val="Ttulo2"/>
+        <w:numPr>
+          <w:ilvl w:val="1"/>
+          <w:numId w:val="2"/>
+        </w:numPr>
+        <w:tabs>
+          <w:tab w:val="num" w:pos="360"/>
+        </w:tabs>
+        <w:spacing w:before="0" w:after="0"/>
+        <w:ind w:left="357" w:hanging="357"/>
+        <w:rPr>
+          <w:rFonts w:ascii="Arial" w:hAnsi="Arial" w:cs="Arial"/>
+          <w:b/>
+          <w:bCs/>
+          <w:color w:val="auto"/>
+          <w:sz w:val="18"/>
+          <w:szCs w:val="18"/>
+        </w:rPr>
+      </w:pPr>
+      <w:r>
+        <w:rPr>
+          <w:rFonts w:ascii="Arial" w:hAnsi="Arial" w:cs="Arial"/>
+          <w:b/>
+          <w:bCs/>
+          <w:color w:val="auto"/>
+          <w:sz w:val="18"/>
+          <w:szCs w:val="18"/>
+        </w:rPr>
+        <w:t xml:space="preserve">ANÁLISIS DEL EVENTO   </w:t>
+      </w:r>
+    </w:p>
+    <w:p>
+      <w:pPr>
+        <w:spacing w:before="0" w:after="0" w:line="240" w:lineRule="auto"/>
+        <w:ind w:left="709" w:firstLine="0"/>
+        <w:jc w:val="left"/>
+        <w:rPr>
+          <w:rFonts w:cs="Arial"/>
+          <w:b/>
+          <w:bCs/>
+          <w:sz w:val="18"/>
+          <w:szCs w:val="18"/>
+        </w:rPr>
+      </w:pPr>
+      <w:r>
+        <w:rPr>
+          <w:rFonts w:cs="Arial"/>
+          <w:b/>
+          <w:bCs/>
+          <w:sz w:val="18"/>
+          <w:szCs w:val="18"/>
+        </w:rPr>
+        <w:t xml:space="preserve">Disparo Interruptores </w:t>
+      </w:r>
+      <w:r>
+        <w:rPr>
+          <w:rFonts w:cs="Arial"/>
+          <w:b/>
+          <w:bCs/>
+          <w:sz w:val="18"/>
+          <w:szCs w:val="18"/>
+        </w:rPr>
+        <w:t>{{</w:t>
+      </w:r>
+      <w:proofErr w:type="spellStart"/>
+      <w:r>
+        <w:rPr>
+          <w:rFonts w:cs="Arial"/>
+          <w:b/>
+          <w:bCs/>
+          <w:sz w:val="18"/>
+          <w:szCs w:val="18"/>
+        </w:rPr>
+        <w:t>interruptor_aperturado</w:t>
+      </w:r>
+      <w:proofErr w:type="spellEnd"/>
+      <w:r>
+        <w:rPr>
+          <w:rFonts w:cs="Arial"/>
+          <w:b/>
+          <w:bCs/>
+          <w:sz w:val="18"/>
+          <w:szCs w:val="18"/>
+        </w:rPr>
+        <w:t xml:space="preserve">}} </w:t>
+      </w:r>
+      <w:r>
+        <w:rPr>
+          <w:rFonts w:cs="Arial"/>
+          <w:b/>
+          <w:bCs/>
+          <w:sz w:val="18"/>
+          <w:szCs w:val="18"/>
+        </w:rPr>
+        <w:t>/</w:t>
+      </w:r>
+      <w:r>
+        <w:rPr>
+          <w:rFonts w:cs="Arial"/>
+          <w:b/>
+          <w:bCs/>
+          <w:sz w:val="18"/>
+          <w:szCs w:val="18"/>
+        </w:rPr>
+        <w:t xml:space="preserve"> {{</w:t>
+      </w:r>
+      <w:proofErr w:type="spellStart"/>
+      <w:r>
+        <w:rPr>
+          <w:rFonts w:cs="Arial"/>
+          <w:b/>
+          <w:bCs/>
+          <w:sz w:val="18"/>
+          <w:szCs w:val="18"/>
+        </w:rPr>
+        <w:t>interruptor_vecino</w:t>
+      </w:r>
+      <w:proofErr w:type="spellEnd"/>
+      <w:r>
+        <w:rPr>
+          <w:rFonts w:cs="Arial"/>
+          <w:b/>
+          <w:bCs/>
+          <w:sz w:val="18"/>
+          <w:szCs w:val="18"/>
+        </w:rPr>
+        <w:t>}}</w:t>
+      </w:r>
+    </w:p>
+    <w:p>
+      <w:pPr>
+        <w:spacing w:before="0" w:after="0" w:line="240" w:lineRule="auto"/>
+        <w:ind w:left="709" w:firstLine="0"/>
+        <w:rPr>
+          <w:rFonts w:cs="Arial"/>
+          <w:bCs/>
+          <w:color w:val="000000" w:themeColor="text1"/>
+          <w:sz w:val="18"/>
+          <w:szCs w:val="18"/>
+        </w:rPr>
+      </w:pPr>
+      <w:r>
+        <w:rPr>
+          <w:rFonts w:cs="Arial"/>
+          <w:bCs/>
+          <w:color w:val="000000" w:themeColor="text1"/>
+          <w:sz w:val="18"/>
+          <w:szCs w:val="18"/>
+        </w:rPr>
+        <w:t xml:space="preserve">De acuerdo con el registro de eventos del relé </w:t>
+      </w:r>
+      <w:proofErr w:type="spellStart"/>
+      <w:r>
+        <w:rPr>
+          <w:rFonts w:cs="Arial"/>
+          <w:bCs/>
+          <w:color w:val="000000" w:themeColor="text1"/>
+          <w:sz w:val="18"/>
+          <w:szCs w:val="18"/>
+        </w:rPr>
+        <w:t>Sitras</w:t>
+      </w:r>
+      <w:proofErr w:type="spellEnd"/>
+      <w:r>
+        <w:rPr>
+          <w:rFonts w:cs="Arial"/>
+          <w:bCs/>
+          <w:color w:val="000000" w:themeColor="text1"/>
+          <w:sz w:val="18"/>
+          <w:szCs w:val="18"/>
+        </w:rPr>
+        <w:t xml:space="preserve"> PRO, se evidencia que los equipos actuaron de acuerdo con el valor seteado:</w:t>
+      </w:r>
+    </w:p>
+    <w:p>
+      <w:pPr>
+        <w:spacing w:before="0" w:after="0" w:line="240" w:lineRule="auto"/>
+        <w:ind w:left="709" w:firstLine="0"/>
+        <w:rPr>
+          <w:rFonts w:cs="Arial"/>
+          <w:bCs/>
+          <w:color w:val="000000" w:themeColor="text1"/>
+          <w:sz w:val="18"/>
+          <w:szCs w:val="18"/>
+        </w:rPr>
+      </w:pPr>
+    </w:p>
+    <w:tbl>
+      <w:tblPr>
+        <w:tblW w:w="9782" w:type="dxa"/>
+        <w:tblInd w:w="-289" w:type="dxa"/>
+        <w:tblLayout w:type="fixed"/>
+        <w:tblCellMar>
+          <w:left w:w="70" w:type="dxa"/>
+          <w:right w:w="70" w:type="dxa"/>
+        </w:tblCellMar>
+        <w:tblLook w:val="04A0" w:firstRow="1" w:lastRow="0" w:firstColumn="1" w:lastColumn="0" w:noHBand="0" w:noVBand="1"/>
+      </w:tblPr>
+      <w:tblGrid>
+        <w:gridCol w:w="1277"/>
+        <w:gridCol w:w="850"/>
+        <w:gridCol w:w="1276"/>
+        <w:gridCol w:w="1134"/>
+        <w:gridCol w:w="1276"/>
+        <w:gridCol w:w="1984"/>
+        <w:gridCol w:w="992"/>
+        <w:gridCol w:w="993"/>
+      </w:tblGrid>
+      <w:tr>
+        <w:trPr>
+          <w:trHeight w:val="120"/>
+        </w:trPr>
+        <w:tc>
+          <w:tcPr>
+            <w:tcW w:w="1277" w:type="dxa"/>
+            <w:vMerge w:val="restart"/>
+            <w:tcBorders>
+              <w:top w:val="single" w:sz="4" w:space="0" w:color="auto"/>
+              <w:left w:val="single" w:sz="4" w:space="0" w:color="auto"/>
+              <w:bottom w:val="single" w:sz="4" w:space="0" w:color="auto"/>
+              <w:right w:val="single" w:sz="4" w:space="0" w:color="FFFFFF" w:themeColor="background1"/>
+            </w:tcBorders>
+            <w:shd w:val="solid" w:color="0A1D30" w:themeColor="text2" w:themeShade="BF" w:fill="auto"/>
+            <w:vAlign w:val="center"/>
+            <w:hideMark/>
+          </w:tcPr>
+          <w:p>
+            <w:pPr>
+              <w:spacing w:before="0" w:after="0" w:line="240" w:lineRule="auto"/>
+              <w:jc w:val="center"/>
+              <w:rPr>
+                <w:rFonts w:cs="Arial"/>
+                <w:b/>
+                <w:bCs/>
+                <w:color w:val="FFFFFF" w:themeColor="background1"/>
+                <w:sz w:val="18"/>
+                <w:szCs w:val="18"/>
+              </w:rPr>
+            </w:pPr>
+            <w:r>
+              <w:rPr>
+                <w:rFonts w:cs="Arial"/>
+                <w:b/>
+                <w:bCs/>
+                <w:color w:val="FFFFFF" w:themeColor="background1"/>
+                <w:sz w:val="18"/>
+                <w:szCs w:val="18"/>
+              </w:rPr>
+              <w:t>Alimentador</w:t>
+            </w:r>
+          </w:p>
+        </w:tc>
+        <w:tc>
+          <w:tcPr>
+            <w:tcW w:w="850" w:type="dxa"/>
+            <w:vMerge w:val="restart"/>
+            <w:tcBorders>
+              <w:top w:val="single" w:sz="4" w:space="0" w:color="auto"/>
+              <w:left w:val="single" w:sz="4" w:space="0" w:color="FFFFFF" w:themeColor="background1"/>
+              <w:bottom w:val="single" w:sz="4" w:space="0" w:color="FFFFFF" w:themeColor="background1"/>
+              <w:right w:val="single" w:sz="4" w:space="0" w:color="FFFFFF" w:themeColor="background1"/>
+            </w:tcBorders>
+            <w:shd w:val="solid" w:color="0A1D30" w:themeColor="text2" w:themeShade="BF" w:fill="auto"/>
+            <w:vAlign w:val="center"/>
+            <w:hideMark/>
+          </w:tcPr>
+          <w:p>
+            <w:pPr>
+              <w:spacing w:before="0" w:after="0" w:line="240" w:lineRule="auto"/>
+              <w:ind w:left="-62" w:firstLine="50"/>
+              <w:jc w:val="center"/>
+              <w:rPr>
+                <w:rFonts w:cs="Arial"/>
+                <w:b/>
+                <w:bCs/>
+                <w:color w:val="FFFFFF" w:themeColor="background1"/>
+                <w:sz w:val="18"/>
+                <w:szCs w:val="18"/>
+              </w:rPr>
+            </w:pPr>
+            <w:r>
+              <w:rPr>
+                <w:rFonts w:cs="Arial"/>
+                <w:b/>
+                <w:bCs/>
+                <w:color w:val="FFFFFF" w:themeColor="background1"/>
+                <w:sz w:val="18"/>
+                <w:szCs w:val="18"/>
+              </w:rPr>
+              <w:t>SER</w:t>
+            </w:r>
+          </w:p>
+        </w:tc>
+        <w:tc>
+          <w:tcPr>
+            <w:tcW w:w="1276" w:type="dxa"/>
+            <w:vMerge w:val="restart"/>
+            <w:tcBorders>
+              <w:top w:val="single" w:sz="4" w:space="0" w:color="auto"/>
+              <w:left w:val="single" w:sz="4" w:space="0" w:color="FFFFFF" w:themeColor="background1"/>
+              <w:right w:val="single" w:sz="4" w:space="0" w:color="FFFFFF" w:themeColor="background1"/>
+            </w:tcBorders>
+            <w:shd w:val="solid" w:color="0A1D30" w:themeColor="text2" w:themeShade="BF" w:fill="auto"/>
+            <w:vAlign w:val="center"/>
+          </w:tcPr>
+          <w:p>
+            <w:pPr>
+              <w:spacing w:before="0" w:after="0" w:line="240" w:lineRule="auto"/>
+              <w:ind w:left="0" w:firstLine="0"/>
+              <w:jc w:val="center"/>
+              <w:rPr>
+                <w:rFonts w:cs="Arial"/>
+                <w:b/>
+                <w:bCs/>
+                <w:color w:val="FFFFFF" w:themeColor="background1"/>
+                <w:sz w:val="18"/>
+                <w:szCs w:val="18"/>
+              </w:rPr>
+            </w:pPr>
+            <w:r>
+              <w:rPr>
+                <w:rFonts w:cs="Arial"/>
+                <w:b/>
+                <w:bCs/>
+                <w:color w:val="FFFFFF" w:themeColor="background1"/>
+                <w:sz w:val="18"/>
+                <w:szCs w:val="18"/>
+              </w:rPr>
+              <w:t xml:space="preserve">Hora </w:t>
+            </w:r>
+          </w:p>
+          <w:p>
+            <w:pPr>
+              <w:spacing w:before="0" w:after="0" w:line="240" w:lineRule="auto"/>
+              <w:ind w:left="0" w:firstLine="0"/>
+              <w:jc w:val="center"/>
+              <w:rPr>
+                <w:rFonts w:cs="Arial"/>
+                <w:b/>
+                <w:bCs/>
+                <w:color w:val="FFFFFF" w:themeColor="background1"/>
+                <w:sz w:val="18"/>
+                <w:szCs w:val="18"/>
+              </w:rPr>
+            </w:pPr>
+            <w:r>
+              <w:rPr>
+                <w:rFonts w:cs="Arial"/>
+                <w:b/>
+                <w:bCs/>
+                <w:color w:val="FFFFFF" w:themeColor="background1"/>
+                <w:sz w:val="18"/>
+                <w:szCs w:val="18"/>
+              </w:rPr>
+              <w:t>VICOS RSC</w:t>
+            </w:r>
+          </w:p>
+        </w:tc>
+        <w:tc>
+          <w:tcPr>
+            <w:tcW w:w="1134" w:type="dxa"/>
+            <w:vMerge w:val="restart"/>
+            <w:tcBorders>
+              <w:top w:val="single" w:sz="4" w:space="0" w:color="auto"/>
+              <w:left w:val="single" w:sz="4" w:space="0" w:color="FFFFFF" w:themeColor="background1"/>
+              <w:bottom w:val="single" w:sz="4" w:space="0" w:color="FFFFFF" w:themeColor="background1"/>
+              <w:right w:val="single" w:sz="4" w:space="0" w:color="FFFFFF" w:themeColor="background1"/>
+            </w:tcBorders>
+            <w:shd w:val="solid" w:color="0A1D30" w:themeColor="text2" w:themeShade="BF" w:fill="auto"/>
+            <w:vAlign w:val="center"/>
+            <w:hideMark/>
+          </w:tcPr>
+          <w:p>
+            <w:pPr>
+              <w:spacing w:before="0" w:after="0" w:line="240" w:lineRule="auto"/>
+              <w:ind w:left="79" w:firstLine="0"/>
+              <w:jc w:val="center"/>
+              <w:rPr>
+                <w:rFonts w:cs="Arial"/>
+                <w:b/>
+                <w:bCs/>
+                <w:color w:val="FFFFFF" w:themeColor="background1"/>
+                <w:sz w:val="18"/>
+                <w:szCs w:val="18"/>
+              </w:rPr>
+            </w:pPr>
+            <w:r>
+              <w:rPr>
+                <w:rFonts w:cs="Arial"/>
+                <w:b/>
+                <w:bCs/>
+                <w:color w:val="FFFFFF" w:themeColor="background1"/>
+                <w:sz w:val="18"/>
+                <w:szCs w:val="18"/>
+              </w:rPr>
+              <w:t>Fecha</w:t>
+            </w:r>
+          </w:p>
+        </w:tc>
+        <w:tc>
+          <w:tcPr>
+            <w:tcW w:w="5245" w:type="dxa"/>
+            <w:gridSpan w:val="4"/>
+            <w:tcBorders>
+              <w:top w:val="single" w:sz="4" w:space="0" w:color="auto"/>
+              <w:left w:val="single" w:sz="4" w:space="0" w:color="FFFFFF" w:themeColor="background1"/>
+              <w:bottom w:val="single" w:sz="4" w:space="0" w:color="FFFFFF" w:themeColor="background1"/>
+              <w:right w:val="single" w:sz="4" w:space="0" w:color="auto"/>
+            </w:tcBorders>
+            <w:shd w:val="solid" w:color="0A1D30" w:themeColor="text2" w:themeShade="BF" w:fill="auto"/>
+            <w:noWrap/>
+            <w:vAlign w:val="center"/>
+            <w:hideMark/>
+          </w:tcPr>
+          <w:p>
+            <w:pPr>
+              <w:spacing w:before="0" w:after="0" w:line="240" w:lineRule="auto"/>
+              <w:jc w:val="center"/>
+              <w:rPr>
+                <w:rFonts w:cs="Arial"/>
+                <w:b/>
+                <w:bCs/>
+                <w:color w:val="FFFFFF" w:themeColor="background1"/>
+                <w:sz w:val="18"/>
+                <w:szCs w:val="18"/>
+              </w:rPr>
+            </w:pPr>
+            <w:r>
+              <w:rPr>
+                <w:rFonts w:cs="Arial"/>
+                <w:b/>
+                <w:bCs/>
+                <w:color w:val="FFFFFF" w:themeColor="background1"/>
+                <w:sz w:val="18"/>
+                <w:szCs w:val="18"/>
+              </w:rPr>
+              <w:t xml:space="preserve">Registro </w:t>
+            </w:r>
+            <w:proofErr w:type="spellStart"/>
+            <w:r>
+              <w:rPr>
+                <w:rFonts w:cs="Arial"/>
+                <w:b/>
+                <w:bCs/>
+                <w:color w:val="FFFFFF" w:themeColor="background1"/>
+                <w:sz w:val="18"/>
+                <w:szCs w:val="18"/>
+              </w:rPr>
+              <w:t>Sitras</w:t>
+            </w:r>
+            <w:proofErr w:type="spellEnd"/>
+            <w:r>
+              <w:rPr>
+                <w:rFonts w:cs="Arial"/>
+                <w:b/>
+                <w:bCs/>
+                <w:color w:val="FFFFFF" w:themeColor="background1"/>
+                <w:sz w:val="18"/>
+                <w:szCs w:val="18"/>
+              </w:rPr>
+              <w:t xml:space="preserve"> PRO</w:t>
+            </w:r>
+          </w:p>
+        </w:tc>
+      </w:tr>
+      <w:tr>
+        <w:trPr>
+          <w:trHeight w:val="309"/>
+        </w:trPr>
+        <w:tc>
+          <w:tcPr>
+            <w:tcW w:w="1277" w:type="dxa"/>
+            <w:vMerge/>
+            <w:tcBorders>
+              <w:top w:val="single" w:sz="4" w:space="0" w:color="FFFFFF" w:themeColor="background1"/>
+              <w:left w:val="single" w:sz="4" w:space="0" w:color="auto"/>
+              <w:bottom w:val="single" w:sz="4" w:space="0" w:color="auto"/>
+              <w:right w:val="single" w:sz="4" w:space="0" w:color="FFFFFF" w:themeColor="background1"/>
+            </w:tcBorders>
+            <w:shd w:val="solid" w:color="0A1D30" w:themeColor="text2" w:themeShade="BF" w:fill="auto"/>
+            <w:vAlign w:val="center"/>
+            <w:hideMark/>
+          </w:tcPr>
+          <w:p>
+            <w:pPr>
+              <w:spacing w:after="0" w:line="240" w:lineRule="auto"/>
+              <w:jc w:val="center"/>
+              <w:rPr>
+                <w:rFonts w:cs="Arial"/>
+                <w:b/>
+                <w:bCs/>
+                <w:color w:val="FFFFFF" w:themeColor="background1"/>
+                <w:sz w:val="18"/>
+                <w:szCs w:val="18"/>
+              </w:rPr>
+            </w:pPr>
+          </w:p>
+        </w:tc>
+        <w:tc>
+          <w:tcPr>
+            <w:tcW w:w="850" w:type="dxa"/>
+            <w:vMerge/>
+            <w:tcBorders>
+              <w:top w:val="single" w:sz="4" w:space="0" w:color="FFFFFF" w:themeColor="background1"/>
+              <w:left w:val="single" w:sz="4" w:space="0" w:color="FFFFFF" w:themeColor="background1"/>
+              <w:bottom w:val="single" w:sz="4" w:space="0" w:color="FFFFFF" w:themeColor="background1"/>
+              <w:right w:val="single" w:sz="4" w:space="0" w:color="FFFFFF" w:themeColor="background1"/>
+            </w:tcBorders>
+            <w:shd w:val="solid" w:color="0A1D30" w:themeColor="text2" w:themeShade="BF" w:fill="auto"/>
+            <w:vAlign w:val="center"/>
+            <w:hideMark/>
+          </w:tcPr>
+          <w:p>
+            <w:pPr>
+              <w:spacing w:after="0" w:line="240" w:lineRule="auto"/>
+              <w:jc w:val="center"/>
+              <w:rPr>
+                <w:rFonts w:cs="Arial"/>
+                <w:b/>
+                <w:bCs/>
+                <w:color w:val="FFFFFF" w:themeColor="background1"/>
+                <w:sz w:val="18"/>
+                <w:szCs w:val="18"/>
+              </w:rPr>
+            </w:pPr>
+          </w:p>
+        </w:tc>
+        <w:tc>
+          <w:tcPr>
+            <w:tcW w:w="1276" w:type="dxa"/>
+            <w:vMerge/>
+            <w:tcBorders>
+              <w:top w:val="single" w:sz="4" w:space="0" w:color="FFFFFF" w:themeColor="background1"/>
+              <w:left w:val="single" w:sz="4" w:space="0" w:color="FFFFFF" w:themeColor="background1"/>
+              <w:bottom w:val="single" w:sz="4" w:space="0" w:color="FFFFFF" w:themeColor="background1"/>
+              <w:right w:val="single" w:sz="4" w:space="0" w:color="FFFFFF" w:themeColor="background1"/>
+            </w:tcBorders>
+            <w:shd w:val="solid" w:color="0A1D30" w:themeColor="text2" w:themeShade="BF" w:fill="auto"/>
+            <w:vAlign w:val="center"/>
+          </w:tcPr>
+          <w:p>
+            <w:pPr>
+              <w:spacing w:after="0" w:line="240" w:lineRule="auto"/>
+              <w:jc w:val="center"/>
+              <w:rPr>
+                <w:rFonts w:cs="Arial"/>
+                <w:b/>
+                <w:bCs/>
+                <w:color w:val="FFFFFF" w:themeColor="background1"/>
+                <w:sz w:val="18"/>
+                <w:szCs w:val="18"/>
+              </w:rPr>
+            </w:pPr>
+          </w:p>
+        </w:tc>
+        <w:tc>
+          <w:tcPr>
+            <w:tcW w:w="1134" w:type="dxa"/>
+            <w:vMerge/>
+            <w:tcBorders>
+              <w:top w:val="single" w:sz="4" w:space="0" w:color="FFFFFF" w:themeColor="background1"/>
+              <w:left w:val="single" w:sz="4" w:space="0" w:color="FFFFFF" w:themeColor="background1"/>
+              <w:bottom w:val="single" w:sz="4" w:space="0" w:color="FFFFFF" w:themeColor="background1"/>
+              <w:right w:val="single" w:sz="4" w:space="0" w:color="FFFFFF" w:themeColor="background1"/>
+            </w:tcBorders>
+            <w:shd w:val="solid" w:color="0A1D30" w:themeColor="text2" w:themeShade="BF" w:fill="auto"/>
+            <w:hideMark/>
+          </w:tcPr>
+          <w:p>
+            <w:pPr>
+              <w:spacing w:after="0" w:line="240" w:lineRule="auto"/>
+              <w:jc w:val="center"/>
+              <w:rPr>
+                <w:rFonts w:cs="Arial"/>
+                <w:b/>
+                <w:bCs/>
+                <w:color w:val="FFFFFF" w:themeColor="background1"/>
+                <w:sz w:val="18"/>
+                <w:szCs w:val="18"/>
+              </w:rPr>
+            </w:pPr>
+          </w:p>
+        </w:tc>
+        <w:tc>
+          <w:tcPr>
+            <w:tcW w:w="1276" w:type="dxa"/>
+            <w:tcBorders>
+              <w:top w:val="single" w:sz="4" w:space="0" w:color="FFFFFF" w:themeColor="background1"/>
+              <w:left w:val="single" w:sz="4" w:space="0" w:color="FFFFFF" w:themeColor="background1"/>
+              <w:bottom w:val="single" w:sz="4" w:space="0" w:color="FFFFFF" w:themeColor="background1"/>
+              <w:right w:val="single" w:sz="4" w:space="0" w:color="FFFFFF" w:themeColor="background1"/>
+            </w:tcBorders>
+            <w:shd w:val="solid" w:color="0A1D30" w:themeColor="text2" w:themeShade="BF" w:fill="auto"/>
+            <w:vAlign w:val="center"/>
+            <w:hideMark/>
+          </w:tcPr>
+          <w:p>
+            <w:pPr>
+              <w:spacing w:before="0" w:after="0" w:line="240" w:lineRule="auto"/>
+              <w:ind w:left="118" w:hanging="118"/>
+              <w:jc w:val="center"/>
+              <w:rPr>
+                <w:rFonts w:cs="Arial"/>
+                <w:b/>
+                <w:bCs/>
+                <w:color w:val="FFFFFF" w:themeColor="background1"/>
+                <w:sz w:val="16"/>
+                <w:szCs w:val="16"/>
+              </w:rPr>
+            </w:pPr>
+            <w:r>
+              <w:rPr>
+                <w:rFonts w:cs="Arial"/>
+                <w:b/>
+                <w:bCs/>
+                <w:color w:val="FFFFFF" w:themeColor="background1"/>
+                <w:sz w:val="16"/>
+                <w:szCs w:val="16"/>
+              </w:rPr>
+              <w:t xml:space="preserve">Hora </w:t>
+            </w:r>
+          </w:p>
+          <w:p>
+            <w:pPr>
+              <w:spacing w:before="0" w:after="0" w:line="240" w:lineRule="auto"/>
+              <w:ind w:left="118" w:hanging="118"/>
+              <w:jc w:val="center"/>
+              <w:rPr>
+                <w:rFonts w:cs="Arial"/>
+                <w:b/>
+                <w:bCs/>
+                <w:color w:val="FFFFFF" w:themeColor="background1"/>
+                <w:sz w:val="16"/>
+                <w:szCs w:val="16"/>
+              </w:rPr>
+            </w:pPr>
+            <w:proofErr w:type="spellStart"/>
+            <w:r>
+              <w:rPr>
+                <w:rFonts w:cs="Arial"/>
+                <w:b/>
+                <w:bCs/>
+                <w:color w:val="FFFFFF" w:themeColor="background1"/>
+                <w:sz w:val="16"/>
+                <w:szCs w:val="16"/>
+              </w:rPr>
+              <w:t>Sitras</w:t>
+            </w:r>
+            <w:proofErr w:type="spellEnd"/>
+            <w:r>
+              <w:rPr>
+                <w:rFonts w:cs="Arial"/>
+                <w:b/>
+                <w:bCs/>
+                <w:color w:val="FFFFFF" w:themeColor="background1"/>
+                <w:sz w:val="16"/>
+                <w:szCs w:val="16"/>
+              </w:rPr>
+              <w:t xml:space="preserve"> PRO</w:t>
+            </w:r>
+          </w:p>
+        </w:tc>
+        <w:tc>
+          <w:tcPr>
+            <w:tcW w:w="1984" w:type="dxa"/>
+            <w:tcBorders>
+              <w:top w:val="single" w:sz="4" w:space="0" w:color="FFFFFF" w:themeColor="background1"/>
+              <w:left w:val="single" w:sz="4" w:space="0" w:color="FFFFFF" w:themeColor="background1"/>
+              <w:bottom w:val="single" w:sz="4" w:space="0" w:color="FFFFFF" w:themeColor="background1"/>
+            </w:tcBorders>
+            <w:shd w:val="solid" w:color="0A1D30" w:themeColor="text2" w:themeShade="BF" w:fill="auto"/>
+            <w:noWrap/>
+            <w:vAlign w:val="center"/>
+            <w:hideMark/>
+          </w:tcPr>
+          <w:p>
+            <w:pPr>
+              <w:spacing w:before="0" w:after="0" w:line="240" w:lineRule="auto"/>
+              <w:ind w:left="118" w:hanging="118"/>
+              <w:jc w:val="center"/>
+              <w:rPr>
+                <w:rFonts w:cs="Arial"/>
+                <w:b/>
+                <w:bCs/>
+                <w:color w:val="FFFFFF" w:themeColor="background1"/>
+                <w:sz w:val="16"/>
+                <w:szCs w:val="16"/>
+              </w:rPr>
+            </w:pPr>
+            <w:r>
+              <w:rPr>
+                <w:rFonts w:cs="Arial"/>
+                <w:b/>
+                <w:bCs/>
+                <w:color w:val="FFFFFF" w:themeColor="background1"/>
+                <w:sz w:val="16"/>
+                <w:szCs w:val="16"/>
+              </w:rPr>
+              <w:t>Función / Valor del disparo</w:t>
+            </w:r>
+          </w:p>
+        </w:tc>
+        <w:tc>
+          <w:tcPr>
+            <w:tcW w:w="992" w:type="dxa"/>
+            <w:tcBorders>
+              <w:top w:val="single" w:sz="4" w:space="0" w:color="FFFFFF" w:themeColor="background1"/>
+              <w:left w:val="single" w:sz="4" w:space="0" w:color="FFFFFF" w:themeColor="background1"/>
+              <w:bottom w:val="single" w:sz="4" w:space="0" w:color="auto"/>
+              <w:right w:val="single" w:sz="4" w:space="0" w:color="FFFFFF" w:themeColor="background1"/>
+            </w:tcBorders>
+            <w:shd w:val="solid" w:color="0A1D30" w:themeColor="text2" w:themeShade="BF" w:fill="auto"/>
+            <w:vAlign w:val="center"/>
+          </w:tcPr>
+          <w:p>
+            <w:pPr>
+              <w:spacing w:before="0" w:after="0" w:line="240" w:lineRule="auto"/>
+              <w:ind w:left="118" w:hanging="118"/>
+              <w:jc w:val="center"/>
+              <w:rPr>
+                <w:rFonts w:cs="Arial"/>
+                <w:b/>
+                <w:bCs/>
+                <w:color w:val="FFFFFF" w:themeColor="background1"/>
+                <w:sz w:val="16"/>
+                <w:szCs w:val="16"/>
+              </w:rPr>
+            </w:pPr>
+            <w:r>
+              <w:rPr>
+                <w:rFonts w:cs="Arial"/>
+                <w:b/>
+                <w:bCs/>
+                <w:color w:val="FFFFFF" w:themeColor="background1"/>
+                <w:sz w:val="16"/>
+                <w:szCs w:val="16"/>
+              </w:rPr>
+              <w:t>Umbral de disparo</w:t>
+            </w:r>
+          </w:p>
+        </w:tc>
+        <w:tc>
+          <w:tcPr>
+            <w:tcW w:w="993" w:type="dxa"/>
+            <w:tcBorders>
+              <w:top w:val="single" w:sz="4" w:space="0" w:color="FFFFFF" w:themeColor="background1"/>
+              <w:left w:val="single" w:sz="4" w:space="0" w:color="FFFFFF" w:themeColor="background1"/>
+              <w:bottom w:val="single" w:sz="4" w:space="0" w:color="auto"/>
+              <w:right w:val="single" w:sz="4" w:space="0" w:color="auto"/>
+            </w:tcBorders>
+            <w:shd w:val="solid" w:color="0A1D30" w:themeColor="text2" w:themeShade="BF" w:fill="auto"/>
+          </w:tcPr>
+          <w:p>
+            <w:pPr>
+              <w:spacing w:before="0" w:after="0" w:line="240" w:lineRule="auto"/>
+              <w:ind w:left="118" w:hanging="118"/>
+              <w:jc w:val="center"/>
+              <w:rPr>
+                <w:rFonts w:cs="Arial"/>
+                <w:b/>
+                <w:bCs/>
+                <w:color w:val="FFFFFF" w:themeColor="background1"/>
+                <w:sz w:val="16"/>
+                <w:szCs w:val="16"/>
+              </w:rPr>
+            </w:pPr>
+            <w:r>
+              <w:rPr>
+                <w:rFonts w:cs="Arial"/>
+                <w:b/>
+                <w:bCs/>
+                <w:color w:val="FFFFFF" w:themeColor="background1"/>
+                <w:sz w:val="16"/>
+                <w:szCs w:val="16"/>
+              </w:rPr>
+              <w:t>Tiempo de retardo</w:t>
+            </w:r>
+          </w:p>
+        </w:tc>
+      </w:tr>
+      <w:tr>
+        <w:trPr>
+          <w:trHeight w:val="237"/>
+        </w:trPr>
+        <w:tc>
+          <w:tcPr>
+            <w:tcW w:w="1277" w:type="dxa"/>
+            <w:tcBorders>
+              <w:top w:val="single" w:sz="4" w:space="0" w:color="auto"/>
+              <w:left w:val="single" w:sz="4" w:space="0" w:color="auto"/>
+              <w:bottom w:val="single" w:sz="4" w:space="0" w:color="auto"/>
+              <w:right w:val="single" w:sz="4" w:space="0" w:color="auto"/>
+            </w:tcBorders>
+            <w:noWrap/>
+            <w:vAlign w:val="center"/>
+          </w:tcPr>
+          <w:p>
+            <w:pPr>
+              <w:spacing w:before="0" w:after="0" w:line="240" w:lineRule="auto"/>
+              <w:ind w:left="0" w:firstLine="0"/>
+              <w:jc w:val="center"/>
+              <w:rPr>
+                <w:rFonts w:cs="Arial"/>
+                <w:color w:val="000000"/>
+                <w:sz w:val="18"/>
+                <w:szCs w:val="18"/>
+              </w:rPr>
+            </w:pPr>
+            <w:r>
+              <w:rPr>
+                <w:rFonts w:cs="Arial"/>
+                <w:color w:val="000000"/>
+                <w:sz w:val="18"/>
+                <w:szCs w:val="18"/>
+              </w:rPr>
+              <w:t>AL</w:t>
+            </w:r>
+            <w:r>
+              <w:rPr>
+                <w:rFonts w:cs="Arial"/>
+                <w:color w:val="000000"/>
+                <w:sz w:val="18"/>
+                <w:szCs w:val="18"/>
+              </w:rPr>
+              <w:t>4</w:t>
+            </w:r>
+          </w:p>
+        </w:tc>
+        <w:tc>
+          <w:tcPr>
+            <w:tcW w:w="850" w:type="dxa"/>
+            <w:tcBorders>
+              <w:top w:val="single" w:sz="4" w:space="0" w:color="auto"/>
+              <w:left w:val="nil"/>
+              <w:bottom w:val="single" w:sz="4" w:space="0" w:color="auto"/>
+              <w:right w:val="single" w:sz="4" w:space="0" w:color="auto"/>
+            </w:tcBorders>
+            <w:noWrap/>
+            <w:vAlign w:val="center"/>
+          </w:tcPr>
+          <w:p>
+            <w:pPr>
+              <w:spacing w:before="0" w:after="0" w:line="240" w:lineRule="auto"/>
+              <w:ind w:left="0" w:firstLine="0"/>
+              <w:jc w:val="center"/>
+              <w:rPr>
+                <w:rFonts w:cs="Arial"/>
+                <w:color w:val="000000"/>
+                <w:sz w:val="18"/>
+                <w:szCs w:val="18"/>
+              </w:rPr>
+            </w:pPr>
+            <w:r>
+              <w:rPr>
+                <w:rFonts w:cs="Arial"/>
+                <w:sz w:val="18"/>
+                <w:szCs w:val="18"/>
+              </w:rPr>
+              <w:t>{{</w:t>
+            </w:r>
+            <w:proofErr w:type="spellStart"/>
+            <w:r>
+              <w:rPr>
+                <w:rFonts w:cs="Arial"/>
+                <w:sz w:val="18"/>
+                <w:szCs w:val="18"/>
+              </w:rPr>
+              <w:t>ser_aperturado</w:t>
+            </w:r>
+            <w:proofErr w:type="spellEnd"/>
+            <w:r>
+              <w:rPr>
+                <w:rFonts w:cs="Arial"/>
+                <w:sz w:val="18"/>
+                <w:szCs w:val="18"/>
+              </w:rPr>
+              <w:t>}}</w:t>
+            </w:r>
+          </w:p>
+        </w:tc>
+        <w:tc>
+          <w:tcPr>
+            <w:tcW w:w="1276" w:type="dxa"/>
+            <w:tcBorders>
+              <w:top w:val="single" w:sz="4" w:space="0" w:color="auto"/>
+              <w:left w:val="nil"/>
+              <w:bottom w:val="single" w:sz="4" w:space="0" w:color="auto"/>
+              <w:right w:val="single" w:sz="4" w:space="0" w:color="auto"/>
+            </w:tcBorders>
+          </w:tcPr>
+          <w:p>
+            <w:pPr>
+              <w:spacing w:before="0" w:after="0" w:line="240" w:lineRule="auto"/>
+              <w:ind w:left="0" w:firstLine="0"/>
+              <w:jc w:val="center"/>
+              <w:rPr>
+                <w:rFonts w:ascii="Arial Narrow" w:hAnsi="Arial Narrow" w:cs="Arial Narrow"/>
+                <w:bCs/>
+                <w:color w:val="000000" w:themeColor="text1"/>
+                <w:sz w:val="18"/>
+                <w:szCs w:val="18"/>
+              </w:rPr>
+            </w:pPr>
+            <w:r>
+              <w:rPr>
+                <w:rFonts w:cs="Arial"/>
+                <w:bCs/>
+                <w:color w:val="000000" w:themeColor="text1"/>
+                <w:sz w:val="18"/>
+                <w:szCs w:val="18"/>
+              </w:rPr>
+              <w:t>{{</w:t>
+            </w:r>
+            <w:proofErr w:type="spellStart"/>
+            <w:r>
+              <w:rPr>
+                <w:rFonts w:cs="Arial"/>
+                <w:bCs/>
+                <w:color w:val="000000" w:themeColor="text1"/>
+                <w:sz w:val="18"/>
+                <w:szCs w:val="18"/>
+              </w:rPr>
+              <w:t>hora_vicos_disparo</w:t>
+            </w:r>
+            <w:proofErr w:type="spellEnd"/>
+            <w:r>
+              <w:rPr>
+                <w:rFonts w:cs="Arial"/>
+                <w:bCs/>
+                <w:color w:val="000000" w:themeColor="text1"/>
+                <w:sz w:val="18"/>
+                <w:szCs w:val="18"/>
+              </w:rPr>
+              <w:t>}}</w:t>
+            </w:r>
+          </w:p>
+        </w:tc>
+        <w:tc>
+          <w:tcPr>
+            <w:tcW w:w="1134" w:type="dxa"/>
+            <w:tcBorders>
+              <w:top w:val="single" w:sz="4" w:space="0" w:color="auto"/>
+              <w:left w:val="single" w:sz="4" w:space="0" w:color="auto"/>
+              <w:bottom w:val="single" w:sz="4" w:space="0" w:color="auto"/>
+              <w:right w:val="single" w:sz="4" w:space="0" w:color="auto"/>
+            </w:tcBorders>
+            <w:noWrap/>
+            <w:vAlign w:val="center"/>
+          </w:tcPr>
+          <w:p>
+            <w:pPr>
+              <w:spacing w:before="0" w:after="0" w:line="240" w:lineRule="auto"/>
+              <w:ind w:left="0" w:firstLine="0"/>
+              <w:jc w:val="center"/>
+              <w:rPr>
+                <w:rFonts w:cs="Arial"/>
+                <w:color w:val="000000"/>
+                <w:sz w:val="18"/>
+                <w:szCs w:val="18"/>
+              </w:rPr>
+            </w:pPr>
+            <w:r>
+              <w:rPr>
+                <w:rFonts w:cs="Arial"/>
+                <w:color w:val="000000"/>
+                <w:sz w:val="18"/>
+                <w:szCs w:val="18"/>
+              </w:rPr>
+              <w:t>{{fecha}}</w:t>
+            </w:r>
+          </w:p>
+        </w:tc>
+        <w:tc>
+          <w:tcPr>
+            <w:tcW w:w="1276" w:type="dxa"/>
+            <w:tcBorders>
+              <w:top w:val="single" w:sz="4" w:space="0" w:color="auto"/>
+              <w:left w:val="nil"/>
+              <w:bottom w:val="single" w:sz="4" w:space="0" w:color="auto"/>
+              <w:right w:val="single" w:sz="4" w:space="0" w:color="auto"/>
+            </w:tcBorders>
+            <w:noWrap/>
+            <w:vAlign w:val="center"/>
+          </w:tcPr>
+          <w:p>
+            <w:pPr>
+              <w:spacing w:before="0" w:after="0" w:line="240" w:lineRule="auto"/>
+              <w:ind w:left="0" w:firstLine="0"/>
+              <w:jc w:val="center"/>
+              <w:rPr>
+                <w:rFonts w:cs="Arial"/>
+                <w:bCs/>
+                <w:color w:val="000000" w:themeColor="text1"/>
+                <w:sz w:val="18"/>
+                <w:szCs w:val="18"/>
+              </w:rPr>
+            </w:pPr>
+          </w:p>
+        </w:tc>
+        <w:tc>
+          <w:tcPr>
+            <w:tcW w:w="1984" w:type="dxa"/>
+            <w:tcBorders>
+              <w:top w:val="single" w:sz="4" w:space="0" w:color="auto"/>
+              <w:left w:val="nil"/>
+              <w:bottom w:val="single" w:sz="4" w:space="0" w:color="auto"/>
+              <w:right w:val="single" w:sz="4" w:space="0" w:color="auto"/>
+            </w:tcBorders>
+            <w:vAlign w:val="center"/>
+          </w:tcPr>
+          <w:p>
+            <w:pPr>
+              <w:spacing w:before="0" w:after="0" w:line="240" w:lineRule="auto"/>
+              <w:jc w:val="center"/>
+              <w:rPr>
+                <w:rFonts w:cs="Arial"/>
+                <w:b/>
+                <w:sz w:val="18"/>
+                <w:szCs w:val="18"/>
+              </w:rPr>
+            </w:pPr>
+            <w:proofErr w:type="spellStart"/>
+            <w:r>
+              <w:rPr>
+                <w:rFonts w:cs="Arial"/>
+                <w:b/>
+                <w:bCs/>
+                <w:sz w:val="18"/>
+                <w:szCs w:val="18"/>
+              </w:rPr>
+              <w:t>Imax</w:t>
+            </w:r>
+            <w:proofErr w:type="spellEnd"/>
+            <w:r>
+              <w:rPr>
+                <w:rFonts w:cs="Arial"/>
+                <w:b/>
+                <w:bCs/>
+                <w:sz w:val="18"/>
+                <w:szCs w:val="18"/>
+              </w:rPr>
+              <w:t xml:space="preserve"> =</w:t>
+            </w:r>
+            <w:r>
+              <w:rPr>
+                <w:rFonts w:cs="Arial"/>
+                <w:sz w:val="18"/>
+                <w:szCs w:val="18"/>
+              </w:rPr>
+              <w:t xml:space="preserve"> </w:t>
+            </w:r>
+            <w:r>
+              <w:rPr>
+                <w:rFonts w:cs="Arial"/>
+                <w:sz w:val="18"/>
+                <w:szCs w:val="18"/>
+              </w:rPr>
+              <w:t>6026</w:t>
+            </w:r>
+            <w:r>
+              <w:rPr>
+                <w:rFonts w:cs="Arial"/>
+                <w:sz w:val="18"/>
+                <w:szCs w:val="18"/>
+              </w:rPr>
+              <w:t xml:space="preserve"> A</w:t>
+            </w:r>
+          </w:p>
+        </w:tc>
+        <w:tc>
+          <w:tcPr>
+            <w:tcW w:w="992" w:type="dxa"/>
+            <w:tcBorders>
+              <w:top w:val="single" w:sz="4" w:space="0" w:color="auto"/>
+              <w:left w:val="nil"/>
+              <w:bottom w:val="single" w:sz="4" w:space="0" w:color="auto"/>
+              <w:right w:val="single" w:sz="4" w:space="0" w:color="auto"/>
+            </w:tcBorders>
+            <w:vAlign w:val="center"/>
+          </w:tcPr>
+          <w:p>
+            <w:pPr>
+              <w:spacing w:before="0" w:after="0" w:line="240" w:lineRule="auto"/>
+              <w:jc w:val="center"/>
+              <w:rPr>
+                <w:rFonts w:cs="Arial"/>
+                <w:sz w:val="18"/>
+                <w:szCs w:val="18"/>
+              </w:rPr>
+            </w:pPr>
+            <w:r>
+              <w:rPr>
+                <w:rFonts w:cs="Arial"/>
+                <w:sz w:val="18"/>
+                <w:szCs w:val="18"/>
+              </w:rPr>
+              <w:t>60</w:t>
+            </w:r>
+            <w:r>
+              <w:rPr>
+                <w:rFonts w:cs="Arial"/>
+                <w:sz w:val="18"/>
+                <w:szCs w:val="18"/>
+              </w:rPr>
+              <w:t>00A</w:t>
+            </w:r>
+          </w:p>
+        </w:tc>
+        <w:tc>
+          <w:tcPr>
+            <w:tcW w:w="993" w:type="dxa"/>
+            <w:tcBorders>
+              <w:top w:val="single" w:sz="4" w:space="0" w:color="auto"/>
+              <w:left w:val="nil"/>
+              <w:bottom w:val="single" w:sz="4" w:space="0" w:color="auto"/>
+              <w:right w:val="single" w:sz="4" w:space="0" w:color="auto"/>
+            </w:tcBorders>
+            <w:vAlign w:val="center"/>
+          </w:tcPr>
+          <w:p>
+            <w:pPr>
+              <w:spacing w:before="0" w:after="0" w:line="240" w:lineRule="auto"/>
+              <w:jc w:val="center"/>
+              <w:rPr>
+                <w:rFonts w:cs="Arial"/>
+                <w:sz w:val="18"/>
+                <w:szCs w:val="18"/>
+              </w:rPr>
+            </w:pPr>
+            <w:r>
+              <w:rPr>
+                <w:rFonts w:cs="Arial"/>
+                <w:sz w:val="18"/>
+                <w:szCs w:val="18"/>
+              </w:rPr>
+              <w:t>2 ms</w:t>
+            </w:r>
+          </w:p>
+        </w:tc>
+      </w:tr>
+      <w:tr>
+        <w:trPr>
+          <w:trHeight w:val="244"/>
+        </w:trPr>
+        <w:tc>
+          <w:tcPr>
+            <w:tcW w:w="1277" w:type="dxa"/>
+            <w:tcBorders>
+              <w:top w:val="single" w:sz="4" w:space="0" w:color="auto"/>
+              <w:left w:val="single" w:sz="4" w:space="0" w:color="auto"/>
+              <w:bottom w:val="single" w:sz="4" w:space="0" w:color="auto"/>
+              <w:right w:val="single" w:sz="4" w:space="0" w:color="auto"/>
+            </w:tcBorders>
+            <w:noWrap/>
+            <w:vAlign w:val="center"/>
+          </w:tcPr>
+          <w:p>
+            <w:pPr>
+              <w:spacing w:before="0" w:after="0" w:line="240" w:lineRule="auto"/>
+              <w:ind w:left="0" w:firstLine="0"/>
+              <w:jc w:val="center"/>
+              <w:rPr>
+                <w:rFonts w:cs="Arial"/>
+                <w:color w:val="000000"/>
+                <w:sz w:val="18"/>
+                <w:szCs w:val="18"/>
+              </w:rPr>
+            </w:pPr>
+            <w:r>
+              <w:rPr>
+                <w:rFonts w:cs="Arial"/>
+                <w:color w:val="000000"/>
+                <w:sz w:val="18"/>
+                <w:szCs w:val="18"/>
+              </w:rPr>
+              <w:t>AL</w:t>
+            </w:r>
+            <w:r>
+              <w:rPr>
+                <w:rFonts w:cs="Arial"/>
+                <w:color w:val="000000"/>
+                <w:sz w:val="18"/>
+                <w:szCs w:val="18"/>
+              </w:rPr>
+              <w:t>2</w:t>
+            </w:r>
+          </w:p>
+        </w:tc>
+        <w:tc>
+          <w:tcPr>
+            <w:tcW w:w="850" w:type="dxa"/>
+            <w:tcBorders>
+              <w:top w:val="single" w:sz="4" w:space="0" w:color="auto"/>
+              <w:left w:val="nil"/>
+              <w:bottom w:val="single" w:sz="4" w:space="0" w:color="auto"/>
+              <w:right w:val="single" w:sz="4" w:space="0" w:color="auto"/>
+            </w:tcBorders>
+            <w:noWrap/>
+            <w:vAlign w:val="center"/>
+          </w:tcPr>
+          <w:p>
+            <w:pPr>
+              <w:spacing w:before="0" w:after="0" w:line="240" w:lineRule="auto"/>
+              <w:ind w:left="0" w:firstLine="0"/>
+              <w:jc w:val="center"/>
+              <w:rPr>
+                <w:rFonts w:cs="Arial"/>
+                <w:color w:val="000000"/>
+                <w:sz w:val="18"/>
+                <w:szCs w:val="18"/>
+              </w:rPr>
+            </w:pPr>
+            <w:r>
+              <w:rPr>
+                <w:rFonts w:cs="Arial"/>
+                <w:sz w:val="18"/>
+                <w:szCs w:val="18"/>
+              </w:rPr>
+              <w:t>{{</w:t>
+            </w:r>
+            <w:proofErr w:type="spellStart"/>
+            <w:r>
+              <w:rPr>
+                <w:rFonts w:cs="Arial"/>
+                <w:sz w:val="18"/>
+                <w:szCs w:val="18"/>
+              </w:rPr>
+              <w:t>ser_</w:t>
+            </w:r>
+            <w:r>
+              <w:rPr>
+                <w:rFonts w:cs="Arial"/>
+                <w:sz w:val="18"/>
+                <w:szCs w:val="18"/>
+              </w:rPr>
+              <w:t>vecino</w:t>
+            </w:r>
+            <w:proofErr w:type="spellEnd"/>
+            <w:r>
+              <w:rPr>
+                <w:rFonts w:cs="Arial"/>
+                <w:sz w:val="18"/>
+                <w:szCs w:val="18"/>
+              </w:rPr>
+              <w:t>}}</w:t>
+            </w:r>
+          </w:p>
+        </w:tc>
+        <w:tc>
+          <w:tcPr>
+            <w:tcW w:w="1276" w:type="dxa"/>
+            <w:tcBorders>
+              <w:top w:val="single" w:sz="4" w:space="0" w:color="auto"/>
+              <w:left w:val="nil"/>
+              <w:bottom w:val="single" w:sz="4" w:space="0" w:color="auto"/>
+              <w:right w:val="single" w:sz="4" w:space="0" w:color="auto"/>
+            </w:tcBorders>
+          </w:tcPr>
+          <w:p>
+            <w:pPr>
+              <w:spacing w:before="0" w:after="0" w:line="240" w:lineRule="auto"/>
+              <w:ind w:left="0" w:firstLine="0"/>
+              <w:jc w:val="center"/>
+              <w:rPr>
+                <w:rFonts w:cs="Arial"/>
+                <w:bCs/>
+                <w:color w:val="000000" w:themeColor="text1"/>
+                <w:sz w:val="18"/>
+                <w:szCs w:val="18"/>
+              </w:rPr>
+            </w:pPr>
+          </w:p>
+        </w:tc>
+        <w:tc>
+          <w:tcPr>
+            <w:tcW w:w="1134" w:type="dxa"/>
+            <w:tcBorders>
+              <w:top w:val="single" w:sz="4" w:space="0" w:color="auto"/>
+              <w:left w:val="single" w:sz="4" w:space="0" w:color="auto"/>
+              <w:bottom w:val="single" w:sz="4" w:space="0" w:color="auto"/>
+              <w:right w:val="single" w:sz="4" w:space="0" w:color="auto"/>
+            </w:tcBorders>
+            <w:noWrap/>
+            <w:vAlign w:val="center"/>
+          </w:tcPr>
+          <w:p>
+            <w:pPr>
+              <w:spacing w:before="0" w:after="0" w:line="240" w:lineRule="auto"/>
+              <w:ind w:left="0" w:firstLine="0"/>
+              <w:jc w:val="center"/>
+              <w:rPr>
+                <w:rFonts w:cs="Arial"/>
+                <w:color w:val="000000"/>
+                <w:sz w:val="18"/>
+                <w:szCs w:val="18"/>
+              </w:rPr>
+            </w:pPr>
+            <w:r>
+              <w:rPr>
+                <w:rFonts w:cs="Arial"/>
+                <w:color w:val="000000"/>
+                <w:sz w:val="18"/>
+                <w:szCs w:val="18"/>
+              </w:rPr>
+              <w:t>{{fecha}}</w:t>
+            </w:r>
+          </w:p>
+        </w:tc>
+        <w:tc>
+          <w:tcPr>
+            <w:tcW w:w="1276" w:type="dxa"/>
+            <w:tcBorders>
+              <w:top w:val="single" w:sz="4" w:space="0" w:color="auto"/>
+              <w:left w:val="nil"/>
+              <w:bottom w:val="single" w:sz="4" w:space="0" w:color="auto"/>
+              <w:right w:val="single" w:sz="4" w:space="0" w:color="auto"/>
+            </w:tcBorders>
+            <w:noWrap/>
+            <w:vAlign w:val="center"/>
+          </w:tcPr>
+          <w:p>
+            <w:pPr>
+              <w:spacing w:before="0" w:after="0" w:line="240" w:lineRule="auto"/>
+              <w:ind w:left="0" w:firstLine="0"/>
+              <w:jc w:val="center"/>
+              <w:rPr>
+                <w:rFonts w:cs="Arial"/>
+                <w:bCs/>
+                <w:color w:val="000000" w:themeColor="text1"/>
+                <w:sz w:val="18"/>
+                <w:szCs w:val="18"/>
+                <w:lang w:val="es-419"/>
+              </w:rPr>
+            </w:pPr>
+          </w:p>
+        </w:tc>
+        <w:tc>
+          <w:tcPr>
+            <w:tcW w:w="1984" w:type="dxa"/>
+            <w:tcBorders>
+              <w:top w:val="single" w:sz="4" w:space="0" w:color="auto"/>
+              <w:left w:val="nil"/>
+              <w:bottom w:val="single" w:sz="4" w:space="0" w:color="auto"/>
+              <w:right w:val="single" w:sz="4" w:space="0" w:color="auto"/>
+            </w:tcBorders>
+            <w:vAlign w:val="center"/>
+          </w:tcPr>
+          <w:p>
+            <w:pPr>
+              <w:spacing w:before="0" w:after="0" w:line="240" w:lineRule="auto"/>
+              <w:ind w:left="65" w:firstLine="0"/>
+              <w:jc w:val="center"/>
+              <w:rPr>
+                <w:rFonts w:cs="Arial"/>
+                <w:b/>
+                <w:sz w:val="18"/>
+                <w:szCs w:val="18"/>
+              </w:rPr>
+            </w:pPr>
+            <w:r>
+              <w:rPr>
+                <w:rFonts w:cs="Arial"/>
+                <w:bCs/>
+                <w:sz w:val="18"/>
+                <w:szCs w:val="18"/>
+              </w:rPr>
+              <w:t>Arrastre desde SSEE colateral activo</w:t>
+            </w:r>
+          </w:p>
+        </w:tc>
+        <w:tc>
+          <w:tcPr>
+            <w:tcW w:w="992" w:type="dxa"/>
+            <w:tcBorders>
+              <w:top w:val="single" w:sz="4" w:space="0" w:color="auto"/>
+              <w:left w:val="nil"/>
+              <w:bottom w:val="single" w:sz="4" w:space="0" w:color="auto"/>
+              <w:right w:val="single" w:sz="4" w:space="0" w:color="auto"/>
+            </w:tcBorders>
+            <w:vAlign w:val="center"/>
+          </w:tcPr>
+          <w:p>
+            <w:pPr>
+              <w:spacing w:before="0" w:after="0" w:line="240" w:lineRule="auto"/>
+              <w:jc w:val="center"/>
+              <w:rPr>
+                <w:rFonts w:cs="Arial"/>
+                <w:sz w:val="18"/>
+                <w:szCs w:val="18"/>
+              </w:rPr>
+            </w:pPr>
+            <w:r>
+              <w:rPr>
+                <w:rFonts w:cs="Arial"/>
+                <w:sz w:val="18"/>
+                <w:szCs w:val="18"/>
+              </w:rPr>
+              <w:t>-</w:t>
+            </w:r>
+          </w:p>
+        </w:tc>
+        <w:tc>
+          <w:tcPr>
+            <w:tcW w:w="993" w:type="dxa"/>
+            <w:tcBorders>
+              <w:top w:val="single" w:sz="4" w:space="0" w:color="auto"/>
+              <w:left w:val="nil"/>
+              <w:bottom w:val="single" w:sz="4" w:space="0" w:color="auto"/>
+              <w:right w:val="single" w:sz="4" w:space="0" w:color="auto"/>
+            </w:tcBorders>
+            <w:vAlign w:val="center"/>
+          </w:tcPr>
+          <w:p>
+            <w:pPr>
+              <w:spacing w:before="0" w:after="0" w:line="240" w:lineRule="auto"/>
+              <w:jc w:val="center"/>
+              <w:rPr>
+                <w:rFonts w:cs="Arial"/>
+                <w:sz w:val="18"/>
+                <w:szCs w:val="18"/>
+              </w:rPr>
+            </w:pPr>
+            <w:r>
+              <w:rPr>
+                <w:rFonts w:cs="Arial"/>
+                <w:sz w:val="18"/>
+                <w:szCs w:val="18"/>
+              </w:rPr>
+              <w:t>-</w:t>
+            </w:r>
+          </w:p>
+        </w:tc>
+      </w:tr>
+    </w:tbl>
+    <w:p>
+      <w:pPr>
+        <w:pStyle w:val="Descripcin"/>
+        <w:spacing w:before="0" w:after="0" w:line="240" w:lineRule="auto"/>
+        <w:rPr>
+          <w:b w:val="0"/>
+          <w:bCs w:val="0"/>
+          <w:i w:val="0"/>
+          <w:sz w:val="18"/>
+          <w:szCs w:val="18"/>
+        </w:rPr>
+      </w:pPr>
+      <w:r>
+        <w:rPr>
+          <w:i w:val="0"/>
+          <w:sz w:val="18"/>
+          <w:szCs w:val="18"/>
+        </w:rPr>
+        <w:lastRenderedPageBreak/>
+        <w:t xml:space="preserve">Tabla </w:t>
+      </w:r>
+      <w:r>
+        <w:rPr>
+          <w:i w:val="0"/>
+          <w:sz w:val="18"/>
+          <w:szCs w:val="18"/>
+        </w:rPr>
+        <w:fldChar w:fldCharType="begin"/>
+      </w:r>
+      <w:r>
+        <w:rPr>
+          <w:i w:val="0"/>
+          <w:sz w:val="18"/>
+          <w:szCs w:val="18"/>
+        </w:rPr>
+        <w:instrText xml:space="preserve"> SEQ Tabla \* ARABIC </w:instrText>
+      </w:r>
+      <w:r>
+        <w:rPr>
+          <w:i w:val="0"/>
+          <w:sz w:val="18"/>
+          <w:szCs w:val="18"/>
+        </w:rPr>
+        <w:fldChar w:fldCharType="separate"/>
+      </w:r>
+      <w:r>
+        <w:rPr>
+          <w:i w:val="0"/>
+          <w:noProof/>
+          <w:sz w:val="18"/>
+          <w:szCs w:val="18"/>
+        </w:rPr>
+        <w:t>3</w:t>
+      </w:r>
+      <w:r>
+        <w:rPr>
+          <w:i w:val="0"/>
+          <w:sz w:val="18"/>
+          <w:szCs w:val="18"/>
+        </w:rPr>
+        <w:fldChar w:fldCharType="end"/>
+      </w:r>
+      <w:r>
+        <w:rPr>
+          <w:i w:val="0"/>
+          <w:sz w:val="18"/>
+          <w:szCs w:val="18"/>
+        </w:rPr>
+        <w:t xml:space="preserve">. </w:t>
+      </w:r>
+      <w:r>
+        <w:rPr>
+          <w:b w:val="0"/>
+          <w:bCs w:val="0"/>
+          <w:i w:val="0"/>
+          <w:sz w:val="18"/>
+          <w:szCs w:val="18"/>
+        </w:rPr>
+        <w:t xml:space="preserve">Valores registrados en Sistema SCADA_VICOS RSC y relé </w:t>
+      </w:r>
+      <w:proofErr w:type="spellStart"/>
+      <w:r>
+        <w:rPr>
+          <w:b w:val="0"/>
+          <w:bCs w:val="0"/>
+          <w:i w:val="0"/>
+          <w:sz w:val="18"/>
+          <w:szCs w:val="18"/>
+        </w:rPr>
+        <w:t>Sitras</w:t>
+      </w:r>
+      <w:proofErr w:type="spellEnd"/>
+      <w:r>
+        <w:rPr>
+          <w:b w:val="0"/>
+          <w:bCs w:val="0"/>
+          <w:i w:val="0"/>
+          <w:sz w:val="18"/>
+          <w:szCs w:val="18"/>
+        </w:rPr>
+        <w:t xml:space="preserve"> PRO</w:t>
+      </w:r>
+    </w:p>
+    <w:p>
+      <w:pPr>
         <w:ind w:left="708" w:hanging="708"/>
+        <w:rPr>
+          <w:sz w:val="18"/>
+          <w:szCs w:val="18"/>
+        </w:rPr>
       </w:pPr>
     </w:p>
     <w:p>
       <w:pPr>
         <w:ind w:left="708" w:hanging="708"/>
+        <w:rPr>
+          <w:sz w:val="18"/>
+          <w:szCs w:val="18"/>
+        </w:rPr>
       </w:pPr>
-    </w:p>
-    <w:p>
-      <w:pPr>
-        <w:ind w:left="708" w:hanging="708"/>
-        <w:jc w:val="center"/>
-      </w:pPr>
-      <w:r>
-        <w:t>{{</w:t>
-      </w:r>
-      <w:proofErr w:type="spellStart"/>
-      <w:r>
-        <w:t>anexo_sitras</w:t>
-      </w:r>
-      <w:proofErr w:type="spellEnd"/>
-      <w:r>
-        <w:t>}}</w:t>
-      </w:r>
     </w:p>
     <w:p>
       <w:pPr>
         <w:spacing w:before="0" w:after="0" w:line="240" w:lineRule="auto"/>
         <w:jc w:val="center"/>
         <w:rPr>
+          <w:sz w:val="18"/>
+          <w:szCs w:val="18"/>
+        </w:rPr>
+      </w:pPr>
+      <w:r>
+        <w:rPr>
+          <w:sz w:val="18"/>
+          <w:szCs w:val="18"/>
+        </w:rPr>
+        <w:t xml:space="preserve">{{ </w:t>
+      </w:r>
+      <w:proofErr w:type="spellStart"/>
+      <w:r>
+        <w:rPr>
+          <w:sz w:val="18"/>
+          <w:szCs w:val="18"/>
+        </w:rPr>
+        <w:t>anexo_sitras</w:t>
+      </w:r>
+      <w:proofErr w:type="spellEnd"/>
+      <w:r>
+        <w:rPr>
+          <w:sz w:val="18"/>
+          <w:szCs w:val="18"/>
+        </w:rPr>
+        <w:t xml:space="preserve"> }}</w:t>
+      </w:r>
+    </w:p>
+    <w:p>
+      <w:pPr>
+        <w:spacing w:before="0" w:after="0" w:line="240" w:lineRule="auto"/>
+        <w:jc w:val="center"/>
+        <w:rPr>
           <w:noProof/>
           <w:sz w:val="18"/>
           <w:szCs w:val="18"/>
@@ -3098,15 +4673,7 @@
           <w:sz w:val="18"/>
           <w:szCs w:val="18"/>
         </w:rPr>
-        <w:t xml:space="preserve"> Registro de eventos del relé Sitras PRO del </w:t>
-      </w:r>
-      <w:r>
-        <w:rPr>
-          <w:noProof/>
-          <w:sz w:val="18"/>
-          <w:szCs w:val="18"/>
-        </w:rPr>
-        <w:t>{{alimentador}} {{ser}}</w:t>
+        <w:t xml:space="preserve"> Registro de eventos del relé Sitras PRO del {{alimentador}} {{ser}}</w:t>
       </w:r>
     </w:p>
     <w:p>
@@ -3127,7 +4694,7 @@
 </file>
 
 <file path=word/endnotes.xml><?xml version="1.0" encoding="utf-8"?>
-<w:endnotes xmlns:wpc="http://schemas.microsoft.com/office/word/2010/wordprocessingCanvas" xmlns:cx="http://schemas.microsoft.com/office/drawing/2014/chartex" xmlns:cx1="http://schemas.microsoft.com/office/drawing/2015/9/8/chartex" xmlns:cx2="http://schemas.microsoft.com/office/drawing/2015/10/21/chartex" xmlns:cx3="http://schemas.microsoft.com/office/drawing/2016/5/9/chartex" xmlns:cx4="http://schemas.microsoft.com/office/drawing/2016/5/10/chartex" xmlns:cx5="http://schemas.microsoft.com/office/drawing/2016/5/11/chartex" xmlns:cx6="http://schemas.microsoft.com/office/drawing/2016/5/12/chartex" xmlns:cx7="http://schemas.microsoft.com/office/drawing/2016/5/13/chartex" xmlns:cx8="http://schemas.microsoft.com/office/drawing/2016/5/14/chartex" xmlns:mc="http://schemas.openxmlformats.org/markup-compatibility/2006" xmlns:aink="http://schemas.microsoft.com/office/drawing/2016/ink" xmlns:am3d="http://schemas.microsoft.com/office/drawing/2017/model3d" xmlns:o="urn:schemas-microsoft-com:office:office" xmlns:oel="http://schemas.microsoft.com/office/2019/extlst" xmlns:r="http://schemas.openxmlformats.org/officeDocument/2006/relationships" xmlns:m="http://schemas.openxmlformats.org/officeDocument/2006/math" xmlns:v="urn:schemas-microsoft-com:vml" xmlns:wp14="http://schemas.microsoft.com/office/word/2010/wordprocessingDrawing" xmlns:wp="http://schemas.openxmlformats.org/drawingml/2006/wordprocessingDrawing" xmlns:w10="urn:schemas-microsoft-com:office:word" xmlns:w="http://schemas.openxmlformats.org/wordprocessingml/2006/main" xmlns:w14="http://schemas.microsoft.com/office/word/2010/wordml" xmlns:w15="http://schemas.microsoft.com/office/word/2012/wordml" xmlns:w16cei="http://schemas.microsoft.com/office/word/2026/wordml/cei" xmlns:w16cex="http://schemas.microsoft.com/office/word/2018/wordml/cex" xmlns:w16cid="http://schemas.microsoft.com/office/word/2016/wordml/cid" xmlns:w16="http://schemas.microsoft.com/office/word/2018/wordml" xmlns:w16du="http://schemas.microsoft.com/office/word/2023/wordml/word16du" xmlns:w16sdtdh="http://schemas.microsoft.com/office/word/2020/wordml/sdtdatahash" xmlns:w16sdtfl="http://schemas.microsoft.com/office/word/2024/wordml/sdtformatlock" xmlns:w16se="http://schemas.microsoft.com/office/word/2015/wordml/symex" xmlns:wpg="http://schemas.microsoft.com/office/word/2010/wordprocessingGroup" xmlns:wpi="http://schemas.microsoft.com/office/word/2010/wordprocessingInk" xmlns:wne="http://schemas.microsoft.com/office/word/2006/wordml" xmlns:wps="http://schemas.microsoft.com/office/word/2010/wordprocessingShape" mc:Ignorable="w14 w15 w16se w16cid w16 w16cex w16sdtdh w16sdtfl w16du wp14">
+<w:endnotes xmlns:wpc="http://schemas.microsoft.com/office/word/2010/wordprocessingCanvas" xmlns:cx="http://schemas.microsoft.com/office/drawing/2014/chartex" xmlns:cx1="http://schemas.microsoft.com/office/drawing/2015/9/8/chartex" xmlns:cx2="http://schemas.microsoft.com/office/drawing/2015/10/21/chartex" xmlns:cx3="http://schemas.microsoft.com/office/drawing/2016/5/9/chartex" xmlns:cx4="http://schemas.microsoft.com/office/drawing/2016/5/10/chartex" xmlns:cx5="http://schemas.microsoft.com/office/drawing/2016/5/11/chartex" xmlns:cx6="http://schemas.microsoft.com/office/drawing/2016/5/12/chartex" xmlns:cx7="http://schemas.microsoft.com/office/drawing/2016/5/13/chartex" xmlns:cx8="http://schemas.microsoft.com/office/drawing/2016/5/14/chartex" xmlns:mc="http://schemas.openxmlformats.org/markup-compatibility/2006" xmlns:aink="http://schemas.microsoft.com/office/drawing/2016/ink" xmlns:am3d="http://schemas.microsoft.com/office/drawing/2017/model3d" xmlns:o="urn:schemas-microsoft-com:office:office" xmlns:oel="http://schemas.microsoft.com/office/2019/extlst" xmlns:r="http://schemas.openxmlformats.org/officeDocument/2006/relationships" xmlns:m="http://schemas.openxmlformats.org/officeDocument/2006/math" xmlns:v="urn:schemas-microsoft-com:vml" xmlns:wp14="http://schemas.microsoft.com/office/word/2010/wordprocessingDrawing" xmlns:wp="http://schemas.openxmlformats.org/drawingml/2006/wordprocessingDrawing" xmlns:w10="urn:schemas-microsoft-com:office:word" xmlns:w="http://schemas.openxmlformats.org/wordprocessingml/2006/main" xmlns:w14="http://schemas.microsoft.com/office/word/2010/wordml" xmlns:w15="http://schemas.microsoft.com/office/word/2012/wordml" xmlns:w16cex="http://schemas.microsoft.com/office/word/2018/wordml/cex" xmlns:w16cid="http://schemas.microsoft.com/office/word/2016/wordml/cid" xmlns:w16="http://schemas.microsoft.com/office/word/2018/wordml" xmlns:w16du="http://schemas.microsoft.com/office/word/2023/wordml/word16du" xmlns:w16sdtdh="http://schemas.microsoft.com/office/word/2020/wordml/sdtdatahash" xmlns:w16sdtfl="http://schemas.microsoft.com/office/word/2024/wordml/sdtformatlock" xmlns:w16se="http://schemas.microsoft.com/office/word/2015/wordml/symex" xmlns:wpg="http://schemas.microsoft.com/office/word/2010/wordprocessingGroup" xmlns:wpi="http://schemas.microsoft.com/office/word/2010/wordprocessingInk" xmlns:wne="http://schemas.microsoft.com/office/word/2006/wordml" xmlns:wps="http://schemas.microsoft.com/office/word/2010/wordprocessingShape" mc:Ignorable="w14 w15 w16se w16cid w16 w16cex w16sdtdh w16sdtfl w16du wp14">
   <w:endnote w:type="separator" w:id="-1">
     <w:p>
       <w:pPr>
@@ -3152,7 +4719,7 @@
 </file>
 
 <file path=word/footnotes.xml><?xml version="1.0" encoding="utf-8"?>
-<w:footnotes xmlns:wpc="http://schemas.microsoft.com/office/word/2010/wordprocessingCanvas" xmlns:cx="http://schemas.microsoft.com/office/drawing/2014/chartex" xmlns:cx1="http://schemas.microsoft.com/office/drawing/2015/9/8/chartex" xmlns:cx2="http://schemas.microsoft.com/office/drawing/2015/10/21/chartex" xmlns:cx3="http://schemas.microsoft.com/office/drawing/2016/5/9/chartex" xmlns:cx4="http://schemas.microsoft.com/office/drawing/2016/5/10/chartex" xmlns:cx5="http://schemas.microsoft.com/office/drawing/2016/5/11/chartex" xmlns:cx6="http://schemas.microsoft.com/office/drawing/2016/5/12/chartex" xmlns:cx7="http://schemas.microsoft.com/office/drawing/2016/5/13/chartex" xmlns:cx8="http://schemas.microsoft.com/office/drawing/2016/5/14/chartex" xmlns:mc="http://schemas.openxmlformats.org/markup-compatibility/2006" xmlns:aink="http://schemas.microsoft.com/office/drawing/2016/ink" xmlns:am3d="http://schemas.microsoft.com/office/drawing/2017/model3d" xmlns:o="urn:schemas-microsoft-com:office:office" xmlns:oel="http://schemas.microsoft.com/office/2019/extlst" xmlns:r="http://schemas.openxmlformats.org/officeDocument/2006/relationships" xmlns:m="http://schemas.openxmlformats.org/officeDocument/2006/math" xmlns:v="urn:schemas-microsoft-com:vml" xmlns:wp14="http://schemas.microsoft.com/office/word/2010/wordprocessingDrawing" xmlns:wp="http://schemas.openxmlformats.org/drawingml/2006/wordprocessingDrawing" xmlns:w10="urn:schemas-microsoft-com:office:word" xmlns:w="http://schemas.openxmlformats.org/wordprocessingml/2006/main" xmlns:w14="http://schemas.microsoft.com/office/word/2010/wordml" xmlns:w15="http://schemas.microsoft.com/office/word/2012/wordml" xmlns:w16cei="http://schemas.microsoft.com/office/word/2026/wordml/cei" xmlns:w16cex="http://schemas.microsoft.com/office/word/2018/wordml/cex" xmlns:w16cid="http://schemas.microsoft.com/office/word/2016/wordml/cid" xmlns:w16="http://schemas.microsoft.com/office/word/2018/wordml" xmlns:w16du="http://schemas.microsoft.com/office/word/2023/wordml/word16du" xmlns:w16sdtdh="http://schemas.microsoft.com/office/word/2020/wordml/sdtdatahash" xmlns:w16sdtfl="http://schemas.microsoft.com/office/word/2024/wordml/sdtformatlock" xmlns:w16se="http://schemas.microsoft.com/office/word/2015/wordml/symex" xmlns:wpg="http://schemas.microsoft.com/office/word/2010/wordprocessingGroup" xmlns:wpi="http://schemas.microsoft.com/office/word/2010/wordprocessingInk" xmlns:wne="http://schemas.microsoft.com/office/word/2006/wordml" xmlns:wps="http://schemas.microsoft.com/office/word/2010/wordprocessingShape" mc:Ignorable="w14 w15 w16se w16cid w16 w16cex w16sdtdh w16sdtfl w16du wp14">
+<w:footnotes xmlns:wpc="http://schemas.microsoft.com/office/word/2010/wordprocessingCanvas" xmlns:cx="http://schemas.microsoft.com/office/drawing/2014/chartex" xmlns:cx1="http://schemas.microsoft.com/office/drawing/2015/9/8/chartex" xmlns:cx2="http://schemas.microsoft.com/office/drawing/2015/10/21/chartex" xmlns:cx3="http://schemas.microsoft.com/office/drawing/2016/5/9/chartex" xmlns:cx4="http://schemas.microsoft.com/office/drawing/2016/5/10/chartex" xmlns:cx5="http://schemas.microsoft.com/office/drawing/2016/5/11/chartex" xmlns:cx6="http://schemas.microsoft.com/office/drawing/2016/5/12/chartex" xmlns:cx7="http://schemas.microsoft.com/office/drawing/2016/5/13/chartex" xmlns:cx8="http://schemas.microsoft.com/office/drawing/2016/5/14/chartex" xmlns:mc="http://schemas.openxmlformats.org/markup-compatibility/2006" xmlns:aink="http://schemas.microsoft.com/office/drawing/2016/ink" xmlns:am3d="http://schemas.microsoft.com/office/drawing/2017/model3d" xmlns:o="urn:schemas-microsoft-com:office:office" xmlns:oel="http://schemas.microsoft.com/office/2019/extlst" xmlns:r="http://schemas.openxmlformats.org/officeDocument/2006/relationships" xmlns:m="http://schemas.openxmlformats.org/officeDocument/2006/math" xmlns:v="urn:schemas-microsoft-com:vml" xmlns:wp14="http://schemas.microsoft.com/office/word/2010/wordprocessingDrawing" xmlns:wp="http://schemas.openxmlformats.org/drawingml/2006/wordprocessingDrawing" xmlns:w10="urn:schemas-microsoft-com:office:word" xmlns:w="http://schemas.openxmlformats.org/wordprocessingml/2006/main" xmlns:w14="http://schemas.microsoft.com/office/word/2010/wordml" xmlns:w15="http://schemas.microsoft.com/office/word/2012/wordml" xmlns:w16cex="http://schemas.microsoft.com/office/word/2018/wordml/cex" xmlns:w16cid="http://schemas.microsoft.com/office/word/2016/wordml/cid" xmlns:w16="http://schemas.microsoft.com/office/word/2018/wordml" xmlns:w16du="http://schemas.microsoft.com/office/word/2023/wordml/word16du" xmlns:w16sdtdh="http://schemas.microsoft.com/office/word/2020/wordml/sdtdatahash" xmlns:w16sdtfl="http://schemas.microsoft.com/office/word/2024/wordml/sdtformatlock" xmlns:w16se="http://schemas.microsoft.com/office/word/2015/wordml/symex" xmlns:wpg="http://schemas.microsoft.com/office/word/2010/wordprocessingGroup" xmlns:wpi="http://schemas.microsoft.com/office/word/2010/wordprocessingInk" xmlns:wne="http://schemas.microsoft.com/office/word/2006/wordml" xmlns:wps="http://schemas.microsoft.com/office/word/2010/wordprocessingShape" mc:Ignorable="w14 w15 w16se w16cid w16 w16cex w16sdtdh w16sdtfl w16du wp14">
   <w:footnote w:type="separator" w:id="-1">
     <w:p>
       <w:pPr>
@@ -3177,7 +4744,7 @@
 </file>
 
 <file path=word/header1.xml><?xml version="1.0" encoding="utf-8"?>
-<w:hdr xmlns:wpc="http://schemas.microsoft.com/office/word/2010/wordprocessingCanvas" xmlns:cx="http://schemas.microsoft.com/office/drawing/2014/chartex" xmlns:cx1="http://schemas.microsoft.com/office/drawing/2015/9/8/chartex" xmlns:cx2="http://schemas.microsoft.com/office/drawing/2015/10/21/chartex" xmlns:cx3="http://schemas.microsoft.com/office/drawing/2016/5/9/chartex" xmlns:cx4="http://schemas.microsoft.com/office/drawing/2016/5/10/chartex" xmlns:cx5="http://schemas.microsoft.com/office/drawing/2016/5/11/chartex" xmlns:cx6="http://schemas.microsoft.com/office/drawing/2016/5/12/chartex" xmlns:cx7="http://schemas.microsoft.com/office/drawing/2016/5/13/chartex" xmlns:cx8="http://schemas.microsoft.com/office/drawing/2016/5/14/chartex" xmlns:mc="http://schemas.openxmlformats.org/markup-compatibility/2006" xmlns:aink="http://schemas.microsoft.com/office/drawing/2016/ink" xmlns:am3d="http://schemas.microsoft.com/office/drawing/2017/model3d" xmlns:o="urn:schemas-microsoft-com:office:office" xmlns:oel="http://schemas.microsoft.com/office/2019/extlst" xmlns:r="http://schemas.openxmlformats.org/officeDocument/2006/relationships" xmlns:m="http://schemas.openxmlformats.org/officeDocument/2006/math" xmlns:v="urn:schemas-microsoft-com:vml" xmlns:wp14="http://schemas.microsoft.com/office/word/2010/wordprocessingDrawing" xmlns:wp="http://schemas.openxmlformats.org/drawingml/2006/wordprocessingDrawing" xmlns:w10="urn:schemas-microsoft-com:office:word" xmlns:w="http://schemas.openxmlformats.org/wordprocessingml/2006/main" xmlns:w14="http://schemas.microsoft.com/office/word/2010/wordml" xmlns:w15="http://schemas.microsoft.com/office/word/2012/wordml" xmlns:w16cei="http://schemas.microsoft.com/office/word/2026/wordml/cei" xmlns:w16cex="http://schemas.microsoft.com/office/word/2018/wordml/cex" xmlns:w16cid="http://schemas.microsoft.com/office/word/2016/wordml/cid" xmlns:w16="http://schemas.microsoft.com/office/word/2018/wordml" xmlns:w16du="http://schemas.microsoft.com/office/word/2023/wordml/word16du" xmlns:w16sdtdh="http://schemas.microsoft.com/office/word/2020/wordml/sdtdatahash" xmlns:w16sdtfl="http://schemas.microsoft.com/office/word/2024/wordml/sdtformatlock" xmlns:w16se="http://schemas.microsoft.com/office/word/2015/wordml/symex" xmlns:wpg="http://schemas.microsoft.com/office/word/2010/wordprocessingGroup" xmlns:wpi="http://schemas.microsoft.com/office/word/2010/wordprocessingInk" xmlns:wne="http://schemas.microsoft.com/office/word/2006/wordml" xmlns:wps="http://schemas.microsoft.com/office/word/2010/wordprocessingShape" mc:Ignorable="w14 w15 w16se w16cid w16 w16cex w16sdtdh w16sdtfl w16du wp14">
+<w:hdr xmlns:wpc="http://schemas.microsoft.com/office/word/2010/wordprocessingCanvas" xmlns:cx="http://schemas.microsoft.com/office/drawing/2014/chartex" xmlns:cx1="http://schemas.microsoft.com/office/drawing/2015/9/8/chartex" xmlns:cx2="http://schemas.microsoft.com/office/drawing/2015/10/21/chartex" xmlns:cx3="http://schemas.microsoft.com/office/drawing/2016/5/9/chartex" xmlns:cx4="http://schemas.microsoft.com/office/drawing/2016/5/10/chartex" xmlns:cx5="http://schemas.microsoft.com/office/drawing/2016/5/11/chartex" xmlns:cx6="http://schemas.microsoft.com/office/drawing/2016/5/12/chartex" xmlns:cx7="http://schemas.microsoft.com/office/drawing/2016/5/13/chartex" xmlns:cx8="http://schemas.microsoft.com/office/drawing/2016/5/14/chartex" xmlns:mc="http://schemas.openxmlformats.org/markup-compatibility/2006" xmlns:aink="http://schemas.microsoft.com/office/drawing/2016/ink" xmlns:am3d="http://schemas.microsoft.com/office/drawing/2017/model3d" xmlns:o="urn:schemas-microsoft-com:office:office" xmlns:oel="http://schemas.microsoft.com/office/2019/extlst" xmlns:r="http://schemas.openxmlformats.org/officeDocument/2006/relationships" xmlns:m="http://schemas.openxmlformats.org/officeDocument/2006/math" xmlns:v="urn:schemas-microsoft-com:vml" xmlns:wp14="http://schemas.microsoft.com/office/word/2010/wordprocessingDrawing" xmlns:wp="http://schemas.openxmlformats.org/drawingml/2006/wordprocessingDrawing" xmlns:w10="urn:schemas-microsoft-com:office:word" xmlns:w="http://schemas.openxmlformats.org/wordprocessingml/2006/main" xmlns:w14="http://schemas.microsoft.com/office/word/2010/wordml" xmlns:w15="http://schemas.microsoft.com/office/word/2012/wordml" xmlns:w16cex="http://schemas.microsoft.com/office/word/2018/wordml/cex" xmlns:w16cid="http://schemas.microsoft.com/office/word/2016/wordml/cid" xmlns:w16="http://schemas.microsoft.com/office/word/2018/wordml" xmlns:w16du="http://schemas.microsoft.com/office/word/2023/wordml/word16du" xmlns:w16sdtdh="http://schemas.microsoft.com/office/word/2020/wordml/sdtdatahash" xmlns:w16sdtfl="http://schemas.microsoft.com/office/word/2024/wordml/sdtformatlock" xmlns:w16se="http://schemas.microsoft.com/office/word/2015/wordml/symex" xmlns:wpg="http://schemas.microsoft.com/office/word/2010/wordprocessingGroup" xmlns:wpi="http://schemas.microsoft.com/office/word/2010/wordprocessingInk" xmlns:wne="http://schemas.microsoft.com/office/word/2006/wordml" xmlns:wps="http://schemas.microsoft.com/office/word/2010/wordprocessingShape" mc:Ignorable="w14 w15 w16se w16cid w16 w16cex w16sdtdh w16sdtfl w16du wp14">
   <w:tbl>
     <w:tblPr>
       <w:tblW w:w="10135" w:type="dxa"/>
@@ -3993,7 +5560,7 @@
 </file>
 
 <file path=word/numbering.xml><?xml version="1.0" encoding="utf-8"?>
-<w:numbering xmlns:wpc="http://schemas.microsoft.com/office/word/2010/wordprocessingCanvas" xmlns:cx="http://schemas.microsoft.com/office/drawing/2014/chartex" xmlns:cx1="http://schemas.microsoft.com/office/drawing/2015/9/8/chartex" xmlns:cx2="http://schemas.microsoft.com/office/drawing/2015/10/21/chartex" xmlns:cx3="http://schemas.microsoft.com/office/drawing/2016/5/9/chartex" xmlns:cx4="http://schemas.microsoft.com/office/drawing/2016/5/10/chartex" xmlns:cx5="http://schemas.microsoft.com/office/drawing/2016/5/11/chartex" xmlns:cx6="http://schemas.microsoft.com/office/drawing/2016/5/12/chartex" xmlns:cx7="http://schemas.microsoft.com/office/drawing/2016/5/13/chartex" xmlns:cx8="http://schemas.microsoft.com/office/drawing/2016/5/14/chartex" xmlns:mc="http://schemas.openxmlformats.org/markup-compatibility/2006" xmlns:aink="http://schemas.microsoft.com/office/drawing/2016/ink" xmlns:am3d="http://schemas.microsoft.com/office/drawing/2017/model3d" xmlns:o="urn:schemas-microsoft-com:office:office" xmlns:oel="http://schemas.microsoft.com/office/2019/extlst" xmlns:r="http://schemas.openxmlformats.org/officeDocument/2006/relationships" xmlns:m="http://schemas.openxmlformats.org/officeDocument/2006/math" xmlns:v="urn:schemas-microsoft-com:vml" xmlns:wp14="http://schemas.microsoft.com/office/word/2010/wordprocessingDrawing" xmlns:wp="http://schemas.openxmlformats.org/drawingml/2006/wordprocessingDrawing" xmlns:w10="urn:schemas-microsoft-com:office:word" xmlns:w="http://schemas.openxmlformats.org/wordprocessingml/2006/main" xmlns:w14="http://schemas.microsoft.com/office/word/2010/wordml" xmlns:w15="http://schemas.microsoft.com/office/word/2012/wordml" xmlns:w16cei="http://schemas.microsoft.com/office/word/2026/wordml/cei" xmlns:w16cex="http://schemas.microsoft.com/office/word/2018/wordml/cex" xmlns:w16cid="http://schemas.microsoft.com/office/word/2016/wordml/cid" xmlns:w16="http://schemas.microsoft.com/office/word/2018/wordml" xmlns:w16du="http://schemas.microsoft.com/office/word/2023/wordml/word16du" xmlns:w16sdtdh="http://schemas.microsoft.com/office/word/2020/wordml/sdtdatahash" xmlns:w16sdtfl="http://schemas.microsoft.com/office/word/2024/wordml/sdtformatlock" xmlns:w16se="http://schemas.microsoft.com/office/word/2015/wordml/symex" xmlns:wpg="http://schemas.microsoft.com/office/word/2010/wordprocessingGroup" xmlns:wpi="http://schemas.microsoft.com/office/word/2010/wordprocessingInk" xmlns:wne="http://schemas.microsoft.com/office/word/2006/wordml" xmlns:wps="http://schemas.microsoft.com/office/word/2010/wordprocessingShape" mc:Ignorable="w14 w15 w16se w16cid w16 w16cex w16sdtdh w16sdtfl w16du wp14">
+<w:numbering xmlns:wpc="http://schemas.microsoft.com/office/word/2010/wordprocessingCanvas" xmlns:cx="http://schemas.microsoft.com/office/drawing/2014/chartex" xmlns:cx1="http://schemas.microsoft.com/office/drawing/2015/9/8/chartex" xmlns:cx2="http://schemas.microsoft.com/office/drawing/2015/10/21/chartex" xmlns:cx3="http://schemas.microsoft.com/office/drawing/2016/5/9/chartex" xmlns:cx4="http://schemas.microsoft.com/office/drawing/2016/5/10/chartex" xmlns:cx5="http://schemas.microsoft.com/office/drawing/2016/5/11/chartex" xmlns:cx6="http://schemas.microsoft.com/office/drawing/2016/5/12/chartex" xmlns:cx7="http://schemas.microsoft.com/office/drawing/2016/5/13/chartex" xmlns:cx8="http://schemas.microsoft.com/office/drawing/2016/5/14/chartex" xmlns:mc="http://schemas.openxmlformats.org/markup-compatibility/2006" xmlns:aink="http://schemas.microsoft.com/office/drawing/2016/ink" xmlns:am3d="http://schemas.microsoft.com/office/drawing/2017/model3d" xmlns:o="urn:schemas-microsoft-com:office:office" xmlns:oel="http://schemas.microsoft.com/office/2019/extlst" xmlns:r="http://schemas.openxmlformats.org/officeDocument/2006/relationships" xmlns:m="http://schemas.openxmlformats.org/officeDocument/2006/math" xmlns:v="urn:schemas-microsoft-com:vml" xmlns:wp14="http://schemas.microsoft.com/office/word/2010/wordprocessingDrawing" xmlns:wp="http://schemas.openxmlformats.org/drawingml/2006/wordprocessingDrawing" xmlns:w10="urn:schemas-microsoft-com:office:word" xmlns:w="http://schemas.openxmlformats.org/wordprocessingml/2006/main" xmlns:w14="http://schemas.microsoft.com/office/word/2010/wordml" xmlns:w15="http://schemas.microsoft.com/office/word/2012/wordml" xmlns:w16cex="http://schemas.microsoft.com/office/word/2018/wordml/cex" xmlns:w16cid="http://schemas.microsoft.com/office/word/2016/wordml/cid" xmlns:w16="http://schemas.microsoft.com/office/word/2018/wordml" xmlns:w16du="http://schemas.microsoft.com/office/word/2023/wordml/word16du" xmlns:w16sdtdh="http://schemas.microsoft.com/office/word/2020/wordml/sdtdatahash" xmlns:w16sdtfl="http://schemas.microsoft.com/office/word/2024/wordml/sdtformatlock" xmlns:w16se="http://schemas.microsoft.com/office/word/2015/wordml/symex" xmlns:wpg="http://schemas.microsoft.com/office/word/2010/wordprocessingGroup" xmlns:wpi="http://schemas.microsoft.com/office/word/2010/wordprocessingInk" xmlns:wne="http://schemas.microsoft.com/office/word/2006/wordml" xmlns:wps="http://schemas.microsoft.com/office/word/2010/wordprocessingShape" mc:Ignorable="w14 w15 w16se w16cid w16 w16cex w16sdtdh w16sdtfl w16du wp14">
   <w:abstractNum w:abstractNumId="0" w15:restartNumberingAfterBreak="0">
     <w:nsid w:val="27FF21DD"/>
     <w:multiLevelType w:val="multilevel"/>

--- a/plantilla_base.docx
+++ b/plantilla_base.docx
@@ -75,51 +75,7 @@
           <w:sz w:val="18"/>
           <w:szCs w:val="18"/>
         </w:rPr>
-        <w:t xml:space="preserve"> {{</w:t>
-      </w:r>
-      <w:proofErr w:type="spellStart"/>
-      <w:r>
-        <w:rPr>
-          <w:rFonts w:cs="Arial"/>
-          <w:b/>
-          <w:bCs/>
-          <w:sz w:val="18"/>
-          <w:szCs w:val="18"/>
-        </w:rPr>
-        <w:t>interruptor_aperturado</w:t>
-      </w:r>
-      <w:proofErr w:type="spellEnd"/>
-      <w:r>
-        <w:rPr>
-          <w:rFonts w:cs="Arial"/>
-          <w:b/>
-          <w:bCs/>
-          <w:sz w:val="18"/>
-          <w:szCs w:val="18"/>
-        </w:rPr>
-        <w:t>}} Y {{</w:t>
-      </w:r>
-      <w:proofErr w:type="spellStart"/>
-      <w:r>
-        <w:rPr>
-          <w:rFonts w:cs="Arial"/>
-          <w:b/>
-          <w:bCs/>
-          <w:sz w:val="18"/>
-          <w:szCs w:val="18"/>
-        </w:rPr>
-        <w:t>interruptor_vecino</w:t>
-      </w:r>
-      <w:proofErr w:type="spellEnd"/>
-      <w:r>
-        <w:rPr>
-          <w:rFonts w:cs="Arial"/>
-          <w:b/>
-          <w:bCs/>
-          <w:sz w:val="18"/>
-          <w:szCs w:val="18"/>
-        </w:rPr>
-        <w:t>}}</w:t>
+        <w:t xml:space="preserve"> {{interruptor_aperturado}} Y {{interruptor_vecino}}</w:t>
       </w:r>
     </w:p>
     <w:p>
@@ -142,27 +98,7 @@
           <w:sz w:val="18"/>
           <w:szCs w:val="18"/>
         </w:rPr>
-        <w:t xml:space="preserve">El presente informe tiene como objetivo dar a conocer los detalles del evento de apertura de los interruptores con </w:t>
-      </w:r>
-      <w:proofErr w:type="spellStart"/>
-      <w:r>
-        <w:rPr>
-          <w:rFonts w:ascii="Arial" w:hAnsi="Arial" w:cs="Arial"/>
-          <w:color w:val="auto"/>
-          <w:sz w:val="18"/>
-          <w:szCs w:val="18"/>
-        </w:rPr>
-        <w:t>recierre</w:t>
-      </w:r>
-      <w:proofErr w:type="spellEnd"/>
-      <w:r>
-        <w:rPr>
-          <w:rFonts w:ascii="Arial" w:hAnsi="Arial" w:cs="Arial"/>
-          <w:color w:val="auto"/>
-          <w:sz w:val="18"/>
-          <w:szCs w:val="18"/>
-        </w:rPr>
-        <w:t xml:space="preserve"> en las celdas DC:</w:t>
+        <w:t>El presente informe tiene como objetivo dar a conocer los detalles del evento de apertura de los interruptores con recierre en las celdas DC:</w:t>
       </w:r>
     </w:p>
     <w:p>
@@ -199,9 +135,8 @@
           <w:sz w:val="18"/>
           <w:szCs w:val="18"/>
         </w:rPr>
-        <w:t>{{</w:t>
-      </w:r>
-      <w:proofErr w:type="spellStart"/>
+        <w:t>{{alimentador_</w:t>
+      </w:r>
       <w:r>
         <w:rPr>
           <w:rFonts w:cs="Arial"/>
@@ -210,7 +145,7 @@
           <w:sz w:val="18"/>
           <w:szCs w:val="18"/>
         </w:rPr>
-        <w:t>alimentador_</w:t>
+        <w:t>ser_</w:t>
       </w:r>
       <w:r>
         <w:rPr>
@@ -220,36 +155,104 @@
           <w:sz w:val="18"/>
           <w:szCs w:val="18"/>
         </w:rPr>
-        <w:t>ser_</w:t>
+        <w:t xml:space="preserve">aperturado}} </w:t>
+      </w:r>
+      <w:r>
+        <w:rPr>
+          <w:rFonts w:cs="Arial"/>
+          <w:sz w:val="18"/>
+          <w:szCs w:val="18"/>
+        </w:rPr>
+        <w:t xml:space="preserve">en el sistema SCADA VICOS RSC por función </w:t>
+      </w:r>
+      <w:r>
+        <w:rPr>
+          <w:rFonts w:cs="Arial"/>
+          <w:sz w:val="18"/>
+          <w:szCs w:val="18"/>
+        </w:rPr>
+        <w:t>“</w:t>
+      </w:r>
+      <w:r>
+        <w:rPr>
+          <w:rFonts w:cs="Arial"/>
+          <w:sz w:val="18"/>
+          <w:szCs w:val="18"/>
+        </w:rPr>
+        <w:t xml:space="preserve"> </w:t>
+      </w:r>
+      <w:r>
+        <w:rPr>
+          <w:rFonts w:cs="Arial"/>
+          <w:sz w:val="18"/>
+          <w:szCs w:val="18"/>
+        </w:rPr>
+        <w:t>{{funci</w:t>
+      </w:r>
+      <w:r>
+        <w:rPr>
+          <w:rFonts w:cs="Arial"/>
+          <w:sz w:val="18"/>
+          <w:szCs w:val="18"/>
+        </w:rPr>
+        <w:t>o</w:t>
+      </w:r>
+      <w:r>
+        <w:rPr>
+          <w:rFonts w:cs="Arial"/>
+          <w:sz w:val="18"/>
+          <w:szCs w:val="18"/>
+        </w:rPr>
+        <w:t>n_disparo_inicial}}</w:t>
+      </w:r>
+      <w:r>
+        <w:rPr>
+          <w:rFonts w:cs="Arial"/>
+          <w:sz w:val="18"/>
+          <w:szCs w:val="18"/>
+        </w:rPr>
+        <w:t xml:space="preserve"> </w:t>
       </w:r>
       <w:r>
         <w:rPr>
           <w:rFonts w:cs="Arial"/>
           <w:b/>
-          <w:bCs/>
-          <w:sz w:val="18"/>
-          <w:szCs w:val="18"/>
-        </w:rPr>
-        <w:t>aperturado</w:t>
-      </w:r>
-      <w:proofErr w:type="spellEnd"/>
-      <w:r>
-        <w:rPr>
-          <w:rFonts w:cs="Arial"/>
-          <w:b/>
-          <w:bCs/>
-          <w:sz w:val="18"/>
-          <w:szCs w:val="18"/>
-        </w:rPr>
-        <w:t xml:space="preserve">}} </w:t>
-      </w:r>
-      <w:r>
-        <w:rPr>
-          <w:rFonts w:cs="Arial"/>
-          <w:sz w:val="18"/>
-          <w:szCs w:val="18"/>
-        </w:rPr>
-        <w:t xml:space="preserve">en el sistema SCADA VICOS RSC por función </w:t>
+          <w:sz w:val="18"/>
+          <w:szCs w:val="18"/>
+        </w:rPr>
+        <w:t>”</w:t>
+      </w:r>
+      <w:r>
+        <w:rPr>
+          <w:rFonts w:cs="Arial"/>
+          <w:sz w:val="18"/>
+          <w:szCs w:val="18"/>
+        </w:rPr>
+        <w:t xml:space="preserve"> y </w:t>
+      </w:r>
+      <w:r>
+        <w:rPr>
+          <w:rFonts w:cs="Arial"/>
+          <w:sz w:val="18"/>
+          <w:szCs w:val="18"/>
+        </w:rPr>
+        <w:t>por actuación del relé S</w:t>
+      </w:r>
+      <w:r>
+        <w:rPr>
+          <w:rFonts w:cs="Arial"/>
+          <w:sz w:val="18"/>
+          <w:szCs w:val="18"/>
+        </w:rPr>
+        <w:t>itras</w:t>
+      </w:r>
+      <w:r>
+        <w:rPr>
+          <w:rFonts w:cs="Arial"/>
+          <w:sz w:val="18"/>
+          <w:szCs w:val="18"/>
+        </w:rPr>
+        <w:t xml:space="preserve"> PRO por función </w:t>
       </w:r>
       <w:r>
         <w:rPr>
@@ -273,16 +276,7 @@
           <w:sz w:val="18"/>
           <w:szCs w:val="18"/>
         </w:rPr>
-        <w:t>{{</w:t>
-      </w:r>
-      <w:proofErr w:type="spellStart"/>
-      <w:r>
-        <w:rPr>
-          <w:rFonts w:cs="Arial"/>
-          <w:sz w:val="18"/>
-          <w:szCs w:val="18"/>
-        </w:rPr>
-        <w:t>funci</w:t>
+        <w:t>{{funci</w:t>
       </w:r>
       <w:r>
         <w:rPr>
@@ -298,133 +292,7 @@
           <w:sz w:val="18"/>
           <w:szCs w:val="18"/>
         </w:rPr>
-        <w:t>n_disparo_inicial</w:t>
-      </w:r>
-      <w:proofErr w:type="spellEnd"/>
-      <w:r>
-        <w:rPr>
-          <w:rFonts w:cs="Arial"/>
-          <w:sz w:val="18"/>
-          <w:szCs w:val="18"/>
-        </w:rPr>
-        <w:t>}}</w:t>
-      </w:r>
-      <w:r>
-        <w:rPr>
-          <w:rFonts w:cs="Arial"/>
-          <w:sz w:val="18"/>
-          <w:szCs w:val="18"/>
-        </w:rPr>
-        <w:t xml:space="preserve"> </w:t>
-      </w:r>
-      <w:r>
-        <w:rPr>
-          <w:rFonts w:cs="Arial"/>
-          <w:b/>
-          <w:sz w:val="18"/>
-          <w:szCs w:val="18"/>
-        </w:rPr>
-        <w:t>”</w:t>
-      </w:r>
-      <w:r>
-        <w:rPr>
-          <w:rFonts w:cs="Arial"/>
-          <w:sz w:val="18"/>
-          <w:szCs w:val="18"/>
-        </w:rPr>
-        <w:t xml:space="preserve"> y </w:t>
-      </w:r>
-      <w:r>
-        <w:rPr>
-          <w:rFonts w:cs="Arial"/>
-          <w:sz w:val="18"/>
-          <w:szCs w:val="18"/>
-        </w:rPr>
-        <w:t xml:space="preserve">por actuación del relé </w:t>
-      </w:r>
-      <w:proofErr w:type="spellStart"/>
-      <w:r>
-        <w:rPr>
-          <w:rFonts w:cs="Arial"/>
-          <w:sz w:val="18"/>
-          <w:szCs w:val="18"/>
-        </w:rPr>
-        <w:t>S</w:t>
-      </w:r>
-      <w:r>
-        <w:rPr>
-          <w:rFonts w:cs="Arial"/>
-          <w:sz w:val="18"/>
-          <w:szCs w:val="18"/>
-        </w:rPr>
-        <w:t>itras</w:t>
-      </w:r>
-      <w:proofErr w:type="spellEnd"/>
-      <w:r>
-        <w:rPr>
-          <w:rFonts w:cs="Arial"/>
-          <w:sz w:val="18"/>
-          <w:szCs w:val="18"/>
-        </w:rPr>
-        <w:t xml:space="preserve"> PRO por función </w:t>
-      </w:r>
-      <w:r>
-        <w:rPr>
-          <w:rFonts w:cs="Arial"/>
-          <w:sz w:val="18"/>
-          <w:szCs w:val="18"/>
-        </w:rPr>
-        <w:t>“</w:t>
-      </w:r>
-      <w:r>
-        <w:rPr>
-          <w:rFonts w:cs="Arial"/>
-          <w:sz w:val="18"/>
-          <w:szCs w:val="18"/>
-        </w:rPr>
-        <w:t xml:space="preserve"> </w:t>
-      </w:r>
-      <w:r>
-        <w:rPr>
-          <w:rFonts w:cs="Arial"/>
-          <w:sz w:val="18"/>
-          <w:szCs w:val="18"/>
-        </w:rPr>
-        <w:t>{{</w:t>
-      </w:r>
-      <w:proofErr w:type="spellStart"/>
-      <w:r>
-        <w:rPr>
-          <w:rFonts w:cs="Arial"/>
-          <w:sz w:val="18"/>
-          <w:szCs w:val="18"/>
-        </w:rPr>
-        <w:t>funci</w:t>
-      </w:r>
-      <w:r>
-        <w:rPr>
-          <w:rFonts w:cs="Arial"/>
-          <w:sz w:val="18"/>
-          <w:szCs w:val="18"/>
-        </w:rPr>
-        <w:t>o</w:t>
-      </w:r>
-      <w:r>
-        <w:rPr>
-          <w:rFonts w:cs="Arial"/>
-          <w:sz w:val="18"/>
-          <w:szCs w:val="18"/>
-        </w:rPr>
-        <w:t>n_disparo_final</w:t>
-      </w:r>
-      <w:proofErr w:type="spellEnd"/>
-      <w:r>
-        <w:rPr>
-          <w:rFonts w:cs="Arial"/>
-          <w:sz w:val="18"/>
-          <w:szCs w:val="18"/>
-        </w:rPr>
-        <w:t>}}</w:t>
+        <w:t>n_disparo_final}}</w:t>
       </w:r>
       <w:r>
         <w:rPr>
@@ -470,9 +338,8 @@
           <w:sz w:val="18"/>
           <w:szCs w:val="18"/>
         </w:rPr>
-        <w:t>{{</w:t>
-      </w:r>
-      <w:proofErr w:type="spellStart"/>
+        <w:t>{{alimentador_</w:t>
+      </w:r>
       <w:r>
         <w:rPr>
           <w:rFonts w:cs="Arial"/>
@@ -481,7 +348,7 @@
           <w:sz w:val="18"/>
           <w:szCs w:val="18"/>
         </w:rPr>
-        <w:t>alimentador_</w:t>
+        <w:t>ser_</w:t>
       </w:r>
       <w:r>
         <w:rPr>
@@ -491,7 +358,7 @@
           <w:sz w:val="18"/>
           <w:szCs w:val="18"/>
         </w:rPr>
-        <w:t>ser_</w:t>
+        <w:t>vecino}}</w:t>
       </w:r>
       <w:r>
         <w:rPr>
@@ -501,9 +368,32 @@
           <w:sz w:val="18"/>
           <w:szCs w:val="18"/>
         </w:rPr>
-        <w:t>vecino</w:t>
-      </w:r>
-      <w:proofErr w:type="spellEnd"/>
+        <w:t xml:space="preserve"> </w:t>
+      </w:r>
+      <w:r>
+        <w:rPr>
+          <w:rFonts w:cs="Arial"/>
+          <w:sz w:val="18"/>
+          <w:szCs w:val="18"/>
+        </w:rPr>
+        <w:t>en el sistema SCADA_VICOS RSC por función</w:t>
+      </w:r>
+      <w:r>
+        <w:rPr>
+          <w:rFonts w:cs="Arial"/>
+          <w:sz w:val="18"/>
+          <w:szCs w:val="18"/>
+        </w:rPr>
+        <w:t xml:space="preserve"> </w:t>
+      </w:r>
+      <w:r>
+        <w:rPr>
+          <w:rFonts w:cs="Arial"/>
+          <w:sz w:val="18"/>
+          <w:szCs w:val="18"/>
+        </w:rPr>
+        <w:t>“</w:t>
+      </w:r>
       <w:r>
         <w:rPr>
           <w:rFonts w:cs="Arial"/>
@@ -512,50 +402,6 @@
           <w:sz w:val="18"/>
           <w:szCs w:val="18"/>
         </w:rPr>
-        <w:t>}}</w:t>
-      </w:r>
-      <w:r>
-        <w:rPr>
-          <w:rFonts w:cs="Arial"/>
-          <w:b/>
-          <w:bCs/>
-          <w:sz w:val="18"/>
-          <w:szCs w:val="18"/>
-        </w:rPr>
-        <w:t xml:space="preserve"> </w:t>
-      </w:r>
-      <w:r>
-        <w:rPr>
-          <w:rFonts w:cs="Arial"/>
-          <w:sz w:val="18"/>
-          <w:szCs w:val="18"/>
-        </w:rPr>
-        <w:t>en el sistema SCADA_VICOS RSC por función</w:t>
-      </w:r>
-      <w:r>
-        <w:rPr>
-          <w:rFonts w:cs="Arial"/>
-          <w:sz w:val="18"/>
-          <w:szCs w:val="18"/>
-        </w:rPr>
-        <w:t xml:space="preserve"> </w:t>
-      </w:r>
-      <w:r>
-        <w:rPr>
-          <w:rFonts w:cs="Arial"/>
-          <w:sz w:val="18"/>
-          <w:szCs w:val="18"/>
-        </w:rPr>
-        <w:t>“</w:t>
-      </w:r>
-      <w:r>
-        <w:rPr>
-          <w:rFonts w:cs="Arial"/>
-          <w:b/>
-          <w:bCs/>
-          <w:sz w:val="18"/>
-          <w:szCs w:val="18"/>
-        </w:rPr>
         <w:t>Disparo por S/E vecina</w:t>
       </w:r>
       <w:r>
@@ -580,16 +426,7 @@
           <w:sz w:val="18"/>
           <w:szCs w:val="18"/>
         </w:rPr>
-        <w:t xml:space="preserve">por actuación del relé </w:t>
-      </w:r>
-      <w:proofErr w:type="spellStart"/>
-      <w:r>
-        <w:rPr>
-          <w:rFonts w:cs="Arial"/>
-          <w:sz w:val="18"/>
-          <w:szCs w:val="18"/>
-        </w:rPr>
-        <w:t>S</w:t>
+        <w:t>por actuación del relé S</w:t>
       </w:r>
       <w:r>
         <w:rPr>
@@ -599,7 +436,6 @@
         </w:rPr>
         <w:t>itras</w:t>
       </w:r>
-      <w:proofErr w:type="spellEnd"/>
       <w:r>
         <w:rPr>
           <w:rFonts w:cs="Arial"/>
@@ -693,43 +529,7 @@
           <w:sz w:val="18"/>
           <w:szCs w:val="18"/>
         </w:rPr>
-        <w:t>{{</w:t>
-      </w:r>
-      <w:proofErr w:type="spellStart"/>
-      <w:r>
-        <w:rPr>
-          <w:rFonts w:cs="Arial"/>
-          <w:sz w:val="18"/>
-          <w:szCs w:val="18"/>
-        </w:rPr>
-        <w:t>ser_aperturado</w:t>
-      </w:r>
-      <w:proofErr w:type="spellEnd"/>
-      <w:r>
-        <w:rPr>
-          <w:rFonts w:cs="Arial"/>
-          <w:sz w:val="18"/>
-          <w:szCs w:val="18"/>
-        </w:rPr>
-        <w:t>}} y {{</w:t>
-      </w:r>
-      <w:proofErr w:type="spellStart"/>
-      <w:r>
-        <w:rPr>
-          <w:rFonts w:cs="Arial"/>
-          <w:sz w:val="18"/>
-          <w:szCs w:val="18"/>
-        </w:rPr>
-        <w:t>ser_vecino</w:t>
-      </w:r>
-      <w:proofErr w:type="spellEnd"/>
-      <w:r>
-        <w:rPr>
-          <w:rFonts w:cs="Arial"/>
-          <w:sz w:val="18"/>
-          <w:szCs w:val="18"/>
-        </w:rPr>
-        <w:t>}}</w:t>
+        <w:t>{{ser_aperturado}} y {{ser_vecino}}</w:t>
       </w:r>
     </w:p>
     <w:p>
@@ -748,25 +548,7 @@
           <w:sz w:val="18"/>
           <w:szCs w:val="18"/>
         </w:rPr>
-        <w:t>{{</w:t>
-      </w:r>
-      <w:proofErr w:type="spellStart"/>
-      <w:r>
-        <w:rPr>
-          <w:rFonts w:cs="Arial"/>
-          <w:sz w:val="18"/>
-          <w:szCs w:val="18"/>
-        </w:rPr>
-        <w:t>dia</w:t>
-      </w:r>
-      <w:proofErr w:type="spellEnd"/>
-      <w:r>
-        <w:rPr>
-          <w:rFonts w:cs="Arial"/>
-          <w:sz w:val="18"/>
-          <w:szCs w:val="18"/>
-        </w:rPr>
-        <w:t>}} {{fecha}}</w:t>
+        <w:t>{{dia}} {{fecha}}</w:t>
       </w:r>
     </w:p>
     <w:p>
@@ -789,9 +571,8 @@
           <w:sz w:val="18"/>
           <w:szCs w:val="18"/>
         </w:rPr>
-        <w:t>{{</w:t>
-      </w:r>
-      <w:proofErr w:type="spellStart"/>
+        <w:t>{{hora</w:t>
+      </w:r>
       <w:r>
         <w:rPr>
           <w:rFonts w:cs="Arial"/>
@@ -800,19 +581,8 @@
           <w:sz w:val="18"/>
           <w:szCs w:val="18"/>
         </w:rPr>
-        <w:t>hora</w:t>
-      </w:r>
-      <w:r>
-        <w:rPr>
-          <w:rFonts w:cs="Arial"/>
-          <w:bCs/>
-          <w:color w:val="000000" w:themeColor="text1"/>
-          <w:sz w:val="18"/>
-          <w:szCs w:val="18"/>
-        </w:rPr>
         <w:t>_vicos_disparo</w:t>
       </w:r>
-      <w:proofErr w:type="spellEnd"/>
       <w:r>
         <w:rPr>
           <w:rFonts w:cs="Arial"/>
@@ -876,7 +646,6 @@
           <w:szCs w:val="18"/>
         </w:rPr>
       </w:pPr>
-      <w:proofErr w:type="spellStart"/>
       <w:r>
         <w:rPr>
           <w:rFonts w:cs="Arial"/>
@@ -884,9 +653,8 @@
           <w:sz w:val="18"/>
           <w:szCs w:val="18"/>
         </w:rPr>
-        <w:t>Headway</w:t>
-      </w:r>
-      <w:proofErr w:type="spellEnd"/>
+        <w:t>Headway de trenes:</w:t>
+      </w:r>
       <w:r>
         <w:rPr>
           <w:rFonts w:cs="Arial"/>
@@ -894,7 +662,7 @@
           <w:sz w:val="18"/>
           <w:szCs w:val="18"/>
         </w:rPr>
-        <w:t xml:space="preserve"> de trenes:</w:t>
+        <w:tab/>
       </w:r>
       <w:r>
         <w:rPr>
@@ -917,40 +685,11 @@
       <w:r>
         <w:rPr>
           <w:rFonts w:cs="Arial"/>
-          <w:b/>
-          <w:sz w:val="18"/>
-          <w:szCs w:val="18"/>
-        </w:rPr>
-        <w:tab/>
-      </w:r>
-      <w:r>
-        <w:rPr>
-          <w:rFonts w:cs="Arial"/>
           <w:bCs/>
           <w:sz w:val="18"/>
           <w:szCs w:val="18"/>
         </w:rPr>
-        <w:t>{{</w:t>
-      </w:r>
-      <w:proofErr w:type="spellStart"/>
-      <w:r>
-        <w:rPr>
-          <w:rFonts w:cs="Arial"/>
-          <w:bCs/>
-          <w:sz w:val="18"/>
-          <w:szCs w:val="18"/>
-        </w:rPr>
-        <w:t>tiempo_entre_trenes</w:t>
-      </w:r>
-      <w:proofErr w:type="spellEnd"/>
-      <w:r>
-        <w:rPr>
-          <w:rFonts w:cs="Arial"/>
-          <w:bCs/>
-          <w:sz w:val="18"/>
-          <w:szCs w:val="18"/>
-        </w:rPr>
-        <w:t>}}</w:t>
+        <w:t>{{tiempo_entre_trenes}}</w:t>
       </w:r>
       <w:r>
         <w:rPr>
@@ -1025,9 +764,8 @@
           <w:sz w:val="18"/>
           <w:szCs w:val="18"/>
         </w:rPr>
-        <w:t>{{</w:t>
-      </w:r>
-      <w:proofErr w:type="spellStart"/>
+        <w:t>{{condicion_</w:t>
+      </w:r>
       <w:r>
         <w:rPr>
           <w:rFonts w:cs="Arial"/>
@@ -1035,7 +773,7 @@
           <w:sz w:val="18"/>
           <w:szCs w:val="18"/>
         </w:rPr>
-        <w:t>condicion_</w:t>
+        <w:t>sen</w:t>
       </w:r>
       <w:r>
         <w:rPr>
@@ -1044,18 +782,8 @@
           <w:sz w:val="18"/>
           <w:szCs w:val="18"/>
         </w:rPr>
-        <w:t>sen</w:t>
-      </w:r>
-      <w:r>
-        <w:rPr>
-          <w:rFonts w:cs="Arial"/>
-          <w:bCs/>
-          <w:sz w:val="18"/>
-          <w:szCs w:val="18"/>
-        </w:rPr>
         <w:t>ales</w:t>
       </w:r>
-      <w:proofErr w:type="spellEnd"/>
       <w:r>
         <w:rPr>
           <w:rFonts w:cs="Arial"/>
@@ -1107,25 +835,7 @@
           <w:sz w:val="18"/>
           <w:szCs w:val="18"/>
         </w:rPr>
-        <w:t>{{</w:t>
-      </w:r>
-      <w:proofErr w:type="spellStart"/>
-      <w:r>
-        <w:rPr>
-          <w:rFonts w:cs="Arial"/>
-          <w:sz w:val="18"/>
-          <w:szCs w:val="18"/>
-        </w:rPr>
-        <w:t>operacion</w:t>
-      </w:r>
-      <w:proofErr w:type="spellEnd"/>
-      <w:r>
-        <w:rPr>
-          <w:rFonts w:cs="Arial"/>
-          <w:sz w:val="18"/>
-          <w:szCs w:val="18"/>
-        </w:rPr>
-        <w:t>}}</w:t>
+        <w:t>{{operacion}}</w:t>
       </w:r>
     </w:p>
     <w:p>
@@ -1574,7 +1284,7 @@
                 <w:sz w:val="20"/>
                 <w:szCs w:val="20"/>
               </w:rPr>
-              <w:t>{{INICIO 2}}</w:t>
+              <w:t>{{INICIO2}}</w:t>
             </w:r>
           </w:p>
         </w:tc>
@@ -1952,7 +1662,25 @@
                 <w:sz w:val="20"/>
                 <w:szCs w:val="20"/>
               </w:rPr>
-              <w:t>{{INICIO 2 +1}}</w:t>
+              <w:t>{{INICIO</w:t>
+            </w:r>
+            <w:r>
+              <w:rPr>
+                <w:rFonts w:ascii="Arial Narrow" w:hAnsi="Arial Narrow" w:cs="Calibri"/>
+                <w:color w:val="000000"/>
+                <w:sz w:val="20"/>
+                <w:szCs w:val="20"/>
+              </w:rPr>
+              <w:t>2</w:t>
+            </w:r>
+            <w:r>
+              <w:rPr>
+                <w:rFonts w:ascii="Arial Narrow" w:hAnsi="Arial Narrow" w:cs="Calibri"/>
+                <w:color w:val="000000"/>
+                <w:sz w:val="20"/>
+                <w:szCs w:val="20"/>
+              </w:rPr>
+              <w:t>}}</w:t>
             </w:r>
           </w:p>
         </w:tc>
@@ -3121,9 +2849,8 @@
           <w:sz w:val="18"/>
           <w:szCs w:val="18"/>
         </w:rPr>
-        <w:t>{{</w:t>
-      </w:r>
-      <w:proofErr w:type="spellStart"/>
+        <w:t xml:space="preserve">{{interruptor_aperturado}} </w:t>
+      </w:r>
       <w:r>
         <w:rPr>
           <w:rFonts w:cs="Arial"/>
@@ -3132,9 +2859,8 @@
           <w:sz w:val="18"/>
           <w:szCs w:val="18"/>
         </w:rPr>
-        <w:t>interruptor_aperturado</w:t>
-      </w:r>
-      <w:proofErr w:type="spellEnd"/>
+        <w:t>/</w:t>
+      </w:r>
       <w:r>
         <w:rPr>
           <w:rFonts w:cs="Arial"/>
@@ -3143,49 +2869,7 @@
           <w:sz w:val="18"/>
           <w:szCs w:val="18"/>
         </w:rPr>
-        <w:t xml:space="preserve">}} </w:t>
-      </w:r>
-      <w:r>
-        <w:rPr>
-          <w:rFonts w:cs="Arial"/>
-          <w:b/>
-          <w:bCs/>
-          <w:sz w:val="18"/>
-          <w:szCs w:val="18"/>
-        </w:rPr>
-        <w:t>/</w:t>
-      </w:r>
-      <w:r>
-        <w:rPr>
-          <w:rFonts w:cs="Arial"/>
-          <w:b/>
-          <w:bCs/>
-          <w:sz w:val="18"/>
-          <w:szCs w:val="18"/>
-        </w:rPr>
-        <w:t xml:space="preserve"> {{</w:t>
-      </w:r>
-      <w:proofErr w:type="spellStart"/>
-      <w:r>
-        <w:rPr>
-          <w:rFonts w:cs="Arial"/>
-          <w:b/>
-          <w:bCs/>
-          <w:sz w:val="18"/>
-          <w:szCs w:val="18"/>
-        </w:rPr>
-        <w:t>interruptor_vecino</w:t>
-      </w:r>
-      <w:proofErr w:type="spellEnd"/>
-      <w:r>
-        <w:rPr>
-          <w:rFonts w:cs="Arial"/>
-          <w:b/>
-          <w:bCs/>
-          <w:sz w:val="18"/>
-          <w:szCs w:val="18"/>
-        </w:rPr>
-        <w:t>}}</w:t>
+        <w:t xml:space="preserve"> {{interruptor_vecino}}</w:t>
       </w:r>
     </w:p>
     <w:p>
@@ -3208,29 +2892,7 @@
           <w:sz w:val="18"/>
           <w:szCs w:val="18"/>
         </w:rPr>
-        <w:t xml:space="preserve">De acuerdo con el registro de eventos del relé </w:t>
-      </w:r>
-      <w:proofErr w:type="spellStart"/>
-      <w:r>
-        <w:rPr>
-          <w:rFonts w:cs="Arial"/>
-          <w:bCs/>
-          <w:color w:val="000000" w:themeColor="text1"/>
-          <w:sz w:val="18"/>
-          <w:szCs w:val="18"/>
-        </w:rPr>
-        <w:t>Sitras</w:t>
-      </w:r>
-      <w:proofErr w:type="spellEnd"/>
-      <w:r>
-        <w:rPr>
-          <w:rFonts w:cs="Arial"/>
-          <w:bCs/>
-          <w:color w:val="000000" w:themeColor="text1"/>
-          <w:sz w:val="18"/>
-          <w:szCs w:val="18"/>
-        </w:rPr>
-        <w:t xml:space="preserve"> PRO, se evidencia que los equipos actuaron de acuerdo con el valor seteado:</w:t>
+        <w:t>De acuerdo con el registro de eventos del relé Sitras PRO, se evidencia que los equipos actuaron de acuerdo con el valor seteado:</w:t>
       </w:r>
     </w:p>
     <w:p>
@@ -3495,31 +3157,7 @@
                 <w:sz w:val="18"/>
                 <w:szCs w:val="18"/>
               </w:rPr>
-              <w:t xml:space="preserve">Registro </w:t>
-            </w:r>
-            <w:proofErr w:type="spellStart"/>
-            <w:r>
-              <w:rPr>
-                <w:rFonts w:cs="Arial"/>
-                <w:b/>
-                <w:bCs/>
-                <w:color w:val="FFFFFF" w:themeColor="background1"/>
-                <w:sz w:val="18"/>
-                <w:szCs w:val="18"/>
-              </w:rPr>
-              <w:t>Sitras</w:t>
-            </w:r>
-            <w:proofErr w:type="spellEnd"/>
-            <w:r>
-              <w:rPr>
-                <w:rFonts w:cs="Arial"/>
-                <w:b/>
-                <w:bCs/>
-                <w:color w:val="FFFFFF" w:themeColor="background1"/>
-                <w:sz w:val="18"/>
-                <w:szCs w:val="18"/>
-              </w:rPr>
-              <w:t xml:space="preserve"> PRO</w:t>
+              <w:t>Registro Sitras PRO</w:t>
             </w:r>
           </w:p>
         </w:tc>
@@ -3695,7 +3333,6 @@
                 <w:szCs w:val="16"/>
               </w:rPr>
             </w:pPr>
-            <w:proofErr w:type="spellStart"/>
             <w:r>
               <w:rPr>
                 <w:rFonts w:cs="Arial"/>
@@ -3705,19 +3342,7 @@
                 <w:sz w:val="16"/>
                 <w:szCs w:val="16"/>
               </w:rPr>
-              <w:t>Sitras</w:t>
-            </w:r>
-            <w:proofErr w:type="spellEnd"/>
-            <w:r>
-              <w:rPr>
-                <w:rFonts w:cs="Arial"/>
-                <w:b/>
-                <w:bCs/>
-                <w:color w:val="FFFFFF" w:themeColor="background1"/>
-                <w:sz w:val="16"/>
-                <w:szCs w:val="16"/>
-              </w:rPr>
-              <w:t xml:space="preserve"> PRO</w:t>
+              <w:t>Sitras PRO</w:t>
             </w:r>
           </w:p>
         </w:tc>
@@ -3917,25 +3542,7 @@
                 <w:sz w:val="18"/>
                 <w:szCs w:val="18"/>
               </w:rPr>
-              <w:t>{{</w:t>
-            </w:r>
-            <w:proofErr w:type="spellStart"/>
-            <w:r>
-              <w:rPr>
-                <w:rFonts w:cs="Arial"/>
-                <w:sz w:val="18"/>
-                <w:szCs w:val="18"/>
-              </w:rPr>
-              <w:t>ser_aperturado</w:t>
-            </w:r>
-            <w:proofErr w:type="spellEnd"/>
-            <w:r>
-              <w:rPr>
-                <w:rFonts w:cs="Arial"/>
-                <w:sz w:val="18"/>
-                <w:szCs w:val="18"/>
-              </w:rPr>
-              <w:t>}}</w:t>
+              <w:t>{{ser_aperturado}}</w:t>
             </w:r>
           </w:p>
         </w:tc>
@@ -3970,29 +3577,7 @@
                 <w:sz w:val="18"/>
                 <w:szCs w:val="18"/>
               </w:rPr>
-              <w:t>{{</w:t>
-            </w:r>
-            <w:proofErr w:type="spellStart"/>
-            <w:r>
-              <w:rPr>
-                <w:rFonts w:cs="Arial"/>
-                <w:bCs/>
-                <w:color w:val="000000" w:themeColor="text1"/>
-                <w:sz w:val="18"/>
-                <w:szCs w:val="18"/>
-              </w:rPr>
-              <w:t>hora_vicos_disparo</w:t>
-            </w:r>
-            <w:proofErr w:type="spellEnd"/>
-            <w:r>
-              <w:rPr>
-                <w:rFonts w:cs="Arial"/>
-                <w:bCs/>
-                <w:color w:val="000000" w:themeColor="text1"/>
-                <w:sz w:val="18"/>
-                <w:szCs w:val="18"/>
-              </w:rPr>
-              <w:t>}}</w:t>
+              <w:t>{{hora_vicos_disparo}}</w:t>
             </w:r>
           </w:p>
         </w:tc>
@@ -4080,7 +3665,6 @@
                 <w:szCs w:val="18"/>
               </w:rPr>
             </w:pPr>
-            <w:proofErr w:type="spellStart"/>
             <w:r>
               <w:rPr>
                 <w:rFonts w:cs="Arial"/>
@@ -4089,18 +3673,7 @@
                 <w:sz w:val="18"/>
                 <w:szCs w:val="18"/>
               </w:rPr>
-              <w:t>Imax</w:t>
-            </w:r>
-            <w:proofErr w:type="spellEnd"/>
-            <w:r>
-              <w:rPr>
-                <w:rFonts w:cs="Arial"/>
-                <w:b/>
-                <w:bCs/>
-                <w:sz w:val="18"/>
-                <w:szCs w:val="18"/>
-              </w:rPr>
-              <w:t xml:space="preserve"> =</w:t>
+              <w:t>Imax =</w:t>
             </w:r>
             <w:r>
               <w:rPr>
@@ -4234,6 +3807,7 @@
                 <w:sz w:val="18"/>
                 <w:szCs w:val="18"/>
               </w:rPr>
+              <w:lastRenderedPageBreak/>
               <w:t>AL</w:t>
             </w:r>
             <w:r>
@@ -4277,26 +3851,16 @@
                 <w:sz w:val="18"/>
                 <w:szCs w:val="18"/>
               </w:rPr>
-              <w:t>{{</w:t>
-            </w:r>
-            <w:proofErr w:type="spellStart"/>
+              <w:t>{{ser_</w:t>
+            </w:r>
             <w:r>
               <w:rPr>
                 <w:rFonts w:cs="Arial"/>
                 <w:sz w:val="18"/>
                 <w:szCs w:val="18"/>
               </w:rPr>
-              <w:t>ser_</w:t>
-            </w:r>
-            <w:r>
-              <w:rPr>
-                <w:rFonts w:cs="Arial"/>
-                <w:sz w:val="18"/>
-                <w:szCs w:val="18"/>
-              </w:rPr>
               <w:t>vecino</w:t>
             </w:r>
-            <w:proofErr w:type="spellEnd"/>
             <w:r>
               <w:rPr>
                 <w:rFonts w:cs="Arial"/>
@@ -4330,6 +3894,36 @@
                 <w:szCs w:val="18"/>
               </w:rPr>
             </w:pPr>
+            <w:r>
+              <w:rPr>
+                <w:rFonts w:cs="Arial"/>
+                <w:bCs/>
+                <w:color w:val="000000" w:themeColor="text1"/>
+                <w:sz w:val="18"/>
+                <w:szCs w:val="18"/>
+              </w:rPr>
+              <w:t>{{hora_vicos_disparo</w:t>
+            </w:r>
+            <w:r>
+              <w:rPr>
+                <w:rFonts w:cs="Arial"/>
+                <w:bCs/>
+                <w:color w:val="000000" w:themeColor="text1"/>
+                <w:sz w:val="18"/>
+                <w:szCs w:val="18"/>
+              </w:rPr>
+              <w:t>_vecina</w:t>
+            </w:r>
+            <w:r>
+              <w:rPr>
+                <w:rFonts w:cs="Arial"/>
+                <w:bCs/>
+                <w:color w:val="000000" w:themeColor="text1"/>
+                <w:sz w:val="18"/>
+                <w:szCs w:val="18"/>
+              </w:rPr>
+              <w:t>}}</w:t>
+            </w:r>
           </w:p>
         </w:tc>
         <w:tc>
@@ -4511,7 +4105,6 @@
           <w:sz w:val="18"/>
           <w:szCs w:val="18"/>
         </w:rPr>
-        <w:lastRenderedPageBreak/>
         <w:t xml:space="preserve">Tabla </w:t>
       </w:r>
       <w:r>
@@ -4571,29 +4164,7 @@
           <w:sz w:val="18"/>
           <w:szCs w:val="18"/>
         </w:rPr>
-        <w:t xml:space="preserve">Valores registrados en Sistema SCADA_VICOS RSC y relé </w:t>
-      </w:r>
-      <w:proofErr w:type="spellStart"/>
-      <w:r>
-        <w:rPr>
-          <w:b w:val="0"/>
-          <w:bCs w:val="0"/>
-          <w:i w:val="0"/>
-          <w:sz w:val="18"/>
-          <w:szCs w:val="18"/>
-        </w:rPr>
-        <w:t>Sitras</w:t>
-      </w:r>
-      <w:proofErr w:type="spellEnd"/>
-      <w:r>
-        <w:rPr>
-          <w:b w:val="0"/>
-          <w:bCs w:val="0"/>
-          <w:i w:val="0"/>
-          <w:sz w:val="18"/>
-          <w:szCs w:val="18"/>
-        </w:rPr>
-        <w:t xml:space="preserve"> PRO</w:t>
+        <w:t>Valores registrados en Sistema SCADA_VICOS RSC y relé Sitras PRO</w:t>
       </w:r>
     </w:p>
     <w:p>
@@ -4628,23 +4199,7 @@
           <w:sz w:val="18"/>
           <w:szCs w:val="18"/>
         </w:rPr>
-        <w:t xml:space="preserve">{{ </w:t>
-      </w:r>
-      <w:proofErr w:type="spellStart"/>
-      <w:r>
-        <w:rPr>
-          <w:sz w:val="18"/>
-          <w:szCs w:val="18"/>
-        </w:rPr>
-        <w:t>anexo_sitras</w:t>
-      </w:r>
-      <w:proofErr w:type="spellEnd"/>
-      <w:r>
-        <w:rPr>
-          <w:sz w:val="18"/>
-          <w:szCs w:val="18"/>
-        </w:rPr>
-        <w:t xml:space="preserve"> }}</w:t>
+        <w:t>{{ anexo_sitras }}</w:t>
       </w:r>
     </w:p>
     <w:p>

--- a/plantilla_base.docx
+++ b/plantilla_base.docx
@@ -4169,44 +4169,727 @@
     </w:p>
     <w:p>
       <w:pPr>
-        <w:ind w:left="708" w:hanging="708"/>
-        <w:rPr>
-          <w:sz w:val="18"/>
-          <w:szCs w:val="18"/>
-        </w:rPr>
+        <w:ind w:left="0" w:firstLine="0"/>
       </w:pPr>
     </w:p>
     <w:p>
       <w:pPr>
         <w:ind w:left="708" w:hanging="708"/>
-        <w:rPr>
-          <w:sz w:val="18"/>
-          <w:szCs w:val="18"/>
-        </w:rPr>
+        <w:jc w:val="center"/>
       </w:pPr>
     </w:p>
     <w:p>
       <w:pPr>
         <w:spacing w:before="0" w:after="0" w:line="240" w:lineRule="auto"/>
-        <w:jc w:val="center"/>
-        <w:rPr>
-          <w:sz w:val="18"/>
-          <w:szCs w:val="18"/>
-        </w:rPr>
-      </w:pPr>
-      <w:r>
-        <w:rPr>
-          <w:sz w:val="18"/>
-          <w:szCs w:val="18"/>
-        </w:rPr>
-        <w:t>{{ anexo_sitras }}</w:t>
+        <w:ind w:left="0" w:firstLine="0"/>
+        <w:rPr>
+          <w:rFonts w:ascii="Arial Narrow" w:hAnsi="Arial Narrow" w:cs="Arial Narrow"/>
+          <w:bCs/>
+          <w:color w:val="000000" w:themeColor="text1"/>
+          <w:sz w:val="18"/>
+          <w:szCs w:val="18"/>
+        </w:rPr>
+      </w:pPr>
+      <w:r>
+        <w:rPr>
+          <w:rFonts w:cs="Arial"/>
+          <w:bCs/>
+          <w:color w:val="000000" w:themeColor="text1"/>
+          <w:sz w:val="18"/>
+          <w:szCs w:val="18"/>
+        </w:rPr>
+        <w:t xml:space="preserve">A las </w:t>
+      </w:r>
+      <w:r>
+        <w:rPr>
+          <w:rFonts w:cs="Arial"/>
+          <w:bCs/>
+          <w:color w:val="000000" w:themeColor="text1"/>
+          <w:sz w:val="18"/>
+          <w:szCs w:val="18"/>
+        </w:rPr>
+        <w:t>{{hora_vicos_disparo}}</w:t>
+      </w:r>
+      <w:r>
+        <w:rPr>
+          <w:rFonts w:cs="Arial"/>
+          <w:bCs/>
+          <w:color w:val="000000" w:themeColor="text1"/>
+          <w:sz w:val="18"/>
+          <w:szCs w:val="18"/>
+        </w:rPr>
+        <w:t xml:space="preserve"> se apertura </w:t>
+      </w:r>
+      <w:r>
+        <w:rPr>
+          <w:rFonts w:cs="Arial"/>
+          <w:bCs/>
+          <w:color w:val="000000" w:themeColor="text1"/>
+          <w:sz w:val="18"/>
+          <w:szCs w:val="18"/>
+        </w:rPr>
+        <w:t>el interruptor</w:t>
+      </w:r>
+      <w:r>
+        <w:rPr>
+          <w:rFonts w:cs="Arial"/>
+          <w:bCs/>
+          <w:color w:val="000000" w:themeColor="text1"/>
+          <w:sz w:val="18"/>
+          <w:szCs w:val="18"/>
+        </w:rPr>
+        <w:t xml:space="preserve"> </w:t>
+      </w:r>
+      <w:r>
+        <w:rPr>
+          <w:rFonts w:cs="Arial"/>
+          <w:bCs/>
+          <w:color w:val="000000" w:themeColor="text1"/>
+          <w:sz w:val="18"/>
+          <w:szCs w:val="18"/>
+        </w:rPr>
+        <w:t>{{interruptor_num}}</w:t>
+      </w:r>
+      <w:r>
+        <w:rPr>
+          <w:rFonts w:cs="Arial"/>
+          <w:bCs/>
+          <w:color w:val="000000" w:themeColor="text1"/>
+          <w:sz w:val="18"/>
+          <w:szCs w:val="18"/>
+        </w:rPr>
+        <w:t xml:space="preserve"> del alimentador </w:t>
+      </w:r>
+      <w:r>
+        <w:rPr>
+          <w:rFonts w:cs="Arial"/>
+          <w:bCs/>
+          <w:color w:val="000000" w:themeColor="text1"/>
+          <w:sz w:val="18"/>
+          <w:szCs w:val="18"/>
+        </w:rPr>
+        <w:t>{{alimentador}}</w:t>
+      </w:r>
+      <w:r>
+        <w:rPr>
+          <w:rFonts w:cs="Arial"/>
+          <w:bCs/>
+          <w:color w:val="000000" w:themeColor="text1"/>
+          <w:sz w:val="18"/>
+          <w:szCs w:val="18"/>
+        </w:rPr>
+        <w:t xml:space="preserve"> de </w:t>
+      </w:r>
+      <w:r>
+        <w:rPr>
+          <w:rFonts w:cs="Arial"/>
+          <w:bCs/>
+          <w:color w:val="000000" w:themeColor="text1"/>
+          <w:sz w:val="18"/>
+          <w:szCs w:val="18"/>
+        </w:rPr>
+        <w:t>{{ser}}</w:t>
+      </w:r>
+      <w:r>
+        <w:rPr>
+          <w:rFonts w:cs="Arial"/>
+          <w:bCs/>
+          <w:color w:val="000000" w:themeColor="text1"/>
+          <w:sz w:val="18"/>
+          <w:szCs w:val="18"/>
+        </w:rPr>
+        <w:t xml:space="preserve"> y </w:t>
+      </w:r>
+      <w:r>
+        <w:rPr>
+          <w:rFonts w:cs="Arial"/>
+          <w:bCs/>
+          <w:color w:val="000000" w:themeColor="text1"/>
+          <w:sz w:val="18"/>
+          <w:szCs w:val="18"/>
+        </w:rPr>
+        <w:t xml:space="preserve">a las {{hora_vicos_disparo_vecina}} se apertura el interruptor </w:t>
+      </w:r>
+      <w:r>
+        <w:rPr>
+          <w:rFonts w:cs="Arial"/>
+          <w:bCs/>
+          <w:color w:val="000000" w:themeColor="text1"/>
+          <w:sz w:val="18"/>
+          <w:szCs w:val="18"/>
+        </w:rPr>
+        <w:t>{{interruptor_num}}</w:t>
+      </w:r>
+      <w:r>
+        <w:rPr>
+          <w:rFonts w:cs="Arial"/>
+          <w:bCs/>
+          <w:color w:val="000000" w:themeColor="text1"/>
+          <w:sz w:val="18"/>
+          <w:szCs w:val="18"/>
+        </w:rPr>
+        <w:t xml:space="preserve"> del alimentador </w:t>
+      </w:r>
+      <w:r>
+        <w:rPr>
+          <w:rFonts w:cs="Arial"/>
+          <w:bCs/>
+          <w:color w:val="000000" w:themeColor="text1"/>
+          <w:sz w:val="18"/>
+          <w:szCs w:val="18"/>
+        </w:rPr>
+        <w:t>{{alimentador}}</w:t>
+      </w:r>
+      <w:r>
+        <w:rPr>
+          <w:rFonts w:cs="Arial"/>
+          <w:bCs/>
+          <w:color w:val="000000" w:themeColor="text1"/>
+          <w:sz w:val="18"/>
+          <w:szCs w:val="18"/>
+        </w:rPr>
+        <w:t xml:space="preserve"> </w:t>
+      </w:r>
+      <w:r>
+        <w:rPr>
+          <w:rFonts w:cs="Arial"/>
+          <w:bCs/>
+          <w:color w:val="000000" w:themeColor="text1"/>
+          <w:sz w:val="18"/>
+          <w:szCs w:val="18"/>
+        </w:rPr>
+        <w:t>de {{set}}</w:t>
+      </w:r>
+      <w:r>
+        <w:rPr>
+          <w:rFonts w:cs="Arial"/>
+          <w:bCs/>
+          <w:color w:val="000000" w:themeColor="text1"/>
+          <w:sz w:val="18"/>
+          <w:szCs w:val="18"/>
+        </w:rPr>
+        <w:t xml:space="preserve">; los relés Sitras PRO de ambos alimentadores </w:t>
+      </w:r>
+      <w:r>
+        <w:rPr>
+          <w:rFonts w:cs="Arial"/>
+          <w:b/>
+          <w:color w:val="000000" w:themeColor="text1"/>
+          <w:sz w:val="18"/>
+          <w:szCs w:val="18"/>
+        </w:rPr>
+        <w:t>registraron sobrecorriente de retorno</w:t>
+      </w:r>
+      <w:r>
+        <w:rPr>
+          <w:rFonts w:cs="Arial"/>
+          <w:bCs/>
+          <w:color w:val="000000" w:themeColor="text1"/>
+          <w:sz w:val="18"/>
+          <w:szCs w:val="18"/>
+        </w:rPr>
+        <w:t xml:space="preserve"> en la línea aérea de contacto de la zona </w:t>
+      </w:r>
+      <w:r>
+        <w:rPr>
+          <w:rFonts w:cs="Arial"/>
+          <w:bCs/>
+          <w:color w:val="000000" w:themeColor="text1"/>
+          <w:sz w:val="18"/>
+          <w:szCs w:val="18"/>
+        </w:rPr>
+        <w:t>{{zona}}</w:t>
+      </w:r>
+      <w:r>
+        <w:rPr>
+          <w:rFonts w:cs="Arial"/>
+          <w:bCs/>
+          <w:color w:val="000000" w:themeColor="text1"/>
+          <w:sz w:val="18"/>
+          <w:szCs w:val="18"/>
+        </w:rPr>
+        <w:t xml:space="preserve">, señalizando las funciones </w:t>
+      </w:r>
+      <w:r>
+        <w:rPr>
+          <w:rFonts w:cs="Arial"/>
+          <w:b/>
+          <w:bCs/>
+          <w:sz w:val="18"/>
+          <w:szCs w:val="18"/>
+        </w:rPr>
+        <w:t>“</w:t>
+      </w:r>
+      <w:r>
+        <w:rPr>
+          <w:rFonts w:cs="Arial"/>
+          <w:b/>
+          <w:bCs/>
+          <w:sz w:val="18"/>
+          <w:szCs w:val="18"/>
+        </w:rPr>
+        <w:t>{{funcion_disparo_final}}</w:t>
+      </w:r>
+      <w:r>
+        <w:rPr>
+          <w:rFonts w:cs="Arial"/>
+          <w:b/>
+          <w:bCs/>
+          <w:sz w:val="18"/>
+          <w:szCs w:val="18"/>
+        </w:rPr>
+        <w:t xml:space="preserve">” </w:t>
+      </w:r>
+      <w:r>
+        <w:rPr>
+          <w:rFonts w:cs="Arial"/>
+          <w:sz w:val="18"/>
+          <w:szCs w:val="18"/>
+        </w:rPr>
+        <w:t>y</w:t>
+      </w:r>
+      <w:r>
+        <w:rPr>
+          <w:rFonts w:cs="Arial"/>
+          <w:b/>
+          <w:bCs/>
+          <w:sz w:val="18"/>
+          <w:szCs w:val="18"/>
+        </w:rPr>
+        <w:t xml:space="preserve"> “</w:t>
+      </w:r>
+      <w:r>
+        <w:rPr>
+          <w:rFonts w:cs="Arial"/>
+          <w:b/>
+          <w:color w:val="000000" w:themeColor="text1"/>
+          <w:sz w:val="18"/>
+          <w:szCs w:val="18"/>
+        </w:rPr>
+        <w:t xml:space="preserve">Arrastre desde SSEE colateral activo” </w:t>
+      </w:r>
+      <w:r>
+        <w:rPr>
+          <w:rFonts w:cs="Arial"/>
+          <w:bCs/>
+          <w:color w:val="000000" w:themeColor="text1"/>
+          <w:sz w:val="18"/>
+          <w:szCs w:val="18"/>
+        </w:rPr>
+        <w:t xml:space="preserve">respectivamente; </w:t>
+      </w:r>
+      <w:r>
+        <w:rPr>
+          <w:rFonts w:cs="Arial"/>
+          <w:b/>
+          <w:color w:val="000000" w:themeColor="text1"/>
+          <w:sz w:val="18"/>
+          <w:szCs w:val="18"/>
+        </w:rPr>
+        <w:t xml:space="preserve">originado por </w:t>
+      </w:r>
+      <w:r>
+        <w:rPr>
+          <w:rFonts w:cs="Arial"/>
+          <w:b/>
+          <w:color w:val="000000" w:themeColor="text1"/>
+          <w:sz w:val="18"/>
+          <w:szCs w:val="18"/>
+        </w:rPr>
+        <w:t xml:space="preserve">acumulación </w:t>
+      </w:r>
+      <w:r>
+        <w:rPr>
+          <w:rFonts w:cs="Arial"/>
+          <w:b/>
+          <w:color w:val="000000" w:themeColor="text1"/>
+          <w:sz w:val="18"/>
+          <w:szCs w:val="18"/>
+        </w:rPr>
+        <w:t>de los trenes en la zona.</w:t>
+      </w:r>
+      <w:r>
+        <w:rPr>
+          <w:rFonts w:cs="Arial"/>
+          <w:bCs/>
+          <w:color w:val="000000" w:themeColor="text1"/>
+          <w:sz w:val="18"/>
+          <w:szCs w:val="18"/>
+        </w:rPr>
+        <w:t xml:space="preserve"> A las </w:t>
+      </w:r>
+      <w:r>
+        <w:rPr>
+          <w:sz w:val="18"/>
+          <w:szCs w:val="18"/>
+        </w:rPr>
+        <w:t>{{horas_vicos_ap_final}}</w:t>
+      </w:r>
+      <w:r>
+        <w:rPr>
+          <w:rFonts w:ascii="Arial Narrow" w:hAnsi="Arial Narrow" w:cs="Arial Narrow"/>
+          <w:bCs/>
+          <w:color w:val="000000" w:themeColor="text1"/>
+          <w:sz w:val="18"/>
+          <w:szCs w:val="18"/>
+        </w:rPr>
+        <w:t xml:space="preserve"> </w:t>
+      </w:r>
+      <w:r>
+        <w:rPr>
+          <w:rFonts w:cs="Arial"/>
+          <w:bCs/>
+          <w:color w:val="000000" w:themeColor="text1"/>
+          <w:sz w:val="18"/>
+          <w:szCs w:val="18"/>
+        </w:rPr>
+        <w:t>se origina el recierre automático de</w:t>
+      </w:r>
+      <w:r>
+        <w:rPr>
+          <w:rFonts w:cs="Arial"/>
+          <w:bCs/>
+          <w:color w:val="000000" w:themeColor="text1"/>
+          <w:sz w:val="18"/>
+          <w:szCs w:val="18"/>
+        </w:rPr>
+        <w:t xml:space="preserve">l </w:t>
+      </w:r>
+      <w:r>
+        <w:rPr>
+          <w:rFonts w:cs="Arial"/>
+          <w:bCs/>
+          <w:color w:val="000000" w:themeColor="text1"/>
+          <w:sz w:val="18"/>
+          <w:szCs w:val="18"/>
+        </w:rPr>
+        <w:t xml:space="preserve">interruptor </w:t>
+      </w:r>
+      <w:r>
+        <w:rPr>
+          <w:rFonts w:cs="Arial"/>
+          <w:bCs/>
+          <w:color w:val="000000" w:themeColor="text1"/>
+          <w:sz w:val="18"/>
+          <w:szCs w:val="18"/>
+        </w:rPr>
+        <w:t>{{interruptor_aperturado}}</w:t>
+      </w:r>
+      <w:r>
+        <w:rPr>
+          <w:rFonts w:cs="Arial"/>
+          <w:bCs/>
+          <w:color w:val="000000" w:themeColor="text1"/>
+          <w:sz w:val="18"/>
+          <w:szCs w:val="18"/>
+        </w:rPr>
+        <w:t xml:space="preserve"> y </w:t>
+      </w:r>
+      <w:r>
+        <w:rPr>
+          <w:rFonts w:cs="Arial"/>
+          <w:bCs/>
+          <w:color w:val="000000" w:themeColor="text1"/>
+          <w:sz w:val="18"/>
+          <w:szCs w:val="18"/>
+        </w:rPr>
+        <w:t xml:space="preserve">a las </w:t>
+      </w:r>
+      <w:r>
+        <w:rPr>
+          <w:sz w:val="18"/>
+          <w:szCs w:val="18"/>
+        </w:rPr>
+        <w:t>{{horas_vicos_</w:t>
+      </w:r>
+      <w:r>
+        <w:rPr>
+          <w:sz w:val="18"/>
+          <w:szCs w:val="18"/>
+        </w:rPr>
+        <w:t>vec</w:t>
+      </w:r>
+      <w:r>
+        <w:rPr>
+          <w:sz w:val="18"/>
+          <w:szCs w:val="18"/>
+        </w:rPr>
+        <w:t>_final}}</w:t>
+      </w:r>
+      <w:r>
+        <w:rPr>
+          <w:sz w:val="18"/>
+          <w:szCs w:val="18"/>
+        </w:rPr>
+        <w:t xml:space="preserve"> se origina el recierre automático del interruptor </w:t>
+      </w:r>
+      <w:r>
+        <w:rPr>
+          <w:rFonts w:cs="Arial"/>
+          <w:bCs/>
+          <w:color w:val="000000" w:themeColor="text1"/>
+          <w:sz w:val="18"/>
+          <w:szCs w:val="18"/>
+        </w:rPr>
+        <w:t>{{interruptor_vecino}}</w:t>
+      </w:r>
+      <w:r>
+        <w:rPr>
+          <w:rFonts w:cs="Arial"/>
+          <w:bCs/>
+          <w:color w:val="000000" w:themeColor="text1"/>
+          <w:sz w:val="18"/>
+          <w:szCs w:val="18"/>
+        </w:rPr>
+        <w:t xml:space="preserve"> con resultado exitoso</w:t>
+      </w:r>
+      <w:r>
+        <w:rPr>
+          <w:rFonts w:cs="Arial"/>
+          <w:b/>
+          <w:color w:val="000000" w:themeColor="text1"/>
+          <w:sz w:val="18"/>
+          <w:szCs w:val="18"/>
+        </w:rPr>
+        <w:t xml:space="preserve">, </w:t>
+      </w:r>
+      <w:r>
+        <w:rPr>
+          <w:rFonts w:cs="Arial"/>
+          <w:bCs/>
+          <w:color w:val="000000" w:themeColor="text1"/>
+          <w:sz w:val="18"/>
+          <w:szCs w:val="18"/>
+        </w:rPr>
+        <w:t>no afecto las condiciones normales de operación.</w:t>
       </w:r>
     </w:p>
     <w:p>
       <w:pPr>
+        <w:spacing w:after="0" w:line="240" w:lineRule="auto"/>
+        <w:ind w:left="0" w:firstLine="0"/>
+        <w:rPr>
+          <w:rFonts w:cs="Arial"/>
+          <w:bCs/>
+          <w:color w:val="000000" w:themeColor="text1"/>
+          <w:sz w:val="18"/>
+          <w:szCs w:val="18"/>
+        </w:rPr>
+      </w:pPr>
+      <w:r>
+        <w:rPr>
+          <w:rFonts w:cs="Arial"/>
+          <w:bCs/>
+          <w:color w:val="000000" w:themeColor="text1"/>
+          <w:sz w:val="18"/>
+          <w:szCs w:val="18"/>
+        </w:rPr>
+        <w:t xml:space="preserve">En el relé de protección principal Sitras PRO del alimentador </w:t>
+      </w:r>
+      <w:r>
+        <w:rPr>
+          <w:rFonts w:cs="Arial"/>
+          <w:bCs/>
+          <w:color w:val="000000" w:themeColor="text1"/>
+          <w:sz w:val="18"/>
+          <w:szCs w:val="18"/>
+        </w:rPr>
+        <w:t>{{alimentador_set}}</w:t>
+      </w:r>
+      <w:r>
+        <w:rPr>
+          <w:rFonts w:cs="Arial"/>
+          <w:bCs/>
+          <w:color w:val="000000" w:themeColor="text1"/>
+          <w:sz w:val="18"/>
+          <w:szCs w:val="18"/>
+        </w:rPr>
+        <w:t xml:space="preserve">, se puede determinar que la falla fue por sobrecorriente </w:t>
+      </w:r>
+      <w:r>
+        <w:rPr>
+          <w:rFonts w:cs="Arial"/>
+          <w:bCs/>
+          <w:color w:val="000000" w:themeColor="text1"/>
+          <w:sz w:val="18"/>
+          <w:szCs w:val="18"/>
+        </w:rPr>
+        <w:t>e</w:t>
+      </w:r>
+      <w:r>
+        <w:rPr>
+          <w:rFonts w:cs="Arial"/>
+          <w:bCs/>
+          <w:color w:val="000000" w:themeColor="text1"/>
+          <w:sz w:val="18"/>
+          <w:szCs w:val="18"/>
+        </w:rPr>
+        <w:t xml:space="preserve">n la línea aérea de contacto con el valor de </w:t>
+      </w:r>
+      <w:r>
+        <w:rPr>
+          <w:rFonts w:cs="Arial"/>
+          <w:b/>
+          <w:color w:val="000000" w:themeColor="text1"/>
+          <w:sz w:val="18"/>
+          <w:szCs w:val="18"/>
+        </w:rPr>
+        <w:t>6026</w:t>
+      </w:r>
+      <w:r>
+        <w:rPr>
+          <w:rFonts w:cs="Arial"/>
+          <w:b/>
+          <w:color w:val="000000" w:themeColor="text1"/>
+          <w:sz w:val="18"/>
+          <w:szCs w:val="18"/>
+        </w:rPr>
+        <w:t xml:space="preserve"> A</w:t>
+      </w:r>
+      <w:r>
+        <w:rPr>
+          <w:rFonts w:cs="Arial"/>
+          <w:bCs/>
+          <w:color w:val="000000" w:themeColor="text1"/>
+          <w:sz w:val="18"/>
+          <w:szCs w:val="18"/>
+        </w:rPr>
+        <w:t>.</w:t>
+      </w:r>
+    </w:p>
+    <w:p>
+      <w:pPr>
+        <w:spacing w:before="0" w:after="0" w:line="240" w:lineRule="auto"/>
+        <w:ind w:left="0" w:firstLine="0"/>
+        <w:rPr>
+          <w:rFonts w:cs="Arial"/>
+          <w:bCs/>
+          <w:color w:val="000000" w:themeColor="text1"/>
+          <w:sz w:val="18"/>
+          <w:szCs w:val="18"/>
+        </w:rPr>
+      </w:pPr>
+      <w:r>
+        <w:rPr>
+          <w:rFonts w:cs="Arial"/>
+          <w:bCs/>
+          <w:color w:val="000000" w:themeColor="text1"/>
+          <w:sz w:val="18"/>
+          <w:szCs w:val="18"/>
+        </w:rPr>
+        <w:t xml:space="preserve">Del registro de eventos del relé de protección principal Sitras PRO del alimentador </w:t>
+      </w:r>
+      <w:r>
+        <w:rPr>
+          <w:rFonts w:cs="Arial"/>
+          <w:bCs/>
+          <w:color w:val="000000" w:themeColor="text1"/>
+          <w:sz w:val="18"/>
+          <w:szCs w:val="18"/>
+        </w:rPr>
+        <w:t>{{alimentador}}</w:t>
+      </w:r>
+      <w:r>
+        <w:rPr>
+          <w:rFonts w:cs="Arial"/>
+          <w:bCs/>
+          <w:color w:val="000000" w:themeColor="text1"/>
+          <w:sz w:val="18"/>
+          <w:szCs w:val="18"/>
+        </w:rPr>
+        <w:t xml:space="preserve"> en la </w:t>
+      </w:r>
+      <w:r>
+        <w:rPr>
+          <w:rFonts w:cs="Arial"/>
+          <w:bCs/>
+          <w:color w:val="000000" w:themeColor="text1"/>
+          <w:sz w:val="18"/>
+          <w:szCs w:val="18"/>
+        </w:rPr>
+        <w:t>{{ser}}</w:t>
+      </w:r>
+      <w:r>
+        <w:rPr>
+          <w:rFonts w:cs="Arial"/>
+          <w:bCs/>
+          <w:color w:val="000000" w:themeColor="text1"/>
+          <w:sz w:val="18"/>
+          <w:szCs w:val="18"/>
+        </w:rPr>
+        <w:t xml:space="preserve">, se muestra la secuencia, donde se puede observar que el relé disparo con la función </w:t>
+      </w:r>
+      <w:r>
+        <w:rPr>
+          <w:rFonts w:cs="Arial"/>
+          <w:b/>
+          <w:color w:val="000000" w:themeColor="text1"/>
+          <w:sz w:val="18"/>
+          <w:szCs w:val="18"/>
+        </w:rPr>
+        <w:t xml:space="preserve">“Imax” </w:t>
+      </w:r>
+      <w:r>
+        <w:rPr>
+          <w:rFonts w:cs="Arial"/>
+          <w:bCs/>
+          <w:color w:val="000000" w:themeColor="text1"/>
+          <w:sz w:val="18"/>
+          <w:szCs w:val="18"/>
+        </w:rPr>
+        <w:t>operación por protección de sobrecorriente.</w:t>
+      </w:r>
+    </w:p>
+    <w:p>
+      <w:pPr>
+        <w:spacing w:before="0" w:after="0" w:line="240" w:lineRule="auto"/>
+        <w:ind w:left="0" w:firstLine="0"/>
+        <w:jc w:val="center"/>
+        <w:rPr>
+          <w:rFonts w:cs="Arial"/>
+          <w:bCs/>
+          <w:color w:val="000000" w:themeColor="text1"/>
+          <w:sz w:val="18"/>
+          <w:szCs w:val="18"/>
+        </w:rPr>
+      </w:pPr>
+    </w:p>
+    <w:p>
+      <w:pPr>
+        <w:spacing w:before="0" w:after="0" w:line="240" w:lineRule="auto"/>
+        <w:ind w:left="0" w:firstLine="0"/>
+        <w:jc w:val="center"/>
+        <w:rPr>
+          <w:rFonts w:cs="Arial"/>
+          <w:bCs/>
+          <w:color w:val="000000" w:themeColor="text1"/>
+          <w:sz w:val="18"/>
+          <w:szCs w:val="18"/>
+        </w:rPr>
+      </w:pPr>
+    </w:p>
+    <w:p>
+      <w:pPr>
         <w:spacing w:before="0" w:after="0" w:line="240" w:lineRule="auto"/>
         <w:jc w:val="center"/>
         <w:rPr>
+          <w:sz w:val="18"/>
+          <w:szCs w:val="18"/>
+        </w:rPr>
+      </w:pPr>
+      <w:r>
+        <w:rPr>
+          <w:sz w:val="18"/>
+          <w:szCs w:val="18"/>
+        </w:rPr>
+        <w:t>{{ anexo_sitras }}</w:t>
+      </w:r>
+    </w:p>
+    <w:p>
+      <w:pPr>
+        <w:spacing w:before="0" w:after="0" w:line="240" w:lineRule="auto"/>
+        <w:jc w:val="center"/>
+        <w:rPr>
           <w:noProof/>
           <w:sz w:val="18"/>
           <w:szCs w:val="18"/>
@@ -4230,6 +4913,80 @@
         </w:rPr>
         <w:t xml:space="preserve"> Registro de eventos del relé Sitras PRO del {{alimentador}} {{ser}}</w:t>
       </w:r>
+    </w:p>
+    <w:p>
+      <w:pPr>
+        <w:spacing w:before="0" w:after="0" w:line="240" w:lineRule="auto"/>
+        <w:ind w:left="0" w:firstLine="0"/>
+        <w:jc w:val="center"/>
+        <w:rPr>
+          <w:rFonts w:cs="Arial"/>
+          <w:bCs/>
+          <w:color w:val="000000" w:themeColor="text1"/>
+          <w:sz w:val="18"/>
+          <w:szCs w:val="18"/>
+        </w:rPr>
+      </w:pPr>
+    </w:p>
+    <w:p>
+      <w:pPr>
+        <w:spacing w:before="0" w:after="0" w:line="240" w:lineRule="auto"/>
+        <w:jc w:val="center"/>
+        <w:rPr>
+          <w:sz w:val="18"/>
+          <w:szCs w:val="18"/>
+        </w:rPr>
+      </w:pPr>
+      <w:r>
+        <w:rPr>
+          <w:sz w:val="18"/>
+          <w:szCs w:val="18"/>
+        </w:rPr>
+        <w:t>{{ anexo_sitras }}</w:t>
+      </w:r>
+    </w:p>
+    <w:p>
+      <w:pPr>
+        <w:spacing w:before="0" w:after="0" w:line="240" w:lineRule="auto"/>
+        <w:jc w:val="center"/>
+        <w:rPr>
+          <w:noProof/>
+          <w:sz w:val="18"/>
+          <w:szCs w:val="18"/>
+        </w:rPr>
+      </w:pPr>
+      <w:r>
+        <w:rPr>
+          <w:b/>
+          <w:bCs/>
+          <w:noProof/>
+          <w:sz w:val="18"/>
+          <w:szCs w:val="18"/>
+        </w:rPr>
+        <w:t>Figura 3.</w:t>
+      </w:r>
+      <w:r>
+        <w:rPr>
+          <w:noProof/>
+          <w:sz w:val="18"/>
+          <w:szCs w:val="18"/>
+        </w:rPr>
+        <w:t xml:space="preserve"> Registro de eventos del relé Sitras PRO del {{alimentador}} {{ser}}</w:t>
+      </w:r>
+    </w:p>
+    <w:p>
+      <w:pPr>
+        <w:spacing w:before="0" w:after="0" w:line="240" w:lineRule="auto"/>
+        <w:ind w:left="0" w:firstLine="0"/>
+        <w:jc w:val="center"/>
+        <w:rPr>
+          <w:rFonts w:cs="Arial"/>
+          <w:bCs/>
+          <w:color w:val="000000" w:themeColor="text1"/>
+          <w:sz w:val="18"/>
+          <w:szCs w:val="18"/>
+        </w:rPr>
+      </w:pPr>
     </w:p>
     <w:p>
       <w:pPr>

--- a/plantilla_base.docx
+++ b/plantilla_base.docx
@@ -4807,7 +4807,27 @@
           <w:sz w:val="18"/>
           <w:szCs w:val="18"/>
         </w:rPr>
-        <w:t>{{ser}}</w:t>
+        <w:t>{{</w:t>
+      </w:r>
+      <w:r>
+        <w:rPr>
+          <w:rFonts w:cs="Arial"/>
+          <w:bCs/>
+          <w:color w:val="000000" w:themeColor="text1"/>
+          <w:sz w:val="18"/>
+          <w:szCs w:val="18"/>
+        </w:rPr>
+        <w:t>ser</w:t>
+      </w:r>
+      <w:r>
+        <w:rPr>
+          <w:rFonts w:cs="Arial"/>
+          <w:bCs/>
+          <w:color w:val="000000" w:themeColor="text1"/>
+          <w:sz w:val="18"/>
+          <w:szCs w:val="18"/>
+        </w:rPr>
+        <w:t>}}</w:t>
       </w:r>
       <w:r>
         <w:rPr>
@@ -4827,7 +4847,27 @@
           <w:sz w:val="18"/>
           <w:szCs w:val="18"/>
         </w:rPr>
-        <w:t xml:space="preserve">“Imax” </w:t>
+        <w:t>“</w:t>
+      </w:r>
+      <w:r>
+        <w:rPr>
+          <w:rFonts w:cs="Arial"/>
+          <w:b/>
+          <w:color w:val="000000" w:themeColor="text1"/>
+          <w:sz w:val="18"/>
+          <w:szCs w:val="18"/>
+        </w:rPr>
+        <w:t>{{función_disparo_final}}</w:t>
+      </w:r>
+      <w:r>
+        <w:rPr>
+          <w:rFonts w:cs="Arial"/>
+          <w:b/>
+          <w:color w:val="000000" w:themeColor="text1"/>
+          <w:sz w:val="18"/>
+          <w:szCs w:val="18"/>
+        </w:rPr>
+        <w:t xml:space="preserve">” </w:t>
       </w:r>
       <w:r>
         <w:rPr>

--- a/plantilla_base.docx
+++ b/plantilla_base.docx
@@ -1202,6 +1202,7 @@
                 <w:color w:val="000000"/>
                 <w:sz w:val="20"/>
                 <w:szCs w:val="20"/>
+                <w:highlight w:val="yellow"/>
               </w:rPr>
             </w:pPr>
             <w:r>
@@ -1210,6 +1211,7 @@
                 <w:color w:val="000000"/>
                 <w:sz w:val="20"/>
                 <w:szCs w:val="20"/>
+                <w:highlight w:val="yellow"/>
               </w:rPr>
               <w:t>CAB</w:t>
             </w:r>
@@ -1219,17 +1221,9 @@
                 <w:color w:val="000000"/>
                 <w:sz w:val="20"/>
                 <w:szCs w:val="20"/>
-              </w:rPr>
-              <w:t xml:space="preserve"> 01 - PTVES</w:t>
-            </w:r>
-            <w:r>
-              <w:rPr>
-                <w:rFonts w:ascii="Arial Narrow" w:hAnsi="Arial Narrow" w:cs="Calibri"/>
-                <w:color w:val="000000"/>
-                <w:sz w:val="20"/>
-                <w:szCs w:val="20"/>
-              </w:rPr>
-              <w:t xml:space="preserve"> </w:t>
+                <w:highlight w:val="yellow"/>
+              </w:rPr>
+              <w:t xml:space="preserve"> 01</w:t>
             </w:r>
           </w:p>
         </w:tc>
@@ -1257,6 +1251,7 @@
                 <w:color w:val="000000"/>
                 <w:sz w:val="20"/>
                 <w:szCs w:val="20"/>
+                <w:highlight w:val="yellow"/>
               </w:rPr>
             </w:pPr>
             <w:r>
@@ -1265,26 +1260,9 @@
                 <w:color w:val="000000"/>
                 <w:sz w:val="20"/>
                 <w:szCs w:val="20"/>
+                <w:highlight w:val="yellow"/>
               </w:rPr>
               <w:t>CAB</w:t>
-            </w:r>
-            <w:r>
-              <w:rPr>
-                <w:rFonts w:ascii="Arial Narrow" w:hAnsi="Arial Narrow" w:cs="Calibri"/>
-                <w:color w:val="000000"/>
-                <w:sz w:val="20"/>
-                <w:szCs w:val="20"/>
-              </w:rPr>
-              <w:t xml:space="preserve"> </w:t>
-            </w:r>
-            <w:r>
-              <w:rPr>
-                <w:rFonts w:ascii="Arial Narrow" w:hAnsi="Arial Narrow" w:cs="Calibri"/>
-                <w:color w:val="000000"/>
-                <w:sz w:val="20"/>
-                <w:szCs w:val="20"/>
-              </w:rPr>
-              <w:t>{{INICIO2}}</w:t>
             </w:r>
           </w:p>
         </w:tc>
@@ -1383,6 +1361,7 @@
                 <w:color w:val="000000"/>
                 <w:sz w:val="20"/>
                 <w:szCs w:val="20"/>
+                <w:highlight w:val="yellow"/>
               </w:rPr>
             </w:pPr>
             <w:r>
@@ -1391,35 +1370,9 @@
                 <w:color w:val="000000"/>
                 <w:sz w:val="20"/>
                 <w:szCs w:val="20"/>
-              </w:rPr>
-              <w:t>SER 01</w:t>
-            </w:r>
-            <w:r>
-              <w:rPr>
-                <w:rFonts w:ascii="Arial Narrow" w:hAnsi="Arial Narrow" w:cs="Calibri"/>
-                <w:color w:val="000000"/>
-                <w:sz w:val="20"/>
-                <w:szCs w:val="20"/>
-              </w:rPr>
-              <w:t xml:space="preserve"> - </w:t>
-            </w:r>
-            <w:r>
-              <w:rPr>
-                <w:rFonts w:ascii="Arial Narrow" w:hAnsi="Arial Narrow" w:cs="Calibri"/>
-                <w:color w:val="000000"/>
-                <w:sz w:val="20"/>
-                <w:szCs w:val="20"/>
-              </w:rPr>
-              <w:t>P</w:t>
-            </w:r>
-            <w:r>
-              <w:rPr>
-                <w:rFonts w:ascii="Arial Narrow" w:hAnsi="Arial Narrow" w:cs="Calibri"/>
-                <w:color w:val="000000"/>
-                <w:sz w:val="20"/>
-                <w:szCs w:val="20"/>
-              </w:rPr>
-              <w:t>TVES</w:t>
+                <w:highlight w:val="yellow"/>
+              </w:rPr>
+              <w:t>SER 01 - PTVES</w:t>
             </w:r>
           </w:p>
         </w:tc>
@@ -1447,6 +1400,7 @@
                 <w:color w:val="000000"/>
                 <w:sz w:val="20"/>
                 <w:szCs w:val="20"/>
+                <w:highlight w:val="yellow"/>
               </w:rPr>
             </w:pPr>
             <w:r>
@@ -1455,53 +1409,9 @@
                 <w:color w:val="000000"/>
                 <w:sz w:val="20"/>
                 <w:szCs w:val="20"/>
-              </w:rPr>
-              <w:t xml:space="preserve">SER </w:t>
-            </w:r>
-            <w:r>
-              <w:rPr>
-                <w:rFonts w:ascii="Arial Narrow" w:hAnsi="Arial Narrow" w:cs="Calibri"/>
-                <w:color w:val="000000"/>
-                <w:sz w:val="20"/>
-                <w:szCs w:val="20"/>
-              </w:rPr>
-              <w:t>08</w:t>
-            </w:r>
-            <w:r>
-              <w:rPr>
-                <w:rFonts w:ascii="Arial Narrow" w:hAnsi="Arial Narrow" w:cs="Calibri"/>
-                <w:color w:val="000000"/>
-                <w:sz w:val="20"/>
-                <w:szCs w:val="20"/>
-              </w:rPr>
-              <w:t xml:space="preserve"> </w:t>
-            </w:r>
-            <w:r>
-              <w:rPr>
-                <w:rFonts w:ascii="Arial Narrow" w:hAnsi="Arial Narrow" w:cs="Calibri"/>
-                <w:color w:val="000000"/>
-                <w:sz w:val="20"/>
-                <w:szCs w:val="20"/>
-              </w:rPr>
-              <w:t>–</w:t>
-            </w:r>
-            <w:r>
-              <w:rPr>
-                <w:rFonts w:ascii="Arial Narrow" w:hAnsi="Arial Narrow" w:cs="Calibri"/>
-                <w:color w:val="000000"/>
-                <w:sz w:val="20"/>
-                <w:szCs w:val="20"/>
-              </w:rPr>
-              <w:t xml:space="preserve"> </w:t>
-            </w:r>
-            <w:r>
-              <w:rPr>
-                <w:rFonts w:ascii="Arial Narrow" w:hAnsi="Arial Narrow" w:cs="Calibri"/>
-                <w:color w:val="000000"/>
-                <w:sz w:val="20"/>
-                <w:szCs w:val="20"/>
-              </w:rPr>
-              <w:t>ATO</w:t>
+                <w:highlight w:val="yellow"/>
+              </w:rPr>
+              <w:t>SER</w:t>
             </w:r>
           </w:p>
         </w:tc>
@@ -1635,6 +1545,7 @@
                 <w:color w:val="000000"/>
                 <w:sz w:val="20"/>
                 <w:szCs w:val="20"/>
+                <w:highlight w:val="yellow"/>
               </w:rPr>
             </w:pPr>
             <w:r>
@@ -1643,44 +1554,9 @@
                 <w:color w:val="000000"/>
                 <w:sz w:val="20"/>
                 <w:szCs w:val="20"/>
-              </w:rPr>
-              <w:t>CAB</w:t>
-            </w:r>
-            <w:r>
-              <w:rPr>
-                <w:rFonts w:ascii="Arial Narrow" w:hAnsi="Arial Narrow" w:cs="Calibri"/>
-                <w:color w:val="000000"/>
-                <w:sz w:val="20"/>
-                <w:szCs w:val="20"/>
-              </w:rPr>
-              <w:t xml:space="preserve"> </w:t>
-            </w:r>
-            <w:r>
-              <w:rPr>
-                <w:rFonts w:ascii="Arial Narrow" w:hAnsi="Arial Narrow" w:cs="Calibri"/>
-                <w:color w:val="000000"/>
-                <w:sz w:val="20"/>
-                <w:szCs w:val="20"/>
-              </w:rPr>
-              <w:t>{{INICIO</w:t>
-            </w:r>
-            <w:r>
-              <w:rPr>
-                <w:rFonts w:ascii="Arial Narrow" w:hAnsi="Arial Narrow" w:cs="Calibri"/>
-                <w:color w:val="000000"/>
-                <w:sz w:val="20"/>
-                <w:szCs w:val="20"/>
-              </w:rPr>
-              <w:t>2</w:t>
-            </w:r>
-            <w:r>
-              <w:rPr>
-                <w:rFonts w:ascii="Arial Narrow" w:hAnsi="Arial Narrow" w:cs="Calibri"/>
-                <w:color w:val="000000"/>
-                <w:sz w:val="20"/>
-                <w:szCs w:val="20"/>
-              </w:rPr>
-              <w:t>}}</w:t>
+                <w:highlight w:val="yellow"/>
+              </w:rPr>
+              <w:t xml:space="preserve">CAB </w:t>
             </w:r>
           </w:p>
         </w:tc>
@@ -1696,7 +1572,6 @@
             <w:shd w:val="clear" w:color="000000" w:fill="FFFFFF"/>
             <w:noWrap/>
             <w:vAlign w:val="center"/>
-            <w:hideMark/>
           </w:tcPr>
           <w:p>
             <w:pPr>
@@ -1708,6 +1583,7 @@
                 <w:color w:val="000000"/>
                 <w:sz w:val="20"/>
                 <w:szCs w:val="20"/>
+                <w:highlight w:val="yellow"/>
               </w:rPr>
             </w:pPr>
             <w:r>
@@ -1716,17 +1592,9 @@
                 <w:color w:val="000000"/>
                 <w:sz w:val="20"/>
                 <w:szCs w:val="20"/>
-              </w:rPr>
-              <w:t xml:space="preserve">CAB </w:t>
-            </w:r>
-            <w:r>
-              <w:rPr>
-                <w:rFonts w:ascii="Arial Narrow" w:hAnsi="Arial Narrow" w:cs="Calibri"/>
-                <w:color w:val="000000"/>
-                <w:sz w:val="20"/>
-                <w:szCs w:val="20"/>
-              </w:rPr>
-              <w:t>19 - PRE</w:t>
+                <w:highlight w:val="yellow"/>
+              </w:rPr>
+              <w:t>CAB</w:t>
             </w:r>
           </w:p>
         </w:tc>
@@ -1813,7 +1681,6 @@
             <w:shd w:val="clear" w:color="000000" w:fill="FFFFFF"/>
             <w:noWrap/>
             <w:vAlign w:val="center"/>
-            <w:hideMark/>
           </w:tcPr>
           <w:p>
             <w:pPr>
@@ -1825,6 +1692,7 @@
                 <w:color w:val="000000"/>
                 <w:sz w:val="20"/>
                 <w:szCs w:val="20"/>
+                <w:highlight w:val="yellow"/>
               </w:rPr>
             </w:pPr>
             <w:r>
@@ -1833,35 +1701,9 @@
                 <w:color w:val="000000"/>
                 <w:sz w:val="20"/>
                 <w:szCs w:val="20"/>
-              </w:rPr>
-              <w:t xml:space="preserve">SER </w:t>
-            </w:r>
-            <w:r>
-              <w:rPr>
-                <w:rFonts w:ascii="Arial Narrow" w:hAnsi="Arial Narrow" w:cs="Calibri"/>
-                <w:color w:val="000000"/>
-                <w:sz w:val="20"/>
-                <w:szCs w:val="20"/>
-              </w:rPr>
-              <w:t>11</w:t>
-            </w:r>
-            <w:r>
-              <w:rPr>
-                <w:rFonts w:ascii="Arial Narrow" w:hAnsi="Arial Narrow" w:cs="Calibri"/>
-                <w:color w:val="000000"/>
-                <w:sz w:val="20"/>
-                <w:szCs w:val="20"/>
-              </w:rPr>
-              <w:t xml:space="preserve"> - C</w:t>
-            </w:r>
-            <w:r>
-              <w:rPr>
-                <w:rFonts w:ascii="Arial Narrow" w:hAnsi="Arial Narrow" w:cs="Calibri"/>
-                <w:color w:val="000000"/>
-                <w:sz w:val="20"/>
-                <w:szCs w:val="20"/>
-              </w:rPr>
-              <w:t>AB</w:t>
+                <w:highlight w:val="yellow"/>
+              </w:rPr>
+              <w:t>SER</w:t>
             </w:r>
           </w:p>
         </w:tc>
@@ -1877,7 +1719,6 @@
             <w:shd w:val="clear" w:color="000000" w:fill="FFFFFF"/>
             <w:noWrap/>
             <w:vAlign w:val="center"/>
-            <w:hideMark/>
           </w:tcPr>
           <w:p>
             <w:pPr>
@@ -1889,6 +1730,7 @@
                 <w:color w:val="000000"/>
                 <w:sz w:val="20"/>
                 <w:szCs w:val="20"/>
+                <w:highlight w:val="yellow"/>
               </w:rPr>
             </w:pPr>
             <w:r>
@@ -1897,8 +1739,9 @@
                 <w:color w:val="000000"/>
                 <w:sz w:val="20"/>
                 <w:szCs w:val="20"/>
-              </w:rPr>
-              <w:t>SER 16 - GAM</w:t>
+                <w:highlight w:val="yellow"/>
+              </w:rPr>
+              <w:t>SER</w:t>
             </w:r>
           </w:p>
         </w:tc>
@@ -2031,6 +1874,7 @@
                 <w:color w:val="000000"/>
                 <w:sz w:val="20"/>
                 <w:szCs w:val="20"/>
+                <w:highlight w:val="yellow"/>
               </w:rPr>
             </w:pPr>
             <w:r>
@@ -2039,6 +1883,7 @@
                 <w:color w:val="000000"/>
                 <w:sz w:val="20"/>
                 <w:szCs w:val="20"/>
+                <w:highlight w:val="yellow"/>
               </w:rPr>
               <w:t xml:space="preserve">CAB 28 - PMBAY </w:t>
             </w:r>
@@ -2067,6 +1912,7 @@
                 <w:color w:val="000000"/>
                 <w:sz w:val="20"/>
                 <w:szCs w:val="20"/>
+                <w:highlight w:val="yellow"/>
               </w:rPr>
             </w:pPr>
             <w:r>
@@ -2075,44 +1921,9 @@
                 <w:color w:val="000000"/>
                 <w:sz w:val="20"/>
                 <w:szCs w:val="20"/>
+                <w:highlight w:val="yellow"/>
               </w:rPr>
               <w:t>CAB</w:t>
-            </w:r>
-            <w:r>
-              <w:rPr>
-                <w:rFonts w:ascii="Arial Narrow" w:hAnsi="Arial Narrow" w:cs="Calibri"/>
-                <w:color w:val="000000"/>
-                <w:sz w:val="20"/>
-                <w:szCs w:val="20"/>
-              </w:rPr>
-              <w:t xml:space="preserve"> 2</w:t>
-            </w:r>
-            <w:r>
-              <w:rPr>
-                <w:rFonts w:ascii="Arial Narrow" w:hAnsi="Arial Narrow" w:cs="Calibri"/>
-                <w:color w:val="000000"/>
-                <w:sz w:val="20"/>
-                <w:szCs w:val="20"/>
-              </w:rPr>
-              <w:t>0</w:t>
-            </w:r>
-            <w:r>
-              <w:rPr>
-                <w:rFonts w:ascii="Arial Narrow" w:hAnsi="Arial Narrow" w:cs="Calibri"/>
-                <w:color w:val="000000"/>
-                <w:sz w:val="20"/>
-                <w:szCs w:val="20"/>
-              </w:rPr>
-              <w:t xml:space="preserve"> - </w:t>
-            </w:r>
-            <w:r>
-              <w:rPr>
-                <w:rFonts w:ascii="Arial Narrow" w:hAnsi="Arial Narrow" w:cs="Calibri"/>
-                <w:color w:val="000000"/>
-                <w:sz w:val="20"/>
-                <w:szCs w:val="20"/>
-              </w:rPr>
-              <w:t>CAA</w:t>
             </w:r>
           </w:p>
         </w:tc>
@@ -2210,6 +2021,7 @@
                 <w:color w:val="000000"/>
                 <w:sz w:val="20"/>
                 <w:szCs w:val="20"/>
+                <w:highlight w:val="yellow"/>
               </w:rPr>
             </w:pPr>
             <w:r>
@@ -2218,26 +2030,9 @@
                 <w:color w:val="000000"/>
                 <w:sz w:val="20"/>
                 <w:szCs w:val="20"/>
-              </w:rPr>
-              <w:t xml:space="preserve">SER 27 - </w:t>
-            </w:r>
-            <w:r>
-              <w:rPr>
-                <w:rFonts w:ascii="Arial Narrow" w:hAnsi="Arial Narrow" w:cs="Calibri"/>
-                <w:color w:val="000000"/>
-                <w:sz w:val="20"/>
-                <w:szCs w:val="20"/>
-              </w:rPr>
-              <w:t>PM</w:t>
-            </w:r>
-            <w:r>
-              <w:rPr>
-                <w:rFonts w:ascii="Arial Narrow" w:hAnsi="Arial Narrow" w:cs="Calibri"/>
-                <w:color w:val="000000"/>
-                <w:sz w:val="20"/>
-                <w:szCs w:val="20"/>
-              </w:rPr>
-              <w:t>BAY</w:t>
+                <w:highlight w:val="yellow"/>
+              </w:rPr>
+              <w:t>SER 27 - PMBAY</w:t>
             </w:r>
           </w:p>
         </w:tc>
@@ -2264,6 +2059,7 @@
                 <w:color w:val="000000"/>
                 <w:sz w:val="20"/>
                 <w:szCs w:val="20"/>
+                <w:highlight w:val="yellow"/>
               </w:rPr>
             </w:pPr>
             <w:r>
@@ -2272,35 +2068,9 @@
                 <w:color w:val="000000"/>
                 <w:sz w:val="20"/>
                 <w:szCs w:val="20"/>
-              </w:rPr>
-              <w:t>SER 2</w:t>
-            </w:r>
-            <w:r>
-              <w:rPr>
-                <w:rFonts w:ascii="Arial Narrow" w:hAnsi="Arial Narrow" w:cs="Calibri"/>
-                <w:color w:val="000000"/>
-                <w:sz w:val="20"/>
-                <w:szCs w:val="20"/>
-              </w:rPr>
-              <w:t xml:space="preserve">0 </w:t>
-            </w:r>
-            <w:r>
-              <w:rPr>
-                <w:rFonts w:ascii="Arial Narrow" w:hAnsi="Arial Narrow" w:cs="Calibri"/>
-                <w:color w:val="000000"/>
-                <w:sz w:val="20"/>
-                <w:szCs w:val="20"/>
-              </w:rPr>
-              <w:t xml:space="preserve">- </w:t>
-            </w:r>
-            <w:r>
-              <w:rPr>
-                <w:rFonts w:ascii="Arial Narrow" w:hAnsi="Arial Narrow" w:cs="Calibri"/>
-                <w:color w:val="000000"/>
-                <w:sz w:val="20"/>
-                <w:szCs w:val="20"/>
-              </w:rPr>
-              <w:t>CAA</w:t>
+                <w:highlight w:val="yellow"/>
+              </w:rPr>
+              <w:t xml:space="preserve">SER </w:t>
             </w:r>
           </w:p>
         </w:tc>
@@ -3672,6 +3442,7 @@
                 <w:bCs/>
                 <w:sz w:val="18"/>
                 <w:szCs w:val="18"/>
+                <w:highlight w:val="yellow"/>
               </w:rPr>
               <w:t>Imax =</w:t>
             </w:r>
@@ -3680,16 +3451,9 @@
                 <w:rFonts w:cs="Arial"/>
                 <w:sz w:val="18"/>
                 <w:szCs w:val="18"/>
-              </w:rPr>
-              <w:t xml:space="preserve"> </w:t>
-            </w:r>
-            <w:r>
-              <w:rPr>
-                <w:rFonts w:cs="Arial"/>
-                <w:sz w:val="18"/>
-                <w:szCs w:val="18"/>
-              </w:rPr>
-              <w:t>6026</w:t>
+                <w:highlight w:val="yellow"/>
+              </w:rPr>
+              <w:t xml:space="preserve"> 6026</w:t>
             </w:r>
             <w:r>
               <w:rPr>
@@ -3727,16 +3491,9 @@
                 <w:rFonts w:cs="Arial"/>
                 <w:sz w:val="18"/>
                 <w:szCs w:val="18"/>
-              </w:rPr>
-              <w:t>60</w:t>
-            </w:r>
-            <w:r>
-              <w:rPr>
-                <w:rFonts w:cs="Arial"/>
-                <w:sz w:val="18"/>
-                <w:szCs w:val="18"/>
-              </w:rPr>
-              <w:t>00A</w:t>
+                <w:highlight w:val="yellow"/>
+              </w:rPr>
+              <w:t>6000A</w:t>
             </w:r>
           </w:p>
         </w:tc>
@@ -3766,6 +3523,7 @@
                 <w:rFonts w:cs="Arial"/>
                 <w:sz w:val="18"/>
                 <w:szCs w:val="18"/>
+                <w:highlight w:val="yellow"/>
               </w:rPr>
               <w:t>2 ms</w:t>
             </w:r>
@@ -4174,6 +3932,112 @@
     </w:p>
     <w:p>
       <w:pPr>
+        <w:pStyle w:val="Descripcin"/>
+        <w:spacing w:before="0" w:after="0" w:line="240" w:lineRule="auto"/>
+        <w:rPr>
+          <w:b w:val="0"/>
+          <w:bCs w:val="0"/>
+          <w:i w:val="0"/>
+          <w:sz w:val="18"/>
+          <w:szCs w:val="18"/>
+        </w:rPr>
+      </w:pPr>
+      <w:r>
+        <w:rPr>
+          <w:i w:val="0"/>
+          <w:sz w:val="18"/>
+          <w:szCs w:val="18"/>
+        </w:rPr>
+        <w:t xml:space="preserve">Figura 1. </w:t>
+      </w:r>
+      <w:r>
+        <w:rPr>
+          <w:b w:val="0"/>
+          <w:bCs w:val="0"/>
+          <w:i w:val="0"/>
+          <w:sz w:val="18"/>
+          <w:szCs w:val="18"/>
+        </w:rPr>
+        <w:t xml:space="preserve">Parámetros de ajuste del relé Sitras PRO </w:t>
+      </w:r>
+      <w:r>
+        <w:rPr>
+          <w:b w:val="0"/>
+          <w:bCs w:val="0"/>
+          <w:i w:val="0"/>
+          <w:sz w:val="18"/>
+          <w:szCs w:val="18"/>
+        </w:rPr>
+        <w:t>(</w:t>
+      </w:r>
+      <w:r>
+        <w:rPr>
+          <w:b w:val="0"/>
+          <w:bCs w:val="0"/>
+          <w:i w:val="0"/>
+          <w:noProof/>
+          <w:sz w:val="18"/>
+          <w:szCs w:val="18"/>
+        </w:rPr>
+        <w:t>{{alimentador</w:t>
+      </w:r>
+      <w:r>
+        <w:rPr>
+          <w:b w:val="0"/>
+          <w:bCs w:val="0"/>
+          <w:i w:val="0"/>
+          <w:noProof/>
+          <w:sz w:val="18"/>
+          <w:szCs w:val="18"/>
+        </w:rPr>
+        <w:t>_disparo</w:t>
+      </w:r>
+      <w:r>
+        <w:rPr>
+          <w:b w:val="0"/>
+          <w:bCs w:val="0"/>
+          <w:i w:val="0"/>
+          <w:noProof/>
+          <w:sz w:val="18"/>
+          <w:szCs w:val="18"/>
+        </w:rPr>
+        <w:t>}} {{ser</w:t>
+      </w:r>
+      <w:r>
+        <w:rPr>
+          <w:b w:val="0"/>
+          <w:bCs w:val="0"/>
+          <w:i w:val="0"/>
+          <w:noProof/>
+          <w:sz w:val="18"/>
+          <w:szCs w:val="18"/>
+        </w:rPr>
+        <w:t>_disparo</w:t>
+      </w:r>
+      <w:r>
+        <w:rPr>
+          <w:b w:val="0"/>
+          <w:bCs w:val="0"/>
+          <w:i w:val="0"/>
+          <w:noProof/>
+          <w:sz w:val="18"/>
+          <w:szCs w:val="18"/>
+        </w:rPr>
+        <w:t>}}</w:t>
+      </w:r>
+      <w:r>
+        <w:rPr>
+          <w:b w:val="0"/>
+          <w:bCs w:val="0"/>
+          <w:i w:val="0"/>
+          <w:sz w:val="18"/>
+          <w:szCs w:val="18"/>
+        </w:rPr>
+        <w:t>)</w:t>
+      </w:r>
+    </w:p>
+    <w:p>
+      <w:pPr>
         <w:ind w:left="708" w:hanging="708"/>
         <w:jc w:val="center"/>
       </w:pPr>
@@ -4248,7 +4112,7 @@
           <w:sz w:val="18"/>
           <w:szCs w:val="18"/>
         </w:rPr>
-        <w:t>{{interruptor_num}}</w:t>
+        <w:t>{{interruptor_</w:t>
       </w:r>
       <w:r>
         <w:rPr>
@@ -4258,6 +4122,26 @@
           <w:sz w:val="18"/>
           <w:szCs w:val="18"/>
         </w:rPr>
+        <w:t>aperturado_</w:t>
+      </w:r>
+      <w:r>
+        <w:rPr>
+          <w:rFonts w:cs="Arial"/>
+          <w:bCs/>
+          <w:color w:val="000000" w:themeColor="text1"/>
+          <w:sz w:val="18"/>
+          <w:szCs w:val="18"/>
+        </w:rPr>
+        <w:t>num}}</w:t>
+      </w:r>
+      <w:r>
+        <w:rPr>
+          <w:rFonts w:cs="Arial"/>
+          <w:bCs/>
+          <w:color w:val="000000" w:themeColor="text1"/>
+          <w:sz w:val="18"/>
+          <w:szCs w:val="18"/>
+        </w:rPr>
         <w:t xml:space="preserve"> del alimentador </w:t>
       </w:r>
       <w:r>
@@ -4268,7 +4152,7 @@
           <w:sz w:val="18"/>
           <w:szCs w:val="18"/>
         </w:rPr>
-        <w:t>{{alimentador}}</w:t>
+        <w:t>{{alimentador</w:t>
       </w:r>
       <w:r>
         <w:rPr>
@@ -4278,6 +4162,26 @@
           <w:sz w:val="18"/>
           <w:szCs w:val="18"/>
         </w:rPr>
+        <w:t>_aperturado</w:t>
+      </w:r>
+      <w:r>
+        <w:rPr>
+          <w:rFonts w:cs="Arial"/>
+          <w:bCs/>
+          <w:color w:val="000000" w:themeColor="text1"/>
+          <w:sz w:val="18"/>
+          <w:szCs w:val="18"/>
+        </w:rPr>
+        <w:t>}}</w:t>
+      </w:r>
+      <w:r>
+        <w:rPr>
+          <w:rFonts w:cs="Arial"/>
+          <w:bCs/>
+          <w:color w:val="000000" w:themeColor="text1"/>
+          <w:sz w:val="18"/>
+          <w:szCs w:val="18"/>
+        </w:rPr>
         <w:t xml:space="preserve"> de </w:t>
       </w:r>
       <w:r>
@@ -4288,7 +4192,7 @@
           <w:sz w:val="18"/>
           <w:szCs w:val="18"/>
         </w:rPr>
-        <w:t>{{ser}}</w:t>
+        <w:t>{{ser</w:t>
       </w:r>
       <w:r>
         <w:rPr>
@@ -4298,6 +4202,26 @@
           <w:sz w:val="18"/>
           <w:szCs w:val="18"/>
         </w:rPr>
+        <w:t>_aperturado</w:t>
+      </w:r>
+      <w:r>
+        <w:rPr>
+          <w:rFonts w:cs="Arial"/>
+          <w:bCs/>
+          <w:color w:val="000000" w:themeColor="text1"/>
+          <w:sz w:val="18"/>
+          <w:szCs w:val="18"/>
+        </w:rPr>
+        <w:t>}}</w:t>
+      </w:r>
+      <w:r>
+        <w:rPr>
+          <w:rFonts w:cs="Arial"/>
+          <w:bCs/>
+          <w:color w:val="000000" w:themeColor="text1"/>
+          <w:sz w:val="18"/>
+          <w:szCs w:val="18"/>
+        </w:rPr>
         <w:t xml:space="preserve"> y </w:t>
       </w:r>
       <w:r>
@@ -4318,7 +4242,7 @@
           <w:sz w:val="18"/>
           <w:szCs w:val="18"/>
         </w:rPr>
-        <w:t>{{interruptor_num}}</w:t>
+        <w:t>{{interruptor_</w:t>
       </w:r>
       <w:r>
         <w:rPr>
@@ -4328,6 +4252,26 @@
           <w:sz w:val="18"/>
           <w:szCs w:val="18"/>
         </w:rPr>
+        <w:t>vecino_</w:t>
+      </w:r>
+      <w:r>
+        <w:rPr>
+          <w:rFonts w:cs="Arial"/>
+          <w:bCs/>
+          <w:color w:val="000000" w:themeColor="text1"/>
+          <w:sz w:val="18"/>
+          <w:szCs w:val="18"/>
+        </w:rPr>
+        <w:t>num}}</w:t>
+      </w:r>
+      <w:r>
+        <w:rPr>
+          <w:rFonts w:cs="Arial"/>
+          <w:bCs/>
+          <w:color w:val="000000" w:themeColor="text1"/>
+          <w:sz w:val="18"/>
+          <w:szCs w:val="18"/>
+        </w:rPr>
         <w:t xml:space="preserve"> del alimentador </w:t>
       </w:r>
       <w:r>
@@ -4338,7 +4282,7 @@
           <w:sz w:val="18"/>
           <w:szCs w:val="18"/>
         </w:rPr>
-        <w:t>{{alimentador}}</w:t>
+        <w:t>{{alimentador</w:t>
       </w:r>
       <w:r>
         <w:rPr>
@@ -4348,6 +4292,26 @@
           <w:sz w:val="18"/>
           <w:szCs w:val="18"/>
         </w:rPr>
+        <w:t>_vecino</w:t>
+      </w:r>
+      <w:r>
+        <w:rPr>
+          <w:rFonts w:cs="Arial"/>
+          <w:bCs/>
+          <w:color w:val="000000" w:themeColor="text1"/>
+          <w:sz w:val="18"/>
+          <w:szCs w:val="18"/>
+        </w:rPr>
+        <w:t>}}</w:t>
+      </w:r>
+      <w:r>
+        <w:rPr>
+          <w:rFonts w:cs="Arial"/>
+          <w:bCs/>
+          <w:color w:val="000000" w:themeColor="text1"/>
+          <w:sz w:val="18"/>
+          <w:szCs w:val="18"/>
+        </w:rPr>
         <w:t xml:space="preserve"> </w:t>
       </w:r>
       <w:r>
@@ -4358,7 +4322,27 @@
           <w:sz w:val="18"/>
           <w:szCs w:val="18"/>
         </w:rPr>
-        <w:t>de {{set}}</w:t>
+        <w:t>de {{se</w:t>
+      </w:r>
+      <w:r>
+        <w:rPr>
+          <w:rFonts w:cs="Arial"/>
+          <w:bCs/>
+          <w:color w:val="000000" w:themeColor="text1"/>
+          <w:sz w:val="18"/>
+          <w:szCs w:val="18"/>
+        </w:rPr>
+        <w:t>r_vecino</w:t>
+      </w:r>
+      <w:r>
+        <w:rPr>
+          <w:rFonts w:cs="Arial"/>
+          <w:bCs/>
+          <w:color w:val="000000" w:themeColor="text1"/>
+          <w:sz w:val="18"/>
+          <w:szCs w:val="18"/>
+        </w:rPr>
+        <w:t>}}</w:t>
       </w:r>
       <w:r>
         <w:rPr>
@@ -4495,8 +4479,9 @@
           <w:color w:val="000000" w:themeColor="text1"/>
           <w:sz w:val="18"/>
           <w:szCs w:val="18"/>
-        </w:rPr>
-        <w:t xml:space="preserve">acumulación </w:t>
+          <w:highlight w:val="yellow"/>
+        </w:rPr>
+        <w:t>acumulación de los trenes en la zona</w:t>
       </w:r>
       <w:r>
         <w:rPr>
@@ -4506,7 +4491,7 @@
           <w:sz w:val="18"/>
           <w:szCs w:val="18"/>
         </w:rPr>
-        <w:t>de los trenes en la zona.</w:t>
+        <w:t>.</w:t>
       </w:r>
       <w:r>
         <w:rPr>
@@ -4694,7 +4679,7 @@
           <w:sz w:val="18"/>
           <w:szCs w:val="18"/>
         </w:rPr>
-        <w:t>{{alimentador_set}}</w:t>
+        <w:t>{{alimentador_se</w:t>
       </w:r>
       <w:r>
         <w:rPr>
@@ -4704,7 +4689,58 @@
           <w:sz w:val="18"/>
           <w:szCs w:val="18"/>
         </w:rPr>
-        <w:t xml:space="preserve">, se puede determinar que la falla fue por sobrecorriente </w:t>
+        <w:t>r</w:t>
+      </w:r>
+      <w:r>
+        <w:rPr>
+          <w:rFonts w:cs="Arial"/>
+          <w:bCs/>
+          <w:color w:val="000000" w:themeColor="text1"/>
+          <w:sz w:val="18"/>
+          <w:szCs w:val="18"/>
+        </w:rPr>
+        <w:t>_aperturado</w:t>
+      </w:r>
+      <w:r>
+        <w:rPr>
+          <w:rFonts w:cs="Arial"/>
+          <w:bCs/>
+          <w:color w:val="000000" w:themeColor="text1"/>
+          <w:sz w:val="18"/>
+          <w:szCs w:val="18"/>
+        </w:rPr>
+        <w:t>}}</w:t>
+      </w:r>
+      <w:r>
+        <w:rPr>
+          <w:rFonts w:cs="Arial"/>
+          <w:bCs/>
+          <w:color w:val="000000" w:themeColor="text1"/>
+          <w:sz w:val="18"/>
+          <w:szCs w:val="18"/>
+        </w:rPr>
+        <w:t xml:space="preserve">, se puede determinar que la falla fue por </w:t>
+      </w:r>
+      <w:r>
+        <w:rPr>
+          <w:rFonts w:cs="Arial"/>
+          <w:bCs/>
+          <w:color w:val="000000" w:themeColor="text1"/>
+          <w:sz w:val="18"/>
+          <w:szCs w:val="18"/>
+          <w:highlight w:val="yellow"/>
+        </w:rPr>
+        <w:t>sobrecorriente</w:t>
+      </w:r>
+      <w:r>
+        <w:rPr>
+          <w:rFonts w:cs="Arial"/>
+          <w:bCs/>
+          <w:color w:val="000000" w:themeColor="text1"/>
+          <w:sz w:val="18"/>
+          <w:szCs w:val="18"/>
+        </w:rPr>
+        <w:t xml:space="preserve"> </w:t>
       </w:r>
       <w:r>
         <w:rPr>
@@ -4733,6 +4769,7 @@
           <w:color w:val="000000" w:themeColor="text1"/>
           <w:sz w:val="18"/>
           <w:szCs w:val="18"/>
+          <w:highlight w:val="yellow"/>
         </w:rPr>
         <w:t>6026</w:t>
       </w:r>
@@ -4877,7 +4914,28 @@
           <w:sz w:val="18"/>
           <w:szCs w:val="18"/>
         </w:rPr>
-        <w:t>operación por protección de sobrecorriente.</w:t>
+        <w:t xml:space="preserve">operación por protección de </w:t>
+      </w:r>
+      <w:r>
+        <w:rPr>
+          <w:rFonts w:cs="Arial"/>
+          <w:bCs/>
+          <w:color w:val="000000" w:themeColor="text1"/>
+          <w:sz w:val="18"/>
+          <w:szCs w:val="18"/>
+          <w:highlight w:val="yellow"/>
+        </w:rPr>
+        <w:t>sobrecorriente</w:t>
+      </w:r>
+      <w:r>
+        <w:rPr>
+          <w:rFonts w:cs="Arial"/>
+          <w:bCs/>
+          <w:color w:val="000000" w:themeColor="text1"/>
+          <w:sz w:val="18"/>
+          <w:szCs w:val="18"/>
+        </w:rPr>
+        <w:t>.</w:t>
       </w:r>
     </w:p>
     <w:p>
@@ -4922,11 +4980,146 @@
           <w:sz w:val="18"/>
           <w:szCs w:val="18"/>
         </w:rPr>
-        <w:t>{{ anexo_sitras }}</w:t>
+        <w:t>{{ anexo_sitras</w:t>
+      </w:r>
+      <w:r>
+        <w:rPr>
+          <w:sz w:val="18"/>
+          <w:szCs w:val="18"/>
+        </w:rPr>
+        <w:t xml:space="preserve">_disparo </w:t>
+      </w:r>
+      <w:r>
+        <w:rPr>
+          <w:sz w:val="18"/>
+          <w:szCs w:val="18"/>
+        </w:rPr>
+        <w:t>}}</w:t>
       </w:r>
     </w:p>
     <w:p>
       <w:pPr>
+        <w:pStyle w:val="Descripcin"/>
+        <w:spacing w:before="0" w:after="0" w:line="240" w:lineRule="auto"/>
+        <w:rPr>
+          <w:b w:val="0"/>
+          <w:bCs w:val="0"/>
+          <w:i w:val="0"/>
+          <w:sz w:val="18"/>
+          <w:szCs w:val="18"/>
+        </w:rPr>
+      </w:pPr>
+      <w:r>
+        <w:rPr>
+          <w:b w:val="0"/>
+          <w:bCs w:val="0"/>
+          <w:i w:val="0"/>
+          <w:noProof/>
+          <w:sz w:val="18"/>
+          <w:szCs w:val="18"/>
+        </w:rPr>
+        <w:t xml:space="preserve">Figura </w:t>
+      </w:r>
+      <w:r>
+        <w:rPr>
+          <w:b w:val="0"/>
+          <w:bCs w:val="0"/>
+          <w:i w:val="0"/>
+          <w:noProof/>
+          <w:sz w:val="18"/>
+          <w:szCs w:val="18"/>
+        </w:rPr>
+        <w:t>2</w:t>
+      </w:r>
+      <w:r>
+        <w:rPr>
+          <w:b w:val="0"/>
+          <w:bCs w:val="0"/>
+          <w:i w:val="0"/>
+          <w:noProof/>
+          <w:sz w:val="18"/>
+          <w:szCs w:val="18"/>
+        </w:rPr>
+        <w:t xml:space="preserve">. Registro de eventos del relé Sitras PRO del </w:t>
+      </w:r>
+      <w:r>
+        <w:rPr>
+          <w:b w:val="0"/>
+          <w:bCs w:val="0"/>
+          <w:i w:val="0"/>
+          <w:sz w:val="18"/>
+          <w:szCs w:val="18"/>
+        </w:rPr>
+        <w:t>(</w:t>
+      </w:r>
+      <w:r>
+        <w:rPr>
+          <w:b w:val="0"/>
+          <w:bCs w:val="0"/>
+          <w:i w:val="0"/>
+          <w:noProof/>
+          <w:sz w:val="18"/>
+          <w:szCs w:val="18"/>
+        </w:rPr>
+        <w:t>{{alimentador_</w:t>
+      </w:r>
+      <w:r>
+        <w:rPr>
+          <w:b w:val="0"/>
+          <w:bCs w:val="0"/>
+          <w:i w:val="0"/>
+          <w:noProof/>
+          <w:sz w:val="18"/>
+          <w:szCs w:val="18"/>
+        </w:rPr>
+        <w:t>aperturado</w:t>
+      </w:r>
+      <w:r>
+        <w:rPr>
+          <w:b w:val="0"/>
+          <w:bCs w:val="0"/>
+          <w:i w:val="0"/>
+          <w:noProof/>
+          <w:sz w:val="18"/>
+          <w:szCs w:val="18"/>
+        </w:rPr>
+        <w:t>}} {{ser_</w:t>
+      </w:r>
+      <w:r>
+        <w:rPr>
+          <w:b w:val="0"/>
+          <w:bCs w:val="0"/>
+          <w:i w:val="0"/>
+          <w:noProof/>
+          <w:sz w:val="18"/>
+          <w:szCs w:val="18"/>
+        </w:rPr>
+        <w:t>aperturado</w:t>
+      </w:r>
+      <w:r>
+        <w:rPr>
+          <w:b w:val="0"/>
+          <w:bCs w:val="0"/>
+          <w:i w:val="0"/>
+          <w:noProof/>
+          <w:sz w:val="18"/>
+          <w:szCs w:val="18"/>
+        </w:rPr>
+        <w:t>}}</w:t>
+      </w:r>
+      <w:r>
+        <w:rPr>
+          <w:b w:val="0"/>
+          <w:bCs w:val="0"/>
+          <w:i w:val="0"/>
+          <w:sz w:val="18"/>
+          <w:szCs w:val="18"/>
+        </w:rPr>
+        <w:t>)</w:t>
+      </w:r>
+    </w:p>
+    <w:p>
+      <w:pPr>
         <w:spacing w:before="0" w:after="0" w:line="240" w:lineRule="auto"/>
         <w:jc w:val="center"/>
         <w:rPr>
@@ -4935,30 +5128,11 @@
           <w:szCs w:val="18"/>
         </w:rPr>
       </w:pPr>
-      <w:r>
-        <w:rPr>
-          <w:b/>
-          <w:bCs/>
-          <w:noProof/>
-          <w:sz w:val="18"/>
-          <w:szCs w:val="18"/>
-        </w:rPr>
-        <w:t>Figura 3.</w:t>
-      </w:r>
-      <w:r>
-        <w:rPr>
-          <w:noProof/>
-          <w:sz w:val="18"/>
-          <w:szCs w:val="18"/>
-        </w:rPr>
-        <w:t xml:space="preserve"> Registro de eventos del relé Sitras PRO del {{alimentador}} {{ser}}</w:t>
-      </w:r>
     </w:p>
     <w:p>
       <w:pPr>
         <w:spacing w:before="0" w:after="0" w:line="240" w:lineRule="auto"/>
         <w:ind w:left="0" w:firstLine="0"/>
-        <w:jc w:val="center"/>
         <w:rPr>
           <w:rFonts w:cs="Arial"/>
           <w:bCs/>
@@ -4967,71 +5141,2705 @@
           <w:szCs w:val="18"/>
         </w:rPr>
       </w:pPr>
+      <w:r>
+        <w:rPr>
+          <w:rFonts w:cs="Arial"/>
+          <w:bCs/>
+          <w:color w:val="000000" w:themeColor="text1"/>
+          <w:sz w:val="18"/>
+          <w:szCs w:val="18"/>
+        </w:rPr>
+        <w:t xml:space="preserve">Del registro de eventos del relé de protección principal Sitras PRO del alimentador </w:t>
+      </w:r>
+      <w:r>
+        <w:rPr>
+          <w:rFonts w:cs="Arial"/>
+          <w:bCs/>
+          <w:color w:val="000000" w:themeColor="text1"/>
+          <w:sz w:val="18"/>
+          <w:szCs w:val="18"/>
+        </w:rPr>
+        <w:t>{{alimentador_vecino}}</w:t>
+      </w:r>
+      <w:r>
+        <w:rPr>
+          <w:rFonts w:cs="Arial"/>
+          <w:bCs/>
+          <w:color w:val="000000" w:themeColor="text1"/>
+          <w:sz w:val="18"/>
+          <w:szCs w:val="18"/>
+        </w:rPr>
+        <w:t xml:space="preserve"> en la </w:t>
+      </w:r>
+      <w:r>
+        <w:rPr>
+          <w:rFonts w:cs="Arial"/>
+          <w:bCs/>
+          <w:color w:val="000000" w:themeColor="text1"/>
+          <w:sz w:val="18"/>
+          <w:szCs w:val="18"/>
+        </w:rPr>
+        <w:t>{{ser_vecino}}</w:t>
+      </w:r>
+      <w:r>
+        <w:rPr>
+          <w:rFonts w:cs="Arial"/>
+          <w:bCs/>
+          <w:color w:val="000000" w:themeColor="text1"/>
+          <w:sz w:val="18"/>
+          <w:szCs w:val="18"/>
+        </w:rPr>
+        <w:t xml:space="preserve">, se muestra la secuencia, donde se puede observar que el relé disparo con la función </w:t>
+      </w:r>
+      <w:r>
+        <w:rPr>
+          <w:rFonts w:cs="Arial"/>
+          <w:b/>
+          <w:color w:val="000000" w:themeColor="text1"/>
+          <w:sz w:val="18"/>
+          <w:szCs w:val="18"/>
+        </w:rPr>
+        <w:t xml:space="preserve">“Alarm: Transfer trip from neighboring substation active” </w:t>
+      </w:r>
+      <w:r>
+        <w:rPr>
+          <w:rFonts w:cs="Arial"/>
+          <w:bCs/>
+          <w:color w:val="000000" w:themeColor="text1"/>
+          <w:sz w:val="18"/>
+          <w:szCs w:val="18"/>
+        </w:rPr>
+        <w:t>operación por disparo de subestación vecina.</w:t>
+      </w:r>
     </w:p>
     <w:p>
       <w:pPr>
         <w:spacing w:before="0" w:after="0" w:line="240" w:lineRule="auto"/>
-        <w:jc w:val="center"/>
-        <w:rPr>
-          <w:sz w:val="18"/>
-          <w:szCs w:val="18"/>
-        </w:rPr>
-      </w:pPr>
-      <w:r>
-        <w:rPr>
-          <w:sz w:val="18"/>
-          <w:szCs w:val="18"/>
-        </w:rPr>
-        <w:t>{{ anexo_sitras }}</w:t>
-      </w:r>
+        <w:ind w:left="0" w:firstLine="0"/>
+        <w:jc w:val="left"/>
+        <w:rPr>
+          <w:rFonts w:cs="Arial"/>
+          <w:bCs/>
+          <w:color w:val="000000" w:themeColor="text1"/>
+          <w:sz w:val="18"/>
+          <w:szCs w:val="18"/>
+        </w:rPr>
+      </w:pPr>
     </w:p>
     <w:p>
       <w:pPr>
         <w:spacing w:before="0" w:after="0" w:line="240" w:lineRule="auto"/>
-        <w:jc w:val="center"/>
-        <w:rPr>
-          <w:noProof/>
-          <w:sz w:val="18"/>
-          <w:szCs w:val="18"/>
-        </w:rPr>
-      </w:pPr>
-      <w:r>
-        <w:rPr>
-          <w:b/>
-          <w:bCs/>
-          <w:noProof/>
-          <w:sz w:val="18"/>
-          <w:szCs w:val="18"/>
-        </w:rPr>
-        <w:t>Figura 3.</w:t>
-      </w:r>
-      <w:r>
-        <w:rPr>
-          <w:noProof/>
-          <w:sz w:val="18"/>
-          <w:szCs w:val="18"/>
-        </w:rPr>
-        <w:t xml:space="preserve"> Registro de eventos del relé Sitras PRO del {{alimentador}} {{ser}}</w:t>
-      </w:r>
+        <w:ind w:left="0" w:firstLine="0"/>
+        <w:jc w:val="left"/>
+        <w:rPr>
+          <w:rFonts w:cs="Arial"/>
+          <w:bCs/>
+          <w:color w:val="000000" w:themeColor="text1"/>
+          <w:sz w:val="18"/>
+          <w:szCs w:val="18"/>
+        </w:rPr>
+      </w:pPr>
     </w:p>
     <w:p>
       <w:pPr>
         <w:spacing w:before="0" w:after="0" w:line="240" w:lineRule="auto"/>
+        <w:jc w:val="center"/>
+        <w:rPr>
+          <w:sz w:val="18"/>
+          <w:szCs w:val="18"/>
+        </w:rPr>
+      </w:pPr>
+      <w:r>
+        <w:rPr>
+          <w:sz w:val="18"/>
+          <w:szCs w:val="18"/>
+        </w:rPr>
+        <w:t>{{ anexo_sitras</w:t>
+      </w:r>
+      <w:r>
+        <w:rPr>
+          <w:sz w:val="18"/>
+          <w:szCs w:val="18"/>
+        </w:rPr>
+        <w:t>_aperturado</w:t>
+      </w:r>
+      <w:r>
+        <w:rPr>
+          <w:sz w:val="18"/>
+          <w:szCs w:val="18"/>
+        </w:rPr>
+        <w:t xml:space="preserve"> }}</w:t>
+      </w:r>
+    </w:p>
+    <w:p>
+      <w:pPr>
+        <w:pStyle w:val="Descripcin"/>
+        <w:spacing w:before="0" w:after="0" w:line="240" w:lineRule="auto"/>
+        <w:rPr>
+          <w:b w:val="0"/>
+          <w:bCs w:val="0"/>
+          <w:i w:val="0"/>
+          <w:sz w:val="18"/>
+          <w:szCs w:val="18"/>
+        </w:rPr>
+      </w:pPr>
+      <w:r>
+        <w:rPr>
+          <w:b w:val="0"/>
+          <w:bCs w:val="0"/>
+          <w:i w:val="0"/>
+          <w:noProof/>
+          <w:sz w:val="18"/>
+          <w:szCs w:val="18"/>
+        </w:rPr>
+        <w:t xml:space="preserve">Figura 3. Registro de eventos del relé Sitras PRO del </w:t>
+      </w:r>
+      <w:r>
+        <w:rPr>
+          <w:b w:val="0"/>
+          <w:bCs w:val="0"/>
+          <w:i w:val="0"/>
+          <w:sz w:val="18"/>
+          <w:szCs w:val="18"/>
+        </w:rPr>
+        <w:t>(</w:t>
+      </w:r>
+      <w:r>
+        <w:rPr>
+          <w:b w:val="0"/>
+          <w:bCs w:val="0"/>
+          <w:i w:val="0"/>
+          <w:noProof/>
+          <w:sz w:val="18"/>
+          <w:szCs w:val="18"/>
+        </w:rPr>
+        <w:t>{{alimentador_</w:t>
+      </w:r>
+      <w:r>
+        <w:rPr>
+          <w:b w:val="0"/>
+          <w:bCs w:val="0"/>
+          <w:i w:val="0"/>
+          <w:noProof/>
+          <w:sz w:val="18"/>
+          <w:szCs w:val="18"/>
+        </w:rPr>
+        <w:t>vecino</w:t>
+      </w:r>
+      <w:r>
+        <w:rPr>
+          <w:b w:val="0"/>
+          <w:bCs w:val="0"/>
+          <w:i w:val="0"/>
+          <w:noProof/>
+          <w:sz w:val="18"/>
+          <w:szCs w:val="18"/>
+        </w:rPr>
+        <w:t>}} {{ser_</w:t>
+      </w:r>
+      <w:r>
+        <w:rPr>
+          <w:b w:val="0"/>
+          <w:bCs w:val="0"/>
+          <w:i w:val="0"/>
+          <w:noProof/>
+          <w:sz w:val="18"/>
+          <w:szCs w:val="18"/>
+        </w:rPr>
+        <w:t>vecino</w:t>
+      </w:r>
+      <w:r>
+        <w:rPr>
+          <w:b w:val="0"/>
+          <w:bCs w:val="0"/>
+          <w:i w:val="0"/>
+          <w:noProof/>
+          <w:sz w:val="18"/>
+          <w:szCs w:val="18"/>
+        </w:rPr>
+        <w:t>}}</w:t>
+      </w:r>
+      <w:r>
+        <w:rPr>
+          <w:b w:val="0"/>
+          <w:bCs w:val="0"/>
+          <w:i w:val="0"/>
+          <w:sz w:val="18"/>
+          <w:szCs w:val="18"/>
+        </w:rPr>
+        <w:t>)</w:t>
+      </w:r>
+    </w:p>
+    <w:p>
+      <w:pPr>
+        <w:spacing w:before="0" w:after="0" w:line="240" w:lineRule="auto"/>
+        <w:jc w:val="center"/>
+        <w:rPr>
+          <w:rFonts w:cs="Arial"/>
+          <w:bCs/>
+          <w:color w:val="000000" w:themeColor="text1"/>
+          <w:sz w:val="18"/>
+          <w:szCs w:val="18"/>
+        </w:rPr>
+      </w:pPr>
+    </w:p>
+    <w:p>
+      <w:pPr>
+        <w:pStyle w:val="Ttulo1"/>
+        <w:numPr>
+          <w:ilvl w:val="0"/>
+          <w:numId w:val="2"/>
+        </w:numPr>
+        <w:tabs>
+          <w:tab w:val="num" w:pos="360"/>
+        </w:tabs>
+        <w:spacing w:before="0" w:after="0" w:line="240" w:lineRule="auto"/>
+        <w:ind w:left="284" w:hanging="284"/>
+        <w:rPr>
+          <w:rFonts w:ascii="Arial" w:hAnsi="Arial" w:cs="Arial"/>
+          <w:b/>
+          <w:bCs/>
+          <w:color w:val="auto"/>
+          <w:sz w:val="18"/>
+          <w:szCs w:val="18"/>
+        </w:rPr>
+      </w:pPr>
+      <w:r>
+        <w:rPr>
+          <w:rFonts w:ascii="Arial" w:hAnsi="Arial" w:cs="Arial"/>
+          <w:b/>
+          <w:bCs/>
+          <w:color w:val="auto"/>
+          <w:sz w:val="18"/>
+          <w:szCs w:val="18"/>
+        </w:rPr>
+        <w:t>ACCIONES POSTERIORES AL EVENTO</w:t>
+      </w:r>
+    </w:p>
+    <w:p>
+      <w:pPr>
+        <w:pStyle w:val="Prrafodelista"/>
+        <w:numPr>
+          <w:ilvl w:val="0"/>
+          <w:numId w:val="4"/>
+        </w:numPr>
+        <w:spacing w:before="0" w:line="240" w:lineRule="auto"/>
+        <w:ind w:left="567" w:hanging="283"/>
+        <w:jc w:val="left"/>
+        <w:rPr>
+          <w:rFonts w:cs="Arial"/>
+          <w:sz w:val="18"/>
+          <w:szCs w:val="18"/>
+        </w:rPr>
+      </w:pPr>
+      <w:r>
+        <w:rPr>
+          <w:rFonts w:cs="Arial"/>
+          <w:sz w:val="18"/>
+          <w:szCs w:val="18"/>
+        </w:rPr>
+        <w:t xml:space="preserve">Se procedió a generar ST </w:t>
+      </w:r>
+      <w:r>
+        <w:rPr>
+          <w:b/>
+          <w:bCs/>
+          <w:sz w:val="18"/>
+          <w:szCs w:val="18"/>
+        </w:rPr>
+        <w:t>{{st_ap}}</w:t>
+      </w:r>
+      <w:r>
+        <w:rPr>
+          <w:sz w:val="18"/>
+          <w:szCs w:val="18"/>
+        </w:rPr>
+        <w:t xml:space="preserve"> </w:t>
+      </w:r>
+      <w:r>
+        <w:rPr>
+          <w:rFonts w:cs="Arial"/>
+          <w:sz w:val="18"/>
+          <w:szCs w:val="18"/>
+        </w:rPr>
+        <w:t xml:space="preserve">por la actuación del alimentador </w:t>
+      </w:r>
+      <w:r>
+        <w:rPr>
+          <w:rFonts w:cs="Arial"/>
+          <w:sz w:val="18"/>
+          <w:szCs w:val="18"/>
+        </w:rPr>
+        <w:t>{{alimentador_aperturado}} {{ser_aperturado}}</w:t>
+      </w:r>
+      <w:r>
+        <w:rPr>
+          <w:rFonts w:cs="Arial"/>
+          <w:sz w:val="18"/>
+          <w:szCs w:val="18"/>
+        </w:rPr>
+        <w:t>.</w:t>
+      </w:r>
+    </w:p>
+    <w:p>
+      <w:pPr>
+        <w:pStyle w:val="Prrafodelista"/>
+        <w:numPr>
+          <w:ilvl w:val="0"/>
+          <w:numId w:val="4"/>
+        </w:numPr>
+        <w:spacing w:before="0" w:line="240" w:lineRule="auto"/>
+        <w:ind w:left="567" w:hanging="283"/>
+        <w:jc w:val="left"/>
+        <w:rPr>
+          <w:rFonts w:cs="Arial"/>
+          <w:sz w:val="18"/>
+          <w:szCs w:val="18"/>
+        </w:rPr>
+      </w:pPr>
+      <w:r>
+        <w:rPr>
+          <w:rFonts w:cs="Arial"/>
+          <w:sz w:val="18"/>
+          <w:szCs w:val="18"/>
+        </w:rPr>
+        <w:t xml:space="preserve">Se procedió a generar ST </w:t>
+      </w:r>
+      <w:r>
+        <w:rPr>
+          <w:b/>
+          <w:bCs/>
+          <w:sz w:val="18"/>
+          <w:szCs w:val="18"/>
+        </w:rPr>
+        <w:t>{{st_</w:t>
+      </w:r>
+      <w:r>
+        <w:rPr>
+          <w:b/>
+          <w:bCs/>
+          <w:sz w:val="18"/>
+          <w:szCs w:val="18"/>
+        </w:rPr>
+        <w:t>vec</w:t>
+      </w:r>
+      <w:r>
+        <w:rPr>
+          <w:b/>
+          <w:bCs/>
+          <w:sz w:val="18"/>
+          <w:szCs w:val="18"/>
+        </w:rPr>
+        <w:t>}}</w:t>
+      </w:r>
+      <w:r>
+        <w:rPr>
+          <w:rFonts w:cs="Arial"/>
+          <w:b/>
+          <w:color w:val="000000" w:themeColor="text1"/>
+          <w:sz w:val="18"/>
+          <w:szCs w:val="18"/>
+        </w:rPr>
+        <w:t xml:space="preserve"> </w:t>
+      </w:r>
+      <w:r>
+        <w:rPr>
+          <w:rFonts w:cs="Arial"/>
+          <w:sz w:val="18"/>
+          <w:szCs w:val="18"/>
+        </w:rPr>
+        <w:t xml:space="preserve">por la actuación del alimentador </w:t>
+      </w:r>
+      <w:r>
+        <w:rPr>
+          <w:rFonts w:cs="Arial"/>
+          <w:sz w:val="18"/>
+          <w:szCs w:val="18"/>
+        </w:rPr>
+        <w:t>{{alimentador_</w:t>
+      </w:r>
+      <w:r>
+        <w:rPr>
+          <w:rFonts w:cs="Arial"/>
+          <w:sz w:val="18"/>
+          <w:szCs w:val="18"/>
+        </w:rPr>
+        <w:t>vecino</w:t>
+      </w:r>
+      <w:r>
+        <w:rPr>
+          <w:rFonts w:cs="Arial"/>
+          <w:sz w:val="18"/>
+          <w:szCs w:val="18"/>
+        </w:rPr>
+        <w:t>}} {{ser_</w:t>
+      </w:r>
+      <w:r>
+        <w:rPr>
+          <w:rFonts w:cs="Arial"/>
+          <w:sz w:val="18"/>
+          <w:szCs w:val="18"/>
+        </w:rPr>
+        <w:t>vecino</w:t>
+      </w:r>
+      <w:r>
+        <w:rPr>
+          <w:rFonts w:cs="Arial"/>
+          <w:sz w:val="18"/>
+          <w:szCs w:val="18"/>
+        </w:rPr>
+        <w:t>}}</w:t>
+      </w:r>
+      <w:r>
+        <w:rPr>
+          <w:rFonts w:cs="Arial"/>
+          <w:sz w:val="18"/>
+          <w:szCs w:val="18"/>
+        </w:rPr>
+        <w:t>.</w:t>
+      </w:r>
+    </w:p>
+    <w:p>
+      <w:pPr>
+        <w:pStyle w:val="Prrafodelista"/>
+        <w:numPr>
+          <w:ilvl w:val="0"/>
+          <w:numId w:val="4"/>
+        </w:numPr>
+        <w:spacing w:before="0" w:after="0" w:line="240" w:lineRule="auto"/>
+        <w:ind w:left="567" w:hanging="283"/>
+        <w:jc w:val="left"/>
+        <w:rPr>
+          <w:rFonts w:cs="Arial"/>
+          <w:sz w:val="18"/>
+          <w:szCs w:val="18"/>
+        </w:rPr>
+      </w:pPr>
+      <w:r>
+        <w:rPr>
+          <w:rFonts w:cs="Arial"/>
+          <w:sz w:val="18"/>
+          <w:szCs w:val="18"/>
+        </w:rPr>
+        <w:t xml:space="preserve">Se procedió a generar ST </w:t>
+      </w:r>
+      <w:r>
+        <w:rPr>
+          <w:b/>
+          <w:bCs/>
+          <w:sz w:val="18"/>
+          <w:szCs w:val="18"/>
+        </w:rPr>
+        <w:t>{{st_</w:t>
+      </w:r>
+      <w:r>
+        <w:rPr>
+          <w:b/>
+          <w:bCs/>
+          <w:sz w:val="18"/>
+          <w:szCs w:val="18"/>
+        </w:rPr>
+        <w:t>zn</w:t>
+      </w:r>
+      <w:r>
+        <w:rPr>
+          <w:b/>
+          <w:bCs/>
+          <w:sz w:val="18"/>
+          <w:szCs w:val="18"/>
+        </w:rPr>
+        <w:t>}}</w:t>
+      </w:r>
+      <w:r>
+        <w:rPr>
+          <w:rFonts w:cs="Arial"/>
+          <w:b/>
+          <w:color w:val="000000" w:themeColor="text1"/>
+          <w:sz w:val="18"/>
+          <w:szCs w:val="18"/>
+        </w:rPr>
+        <w:t xml:space="preserve"> </w:t>
+      </w:r>
+      <w:r>
+        <w:rPr>
+          <w:rFonts w:cs="Arial"/>
+          <w:sz w:val="18"/>
+          <w:szCs w:val="18"/>
+        </w:rPr>
+        <w:t xml:space="preserve">Inspección de línea de contacto de la zona </w:t>
+      </w:r>
+      <w:r>
+        <w:rPr>
+          <w:rFonts w:cs="Arial"/>
+          <w:sz w:val="18"/>
+          <w:szCs w:val="18"/>
+        </w:rPr>
+        <w:t xml:space="preserve">{{zona}} </w:t>
+      </w:r>
+      <w:r>
+        <w:rPr>
+          <w:rFonts w:cs="Arial"/>
+          <w:sz w:val="18"/>
+          <w:szCs w:val="18"/>
+        </w:rPr>
+        <w:t>de vía principal.</w:t>
+      </w:r>
+    </w:p>
+    <w:p>
+      <w:pPr>
+        <w:pStyle w:val="Prrafodelista"/>
+        <w:numPr>
+          <w:ilvl w:val="0"/>
+          <w:numId w:val="4"/>
+        </w:numPr>
+        <w:spacing w:before="0" w:after="0" w:line="240" w:lineRule="auto"/>
+        <w:ind w:left="567" w:hanging="283"/>
+        <w:jc w:val="left"/>
+        <w:rPr>
+          <w:rFonts w:cs="Arial"/>
+          <w:sz w:val="18"/>
+          <w:szCs w:val="18"/>
+        </w:rPr>
+      </w:pPr>
+      <w:r>
+        <w:rPr>
+          <w:rFonts w:cs="Arial"/>
+          <w:sz w:val="18"/>
+          <w:szCs w:val="18"/>
+        </w:rPr>
+        <w:t>Se comunicó a la Jefatura Alfredo Acosta (CCM) sobre el evento a través del grupo de WhatsApp de CONTINGENCIA CCM /SYC.</w:t>
+      </w:r>
+    </w:p>
+    <w:p>
+      <w:pPr>
+        <w:pStyle w:val="Ttulo1"/>
+        <w:numPr>
+          <w:ilvl w:val="0"/>
+          <w:numId w:val="2"/>
+        </w:numPr>
+        <w:tabs>
+          <w:tab w:val="num" w:pos="360"/>
+        </w:tabs>
+        <w:spacing w:before="0" w:after="0" w:line="240" w:lineRule="auto"/>
+        <w:ind w:left="284" w:hanging="284"/>
+        <w:rPr>
+          <w:rFonts w:ascii="Arial" w:hAnsi="Arial" w:cs="Arial"/>
+          <w:b/>
+          <w:bCs/>
+          <w:color w:val="auto"/>
+          <w:sz w:val="18"/>
+          <w:szCs w:val="18"/>
+        </w:rPr>
+      </w:pPr>
+      <w:r>
+        <w:rPr>
+          <w:rFonts w:ascii="Arial" w:hAnsi="Arial" w:cs="Arial"/>
+          <w:b/>
+          <w:bCs/>
+          <w:color w:val="auto"/>
+          <w:sz w:val="18"/>
+          <w:szCs w:val="18"/>
+        </w:rPr>
+        <w:t>INFORMACIÓN ADICIONAL Y COMENTARIOS</w:t>
+      </w:r>
+    </w:p>
+    <w:p>
+      <w:pPr>
+        <w:pStyle w:val="Prrafodelista"/>
+        <w:numPr>
+          <w:ilvl w:val="0"/>
+          <w:numId w:val="4"/>
+        </w:numPr>
+        <w:spacing w:before="0" w:after="0" w:line="240" w:lineRule="auto"/>
+        <w:ind w:left="567" w:hanging="283"/>
+        <w:jc w:val="left"/>
+        <w:rPr>
+          <w:rFonts w:cs="Arial"/>
+          <w:sz w:val="18"/>
+          <w:szCs w:val="18"/>
+        </w:rPr>
+      </w:pPr>
+      <w:r>
+        <w:rPr>
+          <w:rFonts w:cs="Arial"/>
+          <w:sz w:val="18"/>
+          <w:szCs w:val="18"/>
+        </w:rPr>
+        <w:t xml:space="preserve">Durante el evento se evidencia que se suscitó en la zona </w:t>
+      </w:r>
+      <w:r>
+        <w:rPr>
+          <w:rFonts w:cs="Arial"/>
+          <w:sz w:val="18"/>
+          <w:szCs w:val="18"/>
+        </w:rPr>
+        <w:t>{{zona}}</w:t>
+      </w:r>
+      <w:r>
+        <w:rPr>
+          <w:rFonts w:cs="Arial"/>
+          <w:sz w:val="18"/>
+          <w:szCs w:val="18"/>
+        </w:rPr>
+        <w:t xml:space="preserve">, actuando los interruptores </w:t>
+      </w:r>
+      <w:r>
+        <w:rPr>
+          <w:rFonts w:cs="Arial"/>
+          <w:b/>
+          <w:bCs/>
+          <w:sz w:val="18"/>
+          <w:szCs w:val="18"/>
+        </w:rPr>
+        <w:t>{{interruptor_aperturado}}</w:t>
+      </w:r>
+      <w:r>
+        <w:rPr>
+          <w:rFonts w:cs="Arial"/>
+          <w:sz w:val="18"/>
+          <w:szCs w:val="18"/>
+        </w:rPr>
+        <w:t xml:space="preserve"> y </w:t>
+      </w:r>
+      <w:r>
+        <w:rPr>
+          <w:rFonts w:cs="Arial"/>
+          <w:b/>
+          <w:bCs/>
+          <w:sz w:val="18"/>
+          <w:szCs w:val="18"/>
+        </w:rPr>
+        <w:t>{{interruptor_</w:t>
+      </w:r>
+      <w:r>
+        <w:rPr>
+          <w:rFonts w:cs="Arial"/>
+          <w:b/>
+          <w:bCs/>
+          <w:sz w:val="18"/>
+          <w:szCs w:val="18"/>
+        </w:rPr>
+        <w:t>vecino</w:t>
+      </w:r>
+      <w:r>
+        <w:rPr>
+          <w:rFonts w:cs="Arial"/>
+          <w:b/>
+          <w:bCs/>
+          <w:sz w:val="18"/>
+          <w:szCs w:val="18"/>
+        </w:rPr>
+        <w:t>}}</w:t>
+      </w:r>
+      <w:r>
+        <w:rPr>
+          <w:rFonts w:cs="Arial"/>
+          <w:sz w:val="18"/>
+          <w:szCs w:val="18"/>
+        </w:rPr>
+        <w:t>.</w:t>
+      </w:r>
+    </w:p>
+    <w:p>
+      <w:pPr>
+        <w:pStyle w:val="Prrafodelista"/>
+        <w:numPr>
+          <w:ilvl w:val="0"/>
+          <w:numId w:val="4"/>
+        </w:numPr>
+        <w:spacing w:before="0" w:after="0" w:line="240" w:lineRule="auto"/>
+        <w:ind w:left="567" w:hanging="283"/>
+        <w:jc w:val="left"/>
+        <w:rPr>
+          <w:rFonts w:cs="Arial"/>
+          <w:sz w:val="18"/>
+          <w:szCs w:val="18"/>
+        </w:rPr>
+      </w:pPr>
+      <w:r>
+        <w:rPr>
+          <w:rFonts w:cs="Arial"/>
+          <w:sz w:val="18"/>
+          <w:szCs w:val="18"/>
+        </w:rPr>
+        <w:t>Se evidencia la siguiente disposición de trenes en la moviola:</w:t>
+      </w:r>
+    </w:p>
+    <w:p>
+      <w:pPr>
+        <w:spacing w:before="0" w:after="0" w:line="240" w:lineRule="auto"/>
+        <w:ind w:left="567" w:firstLine="0"/>
+        <w:rPr>
+          <w:rFonts w:cs="Arial"/>
+          <w:sz w:val="18"/>
+          <w:szCs w:val="18"/>
+        </w:rPr>
+      </w:pPr>
+      <w:r>
+        <w:rPr>
+          <w:rFonts w:cs="Arial"/>
+          <w:b/>
+          <w:bCs/>
+          <w:sz w:val="18"/>
+          <w:szCs w:val="18"/>
+        </w:rPr>
+        <w:t xml:space="preserve">vía </w:t>
+      </w:r>
+      <w:r>
+        <w:rPr>
+          <w:rFonts w:cs="Arial"/>
+          <w:b/>
+          <w:bCs/>
+          <w:sz w:val="18"/>
+          <w:szCs w:val="18"/>
+          <w:highlight w:val="yellow"/>
+        </w:rPr>
+        <w:t xml:space="preserve">par </w:t>
+      </w:r>
+      <w:r>
+        <w:rPr>
+          <w:rFonts w:cs="Arial"/>
+          <w:sz w:val="18"/>
+          <w:szCs w:val="18"/>
+          <w:highlight w:val="yellow"/>
+        </w:rPr>
+        <w:t>(3 trenes</w:t>
+      </w:r>
+      <w:r>
+        <w:rPr>
+          <w:rFonts w:cs="Arial"/>
+          <w:color w:val="000000" w:themeColor="text1"/>
+          <w:sz w:val="18"/>
+          <w:szCs w:val="18"/>
+          <w:highlight w:val="yellow"/>
+        </w:rPr>
+        <w:t>): T12 (saliendo de SBS), T14 (llegando a SBS), T35 (llegando a ANG) y T40 (saliendo de CAB).</w:t>
+      </w:r>
+    </w:p>
+    <w:p>
+      <w:pPr>
+        <w:pStyle w:val="Prrafodelista"/>
+        <w:numPr>
+          <w:ilvl w:val="0"/>
+          <w:numId w:val="4"/>
+        </w:numPr>
+        <w:spacing w:before="0" w:after="0" w:line="240" w:lineRule="auto"/>
+        <w:ind w:left="567" w:hanging="283"/>
+        <w:jc w:val="left"/>
+        <w:rPr>
+          <w:rFonts w:cs="Arial"/>
+          <w:sz w:val="18"/>
+          <w:szCs w:val="18"/>
+        </w:rPr>
+      </w:pPr>
+      <w:r>
+        <w:rPr>
+          <w:rFonts w:cs="Arial"/>
+          <w:sz w:val="18"/>
+          <w:szCs w:val="18"/>
+        </w:rPr>
+        <w:t xml:space="preserve">La </w:t>
+      </w:r>
+      <w:r>
+        <w:rPr>
+          <w:rFonts w:cs="Arial"/>
+          <w:sz w:val="18"/>
+          <w:szCs w:val="18"/>
+          <w:highlight w:val="yellow"/>
+        </w:rPr>
+        <w:t>sobrecorriente</w:t>
+      </w:r>
+      <w:r>
+        <w:rPr>
+          <w:rFonts w:cs="Arial"/>
+          <w:sz w:val="18"/>
+          <w:szCs w:val="18"/>
+        </w:rPr>
+        <w:t xml:space="preserve"> en la línea aérea de contacto de los alimentadores </w:t>
+      </w:r>
+      <w:r>
+        <w:rPr>
+          <w:rFonts w:cs="Arial"/>
+          <w:sz w:val="18"/>
+          <w:szCs w:val="18"/>
+        </w:rPr>
+        <w:t>{{alimentador_aperturado}} {{ser_aperturado}}</w:t>
+      </w:r>
+      <w:r>
+        <w:rPr>
+          <w:rFonts w:cs="Arial"/>
+          <w:sz w:val="18"/>
+          <w:szCs w:val="18"/>
+        </w:rPr>
+        <w:t xml:space="preserve"> y </w:t>
+      </w:r>
+      <w:r>
+        <w:rPr>
+          <w:rFonts w:cs="Arial"/>
+          <w:sz w:val="18"/>
+          <w:szCs w:val="18"/>
+        </w:rPr>
+        <w:t>{{alimentador_</w:t>
+      </w:r>
+      <w:r>
+        <w:rPr>
+          <w:rFonts w:cs="Arial"/>
+          <w:sz w:val="18"/>
+          <w:szCs w:val="18"/>
+        </w:rPr>
+        <w:t>vecino</w:t>
+      </w:r>
+      <w:r>
+        <w:rPr>
+          <w:rFonts w:cs="Arial"/>
+          <w:sz w:val="18"/>
+          <w:szCs w:val="18"/>
+        </w:rPr>
+        <w:t>}} {{ser_</w:t>
+      </w:r>
+      <w:r>
+        <w:rPr>
+          <w:rFonts w:cs="Arial"/>
+          <w:sz w:val="18"/>
+          <w:szCs w:val="18"/>
+        </w:rPr>
+        <w:t>vecino</w:t>
+      </w:r>
+      <w:r>
+        <w:rPr>
+          <w:rFonts w:cs="Arial"/>
+          <w:sz w:val="18"/>
+          <w:szCs w:val="18"/>
+        </w:rPr>
+        <w:t>}}</w:t>
+      </w:r>
+      <w:r>
+        <w:rPr>
+          <w:rFonts w:cs="Arial"/>
+          <w:sz w:val="18"/>
+          <w:szCs w:val="18"/>
+        </w:rPr>
+        <w:t xml:space="preserve">, fue despejada con la desconexión unipolar de los interruptores </w:t>
+      </w:r>
+      <w:r>
+        <w:rPr>
+          <w:rFonts w:cs="Arial"/>
+          <w:sz w:val="18"/>
+          <w:szCs w:val="18"/>
+        </w:rPr>
+        <w:t>{{interruptor_aperturado_num}}</w:t>
+      </w:r>
+      <w:r>
+        <w:rPr>
+          <w:rFonts w:cs="Arial"/>
+          <w:sz w:val="18"/>
+          <w:szCs w:val="18"/>
+        </w:rPr>
+        <w:t xml:space="preserve"> de </w:t>
+      </w:r>
+      <w:r>
+        <w:rPr>
+          <w:rFonts w:cs="Arial"/>
+          <w:sz w:val="18"/>
+          <w:szCs w:val="18"/>
+        </w:rPr>
+        <w:t>{{ser_aperturado}}</w:t>
+      </w:r>
+      <w:r>
+        <w:rPr>
+          <w:rFonts w:cs="Arial"/>
+          <w:sz w:val="18"/>
+          <w:szCs w:val="18"/>
+        </w:rPr>
+        <w:t xml:space="preserve"> y </w:t>
+      </w:r>
+      <w:r>
+        <w:rPr>
+          <w:rFonts w:cs="Arial"/>
+          <w:sz w:val="18"/>
+          <w:szCs w:val="18"/>
+        </w:rPr>
+        <w:t xml:space="preserve"> </w:t>
+      </w:r>
+      <w:r>
+        <w:rPr>
+          <w:rFonts w:cs="Arial"/>
+          <w:sz w:val="18"/>
+          <w:szCs w:val="18"/>
+        </w:rPr>
+        <w:t>{{interruptor_</w:t>
+      </w:r>
+      <w:r>
+        <w:rPr>
+          <w:rFonts w:cs="Arial"/>
+          <w:sz w:val="18"/>
+          <w:szCs w:val="18"/>
+        </w:rPr>
+        <w:t>vecino</w:t>
+      </w:r>
+      <w:r>
+        <w:rPr>
+          <w:rFonts w:cs="Arial"/>
+          <w:sz w:val="18"/>
+          <w:szCs w:val="18"/>
+        </w:rPr>
+        <w:t>_num}}</w:t>
+      </w:r>
+      <w:r>
+        <w:rPr>
+          <w:rFonts w:cs="Arial"/>
+          <w:sz w:val="18"/>
+          <w:szCs w:val="18"/>
+        </w:rPr>
+        <w:t xml:space="preserve"> </w:t>
+      </w:r>
+      <w:r>
+        <w:rPr>
+          <w:rFonts w:cs="Arial"/>
+          <w:sz w:val="18"/>
+          <w:szCs w:val="18"/>
+        </w:rPr>
+        <w:t xml:space="preserve"> de </w:t>
+      </w:r>
+      <w:r>
+        <w:rPr>
+          <w:rFonts w:cs="Arial"/>
+          <w:sz w:val="18"/>
+          <w:szCs w:val="18"/>
+        </w:rPr>
+        <w:t>{{ser_vecino}}</w:t>
+      </w:r>
+      <w:r>
+        <w:rPr>
+          <w:rFonts w:cs="Arial"/>
+          <w:sz w:val="18"/>
+          <w:szCs w:val="18"/>
+        </w:rPr>
+        <w:t xml:space="preserve">, por actuación correcta de la función de protección de sobrecorriente </w:t>
+      </w:r>
+      <w:r>
+        <w:rPr>
+          <w:rFonts w:cs="Arial"/>
+          <w:b/>
+          <w:bCs/>
+          <w:sz w:val="18"/>
+          <w:szCs w:val="18"/>
+        </w:rPr>
+        <w:t>“</w:t>
+      </w:r>
+      <w:r>
+        <w:rPr>
+          <w:rFonts w:cs="Arial"/>
+          <w:b/>
+          <w:bCs/>
+          <w:sz w:val="18"/>
+          <w:szCs w:val="18"/>
+        </w:rPr>
+        <w:t>{{funcion_disparo_final}}</w:t>
+      </w:r>
+      <w:r>
+        <w:rPr>
+          <w:rFonts w:cs="Arial"/>
+          <w:b/>
+          <w:bCs/>
+          <w:sz w:val="18"/>
+          <w:szCs w:val="18"/>
+        </w:rPr>
+        <w:t xml:space="preserve">” </w:t>
+      </w:r>
+      <w:r>
+        <w:rPr>
+          <w:rFonts w:cs="Arial"/>
+          <w:sz w:val="18"/>
+          <w:szCs w:val="18"/>
+        </w:rPr>
+        <w:t>y</w:t>
+      </w:r>
+      <w:r>
+        <w:rPr>
+          <w:rFonts w:cs="Arial"/>
+          <w:b/>
+          <w:bCs/>
+          <w:sz w:val="18"/>
+          <w:szCs w:val="18"/>
+        </w:rPr>
+        <w:t xml:space="preserve"> “Arrastre desde SSEE colateral activo” </w:t>
+      </w:r>
+      <w:r>
+        <w:rPr>
+          <w:rFonts w:cs="Arial"/>
+          <w:sz w:val="18"/>
+          <w:szCs w:val="18"/>
+        </w:rPr>
+        <w:t>respectivamente</w:t>
+      </w:r>
+      <w:r>
+        <w:rPr>
+          <w:rFonts w:cs="Arial"/>
+          <w:b/>
+          <w:bCs/>
+          <w:sz w:val="18"/>
+          <w:szCs w:val="18"/>
+        </w:rPr>
+        <w:t xml:space="preserve"> </w:t>
+      </w:r>
+      <w:r>
+        <w:rPr>
+          <w:rFonts w:cs="Arial"/>
+          <w:sz w:val="18"/>
+          <w:szCs w:val="18"/>
+        </w:rPr>
+        <w:t>registrados por los relés Sitras PRO.</w:t>
+      </w:r>
+    </w:p>
+    <w:p>
+      <w:pPr>
+        <w:pStyle w:val="Prrafodelista"/>
+        <w:numPr>
+          <w:ilvl w:val="0"/>
+          <w:numId w:val="4"/>
+        </w:numPr>
+        <w:spacing w:before="0" w:after="0" w:line="240" w:lineRule="auto"/>
+        <w:ind w:left="567" w:hanging="283"/>
+        <w:jc w:val="left"/>
+        <w:rPr>
+          <w:rFonts w:cs="Arial"/>
+          <w:sz w:val="18"/>
+          <w:szCs w:val="18"/>
+          <w:highlight w:val="yellow"/>
+        </w:rPr>
+      </w:pPr>
+      <w:r>
+        <w:rPr>
+          <w:rFonts w:cs="Arial"/>
+          <w:sz w:val="18"/>
+          <w:szCs w:val="18"/>
+          <w:highlight w:val="yellow"/>
+        </w:rPr>
+        <w:t>No se dispone de registro de tendencia ni oscilografía para el presente evento.</w:t>
+      </w:r>
+    </w:p>
+    <w:p>
+      <w:pPr>
+        <w:pStyle w:val="Prrafodelista"/>
+        <w:numPr>
+          <w:ilvl w:val="0"/>
+          <w:numId w:val="4"/>
+        </w:numPr>
+        <w:spacing w:before="0" w:after="0" w:line="240" w:lineRule="auto"/>
+        <w:ind w:left="567" w:hanging="283"/>
+        <w:jc w:val="left"/>
+        <w:rPr>
+          <w:rFonts w:cs="Arial"/>
+          <w:sz w:val="18"/>
+          <w:szCs w:val="18"/>
+        </w:rPr>
+      </w:pPr>
+      <w:r>
+        <w:rPr>
+          <w:rFonts w:cs="Arial"/>
+          <w:sz w:val="18"/>
+          <w:szCs w:val="18"/>
+        </w:rPr>
+        <w:lastRenderedPageBreak/>
+        <w:t xml:space="preserve">La sobrecorriente en la línea aérea de contacto de zona </w:t>
+      </w:r>
+      <w:r>
+        <w:rPr>
+          <w:rFonts w:cs="Arial"/>
+          <w:sz w:val="18"/>
+          <w:szCs w:val="18"/>
+        </w:rPr>
+        <w:t>{{zona}}</w:t>
+      </w:r>
+      <w:r>
+        <w:rPr>
+          <w:rFonts w:cs="Arial"/>
+          <w:sz w:val="18"/>
+          <w:szCs w:val="18"/>
+        </w:rPr>
+        <w:t xml:space="preserve"> vía principal de los alimentadores </w:t>
+      </w:r>
+      <w:r>
+        <w:rPr>
+          <w:rFonts w:cs="Arial"/>
+          <w:sz w:val="18"/>
+          <w:szCs w:val="18"/>
+        </w:rPr>
+        <w:t>{{alimentador_aperturado}} {{ser_aperturado}}</w:t>
+      </w:r>
+      <w:r>
+        <w:rPr>
+          <w:rFonts w:cs="Arial"/>
+          <w:sz w:val="18"/>
+          <w:szCs w:val="18"/>
+        </w:rPr>
+        <w:t xml:space="preserve"> y </w:t>
+      </w:r>
+      <w:r>
+        <w:rPr>
+          <w:rFonts w:cs="Arial"/>
+          <w:sz w:val="18"/>
+          <w:szCs w:val="18"/>
+        </w:rPr>
+        <w:t>{{alimentador_</w:t>
+      </w:r>
+      <w:r>
+        <w:rPr>
+          <w:rFonts w:cs="Arial"/>
+          <w:sz w:val="18"/>
+          <w:szCs w:val="18"/>
+        </w:rPr>
+        <w:t>vecino</w:t>
+      </w:r>
+      <w:r>
+        <w:rPr>
+          <w:rFonts w:cs="Arial"/>
+          <w:sz w:val="18"/>
+          <w:szCs w:val="18"/>
+        </w:rPr>
+        <w:t>}} {{ser_</w:t>
+      </w:r>
+      <w:r>
+        <w:rPr>
+          <w:rFonts w:cs="Arial"/>
+          <w:sz w:val="18"/>
+          <w:szCs w:val="18"/>
+        </w:rPr>
+        <w:t>vecino</w:t>
+      </w:r>
+      <w:r>
+        <w:rPr>
+          <w:rFonts w:cs="Arial"/>
+          <w:sz w:val="18"/>
+          <w:szCs w:val="18"/>
+        </w:rPr>
+        <w:t>}}</w:t>
+      </w:r>
+      <w:r>
+        <w:rPr>
+          <w:rFonts w:cs="Arial"/>
+          <w:sz w:val="18"/>
+          <w:szCs w:val="18"/>
+        </w:rPr>
+        <w:t xml:space="preserve">, fue </w:t>
+      </w:r>
+      <w:r>
+        <w:rPr>
+          <w:rFonts w:cs="Arial"/>
+          <w:b/>
+          <w:bCs/>
+          <w:sz w:val="18"/>
+          <w:szCs w:val="18"/>
+          <w:highlight w:val="yellow"/>
+        </w:rPr>
+        <w:t>originado por acumulación de los trenes en la zona</w:t>
+      </w:r>
+      <w:r>
+        <w:rPr>
+          <w:rFonts w:cs="Arial"/>
+          <w:b/>
+          <w:bCs/>
+          <w:sz w:val="18"/>
+          <w:szCs w:val="18"/>
+        </w:rPr>
+        <w:t>.</w:t>
+      </w:r>
+    </w:p>
+    <w:p>
+      <w:pPr>
+        <w:spacing w:before="0" w:after="0" w:line="240" w:lineRule="auto"/>
+        <w:jc w:val="left"/>
+        <w:rPr>
+          <w:rFonts w:cs="Arial"/>
+          <w:sz w:val="18"/>
+          <w:szCs w:val="18"/>
+        </w:rPr>
+      </w:pPr>
+    </w:p>
+    <w:p>
+      <w:pPr>
+        <w:pStyle w:val="Ttulo1"/>
+        <w:numPr>
+          <w:ilvl w:val="0"/>
+          <w:numId w:val="2"/>
+        </w:numPr>
+        <w:tabs>
+          <w:tab w:val="num" w:pos="360"/>
+        </w:tabs>
+        <w:spacing w:before="0" w:after="0" w:line="240" w:lineRule="auto"/>
+        <w:ind w:left="284" w:hanging="284"/>
+        <w:rPr>
+          <w:rFonts w:ascii="Arial" w:hAnsi="Arial" w:cs="Arial"/>
+          <w:b/>
+          <w:bCs/>
+          <w:color w:val="auto"/>
+          <w:sz w:val="18"/>
+          <w:szCs w:val="18"/>
+        </w:rPr>
+      </w:pPr>
+      <w:r>
+        <w:rPr>
+          <w:rFonts w:ascii="Arial" w:hAnsi="Arial" w:cs="Arial"/>
+          <w:b/>
+          <w:bCs/>
+          <w:color w:val="auto"/>
+          <w:sz w:val="18"/>
+          <w:szCs w:val="18"/>
+        </w:rPr>
+        <w:t>CAPTURAS Y TOMAS FOTOGRÁFICAS</w:t>
+      </w:r>
+    </w:p>
+    <w:p>
+      <w:pPr>
+        <w:spacing w:before="0" w:after="0" w:line="240" w:lineRule="auto"/>
+        <w:jc w:val="left"/>
+        <w:rPr>
+          <w:rFonts w:cs="Arial"/>
+          <w:sz w:val="18"/>
+          <w:szCs w:val="18"/>
+        </w:rPr>
+      </w:pPr>
+    </w:p>
+    <w:p>
+      <w:pPr>
+        <w:spacing w:before="0" w:after="0" w:line="240" w:lineRule="auto"/>
+        <w:jc w:val="left"/>
+        <w:rPr>
+          <w:rFonts w:cs="Arial"/>
+          <w:sz w:val="18"/>
+          <w:szCs w:val="18"/>
+        </w:rPr>
+      </w:pPr>
+    </w:p>
+    <w:p>
+      <w:pPr>
+        <w:spacing w:before="0" w:after="0" w:line="240" w:lineRule="auto"/>
+        <w:jc w:val="center"/>
+      </w:pPr>
+    </w:p>
+    <w:p>
+      <w:pPr>
+        <w:pStyle w:val="Descripcin"/>
+        <w:spacing w:before="0" w:line="240" w:lineRule="auto"/>
+        <w:rPr>
+          <w:b w:val="0"/>
+          <w:bCs w:val="0"/>
+          <w:i w:val="0"/>
+          <w:sz w:val="18"/>
+          <w:szCs w:val="18"/>
+        </w:rPr>
+      </w:pPr>
+      <w:r>
+        <w:rPr>
+          <w:i w:val="0"/>
+          <w:sz w:val="18"/>
+          <w:szCs w:val="18"/>
+        </w:rPr>
+        <w:t xml:space="preserve">Figura </w:t>
+      </w:r>
+      <w:r>
+        <w:rPr>
+          <w:i w:val="0"/>
+          <w:sz w:val="18"/>
+          <w:szCs w:val="18"/>
+        </w:rPr>
+        <w:t>4</w:t>
+      </w:r>
+      <w:r>
+        <w:rPr>
+          <w:i w:val="0"/>
+          <w:sz w:val="18"/>
+          <w:szCs w:val="18"/>
+        </w:rPr>
+        <w:t xml:space="preserve">. </w:t>
+      </w:r>
+      <w:r>
+        <w:rPr>
+          <w:b w:val="0"/>
+          <w:bCs w:val="0"/>
+          <w:i w:val="0"/>
+          <w:sz w:val="18"/>
+          <w:szCs w:val="18"/>
+        </w:rPr>
+        <w:t xml:space="preserve">Registro de eventos </w:t>
+      </w:r>
+      <w:r>
+        <w:rPr>
+          <w:b w:val="0"/>
+          <w:bCs w:val="0"/>
+          <w:i w:val="0"/>
+          <w:sz w:val="18"/>
+          <w:szCs w:val="18"/>
+        </w:rPr>
+        <w:t>{{alimentador_aperturado}} {{ser_aperturado}}</w:t>
+      </w:r>
+      <w:r>
+        <w:rPr>
+          <w:b w:val="0"/>
+          <w:bCs w:val="0"/>
+          <w:i w:val="0"/>
+          <w:sz w:val="18"/>
+          <w:szCs w:val="18"/>
+        </w:rPr>
+        <w:t xml:space="preserve"> en el sistema SCADA_VICOS RSC</w:t>
+      </w:r>
+    </w:p>
+    <w:p>
+      <w:pPr>
+        <w:spacing w:before="0" w:after="0"/>
         <w:ind w:left="0" w:firstLine="0"/>
         <w:jc w:val="center"/>
-        <w:rPr>
-          <w:rFonts w:cs="Arial"/>
-          <w:bCs/>
-          <w:color w:val="000000" w:themeColor="text1"/>
-          <w:sz w:val="18"/>
-          <w:szCs w:val="18"/>
-        </w:rPr>
       </w:pPr>
     </w:p>
     <w:p>
       <w:pPr>
+        <w:pStyle w:val="Descripcin"/>
+        <w:spacing w:before="0" w:after="0" w:line="240" w:lineRule="auto"/>
+        <w:rPr>
+          <w:b w:val="0"/>
+          <w:bCs w:val="0"/>
+          <w:i w:val="0"/>
+          <w:sz w:val="18"/>
+          <w:szCs w:val="18"/>
+        </w:rPr>
+      </w:pPr>
+      <w:r>
+        <w:rPr>
+          <w:i w:val="0"/>
+          <w:sz w:val="18"/>
+          <w:szCs w:val="18"/>
+        </w:rPr>
+        <w:t xml:space="preserve">Figura </w:t>
+      </w:r>
+      <w:r>
+        <w:rPr>
+          <w:i w:val="0"/>
+          <w:sz w:val="18"/>
+          <w:szCs w:val="18"/>
+        </w:rPr>
+        <w:t>5</w:t>
+      </w:r>
+      <w:r>
+        <w:rPr>
+          <w:i w:val="0"/>
+          <w:sz w:val="18"/>
+          <w:szCs w:val="18"/>
+        </w:rPr>
+        <w:t xml:space="preserve">. </w:t>
+      </w:r>
+      <w:r>
+        <w:rPr>
+          <w:b w:val="0"/>
+          <w:bCs w:val="0"/>
+          <w:i w:val="0"/>
+          <w:sz w:val="18"/>
+          <w:szCs w:val="18"/>
+        </w:rPr>
+        <w:t xml:space="preserve">Registro de eventos </w:t>
+      </w:r>
+      <w:r>
+        <w:rPr>
+          <w:b w:val="0"/>
+          <w:bCs w:val="0"/>
+          <w:i w:val="0"/>
+          <w:sz w:val="18"/>
+          <w:szCs w:val="18"/>
+        </w:rPr>
+        <w:t>{{alimentador_</w:t>
+      </w:r>
+      <w:r>
+        <w:rPr>
+          <w:b w:val="0"/>
+          <w:bCs w:val="0"/>
+          <w:i w:val="0"/>
+          <w:sz w:val="18"/>
+          <w:szCs w:val="18"/>
+        </w:rPr>
+        <w:t>vecino</w:t>
+      </w:r>
+      <w:r>
+        <w:rPr>
+          <w:b w:val="0"/>
+          <w:bCs w:val="0"/>
+          <w:i w:val="0"/>
+          <w:sz w:val="18"/>
+          <w:szCs w:val="18"/>
+        </w:rPr>
+        <w:t>}} {{ser_</w:t>
+      </w:r>
+      <w:r>
+        <w:rPr>
+          <w:b w:val="0"/>
+          <w:bCs w:val="0"/>
+          <w:i w:val="0"/>
+          <w:sz w:val="18"/>
+          <w:szCs w:val="18"/>
+        </w:rPr>
+        <w:t>vecino</w:t>
+      </w:r>
+      <w:r>
+        <w:rPr>
+          <w:b w:val="0"/>
+          <w:bCs w:val="0"/>
+          <w:i w:val="0"/>
+          <w:sz w:val="18"/>
+          <w:szCs w:val="18"/>
+        </w:rPr>
+        <w:t>}}</w:t>
+      </w:r>
+      <w:r>
+        <w:rPr>
+          <w:b w:val="0"/>
+          <w:bCs w:val="0"/>
+          <w:i w:val="0"/>
+          <w:sz w:val="18"/>
+          <w:szCs w:val="18"/>
+        </w:rPr>
+        <w:t xml:space="preserve"> en el sistema SCADA_VICOS RSC</w:t>
+      </w:r>
+    </w:p>
+    <w:p>
+      <w:pPr>
+        <w:spacing w:before="0" w:after="0"/>
+        <w:jc w:val="center"/>
+      </w:pPr>
+    </w:p>
+    <w:p>
+      <w:pPr>
+        <w:pStyle w:val="Descripcin"/>
+        <w:spacing w:before="0" w:after="0" w:line="240" w:lineRule="auto"/>
+        <w:rPr>
+          <w:b w:val="0"/>
+          <w:bCs w:val="0"/>
+          <w:i w:val="0"/>
+          <w:sz w:val="18"/>
+          <w:szCs w:val="18"/>
+        </w:rPr>
+      </w:pPr>
+      <w:r>
+        <w:rPr>
+          <w:i w:val="0"/>
+          <w:sz w:val="18"/>
+          <w:szCs w:val="18"/>
+        </w:rPr>
+        <w:t xml:space="preserve">Figura </w:t>
+      </w:r>
+      <w:r>
+        <w:rPr>
+          <w:i w:val="0"/>
+          <w:sz w:val="18"/>
+          <w:szCs w:val="18"/>
+        </w:rPr>
+        <w:t>6</w:t>
+      </w:r>
+      <w:r>
+        <w:rPr>
+          <w:i w:val="0"/>
+          <w:sz w:val="18"/>
+          <w:szCs w:val="18"/>
+        </w:rPr>
+        <w:t xml:space="preserve">. </w:t>
+      </w:r>
+      <w:r>
+        <w:rPr>
+          <w:b w:val="0"/>
+          <w:bCs w:val="0"/>
+          <w:i w:val="0"/>
+          <w:sz w:val="18"/>
+          <w:szCs w:val="18"/>
+        </w:rPr>
+        <w:t>Registro oscilográfico AL</w:t>
+      </w:r>
+      <w:r>
+        <w:rPr>
+          <w:b w:val="0"/>
+          <w:bCs w:val="0"/>
+          <w:i w:val="0"/>
+          <w:sz w:val="18"/>
+          <w:szCs w:val="18"/>
+        </w:rPr>
+        <w:t>4</w:t>
+      </w:r>
+      <w:r>
+        <w:rPr>
+          <w:b w:val="0"/>
+          <w:bCs w:val="0"/>
+          <w:i w:val="0"/>
+          <w:sz w:val="18"/>
+          <w:szCs w:val="18"/>
+        </w:rPr>
+        <w:t xml:space="preserve"> SER11_CAB / AL</w:t>
+      </w:r>
+      <w:r>
+        <w:rPr>
+          <w:b w:val="0"/>
+          <w:bCs w:val="0"/>
+          <w:i w:val="0"/>
+          <w:sz w:val="18"/>
+          <w:szCs w:val="18"/>
+        </w:rPr>
+        <w:t>2</w:t>
+      </w:r>
+      <w:r>
+        <w:rPr>
+          <w:b w:val="0"/>
+          <w:bCs w:val="0"/>
+          <w:i w:val="0"/>
+          <w:sz w:val="18"/>
+          <w:szCs w:val="18"/>
+        </w:rPr>
+        <w:t xml:space="preserve"> SER14_CUL en el sistema SCADA_VICOS RSC</w:t>
+      </w:r>
+    </w:p>
+    <w:p>
+      <w:pPr>
+        <w:spacing w:before="0" w:after="0" w:line="240" w:lineRule="auto"/>
+        <w:jc w:val="left"/>
+        <w:rPr>
+          <w:rFonts w:cs="Arial"/>
+          <w:sz w:val="18"/>
+          <w:szCs w:val="18"/>
+        </w:rPr>
+      </w:pPr>
+    </w:p>
+    <w:p>
+      <w:pPr>
+        <w:spacing w:before="0" w:after="0" w:line="240" w:lineRule="auto"/>
+        <w:jc w:val="left"/>
+        <w:rPr>
+          <w:rFonts w:cs="Arial"/>
+          <w:sz w:val="18"/>
+          <w:szCs w:val="18"/>
+        </w:rPr>
+      </w:pPr>
+    </w:p>
+    <w:tbl>
+      <w:tblPr>
+        <w:tblStyle w:val="Tablaconcuadrcula"/>
+        <w:tblW w:w="0" w:type="auto"/>
+        <w:jc w:val="center"/>
+        <w:tblLook w:val="04A0" w:firstRow="1" w:lastRow="0" w:firstColumn="1" w:lastColumn="0" w:noHBand="0" w:noVBand="1"/>
+      </w:tblPr>
+      <w:tblGrid>
+        <w:gridCol w:w="4177"/>
+        <w:gridCol w:w="4317"/>
+      </w:tblGrid>
+      <w:tr>
+        <w:trPr>
+          <w:trHeight w:val="2927"/>
+          <w:jc w:val="center"/>
+        </w:trPr>
+        <w:tc>
+          <w:tcPr>
+            <w:tcW w:w="4247" w:type="dxa"/>
+            <w:vAlign w:val="center"/>
+          </w:tcPr>
+          <w:p>
+            <w:pPr>
+              <w:spacing w:before="0" w:after="0" w:line="240" w:lineRule="auto"/>
+              <w:ind w:left="0" w:firstLine="0"/>
+              <w:jc w:val="center"/>
+              <w:rPr>
+                <w:rFonts w:ascii="Times New Roman" w:hAnsi="Times New Roman"/>
+                <w:sz w:val="24"/>
+              </w:rPr>
+            </w:pPr>
+          </w:p>
+        </w:tc>
+        <w:tc>
+          <w:tcPr>
+            <w:tcW w:w="4389" w:type="dxa"/>
+            <w:vAlign w:val="center"/>
+          </w:tcPr>
+          <w:p>
+            <w:pPr>
+              <w:spacing w:before="0" w:after="0" w:line="240" w:lineRule="auto"/>
+              <w:ind w:left="0" w:firstLine="0"/>
+              <w:jc w:val="center"/>
+              <w:rPr>
+                <w:rFonts w:ascii="Times New Roman" w:hAnsi="Times New Roman"/>
+                <w:sz w:val="24"/>
+              </w:rPr>
+            </w:pPr>
+          </w:p>
+        </w:tc>
+      </w:tr>
+    </w:tbl>
+    <w:p>
+      <w:pPr>
+        <w:pStyle w:val="Predeterminado"/>
+        <w:tabs>
+          <w:tab w:val="clear" w:pos="709"/>
+        </w:tabs>
+        <w:spacing w:line="240" w:lineRule="auto"/>
+        <w:ind w:left="426"/>
+        <w:jc w:val="center"/>
+        <w:rPr>
+          <w:rFonts w:ascii="Arial" w:hAnsi="Arial" w:cs="Arial"/>
+          <w:sz w:val="18"/>
+          <w:szCs w:val="18"/>
+        </w:rPr>
+      </w:pPr>
+      <w:r>
+        <w:rPr>
+          <w:rFonts w:ascii="Arial" w:hAnsi="Arial" w:cs="Arial"/>
+          <w:b/>
+          <w:sz w:val="18"/>
+          <w:szCs w:val="18"/>
+        </w:rPr>
+        <w:t xml:space="preserve">Figura </w:t>
+      </w:r>
+      <w:r>
+        <w:rPr>
+          <w:rFonts w:ascii="Arial" w:hAnsi="Arial" w:cs="Arial"/>
+          <w:b/>
+          <w:sz w:val="18"/>
+          <w:szCs w:val="18"/>
+        </w:rPr>
+        <w:t>7</w:t>
+      </w:r>
+      <w:r>
+        <w:rPr>
+          <w:rFonts w:ascii="Arial" w:hAnsi="Arial" w:cs="Arial"/>
+          <w:b/>
+          <w:sz w:val="18"/>
+          <w:szCs w:val="18"/>
+        </w:rPr>
+        <w:t xml:space="preserve">. </w:t>
+      </w:r>
+      <w:r>
+        <w:rPr>
+          <w:rFonts w:ascii="Arial" w:hAnsi="Arial" w:cs="Arial"/>
+          <w:bCs/>
+          <w:sz w:val="18"/>
+          <w:szCs w:val="18"/>
+        </w:rPr>
+        <w:t xml:space="preserve">Registro fotográfico de relé Sitras PRO </w:t>
+      </w:r>
+      <w:r>
+        <w:rPr>
+          <w:rFonts w:ascii="Arial" w:hAnsi="Arial" w:cs="Arial"/>
+          <w:bCs/>
+          <w:sz w:val="18"/>
+          <w:szCs w:val="18"/>
+        </w:rPr>
+        <w:t>{{alimentador_aperturado}} {{ser_aperturado}}</w:t>
+      </w:r>
+    </w:p>
+    <w:p>
+      <w:pPr>
+        <w:pStyle w:val="Predeterminado"/>
+        <w:tabs>
+          <w:tab w:val="clear" w:pos="709"/>
+        </w:tabs>
+        <w:spacing w:line="240" w:lineRule="auto"/>
+        <w:ind w:left="426"/>
+        <w:jc w:val="center"/>
+        <w:rPr>
+          <w:rFonts w:ascii="Arial" w:hAnsi="Arial" w:cs="Arial"/>
+          <w:sz w:val="18"/>
+          <w:szCs w:val="18"/>
+        </w:rPr>
+      </w:pPr>
+    </w:p>
+    <w:tbl>
+      <w:tblPr>
+        <w:tblStyle w:val="Tablaconcuadrcula"/>
+        <w:tblW w:w="0" w:type="auto"/>
+        <w:jc w:val="center"/>
+        <w:tblLook w:val="04A0" w:firstRow="1" w:lastRow="0" w:firstColumn="1" w:lastColumn="0" w:noHBand="0" w:noVBand="1"/>
+      </w:tblPr>
+      <w:tblGrid>
+        <w:gridCol w:w="4175"/>
+        <w:gridCol w:w="4319"/>
+      </w:tblGrid>
+      <w:tr>
+        <w:trPr>
+          <w:trHeight w:val="2927"/>
+          <w:jc w:val="center"/>
+        </w:trPr>
+        <w:tc>
+          <w:tcPr>
+            <w:tcW w:w="4281" w:type="dxa"/>
+            <w:vAlign w:val="center"/>
+          </w:tcPr>
+          <w:p>
+            <w:pPr>
+              <w:spacing w:before="0" w:after="0" w:line="240" w:lineRule="auto"/>
+              <w:ind w:left="0" w:firstLine="0"/>
+              <w:jc w:val="center"/>
+              <w:rPr>
+                <w:rFonts w:ascii="Times New Roman" w:hAnsi="Times New Roman"/>
+                <w:sz w:val="24"/>
+              </w:rPr>
+            </w:pPr>
+          </w:p>
+        </w:tc>
+        <w:tc>
+          <w:tcPr>
+            <w:tcW w:w="4428" w:type="dxa"/>
+            <w:vAlign w:val="center"/>
+          </w:tcPr>
+          <w:p>
+            <w:pPr>
+              <w:spacing w:before="0" w:after="0" w:line="240" w:lineRule="auto"/>
+              <w:ind w:left="0" w:firstLine="0"/>
+              <w:jc w:val="center"/>
+              <w:rPr>
+                <w:rFonts w:ascii="Times New Roman" w:hAnsi="Times New Roman"/>
+                <w:sz w:val="24"/>
+              </w:rPr>
+            </w:pPr>
+          </w:p>
+        </w:tc>
+      </w:tr>
+    </w:tbl>
+    <w:p>
+      <w:pPr>
+        <w:pStyle w:val="Predeterminado"/>
+        <w:tabs>
+          <w:tab w:val="clear" w:pos="709"/>
+        </w:tabs>
+        <w:spacing w:line="240" w:lineRule="auto"/>
+        <w:ind w:left="426"/>
+        <w:jc w:val="center"/>
+        <w:rPr>
+          <w:rFonts w:ascii="Arial" w:hAnsi="Arial" w:cs="Arial"/>
+          <w:sz w:val="18"/>
+          <w:szCs w:val="18"/>
+        </w:rPr>
+      </w:pPr>
+    </w:p>
+    <w:p>
+      <w:pPr>
+        <w:pStyle w:val="Predeterminado"/>
+        <w:tabs>
+          <w:tab w:val="clear" w:pos="709"/>
+        </w:tabs>
+        <w:spacing w:line="240" w:lineRule="auto"/>
+        <w:ind w:left="426"/>
+        <w:jc w:val="center"/>
+        <w:rPr>
+          <w:rFonts w:ascii="Arial" w:hAnsi="Arial" w:cs="Arial"/>
+          <w:sz w:val="18"/>
+          <w:szCs w:val="18"/>
+        </w:rPr>
+      </w:pPr>
+      <w:r>
+        <w:rPr>
+          <w:rFonts w:ascii="Arial" w:hAnsi="Arial" w:cs="Arial"/>
+          <w:b/>
+          <w:sz w:val="18"/>
+          <w:szCs w:val="18"/>
+        </w:rPr>
+        <w:t xml:space="preserve">Figura </w:t>
+      </w:r>
+      <w:r>
+        <w:rPr>
+          <w:rFonts w:ascii="Arial" w:hAnsi="Arial" w:cs="Arial"/>
+          <w:b/>
+          <w:sz w:val="18"/>
+          <w:szCs w:val="18"/>
+        </w:rPr>
+        <w:t>8</w:t>
+      </w:r>
+      <w:r>
+        <w:rPr>
+          <w:rFonts w:ascii="Arial" w:hAnsi="Arial" w:cs="Arial"/>
+          <w:b/>
+          <w:sz w:val="18"/>
+          <w:szCs w:val="18"/>
+        </w:rPr>
+        <w:t xml:space="preserve">. </w:t>
+      </w:r>
+      <w:r>
+        <w:rPr>
+          <w:rFonts w:ascii="Arial" w:hAnsi="Arial" w:cs="Arial"/>
+          <w:bCs/>
+          <w:sz w:val="18"/>
+          <w:szCs w:val="18"/>
+        </w:rPr>
+        <w:t xml:space="preserve">Registro fotográfico de relé Sitras PRO </w:t>
+      </w:r>
+      <w:r>
+        <w:rPr>
+          <w:rFonts w:ascii="Arial" w:hAnsi="Arial" w:cs="Arial"/>
+          <w:bCs/>
+          <w:sz w:val="18"/>
+          <w:szCs w:val="18"/>
+        </w:rPr>
+        <w:t>{{alimentador_</w:t>
+      </w:r>
+      <w:r>
+        <w:rPr>
+          <w:rFonts w:ascii="Arial" w:hAnsi="Arial" w:cs="Arial"/>
+          <w:bCs/>
+          <w:sz w:val="18"/>
+          <w:szCs w:val="18"/>
+        </w:rPr>
+        <w:t>vecino</w:t>
+      </w:r>
+      <w:r>
+        <w:rPr>
+          <w:rFonts w:ascii="Arial" w:hAnsi="Arial" w:cs="Arial"/>
+          <w:bCs/>
+          <w:sz w:val="18"/>
+          <w:szCs w:val="18"/>
+        </w:rPr>
+        <w:t>}} {{ser_</w:t>
+      </w:r>
+      <w:r>
+        <w:rPr>
+          <w:rFonts w:ascii="Arial" w:hAnsi="Arial" w:cs="Arial"/>
+          <w:bCs/>
+          <w:sz w:val="18"/>
+          <w:szCs w:val="18"/>
+        </w:rPr>
+        <w:t>vecino</w:t>
+      </w:r>
+      <w:r>
+        <w:rPr>
+          <w:rFonts w:ascii="Arial" w:hAnsi="Arial" w:cs="Arial"/>
+          <w:bCs/>
+          <w:sz w:val="18"/>
+          <w:szCs w:val="18"/>
+        </w:rPr>
+        <w:t>}</w:t>
+      </w:r>
+    </w:p>
+    <w:p>
+      <w:pPr>
+        <w:pStyle w:val="Predeterminado"/>
+        <w:tabs>
+          <w:tab w:val="clear" w:pos="709"/>
+        </w:tabs>
+        <w:spacing w:line="240" w:lineRule="auto"/>
+        <w:ind w:left="426"/>
+        <w:jc w:val="center"/>
+        <w:rPr>
+          <w:rFonts w:cs="Arial"/>
+          <w:sz w:val="18"/>
+          <w:szCs w:val="18"/>
+        </w:rPr>
+      </w:pPr>
+    </w:p>
+    <w:p>
+      <w:pPr>
+        <w:pStyle w:val="Ttulo1"/>
+        <w:numPr>
+          <w:ilvl w:val="0"/>
+          <w:numId w:val="2"/>
+        </w:numPr>
+        <w:tabs>
+          <w:tab w:val="num" w:pos="360"/>
+        </w:tabs>
+        <w:spacing w:before="0" w:after="0" w:line="240" w:lineRule="auto"/>
+        <w:ind w:left="284" w:hanging="284"/>
+        <w:rPr>
+          <w:rFonts w:ascii="Arial" w:hAnsi="Arial" w:cs="Arial"/>
+          <w:b/>
+          <w:bCs/>
+          <w:color w:val="auto"/>
+          <w:sz w:val="18"/>
+          <w:szCs w:val="18"/>
+        </w:rPr>
+      </w:pPr>
+      <w:r>
+        <w:rPr>
+          <w:rFonts w:ascii="Arial" w:hAnsi="Arial" w:cs="Arial"/>
+          <w:b/>
+          <w:bCs/>
+          <w:color w:val="auto"/>
+          <w:sz w:val="18"/>
+          <w:szCs w:val="18"/>
+        </w:rPr>
+        <w:t>ANEXOS</w:t>
+      </w:r>
+    </w:p>
+    <w:p>
+      <w:pPr>
+        <w:spacing w:before="0" w:after="0"/>
+        <w:ind w:left="360" w:firstLine="0"/>
+        <w:rPr>
+          <w:rFonts w:cs="Arial"/>
+          <w:sz w:val="18"/>
+          <w:szCs w:val="18"/>
+        </w:rPr>
+      </w:pPr>
+      <w:r>
+        <w:rPr>
+          <w:rFonts w:cs="Arial"/>
+          <w:sz w:val="18"/>
+          <w:szCs w:val="18"/>
+        </w:rPr>
+        <w:t xml:space="preserve">Anexo N° </w:t>
+      </w:r>
+      <w:r>
+        <w:rPr>
+          <w:rFonts w:cs="Arial"/>
+          <w:sz w:val="18"/>
+          <w:szCs w:val="18"/>
+        </w:rPr>
+        <w:t>0</w:t>
+      </w:r>
+      <w:r>
+        <w:rPr>
+          <w:rFonts w:cs="Arial"/>
+          <w:sz w:val="18"/>
+          <w:szCs w:val="18"/>
+        </w:rPr>
+        <w:t>1 – Registro histórico Sitras PRO AL</w:t>
+      </w:r>
+      <w:r>
+        <w:rPr>
+          <w:rFonts w:cs="Arial"/>
+          <w:sz w:val="18"/>
+          <w:szCs w:val="18"/>
+        </w:rPr>
+        <w:t>4</w:t>
+      </w:r>
+      <w:r>
+        <w:rPr>
+          <w:rFonts w:cs="Arial"/>
+          <w:sz w:val="18"/>
+          <w:szCs w:val="18"/>
+        </w:rPr>
+        <w:t xml:space="preserve"> SER11_CAB</w:t>
+      </w:r>
+    </w:p>
+    <w:p>
+      <w:pPr>
+        <w:spacing w:before="0" w:after="0"/>
+        <w:ind w:left="360" w:firstLine="0"/>
+        <w:rPr>
+          <w:rFonts w:cs="Arial"/>
+          <w:sz w:val="18"/>
+          <w:szCs w:val="18"/>
+        </w:rPr>
+      </w:pPr>
+      <w:r>
+        <w:rPr>
+          <w:rFonts w:cs="Arial"/>
+          <w:sz w:val="18"/>
+          <w:szCs w:val="18"/>
+        </w:rPr>
+        <w:t xml:space="preserve">Anexo N° </w:t>
+      </w:r>
+      <w:r>
+        <w:rPr>
+          <w:rFonts w:cs="Arial"/>
+          <w:sz w:val="18"/>
+          <w:szCs w:val="18"/>
+        </w:rPr>
+        <w:t>02</w:t>
+      </w:r>
+      <w:r>
+        <w:rPr>
+          <w:rFonts w:cs="Arial"/>
+          <w:sz w:val="18"/>
+          <w:szCs w:val="18"/>
+        </w:rPr>
+        <w:t xml:space="preserve"> – Parámetros del relé Sitras PRO AL</w:t>
+      </w:r>
+      <w:r>
+        <w:rPr>
+          <w:rFonts w:cs="Arial"/>
+          <w:sz w:val="18"/>
+          <w:szCs w:val="18"/>
+        </w:rPr>
+        <w:t>4</w:t>
+      </w:r>
+      <w:r>
+        <w:rPr>
+          <w:rFonts w:cs="Arial"/>
+          <w:sz w:val="18"/>
+          <w:szCs w:val="18"/>
+        </w:rPr>
+        <w:t xml:space="preserve"> SER11_CAB</w:t>
+      </w:r>
+    </w:p>
+    <w:p>
+      <w:pPr>
+        <w:spacing w:before="0" w:after="0"/>
+        <w:ind w:left="360" w:firstLine="0"/>
+        <w:rPr>
+          <w:rFonts w:cs="Arial"/>
+          <w:sz w:val="18"/>
+          <w:szCs w:val="18"/>
+        </w:rPr>
+      </w:pPr>
+      <w:r>
+        <w:rPr>
+          <w:rFonts w:cs="Arial"/>
+          <w:sz w:val="18"/>
+          <w:szCs w:val="18"/>
+        </w:rPr>
+        <w:t xml:space="preserve">Anexo N° </w:t>
+      </w:r>
+      <w:r>
+        <w:rPr>
+          <w:rFonts w:cs="Arial"/>
+          <w:sz w:val="18"/>
+          <w:szCs w:val="18"/>
+        </w:rPr>
+        <w:t>03</w:t>
+      </w:r>
+      <w:r>
+        <w:rPr>
+          <w:rFonts w:cs="Arial"/>
+          <w:sz w:val="18"/>
+          <w:szCs w:val="18"/>
+        </w:rPr>
+        <w:t xml:space="preserve"> – Registro histórico Sitras PRO AL</w:t>
+      </w:r>
+      <w:r>
+        <w:rPr>
+          <w:rFonts w:cs="Arial"/>
+          <w:sz w:val="18"/>
+          <w:szCs w:val="18"/>
+        </w:rPr>
+        <w:t>2</w:t>
+      </w:r>
+      <w:r>
+        <w:rPr>
+          <w:rFonts w:cs="Arial"/>
+          <w:sz w:val="18"/>
+          <w:szCs w:val="18"/>
+        </w:rPr>
+        <w:t xml:space="preserve"> SER14_CUL</w:t>
+      </w:r>
+    </w:p>
+    <w:p>
+      <w:pPr>
+        <w:spacing w:before="0" w:after="0"/>
+        <w:ind w:left="360" w:firstLine="0"/>
+        <w:rPr>
+          <w:rFonts w:cs="Arial"/>
+          <w:sz w:val="18"/>
+          <w:szCs w:val="18"/>
+        </w:rPr>
+      </w:pPr>
+      <w:r>
+        <w:rPr>
+          <w:rFonts w:cs="Arial"/>
+          <w:sz w:val="18"/>
+          <w:szCs w:val="18"/>
+        </w:rPr>
+        <w:t xml:space="preserve">Anexo N° </w:t>
+      </w:r>
+      <w:r>
+        <w:rPr>
+          <w:rFonts w:cs="Arial"/>
+          <w:sz w:val="18"/>
+          <w:szCs w:val="18"/>
+        </w:rPr>
+        <w:t>04</w:t>
+      </w:r>
+      <w:r>
+        <w:rPr>
+          <w:rFonts w:cs="Arial"/>
+          <w:sz w:val="18"/>
+          <w:szCs w:val="18"/>
+        </w:rPr>
+        <w:t xml:space="preserve"> – Parámetros del relé Sitras PRO AL</w:t>
+      </w:r>
+      <w:r>
+        <w:rPr>
+          <w:rFonts w:cs="Arial"/>
+          <w:sz w:val="18"/>
+          <w:szCs w:val="18"/>
+        </w:rPr>
+        <w:t>2</w:t>
+      </w:r>
+      <w:r>
+        <w:rPr>
+          <w:rFonts w:cs="Arial"/>
+          <w:sz w:val="18"/>
+          <w:szCs w:val="18"/>
+        </w:rPr>
+        <w:t xml:space="preserve"> SER14_CUL</w:t>
+      </w:r>
+    </w:p>
+    <w:p>
+      <w:pPr>
+        <w:spacing w:before="0" w:after="0"/>
+        <w:ind w:left="360" w:firstLine="0"/>
+        <w:rPr>
+          <w:rFonts w:cs="Arial"/>
+          <w:sz w:val="18"/>
+          <w:szCs w:val="18"/>
+        </w:rPr>
+      </w:pPr>
+      <w:r>
+        <w:rPr>
+          <w:rFonts w:cs="Arial"/>
+          <w:sz w:val="18"/>
+          <w:szCs w:val="18"/>
+        </w:rPr>
+        <w:t xml:space="preserve">Anexo N° </w:t>
+      </w:r>
+      <w:r>
+        <w:rPr>
+          <w:rFonts w:cs="Arial"/>
+          <w:sz w:val="18"/>
+          <w:szCs w:val="18"/>
+        </w:rPr>
+        <w:t>05</w:t>
+      </w:r>
+      <w:r>
+        <w:rPr>
+          <w:rFonts w:cs="Arial"/>
+          <w:sz w:val="18"/>
+          <w:szCs w:val="18"/>
+        </w:rPr>
+        <w:t xml:space="preserve"> – Registro de eventos JPG del AL</w:t>
+      </w:r>
+      <w:r>
+        <w:rPr>
+          <w:rFonts w:cs="Arial"/>
+          <w:sz w:val="18"/>
+          <w:szCs w:val="18"/>
+        </w:rPr>
+        <w:t>4</w:t>
+      </w:r>
+      <w:r>
+        <w:rPr>
+          <w:rFonts w:cs="Arial"/>
+          <w:sz w:val="18"/>
+          <w:szCs w:val="18"/>
+        </w:rPr>
+        <w:t xml:space="preserve"> SER11_CAB VICOS RSC</w:t>
+      </w:r>
+    </w:p>
+    <w:p>
+      <w:pPr>
+        <w:spacing w:before="0" w:after="0"/>
+        <w:ind w:left="360" w:firstLine="0"/>
+        <w:rPr>
+          <w:rFonts w:cs="Arial"/>
+          <w:sz w:val="18"/>
+          <w:szCs w:val="18"/>
+        </w:rPr>
+      </w:pPr>
+      <w:r>
+        <w:rPr>
+          <w:rFonts w:cs="Arial"/>
+          <w:sz w:val="18"/>
+          <w:szCs w:val="18"/>
+        </w:rPr>
+        <w:t xml:space="preserve">Anexo N° </w:t>
+      </w:r>
+      <w:r>
+        <w:rPr>
+          <w:rFonts w:cs="Arial"/>
+          <w:sz w:val="18"/>
+          <w:szCs w:val="18"/>
+        </w:rPr>
+        <w:t>06</w:t>
+      </w:r>
+      <w:r>
+        <w:rPr>
+          <w:rFonts w:cs="Arial"/>
+          <w:sz w:val="18"/>
+          <w:szCs w:val="18"/>
+        </w:rPr>
+        <w:t xml:space="preserve"> – Registro de eventos PDF del AL</w:t>
+      </w:r>
+      <w:r>
+        <w:rPr>
+          <w:rFonts w:cs="Arial"/>
+          <w:sz w:val="18"/>
+          <w:szCs w:val="18"/>
+        </w:rPr>
+        <w:t>4</w:t>
+      </w:r>
+      <w:r>
+        <w:rPr>
+          <w:rFonts w:cs="Arial"/>
+          <w:sz w:val="18"/>
+          <w:szCs w:val="18"/>
+        </w:rPr>
+        <w:t xml:space="preserve"> SER11_CAB VICOS RSC</w:t>
+      </w:r>
+    </w:p>
+    <w:p>
+      <w:pPr>
+        <w:spacing w:before="0" w:after="0"/>
+        <w:ind w:left="360" w:firstLine="0"/>
+        <w:rPr>
+          <w:rFonts w:cs="Arial"/>
+          <w:sz w:val="18"/>
+          <w:szCs w:val="18"/>
+        </w:rPr>
+      </w:pPr>
+      <w:r>
+        <w:rPr>
+          <w:rFonts w:cs="Arial"/>
+          <w:sz w:val="18"/>
+          <w:szCs w:val="18"/>
+        </w:rPr>
+        <w:t xml:space="preserve">Anexo N° </w:t>
+      </w:r>
+      <w:r>
+        <w:rPr>
+          <w:rFonts w:cs="Arial"/>
+          <w:sz w:val="18"/>
+          <w:szCs w:val="18"/>
+        </w:rPr>
+        <w:t>07</w:t>
+      </w:r>
+      <w:r>
+        <w:rPr>
+          <w:rFonts w:cs="Arial"/>
+          <w:sz w:val="18"/>
+          <w:szCs w:val="18"/>
+        </w:rPr>
+        <w:t xml:space="preserve"> – Registro de eventos JPG del AL</w:t>
+      </w:r>
+      <w:r>
+        <w:rPr>
+          <w:rFonts w:cs="Arial"/>
+          <w:sz w:val="18"/>
+          <w:szCs w:val="18"/>
+        </w:rPr>
+        <w:t>2</w:t>
+      </w:r>
+      <w:r>
+        <w:rPr>
+          <w:rFonts w:cs="Arial"/>
+          <w:sz w:val="18"/>
+          <w:szCs w:val="18"/>
+        </w:rPr>
+        <w:t xml:space="preserve"> SER14_CUL VICOS RSC</w:t>
+      </w:r>
+    </w:p>
+    <w:p>
+      <w:pPr>
+        <w:spacing w:before="0" w:after="0"/>
+        <w:ind w:left="360" w:firstLine="0"/>
+        <w:rPr>
+          <w:rFonts w:cs="Arial"/>
+          <w:sz w:val="18"/>
+          <w:szCs w:val="18"/>
+        </w:rPr>
+      </w:pPr>
+      <w:r>
+        <w:rPr>
+          <w:rFonts w:cs="Arial"/>
+          <w:sz w:val="18"/>
+          <w:szCs w:val="18"/>
+        </w:rPr>
+        <w:lastRenderedPageBreak/>
+        <w:t xml:space="preserve">Anexo N° </w:t>
+      </w:r>
+      <w:r>
+        <w:rPr>
+          <w:rFonts w:cs="Arial"/>
+          <w:sz w:val="18"/>
+          <w:szCs w:val="18"/>
+        </w:rPr>
+        <w:t>08</w:t>
+      </w:r>
+      <w:r>
+        <w:rPr>
+          <w:rFonts w:cs="Arial"/>
+          <w:sz w:val="18"/>
+          <w:szCs w:val="18"/>
+        </w:rPr>
+        <w:t xml:space="preserve"> – Registro de eventos PDF del AL</w:t>
+      </w:r>
+      <w:r>
+        <w:rPr>
+          <w:rFonts w:cs="Arial"/>
+          <w:sz w:val="18"/>
+          <w:szCs w:val="18"/>
+        </w:rPr>
+        <w:t>2</w:t>
+      </w:r>
+      <w:r>
+        <w:rPr>
+          <w:rFonts w:cs="Arial"/>
+          <w:sz w:val="18"/>
+          <w:szCs w:val="18"/>
+        </w:rPr>
+        <w:t xml:space="preserve"> SER14_CUL VICOS RSC</w:t>
+      </w:r>
+    </w:p>
+    <w:p>
+      <w:pPr>
+        <w:spacing w:before="0" w:after="0"/>
+        <w:ind w:left="360" w:firstLine="0"/>
+        <w:rPr>
+          <w:rFonts w:cs="Arial"/>
+          <w:sz w:val="18"/>
+          <w:szCs w:val="18"/>
+        </w:rPr>
+      </w:pPr>
+      <w:r>
+        <w:rPr>
+          <w:rFonts w:cs="Arial"/>
+          <w:sz w:val="18"/>
+          <w:szCs w:val="18"/>
+        </w:rPr>
+        <w:t xml:space="preserve">Anexo N° </w:t>
+      </w:r>
+      <w:r>
+        <w:rPr>
+          <w:rFonts w:cs="Arial"/>
+          <w:sz w:val="18"/>
+          <w:szCs w:val="18"/>
+        </w:rPr>
+        <w:t>09</w:t>
+      </w:r>
+      <w:r>
+        <w:rPr>
+          <w:rFonts w:cs="Arial"/>
+          <w:sz w:val="18"/>
+          <w:szCs w:val="18"/>
+        </w:rPr>
+        <w:t xml:space="preserve"> – Registro de tendencia JPG del AL</w:t>
+      </w:r>
+      <w:r>
+        <w:rPr>
+          <w:rFonts w:cs="Arial"/>
+          <w:sz w:val="18"/>
+          <w:szCs w:val="18"/>
+        </w:rPr>
+        <w:t>4</w:t>
+      </w:r>
+      <w:r>
+        <w:rPr>
+          <w:rFonts w:cs="Arial"/>
+          <w:sz w:val="18"/>
+          <w:szCs w:val="18"/>
+        </w:rPr>
+        <w:t xml:space="preserve"> SER11_CAB y AL</w:t>
+      </w:r>
+      <w:r>
+        <w:rPr>
+          <w:rFonts w:cs="Arial"/>
+          <w:sz w:val="18"/>
+          <w:szCs w:val="18"/>
+        </w:rPr>
+        <w:t>2</w:t>
+      </w:r>
+      <w:r>
+        <w:rPr>
+          <w:rFonts w:cs="Arial"/>
+          <w:sz w:val="18"/>
+          <w:szCs w:val="18"/>
+        </w:rPr>
+        <w:t xml:space="preserve"> SER14_CUL VICOS RSC</w:t>
+      </w:r>
+    </w:p>
+    <w:p>
+      <w:pPr>
+        <w:spacing w:before="0" w:after="0"/>
+        <w:ind w:left="360" w:firstLine="0"/>
+        <w:rPr>
+          <w:rFonts w:cs="Arial"/>
+          <w:sz w:val="18"/>
+          <w:szCs w:val="18"/>
+        </w:rPr>
+      </w:pPr>
+      <w:r>
+        <w:rPr>
+          <w:rFonts w:cs="Arial"/>
+          <w:sz w:val="18"/>
+          <w:szCs w:val="18"/>
+        </w:rPr>
+        <w:t>Anexo N° 1</w:t>
+      </w:r>
+      <w:r>
+        <w:rPr>
+          <w:rFonts w:cs="Arial"/>
+          <w:sz w:val="18"/>
+          <w:szCs w:val="18"/>
+        </w:rPr>
+        <w:t>0</w:t>
+      </w:r>
+      <w:r>
+        <w:rPr>
+          <w:rFonts w:cs="Arial"/>
+          <w:sz w:val="18"/>
+          <w:szCs w:val="18"/>
+        </w:rPr>
+        <w:t xml:space="preserve"> – Registro de tendencia PDF del AL</w:t>
+      </w:r>
+      <w:r>
+        <w:rPr>
+          <w:rFonts w:cs="Arial"/>
+          <w:sz w:val="18"/>
+          <w:szCs w:val="18"/>
+        </w:rPr>
+        <w:t>4</w:t>
+      </w:r>
+      <w:r>
+        <w:rPr>
+          <w:rFonts w:cs="Arial"/>
+          <w:sz w:val="18"/>
+          <w:szCs w:val="18"/>
+        </w:rPr>
+        <w:t xml:space="preserve"> SER11_CAB y AL</w:t>
+      </w:r>
+      <w:r>
+        <w:rPr>
+          <w:rFonts w:cs="Arial"/>
+          <w:sz w:val="18"/>
+          <w:szCs w:val="18"/>
+        </w:rPr>
+        <w:t>2</w:t>
+      </w:r>
+      <w:r>
+        <w:rPr>
+          <w:rFonts w:cs="Arial"/>
+          <w:sz w:val="18"/>
+          <w:szCs w:val="18"/>
+        </w:rPr>
+        <w:t xml:space="preserve"> SER14_CUL VICOS RSC</w:t>
+      </w:r>
+    </w:p>
+    <w:p>
+      <w:pPr>
+        <w:spacing w:before="0" w:after="0"/>
+        <w:ind w:left="360" w:firstLine="0"/>
+        <w:rPr>
+          <w:rFonts w:cs="Arial"/>
+          <w:sz w:val="18"/>
+          <w:szCs w:val="18"/>
+        </w:rPr>
+      </w:pPr>
+      <w:r>
+        <w:rPr>
+          <w:rFonts w:cs="Arial"/>
+          <w:sz w:val="18"/>
+          <w:szCs w:val="18"/>
+        </w:rPr>
+        <w:t>Anexo N° 1</w:t>
+      </w:r>
+      <w:r>
+        <w:rPr>
+          <w:rFonts w:cs="Arial"/>
+          <w:sz w:val="18"/>
+          <w:szCs w:val="18"/>
+        </w:rPr>
+        <w:t>1</w:t>
+      </w:r>
+      <w:r>
+        <w:rPr>
+          <w:rFonts w:cs="Arial"/>
+          <w:sz w:val="18"/>
+          <w:szCs w:val="18"/>
+        </w:rPr>
+        <w:t xml:space="preserve"> – Moviola</w:t>
+      </w:r>
+    </w:p>
+    <w:p>
+      <w:pPr>
+        <w:spacing w:before="0" w:after="0"/>
+        <w:ind w:left="0" w:firstLine="284"/>
+        <w:rPr>
+          <w:rFonts w:cs="Arial"/>
+          <w:sz w:val="18"/>
+          <w:szCs w:val="18"/>
+        </w:rPr>
+      </w:pPr>
+    </w:p>
+    <w:p>
+      <w:pPr>
+        <w:spacing w:before="0" w:after="0"/>
+        <w:ind w:left="0" w:firstLine="0"/>
+        <w:rPr>
+          <w:rFonts w:cs="Arial"/>
+          <w:sz w:val="18"/>
+          <w:szCs w:val="18"/>
+        </w:rPr>
+      </w:pPr>
+    </w:p>
+    <w:tbl>
+      <w:tblPr>
+        <w:tblStyle w:val="Tabla1"/>
+        <w:tblW w:w="7514" w:type="dxa"/>
+        <w:tblLook w:val="04A0" w:firstRow="1" w:lastRow="0" w:firstColumn="1" w:lastColumn="0" w:noHBand="0" w:noVBand="1"/>
+      </w:tblPr>
+      <w:tblGrid>
+        <w:gridCol w:w="2694"/>
+        <w:gridCol w:w="2410"/>
+        <w:gridCol w:w="2410"/>
+      </w:tblGrid>
+      <w:tr>
+        <w:trPr>
+          <w:cnfStyle w:val="100000000000" w:firstRow="1" w:lastRow="0" w:firstColumn="0" w:lastColumn="0" w:oddVBand="0" w:evenVBand="0" w:oddHBand="0" w:evenHBand="0" w:firstRowFirstColumn="0" w:firstRowLastColumn="0" w:lastRowFirstColumn="0" w:lastRowLastColumn="0"/>
+          <w:trHeight w:val="154"/>
+        </w:trPr>
+        <w:tc>
+          <w:tcPr>
+            <w:tcW w:w="2694" w:type="dxa"/>
+            <w:noWrap/>
+            <w:hideMark/>
+          </w:tcPr>
+          <w:p>
+            <w:pPr>
+              <w:rPr>
+                <w:rFonts w:eastAsia="Arial Narrow" w:cs="Arial"/>
+                <w:color w:val="000000"/>
+                <w:sz w:val="18"/>
+                <w:szCs w:val="18"/>
+              </w:rPr>
+            </w:pPr>
+            <w:r>
+              <w:rPr>
+                <w:rFonts w:eastAsia="Arial Narrow" w:cs="Arial"/>
+                <w:color w:val="000000"/>
+                <w:sz w:val="18"/>
+                <w:szCs w:val="18"/>
+              </w:rPr>
+              <w:t>Elaborado por (A_CCM):</w:t>
+            </w:r>
+          </w:p>
+        </w:tc>
+        <w:tc>
+          <w:tcPr>
+            <w:tcW w:w="2410" w:type="dxa"/>
+            <w:noWrap/>
+            <w:hideMark/>
+          </w:tcPr>
+          <w:p>
+            <w:pPr>
+              <w:rPr>
+                <w:rFonts w:eastAsia="Arial Narrow" w:cs="Arial"/>
+                <w:color w:val="000000"/>
+                <w:sz w:val="18"/>
+                <w:szCs w:val="18"/>
+              </w:rPr>
+            </w:pPr>
+            <w:r>
+              <w:rPr>
+                <w:rFonts w:eastAsia="Arial Narrow" w:cs="Arial"/>
+                <w:color w:val="000000"/>
+                <w:sz w:val="18"/>
+                <w:szCs w:val="18"/>
+              </w:rPr>
+              <w:t>Revisado por (S_CCM):</w:t>
+            </w:r>
+          </w:p>
+        </w:tc>
+        <w:tc>
+          <w:tcPr>
+            <w:tcW w:w="2410" w:type="dxa"/>
+            <w:noWrap/>
+            <w:hideMark/>
+          </w:tcPr>
+          <w:p>
+            <w:pPr>
+              <w:rPr>
+                <w:rFonts w:eastAsia="Arial Narrow" w:cs="Arial"/>
+                <w:color w:val="000000"/>
+                <w:sz w:val="18"/>
+                <w:szCs w:val="18"/>
+              </w:rPr>
+            </w:pPr>
+            <w:r>
+              <w:rPr>
+                <w:rFonts w:eastAsia="Arial Narrow" w:cs="Arial"/>
+                <w:color w:val="000000"/>
+                <w:sz w:val="18"/>
+                <w:szCs w:val="18"/>
+              </w:rPr>
+              <w:t>Aprobado por (J_CCM):</w:t>
+            </w:r>
+          </w:p>
+        </w:tc>
+      </w:tr>
+      <w:tr>
+        <w:trPr>
+          <w:trHeight w:val="313"/>
+        </w:trPr>
+        <w:tc>
+          <w:tcPr>
+            <w:tcW w:w="2694" w:type="dxa"/>
+            <w:noWrap/>
+          </w:tcPr>
+          <w:p>
+            <w:pPr>
+              <w:jc w:val="center"/>
+              <w:rPr>
+                <w:rFonts w:eastAsia="Arial Narrow" w:cs="Arial"/>
+                <w:color w:val="000000"/>
+                <w:sz w:val="18"/>
+                <w:szCs w:val="18"/>
+              </w:rPr>
+            </w:pPr>
+            <w:r>
+              <w:rPr>
+                <w:rFonts w:eastAsia="Arial Narrow" w:cs="Arial"/>
+                <w:color w:val="000000"/>
+                <w:sz w:val="18"/>
+                <w:szCs w:val="18"/>
+              </w:rPr>
+              <w:t>Johann Cardenas</w:t>
+            </w:r>
+          </w:p>
+        </w:tc>
+        <w:tc>
+          <w:tcPr>
+            <w:tcW w:w="2410" w:type="dxa"/>
+            <w:noWrap/>
+          </w:tcPr>
+          <w:p>
+            <w:pPr>
+              <w:jc w:val="center"/>
+              <w:rPr>
+                <w:rFonts w:eastAsia="Arial Narrow" w:cs="Arial"/>
+                <w:color w:val="000000"/>
+                <w:sz w:val="18"/>
+                <w:szCs w:val="18"/>
+              </w:rPr>
+            </w:pPr>
+            <w:r>
+              <w:rPr>
+                <w:rFonts w:eastAsia="Arial Narrow" w:cs="Arial"/>
+                <w:color w:val="000000"/>
+                <w:sz w:val="18"/>
+                <w:szCs w:val="18"/>
+              </w:rPr>
+              <w:t>Johann Cardenas</w:t>
+            </w:r>
+          </w:p>
+        </w:tc>
+        <w:tc>
+          <w:tcPr>
+            <w:tcW w:w="2410" w:type="dxa"/>
+            <w:noWrap/>
+          </w:tcPr>
+          <w:p>
+            <w:pPr>
+              <w:jc w:val="center"/>
+              <w:rPr>
+                <w:rFonts w:eastAsia="Arial Narrow" w:cs="Arial"/>
+                <w:color w:val="000000"/>
+                <w:sz w:val="18"/>
+                <w:szCs w:val="18"/>
+              </w:rPr>
+            </w:pPr>
+            <w:r>
+              <w:rPr>
+                <w:rFonts w:eastAsia="Arial Narrow" w:cs="Arial"/>
+                <w:color w:val="000000"/>
+                <w:sz w:val="18"/>
+                <w:szCs w:val="18"/>
+              </w:rPr>
+              <w:t>Alfredo Acosta</w:t>
+            </w:r>
+          </w:p>
+        </w:tc>
+      </w:tr>
+    </w:tbl>
+    <w:p>
+      <w:pPr>
         <w:ind w:left="708" w:hanging="708"/>
-        <w:jc w:val="center"/>
+        <w:jc w:val="left"/>
       </w:pPr>
     </w:p>
     <w:sectPr>
@@ -6035,6 +8843,119 @@
     </w:lvl>
   </w:abstractNum>
   <w:abstractNum w:abstractNumId="1" w15:restartNumberingAfterBreak="0">
+    <w:nsid w:val="2D1110BA"/>
+    <w:multiLevelType w:val="hybridMultilevel"/>
+    <w:tmpl w:val="445C0748"/>
+    <w:lvl w:ilvl="0" w:tplc="280A0001">
+      <w:start w:val="1"/>
+      <w:numFmt w:val="bullet"/>
+      <w:lvlText w:val=""/>
+      <w:lvlJc w:val="left"/>
+      <w:pPr>
+        <w:ind w:left="1077" w:hanging="360"/>
+      </w:pPr>
+      <w:rPr>
+        <w:rFonts w:ascii="Symbol" w:hAnsi="Symbol" w:hint="default"/>
+      </w:rPr>
+    </w:lvl>
+    <w:lvl w:ilvl="1" w:tplc="280A0017">
+      <w:start w:val="1"/>
+      <w:numFmt w:val="lowerLetter"/>
+      <w:lvlText w:val="%2)"/>
+      <w:lvlJc w:val="left"/>
+      <w:pPr>
+        <w:ind w:left="1797" w:hanging="360"/>
+      </w:pPr>
+      <w:rPr>
+        <w:rFonts w:hint="default"/>
+      </w:rPr>
+    </w:lvl>
+    <w:lvl w:ilvl="2" w:tplc="280A0005">
+      <w:start w:val="1"/>
+      <w:numFmt w:val="bullet"/>
+      <w:lvlText w:val=""/>
+      <w:lvlJc w:val="left"/>
+      <w:pPr>
+        <w:ind w:left="2517" w:hanging="360"/>
+      </w:pPr>
+      <w:rPr>
+        <w:rFonts w:ascii="Wingdings" w:hAnsi="Wingdings" w:hint="default"/>
+      </w:rPr>
+    </w:lvl>
+    <w:lvl w:ilvl="3" w:tplc="280A0001" w:tentative="1">
+      <w:start w:val="1"/>
+      <w:numFmt w:val="bullet"/>
+      <w:lvlText w:val=""/>
+      <w:lvlJc w:val="left"/>
+      <w:pPr>
+        <w:ind w:left="3237" w:hanging="360"/>
+      </w:pPr>
+      <w:rPr>
+        <w:rFonts w:ascii="Symbol" w:hAnsi="Symbol" w:hint="default"/>
+      </w:rPr>
+    </w:lvl>
+    <w:lvl w:ilvl="4" w:tplc="280A0003" w:tentative="1">
+      <w:start w:val="1"/>
+      <w:numFmt w:val="bullet"/>
+      <w:lvlText w:val="o"/>
+      <w:lvlJc w:val="left"/>
+      <w:pPr>
+        <w:ind w:left="3957" w:hanging="360"/>
+      </w:pPr>
+      <w:rPr>
+        <w:rFonts w:ascii="Courier New" w:hAnsi="Courier New" w:cs="Courier New" w:hint="default"/>
+      </w:rPr>
+    </w:lvl>
+    <w:lvl w:ilvl="5" w:tplc="280A0005" w:tentative="1">
+      <w:start w:val="1"/>
+      <w:numFmt w:val="bullet"/>
+      <w:lvlText w:val=""/>
+      <w:lvlJc w:val="left"/>
+      <w:pPr>
+        <w:ind w:left="4677" w:hanging="360"/>
+      </w:pPr>
+      <w:rPr>
+        <w:rFonts w:ascii="Wingdings" w:hAnsi="Wingdings" w:hint="default"/>
+      </w:rPr>
+    </w:lvl>
+    <w:lvl w:ilvl="6" w:tplc="280A0001" w:tentative="1">
+      <w:start w:val="1"/>
+      <w:numFmt w:val="bullet"/>
+      <w:lvlText w:val=""/>
+      <w:lvlJc w:val="left"/>
+      <w:pPr>
+        <w:ind w:left="5397" w:hanging="360"/>
+      </w:pPr>
+      <w:rPr>
+        <w:rFonts w:ascii="Symbol" w:hAnsi="Symbol" w:hint="default"/>
+      </w:rPr>
+    </w:lvl>
+    <w:lvl w:ilvl="7" w:tplc="280A0003" w:tentative="1">
+      <w:start w:val="1"/>
+      <w:numFmt w:val="bullet"/>
+      <w:lvlText w:val="o"/>
+      <w:lvlJc w:val="left"/>
+      <w:pPr>
+        <w:ind w:left="6117" w:hanging="360"/>
+      </w:pPr>
+      <w:rPr>
+        <w:rFonts w:ascii="Courier New" w:hAnsi="Courier New" w:cs="Courier New" w:hint="default"/>
+      </w:rPr>
+    </w:lvl>
+    <w:lvl w:ilvl="8" w:tplc="280A0005" w:tentative="1">
+      <w:start w:val="1"/>
+      <w:numFmt w:val="bullet"/>
+      <w:lvlText w:val=""/>
+      <w:lvlJc w:val="left"/>
+      <w:pPr>
+        <w:ind w:left="6837" w:hanging="360"/>
+      </w:pPr>
+      <w:rPr>
+        <w:rFonts w:ascii="Wingdings" w:hAnsi="Wingdings" w:hint="default"/>
+      </w:rPr>
+    </w:lvl>
+  </w:abstractNum>
+  <w:abstractNum w:abstractNumId="2" w15:restartNumberingAfterBreak="0">
     <w:nsid w:val="3E550746"/>
     <w:multiLevelType w:val="hybridMultilevel"/>
     <w:tmpl w:val="5EA40E0A"/>
@@ -6147,7 +9068,7 @@
       </w:rPr>
     </w:lvl>
   </w:abstractNum>
-  <w:abstractNum w:abstractNumId="2" w15:restartNumberingAfterBreak="0">
+  <w:abstractNum w:abstractNumId="3" w15:restartNumberingAfterBreak="0">
     <w:nsid w:val="6D063F47"/>
     <w:multiLevelType w:val="hybridMultilevel"/>
     <w:tmpl w:val="6C5A1D80"/>
@@ -6261,12 +9182,15 @@
     </w:lvl>
   </w:abstractNum>
   <w:num w:numId="1" w16cid:durableId="498622322">
-    <w:abstractNumId w:val="2"/>
+    <w:abstractNumId w:val="3"/>
   </w:num>
   <w:num w:numId="2" w16cid:durableId="4721182">
     <w:abstractNumId w:val="0"/>
   </w:num>
   <w:num w:numId="3" w16cid:durableId="939873463">
+    <w:abstractNumId w:val="2"/>
+  </w:num>
+  <w:num w:numId="4" w16cid:durableId="1533879264">
     <w:abstractNumId w:val="1"/>
   </w:num>
 </w:numbering>
@@ -6446,7 +9370,7 @@
     <w:lsdException w:name="Table Web 2" w:semiHidden="1" w:unhideWhenUsed="1"/>
     <w:lsdException w:name="Table Web 3" w:semiHidden="1" w:unhideWhenUsed="1"/>
     <w:lsdException w:name="Balloon Text" w:semiHidden="1" w:unhideWhenUsed="1"/>
-    <w:lsdException w:name="Table Grid" w:uiPriority="39"/>
+    <w:lsdException w:name="Table Grid" w:uiPriority="59"/>
     <w:lsdException w:name="Table Theme" w:semiHidden="1" w:unhideWhenUsed="1"/>
     <w:lsdException w:name="Placeholder Text" w:semiHidden="1"/>
     <w:lsdException w:name="No Spacing" w:uiPriority="1" w:qFormat="1"/>
@@ -7294,6 +10218,102 @@
       <w:szCs w:val="20"/>
     </w:rPr>
   </w:style>
+  <w:style w:type="table" w:customStyle="1" w:styleId="Tabla1">
+    <w:name w:val="Tabla1"/>
+    <w:basedOn w:val="Tablanormal"/>
+    <w:uiPriority w:val="99"/>
+    <w:qFormat/>
+    <w:rsid w:val="006760EC"/>
+    <w:pPr>
+      <w:spacing w:before="120" w:after="120" w:line="288" w:lineRule="auto"/>
+      <w:ind w:left="357" w:hanging="357"/>
+      <w:contextualSpacing/>
+      <w:jc w:val="both"/>
+    </w:pPr>
+    <w:rPr>
+      <w:rFonts w:ascii="Arial" w:hAnsi="Arial"/>
+      <w:kern w:val="0"/>
+      <w:sz w:val="22"/>
+      <w:szCs w:val="22"/>
+      <w:lang w:val="es-ES"/>
+      <w14:ligatures w14:val="none"/>
+    </w:rPr>
+    <w:tblPr>
+      <w:jc w:val="center"/>
+      <w:tblBorders>
+        <w:top w:val="single" w:sz="4" w:space="0" w:color="auto"/>
+        <w:left w:val="single" w:sz="4" w:space="0" w:color="auto"/>
+        <w:bottom w:val="single" w:sz="4" w:space="0" w:color="auto"/>
+        <w:right w:val="single" w:sz="4" w:space="0" w:color="auto"/>
+        <w:insideH w:val="single" w:sz="4" w:space="0" w:color="auto"/>
+        <w:insideV w:val="single" w:sz="4" w:space="0" w:color="auto"/>
+      </w:tblBorders>
+    </w:tblPr>
+    <w:trPr>
+      <w:cantSplit/>
+      <w:jc w:val="center"/>
+    </w:trPr>
+    <w:tcPr>
+      <w:vAlign w:val="center"/>
+    </w:tcPr>
+    <w:tblStylePr w:type="firstRow">
+      <w:pPr>
+        <w:keepNext w:val="0"/>
+        <w:keepLines w:val="0"/>
+        <w:pageBreakBefore w:val="0"/>
+        <w:widowControl/>
+        <w:suppressLineNumbers w:val="0"/>
+        <w:suppressAutoHyphens w:val="0"/>
+        <w:wordWrap/>
+        <w:spacing w:beforeLines="0" w:beforeAutospacing="0" w:afterLines="0" w:afterAutospacing="0" w:line="288" w:lineRule="auto"/>
+        <w:contextualSpacing/>
+        <w:jc w:val="center"/>
+        <w:outlineLvl w:val="9"/>
+      </w:pPr>
+      <w:rPr>
+        <w:rFonts w:ascii="Arial" w:hAnsi="Arial"/>
+        <w:b w:val="0"/>
+        <w:sz w:val="22"/>
+      </w:rPr>
+      <w:tblPr/>
+      <w:trPr>
+        <w:tblHeader/>
+      </w:trPr>
+      <w:tcPr>
+        <w:shd w:val="clear" w:color="auto" w:fill="D9D9D9" w:themeFill="background1" w:themeFillShade="D9"/>
+      </w:tcPr>
+    </w:tblStylePr>
+  </w:style>
+  <w:style w:type="table" w:styleId="Tablaconcuadrcula">
+    <w:name w:val="Table Grid"/>
+    <w:basedOn w:val="Tablanormal"/>
+    <w:uiPriority w:val="59"/>
+    <w:rsid w:val="009F5D7F"/>
+    <w:pPr>
+      <w:keepLines/>
+      <w:spacing w:before="120" w:after="120" w:line="288" w:lineRule="auto"/>
+      <w:ind w:left="357" w:hanging="357"/>
+      <w:jc w:val="both"/>
+    </w:pPr>
+    <w:rPr>
+      <w:rFonts w:ascii="Times New Roman" w:eastAsia="Times New Roman" w:hAnsi="Times New Roman" w:cs="Times New Roman"/>
+      <w:kern w:val="0"/>
+      <w:sz w:val="20"/>
+      <w:szCs w:val="20"/>
+      <w:lang w:val="es-PE" w:eastAsia="es-PE"/>
+      <w14:ligatures w14:val="none"/>
+    </w:rPr>
+    <w:tblPr>
+      <w:tblBorders>
+        <w:top w:val="single" w:sz="4" w:space="0" w:color="auto"/>
+        <w:left w:val="single" w:sz="4" w:space="0" w:color="auto"/>
+        <w:bottom w:val="single" w:sz="4" w:space="0" w:color="auto"/>
+        <w:right w:val="single" w:sz="4" w:space="0" w:color="auto"/>
+        <w:insideH w:val="single" w:sz="4" w:space="0" w:color="auto"/>
+        <w:insideV w:val="single" w:sz="4" w:space="0" w:color="auto"/>
+      </w:tblBorders>
+    </w:tblPr>
+  </w:style>
 </w:styles>
 </file>
 

--- a/plantilla_base.docx
+++ b/plantilla_base.docx
@@ -6997,6 +6997,15 @@
           <w:szCs w:val="18"/>
         </w:rPr>
         <w:t>vecino</w:t>
+      </w:r>
+      <w:r>
+        <w:rPr>
+          <w:rFonts w:ascii="Arial" w:hAnsi="Arial" w:cs="Arial"/>
+          <w:bCs/>
+          <w:sz w:val="18"/>
+          <w:szCs w:val="18"/>
+        </w:rPr>
+        <w:t>}</w:t>
       </w:r>
       <w:r>
         <w:rPr>

--- a/plantilla_base.docx
+++ b/plantilla_base.docx
@@ -75,7 +75,51 @@
           <w:sz w:val="18"/>
           <w:szCs w:val="18"/>
         </w:rPr>
-        <w:t xml:space="preserve"> {{interruptor_aperturado}} Y {{interruptor_vecino}}</w:t>
+        <w:t xml:space="preserve"> {{</w:t>
+      </w:r>
+      <w:proofErr w:type="spellStart"/>
+      <w:r>
+        <w:rPr>
+          <w:rFonts w:cs="Arial"/>
+          <w:b/>
+          <w:bCs/>
+          <w:sz w:val="18"/>
+          <w:szCs w:val="18"/>
+        </w:rPr>
+        <w:t>interruptor_aperturado</w:t>
+      </w:r>
+      <w:proofErr w:type="spellEnd"/>
+      <w:r>
+        <w:rPr>
+          <w:rFonts w:cs="Arial"/>
+          <w:b/>
+          <w:bCs/>
+          <w:sz w:val="18"/>
+          <w:szCs w:val="18"/>
+        </w:rPr>
+        <w:t>}} Y {{</w:t>
+      </w:r>
+      <w:proofErr w:type="spellStart"/>
+      <w:r>
+        <w:rPr>
+          <w:rFonts w:cs="Arial"/>
+          <w:b/>
+          <w:bCs/>
+          <w:sz w:val="18"/>
+          <w:szCs w:val="18"/>
+        </w:rPr>
+        <w:t>interruptor_vecino</w:t>
+      </w:r>
+      <w:proofErr w:type="spellEnd"/>
+      <w:r>
+        <w:rPr>
+          <w:rFonts w:cs="Arial"/>
+          <w:b/>
+          <w:bCs/>
+          <w:sz w:val="18"/>
+          <w:szCs w:val="18"/>
+        </w:rPr>
+        <w:t>}}</w:t>
       </w:r>
     </w:p>
     <w:p>
@@ -98,7 +142,27 @@
           <w:sz w:val="18"/>
           <w:szCs w:val="18"/>
         </w:rPr>
-        <w:t>El presente informe tiene como objetivo dar a conocer los detalles del evento de apertura de los interruptores con recierre en las celdas DC:</w:t>
+        <w:t xml:space="preserve">El presente informe tiene como objetivo dar a conocer los detalles del evento de apertura de los interruptores con </w:t>
+      </w:r>
+      <w:proofErr w:type="spellStart"/>
+      <w:r>
+        <w:rPr>
+          <w:rFonts w:ascii="Arial" w:hAnsi="Arial" w:cs="Arial"/>
+          <w:color w:val="auto"/>
+          <w:sz w:val="18"/>
+          <w:szCs w:val="18"/>
+        </w:rPr>
+        <w:t>recierre</w:t>
+      </w:r>
+      <w:proofErr w:type="spellEnd"/>
+      <w:r>
+        <w:rPr>
+          <w:rFonts w:ascii="Arial" w:hAnsi="Arial" w:cs="Arial"/>
+          <w:color w:val="auto"/>
+          <w:sz w:val="18"/>
+          <w:szCs w:val="18"/>
+        </w:rPr>
+        <w:t xml:space="preserve"> en las celdas DC:</w:t>
       </w:r>
     </w:p>
     <w:p>
@@ -135,8 +199,9 @@
           <w:sz w:val="18"/>
           <w:szCs w:val="18"/>
         </w:rPr>
-        <w:t>{{alimentador_</w:t>
-      </w:r>
+        <w:t>{{</w:t>
+      </w:r>
+      <w:proofErr w:type="spellStart"/>
       <w:r>
         <w:rPr>
           <w:rFonts w:cs="Arial"/>
@@ -145,6 +210,16 @@
           <w:sz w:val="18"/>
           <w:szCs w:val="18"/>
         </w:rPr>
+        <w:t>alimentador_</w:t>
+      </w:r>
+      <w:r>
+        <w:rPr>
+          <w:rFonts w:cs="Arial"/>
+          <w:b/>
+          <w:bCs/>
+          <w:sz w:val="18"/>
+          <w:szCs w:val="18"/>
+        </w:rPr>
         <w:t>ser_</w:t>
       </w:r>
       <w:r>
@@ -155,7 +230,18 @@
           <w:sz w:val="18"/>
           <w:szCs w:val="18"/>
         </w:rPr>
-        <w:t xml:space="preserve">aperturado}} </w:t>
+        <w:t>aperturado</w:t>
+      </w:r>
+      <w:proofErr w:type="spellEnd"/>
+      <w:r>
+        <w:rPr>
+          <w:rFonts w:cs="Arial"/>
+          <w:b/>
+          <w:bCs/>
+          <w:sz w:val="18"/>
+          <w:szCs w:val="18"/>
+        </w:rPr>
+        <w:t xml:space="preserve">}} </w:t>
       </w:r>
       <w:r>
         <w:rPr>
@@ -187,7 +273,16 @@
           <w:sz w:val="18"/>
           <w:szCs w:val="18"/>
         </w:rPr>
-        <w:t>{{funci</w:t>
+        <w:t>{{</w:t>
+      </w:r>
+      <w:proofErr w:type="spellStart"/>
+      <w:r>
+        <w:rPr>
+          <w:rFonts w:cs="Arial"/>
+          <w:sz w:val="18"/>
+          <w:szCs w:val="18"/>
+        </w:rPr>
+        <w:t>funci</w:t>
       </w:r>
       <w:r>
         <w:rPr>
@@ -203,7 +298,16 @@
           <w:sz w:val="18"/>
           <w:szCs w:val="18"/>
         </w:rPr>
-        <w:t>n_disparo_inicial}}</w:t>
+        <w:t>n_disparo_inicial</w:t>
+      </w:r>
+      <w:proofErr w:type="spellEnd"/>
+      <w:r>
+        <w:rPr>
+          <w:rFonts w:cs="Arial"/>
+          <w:sz w:val="18"/>
+          <w:szCs w:val="18"/>
+        </w:rPr>
+        <w:t>}}</w:t>
       </w:r>
       <w:r>
         <w:rPr>
@@ -236,7 +340,16 @@
           <w:sz w:val="18"/>
           <w:szCs w:val="18"/>
         </w:rPr>
-        <w:t>por actuación del relé S</w:t>
+        <w:t xml:space="preserve">por actuación del relé </w:t>
+      </w:r>
+      <w:proofErr w:type="spellStart"/>
+      <w:r>
+        <w:rPr>
+          <w:rFonts w:cs="Arial"/>
+          <w:sz w:val="18"/>
+          <w:szCs w:val="18"/>
+        </w:rPr>
+        <w:t>S</w:t>
       </w:r>
       <w:r>
         <w:rPr>
@@ -246,6 +359,7 @@
         </w:rPr>
         <w:t>itras</w:t>
       </w:r>
+      <w:proofErr w:type="spellEnd"/>
       <w:r>
         <w:rPr>
           <w:rFonts w:cs="Arial"/>
@@ -276,7 +390,16 @@
           <w:sz w:val="18"/>
           <w:szCs w:val="18"/>
         </w:rPr>
-        <w:t>{{funci</w:t>
+        <w:t>{{</w:t>
+      </w:r>
+      <w:proofErr w:type="spellStart"/>
+      <w:r>
+        <w:rPr>
+          <w:rFonts w:cs="Arial"/>
+          <w:sz w:val="18"/>
+          <w:szCs w:val="18"/>
+        </w:rPr>
+        <w:t>funci</w:t>
       </w:r>
       <w:r>
         <w:rPr>
@@ -292,7 +415,16 @@
           <w:sz w:val="18"/>
           <w:szCs w:val="18"/>
         </w:rPr>
-        <w:t>n_disparo_final}}</w:t>
+        <w:t>n_disparo_final</w:t>
+      </w:r>
+      <w:proofErr w:type="spellEnd"/>
+      <w:r>
+        <w:rPr>
+          <w:rFonts w:cs="Arial"/>
+          <w:sz w:val="18"/>
+          <w:szCs w:val="18"/>
+        </w:rPr>
+        <w:t>}}</w:t>
       </w:r>
       <w:r>
         <w:rPr>
@@ -338,8 +470,9 @@
           <w:sz w:val="18"/>
           <w:szCs w:val="18"/>
         </w:rPr>
-        <w:t>{{alimentador_</w:t>
-      </w:r>
+        <w:t>{{</w:t>
+      </w:r>
+      <w:proofErr w:type="spellStart"/>
       <w:r>
         <w:rPr>
           <w:rFonts w:cs="Arial"/>
@@ -348,6 +481,16 @@
           <w:sz w:val="18"/>
           <w:szCs w:val="18"/>
         </w:rPr>
+        <w:t>alimentador_</w:t>
+      </w:r>
+      <w:r>
+        <w:rPr>
+          <w:rFonts w:cs="Arial"/>
+          <w:b/>
+          <w:bCs/>
+          <w:sz w:val="18"/>
+          <w:szCs w:val="18"/>
+        </w:rPr>
         <w:t>ser_</w:t>
       </w:r>
       <w:r>
@@ -358,8 +501,9 @@
           <w:sz w:val="18"/>
           <w:szCs w:val="18"/>
         </w:rPr>
-        <w:t>vecino}}</w:t>
-      </w:r>
+        <w:t>vecino</w:t>
+      </w:r>
+      <w:proofErr w:type="spellEnd"/>
       <w:r>
         <w:rPr>
           <w:rFonts w:cs="Arial"/>
@@ -368,6 +512,16 @@
           <w:sz w:val="18"/>
           <w:szCs w:val="18"/>
         </w:rPr>
+        <w:t>}}</w:t>
+      </w:r>
+      <w:r>
+        <w:rPr>
+          <w:rFonts w:cs="Arial"/>
+          <w:b/>
+          <w:bCs/>
+          <w:sz w:val="18"/>
+          <w:szCs w:val="18"/>
+        </w:rPr>
         <w:t xml:space="preserve"> </w:t>
       </w:r>
       <w:r>
@@ -426,7 +580,16 @@
           <w:sz w:val="18"/>
           <w:szCs w:val="18"/>
         </w:rPr>
-        <w:t>por actuación del relé S</w:t>
+        <w:t xml:space="preserve">por actuación del relé </w:t>
+      </w:r>
+      <w:proofErr w:type="spellStart"/>
+      <w:r>
+        <w:rPr>
+          <w:rFonts w:cs="Arial"/>
+          <w:sz w:val="18"/>
+          <w:szCs w:val="18"/>
+        </w:rPr>
+        <w:t>S</w:t>
       </w:r>
       <w:r>
         <w:rPr>
@@ -436,6 +599,7 @@
         </w:rPr>
         <w:t>itras</w:t>
       </w:r>
+      <w:proofErr w:type="spellEnd"/>
       <w:r>
         <w:rPr>
           <w:rFonts w:cs="Arial"/>
@@ -529,7 +693,43 @@
           <w:sz w:val="18"/>
           <w:szCs w:val="18"/>
         </w:rPr>
-        <w:t>{{ser_aperturado}} y {{ser_vecino}}</w:t>
+        <w:t>{{</w:t>
+      </w:r>
+      <w:proofErr w:type="spellStart"/>
+      <w:r>
+        <w:rPr>
+          <w:rFonts w:cs="Arial"/>
+          <w:sz w:val="18"/>
+          <w:szCs w:val="18"/>
+        </w:rPr>
+        <w:t>ser_aperturado</w:t>
+      </w:r>
+      <w:proofErr w:type="spellEnd"/>
+      <w:r>
+        <w:rPr>
+          <w:rFonts w:cs="Arial"/>
+          <w:sz w:val="18"/>
+          <w:szCs w:val="18"/>
+        </w:rPr>
+        <w:t>}} y {{</w:t>
+      </w:r>
+      <w:proofErr w:type="spellStart"/>
+      <w:r>
+        <w:rPr>
+          <w:rFonts w:cs="Arial"/>
+          <w:sz w:val="18"/>
+          <w:szCs w:val="18"/>
+        </w:rPr>
+        <w:t>ser_vecino</w:t>
+      </w:r>
+      <w:proofErr w:type="spellEnd"/>
+      <w:r>
+        <w:rPr>
+          <w:rFonts w:cs="Arial"/>
+          <w:sz w:val="18"/>
+          <w:szCs w:val="18"/>
+        </w:rPr>
+        <w:t>}}</w:t>
       </w:r>
     </w:p>
     <w:p>
@@ -548,7 +748,25 @@
           <w:sz w:val="18"/>
           <w:szCs w:val="18"/>
         </w:rPr>
-        <w:t>{{dia}} {{fecha}}</w:t>
+        <w:t>{{</w:t>
+      </w:r>
+      <w:proofErr w:type="spellStart"/>
+      <w:r>
+        <w:rPr>
+          <w:rFonts w:cs="Arial"/>
+          <w:sz w:val="18"/>
+          <w:szCs w:val="18"/>
+        </w:rPr>
+        <w:t>dia</w:t>
+      </w:r>
+      <w:proofErr w:type="spellEnd"/>
+      <w:r>
+        <w:rPr>
+          <w:rFonts w:cs="Arial"/>
+          <w:sz w:val="18"/>
+          <w:szCs w:val="18"/>
+        </w:rPr>
+        <w:t>}} {{fecha}}</w:t>
       </w:r>
     </w:p>
     <w:p>
@@ -571,7 +789,18 @@
           <w:sz w:val="18"/>
           <w:szCs w:val="18"/>
         </w:rPr>
-        <w:t>{{hora</w:t>
+        <w:t>{{</w:t>
+      </w:r>
+      <w:proofErr w:type="spellStart"/>
+      <w:r>
+        <w:rPr>
+          <w:rFonts w:cs="Arial"/>
+          <w:bCs/>
+          <w:color w:val="000000" w:themeColor="text1"/>
+          <w:sz w:val="18"/>
+          <w:szCs w:val="18"/>
+        </w:rPr>
+        <w:t>hora</w:t>
       </w:r>
       <w:r>
         <w:rPr>
@@ -583,6 +812,7 @@
         </w:rPr>
         <w:t>_vicos_disparo</w:t>
       </w:r>
+      <w:proofErr w:type="spellEnd"/>
       <w:r>
         <w:rPr>
           <w:rFonts w:cs="Arial"/>
@@ -646,6 +876,7 @@
           <w:szCs w:val="18"/>
         </w:rPr>
       </w:pPr>
+      <w:proofErr w:type="spellStart"/>
       <w:r>
         <w:rPr>
           <w:rFonts w:cs="Arial"/>
@@ -653,8 +884,9 @@
           <w:sz w:val="18"/>
           <w:szCs w:val="18"/>
         </w:rPr>
-        <w:t>Headway de trenes:</w:t>
-      </w:r>
+        <w:t>Headway</w:t>
+      </w:r>
+      <w:proofErr w:type="spellEnd"/>
       <w:r>
         <w:rPr>
           <w:rFonts w:cs="Arial"/>
@@ -662,6 +894,15 @@
           <w:sz w:val="18"/>
           <w:szCs w:val="18"/>
         </w:rPr>
+        <w:t xml:space="preserve"> de trenes:</w:t>
+      </w:r>
+      <w:r>
+        <w:rPr>
+          <w:rFonts w:cs="Arial"/>
+          <w:b/>
+          <w:sz w:val="18"/>
+          <w:szCs w:val="18"/>
+        </w:rPr>
         <w:tab/>
       </w:r>
       <w:r>
@@ -689,7 +930,27 @@
           <w:sz w:val="18"/>
           <w:szCs w:val="18"/>
         </w:rPr>
-        <w:t>{{tiempo_entre_trenes}}</w:t>
+        <w:t>{{</w:t>
+      </w:r>
+      <w:proofErr w:type="spellStart"/>
+      <w:r>
+        <w:rPr>
+          <w:rFonts w:cs="Arial"/>
+          <w:bCs/>
+          <w:sz w:val="18"/>
+          <w:szCs w:val="18"/>
+        </w:rPr>
+        <w:t>tiempo_entre_trenes</w:t>
+      </w:r>
+      <w:proofErr w:type="spellEnd"/>
+      <w:r>
+        <w:rPr>
+          <w:rFonts w:cs="Arial"/>
+          <w:bCs/>
+          <w:sz w:val="18"/>
+          <w:szCs w:val="18"/>
+        </w:rPr>
+        <w:t>}}</w:t>
       </w:r>
       <w:r>
         <w:rPr>
@@ -764,7 +1025,17 @@
           <w:sz w:val="18"/>
           <w:szCs w:val="18"/>
         </w:rPr>
-        <w:t>{{condicion_</w:t>
+        <w:t>{{</w:t>
+      </w:r>
+      <w:proofErr w:type="spellStart"/>
+      <w:r>
+        <w:rPr>
+          <w:rFonts w:cs="Arial"/>
+          <w:bCs/>
+          <w:sz w:val="18"/>
+          <w:szCs w:val="18"/>
+        </w:rPr>
+        <w:t>condicion_</w:t>
       </w:r>
       <w:r>
         <w:rPr>
@@ -784,6 +1055,7 @@
         </w:rPr>
         <w:t>ales</w:t>
       </w:r>
+      <w:proofErr w:type="spellEnd"/>
       <w:r>
         <w:rPr>
           <w:rFonts w:cs="Arial"/>
@@ -835,7 +1107,25 @@
           <w:sz w:val="18"/>
           <w:szCs w:val="18"/>
         </w:rPr>
-        <w:t>{{operacion}}</w:t>
+        <w:t>{{</w:t>
+      </w:r>
+      <w:proofErr w:type="spellStart"/>
+      <w:r>
+        <w:rPr>
+          <w:rFonts w:cs="Arial"/>
+          <w:sz w:val="18"/>
+          <w:szCs w:val="18"/>
+        </w:rPr>
+        <w:t>operacion</w:t>
+      </w:r>
+      <w:proofErr w:type="spellEnd"/>
+      <w:r>
+        <w:rPr>
+          <w:rFonts w:cs="Arial"/>
+          <w:sz w:val="18"/>
+          <w:szCs w:val="18"/>
+        </w:rPr>
+        <w:t>}}</w:t>
       </w:r>
     </w:p>
     <w:p>
@@ -2619,8 +2909,9 @@
           <w:sz w:val="18"/>
           <w:szCs w:val="18"/>
         </w:rPr>
-        <w:t xml:space="preserve">{{interruptor_aperturado}} </w:t>
-      </w:r>
+        <w:t>{{</w:t>
+      </w:r>
+      <w:proofErr w:type="spellStart"/>
       <w:r>
         <w:rPr>
           <w:rFonts w:cs="Arial"/>
@@ -2629,6 +2920,27 @@
           <w:sz w:val="18"/>
           <w:szCs w:val="18"/>
         </w:rPr>
+        <w:t>interruptor_aperturado</w:t>
+      </w:r>
+      <w:proofErr w:type="spellEnd"/>
+      <w:r>
+        <w:rPr>
+          <w:rFonts w:cs="Arial"/>
+          <w:b/>
+          <w:bCs/>
+          <w:sz w:val="18"/>
+          <w:szCs w:val="18"/>
+        </w:rPr>
+        <w:t xml:space="preserve">}} </w:t>
+      </w:r>
+      <w:r>
+        <w:rPr>
+          <w:rFonts w:cs="Arial"/>
+          <w:b/>
+          <w:bCs/>
+          <w:sz w:val="18"/>
+          <w:szCs w:val="18"/>
+        </w:rPr>
         <w:t>/</w:t>
       </w:r>
       <w:r>
@@ -2639,7 +2951,29 @@
           <w:sz w:val="18"/>
           <w:szCs w:val="18"/>
         </w:rPr>
-        <w:t xml:space="preserve"> {{interruptor_vecino}}</w:t>
+        <w:t xml:space="preserve"> {{</w:t>
+      </w:r>
+      <w:proofErr w:type="spellStart"/>
+      <w:r>
+        <w:rPr>
+          <w:rFonts w:cs="Arial"/>
+          <w:b/>
+          <w:bCs/>
+          <w:sz w:val="18"/>
+          <w:szCs w:val="18"/>
+        </w:rPr>
+        <w:t>interruptor_vecino</w:t>
+      </w:r>
+      <w:proofErr w:type="spellEnd"/>
+      <w:r>
+        <w:rPr>
+          <w:rFonts w:cs="Arial"/>
+          <w:b/>
+          <w:bCs/>
+          <w:sz w:val="18"/>
+          <w:szCs w:val="18"/>
+        </w:rPr>
+        <w:t>}}</w:t>
       </w:r>
     </w:p>
     <w:p>
@@ -2662,7 +2996,29 @@
           <w:sz w:val="18"/>
           <w:szCs w:val="18"/>
         </w:rPr>
-        <w:t>De acuerdo con el registro de eventos del relé Sitras PRO, se evidencia que los equipos actuaron de acuerdo con el valor seteado:</w:t>
+        <w:t xml:space="preserve">De acuerdo con el registro de eventos del relé </w:t>
+      </w:r>
+      <w:proofErr w:type="spellStart"/>
+      <w:r>
+        <w:rPr>
+          <w:rFonts w:cs="Arial"/>
+          <w:bCs/>
+          <w:color w:val="000000" w:themeColor="text1"/>
+          <w:sz w:val="18"/>
+          <w:szCs w:val="18"/>
+        </w:rPr>
+        <w:t>Sitras</w:t>
+      </w:r>
+      <w:proofErr w:type="spellEnd"/>
+      <w:r>
+        <w:rPr>
+          <w:rFonts w:cs="Arial"/>
+          <w:bCs/>
+          <w:color w:val="000000" w:themeColor="text1"/>
+          <w:sz w:val="18"/>
+          <w:szCs w:val="18"/>
+        </w:rPr>
+        <w:t xml:space="preserve"> PRO, se evidencia que los equipos actuaron de acuerdo con el valor seteado:</w:t>
       </w:r>
     </w:p>
     <w:p>
@@ -2927,7 +3283,31 @@
                 <w:sz w:val="18"/>
                 <w:szCs w:val="18"/>
               </w:rPr>
-              <w:t>Registro Sitras PRO</w:t>
+              <w:t xml:space="preserve">Registro </w:t>
+            </w:r>
+            <w:proofErr w:type="spellStart"/>
+            <w:r>
+              <w:rPr>
+                <w:rFonts w:cs="Arial"/>
+                <w:b/>
+                <w:bCs/>
+                <w:color w:val="FFFFFF" w:themeColor="background1"/>
+                <w:sz w:val="18"/>
+                <w:szCs w:val="18"/>
+              </w:rPr>
+              <w:t>Sitras</w:t>
+            </w:r>
+            <w:proofErr w:type="spellEnd"/>
+            <w:r>
+              <w:rPr>
+                <w:rFonts w:cs="Arial"/>
+                <w:b/>
+                <w:bCs/>
+                <w:color w:val="FFFFFF" w:themeColor="background1"/>
+                <w:sz w:val="18"/>
+                <w:szCs w:val="18"/>
+              </w:rPr>
+              <w:t xml:space="preserve"> PRO</w:t>
             </w:r>
           </w:p>
         </w:tc>
@@ -3103,6 +3483,7 @@
                 <w:szCs w:val="16"/>
               </w:rPr>
             </w:pPr>
+            <w:proofErr w:type="spellStart"/>
             <w:r>
               <w:rPr>
                 <w:rFonts w:cs="Arial"/>
@@ -3112,7 +3493,19 @@
                 <w:sz w:val="16"/>
                 <w:szCs w:val="16"/>
               </w:rPr>
-              <w:t>Sitras PRO</w:t>
+              <w:t>Sitras</w:t>
+            </w:r>
+            <w:proofErr w:type="spellEnd"/>
+            <w:r>
+              <w:rPr>
+                <w:rFonts w:cs="Arial"/>
+                <w:b/>
+                <w:bCs/>
+                <w:color w:val="FFFFFF" w:themeColor="background1"/>
+                <w:sz w:val="16"/>
+                <w:szCs w:val="16"/>
+              </w:rPr>
+              <w:t xml:space="preserve"> PRO</w:t>
             </w:r>
           </w:p>
         </w:tc>
@@ -3312,7 +3705,25 @@
                 <w:sz w:val="18"/>
                 <w:szCs w:val="18"/>
               </w:rPr>
-              <w:t>{{ser_aperturado}}</w:t>
+              <w:t>{{</w:t>
+            </w:r>
+            <w:proofErr w:type="spellStart"/>
+            <w:r>
+              <w:rPr>
+                <w:rFonts w:cs="Arial"/>
+                <w:sz w:val="18"/>
+                <w:szCs w:val="18"/>
+              </w:rPr>
+              <w:t>ser_aperturado</w:t>
+            </w:r>
+            <w:proofErr w:type="spellEnd"/>
+            <w:r>
+              <w:rPr>
+                <w:rFonts w:cs="Arial"/>
+                <w:sz w:val="18"/>
+                <w:szCs w:val="18"/>
+              </w:rPr>
+              <w:t>}}</w:t>
             </w:r>
           </w:p>
         </w:tc>
@@ -3347,7 +3758,29 @@
                 <w:sz w:val="18"/>
                 <w:szCs w:val="18"/>
               </w:rPr>
-              <w:t>{{hora_vicos_disparo}}</w:t>
+              <w:t>{{</w:t>
+            </w:r>
+            <w:proofErr w:type="spellStart"/>
+            <w:r>
+              <w:rPr>
+                <w:rFonts w:cs="Arial"/>
+                <w:bCs/>
+                <w:color w:val="000000" w:themeColor="text1"/>
+                <w:sz w:val="18"/>
+                <w:szCs w:val="18"/>
+              </w:rPr>
+              <w:t>hora_vicos_disparo</w:t>
+            </w:r>
+            <w:proofErr w:type="spellEnd"/>
+            <w:r>
+              <w:rPr>
+                <w:rFonts w:cs="Arial"/>
+                <w:bCs/>
+                <w:color w:val="000000" w:themeColor="text1"/>
+                <w:sz w:val="18"/>
+                <w:szCs w:val="18"/>
+              </w:rPr>
+              <w:t>}}</w:t>
             </w:r>
           </w:p>
         </w:tc>
@@ -3435,6 +3868,7 @@
                 <w:szCs w:val="18"/>
               </w:rPr>
             </w:pPr>
+            <w:proofErr w:type="spellStart"/>
             <w:r>
               <w:rPr>
                 <w:rFonts w:cs="Arial"/>
@@ -3444,7 +3878,19 @@
                 <w:szCs w:val="18"/>
                 <w:highlight w:val="yellow"/>
               </w:rPr>
-              <w:t>Imax =</w:t>
+              <w:t>Imax</w:t>
+            </w:r>
+            <w:proofErr w:type="spellEnd"/>
+            <w:r>
+              <w:rPr>
+                <w:rFonts w:cs="Arial"/>
+                <w:b/>
+                <w:bCs/>
+                <w:sz w:val="18"/>
+                <w:szCs w:val="18"/>
+                <w:highlight w:val="yellow"/>
+              </w:rPr>
+              <w:t xml:space="preserve"> =</w:t>
             </w:r>
             <w:r>
               <w:rPr>
@@ -3609,16 +4055,26 @@
                 <w:sz w:val="18"/>
                 <w:szCs w:val="18"/>
               </w:rPr>
-              <w:t>{{ser_</w:t>
+              <w:t>{{</w:t>
             </w:r>
+            <w:proofErr w:type="spellStart"/>
             <w:r>
               <w:rPr>
                 <w:rFonts w:cs="Arial"/>
                 <w:sz w:val="18"/>
                 <w:szCs w:val="18"/>
               </w:rPr>
+              <w:t>ser_</w:t>
+            </w:r>
+            <w:r>
+              <w:rPr>
+                <w:rFonts w:cs="Arial"/>
+                <w:sz w:val="18"/>
+                <w:szCs w:val="18"/>
+              </w:rPr>
               <w:t>vecino</w:t>
             </w:r>
+            <w:proofErr w:type="spellEnd"/>
             <w:r>
               <w:rPr>
                 <w:rFonts w:cs="Arial"/>
@@ -3660,8 +4116,9 @@
                 <w:sz w:val="18"/>
                 <w:szCs w:val="18"/>
               </w:rPr>
-              <w:t>{{hora_vicos_disparo</w:t>
+              <w:t>{{</w:t>
             </w:r>
+            <w:proofErr w:type="spellStart"/>
             <w:r>
               <w:rPr>
                 <w:rFonts w:cs="Arial"/>
@@ -3670,8 +4127,19 @@
                 <w:sz w:val="18"/>
                 <w:szCs w:val="18"/>
               </w:rPr>
+              <w:t>hora_vicos_disparo</w:t>
+            </w:r>
+            <w:r>
+              <w:rPr>
+                <w:rFonts w:cs="Arial"/>
+                <w:bCs/>
+                <w:color w:val="000000" w:themeColor="text1"/>
+                <w:sz w:val="18"/>
+                <w:szCs w:val="18"/>
+              </w:rPr>
               <w:t>_vecina</w:t>
             </w:r>
+            <w:proofErr w:type="spellEnd"/>
             <w:r>
               <w:rPr>
                 <w:rFonts w:cs="Arial"/>
@@ -3922,18 +4390,10 @@
           <w:sz w:val="18"/>
           <w:szCs w:val="18"/>
         </w:rPr>
-        <w:t>Valores registrados en Sistema SCADA_VICOS RSC y relé Sitras PRO</w:t>
-      </w:r>
-    </w:p>
-    <w:p>
-      <w:pPr>
-        <w:ind w:left="0" w:firstLine="0"/>
-      </w:pPr>
-    </w:p>
-    <w:p>
-      <w:pPr>
-        <w:pStyle w:val="Descripcin"/>
-        <w:spacing w:before="0" w:after="0" w:line="240" w:lineRule="auto"/>
+        <w:t xml:space="preserve">Valores registrados en Sistema SCADA_VICOS RSC y relé </w:t>
+      </w:r>
+      <w:proofErr w:type="spellStart"/>
+      <w:r>
         <w:rPr>
           <w:b w:val="0"/>
           <w:bCs w:val="0"/>
@@ -3941,15 +4401,9 @@
           <w:sz w:val="18"/>
           <w:szCs w:val="18"/>
         </w:rPr>
-      </w:pPr>
-      <w:r>
-        <w:rPr>
-          <w:i w:val="0"/>
-          <w:sz w:val="18"/>
-          <w:szCs w:val="18"/>
-        </w:rPr>
-        <w:t xml:space="preserve">Figura 1. </w:t>
-      </w:r>
+        <w:t>Sitras</w:t>
+      </w:r>
+      <w:proofErr w:type="spellEnd"/>
       <w:r>
         <w:rPr>
           <w:b w:val="0"/>
@@ -3958,7 +4412,65 @@
           <w:sz w:val="18"/>
           <w:szCs w:val="18"/>
         </w:rPr>
-        <w:t xml:space="preserve">Parámetros de ajuste del relé Sitras PRO </w:t>
+        <w:t xml:space="preserve"> PRO</w:t>
+      </w:r>
+    </w:p>
+    <w:p>
+      <w:pPr>
+        <w:ind w:left="0" w:firstLine="0"/>
+      </w:pPr>
+    </w:p>
+    <w:p>
+      <w:pPr>
+        <w:pStyle w:val="Descripcin"/>
+        <w:spacing w:before="0" w:after="0" w:line="240" w:lineRule="auto"/>
+        <w:rPr>
+          <w:b w:val="0"/>
+          <w:bCs w:val="0"/>
+          <w:i w:val="0"/>
+          <w:sz w:val="18"/>
+          <w:szCs w:val="18"/>
+        </w:rPr>
+      </w:pPr>
+      <w:r>
+        <w:rPr>
+          <w:i w:val="0"/>
+          <w:sz w:val="18"/>
+          <w:szCs w:val="18"/>
+        </w:rPr>
+        <w:t xml:space="preserve">Figura 1. </w:t>
+      </w:r>
+      <w:r>
+        <w:rPr>
+          <w:b w:val="0"/>
+          <w:bCs w:val="0"/>
+          <w:i w:val="0"/>
+          <w:sz w:val="18"/>
+          <w:szCs w:val="18"/>
+        </w:rPr>
+        <w:t xml:space="preserve">Parámetros de ajuste del relé </w:t>
+      </w:r>
+      <w:proofErr w:type="spellStart"/>
+      <w:r>
+        <w:rPr>
+          <w:b w:val="0"/>
+          <w:bCs w:val="0"/>
+          <w:i w:val="0"/>
+          <w:sz w:val="18"/>
+          <w:szCs w:val="18"/>
+        </w:rPr>
+        <w:t>Sitras</w:t>
+      </w:r>
+      <w:proofErr w:type="spellEnd"/>
+      <w:r>
+        <w:rPr>
+          <w:b w:val="0"/>
+          <w:bCs w:val="0"/>
+          <w:i w:val="0"/>
+          <w:sz w:val="18"/>
+          <w:szCs w:val="18"/>
+        </w:rPr>
+        <w:t xml:space="preserve"> PRO </w:t>
       </w:r>
       <w:r>
         <w:rPr>
@@ -3979,8 +4491,9 @@
           <w:sz w:val="18"/>
           <w:szCs w:val="18"/>
         </w:rPr>
-        <w:t>{{alimentador</w:t>
-      </w:r>
+        <w:t>{{</w:t>
+      </w:r>
+      <w:proofErr w:type="spellStart"/>
       <w:r>
         <w:rPr>
           <w:b w:val="0"/>
@@ -3990,7 +4503,7 @@
           <w:sz w:val="18"/>
           <w:szCs w:val="18"/>
         </w:rPr>
-        <w:t>_disparo</w:t>
+        <w:t>alimentador</w:t>
       </w:r>
       <w:r>
         <w:rPr>
@@ -4001,8 +4514,9 @@
           <w:sz w:val="18"/>
           <w:szCs w:val="18"/>
         </w:rPr>
-        <w:t>}} {{ser</w:t>
-      </w:r>
+        <w:t>_disparo</w:t>
+      </w:r>
+      <w:proofErr w:type="spellEnd"/>
       <w:r>
         <w:rPr>
           <w:b w:val="0"/>
@@ -4012,7 +4526,7 @@
           <w:sz w:val="18"/>
           <w:szCs w:val="18"/>
         </w:rPr>
-        <w:t>_disparo</w:t>
+        <w:t>}} {{ser</w:t>
       </w:r>
       <w:r>
         <w:rPr>
@@ -4023,992 +4537,8 @@
           <w:sz w:val="18"/>
           <w:szCs w:val="18"/>
         </w:rPr>
-        <w:t>}}</w:t>
-      </w:r>
-      <w:r>
-        <w:rPr>
-          <w:b w:val="0"/>
-          <w:bCs w:val="0"/>
-          <w:i w:val="0"/>
-          <w:sz w:val="18"/>
-          <w:szCs w:val="18"/>
-        </w:rPr>
-        <w:t>)</w:t>
-      </w:r>
-    </w:p>
-    <w:p>
-      <w:pPr>
-        <w:ind w:left="708" w:hanging="708"/>
-        <w:jc w:val="center"/>
-      </w:pPr>
-    </w:p>
-    <w:p>
-      <w:pPr>
-        <w:spacing w:before="0" w:after="0" w:line="240" w:lineRule="auto"/>
-        <w:ind w:left="0" w:firstLine="0"/>
-        <w:rPr>
-          <w:rFonts w:ascii="Arial Narrow" w:hAnsi="Arial Narrow" w:cs="Arial Narrow"/>
-          <w:bCs/>
-          <w:color w:val="000000" w:themeColor="text1"/>
-          <w:sz w:val="18"/>
-          <w:szCs w:val="18"/>
-        </w:rPr>
-      </w:pPr>
-      <w:r>
-        <w:rPr>
-          <w:rFonts w:cs="Arial"/>
-          <w:bCs/>
-          <w:color w:val="000000" w:themeColor="text1"/>
-          <w:sz w:val="18"/>
-          <w:szCs w:val="18"/>
-        </w:rPr>
-        <w:t xml:space="preserve">A las </w:t>
-      </w:r>
-      <w:r>
-        <w:rPr>
-          <w:rFonts w:cs="Arial"/>
-          <w:bCs/>
-          <w:color w:val="000000" w:themeColor="text1"/>
-          <w:sz w:val="18"/>
-          <w:szCs w:val="18"/>
-        </w:rPr>
-        <w:t>{{hora_vicos_disparo}}</w:t>
-      </w:r>
-      <w:r>
-        <w:rPr>
-          <w:rFonts w:cs="Arial"/>
-          <w:bCs/>
-          <w:color w:val="000000" w:themeColor="text1"/>
-          <w:sz w:val="18"/>
-          <w:szCs w:val="18"/>
-        </w:rPr>
-        <w:t xml:space="preserve"> se apertura </w:t>
-      </w:r>
-      <w:r>
-        <w:rPr>
-          <w:rFonts w:cs="Arial"/>
-          <w:bCs/>
-          <w:color w:val="000000" w:themeColor="text1"/>
-          <w:sz w:val="18"/>
-          <w:szCs w:val="18"/>
-        </w:rPr>
-        <w:t>el interruptor</w:t>
-      </w:r>
-      <w:r>
-        <w:rPr>
-          <w:rFonts w:cs="Arial"/>
-          <w:bCs/>
-          <w:color w:val="000000" w:themeColor="text1"/>
-          <w:sz w:val="18"/>
-          <w:szCs w:val="18"/>
-        </w:rPr>
-        <w:t xml:space="preserve"> </w:t>
-      </w:r>
-      <w:r>
-        <w:rPr>
-          <w:rFonts w:cs="Arial"/>
-          <w:bCs/>
-          <w:color w:val="000000" w:themeColor="text1"/>
-          <w:sz w:val="18"/>
-          <w:szCs w:val="18"/>
-        </w:rPr>
-        <w:t>{{interruptor_</w:t>
-      </w:r>
-      <w:r>
-        <w:rPr>
-          <w:rFonts w:cs="Arial"/>
-          <w:bCs/>
-          <w:color w:val="000000" w:themeColor="text1"/>
-          <w:sz w:val="18"/>
-          <w:szCs w:val="18"/>
-        </w:rPr>
-        <w:t>aperturado_</w:t>
-      </w:r>
-      <w:r>
-        <w:rPr>
-          <w:rFonts w:cs="Arial"/>
-          <w:bCs/>
-          <w:color w:val="000000" w:themeColor="text1"/>
-          <w:sz w:val="18"/>
-          <w:szCs w:val="18"/>
-        </w:rPr>
-        <w:t>num}}</w:t>
-      </w:r>
-      <w:r>
-        <w:rPr>
-          <w:rFonts w:cs="Arial"/>
-          <w:bCs/>
-          <w:color w:val="000000" w:themeColor="text1"/>
-          <w:sz w:val="18"/>
-          <w:szCs w:val="18"/>
-        </w:rPr>
-        <w:t xml:space="preserve"> del alimentador </w:t>
-      </w:r>
-      <w:r>
-        <w:rPr>
-          <w:rFonts w:cs="Arial"/>
-          <w:bCs/>
-          <w:color w:val="000000" w:themeColor="text1"/>
-          <w:sz w:val="18"/>
-          <w:szCs w:val="18"/>
-        </w:rPr>
-        <w:t>{{alimentador</w:t>
-      </w:r>
-      <w:r>
-        <w:rPr>
-          <w:rFonts w:cs="Arial"/>
-          <w:bCs/>
-          <w:color w:val="000000" w:themeColor="text1"/>
-          <w:sz w:val="18"/>
-          <w:szCs w:val="18"/>
-        </w:rPr>
-        <w:t>_aperturado</w:t>
-      </w:r>
-      <w:r>
-        <w:rPr>
-          <w:rFonts w:cs="Arial"/>
-          <w:bCs/>
-          <w:color w:val="000000" w:themeColor="text1"/>
-          <w:sz w:val="18"/>
-          <w:szCs w:val="18"/>
-        </w:rPr>
-        <w:t>}}</w:t>
-      </w:r>
-      <w:r>
-        <w:rPr>
-          <w:rFonts w:cs="Arial"/>
-          <w:bCs/>
-          <w:color w:val="000000" w:themeColor="text1"/>
-          <w:sz w:val="18"/>
-          <w:szCs w:val="18"/>
-        </w:rPr>
-        <w:t xml:space="preserve"> de </w:t>
-      </w:r>
-      <w:r>
-        <w:rPr>
-          <w:rFonts w:cs="Arial"/>
-          <w:bCs/>
-          <w:color w:val="000000" w:themeColor="text1"/>
-          <w:sz w:val="18"/>
-          <w:szCs w:val="18"/>
-        </w:rPr>
-        <w:t>{{ser</w:t>
-      </w:r>
-      <w:r>
-        <w:rPr>
-          <w:rFonts w:cs="Arial"/>
-          <w:bCs/>
-          <w:color w:val="000000" w:themeColor="text1"/>
-          <w:sz w:val="18"/>
-          <w:szCs w:val="18"/>
-        </w:rPr>
-        <w:t>_aperturado</w:t>
-      </w:r>
-      <w:r>
-        <w:rPr>
-          <w:rFonts w:cs="Arial"/>
-          <w:bCs/>
-          <w:color w:val="000000" w:themeColor="text1"/>
-          <w:sz w:val="18"/>
-          <w:szCs w:val="18"/>
-        </w:rPr>
-        <w:t>}}</w:t>
-      </w:r>
-      <w:r>
-        <w:rPr>
-          <w:rFonts w:cs="Arial"/>
-          <w:bCs/>
-          <w:color w:val="000000" w:themeColor="text1"/>
-          <w:sz w:val="18"/>
-          <w:szCs w:val="18"/>
-        </w:rPr>
-        <w:t xml:space="preserve"> y </w:t>
-      </w:r>
-      <w:r>
-        <w:rPr>
-          <w:rFonts w:cs="Arial"/>
-          <w:bCs/>
-          <w:color w:val="000000" w:themeColor="text1"/>
-          <w:sz w:val="18"/>
-          <w:szCs w:val="18"/>
-        </w:rPr>
-        <w:t xml:space="preserve">a las {{hora_vicos_disparo_vecina}} se apertura el interruptor </w:t>
-      </w:r>
-      <w:r>
-        <w:rPr>
-          <w:rFonts w:cs="Arial"/>
-          <w:bCs/>
-          <w:color w:val="000000" w:themeColor="text1"/>
-          <w:sz w:val="18"/>
-          <w:szCs w:val="18"/>
-        </w:rPr>
-        <w:t>{{interruptor_</w:t>
-      </w:r>
-      <w:r>
-        <w:rPr>
-          <w:rFonts w:cs="Arial"/>
-          <w:bCs/>
-          <w:color w:val="000000" w:themeColor="text1"/>
-          <w:sz w:val="18"/>
-          <w:szCs w:val="18"/>
-        </w:rPr>
-        <w:t>vecino_</w:t>
-      </w:r>
-      <w:r>
-        <w:rPr>
-          <w:rFonts w:cs="Arial"/>
-          <w:bCs/>
-          <w:color w:val="000000" w:themeColor="text1"/>
-          <w:sz w:val="18"/>
-          <w:szCs w:val="18"/>
-        </w:rPr>
-        <w:t>num}}</w:t>
-      </w:r>
-      <w:r>
-        <w:rPr>
-          <w:rFonts w:cs="Arial"/>
-          <w:bCs/>
-          <w:color w:val="000000" w:themeColor="text1"/>
-          <w:sz w:val="18"/>
-          <w:szCs w:val="18"/>
-        </w:rPr>
-        <w:t xml:space="preserve"> del alimentador </w:t>
-      </w:r>
-      <w:r>
-        <w:rPr>
-          <w:rFonts w:cs="Arial"/>
-          <w:bCs/>
-          <w:color w:val="000000" w:themeColor="text1"/>
-          <w:sz w:val="18"/>
-          <w:szCs w:val="18"/>
-        </w:rPr>
-        <w:t>{{alimentador</w:t>
-      </w:r>
-      <w:r>
-        <w:rPr>
-          <w:rFonts w:cs="Arial"/>
-          <w:bCs/>
-          <w:color w:val="000000" w:themeColor="text1"/>
-          <w:sz w:val="18"/>
-          <w:szCs w:val="18"/>
-        </w:rPr>
-        <w:t>_vecino</w:t>
-      </w:r>
-      <w:r>
-        <w:rPr>
-          <w:rFonts w:cs="Arial"/>
-          <w:bCs/>
-          <w:color w:val="000000" w:themeColor="text1"/>
-          <w:sz w:val="18"/>
-          <w:szCs w:val="18"/>
-        </w:rPr>
-        <w:t>}}</w:t>
-      </w:r>
-      <w:r>
-        <w:rPr>
-          <w:rFonts w:cs="Arial"/>
-          <w:bCs/>
-          <w:color w:val="000000" w:themeColor="text1"/>
-          <w:sz w:val="18"/>
-          <w:szCs w:val="18"/>
-        </w:rPr>
-        <w:t xml:space="preserve"> </w:t>
-      </w:r>
-      <w:r>
-        <w:rPr>
-          <w:rFonts w:cs="Arial"/>
-          <w:bCs/>
-          <w:color w:val="000000" w:themeColor="text1"/>
-          <w:sz w:val="18"/>
-          <w:szCs w:val="18"/>
-        </w:rPr>
-        <w:t>de {{se</w:t>
-      </w:r>
-      <w:r>
-        <w:rPr>
-          <w:rFonts w:cs="Arial"/>
-          <w:bCs/>
-          <w:color w:val="000000" w:themeColor="text1"/>
-          <w:sz w:val="18"/>
-          <w:szCs w:val="18"/>
-        </w:rPr>
-        <w:t>r_vecino</w:t>
-      </w:r>
-      <w:r>
-        <w:rPr>
-          <w:rFonts w:cs="Arial"/>
-          <w:bCs/>
-          <w:color w:val="000000" w:themeColor="text1"/>
-          <w:sz w:val="18"/>
-          <w:szCs w:val="18"/>
-        </w:rPr>
-        <w:t>}}</w:t>
-      </w:r>
-      <w:r>
-        <w:rPr>
-          <w:rFonts w:cs="Arial"/>
-          <w:bCs/>
-          <w:color w:val="000000" w:themeColor="text1"/>
-          <w:sz w:val="18"/>
-          <w:szCs w:val="18"/>
-        </w:rPr>
-        <w:t xml:space="preserve">; los relés Sitras PRO de ambos alimentadores </w:t>
-      </w:r>
-      <w:r>
-        <w:rPr>
-          <w:rFonts w:cs="Arial"/>
-          <w:b/>
-          <w:color w:val="000000" w:themeColor="text1"/>
-          <w:sz w:val="18"/>
-          <w:szCs w:val="18"/>
-        </w:rPr>
-        <w:t>registraron sobrecorriente de retorno</w:t>
-      </w:r>
-      <w:r>
-        <w:rPr>
-          <w:rFonts w:cs="Arial"/>
-          <w:bCs/>
-          <w:color w:val="000000" w:themeColor="text1"/>
-          <w:sz w:val="18"/>
-          <w:szCs w:val="18"/>
-        </w:rPr>
-        <w:t xml:space="preserve"> en la línea aérea de contacto de la zona </w:t>
-      </w:r>
-      <w:r>
-        <w:rPr>
-          <w:rFonts w:cs="Arial"/>
-          <w:bCs/>
-          <w:color w:val="000000" w:themeColor="text1"/>
-          <w:sz w:val="18"/>
-          <w:szCs w:val="18"/>
-        </w:rPr>
-        <w:t>{{zona}}</w:t>
-      </w:r>
-      <w:r>
-        <w:rPr>
-          <w:rFonts w:cs="Arial"/>
-          <w:bCs/>
-          <w:color w:val="000000" w:themeColor="text1"/>
-          <w:sz w:val="18"/>
-          <w:szCs w:val="18"/>
-        </w:rPr>
-        <w:t xml:space="preserve">, señalizando las funciones </w:t>
-      </w:r>
-      <w:r>
-        <w:rPr>
-          <w:rFonts w:cs="Arial"/>
-          <w:b/>
-          <w:bCs/>
-          <w:sz w:val="18"/>
-          <w:szCs w:val="18"/>
-        </w:rPr>
-        <w:t>“</w:t>
-      </w:r>
-      <w:r>
-        <w:rPr>
-          <w:rFonts w:cs="Arial"/>
-          <w:b/>
-          <w:bCs/>
-          <w:sz w:val="18"/>
-          <w:szCs w:val="18"/>
-        </w:rPr>
-        <w:t>{{funcion_disparo_final}}</w:t>
-      </w:r>
-      <w:r>
-        <w:rPr>
-          <w:rFonts w:cs="Arial"/>
-          <w:b/>
-          <w:bCs/>
-          <w:sz w:val="18"/>
-          <w:szCs w:val="18"/>
-        </w:rPr>
-        <w:t xml:space="preserve">” </w:t>
-      </w:r>
-      <w:r>
-        <w:rPr>
-          <w:rFonts w:cs="Arial"/>
-          <w:sz w:val="18"/>
-          <w:szCs w:val="18"/>
-        </w:rPr>
-        <w:t>y</w:t>
-      </w:r>
-      <w:r>
-        <w:rPr>
-          <w:rFonts w:cs="Arial"/>
-          <w:b/>
-          <w:bCs/>
-          <w:sz w:val="18"/>
-          <w:szCs w:val="18"/>
-        </w:rPr>
-        <w:t xml:space="preserve"> “</w:t>
-      </w:r>
-      <w:r>
-        <w:rPr>
-          <w:rFonts w:cs="Arial"/>
-          <w:b/>
-          <w:color w:val="000000" w:themeColor="text1"/>
-          <w:sz w:val="18"/>
-          <w:szCs w:val="18"/>
-        </w:rPr>
-        <w:t xml:space="preserve">Arrastre desde SSEE colateral activo” </w:t>
-      </w:r>
-      <w:r>
-        <w:rPr>
-          <w:rFonts w:cs="Arial"/>
-          <w:bCs/>
-          <w:color w:val="000000" w:themeColor="text1"/>
-          <w:sz w:val="18"/>
-          <w:szCs w:val="18"/>
-        </w:rPr>
-        <w:t xml:space="preserve">respectivamente; </w:t>
-      </w:r>
-      <w:r>
-        <w:rPr>
-          <w:rFonts w:cs="Arial"/>
-          <w:b/>
-          <w:color w:val="000000" w:themeColor="text1"/>
-          <w:sz w:val="18"/>
-          <w:szCs w:val="18"/>
-        </w:rPr>
-        <w:t xml:space="preserve">originado por </w:t>
-      </w:r>
-      <w:r>
-        <w:rPr>
-          <w:rFonts w:cs="Arial"/>
-          <w:b/>
-          <w:color w:val="000000" w:themeColor="text1"/>
-          <w:sz w:val="18"/>
-          <w:szCs w:val="18"/>
-          <w:highlight w:val="yellow"/>
-        </w:rPr>
-        <w:t>acumulación de los trenes en la zona</w:t>
-      </w:r>
-      <w:r>
-        <w:rPr>
-          <w:rFonts w:cs="Arial"/>
-          <w:b/>
-          <w:color w:val="000000" w:themeColor="text1"/>
-          <w:sz w:val="18"/>
-          <w:szCs w:val="18"/>
-        </w:rPr>
-        <w:t>.</w:t>
-      </w:r>
-      <w:r>
-        <w:rPr>
-          <w:rFonts w:cs="Arial"/>
-          <w:bCs/>
-          <w:color w:val="000000" w:themeColor="text1"/>
-          <w:sz w:val="18"/>
-          <w:szCs w:val="18"/>
-        </w:rPr>
-        <w:t xml:space="preserve"> A las </w:t>
-      </w:r>
-      <w:r>
-        <w:rPr>
-          <w:sz w:val="18"/>
-          <w:szCs w:val="18"/>
-        </w:rPr>
-        <w:t>{{horas_vicos_ap_final}}</w:t>
-      </w:r>
-      <w:r>
-        <w:rPr>
-          <w:rFonts w:ascii="Arial Narrow" w:hAnsi="Arial Narrow" w:cs="Arial Narrow"/>
-          <w:bCs/>
-          <w:color w:val="000000" w:themeColor="text1"/>
-          <w:sz w:val="18"/>
-          <w:szCs w:val="18"/>
-        </w:rPr>
-        <w:t xml:space="preserve"> </w:t>
-      </w:r>
-      <w:r>
-        <w:rPr>
-          <w:rFonts w:cs="Arial"/>
-          <w:bCs/>
-          <w:color w:val="000000" w:themeColor="text1"/>
-          <w:sz w:val="18"/>
-          <w:szCs w:val="18"/>
-        </w:rPr>
-        <w:t>se origina el recierre automático de</w:t>
-      </w:r>
-      <w:r>
-        <w:rPr>
-          <w:rFonts w:cs="Arial"/>
-          <w:bCs/>
-          <w:color w:val="000000" w:themeColor="text1"/>
-          <w:sz w:val="18"/>
-          <w:szCs w:val="18"/>
-        </w:rPr>
-        <w:t xml:space="preserve">l </w:t>
-      </w:r>
-      <w:r>
-        <w:rPr>
-          <w:rFonts w:cs="Arial"/>
-          <w:bCs/>
-          <w:color w:val="000000" w:themeColor="text1"/>
-          <w:sz w:val="18"/>
-          <w:szCs w:val="18"/>
-        </w:rPr>
-        <w:t xml:space="preserve">interruptor </w:t>
-      </w:r>
-      <w:r>
-        <w:rPr>
-          <w:rFonts w:cs="Arial"/>
-          <w:bCs/>
-          <w:color w:val="000000" w:themeColor="text1"/>
-          <w:sz w:val="18"/>
-          <w:szCs w:val="18"/>
-        </w:rPr>
-        <w:t>{{interruptor_aperturado}}</w:t>
-      </w:r>
-      <w:r>
-        <w:rPr>
-          <w:rFonts w:cs="Arial"/>
-          <w:bCs/>
-          <w:color w:val="000000" w:themeColor="text1"/>
-          <w:sz w:val="18"/>
-          <w:szCs w:val="18"/>
-        </w:rPr>
-        <w:t xml:space="preserve"> y </w:t>
-      </w:r>
-      <w:r>
-        <w:rPr>
-          <w:rFonts w:cs="Arial"/>
-          <w:bCs/>
-          <w:color w:val="000000" w:themeColor="text1"/>
-          <w:sz w:val="18"/>
-          <w:szCs w:val="18"/>
-        </w:rPr>
-        <w:t xml:space="preserve">a las </w:t>
-      </w:r>
-      <w:r>
-        <w:rPr>
-          <w:sz w:val="18"/>
-          <w:szCs w:val="18"/>
-        </w:rPr>
-        <w:t>{{horas_vicos_</w:t>
-      </w:r>
-      <w:r>
-        <w:rPr>
-          <w:sz w:val="18"/>
-          <w:szCs w:val="18"/>
-        </w:rPr>
-        <w:t>vec</w:t>
-      </w:r>
-      <w:r>
-        <w:rPr>
-          <w:sz w:val="18"/>
-          <w:szCs w:val="18"/>
-        </w:rPr>
-        <w:t>_final}}</w:t>
-      </w:r>
-      <w:r>
-        <w:rPr>
-          <w:sz w:val="18"/>
-          <w:szCs w:val="18"/>
-        </w:rPr>
-        <w:t xml:space="preserve"> se origina el recierre automático del interruptor </w:t>
-      </w:r>
-      <w:r>
-        <w:rPr>
-          <w:rFonts w:cs="Arial"/>
-          <w:bCs/>
-          <w:color w:val="000000" w:themeColor="text1"/>
-          <w:sz w:val="18"/>
-          <w:szCs w:val="18"/>
-        </w:rPr>
-        <w:t>{{interruptor_vecino}}</w:t>
-      </w:r>
-      <w:r>
-        <w:rPr>
-          <w:rFonts w:cs="Arial"/>
-          <w:bCs/>
-          <w:color w:val="000000" w:themeColor="text1"/>
-          <w:sz w:val="18"/>
-          <w:szCs w:val="18"/>
-        </w:rPr>
-        <w:t xml:space="preserve"> con resultado exitoso</w:t>
-      </w:r>
-      <w:r>
-        <w:rPr>
-          <w:rFonts w:cs="Arial"/>
-          <w:b/>
-          <w:color w:val="000000" w:themeColor="text1"/>
-          <w:sz w:val="18"/>
-          <w:szCs w:val="18"/>
-        </w:rPr>
-        <w:t xml:space="preserve">, </w:t>
-      </w:r>
-      <w:r>
-        <w:rPr>
-          <w:rFonts w:cs="Arial"/>
-          <w:bCs/>
-          <w:color w:val="000000" w:themeColor="text1"/>
-          <w:sz w:val="18"/>
-          <w:szCs w:val="18"/>
-        </w:rPr>
-        <w:t>no afecto las condiciones normales de operación.</w:t>
-      </w:r>
-    </w:p>
-    <w:p>
-      <w:pPr>
-        <w:spacing w:after="0" w:line="240" w:lineRule="auto"/>
-        <w:ind w:left="0" w:firstLine="0"/>
-        <w:rPr>
-          <w:rFonts w:cs="Arial"/>
-          <w:bCs/>
-          <w:color w:val="000000" w:themeColor="text1"/>
-          <w:sz w:val="18"/>
-          <w:szCs w:val="18"/>
-        </w:rPr>
-      </w:pPr>
-      <w:r>
-        <w:rPr>
-          <w:rFonts w:cs="Arial"/>
-          <w:bCs/>
-          <w:color w:val="000000" w:themeColor="text1"/>
-          <w:sz w:val="18"/>
-          <w:szCs w:val="18"/>
-        </w:rPr>
-        <w:t xml:space="preserve">En el relé de protección principal Sitras PRO del alimentador </w:t>
-      </w:r>
-      <w:r>
-        <w:rPr>
-          <w:rFonts w:cs="Arial"/>
-          <w:bCs/>
-          <w:color w:val="000000" w:themeColor="text1"/>
-          <w:sz w:val="18"/>
-          <w:szCs w:val="18"/>
-        </w:rPr>
-        <w:t>{{alimentador_se</w:t>
-      </w:r>
-      <w:r>
-        <w:rPr>
-          <w:rFonts w:cs="Arial"/>
-          <w:bCs/>
-          <w:color w:val="000000" w:themeColor="text1"/>
-          <w:sz w:val="18"/>
-          <w:szCs w:val="18"/>
-        </w:rPr>
-        <w:t>r</w:t>
-      </w:r>
-      <w:r>
-        <w:rPr>
-          <w:rFonts w:cs="Arial"/>
-          <w:bCs/>
-          <w:color w:val="000000" w:themeColor="text1"/>
-          <w:sz w:val="18"/>
-          <w:szCs w:val="18"/>
-        </w:rPr>
-        <w:t>_aperturado</w:t>
-      </w:r>
-      <w:r>
-        <w:rPr>
-          <w:rFonts w:cs="Arial"/>
-          <w:bCs/>
-          <w:color w:val="000000" w:themeColor="text1"/>
-          <w:sz w:val="18"/>
-          <w:szCs w:val="18"/>
-        </w:rPr>
-        <w:t>}}</w:t>
-      </w:r>
-      <w:r>
-        <w:rPr>
-          <w:rFonts w:cs="Arial"/>
-          <w:bCs/>
-          <w:color w:val="000000" w:themeColor="text1"/>
-          <w:sz w:val="18"/>
-          <w:szCs w:val="18"/>
-        </w:rPr>
-        <w:t xml:space="preserve">, se puede determinar que la falla fue por </w:t>
-      </w:r>
-      <w:r>
-        <w:rPr>
-          <w:rFonts w:cs="Arial"/>
-          <w:bCs/>
-          <w:color w:val="000000" w:themeColor="text1"/>
-          <w:sz w:val="18"/>
-          <w:szCs w:val="18"/>
-          <w:highlight w:val="yellow"/>
-        </w:rPr>
-        <w:t>sobrecorriente</w:t>
-      </w:r>
-      <w:r>
-        <w:rPr>
-          <w:rFonts w:cs="Arial"/>
-          <w:bCs/>
-          <w:color w:val="000000" w:themeColor="text1"/>
-          <w:sz w:val="18"/>
-          <w:szCs w:val="18"/>
-        </w:rPr>
-        <w:t xml:space="preserve"> </w:t>
-      </w:r>
-      <w:r>
-        <w:rPr>
-          <w:rFonts w:cs="Arial"/>
-          <w:bCs/>
-          <w:color w:val="000000" w:themeColor="text1"/>
-          <w:sz w:val="18"/>
-          <w:szCs w:val="18"/>
-        </w:rPr>
-        <w:t>e</w:t>
-      </w:r>
-      <w:r>
-        <w:rPr>
-          <w:rFonts w:cs="Arial"/>
-          <w:bCs/>
-          <w:color w:val="000000" w:themeColor="text1"/>
-          <w:sz w:val="18"/>
-          <w:szCs w:val="18"/>
-        </w:rPr>
-        <w:t xml:space="preserve">n la línea aérea de contacto con el valor de </w:t>
-      </w:r>
-      <w:r>
-        <w:rPr>
-          <w:rFonts w:cs="Arial"/>
-          <w:b/>
-          <w:color w:val="000000" w:themeColor="text1"/>
-          <w:sz w:val="18"/>
-          <w:szCs w:val="18"/>
-          <w:highlight w:val="yellow"/>
-        </w:rPr>
-        <w:t>6026</w:t>
-      </w:r>
-      <w:r>
-        <w:rPr>
-          <w:rFonts w:cs="Arial"/>
-          <w:b/>
-          <w:color w:val="000000" w:themeColor="text1"/>
-          <w:sz w:val="18"/>
-          <w:szCs w:val="18"/>
-        </w:rPr>
-        <w:t xml:space="preserve"> A</w:t>
-      </w:r>
-      <w:r>
-        <w:rPr>
-          <w:rFonts w:cs="Arial"/>
-          <w:bCs/>
-          <w:color w:val="000000" w:themeColor="text1"/>
-          <w:sz w:val="18"/>
-          <w:szCs w:val="18"/>
-        </w:rPr>
-        <w:t>.</w:t>
-      </w:r>
-    </w:p>
-    <w:p>
-      <w:pPr>
-        <w:spacing w:before="0" w:after="0" w:line="240" w:lineRule="auto"/>
-        <w:ind w:left="0" w:firstLine="0"/>
-        <w:rPr>
-          <w:rFonts w:cs="Arial"/>
-          <w:bCs/>
-          <w:color w:val="000000" w:themeColor="text1"/>
-          <w:sz w:val="18"/>
-          <w:szCs w:val="18"/>
-        </w:rPr>
-      </w:pPr>
-      <w:r>
-        <w:rPr>
-          <w:rFonts w:cs="Arial"/>
-          <w:bCs/>
-          <w:color w:val="000000" w:themeColor="text1"/>
-          <w:sz w:val="18"/>
-          <w:szCs w:val="18"/>
-        </w:rPr>
-        <w:t xml:space="preserve">Del registro de eventos del relé de protección principal Sitras PRO del alimentador </w:t>
-      </w:r>
-      <w:r>
-        <w:rPr>
-          <w:rFonts w:cs="Arial"/>
-          <w:bCs/>
-          <w:color w:val="000000" w:themeColor="text1"/>
-          <w:sz w:val="18"/>
-          <w:szCs w:val="18"/>
-        </w:rPr>
-        <w:t>{{alimentador}}</w:t>
-      </w:r>
-      <w:r>
-        <w:rPr>
-          <w:rFonts w:cs="Arial"/>
-          <w:bCs/>
-          <w:color w:val="000000" w:themeColor="text1"/>
-          <w:sz w:val="18"/>
-          <w:szCs w:val="18"/>
-        </w:rPr>
-        <w:t xml:space="preserve"> en la </w:t>
-      </w:r>
-      <w:r>
-        <w:rPr>
-          <w:rFonts w:cs="Arial"/>
-          <w:bCs/>
-          <w:color w:val="000000" w:themeColor="text1"/>
-          <w:sz w:val="18"/>
-          <w:szCs w:val="18"/>
-        </w:rPr>
-        <w:t>{{</w:t>
-      </w:r>
-      <w:r>
-        <w:rPr>
-          <w:rFonts w:cs="Arial"/>
-          <w:bCs/>
-          <w:color w:val="000000" w:themeColor="text1"/>
-          <w:sz w:val="18"/>
-          <w:szCs w:val="18"/>
-        </w:rPr>
-        <w:t>ser</w:t>
-      </w:r>
-      <w:r>
-        <w:rPr>
-          <w:rFonts w:cs="Arial"/>
-          <w:bCs/>
-          <w:color w:val="000000" w:themeColor="text1"/>
-          <w:sz w:val="18"/>
-          <w:szCs w:val="18"/>
-        </w:rPr>
-        <w:t>}}</w:t>
-      </w:r>
-      <w:r>
-        <w:rPr>
-          <w:rFonts w:cs="Arial"/>
-          <w:bCs/>
-          <w:color w:val="000000" w:themeColor="text1"/>
-          <w:sz w:val="18"/>
-          <w:szCs w:val="18"/>
-        </w:rPr>
-        <w:t xml:space="preserve">, se muestra la secuencia, donde se puede observar que el relé disparo con la función </w:t>
-      </w:r>
-      <w:r>
-        <w:rPr>
-          <w:rFonts w:cs="Arial"/>
-          <w:b/>
-          <w:color w:val="000000" w:themeColor="text1"/>
-          <w:sz w:val="18"/>
-          <w:szCs w:val="18"/>
-        </w:rPr>
-        <w:t>“</w:t>
-      </w:r>
-      <w:r>
-        <w:rPr>
-          <w:rFonts w:cs="Arial"/>
-          <w:b/>
-          <w:color w:val="000000" w:themeColor="text1"/>
-          <w:sz w:val="18"/>
-          <w:szCs w:val="18"/>
-        </w:rPr>
-        <w:t>{{función_disparo_final}}</w:t>
-      </w:r>
-      <w:r>
-        <w:rPr>
-          <w:rFonts w:cs="Arial"/>
-          <w:b/>
-          <w:color w:val="000000" w:themeColor="text1"/>
-          <w:sz w:val="18"/>
-          <w:szCs w:val="18"/>
-        </w:rPr>
-        <w:t xml:space="preserve">” </w:t>
-      </w:r>
-      <w:r>
-        <w:rPr>
-          <w:rFonts w:cs="Arial"/>
-          <w:bCs/>
-          <w:color w:val="000000" w:themeColor="text1"/>
-          <w:sz w:val="18"/>
-          <w:szCs w:val="18"/>
-        </w:rPr>
-        <w:t xml:space="preserve">operación por protección de </w:t>
-      </w:r>
-      <w:r>
-        <w:rPr>
-          <w:rFonts w:cs="Arial"/>
-          <w:bCs/>
-          <w:color w:val="000000" w:themeColor="text1"/>
-          <w:sz w:val="18"/>
-          <w:szCs w:val="18"/>
-          <w:highlight w:val="yellow"/>
-        </w:rPr>
-        <w:t>sobrecorriente</w:t>
-      </w:r>
-      <w:r>
-        <w:rPr>
-          <w:rFonts w:cs="Arial"/>
-          <w:bCs/>
-          <w:color w:val="000000" w:themeColor="text1"/>
-          <w:sz w:val="18"/>
-          <w:szCs w:val="18"/>
-        </w:rPr>
-        <w:t>.</w:t>
-      </w:r>
-    </w:p>
-    <w:p>
-      <w:pPr>
-        <w:spacing w:before="0" w:after="0" w:line="240" w:lineRule="auto"/>
-        <w:ind w:left="0" w:firstLine="0"/>
-        <w:jc w:val="center"/>
-        <w:rPr>
-          <w:rFonts w:cs="Arial"/>
-          <w:bCs/>
-          <w:color w:val="000000" w:themeColor="text1"/>
-          <w:sz w:val="18"/>
-          <w:szCs w:val="18"/>
-        </w:rPr>
-      </w:pPr>
-    </w:p>
-    <w:p>
-      <w:pPr>
-        <w:spacing w:before="0" w:after="0" w:line="240" w:lineRule="auto"/>
-        <w:ind w:left="0" w:firstLine="0"/>
-        <w:jc w:val="center"/>
-        <w:rPr>
-          <w:rFonts w:cs="Arial"/>
-          <w:bCs/>
-          <w:color w:val="000000" w:themeColor="text1"/>
-          <w:sz w:val="18"/>
-          <w:szCs w:val="18"/>
-        </w:rPr>
-      </w:pPr>
-    </w:p>
-    <w:p>
-      <w:pPr>
-        <w:spacing w:before="0" w:after="0" w:line="240" w:lineRule="auto"/>
-        <w:jc w:val="center"/>
-        <w:rPr>
-          <w:sz w:val="18"/>
-          <w:szCs w:val="18"/>
-        </w:rPr>
-      </w:pPr>
-      <w:r>
-        <w:rPr>
-          <w:sz w:val="18"/>
-          <w:szCs w:val="18"/>
-        </w:rPr>
-        <w:t>{{ anexo_sitras</w:t>
-      </w:r>
-      <w:r>
-        <w:rPr>
-          <w:sz w:val="18"/>
-          <w:szCs w:val="18"/>
-        </w:rPr>
-        <w:t xml:space="preserve">_disparo </w:t>
-      </w:r>
-      <w:r>
-        <w:rPr>
-          <w:sz w:val="18"/>
-          <w:szCs w:val="18"/>
-        </w:rPr>
-        <w:t>}}</w:t>
-      </w:r>
-    </w:p>
-    <w:p>
-      <w:pPr>
-        <w:pStyle w:val="Descripcin"/>
-        <w:spacing w:before="0" w:after="0" w:line="240" w:lineRule="auto"/>
-        <w:rPr>
-          <w:b w:val="0"/>
-          <w:bCs w:val="0"/>
-          <w:i w:val="0"/>
-          <w:sz w:val="18"/>
-          <w:szCs w:val="18"/>
-        </w:rPr>
-      </w:pPr>
+        <w:t>_disparo</w:t>
+      </w:r>
       <w:r>
         <w:rPr>
           <w:b w:val="0"/>
@@ -5018,7 +4548,1638 @@
           <w:sz w:val="18"/>
           <w:szCs w:val="18"/>
         </w:rPr>
+        <w:t>}}</w:t>
+      </w:r>
+      <w:r>
+        <w:rPr>
+          <w:b w:val="0"/>
+          <w:bCs w:val="0"/>
+          <w:i w:val="0"/>
+          <w:sz w:val="18"/>
+          <w:szCs w:val="18"/>
+        </w:rPr>
+        <w:t>)</w:t>
+      </w:r>
+    </w:p>
+    <w:p>
+      <w:pPr>
+        <w:ind w:left="708" w:hanging="708"/>
+        <w:jc w:val="center"/>
+      </w:pPr>
+    </w:p>
+    <w:p>
+      <w:pPr>
+        <w:spacing w:before="0" w:after="0" w:line="240" w:lineRule="auto"/>
+        <w:ind w:left="0" w:firstLine="0"/>
+        <w:rPr>
+          <w:rFonts w:ascii="Arial Narrow" w:hAnsi="Arial Narrow" w:cs="Arial Narrow"/>
+          <w:bCs/>
+          <w:color w:val="000000" w:themeColor="text1"/>
+          <w:sz w:val="18"/>
+          <w:szCs w:val="18"/>
+        </w:rPr>
+      </w:pPr>
+      <w:r>
+        <w:rPr>
+          <w:rFonts w:cs="Arial"/>
+          <w:bCs/>
+          <w:color w:val="000000" w:themeColor="text1"/>
+          <w:sz w:val="18"/>
+          <w:szCs w:val="18"/>
+        </w:rPr>
+        <w:t xml:space="preserve">A las </w:t>
+      </w:r>
+      <w:r>
+        <w:rPr>
+          <w:rFonts w:cs="Arial"/>
+          <w:bCs/>
+          <w:color w:val="000000" w:themeColor="text1"/>
+          <w:sz w:val="18"/>
+          <w:szCs w:val="18"/>
+        </w:rPr>
+        <w:t>{{</w:t>
+      </w:r>
+      <w:proofErr w:type="spellStart"/>
+      <w:r>
+        <w:rPr>
+          <w:rFonts w:cs="Arial"/>
+          <w:bCs/>
+          <w:color w:val="000000" w:themeColor="text1"/>
+          <w:sz w:val="18"/>
+          <w:szCs w:val="18"/>
+        </w:rPr>
+        <w:t>hora_vicos_disparo</w:t>
+      </w:r>
+      <w:proofErr w:type="spellEnd"/>
+      <w:r>
+        <w:rPr>
+          <w:rFonts w:cs="Arial"/>
+          <w:bCs/>
+          <w:color w:val="000000" w:themeColor="text1"/>
+          <w:sz w:val="18"/>
+          <w:szCs w:val="18"/>
+        </w:rPr>
+        <w:t>}}</w:t>
+      </w:r>
+      <w:r>
+        <w:rPr>
+          <w:rFonts w:cs="Arial"/>
+          <w:bCs/>
+          <w:color w:val="000000" w:themeColor="text1"/>
+          <w:sz w:val="18"/>
+          <w:szCs w:val="18"/>
+        </w:rPr>
+        <w:t xml:space="preserve"> se apertura </w:t>
+      </w:r>
+      <w:r>
+        <w:rPr>
+          <w:rFonts w:cs="Arial"/>
+          <w:bCs/>
+          <w:color w:val="000000" w:themeColor="text1"/>
+          <w:sz w:val="18"/>
+          <w:szCs w:val="18"/>
+        </w:rPr>
+        <w:t>el interruptor</w:t>
+      </w:r>
+      <w:r>
+        <w:rPr>
+          <w:rFonts w:cs="Arial"/>
+          <w:bCs/>
+          <w:color w:val="000000" w:themeColor="text1"/>
+          <w:sz w:val="18"/>
+          <w:szCs w:val="18"/>
+        </w:rPr>
+        <w:t xml:space="preserve"> </w:t>
+      </w:r>
+      <w:r>
+        <w:rPr>
+          <w:rFonts w:cs="Arial"/>
+          <w:bCs/>
+          <w:color w:val="000000" w:themeColor="text1"/>
+          <w:sz w:val="18"/>
+          <w:szCs w:val="18"/>
+        </w:rPr>
+        <w:t>{{</w:t>
+      </w:r>
+      <w:proofErr w:type="spellStart"/>
+      <w:r>
+        <w:rPr>
+          <w:rFonts w:cs="Arial"/>
+          <w:bCs/>
+          <w:color w:val="000000" w:themeColor="text1"/>
+          <w:sz w:val="18"/>
+          <w:szCs w:val="18"/>
+        </w:rPr>
+        <w:t>interruptor_</w:t>
+      </w:r>
+      <w:r>
+        <w:rPr>
+          <w:rFonts w:cs="Arial"/>
+          <w:bCs/>
+          <w:color w:val="000000" w:themeColor="text1"/>
+          <w:sz w:val="18"/>
+          <w:szCs w:val="18"/>
+        </w:rPr>
+        <w:t>aperturado_</w:t>
+      </w:r>
+      <w:r>
+        <w:rPr>
+          <w:rFonts w:cs="Arial"/>
+          <w:bCs/>
+          <w:color w:val="000000" w:themeColor="text1"/>
+          <w:sz w:val="18"/>
+          <w:szCs w:val="18"/>
+        </w:rPr>
+        <w:t>num</w:t>
+      </w:r>
+      <w:proofErr w:type="spellEnd"/>
+      <w:r>
+        <w:rPr>
+          <w:rFonts w:cs="Arial"/>
+          <w:bCs/>
+          <w:color w:val="000000" w:themeColor="text1"/>
+          <w:sz w:val="18"/>
+          <w:szCs w:val="18"/>
+        </w:rPr>
+        <w:t>}}</w:t>
+      </w:r>
+      <w:r>
+        <w:rPr>
+          <w:rFonts w:cs="Arial"/>
+          <w:bCs/>
+          <w:color w:val="000000" w:themeColor="text1"/>
+          <w:sz w:val="18"/>
+          <w:szCs w:val="18"/>
+        </w:rPr>
+        <w:t xml:space="preserve"> del alimentador </w:t>
+      </w:r>
+      <w:r>
+        <w:rPr>
+          <w:rFonts w:cs="Arial"/>
+          <w:bCs/>
+          <w:color w:val="000000" w:themeColor="text1"/>
+          <w:sz w:val="18"/>
+          <w:szCs w:val="18"/>
+        </w:rPr>
+        <w:t>{{</w:t>
+      </w:r>
+      <w:proofErr w:type="spellStart"/>
+      <w:r>
+        <w:rPr>
+          <w:rFonts w:cs="Arial"/>
+          <w:bCs/>
+          <w:color w:val="000000" w:themeColor="text1"/>
+          <w:sz w:val="18"/>
+          <w:szCs w:val="18"/>
+        </w:rPr>
+        <w:t>alimentador</w:t>
+      </w:r>
+      <w:r>
+        <w:rPr>
+          <w:rFonts w:cs="Arial"/>
+          <w:bCs/>
+          <w:color w:val="000000" w:themeColor="text1"/>
+          <w:sz w:val="18"/>
+          <w:szCs w:val="18"/>
+        </w:rPr>
+        <w:t>_aperturado</w:t>
+      </w:r>
+      <w:proofErr w:type="spellEnd"/>
+      <w:r>
+        <w:rPr>
+          <w:rFonts w:cs="Arial"/>
+          <w:bCs/>
+          <w:color w:val="000000" w:themeColor="text1"/>
+          <w:sz w:val="18"/>
+          <w:szCs w:val="18"/>
+        </w:rPr>
+        <w:t>}}</w:t>
+      </w:r>
+      <w:r>
+        <w:rPr>
+          <w:rFonts w:cs="Arial"/>
+          <w:bCs/>
+          <w:color w:val="000000" w:themeColor="text1"/>
+          <w:sz w:val="18"/>
+          <w:szCs w:val="18"/>
+        </w:rPr>
+        <w:t xml:space="preserve"> de </w:t>
+      </w:r>
+      <w:r>
+        <w:rPr>
+          <w:rFonts w:cs="Arial"/>
+          <w:bCs/>
+          <w:color w:val="000000" w:themeColor="text1"/>
+          <w:sz w:val="18"/>
+          <w:szCs w:val="18"/>
+        </w:rPr>
+        <w:t>{{</w:t>
+      </w:r>
+      <w:proofErr w:type="spellStart"/>
+      <w:r>
+        <w:rPr>
+          <w:rFonts w:cs="Arial"/>
+          <w:bCs/>
+          <w:color w:val="000000" w:themeColor="text1"/>
+          <w:sz w:val="18"/>
+          <w:szCs w:val="18"/>
+        </w:rPr>
+        <w:t>ser</w:t>
+      </w:r>
+      <w:r>
+        <w:rPr>
+          <w:rFonts w:cs="Arial"/>
+          <w:bCs/>
+          <w:color w:val="000000" w:themeColor="text1"/>
+          <w:sz w:val="18"/>
+          <w:szCs w:val="18"/>
+        </w:rPr>
+        <w:t>_aperturado</w:t>
+      </w:r>
+      <w:proofErr w:type="spellEnd"/>
+      <w:r>
+        <w:rPr>
+          <w:rFonts w:cs="Arial"/>
+          <w:bCs/>
+          <w:color w:val="000000" w:themeColor="text1"/>
+          <w:sz w:val="18"/>
+          <w:szCs w:val="18"/>
+        </w:rPr>
+        <w:t>}}</w:t>
+      </w:r>
+      <w:r>
+        <w:rPr>
+          <w:rFonts w:cs="Arial"/>
+          <w:bCs/>
+          <w:color w:val="000000" w:themeColor="text1"/>
+          <w:sz w:val="18"/>
+          <w:szCs w:val="18"/>
+        </w:rPr>
+        <w:t xml:space="preserve"> y </w:t>
+      </w:r>
+      <w:r>
+        <w:rPr>
+          <w:rFonts w:cs="Arial"/>
+          <w:bCs/>
+          <w:color w:val="000000" w:themeColor="text1"/>
+          <w:sz w:val="18"/>
+          <w:szCs w:val="18"/>
+        </w:rPr>
+        <w:t>a las {{</w:t>
+      </w:r>
+      <w:proofErr w:type="spellStart"/>
+      <w:r>
+        <w:rPr>
+          <w:rFonts w:cs="Arial"/>
+          <w:bCs/>
+          <w:color w:val="000000" w:themeColor="text1"/>
+          <w:sz w:val="18"/>
+          <w:szCs w:val="18"/>
+        </w:rPr>
+        <w:t>hora_vicos_disparo_vecina</w:t>
+      </w:r>
+      <w:proofErr w:type="spellEnd"/>
+      <w:r>
+        <w:rPr>
+          <w:rFonts w:cs="Arial"/>
+          <w:bCs/>
+          <w:color w:val="000000" w:themeColor="text1"/>
+          <w:sz w:val="18"/>
+          <w:szCs w:val="18"/>
+        </w:rPr>
+        <w:t xml:space="preserve">}} se apertura el interruptor </w:t>
+      </w:r>
+      <w:r>
+        <w:rPr>
+          <w:rFonts w:cs="Arial"/>
+          <w:bCs/>
+          <w:color w:val="000000" w:themeColor="text1"/>
+          <w:sz w:val="18"/>
+          <w:szCs w:val="18"/>
+        </w:rPr>
+        <w:t>{{</w:t>
+      </w:r>
+      <w:proofErr w:type="spellStart"/>
+      <w:r>
+        <w:rPr>
+          <w:rFonts w:cs="Arial"/>
+          <w:bCs/>
+          <w:color w:val="000000" w:themeColor="text1"/>
+          <w:sz w:val="18"/>
+          <w:szCs w:val="18"/>
+        </w:rPr>
+        <w:t>interruptor_</w:t>
+      </w:r>
+      <w:r>
+        <w:rPr>
+          <w:rFonts w:cs="Arial"/>
+          <w:bCs/>
+          <w:color w:val="000000" w:themeColor="text1"/>
+          <w:sz w:val="18"/>
+          <w:szCs w:val="18"/>
+        </w:rPr>
+        <w:t>vecino_</w:t>
+      </w:r>
+      <w:r>
+        <w:rPr>
+          <w:rFonts w:cs="Arial"/>
+          <w:bCs/>
+          <w:color w:val="000000" w:themeColor="text1"/>
+          <w:sz w:val="18"/>
+          <w:szCs w:val="18"/>
+        </w:rPr>
+        <w:t>num</w:t>
+      </w:r>
+      <w:proofErr w:type="spellEnd"/>
+      <w:r>
+        <w:rPr>
+          <w:rFonts w:cs="Arial"/>
+          <w:bCs/>
+          <w:color w:val="000000" w:themeColor="text1"/>
+          <w:sz w:val="18"/>
+          <w:szCs w:val="18"/>
+        </w:rPr>
+        <w:t>}}</w:t>
+      </w:r>
+      <w:r>
+        <w:rPr>
+          <w:rFonts w:cs="Arial"/>
+          <w:bCs/>
+          <w:color w:val="000000" w:themeColor="text1"/>
+          <w:sz w:val="18"/>
+          <w:szCs w:val="18"/>
+        </w:rPr>
+        <w:t xml:space="preserve"> del alimentador </w:t>
+      </w:r>
+      <w:r>
+        <w:rPr>
+          <w:rFonts w:cs="Arial"/>
+          <w:bCs/>
+          <w:color w:val="000000" w:themeColor="text1"/>
+          <w:sz w:val="18"/>
+          <w:szCs w:val="18"/>
+        </w:rPr>
+        <w:t>{{</w:t>
+      </w:r>
+      <w:proofErr w:type="spellStart"/>
+      <w:r>
+        <w:rPr>
+          <w:rFonts w:cs="Arial"/>
+          <w:bCs/>
+          <w:color w:val="000000" w:themeColor="text1"/>
+          <w:sz w:val="18"/>
+          <w:szCs w:val="18"/>
+        </w:rPr>
+        <w:t>alimentador</w:t>
+      </w:r>
+      <w:r>
+        <w:rPr>
+          <w:rFonts w:cs="Arial"/>
+          <w:bCs/>
+          <w:color w:val="000000" w:themeColor="text1"/>
+          <w:sz w:val="18"/>
+          <w:szCs w:val="18"/>
+        </w:rPr>
+        <w:t>_vecino</w:t>
+      </w:r>
+      <w:proofErr w:type="spellEnd"/>
+      <w:r>
+        <w:rPr>
+          <w:rFonts w:cs="Arial"/>
+          <w:bCs/>
+          <w:color w:val="000000" w:themeColor="text1"/>
+          <w:sz w:val="18"/>
+          <w:szCs w:val="18"/>
+        </w:rPr>
+        <w:t>}}</w:t>
+      </w:r>
+      <w:r>
+        <w:rPr>
+          <w:rFonts w:cs="Arial"/>
+          <w:bCs/>
+          <w:color w:val="000000" w:themeColor="text1"/>
+          <w:sz w:val="18"/>
+          <w:szCs w:val="18"/>
+        </w:rPr>
+        <w:t xml:space="preserve"> </w:t>
+      </w:r>
+      <w:r>
+        <w:rPr>
+          <w:rFonts w:cs="Arial"/>
+          <w:bCs/>
+          <w:color w:val="000000" w:themeColor="text1"/>
+          <w:sz w:val="18"/>
+          <w:szCs w:val="18"/>
+        </w:rPr>
+        <w:t>de {{</w:t>
+      </w:r>
+      <w:proofErr w:type="spellStart"/>
+      <w:r>
+        <w:rPr>
+          <w:rFonts w:cs="Arial"/>
+          <w:bCs/>
+          <w:color w:val="000000" w:themeColor="text1"/>
+          <w:sz w:val="18"/>
+          <w:szCs w:val="18"/>
+        </w:rPr>
+        <w:t>se</w:t>
+      </w:r>
+      <w:r>
+        <w:rPr>
+          <w:rFonts w:cs="Arial"/>
+          <w:bCs/>
+          <w:color w:val="000000" w:themeColor="text1"/>
+          <w:sz w:val="18"/>
+          <w:szCs w:val="18"/>
+        </w:rPr>
+        <w:t>r_vecino</w:t>
+      </w:r>
+      <w:proofErr w:type="spellEnd"/>
+      <w:r>
+        <w:rPr>
+          <w:rFonts w:cs="Arial"/>
+          <w:bCs/>
+          <w:color w:val="000000" w:themeColor="text1"/>
+          <w:sz w:val="18"/>
+          <w:szCs w:val="18"/>
+        </w:rPr>
+        <w:t>}}</w:t>
+      </w:r>
+      <w:r>
+        <w:rPr>
+          <w:rFonts w:cs="Arial"/>
+          <w:bCs/>
+          <w:color w:val="000000" w:themeColor="text1"/>
+          <w:sz w:val="18"/>
+          <w:szCs w:val="18"/>
+        </w:rPr>
+        <w:t xml:space="preserve">; los relés </w:t>
+      </w:r>
+      <w:proofErr w:type="spellStart"/>
+      <w:r>
+        <w:rPr>
+          <w:rFonts w:cs="Arial"/>
+          <w:bCs/>
+          <w:color w:val="000000" w:themeColor="text1"/>
+          <w:sz w:val="18"/>
+          <w:szCs w:val="18"/>
+        </w:rPr>
+        <w:t>Sitras</w:t>
+      </w:r>
+      <w:proofErr w:type="spellEnd"/>
+      <w:r>
+        <w:rPr>
+          <w:rFonts w:cs="Arial"/>
+          <w:bCs/>
+          <w:color w:val="000000" w:themeColor="text1"/>
+          <w:sz w:val="18"/>
+          <w:szCs w:val="18"/>
+        </w:rPr>
+        <w:t xml:space="preserve"> PRO de ambos alimentadores </w:t>
+      </w:r>
+      <w:r>
+        <w:rPr>
+          <w:rFonts w:cs="Arial"/>
+          <w:b/>
+          <w:color w:val="000000" w:themeColor="text1"/>
+          <w:sz w:val="18"/>
+          <w:szCs w:val="18"/>
+        </w:rPr>
+        <w:t xml:space="preserve">registraron </w:t>
+      </w:r>
+      <w:proofErr w:type="spellStart"/>
+      <w:r>
+        <w:rPr>
+          <w:rFonts w:cs="Arial"/>
+          <w:b/>
+          <w:color w:val="000000" w:themeColor="text1"/>
+          <w:sz w:val="18"/>
+          <w:szCs w:val="18"/>
+        </w:rPr>
+        <w:t>sobrecorriente</w:t>
+      </w:r>
+      <w:proofErr w:type="spellEnd"/>
+      <w:r>
+        <w:rPr>
+          <w:rFonts w:cs="Arial"/>
+          <w:b/>
+          <w:color w:val="000000" w:themeColor="text1"/>
+          <w:sz w:val="18"/>
+          <w:szCs w:val="18"/>
+        </w:rPr>
+        <w:t xml:space="preserve"> de retorno</w:t>
+      </w:r>
+      <w:r>
+        <w:rPr>
+          <w:rFonts w:cs="Arial"/>
+          <w:bCs/>
+          <w:color w:val="000000" w:themeColor="text1"/>
+          <w:sz w:val="18"/>
+          <w:szCs w:val="18"/>
+        </w:rPr>
+        <w:t xml:space="preserve"> en la línea aérea de contacto de la zona </w:t>
+      </w:r>
+      <w:r>
+        <w:rPr>
+          <w:rFonts w:cs="Arial"/>
+          <w:bCs/>
+          <w:color w:val="000000" w:themeColor="text1"/>
+          <w:sz w:val="18"/>
+          <w:szCs w:val="18"/>
+        </w:rPr>
+        <w:t>{{zona}}</w:t>
+      </w:r>
+      <w:r>
+        <w:rPr>
+          <w:rFonts w:cs="Arial"/>
+          <w:bCs/>
+          <w:color w:val="000000" w:themeColor="text1"/>
+          <w:sz w:val="18"/>
+          <w:szCs w:val="18"/>
+        </w:rPr>
+        <w:t xml:space="preserve">, señalizando las funciones </w:t>
+      </w:r>
+      <w:r>
+        <w:rPr>
+          <w:rFonts w:cs="Arial"/>
+          <w:b/>
+          <w:bCs/>
+          <w:sz w:val="18"/>
+          <w:szCs w:val="18"/>
+        </w:rPr>
+        <w:t>“</w:t>
+      </w:r>
+      <w:r>
+        <w:rPr>
+          <w:rFonts w:cs="Arial"/>
+          <w:b/>
+          <w:bCs/>
+          <w:sz w:val="18"/>
+          <w:szCs w:val="18"/>
+        </w:rPr>
+        <w:t>{{</w:t>
+      </w:r>
+      <w:proofErr w:type="spellStart"/>
+      <w:r>
+        <w:rPr>
+          <w:rFonts w:cs="Arial"/>
+          <w:b/>
+          <w:bCs/>
+          <w:sz w:val="18"/>
+          <w:szCs w:val="18"/>
+        </w:rPr>
+        <w:t>funcion_disparo_final</w:t>
+      </w:r>
+      <w:proofErr w:type="spellEnd"/>
+      <w:r>
+        <w:rPr>
+          <w:rFonts w:cs="Arial"/>
+          <w:b/>
+          <w:bCs/>
+          <w:sz w:val="18"/>
+          <w:szCs w:val="18"/>
+        </w:rPr>
+        <w:t>}}</w:t>
+      </w:r>
+      <w:r>
+        <w:rPr>
+          <w:rFonts w:cs="Arial"/>
+          <w:b/>
+          <w:bCs/>
+          <w:sz w:val="18"/>
+          <w:szCs w:val="18"/>
+        </w:rPr>
+        <w:t xml:space="preserve">” </w:t>
+      </w:r>
+      <w:r>
+        <w:rPr>
+          <w:rFonts w:cs="Arial"/>
+          <w:sz w:val="18"/>
+          <w:szCs w:val="18"/>
+        </w:rPr>
+        <w:t>y</w:t>
+      </w:r>
+      <w:r>
+        <w:rPr>
+          <w:rFonts w:cs="Arial"/>
+          <w:b/>
+          <w:bCs/>
+          <w:sz w:val="18"/>
+          <w:szCs w:val="18"/>
+        </w:rPr>
+        <w:t xml:space="preserve"> “</w:t>
+      </w:r>
+      <w:r>
+        <w:rPr>
+          <w:rFonts w:cs="Arial"/>
+          <w:b/>
+          <w:color w:val="000000" w:themeColor="text1"/>
+          <w:sz w:val="18"/>
+          <w:szCs w:val="18"/>
+        </w:rPr>
+        <w:t xml:space="preserve">Arrastre desde SSEE colateral activo” </w:t>
+      </w:r>
+      <w:r>
+        <w:rPr>
+          <w:rFonts w:cs="Arial"/>
+          <w:bCs/>
+          <w:color w:val="000000" w:themeColor="text1"/>
+          <w:sz w:val="18"/>
+          <w:szCs w:val="18"/>
+        </w:rPr>
+        <w:t xml:space="preserve">respectivamente; </w:t>
+      </w:r>
+      <w:r>
+        <w:rPr>
+          <w:rFonts w:cs="Arial"/>
+          <w:b/>
+          <w:color w:val="000000" w:themeColor="text1"/>
+          <w:sz w:val="18"/>
+          <w:szCs w:val="18"/>
+        </w:rPr>
+        <w:t xml:space="preserve">originado por </w:t>
+      </w:r>
+      <w:r>
+        <w:rPr>
+          <w:rFonts w:cs="Arial"/>
+          <w:b/>
+          <w:color w:val="000000" w:themeColor="text1"/>
+          <w:sz w:val="18"/>
+          <w:szCs w:val="18"/>
+          <w:highlight w:val="yellow"/>
+        </w:rPr>
+        <w:t>acumulación de los trenes en la zona</w:t>
+      </w:r>
+      <w:r>
+        <w:rPr>
+          <w:rFonts w:cs="Arial"/>
+          <w:b/>
+          <w:color w:val="000000" w:themeColor="text1"/>
+          <w:sz w:val="18"/>
+          <w:szCs w:val="18"/>
+        </w:rPr>
+        <w:t>.</w:t>
+      </w:r>
+      <w:r>
+        <w:rPr>
+          <w:rFonts w:cs="Arial"/>
+          <w:bCs/>
+          <w:color w:val="000000" w:themeColor="text1"/>
+          <w:sz w:val="18"/>
+          <w:szCs w:val="18"/>
+        </w:rPr>
+        <w:t xml:space="preserve"> A las </w:t>
+      </w:r>
+      <w:r>
+        <w:rPr>
+          <w:sz w:val="18"/>
+          <w:szCs w:val="18"/>
+        </w:rPr>
+        <w:t>{{</w:t>
+      </w:r>
+      <w:proofErr w:type="spellStart"/>
+      <w:r>
+        <w:rPr>
+          <w:sz w:val="18"/>
+          <w:szCs w:val="18"/>
+        </w:rPr>
+        <w:t>horas_vicos_ap_final</w:t>
+      </w:r>
+      <w:proofErr w:type="spellEnd"/>
+      <w:r>
+        <w:rPr>
+          <w:sz w:val="18"/>
+          <w:szCs w:val="18"/>
+        </w:rPr>
+        <w:t>}}</w:t>
+      </w:r>
+      <w:r>
+        <w:rPr>
+          <w:rFonts w:ascii="Arial Narrow" w:hAnsi="Arial Narrow" w:cs="Arial Narrow"/>
+          <w:bCs/>
+          <w:color w:val="000000" w:themeColor="text1"/>
+          <w:sz w:val="18"/>
+          <w:szCs w:val="18"/>
+        </w:rPr>
+        <w:t xml:space="preserve"> </w:t>
+      </w:r>
+      <w:r>
+        <w:rPr>
+          <w:rFonts w:cs="Arial"/>
+          <w:bCs/>
+          <w:color w:val="000000" w:themeColor="text1"/>
+          <w:sz w:val="18"/>
+          <w:szCs w:val="18"/>
+        </w:rPr>
+        <w:t xml:space="preserve">se origina el </w:t>
+      </w:r>
+      <w:proofErr w:type="spellStart"/>
+      <w:r>
+        <w:rPr>
+          <w:rFonts w:cs="Arial"/>
+          <w:bCs/>
+          <w:color w:val="000000" w:themeColor="text1"/>
+          <w:sz w:val="18"/>
+          <w:szCs w:val="18"/>
+        </w:rPr>
+        <w:t>recierre</w:t>
+      </w:r>
+      <w:proofErr w:type="spellEnd"/>
+      <w:r>
+        <w:rPr>
+          <w:rFonts w:cs="Arial"/>
+          <w:bCs/>
+          <w:color w:val="000000" w:themeColor="text1"/>
+          <w:sz w:val="18"/>
+          <w:szCs w:val="18"/>
+        </w:rPr>
+        <w:t xml:space="preserve"> automático de</w:t>
+      </w:r>
+      <w:r>
+        <w:rPr>
+          <w:rFonts w:cs="Arial"/>
+          <w:bCs/>
+          <w:color w:val="000000" w:themeColor="text1"/>
+          <w:sz w:val="18"/>
+          <w:szCs w:val="18"/>
+        </w:rPr>
+        <w:t xml:space="preserve">l </w:t>
+      </w:r>
+      <w:r>
+        <w:rPr>
+          <w:rFonts w:cs="Arial"/>
+          <w:bCs/>
+          <w:color w:val="000000" w:themeColor="text1"/>
+          <w:sz w:val="18"/>
+          <w:szCs w:val="18"/>
+        </w:rPr>
+        <w:t xml:space="preserve">interruptor </w:t>
+      </w:r>
+      <w:r>
+        <w:rPr>
+          <w:rFonts w:cs="Arial"/>
+          <w:bCs/>
+          <w:color w:val="000000" w:themeColor="text1"/>
+          <w:sz w:val="18"/>
+          <w:szCs w:val="18"/>
+        </w:rPr>
+        <w:t>{{</w:t>
+      </w:r>
+      <w:proofErr w:type="spellStart"/>
+      <w:r>
+        <w:rPr>
+          <w:rFonts w:cs="Arial"/>
+          <w:bCs/>
+          <w:color w:val="000000" w:themeColor="text1"/>
+          <w:sz w:val="18"/>
+          <w:szCs w:val="18"/>
+        </w:rPr>
+        <w:t>interruptor_aperturado</w:t>
+      </w:r>
+      <w:proofErr w:type="spellEnd"/>
+      <w:r>
+        <w:rPr>
+          <w:rFonts w:cs="Arial"/>
+          <w:bCs/>
+          <w:color w:val="000000" w:themeColor="text1"/>
+          <w:sz w:val="18"/>
+          <w:szCs w:val="18"/>
+        </w:rPr>
+        <w:t>}}</w:t>
+      </w:r>
+      <w:r>
+        <w:rPr>
+          <w:rFonts w:cs="Arial"/>
+          <w:bCs/>
+          <w:color w:val="000000" w:themeColor="text1"/>
+          <w:sz w:val="18"/>
+          <w:szCs w:val="18"/>
+        </w:rPr>
+        <w:t xml:space="preserve"> y </w:t>
+      </w:r>
+      <w:r>
+        <w:rPr>
+          <w:rFonts w:cs="Arial"/>
+          <w:bCs/>
+          <w:color w:val="000000" w:themeColor="text1"/>
+          <w:sz w:val="18"/>
+          <w:szCs w:val="18"/>
+        </w:rPr>
+        <w:t xml:space="preserve">a las </w:t>
+      </w:r>
+      <w:r>
+        <w:rPr>
+          <w:sz w:val="18"/>
+          <w:szCs w:val="18"/>
+        </w:rPr>
+        <w:t>{{</w:t>
+      </w:r>
+      <w:proofErr w:type="spellStart"/>
+      <w:r>
+        <w:rPr>
+          <w:sz w:val="18"/>
+          <w:szCs w:val="18"/>
+        </w:rPr>
+        <w:t>horas_vicos_</w:t>
+      </w:r>
+      <w:r>
+        <w:rPr>
+          <w:sz w:val="18"/>
+          <w:szCs w:val="18"/>
+        </w:rPr>
+        <w:t>vec</w:t>
+      </w:r>
+      <w:r>
+        <w:rPr>
+          <w:sz w:val="18"/>
+          <w:szCs w:val="18"/>
+        </w:rPr>
+        <w:t>_final</w:t>
+      </w:r>
+      <w:proofErr w:type="spellEnd"/>
+      <w:r>
+        <w:rPr>
+          <w:sz w:val="18"/>
+          <w:szCs w:val="18"/>
+        </w:rPr>
+        <w:t>}}</w:t>
+      </w:r>
+      <w:r>
+        <w:rPr>
+          <w:sz w:val="18"/>
+          <w:szCs w:val="18"/>
+        </w:rPr>
+        <w:t xml:space="preserve"> se origina el </w:t>
+      </w:r>
+      <w:proofErr w:type="spellStart"/>
+      <w:r>
+        <w:rPr>
+          <w:sz w:val="18"/>
+          <w:szCs w:val="18"/>
+        </w:rPr>
+        <w:t>recierre</w:t>
+      </w:r>
+      <w:proofErr w:type="spellEnd"/>
+      <w:r>
+        <w:rPr>
+          <w:sz w:val="18"/>
+          <w:szCs w:val="18"/>
+        </w:rPr>
+        <w:t xml:space="preserve"> automático del interruptor </w:t>
+      </w:r>
+      <w:r>
+        <w:rPr>
+          <w:rFonts w:cs="Arial"/>
+          <w:bCs/>
+          <w:color w:val="000000" w:themeColor="text1"/>
+          <w:sz w:val="18"/>
+          <w:szCs w:val="18"/>
+        </w:rPr>
+        <w:t>{{</w:t>
+      </w:r>
+      <w:proofErr w:type="spellStart"/>
+      <w:r>
+        <w:rPr>
+          <w:rFonts w:cs="Arial"/>
+          <w:bCs/>
+          <w:color w:val="000000" w:themeColor="text1"/>
+          <w:sz w:val="18"/>
+          <w:szCs w:val="18"/>
+        </w:rPr>
+        <w:t>interruptor_vecino</w:t>
+      </w:r>
+      <w:proofErr w:type="spellEnd"/>
+      <w:r>
+        <w:rPr>
+          <w:rFonts w:cs="Arial"/>
+          <w:bCs/>
+          <w:color w:val="000000" w:themeColor="text1"/>
+          <w:sz w:val="18"/>
+          <w:szCs w:val="18"/>
+        </w:rPr>
+        <w:t>}}</w:t>
+      </w:r>
+      <w:r>
+        <w:rPr>
+          <w:rFonts w:cs="Arial"/>
+          <w:bCs/>
+          <w:color w:val="000000" w:themeColor="text1"/>
+          <w:sz w:val="18"/>
+          <w:szCs w:val="18"/>
+        </w:rPr>
+        <w:t xml:space="preserve"> con resultado exitoso</w:t>
+      </w:r>
+      <w:r>
+        <w:rPr>
+          <w:rFonts w:cs="Arial"/>
+          <w:b/>
+          <w:color w:val="000000" w:themeColor="text1"/>
+          <w:sz w:val="18"/>
+          <w:szCs w:val="18"/>
+        </w:rPr>
+        <w:t xml:space="preserve">, </w:t>
+      </w:r>
+      <w:r>
+        <w:rPr>
+          <w:rFonts w:cs="Arial"/>
+          <w:bCs/>
+          <w:color w:val="000000" w:themeColor="text1"/>
+          <w:sz w:val="18"/>
+          <w:szCs w:val="18"/>
+        </w:rPr>
+        <w:t>no afecto las condiciones normales de operación.</w:t>
+      </w:r>
+    </w:p>
+    <w:p>
+      <w:pPr>
+        <w:spacing w:after="0" w:line="240" w:lineRule="auto"/>
+        <w:ind w:left="0" w:firstLine="0"/>
+        <w:rPr>
+          <w:rFonts w:cs="Arial"/>
+          <w:bCs/>
+          <w:color w:val="000000" w:themeColor="text1"/>
+          <w:sz w:val="18"/>
+          <w:szCs w:val="18"/>
+        </w:rPr>
+      </w:pPr>
+      <w:r>
+        <w:rPr>
+          <w:rFonts w:cs="Arial"/>
+          <w:bCs/>
+          <w:color w:val="000000" w:themeColor="text1"/>
+          <w:sz w:val="18"/>
+          <w:szCs w:val="18"/>
+        </w:rPr>
+        <w:t xml:space="preserve">En el relé de protección principal </w:t>
+      </w:r>
+      <w:proofErr w:type="spellStart"/>
+      <w:r>
+        <w:rPr>
+          <w:rFonts w:cs="Arial"/>
+          <w:bCs/>
+          <w:color w:val="000000" w:themeColor="text1"/>
+          <w:sz w:val="18"/>
+          <w:szCs w:val="18"/>
+        </w:rPr>
+        <w:t>Sitras</w:t>
+      </w:r>
+      <w:proofErr w:type="spellEnd"/>
+      <w:r>
+        <w:rPr>
+          <w:rFonts w:cs="Arial"/>
+          <w:bCs/>
+          <w:color w:val="000000" w:themeColor="text1"/>
+          <w:sz w:val="18"/>
+          <w:szCs w:val="18"/>
+        </w:rPr>
+        <w:t xml:space="preserve"> PRO del alimentador</w:t>
+      </w:r>
+      <w:r>
+        <w:rPr>
+          <w:rFonts w:cs="Arial"/>
+          <w:bCs/>
+          <w:color w:val="000000" w:themeColor="text1"/>
+          <w:sz w:val="18"/>
+          <w:szCs w:val="18"/>
+        </w:rPr>
+        <w:t xml:space="preserve"> </w:t>
+      </w:r>
+      <w:r>
+        <w:rPr>
+          <w:rFonts w:cs="Arial"/>
+          <w:bCs/>
+          <w:color w:val="000000" w:themeColor="text1"/>
+          <w:sz w:val="18"/>
+          <w:szCs w:val="18"/>
+        </w:rPr>
+        <w:t>{{</w:t>
+      </w:r>
+      <w:proofErr w:type="spellStart"/>
+      <w:r>
+        <w:rPr>
+          <w:rFonts w:cs="Arial"/>
+          <w:bCs/>
+          <w:color w:val="000000" w:themeColor="text1"/>
+          <w:sz w:val="18"/>
+          <w:szCs w:val="18"/>
+        </w:rPr>
+        <w:t>alimentador_</w:t>
+      </w:r>
+      <w:r>
+        <w:rPr>
+          <w:rFonts w:cs="Arial"/>
+          <w:bCs/>
+          <w:color w:val="000000" w:themeColor="text1"/>
+          <w:sz w:val="18"/>
+          <w:szCs w:val="18"/>
+        </w:rPr>
+        <w:t>aperturado</w:t>
+      </w:r>
+      <w:proofErr w:type="spellEnd"/>
+      <w:r>
+        <w:rPr>
+          <w:rFonts w:cs="Arial"/>
+          <w:bCs/>
+          <w:color w:val="000000" w:themeColor="text1"/>
+          <w:sz w:val="18"/>
+          <w:szCs w:val="18"/>
+        </w:rPr>
+        <w:t>}}</w:t>
+      </w:r>
+      <w:r>
+        <w:rPr>
+          <w:rFonts w:cs="Arial"/>
+          <w:bCs/>
+          <w:color w:val="000000" w:themeColor="text1"/>
+          <w:sz w:val="18"/>
+          <w:szCs w:val="18"/>
+        </w:rPr>
+        <w:t xml:space="preserve"> {{</w:t>
+      </w:r>
+      <w:proofErr w:type="spellStart"/>
+      <w:r>
+        <w:rPr>
+          <w:rFonts w:cs="Arial"/>
+          <w:bCs/>
+          <w:color w:val="000000" w:themeColor="text1"/>
+          <w:sz w:val="18"/>
+          <w:szCs w:val="18"/>
+        </w:rPr>
+        <w:t>ser_aperturado</w:t>
+      </w:r>
+      <w:proofErr w:type="spellEnd"/>
+      <w:r>
+        <w:rPr>
+          <w:rFonts w:cs="Arial"/>
+          <w:bCs/>
+          <w:color w:val="000000" w:themeColor="text1"/>
+          <w:sz w:val="18"/>
+          <w:szCs w:val="18"/>
+        </w:rPr>
+        <w:t>}}</w:t>
+      </w:r>
+      <w:r>
+        <w:rPr>
+          <w:rFonts w:cs="Arial"/>
+          <w:bCs/>
+          <w:color w:val="000000" w:themeColor="text1"/>
+          <w:sz w:val="18"/>
+          <w:szCs w:val="18"/>
+        </w:rPr>
+        <w:t xml:space="preserve">, se puede determinar que la falla fue por </w:t>
+      </w:r>
+      <w:proofErr w:type="spellStart"/>
+      <w:r>
+        <w:rPr>
+          <w:rFonts w:cs="Arial"/>
+          <w:bCs/>
+          <w:color w:val="000000" w:themeColor="text1"/>
+          <w:sz w:val="18"/>
+          <w:szCs w:val="18"/>
+          <w:highlight w:val="yellow"/>
+        </w:rPr>
+        <w:t>sobrecorriente</w:t>
+      </w:r>
+      <w:proofErr w:type="spellEnd"/>
+      <w:r>
+        <w:rPr>
+          <w:rFonts w:cs="Arial"/>
+          <w:bCs/>
+          <w:color w:val="000000" w:themeColor="text1"/>
+          <w:sz w:val="18"/>
+          <w:szCs w:val="18"/>
+        </w:rPr>
+        <w:t xml:space="preserve"> </w:t>
+      </w:r>
+      <w:r>
+        <w:rPr>
+          <w:rFonts w:cs="Arial"/>
+          <w:bCs/>
+          <w:color w:val="000000" w:themeColor="text1"/>
+          <w:sz w:val="18"/>
+          <w:szCs w:val="18"/>
+        </w:rPr>
+        <w:t>e</w:t>
+      </w:r>
+      <w:r>
+        <w:rPr>
+          <w:rFonts w:cs="Arial"/>
+          <w:bCs/>
+          <w:color w:val="000000" w:themeColor="text1"/>
+          <w:sz w:val="18"/>
+          <w:szCs w:val="18"/>
+        </w:rPr>
+        <w:t xml:space="preserve">n la línea aérea de contacto con el valor de </w:t>
+      </w:r>
+      <w:r>
+        <w:rPr>
+          <w:rFonts w:cs="Arial"/>
+          <w:b/>
+          <w:color w:val="000000" w:themeColor="text1"/>
+          <w:sz w:val="18"/>
+          <w:szCs w:val="18"/>
+          <w:highlight w:val="yellow"/>
+        </w:rPr>
+        <w:t>6026</w:t>
+      </w:r>
+      <w:r>
+        <w:rPr>
+          <w:rFonts w:cs="Arial"/>
+          <w:b/>
+          <w:color w:val="000000" w:themeColor="text1"/>
+          <w:sz w:val="18"/>
+          <w:szCs w:val="18"/>
+        </w:rPr>
+        <w:t xml:space="preserve"> A</w:t>
+      </w:r>
+      <w:r>
+        <w:rPr>
+          <w:rFonts w:cs="Arial"/>
+          <w:bCs/>
+          <w:color w:val="000000" w:themeColor="text1"/>
+          <w:sz w:val="18"/>
+          <w:szCs w:val="18"/>
+        </w:rPr>
+        <w:t>.</w:t>
+      </w:r>
+      <w:r>
+        <w:rPr>
+          <w:rFonts w:cs="Arial"/>
+          <w:bCs/>
+          <w:color w:val="000000" w:themeColor="text1"/>
+          <w:sz w:val="18"/>
+          <w:szCs w:val="18"/>
+        </w:rPr>
+        <w:t xml:space="preserve"> La falla fue despejada a los </w:t>
+      </w:r>
+      <w:r>
+        <w:rPr>
+          <w:rFonts w:cs="Arial"/>
+          <w:bCs/>
+          <w:color w:val="000000" w:themeColor="text1"/>
+          <w:sz w:val="18"/>
+          <w:szCs w:val="18"/>
+        </w:rPr>
+        <w:t>{{</w:t>
+      </w:r>
+      <w:proofErr w:type="spellStart"/>
+      <w:r>
+        <w:rPr>
+          <w:rFonts w:cs="Arial"/>
+          <w:bCs/>
+          <w:color w:val="000000" w:themeColor="text1"/>
+          <w:sz w:val="18"/>
+          <w:szCs w:val="18"/>
+        </w:rPr>
+        <w:t>val_osc</w:t>
+      </w:r>
+      <w:proofErr w:type="spellEnd"/>
+      <w:r>
+        <w:rPr>
+          <w:rFonts w:cs="Arial"/>
+          <w:bCs/>
+          <w:color w:val="000000" w:themeColor="text1"/>
+          <w:sz w:val="18"/>
+          <w:szCs w:val="18"/>
+        </w:rPr>
+        <w:t xml:space="preserve">}} ms </w:t>
+      </w:r>
+      <w:r>
+        <w:rPr>
+          <w:rFonts w:cs="Arial"/>
+          <w:b/>
+          <w:color w:val="000000" w:themeColor="text1"/>
+          <w:sz w:val="18"/>
+          <w:szCs w:val="18"/>
+          <w:highlight w:val="yellow"/>
+        </w:rPr>
+        <w:t>25.20 ms</w:t>
+      </w:r>
+      <w:r>
+        <w:rPr>
+          <w:rFonts w:cs="Arial"/>
+          <w:bCs/>
+          <w:color w:val="000000" w:themeColor="text1"/>
+          <w:sz w:val="18"/>
+          <w:szCs w:val="18"/>
+        </w:rPr>
+        <w:t>, de iniciada por actuación de la protección.</w:t>
+      </w:r>
+    </w:p>
+    <w:p>
+      <w:pPr>
+        <w:spacing w:after="0" w:line="240" w:lineRule="auto"/>
+        <w:ind w:left="0" w:firstLine="0"/>
+        <w:rPr>
+          <w:rFonts w:cs="Arial"/>
+          <w:bCs/>
+          <w:color w:val="000000" w:themeColor="text1"/>
+          <w:sz w:val="18"/>
+          <w:szCs w:val="18"/>
+        </w:rPr>
+      </w:pPr>
+    </w:p>
+    <w:p>
+      <w:pPr>
+        <w:spacing w:before="0" w:after="0" w:line="240" w:lineRule="auto"/>
+        <w:jc w:val="center"/>
+        <w:rPr>
+          <w:sz w:val="18"/>
+          <w:szCs w:val="18"/>
+        </w:rPr>
+      </w:pPr>
+      <w:r>
+        <w:rPr>
+          <w:sz w:val="18"/>
+          <w:szCs w:val="18"/>
+        </w:rPr>
+        <w:t>{{</w:t>
+      </w:r>
+      <w:proofErr w:type="spellStart"/>
+      <w:r>
+        <w:rPr>
+          <w:sz w:val="18"/>
+          <w:szCs w:val="18"/>
+        </w:rPr>
+        <w:t>anexo_registro_oscilografico</w:t>
+      </w:r>
+      <w:proofErr w:type="spellEnd"/>
+      <w:r>
+        <w:rPr>
+          <w:sz w:val="18"/>
+          <w:szCs w:val="18"/>
+        </w:rPr>
+        <w:t>}}</w:t>
+      </w:r>
+    </w:p>
+    <w:p>
+      <w:pPr>
+        <w:spacing w:before="0" w:line="240" w:lineRule="auto"/>
+        <w:jc w:val="center"/>
+        <w:rPr>
+          <w:noProof/>
+          <w:sz w:val="18"/>
+          <w:szCs w:val="18"/>
+        </w:rPr>
+      </w:pPr>
+      <w:r>
+        <w:rPr>
+          <w:b/>
+          <w:bCs/>
+          <w:noProof/>
+          <w:sz w:val="18"/>
+          <w:szCs w:val="18"/>
+        </w:rPr>
+        <w:t>Figura 2.</w:t>
+      </w:r>
+      <w:r>
+        <w:rPr>
+          <w:noProof/>
+          <w:sz w:val="18"/>
+          <w:szCs w:val="18"/>
+        </w:rPr>
+        <w:t xml:space="preserve"> Oscilografía del evento,</w:t>
+      </w:r>
+      <w:r>
+        <w:rPr>
+          <w:noProof/>
+          <w:sz w:val="18"/>
+          <w:szCs w:val="18"/>
+        </w:rPr>
+        <w:t xml:space="preserve"> </w:t>
+      </w:r>
+      <w:r>
+        <w:rPr>
+          <w:noProof/>
+          <w:sz w:val="18"/>
+          <w:szCs w:val="18"/>
+        </w:rPr>
+        <w:t xml:space="preserve">relé del </w:t>
+      </w:r>
+      <w:r>
+        <w:rPr>
+          <w:noProof/>
+          <w:sz w:val="18"/>
+          <w:szCs w:val="18"/>
+        </w:rPr>
+        <w:t>{{alimentador_aperturado}} {{ser_aperturado}} ({{funcion_disparo_final}})</w:t>
+      </w:r>
+      <w:r>
+        <w:rPr>
+          <w:noProof/>
+          <w:sz w:val="18"/>
+          <w:szCs w:val="18"/>
+        </w:rPr>
+        <w:t>.</w:t>
+      </w:r>
+    </w:p>
+    <w:p>
+      <w:pPr>
+        <w:spacing w:after="0" w:line="240" w:lineRule="auto"/>
+        <w:ind w:left="0" w:firstLine="0"/>
+        <w:rPr>
+          <w:rFonts w:cs="Arial"/>
+          <w:bCs/>
+          <w:color w:val="000000" w:themeColor="text1"/>
+          <w:sz w:val="18"/>
+          <w:szCs w:val="18"/>
+        </w:rPr>
+      </w:pPr>
+    </w:p>
+    <w:p>
+      <w:pPr>
+        <w:spacing w:before="0" w:after="0" w:line="240" w:lineRule="auto"/>
+        <w:ind w:left="0" w:firstLine="0"/>
+        <w:rPr>
+          <w:rFonts w:cs="Arial"/>
+          <w:bCs/>
+          <w:color w:val="000000" w:themeColor="text1"/>
+          <w:sz w:val="18"/>
+          <w:szCs w:val="18"/>
+        </w:rPr>
+      </w:pPr>
+      <w:r>
+        <w:rPr>
+          <w:rFonts w:cs="Arial"/>
+          <w:bCs/>
+          <w:color w:val="000000" w:themeColor="text1"/>
+          <w:sz w:val="18"/>
+          <w:szCs w:val="18"/>
+        </w:rPr>
+        <w:t xml:space="preserve">Del registro de eventos del relé de protección principal </w:t>
+      </w:r>
+      <w:proofErr w:type="spellStart"/>
+      <w:r>
+        <w:rPr>
+          <w:rFonts w:cs="Arial"/>
+          <w:bCs/>
+          <w:color w:val="000000" w:themeColor="text1"/>
+          <w:sz w:val="18"/>
+          <w:szCs w:val="18"/>
+        </w:rPr>
+        <w:t>Sitras</w:t>
+      </w:r>
+      <w:proofErr w:type="spellEnd"/>
+      <w:r>
+        <w:rPr>
+          <w:rFonts w:cs="Arial"/>
+          <w:bCs/>
+          <w:color w:val="000000" w:themeColor="text1"/>
+          <w:sz w:val="18"/>
+          <w:szCs w:val="18"/>
+        </w:rPr>
+        <w:t xml:space="preserve"> PRO del alimentador </w:t>
+      </w:r>
+      <w:r>
+        <w:rPr>
+          <w:rFonts w:cs="Arial"/>
+          <w:bCs/>
+          <w:color w:val="000000" w:themeColor="text1"/>
+          <w:sz w:val="18"/>
+          <w:szCs w:val="18"/>
+        </w:rPr>
+        <w:t>{{alimentador}}</w:t>
+      </w:r>
+      <w:r>
+        <w:rPr>
+          <w:rFonts w:cs="Arial"/>
+          <w:bCs/>
+          <w:color w:val="000000" w:themeColor="text1"/>
+          <w:sz w:val="18"/>
+          <w:szCs w:val="18"/>
+        </w:rPr>
+        <w:t xml:space="preserve"> en la </w:t>
+      </w:r>
+      <w:r>
+        <w:rPr>
+          <w:rFonts w:cs="Arial"/>
+          <w:bCs/>
+          <w:color w:val="000000" w:themeColor="text1"/>
+          <w:sz w:val="18"/>
+          <w:szCs w:val="18"/>
+        </w:rPr>
+        <w:t>{{</w:t>
+      </w:r>
+      <w:r>
+        <w:rPr>
+          <w:rFonts w:cs="Arial"/>
+          <w:bCs/>
+          <w:color w:val="000000" w:themeColor="text1"/>
+          <w:sz w:val="18"/>
+          <w:szCs w:val="18"/>
+        </w:rPr>
+        <w:t>ser</w:t>
+      </w:r>
+      <w:r>
+        <w:rPr>
+          <w:rFonts w:cs="Arial"/>
+          <w:bCs/>
+          <w:color w:val="000000" w:themeColor="text1"/>
+          <w:sz w:val="18"/>
+          <w:szCs w:val="18"/>
+        </w:rPr>
+        <w:t>}}</w:t>
+      </w:r>
+      <w:r>
+        <w:rPr>
+          <w:rFonts w:cs="Arial"/>
+          <w:bCs/>
+          <w:color w:val="000000" w:themeColor="text1"/>
+          <w:sz w:val="18"/>
+          <w:szCs w:val="18"/>
+        </w:rPr>
+        <w:t xml:space="preserve">, se muestra la secuencia, donde se puede observar que el relé disparo con la función </w:t>
+      </w:r>
+      <w:r>
+        <w:rPr>
+          <w:rFonts w:cs="Arial"/>
+          <w:b/>
+          <w:color w:val="000000" w:themeColor="text1"/>
+          <w:sz w:val="18"/>
+          <w:szCs w:val="18"/>
+        </w:rPr>
+        <w:t>“</w:t>
+      </w:r>
+      <w:r>
+        <w:rPr>
+          <w:rFonts w:cs="Arial"/>
+          <w:b/>
+          <w:color w:val="000000" w:themeColor="text1"/>
+          <w:sz w:val="18"/>
+          <w:szCs w:val="18"/>
+        </w:rPr>
+        <w:t>{{</w:t>
+      </w:r>
+      <w:proofErr w:type="spellStart"/>
+      <w:r>
+        <w:rPr>
+          <w:rFonts w:cs="Arial"/>
+          <w:b/>
+          <w:color w:val="000000" w:themeColor="text1"/>
+          <w:sz w:val="18"/>
+          <w:szCs w:val="18"/>
+        </w:rPr>
+        <w:t>función_disparo_final</w:t>
+      </w:r>
+      <w:proofErr w:type="spellEnd"/>
+      <w:r>
+        <w:rPr>
+          <w:rFonts w:cs="Arial"/>
+          <w:b/>
+          <w:color w:val="000000" w:themeColor="text1"/>
+          <w:sz w:val="18"/>
+          <w:szCs w:val="18"/>
+        </w:rPr>
+        <w:t>}}</w:t>
+      </w:r>
+      <w:r>
+        <w:rPr>
+          <w:rFonts w:cs="Arial"/>
+          <w:b/>
+          <w:color w:val="000000" w:themeColor="text1"/>
+          <w:sz w:val="18"/>
+          <w:szCs w:val="18"/>
+        </w:rPr>
+        <w:t xml:space="preserve">” </w:t>
+      </w:r>
+      <w:r>
+        <w:rPr>
+          <w:rFonts w:cs="Arial"/>
+          <w:bCs/>
+          <w:color w:val="000000" w:themeColor="text1"/>
+          <w:sz w:val="18"/>
+          <w:szCs w:val="18"/>
+        </w:rPr>
+        <w:t xml:space="preserve">operación por protección de </w:t>
+      </w:r>
+      <w:proofErr w:type="spellStart"/>
+      <w:r>
+        <w:rPr>
+          <w:rFonts w:cs="Arial"/>
+          <w:bCs/>
+          <w:color w:val="000000" w:themeColor="text1"/>
+          <w:sz w:val="18"/>
+          <w:szCs w:val="18"/>
+          <w:highlight w:val="yellow"/>
+        </w:rPr>
+        <w:t>sobrecorriente</w:t>
+      </w:r>
+      <w:proofErr w:type="spellEnd"/>
+      <w:r>
+        <w:rPr>
+          <w:rFonts w:cs="Arial"/>
+          <w:bCs/>
+          <w:color w:val="000000" w:themeColor="text1"/>
+          <w:sz w:val="18"/>
+          <w:szCs w:val="18"/>
+        </w:rPr>
+        <w:t>.</w:t>
+      </w:r>
+    </w:p>
+    <w:p>
+      <w:pPr>
+        <w:spacing w:before="0" w:after="0" w:line="240" w:lineRule="auto"/>
+        <w:ind w:left="0" w:firstLine="0"/>
+        <w:jc w:val="center"/>
+        <w:rPr>
+          <w:rFonts w:cs="Arial"/>
+          <w:bCs/>
+          <w:color w:val="000000" w:themeColor="text1"/>
+          <w:sz w:val="18"/>
+          <w:szCs w:val="18"/>
+        </w:rPr>
+      </w:pPr>
+    </w:p>
+    <w:p>
+      <w:pPr>
+        <w:spacing w:before="0" w:after="0" w:line="240" w:lineRule="auto"/>
+        <w:ind w:left="0" w:firstLine="0"/>
+        <w:jc w:val="center"/>
+        <w:rPr>
+          <w:rFonts w:cs="Arial"/>
+          <w:bCs/>
+          <w:color w:val="000000" w:themeColor="text1"/>
+          <w:sz w:val="18"/>
+          <w:szCs w:val="18"/>
+        </w:rPr>
+      </w:pPr>
+    </w:p>
+    <w:p>
+      <w:pPr>
+        <w:spacing w:before="0" w:after="0" w:line="240" w:lineRule="auto"/>
+        <w:jc w:val="center"/>
+        <w:rPr>
+          <w:sz w:val="18"/>
+          <w:szCs w:val="18"/>
+        </w:rPr>
+      </w:pPr>
+      <w:r>
+        <w:rPr>
+          <w:sz w:val="18"/>
+          <w:szCs w:val="18"/>
+        </w:rPr>
+        <w:t xml:space="preserve">{{ </w:t>
+      </w:r>
+      <w:proofErr w:type="spellStart"/>
+      <w:r>
+        <w:rPr>
+          <w:sz w:val="18"/>
+          <w:szCs w:val="18"/>
+        </w:rPr>
+        <w:t>anexo_sitras</w:t>
+      </w:r>
+      <w:r>
+        <w:rPr>
+          <w:sz w:val="18"/>
+          <w:szCs w:val="18"/>
+        </w:rPr>
+        <w:t>_disparo</w:t>
+      </w:r>
+      <w:proofErr w:type="spellEnd"/>
+      <w:r>
+        <w:rPr>
+          <w:sz w:val="18"/>
+          <w:szCs w:val="18"/>
+        </w:rPr>
+        <w:t xml:space="preserve"> </w:t>
+      </w:r>
+      <w:r>
+        <w:rPr>
+          <w:sz w:val="18"/>
+          <w:szCs w:val="18"/>
+        </w:rPr>
+        <w:t>}}</w:t>
+      </w:r>
+    </w:p>
+    <w:p>
+      <w:pPr>
+        <w:pStyle w:val="Descripcin"/>
+        <w:spacing w:before="0" w:after="0" w:line="240" w:lineRule="auto"/>
+        <w:rPr>
+          <w:b w:val="0"/>
+          <w:bCs w:val="0"/>
+          <w:i w:val="0"/>
+          <w:sz w:val="18"/>
+          <w:szCs w:val="18"/>
+        </w:rPr>
+      </w:pPr>
+      <w:r>
+        <w:rPr>
+          <w:i w:val="0"/>
+          <w:noProof/>
+          <w:sz w:val="18"/>
+          <w:szCs w:val="18"/>
+        </w:rPr>
         <w:t xml:space="preserve">Figura </w:t>
+      </w:r>
+      <w:r>
+        <w:rPr>
+          <w:i w:val="0"/>
+          <w:noProof/>
+          <w:sz w:val="18"/>
+          <w:szCs w:val="18"/>
+        </w:rPr>
+        <w:t>3</w:t>
       </w:r>
       <w:r>
         <w:rPr>
@@ -5029,7 +6190,17 @@
           <w:sz w:val="18"/>
           <w:szCs w:val="18"/>
         </w:rPr>
-        <w:t>2</w:t>
+        <w:t xml:space="preserve">. Registro de eventos del relé Sitras PRO del </w:t>
+      </w:r>
+      <w:r>
+        <w:rPr>
+          <w:b w:val="0"/>
+          <w:bCs w:val="0"/>
+          <w:i w:val="0"/>
+          <w:sz w:val="18"/>
+          <w:szCs w:val="18"/>
+        </w:rPr>
+        <w:t>(</w:t>
       </w:r>
       <w:r>
         <w:rPr>
@@ -5040,18 +6211,9 @@
           <w:sz w:val="18"/>
           <w:szCs w:val="18"/>
         </w:rPr>
-        <w:t xml:space="preserve">. Registro de eventos del relé Sitras PRO del </w:t>
-      </w:r>
-      <w:r>
-        <w:rPr>
-          <w:b w:val="0"/>
-          <w:bCs w:val="0"/>
-          <w:i w:val="0"/>
-          <w:sz w:val="18"/>
-          <w:szCs w:val="18"/>
-        </w:rPr>
-        <w:t>(</w:t>
-      </w:r>
+        <w:t>{{</w:t>
+      </w:r>
+      <w:proofErr w:type="spellStart"/>
       <w:r>
         <w:rPr>
           <w:b w:val="0"/>
@@ -5061,7 +6223,7 @@
           <w:sz w:val="18"/>
           <w:szCs w:val="18"/>
         </w:rPr>
-        <w:t>{{alimentador_</w:t>
+        <w:t>alimentador_</w:t>
       </w:r>
       <w:r>
         <w:rPr>
@@ -5074,6 +6236,7 @@
         </w:rPr>
         <w:t>aperturado</w:t>
       </w:r>
+      <w:proofErr w:type="spellEnd"/>
       <w:r>
         <w:rPr>
           <w:b w:val="0"/>
@@ -5149,17 +6312,61 @@
           <w:sz w:val="18"/>
           <w:szCs w:val="18"/>
         </w:rPr>
-        <w:t xml:space="preserve">Del registro de eventos del relé de protección principal Sitras PRO del alimentador </w:t>
-      </w:r>
-      <w:r>
-        <w:rPr>
-          <w:rFonts w:cs="Arial"/>
-          <w:bCs/>
-          <w:color w:val="000000" w:themeColor="text1"/>
-          <w:sz w:val="18"/>
-          <w:szCs w:val="18"/>
-        </w:rPr>
-        <w:t>{{alimentador_vecino}}</w:t>
+        <w:t xml:space="preserve">Del registro de eventos del relé de protección principal </w:t>
+      </w:r>
+      <w:proofErr w:type="spellStart"/>
+      <w:r>
+        <w:rPr>
+          <w:rFonts w:cs="Arial"/>
+          <w:bCs/>
+          <w:color w:val="000000" w:themeColor="text1"/>
+          <w:sz w:val="18"/>
+          <w:szCs w:val="18"/>
+        </w:rPr>
+        <w:t>Sitras</w:t>
+      </w:r>
+      <w:proofErr w:type="spellEnd"/>
+      <w:r>
+        <w:rPr>
+          <w:rFonts w:cs="Arial"/>
+          <w:bCs/>
+          <w:color w:val="000000" w:themeColor="text1"/>
+          <w:sz w:val="18"/>
+          <w:szCs w:val="18"/>
+        </w:rPr>
+        <w:t xml:space="preserve"> PRO del alimentador </w:t>
+      </w:r>
+      <w:r>
+        <w:rPr>
+          <w:rFonts w:cs="Arial"/>
+          <w:bCs/>
+          <w:color w:val="000000" w:themeColor="text1"/>
+          <w:sz w:val="18"/>
+          <w:szCs w:val="18"/>
+        </w:rPr>
+        <w:t>{{</w:t>
+      </w:r>
+      <w:proofErr w:type="spellStart"/>
+      <w:r>
+        <w:rPr>
+          <w:rFonts w:cs="Arial"/>
+          <w:bCs/>
+          <w:color w:val="000000" w:themeColor="text1"/>
+          <w:sz w:val="18"/>
+          <w:szCs w:val="18"/>
+        </w:rPr>
+        <w:t>alimentador_vecino</w:t>
+      </w:r>
+      <w:proofErr w:type="spellEnd"/>
+      <w:r>
+        <w:rPr>
+          <w:rFonts w:cs="Arial"/>
+          <w:bCs/>
+          <w:color w:val="000000" w:themeColor="text1"/>
+          <w:sz w:val="18"/>
+          <w:szCs w:val="18"/>
+        </w:rPr>
+        <w:t>}}</w:t>
       </w:r>
       <w:r>
         <w:rPr>
@@ -5179,7 +6386,29 @@
           <w:sz w:val="18"/>
           <w:szCs w:val="18"/>
         </w:rPr>
-        <w:t>{{ser_vecino}}</w:t>
+        <w:t>{{</w:t>
+      </w:r>
+      <w:proofErr w:type="spellStart"/>
+      <w:r>
+        <w:rPr>
+          <w:rFonts w:cs="Arial"/>
+          <w:bCs/>
+          <w:color w:val="000000" w:themeColor="text1"/>
+          <w:sz w:val="18"/>
+          <w:szCs w:val="18"/>
+        </w:rPr>
+        <w:t>ser_vecino</w:t>
+      </w:r>
+      <w:proofErr w:type="spellEnd"/>
+      <w:r>
+        <w:rPr>
+          <w:rFonts w:cs="Arial"/>
+          <w:bCs/>
+          <w:color w:val="000000" w:themeColor="text1"/>
+          <w:sz w:val="18"/>
+          <w:szCs w:val="18"/>
+        </w:rPr>
+        <w:t>}}</w:t>
       </w:r>
       <w:r>
         <w:rPr>
@@ -5199,7 +6428,95 @@
           <w:sz w:val="18"/>
           <w:szCs w:val="18"/>
         </w:rPr>
-        <w:t xml:space="preserve">“Alarm: Transfer trip from neighboring substation active” </w:t>
+        <w:t xml:space="preserve">“Alarm: Transfer </w:t>
+      </w:r>
+      <w:proofErr w:type="spellStart"/>
+      <w:r>
+        <w:rPr>
+          <w:rFonts w:cs="Arial"/>
+          <w:b/>
+          <w:color w:val="000000" w:themeColor="text1"/>
+          <w:sz w:val="18"/>
+          <w:szCs w:val="18"/>
+        </w:rPr>
+        <w:t>trip</w:t>
+      </w:r>
+      <w:proofErr w:type="spellEnd"/>
+      <w:r>
+        <w:rPr>
+          <w:rFonts w:cs="Arial"/>
+          <w:b/>
+          <w:color w:val="000000" w:themeColor="text1"/>
+          <w:sz w:val="18"/>
+          <w:szCs w:val="18"/>
+        </w:rPr>
+        <w:t xml:space="preserve"> </w:t>
+      </w:r>
+      <w:proofErr w:type="spellStart"/>
+      <w:r>
+        <w:rPr>
+          <w:rFonts w:cs="Arial"/>
+          <w:b/>
+          <w:color w:val="000000" w:themeColor="text1"/>
+          <w:sz w:val="18"/>
+          <w:szCs w:val="18"/>
+        </w:rPr>
+        <w:t>from</w:t>
+      </w:r>
+      <w:proofErr w:type="spellEnd"/>
+      <w:r>
+        <w:rPr>
+          <w:rFonts w:cs="Arial"/>
+          <w:b/>
+          <w:color w:val="000000" w:themeColor="text1"/>
+          <w:sz w:val="18"/>
+          <w:szCs w:val="18"/>
+        </w:rPr>
+        <w:t xml:space="preserve"> </w:t>
+      </w:r>
+      <w:proofErr w:type="spellStart"/>
+      <w:r>
+        <w:rPr>
+          <w:rFonts w:cs="Arial"/>
+          <w:b/>
+          <w:color w:val="000000" w:themeColor="text1"/>
+          <w:sz w:val="18"/>
+          <w:szCs w:val="18"/>
+        </w:rPr>
+        <w:t>neighboring</w:t>
+      </w:r>
+      <w:proofErr w:type="spellEnd"/>
+      <w:r>
+        <w:rPr>
+          <w:rFonts w:cs="Arial"/>
+          <w:b/>
+          <w:color w:val="000000" w:themeColor="text1"/>
+          <w:sz w:val="18"/>
+          <w:szCs w:val="18"/>
+        </w:rPr>
+        <w:t xml:space="preserve"> </w:t>
+      </w:r>
+      <w:proofErr w:type="spellStart"/>
+      <w:r>
+        <w:rPr>
+          <w:rFonts w:cs="Arial"/>
+          <w:b/>
+          <w:color w:val="000000" w:themeColor="text1"/>
+          <w:sz w:val="18"/>
+          <w:szCs w:val="18"/>
+        </w:rPr>
+        <w:t>substation</w:t>
+      </w:r>
+      <w:proofErr w:type="spellEnd"/>
+      <w:r>
+        <w:rPr>
+          <w:rFonts w:cs="Arial"/>
+          <w:b/>
+          <w:color w:val="000000" w:themeColor="text1"/>
+          <w:sz w:val="18"/>
+          <w:szCs w:val="18"/>
+        </w:rPr>
+        <w:t xml:space="preserve"> active” </w:t>
       </w:r>
       <w:r>
         <w:rPr>
@@ -5254,7 +6571,15 @@
           <w:sz w:val="18"/>
           <w:szCs w:val="18"/>
         </w:rPr>
-        <w:t>{{ anexo_sitras</w:t>
+        <w:t xml:space="preserve">{{ </w:t>
+      </w:r>
+      <w:proofErr w:type="spellStart"/>
+      <w:r>
+        <w:rPr>
+          <w:sz w:val="18"/>
+          <w:szCs w:val="18"/>
+        </w:rPr>
+        <w:t>anexo_sitras</w:t>
       </w:r>
       <w:r>
         <w:rPr>
@@ -5263,6 +6588,7 @@
         </w:rPr>
         <w:t>_aperturado</w:t>
       </w:r>
+      <w:proofErr w:type="spellEnd"/>
       <w:r>
         <w:rPr>
           <w:sz w:val="18"/>
@@ -5283,6 +6609,33 @@
           <w:szCs w:val="18"/>
         </w:rPr>
       </w:pPr>
+      <w:r>
+        <w:rPr>
+          <w:i w:val="0"/>
+          <w:noProof/>
+          <w:sz w:val="18"/>
+          <w:szCs w:val="18"/>
+        </w:rPr>
+        <w:t xml:space="preserve">Figura </w:t>
+      </w:r>
+      <w:r>
+        <w:rPr>
+          <w:i w:val="0"/>
+          <w:noProof/>
+          <w:sz w:val="18"/>
+          <w:szCs w:val="18"/>
+        </w:rPr>
+        <w:t>4</w:t>
+      </w:r>
+      <w:r>
+        <w:rPr>
+          <w:i w:val="0"/>
+          <w:noProof/>
+          <w:sz w:val="18"/>
+          <w:szCs w:val="18"/>
+        </w:rPr>
+        <w:t>.</w:t>
+      </w:r>
       <w:r>
         <w:rPr>
           <w:b w:val="0"/>
@@ -5292,7 +6645,7 @@
           <w:sz w:val="18"/>
           <w:szCs w:val="18"/>
         </w:rPr>
-        <w:t xml:space="preserve">Figura 3. Registro de eventos del relé Sitras PRO del </w:t>
+        <w:t xml:space="preserve"> Registro de eventos del relé Sitras PRO del </w:t>
       </w:r>
       <w:r>
         <w:rPr>
@@ -5313,8 +6666,9 @@
           <w:sz w:val="18"/>
           <w:szCs w:val="18"/>
         </w:rPr>
-        <w:t>{{alimentador_</w:t>
-      </w:r>
+        <w:t>{{</w:t>
+      </w:r>
+      <w:proofErr w:type="spellStart"/>
       <w:r>
         <w:rPr>
           <w:b w:val="0"/>
@@ -5324,8 +6678,20 @@
           <w:sz w:val="18"/>
           <w:szCs w:val="18"/>
         </w:rPr>
+        <w:t>alimentador_</w:t>
+      </w:r>
+      <w:r>
+        <w:rPr>
+          <w:b w:val="0"/>
+          <w:bCs w:val="0"/>
+          <w:i w:val="0"/>
+          <w:noProof/>
+          <w:sz w:val="18"/>
+          <w:szCs w:val="18"/>
+        </w:rPr>
         <w:t>vecino</w:t>
       </w:r>
+      <w:proofErr w:type="spellEnd"/>
       <w:r>
         <w:rPr>
           <w:b w:val="0"/>
@@ -5447,7 +6813,27 @@
           <w:sz w:val="18"/>
           <w:szCs w:val="18"/>
         </w:rPr>
-        <w:t>{{st_ap}}</w:t>
+        <w:t>{{</w:t>
+      </w:r>
+      <w:proofErr w:type="spellStart"/>
+      <w:r>
+        <w:rPr>
+          <w:b/>
+          <w:bCs/>
+          <w:sz w:val="18"/>
+          <w:szCs w:val="18"/>
+        </w:rPr>
+        <w:t>st_ap</w:t>
+      </w:r>
+      <w:proofErr w:type="spellEnd"/>
+      <w:r>
+        <w:rPr>
+          <w:b/>
+          <w:bCs/>
+          <w:sz w:val="18"/>
+          <w:szCs w:val="18"/>
+        </w:rPr>
+        <w:t>}}</w:t>
       </w:r>
       <w:r>
         <w:rPr>
@@ -5470,7 +6856,43 @@
           <w:sz w:val="18"/>
           <w:szCs w:val="18"/>
         </w:rPr>
-        <w:t>{{alimentador_aperturado}} {{ser_aperturado}}</w:t>
+        <w:t>{{</w:t>
+      </w:r>
+      <w:proofErr w:type="spellStart"/>
+      <w:r>
+        <w:rPr>
+          <w:rFonts w:cs="Arial"/>
+          <w:sz w:val="18"/>
+          <w:szCs w:val="18"/>
+        </w:rPr>
+        <w:t>alimentador_aperturado</w:t>
+      </w:r>
+      <w:proofErr w:type="spellEnd"/>
+      <w:r>
+        <w:rPr>
+          <w:rFonts w:cs="Arial"/>
+          <w:sz w:val="18"/>
+          <w:szCs w:val="18"/>
+        </w:rPr>
+        <w:t>}} {{</w:t>
+      </w:r>
+      <w:proofErr w:type="spellStart"/>
+      <w:r>
+        <w:rPr>
+          <w:rFonts w:cs="Arial"/>
+          <w:sz w:val="18"/>
+          <w:szCs w:val="18"/>
+        </w:rPr>
+        <w:t>ser_aperturado</w:t>
+      </w:r>
+      <w:proofErr w:type="spellEnd"/>
+      <w:r>
+        <w:rPr>
+          <w:rFonts w:cs="Arial"/>
+          <w:sz w:val="18"/>
+          <w:szCs w:val="18"/>
+        </w:rPr>
+        <w:t>}}</w:t>
       </w:r>
       <w:r>
         <w:rPr>
@@ -5512,8 +6934,9 @@
           <w:sz w:val="18"/>
           <w:szCs w:val="18"/>
         </w:rPr>
-        <w:t>{{st_</w:t>
-      </w:r>
+        <w:t>{{</w:t>
+      </w:r>
+      <w:proofErr w:type="spellStart"/>
       <w:r>
         <w:rPr>
           <w:b/>
@@ -5521,8 +6944,18 @@
           <w:sz w:val="18"/>
           <w:szCs w:val="18"/>
         </w:rPr>
+        <w:t>st_</w:t>
+      </w:r>
+      <w:r>
+        <w:rPr>
+          <w:b/>
+          <w:bCs/>
+          <w:sz w:val="18"/>
+          <w:szCs w:val="18"/>
+        </w:rPr>
         <w:t>vec</w:t>
       </w:r>
+      <w:proofErr w:type="spellEnd"/>
       <w:r>
         <w:rPr>
           <w:b/>
@@ -5556,7 +6989,16 @@
           <w:sz w:val="18"/>
           <w:szCs w:val="18"/>
         </w:rPr>
-        <w:t>{{alimentador_</w:t>
+        <w:t>{{</w:t>
+      </w:r>
+      <w:proofErr w:type="spellStart"/>
+      <w:r>
+        <w:rPr>
+          <w:rFonts w:cs="Arial"/>
+          <w:sz w:val="18"/>
+          <w:szCs w:val="18"/>
+        </w:rPr>
+        <w:t>alimentador_</w:t>
       </w:r>
       <w:r>
         <w:rPr>
@@ -5566,13 +7008,23 @@
         </w:rPr>
         <w:t>vecino</w:t>
       </w:r>
-      <w:r>
-        <w:rPr>
-          <w:rFonts w:cs="Arial"/>
-          <w:sz w:val="18"/>
-          <w:szCs w:val="18"/>
-        </w:rPr>
-        <w:t>}} {{ser_</w:t>
+      <w:proofErr w:type="spellEnd"/>
+      <w:r>
+        <w:rPr>
+          <w:rFonts w:cs="Arial"/>
+          <w:sz w:val="18"/>
+          <w:szCs w:val="18"/>
+        </w:rPr>
+        <w:t>}} {{</w:t>
+      </w:r>
+      <w:proofErr w:type="spellStart"/>
+      <w:r>
+        <w:rPr>
+          <w:rFonts w:cs="Arial"/>
+          <w:sz w:val="18"/>
+          <w:szCs w:val="18"/>
+        </w:rPr>
+        <w:t>ser_</w:t>
       </w:r>
       <w:r>
         <w:rPr>
@@ -5582,6 +7034,7 @@
         </w:rPr>
         <w:t>vecino</w:t>
       </w:r>
+      <w:proofErr w:type="spellEnd"/>
       <w:r>
         <w:rPr>
           <w:rFonts w:cs="Arial"/>
@@ -5630,8 +7083,9 @@
           <w:sz w:val="18"/>
           <w:szCs w:val="18"/>
         </w:rPr>
-        <w:t>{{st_</w:t>
-      </w:r>
+        <w:t>{{</w:t>
+      </w:r>
+      <w:proofErr w:type="spellStart"/>
       <w:r>
         <w:rPr>
           <w:b/>
@@ -5639,8 +7093,18 @@
           <w:sz w:val="18"/>
           <w:szCs w:val="18"/>
         </w:rPr>
+        <w:t>st_</w:t>
+      </w:r>
+      <w:r>
+        <w:rPr>
+          <w:b/>
+          <w:bCs/>
+          <w:sz w:val="18"/>
+          <w:szCs w:val="18"/>
+        </w:rPr>
         <w:t>zn</w:t>
       </w:r>
+      <w:proofErr w:type="spellEnd"/>
       <w:r>
         <w:rPr>
           <w:b/>
@@ -5791,7 +7255,29 @@
           <w:sz w:val="18"/>
           <w:szCs w:val="18"/>
         </w:rPr>
-        <w:t>{{interruptor_aperturado}}</w:t>
+        <w:t>{{</w:t>
+      </w:r>
+      <w:proofErr w:type="spellStart"/>
+      <w:r>
+        <w:rPr>
+          <w:rFonts w:cs="Arial"/>
+          <w:b/>
+          <w:bCs/>
+          <w:sz w:val="18"/>
+          <w:szCs w:val="18"/>
+        </w:rPr>
+        <w:t>interruptor_aperturado</w:t>
+      </w:r>
+      <w:proofErr w:type="spellEnd"/>
+      <w:r>
+        <w:rPr>
+          <w:rFonts w:cs="Arial"/>
+          <w:b/>
+          <w:bCs/>
+          <w:sz w:val="18"/>
+          <w:szCs w:val="18"/>
+        </w:rPr>
+        <w:t>}}</w:t>
       </w:r>
       <w:r>
         <w:rPr>
@@ -5809,8 +7295,9 @@
           <w:sz w:val="18"/>
           <w:szCs w:val="18"/>
         </w:rPr>
-        <w:t>{{interruptor_</w:t>
-      </w:r>
+        <w:t>{{</w:t>
+      </w:r>
+      <w:proofErr w:type="spellStart"/>
       <w:r>
         <w:rPr>
           <w:rFonts w:cs="Arial"/>
@@ -5819,8 +7306,19 @@
           <w:sz w:val="18"/>
           <w:szCs w:val="18"/>
         </w:rPr>
+        <w:t>interruptor_</w:t>
+      </w:r>
+      <w:r>
+        <w:rPr>
+          <w:rFonts w:cs="Arial"/>
+          <w:b/>
+          <w:bCs/>
+          <w:sz w:val="18"/>
+          <w:szCs w:val="18"/>
+        </w:rPr>
         <w:t>vecino</w:t>
       </w:r>
+      <w:proofErr w:type="spellEnd"/>
       <w:r>
         <w:rPr>
           <w:rFonts w:cs="Arial"/>
@@ -5938,8 +7436,10 @@
           <w:sz w:val="18"/>
           <w:szCs w:val="18"/>
         </w:rPr>
+        <w:lastRenderedPageBreak/>
         <w:t xml:space="preserve">La </w:t>
       </w:r>
+      <w:proofErr w:type="spellStart"/>
       <w:r>
         <w:rPr>
           <w:rFonts w:cs="Arial"/>
@@ -5949,6 +7449,7 @@
         </w:rPr>
         <w:t>sobrecorriente</w:t>
       </w:r>
+      <w:proofErr w:type="spellEnd"/>
       <w:r>
         <w:rPr>
           <w:rFonts w:cs="Arial"/>
@@ -5963,7 +7464,43 @@
           <w:sz w:val="18"/>
           <w:szCs w:val="18"/>
         </w:rPr>
-        <w:t>{{alimentador_aperturado}} {{ser_aperturado}}</w:t>
+        <w:t>{{</w:t>
+      </w:r>
+      <w:proofErr w:type="spellStart"/>
+      <w:r>
+        <w:rPr>
+          <w:rFonts w:cs="Arial"/>
+          <w:sz w:val="18"/>
+          <w:szCs w:val="18"/>
+        </w:rPr>
+        <w:t>alimentador_aperturado</w:t>
+      </w:r>
+      <w:proofErr w:type="spellEnd"/>
+      <w:r>
+        <w:rPr>
+          <w:rFonts w:cs="Arial"/>
+          <w:sz w:val="18"/>
+          <w:szCs w:val="18"/>
+        </w:rPr>
+        <w:t>}} {{</w:t>
+      </w:r>
+      <w:proofErr w:type="spellStart"/>
+      <w:r>
+        <w:rPr>
+          <w:rFonts w:cs="Arial"/>
+          <w:sz w:val="18"/>
+          <w:szCs w:val="18"/>
+        </w:rPr>
+        <w:t>ser_aperturado</w:t>
+      </w:r>
+      <w:proofErr w:type="spellEnd"/>
+      <w:r>
+        <w:rPr>
+          <w:rFonts w:cs="Arial"/>
+          <w:sz w:val="18"/>
+          <w:szCs w:val="18"/>
+        </w:rPr>
+        <w:t>}}</w:t>
       </w:r>
       <w:r>
         <w:rPr>
@@ -5979,7 +7516,16 @@
           <w:sz w:val="18"/>
           <w:szCs w:val="18"/>
         </w:rPr>
-        <w:t>{{alimentador_</w:t>
+        <w:t>{{</w:t>
+      </w:r>
+      <w:proofErr w:type="spellStart"/>
+      <w:r>
+        <w:rPr>
+          <w:rFonts w:cs="Arial"/>
+          <w:sz w:val="18"/>
+          <w:szCs w:val="18"/>
+        </w:rPr>
+        <w:t>alimentador_</w:t>
       </w:r>
       <w:r>
         <w:rPr>
@@ -5989,13 +7535,23 @@
         </w:rPr>
         <w:t>vecino</w:t>
       </w:r>
-      <w:r>
-        <w:rPr>
-          <w:rFonts w:cs="Arial"/>
-          <w:sz w:val="18"/>
-          <w:szCs w:val="18"/>
-        </w:rPr>
-        <w:t>}} {{ser_</w:t>
+      <w:proofErr w:type="spellEnd"/>
+      <w:r>
+        <w:rPr>
+          <w:rFonts w:cs="Arial"/>
+          <w:sz w:val="18"/>
+          <w:szCs w:val="18"/>
+        </w:rPr>
+        <w:t>}} {{</w:t>
+      </w:r>
+      <w:proofErr w:type="spellStart"/>
+      <w:r>
+        <w:rPr>
+          <w:rFonts w:cs="Arial"/>
+          <w:sz w:val="18"/>
+          <w:szCs w:val="18"/>
+        </w:rPr>
+        <w:t>ser_</w:t>
       </w:r>
       <w:r>
         <w:rPr>
@@ -6005,6 +7561,7 @@
         </w:rPr>
         <w:t>vecino</w:t>
       </w:r>
+      <w:proofErr w:type="spellEnd"/>
       <w:r>
         <w:rPr>
           <w:rFonts w:cs="Arial"/>
@@ -6027,7 +7584,25 @@
           <w:sz w:val="18"/>
           <w:szCs w:val="18"/>
         </w:rPr>
-        <w:t>{{interruptor_aperturado_num}}</w:t>
+        <w:t>{{</w:t>
+      </w:r>
+      <w:proofErr w:type="spellStart"/>
+      <w:r>
+        <w:rPr>
+          <w:rFonts w:cs="Arial"/>
+          <w:sz w:val="18"/>
+          <w:szCs w:val="18"/>
+        </w:rPr>
+        <w:t>interruptor_aperturado_num</w:t>
+      </w:r>
+      <w:proofErr w:type="spellEnd"/>
+      <w:r>
+        <w:rPr>
+          <w:rFonts w:cs="Arial"/>
+          <w:sz w:val="18"/>
+          <w:szCs w:val="18"/>
+        </w:rPr>
+        <w:t>}}</w:t>
       </w:r>
       <w:r>
         <w:rPr>
@@ -6043,7 +7618,25 @@
           <w:sz w:val="18"/>
           <w:szCs w:val="18"/>
         </w:rPr>
-        <w:t>{{ser_aperturado}}</w:t>
+        <w:t>{{</w:t>
+      </w:r>
+      <w:proofErr w:type="spellStart"/>
+      <w:r>
+        <w:rPr>
+          <w:rFonts w:cs="Arial"/>
+          <w:sz w:val="18"/>
+          <w:szCs w:val="18"/>
+        </w:rPr>
+        <w:t>ser_aperturado</w:t>
+      </w:r>
+      <w:proofErr w:type="spellEnd"/>
+      <w:r>
+        <w:rPr>
+          <w:rFonts w:cs="Arial"/>
+          <w:sz w:val="18"/>
+          <w:szCs w:val="18"/>
+        </w:rPr>
+        <w:t>}}</w:t>
       </w:r>
       <w:r>
         <w:rPr>
@@ -6067,7 +7660,16 @@
           <w:sz w:val="18"/>
           <w:szCs w:val="18"/>
         </w:rPr>
-        <w:t>{{interruptor_</w:t>
+        <w:t>{{</w:t>
+      </w:r>
+      <w:proofErr w:type="spellStart"/>
+      <w:r>
+        <w:rPr>
+          <w:rFonts w:cs="Arial"/>
+          <w:sz w:val="18"/>
+          <w:szCs w:val="18"/>
+        </w:rPr>
+        <w:t>interruptor_</w:t>
       </w:r>
       <w:r>
         <w:rPr>
@@ -6083,7 +7685,16 @@
           <w:sz w:val="18"/>
           <w:szCs w:val="18"/>
         </w:rPr>
-        <w:t>_num}}</w:t>
+        <w:t>_num</w:t>
+      </w:r>
+      <w:proofErr w:type="spellEnd"/>
+      <w:r>
+        <w:rPr>
+          <w:rFonts w:cs="Arial"/>
+          <w:sz w:val="18"/>
+          <w:szCs w:val="18"/>
+        </w:rPr>
+        <w:t>}}</w:t>
       </w:r>
       <w:r>
         <w:rPr>
@@ -6107,15 +7718,51 @@
           <w:sz w:val="18"/>
           <w:szCs w:val="18"/>
         </w:rPr>
-        <w:t>{{ser_vecino}}</w:t>
-      </w:r>
-      <w:r>
-        <w:rPr>
-          <w:rFonts w:cs="Arial"/>
-          <w:sz w:val="18"/>
-          <w:szCs w:val="18"/>
-        </w:rPr>
-        <w:t xml:space="preserve">, por actuación correcta de la función de protección de sobrecorriente </w:t>
+        <w:t>{{</w:t>
+      </w:r>
+      <w:proofErr w:type="spellStart"/>
+      <w:r>
+        <w:rPr>
+          <w:rFonts w:cs="Arial"/>
+          <w:sz w:val="18"/>
+          <w:szCs w:val="18"/>
+        </w:rPr>
+        <w:t>ser_vecino</w:t>
+      </w:r>
+      <w:proofErr w:type="spellEnd"/>
+      <w:r>
+        <w:rPr>
+          <w:rFonts w:cs="Arial"/>
+          <w:sz w:val="18"/>
+          <w:szCs w:val="18"/>
+        </w:rPr>
+        <w:t>}}</w:t>
+      </w:r>
+      <w:r>
+        <w:rPr>
+          <w:rFonts w:cs="Arial"/>
+          <w:sz w:val="18"/>
+          <w:szCs w:val="18"/>
+        </w:rPr>
+        <w:t xml:space="preserve">, por actuación correcta de la función de protección de </w:t>
+      </w:r>
+      <w:proofErr w:type="spellStart"/>
+      <w:r>
+        <w:rPr>
+          <w:rFonts w:cs="Arial"/>
+          <w:sz w:val="18"/>
+          <w:szCs w:val="18"/>
+        </w:rPr>
+        <w:t>sobrecorriente</w:t>
+      </w:r>
+      <w:proofErr w:type="spellEnd"/>
+      <w:r>
+        <w:rPr>
+          <w:rFonts w:cs="Arial"/>
+          <w:sz w:val="18"/>
+          <w:szCs w:val="18"/>
+        </w:rPr>
+        <w:t xml:space="preserve"> </w:t>
       </w:r>
       <w:r>
         <w:rPr>
@@ -6135,8 +7782,9 @@
           <w:sz w:val="18"/>
           <w:szCs w:val="18"/>
         </w:rPr>
-        <w:t>{{funcion_disparo_final}}</w:t>
-      </w:r>
+        <w:t>{{</w:t>
+      </w:r>
+      <w:proofErr w:type="spellStart"/>
       <w:r>
         <w:rPr>
           <w:rFonts w:cs="Arial"/>
@@ -6145,6 +7793,27 @@
           <w:sz w:val="18"/>
           <w:szCs w:val="18"/>
         </w:rPr>
+        <w:t>funcion_disparo_final</w:t>
+      </w:r>
+      <w:proofErr w:type="spellEnd"/>
+      <w:r>
+        <w:rPr>
+          <w:rFonts w:cs="Arial"/>
+          <w:b/>
+          <w:bCs/>
+          <w:sz w:val="18"/>
+          <w:szCs w:val="18"/>
+        </w:rPr>
+        <w:t>}}</w:t>
+      </w:r>
+      <w:r>
+        <w:rPr>
+          <w:rFonts w:cs="Arial"/>
+          <w:b/>
+          <w:bCs/>
+          <w:sz w:val="18"/>
+          <w:szCs w:val="18"/>
+        </w:rPr>
         <w:t xml:space="preserve">” </w:t>
       </w:r>
       <w:r>
@@ -6189,7 +7858,207 @@
           <w:sz w:val="18"/>
           <w:szCs w:val="18"/>
         </w:rPr>
-        <w:t>registrados por los relés Sitras PRO.</w:t>
+        <w:t xml:space="preserve">registrados por los relés </w:t>
+      </w:r>
+      <w:proofErr w:type="spellStart"/>
+      <w:r>
+        <w:rPr>
+          <w:rFonts w:cs="Arial"/>
+          <w:sz w:val="18"/>
+          <w:szCs w:val="18"/>
+        </w:rPr>
+        <w:t>Sitras</w:t>
+      </w:r>
+      <w:proofErr w:type="spellEnd"/>
+      <w:r>
+        <w:rPr>
+          <w:rFonts w:cs="Arial"/>
+          <w:sz w:val="18"/>
+          <w:szCs w:val="18"/>
+        </w:rPr>
+        <w:t xml:space="preserve"> PRO.</w:t>
+      </w:r>
+    </w:p>
+    <w:p>
+      <w:pPr>
+        <w:pStyle w:val="Prrafodelista"/>
+        <w:numPr>
+          <w:ilvl w:val="0"/>
+          <w:numId w:val="4"/>
+        </w:numPr>
+        <w:spacing w:before="0" w:after="0" w:line="240" w:lineRule="auto"/>
+        <w:ind w:left="567" w:hanging="283"/>
+        <w:rPr>
+          <w:rFonts w:cs="Arial"/>
+          <w:sz w:val="18"/>
+          <w:szCs w:val="18"/>
+        </w:rPr>
+      </w:pPr>
+      <w:r>
+        <w:rPr>
+          <w:rFonts w:cs="Arial"/>
+          <w:sz w:val="18"/>
+          <w:szCs w:val="18"/>
+        </w:rPr>
+        <w:t xml:space="preserve">La </w:t>
+      </w:r>
+      <w:proofErr w:type="spellStart"/>
+      <w:r>
+        <w:rPr>
+          <w:rFonts w:cs="Arial"/>
+          <w:sz w:val="18"/>
+          <w:szCs w:val="18"/>
+          <w:highlight w:val="yellow"/>
+        </w:rPr>
+        <w:t>sobrecorriente</w:t>
+      </w:r>
+      <w:proofErr w:type="spellEnd"/>
+      <w:r>
+        <w:rPr>
+          <w:rFonts w:cs="Arial"/>
+          <w:sz w:val="18"/>
+          <w:szCs w:val="18"/>
+        </w:rPr>
+        <w:t xml:space="preserve"> en la línea aérea de contacto de los alimentadores </w:t>
+      </w:r>
+      <w:r>
+        <w:rPr>
+          <w:rFonts w:cs="Arial"/>
+          <w:sz w:val="18"/>
+          <w:szCs w:val="18"/>
+        </w:rPr>
+        <w:t>{{</w:t>
+      </w:r>
+      <w:proofErr w:type="spellStart"/>
+      <w:r>
+        <w:rPr>
+          <w:rFonts w:cs="Arial"/>
+          <w:sz w:val="18"/>
+          <w:szCs w:val="18"/>
+        </w:rPr>
+        <w:t>alimentador_aperturado</w:t>
+      </w:r>
+      <w:proofErr w:type="spellEnd"/>
+      <w:r>
+        <w:rPr>
+          <w:rFonts w:cs="Arial"/>
+          <w:sz w:val="18"/>
+          <w:szCs w:val="18"/>
+        </w:rPr>
+        <w:t>}} {{</w:t>
+      </w:r>
+      <w:proofErr w:type="spellStart"/>
+      <w:r>
+        <w:rPr>
+          <w:rFonts w:cs="Arial"/>
+          <w:sz w:val="18"/>
+          <w:szCs w:val="18"/>
+        </w:rPr>
+        <w:t>ser_aperturado</w:t>
+      </w:r>
+      <w:proofErr w:type="spellEnd"/>
+      <w:r>
+        <w:rPr>
+          <w:rFonts w:cs="Arial"/>
+          <w:sz w:val="18"/>
+          <w:szCs w:val="18"/>
+        </w:rPr>
+        <w:t>}}</w:t>
+      </w:r>
+      <w:r>
+        <w:rPr>
+          <w:rFonts w:cs="Arial"/>
+          <w:sz w:val="18"/>
+          <w:szCs w:val="18"/>
+        </w:rPr>
+        <w:t xml:space="preserve"> y </w:t>
+      </w:r>
+      <w:r>
+        <w:rPr>
+          <w:rFonts w:cs="Arial"/>
+          <w:sz w:val="18"/>
+          <w:szCs w:val="18"/>
+        </w:rPr>
+        <w:t>{{</w:t>
+      </w:r>
+      <w:proofErr w:type="spellStart"/>
+      <w:r>
+        <w:rPr>
+          <w:rFonts w:cs="Arial"/>
+          <w:sz w:val="18"/>
+          <w:szCs w:val="18"/>
+        </w:rPr>
+        <w:t>alimentador_vecino</w:t>
+      </w:r>
+      <w:proofErr w:type="spellEnd"/>
+      <w:r>
+        <w:rPr>
+          <w:rFonts w:cs="Arial"/>
+          <w:sz w:val="18"/>
+          <w:szCs w:val="18"/>
+        </w:rPr>
+        <w:t>}} {{</w:t>
+      </w:r>
+      <w:proofErr w:type="spellStart"/>
+      <w:r>
+        <w:rPr>
+          <w:rFonts w:cs="Arial"/>
+          <w:sz w:val="18"/>
+          <w:szCs w:val="18"/>
+        </w:rPr>
+        <w:t>ser_vecino</w:t>
+      </w:r>
+      <w:proofErr w:type="spellEnd"/>
+      <w:r>
+        <w:rPr>
+          <w:rFonts w:cs="Arial"/>
+          <w:sz w:val="18"/>
+          <w:szCs w:val="18"/>
+        </w:rPr>
+        <w:t>}}</w:t>
+      </w:r>
+      <w:r>
+        <w:rPr>
+          <w:rFonts w:cs="Arial"/>
+          <w:sz w:val="18"/>
+          <w:szCs w:val="18"/>
+        </w:rPr>
+        <w:t xml:space="preserve">, </w:t>
+      </w:r>
+      <w:r>
+        <w:rPr>
+          <w:rFonts w:cs="Arial"/>
+          <w:sz w:val="18"/>
+          <w:szCs w:val="18"/>
+        </w:rPr>
+        <w:t xml:space="preserve">fue despejada a </w:t>
+      </w:r>
+      <w:r>
+        <w:rPr>
+          <w:rFonts w:cs="Arial"/>
+          <w:sz w:val="18"/>
+          <w:szCs w:val="18"/>
+        </w:rPr>
+        <w:t xml:space="preserve">los </w:t>
+      </w:r>
+      <w:r>
+        <w:rPr>
+          <w:rFonts w:cs="Arial"/>
+          <w:b/>
+          <w:bCs/>
+          <w:sz w:val="18"/>
+          <w:szCs w:val="18"/>
+          <w:highlight w:val="yellow"/>
+        </w:rPr>
+        <w:t>25.20 ms</w:t>
+      </w:r>
+      <w:r>
+        <w:rPr>
+          <w:rFonts w:cs="Arial"/>
+          <w:sz w:val="18"/>
+          <w:szCs w:val="18"/>
+        </w:rPr>
+        <w:t xml:space="preserve"> desde el inicio de la perturbación.</w:t>
       </w:r>
     </w:p>
     <w:p>
@@ -6216,7 +8085,27 @@
           <w:szCs w:val="18"/>
           <w:highlight w:val="yellow"/>
         </w:rPr>
-        <w:t>No se dispone de registro de tendencia ni oscilografía para el presente evento.</w:t>
+        <w:t xml:space="preserve">No se dispone de registro de tendencia ni </w:t>
+      </w:r>
+      <w:proofErr w:type="spellStart"/>
+      <w:r>
+        <w:rPr>
+          <w:rFonts w:cs="Arial"/>
+          <w:sz w:val="18"/>
+          <w:szCs w:val="18"/>
+          <w:highlight w:val="yellow"/>
+        </w:rPr>
+        <w:t>oscilografía</w:t>
+      </w:r>
+      <w:proofErr w:type="spellEnd"/>
+      <w:r>
+        <w:rPr>
+          <w:rFonts w:cs="Arial"/>
+          <w:sz w:val="18"/>
+          <w:szCs w:val="18"/>
+          <w:highlight w:val="yellow"/>
+        </w:rPr>
+        <w:t xml:space="preserve"> para el presente evento.</w:t>
       </w:r>
     </w:p>
     <w:p>
@@ -6241,8 +8130,25 @@
           <w:sz w:val="18"/>
           <w:szCs w:val="18"/>
         </w:rPr>
-        <w:lastRenderedPageBreak/>
-        <w:t xml:space="preserve">La sobrecorriente en la línea aérea de contacto de zona </w:t>
+        <w:t xml:space="preserve">La </w:t>
+      </w:r>
+      <w:proofErr w:type="spellStart"/>
+      <w:r>
+        <w:rPr>
+          <w:rFonts w:cs="Arial"/>
+          <w:sz w:val="18"/>
+          <w:szCs w:val="18"/>
+        </w:rPr>
+        <w:t>sobrecorriente</w:t>
+      </w:r>
+      <w:proofErr w:type="spellEnd"/>
+      <w:r>
+        <w:rPr>
+          <w:rFonts w:cs="Arial"/>
+          <w:sz w:val="18"/>
+          <w:szCs w:val="18"/>
+        </w:rPr>
+        <w:t xml:space="preserve"> en la línea aérea de contacto de zona </w:t>
       </w:r>
       <w:r>
         <w:rPr>
@@ -6266,7 +8172,43 @@
           <w:sz w:val="18"/>
           <w:szCs w:val="18"/>
         </w:rPr>
-        <w:t>{{alimentador_aperturado}} {{ser_aperturado}}</w:t>
+        <w:t>{{</w:t>
+      </w:r>
+      <w:proofErr w:type="spellStart"/>
+      <w:r>
+        <w:rPr>
+          <w:rFonts w:cs="Arial"/>
+          <w:sz w:val="18"/>
+          <w:szCs w:val="18"/>
+        </w:rPr>
+        <w:t>alimentador_aperturado</w:t>
+      </w:r>
+      <w:proofErr w:type="spellEnd"/>
+      <w:r>
+        <w:rPr>
+          <w:rFonts w:cs="Arial"/>
+          <w:sz w:val="18"/>
+          <w:szCs w:val="18"/>
+        </w:rPr>
+        <w:t>}} {{</w:t>
+      </w:r>
+      <w:proofErr w:type="spellStart"/>
+      <w:r>
+        <w:rPr>
+          <w:rFonts w:cs="Arial"/>
+          <w:sz w:val="18"/>
+          <w:szCs w:val="18"/>
+        </w:rPr>
+        <w:t>ser_aperturado</w:t>
+      </w:r>
+      <w:proofErr w:type="spellEnd"/>
+      <w:r>
+        <w:rPr>
+          <w:rFonts w:cs="Arial"/>
+          <w:sz w:val="18"/>
+          <w:szCs w:val="18"/>
+        </w:rPr>
+        <w:t>}}</w:t>
       </w:r>
       <w:r>
         <w:rPr>
@@ -6282,7 +8224,16 @@
           <w:sz w:val="18"/>
           <w:szCs w:val="18"/>
         </w:rPr>
-        <w:t>{{alimentador_</w:t>
+        <w:t>{{</w:t>
+      </w:r>
+      <w:proofErr w:type="spellStart"/>
+      <w:r>
+        <w:rPr>
+          <w:rFonts w:cs="Arial"/>
+          <w:sz w:val="18"/>
+          <w:szCs w:val="18"/>
+        </w:rPr>
+        <w:t>alimentador_</w:t>
       </w:r>
       <w:r>
         <w:rPr>
@@ -6292,13 +8243,23 @@
         </w:rPr>
         <w:t>vecino</w:t>
       </w:r>
-      <w:r>
-        <w:rPr>
-          <w:rFonts w:cs="Arial"/>
-          <w:sz w:val="18"/>
-          <w:szCs w:val="18"/>
-        </w:rPr>
-        <w:t>}} {{ser_</w:t>
+      <w:proofErr w:type="spellEnd"/>
+      <w:r>
+        <w:rPr>
+          <w:rFonts w:cs="Arial"/>
+          <w:sz w:val="18"/>
+          <w:szCs w:val="18"/>
+        </w:rPr>
+        <w:t>}} {{</w:t>
+      </w:r>
+      <w:proofErr w:type="spellStart"/>
+      <w:r>
+        <w:rPr>
+          <w:rFonts w:cs="Arial"/>
+          <w:sz w:val="18"/>
+          <w:szCs w:val="18"/>
+        </w:rPr>
+        <w:t>ser_</w:t>
       </w:r>
       <w:r>
         <w:rPr>
@@ -6308,6 +8269,7 @@
         </w:rPr>
         <w:t>vecino</w:t>
       </w:r>
+      <w:proofErr w:type="spellEnd"/>
       <w:r>
         <w:rPr>
           <w:rFonts w:cs="Arial"/>
@@ -6472,8 +8434,9 @@
           <w:sz w:val="18"/>
           <w:szCs w:val="18"/>
         </w:rPr>
-        <w:t>{{alimentador_aperturado}} {{ser_aperturado}}</w:t>
-      </w:r>
+        <w:t>{{</w:t>
+      </w:r>
+      <w:proofErr w:type="spellStart"/>
       <w:r>
         <w:rPr>
           <w:b w:val="0"/>
@@ -6482,6 +8445,49 @@
           <w:sz w:val="18"/>
           <w:szCs w:val="18"/>
         </w:rPr>
+        <w:t>alimentador_aperturado</w:t>
+      </w:r>
+      <w:proofErr w:type="spellEnd"/>
+      <w:r>
+        <w:rPr>
+          <w:b w:val="0"/>
+          <w:bCs w:val="0"/>
+          <w:i w:val="0"/>
+          <w:sz w:val="18"/>
+          <w:szCs w:val="18"/>
+        </w:rPr>
+        <w:t>}} {{</w:t>
+      </w:r>
+      <w:proofErr w:type="spellStart"/>
+      <w:r>
+        <w:rPr>
+          <w:b w:val="0"/>
+          <w:bCs w:val="0"/>
+          <w:i w:val="0"/>
+          <w:sz w:val="18"/>
+          <w:szCs w:val="18"/>
+        </w:rPr>
+        <w:t>ser_aperturado</w:t>
+      </w:r>
+      <w:proofErr w:type="spellEnd"/>
+      <w:r>
+        <w:rPr>
+          <w:b w:val="0"/>
+          <w:bCs w:val="0"/>
+          <w:i w:val="0"/>
+          <w:sz w:val="18"/>
+          <w:szCs w:val="18"/>
+        </w:rPr>
+        <w:t>}}</w:t>
+      </w:r>
+      <w:r>
+        <w:rPr>
+          <w:b w:val="0"/>
+          <w:bCs w:val="0"/>
+          <w:i w:val="0"/>
+          <w:sz w:val="18"/>
+          <w:szCs w:val="18"/>
+        </w:rPr>
         <w:t xml:space="preserve"> en el sistema SCADA_VICOS RSC</w:t>
       </w:r>
     </w:p>
@@ -6546,8 +8552,9 @@
           <w:sz w:val="18"/>
           <w:szCs w:val="18"/>
         </w:rPr>
-        <w:t>{{alimentador_</w:t>
-      </w:r>
+        <w:t>{{</w:t>
+      </w:r>
+      <w:proofErr w:type="spellStart"/>
       <w:r>
         <w:rPr>
           <w:b w:val="0"/>
@@ -6556,7 +8563,7 @@
           <w:sz w:val="18"/>
           <w:szCs w:val="18"/>
         </w:rPr>
-        <w:t>vecino</w:t>
+        <w:t>alimentador_</w:t>
       </w:r>
       <w:r>
         <w:rPr>
@@ -6566,8 +8573,9 @@
           <w:sz w:val="18"/>
           <w:szCs w:val="18"/>
         </w:rPr>
-        <w:t>}} {{ser_</w:t>
-      </w:r>
+        <w:t>vecino</w:t>
+      </w:r>
+      <w:proofErr w:type="spellEnd"/>
       <w:r>
         <w:rPr>
           <w:b w:val="0"/>
@@ -6576,8 +8584,9 @@
           <w:sz w:val="18"/>
           <w:szCs w:val="18"/>
         </w:rPr>
-        <w:t>vecino</w:t>
-      </w:r>
+        <w:t>}} {{</w:t>
+      </w:r>
+      <w:proofErr w:type="spellStart"/>
       <w:r>
         <w:rPr>
           <w:b w:val="0"/>
@@ -6586,7 +8595,7 @@
           <w:sz w:val="18"/>
           <w:szCs w:val="18"/>
         </w:rPr>
-        <w:t>}}</w:t>
+        <w:t>ser_</w:t>
       </w:r>
       <w:r>
         <w:rPr>
@@ -6596,19 +8605,10 @@
           <w:sz w:val="18"/>
           <w:szCs w:val="18"/>
         </w:rPr>
-        <w:t xml:space="preserve"> en el sistema SCADA_VICOS RSC</w:t>
-      </w:r>
-    </w:p>
-    <w:p>
-      <w:pPr>
-        <w:spacing w:before="0" w:after="0"/>
-        <w:jc w:val="center"/>
-      </w:pPr>
-    </w:p>
-    <w:p>
-      <w:pPr>
-        <w:pStyle w:val="Descripcin"/>
-        <w:spacing w:before="0" w:after="0" w:line="240" w:lineRule="auto"/>
+        <w:t>vecino</w:t>
+      </w:r>
+      <w:proofErr w:type="spellEnd"/>
+      <w:r>
         <w:rPr>
           <w:b w:val="0"/>
           <w:bCs w:val="0"/>
@@ -6616,30 +8616,7 @@
           <w:sz w:val="18"/>
           <w:szCs w:val="18"/>
         </w:rPr>
-      </w:pPr>
-      <w:r>
-        <w:rPr>
-          <w:i w:val="0"/>
-          <w:sz w:val="18"/>
-          <w:szCs w:val="18"/>
-        </w:rPr>
-        <w:t xml:space="preserve">Figura </w:t>
-      </w:r>
-      <w:r>
-        <w:rPr>
-          <w:i w:val="0"/>
-          <w:sz w:val="18"/>
-          <w:szCs w:val="18"/>
-        </w:rPr>
-        <w:t>6</w:t>
-      </w:r>
-      <w:r>
-        <w:rPr>
-          <w:i w:val="0"/>
-          <w:sz w:val="18"/>
-          <w:szCs w:val="18"/>
-        </w:rPr>
-        <w:t xml:space="preserve">. </w:t>
+        <w:t>}}</w:t>
       </w:r>
       <w:r>
         <w:rPr>
@@ -6649,7 +8626,82 @@
           <w:sz w:val="18"/>
           <w:szCs w:val="18"/>
         </w:rPr>
-        <w:t>Registro oscilográfico AL</w:t>
+        <w:t xml:space="preserve"> en el sistema SCADA_VICOS RSC</w:t>
+      </w:r>
+    </w:p>
+    <w:p>
+      <w:pPr>
+        <w:spacing w:before="0" w:after="0"/>
+        <w:jc w:val="center"/>
+      </w:pPr>
+    </w:p>
+    <w:p>
+      <w:pPr>
+        <w:pStyle w:val="Descripcin"/>
+        <w:spacing w:before="0" w:after="0" w:line="240" w:lineRule="auto"/>
+        <w:rPr>
+          <w:b w:val="0"/>
+          <w:bCs w:val="0"/>
+          <w:i w:val="0"/>
+          <w:sz w:val="18"/>
+          <w:szCs w:val="18"/>
+        </w:rPr>
+      </w:pPr>
+      <w:r>
+        <w:rPr>
+          <w:i w:val="0"/>
+          <w:sz w:val="18"/>
+          <w:szCs w:val="18"/>
+        </w:rPr>
+        <w:t xml:space="preserve">Figura </w:t>
+      </w:r>
+      <w:r>
+        <w:rPr>
+          <w:i w:val="0"/>
+          <w:sz w:val="18"/>
+          <w:szCs w:val="18"/>
+        </w:rPr>
+        <w:t>6</w:t>
+      </w:r>
+      <w:r>
+        <w:rPr>
+          <w:i w:val="0"/>
+          <w:sz w:val="18"/>
+          <w:szCs w:val="18"/>
+        </w:rPr>
+        <w:t xml:space="preserve">. </w:t>
+      </w:r>
+      <w:r>
+        <w:rPr>
+          <w:b w:val="0"/>
+          <w:bCs w:val="0"/>
+          <w:i w:val="0"/>
+          <w:sz w:val="18"/>
+          <w:szCs w:val="18"/>
+        </w:rPr>
+        <w:t xml:space="preserve">Registro </w:t>
+      </w:r>
+      <w:proofErr w:type="spellStart"/>
+      <w:r>
+        <w:rPr>
+          <w:b w:val="0"/>
+          <w:bCs w:val="0"/>
+          <w:i w:val="0"/>
+          <w:sz w:val="18"/>
+          <w:szCs w:val="18"/>
+        </w:rPr>
+        <w:t>oscilográfico</w:t>
+      </w:r>
+      <w:proofErr w:type="spellEnd"/>
+      <w:r>
+        <w:rPr>
+          <w:b w:val="0"/>
+          <w:bCs w:val="0"/>
+          <w:i w:val="0"/>
+          <w:sz w:val="18"/>
+          <w:szCs w:val="18"/>
+        </w:rPr>
+        <w:t xml:space="preserve"> AL</w:t>
       </w:r>
       <w:r>
         <w:rPr>
@@ -6815,8 +8867,9 @@
           <w:sz w:val="18"/>
           <w:szCs w:val="18"/>
         </w:rPr>
-        <w:t xml:space="preserve">Registro fotográfico de relé Sitras PRO </w:t>
-      </w:r>
+        <w:t xml:space="preserve">Registro fotográfico de relé </w:t>
+      </w:r>
+      <w:proofErr w:type="spellStart"/>
       <w:r>
         <w:rPr>
           <w:rFonts w:ascii="Arial" w:hAnsi="Arial" w:cs="Arial"/>
@@ -6824,7 +8877,66 @@
           <w:sz w:val="18"/>
           <w:szCs w:val="18"/>
         </w:rPr>
-        <w:t>{{alimentador_aperturado}} {{ser_aperturado}}</w:t>
+        <w:t>Sitras</w:t>
+      </w:r>
+      <w:proofErr w:type="spellEnd"/>
+      <w:r>
+        <w:rPr>
+          <w:rFonts w:ascii="Arial" w:hAnsi="Arial" w:cs="Arial"/>
+          <w:bCs/>
+          <w:sz w:val="18"/>
+          <w:szCs w:val="18"/>
+        </w:rPr>
+        <w:t xml:space="preserve"> PRO </w:t>
+      </w:r>
+      <w:r>
+        <w:rPr>
+          <w:rFonts w:ascii="Arial" w:hAnsi="Arial" w:cs="Arial"/>
+          <w:bCs/>
+          <w:sz w:val="18"/>
+          <w:szCs w:val="18"/>
+        </w:rPr>
+        <w:t>{{</w:t>
+      </w:r>
+      <w:proofErr w:type="spellStart"/>
+      <w:r>
+        <w:rPr>
+          <w:rFonts w:ascii="Arial" w:hAnsi="Arial" w:cs="Arial"/>
+          <w:bCs/>
+          <w:sz w:val="18"/>
+          <w:szCs w:val="18"/>
+        </w:rPr>
+        <w:t>alimentador_aperturado</w:t>
+      </w:r>
+      <w:proofErr w:type="spellEnd"/>
+      <w:r>
+        <w:rPr>
+          <w:rFonts w:ascii="Arial" w:hAnsi="Arial" w:cs="Arial"/>
+          <w:bCs/>
+          <w:sz w:val="18"/>
+          <w:szCs w:val="18"/>
+        </w:rPr>
+        <w:t>}} {{</w:t>
+      </w:r>
+      <w:proofErr w:type="spellStart"/>
+      <w:r>
+        <w:rPr>
+          <w:rFonts w:ascii="Arial" w:hAnsi="Arial" w:cs="Arial"/>
+          <w:bCs/>
+          <w:sz w:val="18"/>
+          <w:szCs w:val="18"/>
+        </w:rPr>
+        <w:t>ser_aperturado</w:t>
+      </w:r>
+      <w:proofErr w:type="spellEnd"/>
+      <w:r>
+        <w:rPr>
+          <w:rFonts w:ascii="Arial" w:hAnsi="Arial" w:cs="Arial"/>
+          <w:bCs/>
+          <w:sz w:val="18"/>
+          <w:szCs w:val="18"/>
+        </w:rPr>
+        <w:t>}}</w:t>
       </w:r>
     </w:p>
     <w:p>
@@ -6960,8 +9072,9 @@
           <w:sz w:val="18"/>
           <w:szCs w:val="18"/>
         </w:rPr>
-        <w:t xml:space="preserve">Registro fotográfico de relé Sitras PRO </w:t>
-      </w:r>
+        <w:t xml:space="preserve">Registro fotográfico de relé </w:t>
+      </w:r>
+      <w:proofErr w:type="spellStart"/>
       <w:r>
         <w:rPr>
           <w:rFonts w:ascii="Arial" w:hAnsi="Arial" w:cs="Arial"/>
@@ -6969,8 +9082,9 @@
           <w:sz w:val="18"/>
           <w:szCs w:val="18"/>
         </w:rPr>
-        <w:t>{{alimentador_</w:t>
-      </w:r>
+        <w:t>Sitras</w:t>
+      </w:r>
+      <w:proofErr w:type="spellEnd"/>
       <w:r>
         <w:rPr>
           <w:rFonts w:ascii="Arial" w:hAnsi="Arial" w:cs="Arial"/>
@@ -6978,8 +9092,37 @@
           <w:sz w:val="18"/>
           <w:szCs w:val="18"/>
         </w:rPr>
+        <w:t xml:space="preserve"> PRO </w:t>
+      </w:r>
+      <w:r>
+        <w:rPr>
+          <w:rFonts w:ascii="Arial" w:hAnsi="Arial" w:cs="Arial"/>
+          <w:bCs/>
+          <w:sz w:val="18"/>
+          <w:szCs w:val="18"/>
+        </w:rPr>
+        <w:t>{{</w:t>
+      </w:r>
+      <w:proofErr w:type="spellStart"/>
+      <w:r>
+        <w:rPr>
+          <w:rFonts w:ascii="Arial" w:hAnsi="Arial" w:cs="Arial"/>
+          <w:bCs/>
+          <w:sz w:val="18"/>
+          <w:szCs w:val="18"/>
+        </w:rPr>
+        <w:t>alimentador_</w:t>
+      </w:r>
+      <w:r>
+        <w:rPr>
+          <w:rFonts w:ascii="Arial" w:hAnsi="Arial" w:cs="Arial"/>
+          <w:bCs/>
+          <w:sz w:val="18"/>
+          <w:szCs w:val="18"/>
+        </w:rPr>
         <w:t>vecino</w:t>
       </w:r>
+      <w:proofErr w:type="spellEnd"/>
       <w:r>
         <w:rPr>
           <w:rFonts w:ascii="Arial" w:hAnsi="Arial" w:cs="Arial"/>
@@ -6987,8 +9130,9 @@
           <w:sz w:val="18"/>
           <w:szCs w:val="18"/>
         </w:rPr>
-        <w:t>}} {{ser_</w:t>
-      </w:r>
+        <w:t>}} {{</w:t>
+      </w:r>
+      <w:proofErr w:type="spellStart"/>
       <w:r>
         <w:rPr>
           <w:rFonts w:ascii="Arial" w:hAnsi="Arial" w:cs="Arial"/>
@@ -6996,8 +9140,18 @@
           <w:sz w:val="18"/>
           <w:szCs w:val="18"/>
         </w:rPr>
+        <w:t>ser_</w:t>
+      </w:r>
+      <w:r>
+        <w:rPr>
+          <w:rFonts w:ascii="Arial" w:hAnsi="Arial" w:cs="Arial"/>
+          <w:bCs/>
+          <w:sz w:val="18"/>
+          <w:szCs w:val="18"/>
+        </w:rPr>
         <w:t>vecino</w:t>
       </w:r>
+      <w:proofErr w:type="spellEnd"/>
       <w:r>
         <w:rPr>
           <w:rFonts w:ascii="Arial" w:hAnsi="Arial" w:cs="Arial"/>
@@ -7069,579 +9223,1948 @@
     <w:p>
       <w:pPr>
         <w:spacing w:before="0" w:after="0"/>
-        <w:ind w:left="360" w:firstLine="0"/>
-        <w:rPr>
-          <w:rFonts w:cs="Arial"/>
-          <w:sz w:val="18"/>
-          <w:szCs w:val="18"/>
-        </w:rPr>
-      </w:pPr>
-      <w:r>
-        <w:rPr>
-          <w:rFonts w:cs="Arial"/>
-          <w:sz w:val="18"/>
-          <w:szCs w:val="18"/>
-        </w:rPr>
-        <w:t xml:space="preserve">Anexo N° </w:t>
-      </w:r>
-      <w:r>
-        <w:rPr>
-          <w:rFonts w:cs="Arial"/>
-          <w:sz w:val="18"/>
-          <w:szCs w:val="18"/>
-        </w:rPr>
-        <w:t>0</w:t>
-      </w:r>
-      <w:r>
-        <w:rPr>
-          <w:rFonts w:cs="Arial"/>
-          <w:sz w:val="18"/>
-          <w:szCs w:val="18"/>
-        </w:rPr>
-        <w:t>1 – Registro histórico Sitras PRO AL</w:t>
-      </w:r>
-      <w:r>
-        <w:rPr>
-          <w:rFonts w:cs="Arial"/>
-          <w:sz w:val="18"/>
-          <w:szCs w:val="18"/>
-        </w:rPr>
-        <w:t>4</w:t>
-      </w:r>
-      <w:r>
-        <w:rPr>
-          <w:rFonts w:cs="Arial"/>
-          <w:sz w:val="18"/>
-          <w:szCs w:val="18"/>
-        </w:rPr>
-        <w:t xml:space="preserve"> SER11_CAB</w:t>
-      </w:r>
+        <w:ind w:left="0" w:firstLine="284"/>
+        <w:rPr>
+          <w:rFonts w:cs="Arial"/>
+          <w:sz w:val="18"/>
+          <w:szCs w:val="18"/>
+        </w:rPr>
+      </w:pPr>
     </w:p>
     <w:p>
       <w:pPr>
         <w:spacing w:before="0" w:after="0"/>
-        <w:ind w:left="360" w:firstLine="0"/>
-        <w:rPr>
-          <w:rFonts w:cs="Arial"/>
-          <w:sz w:val="18"/>
-          <w:szCs w:val="18"/>
-        </w:rPr>
-      </w:pPr>
-      <w:r>
-        <w:rPr>
-          <w:rFonts w:cs="Arial"/>
-          <w:sz w:val="18"/>
-          <w:szCs w:val="18"/>
-        </w:rPr>
-        <w:t xml:space="preserve">Anexo N° </w:t>
-      </w:r>
-      <w:r>
-        <w:rPr>
-          <w:rFonts w:cs="Arial"/>
-          <w:sz w:val="18"/>
-          <w:szCs w:val="18"/>
-        </w:rPr>
-        <w:t>02</w:t>
-      </w:r>
-      <w:r>
-        <w:rPr>
-          <w:rFonts w:cs="Arial"/>
-          <w:sz w:val="18"/>
-          <w:szCs w:val="18"/>
-        </w:rPr>
-        <w:t xml:space="preserve"> – Parámetros del relé Sitras PRO AL</w:t>
-      </w:r>
-      <w:r>
-        <w:rPr>
-          <w:rFonts w:cs="Arial"/>
-          <w:sz w:val="18"/>
-          <w:szCs w:val="18"/>
-        </w:rPr>
-        <w:t>4</w:t>
-      </w:r>
-      <w:r>
-        <w:rPr>
-          <w:rFonts w:cs="Arial"/>
-          <w:sz w:val="18"/>
-          <w:szCs w:val="18"/>
-        </w:rPr>
-        <w:t xml:space="preserve"> SER11_CAB</w:t>
+        <w:ind w:left="0" w:firstLine="284"/>
+        <w:rPr>
+          <w:rFonts w:cs="Arial"/>
+          <w:sz w:val="18"/>
+          <w:szCs w:val="18"/>
+          <w:lang w:val="es-ES_tradnl"/>
+        </w:rPr>
+      </w:pPr>
+      <w:r>
+        <w:rPr>
+          <w:rFonts w:cs="Arial"/>
+          <w:sz w:val="18"/>
+          <w:szCs w:val="18"/>
+          <w:lang w:val="es-ES_tradnl"/>
+        </w:rPr>
+        <w:t xml:space="preserve">Anexo </w:t>
+      </w:r>
+      <w:proofErr w:type="spellStart"/>
+      <w:r>
+        <w:rPr>
+          <w:rFonts w:cs="Arial"/>
+          <w:sz w:val="18"/>
+          <w:szCs w:val="18"/>
+          <w:lang w:val="es-ES_tradnl"/>
+        </w:rPr>
+        <w:t>N°</w:t>
+      </w:r>
+      <w:proofErr w:type="spellEnd"/>
+      <w:r>
+        <w:rPr>
+          <w:rFonts w:cs="Arial"/>
+          <w:sz w:val="18"/>
+          <w:szCs w:val="18"/>
+          <w:lang w:val="es-ES_tradnl"/>
+        </w:rPr>
+        <w:t xml:space="preserve"> 1 – Registro histórico </w:t>
+      </w:r>
+      <w:proofErr w:type="spellStart"/>
+      <w:r>
+        <w:rPr>
+          <w:rFonts w:cs="Arial"/>
+          <w:sz w:val="18"/>
+          <w:szCs w:val="18"/>
+          <w:lang w:val="es-ES_tradnl"/>
+        </w:rPr>
+        <w:t>Sitras</w:t>
+      </w:r>
+      <w:proofErr w:type="spellEnd"/>
+      <w:r>
+        <w:rPr>
+          <w:rFonts w:cs="Arial"/>
+          <w:sz w:val="18"/>
+          <w:szCs w:val="18"/>
+          <w:lang w:val="es-ES_tradnl"/>
+        </w:rPr>
+        <w:t xml:space="preserve"> PRO </w:t>
+      </w:r>
+      <w:r>
+        <w:rPr>
+          <w:rFonts w:cs="Arial"/>
+          <w:sz w:val="18"/>
+          <w:szCs w:val="18"/>
+          <w:lang w:val="es-ES_tradnl"/>
+        </w:rPr>
+        <w:t>{{</w:t>
+      </w:r>
+      <w:proofErr w:type="spellStart"/>
+      <w:r>
+        <w:rPr>
+          <w:rFonts w:cs="Arial"/>
+          <w:sz w:val="18"/>
+          <w:szCs w:val="18"/>
+          <w:lang w:val="es-ES_tradnl"/>
+        </w:rPr>
+        <w:t>alimentador_aperturado</w:t>
+      </w:r>
+      <w:proofErr w:type="spellEnd"/>
+      <w:r>
+        <w:rPr>
+          <w:rFonts w:cs="Arial"/>
+          <w:sz w:val="18"/>
+          <w:szCs w:val="18"/>
+          <w:lang w:val="es-ES_tradnl"/>
+        </w:rPr>
+        <w:t>}} {{</w:t>
+      </w:r>
+      <w:proofErr w:type="spellStart"/>
+      <w:r>
+        <w:rPr>
+          <w:rFonts w:cs="Arial"/>
+          <w:sz w:val="18"/>
+          <w:szCs w:val="18"/>
+          <w:lang w:val="es-ES_tradnl"/>
+        </w:rPr>
+        <w:t>ser_aperturado</w:t>
+      </w:r>
+      <w:proofErr w:type="spellEnd"/>
+      <w:r>
+        <w:rPr>
+          <w:rFonts w:cs="Arial"/>
+          <w:sz w:val="18"/>
+          <w:szCs w:val="18"/>
+          <w:lang w:val="es-ES_tradnl"/>
+        </w:rPr>
+        <w:t>}}</w:t>
       </w:r>
     </w:p>
     <w:p>
       <w:pPr>
         <w:spacing w:before="0" w:after="0"/>
-        <w:ind w:left="360" w:firstLine="0"/>
-        <w:rPr>
-          <w:rFonts w:cs="Arial"/>
-          <w:sz w:val="18"/>
-          <w:szCs w:val="18"/>
-        </w:rPr>
-      </w:pPr>
-      <w:r>
-        <w:rPr>
-          <w:rFonts w:cs="Arial"/>
-          <w:sz w:val="18"/>
-          <w:szCs w:val="18"/>
-        </w:rPr>
-        <w:t xml:space="preserve">Anexo N° </w:t>
-      </w:r>
-      <w:r>
-        <w:rPr>
-          <w:rFonts w:cs="Arial"/>
-          <w:sz w:val="18"/>
-          <w:szCs w:val="18"/>
-        </w:rPr>
-        <w:t>03</w:t>
-      </w:r>
-      <w:r>
-        <w:rPr>
-          <w:rFonts w:cs="Arial"/>
-          <w:sz w:val="18"/>
-          <w:szCs w:val="18"/>
-        </w:rPr>
-        <w:t xml:space="preserve"> – Registro histórico Sitras PRO AL</w:t>
-      </w:r>
-      <w:r>
-        <w:rPr>
-          <w:rFonts w:cs="Arial"/>
-          <w:sz w:val="18"/>
-          <w:szCs w:val="18"/>
-        </w:rPr>
-        <w:t>2</w:t>
-      </w:r>
-      <w:r>
-        <w:rPr>
-          <w:rFonts w:cs="Arial"/>
-          <w:sz w:val="18"/>
-          <w:szCs w:val="18"/>
-        </w:rPr>
-        <w:t xml:space="preserve"> SER14_CUL</w:t>
+        <w:ind w:left="0" w:firstLine="284"/>
+        <w:rPr>
+          <w:rFonts w:cs="Arial"/>
+          <w:sz w:val="18"/>
+          <w:szCs w:val="18"/>
+          <w:lang w:val="es-ES_tradnl"/>
+        </w:rPr>
+      </w:pPr>
+      <w:r>
+        <w:rPr>
+          <w:rFonts w:cs="Arial"/>
+          <w:sz w:val="18"/>
+          <w:szCs w:val="18"/>
+          <w:lang w:val="es-ES_tradnl"/>
+        </w:rPr>
+        <w:t xml:space="preserve">Anexo </w:t>
+      </w:r>
+      <w:proofErr w:type="spellStart"/>
+      <w:r>
+        <w:rPr>
+          <w:rFonts w:cs="Arial"/>
+          <w:sz w:val="18"/>
+          <w:szCs w:val="18"/>
+          <w:lang w:val="es-ES_tradnl"/>
+        </w:rPr>
+        <w:t>N°</w:t>
+      </w:r>
+      <w:proofErr w:type="spellEnd"/>
+      <w:r>
+        <w:rPr>
+          <w:rFonts w:cs="Arial"/>
+          <w:sz w:val="18"/>
+          <w:szCs w:val="18"/>
+          <w:lang w:val="es-ES_tradnl"/>
+        </w:rPr>
+        <w:t xml:space="preserve"> 2 – Registro </w:t>
+      </w:r>
+      <w:proofErr w:type="spellStart"/>
+      <w:r>
+        <w:rPr>
+          <w:rFonts w:cs="Arial"/>
+          <w:sz w:val="18"/>
+          <w:szCs w:val="18"/>
+          <w:lang w:val="es-ES_tradnl"/>
+        </w:rPr>
+        <w:t>Oscilográfico</w:t>
+      </w:r>
+      <w:proofErr w:type="spellEnd"/>
+      <w:r>
+        <w:rPr>
+          <w:rFonts w:cs="Arial"/>
+          <w:sz w:val="18"/>
+          <w:szCs w:val="18"/>
+          <w:lang w:val="es-ES_tradnl"/>
+        </w:rPr>
+        <w:t xml:space="preserve"> </w:t>
+      </w:r>
+      <w:proofErr w:type="spellStart"/>
+      <w:r>
+        <w:rPr>
+          <w:rFonts w:cs="Arial"/>
+          <w:sz w:val="18"/>
+          <w:szCs w:val="18"/>
+          <w:lang w:val="es-ES_tradnl"/>
+        </w:rPr>
+        <w:t>Sitras</w:t>
+      </w:r>
+      <w:proofErr w:type="spellEnd"/>
+      <w:r>
+        <w:rPr>
+          <w:rFonts w:cs="Arial"/>
+          <w:sz w:val="18"/>
+          <w:szCs w:val="18"/>
+          <w:lang w:val="es-ES_tradnl"/>
+        </w:rPr>
+        <w:t xml:space="preserve"> PRO </w:t>
+      </w:r>
+      <w:r>
+        <w:rPr>
+          <w:rFonts w:cs="Arial"/>
+          <w:sz w:val="18"/>
+          <w:szCs w:val="18"/>
+          <w:lang w:val="es-ES_tradnl"/>
+        </w:rPr>
+        <w:t>{{</w:t>
+      </w:r>
+      <w:proofErr w:type="spellStart"/>
+      <w:r>
+        <w:rPr>
+          <w:rFonts w:cs="Arial"/>
+          <w:sz w:val="18"/>
+          <w:szCs w:val="18"/>
+          <w:lang w:val="es-ES_tradnl"/>
+        </w:rPr>
+        <w:t>alimentador_aperturado</w:t>
+      </w:r>
+      <w:proofErr w:type="spellEnd"/>
+      <w:r>
+        <w:rPr>
+          <w:rFonts w:cs="Arial"/>
+          <w:sz w:val="18"/>
+          <w:szCs w:val="18"/>
+          <w:lang w:val="es-ES_tradnl"/>
+        </w:rPr>
+        <w:t>}} {{</w:t>
+      </w:r>
+      <w:proofErr w:type="spellStart"/>
+      <w:r>
+        <w:rPr>
+          <w:rFonts w:cs="Arial"/>
+          <w:sz w:val="18"/>
+          <w:szCs w:val="18"/>
+          <w:lang w:val="es-ES_tradnl"/>
+        </w:rPr>
+        <w:t>ser_aperturado</w:t>
+      </w:r>
+      <w:proofErr w:type="spellEnd"/>
+      <w:r>
+        <w:rPr>
+          <w:rFonts w:cs="Arial"/>
+          <w:sz w:val="18"/>
+          <w:szCs w:val="18"/>
+          <w:lang w:val="es-ES_tradnl"/>
+        </w:rPr>
+        <w:t>}}</w:t>
       </w:r>
     </w:p>
     <w:p>
       <w:pPr>
         <w:spacing w:before="0" w:after="0"/>
-        <w:ind w:left="360" w:firstLine="0"/>
-        <w:rPr>
-          <w:rFonts w:cs="Arial"/>
-          <w:sz w:val="18"/>
-          <w:szCs w:val="18"/>
-        </w:rPr>
-      </w:pPr>
-      <w:r>
-        <w:rPr>
-          <w:rFonts w:cs="Arial"/>
-          <w:sz w:val="18"/>
-          <w:szCs w:val="18"/>
-        </w:rPr>
-        <w:t xml:space="preserve">Anexo N° </w:t>
-      </w:r>
-      <w:r>
-        <w:rPr>
-          <w:rFonts w:cs="Arial"/>
-          <w:sz w:val="18"/>
-          <w:szCs w:val="18"/>
-        </w:rPr>
-        <w:t>04</w:t>
-      </w:r>
-      <w:r>
-        <w:rPr>
-          <w:rFonts w:cs="Arial"/>
-          <w:sz w:val="18"/>
-          <w:szCs w:val="18"/>
-        </w:rPr>
-        <w:t xml:space="preserve"> – Parámetros del relé Sitras PRO AL</w:t>
-      </w:r>
-      <w:r>
-        <w:rPr>
-          <w:rFonts w:cs="Arial"/>
-          <w:sz w:val="18"/>
-          <w:szCs w:val="18"/>
-        </w:rPr>
-        <w:t>2</w:t>
-      </w:r>
-      <w:r>
-        <w:rPr>
-          <w:rFonts w:cs="Arial"/>
-          <w:sz w:val="18"/>
-          <w:szCs w:val="18"/>
-        </w:rPr>
-        <w:t xml:space="preserve"> SER14_CUL</w:t>
+        <w:ind w:left="0" w:firstLine="284"/>
+        <w:rPr>
+          <w:rFonts w:cs="Arial"/>
+          <w:sz w:val="18"/>
+          <w:szCs w:val="18"/>
+          <w:lang w:val="es-ES_tradnl"/>
+        </w:rPr>
+      </w:pPr>
+      <w:r>
+        <w:rPr>
+          <w:rFonts w:cs="Arial"/>
+          <w:sz w:val="18"/>
+          <w:szCs w:val="18"/>
+          <w:lang w:val="es-ES_tradnl"/>
+        </w:rPr>
+        <w:t xml:space="preserve">Anexo </w:t>
+      </w:r>
+      <w:proofErr w:type="spellStart"/>
+      <w:r>
+        <w:rPr>
+          <w:rFonts w:cs="Arial"/>
+          <w:sz w:val="18"/>
+          <w:szCs w:val="18"/>
+          <w:lang w:val="es-ES_tradnl"/>
+        </w:rPr>
+        <w:t>N°</w:t>
+      </w:r>
+      <w:proofErr w:type="spellEnd"/>
+      <w:r>
+        <w:rPr>
+          <w:rFonts w:cs="Arial"/>
+          <w:sz w:val="18"/>
+          <w:szCs w:val="18"/>
+          <w:lang w:val="es-ES_tradnl"/>
+        </w:rPr>
+        <w:t xml:space="preserve"> 3 – Registro </w:t>
+      </w:r>
+      <w:proofErr w:type="spellStart"/>
+      <w:r>
+        <w:rPr>
+          <w:rFonts w:cs="Arial"/>
+          <w:sz w:val="18"/>
+          <w:szCs w:val="18"/>
+          <w:lang w:val="es-ES_tradnl"/>
+        </w:rPr>
+        <w:t>oscilográfico</w:t>
+      </w:r>
+      <w:proofErr w:type="spellEnd"/>
+      <w:r>
+        <w:rPr>
+          <w:rFonts w:cs="Arial"/>
+          <w:sz w:val="18"/>
+          <w:szCs w:val="18"/>
+          <w:lang w:val="es-ES_tradnl"/>
+        </w:rPr>
+        <w:t xml:space="preserve"> SIGRA </w:t>
+      </w:r>
+      <w:r>
+        <w:rPr>
+          <w:rFonts w:cs="Arial"/>
+          <w:sz w:val="18"/>
+          <w:szCs w:val="18"/>
+          <w:lang w:val="es-ES_tradnl"/>
+        </w:rPr>
+        <w:t>{{</w:t>
+      </w:r>
+      <w:proofErr w:type="spellStart"/>
+      <w:r>
+        <w:rPr>
+          <w:rFonts w:cs="Arial"/>
+          <w:sz w:val="18"/>
+          <w:szCs w:val="18"/>
+          <w:lang w:val="es-ES_tradnl"/>
+        </w:rPr>
+        <w:t>alimentador_aperturado</w:t>
+      </w:r>
+      <w:proofErr w:type="spellEnd"/>
+      <w:r>
+        <w:rPr>
+          <w:rFonts w:cs="Arial"/>
+          <w:sz w:val="18"/>
+          <w:szCs w:val="18"/>
+          <w:lang w:val="es-ES_tradnl"/>
+        </w:rPr>
+        <w:t>}} {{</w:t>
+      </w:r>
+      <w:proofErr w:type="spellStart"/>
+      <w:r>
+        <w:rPr>
+          <w:rFonts w:cs="Arial"/>
+          <w:sz w:val="18"/>
+          <w:szCs w:val="18"/>
+          <w:lang w:val="es-ES_tradnl"/>
+        </w:rPr>
+        <w:t>ser_aperturado</w:t>
+      </w:r>
+      <w:proofErr w:type="spellEnd"/>
+      <w:r>
+        <w:rPr>
+          <w:rFonts w:cs="Arial"/>
+          <w:sz w:val="18"/>
+          <w:szCs w:val="18"/>
+          <w:lang w:val="es-ES_tradnl"/>
+        </w:rPr>
+        <w:t>}}</w:t>
       </w:r>
     </w:p>
     <w:p>
       <w:pPr>
         <w:spacing w:before="0" w:after="0"/>
-        <w:ind w:left="360" w:firstLine="0"/>
-        <w:rPr>
-          <w:rFonts w:cs="Arial"/>
-          <w:sz w:val="18"/>
-          <w:szCs w:val="18"/>
-        </w:rPr>
-      </w:pPr>
-      <w:r>
-        <w:rPr>
-          <w:rFonts w:cs="Arial"/>
-          <w:sz w:val="18"/>
-          <w:szCs w:val="18"/>
-        </w:rPr>
-        <w:t xml:space="preserve">Anexo N° </w:t>
-      </w:r>
-      <w:r>
-        <w:rPr>
-          <w:rFonts w:cs="Arial"/>
-          <w:sz w:val="18"/>
-          <w:szCs w:val="18"/>
-        </w:rPr>
-        <w:t>05</w:t>
-      </w:r>
-      <w:r>
-        <w:rPr>
-          <w:rFonts w:cs="Arial"/>
-          <w:sz w:val="18"/>
-          <w:szCs w:val="18"/>
-        </w:rPr>
-        <w:t xml:space="preserve"> – Registro de eventos JPG del AL</w:t>
-      </w:r>
-      <w:r>
-        <w:rPr>
-          <w:rFonts w:cs="Arial"/>
-          <w:sz w:val="18"/>
-          <w:szCs w:val="18"/>
-        </w:rPr>
-        <w:t>4</w:t>
-      </w:r>
-      <w:r>
-        <w:rPr>
-          <w:rFonts w:cs="Arial"/>
-          <w:sz w:val="18"/>
-          <w:szCs w:val="18"/>
-        </w:rPr>
-        <w:t xml:space="preserve"> SER11_CAB VICOS RSC</w:t>
+        <w:ind w:left="0" w:firstLine="284"/>
+        <w:rPr>
+          <w:rFonts w:cs="Arial"/>
+          <w:sz w:val="18"/>
+          <w:szCs w:val="18"/>
+          <w:lang w:val="es-ES_tradnl"/>
+        </w:rPr>
+      </w:pPr>
+      <w:r>
+        <w:rPr>
+          <w:rFonts w:cs="Arial"/>
+          <w:sz w:val="18"/>
+          <w:szCs w:val="18"/>
+          <w:lang w:val="es-ES_tradnl"/>
+        </w:rPr>
+        <w:t xml:space="preserve">Anexo </w:t>
+      </w:r>
+      <w:proofErr w:type="spellStart"/>
+      <w:r>
+        <w:rPr>
+          <w:rFonts w:cs="Arial"/>
+          <w:sz w:val="18"/>
+          <w:szCs w:val="18"/>
+          <w:lang w:val="es-ES_tradnl"/>
+        </w:rPr>
+        <w:t>N°</w:t>
+      </w:r>
+      <w:proofErr w:type="spellEnd"/>
+      <w:r>
+        <w:rPr>
+          <w:rFonts w:cs="Arial"/>
+          <w:sz w:val="18"/>
+          <w:szCs w:val="18"/>
+          <w:lang w:val="es-ES_tradnl"/>
+        </w:rPr>
+        <w:t xml:space="preserve"> 4 – Archivo fuente de </w:t>
+      </w:r>
+      <w:proofErr w:type="spellStart"/>
+      <w:r>
+        <w:rPr>
+          <w:rFonts w:cs="Arial"/>
+          <w:sz w:val="18"/>
+          <w:szCs w:val="18"/>
+          <w:lang w:val="es-ES_tradnl"/>
+        </w:rPr>
+        <w:t>oscilografía</w:t>
+      </w:r>
+      <w:proofErr w:type="spellEnd"/>
+      <w:r>
+        <w:rPr>
+          <w:rFonts w:cs="Arial"/>
+          <w:sz w:val="18"/>
+          <w:szCs w:val="18"/>
+          <w:lang w:val="es-ES_tradnl"/>
+        </w:rPr>
+        <w:t xml:space="preserve"> en SIGRA (COMTRADE) </w:t>
+      </w:r>
+      <w:r>
+        <w:rPr>
+          <w:rFonts w:cs="Arial"/>
+          <w:sz w:val="18"/>
+          <w:szCs w:val="18"/>
+          <w:lang w:val="es-ES_tradnl"/>
+        </w:rPr>
+        <w:t>{{</w:t>
+      </w:r>
+      <w:proofErr w:type="spellStart"/>
+      <w:r>
+        <w:rPr>
+          <w:rFonts w:cs="Arial"/>
+          <w:sz w:val="18"/>
+          <w:szCs w:val="18"/>
+          <w:lang w:val="es-ES_tradnl"/>
+        </w:rPr>
+        <w:t>alimentador_aperturado</w:t>
+      </w:r>
+      <w:proofErr w:type="spellEnd"/>
+      <w:r>
+        <w:rPr>
+          <w:rFonts w:cs="Arial"/>
+          <w:sz w:val="18"/>
+          <w:szCs w:val="18"/>
+          <w:lang w:val="es-ES_tradnl"/>
+        </w:rPr>
+        <w:t>}} {{</w:t>
+      </w:r>
+      <w:proofErr w:type="spellStart"/>
+      <w:r>
+        <w:rPr>
+          <w:rFonts w:cs="Arial"/>
+          <w:sz w:val="18"/>
+          <w:szCs w:val="18"/>
+          <w:lang w:val="es-ES_tradnl"/>
+        </w:rPr>
+        <w:t>ser_aperturado</w:t>
+      </w:r>
+      <w:proofErr w:type="spellEnd"/>
+      <w:r>
+        <w:rPr>
+          <w:rFonts w:cs="Arial"/>
+          <w:sz w:val="18"/>
+          <w:szCs w:val="18"/>
+          <w:lang w:val="es-ES_tradnl"/>
+        </w:rPr>
+        <w:t>}}</w:t>
       </w:r>
     </w:p>
     <w:p>
       <w:pPr>
         <w:spacing w:before="0" w:after="0"/>
-        <w:ind w:left="360" w:firstLine="0"/>
-        <w:rPr>
-          <w:rFonts w:cs="Arial"/>
-          <w:sz w:val="18"/>
-          <w:szCs w:val="18"/>
-        </w:rPr>
-      </w:pPr>
-      <w:r>
-        <w:rPr>
-          <w:rFonts w:cs="Arial"/>
-          <w:sz w:val="18"/>
-          <w:szCs w:val="18"/>
-        </w:rPr>
-        <w:t xml:space="preserve">Anexo N° </w:t>
-      </w:r>
-      <w:r>
-        <w:rPr>
-          <w:rFonts w:cs="Arial"/>
-          <w:sz w:val="18"/>
-          <w:szCs w:val="18"/>
-        </w:rPr>
-        <w:t>06</w:t>
-      </w:r>
-      <w:r>
-        <w:rPr>
-          <w:rFonts w:cs="Arial"/>
-          <w:sz w:val="18"/>
-          <w:szCs w:val="18"/>
-        </w:rPr>
-        <w:t xml:space="preserve"> – Registro de eventos PDF del AL</w:t>
-      </w:r>
-      <w:r>
-        <w:rPr>
-          <w:rFonts w:cs="Arial"/>
-          <w:sz w:val="18"/>
-          <w:szCs w:val="18"/>
-        </w:rPr>
-        <w:t>4</w:t>
-      </w:r>
-      <w:r>
-        <w:rPr>
-          <w:rFonts w:cs="Arial"/>
-          <w:sz w:val="18"/>
-          <w:szCs w:val="18"/>
-        </w:rPr>
-        <w:t xml:space="preserve"> SER11_CAB VICOS RSC</w:t>
+        <w:ind w:left="0" w:firstLine="284"/>
+        <w:rPr>
+          <w:rFonts w:cs="Arial"/>
+          <w:sz w:val="18"/>
+          <w:szCs w:val="18"/>
+          <w:lang w:val="es-ES_tradnl"/>
+        </w:rPr>
+      </w:pPr>
+      <w:r>
+        <w:rPr>
+          <w:rFonts w:cs="Arial"/>
+          <w:sz w:val="18"/>
+          <w:szCs w:val="18"/>
+          <w:lang w:val="es-ES_tradnl"/>
+        </w:rPr>
+        <w:t xml:space="preserve">Anexo </w:t>
+      </w:r>
+      <w:proofErr w:type="spellStart"/>
+      <w:r>
+        <w:rPr>
+          <w:rFonts w:cs="Arial"/>
+          <w:sz w:val="18"/>
+          <w:szCs w:val="18"/>
+          <w:lang w:val="es-ES_tradnl"/>
+        </w:rPr>
+        <w:t>N°</w:t>
+      </w:r>
+      <w:proofErr w:type="spellEnd"/>
+      <w:r>
+        <w:rPr>
+          <w:rFonts w:cs="Arial"/>
+          <w:sz w:val="18"/>
+          <w:szCs w:val="18"/>
+          <w:lang w:val="es-ES_tradnl"/>
+        </w:rPr>
+        <w:t xml:space="preserve"> 5 – Parámetros del relé </w:t>
+      </w:r>
+      <w:proofErr w:type="spellStart"/>
+      <w:r>
+        <w:rPr>
+          <w:rFonts w:cs="Arial"/>
+          <w:sz w:val="18"/>
+          <w:szCs w:val="18"/>
+          <w:lang w:val="es-ES_tradnl"/>
+        </w:rPr>
+        <w:t>Sitras</w:t>
+      </w:r>
+      <w:proofErr w:type="spellEnd"/>
+      <w:r>
+        <w:rPr>
+          <w:rFonts w:cs="Arial"/>
+          <w:sz w:val="18"/>
+          <w:szCs w:val="18"/>
+          <w:lang w:val="es-ES_tradnl"/>
+        </w:rPr>
+        <w:t xml:space="preserve"> PRO </w:t>
+      </w:r>
+      <w:r>
+        <w:rPr>
+          <w:rFonts w:cs="Arial"/>
+          <w:sz w:val="18"/>
+          <w:szCs w:val="18"/>
+          <w:lang w:val="es-ES_tradnl"/>
+        </w:rPr>
+        <w:t>{{</w:t>
+      </w:r>
+      <w:proofErr w:type="spellStart"/>
+      <w:r>
+        <w:rPr>
+          <w:rFonts w:cs="Arial"/>
+          <w:sz w:val="18"/>
+          <w:szCs w:val="18"/>
+          <w:lang w:val="es-ES_tradnl"/>
+        </w:rPr>
+        <w:t>alimentador_aperturado</w:t>
+      </w:r>
+      <w:proofErr w:type="spellEnd"/>
+      <w:r>
+        <w:rPr>
+          <w:rFonts w:cs="Arial"/>
+          <w:sz w:val="18"/>
+          <w:szCs w:val="18"/>
+          <w:lang w:val="es-ES_tradnl"/>
+        </w:rPr>
+        <w:t>}} {{</w:t>
+      </w:r>
+      <w:proofErr w:type="spellStart"/>
+      <w:r>
+        <w:rPr>
+          <w:rFonts w:cs="Arial"/>
+          <w:sz w:val="18"/>
+          <w:szCs w:val="18"/>
+          <w:lang w:val="es-ES_tradnl"/>
+        </w:rPr>
+        <w:t>ser_aperturado</w:t>
+      </w:r>
+      <w:proofErr w:type="spellEnd"/>
+      <w:r>
+        <w:rPr>
+          <w:rFonts w:cs="Arial"/>
+          <w:sz w:val="18"/>
+          <w:szCs w:val="18"/>
+          <w:lang w:val="es-ES_tradnl"/>
+        </w:rPr>
+        <w:t>}}</w:t>
       </w:r>
     </w:p>
     <w:p>
       <w:pPr>
         <w:spacing w:before="0" w:after="0"/>
-        <w:ind w:left="360" w:firstLine="0"/>
-        <w:rPr>
-          <w:rFonts w:cs="Arial"/>
-          <w:sz w:val="18"/>
-          <w:szCs w:val="18"/>
-        </w:rPr>
-      </w:pPr>
-      <w:r>
-        <w:rPr>
-          <w:rFonts w:cs="Arial"/>
-          <w:sz w:val="18"/>
-          <w:szCs w:val="18"/>
-        </w:rPr>
-        <w:t xml:space="preserve">Anexo N° </w:t>
-      </w:r>
-      <w:r>
-        <w:rPr>
-          <w:rFonts w:cs="Arial"/>
-          <w:sz w:val="18"/>
-          <w:szCs w:val="18"/>
-        </w:rPr>
-        <w:t>07</w:t>
-      </w:r>
-      <w:r>
-        <w:rPr>
-          <w:rFonts w:cs="Arial"/>
-          <w:sz w:val="18"/>
-          <w:szCs w:val="18"/>
-        </w:rPr>
-        <w:t xml:space="preserve"> – Registro de eventos JPG del AL</w:t>
-      </w:r>
-      <w:r>
-        <w:rPr>
-          <w:rFonts w:cs="Arial"/>
-          <w:sz w:val="18"/>
-          <w:szCs w:val="18"/>
-        </w:rPr>
-        <w:t>2</w:t>
-      </w:r>
-      <w:r>
-        <w:rPr>
-          <w:rFonts w:cs="Arial"/>
-          <w:sz w:val="18"/>
-          <w:szCs w:val="18"/>
-        </w:rPr>
-        <w:t xml:space="preserve"> SER14_CUL VICOS RSC</w:t>
+        <w:ind w:left="0" w:firstLine="284"/>
+        <w:rPr>
+          <w:rFonts w:cs="Arial"/>
+          <w:sz w:val="18"/>
+          <w:szCs w:val="18"/>
+          <w:lang w:val="es-ES_tradnl"/>
+        </w:rPr>
+      </w:pPr>
+      <w:r>
+        <w:rPr>
+          <w:rFonts w:cs="Arial"/>
+          <w:sz w:val="18"/>
+          <w:szCs w:val="18"/>
+          <w:lang w:val="es-ES_tradnl"/>
+        </w:rPr>
+        <w:t xml:space="preserve">Anexo </w:t>
+      </w:r>
+      <w:proofErr w:type="spellStart"/>
+      <w:r>
+        <w:rPr>
+          <w:rFonts w:cs="Arial"/>
+          <w:sz w:val="18"/>
+          <w:szCs w:val="18"/>
+          <w:lang w:val="es-ES_tradnl"/>
+        </w:rPr>
+        <w:t>N°</w:t>
+      </w:r>
+      <w:proofErr w:type="spellEnd"/>
+      <w:r>
+        <w:rPr>
+          <w:rFonts w:cs="Arial"/>
+          <w:sz w:val="18"/>
+          <w:szCs w:val="18"/>
+          <w:lang w:val="es-ES_tradnl"/>
+        </w:rPr>
+        <w:t xml:space="preserve"> 6 – Registro histórico </w:t>
+      </w:r>
+      <w:proofErr w:type="spellStart"/>
+      <w:r>
+        <w:rPr>
+          <w:rFonts w:cs="Arial"/>
+          <w:sz w:val="18"/>
+          <w:szCs w:val="18"/>
+          <w:lang w:val="es-ES_tradnl"/>
+        </w:rPr>
+        <w:t>Sitras</w:t>
+      </w:r>
+      <w:proofErr w:type="spellEnd"/>
+      <w:r>
+        <w:rPr>
+          <w:rFonts w:cs="Arial"/>
+          <w:sz w:val="18"/>
+          <w:szCs w:val="18"/>
+          <w:lang w:val="es-ES_tradnl"/>
+        </w:rPr>
+        <w:t xml:space="preserve"> PRO </w:t>
+      </w:r>
+      <w:r>
+        <w:rPr>
+          <w:rFonts w:cs="Arial"/>
+          <w:sz w:val="18"/>
+          <w:szCs w:val="18"/>
+          <w:lang w:val="es-ES_tradnl"/>
+        </w:rPr>
+        <w:t>{{</w:t>
+      </w:r>
+      <w:proofErr w:type="spellStart"/>
+      <w:r>
+        <w:rPr>
+          <w:rFonts w:cs="Arial"/>
+          <w:sz w:val="18"/>
+          <w:szCs w:val="18"/>
+          <w:lang w:val="es-ES_tradnl"/>
+        </w:rPr>
+        <w:t>alimentador_</w:t>
+      </w:r>
+      <w:r>
+        <w:rPr>
+          <w:rFonts w:cs="Arial"/>
+          <w:sz w:val="18"/>
+          <w:szCs w:val="18"/>
+          <w:lang w:val="es-ES_tradnl"/>
+        </w:rPr>
+        <w:t>vecino</w:t>
+      </w:r>
+      <w:proofErr w:type="spellEnd"/>
+      <w:r>
+        <w:rPr>
+          <w:rFonts w:cs="Arial"/>
+          <w:sz w:val="18"/>
+          <w:szCs w:val="18"/>
+          <w:lang w:val="es-ES_tradnl"/>
+        </w:rPr>
+        <w:t>}} {{</w:t>
+      </w:r>
+      <w:proofErr w:type="spellStart"/>
+      <w:r>
+        <w:rPr>
+          <w:rFonts w:cs="Arial"/>
+          <w:sz w:val="18"/>
+          <w:szCs w:val="18"/>
+          <w:lang w:val="es-ES_tradnl"/>
+        </w:rPr>
+        <w:t>ser_</w:t>
+      </w:r>
+      <w:r>
+        <w:rPr>
+          <w:rFonts w:cs="Arial"/>
+          <w:sz w:val="18"/>
+          <w:szCs w:val="18"/>
+          <w:lang w:val="es-ES_tradnl"/>
+        </w:rPr>
+        <w:t>vecino</w:t>
+      </w:r>
+      <w:proofErr w:type="spellEnd"/>
+      <w:r>
+        <w:rPr>
+          <w:rFonts w:cs="Arial"/>
+          <w:sz w:val="18"/>
+          <w:szCs w:val="18"/>
+          <w:lang w:val="es-ES_tradnl"/>
+        </w:rPr>
+        <w:t>}}</w:t>
       </w:r>
     </w:p>
     <w:p>
       <w:pPr>
         <w:spacing w:before="0" w:after="0"/>
-        <w:ind w:left="360" w:firstLine="0"/>
-        <w:rPr>
-          <w:rFonts w:cs="Arial"/>
-          <w:sz w:val="18"/>
-          <w:szCs w:val="18"/>
-        </w:rPr>
-      </w:pPr>
-      <w:r>
-        <w:rPr>
-          <w:rFonts w:cs="Arial"/>
-          <w:sz w:val="18"/>
-          <w:szCs w:val="18"/>
-        </w:rPr>
-        <w:lastRenderedPageBreak/>
-        <w:t xml:space="preserve">Anexo N° </w:t>
-      </w:r>
-      <w:r>
-        <w:rPr>
-          <w:rFonts w:cs="Arial"/>
-          <w:sz w:val="18"/>
-          <w:szCs w:val="18"/>
-        </w:rPr>
-        <w:t>08</w:t>
-      </w:r>
-      <w:r>
-        <w:rPr>
-          <w:rFonts w:cs="Arial"/>
-          <w:sz w:val="18"/>
-          <w:szCs w:val="18"/>
-        </w:rPr>
-        <w:t xml:space="preserve"> – Registro de eventos PDF del AL</w:t>
-      </w:r>
-      <w:r>
-        <w:rPr>
-          <w:rFonts w:cs="Arial"/>
-          <w:sz w:val="18"/>
-          <w:szCs w:val="18"/>
-        </w:rPr>
-        <w:t>2</w:t>
-      </w:r>
-      <w:r>
-        <w:rPr>
-          <w:rFonts w:cs="Arial"/>
-          <w:sz w:val="18"/>
-          <w:szCs w:val="18"/>
-        </w:rPr>
-        <w:t xml:space="preserve"> SER14_CUL VICOS RSC</w:t>
+        <w:ind w:left="0" w:firstLine="284"/>
+        <w:rPr>
+          <w:rFonts w:cs="Arial"/>
+          <w:sz w:val="18"/>
+          <w:szCs w:val="18"/>
+          <w:lang w:val="es-ES_tradnl"/>
+        </w:rPr>
+      </w:pPr>
+      <w:r>
+        <w:rPr>
+          <w:rFonts w:cs="Arial"/>
+          <w:sz w:val="18"/>
+          <w:szCs w:val="18"/>
+          <w:lang w:val="es-ES_tradnl"/>
+        </w:rPr>
+        <w:t xml:space="preserve">Anexo </w:t>
+      </w:r>
+      <w:proofErr w:type="spellStart"/>
+      <w:r>
+        <w:rPr>
+          <w:rFonts w:cs="Arial"/>
+          <w:sz w:val="18"/>
+          <w:szCs w:val="18"/>
+          <w:lang w:val="es-ES_tradnl"/>
+        </w:rPr>
+        <w:t>N°</w:t>
+      </w:r>
+      <w:proofErr w:type="spellEnd"/>
+      <w:r>
+        <w:rPr>
+          <w:rFonts w:cs="Arial"/>
+          <w:sz w:val="18"/>
+          <w:szCs w:val="18"/>
+          <w:lang w:val="es-ES_tradnl"/>
+        </w:rPr>
+        <w:t xml:space="preserve"> 7 – Parámetros del relé </w:t>
+      </w:r>
+      <w:proofErr w:type="spellStart"/>
+      <w:r>
+        <w:rPr>
+          <w:rFonts w:cs="Arial"/>
+          <w:sz w:val="18"/>
+          <w:szCs w:val="18"/>
+          <w:lang w:val="es-ES_tradnl"/>
+        </w:rPr>
+        <w:t>Sitras</w:t>
+      </w:r>
+      <w:proofErr w:type="spellEnd"/>
+      <w:r>
+        <w:rPr>
+          <w:rFonts w:cs="Arial"/>
+          <w:sz w:val="18"/>
+          <w:szCs w:val="18"/>
+          <w:lang w:val="es-ES_tradnl"/>
+        </w:rPr>
+        <w:t xml:space="preserve"> PRO </w:t>
+      </w:r>
+      <w:r>
+        <w:rPr>
+          <w:rFonts w:cs="Arial"/>
+          <w:sz w:val="18"/>
+          <w:szCs w:val="18"/>
+          <w:lang w:val="es-ES_tradnl"/>
+        </w:rPr>
+        <w:t>{{</w:t>
+      </w:r>
+      <w:proofErr w:type="spellStart"/>
+      <w:r>
+        <w:rPr>
+          <w:rFonts w:cs="Arial"/>
+          <w:sz w:val="18"/>
+          <w:szCs w:val="18"/>
+          <w:lang w:val="es-ES_tradnl"/>
+        </w:rPr>
+        <w:t>alimentador_vecino</w:t>
+      </w:r>
+      <w:proofErr w:type="spellEnd"/>
+      <w:r>
+        <w:rPr>
+          <w:rFonts w:cs="Arial"/>
+          <w:sz w:val="18"/>
+          <w:szCs w:val="18"/>
+          <w:lang w:val="es-ES_tradnl"/>
+        </w:rPr>
+        <w:t>}} {{</w:t>
+      </w:r>
+      <w:proofErr w:type="spellStart"/>
+      <w:r>
+        <w:rPr>
+          <w:rFonts w:cs="Arial"/>
+          <w:sz w:val="18"/>
+          <w:szCs w:val="18"/>
+          <w:lang w:val="es-ES_tradnl"/>
+        </w:rPr>
+        <w:t>ser_vecino</w:t>
+      </w:r>
+      <w:proofErr w:type="spellEnd"/>
+      <w:r>
+        <w:rPr>
+          <w:rFonts w:cs="Arial"/>
+          <w:sz w:val="18"/>
+          <w:szCs w:val="18"/>
+          <w:lang w:val="es-ES_tradnl"/>
+        </w:rPr>
+        <w:t>}}</w:t>
       </w:r>
     </w:p>
     <w:p>
       <w:pPr>
         <w:spacing w:before="0" w:after="0"/>
-        <w:ind w:left="360" w:firstLine="0"/>
-        <w:rPr>
-          <w:rFonts w:cs="Arial"/>
-          <w:sz w:val="18"/>
-          <w:szCs w:val="18"/>
-        </w:rPr>
-      </w:pPr>
-      <w:r>
-        <w:rPr>
-          <w:rFonts w:cs="Arial"/>
-          <w:sz w:val="18"/>
-          <w:szCs w:val="18"/>
-        </w:rPr>
-        <w:t xml:space="preserve">Anexo N° </w:t>
-      </w:r>
-      <w:r>
-        <w:rPr>
-          <w:rFonts w:cs="Arial"/>
-          <w:sz w:val="18"/>
-          <w:szCs w:val="18"/>
-        </w:rPr>
-        <w:t>09</w:t>
-      </w:r>
-      <w:r>
-        <w:rPr>
-          <w:rFonts w:cs="Arial"/>
-          <w:sz w:val="18"/>
-          <w:szCs w:val="18"/>
-        </w:rPr>
-        <w:t xml:space="preserve"> – Registro de tendencia JPG del AL</w:t>
-      </w:r>
-      <w:r>
-        <w:rPr>
-          <w:rFonts w:cs="Arial"/>
-          <w:sz w:val="18"/>
-          <w:szCs w:val="18"/>
-        </w:rPr>
-        <w:t>4</w:t>
-      </w:r>
-      <w:r>
-        <w:rPr>
-          <w:rFonts w:cs="Arial"/>
-          <w:sz w:val="18"/>
-          <w:szCs w:val="18"/>
-        </w:rPr>
-        <w:t xml:space="preserve"> SER11_CAB y AL</w:t>
-      </w:r>
-      <w:r>
-        <w:rPr>
-          <w:rFonts w:cs="Arial"/>
-          <w:sz w:val="18"/>
-          <w:szCs w:val="18"/>
-        </w:rPr>
-        <w:t>2</w:t>
-      </w:r>
-      <w:r>
-        <w:rPr>
-          <w:rFonts w:cs="Arial"/>
-          <w:sz w:val="18"/>
-          <w:szCs w:val="18"/>
-        </w:rPr>
-        <w:t xml:space="preserve"> SER14_CUL VICOS RSC</w:t>
+        <w:ind w:left="0" w:firstLine="284"/>
+        <w:rPr>
+          <w:rFonts w:cs="Arial"/>
+          <w:sz w:val="18"/>
+          <w:szCs w:val="18"/>
+          <w:lang w:val="es-ES_tradnl"/>
+        </w:rPr>
+      </w:pPr>
+      <w:r>
+        <w:rPr>
+          <w:rFonts w:cs="Arial"/>
+          <w:sz w:val="18"/>
+          <w:szCs w:val="18"/>
+          <w:lang w:val="es-ES_tradnl"/>
+        </w:rPr>
+        <w:t xml:space="preserve">Anexo </w:t>
+      </w:r>
+      <w:proofErr w:type="spellStart"/>
+      <w:r>
+        <w:rPr>
+          <w:rFonts w:cs="Arial"/>
+          <w:sz w:val="18"/>
+          <w:szCs w:val="18"/>
+          <w:lang w:val="es-ES_tradnl"/>
+        </w:rPr>
+        <w:t>N°</w:t>
+      </w:r>
+      <w:proofErr w:type="spellEnd"/>
+      <w:r>
+        <w:rPr>
+          <w:rFonts w:cs="Arial"/>
+          <w:sz w:val="18"/>
+          <w:szCs w:val="18"/>
+          <w:lang w:val="es-ES_tradnl"/>
+        </w:rPr>
+        <w:t xml:space="preserve"> 8 – Registro de alarmas JPG del </w:t>
+      </w:r>
+      <w:r>
+        <w:rPr>
+          <w:rFonts w:cs="Arial"/>
+          <w:sz w:val="18"/>
+          <w:szCs w:val="18"/>
+          <w:lang w:val="es-ES_tradnl"/>
+        </w:rPr>
+        <w:t>{{</w:t>
+      </w:r>
+      <w:proofErr w:type="spellStart"/>
+      <w:r>
+        <w:rPr>
+          <w:rFonts w:cs="Arial"/>
+          <w:sz w:val="18"/>
+          <w:szCs w:val="18"/>
+          <w:lang w:val="es-ES_tradnl"/>
+        </w:rPr>
+        <w:t>alimentador_aperturado</w:t>
+      </w:r>
+      <w:proofErr w:type="spellEnd"/>
+      <w:r>
+        <w:rPr>
+          <w:rFonts w:cs="Arial"/>
+          <w:sz w:val="18"/>
+          <w:szCs w:val="18"/>
+          <w:lang w:val="es-ES_tradnl"/>
+        </w:rPr>
+        <w:t>}} {{</w:t>
+      </w:r>
+      <w:proofErr w:type="spellStart"/>
+      <w:r>
+        <w:rPr>
+          <w:rFonts w:cs="Arial"/>
+          <w:sz w:val="18"/>
+          <w:szCs w:val="18"/>
+          <w:lang w:val="es-ES_tradnl"/>
+        </w:rPr>
+        <w:t>ser_aperturado</w:t>
+      </w:r>
+      <w:proofErr w:type="spellEnd"/>
+      <w:r>
+        <w:rPr>
+          <w:rFonts w:cs="Arial"/>
+          <w:sz w:val="18"/>
+          <w:szCs w:val="18"/>
+          <w:lang w:val="es-ES_tradnl"/>
+        </w:rPr>
+        <w:t>}}</w:t>
+      </w:r>
+      <w:r>
+        <w:rPr>
+          <w:rFonts w:cs="Arial"/>
+          <w:sz w:val="18"/>
+          <w:szCs w:val="18"/>
+          <w:lang w:val="es-ES_tradnl"/>
+        </w:rPr>
+        <w:t xml:space="preserve"> </w:t>
+      </w:r>
+      <w:r>
+        <w:rPr>
+          <w:rFonts w:cs="Arial"/>
+          <w:sz w:val="18"/>
+          <w:szCs w:val="18"/>
+          <w:lang w:val="es-ES_tradnl"/>
+        </w:rPr>
+        <w:t xml:space="preserve">y </w:t>
+      </w:r>
+      <w:r>
+        <w:rPr>
+          <w:rFonts w:cs="Arial"/>
+          <w:sz w:val="18"/>
+          <w:szCs w:val="18"/>
+          <w:lang w:val="es-ES_tradnl"/>
+        </w:rPr>
+        <w:t>{{</w:t>
+      </w:r>
+      <w:proofErr w:type="spellStart"/>
+      <w:r>
+        <w:rPr>
+          <w:rFonts w:cs="Arial"/>
+          <w:sz w:val="18"/>
+          <w:szCs w:val="18"/>
+          <w:lang w:val="es-ES_tradnl"/>
+        </w:rPr>
+        <w:t>alimentador_vecino</w:t>
+      </w:r>
+      <w:proofErr w:type="spellEnd"/>
+      <w:r>
+        <w:rPr>
+          <w:rFonts w:cs="Arial"/>
+          <w:sz w:val="18"/>
+          <w:szCs w:val="18"/>
+          <w:lang w:val="es-ES_tradnl"/>
+        </w:rPr>
+        <w:t>}} {{</w:t>
+      </w:r>
+      <w:proofErr w:type="spellStart"/>
+      <w:r>
+        <w:rPr>
+          <w:rFonts w:cs="Arial"/>
+          <w:sz w:val="18"/>
+          <w:szCs w:val="18"/>
+          <w:lang w:val="es-ES_tradnl"/>
+        </w:rPr>
+        <w:t>ser_vecino</w:t>
+      </w:r>
+      <w:proofErr w:type="spellEnd"/>
+      <w:r>
+        <w:rPr>
+          <w:rFonts w:cs="Arial"/>
+          <w:sz w:val="18"/>
+          <w:szCs w:val="18"/>
+          <w:lang w:val="es-ES_tradnl"/>
+        </w:rPr>
+        <w:t>}}</w:t>
+      </w:r>
+      <w:r>
+        <w:rPr>
+          <w:rFonts w:cs="Arial"/>
+          <w:sz w:val="18"/>
+          <w:szCs w:val="18"/>
+          <w:lang w:val="es-ES_tradnl"/>
+        </w:rPr>
+        <w:t xml:space="preserve"> </w:t>
+      </w:r>
+      <w:r>
+        <w:rPr>
+          <w:rFonts w:cs="Arial"/>
+          <w:sz w:val="18"/>
+          <w:szCs w:val="18"/>
+          <w:lang w:val="es-ES_tradnl"/>
+        </w:rPr>
+        <w:t>VICOS RSC</w:t>
       </w:r>
     </w:p>
     <w:p>
       <w:pPr>
         <w:spacing w:before="0" w:after="0"/>
-        <w:ind w:left="360" w:firstLine="0"/>
-        <w:rPr>
-          <w:rFonts w:cs="Arial"/>
-          <w:sz w:val="18"/>
-          <w:szCs w:val="18"/>
-        </w:rPr>
-      </w:pPr>
-      <w:r>
-        <w:rPr>
-          <w:rFonts w:cs="Arial"/>
-          <w:sz w:val="18"/>
-          <w:szCs w:val="18"/>
-        </w:rPr>
-        <w:t>Anexo N° 1</w:t>
-      </w:r>
-      <w:r>
-        <w:rPr>
-          <w:rFonts w:cs="Arial"/>
-          <w:sz w:val="18"/>
-          <w:szCs w:val="18"/>
-        </w:rPr>
-        <w:t>0</w:t>
-      </w:r>
-      <w:r>
-        <w:rPr>
-          <w:rFonts w:cs="Arial"/>
-          <w:sz w:val="18"/>
-          <w:szCs w:val="18"/>
-        </w:rPr>
-        <w:t xml:space="preserve"> – Registro de tendencia PDF del AL</w:t>
-      </w:r>
-      <w:r>
-        <w:rPr>
-          <w:rFonts w:cs="Arial"/>
-          <w:sz w:val="18"/>
-          <w:szCs w:val="18"/>
-        </w:rPr>
-        <w:t>4</w:t>
-      </w:r>
-      <w:r>
-        <w:rPr>
-          <w:rFonts w:cs="Arial"/>
-          <w:sz w:val="18"/>
-          <w:szCs w:val="18"/>
-        </w:rPr>
-        <w:t xml:space="preserve"> SER11_CAB y AL</w:t>
-      </w:r>
-      <w:r>
-        <w:rPr>
-          <w:rFonts w:cs="Arial"/>
-          <w:sz w:val="18"/>
-          <w:szCs w:val="18"/>
-        </w:rPr>
-        <w:t>2</w:t>
-      </w:r>
-      <w:r>
-        <w:rPr>
-          <w:rFonts w:cs="Arial"/>
-          <w:sz w:val="18"/>
-          <w:szCs w:val="18"/>
-        </w:rPr>
-        <w:t xml:space="preserve"> SER14_CUL VICOS RSC</w:t>
+        <w:ind w:left="0" w:firstLine="284"/>
+        <w:rPr>
+          <w:rFonts w:cs="Arial"/>
+          <w:sz w:val="18"/>
+          <w:szCs w:val="18"/>
+          <w:lang w:val="es-ES_tradnl"/>
+        </w:rPr>
+      </w:pPr>
+      <w:r>
+        <w:rPr>
+          <w:rFonts w:cs="Arial"/>
+          <w:sz w:val="18"/>
+          <w:szCs w:val="18"/>
+          <w:lang w:val="es-ES_tradnl"/>
+        </w:rPr>
+        <w:t xml:space="preserve">Anexo </w:t>
+      </w:r>
+      <w:proofErr w:type="spellStart"/>
+      <w:r>
+        <w:rPr>
+          <w:rFonts w:cs="Arial"/>
+          <w:sz w:val="18"/>
+          <w:szCs w:val="18"/>
+          <w:lang w:val="es-ES_tradnl"/>
+        </w:rPr>
+        <w:t>N°</w:t>
+      </w:r>
+      <w:proofErr w:type="spellEnd"/>
+      <w:r>
+        <w:rPr>
+          <w:rFonts w:cs="Arial"/>
+          <w:sz w:val="18"/>
+          <w:szCs w:val="18"/>
+          <w:lang w:val="es-ES_tradnl"/>
+        </w:rPr>
+        <w:t xml:space="preserve"> 9 – Registro de alarmas PDF del </w:t>
+      </w:r>
+      <w:r>
+        <w:rPr>
+          <w:rFonts w:cs="Arial"/>
+          <w:sz w:val="18"/>
+          <w:szCs w:val="18"/>
+          <w:lang w:val="es-ES_tradnl"/>
+        </w:rPr>
+        <w:t>{{</w:t>
+      </w:r>
+      <w:proofErr w:type="spellStart"/>
+      <w:r>
+        <w:rPr>
+          <w:rFonts w:cs="Arial"/>
+          <w:sz w:val="18"/>
+          <w:szCs w:val="18"/>
+          <w:lang w:val="es-ES_tradnl"/>
+        </w:rPr>
+        <w:t>alimentador_aperturado</w:t>
+      </w:r>
+      <w:proofErr w:type="spellEnd"/>
+      <w:r>
+        <w:rPr>
+          <w:rFonts w:cs="Arial"/>
+          <w:sz w:val="18"/>
+          <w:szCs w:val="18"/>
+          <w:lang w:val="es-ES_tradnl"/>
+        </w:rPr>
+        <w:t>}} {{</w:t>
+      </w:r>
+      <w:proofErr w:type="spellStart"/>
+      <w:r>
+        <w:rPr>
+          <w:rFonts w:cs="Arial"/>
+          <w:sz w:val="18"/>
+          <w:szCs w:val="18"/>
+          <w:lang w:val="es-ES_tradnl"/>
+        </w:rPr>
+        <w:t>ser_aperturado</w:t>
+      </w:r>
+      <w:proofErr w:type="spellEnd"/>
+      <w:r>
+        <w:rPr>
+          <w:rFonts w:cs="Arial"/>
+          <w:sz w:val="18"/>
+          <w:szCs w:val="18"/>
+          <w:lang w:val="es-ES_tradnl"/>
+        </w:rPr>
+        <w:t>}}</w:t>
+      </w:r>
+      <w:r>
+        <w:rPr>
+          <w:rFonts w:cs="Arial"/>
+          <w:sz w:val="18"/>
+          <w:szCs w:val="18"/>
+          <w:lang w:val="es-ES_tradnl"/>
+        </w:rPr>
+        <w:t xml:space="preserve"> </w:t>
+      </w:r>
+      <w:r>
+        <w:rPr>
+          <w:rFonts w:cs="Arial"/>
+          <w:sz w:val="18"/>
+          <w:szCs w:val="18"/>
+          <w:lang w:val="es-ES_tradnl"/>
+        </w:rPr>
+        <w:t xml:space="preserve">y </w:t>
+      </w:r>
+      <w:r>
+        <w:rPr>
+          <w:rFonts w:cs="Arial"/>
+          <w:sz w:val="18"/>
+          <w:szCs w:val="18"/>
+          <w:lang w:val="es-ES_tradnl"/>
+        </w:rPr>
+        <w:t>{{</w:t>
+      </w:r>
+      <w:proofErr w:type="spellStart"/>
+      <w:r>
+        <w:rPr>
+          <w:rFonts w:cs="Arial"/>
+          <w:sz w:val="18"/>
+          <w:szCs w:val="18"/>
+          <w:lang w:val="es-ES_tradnl"/>
+        </w:rPr>
+        <w:t>alimentador_vecino</w:t>
+      </w:r>
+      <w:proofErr w:type="spellEnd"/>
+      <w:r>
+        <w:rPr>
+          <w:rFonts w:cs="Arial"/>
+          <w:sz w:val="18"/>
+          <w:szCs w:val="18"/>
+          <w:lang w:val="es-ES_tradnl"/>
+        </w:rPr>
+        <w:t>}} {{</w:t>
+      </w:r>
+      <w:proofErr w:type="spellStart"/>
+      <w:r>
+        <w:rPr>
+          <w:rFonts w:cs="Arial"/>
+          <w:sz w:val="18"/>
+          <w:szCs w:val="18"/>
+          <w:lang w:val="es-ES_tradnl"/>
+        </w:rPr>
+        <w:t>ser_vecino</w:t>
+      </w:r>
+      <w:proofErr w:type="spellEnd"/>
+      <w:r>
+        <w:rPr>
+          <w:rFonts w:cs="Arial"/>
+          <w:sz w:val="18"/>
+          <w:szCs w:val="18"/>
+          <w:lang w:val="es-ES_tradnl"/>
+        </w:rPr>
+        <w:t>}}</w:t>
+      </w:r>
+      <w:r>
+        <w:rPr>
+          <w:rFonts w:cs="Arial"/>
+          <w:sz w:val="18"/>
+          <w:szCs w:val="18"/>
+          <w:lang w:val="es-ES_tradnl"/>
+        </w:rPr>
+        <w:t>VICOS RSC</w:t>
       </w:r>
     </w:p>
     <w:p>
       <w:pPr>
         <w:spacing w:before="0" w:after="0"/>
-        <w:ind w:left="360" w:firstLine="0"/>
-        <w:rPr>
-          <w:rFonts w:cs="Arial"/>
-          <w:sz w:val="18"/>
-          <w:szCs w:val="18"/>
-        </w:rPr>
-      </w:pPr>
-      <w:r>
-        <w:rPr>
-          <w:rFonts w:cs="Arial"/>
-          <w:sz w:val="18"/>
-          <w:szCs w:val="18"/>
-        </w:rPr>
-        <w:t>Anexo N° 1</w:t>
-      </w:r>
-      <w:r>
-        <w:rPr>
-          <w:rFonts w:cs="Arial"/>
-          <w:sz w:val="18"/>
-          <w:szCs w:val="18"/>
-        </w:rPr>
-        <w:t>1</w:t>
-      </w:r>
-      <w:r>
-        <w:rPr>
-          <w:rFonts w:cs="Arial"/>
-          <w:sz w:val="18"/>
-          <w:szCs w:val="18"/>
-        </w:rPr>
-        <w:t xml:space="preserve"> – Moviola</w:t>
+        <w:ind w:left="0" w:firstLine="284"/>
+        <w:rPr>
+          <w:rFonts w:cs="Arial"/>
+          <w:sz w:val="18"/>
+          <w:szCs w:val="18"/>
+          <w:lang w:val="es-ES_tradnl"/>
+        </w:rPr>
+      </w:pPr>
+      <w:r>
+        <w:rPr>
+          <w:rFonts w:cs="Arial"/>
+          <w:sz w:val="18"/>
+          <w:szCs w:val="18"/>
+          <w:lang w:val="es-ES_tradnl"/>
+        </w:rPr>
+        <w:t xml:space="preserve">Anexo </w:t>
+      </w:r>
+      <w:proofErr w:type="spellStart"/>
+      <w:r>
+        <w:rPr>
+          <w:rFonts w:cs="Arial"/>
+          <w:sz w:val="18"/>
+          <w:szCs w:val="18"/>
+          <w:lang w:val="es-ES_tradnl"/>
+        </w:rPr>
+        <w:t>N°</w:t>
+      </w:r>
+      <w:proofErr w:type="spellEnd"/>
+      <w:r>
+        <w:rPr>
+          <w:rFonts w:cs="Arial"/>
+          <w:sz w:val="18"/>
+          <w:szCs w:val="18"/>
+          <w:lang w:val="es-ES_tradnl"/>
+        </w:rPr>
+        <w:t xml:space="preserve"> 10 – Registro de eventos JPG del </w:t>
+      </w:r>
+      <w:r>
+        <w:rPr>
+          <w:rFonts w:cs="Arial"/>
+          <w:sz w:val="18"/>
+          <w:szCs w:val="18"/>
+          <w:lang w:val="es-ES_tradnl"/>
+        </w:rPr>
+        <w:t>{{</w:t>
+      </w:r>
+      <w:proofErr w:type="spellStart"/>
+      <w:r>
+        <w:rPr>
+          <w:rFonts w:cs="Arial"/>
+          <w:sz w:val="18"/>
+          <w:szCs w:val="18"/>
+          <w:lang w:val="es-ES_tradnl"/>
+        </w:rPr>
+        <w:t>alimentador_aperturado</w:t>
+      </w:r>
+      <w:proofErr w:type="spellEnd"/>
+      <w:r>
+        <w:rPr>
+          <w:rFonts w:cs="Arial"/>
+          <w:sz w:val="18"/>
+          <w:szCs w:val="18"/>
+          <w:lang w:val="es-ES_tradnl"/>
+        </w:rPr>
+        <w:t>}} {{</w:t>
+      </w:r>
+      <w:proofErr w:type="spellStart"/>
+      <w:r>
+        <w:rPr>
+          <w:rFonts w:cs="Arial"/>
+          <w:sz w:val="18"/>
+          <w:szCs w:val="18"/>
+          <w:lang w:val="es-ES_tradnl"/>
+        </w:rPr>
+        <w:t>ser_aperturado</w:t>
+      </w:r>
+      <w:proofErr w:type="spellEnd"/>
+      <w:r>
+        <w:rPr>
+          <w:rFonts w:cs="Arial"/>
+          <w:sz w:val="18"/>
+          <w:szCs w:val="18"/>
+          <w:lang w:val="es-ES_tradnl"/>
+        </w:rPr>
+        <w:t>}}</w:t>
+      </w:r>
+      <w:r>
+        <w:rPr>
+          <w:rFonts w:cs="Arial"/>
+          <w:sz w:val="18"/>
+          <w:szCs w:val="18"/>
+          <w:lang w:val="es-ES_tradnl"/>
+        </w:rPr>
+        <w:t>VICOS RSC</w:t>
+      </w:r>
+    </w:p>
+    <w:p>
+      <w:pPr>
+        <w:spacing w:before="0" w:after="0"/>
+        <w:ind w:left="0" w:firstLine="284"/>
+        <w:rPr>
+          <w:rFonts w:cs="Arial"/>
+          <w:sz w:val="18"/>
+          <w:szCs w:val="18"/>
+          <w:lang w:val="es-ES_tradnl"/>
+        </w:rPr>
+      </w:pPr>
+      <w:r>
+        <w:rPr>
+          <w:rFonts w:cs="Arial"/>
+          <w:sz w:val="18"/>
+          <w:szCs w:val="18"/>
+          <w:lang w:val="es-ES_tradnl"/>
+        </w:rPr>
+        <w:t xml:space="preserve">Anexo </w:t>
+      </w:r>
+      <w:proofErr w:type="spellStart"/>
+      <w:r>
+        <w:rPr>
+          <w:rFonts w:cs="Arial"/>
+          <w:sz w:val="18"/>
+          <w:szCs w:val="18"/>
+          <w:lang w:val="es-ES_tradnl"/>
+        </w:rPr>
+        <w:t>N°</w:t>
+      </w:r>
+      <w:proofErr w:type="spellEnd"/>
+      <w:r>
+        <w:rPr>
+          <w:rFonts w:cs="Arial"/>
+          <w:sz w:val="18"/>
+          <w:szCs w:val="18"/>
+          <w:lang w:val="es-ES_tradnl"/>
+        </w:rPr>
+        <w:t xml:space="preserve"> 11 – Registro de eventos PDF del </w:t>
+      </w:r>
+      <w:r>
+        <w:rPr>
+          <w:rFonts w:cs="Arial"/>
+          <w:sz w:val="18"/>
+          <w:szCs w:val="18"/>
+          <w:lang w:val="es-ES_tradnl"/>
+        </w:rPr>
+        <w:t>{{</w:t>
+      </w:r>
+      <w:proofErr w:type="spellStart"/>
+      <w:r>
+        <w:rPr>
+          <w:rFonts w:cs="Arial"/>
+          <w:sz w:val="18"/>
+          <w:szCs w:val="18"/>
+          <w:lang w:val="es-ES_tradnl"/>
+        </w:rPr>
+        <w:t>alimentador_aperturado</w:t>
+      </w:r>
+      <w:proofErr w:type="spellEnd"/>
+      <w:r>
+        <w:rPr>
+          <w:rFonts w:cs="Arial"/>
+          <w:sz w:val="18"/>
+          <w:szCs w:val="18"/>
+          <w:lang w:val="es-ES_tradnl"/>
+        </w:rPr>
+        <w:t>}} {{</w:t>
+      </w:r>
+      <w:proofErr w:type="spellStart"/>
+      <w:r>
+        <w:rPr>
+          <w:rFonts w:cs="Arial"/>
+          <w:sz w:val="18"/>
+          <w:szCs w:val="18"/>
+          <w:lang w:val="es-ES_tradnl"/>
+        </w:rPr>
+        <w:t>ser_aperturado</w:t>
+      </w:r>
+      <w:proofErr w:type="spellEnd"/>
+      <w:r>
+        <w:rPr>
+          <w:rFonts w:cs="Arial"/>
+          <w:sz w:val="18"/>
+          <w:szCs w:val="18"/>
+          <w:lang w:val="es-ES_tradnl"/>
+        </w:rPr>
+        <w:t>}}</w:t>
+      </w:r>
+      <w:r>
+        <w:rPr>
+          <w:rFonts w:cs="Arial"/>
+          <w:sz w:val="18"/>
+          <w:szCs w:val="18"/>
+          <w:lang w:val="es-ES_tradnl"/>
+        </w:rPr>
+        <w:t xml:space="preserve"> VICOS RSC</w:t>
+      </w:r>
+    </w:p>
+    <w:p>
+      <w:pPr>
+        <w:spacing w:before="0" w:after="0"/>
+        <w:ind w:left="0" w:firstLine="284"/>
+        <w:rPr>
+          <w:rFonts w:cs="Arial"/>
+          <w:sz w:val="18"/>
+          <w:szCs w:val="18"/>
+          <w:lang w:val="es-ES_tradnl"/>
+        </w:rPr>
+      </w:pPr>
+      <w:r>
+        <w:rPr>
+          <w:rFonts w:cs="Arial"/>
+          <w:sz w:val="18"/>
+          <w:szCs w:val="18"/>
+          <w:lang w:val="es-ES_tradnl"/>
+        </w:rPr>
+        <w:t xml:space="preserve">Anexo </w:t>
+      </w:r>
+      <w:proofErr w:type="spellStart"/>
+      <w:r>
+        <w:rPr>
+          <w:rFonts w:cs="Arial"/>
+          <w:sz w:val="18"/>
+          <w:szCs w:val="18"/>
+          <w:lang w:val="es-ES_tradnl"/>
+        </w:rPr>
+        <w:t>N°</w:t>
+      </w:r>
+      <w:proofErr w:type="spellEnd"/>
+      <w:r>
+        <w:rPr>
+          <w:rFonts w:cs="Arial"/>
+          <w:sz w:val="18"/>
+          <w:szCs w:val="18"/>
+          <w:lang w:val="es-ES_tradnl"/>
+        </w:rPr>
+        <w:t xml:space="preserve"> 12 – Registro de eventos JPG del </w:t>
+      </w:r>
+      <w:r>
+        <w:rPr>
+          <w:rFonts w:cs="Arial"/>
+          <w:sz w:val="18"/>
+          <w:szCs w:val="18"/>
+          <w:lang w:val="es-ES_tradnl"/>
+        </w:rPr>
+        <w:t>{{</w:t>
+      </w:r>
+      <w:proofErr w:type="spellStart"/>
+      <w:r>
+        <w:rPr>
+          <w:rFonts w:cs="Arial"/>
+          <w:sz w:val="18"/>
+          <w:szCs w:val="18"/>
+          <w:lang w:val="es-ES_tradnl"/>
+        </w:rPr>
+        <w:t>alimentador_vecino</w:t>
+      </w:r>
+      <w:proofErr w:type="spellEnd"/>
+      <w:r>
+        <w:rPr>
+          <w:rFonts w:cs="Arial"/>
+          <w:sz w:val="18"/>
+          <w:szCs w:val="18"/>
+          <w:lang w:val="es-ES_tradnl"/>
+        </w:rPr>
+        <w:t>}} {{</w:t>
+      </w:r>
+      <w:proofErr w:type="spellStart"/>
+      <w:r>
+        <w:rPr>
+          <w:rFonts w:cs="Arial"/>
+          <w:sz w:val="18"/>
+          <w:szCs w:val="18"/>
+          <w:lang w:val="es-ES_tradnl"/>
+        </w:rPr>
+        <w:t>ser_vecino</w:t>
+      </w:r>
+      <w:proofErr w:type="spellEnd"/>
+      <w:r>
+        <w:rPr>
+          <w:rFonts w:cs="Arial"/>
+          <w:sz w:val="18"/>
+          <w:szCs w:val="18"/>
+          <w:lang w:val="es-ES_tradnl"/>
+        </w:rPr>
+        <w:t>}}</w:t>
+      </w:r>
+      <w:r>
+        <w:rPr>
+          <w:rFonts w:cs="Arial"/>
+          <w:sz w:val="18"/>
+          <w:szCs w:val="18"/>
+          <w:lang w:val="es-ES_tradnl"/>
+        </w:rPr>
+        <w:t xml:space="preserve"> VICOS RSC</w:t>
+      </w:r>
+    </w:p>
+    <w:p>
+      <w:pPr>
+        <w:spacing w:before="0" w:after="0"/>
+        <w:ind w:left="0" w:firstLine="284"/>
+        <w:rPr>
+          <w:rFonts w:cs="Arial"/>
+          <w:sz w:val="18"/>
+          <w:szCs w:val="18"/>
+          <w:lang w:val="es-ES_tradnl"/>
+        </w:rPr>
+      </w:pPr>
+      <w:r>
+        <w:rPr>
+          <w:rFonts w:cs="Arial"/>
+          <w:sz w:val="18"/>
+          <w:szCs w:val="18"/>
+          <w:lang w:val="es-ES_tradnl"/>
+        </w:rPr>
+        <w:t xml:space="preserve">Anexo </w:t>
+      </w:r>
+      <w:proofErr w:type="spellStart"/>
+      <w:r>
+        <w:rPr>
+          <w:rFonts w:cs="Arial"/>
+          <w:sz w:val="18"/>
+          <w:szCs w:val="18"/>
+          <w:lang w:val="es-ES_tradnl"/>
+        </w:rPr>
+        <w:t>N°</w:t>
+      </w:r>
+      <w:proofErr w:type="spellEnd"/>
+      <w:r>
+        <w:rPr>
+          <w:rFonts w:cs="Arial"/>
+          <w:sz w:val="18"/>
+          <w:szCs w:val="18"/>
+          <w:lang w:val="es-ES_tradnl"/>
+        </w:rPr>
+        <w:t xml:space="preserve"> 13 – Registro de eventos PDF del </w:t>
+      </w:r>
+      <w:r>
+        <w:rPr>
+          <w:rFonts w:cs="Arial"/>
+          <w:sz w:val="18"/>
+          <w:szCs w:val="18"/>
+          <w:lang w:val="es-ES_tradnl"/>
+        </w:rPr>
+        <w:t>{{</w:t>
+      </w:r>
+      <w:proofErr w:type="spellStart"/>
+      <w:r>
+        <w:rPr>
+          <w:rFonts w:cs="Arial"/>
+          <w:sz w:val="18"/>
+          <w:szCs w:val="18"/>
+          <w:lang w:val="es-ES_tradnl"/>
+        </w:rPr>
+        <w:t>alimentador_vecino</w:t>
+      </w:r>
+      <w:proofErr w:type="spellEnd"/>
+      <w:r>
+        <w:rPr>
+          <w:rFonts w:cs="Arial"/>
+          <w:sz w:val="18"/>
+          <w:szCs w:val="18"/>
+          <w:lang w:val="es-ES_tradnl"/>
+        </w:rPr>
+        <w:t>}} {{</w:t>
+      </w:r>
+      <w:proofErr w:type="spellStart"/>
+      <w:r>
+        <w:rPr>
+          <w:rFonts w:cs="Arial"/>
+          <w:sz w:val="18"/>
+          <w:szCs w:val="18"/>
+          <w:lang w:val="es-ES_tradnl"/>
+        </w:rPr>
+        <w:t>ser_vecino</w:t>
+      </w:r>
+      <w:proofErr w:type="spellEnd"/>
+      <w:r>
+        <w:rPr>
+          <w:rFonts w:cs="Arial"/>
+          <w:sz w:val="18"/>
+          <w:szCs w:val="18"/>
+          <w:lang w:val="es-ES_tradnl"/>
+        </w:rPr>
+        <w:t>}}</w:t>
+      </w:r>
+      <w:r>
+        <w:rPr>
+          <w:rFonts w:cs="Arial"/>
+          <w:sz w:val="18"/>
+          <w:szCs w:val="18"/>
+          <w:lang w:val="es-ES_tradnl"/>
+        </w:rPr>
+        <w:t xml:space="preserve"> </w:t>
+      </w:r>
+      <w:r>
+        <w:rPr>
+          <w:rFonts w:cs="Arial"/>
+          <w:sz w:val="18"/>
+          <w:szCs w:val="18"/>
+          <w:lang w:val="es-ES_tradnl"/>
+        </w:rPr>
+        <w:t>VICOS RSC</w:t>
+      </w:r>
+    </w:p>
+    <w:p>
+      <w:pPr>
+        <w:spacing w:before="0" w:after="0"/>
+        <w:ind w:left="0" w:firstLine="284"/>
+        <w:rPr>
+          <w:rFonts w:cs="Arial"/>
+          <w:sz w:val="18"/>
+          <w:szCs w:val="18"/>
+          <w:lang w:val="es-ES_tradnl"/>
+        </w:rPr>
+      </w:pPr>
+      <w:r>
+        <w:rPr>
+          <w:rFonts w:cs="Arial"/>
+          <w:sz w:val="18"/>
+          <w:szCs w:val="18"/>
+          <w:lang w:val="es-ES_tradnl"/>
+        </w:rPr>
+        <w:t xml:space="preserve">Anexo </w:t>
+      </w:r>
+      <w:proofErr w:type="spellStart"/>
+      <w:r>
+        <w:rPr>
+          <w:rFonts w:cs="Arial"/>
+          <w:sz w:val="18"/>
+          <w:szCs w:val="18"/>
+          <w:lang w:val="es-ES_tradnl"/>
+        </w:rPr>
+        <w:t>N°</w:t>
+      </w:r>
+      <w:proofErr w:type="spellEnd"/>
+      <w:r>
+        <w:rPr>
+          <w:rFonts w:cs="Arial"/>
+          <w:sz w:val="18"/>
+          <w:szCs w:val="18"/>
+          <w:lang w:val="es-ES_tradnl"/>
+        </w:rPr>
+        <w:t xml:space="preserve"> 14 – Registro de tendencia JPG del </w:t>
+      </w:r>
+      <w:r>
+        <w:rPr>
+          <w:rFonts w:cs="Arial"/>
+          <w:sz w:val="18"/>
+          <w:szCs w:val="18"/>
+          <w:lang w:val="es-ES_tradnl"/>
+        </w:rPr>
+        <w:t>{{</w:t>
+      </w:r>
+      <w:proofErr w:type="spellStart"/>
+      <w:r>
+        <w:rPr>
+          <w:rFonts w:cs="Arial"/>
+          <w:sz w:val="18"/>
+          <w:szCs w:val="18"/>
+          <w:lang w:val="es-ES_tradnl"/>
+        </w:rPr>
+        <w:t>alimentador_aperturado</w:t>
+      </w:r>
+      <w:proofErr w:type="spellEnd"/>
+      <w:r>
+        <w:rPr>
+          <w:rFonts w:cs="Arial"/>
+          <w:sz w:val="18"/>
+          <w:szCs w:val="18"/>
+          <w:lang w:val="es-ES_tradnl"/>
+        </w:rPr>
+        <w:t>}} {{</w:t>
+      </w:r>
+      <w:proofErr w:type="spellStart"/>
+      <w:r>
+        <w:rPr>
+          <w:rFonts w:cs="Arial"/>
+          <w:sz w:val="18"/>
+          <w:szCs w:val="18"/>
+          <w:lang w:val="es-ES_tradnl"/>
+        </w:rPr>
+        <w:t>ser_aperturado</w:t>
+      </w:r>
+      <w:proofErr w:type="spellEnd"/>
+      <w:r>
+        <w:rPr>
+          <w:rFonts w:cs="Arial"/>
+          <w:sz w:val="18"/>
+          <w:szCs w:val="18"/>
+          <w:lang w:val="es-ES_tradnl"/>
+        </w:rPr>
+        <w:t>}}</w:t>
+      </w:r>
+      <w:r>
+        <w:rPr>
+          <w:rFonts w:cs="Arial"/>
+          <w:sz w:val="18"/>
+          <w:szCs w:val="18"/>
+          <w:lang w:val="es-ES_tradnl"/>
+        </w:rPr>
+        <w:t xml:space="preserve"> </w:t>
+      </w:r>
+      <w:r>
+        <w:rPr>
+          <w:rFonts w:cs="Arial"/>
+          <w:sz w:val="18"/>
+          <w:szCs w:val="18"/>
+          <w:lang w:val="es-ES_tradnl"/>
+        </w:rPr>
+        <w:t xml:space="preserve">y </w:t>
+      </w:r>
+      <w:r>
+        <w:rPr>
+          <w:rFonts w:cs="Arial"/>
+          <w:sz w:val="18"/>
+          <w:szCs w:val="18"/>
+          <w:lang w:val="es-ES_tradnl"/>
+        </w:rPr>
+        <w:t>{{</w:t>
+      </w:r>
+      <w:proofErr w:type="spellStart"/>
+      <w:r>
+        <w:rPr>
+          <w:rFonts w:cs="Arial"/>
+          <w:sz w:val="18"/>
+          <w:szCs w:val="18"/>
+          <w:lang w:val="es-ES_tradnl"/>
+        </w:rPr>
+        <w:t>alimentador_vecino</w:t>
+      </w:r>
+      <w:proofErr w:type="spellEnd"/>
+      <w:r>
+        <w:rPr>
+          <w:rFonts w:cs="Arial"/>
+          <w:sz w:val="18"/>
+          <w:szCs w:val="18"/>
+          <w:lang w:val="es-ES_tradnl"/>
+        </w:rPr>
+        <w:t>}} {{</w:t>
+      </w:r>
+      <w:proofErr w:type="spellStart"/>
+      <w:r>
+        <w:rPr>
+          <w:rFonts w:cs="Arial"/>
+          <w:sz w:val="18"/>
+          <w:szCs w:val="18"/>
+          <w:lang w:val="es-ES_tradnl"/>
+        </w:rPr>
+        <w:t>ser_vecino</w:t>
+      </w:r>
+      <w:proofErr w:type="spellEnd"/>
+      <w:r>
+        <w:rPr>
+          <w:rFonts w:cs="Arial"/>
+          <w:sz w:val="18"/>
+          <w:szCs w:val="18"/>
+          <w:lang w:val="es-ES_tradnl"/>
+        </w:rPr>
+        <w:t xml:space="preserve">}} </w:t>
+      </w:r>
+      <w:r>
+        <w:rPr>
+          <w:rFonts w:cs="Arial"/>
+          <w:sz w:val="18"/>
+          <w:szCs w:val="18"/>
+          <w:lang w:val="es-ES_tradnl"/>
+        </w:rPr>
+        <w:t>VICOS</w:t>
+      </w:r>
+      <w:r>
+        <w:rPr>
+          <w:rFonts w:cs="Arial"/>
+          <w:sz w:val="18"/>
+          <w:szCs w:val="18"/>
+          <w:lang w:val="es-ES_tradnl"/>
+        </w:rPr>
+        <w:t xml:space="preserve"> RSC</w:t>
+      </w:r>
+    </w:p>
+    <w:p>
+      <w:pPr>
+        <w:spacing w:before="0" w:after="0"/>
+        <w:ind w:left="0" w:firstLine="284"/>
+        <w:rPr>
+          <w:rFonts w:cs="Arial"/>
+          <w:sz w:val="18"/>
+          <w:szCs w:val="18"/>
+          <w:lang w:val="es-ES_tradnl"/>
+        </w:rPr>
+      </w:pPr>
+      <w:r>
+        <w:rPr>
+          <w:rFonts w:cs="Arial"/>
+          <w:sz w:val="18"/>
+          <w:szCs w:val="18"/>
+          <w:lang w:val="es-ES_tradnl"/>
+        </w:rPr>
+        <w:t xml:space="preserve">Anexo </w:t>
+      </w:r>
+      <w:proofErr w:type="spellStart"/>
+      <w:r>
+        <w:rPr>
+          <w:rFonts w:cs="Arial"/>
+          <w:sz w:val="18"/>
+          <w:szCs w:val="18"/>
+          <w:lang w:val="es-ES_tradnl"/>
+        </w:rPr>
+        <w:t>N°</w:t>
+      </w:r>
+      <w:proofErr w:type="spellEnd"/>
+      <w:r>
+        <w:rPr>
+          <w:rFonts w:cs="Arial"/>
+          <w:sz w:val="18"/>
+          <w:szCs w:val="18"/>
+          <w:lang w:val="es-ES_tradnl"/>
+        </w:rPr>
+        <w:t xml:space="preserve"> 15 – Registro de tendencia PDF del </w:t>
+      </w:r>
+      <w:r>
+        <w:rPr>
+          <w:rFonts w:cs="Arial"/>
+          <w:sz w:val="18"/>
+          <w:szCs w:val="18"/>
+          <w:lang w:val="es-ES_tradnl"/>
+        </w:rPr>
+        <w:t>{{</w:t>
+      </w:r>
+      <w:proofErr w:type="spellStart"/>
+      <w:r>
+        <w:rPr>
+          <w:rFonts w:cs="Arial"/>
+          <w:sz w:val="18"/>
+          <w:szCs w:val="18"/>
+          <w:lang w:val="es-ES_tradnl"/>
+        </w:rPr>
+        <w:t>alimentador_aperturado</w:t>
+      </w:r>
+      <w:proofErr w:type="spellEnd"/>
+      <w:r>
+        <w:rPr>
+          <w:rFonts w:cs="Arial"/>
+          <w:sz w:val="18"/>
+          <w:szCs w:val="18"/>
+          <w:lang w:val="es-ES_tradnl"/>
+        </w:rPr>
+        <w:t>}} {{</w:t>
+      </w:r>
+      <w:proofErr w:type="spellStart"/>
+      <w:r>
+        <w:rPr>
+          <w:rFonts w:cs="Arial"/>
+          <w:sz w:val="18"/>
+          <w:szCs w:val="18"/>
+          <w:lang w:val="es-ES_tradnl"/>
+        </w:rPr>
+        <w:t>ser_aperturado</w:t>
+      </w:r>
+      <w:proofErr w:type="spellEnd"/>
+      <w:r>
+        <w:rPr>
+          <w:rFonts w:cs="Arial"/>
+          <w:sz w:val="18"/>
+          <w:szCs w:val="18"/>
+          <w:lang w:val="es-ES_tradnl"/>
+        </w:rPr>
+        <w:t>}}</w:t>
+      </w:r>
+      <w:r>
+        <w:rPr>
+          <w:rFonts w:cs="Arial"/>
+          <w:sz w:val="18"/>
+          <w:szCs w:val="18"/>
+          <w:lang w:val="es-ES_tradnl"/>
+        </w:rPr>
+        <w:t xml:space="preserve"> y </w:t>
+      </w:r>
+      <w:r>
+        <w:rPr>
+          <w:rFonts w:cs="Arial"/>
+          <w:sz w:val="18"/>
+          <w:szCs w:val="18"/>
+          <w:lang w:val="es-ES_tradnl"/>
+        </w:rPr>
+        <w:t>{{</w:t>
+      </w:r>
+      <w:proofErr w:type="spellStart"/>
+      <w:r>
+        <w:rPr>
+          <w:rFonts w:cs="Arial"/>
+          <w:sz w:val="18"/>
+          <w:szCs w:val="18"/>
+          <w:lang w:val="es-ES_tradnl"/>
+        </w:rPr>
+        <w:t>alimentador_vecino</w:t>
+      </w:r>
+      <w:proofErr w:type="spellEnd"/>
+      <w:r>
+        <w:rPr>
+          <w:rFonts w:cs="Arial"/>
+          <w:sz w:val="18"/>
+          <w:szCs w:val="18"/>
+          <w:lang w:val="es-ES_tradnl"/>
+        </w:rPr>
+        <w:t>}} {{</w:t>
+      </w:r>
+      <w:proofErr w:type="spellStart"/>
+      <w:r>
+        <w:rPr>
+          <w:rFonts w:cs="Arial"/>
+          <w:sz w:val="18"/>
+          <w:szCs w:val="18"/>
+          <w:lang w:val="es-ES_tradnl"/>
+        </w:rPr>
+        <w:t>ser_vecino</w:t>
+      </w:r>
+      <w:proofErr w:type="spellEnd"/>
+      <w:r>
+        <w:rPr>
+          <w:rFonts w:cs="Arial"/>
+          <w:sz w:val="18"/>
+          <w:szCs w:val="18"/>
+          <w:lang w:val="es-ES_tradnl"/>
+        </w:rPr>
+        <w:t xml:space="preserve">}} </w:t>
+      </w:r>
+      <w:r>
+        <w:rPr>
+          <w:rFonts w:cs="Arial"/>
+          <w:sz w:val="18"/>
+          <w:szCs w:val="18"/>
+          <w:lang w:val="es-ES_tradnl"/>
+        </w:rPr>
+        <w:t>VICOS</w:t>
+      </w:r>
+      <w:r>
+        <w:rPr>
+          <w:rFonts w:cs="Arial"/>
+          <w:sz w:val="18"/>
+          <w:szCs w:val="18"/>
+          <w:lang w:val="es-ES_tradnl"/>
+        </w:rPr>
+        <w:t xml:space="preserve"> RSC</w:t>
+      </w:r>
+    </w:p>
+    <w:p>
+      <w:pPr>
+        <w:spacing w:before="0" w:after="0"/>
+        <w:ind w:left="0" w:firstLine="284"/>
+        <w:rPr>
+          <w:rFonts w:cs="Arial"/>
+          <w:sz w:val="18"/>
+          <w:szCs w:val="18"/>
+          <w:lang w:val="es-ES_tradnl"/>
+        </w:rPr>
+      </w:pPr>
+      <w:r>
+        <w:rPr>
+          <w:rFonts w:cs="Arial"/>
+          <w:sz w:val="18"/>
+          <w:szCs w:val="18"/>
+          <w:lang w:val="es-ES_tradnl"/>
+        </w:rPr>
+        <w:t xml:space="preserve">Anexo </w:t>
+      </w:r>
+      <w:proofErr w:type="spellStart"/>
+      <w:r>
+        <w:rPr>
+          <w:rFonts w:cs="Arial"/>
+          <w:sz w:val="18"/>
+          <w:szCs w:val="18"/>
+          <w:lang w:val="es-ES_tradnl"/>
+        </w:rPr>
+        <w:t>N°</w:t>
+      </w:r>
+      <w:proofErr w:type="spellEnd"/>
+      <w:r>
+        <w:rPr>
+          <w:rFonts w:cs="Arial"/>
+          <w:sz w:val="18"/>
+          <w:szCs w:val="18"/>
+          <w:lang w:val="es-ES_tradnl"/>
+        </w:rPr>
+        <w:t xml:space="preserve"> 16 – Moviola</w:t>
       </w:r>
     </w:p>
     <w:p>
@@ -7780,15 +11303,6 @@
                 <w:szCs w:val="18"/>
               </w:rPr>
             </w:pPr>
-            <w:r>
-              <w:rPr>
-                <w:rFonts w:eastAsia="Arial Narrow" w:cs="Arial"/>
-                <w:color w:val="000000"/>
-                <w:sz w:val="18"/>
-                <w:szCs w:val="18"/>
-              </w:rPr>
-              <w:t>Johann Cardenas</w:t>
-            </w:r>
           </w:p>
         </w:tc>
         <w:tc>
@@ -7806,15 +11320,6 @@
                 <w:szCs w:val="18"/>
               </w:rPr>
             </w:pPr>
-            <w:r>
-              <w:rPr>
-                <w:rFonts w:eastAsia="Arial Narrow" w:cs="Arial"/>
-                <w:color w:val="000000"/>
-                <w:sz w:val="18"/>
-                <w:szCs w:val="18"/>
-              </w:rPr>
-              <w:t>Johann Cardenas</w:t>
-            </w:r>
           </w:p>
         </w:tc>
         <w:tc>
@@ -8581,7 +12086,7 @@
               <w:sz w:val="18"/>
               <w:szCs w:val="18"/>
             </w:rPr>
-            <w:t>HCP</w:t>
+            <w:t>CCM</w:t>
           </w:r>
         </w:p>
       </w:tc>

--- a/plantilla_base.docx
+++ b/plantilla_base.docx
@@ -75,51 +75,7 @@
           <w:sz w:val="18"/>
           <w:szCs w:val="18"/>
         </w:rPr>
-        <w:t xml:space="preserve"> {{</w:t>
-      </w:r>
-      <w:proofErr w:type="spellStart"/>
-      <w:r>
-        <w:rPr>
-          <w:rFonts w:cs="Arial"/>
-          <w:b/>
-          <w:bCs/>
-          <w:sz w:val="18"/>
-          <w:szCs w:val="18"/>
-        </w:rPr>
-        <w:t>interruptor_aperturado</w:t>
-      </w:r>
-      <w:proofErr w:type="spellEnd"/>
-      <w:r>
-        <w:rPr>
-          <w:rFonts w:cs="Arial"/>
-          <w:b/>
-          <w:bCs/>
-          <w:sz w:val="18"/>
-          <w:szCs w:val="18"/>
-        </w:rPr>
-        <w:t>}} Y {{</w:t>
-      </w:r>
-      <w:proofErr w:type="spellStart"/>
-      <w:r>
-        <w:rPr>
-          <w:rFonts w:cs="Arial"/>
-          <w:b/>
-          <w:bCs/>
-          <w:sz w:val="18"/>
-          <w:szCs w:val="18"/>
-        </w:rPr>
-        <w:t>interruptor_vecino</w:t>
-      </w:r>
-      <w:proofErr w:type="spellEnd"/>
-      <w:r>
-        <w:rPr>
-          <w:rFonts w:cs="Arial"/>
-          <w:b/>
-          <w:bCs/>
-          <w:sz w:val="18"/>
-          <w:szCs w:val="18"/>
-        </w:rPr>
-        <w:t>}}</w:t>
+        <w:t xml:space="preserve"> {{interruptor_aperturado}} Y {{interruptor_vecino}}</w:t>
       </w:r>
     </w:p>
     <w:p>
@@ -142,27 +98,7 @@
           <w:sz w:val="18"/>
           <w:szCs w:val="18"/>
         </w:rPr>
-        <w:t xml:space="preserve">El presente informe tiene como objetivo dar a conocer los detalles del evento de apertura de los interruptores con </w:t>
-      </w:r>
-      <w:proofErr w:type="spellStart"/>
-      <w:r>
-        <w:rPr>
-          <w:rFonts w:ascii="Arial" w:hAnsi="Arial" w:cs="Arial"/>
-          <w:color w:val="auto"/>
-          <w:sz w:val="18"/>
-          <w:szCs w:val="18"/>
-        </w:rPr>
-        <w:t>recierre</w:t>
-      </w:r>
-      <w:proofErr w:type="spellEnd"/>
-      <w:r>
-        <w:rPr>
-          <w:rFonts w:ascii="Arial" w:hAnsi="Arial" w:cs="Arial"/>
-          <w:color w:val="auto"/>
-          <w:sz w:val="18"/>
-          <w:szCs w:val="18"/>
-        </w:rPr>
-        <w:t xml:space="preserve"> en las celdas DC:</w:t>
+        <w:t>El presente informe tiene como objetivo dar a conocer los detalles del evento de apertura de los interruptores con recierre en las celdas DC:</w:t>
       </w:r>
     </w:p>
     <w:p>
@@ -199,9 +135,8 @@
           <w:sz w:val="18"/>
           <w:szCs w:val="18"/>
         </w:rPr>
-        <w:t>{{</w:t>
-      </w:r>
-      <w:proofErr w:type="spellStart"/>
+        <w:t>{{alimentador_</w:t>
+      </w:r>
       <w:r>
         <w:rPr>
           <w:rFonts w:cs="Arial"/>
@@ -210,7 +145,7 @@
           <w:sz w:val="18"/>
           <w:szCs w:val="18"/>
         </w:rPr>
-        <w:t>alimentador_</w:t>
+        <w:t>ser_</w:t>
       </w:r>
       <w:r>
         <w:rPr>
@@ -220,19 +155,192 @@
           <w:sz w:val="18"/>
           <w:szCs w:val="18"/>
         </w:rPr>
-        <w:t>ser_</w:t>
+        <w:t xml:space="preserve">aperturado}} </w:t>
+      </w:r>
+      <w:r>
+        <w:rPr>
+          <w:rFonts w:cs="Arial"/>
+          <w:sz w:val="18"/>
+          <w:szCs w:val="18"/>
+        </w:rPr>
+        <w:t xml:space="preserve">en el sistema SCADA VICOS RSC por función </w:t>
+      </w:r>
+      <w:proofErr w:type="gramStart"/>
+      <w:r>
+        <w:rPr>
+          <w:rFonts w:cs="Arial"/>
+          <w:sz w:val="18"/>
+          <w:szCs w:val="18"/>
+        </w:rPr>
+        <w:t>“</w:t>
+      </w:r>
+      <w:r>
+        <w:rPr>
+          <w:rFonts w:cs="Arial"/>
+          <w:sz w:val="18"/>
+          <w:szCs w:val="18"/>
+        </w:rPr>
+        <w:t xml:space="preserve"> </w:t>
+      </w:r>
+      <w:r>
+        <w:rPr>
+          <w:rFonts w:cs="Arial"/>
+          <w:sz w:val="18"/>
+          <w:szCs w:val="18"/>
+        </w:rPr>
+        <w:t>{</w:t>
+      </w:r>
+      <w:proofErr w:type="gramEnd"/>
+      <w:r>
+        <w:rPr>
+          <w:rFonts w:cs="Arial"/>
+          <w:sz w:val="18"/>
+          <w:szCs w:val="18"/>
+        </w:rPr>
+        <w:t>{funci</w:t>
+      </w:r>
+      <w:r>
+        <w:rPr>
+          <w:rFonts w:cs="Arial"/>
+          <w:sz w:val="18"/>
+          <w:szCs w:val="18"/>
+        </w:rPr>
+        <w:t>o</w:t>
+      </w:r>
+      <w:r>
+        <w:rPr>
+          <w:rFonts w:cs="Arial"/>
+          <w:sz w:val="18"/>
+          <w:szCs w:val="18"/>
+        </w:rPr>
+        <w:t>n_disparo_inicial}</w:t>
+      </w:r>
+      <w:proofErr w:type="gramStart"/>
+      <w:r>
+        <w:rPr>
+          <w:rFonts w:cs="Arial"/>
+          <w:sz w:val="18"/>
+          <w:szCs w:val="18"/>
+        </w:rPr>
+        <w:t>}</w:t>
+      </w:r>
+      <w:r>
+        <w:rPr>
+          <w:rFonts w:cs="Arial"/>
+          <w:sz w:val="18"/>
+          <w:szCs w:val="18"/>
+        </w:rPr>
+        <w:t xml:space="preserve"> </w:t>
       </w:r>
       <w:r>
         <w:rPr>
           <w:rFonts w:cs="Arial"/>
           <w:b/>
-          <w:bCs/>
-          <w:sz w:val="18"/>
-          <w:szCs w:val="18"/>
-        </w:rPr>
-        <w:t>aperturado</w:t>
-      </w:r>
-      <w:proofErr w:type="spellEnd"/>
+          <w:sz w:val="18"/>
+          <w:szCs w:val="18"/>
+        </w:rPr>
+        <w:t>”</w:t>
+      </w:r>
+      <w:proofErr w:type="gramEnd"/>
+      <w:r>
+        <w:rPr>
+          <w:rFonts w:cs="Arial"/>
+          <w:sz w:val="18"/>
+          <w:szCs w:val="18"/>
+        </w:rPr>
+        <w:t xml:space="preserve"> y </w:t>
+      </w:r>
+      <w:r>
+        <w:rPr>
+          <w:rFonts w:cs="Arial"/>
+          <w:sz w:val="18"/>
+          <w:szCs w:val="18"/>
+        </w:rPr>
+        <w:t>por actuación del relé S</w:t>
+      </w:r>
+      <w:r>
+        <w:rPr>
+          <w:rFonts w:cs="Arial"/>
+          <w:sz w:val="18"/>
+          <w:szCs w:val="18"/>
+        </w:rPr>
+        <w:t>itras</w:t>
+      </w:r>
+      <w:r>
+        <w:rPr>
+          <w:rFonts w:cs="Arial"/>
+          <w:sz w:val="18"/>
+          <w:szCs w:val="18"/>
+        </w:rPr>
+        <w:t xml:space="preserve"> PRO por función </w:t>
+      </w:r>
+      <w:proofErr w:type="gramStart"/>
+      <w:r>
+        <w:rPr>
+          <w:rFonts w:cs="Arial"/>
+          <w:sz w:val="18"/>
+          <w:szCs w:val="18"/>
+        </w:rPr>
+        <w:t>“</w:t>
+      </w:r>
+      <w:r>
+        <w:rPr>
+          <w:rFonts w:cs="Arial"/>
+          <w:sz w:val="18"/>
+          <w:szCs w:val="18"/>
+        </w:rPr>
+        <w:t xml:space="preserve"> </w:t>
+      </w:r>
+      <w:r>
+        <w:rPr>
+          <w:rFonts w:cs="Arial"/>
+          <w:sz w:val="18"/>
+          <w:szCs w:val="18"/>
+        </w:rPr>
+        <w:t>{</w:t>
+      </w:r>
+      <w:proofErr w:type="gramEnd"/>
+      <w:r>
+        <w:rPr>
+          <w:rFonts w:cs="Arial"/>
+          <w:sz w:val="18"/>
+          <w:szCs w:val="18"/>
+        </w:rPr>
+        <w:t>{funci</w:t>
+      </w:r>
+      <w:r>
+        <w:rPr>
+          <w:rFonts w:cs="Arial"/>
+          <w:sz w:val="18"/>
+          <w:szCs w:val="18"/>
+        </w:rPr>
+        <w:t>o</w:t>
+      </w:r>
+      <w:r>
+        <w:rPr>
+          <w:rFonts w:cs="Arial"/>
+          <w:sz w:val="18"/>
+          <w:szCs w:val="18"/>
+        </w:rPr>
+        <w:t>n_disparo_final}</w:t>
+      </w:r>
+      <w:proofErr w:type="gramStart"/>
+      <w:r>
+        <w:rPr>
+          <w:rFonts w:cs="Arial"/>
+          <w:sz w:val="18"/>
+          <w:szCs w:val="18"/>
+        </w:rPr>
+        <w:t>}</w:t>
+      </w:r>
+      <w:r>
+        <w:rPr>
+          <w:rFonts w:cs="Arial"/>
+          <w:sz w:val="18"/>
+          <w:szCs w:val="18"/>
+        </w:rPr>
+        <w:t xml:space="preserve"> </w:t>
+      </w:r>
       <w:r>
         <w:rPr>
           <w:rFonts w:cs="Arial"/>
@@ -241,209 +349,9 @@
           <w:sz w:val="18"/>
           <w:szCs w:val="18"/>
         </w:rPr>
-        <w:t xml:space="preserve">}} </w:t>
-      </w:r>
-      <w:r>
-        <w:rPr>
-          <w:rFonts w:cs="Arial"/>
-          <w:sz w:val="18"/>
-          <w:szCs w:val="18"/>
-        </w:rPr>
-        <w:t xml:space="preserve">en el sistema SCADA VICOS RSC por función </w:t>
-      </w:r>
-      <w:r>
-        <w:rPr>
-          <w:rFonts w:cs="Arial"/>
-          <w:sz w:val="18"/>
-          <w:szCs w:val="18"/>
-        </w:rPr>
-        <w:t>“</w:t>
-      </w:r>
-      <w:r>
-        <w:rPr>
-          <w:rFonts w:cs="Arial"/>
-          <w:sz w:val="18"/>
-          <w:szCs w:val="18"/>
-        </w:rPr>
-        <w:t xml:space="preserve"> </w:t>
-      </w:r>
-      <w:r>
-        <w:rPr>
-          <w:rFonts w:cs="Arial"/>
-          <w:sz w:val="18"/>
-          <w:szCs w:val="18"/>
-        </w:rPr>
-        <w:t>{{</w:t>
-      </w:r>
-      <w:proofErr w:type="spellStart"/>
-      <w:r>
-        <w:rPr>
-          <w:rFonts w:cs="Arial"/>
-          <w:sz w:val="18"/>
-          <w:szCs w:val="18"/>
-        </w:rPr>
-        <w:t>funci</w:t>
-      </w:r>
-      <w:r>
-        <w:rPr>
-          <w:rFonts w:cs="Arial"/>
-          <w:sz w:val="18"/>
-          <w:szCs w:val="18"/>
-        </w:rPr>
-        <w:t>o</w:t>
-      </w:r>
-      <w:r>
-        <w:rPr>
-          <w:rFonts w:cs="Arial"/>
-          <w:sz w:val="18"/>
-          <w:szCs w:val="18"/>
-        </w:rPr>
-        <w:t>n_disparo_inicial</w:t>
-      </w:r>
-      <w:proofErr w:type="spellEnd"/>
-      <w:r>
-        <w:rPr>
-          <w:rFonts w:cs="Arial"/>
-          <w:sz w:val="18"/>
-          <w:szCs w:val="18"/>
-        </w:rPr>
-        <w:t>}}</w:t>
-      </w:r>
-      <w:r>
-        <w:rPr>
-          <w:rFonts w:cs="Arial"/>
-          <w:sz w:val="18"/>
-          <w:szCs w:val="18"/>
-        </w:rPr>
-        <w:t xml:space="preserve"> </w:t>
-      </w:r>
-      <w:r>
-        <w:rPr>
-          <w:rFonts w:cs="Arial"/>
-          <w:b/>
-          <w:sz w:val="18"/>
-          <w:szCs w:val="18"/>
-        </w:rPr>
         <w:t>”</w:t>
       </w:r>
-      <w:r>
-        <w:rPr>
-          <w:rFonts w:cs="Arial"/>
-          <w:sz w:val="18"/>
-          <w:szCs w:val="18"/>
-        </w:rPr>
-        <w:t xml:space="preserve"> y </w:t>
-      </w:r>
-      <w:r>
-        <w:rPr>
-          <w:rFonts w:cs="Arial"/>
-          <w:sz w:val="18"/>
-          <w:szCs w:val="18"/>
-        </w:rPr>
-        <w:t xml:space="preserve">por actuación del relé </w:t>
-      </w:r>
-      <w:proofErr w:type="spellStart"/>
-      <w:r>
-        <w:rPr>
-          <w:rFonts w:cs="Arial"/>
-          <w:sz w:val="18"/>
-          <w:szCs w:val="18"/>
-        </w:rPr>
-        <w:t>S</w:t>
-      </w:r>
-      <w:r>
-        <w:rPr>
-          <w:rFonts w:cs="Arial"/>
-          <w:sz w:val="18"/>
-          <w:szCs w:val="18"/>
-        </w:rPr>
-        <w:t>itras</w:t>
-      </w:r>
-      <w:proofErr w:type="spellEnd"/>
-      <w:r>
-        <w:rPr>
-          <w:rFonts w:cs="Arial"/>
-          <w:sz w:val="18"/>
-          <w:szCs w:val="18"/>
-        </w:rPr>
-        <w:t xml:space="preserve"> PRO por función </w:t>
-      </w:r>
-      <w:r>
-        <w:rPr>
-          <w:rFonts w:cs="Arial"/>
-          <w:sz w:val="18"/>
-          <w:szCs w:val="18"/>
-        </w:rPr>
-        <w:t>“</w:t>
-      </w:r>
-      <w:r>
-        <w:rPr>
-          <w:rFonts w:cs="Arial"/>
-          <w:sz w:val="18"/>
-          <w:szCs w:val="18"/>
-        </w:rPr>
-        <w:t xml:space="preserve"> </w:t>
-      </w:r>
-      <w:r>
-        <w:rPr>
-          <w:rFonts w:cs="Arial"/>
-          <w:sz w:val="18"/>
-          <w:szCs w:val="18"/>
-        </w:rPr>
-        <w:t>{{</w:t>
-      </w:r>
-      <w:proofErr w:type="spellStart"/>
-      <w:r>
-        <w:rPr>
-          <w:rFonts w:cs="Arial"/>
-          <w:sz w:val="18"/>
-          <w:szCs w:val="18"/>
-        </w:rPr>
-        <w:t>funci</w:t>
-      </w:r>
-      <w:r>
-        <w:rPr>
-          <w:rFonts w:cs="Arial"/>
-          <w:sz w:val="18"/>
-          <w:szCs w:val="18"/>
-        </w:rPr>
-        <w:t>o</w:t>
-      </w:r>
-      <w:r>
-        <w:rPr>
-          <w:rFonts w:cs="Arial"/>
-          <w:sz w:val="18"/>
-          <w:szCs w:val="18"/>
-        </w:rPr>
-        <w:t>n_disparo_final</w:t>
-      </w:r>
-      <w:proofErr w:type="spellEnd"/>
-      <w:r>
-        <w:rPr>
-          <w:rFonts w:cs="Arial"/>
-          <w:sz w:val="18"/>
-          <w:szCs w:val="18"/>
-        </w:rPr>
-        <w:t>}}</w:t>
-      </w:r>
-      <w:r>
-        <w:rPr>
-          <w:rFonts w:cs="Arial"/>
-          <w:sz w:val="18"/>
-          <w:szCs w:val="18"/>
-        </w:rPr>
-        <w:t xml:space="preserve"> </w:t>
-      </w:r>
-      <w:r>
-        <w:rPr>
-          <w:rFonts w:cs="Arial"/>
-          <w:b/>
-          <w:bCs/>
-          <w:sz w:val="18"/>
-          <w:szCs w:val="18"/>
-        </w:rPr>
-        <w:t>”</w:t>
-      </w:r>
+      <w:proofErr w:type="gramEnd"/>
     </w:p>
     <w:p>
       <w:pPr>
@@ -470,9 +378,8 @@
           <w:sz w:val="18"/>
           <w:szCs w:val="18"/>
         </w:rPr>
-        <w:t>{{</w:t>
-      </w:r>
-      <w:proofErr w:type="spellStart"/>
+        <w:t>{{alimentador_</w:t>
+      </w:r>
       <w:r>
         <w:rPr>
           <w:rFonts w:cs="Arial"/>
@@ -481,7 +388,7 @@
           <w:sz w:val="18"/>
           <w:szCs w:val="18"/>
         </w:rPr>
-        <w:t>alimentador_</w:t>
+        <w:t>ser_</w:t>
       </w:r>
       <w:r>
         <w:rPr>
@@ -491,7 +398,7 @@
           <w:sz w:val="18"/>
           <w:szCs w:val="18"/>
         </w:rPr>
-        <w:t>ser_</w:t>
+        <w:t>vecino}}</w:t>
       </w:r>
       <w:r>
         <w:rPr>
@@ -501,9 +408,32 @@
           <w:sz w:val="18"/>
           <w:szCs w:val="18"/>
         </w:rPr>
-        <w:t>vecino</w:t>
-      </w:r>
-      <w:proofErr w:type="spellEnd"/>
+        <w:t xml:space="preserve"> </w:t>
+      </w:r>
+      <w:r>
+        <w:rPr>
+          <w:rFonts w:cs="Arial"/>
+          <w:sz w:val="18"/>
+          <w:szCs w:val="18"/>
+        </w:rPr>
+        <w:t>en el sistema SCADA_VICOS RSC por función</w:t>
+      </w:r>
+      <w:r>
+        <w:rPr>
+          <w:rFonts w:cs="Arial"/>
+          <w:sz w:val="18"/>
+          <w:szCs w:val="18"/>
+        </w:rPr>
+        <w:t xml:space="preserve"> </w:t>
+      </w:r>
+      <w:r>
+        <w:rPr>
+          <w:rFonts w:cs="Arial"/>
+          <w:sz w:val="18"/>
+          <w:szCs w:val="18"/>
+        </w:rPr>
+        <w:t>“</w:t>
+      </w:r>
       <w:r>
         <w:rPr>
           <w:rFonts w:cs="Arial"/>
@@ -512,50 +442,6 @@
           <w:sz w:val="18"/>
           <w:szCs w:val="18"/>
         </w:rPr>
-        <w:t>}}</w:t>
-      </w:r>
-      <w:r>
-        <w:rPr>
-          <w:rFonts w:cs="Arial"/>
-          <w:b/>
-          <w:bCs/>
-          <w:sz w:val="18"/>
-          <w:szCs w:val="18"/>
-        </w:rPr>
-        <w:t xml:space="preserve"> </w:t>
-      </w:r>
-      <w:r>
-        <w:rPr>
-          <w:rFonts w:cs="Arial"/>
-          <w:sz w:val="18"/>
-          <w:szCs w:val="18"/>
-        </w:rPr>
-        <w:t>en el sistema SCADA_VICOS RSC por función</w:t>
-      </w:r>
-      <w:r>
-        <w:rPr>
-          <w:rFonts w:cs="Arial"/>
-          <w:sz w:val="18"/>
-          <w:szCs w:val="18"/>
-        </w:rPr>
-        <w:t xml:space="preserve"> </w:t>
-      </w:r>
-      <w:r>
-        <w:rPr>
-          <w:rFonts w:cs="Arial"/>
-          <w:sz w:val="18"/>
-          <w:szCs w:val="18"/>
-        </w:rPr>
-        <w:t>“</w:t>
-      </w:r>
-      <w:r>
-        <w:rPr>
-          <w:rFonts w:cs="Arial"/>
-          <w:b/>
-          <w:bCs/>
-          <w:sz w:val="18"/>
-          <w:szCs w:val="18"/>
-        </w:rPr>
         <w:t>Disparo por S/E vecina</w:t>
       </w:r>
       <w:r>
@@ -580,16 +466,7 @@
           <w:sz w:val="18"/>
           <w:szCs w:val="18"/>
         </w:rPr>
-        <w:t xml:space="preserve">por actuación del relé </w:t>
-      </w:r>
-      <w:proofErr w:type="spellStart"/>
-      <w:r>
-        <w:rPr>
-          <w:rFonts w:cs="Arial"/>
-          <w:sz w:val="18"/>
-          <w:szCs w:val="18"/>
-        </w:rPr>
-        <w:t>S</w:t>
+        <w:t>por actuación del relé S</w:t>
       </w:r>
       <w:r>
         <w:rPr>
@@ -599,7 +476,6 @@
         </w:rPr>
         <w:t>itras</w:t>
       </w:r>
-      <w:proofErr w:type="spellEnd"/>
       <w:r>
         <w:rPr>
           <w:rFonts w:cs="Arial"/>
@@ -693,43 +569,7 @@
           <w:sz w:val="18"/>
           <w:szCs w:val="18"/>
         </w:rPr>
-        <w:t>{{</w:t>
-      </w:r>
-      <w:proofErr w:type="spellStart"/>
-      <w:r>
-        <w:rPr>
-          <w:rFonts w:cs="Arial"/>
-          <w:sz w:val="18"/>
-          <w:szCs w:val="18"/>
-        </w:rPr>
-        <w:t>ser_aperturado</w:t>
-      </w:r>
-      <w:proofErr w:type="spellEnd"/>
-      <w:r>
-        <w:rPr>
-          <w:rFonts w:cs="Arial"/>
-          <w:sz w:val="18"/>
-          <w:szCs w:val="18"/>
-        </w:rPr>
-        <w:t>}} y {{</w:t>
-      </w:r>
-      <w:proofErr w:type="spellStart"/>
-      <w:r>
-        <w:rPr>
-          <w:rFonts w:cs="Arial"/>
-          <w:sz w:val="18"/>
-          <w:szCs w:val="18"/>
-        </w:rPr>
-        <w:t>ser_vecino</w:t>
-      </w:r>
-      <w:proofErr w:type="spellEnd"/>
-      <w:r>
-        <w:rPr>
-          <w:rFonts w:cs="Arial"/>
-          <w:sz w:val="18"/>
-          <w:szCs w:val="18"/>
-        </w:rPr>
-        <w:t>}}</w:t>
+        <w:t>{{ser_aperturado}} y {{ser_vecino}}</w:t>
       </w:r>
     </w:p>
     <w:p>
@@ -748,25 +588,7 @@
           <w:sz w:val="18"/>
           <w:szCs w:val="18"/>
         </w:rPr>
-        <w:t>{{</w:t>
-      </w:r>
-      <w:proofErr w:type="spellStart"/>
-      <w:r>
-        <w:rPr>
-          <w:rFonts w:cs="Arial"/>
-          <w:sz w:val="18"/>
-          <w:szCs w:val="18"/>
-        </w:rPr>
-        <w:t>dia</w:t>
-      </w:r>
-      <w:proofErr w:type="spellEnd"/>
-      <w:r>
-        <w:rPr>
-          <w:rFonts w:cs="Arial"/>
-          <w:sz w:val="18"/>
-          <w:szCs w:val="18"/>
-        </w:rPr>
-        <w:t>}} {{fecha}}</w:t>
+        <w:t>{{dia}} {{fecha}}</w:t>
       </w:r>
     </w:p>
     <w:p>
@@ -789,18 +611,7 @@
           <w:sz w:val="18"/>
           <w:szCs w:val="18"/>
         </w:rPr>
-        <w:t>{{</w:t>
-      </w:r>
-      <w:proofErr w:type="spellStart"/>
-      <w:r>
-        <w:rPr>
-          <w:rFonts w:cs="Arial"/>
-          <w:bCs/>
-          <w:color w:val="000000" w:themeColor="text1"/>
-          <w:sz w:val="18"/>
-          <w:szCs w:val="18"/>
-        </w:rPr>
-        <w:t>hora</w:t>
+        <w:t>{{hora</w:t>
       </w:r>
       <w:r>
         <w:rPr>
@@ -812,7 +623,6 @@
         </w:rPr>
         <w:t>_vicos_disparo</w:t>
       </w:r>
-      <w:proofErr w:type="spellEnd"/>
       <w:r>
         <w:rPr>
           <w:rFonts w:cs="Arial"/>
@@ -876,7 +686,6 @@
           <w:szCs w:val="18"/>
         </w:rPr>
       </w:pPr>
-      <w:proofErr w:type="spellStart"/>
       <w:r>
         <w:rPr>
           <w:rFonts w:cs="Arial"/>
@@ -884,9 +693,8 @@
           <w:sz w:val="18"/>
           <w:szCs w:val="18"/>
         </w:rPr>
-        <w:t>Headway</w:t>
-      </w:r>
-      <w:proofErr w:type="spellEnd"/>
+        <w:t>Headway de trenes:</w:t>
+      </w:r>
       <w:r>
         <w:rPr>
           <w:rFonts w:cs="Arial"/>
@@ -894,7 +702,7 @@
           <w:sz w:val="18"/>
           <w:szCs w:val="18"/>
         </w:rPr>
-        <w:t xml:space="preserve"> de trenes:</w:t>
+        <w:tab/>
       </w:r>
       <w:r>
         <w:rPr>
@@ -917,40 +725,11 @@
       <w:r>
         <w:rPr>
           <w:rFonts w:cs="Arial"/>
-          <w:b/>
-          <w:sz w:val="18"/>
-          <w:szCs w:val="18"/>
-        </w:rPr>
-        <w:tab/>
-      </w:r>
-      <w:r>
-        <w:rPr>
-          <w:rFonts w:cs="Arial"/>
-          <w:bCs/>
-          <w:sz w:val="18"/>
-          <w:szCs w:val="18"/>
-        </w:rPr>
-        <w:t>{{</w:t>
-      </w:r>
-      <w:proofErr w:type="spellStart"/>
-      <w:r>
-        <w:rPr>
-          <w:rFonts w:cs="Arial"/>
-          <w:bCs/>
-          <w:sz w:val="18"/>
-          <w:szCs w:val="18"/>
-        </w:rPr>
-        <w:t>tiempo_entre_trenes</w:t>
-      </w:r>
-      <w:proofErr w:type="spellEnd"/>
-      <w:r>
-        <w:rPr>
-          <w:rFonts w:cs="Arial"/>
-          <w:bCs/>
-          <w:sz w:val="18"/>
-          <w:szCs w:val="18"/>
-        </w:rPr>
-        <w:t>}}</w:t>
+          <w:bCs/>
+          <w:sz w:val="18"/>
+          <w:szCs w:val="18"/>
+        </w:rPr>
+        <w:t>{{tiempo_entre_trenes}}</w:t>
       </w:r>
       <w:r>
         <w:rPr>
@@ -1025,17 +804,7 @@
           <w:sz w:val="18"/>
           <w:szCs w:val="18"/>
         </w:rPr>
-        <w:t>{{</w:t>
-      </w:r>
-      <w:proofErr w:type="spellStart"/>
-      <w:r>
-        <w:rPr>
-          <w:rFonts w:cs="Arial"/>
-          <w:bCs/>
-          <w:sz w:val="18"/>
-          <w:szCs w:val="18"/>
-        </w:rPr>
-        <w:t>condicion_</w:t>
+        <w:t>{{condicion_</w:t>
       </w:r>
       <w:r>
         <w:rPr>
@@ -1055,7 +824,6 @@
         </w:rPr>
         <w:t>ales</w:t>
       </w:r>
-      <w:proofErr w:type="spellEnd"/>
       <w:r>
         <w:rPr>
           <w:rFonts w:cs="Arial"/>
@@ -1107,25 +875,7 @@
           <w:sz w:val="18"/>
           <w:szCs w:val="18"/>
         </w:rPr>
-        <w:t>{{</w:t>
-      </w:r>
-      <w:proofErr w:type="spellStart"/>
-      <w:r>
-        <w:rPr>
-          <w:rFonts w:cs="Arial"/>
-          <w:sz w:val="18"/>
-          <w:szCs w:val="18"/>
-        </w:rPr>
-        <w:t>operacion</w:t>
-      </w:r>
-      <w:proofErr w:type="spellEnd"/>
-      <w:r>
-        <w:rPr>
-          <w:rFonts w:cs="Arial"/>
-          <w:sz w:val="18"/>
-          <w:szCs w:val="18"/>
-        </w:rPr>
-        <w:t>}}</w:t>
+        <w:t>{{operacion}}</w:t>
       </w:r>
     </w:p>
     <w:p>
@@ -2909,9 +2659,8 @@
           <w:sz w:val="18"/>
           <w:szCs w:val="18"/>
         </w:rPr>
-        <w:t>{{</w:t>
-      </w:r>
-      <w:proofErr w:type="spellStart"/>
+        <w:t xml:space="preserve">{{interruptor_aperturado}} </w:t>
+      </w:r>
       <w:r>
         <w:rPr>
           <w:rFonts w:cs="Arial"/>
@@ -2920,9 +2669,8 @@
           <w:sz w:val="18"/>
           <w:szCs w:val="18"/>
         </w:rPr>
-        <w:t>interruptor_aperturado</w:t>
-      </w:r>
-      <w:proofErr w:type="spellEnd"/>
+        <w:t>/</w:t>
+      </w:r>
       <w:r>
         <w:rPr>
           <w:rFonts w:cs="Arial"/>
@@ -2931,49 +2679,7 @@
           <w:sz w:val="18"/>
           <w:szCs w:val="18"/>
         </w:rPr>
-        <w:t xml:space="preserve">}} </w:t>
-      </w:r>
-      <w:r>
-        <w:rPr>
-          <w:rFonts w:cs="Arial"/>
-          <w:b/>
-          <w:bCs/>
-          <w:sz w:val="18"/>
-          <w:szCs w:val="18"/>
-        </w:rPr>
-        <w:t>/</w:t>
-      </w:r>
-      <w:r>
-        <w:rPr>
-          <w:rFonts w:cs="Arial"/>
-          <w:b/>
-          <w:bCs/>
-          <w:sz w:val="18"/>
-          <w:szCs w:val="18"/>
-        </w:rPr>
-        <w:t xml:space="preserve"> {{</w:t>
-      </w:r>
-      <w:proofErr w:type="spellStart"/>
-      <w:r>
-        <w:rPr>
-          <w:rFonts w:cs="Arial"/>
-          <w:b/>
-          <w:bCs/>
-          <w:sz w:val="18"/>
-          <w:szCs w:val="18"/>
-        </w:rPr>
-        <w:t>interruptor_vecino</w:t>
-      </w:r>
-      <w:proofErr w:type="spellEnd"/>
-      <w:r>
-        <w:rPr>
-          <w:rFonts w:cs="Arial"/>
-          <w:b/>
-          <w:bCs/>
-          <w:sz w:val="18"/>
-          <w:szCs w:val="18"/>
-        </w:rPr>
-        <w:t>}}</w:t>
+        <w:t xml:space="preserve"> {{interruptor_vecino}}</w:t>
       </w:r>
     </w:p>
     <w:p>
@@ -2996,29 +2702,7 @@
           <w:sz w:val="18"/>
           <w:szCs w:val="18"/>
         </w:rPr>
-        <w:t xml:space="preserve">De acuerdo con el registro de eventos del relé </w:t>
-      </w:r>
-      <w:proofErr w:type="spellStart"/>
-      <w:r>
-        <w:rPr>
-          <w:rFonts w:cs="Arial"/>
-          <w:bCs/>
-          <w:color w:val="000000" w:themeColor="text1"/>
-          <w:sz w:val="18"/>
-          <w:szCs w:val="18"/>
-        </w:rPr>
-        <w:t>Sitras</w:t>
-      </w:r>
-      <w:proofErr w:type="spellEnd"/>
-      <w:r>
-        <w:rPr>
-          <w:rFonts w:cs="Arial"/>
-          <w:bCs/>
-          <w:color w:val="000000" w:themeColor="text1"/>
-          <w:sz w:val="18"/>
-          <w:szCs w:val="18"/>
-        </w:rPr>
-        <w:t xml:space="preserve"> PRO, se evidencia que los equipos actuaron de acuerdo con el valor seteado:</w:t>
+        <w:t>De acuerdo con el registro de eventos del relé Sitras PRO, se evidencia que los equipos actuaron de acuerdo con el valor seteado:</w:t>
       </w:r>
     </w:p>
     <w:p>
@@ -3283,31 +2967,7 @@
                 <w:sz w:val="18"/>
                 <w:szCs w:val="18"/>
               </w:rPr>
-              <w:t xml:space="preserve">Registro </w:t>
-            </w:r>
-            <w:proofErr w:type="spellStart"/>
-            <w:r>
-              <w:rPr>
-                <w:rFonts w:cs="Arial"/>
-                <w:b/>
-                <w:bCs/>
-                <w:color w:val="FFFFFF" w:themeColor="background1"/>
-                <w:sz w:val="18"/>
-                <w:szCs w:val="18"/>
-              </w:rPr>
-              <w:t>Sitras</w:t>
-            </w:r>
-            <w:proofErr w:type="spellEnd"/>
-            <w:r>
-              <w:rPr>
-                <w:rFonts w:cs="Arial"/>
-                <w:b/>
-                <w:bCs/>
-                <w:color w:val="FFFFFF" w:themeColor="background1"/>
-                <w:sz w:val="18"/>
-                <w:szCs w:val="18"/>
-              </w:rPr>
-              <w:t xml:space="preserve"> PRO</w:t>
+              <w:t>Registro Sitras PRO</w:t>
             </w:r>
           </w:p>
         </w:tc>
@@ -3483,7 +3143,6 @@
                 <w:szCs w:val="16"/>
               </w:rPr>
             </w:pPr>
-            <w:proofErr w:type="spellStart"/>
             <w:r>
               <w:rPr>
                 <w:rFonts w:cs="Arial"/>
@@ -3493,19 +3152,7 @@
                 <w:sz w:val="16"/>
                 <w:szCs w:val="16"/>
               </w:rPr>
-              <w:t>Sitras</w:t>
-            </w:r>
-            <w:proofErr w:type="spellEnd"/>
-            <w:r>
-              <w:rPr>
-                <w:rFonts w:cs="Arial"/>
-                <w:b/>
-                <w:bCs/>
-                <w:color w:val="FFFFFF" w:themeColor="background1"/>
-                <w:sz w:val="16"/>
-                <w:szCs w:val="16"/>
-              </w:rPr>
-              <w:t xml:space="preserve"> PRO</w:t>
+              <w:t>Sitras PRO</w:t>
             </w:r>
           </w:p>
         </w:tc>
@@ -3705,25 +3352,7 @@
                 <w:sz w:val="18"/>
                 <w:szCs w:val="18"/>
               </w:rPr>
-              <w:t>{{</w:t>
-            </w:r>
-            <w:proofErr w:type="spellStart"/>
-            <w:r>
-              <w:rPr>
-                <w:rFonts w:cs="Arial"/>
-                <w:sz w:val="18"/>
-                <w:szCs w:val="18"/>
-              </w:rPr>
-              <w:t>ser_aperturado</w:t>
-            </w:r>
-            <w:proofErr w:type="spellEnd"/>
-            <w:r>
-              <w:rPr>
-                <w:rFonts w:cs="Arial"/>
-                <w:sz w:val="18"/>
-                <w:szCs w:val="18"/>
-              </w:rPr>
-              <w:t>}}</w:t>
+              <w:t>{{ser_aperturado}}</w:t>
             </w:r>
           </w:p>
         </w:tc>
@@ -3758,29 +3387,7 @@
                 <w:sz w:val="18"/>
                 <w:szCs w:val="18"/>
               </w:rPr>
-              <w:t>{{</w:t>
-            </w:r>
-            <w:proofErr w:type="spellStart"/>
-            <w:r>
-              <w:rPr>
-                <w:rFonts w:cs="Arial"/>
-                <w:bCs/>
-                <w:color w:val="000000" w:themeColor="text1"/>
-                <w:sz w:val="18"/>
-                <w:szCs w:val="18"/>
-              </w:rPr>
-              <w:t>hora_vicos_disparo</w:t>
-            </w:r>
-            <w:proofErr w:type="spellEnd"/>
-            <w:r>
-              <w:rPr>
-                <w:rFonts w:cs="Arial"/>
-                <w:bCs/>
-                <w:color w:val="000000" w:themeColor="text1"/>
-                <w:sz w:val="18"/>
-                <w:szCs w:val="18"/>
-              </w:rPr>
-              <w:t>}}</w:t>
+              <w:t>{{hora_vicos_disparo}}</w:t>
             </w:r>
           </w:p>
         </w:tc>
@@ -3868,7 +3475,6 @@
                 <w:szCs w:val="18"/>
               </w:rPr>
             </w:pPr>
-            <w:proofErr w:type="spellStart"/>
             <w:r>
               <w:rPr>
                 <w:rFonts w:cs="Arial"/>
@@ -3878,19 +3484,7 @@
                 <w:szCs w:val="18"/>
                 <w:highlight w:val="yellow"/>
               </w:rPr>
-              <w:t>Imax</w:t>
-            </w:r>
-            <w:proofErr w:type="spellEnd"/>
-            <w:r>
-              <w:rPr>
-                <w:rFonts w:cs="Arial"/>
-                <w:b/>
-                <w:bCs/>
-                <w:sz w:val="18"/>
-                <w:szCs w:val="18"/>
-                <w:highlight w:val="yellow"/>
-              </w:rPr>
-              <w:t xml:space="preserve"> =</w:t>
+              <w:t>Imax =</w:t>
             </w:r>
             <w:r>
               <w:rPr>
@@ -4055,33 +3649,7 @@
                 <w:sz w:val="18"/>
                 <w:szCs w:val="18"/>
               </w:rPr>
-              <w:t>{{</w:t>
-            </w:r>
-            <w:proofErr w:type="spellStart"/>
-            <w:r>
-              <w:rPr>
-                <w:rFonts w:cs="Arial"/>
-                <w:sz w:val="18"/>
-                <w:szCs w:val="18"/>
-              </w:rPr>
-              <w:t>ser_</w:t>
-            </w:r>
-            <w:r>
-              <w:rPr>
-                <w:rFonts w:cs="Arial"/>
-                <w:sz w:val="18"/>
-                <w:szCs w:val="18"/>
-              </w:rPr>
-              <w:t>vecino</w:t>
-            </w:r>
-            <w:proofErr w:type="spellEnd"/>
-            <w:r>
-              <w:rPr>
-                <w:rFonts w:cs="Arial"/>
-                <w:sz w:val="18"/>
-                <w:szCs w:val="18"/>
-              </w:rPr>
-              <w:t>}}</w:t>
+              <w:t>{{ser_vecino}}</w:t>
             </w:r>
           </w:p>
         </w:tc>
@@ -4116,39 +3684,7 @@
                 <w:sz w:val="18"/>
                 <w:szCs w:val="18"/>
               </w:rPr>
-              <w:t>{{</w:t>
-            </w:r>
-            <w:proofErr w:type="spellStart"/>
-            <w:r>
-              <w:rPr>
-                <w:rFonts w:cs="Arial"/>
-                <w:bCs/>
-                <w:color w:val="000000" w:themeColor="text1"/>
-                <w:sz w:val="18"/>
-                <w:szCs w:val="18"/>
-              </w:rPr>
-              <w:t>hora_vicos_disparo</w:t>
-            </w:r>
-            <w:r>
-              <w:rPr>
-                <w:rFonts w:cs="Arial"/>
-                <w:bCs/>
-                <w:color w:val="000000" w:themeColor="text1"/>
-                <w:sz w:val="18"/>
-                <w:szCs w:val="18"/>
-              </w:rPr>
-              <w:t>_vecina</w:t>
-            </w:r>
-            <w:proofErr w:type="spellEnd"/>
-            <w:r>
-              <w:rPr>
-                <w:rFonts w:cs="Arial"/>
-                <w:bCs/>
-                <w:color w:val="000000" w:themeColor="text1"/>
-                <w:sz w:val="18"/>
-                <w:szCs w:val="18"/>
-              </w:rPr>
-              <w:t>}}</w:t>
+              <w:t>{{hora_vicos_disparo_vecina}}</w:t>
             </w:r>
           </w:p>
         </w:tc>
@@ -4390,10 +3926,18 @@
           <w:sz w:val="18"/>
           <w:szCs w:val="18"/>
         </w:rPr>
-        <w:t xml:space="preserve">Valores registrados en Sistema SCADA_VICOS RSC y relé </w:t>
-      </w:r>
-      <w:proofErr w:type="spellStart"/>
-      <w:r>
+        <w:t>Valores registrados en Sistema SCADA_VICOS RSC y relé Sitras PRO</w:t>
+      </w:r>
+    </w:p>
+    <w:p>
+      <w:pPr>
+        <w:ind w:left="0" w:firstLine="0"/>
+      </w:pPr>
+    </w:p>
+    <w:p>
+      <w:pPr>
+        <w:pStyle w:val="Descripcin"/>
+        <w:spacing w:before="0" w:after="0" w:line="240" w:lineRule="auto"/>
         <w:rPr>
           <w:b w:val="0"/>
           <w:bCs w:val="0"/>
@@ -4401,9 +3945,15 @@
           <w:sz w:val="18"/>
           <w:szCs w:val="18"/>
         </w:rPr>
-        <w:t>Sitras</w:t>
-      </w:r>
-      <w:proofErr w:type="spellEnd"/>
+      </w:pPr>
+      <w:r>
+        <w:rPr>
+          <w:i w:val="0"/>
+          <w:sz w:val="18"/>
+          <w:szCs w:val="18"/>
+        </w:rPr>
+        <w:t xml:space="preserve">Figura 1. </w:t>
+      </w:r>
       <w:r>
         <w:rPr>
           <w:b w:val="0"/>
@@ -4412,65 +3962,7 @@
           <w:sz w:val="18"/>
           <w:szCs w:val="18"/>
         </w:rPr>
-        <w:t xml:space="preserve"> PRO</w:t>
-      </w:r>
-    </w:p>
-    <w:p>
-      <w:pPr>
-        <w:ind w:left="0" w:firstLine="0"/>
-      </w:pPr>
-    </w:p>
-    <w:p>
-      <w:pPr>
-        <w:pStyle w:val="Descripcin"/>
-        <w:spacing w:before="0" w:after="0" w:line="240" w:lineRule="auto"/>
-        <w:rPr>
-          <w:b w:val="0"/>
-          <w:bCs w:val="0"/>
-          <w:i w:val="0"/>
-          <w:sz w:val="18"/>
-          <w:szCs w:val="18"/>
-        </w:rPr>
-      </w:pPr>
-      <w:r>
-        <w:rPr>
-          <w:i w:val="0"/>
-          <w:sz w:val="18"/>
-          <w:szCs w:val="18"/>
-        </w:rPr>
-        <w:t xml:space="preserve">Figura 1. </w:t>
-      </w:r>
-      <w:r>
-        <w:rPr>
-          <w:b w:val="0"/>
-          <w:bCs w:val="0"/>
-          <w:i w:val="0"/>
-          <w:sz w:val="18"/>
-          <w:szCs w:val="18"/>
-        </w:rPr>
-        <w:t xml:space="preserve">Parámetros de ajuste del relé </w:t>
-      </w:r>
-      <w:proofErr w:type="spellStart"/>
-      <w:r>
-        <w:rPr>
-          <w:b w:val="0"/>
-          <w:bCs w:val="0"/>
-          <w:i w:val="0"/>
-          <w:sz w:val="18"/>
-          <w:szCs w:val="18"/>
-        </w:rPr>
-        <w:t>Sitras</w:t>
-      </w:r>
-      <w:proofErr w:type="spellEnd"/>
-      <w:r>
-        <w:rPr>
-          <w:b w:val="0"/>
-          <w:bCs w:val="0"/>
-          <w:i w:val="0"/>
-          <w:sz w:val="18"/>
-          <w:szCs w:val="18"/>
-        </w:rPr>
-        <w:t xml:space="preserve"> PRO </w:t>
+        <w:t xml:space="preserve">Parámetros de ajuste del relé Sitras PRO </w:t>
       </w:r>
       <w:r>
         <w:rPr>
@@ -4491,9 +3983,1210 @@
           <w:sz w:val="18"/>
           <w:szCs w:val="18"/>
         </w:rPr>
+        <w:t>{{alimentador_disparo}} {{ser_disparo}}</w:t>
+      </w:r>
+      <w:r>
+        <w:rPr>
+          <w:b w:val="0"/>
+          <w:bCs w:val="0"/>
+          <w:i w:val="0"/>
+          <w:sz w:val="18"/>
+          <w:szCs w:val="18"/>
+        </w:rPr>
+        <w:t>)</w:t>
+      </w:r>
+    </w:p>
+    <w:p>
+      <w:pPr>
+        <w:ind w:left="708" w:hanging="708"/>
+        <w:jc w:val="center"/>
+      </w:pPr>
+    </w:p>
+    <w:p>
+      <w:pPr>
+        <w:spacing w:before="0" w:after="0" w:line="240" w:lineRule="auto"/>
+        <w:ind w:left="0" w:firstLine="0"/>
+        <w:rPr>
+          <w:rFonts w:ascii="Arial Narrow" w:hAnsi="Arial Narrow" w:cs="Arial Narrow"/>
+          <w:bCs/>
+          <w:color w:val="000000" w:themeColor="text1"/>
+          <w:sz w:val="18"/>
+          <w:szCs w:val="18"/>
+        </w:rPr>
+      </w:pPr>
+      <w:r>
+        <w:rPr>
+          <w:rFonts w:cs="Arial"/>
+          <w:bCs/>
+          <w:color w:val="000000" w:themeColor="text1"/>
+          <w:sz w:val="18"/>
+          <w:szCs w:val="18"/>
+        </w:rPr>
+        <w:t xml:space="preserve">A las </w:t>
+      </w:r>
+      <w:r>
+        <w:rPr>
+          <w:rFonts w:cs="Arial"/>
+          <w:bCs/>
+          <w:color w:val="000000" w:themeColor="text1"/>
+          <w:sz w:val="18"/>
+          <w:szCs w:val="18"/>
+        </w:rPr>
+        <w:t>{{hora_vicos_disparo}}</w:t>
+      </w:r>
+      <w:r>
+        <w:rPr>
+          <w:rFonts w:cs="Arial"/>
+          <w:bCs/>
+          <w:color w:val="000000" w:themeColor="text1"/>
+          <w:sz w:val="18"/>
+          <w:szCs w:val="18"/>
+        </w:rPr>
+        <w:t xml:space="preserve"> se apertura </w:t>
+      </w:r>
+      <w:r>
+        <w:rPr>
+          <w:rFonts w:cs="Arial"/>
+          <w:bCs/>
+          <w:color w:val="000000" w:themeColor="text1"/>
+          <w:sz w:val="18"/>
+          <w:szCs w:val="18"/>
+        </w:rPr>
+        <w:t>el interruptor</w:t>
+      </w:r>
+      <w:r>
+        <w:rPr>
+          <w:rFonts w:cs="Arial"/>
+          <w:bCs/>
+          <w:color w:val="000000" w:themeColor="text1"/>
+          <w:sz w:val="18"/>
+          <w:szCs w:val="18"/>
+        </w:rPr>
+        <w:t xml:space="preserve"> </w:t>
+      </w:r>
+      <w:r>
+        <w:rPr>
+          <w:rFonts w:cs="Arial"/>
+          <w:bCs/>
+          <w:color w:val="000000" w:themeColor="text1"/>
+          <w:sz w:val="18"/>
+          <w:szCs w:val="18"/>
+        </w:rPr>
+        <w:t>{{interruptor_</w:t>
+      </w:r>
+      <w:r>
+        <w:rPr>
+          <w:rFonts w:cs="Arial"/>
+          <w:bCs/>
+          <w:color w:val="000000" w:themeColor="text1"/>
+          <w:sz w:val="18"/>
+          <w:szCs w:val="18"/>
+        </w:rPr>
+        <w:t>aperturado_</w:t>
+      </w:r>
+      <w:r>
+        <w:rPr>
+          <w:rFonts w:cs="Arial"/>
+          <w:bCs/>
+          <w:color w:val="000000" w:themeColor="text1"/>
+          <w:sz w:val="18"/>
+          <w:szCs w:val="18"/>
+        </w:rPr>
+        <w:t>num}}</w:t>
+      </w:r>
+      <w:r>
+        <w:rPr>
+          <w:rFonts w:cs="Arial"/>
+          <w:bCs/>
+          <w:color w:val="000000" w:themeColor="text1"/>
+          <w:sz w:val="18"/>
+          <w:szCs w:val="18"/>
+        </w:rPr>
+        <w:t xml:space="preserve"> del alimentador </w:t>
+      </w:r>
+      <w:r>
+        <w:rPr>
+          <w:rFonts w:cs="Arial"/>
+          <w:bCs/>
+          <w:color w:val="000000" w:themeColor="text1"/>
+          <w:sz w:val="18"/>
+          <w:szCs w:val="18"/>
+        </w:rPr>
+        <w:t>{{alimentador</w:t>
+      </w:r>
+      <w:r>
+        <w:rPr>
+          <w:rFonts w:cs="Arial"/>
+          <w:bCs/>
+          <w:color w:val="000000" w:themeColor="text1"/>
+          <w:sz w:val="18"/>
+          <w:szCs w:val="18"/>
+        </w:rPr>
+        <w:t>_aperturado</w:t>
+      </w:r>
+      <w:r>
+        <w:rPr>
+          <w:rFonts w:cs="Arial"/>
+          <w:bCs/>
+          <w:color w:val="000000" w:themeColor="text1"/>
+          <w:sz w:val="18"/>
+          <w:szCs w:val="18"/>
+        </w:rPr>
+        <w:t>}}</w:t>
+      </w:r>
+      <w:r>
+        <w:rPr>
+          <w:rFonts w:cs="Arial"/>
+          <w:bCs/>
+          <w:color w:val="000000" w:themeColor="text1"/>
+          <w:sz w:val="18"/>
+          <w:szCs w:val="18"/>
+        </w:rPr>
+        <w:t xml:space="preserve"> de </w:t>
+      </w:r>
+      <w:r>
+        <w:rPr>
+          <w:rFonts w:cs="Arial"/>
+          <w:bCs/>
+          <w:color w:val="000000" w:themeColor="text1"/>
+          <w:sz w:val="18"/>
+          <w:szCs w:val="18"/>
+        </w:rPr>
+        <w:t>{{ser</w:t>
+      </w:r>
+      <w:r>
+        <w:rPr>
+          <w:rFonts w:cs="Arial"/>
+          <w:bCs/>
+          <w:color w:val="000000" w:themeColor="text1"/>
+          <w:sz w:val="18"/>
+          <w:szCs w:val="18"/>
+        </w:rPr>
+        <w:t>_aperturado</w:t>
+      </w:r>
+      <w:r>
+        <w:rPr>
+          <w:rFonts w:cs="Arial"/>
+          <w:bCs/>
+          <w:color w:val="000000" w:themeColor="text1"/>
+          <w:sz w:val="18"/>
+          <w:szCs w:val="18"/>
+        </w:rPr>
+        <w:t>}}</w:t>
+      </w:r>
+      <w:r>
+        <w:rPr>
+          <w:rFonts w:cs="Arial"/>
+          <w:bCs/>
+          <w:color w:val="000000" w:themeColor="text1"/>
+          <w:sz w:val="18"/>
+          <w:szCs w:val="18"/>
+        </w:rPr>
+        <w:t xml:space="preserve"> y </w:t>
+      </w:r>
+      <w:r>
+        <w:rPr>
+          <w:rFonts w:cs="Arial"/>
+          <w:bCs/>
+          <w:color w:val="000000" w:themeColor="text1"/>
+          <w:sz w:val="18"/>
+          <w:szCs w:val="18"/>
+        </w:rPr>
+        <w:t xml:space="preserve">a las {{hora_vicos_disparo_vecina}} se apertura el interruptor </w:t>
+      </w:r>
+      <w:r>
+        <w:rPr>
+          <w:rFonts w:cs="Arial"/>
+          <w:bCs/>
+          <w:color w:val="000000" w:themeColor="text1"/>
+          <w:sz w:val="18"/>
+          <w:szCs w:val="18"/>
+        </w:rPr>
+        <w:t>{{interruptor_</w:t>
+      </w:r>
+      <w:r>
+        <w:rPr>
+          <w:rFonts w:cs="Arial"/>
+          <w:bCs/>
+          <w:color w:val="000000" w:themeColor="text1"/>
+          <w:sz w:val="18"/>
+          <w:szCs w:val="18"/>
+        </w:rPr>
+        <w:t>vecino_</w:t>
+      </w:r>
+      <w:r>
+        <w:rPr>
+          <w:rFonts w:cs="Arial"/>
+          <w:bCs/>
+          <w:color w:val="000000" w:themeColor="text1"/>
+          <w:sz w:val="18"/>
+          <w:szCs w:val="18"/>
+        </w:rPr>
+        <w:t>num}}</w:t>
+      </w:r>
+      <w:r>
+        <w:rPr>
+          <w:rFonts w:cs="Arial"/>
+          <w:bCs/>
+          <w:color w:val="000000" w:themeColor="text1"/>
+          <w:sz w:val="18"/>
+          <w:szCs w:val="18"/>
+        </w:rPr>
+        <w:t xml:space="preserve"> del alimentador </w:t>
+      </w:r>
+      <w:r>
+        <w:rPr>
+          <w:rFonts w:cs="Arial"/>
+          <w:bCs/>
+          <w:color w:val="000000" w:themeColor="text1"/>
+          <w:sz w:val="18"/>
+          <w:szCs w:val="18"/>
+        </w:rPr>
+        <w:t>{{alimentador</w:t>
+      </w:r>
+      <w:r>
+        <w:rPr>
+          <w:rFonts w:cs="Arial"/>
+          <w:bCs/>
+          <w:color w:val="000000" w:themeColor="text1"/>
+          <w:sz w:val="18"/>
+          <w:szCs w:val="18"/>
+        </w:rPr>
+        <w:t>_vecino</w:t>
+      </w:r>
+      <w:r>
+        <w:rPr>
+          <w:rFonts w:cs="Arial"/>
+          <w:bCs/>
+          <w:color w:val="000000" w:themeColor="text1"/>
+          <w:sz w:val="18"/>
+          <w:szCs w:val="18"/>
+        </w:rPr>
+        <w:t>}}</w:t>
+      </w:r>
+      <w:r>
+        <w:rPr>
+          <w:rFonts w:cs="Arial"/>
+          <w:bCs/>
+          <w:color w:val="000000" w:themeColor="text1"/>
+          <w:sz w:val="18"/>
+          <w:szCs w:val="18"/>
+        </w:rPr>
+        <w:t xml:space="preserve"> </w:t>
+      </w:r>
+      <w:r>
+        <w:rPr>
+          <w:rFonts w:cs="Arial"/>
+          <w:bCs/>
+          <w:color w:val="000000" w:themeColor="text1"/>
+          <w:sz w:val="18"/>
+          <w:szCs w:val="18"/>
+        </w:rPr>
+        <w:t>de {{se</w:t>
+      </w:r>
+      <w:r>
+        <w:rPr>
+          <w:rFonts w:cs="Arial"/>
+          <w:bCs/>
+          <w:color w:val="000000" w:themeColor="text1"/>
+          <w:sz w:val="18"/>
+          <w:szCs w:val="18"/>
+        </w:rPr>
+        <w:t>r_vecino</w:t>
+      </w:r>
+      <w:r>
+        <w:rPr>
+          <w:rFonts w:cs="Arial"/>
+          <w:bCs/>
+          <w:color w:val="000000" w:themeColor="text1"/>
+          <w:sz w:val="18"/>
+          <w:szCs w:val="18"/>
+        </w:rPr>
+        <w:t>}}</w:t>
+      </w:r>
+      <w:r>
+        <w:rPr>
+          <w:rFonts w:cs="Arial"/>
+          <w:bCs/>
+          <w:color w:val="000000" w:themeColor="text1"/>
+          <w:sz w:val="18"/>
+          <w:szCs w:val="18"/>
+        </w:rPr>
+        <w:t xml:space="preserve">; los relés Sitras PRO de ambos alimentadores </w:t>
+      </w:r>
+      <w:r>
+        <w:rPr>
+          <w:rFonts w:cs="Arial"/>
+          <w:b/>
+          <w:color w:val="000000" w:themeColor="text1"/>
+          <w:sz w:val="18"/>
+          <w:szCs w:val="18"/>
+        </w:rPr>
+        <w:t>registraron sobrecorriente de retorno</w:t>
+      </w:r>
+      <w:r>
+        <w:rPr>
+          <w:rFonts w:cs="Arial"/>
+          <w:bCs/>
+          <w:color w:val="000000" w:themeColor="text1"/>
+          <w:sz w:val="18"/>
+          <w:szCs w:val="18"/>
+        </w:rPr>
+        <w:t xml:space="preserve"> en la línea aérea de contacto de la zona </w:t>
+      </w:r>
+      <w:r>
+        <w:rPr>
+          <w:rFonts w:cs="Arial"/>
+          <w:bCs/>
+          <w:color w:val="000000" w:themeColor="text1"/>
+          <w:sz w:val="18"/>
+          <w:szCs w:val="18"/>
+        </w:rPr>
+        <w:t>{{zona}}</w:t>
+      </w:r>
+      <w:r>
+        <w:rPr>
+          <w:rFonts w:cs="Arial"/>
+          <w:bCs/>
+          <w:color w:val="000000" w:themeColor="text1"/>
+          <w:sz w:val="18"/>
+          <w:szCs w:val="18"/>
+        </w:rPr>
+        <w:t xml:space="preserve">, señalizando las funciones </w:t>
+      </w:r>
+      <w:r>
+        <w:rPr>
+          <w:rFonts w:cs="Arial"/>
+          <w:b/>
+          <w:bCs/>
+          <w:sz w:val="18"/>
+          <w:szCs w:val="18"/>
+        </w:rPr>
+        <w:t>“</w:t>
+      </w:r>
+      <w:r>
+        <w:rPr>
+          <w:rFonts w:cs="Arial"/>
+          <w:b/>
+          <w:bCs/>
+          <w:sz w:val="18"/>
+          <w:szCs w:val="18"/>
+        </w:rPr>
+        <w:t>{{funcion_disparo_final}}</w:t>
+      </w:r>
+      <w:r>
+        <w:rPr>
+          <w:rFonts w:cs="Arial"/>
+          <w:b/>
+          <w:bCs/>
+          <w:sz w:val="18"/>
+          <w:szCs w:val="18"/>
+        </w:rPr>
+        <w:t xml:space="preserve">” </w:t>
+      </w:r>
+      <w:r>
+        <w:rPr>
+          <w:rFonts w:cs="Arial"/>
+          <w:sz w:val="18"/>
+          <w:szCs w:val="18"/>
+        </w:rPr>
+        <w:t>y</w:t>
+      </w:r>
+      <w:r>
+        <w:rPr>
+          <w:rFonts w:cs="Arial"/>
+          <w:b/>
+          <w:bCs/>
+          <w:sz w:val="18"/>
+          <w:szCs w:val="18"/>
+        </w:rPr>
+        <w:t xml:space="preserve"> “</w:t>
+      </w:r>
+      <w:r>
+        <w:rPr>
+          <w:rFonts w:cs="Arial"/>
+          <w:b/>
+          <w:color w:val="000000" w:themeColor="text1"/>
+          <w:sz w:val="18"/>
+          <w:szCs w:val="18"/>
+        </w:rPr>
+        <w:t xml:space="preserve">Arrastre desde SSEE colateral activo” </w:t>
+      </w:r>
+      <w:r>
+        <w:rPr>
+          <w:rFonts w:cs="Arial"/>
+          <w:bCs/>
+          <w:color w:val="000000" w:themeColor="text1"/>
+          <w:sz w:val="18"/>
+          <w:szCs w:val="18"/>
+        </w:rPr>
+        <w:t xml:space="preserve">respectivamente; </w:t>
+      </w:r>
+      <w:r>
+        <w:rPr>
+          <w:rFonts w:cs="Arial"/>
+          <w:b/>
+          <w:color w:val="000000" w:themeColor="text1"/>
+          <w:sz w:val="18"/>
+          <w:szCs w:val="18"/>
+        </w:rPr>
+        <w:t xml:space="preserve">originado por </w:t>
+      </w:r>
+      <w:r>
+        <w:rPr>
+          <w:rFonts w:cs="Arial"/>
+          <w:b/>
+          <w:color w:val="000000" w:themeColor="text1"/>
+          <w:sz w:val="18"/>
+          <w:szCs w:val="18"/>
+          <w:highlight w:val="yellow"/>
+        </w:rPr>
+        <w:t>acumulación de los trenes en la zona</w:t>
+      </w:r>
+      <w:r>
+        <w:rPr>
+          <w:rFonts w:cs="Arial"/>
+          <w:b/>
+          <w:color w:val="000000" w:themeColor="text1"/>
+          <w:sz w:val="18"/>
+          <w:szCs w:val="18"/>
+        </w:rPr>
+        <w:t>.</w:t>
+      </w:r>
+      <w:r>
+        <w:rPr>
+          <w:rFonts w:cs="Arial"/>
+          <w:bCs/>
+          <w:color w:val="000000" w:themeColor="text1"/>
+          <w:sz w:val="18"/>
+          <w:szCs w:val="18"/>
+        </w:rPr>
+        <w:t xml:space="preserve"> A las </w:t>
+      </w:r>
+      <w:r>
+        <w:rPr>
+          <w:sz w:val="18"/>
+          <w:szCs w:val="18"/>
+        </w:rPr>
+        <w:t>{{horas_vicos_ap_final}}</w:t>
+      </w:r>
+      <w:r>
+        <w:rPr>
+          <w:rFonts w:ascii="Arial Narrow" w:hAnsi="Arial Narrow" w:cs="Arial Narrow"/>
+          <w:bCs/>
+          <w:color w:val="000000" w:themeColor="text1"/>
+          <w:sz w:val="18"/>
+          <w:szCs w:val="18"/>
+        </w:rPr>
+        <w:t xml:space="preserve"> </w:t>
+      </w:r>
+      <w:r>
+        <w:rPr>
+          <w:rFonts w:cs="Arial"/>
+          <w:bCs/>
+          <w:color w:val="000000" w:themeColor="text1"/>
+          <w:sz w:val="18"/>
+          <w:szCs w:val="18"/>
+        </w:rPr>
+        <w:t>se origina el recierre automático de</w:t>
+      </w:r>
+      <w:r>
+        <w:rPr>
+          <w:rFonts w:cs="Arial"/>
+          <w:bCs/>
+          <w:color w:val="000000" w:themeColor="text1"/>
+          <w:sz w:val="18"/>
+          <w:szCs w:val="18"/>
+        </w:rPr>
+        <w:t xml:space="preserve">l </w:t>
+      </w:r>
+      <w:r>
+        <w:rPr>
+          <w:rFonts w:cs="Arial"/>
+          <w:bCs/>
+          <w:color w:val="000000" w:themeColor="text1"/>
+          <w:sz w:val="18"/>
+          <w:szCs w:val="18"/>
+        </w:rPr>
+        <w:t xml:space="preserve">interruptor </w:t>
+      </w:r>
+      <w:r>
+        <w:rPr>
+          <w:rFonts w:cs="Arial"/>
+          <w:bCs/>
+          <w:color w:val="000000" w:themeColor="text1"/>
+          <w:sz w:val="18"/>
+          <w:szCs w:val="18"/>
+        </w:rPr>
+        <w:t>{{interruptor_aperturado}}</w:t>
+      </w:r>
+      <w:r>
+        <w:rPr>
+          <w:rFonts w:cs="Arial"/>
+          <w:bCs/>
+          <w:color w:val="000000" w:themeColor="text1"/>
+          <w:sz w:val="18"/>
+          <w:szCs w:val="18"/>
+        </w:rPr>
+        <w:t xml:space="preserve"> y </w:t>
+      </w:r>
+      <w:r>
+        <w:rPr>
+          <w:rFonts w:cs="Arial"/>
+          <w:bCs/>
+          <w:color w:val="000000" w:themeColor="text1"/>
+          <w:sz w:val="18"/>
+          <w:szCs w:val="18"/>
+        </w:rPr>
+        <w:t xml:space="preserve">a las </w:t>
+      </w:r>
+      <w:r>
+        <w:rPr>
+          <w:sz w:val="18"/>
+          <w:szCs w:val="18"/>
+        </w:rPr>
+        <w:t>{{horas_vicos_vec_final}}</w:t>
+      </w:r>
+      <w:r>
+        <w:rPr>
+          <w:sz w:val="18"/>
+          <w:szCs w:val="18"/>
+        </w:rPr>
+        <w:t xml:space="preserve"> se origina el recierre automático del interruptor </w:t>
+      </w:r>
+      <w:r>
+        <w:rPr>
+          <w:rFonts w:cs="Arial"/>
+          <w:bCs/>
+          <w:color w:val="000000" w:themeColor="text1"/>
+          <w:sz w:val="18"/>
+          <w:szCs w:val="18"/>
+        </w:rPr>
+        <w:t>{{interruptor_vecino}}</w:t>
+      </w:r>
+      <w:r>
+        <w:rPr>
+          <w:rFonts w:cs="Arial"/>
+          <w:bCs/>
+          <w:color w:val="000000" w:themeColor="text1"/>
+          <w:sz w:val="18"/>
+          <w:szCs w:val="18"/>
+        </w:rPr>
+        <w:t xml:space="preserve"> con resultado exitoso</w:t>
+      </w:r>
+      <w:r>
+        <w:rPr>
+          <w:rFonts w:cs="Arial"/>
+          <w:b/>
+          <w:color w:val="000000" w:themeColor="text1"/>
+          <w:sz w:val="18"/>
+          <w:szCs w:val="18"/>
+        </w:rPr>
+        <w:t xml:space="preserve">, </w:t>
+      </w:r>
+      <w:r>
+        <w:rPr>
+          <w:rFonts w:cs="Arial"/>
+          <w:bCs/>
+          <w:color w:val="000000" w:themeColor="text1"/>
+          <w:sz w:val="18"/>
+          <w:szCs w:val="18"/>
+        </w:rPr>
+        <w:t>no afecto las condiciones normales de operación.</w:t>
+      </w:r>
+    </w:p>
+    <w:p>
+      <w:pPr>
+        <w:spacing w:after="0" w:line="240" w:lineRule="auto"/>
+        <w:ind w:left="0" w:firstLine="0"/>
+        <w:rPr>
+          <w:rFonts w:cs="Arial"/>
+          <w:bCs/>
+          <w:color w:val="000000" w:themeColor="text1"/>
+          <w:sz w:val="18"/>
+          <w:szCs w:val="18"/>
+        </w:rPr>
+      </w:pPr>
+      <w:r>
+        <w:rPr>
+          <w:rFonts w:cs="Arial"/>
+          <w:bCs/>
+          <w:color w:val="000000" w:themeColor="text1"/>
+          <w:sz w:val="18"/>
+          <w:szCs w:val="18"/>
+        </w:rPr>
+        <w:t>En el relé de protección principal Sitras PRO del alimentador</w:t>
+      </w:r>
+      <w:r>
+        <w:rPr>
+          <w:rFonts w:cs="Arial"/>
+          <w:bCs/>
+          <w:color w:val="000000" w:themeColor="text1"/>
+          <w:sz w:val="18"/>
+          <w:szCs w:val="18"/>
+        </w:rPr>
+        <w:t xml:space="preserve"> </w:t>
+      </w:r>
+      <w:r>
+        <w:rPr>
+          <w:rFonts w:cs="Arial"/>
+          <w:bCs/>
+          <w:color w:val="000000" w:themeColor="text1"/>
+          <w:sz w:val="18"/>
+          <w:szCs w:val="18"/>
+        </w:rPr>
+        <w:t>{{alimentador_</w:t>
+      </w:r>
+      <w:r>
+        <w:rPr>
+          <w:rFonts w:cs="Arial"/>
+          <w:bCs/>
+          <w:color w:val="000000" w:themeColor="text1"/>
+          <w:sz w:val="18"/>
+          <w:szCs w:val="18"/>
+        </w:rPr>
+        <w:t>aperturado</w:t>
+      </w:r>
+      <w:r>
+        <w:rPr>
+          <w:rFonts w:cs="Arial"/>
+          <w:bCs/>
+          <w:color w:val="000000" w:themeColor="text1"/>
+          <w:sz w:val="18"/>
+          <w:szCs w:val="18"/>
+        </w:rPr>
+        <w:t>}}</w:t>
+      </w:r>
+      <w:r>
+        <w:rPr>
+          <w:rFonts w:cs="Arial"/>
+          <w:bCs/>
+          <w:color w:val="000000" w:themeColor="text1"/>
+          <w:sz w:val="18"/>
+          <w:szCs w:val="18"/>
+        </w:rPr>
+        <w:t xml:space="preserve"> {{ser_aperturado}}</w:t>
+      </w:r>
+      <w:r>
+        <w:rPr>
+          <w:rFonts w:cs="Arial"/>
+          <w:bCs/>
+          <w:color w:val="000000" w:themeColor="text1"/>
+          <w:sz w:val="18"/>
+          <w:szCs w:val="18"/>
+        </w:rPr>
+        <w:t xml:space="preserve">, se puede determinar que la falla fue por </w:t>
+      </w:r>
+      <w:r>
+        <w:rPr>
+          <w:rFonts w:cs="Arial"/>
+          <w:bCs/>
+          <w:color w:val="000000" w:themeColor="text1"/>
+          <w:sz w:val="18"/>
+          <w:szCs w:val="18"/>
+          <w:highlight w:val="yellow"/>
+        </w:rPr>
+        <w:t>sobrecorriente</w:t>
+      </w:r>
+      <w:r>
+        <w:rPr>
+          <w:rFonts w:cs="Arial"/>
+          <w:bCs/>
+          <w:color w:val="000000" w:themeColor="text1"/>
+          <w:sz w:val="18"/>
+          <w:szCs w:val="18"/>
+        </w:rPr>
+        <w:t xml:space="preserve"> </w:t>
+      </w:r>
+      <w:r>
+        <w:rPr>
+          <w:rFonts w:cs="Arial"/>
+          <w:bCs/>
+          <w:color w:val="000000" w:themeColor="text1"/>
+          <w:sz w:val="18"/>
+          <w:szCs w:val="18"/>
+        </w:rPr>
+        <w:t>e</w:t>
+      </w:r>
+      <w:r>
+        <w:rPr>
+          <w:rFonts w:cs="Arial"/>
+          <w:bCs/>
+          <w:color w:val="000000" w:themeColor="text1"/>
+          <w:sz w:val="18"/>
+          <w:szCs w:val="18"/>
+        </w:rPr>
+        <w:t xml:space="preserve">n la línea aérea de contacto con el valor de </w:t>
+      </w:r>
+      <w:r>
+        <w:rPr>
+          <w:rFonts w:cs="Arial"/>
+          <w:b/>
+          <w:color w:val="000000" w:themeColor="text1"/>
+          <w:sz w:val="18"/>
+          <w:szCs w:val="18"/>
+          <w:highlight w:val="yellow"/>
+        </w:rPr>
+        <w:t>6026</w:t>
+      </w:r>
+      <w:r>
+        <w:rPr>
+          <w:rFonts w:cs="Arial"/>
+          <w:b/>
+          <w:color w:val="000000" w:themeColor="text1"/>
+          <w:sz w:val="18"/>
+          <w:szCs w:val="18"/>
+        </w:rPr>
+        <w:t xml:space="preserve"> A</w:t>
+      </w:r>
+      <w:r>
+        <w:rPr>
+          <w:rFonts w:cs="Arial"/>
+          <w:bCs/>
+          <w:color w:val="000000" w:themeColor="text1"/>
+          <w:sz w:val="18"/>
+          <w:szCs w:val="18"/>
+        </w:rPr>
+        <w:t>.</w:t>
+      </w:r>
+      <w:r>
+        <w:rPr>
+          <w:rFonts w:cs="Arial"/>
+          <w:bCs/>
+          <w:color w:val="000000" w:themeColor="text1"/>
+          <w:sz w:val="18"/>
+          <w:szCs w:val="18"/>
+        </w:rPr>
+        <w:t xml:space="preserve"> La falla fue despejada a los </w:t>
+      </w:r>
+      <w:r>
+        <w:rPr>
+          <w:rFonts w:cs="Arial"/>
+          <w:bCs/>
+          <w:color w:val="000000" w:themeColor="text1"/>
+          <w:sz w:val="18"/>
+          <w:szCs w:val="18"/>
+        </w:rPr>
+        <w:t>{{val</w:t>
+      </w:r>
+      <w:r>
+        <w:rPr>
+          <w:rFonts w:cs="Arial"/>
+          <w:bCs/>
+          <w:color w:val="000000" w:themeColor="text1"/>
+          <w:sz w:val="18"/>
+          <w:szCs w:val="18"/>
+        </w:rPr>
+        <w:t>or_tiempo_sigra</w:t>
+      </w:r>
+      <w:r>
+        <w:rPr>
+          <w:rFonts w:cs="Arial"/>
+          <w:bCs/>
+          <w:color w:val="000000" w:themeColor="text1"/>
+          <w:sz w:val="18"/>
+          <w:szCs w:val="18"/>
+        </w:rPr>
+        <w:t xml:space="preserve">}} ms </w:t>
+      </w:r>
+      <w:r>
+        <w:rPr>
+          <w:rFonts w:cs="Arial"/>
+          <w:b/>
+          <w:color w:val="000000" w:themeColor="text1"/>
+          <w:sz w:val="18"/>
+          <w:szCs w:val="18"/>
+          <w:highlight w:val="yellow"/>
+        </w:rPr>
+        <w:t>25.20 ms</w:t>
+      </w:r>
+      <w:r>
+        <w:rPr>
+          <w:rFonts w:cs="Arial"/>
+          <w:bCs/>
+          <w:color w:val="000000" w:themeColor="text1"/>
+          <w:sz w:val="18"/>
+          <w:szCs w:val="18"/>
+        </w:rPr>
+        <w:t>, de iniciada por actuación de la protección.</w:t>
+      </w:r>
+    </w:p>
+    <w:p>
+      <w:pPr>
+        <w:spacing w:after="0" w:line="240" w:lineRule="auto"/>
+        <w:ind w:left="0" w:firstLine="0"/>
+        <w:rPr>
+          <w:rFonts w:cs="Arial"/>
+          <w:bCs/>
+          <w:color w:val="000000" w:themeColor="text1"/>
+          <w:sz w:val="18"/>
+          <w:szCs w:val="18"/>
+        </w:rPr>
+      </w:pPr>
+    </w:p>
+    <w:p>
+      <w:pPr>
+        <w:spacing w:before="0" w:after="0" w:line="240" w:lineRule="auto"/>
+        <w:jc w:val="center"/>
+        <w:rPr>
+          <w:sz w:val="18"/>
+          <w:szCs w:val="18"/>
+        </w:rPr>
+      </w:pPr>
+      <w:r>
+        <w:rPr>
+          <w:sz w:val="18"/>
+          <w:szCs w:val="18"/>
+        </w:rPr>
         <w:t>{{</w:t>
       </w:r>
-      <w:proofErr w:type="spellStart"/>
+      <w:r>
+        <w:rPr>
+          <w:sz w:val="18"/>
+          <w:szCs w:val="18"/>
+        </w:rPr>
+        <w:t>anexo_registro_oscilografico</w:t>
+      </w:r>
+      <w:r>
+        <w:rPr>
+          <w:sz w:val="18"/>
+          <w:szCs w:val="18"/>
+        </w:rPr>
+        <w:t>}}</w:t>
+      </w:r>
+    </w:p>
+    <w:p>
+      <w:pPr>
+        <w:spacing w:before="0" w:line="240" w:lineRule="auto"/>
+        <w:jc w:val="center"/>
+        <w:rPr>
+          <w:noProof/>
+          <w:sz w:val="18"/>
+          <w:szCs w:val="18"/>
+        </w:rPr>
+      </w:pPr>
+      <w:r>
+        <w:rPr>
+          <w:b/>
+          <w:bCs/>
+          <w:noProof/>
+          <w:sz w:val="18"/>
+          <w:szCs w:val="18"/>
+        </w:rPr>
+        <w:t>Figura 2.</w:t>
+      </w:r>
+      <w:r>
+        <w:rPr>
+          <w:noProof/>
+          <w:sz w:val="18"/>
+          <w:szCs w:val="18"/>
+        </w:rPr>
+        <w:t xml:space="preserve"> Oscilografía del evento,</w:t>
+      </w:r>
+      <w:r>
+        <w:rPr>
+          <w:noProof/>
+          <w:sz w:val="18"/>
+          <w:szCs w:val="18"/>
+        </w:rPr>
+        <w:t xml:space="preserve"> </w:t>
+      </w:r>
+      <w:r>
+        <w:rPr>
+          <w:noProof/>
+          <w:sz w:val="18"/>
+          <w:szCs w:val="18"/>
+        </w:rPr>
+        <w:t xml:space="preserve">relé del </w:t>
+      </w:r>
+      <w:r>
+        <w:rPr>
+          <w:noProof/>
+          <w:sz w:val="18"/>
+          <w:szCs w:val="18"/>
+        </w:rPr>
+        <w:t>{{alimentador_aperturado}} {{ser_aperturado}} ({{funcion_disparo_final}})</w:t>
+      </w:r>
+      <w:r>
+        <w:rPr>
+          <w:noProof/>
+          <w:sz w:val="18"/>
+          <w:szCs w:val="18"/>
+        </w:rPr>
+        <w:t>.</w:t>
+      </w:r>
+    </w:p>
+    <w:p>
+      <w:pPr>
+        <w:spacing w:after="0" w:line="240" w:lineRule="auto"/>
+        <w:ind w:left="0" w:firstLine="0"/>
+        <w:rPr>
+          <w:rFonts w:cs="Arial"/>
+          <w:bCs/>
+          <w:color w:val="000000" w:themeColor="text1"/>
+          <w:sz w:val="18"/>
+          <w:szCs w:val="18"/>
+        </w:rPr>
+      </w:pPr>
+    </w:p>
+    <w:p>
+      <w:pPr>
+        <w:spacing w:before="0" w:after="0" w:line="240" w:lineRule="auto"/>
+        <w:ind w:left="0" w:firstLine="0"/>
+        <w:rPr>
+          <w:rFonts w:cs="Arial"/>
+          <w:bCs/>
+          <w:color w:val="000000" w:themeColor="text1"/>
+          <w:sz w:val="18"/>
+          <w:szCs w:val="18"/>
+        </w:rPr>
+      </w:pPr>
+      <w:r>
+        <w:rPr>
+          <w:rFonts w:cs="Arial"/>
+          <w:bCs/>
+          <w:color w:val="000000" w:themeColor="text1"/>
+          <w:sz w:val="18"/>
+          <w:szCs w:val="18"/>
+        </w:rPr>
+        <w:t xml:space="preserve">Del registro de eventos del relé de protección principal Sitras PRO del alimentador </w:t>
+      </w:r>
+      <w:r>
+        <w:rPr>
+          <w:rFonts w:cs="Arial"/>
+          <w:bCs/>
+          <w:color w:val="000000" w:themeColor="text1"/>
+          <w:sz w:val="18"/>
+          <w:szCs w:val="18"/>
+        </w:rPr>
+        <w:t>{{alimentador}}</w:t>
+      </w:r>
+      <w:r>
+        <w:rPr>
+          <w:rFonts w:cs="Arial"/>
+          <w:bCs/>
+          <w:color w:val="000000" w:themeColor="text1"/>
+          <w:sz w:val="18"/>
+          <w:szCs w:val="18"/>
+        </w:rPr>
+        <w:t xml:space="preserve"> en la </w:t>
+      </w:r>
+      <w:r>
+        <w:rPr>
+          <w:rFonts w:cs="Arial"/>
+          <w:bCs/>
+          <w:color w:val="000000" w:themeColor="text1"/>
+          <w:sz w:val="18"/>
+          <w:szCs w:val="18"/>
+        </w:rPr>
+        <w:t>{{</w:t>
+      </w:r>
+      <w:r>
+        <w:rPr>
+          <w:rFonts w:cs="Arial"/>
+          <w:bCs/>
+          <w:color w:val="000000" w:themeColor="text1"/>
+          <w:sz w:val="18"/>
+          <w:szCs w:val="18"/>
+        </w:rPr>
+        <w:t>ser</w:t>
+      </w:r>
+      <w:r>
+        <w:rPr>
+          <w:rFonts w:cs="Arial"/>
+          <w:bCs/>
+          <w:color w:val="000000" w:themeColor="text1"/>
+          <w:sz w:val="18"/>
+          <w:szCs w:val="18"/>
+        </w:rPr>
+        <w:t>}}</w:t>
+      </w:r>
+      <w:r>
+        <w:rPr>
+          <w:rFonts w:cs="Arial"/>
+          <w:bCs/>
+          <w:color w:val="000000" w:themeColor="text1"/>
+          <w:sz w:val="18"/>
+          <w:szCs w:val="18"/>
+        </w:rPr>
+        <w:t xml:space="preserve">, se muestra la secuencia, donde se puede observar que el relé disparo con la función </w:t>
+      </w:r>
+      <w:r>
+        <w:rPr>
+          <w:rFonts w:cs="Arial"/>
+          <w:b/>
+          <w:color w:val="000000" w:themeColor="text1"/>
+          <w:sz w:val="18"/>
+          <w:szCs w:val="18"/>
+        </w:rPr>
+        <w:t>“</w:t>
+      </w:r>
+      <w:r>
+        <w:rPr>
+          <w:rFonts w:cs="Arial"/>
+          <w:b/>
+          <w:color w:val="000000" w:themeColor="text1"/>
+          <w:sz w:val="18"/>
+          <w:szCs w:val="18"/>
+        </w:rPr>
+        <w:t>{{función_disparo_final}}</w:t>
+      </w:r>
+      <w:r>
+        <w:rPr>
+          <w:rFonts w:cs="Arial"/>
+          <w:b/>
+          <w:color w:val="000000" w:themeColor="text1"/>
+          <w:sz w:val="18"/>
+          <w:szCs w:val="18"/>
+        </w:rPr>
+        <w:t xml:space="preserve">” </w:t>
+      </w:r>
+      <w:r>
+        <w:rPr>
+          <w:rFonts w:cs="Arial"/>
+          <w:bCs/>
+          <w:color w:val="000000" w:themeColor="text1"/>
+          <w:sz w:val="18"/>
+          <w:szCs w:val="18"/>
+        </w:rPr>
+        <w:t xml:space="preserve">operación por protección de </w:t>
+      </w:r>
+      <w:r>
+        <w:rPr>
+          <w:rFonts w:cs="Arial"/>
+          <w:bCs/>
+          <w:color w:val="000000" w:themeColor="text1"/>
+          <w:sz w:val="18"/>
+          <w:szCs w:val="18"/>
+          <w:highlight w:val="yellow"/>
+        </w:rPr>
+        <w:t>sobrecorriente</w:t>
+      </w:r>
+      <w:r>
+        <w:rPr>
+          <w:rFonts w:cs="Arial"/>
+          <w:bCs/>
+          <w:color w:val="000000" w:themeColor="text1"/>
+          <w:sz w:val="18"/>
+          <w:szCs w:val="18"/>
+        </w:rPr>
+        <w:t>.</w:t>
+      </w:r>
+    </w:p>
+    <w:p>
+      <w:pPr>
+        <w:spacing w:before="0" w:after="0" w:line="240" w:lineRule="auto"/>
+        <w:ind w:left="0" w:firstLine="0"/>
+        <w:jc w:val="center"/>
+        <w:rPr>
+          <w:rFonts w:cs="Arial"/>
+          <w:bCs/>
+          <w:color w:val="000000" w:themeColor="text1"/>
+          <w:sz w:val="18"/>
+          <w:szCs w:val="18"/>
+        </w:rPr>
+      </w:pPr>
+    </w:p>
+    <w:p>
+      <w:pPr>
+        <w:spacing w:before="0" w:after="0" w:line="240" w:lineRule="auto"/>
+        <w:ind w:left="0" w:firstLine="0"/>
+        <w:jc w:val="center"/>
+        <w:rPr>
+          <w:rFonts w:cs="Arial"/>
+          <w:bCs/>
+          <w:color w:val="000000" w:themeColor="text1"/>
+          <w:sz w:val="18"/>
+          <w:szCs w:val="18"/>
+        </w:rPr>
+      </w:pPr>
+    </w:p>
+    <w:p>
+      <w:pPr>
+        <w:spacing w:before="0" w:after="0" w:line="240" w:lineRule="auto"/>
+        <w:jc w:val="center"/>
+        <w:rPr>
+          <w:sz w:val="18"/>
+          <w:szCs w:val="18"/>
+        </w:rPr>
+      </w:pPr>
+      <w:proofErr w:type="gramStart"/>
+      <w:r>
+        <w:rPr>
+          <w:sz w:val="18"/>
+          <w:szCs w:val="18"/>
+        </w:rPr>
+        <w:t>{{ anexo</w:t>
+      </w:r>
+      <w:proofErr w:type="gramEnd"/>
+      <w:r>
+        <w:rPr>
+          <w:sz w:val="18"/>
+          <w:szCs w:val="18"/>
+        </w:rPr>
+        <w:t>_sitras</w:t>
+      </w:r>
+      <w:r>
+        <w:rPr>
+          <w:sz w:val="18"/>
+          <w:szCs w:val="18"/>
+        </w:rPr>
+        <w:t>_</w:t>
+      </w:r>
+      <w:proofErr w:type="gramStart"/>
+      <w:r>
+        <w:rPr>
+          <w:sz w:val="18"/>
+          <w:szCs w:val="18"/>
+        </w:rPr>
+        <w:t xml:space="preserve">disparo </w:t>
+      </w:r>
+      <w:r>
+        <w:rPr>
+          <w:sz w:val="18"/>
+          <w:szCs w:val="18"/>
+        </w:rPr>
+        <w:t>}</w:t>
+      </w:r>
+      <w:proofErr w:type="gramEnd"/>
+      <w:r>
+        <w:rPr>
+          <w:sz w:val="18"/>
+          <w:szCs w:val="18"/>
+        </w:rPr>
+        <w:t>}</w:t>
+      </w:r>
+    </w:p>
+    <w:p>
+      <w:pPr>
+        <w:pStyle w:val="Descripcin"/>
+        <w:spacing w:before="0" w:after="0" w:line="240" w:lineRule="auto"/>
+        <w:rPr>
+          <w:b w:val="0"/>
+          <w:bCs w:val="0"/>
+          <w:i w:val="0"/>
+          <w:sz w:val="18"/>
+          <w:szCs w:val="18"/>
+        </w:rPr>
+      </w:pPr>
+      <w:r>
+        <w:rPr>
+          <w:i w:val="0"/>
+          <w:noProof/>
+          <w:sz w:val="18"/>
+          <w:szCs w:val="18"/>
+        </w:rPr>
+        <w:t xml:space="preserve">Figura </w:t>
+      </w:r>
+      <w:r>
+        <w:rPr>
+          <w:i w:val="0"/>
+          <w:noProof/>
+          <w:sz w:val="18"/>
+          <w:szCs w:val="18"/>
+        </w:rPr>
+        <w:t>3</w:t>
+      </w:r>
       <w:r>
         <w:rPr>
           <w:b w:val="0"/>
@@ -4503,7 +5196,17 @@
           <w:sz w:val="18"/>
           <w:szCs w:val="18"/>
         </w:rPr>
-        <w:t>alimentador</w:t>
+        <w:t xml:space="preserve">. Registro de eventos del relé Sitras PRO del </w:t>
+      </w:r>
+      <w:r>
+        <w:rPr>
+          <w:b w:val="0"/>
+          <w:bCs w:val="0"/>
+          <w:i w:val="0"/>
+          <w:sz w:val="18"/>
+          <w:szCs w:val="18"/>
+        </w:rPr>
+        <w:t>(</w:t>
       </w:r>
       <w:r>
         <w:rPr>
@@ -4514,9 +5217,8 @@
           <w:sz w:val="18"/>
           <w:szCs w:val="18"/>
         </w:rPr>
-        <w:t>_disparo</w:t>
-      </w:r>
-      <w:proofErr w:type="spellEnd"/>
+        <w:t>{{alimentador_</w:t>
+      </w:r>
       <w:r>
         <w:rPr>
           <w:b w:val="0"/>
@@ -4526,7 +5228,7 @@
           <w:sz w:val="18"/>
           <w:szCs w:val="18"/>
         </w:rPr>
-        <w:t>}} {{ser</w:t>
+        <w:t>aperturado</w:t>
       </w:r>
       <w:r>
         <w:rPr>
@@ -4537,7 +5239,7 @@
           <w:sz w:val="18"/>
           <w:szCs w:val="18"/>
         </w:rPr>
-        <w:t>_disparo</w:t>
+        <w:t>}} {{ser_</w:t>
       </w:r>
       <w:r>
         <w:rPr>
@@ -4548,1638 +5250,7 @@
           <w:sz w:val="18"/>
           <w:szCs w:val="18"/>
         </w:rPr>
-        <w:t>}}</w:t>
-      </w:r>
-      <w:r>
-        <w:rPr>
-          <w:b w:val="0"/>
-          <w:bCs w:val="0"/>
-          <w:i w:val="0"/>
-          <w:sz w:val="18"/>
-          <w:szCs w:val="18"/>
-        </w:rPr>
-        <w:t>)</w:t>
-      </w:r>
-    </w:p>
-    <w:p>
-      <w:pPr>
-        <w:ind w:left="708" w:hanging="708"/>
-        <w:jc w:val="center"/>
-      </w:pPr>
-    </w:p>
-    <w:p>
-      <w:pPr>
-        <w:spacing w:before="0" w:after="0" w:line="240" w:lineRule="auto"/>
-        <w:ind w:left="0" w:firstLine="0"/>
-        <w:rPr>
-          <w:rFonts w:ascii="Arial Narrow" w:hAnsi="Arial Narrow" w:cs="Arial Narrow"/>
-          <w:bCs/>
-          <w:color w:val="000000" w:themeColor="text1"/>
-          <w:sz w:val="18"/>
-          <w:szCs w:val="18"/>
-        </w:rPr>
-      </w:pPr>
-      <w:r>
-        <w:rPr>
-          <w:rFonts w:cs="Arial"/>
-          <w:bCs/>
-          <w:color w:val="000000" w:themeColor="text1"/>
-          <w:sz w:val="18"/>
-          <w:szCs w:val="18"/>
-        </w:rPr>
-        <w:t xml:space="preserve">A las </w:t>
-      </w:r>
-      <w:r>
-        <w:rPr>
-          <w:rFonts w:cs="Arial"/>
-          <w:bCs/>
-          <w:color w:val="000000" w:themeColor="text1"/>
-          <w:sz w:val="18"/>
-          <w:szCs w:val="18"/>
-        </w:rPr>
-        <w:t>{{</w:t>
-      </w:r>
-      <w:proofErr w:type="spellStart"/>
-      <w:r>
-        <w:rPr>
-          <w:rFonts w:cs="Arial"/>
-          <w:bCs/>
-          <w:color w:val="000000" w:themeColor="text1"/>
-          <w:sz w:val="18"/>
-          <w:szCs w:val="18"/>
-        </w:rPr>
-        <w:t>hora_vicos_disparo</w:t>
-      </w:r>
-      <w:proofErr w:type="spellEnd"/>
-      <w:r>
-        <w:rPr>
-          <w:rFonts w:cs="Arial"/>
-          <w:bCs/>
-          <w:color w:val="000000" w:themeColor="text1"/>
-          <w:sz w:val="18"/>
-          <w:szCs w:val="18"/>
-        </w:rPr>
-        <w:t>}}</w:t>
-      </w:r>
-      <w:r>
-        <w:rPr>
-          <w:rFonts w:cs="Arial"/>
-          <w:bCs/>
-          <w:color w:val="000000" w:themeColor="text1"/>
-          <w:sz w:val="18"/>
-          <w:szCs w:val="18"/>
-        </w:rPr>
-        <w:t xml:space="preserve"> se apertura </w:t>
-      </w:r>
-      <w:r>
-        <w:rPr>
-          <w:rFonts w:cs="Arial"/>
-          <w:bCs/>
-          <w:color w:val="000000" w:themeColor="text1"/>
-          <w:sz w:val="18"/>
-          <w:szCs w:val="18"/>
-        </w:rPr>
-        <w:t>el interruptor</w:t>
-      </w:r>
-      <w:r>
-        <w:rPr>
-          <w:rFonts w:cs="Arial"/>
-          <w:bCs/>
-          <w:color w:val="000000" w:themeColor="text1"/>
-          <w:sz w:val="18"/>
-          <w:szCs w:val="18"/>
-        </w:rPr>
-        <w:t xml:space="preserve"> </w:t>
-      </w:r>
-      <w:r>
-        <w:rPr>
-          <w:rFonts w:cs="Arial"/>
-          <w:bCs/>
-          <w:color w:val="000000" w:themeColor="text1"/>
-          <w:sz w:val="18"/>
-          <w:szCs w:val="18"/>
-        </w:rPr>
-        <w:t>{{</w:t>
-      </w:r>
-      <w:proofErr w:type="spellStart"/>
-      <w:r>
-        <w:rPr>
-          <w:rFonts w:cs="Arial"/>
-          <w:bCs/>
-          <w:color w:val="000000" w:themeColor="text1"/>
-          <w:sz w:val="18"/>
-          <w:szCs w:val="18"/>
-        </w:rPr>
-        <w:t>interruptor_</w:t>
-      </w:r>
-      <w:r>
-        <w:rPr>
-          <w:rFonts w:cs="Arial"/>
-          <w:bCs/>
-          <w:color w:val="000000" w:themeColor="text1"/>
-          <w:sz w:val="18"/>
-          <w:szCs w:val="18"/>
-        </w:rPr>
-        <w:t>aperturado_</w:t>
-      </w:r>
-      <w:r>
-        <w:rPr>
-          <w:rFonts w:cs="Arial"/>
-          <w:bCs/>
-          <w:color w:val="000000" w:themeColor="text1"/>
-          <w:sz w:val="18"/>
-          <w:szCs w:val="18"/>
-        </w:rPr>
-        <w:t>num</w:t>
-      </w:r>
-      <w:proofErr w:type="spellEnd"/>
-      <w:r>
-        <w:rPr>
-          <w:rFonts w:cs="Arial"/>
-          <w:bCs/>
-          <w:color w:val="000000" w:themeColor="text1"/>
-          <w:sz w:val="18"/>
-          <w:szCs w:val="18"/>
-        </w:rPr>
-        <w:t>}}</w:t>
-      </w:r>
-      <w:r>
-        <w:rPr>
-          <w:rFonts w:cs="Arial"/>
-          <w:bCs/>
-          <w:color w:val="000000" w:themeColor="text1"/>
-          <w:sz w:val="18"/>
-          <w:szCs w:val="18"/>
-        </w:rPr>
-        <w:t xml:space="preserve"> del alimentador </w:t>
-      </w:r>
-      <w:r>
-        <w:rPr>
-          <w:rFonts w:cs="Arial"/>
-          <w:bCs/>
-          <w:color w:val="000000" w:themeColor="text1"/>
-          <w:sz w:val="18"/>
-          <w:szCs w:val="18"/>
-        </w:rPr>
-        <w:t>{{</w:t>
-      </w:r>
-      <w:proofErr w:type="spellStart"/>
-      <w:r>
-        <w:rPr>
-          <w:rFonts w:cs="Arial"/>
-          <w:bCs/>
-          <w:color w:val="000000" w:themeColor="text1"/>
-          <w:sz w:val="18"/>
-          <w:szCs w:val="18"/>
-        </w:rPr>
-        <w:t>alimentador</w:t>
-      </w:r>
-      <w:r>
-        <w:rPr>
-          <w:rFonts w:cs="Arial"/>
-          <w:bCs/>
-          <w:color w:val="000000" w:themeColor="text1"/>
-          <w:sz w:val="18"/>
-          <w:szCs w:val="18"/>
-        </w:rPr>
-        <w:t>_aperturado</w:t>
-      </w:r>
-      <w:proofErr w:type="spellEnd"/>
-      <w:r>
-        <w:rPr>
-          <w:rFonts w:cs="Arial"/>
-          <w:bCs/>
-          <w:color w:val="000000" w:themeColor="text1"/>
-          <w:sz w:val="18"/>
-          <w:szCs w:val="18"/>
-        </w:rPr>
-        <w:t>}}</w:t>
-      </w:r>
-      <w:r>
-        <w:rPr>
-          <w:rFonts w:cs="Arial"/>
-          <w:bCs/>
-          <w:color w:val="000000" w:themeColor="text1"/>
-          <w:sz w:val="18"/>
-          <w:szCs w:val="18"/>
-        </w:rPr>
-        <w:t xml:space="preserve"> de </w:t>
-      </w:r>
-      <w:r>
-        <w:rPr>
-          <w:rFonts w:cs="Arial"/>
-          <w:bCs/>
-          <w:color w:val="000000" w:themeColor="text1"/>
-          <w:sz w:val="18"/>
-          <w:szCs w:val="18"/>
-        </w:rPr>
-        <w:t>{{</w:t>
-      </w:r>
-      <w:proofErr w:type="spellStart"/>
-      <w:r>
-        <w:rPr>
-          <w:rFonts w:cs="Arial"/>
-          <w:bCs/>
-          <w:color w:val="000000" w:themeColor="text1"/>
-          <w:sz w:val="18"/>
-          <w:szCs w:val="18"/>
-        </w:rPr>
-        <w:t>ser</w:t>
-      </w:r>
-      <w:r>
-        <w:rPr>
-          <w:rFonts w:cs="Arial"/>
-          <w:bCs/>
-          <w:color w:val="000000" w:themeColor="text1"/>
-          <w:sz w:val="18"/>
-          <w:szCs w:val="18"/>
-        </w:rPr>
-        <w:t>_aperturado</w:t>
-      </w:r>
-      <w:proofErr w:type="spellEnd"/>
-      <w:r>
-        <w:rPr>
-          <w:rFonts w:cs="Arial"/>
-          <w:bCs/>
-          <w:color w:val="000000" w:themeColor="text1"/>
-          <w:sz w:val="18"/>
-          <w:szCs w:val="18"/>
-        </w:rPr>
-        <w:t>}}</w:t>
-      </w:r>
-      <w:r>
-        <w:rPr>
-          <w:rFonts w:cs="Arial"/>
-          <w:bCs/>
-          <w:color w:val="000000" w:themeColor="text1"/>
-          <w:sz w:val="18"/>
-          <w:szCs w:val="18"/>
-        </w:rPr>
-        <w:t xml:space="preserve"> y </w:t>
-      </w:r>
-      <w:r>
-        <w:rPr>
-          <w:rFonts w:cs="Arial"/>
-          <w:bCs/>
-          <w:color w:val="000000" w:themeColor="text1"/>
-          <w:sz w:val="18"/>
-          <w:szCs w:val="18"/>
-        </w:rPr>
-        <w:t>a las {{</w:t>
-      </w:r>
-      <w:proofErr w:type="spellStart"/>
-      <w:r>
-        <w:rPr>
-          <w:rFonts w:cs="Arial"/>
-          <w:bCs/>
-          <w:color w:val="000000" w:themeColor="text1"/>
-          <w:sz w:val="18"/>
-          <w:szCs w:val="18"/>
-        </w:rPr>
-        <w:t>hora_vicos_disparo_vecina</w:t>
-      </w:r>
-      <w:proofErr w:type="spellEnd"/>
-      <w:r>
-        <w:rPr>
-          <w:rFonts w:cs="Arial"/>
-          <w:bCs/>
-          <w:color w:val="000000" w:themeColor="text1"/>
-          <w:sz w:val="18"/>
-          <w:szCs w:val="18"/>
-        </w:rPr>
-        <w:t xml:space="preserve">}} se apertura el interruptor </w:t>
-      </w:r>
-      <w:r>
-        <w:rPr>
-          <w:rFonts w:cs="Arial"/>
-          <w:bCs/>
-          <w:color w:val="000000" w:themeColor="text1"/>
-          <w:sz w:val="18"/>
-          <w:szCs w:val="18"/>
-        </w:rPr>
-        <w:t>{{</w:t>
-      </w:r>
-      <w:proofErr w:type="spellStart"/>
-      <w:r>
-        <w:rPr>
-          <w:rFonts w:cs="Arial"/>
-          <w:bCs/>
-          <w:color w:val="000000" w:themeColor="text1"/>
-          <w:sz w:val="18"/>
-          <w:szCs w:val="18"/>
-        </w:rPr>
-        <w:t>interruptor_</w:t>
-      </w:r>
-      <w:r>
-        <w:rPr>
-          <w:rFonts w:cs="Arial"/>
-          <w:bCs/>
-          <w:color w:val="000000" w:themeColor="text1"/>
-          <w:sz w:val="18"/>
-          <w:szCs w:val="18"/>
-        </w:rPr>
-        <w:t>vecino_</w:t>
-      </w:r>
-      <w:r>
-        <w:rPr>
-          <w:rFonts w:cs="Arial"/>
-          <w:bCs/>
-          <w:color w:val="000000" w:themeColor="text1"/>
-          <w:sz w:val="18"/>
-          <w:szCs w:val="18"/>
-        </w:rPr>
-        <w:t>num</w:t>
-      </w:r>
-      <w:proofErr w:type="spellEnd"/>
-      <w:r>
-        <w:rPr>
-          <w:rFonts w:cs="Arial"/>
-          <w:bCs/>
-          <w:color w:val="000000" w:themeColor="text1"/>
-          <w:sz w:val="18"/>
-          <w:szCs w:val="18"/>
-        </w:rPr>
-        <w:t>}}</w:t>
-      </w:r>
-      <w:r>
-        <w:rPr>
-          <w:rFonts w:cs="Arial"/>
-          <w:bCs/>
-          <w:color w:val="000000" w:themeColor="text1"/>
-          <w:sz w:val="18"/>
-          <w:szCs w:val="18"/>
-        </w:rPr>
-        <w:t xml:space="preserve"> del alimentador </w:t>
-      </w:r>
-      <w:r>
-        <w:rPr>
-          <w:rFonts w:cs="Arial"/>
-          <w:bCs/>
-          <w:color w:val="000000" w:themeColor="text1"/>
-          <w:sz w:val="18"/>
-          <w:szCs w:val="18"/>
-        </w:rPr>
-        <w:t>{{</w:t>
-      </w:r>
-      <w:proofErr w:type="spellStart"/>
-      <w:r>
-        <w:rPr>
-          <w:rFonts w:cs="Arial"/>
-          <w:bCs/>
-          <w:color w:val="000000" w:themeColor="text1"/>
-          <w:sz w:val="18"/>
-          <w:szCs w:val="18"/>
-        </w:rPr>
-        <w:t>alimentador</w:t>
-      </w:r>
-      <w:r>
-        <w:rPr>
-          <w:rFonts w:cs="Arial"/>
-          <w:bCs/>
-          <w:color w:val="000000" w:themeColor="text1"/>
-          <w:sz w:val="18"/>
-          <w:szCs w:val="18"/>
-        </w:rPr>
-        <w:t>_vecino</w:t>
-      </w:r>
-      <w:proofErr w:type="spellEnd"/>
-      <w:r>
-        <w:rPr>
-          <w:rFonts w:cs="Arial"/>
-          <w:bCs/>
-          <w:color w:val="000000" w:themeColor="text1"/>
-          <w:sz w:val="18"/>
-          <w:szCs w:val="18"/>
-        </w:rPr>
-        <w:t>}}</w:t>
-      </w:r>
-      <w:r>
-        <w:rPr>
-          <w:rFonts w:cs="Arial"/>
-          <w:bCs/>
-          <w:color w:val="000000" w:themeColor="text1"/>
-          <w:sz w:val="18"/>
-          <w:szCs w:val="18"/>
-        </w:rPr>
-        <w:t xml:space="preserve"> </w:t>
-      </w:r>
-      <w:r>
-        <w:rPr>
-          <w:rFonts w:cs="Arial"/>
-          <w:bCs/>
-          <w:color w:val="000000" w:themeColor="text1"/>
-          <w:sz w:val="18"/>
-          <w:szCs w:val="18"/>
-        </w:rPr>
-        <w:t>de {{</w:t>
-      </w:r>
-      <w:proofErr w:type="spellStart"/>
-      <w:r>
-        <w:rPr>
-          <w:rFonts w:cs="Arial"/>
-          <w:bCs/>
-          <w:color w:val="000000" w:themeColor="text1"/>
-          <w:sz w:val="18"/>
-          <w:szCs w:val="18"/>
-        </w:rPr>
-        <w:t>se</w:t>
-      </w:r>
-      <w:r>
-        <w:rPr>
-          <w:rFonts w:cs="Arial"/>
-          <w:bCs/>
-          <w:color w:val="000000" w:themeColor="text1"/>
-          <w:sz w:val="18"/>
-          <w:szCs w:val="18"/>
-        </w:rPr>
-        <w:t>r_vecino</w:t>
-      </w:r>
-      <w:proofErr w:type="spellEnd"/>
-      <w:r>
-        <w:rPr>
-          <w:rFonts w:cs="Arial"/>
-          <w:bCs/>
-          <w:color w:val="000000" w:themeColor="text1"/>
-          <w:sz w:val="18"/>
-          <w:szCs w:val="18"/>
-        </w:rPr>
-        <w:t>}}</w:t>
-      </w:r>
-      <w:r>
-        <w:rPr>
-          <w:rFonts w:cs="Arial"/>
-          <w:bCs/>
-          <w:color w:val="000000" w:themeColor="text1"/>
-          <w:sz w:val="18"/>
-          <w:szCs w:val="18"/>
-        </w:rPr>
-        <w:t xml:space="preserve">; los relés </w:t>
-      </w:r>
-      <w:proofErr w:type="spellStart"/>
-      <w:r>
-        <w:rPr>
-          <w:rFonts w:cs="Arial"/>
-          <w:bCs/>
-          <w:color w:val="000000" w:themeColor="text1"/>
-          <w:sz w:val="18"/>
-          <w:szCs w:val="18"/>
-        </w:rPr>
-        <w:t>Sitras</w:t>
-      </w:r>
-      <w:proofErr w:type="spellEnd"/>
-      <w:r>
-        <w:rPr>
-          <w:rFonts w:cs="Arial"/>
-          <w:bCs/>
-          <w:color w:val="000000" w:themeColor="text1"/>
-          <w:sz w:val="18"/>
-          <w:szCs w:val="18"/>
-        </w:rPr>
-        <w:t xml:space="preserve"> PRO de ambos alimentadores </w:t>
-      </w:r>
-      <w:r>
-        <w:rPr>
-          <w:rFonts w:cs="Arial"/>
-          <w:b/>
-          <w:color w:val="000000" w:themeColor="text1"/>
-          <w:sz w:val="18"/>
-          <w:szCs w:val="18"/>
-        </w:rPr>
-        <w:t xml:space="preserve">registraron </w:t>
-      </w:r>
-      <w:proofErr w:type="spellStart"/>
-      <w:r>
-        <w:rPr>
-          <w:rFonts w:cs="Arial"/>
-          <w:b/>
-          <w:color w:val="000000" w:themeColor="text1"/>
-          <w:sz w:val="18"/>
-          <w:szCs w:val="18"/>
-        </w:rPr>
-        <w:t>sobrecorriente</w:t>
-      </w:r>
-      <w:proofErr w:type="spellEnd"/>
-      <w:r>
-        <w:rPr>
-          <w:rFonts w:cs="Arial"/>
-          <w:b/>
-          <w:color w:val="000000" w:themeColor="text1"/>
-          <w:sz w:val="18"/>
-          <w:szCs w:val="18"/>
-        </w:rPr>
-        <w:t xml:space="preserve"> de retorno</w:t>
-      </w:r>
-      <w:r>
-        <w:rPr>
-          <w:rFonts w:cs="Arial"/>
-          <w:bCs/>
-          <w:color w:val="000000" w:themeColor="text1"/>
-          <w:sz w:val="18"/>
-          <w:szCs w:val="18"/>
-        </w:rPr>
-        <w:t xml:space="preserve"> en la línea aérea de contacto de la zona </w:t>
-      </w:r>
-      <w:r>
-        <w:rPr>
-          <w:rFonts w:cs="Arial"/>
-          <w:bCs/>
-          <w:color w:val="000000" w:themeColor="text1"/>
-          <w:sz w:val="18"/>
-          <w:szCs w:val="18"/>
-        </w:rPr>
-        <w:t>{{zona}}</w:t>
-      </w:r>
-      <w:r>
-        <w:rPr>
-          <w:rFonts w:cs="Arial"/>
-          <w:bCs/>
-          <w:color w:val="000000" w:themeColor="text1"/>
-          <w:sz w:val="18"/>
-          <w:szCs w:val="18"/>
-        </w:rPr>
-        <w:t xml:space="preserve">, señalizando las funciones </w:t>
-      </w:r>
-      <w:r>
-        <w:rPr>
-          <w:rFonts w:cs="Arial"/>
-          <w:b/>
-          <w:bCs/>
-          <w:sz w:val="18"/>
-          <w:szCs w:val="18"/>
-        </w:rPr>
-        <w:t>“</w:t>
-      </w:r>
-      <w:r>
-        <w:rPr>
-          <w:rFonts w:cs="Arial"/>
-          <w:b/>
-          <w:bCs/>
-          <w:sz w:val="18"/>
-          <w:szCs w:val="18"/>
-        </w:rPr>
-        <w:t>{{</w:t>
-      </w:r>
-      <w:proofErr w:type="spellStart"/>
-      <w:r>
-        <w:rPr>
-          <w:rFonts w:cs="Arial"/>
-          <w:b/>
-          <w:bCs/>
-          <w:sz w:val="18"/>
-          <w:szCs w:val="18"/>
-        </w:rPr>
-        <w:t>funcion_disparo_final</w:t>
-      </w:r>
-      <w:proofErr w:type="spellEnd"/>
-      <w:r>
-        <w:rPr>
-          <w:rFonts w:cs="Arial"/>
-          <w:b/>
-          <w:bCs/>
-          <w:sz w:val="18"/>
-          <w:szCs w:val="18"/>
-        </w:rPr>
-        <w:t>}}</w:t>
-      </w:r>
-      <w:r>
-        <w:rPr>
-          <w:rFonts w:cs="Arial"/>
-          <w:b/>
-          <w:bCs/>
-          <w:sz w:val="18"/>
-          <w:szCs w:val="18"/>
-        </w:rPr>
-        <w:t xml:space="preserve">” </w:t>
-      </w:r>
-      <w:r>
-        <w:rPr>
-          <w:rFonts w:cs="Arial"/>
-          <w:sz w:val="18"/>
-          <w:szCs w:val="18"/>
-        </w:rPr>
-        <w:t>y</w:t>
-      </w:r>
-      <w:r>
-        <w:rPr>
-          <w:rFonts w:cs="Arial"/>
-          <w:b/>
-          <w:bCs/>
-          <w:sz w:val="18"/>
-          <w:szCs w:val="18"/>
-        </w:rPr>
-        <w:t xml:space="preserve"> “</w:t>
-      </w:r>
-      <w:r>
-        <w:rPr>
-          <w:rFonts w:cs="Arial"/>
-          <w:b/>
-          <w:color w:val="000000" w:themeColor="text1"/>
-          <w:sz w:val="18"/>
-          <w:szCs w:val="18"/>
-        </w:rPr>
-        <w:t xml:space="preserve">Arrastre desde SSEE colateral activo” </w:t>
-      </w:r>
-      <w:r>
-        <w:rPr>
-          <w:rFonts w:cs="Arial"/>
-          <w:bCs/>
-          <w:color w:val="000000" w:themeColor="text1"/>
-          <w:sz w:val="18"/>
-          <w:szCs w:val="18"/>
-        </w:rPr>
-        <w:t xml:space="preserve">respectivamente; </w:t>
-      </w:r>
-      <w:r>
-        <w:rPr>
-          <w:rFonts w:cs="Arial"/>
-          <w:b/>
-          <w:color w:val="000000" w:themeColor="text1"/>
-          <w:sz w:val="18"/>
-          <w:szCs w:val="18"/>
-        </w:rPr>
-        <w:t xml:space="preserve">originado por </w:t>
-      </w:r>
-      <w:r>
-        <w:rPr>
-          <w:rFonts w:cs="Arial"/>
-          <w:b/>
-          <w:color w:val="000000" w:themeColor="text1"/>
-          <w:sz w:val="18"/>
-          <w:szCs w:val="18"/>
-          <w:highlight w:val="yellow"/>
-        </w:rPr>
-        <w:t>acumulación de los trenes en la zona</w:t>
-      </w:r>
-      <w:r>
-        <w:rPr>
-          <w:rFonts w:cs="Arial"/>
-          <w:b/>
-          <w:color w:val="000000" w:themeColor="text1"/>
-          <w:sz w:val="18"/>
-          <w:szCs w:val="18"/>
-        </w:rPr>
-        <w:t>.</w:t>
-      </w:r>
-      <w:r>
-        <w:rPr>
-          <w:rFonts w:cs="Arial"/>
-          <w:bCs/>
-          <w:color w:val="000000" w:themeColor="text1"/>
-          <w:sz w:val="18"/>
-          <w:szCs w:val="18"/>
-        </w:rPr>
-        <w:t xml:space="preserve"> A las </w:t>
-      </w:r>
-      <w:r>
-        <w:rPr>
-          <w:sz w:val="18"/>
-          <w:szCs w:val="18"/>
-        </w:rPr>
-        <w:t>{{</w:t>
-      </w:r>
-      <w:proofErr w:type="spellStart"/>
-      <w:r>
-        <w:rPr>
-          <w:sz w:val="18"/>
-          <w:szCs w:val="18"/>
-        </w:rPr>
-        <w:t>horas_vicos_ap_final</w:t>
-      </w:r>
-      <w:proofErr w:type="spellEnd"/>
-      <w:r>
-        <w:rPr>
-          <w:sz w:val="18"/>
-          <w:szCs w:val="18"/>
-        </w:rPr>
-        <w:t>}}</w:t>
-      </w:r>
-      <w:r>
-        <w:rPr>
-          <w:rFonts w:ascii="Arial Narrow" w:hAnsi="Arial Narrow" w:cs="Arial Narrow"/>
-          <w:bCs/>
-          <w:color w:val="000000" w:themeColor="text1"/>
-          <w:sz w:val="18"/>
-          <w:szCs w:val="18"/>
-        </w:rPr>
-        <w:t xml:space="preserve"> </w:t>
-      </w:r>
-      <w:r>
-        <w:rPr>
-          <w:rFonts w:cs="Arial"/>
-          <w:bCs/>
-          <w:color w:val="000000" w:themeColor="text1"/>
-          <w:sz w:val="18"/>
-          <w:szCs w:val="18"/>
-        </w:rPr>
-        <w:t xml:space="preserve">se origina el </w:t>
-      </w:r>
-      <w:proofErr w:type="spellStart"/>
-      <w:r>
-        <w:rPr>
-          <w:rFonts w:cs="Arial"/>
-          <w:bCs/>
-          <w:color w:val="000000" w:themeColor="text1"/>
-          <w:sz w:val="18"/>
-          <w:szCs w:val="18"/>
-        </w:rPr>
-        <w:t>recierre</w:t>
-      </w:r>
-      <w:proofErr w:type="spellEnd"/>
-      <w:r>
-        <w:rPr>
-          <w:rFonts w:cs="Arial"/>
-          <w:bCs/>
-          <w:color w:val="000000" w:themeColor="text1"/>
-          <w:sz w:val="18"/>
-          <w:szCs w:val="18"/>
-        </w:rPr>
-        <w:t xml:space="preserve"> automático de</w:t>
-      </w:r>
-      <w:r>
-        <w:rPr>
-          <w:rFonts w:cs="Arial"/>
-          <w:bCs/>
-          <w:color w:val="000000" w:themeColor="text1"/>
-          <w:sz w:val="18"/>
-          <w:szCs w:val="18"/>
-        </w:rPr>
-        <w:t xml:space="preserve">l </w:t>
-      </w:r>
-      <w:r>
-        <w:rPr>
-          <w:rFonts w:cs="Arial"/>
-          <w:bCs/>
-          <w:color w:val="000000" w:themeColor="text1"/>
-          <w:sz w:val="18"/>
-          <w:szCs w:val="18"/>
-        </w:rPr>
-        <w:t xml:space="preserve">interruptor </w:t>
-      </w:r>
-      <w:r>
-        <w:rPr>
-          <w:rFonts w:cs="Arial"/>
-          <w:bCs/>
-          <w:color w:val="000000" w:themeColor="text1"/>
-          <w:sz w:val="18"/>
-          <w:szCs w:val="18"/>
-        </w:rPr>
-        <w:t>{{</w:t>
-      </w:r>
-      <w:proofErr w:type="spellStart"/>
-      <w:r>
-        <w:rPr>
-          <w:rFonts w:cs="Arial"/>
-          <w:bCs/>
-          <w:color w:val="000000" w:themeColor="text1"/>
-          <w:sz w:val="18"/>
-          <w:szCs w:val="18"/>
-        </w:rPr>
-        <w:t>interruptor_aperturado</w:t>
-      </w:r>
-      <w:proofErr w:type="spellEnd"/>
-      <w:r>
-        <w:rPr>
-          <w:rFonts w:cs="Arial"/>
-          <w:bCs/>
-          <w:color w:val="000000" w:themeColor="text1"/>
-          <w:sz w:val="18"/>
-          <w:szCs w:val="18"/>
-        </w:rPr>
-        <w:t>}}</w:t>
-      </w:r>
-      <w:r>
-        <w:rPr>
-          <w:rFonts w:cs="Arial"/>
-          <w:bCs/>
-          <w:color w:val="000000" w:themeColor="text1"/>
-          <w:sz w:val="18"/>
-          <w:szCs w:val="18"/>
-        </w:rPr>
-        <w:t xml:space="preserve"> y </w:t>
-      </w:r>
-      <w:r>
-        <w:rPr>
-          <w:rFonts w:cs="Arial"/>
-          <w:bCs/>
-          <w:color w:val="000000" w:themeColor="text1"/>
-          <w:sz w:val="18"/>
-          <w:szCs w:val="18"/>
-        </w:rPr>
-        <w:t xml:space="preserve">a las </w:t>
-      </w:r>
-      <w:r>
-        <w:rPr>
-          <w:sz w:val="18"/>
-          <w:szCs w:val="18"/>
-        </w:rPr>
-        <w:t>{{</w:t>
-      </w:r>
-      <w:proofErr w:type="spellStart"/>
-      <w:r>
-        <w:rPr>
-          <w:sz w:val="18"/>
-          <w:szCs w:val="18"/>
-        </w:rPr>
-        <w:t>horas_vicos_</w:t>
-      </w:r>
-      <w:r>
-        <w:rPr>
-          <w:sz w:val="18"/>
-          <w:szCs w:val="18"/>
-        </w:rPr>
-        <w:t>vec</w:t>
-      </w:r>
-      <w:r>
-        <w:rPr>
-          <w:sz w:val="18"/>
-          <w:szCs w:val="18"/>
-        </w:rPr>
-        <w:t>_final</w:t>
-      </w:r>
-      <w:proofErr w:type="spellEnd"/>
-      <w:r>
-        <w:rPr>
-          <w:sz w:val="18"/>
-          <w:szCs w:val="18"/>
-        </w:rPr>
-        <w:t>}}</w:t>
-      </w:r>
-      <w:r>
-        <w:rPr>
-          <w:sz w:val="18"/>
-          <w:szCs w:val="18"/>
-        </w:rPr>
-        <w:t xml:space="preserve"> se origina el </w:t>
-      </w:r>
-      <w:proofErr w:type="spellStart"/>
-      <w:r>
-        <w:rPr>
-          <w:sz w:val="18"/>
-          <w:szCs w:val="18"/>
-        </w:rPr>
-        <w:t>recierre</w:t>
-      </w:r>
-      <w:proofErr w:type="spellEnd"/>
-      <w:r>
-        <w:rPr>
-          <w:sz w:val="18"/>
-          <w:szCs w:val="18"/>
-        </w:rPr>
-        <w:t xml:space="preserve"> automático del interruptor </w:t>
-      </w:r>
-      <w:r>
-        <w:rPr>
-          <w:rFonts w:cs="Arial"/>
-          <w:bCs/>
-          <w:color w:val="000000" w:themeColor="text1"/>
-          <w:sz w:val="18"/>
-          <w:szCs w:val="18"/>
-        </w:rPr>
-        <w:t>{{</w:t>
-      </w:r>
-      <w:proofErr w:type="spellStart"/>
-      <w:r>
-        <w:rPr>
-          <w:rFonts w:cs="Arial"/>
-          <w:bCs/>
-          <w:color w:val="000000" w:themeColor="text1"/>
-          <w:sz w:val="18"/>
-          <w:szCs w:val="18"/>
-        </w:rPr>
-        <w:t>interruptor_vecino</w:t>
-      </w:r>
-      <w:proofErr w:type="spellEnd"/>
-      <w:r>
-        <w:rPr>
-          <w:rFonts w:cs="Arial"/>
-          <w:bCs/>
-          <w:color w:val="000000" w:themeColor="text1"/>
-          <w:sz w:val="18"/>
-          <w:szCs w:val="18"/>
-        </w:rPr>
-        <w:t>}}</w:t>
-      </w:r>
-      <w:r>
-        <w:rPr>
-          <w:rFonts w:cs="Arial"/>
-          <w:bCs/>
-          <w:color w:val="000000" w:themeColor="text1"/>
-          <w:sz w:val="18"/>
-          <w:szCs w:val="18"/>
-        </w:rPr>
-        <w:t xml:space="preserve"> con resultado exitoso</w:t>
-      </w:r>
-      <w:r>
-        <w:rPr>
-          <w:rFonts w:cs="Arial"/>
-          <w:b/>
-          <w:color w:val="000000" w:themeColor="text1"/>
-          <w:sz w:val="18"/>
-          <w:szCs w:val="18"/>
-        </w:rPr>
-        <w:t xml:space="preserve">, </w:t>
-      </w:r>
-      <w:r>
-        <w:rPr>
-          <w:rFonts w:cs="Arial"/>
-          <w:bCs/>
-          <w:color w:val="000000" w:themeColor="text1"/>
-          <w:sz w:val="18"/>
-          <w:szCs w:val="18"/>
-        </w:rPr>
-        <w:t>no afecto las condiciones normales de operación.</w:t>
-      </w:r>
-    </w:p>
-    <w:p>
-      <w:pPr>
-        <w:spacing w:after="0" w:line="240" w:lineRule="auto"/>
-        <w:ind w:left="0" w:firstLine="0"/>
-        <w:rPr>
-          <w:rFonts w:cs="Arial"/>
-          <w:bCs/>
-          <w:color w:val="000000" w:themeColor="text1"/>
-          <w:sz w:val="18"/>
-          <w:szCs w:val="18"/>
-        </w:rPr>
-      </w:pPr>
-      <w:r>
-        <w:rPr>
-          <w:rFonts w:cs="Arial"/>
-          <w:bCs/>
-          <w:color w:val="000000" w:themeColor="text1"/>
-          <w:sz w:val="18"/>
-          <w:szCs w:val="18"/>
-        </w:rPr>
-        <w:t xml:space="preserve">En el relé de protección principal </w:t>
-      </w:r>
-      <w:proofErr w:type="spellStart"/>
-      <w:r>
-        <w:rPr>
-          <w:rFonts w:cs="Arial"/>
-          <w:bCs/>
-          <w:color w:val="000000" w:themeColor="text1"/>
-          <w:sz w:val="18"/>
-          <w:szCs w:val="18"/>
-        </w:rPr>
-        <w:t>Sitras</w:t>
-      </w:r>
-      <w:proofErr w:type="spellEnd"/>
-      <w:r>
-        <w:rPr>
-          <w:rFonts w:cs="Arial"/>
-          <w:bCs/>
-          <w:color w:val="000000" w:themeColor="text1"/>
-          <w:sz w:val="18"/>
-          <w:szCs w:val="18"/>
-        </w:rPr>
-        <w:t xml:space="preserve"> PRO del alimentador</w:t>
-      </w:r>
-      <w:r>
-        <w:rPr>
-          <w:rFonts w:cs="Arial"/>
-          <w:bCs/>
-          <w:color w:val="000000" w:themeColor="text1"/>
-          <w:sz w:val="18"/>
-          <w:szCs w:val="18"/>
-        </w:rPr>
-        <w:t xml:space="preserve"> </w:t>
-      </w:r>
-      <w:r>
-        <w:rPr>
-          <w:rFonts w:cs="Arial"/>
-          <w:bCs/>
-          <w:color w:val="000000" w:themeColor="text1"/>
-          <w:sz w:val="18"/>
-          <w:szCs w:val="18"/>
-        </w:rPr>
-        <w:t>{{</w:t>
-      </w:r>
-      <w:proofErr w:type="spellStart"/>
-      <w:r>
-        <w:rPr>
-          <w:rFonts w:cs="Arial"/>
-          <w:bCs/>
-          <w:color w:val="000000" w:themeColor="text1"/>
-          <w:sz w:val="18"/>
-          <w:szCs w:val="18"/>
-        </w:rPr>
-        <w:t>alimentador_</w:t>
-      </w:r>
-      <w:r>
-        <w:rPr>
-          <w:rFonts w:cs="Arial"/>
-          <w:bCs/>
-          <w:color w:val="000000" w:themeColor="text1"/>
-          <w:sz w:val="18"/>
-          <w:szCs w:val="18"/>
-        </w:rPr>
         <w:t>aperturado</w:t>
-      </w:r>
-      <w:proofErr w:type="spellEnd"/>
-      <w:r>
-        <w:rPr>
-          <w:rFonts w:cs="Arial"/>
-          <w:bCs/>
-          <w:color w:val="000000" w:themeColor="text1"/>
-          <w:sz w:val="18"/>
-          <w:szCs w:val="18"/>
-        </w:rPr>
-        <w:t>}}</w:t>
-      </w:r>
-      <w:r>
-        <w:rPr>
-          <w:rFonts w:cs="Arial"/>
-          <w:bCs/>
-          <w:color w:val="000000" w:themeColor="text1"/>
-          <w:sz w:val="18"/>
-          <w:szCs w:val="18"/>
-        </w:rPr>
-        <w:t xml:space="preserve"> {{</w:t>
-      </w:r>
-      <w:proofErr w:type="spellStart"/>
-      <w:r>
-        <w:rPr>
-          <w:rFonts w:cs="Arial"/>
-          <w:bCs/>
-          <w:color w:val="000000" w:themeColor="text1"/>
-          <w:sz w:val="18"/>
-          <w:szCs w:val="18"/>
-        </w:rPr>
-        <w:t>ser_aperturado</w:t>
-      </w:r>
-      <w:proofErr w:type="spellEnd"/>
-      <w:r>
-        <w:rPr>
-          <w:rFonts w:cs="Arial"/>
-          <w:bCs/>
-          <w:color w:val="000000" w:themeColor="text1"/>
-          <w:sz w:val="18"/>
-          <w:szCs w:val="18"/>
-        </w:rPr>
-        <w:t>}}</w:t>
-      </w:r>
-      <w:r>
-        <w:rPr>
-          <w:rFonts w:cs="Arial"/>
-          <w:bCs/>
-          <w:color w:val="000000" w:themeColor="text1"/>
-          <w:sz w:val="18"/>
-          <w:szCs w:val="18"/>
-        </w:rPr>
-        <w:t xml:space="preserve">, se puede determinar que la falla fue por </w:t>
-      </w:r>
-      <w:proofErr w:type="spellStart"/>
-      <w:r>
-        <w:rPr>
-          <w:rFonts w:cs="Arial"/>
-          <w:bCs/>
-          <w:color w:val="000000" w:themeColor="text1"/>
-          <w:sz w:val="18"/>
-          <w:szCs w:val="18"/>
-          <w:highlight w:val="yellow"/>
-        </w:rPr>
-        <w:t>sobrecorriente</w:t>
-      </w:r>
-      <w:proofErr w:type="spellEnd"/>
-      <w:r>
-        <w:rPr>
-          <w:rFonts w:cs="Arial"/>
-          <w:bCs/>
-          <w:color w:val="000000" w:themeColor="text1"/>
-          <w:sz w:val="18"/>
-          <w:szCs w:val="18"/>
-        </w:rPr>
-        <w:t xml:space="preserve"> </w:t>
-      </w:r>
-      <w:r>
-        <w:rPr>
-          <w:rFonts w:cs="Arial"/>
-          <w:bCs/>
-          <w:color w:val="000000" w:themeColor="text1"/>
-          <w:sz w:val="18"/>
-          <w:szCs w:val="18"/>
-        </w:rPr>
-        <w:t>e</w:t>
-      </w:r>
-      <w:r>
-        <w:rPr>
-          <w:rFonts w:cs="Arial"/>
-          <w:bCs/>
-          <w:color w:val="000000" w:themeColor="text1"/>
-          <w:sz w:val="18"/>
-          <w:szCs w:val="18"/>
-        </w:rPr>
-        <w:t xml:space="preserve">n la línea aérea de contacto con el valor de </w:t>
-      </w:r>
-      <w:r>
-        <w:rPr>
-          <w:rFonts w:cs="Arial"/>
-          <w:b/>
-          <w:color w:val="000000" w:themeColor="text1"/>
-          <w:sz w:val="18"/>
-          <w:szCs w:val="18"/>
-          <w:highlight w:val="yellow"/>
-        </w:rPr>
-        <w:t>6026</w:t>
-      </w:r>
-      <w:r>
-        <w:rPr>
-          <w:rFonts w:cs="Arial"/>
-          <w:b/>
-          <w:color w:val="000000" w:themeColor="text1"/>
-          <w:sz w:val="18"/>
-          <w:szCs w:val="18"/>
-        </w:rPr>
-        <w:t xml:space="preserve"> A</w:t>
-      </w:r>
-      <w:r>
-        <w:rPr>
-          <w:rFonts w:cs="Arial"/>
-          <w:bCs/>
-          <w:color w:val="000000" w:themeColor="text1"/>
-          <w:sz w:val="18"/>
-          <w:szCs w:val="18"/>
-        </w:rPr>
-        <w:t>.</w:t>
-      </w:r>
-      <w:r>
-        <w:rPr>
-          <w:rFonts w:cs="Arial"/>
-          <w:bCs/>
-          <w:color w:val="000000" w:themeColor="text1"/>
-          <w:sz w:val="18"/>
-          <w:szCs w:val="18"/>
-        </w:rPr>
-        <w:t xml:space="preserve"> La falla fue despejada a los </w:t>
-      </w:r>
-      <w:r>
-        <w:rPr>
-          <w:rFonts w:cs="Arial"/>
-          <w:bCs/>
-          <w:color w:val="000000" w:themeColor="text1"/>
-          <w:sz w:val="18"/>
-          <w:szCs w:val="18"/>
-        </w:rPr>
-        <w:t>{{</w:t>
-      </w:r>
-      <w:proofErr w:type="spellStart"/>
-      <w:r>
-        <w:rPr>
-          <w:rFonts w:cs="Arial"/>
-          <w:bCs/>
-          <w:color w:val="000000" w:themeColor="text1"/>
-          <w:sz w:val="18"/>
-          <w:szCs w:val="18"/>
-        </w:rPr>
-        <w:t>val_osc</w:t>
-      </w:r>
-      <w:proofErr w:type="spellEnd"/>
-      <w:r>
-        <w:rPr>
-          <w:rFonts w:cs="Arial"/>
-          <w:bCs/>
-          <w:color w:val="000000" w:themeColor="text1"/>
-          <w:sz w:val="18"/>
-          <w:szCs w:val="18"/>
-        </w:rPr>
-        <w:t xml:space="preserve">}} ms </w:t>
-      </w:r>
-      <w:r>
-        <w:rPr>
-          <w:rFonts w:cs="Arial"/>
-          <w:b/>
-          <w:color w:val="000000" w:themeColor="text1"/>
-          <w:sz w:val="18"/>
-          <w:szCs w:val="18"/>
-          <w:highlight w:val="yellow"/>
-        </w:rPr>
-        <w:t>25.20 ms</w:t>
-      </w:r>
-      <w:r>
-        <w:rPr>
-          <w:rFonts w:cs="Arial"/>
-          <w:bCs/>
-          <w:color w:val="000000" w:themeColor="text1"/>
-          <w:sz w:val="18"/>
-          <w:szCs w:val="18"/>
-        </w:rPr>
-        <w:t>, de iniciada por actuación de la protección.</w:t>
-      </w:r>
-    </w:p>
-    <w:p>
-      <w:pPr>
-        <w:spacing w:after="0" w:line="240" w:lineRule="auto"/>
-        <w:ind w:left="0" w:firstLine="0"/>
-        <w:rPr>
-          <w:rFonts w:cs="Arial"/>
-          <w:bCs/>
-          <w:color w:val="000000" w:themeColor="text1"/>
-          <w:sz w:val="18"/>
-          <w:szCs w:val="18"/>
-        </w:rPr>
-      </w:pPr>
-    </w:p>
-    <w:p>
-      <w:pPr>
-        <w:spacing w:before="0" w:after="0" w:line="240" w:lineRule="auto"/>
-        <w:jc w:val="center"/>
-        <w:rPr>
-          <w:sz w:val="18"/>
-          <w:szCs w:val="18"/>
-        </w:rPr>
-      </w:pPr>
-      <w:r>
-        <w:rPr>
-          <w:sz w:val="18"/>
-          <w:szCs w:val="18"/>
-        </w:rPr>
-        <w:t>{{</w:t>
-      </w:r>
-      <w:proofErr w:type="spellStart"/>
-      <w:r>
-        <w:rPr>
-          <w:sz w:val="18"/>
-          <w:szCs w:val="18"/>
-        </w:rPr>
-        <w:t>anexo_registro_oscilografico</w:t>
-      </w:r>
-      <w:proofErr w:type="spellEnd"/>
-      <w:r>
-        <w:rPr>
-          <w:sz w:val="18"/>
-          <w:szCs w:val="18"/>
-        </w:rPr>
-        <w:t>}}</w:t>
-      </w:r>
-    </w:p>
-    <w:p>
-      <w:pPr>
-        <w:spacing w:before="0" w:line="240" w:lineRule="auto"/>
-        <w:jc w:val="center"/>
-        <w:rPr>
-          <w:noProof/>
-          <w:sz w:val="18"/>
-          <w:szCs w:val="18"/>
-        </w:rPr>
-      </w:pPr>
-      <w:r>
-        <w:rPr>
-          <w:b/>
-          <w:bCs/>
-          <w:noProof/>
-          <w:sz w:val="18"/>
-          <w:szCs w:val="18"/>
-        </w:rPr>
-        <w:t>Figura 2.</w:t>
-      </w:r>
-      <w:r>
-        <w:rPr>
-          <w:noProof/>
-          <w:sz w:val="18"/>
-          <w:szCs w:val="18"/>
-        </w:rPr>
-        <w:t xml:space="preserve"> Oscilografía del evento,</w:t>
-      </w:r>
-      <w:r>
-        <w:rPr>
-          <w:noProof/>
-          <w:sz w:val="18"/>
-          <w:szCs w:val="18"/>
-        </w:rPr>
-        <w:t xml:space="preserve"> </w:t>
-      </w:r>
-      <w:r>
-        <w:rPr>
-          <w:noProof/>
-          <w:sz w:val="18"/>
-          <w:szCs w:val="18"/>
-        </w:rPr>
-        <w:t xml:space="preserve">relé del </w:t>
-      </w:r>
-      <w:r>
-        <w:rPr>
-          <w:noProof/>
-          <w:sz w:val="18"/>
-          <w:szCs w:val="18"/>
-        </w:rPr>
-        <w:t>{{alimentador_aperturado}} {{ser_aperturado}} ({{funcion_disparo_final}})</w:t>
-      </w:r>
-      <w:r>
-        <w:rPr>
-          <w:noProof/>
-          <w:sz w:val="18"/>
-          <w:szCs w:val="18"/>
-        </w:rPr>
-        <w:t>.</w:t>
-      </w:r>
-    </w:p>
-    <w:p>
-      <w:pPr>
-        <w:spacing w:after="0" w:line="240" w:lineRule="auto"/>
-        <w:ind w:left="0" w:firstLine="0"/>
-        <w:rPr>
-          <w:rFonts w:cs="Arial"/>
-          <w:bCs/>
-          <w:color w:val="000000" w:themeColor="text1"/>
-          <w:sz w:val="18"/>
-          <w:szCs w:val="18"/>
-        </w:rPr>
-      </w:pPr>
-    </w:p>
-    <w:p>
-      <w:pPr>
-        <w:spacing w:before="0" w:after="0" w:line="240" w:lineRule="auto"/>
-        <w:ind w:left="0" w:firstLine="0"/>
-        <w:rPr>
-          <w:rFonts w:cs="Arial"/>
-          <w:bCs/>
-          <w:color w:val="000000" w:themeColor="text1"/>
-          <w:sz w:val="18"/>
-          <w:szCs w:val="18"/>
-        </w:rPr>
-      </w:pPr>
-      <w:r>
-        <w:rPr>
-          <w:rFonts w:cs="Arial"/>
-          <w:bCs/>
-          <w:color w:val="000000" w:themeColor="text1"/>
-          <w:sz w:val="18"/>
-          <w:szCs w:val="18"/>
-        </w:rPr>
-        <w:t xml:space="preserve">Del registro de eventos del relé de protección principal </w:t>
-      </w:r>
-      <w:proofErr w:type="spellStart"/>
-      <w:r>
-        <w:rPr>
-          <w:rFonts w:cs="Arial"/>
-          <w:bCs/>
-          <w:color w:val="000000" w:themeColor="text1"/>
-          <w:sz w:val="18"/>
-          <w:szCs w:val="18"/>
-        </w:rPr>
-        <w:t>Sitras</w:t>
-      </w:r>
-      <w:proofErr w:type="spellEnd"/>
-      <w:r>
-        <w:rPr>
-          <w:rFonts w:cs="Arial"/>
-          <w:bCs/>
-          <w:color w:val="000000" w:themeColor="text1"/>
-          <w:sz w:val="18"/>
-          <w:szCs w:val="18"/>
-        </w:rPr>
-        <w:t xml:space="preserve"> PRO del alimentador </w:t>
-      </w:r>
-      <w:r>
-        <w:rPr>
-          <w:rFonts w:cs="Arial"/>
-          <w:bCs/>
-          <w:color w:val="000000" w:themeColor="text1"/>
-          <w:sz w:val="18"/>
-          <w:szCs w:val="18"/>
-        </w:rPr>
-        <w:t>{{alimentador}}</w:t>
-      </w:r>
-      <w:r>
-        <w:rPr>
-          <w:rFonts w:cs="Arial"/>
-          <w:bCs/>
-          <w:color w:val="000000" w:themeColor="text1"/>
-          <w:sz w:val="18"/>
-          <w:szCs w:val="18"/>
-        </w:rPr>
-        <w:t xml:space="preserve"> en la </w:t>
-      </w:r>
-      <w:r>
-        <w:rPr>
-          <w:rFonts w:cs="Arial"/>
-          <w:bCs/>
-          <w:color w:val="000000" w:themeColor="text1"/>
-          <w:sz w:val="18"/>
-          <w:szCs w:val="18"/>
-        </w:rPr>
-        <w:t>{{</w:t>
-      </w:r>
-      <w:r>
-        <w:rPr>
-          <w:rFonts w:cs="Arial"/>
-          <w:bCs/>
-          <w:color w:val="000000" w:themeColor="text1"/>
-          <w:sz w:val="18"/>
-          <w:szCs w:val="18"/>
-        </w:rPr>
-        <w:t>ser</w:t>
-      </w:r>
-      <w:r>
-        <w:rPr>
-          <w:rFonts w:cs="Arial"/>
-          <w:bCs/>
-          <w:color w:val="000000" w:themeColor="text1"/>
-          <w:sz w:val="18"/>
-          <w:szCs w:val="18"/>
-        </w:rPr>
-        <w:t>}}</w:t>
-      </w:r>
-      <w:r>
-        <w:rPr>
-          <w:rFonts w:cs="Arial"/>
-          <w:bCs/>
-          <w:color w:val="000000" w:themeColor="text1"/>
-          <w:sz w:val="18"/>
-          <w:szCs w:val="18"/>
-        </w:rPr>
-        <w:t xml:space="preserve">, se muestra la secuencia, donde se puede observar que el relé disparo con la función </w:t>
-      </w:r>
-      <w:r>
-        <w:rPr>
-          <w:rFonts w:cs="Arial"/>
-          <w:b/>
-          <w:color w:val="000000" w:themeColor="text1"/>
-          <w:sz w:val="18"/>
-          <w:szCs w:val="18"/>
-        </w:rPr>
-        <w:t>“</w:t>
-      </w:r>
-      <w:r>
-        <w:rPr>
-          <w:rFonts w:cs="Arial"/>
-          <w:b/>
-          <w:color w:val="000000" w:themeColor="text1"/>
-          <w:sz w:val="18"/>
-          <w:szCs w:val="18"/>
-        </w:rPr>
-        <w:t>{{</w:t>
-      </w:r>
-      <w:proofErr w:type="spellStart"/>
-      <w:r>
-        <w:rPr>
-          <w:rFonts w:cs="Arial"/>
-          <w:b/>
-          <w:color w:val="000000" w:themeColor="text1"/>
-          <w:sz w:val="18"/>
-          <w:szCs w:val="18"/>
-        </w:rPr>
-        <w:t>función_disparo_final</w:t>
-      </w:r>
-      <w:proofErr w:type="spellEnd"/>
-      <w:r>
-        <w:rPr>
-          <w:rFonts w:cs="Arial"/>
-          <w:b/>
-          <w:color w:val="000000" w:themeColor="text1"/>
-          <w:sz w:val="18"/>
-          <w:szCs w:val="18"/>
-        </w:rPr>
-        <w:t>}}</w:t>
-      </w:r>
-      <w:r>
-        <w:rPr>
-          <w:rFonts w:cs="Arial"/>
-          <w:b/>
-          <w:color w:val="000000" w:themeColor="text1"/>
-          <w:sz w:val="18"/>
-          <w:szCs w:val="18"/>
-        </w:rPr>
-        <w:t xml:space="preserve">” </w:t>
-      </w:r>
-      <w:r>
-        <w:rPr>
-          <w:rFonts w:cs="Arial"/>
-          <w:bCs/>
-          <w:color w:val="000000" w:themeColor="text1"/>
-          <w:sz w:val="18"/>
-          <w:szCs w:val="18"/>
-        </w:rPr>
-        <w:t xml:space="preserve">operación por protección de </w:t>
-      </w:r>
-      <w:proofErr w:type="spellStart"/>
-      <w:r>
-        <w:rPr>
-          <w:rFonts w:cs="Arial"/>
-          <w:bCs/>
-          <w:color w:val="000000" w:themeColor="text1"/>
-          <w:sz w:val="18"/>
-          <w:szCs w:val="18"/>
-          <w:highlight w:val="yellow"/>
-        </w:rPr>
-        <w:t>sobrecorriente</w:t>
-      </w:r>
-      <w:proofErr w:type="spellEnd"/>
-      <w:r>
-        <w:rPr>
-          <w:rFonts w:cs="Arial"/>
-          <w:bCs/>
-          <w:color w:val="000000" w:themeColor="text1"/>
-          <w:sz w:val="18"/>
-          <w:szCs w:val="18"/>
-        </w:rPr>
-        <w:t>.</w:t>
-      </w:r>
-    </w:p>
-    <w:p>
-      <w:pPr>
-        <w:spacing w:before="0" w:after="0" w:line="240" w:lineRule="auto"/>
-        <w:ind w:left="0" w:firstLine="0"/>
-        <w:jc w:val="center"/>
-        <w:rPr>
-          <w:rFonts w:cs="Arial"/>
-          <w:bCs/>
-          <w:color w:val="000000" w:themeColor="text1"/>
-          <w:sz w:val="18"/>
-          <w:szCs w:val="18"/>
-        </w:rPr>
-      </w:pPr>
-    </w:p>
-    <w:p>
-      <w:pPr>
-        <w:spacing w:before="0" w:after="0" w:line="240" w:lineRule="auto"/>
-        <w:ind w:left="0" w:firstLine="0"/>
-        <w:jc w:val="center"/>
-        <w:rPr>
-          <w:rFonts w:cs="Arial"/>
-          <w:bCs/>
-          <w:color w:val="000000" w:themeColor="text1"/>
-          <w:sz w:val="18"/>
-          <w:szCs w:val="18"/>
-        </w:rPr>
-      </w:pPr>
-    </w:p>
-    <w:p>
-      <w:pPr>
-        <w:spacing w:before="0" w:after="0" w:line="240" w:lineRule="auto"/>
-        <w:jc w:val="center"/>
-        <w:rPr>
-          <w:sz w:val="18"/>
-          <w:szCs w:val="18"/>
-        </w:rPr>
-      </w:pPr>
-      <w:r>
-        <w:rPr>
-          <w:sz w:val="18"/>
-          <w:szCs w:val="18"/>
-        </w:rPr>
-        <w:t xml:space="preserve">{{ </w:t>
-      </w:r>
-      <w:proofErr w:type="spellStart"/>
-      <w:r>
-        <w:rPr>
-          <w:sz w:val="18"/>
-          <w:szCs w:val="18"/>
-        </w:rPr>
-        <w:t>anexo_sitras</w:t>
-      </w:r>
-      <w:r>
-        <w:rPr>
-          <w:sz w:val="18"/>
-          <w:szCs w:val="18"/>
-        </w:rPr>
-        <w:t>_disparo</w:t>
-      </w:r>
-      <w:proofErr w:type="spellEnd"/>
-      <w:r>
-        <w:rPr>
-          <w:sz w:val="18"/>
-          <w:szCs w:val="18"/>
-        </w:rPr>
-        <w:t xml:space="preserve"> </w:t>
-      </w:r>
-      <w:r>
-        <w:rPr>
-          <w:sz w:val="18"/>
-          <w:szCs w:val="18"/>
-        </w:rPr>
-        <w:t>}}</w:t>
-      </w:r>
-    </w:p>
-    <w:p>
-      <w:pPr>
-        <w:pStyle w:val="Descripcin"/>
-        <w:spacing w:before="0" w:after="0" w:line="240" w:lineRule="auto"/>
-        <w:rPr>
-          <w:b w:val="0"/>
-          <w:bCs w:val="0"/>
-          <w:i w:val="0"/>
-          <w:sz w:val="18"/>
-          <w:szCs w:val="18"/>
-        </w:rPr>
-      </w:pPr>
-      <w:r>
-        <w:rPr>
-          <w:i w:val="0"/>
-          <w:noProof/>
-          <w:sz w:val="18"/>
-          <w:szCs w:val="18"/>
-        </w:rPr>
-        <w:t xml:space="preserve">Figura </w:t>
-      </w:r>
-      <w:r>
-        <w:rPr>
-          <w:i w:val="0"/>
-          <w:noProof/>
-          <w:sz w:val="18"/>
-          <w:szCs w:val="18"/>
-        </w:rPr>
-        <w:t>3</w:t>
       </w:r>
       <w:r>
         <w:rPr>
@@ -6190,7 +5261,7 @@
           <w:sz w:val="18"/>
           <w:szCs w:val="18"/>
         </w:rPr>
-        <w:t xml:space="preserve">. Registro de eventos del relé Sitras PRO del </w:t>
+        <w:t>}}</w:t>
       </w:r>
       <w:r>
         <w:rPr>
@@ -6200,7 +5271,225 @@
           <w:sz w:val="18"/>
           <w:szCs w:val="18"/>
         </w:rPr>
-        <w:t>(</w:t>
+        <w:t>)</w:t>
+      </w:r>
+    </w:p>
+    <w:p>
+      <w:pPr>
+        <w:spacing w:before="0" w:after="0" w:line="240" w:lineRule="auto"/>
+        <w:jc w:val="center"/>
+        <w:rPr>
+          <w:noProof/>
+          <w:sz w:val="18"/>
+          <w:szCs w:val="18"/>
+        </w:rPr>
+      </w:pPr>
+    </w:p>
+    <w:p>
+      <w:pPr>
+        <w:spacing w:before="0" w:after="0" w:line="240" w:lineRule="auto"/>
+        <w:ind w:left="0" w:firstLine="0"/>
+        <w:rPr>
+          <w:rFonts w:cs="Arial"/>
+          <w:bCs/>
+          <w:color w:val="000000" w:themeColor="text1"/>
+          <w:sz w:val="18"/>
+          <w:szCs w:val="18"/>
+        </w:rPr>
+      </w:pPr>
+      <w:r>
+        <w:rPr>
+          <w:rFonts w:cs="Arial"/>
+          <w:bCs/>
+          <w:color w:val="000000" w:themeColor="text1"/>
+          <w:sz w:val="18"/>
+          <w:szCs w:val="18"/>
+        </w:rPr>
+        <w:t xml:space="preserve">Del registro de eventos del relé de protección principal Sitras PRO del alimentador </w:t>
+      </w:r>
+      <w:r>
+        <w:rPr>
+          <w:rFonts w:cs="Arial"/>
+          <w:bCs/>
+          <w:color w:val="000000" w:themeColor="text1"/>
+          <w:sz w:val="18"/>
+          <w:szCs w:val="18"/>
+        </w:rPr>
+        <w:t>{{alimentador_vecino}}</w:t>
+      </w:r>
+      <w:r>
+        <w:rPr>
+          <w:rFonts w:cs="Arial"/>
+          <w:bCs/>
+          <w:color w:val="000000" w:themeColor="text1"/>
+          <w:sz w:val="18"/>
+          <w:szCs w:val="18"/>
+        </w:rPr>
+        <w:t xml:space="preserve"> en la </w:t>
+      </w:r>
+      <w:r>
+        <w:rPr>
+          <w:rFonts w:cs="Arial"/>
+          <w:bCs/>
+          <w:color w:val="000000" w:themeColor="text1"/>
+          <w:sz w:val="18"/>
+          <w:szCs w:val="18"/>
+        </w:rPr>
+        <w:t>{{ser_vecino}}</w:t>
+      </w:r>
+      <w:r>
+        <w:rPr>
+          <w:rFonts w:cs="Arial"/>
+          <w:bCs/>
+          <w:color w:val="000000" w:themeColor="text1"/>
+          <w:sz w:val="18"/>
+          <w:szCs w:val="18"/>
+        </w:rPr>
+        <w:t xml:space="preserve">, se muestra la secuencia, donde se puede observar que el relé disparo con la función </w:t>
+      </w:r>
+      <w:r>
+        <w:rPr>
+          <w:rFonts w:cs="Arial"/>
+          <w:b/>
+          <w:color w:val="000000" w:themeColor="text1"/>
+          <w:sz w:val="18"/>
+          <w:szCs w:val="18"/>
+        </w:rPr>
+        <w:t xml:space="preserve">“Alarm: Transfer trip from neighboring substation active” </w:t>
+      </w:r>
+      <w:r>
+        <w:rPr>
+          <w:rFonts w:cs="Arial"/>
+          <w:bCs/>
+          <w:color w:val="000000" w:themeColor="text1"/>
+          <w:sz w:val="18"/>
+          <w:szCs w:val="18"/>
+        </w:rPr>
+        <w:t>operación por disparo de subestación vecina.</w:t>
+      </w:r>
+    </w:p>
+    <w:p>
+      <w:pPr>
+        <w:spacing w:before="0" w:after="0" w:line="240" w:lineRule="auto"/>
+        <w:ind w:left="0" w:firstLine="0"/>
+        <w:jc w:val="left"/>
+        <w:rPr>
+          <w:rFonts w:cs="Arial"/>
+          <w:bCs/>
+          <w:color w:val="000000" w:themeColor="text1"/>
+          <w:sz w:val="18"/>
+          <w:szCs w:val="18"/>
+        </w:rPr>
+      </w:pPr>
+    </w:p>
+    <w:p>
+      <w:pPr>
+        <w:spacing w:before="0" w:after="0" w:line="240" w:lineRule="auto"/>
+        <w:ind w:left="0" w:firstLine="0"/>
+        <w:jc w:val="left"/>
+        <w:rPr>
+          <w:rFonts w:cs="Arial"/>
+          <w:bCs/>
+          <w:color w:val="000000" w:themeColor="text1"/>
+          <w:sz w:val="18"/>
+          <w:szCs w:val="18"/>
+        </w:rPr>
+      </w:pPr>
+    </w:p>
+    <w:p>
+      <w:pPr>
+        <w:spacing w:before="0" w:after="0" w:line="240" w:lineRule="auto"/>
+        <w:jc w:val="center"/>
+        <w:rPr>
+          <w:sz w:val="18"/>
+          <w:szCs w:val="18"/>
+        </w:rPr>
+      </w:pPr>
+      <w:proofErr w:type="gramStart"/>
+      <w:r>
+        <w:rPr>
+          <w:sz w:val="18"/>
+          <w:szCs w:val="18"/>
+        </w:rPr>
+        <w:t>{{ anexo</w:t>
+      </w:r>
+      <w:proofErr w:type="gramEnd"/>
+      <w:r>
+        <w:rPr>
+          <w:sz w:val="18"/>
+          <w:szCs w:val="18"/>
+        </w:rPr>
+        <w:t>_sitras</w:t>
+      </w:r>
+      <w:r>
+        <w:rPr>
+          <w:sz w:val="18"/>
+          <w:szCs w:val="18"/>
+        </w:rPr>
+        <w:t>_</w:t>
+      </w:r>
+      <w:proofErr w:type="gramStart"/>
+      <w:r>
+        <w:rPr>
+          <w:sz w:val="18"/>
+          <w:szCs w:val="18"/>
+        </w:rPr>
+        <w:t>aperturado</w:t>
+      </w:r>
+      <w:r>
+        <w:rPr>
+          <w:sz w:val="18"/>
+          <w:szCs w:val="18"/>
+        </w:rPr>
+        <w:t xml:space="preserve"> }</w:t>
+      </w:r>
+      <w:proofErr w:type="gramEnd"/>
+      <w:r>
+        <w:rPr>
+          <w:sz w:val="18"/>
+          <w:szCs w:val="18"/>
+        </w:rPr>
+        <w:t>}</w:t>
+      </w:r>
+    </w:p>
+    <w:p>
+      <w:pPr>
+        <w:pStyle w:val="Descripcin"/>
+        <w:spacing w:before="0" w:after="0" w:line="240" w:lineRule="auto"/>
+        <w:rPr>
+          <w:b w:val="0"/>
+          <w:bCs w:val="0"/>
+          <w:i w:val="0"/>
+          <w:sz w:val="18"/>
+          <w:szCs w:val="18"/>
+        </w:rPr>
+      </w:pPr>
+      <w:r>
+        <w:rPr>
+          <w:i w:val="0"/>
+          <w:noProof/>
+          <w:sz w:val="18"/>
+          <w:szCs w:val="18"/>
+        </w:rPr>
+        <w:t xml:space="preserve">Figura </w:t>
+      </w:r>
+      <w:r>
+        <w:rPr>
+          <w:i w:val="0"/>
+          <w:noProof/>
+          <w:sz w:val="18"/>
+          <w:szCs w:val="18"/>
+        </w:rPr>
+        <w:t>4</w:t>
+      </w:r>
+      <w:r>
+        <w:rPr>
+          <w:i w:val="0"/>
+          <w:noProof/>
+          <w:sz w:val="18"/>
+          <w:szCs w:val="18"/>
+        </w:rPr>
+        <w:t>.</w:t>
       </w:r>
       <w:r>
         <w:rPr>
@@ -6211,9 +5500,18 @@
           <w:sz w:val="18"/>
           <w:szCs w:val="18"/>
         </w:rPr>
-        <w:t>{{</w:t>
-      </w:r>
-      <w:proofErr w:type="spellStart"/>
+        <w:t xml:space="preserve"> Registro de eventos del relé Sitras PRO del </w:t>
+      </w:r>
+      <w:r>
+        <w:rPr>
+          <w:b w:val="0"/>
+          <w:bCs w:val="0"/>
+          <w:i w:val="0"/>
+          <w:sz w:val="18"/>
+          <w:szCs w:val="18"/>
+        </w:rPr>
+        <w:t>(</w:t>
+      </w:r>
       <w:r>
         <w:rPr>
           <w:b w:val="0"/>
@@ -6223,7 +5521,7 @@
           <w:sz w:val="18"/>
           <w:szCs w:val="18"/>
         </w:rPr>
-        <w:t>alimentador_</w:t>
+        <w:t>{{alimentador_</w:t>
       </w:r>
       <w:r>
         <w:rPr>
@@ -6234,464 +5532,8 @@
           <w:sz w:val="18"/>
           <w:szCs w:val="18"/>
         </w:rPr>
-        <w:t>aperturado</w:t>
-      </w:r>
-      <w:proofErr w:type="spellEnd"/>
-      <w:r>
-        <w:rPr>
-          <w:b w:val="0"/>
-          <w:bCs w:val="0"/>
-          <w:i w:val="0"/>
-          <w:noProof/>
-          <w:sz w:val="18"/>
-          <w:szCs w:val="18"/>
-        </w:rPr>
-        <w:t>}} {{ser_</w:t>
-      </w:r>
-      <w:r>
-        <w:rPr>
-          <w:b w:val="0"/>
-          <w:bCs w:val="0"/>
-          <w:i w:val="0"/>
-          <w:noProof/>
-          <w:sz w:val="18"/>
-          <w:szCs w:val="18"/>
-        </w:rPr>
-        <w:t>aperturado</w:t>
-      </w:r>
-      <w:r>
-        <w:rPr>
-          <w:b w:val="0"/>
-          <w:bCs w:val="0"/>
-          <w:i w:val="0"/>
-          <w:noProof/>
-          <w:sz w:val="18"/>
-          <w:szCs w:val="18"/>
-        </w:rPr>
-        <w:t>}}</w:t>
-      </w:r>
-      <w:r>
-        <w:rPr>
-          <w:b w:val="0"/>
-          <w:bCs w:val="0"/>
-          <w:i w:val="0"/>
-          <w:sz w:val="18"/>
-          <w:szCs w:val="18"/>
-        </w:rPr>
-        <w:t>)</w:t>
-      </w:r>
-    </w:p>
-    <w:p>
-      <w:pPr>
-        <w:spacing w:before="0" w:after="0" w:line="240" w:lineRule="auto"/>
-        <w:jc w:val="center"/>
-        <w:rPr>
-          <w:noProof/>
-          <w:sz w:val="18"/>
-          <w:szCs w:val="18"/>
-        </w:rPr>
-      </w:pPr>
-    </w:p>
-    <w:p>
-      <w:pPr>
-        <w:spacing w:before="0" w:after="0" w:line="240" w:lineRule="auto"/>
-        <w:ind w:left="0" w:firstLine="0"/>
-        <w:rPr>
-          <w:rFonts w:cs="Arial"/>
-          <w:bCs/>
-          <w:color w:val="000000" w:themeColor="text1"/>
-          <w:sz w:val="18"/>
-          <w:szCs w:val="18"/>
-        </w:rPr>
-      </w:pPr>
-      <w:r>
-        <w:rPr>
-          <w:rFonts w:cs="Arial"/>
-          <w:bCs/>
-          <w:color w:val="000000" w:themeColor="text1"/>
-          <w:sz w:val="18"/>
-          <w:szCs w:val="18"/>
-        </w:rPr>
-        <w:t xml:space="preserve">Del registro de eventos del relé de protección principal </w:t>
-      </w:r>
-      <w:proofErr w:type="spellStart"/>
-      <w:r>
-        <w:rPr>
-          <w:rFonts w:cs="Arial"/>
-          <w:bCs/>
-          <w:color w:val="000000" w:themeColor="text1"/>
-          <w:sz w:val="18"/>
-          <w:szCs w:val="18"/>
-        </w:rPr>
-        <w:t>Sitras</w:t>
-      </w:r>
-      <w:proofErr w:type="spellEnd"/>
-      <w:r>
-        <w:rPr>
-          <w:rFonts w:cs="Arial"/>
-          <w:bCs/>
-          <w:color w:val="000000" w:themeColor="text1"/>
-          <w:sz w:val="18"/>
-          <w:szCs w:val="18"/>
-        </w:rPr>
-        <w:t xml:space="preserve"> PRO del alimentador </w:t>
-      </w:r>
-      <w:r>
-        <w:rPr>
-          <w:rFonts w:cs="Arial"/>
-          <w:bCs/>
-          <w:color w:val="000000" w:themeColor="text1"/>
-          <w:sz w:val="18"/>
-          <w:szCs w:val="18"/>
-        </w:rPr>
-        <w:t>{{</w:t>
-      </w:r>
-      <w:proofErr w:type="spellStart"/>
-      <w:r>
-        <w:rPr>
-          <w:rFonts w:cs="Arial"/>
-          <w:bCs/>
-          <w:color w:val="000000" w:themeColor="text1"/>
-          <w:sz w:val="18"/>
-          <w:szCs w:val="18"/>
-        </w:rPr>
-        <w:t>alimentador_vecino</w:t>
-      </w:r>
-      <w:proofErr w:type="spellEnd"/>
-      <w:r>
-        <w:rPr>
-          <w:rFonts w:cs="Arial"/>
-          <w:bCs/>
-          <w:color w:val="000000" w:themeColor="text1"/>
-          <w:sz w:val="18"/>
-          <w:szCs w:val="18"/>
-        </w:rPr>
-        <w:t>}}</w:t>
-      </w:r>
-      <w:r>
-        <w:rPr>
-          <w:rFonts w:cs="Arial"/>
-          <w:bCs/>
-          <w:color w:val="000000" w:themeColor="text1"/>
-          <w:sz w:val="18"/>
-          <w:szCs w:val="18"/>
-        </w:rPr>
-        <w:t xml:space="preserve"> en la </w:t>
-      </w:r>
-      <w:r>
-        <w:rPr>
-          <w:rFonts w:cs="Arial"/>
-          <w:bCs/>
-          <w:color w:val="000000" w:themeColor="text1"/>
-          <w:sz w:val="18"/>
-          <w:szCs w:val="18"/>
-        </w:rPr>
-        <w:t>{{</w:t>
-      </w:r>
-      <w:proofErr w:type="spellStart"/>
-      <w:r>
-        <w:rPr>
-          <w:rFonts w:cs="Arial"/>
-          <w:bCs/>
-          <w:color w:val="000000" w:themeColor="text1"/>
-          <w:sz w:val="18"/>
-          <w:szCs w:val="18"/>
-        </w:rPr>
-        <w:t>ser_vecino</w:t>
-      </w:r>
-      <w:proofErr w:type="spellEnd"/>
-      <w:r>
-        <w:rPr>
-          <w:rFonts w:cs="Arial"/>
-          <w:bCs/>
-          <w:color w:val="000000" w:themeColor="text1"/>
-          <w:sz w:val="18"/>
-          <w:szCs w:val="18"/>
-        </w:rPr>
-        <w:t>}}</w:t>
-      </w:r>
-      <w:r>
-        <w:rPr>
-          <w:rFonts w:cs="Arial"/>
-          <w:bCs/>
-          <w:color w:val="000000" w:themeColor="text1"/>
-          <w:sz w:val="18"/>
-          <w:szCs w:val="18"/>
-        </w:rPr>
-        <w:t xml:space="preserve">, se muestra la secuencia, donde se puede observar que el relé disparo con la función </w:t>
-      </w:r>
-      <w:r>
-        <w:rPr>
-          <w:rFonts w:cs="Arial"/>
-          <w:b/>
-          <w:color w:val="000000" w:themeColor="text1"/>
-          <w:sz w:val="18"/>
-          <w:szCs w:val="18"/>
-        </w:rPr>
-        <w:t xml:space="preserve">“Alarm: Transfer </w:t>
-      </w:r>
-      <w:proofErr w:type="spellStart"/>
-      <w:r>
-        <w:rPr>
-          <w:rFonts w:cs="Arial"/>
-          <w:b/>
-          <w:color w:val="000000" w:themeColor="text1"/>
-          <w:sz w:val="18"/>
-          <w:szCs w:val="18"/>
-        </w:rPr>
-        <w:t>trip</w:t>
-      </w:r>
-      <w:proofErr w:type="spellEnd"/>
-      <w:r>
-        <w:rPr>
-          <w:rFonts w:cs="Arial"/>
-          <w:b/>
-          <w:color w:val="000000" w:themeColor="text1"/>
-          <w:sz w:val="18"/>
-          <w:szCs w:val="18"/>
-        </w:rPr>
-        <w:t xml:space="preserve"> </w:t>
-      </w:r>
-      <w:proofErr w:type="spellStart"/>
-      <w:r>
-        <w:rPr>
-          <w:rFonts w:cs="Arial"/>
-          <w:b/>
-          <w:color w:val="000000" w:themeColor="text1"/>
-          <w:sz w:val="18"/>
-          <w:szCs w:val="18"/>
-        </w:rPr>
-        <w:t>from</w:t>
-      </w:r>
-      <w:proofErr w:type="spellEnd"/>
-      <w:r>
-        <w:rPr>
-          <w:rFonts w:cs="Arial"/>
-          <w:b/>
-          <w:color w:val="000000" w:themeColor="text1"/>
-          <w:sz w:val="18"/>
-          <w:szCs w:val="18"/>
-        </w:rPr>
-        <w:t xml:space="preserve"> </w:t>
-      </w:r>
-      <w:proofErr w:type="spellStart"/>
-      <w:r>
-        <w:rPr>
-          <w:rFonts w:cs="Arial"/>
-          <w:b/>
-          <w:color w:val="000000" w:themeColor="text1"/>
-          <w:sz w:val="18"/>
-          <w:szCs w:val="18"/>
-        </w:rPr>
-        <w:t>neighboring</w:t>
-      </w:r>
-      <w:proofErr w:type="spellEnd"/>
-      <w:r>
-        <w:rPr>
-          <w:rFonts w:cs="Arial"/>
-          <w:b/>
-          <w:color w:val="000000" w:themeColor="text1"/>
-          <w:sz w:val="18"/>
-          <w:szCs w:val="18"/>
-        </w:rPr>
-        <w:t xml:space="preserve"> </w:t>
-      </w:r>
-      <w:proofErr w:type="spellStart"/>
-      <w:r>
-        <w:rPr>
-          <w:rFonts w:cs="Arial"/>
-          <w:b/>
-          <w:color w:val="000000" w:themeColor="text1"/>
-          <w:sz w:val="18"/>
-          <w:szCs w:val="18"/>
-        </w:rPr>
-        <w:t>substation</w:t>
-      </w:r>
-      <w:proofErr w:type="spellEnd"/>
-      <w:r>
-        <w:rPr>
-          <w:rFonts w:cs="Arial"/>
-          <w:b/>
-          <w:color w:val="000000" w:themeColor="text1"/>
-          <w:sz w:val="18"/>
-          <w:szCs w:val="18"/>
-        </w:rPr>
-        <w:t xml:space="preserve"> active” </w:t>
-      </w:r>
-      <w:r>
-        <w:rPr>
-          <w:rFonts w:cs="Arial"/>
-          <w:bCs/>
-          <w:color w:val="000000" w:themeColor="text1"/>
-          <w:sz w:val="18"/>
-          <w:szCs w:val="18"/>
-        </w:rPr>
-        <w:t>operación por disparo de subestación vecina.</w:t>
-      </w:r>
-    </w:p>
-    <w:p>
-      <w:pPr>
-        <w:spacing w:before="0" w:after="0" w:line="240" w:lineRule="auto"/>
-        <w:ind w:left="0" w:firstLine="0"/>
-        <w:jc w:val="left"/>
-        <w:rPr>
-          <w:rFonts w:cs="Arial"/>
-          <w:bCs/>
-          <w:color w:val="000000" w:themeColor="text1"/>
-          <w:sz w:val="18"/>
-          <w:szCs w:val="18"/>
-        </w:rPr>
-      </w:pPr>
-    </w:p>
-    <w:p>
-      <w:pPr>
-        <w:spacing w:before="0" w:after="0" w:line="240" w:lineRule="auto"/>
-        <w:ind w:left="0" w:firstLine="0"/>
-        <w:jc w:val="left"/>
-        <w:rPr>
-          <w:rFonts w:cs="Arial"/>
-          <w:bCs/>
-          <w:color w:val="000000" w:themeColor="text1"/>
-          <w:sz w:val="18"/>
-          <w:szCs w:val="18"/>
-        </w:rPr>
-      </w:pPr>
-    </w:p>
-    <w:p>
-      <w:pPr>
-        <w:spacing w:before="0" w:after="0" w:line="240" w:lineRule="auto"/>
-        <w:jc w:val="center"/>
-        <w:rPr>
-          <w:sz w:val="18"/>
-          <w:szCs w:val="18"/>
-        </w:rPr>
-      </w:pPr>
-      <w:r>
-        <w:rPr>
-          <w:sz w:val="18"/>
-          <w:szCs w:val="18"/>
-        </w:rPr>
-        <w:t xml:space="preserve">{{ </w:t>
-      </w:r>
-      <w:proofErr w:type="spellStart"/>
-      <w:r>
-        <w:rPr>
-          <w:sz w:val="18"/>
-          <w:szCs w:val="18"/>
-        </w:rPr>
-        <w:t>anexo_sitras</w:t>
-      </w:r>
-      <w:r>
-        <w:rPr>
-          <w:sz w:val="18"/>
-          <w:szCs w:val="18"/>
-        </w:rPr>
-        <w:t>_aperturado</w:t>
-      </w:r>
-      <w:proofErr w:type="spellEnd"/>
-      <w:r>
-        <w:rPr>
-          <w:sz w:val="18"/>
-          <w:szCs w:val="18"/>
-        </w:rPr>
-        <w:t xml:space="preserve"> }}</w:t>
-      </w:r>
-    </w:p>
-    <w:p>
-      <w:pPr>
-        <w:pStyle w:val="Descripcin"/>
-        <w:spacing w:before="0" w:after="0" w:line="240" w:lineRule="auto"/>
-        <w:rPr>
-          <w:b w:val="0"/>
-          <w:bCs w:val="0"/>
-          <w:i w:val="0"/>
-          <w:sz w:val="18"/>
-          <w:szCs w:val="18"/>
-        </w:rPr>
-      </w:pPr>
-      <w:r>
-        <w:rPr>
-          <w:i w:val="0"/>
-          <w:noProof/>
-          <w:sz w:val="18"/>
-          <w:szCs w:val="18"/>
-        </w:rPr>
-        <w:t xml:space="preserve">Figura </w:t>
-      </w:r>
-      <w:r>
-        <w:rPr>
-          <w:i w:val="0"/>
-          <w:noProof/>
-          <w:sz w:val="18"/>
-          <w:szCs w:val="18"/>
-        </w:rPr>
-        <w:t>4</w:t>
-      </w:r>
-      <w:r>
-        <w:rPr>
-          <w:i w:val="0"/>
-          <w:noProof/>
-          <w:sz w:val="18"/>
-          <w:szCs w:val="18"/>
-        </w:rPr>
-        <w:t>.</w:t>
-      </w:r>
-      <w:r>
-        <w:rPr>
-          <w:b w:val="0"/>
-          <w:bCs w:val="0"/>
-          <w:i w:val="0"/>
-          <w:noProof/>
-          <w:sz w:val="18"/>
-          <w:szCs w:val="18"/>
-        </w:rPr>
-        <w:t xml:space="preserve"> Registro de eventos del relé Sitras PRO del </w:t>
-      </w:r>
-      <w:r>
-        <w:rPr>
-          <w:b w:val="0"/>
-          <w:bCs w:val="0"/>
-          <w:i w:val="0"/>
-          <w:sz w:val="18"/>
-          <w:szCs w:val="18"/>
-        </w:rPr>
-        <w:t>(</w:t>
-      </w:r>
-      <w:r>
-        <w:rPr>
-          <w:b w:val="0"/>
-          <w:bCs w:val="0"/>
-          <w:i w:val="0"/>
-          <w:noProof/>
-          <w:sz w:val="18"/>
-          <w:szCs w:val="18"/>
-        </w:rPr>
-        <w:t>{{</w:t>
-      </w:r>
-      <w:proofErr w:type="spellStart"/>
-      <w:r>
-        <w:rPr>
-          <w:b w:val="0"/>
-          <w:bCs w:val="0"/>
-          <w:i w:val="0"/>
-          <w:noProof/>
-          <w:sz w:val="18"/>
-          <w:szCs w:val="18"/>
-        </w:rPr>
-        <w:t>alimentador_</w:t>
-      </w:r>
-      <w:r>
-        <w:rPr>
-          <w:b w:val="0"/>
-          <w:bCs w:val="0"/>
-          <w:i w:val="0"/>
-          <w:noProof/>
-          <w:sz w:val="18"/>
-          <w:szCs w:val="18"/>
-        </w:rPr>
         <w:t>vecino</w:t>
       </w:r>
-      <w:proofErr w:type="spellEnd"/>
       <w:r>
         <w:rPr>
           <w:b w:val="0"/>
@@ -6813,27 +5655,7 @@
           <w:sz w:val="18"/>
           <w:szCs w:val="18"/>
         </w:rPr>
-        <w:t>{{</w:t>
-      </w:r>
-      <w:proofErr w:type="spellStart"/>
-      <w:r>
-        <w:rPr>
-          <w:b/>
-          <w:bCs/>
-          <w:sz w:val="18"/>
-          <w:szCs w:val="18"/>
-        </w:rPr>
-        <w:t>st_ap</w:t>
-      </w:r>
-      <w:proofErr w:type="spellEnd"/>
-      <w:r>
-        <w:rPr>
-          <w:b/>
-          <w:bCs/>
-          <w:sz w:val="18"/>
-          <w:szCs w:val="18"/>
-        </w:rPr>
-        <w:t>}}</w:t>
+        <w:t>{{st_ap}}</w:t>
       </w:r>
       <w:r>
         <w:rPr>
@@ -6856,43 +5678,7 @@
           <w:sz w:val="18"/>
           <w:szCs w:val="18"/>
         </w:rPr>
-        <w:t>{{</w:t>
-      </w:r>
-      <w:proofErr w:type="spellStart"/>
-      <w:r>
-        <w:rPr>
-          <w:rFonts w:cs="Arial"/>
-          <w:sz w:val="18"/>
-          <w:szCs w:val="18"/>
-        </w:rPr>
-        <w:t>alimentador_aperturado</w:t>
-      </w:r>
-      <w:proofErr w:type="spellEnd"/>
-      <w:r>
-        <w:rPr>
-          <w:rFonts w:cs="Arial"/>
-          <w:sz w:val="18"/>
-          <w:szCs w:val="18"/>
-        </w:rPr>
-        <w:t>}} {{</w:t>
-      </w:r>
-      <w:proofErr w:type="spellStart"/>
-      <w:r>
-        <w:rPr>
-          <w:rFonts w:cs="Arial"/>
-          <w:sz w:val="18"/>
-          <w:szCs w:val="18"/>
-        </w:rPr>
-        <w:t>ser_aperturado</w:t>
-      </w:r>
-      <w:proofErr w:type="spellEnd"/>
-      <w:r>
-        <w:rPr>
-          <w:rFonts w:cs="Arial"/>
-          <w:sz w:val="18"/>
-          <w:szCs w:val="18"/>
-        </w:rPr>
-        <w:t>}}</w:t>
+        <w:t>{{alimentador_aperturado}} {{ser_aperturado}}</w:t>
       </w:r>
       <w:r>
         <w:rPr>
@@ -6934,41 +5720,12 @@
           <w:sz w:val="18"/>
           <w:szCs w:val="18"/>
         </w:rPr>
-        <w:t>{{</w:t>
-      </w:r>
-      <w:proofErr w:type="spellStart"/>
-      <w:r>
-        <w:rPr>
+        <w:t>{{st_vec}}</w:t>
+      </w:r>
+      <w:r>
+        <w:rPr>
+          <w:rFonts w:cs="Arial"/>
           <w:b/>
-          <w:bCs/>
-          <w:sz w:val="18"/>
-          <w:szCs w:val="18"/>
-        </w:rPr>
-        <w:t>st_</w:t>
-      </w:r>
-      <w:r>
-        <w:rPr>
-          <w:b/>
-          <w:bCs/>
-          <w:sz w:val="18"/>
-          <w:szCs w:val="18"/>
-        </w:rPr>
-        <w:t>vec</w:t>
-      </w:r>
-      <w:proofErr w:type="spellEnd"/>
-      <w:r>
-        <w:rPr>
-          <w:b/>
-          <w:bCs/>
-          <w:sz w:val="18"/>
-          <w:szCs w:val="18"/>
-        </w:rPr>
-        <w:t>}}</w:t>
-      </w:r>
-      <w:r>
-        <w:rPr>
-          <w:rFonts w:cs="Arial"/>
-          <w:b/>
           <w:color w:val="000000" w:themeColor="text1"/>
           <w:sz w:val="18"/>
           <w:szCs w:val="18"/>
@@ -6989,59 +5746,7 @@
           <w:sz w:val="18"/>
           <w:szCs w:val="18"/>
         </w:rPr>
-        <w:t>{{</w:t>
-      </w:r>
-      <w:proofErr w:type="spellStart"/>
-      <w:r>
-        <w:rPr>
-          <w:rFonts w:cs="Arial"/>
-          <w:sz w:val="18"/>
-          <w:szCs w:val="18"/>
-        </w:rPr>
-        <w:t>alimentador_</w:t>
-      </w:r>
-      <w:r>
-        <w:rPr>
-          <w:rFonts w:cs="Arial"/>
-          <w:sz w:val="18"/>
-          <w:szCs w:val="18"/>
-        </w:rPr>
-        <w:t>vecino</w:t>
-      </w:r>
-      <w:proofErr w:type="spellEnd"/>
-      <w:r>
-        <w:rPr>
-          <w:rFonts w:cs="Arial"/>
-          <w:sz w:val="18"/>
-          <w:szCs w:val="18"/>
-        </w:rPr>
-        <w:t>}} {{</w:t>
-      </w:r>
-      <w:proofErr w:type="spellStart"/>
-      <w:r>
-        <w:rPr>
-          <w:rFonts w:cs="Arial"/>
-          <w:sz w:val="18"/>
-          <w:szCs w:val="18"/>
-        </w:rPr>
-        <w:t>ser_</w:t>
-      </w:r>
-      <w:r>
-        <w:rPr>
-          <w:rFonts w:cs="Arial"/>
-          <w:sz w:val="18"/>
-          <w:szCs w:val="18"/>
-        </w:rPr>
-        <w:t>vecino</w:t>
-      </w:r>
-      <w:proofErr w:type="spellEnd"/>
-      <w:r>
-        <w:rPr>
-          <w:rFonts w:cs="Arial"/>
-          <w:sz w:val="18"/>
-          <w:szCs w:val="18"/>
-        </w:rPr>
-        <w:t>}}</w:t>
+        <w:t>{{alimentador_vecino}} {{ser_vecino}}</w:t>
       </w:r>
       <w:r>
         <w:rPr>
@@ -7083,36 +5788,7 @@
           <w:sz w:val="18"/>
           <w:szCs w:val="18"/>
         </w:rPr>
-        <w:t>{{</w:t>
-      </w:r>
-      <w:proofErr w:type="spellStart"/>
-      <w:r>
-        <w:rPr>
-          <w:b/>
-          <w:bCs/>
-          <w:sz w:val="18"/>
-          <w:szCs w:val="18"/>
-        </w:rPr>
-        <w:t>st_</w:t>
-      </w:r>
-      <w:r>
-        <w:rPr>
-          <w:b/>
-          <w:bCs/>
-          <w:sz w:val="18"/>
-          <w:szCs w:val="18"/>
-        </w:rPr>
-        <w:t>zn</w:t>
-      </w:r>
-      <w:proofErr w:type="spellEnd"/>
-      <w:r>
-        <w:rPr>
-          <w:b/>
-          <w:bCs/>
-          <w:sz w:val="18"/>
-          <w:szCs w:val="18"/>
-        </w:rPr>
-        <w:t>}}</w:t>
+        <w:t>{{st_zn}}</w:t>
       </w:r>
       <w:r>
         <w:rPr>
@@ -7255,9 +5931,16 @@
           <w:sz w:val="18"/>
           <w:szCs w:val="18"/>
         </w:rPr>
-        <w:t>{{</w:t>
-      </w:r>
-      <w:proofErr w:type="spellStart"/>
+        <w:t>{{interruptor_aperturado}}</w:t>
+      </w:r>
+      <w:r>
+        <w:rPr>
+          <w:rFonts w:cs="Arial"/>
+          <w:sz w:val="18"/>
+          <w:szCs w:val="18"/>
+        </w:rPr>
+        <w:t xml:space="preserve"> y </w:t>
+      </w:r>
       <w:r>
         <w:rPr>
           <w:rFonts w:cs="Arial"/>
@@ -7266,9 +5949,8 @@
           <w:sz w:val="18"/>
           <w:szCs w:val="18"/>
         </w:rPr>
-        <w:t>interruptor_aperturado</w:t>
-      </w:r>
-      <w:proofErr w:type="spellEnd"/>
+        <w:t>{{interruptor_</w:t>
+      </w:r>
       <w:r>
         <w:rPr>
           <w:rFonts w:cs="Arial"/>
@@ -7277,48 +5959,8 @@
           <w:sz w:val="18"/>
           <w:szCs w:val="18"/>
         </w:rPr>
-        <w:t>}}</w:t>
-      </w:r>
-      <w:r>
-        <w:rPr>
-          <w:rFonts w:cs="Arial"/>
-          <w:sz w:val="18"/>
-          <w:szCs w:val="18"/>
-        </w:rPr>
-        <w:t xml:space="preserve"> y </w:t>
-      </w:r>
-      <w:r>
-        <w:rPr>
-          <w:rFonts w:cs="Arial"/>
-          <w:b/>
-          <w:bCs/>
-          <w:sz w:val="18"/>
-          <w:szCs w:val="18"/>
-        </w:rPr>
-        <w:t>{{</w:t>
-      </w:r>
-      <w:proofErr w:type="spellStart"/>
-      <w:r>
-        <w:rPr>
-          <w:rFonts w:cs="Arial"/>
-          <w:b/>
-          <w:bCs/>
-          <w:sz w:val="18"/>
-          <w:szCs w:val="18"/>
-        </w:rPr>
-        <w:t>interruptor_</w:t>
-      </w:r>
-      <w:r>
-        <w:rPr>
-          <w:rFonts w:cs="Arial"/>
-          <w:b/>
-          <w:bCs/>
-          <w:sz w:val="18"/>
-          <w:szCs w:val="18"/>
-        </w:rPr>
         <w:t>vecino</w:t>
       </w:r>
-      <w:proofErr w:type="spellEnd"/>
       <w:r>
         <w:rPr>
           <w:rFonts w:cs="Arial"/>
@@ -7381,6 +6023,7 @@
           <w:sz w:val="18"/>
           <w:szCs w:val="18"/>
         </w:rPr>
+        <w:lastRenderedPageBreak/>
         <w:t xml:space="preserve">vía </w:t>
       </w:r>
       <w:r>
@@ -7436,10 +6079,8 @@
           <w:sz w:val="18"/>
           <w:szCs w:val="18"/>
         </w:rPr>
-        <w:lastRenderedPageBreak/>
         <w:t xml:space="preserve">La </w:t>
       </w:r>
-      <w:proofErr w:type="spellStart"/>
       <w:r>
         <w:rPr>
           <w:rFonts w:cs="Arial"/>
@@ -7449,7 +6090,6 @@
         </w:rPr>
         <w:t>sobrecorriente</w:t>
       </w:r>
-      <w:proofErr w:type="spellEnd"/>
       <w:r>
         <w:rPr>
           <w:rFonts w:cs="Arial"/>
@@ -7464,43 +6104,7 @@
           <w:sz w:val="18"/>
           <w:szCs w:val="18"/>
         </w:rPr>
-        <w:t>{{</w:t>
-      </w:r>
-      <w:proofErr w:type="spellStart"/>
-      <w:r>
-        <w:rPr>
-          <w:rFonts w:cs="Arial"/>
-          <w:sz w:val="18"/>
-          <w:szCs w:val="18"/>
-        </w:rPr>
-        <w:t>alimentador_aperturado</w:t>
-      </w:r>
-      <w:proofErr w:type="spellEnd"/>
-      <w:r>
-        <w:rPr>
-          <w:rFonts w:cs="Arial"/>
-          <w:sz w:val="18"/>
-          <w:szCs w:val="18"/>
-        </w:rPr>
-        <w:t>}} {{</w:t>
-      </w:r>
-      <w:proofErr w:type="spellStart"/>
-      <w:r>
-        <w:rPr>
-          <w:rFonts w:cs="Arial"/>
-          <w:sz w:val="18"/>
-          <w:szCs w:val="18"/>
-        </w:rPr>
-        <w:t>ser_aperturado</w:t>
-      </w:r>
-      <w:proofErr w:type="spellEnd"/>
-      <w:r>
-        <w:rPr>
-          <w:rFonts w:cs="Arial"/>
-          <w:sz w:val="18"/>
-          <w:szCs w:val="18"/>
-        </w:rPr>
-        <w:t>}}</w:t>
+        <w:t>{{alimentador_aperturado}} {{ser_aperturado}}</w:t>
       </w:r>
       <w:r>
         <w:rPr>
@@ -7516,59 +6120,7 @@
           <w:sz w:val="18"/>
           <w:szCs w:val="18"/>
         </w:rPr>
-        <w:t>{{</w:t>
-      </w:r>
-      <w:proofErr w:type="spellStart"/>
-      <w:r>
-        <w:rPr>
-          <w:rFonts w:cs="Arial"/>
-          <w:sz w:val="18"/>
-          <w:szCs w:val="18"/>
-        </w:rPr>
-        <w:t>alimentador_</w:t>
-      </w:r>
-      <w:r>
-        <w:rPr>
-          <w:rFonts w:cs="Arial"/>
-          <w:sz w:val="18"/>
-          <w:szCs w:val="18"/>
-        </w:rPr>
-        <w:t>vecino</w:t>
-      </w:r>
-      <w:proofErr w:type="spellEnd"/>
-      <w:r>
-        <w:rPr>
-          <w:rFonts w:cs="Arial"/>
-          <w:sz w:val="18"/>
-          <w:szCs w:val="18"/>
-        </w:rPr>
-        <w:t>}} {{</w:t>
-      </w:r>
-      <w:proofErr w:type="spellStart"/>
-      <w:r>
-        <w:rPr>
-          <w:rFonts w:cs="Arial"/>
-          <w:sz w:val="18"/>
-          <w:szCs w:val="18"/>
-        </w:rPr>
-        <w:t>ser_</w:t>
-      </w:r>
-      <w:r>
-        <w:rPr>
-          <w:rFonts w:cs="Arial"/>
-          <w:sz w:val="18"/>
-          <w:szCs w:val="18"/>
-        </w:rPr>
-        <w:t>vecino</w:t>
-      </w:r>
-      <w:proofErr w:type="spellEnd"/>
-      <w:r>
-        <w:rPr>
-          <w:rFonts w:cs="Arial"/>
-          <w:sz w:val="18"/>
-          <w:szCs w:val="18"/>
-        </w:rPr>
-        <w:t>}}</w:t>
+        <w:t>{{alimentador_vecino}} {{ser_vecino}}</w:t>
       </w:r>
       <w:r>
         <w:rPr>
@@ -7584,25 +6136,7 @@
           <w:sz w:val="18"/>
           <w:szCs w:val="18"/>
         </w:rPr>
-        <w:t>{{</w:t>
-      </w:r>
-      <w:proofErr w:type="spellStart"/>
-      <w:r>
-        <w:rPr>
-          <w:rFonts w:cs="Arial"/>
-          <w:sz w:val="18"/>
-          <w:szCs w:val="18"/>
-        </w:rPr>
-        <w:t>interruptor_aperturado_num</w:t>
-      </w:r>
-      <w:proofErr w:type="spellEnd"/>
-      <w:r>
-        <w:rPr>
-          <w:rFonts w:cs="Arial"/>
-          <w:sz w:val="18"/>
-          <w:szCs w:val="18"/>
-        </w:rPr>
-        <w:t>}}</w:t>
+        <w:t>{{interruptor_aperturado_num}}</w:t>
       </w:r>
       <w:r>
         <w:rPr>
@@ -7618,25 +6152,7 @@
           <w:sz w:val="18"/>
           <w:szCs w:val="18"/>
         </w:rPr>
-        <w:t>{{</w:t>
-      </w:r>
-      <w:proofErr w:type="spellStart"/>
-      <w:r>
-        <w:rPr>
-          <w:rFonts w:cs="Arial"/>
-          <w:sz w:val="18"/>
-          <w:szCs w:val="18"/>
-        </w:rPr>
-        <w:t>ser_aperturado</w:t>
-      </w:r>
-      <w:proofErr w:type="spellEnd"/>
-      <w:r>
-        <w:rPr>
-          <w:rFonts w:cs="Arial"/>
-          <w:sz w:val="18"/>
-          <w:szCs w:val="18"/>
-        </w:rPr>
-        <w:t>}}</w:t>
+        <w:t>{{ser_aperturado}}</w:t>
       </w:r>
       <w:r>
         <w:rPr>
@@ -7652,6 +6168,14 @@
           <w:sz w:val="18"/>
           <w:szCs w:val="18"/>
         </w:rPr>
+        <w:t xml:space="preserve"> {{interruptor_vecino_num}}</w:t>
+      </w:r>
+      <w:r>
+        <w:rPr>
+          <w:rFonts w:cs="Arial"/>
+          <w:sz w:val="18"/>
+          <w:szCs w:val="18"/>
+        </w:rPr>
         <w:t xml:space="preserve"> </w:t>
       </w:r>
       <w:r>
@@ -7660,45 +6184,85 @@
           <w:sz w:val="18"/>
           <w:szCs w:val="18"/>
         </w:rPr>
-        <w:t>{{</w:t>
-      </w:r>
-      <w:proofErr w:type="spellStart"/>
-      <w:r>
-        <w:rPr>
-          <w:rFonts w:cs="Arial"/>
-          <w:sz w:val="18"/>
-          <w:szCs w:val="18"/>
-        </w:rPr>
-        <w:t>interruptor_</w:t>
-      </w:r>
-      <w:r>
-        <w:rPr>
-          <w:rFonts w:cs="Arial"/>
-          <w:sz w:val="18"/>
-          <w:szCs w:val="18"/>
-        </w:rPr>
-        <w:t>vecino</w:t>
-      </w:r>
-      <w:r>
-        <w:rPr>
-          <w:rFonts w:cs="Arial"/>
-          <w:sz w:val="18"/>
-          <w:szCs w:val="18"/>
-        </w:rPr>
-        <w:t>_num</w:t>
-      </w:r>
-      <w:proofErr w:type="spellEnd"/>
-      <w:r>
-        <w:rPr>
-          <w:rFonts w:cs="Arial"/>
-          <w:sz w:val="18"/>
-          <w:szCs w:val="18"/>
-        </w:rPr>
-        <w:t>}}</w:t>
-      </w:r>
-      <w:r>
-        <w:rPr>
-          <w:rFonts w:cs="Arial"/>
+        <w:t xml:space="preserve"> de </w:t>
+      </w:r>
+      <w:r>
+        <w:rPr>
+          <w:rFonts w:cs="Arial"/>
+          <w:sz w:val="18"/>
+          <w:szCs w:val="18"/>
+        </w:rPr>
+        <w:t>{{ser_vecino}}</w:t>
+      </w:r>
+      <w:r>
+        <w:rPr>
+          <w:rFonts w:cs="Arial"/>
+          <w:sz w:val="18"/>
+          <w:szCs w:val="18"/>
+        </w:rPr>
+        <w:t xml:space="preserve">, por actuación correcta de la función de protección de sobrecorriente </w:t>
+      </w:r>
+      <w:r>
+        <w:rPr>
+          <w:rFonts w:cs="Arial"/>
+          <w:b/>
+          <w:bCs/>
+          <w:sz w:val="18"/>
+          <w:szCs w:val="18"/>
+        </w:rPr>
+        <w:t>“</w:t>
+      </w:r>
+      <w:r>
+        <w:rPr>
+          <w:rFonts w:cs="Arial"/>
+          <w:b/>
+          <w:bCs/>
+          <w:sz w:val="18"/>
+          <w:szCs w:val="18"/>
+        </w:rPr>
+        <w:t>{{funcion_disparo_final}}</w:t>
+      </w:r>
+      <w:r>
+        <w:rPr>
+          <w:rFonts w:cs="Arial"/>
+          <w:b/>
+          <w:bCs/>
+          <w:sz w:val="18"/>
+          <w:szCs w:val="18"/>
+        </w:rPr>
+        <w:t xml:space="preserve">” </w:t>
+      </w:r>
+      <w:r>
+        <w:rPr>
+          <w:rFonts w:cs="Arial"/>
+          <w:sz w:val="18"/>
+          <w:szCs w:val="18"/>
+        </w:rPr>
+        <w:t>y</w:t>
+      </w:r>
+      <w:r>
+        <w:rPr>
+          <w:rFonts w:cs="Arial"/>
+          <w:b/>
+          <w:bCs/>
+          <w:sz w:val="18"/>
+          <w:szCs w:val="18"/>
+        </w:rPr>
+        <w:t xml:space="preserve"> “Arrastre desde SSEE colateral activo” </w:t>
+      </w:r>
+      <w:r>
+        <w:rPr>
+          <w:rFonts w:cs="Arial"/>
+          <w:sz w:val="18"/>
+          <w:szCs w:val="18"/>
+        </w:rPr>
+        <w:t>respectivamente</w:t>
+      </w:r>
+      <w:r>
+        <w:rPr>
+          <w:rFonts w:cs="Arial"/>
+          <w:b/>
+          <w:bCs/>
           <w:sz w:val="18"/>
           <w:szCs w:val="18"/>
         </w:rPr>
@@ -7710,173 +6274,7 @@
           <w:sz w:val="18"/>
           <w:szCs w:val="18"/>
         </w:rPr>
-        <w:t xml:space="preserve"> de </w:t>
-      </w:r>
-      <w:r>
-        <w:rPr>
-          <w:rFonts w:cs="Arial"/>
-          <w:sz w:val="18"/>
-          <w:szCs w:val="18"/>
-        </w:rPr>
-        <w:t>{{</w:t>
-      </w:r>
-      <w:proofErr w:type="spellStart"/>
-      <w:r>
-        <w:rPr>
-          <w:rFonts w:cs="Arial"/>
-          <w:sz w:val="18"/>
-          <w:szCs w:val="18"/>
-        </w:rPr>
-        <w:t>ser_vecino</w:t>
-      </w:r>
-      <w:proofErr w:type="spellEnd"/>
-      <w:r>
-        <w:rPr>
-          <w:rFonts w:cs="Arial"/>
-          <w:sz w:val="18"/>
-          <w:szCs w:val="18"/>
-        </w:rPr>
-        <w:t>}}</w:t>
-      </w:r>
-      <w:r>
-        <w:rPr>
-          <w:rFonts w:cs="Arial"/>
-          <w:sz w:val="18"/>
-          <w:szCs w:val="18"/>
-        </w:rPr>
-        <w:t xml:space="preserve">, por actuación correcta de la función de protección de </w:t>
-      </w:r>
-      <w:proofErr w:type="spellStart"/>
-      <w:r>
-        <w:rPr>
-          <w:rFonts w:cs="Arial"/>
-          <w:sz w:val="18"/>
-          <w:szCs w:val="18"/>
-        </w:rPr>
-        <w:t>sobrecorriente</w:t>
-      </w:r>
-      <w:proofErr w:type="spellEnd"/>
-      <w:r>
-        <w:rPr>
-          <w:rFonts w:cs="Arial"/>
-          <w:sz w:val="18"/>
-          <w:szCs w:val="18"/>
-        </w:rPr>
-        <w:t xml:space="preserve"> </w:t>
-      </w:r>
-      <w:r>
-        <w:rPr>
-          <w:rFonts w:cs="Arial"/>
-          <w:b/>
-          <w:bCs/>
-          <w:sz w:val="18"/>
-          <w:szCs w:val="18"/>
-        </w:rPr>
-        <w:t>“</w:t>
-      </w:r>
-      <w:r>
-        <w:rPr>
-          <w:rFonts w:cs="Arial"/>
-          <w:b/>
-          <w:bCs/>
-          <w:sz w:val="18"/>
-          <w:szCs w:val="18"/>
-        </w:rPr>
-        <w:t>{{</w:t>
-      </w:r>
-      <w:proofErr w:type="spellStart"/>
-      <w:r>
-        <w:rPr>
-          <w:rFonts w:cs="Arial"/>
-          <w:b/>
-          <w:bCs/>
-          <w:sz w:val="18"/>
-          <w:szCs w:val="18"/>
-        </w:rPr>
-        <w:t>funcion_disparo_final</w:t>
-      </w:r>
-      <w:proofErr w:type="spellEnd"/>
-      <w:r>
-        <w:rPr>
-          <w:rFonts w:cs="Arial"/>
-          <w:b/>
-          <w:bCs/>
-          <w:sz w:val="18"/>
-          <w:szCs w:val="18"/>
-        </w:rPr>
-        <w:t>}}</w:t>
-      </w:r>
-      <w:r>
-        <w:rPr>
-          <w:rFonts w:cs="Arial"/>
-          <w:b/>
-          <w:bCs/>
-          <w:sz w:val="18"/>
-          <w:szCs w:val="18"/>
-        </w:rPr>
-        <w:t xml:space="preserve">” </w:t>
-      </w:r>
-      <w:r>
-        <w:rPr>
-          <w:rFonts w:cs="Arial"/>
-          <w:sz w:val="18"/>
-          <w:szCs w:val="18"/>
-        </w:rPr>
-        <w:t>y</w:t>
-      </w:r>
-      <w:r>
-        <w:rPr>
-          <w:rFonts w:cs="Arial"/>
-          <w:b/>
-          <w:bCs/>
-          <w:sz w:val="18"/>
-          <w:szCs w:val="18"/>
-        </w:rPr>
-        <w:t xml:space="preserve"> “Arrastre desde SSEE colateral activo” </w:t>
-      </w:r>
-      <w:r>
-        <w:rPr>
-          <w:rFonts w:cs="Arial"/>
-          <w:sz w:val="18"/>
-          <w:szCs w:val="18"/>
-        </w:rPr>
-        <w:t>respectivamente</w:t>
-      </w:r>
-      <w:r>
-        <w:rPr>
-          <w:rFonts w:cs="Arial"/>
-          <w:b/>
-          <w:bCs/>
-          <w:sz w:val="18"/>
-          <w:szCs w:val="18"/>
-        </w:rPr>
-        <w:t xml:space="preserve"> </w:t>
-      </w:r>
-      <w:r>
-        <w:rPr>
-          <w:rFonts w:cs="Arial"/>
-          <w:sz w:val="18"/>
-          <w:szCs w:val="18"/>
-        </w:rPr>
-        <w:t xml:space="preserve">registrados por los relés </w:t>
-      </w:r>
-      <w:proofErr w:type="spellStart"/>
-      <w:r>
-        <w:rPr>
-          <w:rFonts w:cs="Arial"/>
-          <w:sz w:val="18"/>
-          <w:szCs w:val="18"/>
-        </w:rPr>
-        <w:t>Sitras</w:t>
-      </w:r>
-      <w:proofErr w:type="spellEnd"/>
-      <w:r>
-        <w:rPr>
-          <w:rFonts w:cs="Arial"/>
-          <w:sz w:val="18"/>
-          <w:szCs w:val="18"/>
-        </w:rPr>
-        <w:t xml:space="preserve"> PRO.</w:t>
+        <w:t>registrados por los relés Sitras PRO.</w:t>
       </w:r>
     </w:p>
     <w:p>
@@ -7902,7 +6300,6 @@
         </w:rPr>
         <w:t xml:space="preserve">La </w:t>
       </w:r>
-      <w:proofErr w:type="spellStart"/>
       <w:r>
         <w:rPr>
           <w:rFonts w:cs="Arial"/>
@@ -7912,7 +6309,6 @@
         </w:rPr>
         <w:t>sobrecorriente</w:t>
       </w:r>
-      <w:proofErr w:type="spellEnd"/>
       <w:r>
         <w:rPr>
           <w:rFonts w:cs="Arial"/>
@@ -7927,43 +6323,7 @@
           <w:sz w:val="18"/>
           <w:szCs w:val="18"/>
         </w:rPr>
-        <w:t>{{</w:t>
-      </w:r>
-      <w:proofErr w:type="spellStart"/>
-      <w:r>
-        <w:rPr>
-          <w:rFonts w:cs="Arial"/>
-          <w:sz w:val="18"/>
-          <w:szCs w:val="18"/>
-        </w:rPr>
-        <w:t>alimentador_aperturado</w:t>
-      </w:r>
-      <w:proofErr w:type="spellEnd"/>
-      <w:r>
-        <w:rPr>
-          <w:rFonts w:cs="Arial"/>
-          <w:sz w:val="18"/>
-          <w:szCs w:val="18"/>
-        </w:rPr>
-        <w:t>}} {{</w:t>
-      </w:r>
-      <w:proofErr w:type="spellStart"/>
-      <w:r>
-        <w:rPr>
-          <w:rFonts w:cs="Arial"/>
-          <w:sz w:val="18"/>
-          <w:szCs w:val="18"/>
-        </w:rPr>
-        <w:t>ser_aperturado</w:t>
-      </w:r>
-      <w:proofErr w:type="spellEnd"/>
-      <w:r>
-        <w:rPr>
-          <w:rFonts w:cs="Arial"/>
-          <w:sz w:val="18"/>
-          <w:szCs w:val="18"/>
-        </w:rPr>
-        <w:t>}}</w:t>
+        <w:t>{{alimentador_aperturado}} {{ser_aperturado}}</w:t>
       </w:r>
       <w:r>
         <w:rPr>
@@ -7979,43 +6339,7 @@
           <w:sz w:val="18"/>
           <w:szCs w:val="18"/>
         </w:rPr>
-        <w:t>{{</w:t>
-      </w:r>
-      <w:proofErr w:type="spellStart"/>
-      <w:r>
-        <w:rPr>
-          <w:rFonts w:cs="Arial"/>
-          <w:sz w:val="18"/>
-          <w:szCs w:val="18"/>
-        </w:rPr>
-        <w:t>alimentador_vecino</w:t>
-      </w:r>
-      <w:proofErr w:type="spellEnd"/>
-      <w:r>
-        <w:rPr>
-          <w:rFonts w:cs="Arial"/>
-          <w:sz w:val="18"/>
-          <w:szCs w:val="18"/>
-        </w:rPr>
-        <w:t>}} {{</w:t>
-      </w:r>
-      <w:proofErr w:type="spellStart"/>
-      <w:r>
-        <w:rPr>
-          <w:rFonts w:cs="Arial"/>
-          <w:sz w:val="18"/>
-          <w:szCs w:val="18"/>
-        </w:rPr>
-        <w:t>ser_vecino</w:t>
-      </w:r>
-      <w:proofErr w:type="spellEnd"/>
-      <w:r>
-        <w:rPr>
-          <w:rFonts w:cs="Arial"/>
-          <w:sz w:val="18"/>
-          <w:szCs w:val="18"/>
-        </w:rPr>
-        <w:t>}}</w:t>
+        <w:t>{{alimentador_vecino}} {{ser_vecino}}</w:t>
       </w:r>
       <w:r>
         <w:rPr>
@@ -8039,7 +6363,31 @@
           <w:sz w:val="18"/>
           <w:szCs w:val="18"/>
         </w:rPr>
-        <w:t xml:space="preserve">los </w:t>
+        <w:t>los</w:t>
+      </w:r>
+      <w:r>
+        <w:rPr>
+          <w:rFonts w:cs="Arial"/>
+          <w:sz w:val="18"/>
+          <w:szCs w:val="18"/>
+        </w:rPr>
+        <w:t xml:space="preserve"> {{valor_tiempo_sigra}}</w:t>
+      </w:r>
+      <w:r>
+        <w:rPr>
+          <w:rFonts w:cs="Arial"/>
+          <w:sz w:val="18"/>
+          <w:szCs w:val="18"/>
+        </w:rPr>
+        <w:t xml:space="preserve"> ms</w:t>
+      </w:r>
+      <w:r>
+        <w:rPr>
+          <w:rFonts w:cs="Arial"/>
+          <w:sz w:val="18"/>
+          <w:szCs w:val="18"/>
+        </w:rPr>
+        <w:t xml:space="preserve"> </w:t>
       </w:r>
       <w:r>
         <w:rPr>
@@ -8085,27 +6433,7 @@
           <w:szCs w:val="18"/>
           <w:highlight w:val="yellow"/>
         </w:rPr>
-        <w:t xml:space="preserve">No se dispone de registro de tendencia ni </w:t>
-      </w:r>
-      <w:proofErr w:type="spellStart"/>
-      <w:r>
-        <w:rPr>
-          <w:rFonts w:cs="Arial"/>
-          <w:sz w:val="18"/>
-          <w:szCs w:val="18"/>
-          <w:highlight w:val="yellow"/>
-        </w:rPr>
-        <w:t>oscilografía</w:t>
-      </w:r>
-      <w:proofErr w:type="spellEnd"/>
-      <w:r>
-        <w:rPr>
-          <w:rFonts w:cs="Arial"/>
-          <w:sz w:val="18"/>
-          <w:szCs w:val="18"/>
-          <w:highlight w:val="yellow"/>
-        </w:rPr>
-        <w:t xml:space="preserve"> para el presente evento.</w:t>
+        <w:t>No se dispone de registro de tendencia ni oscilografía para el presente evento.</w:t>
       </w:r>
     </w:p>
     <w:p>
@@ -8130,25 +6458,7 @@
           <w:sz w:val="18"/>
           <w:szCs w:val="18"/>
         </w:rPr>
-        <w:t xml:space="preserve">La </w:t>
-      </w:r>
-      <w:proofErr w:type="spellStart"/>
-      <w:r>
-        <w:rPr>
-          <w:rFonts w:cs="Arial"/>
-          <w:sz w:val="18"/>
-          <w:szCs w:val="18"/>
-        </w:rPr>
-        <w:t>sobrecorriente</w:t>
-      </w:r>
-      <w:proofErr w:type="spellEnd"/>
-      <w:r>
-        <w:rPr>
-          <w:rFonts w:cs="Arial"/>
-          <w:sz w:val="18"/>
-          <w:szCs w:val="18"/>
-        </w:rPr>
-        <w:t xml:space="preserve"> en la línea aérea de contacto de zona </w:t>
+        <w:t xml:space="preserve">La sobrecorriente en la línea aérea de contacto de zona </w:t>
       </w:r>
       <w:r>
         <w:rPr>
@@ -8172,43 +6482,7 @@
           <w:sz w:val="18"/>
           <w:szCs w:val="18"/>
         </w:rPr>
-        <w:t>{{</w:t>
-      </w:r>
-      <w:proofErr w:type="spellStart"/>
-      <w:r>
-        <w:rPr>
-          <w:rFonts w:cs="Arial"/>
-          <w:sz w:val="18"/>
-          <w:szCs w:val="18"/>
-        </w:rPr>
-        <w:t>alimentador_aperturado</w:t>
-      </w:r>
-      <w:proofErr w:type="spellEnd"/>
-      <w:r>
-        <w:rPr>
-          <w:rFonts w:cs="Arial"/>
-          <w:sz w:val="18"/>
-          <w:szCs w:val="18"/>
-        </w:rPr>
-        <w:t>}} {{</w:t>
-      </w:r>
-      <w:proofErr w:type="spellStart"/>
-      <w:r>
-        <w:rPr>
-          <w:rFonts w:cs="Arial"/>
-          <w:sz w:val="18"/>
-          <w:szCs w:val="18"/>
-        </w:rPr>
-        <w:t>ser_aperturado</w:t>
-      </w:r>
-      <w:proofErr w:type="spellEnd"/>
-      <w:r>
-        <w:rPr>
-          <w:rFonts w:cs="Arial"/>
-          <w:sz w:val="18"/>
-          <w:szCs w:val="18"/>
-        </w:rPr>
-        <w:t>}}</w:t>
+        <w:t>{{alimentador_aperturado}} {{ser_aperturado}}</w:t>
       </w:r>
       <w:r>
         <w:rPr>
@@ -8224,59 +6498,7 @@
           <w:sz w:val="18"/>
           <w:szCs w:val="18"/>
         </w:rPr>
-        <w:t>{{</w:t>
-      </w:r>
-      <w:proofErr w:type="spellStart"/>
-      <w:r>
-        <w:rPr>
-          <w:rFonts w:cs="Arial"/>
-          <w:sz w:val="18"/>
-          <w:szCs w:val="18"/>
-        </w:rPr>
-        <w:t>alimentador_</w:t>
-      </w:r>
-      <w:r>
-        <w:rPr>
-          <w:rFonts w:cs="Arial"/>
-          <w:sz w:val="18"/>
-          <w:szCs w:val="18"/>
-        </w:rPr>
-        <w:t>vecino</w:t>
-      </w:r>
-      <w:proofErr w:type="spellEnd"/>
-      <w:r>
-        <w:rPr>
-          <w:rFonts w:cs="Arial"/>
-          <w:sz w:val="18"/>
-          <w:szCs w:val="18"/>
-        </w:rPr>
-        <w:t>}} {{</w:t>
-      </w:r>
-      <w:proofErr w:type="spellStart"/>
-      <w:r>
-        <w:rPr>
-          <w:rFonts w:cs="Arial"/>
-          <w:sz w:val="18"/>
-          <w:szCs w:val="18"/>
-        </w:rPr>
-        <w:t>ser_</w:t>
-      </w:r>
-      <w:r>
-        <w:rPr>
-          <w:rFonts w:cs="Arial"/>
-          <w:sz w:val="18"/>
-          <w:szCs w:val="18"/>
-        </w:rPr>
-        <w:t>vecino</w:t>
-      </w:r>
-      <w:proofErr w:type="spellEnd"/>
-      <w:r>
-        <w:rPr>
-          <w:rFonts w:cs="Arial"/>
-          <w:sz w:val="18"/>
-          <w:szCs w:val="18"/>
-        </w:rPr>
-        <w:t>}}</w:t>
+        <w:t>{{alimentador_vecino}} {{ser_vecino}}</w:t>
       </w:r>
       <w:r>
         <w:rPr>
@@ -8378,7 +6600,20 @@
       <w:pPr>
         <w:spacing w:before="0" w:after="0" w:line="240" w:lineRule="auto"/>
         <w:jc w:val="center"/>
-      </w:pPr>
+        <w:rPr>
+          <w:rFonts w:cs="Arial"/>
+          <w:sz w:val="18"/>
+          <w:szCs w:val="18"/>
+        </w:rPr>
+      </w:pPr>
+      <w:r>
+        <w:rPr>
+          <w:rFonts w:cs="Arial"/>
+          <w:sz w:val="18"/>
+          <w:szCs w:val="18"/>
+        </w:rPr>
+        <w:t>{{anexo_vicos_aperturado}}</w:t>
+      </w:r>
     </w:p>
     <w:p>
       <w:pPr>
@@ -8434,9 +6669,8 @@
           <w:sz w:val="18"/>
           <w:szCs w:val="18"/>
         </w:rPr>
-        <w:t>{{</w:t>
-      </w:r>
-      <w:proofErr w:type="spellStart"/>
+        <w:t>{{alimentador_aperturado}} {{ser_aperturado}}</w:t>
+      </w:r>
       <w:r>
         <w:rPr>
           <w:b w:val="0"/>
@@ -8445,10 +6679,33 @@
           <w:sz w:val="18"/>
           <w:szCs w:val="18"/>
         </w:rPr>
-        <w:t>alimentador_aperturado</w:t>
-      </w:r>
-      <w:proofErr w:type="spellEnd"/>
-      <w:r>
+        <w:t xml:space="preserve"> en el sistema SCADA_VICOS RSC</w:t>
+      </w:r>
+    </w:p>
+    <w:p>
+      <w:pPr>
+        <w:spacing w:before="0" w:after="0"/>
+        <w:ind w:left="0" w:firstLine="0"/>
+        <w:jc w:val="center"/>
+        <w:rPr>
+          <w:rFonts w:cs="Arial"/>
+          <w:sz w:val="18"/>
+          <w:szCs w:val="18"/>
+        </w:rPr>
+      </w:pPr>
+      <w:r>
+        <w:rPr>
+          <w:rFonts w:cs="Arial"/>
+          <w:sz w:val="18"/>
+          <w:szCs w:val="18"/>
+        </w:rPr>
+        <w:t>{{anexo_vicos_vecino}}</w:t>
+      </w:r>
+    </w:p>
+    <w:p>
+      <w:pPr>
+        <w:pStyle w:val="Descripcin"/>
+        <w:spacing w:before="0" w:after="0" w:line="240" w:lineRule="auto"/>
         <w:rPr>
           <w:b w:val="0"/>
           <w:bCs w:val="0"/>
@@ -8456,9 +6713,31 @@
           <w:sz w:val="18"/>
           <w:szCs w:val="18"/>
         </w:rPr>
-        <w:t>}} {{</w:t>
-      </w:r>
-      <w:proofErr w:type="spellStart"/>
+      </w:pPr>
+      <w:r>
+        <w:rPr>
+          <w:i w:val="0"/>
+          <w:sz w:val="18"/>
+          <w:szCs w:val="18"/>
+        </w:rPr>
+        <w:t xml:space="preserve">Figura </w:t>
+      </w:r>
+      <w:r>
+        <w:rPr>
+          <w:i w:val="0"/>
+          <w:sz w:val="18"/>
+          <w:szCs w:val="18"/>
+        </w:rPr>
+        <w:t>5</w:t>
+      </w:r>
+      <w:r>
+        <w:rPr>
+          <w:i w:val="0"/>
+          <w:sz w:val="18"/>
+          <w:szCs w:val="18"/>
+        </w:rPr>
+        <w:t xml:space="preserve">. </w:t>
+      </w:r>
       <w:r>
         <w:rPr>
           <w:b w:val="0"/>
@@ -8467,9 +6746,8 @@
           <w:sz w:val="18"/>
           <w:szCs w:val="18"/>
         </w:rPr>
-        <w:t>ser_aperturado</w:t>
-      </w:r>
-      <w:proofErr w:type="spellEnd"/>
+        <w:t xml:space="preserve">Registro de eventos </w:t>
+      </w:r>
       <w:r>
         <w:rPr>
           <w:b w:val="0"/>
@@ -8478,7 +6756,7 @@
           <w:sz w:val="18"/>
           <w:szCs w:val="18"/>
         </w:rPr>
-        <w:t>}}</w:t>
+        <w:t>{{alimentador_vecino}} {{ser_vecino}}</w:t>
       </w:r>
       <w:r>
         <w:rPr>
@@ -8494,9 +6772,28 @@
     <w:p>
       <w:pPr>
         <w:spacing w:before="0" w:after="0"/>
+        <w:jc w:val="center"/>
+      </w:pPr>
+    </w:p>
+    <w:p>
+      <w:pPr>
+        <w:spacing w:before="0" w:after="0"/>
         <w:ind w:left="0" w:firstLine="0"/>
         <w:jc w:val="center"/>
-      </w:pPr>
+        <w:rPr>
+          <w:rFonts w:cs="Arial"/>
+          <w:sz w:val="18"/>
+          <w:szCs w:val="18"/>
+        </w:rPr>
+      </w:pPr>
+      <w:r>
+        <w:rPr>
+          <w:rFonts w:cs="Arial"/>
+          <w:sz w:val="18"/>
+          <w:szCs w:val="18"/>
+        </w:rPr>
+        <w:t>{{anexo_vicos_curvas}}</w:t>
+      </w:r>
     </w:p>
     <w:p>
       <w:pPr>
@@ -8524,7 +6821,7 @@
           <w:sz w:val="18"/>
           <w:szCs w:val="18"/>
         </w:rPr>
-        <w:t>5</w:t>
+        <w:t>6</w:t>
       </w:r>
       <w:r>
         <w:rPr>
@@ -8542,166 +6839,7 @@
           <w:sz w:val="18"/>
           <w:szCs w:val="18"/>
         </w:rPr>
-        <w:t xml:space="preserve">Registro de eventos </w:t>
-      </w:r>
-      <w:r>
-        <w:rPr>
-          <w:b w:val="0"/>
-          <w:bCs w:val="0"/>
-          <w:i w:val="0"/>
-          <w:sz w:val="18"/>
-          <w:szCs w:val="18"/>
-        </w:rPr>
-        <w:t>{{</w:t>
-      </w:r>
-      <w:proofErr w:type="spellStart"/>
-      <w:r>
-        <w:rPr>
-          <w:b w:val="0"/>
-          <w:bCs w:val="0"/>
-          <w:i w:val="0"/>
-          <w:sz w:val="18"/>
-          <w:szCs w:val="18"/>
-        </w:rPr>
-        <w:t>alimentador_</w:t>
-      </w:r>
-      <w:r>
-        <w:rPr>
-          <w:b w:val="0"/>
-          <w:bCs w:val="0"/>
-          <w:i w:val="0"/>
-          <w:sz w:val="18"/>
-          <w:szCs w:val="18"/>
-        </w:rPr>
-        <w:t>vecino</w:t>
-      </w:r>
-      <w:proofErr w:type="spellEnd"/>
-      <w:r>
-        <w:rPr>
-          <w:b w:val="0"/>
-          <w:bCs w:val="0"/>
-          <w:i w:val="0"/>
-          <w:sz w:val="18"/>
-          <w:szCs w:val="18"/>
-        </w:rPr>
-        <w:t>}} {{</w:t>
-      </w:r>
-      <w:proofErr w:type="spellStart"/>
-      <w:r>
-        <w:rPr>
-          <w:b w:val="0"/>
-          <w:bCs w:val="0"/>
-          <w:i w:val="0"/>
-          <w:sz w:val="18"/>
-          <w:szCs w:val="18"/>
-        </w:rPr>
-        <w:t>ser_</w:t>
-      </w:r>
-      <w:r>
-        <w:rPr>
-          <w:b w:val="0"/>
-          <w:bCs w:val="0"/>
-          <w:i w:val="0"/>
-          <w:sz w:val="18"/>
-          <w:szCs w:val="18"/>
-        </w:rPr>
-        <w:t>vecino</w:t>
-      </w:r>
-      <w:proofErr w:type="spellEnd"/>
-      <w:r>
-        <w:rPr>
-          <w:b w:val="0"/>
-          <w:bCs w:val="0"/>
-          <w:i w:val="0"/>
-          <w:sz w:val="18"/>
-          <w:szCs w:val="18"/>
-        </w:rPr>
-        <w:t>}}</w:t>
-      </w:r>
-      <w:r>
-        <w:rPr>
-          <w:b w:val="0"/>
-          <w:bCs w:val="0"/>
-          <w:i w:val="0"/>
-          <w:sz w:val="18"/>
-          <w:szCs w:val="18"/>
-        </w:rPr>
-        <w:t xml:space="preserve"> en el sistema SCADA_VICOS RSC</w:t>
-      </w:r>
-    </w:p>
-    <w:p>
-      <w:pPr>
-        <w:spacing w:before="0" w:after="0"/>
-        <w:jc w:val="center"/>
-      </w:pPr>
-    </w:p>
-    <w:p>
-      <w:pPr>
-        <w:pStyle w:val="Descripcin"/>
-        <w:spacing w:before="0" w:after="0" w:line="240" w:lineRule="auto"/>
-        <w:rPr>
-          <w:b w:val="0"/>
-          <w:bCs w:val="0"/>
-          <w:i w:val="0"/>
-          <w:sz w:val="18"/>
-          <w:szCs w:val="18"/>
-        </w:rPr>
-      </w:pPr>
-      <w:r>
-        <w:rPr>
-          <w:i w:val="0"/>
-          <w:sz w:val="18"/>
-          <w:szCs w:val="18"/>
-        </w:rPr>
-        <w:t xml:space="preserve">Figura </w:t>
-      </w:r>
-      <w:r>
-        <w:rPr>
-          <w:i w:val="0"/>
-          <w:sz w:val="18"/>
-          <w:szCs w:val="18"/>
-        </w:rPr>
-        <w:t>6</w:t>
-      </w:r>
-      <w:r>
-        <w:rPr>
-          <w:i w:val="0"/>
-          <w:sz w:val="18"/>
-          <w:szCs w:val="18"/>
-        </w:rPr>
-        <w:t xml:space="preserve">. </w:t>
-      </w:r>
-      <w:r>
-        <w:rPr>
-          <w:b w:val="0"/>
-          <w:bCs w:val="0"/>
-          <w:i w:val="0"/>
-          <w:sz w:val="18"/>
-          <w:szCs w:val="18"/>
-        </w:rPr>
-        <w:t xml:space="preserve">Registro </w:t>
-      </w:r>
-      <w:proofErr w:type="spellStart"/>
-      <w:r>
-        <w:rPr>
-          <w:b w:val="0"/>
-          <w:bCs w:val="0"/>
-          <w:i w:val="0"/>
-          <w:sz w:val="18"/>
-          <w:szCs w:val="18"/>
-        </w:rPr>
-        <w:t>oscilográfico</w:t>
-      </w:r>
-      <w:proofErr w:type="spellEnd"/>
-      <w:r>
-        <w:rPr>
-          <w:b w:val="0"/>
-          <w:bCs w:val="0"/>
-          <w:i w:val="0"/>
-          <w:sz w:val="18"/>
-          <w:szCs w:val="18"/>
-        </w:rPr>
-        <w:t xml:space="preserve"> AL</w:t>
+        <w:t>Registro oscilográfico AL</w:t>
       </w:r>
       <w:r>
         <w:rPr>
@@ -8867,9 +7005,8 @@
           <w:sz w:val="18"/>
           <w:szCs w:val="18"/>
         </w:rPr>
-        <w:t xml:space="preserve">Registro fotográfico de relé </w:t>
-      </w:r>
-      <w:proofErr w:type="spellStart"/>
+        <w:t xml:space="preserve">Registro fotográfico de relé Sitras PRO </w:t>
+      </w:r>
       <w:r>
         <w:rPr>
           <w:rFonts w:ascii="Arial" w:hAnsi="Arial" w:cs="Arial"/>
@@ -8877,66 +7014,7 @@
           <w:sz w:val="18"/>
           <w:szCs w:val="18"/>
         </w:rPr>
-        <w:t>Sitras</w:t>
-      </w:r>
-      <w:proofErr w:type="spellEnd"/>
-      <w:r>
-        <w:rPr>
-          <w:rFonts w:ascii="Arial" w:hAnsi="Arial" w:cs="Arial"/>
-          <w:bCs/>
-          <w:sz w:val="18"/>
-          <w:szCs w:val="18"/>
-        </w:rPr>
-        <w:t xml:space="preserve"> PRO </w:t>
-      </w:r>
-      <w:r>
-        <w:rPr>
-          <w:rFonts w:ascii="Arial" w:hAnsi="Arial" w:cs="Arial"/>
-          <w:bCs/>
-          <w:sz w:val="18"/>
-          <w:szCs w:val="18"/>
-        </w:rPr>
-        <w:t>{{</w:t>
-      </w:r>
-      <w:proofErr w:type="spellStart"/>
-      <w:r>
-        <w:rPr>
-          <w:rFonts w:ascii="Arial" w:hAnsi="Arial" w:cs="Arial"/>
-          <w:bCs/>
-          <w:sz w:val="18"/>
-          <w:szCs w:val="18"/>
-        </w:rPr>
-        <w:t>alimentador_aperturado</w:t>
-      </w:r>
-      <w:proofErr w:type="spellEnd"/>
-      <w:r>
-        <w:rPr>
-          <w:rFonts w:ascii="Arial" w:hAnsi="Arial" w:cs="Arial"/>
-          <w:bCs/>
-          <w:sz w:val="18"/>
-          <w:szCs w:val="18"/>
-        </w:rPr>
-        <w:t>}} {{</w:t>
-      </w:r>
-      <w:proofErr w:type="spellStart"/>
-      <w:r>
-        <w:rPr>
-          <w:rFonts w:ascii="Arial" w:hAnsi="Arial" w:cs="Arial"/>
-          <w:bCs/>
-          <w:sz w:val="18"/>
-          <w:szCs w:val="18"/>
-        </w:rPr>
-        <w:t>ser_aperturado</w:t>
-      </w:r>
-      <w:proofErr w:type="spellEnd"/>
-      <w:r>
-        <w:rPr>
-          <w:rFonts w:ascii="Arial" w:hAnsi="Arial" w:cs="Arial"/>
-          <w:bCs/>
-          <w:sz w:val="18"/>
-          <w:szCs w:val="18"/>
-        </w:rPr>
-        <w:t>}}</w:t>
+        <w:t>{{alimentador_aperturado}} {{ser_aperturado}}</w:t>
       </w:r>
     </w:p>
     <w:p>
@@ -9072,9 +7150,8 @@
           <w:sz w:val="18"/>
           <w:szCs w:val="18"/>
         </w:rPr>
-        <w:t xml:space="preserve">Registro fotográfico de relé </w:t>
-      </w:r>
-      <w:proofErr w:type="spellStart"/>
+        <w:t xml:space="preserve">Registro fotográfico de relé Sitras PRO </w:t>
+      </w:r>
       <w:r>
         <w:rPr>
           <w:rFonts w:ascii="Arial" w:hAnsi="Arial" w:cs="Arial"/>
@@ -9082,84 +7159,7 @@
           <w:sz w:val="18"/>
           <w:szCs w:val="18"/>
         </w:rPr>
-        <w:t>Sitras</w:t>
-      </w:r>
-      <w:proofErr w:type="spellEnd"/>
-      <w:r>
-        <w:rPr>
-          <w:rFonts w:ascii="Arial" w:hAnsi="Arial" w:cs="Arial"/>
-          <w:bCs/>
-          <w:sz w:val="18"/>
-          <w:szCs w:val="18"/>
-        </w:rPr>
-        <w:t xml:space="preserve"> PRO </w:t>
-      </w:r>
-      <w:r>
-        <w:rPr>
-          <w:rFonts w:ascii="Arial" w:hAnsi="Arial" w:cs="Arial"/>
-          <w:bCs/>
-          <w:sz w:val="18"/>
-          <w:szCs w:val="18"/>
-        </w:rPr>
-        <w:t>{{</w:t>
-      </w:r>
-      <w:proofErr w:type="spellStart"/>
-      <w:r>
-        <w:rPr>
-          <w:rFonts w:ascii="Arial" w:hAnsi="Arial" w:cs="Arial"/>
-          <w:bCs/>
-          <w:sz w:val="18"/>
-          <w:szCs w:val="18"/>
-        </w:rPr>
-        <w:t>alimentador_</w:t>
-      </w:r>
-      <w:r>
-        <w:rPr>
-          <w:rFonts w:ascii="Arial" w:hAnsi="Arial" w:cs="Arial"/>
-          <w:bCs/>
-          <w:sz w:val="18"/>
-          <w:szCs w:val="18"/>
-        </w:rPr>
-        <w:t>vecino</w:t>
-      </w:r>
-      <w:proofErr w:type="spellEnd"/>
-      <w:r>
-        <w:rPr>
-          <w:rFonts w:ascii="Arial" w:hAnsi="Arial" w:cs="Arial"/>
-          <w:bCs/>
-          <w:sz w:val="18"/>
-          <w:szCs w:val="18"/>
-        </w:rPr>
-        <w:t>}} {{</w:t>
-      </w:r>
-      <w:proofErr w:type="spellStart"/>
-      <w:r>
-        <w:rPr>
-          <w:rFonts w:ascii="Arial" w:hAnsi="Arial" w:cs="Arial"/>
-          <w:bCs/>
-          <w:sz w:val="18"/>
-          <w:szCs w:val="18"/>
-        </w:rPr>
-        <w:t>ser_</w:t>
-      </w:r>
-      <w:r>
-        <w:rPr>
-          <w:rFonts w:ascii="Arial" w:hAnsi="Arial" w:cs="Arial"/>
-          <w:bCs/>
-          <w:sz w:val="18"/>
-          <w:szCs w:val="18"/>
-        </w:rPr>
-        <w:t>vecino</w:t>
-      </w:r>
-      <w:proofErr w:type="spellEnd"/>
-      <w:r>
-        <w:rPr>
-          <w:rFonts w:ascii="Arial" w:hAnsi="Arial" w:cs="Arial"/>
-          <w:bCs/>
-          <w:sz w:val="18"/>
-          <w:szCs w:val="18"/>
-        </w:rPr>
-        <w:t>}</w:t>
+        <w:t>{{alimentador_vecino}} {{ser_vecino}</w:t>
       </w:r>
       <w:r>
         <w:rPr>
@@ -9249,9 +7249,8 @@
           <w:szCs w:val="18"/>
           <w:lang w:val="es-ES_tradnl"/>
         </w:rPr>
-        <w:t xml:space="preserve">Anexo </w:t>
-      </w:r>
-      <w:proofErr w:type="spellStart"/>
+        <w:t xml:space="preserve">Anexo N° 1 – Registro histórico Sitras PRO </w:t>
+      </w:r>
       <w:r>
         <w:rPr>
           <w:rFonts w:cs="Arial"/>
@@ -9259,86 +7258,7 @@
           <w:szCs w:val="18"/>
           <w:lang w:val="es-ES_tradnl"/>
         </w:rPr>
-        <w:t>N°</w:t>
-      </w:r>
-      <w:proofErr w:type="spellEnd"/>
-      <w:r>
-        <w:rPr>
-          <w:rFonts w:cs="Arial"/>
-          <w:sz w:val="18"/>
-          <w:szCs w:val="18"/>
-          <w:lang w:val="es-ES_tradnl"/>
-        </w:rPr>
-        <w:t xml:space="preserve"> 1 – Registro histórico </w:t>
-      </w:r>
-      <w:proofErr w:type="spellStart"/>
-      <w:r>
-        <w:rPr>
-          <w:rFonts w:cs="Arial"/>
-          <w:sz w:val="18"/>
-          <w:szCs w:val="18"/>
-          <w:lang w:val="es-ES_tradnl"/>
-        </w:rPr>
-        <w:t>Sitras</w:t>
-      </w:r>
-      <w:proofErr w:type="spellEnd"/>
-      <w:r>
-        <w:rPr>
-          <w:rFonts w:cs="Arial"/>
-          <w:sz w:val="18"/>
-          <w:szCs w:val="18"/>
-          <w:lang w:val="es-ES_tradnl"/>
-        </w:rPr>
-        <w:t xml:space="preserve"> PRO </w:t>
-      </w:r>
-      <w:r>
-        <w:rPr>
-          <w:rFonts w:cs="Arial"/>
-          <w:sz w:val="18"/>
-          <w:szCs w:val="18"/>
-          <w:lang w:val="es-ES_tradnl"/>
-        </w:rPr>
-        <w:t>{{</w:t>
-      </w:r>
-      <w:proofErr w:type="spellStart"/>
-      <w:r>
-        <w:rPr>
-          <w:rFonts w:cs="Arial"/>
-          <w:sz w:val="18"/>
-          <w:szCs w:val="18"/>
-          <w:lang w:val="es-ES_tradnl"/>
-        </w:rPr>
-        <w:t>alimentador_aperturado</w:t>
-      </w:r>
-      <w:proofErr w:type="spellEnd"/>
-      <w:r>
-        <w:rPr>
-          <w:rFonts w:cs="Arial"/>
-          <w:sz w:val="18"/>
-          <w:szCs w:val="18"/>
-          <w:lang w:val="es-ES_tradnl"/>
-        </w:rPr>
-        <w:t>}} {{</w:t>
-      </w:r>
-      <w:proofErr w:type="spellStart"/>
-      <w:r>
-        <w:rPr>
-          <w:rFonts w:cs="Arial"/>
-          <w:sz w:val="18"/>
-          <w:szCs w:val="18"/>
-          <w:lang w:val="es-ES_tradnl"/>
-        </w:rPr>
-        <w:t>ser_aperturado</w:t>
-      </w:r>
-      <w:proofErr w:type="spellEnd"/>
-      <w:r>
-        <w:rPr>
-          <w:rFonts w:cs="Arial"/>
-          <w:sz w:val="18"/>
-          <w:szCs w:val="18"/>
-          <w:lang w:val="es-ES_tradnl"/>
-        </w:rPr>
-        <w:t>}}</w:t>
+        <w:t>{{alimentador_aperturado}} {{ser_aperturado}}</w:t>
       </w:r>
     </w:p>
     <w:p>
@@ -9359,9 +7279,8 @@
           <w:szCs w:val="18"/>
           <w:lang w:val="es-ES_tradnl"/>
         </w:rPr>
-        <w:t xml:space="preserve">Anexo </w:t>
-      </w:r>
-      <w:proofErr w:type="spellStart"/>
+        <w:t xml:space="preserve">Anexo N° 2 – Registro Oscilográfico Sitras PRO </w:t>
+      </w:r>
       <w:r>
         <w:rPr>
           <w:rFonts w:cs="Arial"/>
@@ -9369,106 +7288,7 @@
           <w:szCs w:val="18"/>
           <w:lang w:val="es-ES_tradnl"/>
         </w:rPr>
-        <w:t>N°</w:t>
-      </w:r>
-      <w:proofErr w:type="spellEnd"/>
-      <w:r>
-        <w:rPr>
-          <w:rFonts w:cs="Arial"/>
-          <w:sz w:val="18"/>
-          <w:szCs w:val="18"/>
-          <w:lang w:val="es-ES_tradnl"/>
-        </w:rPr>
-        <w:t xml:space="preserve"> 2 – Registro </w:t>
-      </w:r>
-      <w:proofErr w:type="spellStart"/>
-      <w:r>
-        <w:rPr>
-          <w:rFonts w:cs="Arial"/>
-          <w:sz w:val="18"/>
-          <w:szCs w:val="18"/>
-          <w:lang w:val="es-ES_tradnl"/>
-        </w:rPr>
-        <w:t>Oscilográfico</w:t>
-      </w:r>
-      <w:proofErr w:type="spellEnd"/>
-      <w:r>
-        <w:rPr>
-          <w:rFonts w:cs="Arial"/>
-          <w:sz w:val="18"/>
-          <w:szCs w:val="18"/>
-          <w:lang w:val="es-ES_tradnl"/>
-        </w:rPr>
-        <w:t xml:space="preserve"> </w:t>
-      </w:r>
-      <w:proofErr w:type="spellStart"/>
-      <w:r>
-        <w:rPr>
-          <w:rFonts w:cs="Arial"/>
-          <w:sz w:val="18"/>
-          <w:szCs w:val="18"/>
-          <w:lang w:val="es-ES_tradnl"/>
-        </w:rPr>
-        <w:t>Sitras</w:t>
-      </w:r>
-      <w:proofErr w:type="spellEnd"/>
-      <w:r>
-        <w:rPr>
-          <w:rFonts w:cs="Arial"/>
-          <w:sz w:val="18"/>
-          <w:szCs w:val="18"/>
-          <w:lang w:val="es-ES_tradnl"/>
-        </w:rPr>
-        <w:t xml:space="preserve"> PRO </w:t>
-      </w:r>
-      <w:r>
-        <w:rPr>
-          <w:rFonts w:cs="Arial"/>
-          <w:sz w:val="18"/>
-          <w:szCs w:val="18"/>
-          <w:lang w:val="es-ES_tradnl"/>
-        </w:rPr>
-        <w:t>{{</w:t>
-      </w:r>
-      <w:proofErr w:type="spellStart"/>
-      <w:r>
-        <w:rPr>
-          <w:rFonts w:cs="Arial"/>
-          <w:sz w:val="18"/>
-          <w:szCs w:val="18"/>
-          <w:lang w:val="es-ES_tradnl"/>
-        </w:rPr>
-        <w:t>alimentador_aperturado</w:t>
-      </w:r>
-      <w:proofErr w:type="spellEnd"/>
-      <w:r>
-        <w:rPr>
-          <w:rFonts w:cs="Arial"/>
-          <w:sz w:val="18"/>
-          <w:szCs w:val="18"/>
-          <w:lang w:val="es-ES_tradnl"/>
-        </w:rPr>
-        <w:t>}} {{</w:t>
-      </w:r>
-      <w:proofErr w:type="spellStart"/>
-      <w:r>
-        <w:rPr>
-          <w:rFonts w:cs="Arial"/>
-          <w:sz w:val="18"/>
-          <w:szCs w:val="18"/>
-          <w:lang w:val="es-ES_tradnl"/>
-        </w:rPr>
-        <w:t>ser_aperturado</w:t>
-      </w:r>
-      <w:proofErr w:type="spellEnd"/>
-      <w:r>
-        <w:rPr>
-          <w:rFonts w:cs="Arial"/>
-          <w:sz w:val="18"/>
-          <w:szCs w:val="18"/>
-          <w:lang w:val="es-ES_tradnl"/>
-        </w:rPr>
-        <w:t>}}</w:t>
+        <w:t>{{alimentador_aperturado}} {{ser_aperturado}}</w:t>
       </w:r>
     </w:p>
     <w:p>
@@ -9489,9 +7309,8 @@
           <w:szCs w:val="18"/>
           <w:lang w:val="es-ES_tradnl"/>
         </w:rPr>
-        <w:t xml:space="preserve">Anexo </w:t>
-      </w:r>
-      <w:proofErr w:type="spellStart"/>
+        <w:t xml:space="preserve">Anexo N° 3 – Registro oscilográfico SIGRA </w:t>
+      </w:r>
       <w:r>
         <w:rPr>
           <w:rFonts w:cs="Arial"/>
@@ -9499,86 +7318,7 @@
           <w:szCs w:val="18"/>
           <w:lang w:val="es-ES_tradnl"/>
         </w:rPr>
-        <w:t>N°</w:t>
-      </w:r>
-      <w:proofErr w:type="spellEnd"/>
-      <w:r>
-        <w:rPr>
-          <w:rFonts w:cs="Arial"/>
-          <w:sz w:val="18"/>
-          <w:szCs w:val="18"/>
-          <w:lang w:val="es-ES_tradnl"/>
-        </w:rPr>
-        <w:t xml:space="preserve"> 3 – Registro </w:t>
-      </w:r>
-      <w:proofErr w:type="spellStart"/>
-      <w:r>
-        <w:rPr>
-          <w:rFonts w:cs="Arial"/>
-          <w:sz w:val="18"/>
-          <w:szCs w:val="18"/>
-          <w:lang w:val="es-ES_tradnl"/>
-        </w:rPr>
-        <w:t>oscilográfico</w:t>
-      </w:r>
-      <w:proofErr w:type="spellEnd"/>
-      <w:r>
-        <w:rPr>
-          <w:rFonts w:cs="Arial"/>
-          <w:sz w:val="18"/>
-          <w:szCs w:val="18"/>
-          <w:lang w:val="es-ES_tradnl"/>
-        </w:rPr>
-        <w:t xml:space="preserve"> SIGRA </w:t>
-      </w:r>
-      <w:r>
-        <w:rPr>
-          <w:rFonts w:cs="Arial"/>
-          <w:sz w:val="18"/>
-          <w:szCs w:val="18"/>
-          <w:lang w:val="es-ES_tradnl"/>
-        </w:rPr>
-        <w:t>{{</w:t>
-      </w:r>
-      <w:proofErr w:type="spellStart"/>
-      <w:r>
-        <w:rPr>
-          <w:rFonts w:cs="Arial"/>
-          <w:sz w:val="18"/>
-          <w:szCs w:val="18"/>
-          <w:lang w:val="es-ES_tradnl"/>
-        </w:rPr>
-        <w:t>alimentador_aperturado</w:t>
-      </w:r>
-      <w:proofErr w:type="spellEnd"/>
-      <w:r>
-        <w:rPr>
-          <w:rFonts w:cs="Arial"/>
-          <w:sz w:val="18"/>
-          <w:szCs w:val="18"/>
-          <w:lang w:val="es-ES_tradnl"/>
-        </w:rPr>
-        <w:t>}} {{</w:t>
-      </w:r>
-      <w:proofErr w:type="spellStart"/>
-      <w:r>
-        <w:rPr>
-          <w:rFonts w:cs="Arial"/>
-          <w:sz w:val="18"/>
-          <w:szCs w:val="18"/>
-          <w:lang w:val="es-ES_tradnl"/>
-        </w:rPr>
-        <w:t>ser_aperturado</w:t>
-      </w:r>
-      <w:proofErr w:type="spellEnd"/>
-      <w:r>
-        <w:rPr>
-          <w:rFonts w:cs="Arial"/>
-          <w:sz w:val="18"/>
-          <w:szCs w:val="18"/>
-          <w:lang w:val="es-ES_tradnl"/>
-        </w:rPr>
-        <w:t>}}</w:t>
+        <w:t>{{alimentador_aperturado}} {{ser_aperturado}}</w:t>
       </w:r>
     </w:p>
     <w:p>
@@ -9599,9 +7339,8 @@
           <w:szCs w:val="18"/>
           <w:lang w:val="es-ES_tradnl"/>
         </w:rPr>
-        <w:t xml:space="preserve">Anexo </w:t>
-      </w:r>
-      <w:proofErr w:type="spellStart"/>
+        <w:t xml:space="preserve">Anexo N° 4 – Archivo fuente de oscilografía en SIGRA (COMTRADE) </w:t>
+      </w:r>
       <w:r>
         <w:rPr>
           <w:rFonts w:cs="Arial"/>
@@ -9609,86 +7348,7 @@
           <w:szCs w:val="18"/>
           <w:lang w:val="es-ES_tradnl"/>
         </w:rPr>
-        <w:t>N°</w:t>
-      </w:r>
-      <w:proofErr w:type="spellEnd"/>
-      <w:r>
-        <w:rPr>
-          <w:rFonts w:cs="Arial"/>
-          <w:sz w:val="18"/>
-          <w:szCs w:val="18"/>
-          <w:lang w:val="es-ES_tradnl"/>
-        </w:rPr>
-        <w:t xml:space="preserve"> 4 – Archivo fuente de </w:t>
-      </w:r>
-      <w:proofErr w:type="spellStart"/>
-      <w:r>
-        <w:rPr>
-          <w:rFonts w:cs="Arial"/>
-          <w:sz w:val="18"/>
-          <w:szCs w:val="18"/>
-          <w:lang w:val="es-ES_tradnl"/>
-        </w:rPr>
-        <w:t>oscilografía</w:t>
-      </w:r>
-      <w:proofErr w:type="spellEnd"/>
-      <w:r>
-        <w:rPr>
-          <w:rFonts w:cs="Arial"/>
-          <w:sz w:val="18"/>
-          <w:szCs w:val="18"/>
-          <w:lang w:val="es-ES_tradnl"/>
-        </w:rPr>
-        <w:t xml:space="preserve"> en SIGRA (COMTRADE) </w:t>
-      </w:r>
-      <w:r>
-        <w:rPr>
-          <w:rFonts w:cs="Arial"/>
-          <w:sz w:val="18"/>
-          <w:szCs w:val="18"/>
-          <w:lang w:val="es-ES_tradnl"/>
-        </w:rPr>
-        <w:t>{{</w:t>
-      </w:r>
-      <w:proofErr w:type="spellStart"/>
-      <w:r>
-        <w:rPr>
-          <w:rFonts w:cs="Arial"/>
-          <w:sz w:val="18"/>
-          <w:szCs w:val="18"/>
-          <w:lang w:val="es-ES_tradnl"/>
-        </w:rPr>
-        <w:t>alimentador_aperturado</w:t>
-      </w:r>
-      <w:proofErr w:type="spellEnd"/>
-      <w:r>
-        <w:rPr>
-          <w:rFonts w:cs="Arial"/>
-          <w:sz w:val="18"/>
-          <w:szCs w:val="18"/>
-          <w:lang w:val="es-ES_tradnl"/>
-        </w:rPr>
-        <w:t>}} {{</w:t>
-      </w:r>
-      <w:proofErr w:type="spellStart"/>
-      <w:r>
-        <w:rPr>
-          <w:rFonts w:cs="Arial"/>
-          <w:sz w:val="18"/>
-          <w:szCs w:val="18"/>
-          <w:lang w:val="es-ES_tradnl"/>
-        </w:rPr>
-        <w:t>ser_aperturado</w:t>
-      </w:r>
-      <w:proofErr w:type="spellEnd"/>
-      <w:r>
-        <w:rPr>
-          <w:rFonts w:cs="Arial"/>
-          <w:sz w:val="18"/>
-          <w:szCs w:val="18"/>
-          <w:lang w:val="es-ES_tradnl"/>
-        </w:rPr>
-        <w:t>}}</w:t>
+        <w:t>{{alimentador_aperturado}} {{ser_aperturado}}</w:t>
       </w:r>
     </w:p>
     <w:p>
@@ -9709,9 +7369,8 @@
           <w:szCs w:val="18"/>
           <w:lang w:val="es-ES_tradnl"/>
         </w:rPr>
-        <w:t xml:space="preserve">Anexo </w:t>
-      </w:r>
-      <w:proofErr w:type="spellStart"/>
+        <w:t xml:space="preserve">Anexo N° 5 – Parámetros del relé Sitras PRO </w:t>
+      </w:r>
       <w:r>
         <w:rPr>
           <w:rFonts w:cs="Arial"/>
@@ -9719,86 +7378,7 @@
           <w:szCs w:val="18"/>
           <w:lang w:val="es-ES_tradnl"/>
         </w:rPr>
-        <w:t>N°</w:t>
-      </w:r>
-      <w:proofErr w:type="spellEnd"/>
-      <w:r>
-        <w:rPr>
-          <w:rFonts w:cs="Arial"/>
-          <w:sz w:val="18"/>
-          <w:szCs w:val="18"/>
-          <w:lang w:val="es-ES_tradnl"/>
-        </w:rPr>
-        <w:t xml:space="preserve"> 5 – Parámetros del relé </w:t>
-      </w:r>
-      <w:proofErr w:type="spellStart"/>
-      <w:r>
-        <w:rPr>
-          <w:rFonts w:cs="Arial"/>
-          <w:sz w:val="18"/>
-          <w:szCs w:val="18"/>
-          <w:lang w:val="es-ES_tradnl"/>
-        </w:rPr>
-        <w:t>Sitras</w:t>
-      </w:r>
-      <w:proofErr w:type="spellEnd"/>
-      <w:r>
-        <w:rPr>
-          <w:rFonts w:cs="Arial"/>
-          <w:sz w:val="18"/>
-          <w:szCs w:val="18"/>
-          <w:lang w:val="es-ES_tradnl"/>
-        </w:rPr>
-        <w:t xml:space="preserve"> PRO </w:t>
-      </w:r>
-      <w:r>
-        <w:rPr>
-          <w:rFonts w:cs="Arial"/>
-          <w:sz w:val="18"/>
-          <w:szCs w:val="18"/>
-          <w:lang w:val="es-ES_tradnl"/>
-        </w:rPr>
-        <w:t>{{</w:t>
-      </w:r>
-      <w:proofErr w:type="spellStart"/>
-      <w:r>
-        <w:rPr>
-          <w:rFonts w:cs="Arial"/>
-          <w:sz w:val="18"/>
-          <w:szCs w:val="18"/>
-          <w:lang w:val="es-ES_tradnl"/>
-        </w:rPr>
-        <w:t>alimentador_aperturado</w:t>
-      </w:r>
-      <w:proofErr w:type="spellEnd"/>
-      <w:r>
-        <w:rPr>
-          <w:rFonts w:cs="Arial"/>
-          <w:sz w:val="18"/>
-          <w:szCs w:val="18"/>
-          <w:lang w:val="es-ES_tradnl"/>
-        </w:rPr>
-        <w:t>}} {{</w:t>
-      </w:r>
-      <w:proofErr w:type="spellStart"/>
-      <w:r>
-        <w:rPr>
-          <w:rFonts w:cs="Arial"/>
-          <w:sz w:val="18"/>
-          <w:szCs w:val="18"/>
-          <w:lang w:val="es-ES_tradnl"/>
-        </w:rPr>
-        <w:t>ser_aperturado</w:t>
-      </w:r>
-      <w:proofErr w:type="spellEnd"/>
-      <w:r>
-        <w:rPr>
-          <w:rFonts w:cs="Arial"/>
-          <w:sz w:val="18"/>
-          <w:szCs w:val="18"/>
-          <w:lang w:val="es-ES_tradnl"/>
-        </w:rPr>
-        <w:t>}}</w:t>
+        <w:t>{{alimentador_aperturado}} {{ser_aperturado}}</w:t>
       </w:r>
     </w:p>
     <w:p>
@@ -9819,9 +7399,8 @@
           <w:szCs w:val="18"/>
           <w:lang w:val="es-ES_tradnl"/>
         </w:rPr>
-        <w:t xml:space="preserve">Anexo </w:t>
-      </w:r>
-      <w:proofErr w:type="spellStart"/>
+        <w:t xml:space="preserve">Anexo N° 6 – Registro histórico Sitras PRO </w:t>
+      </w:r>
       <w:r>
         <w:rPr>
           <w:rFonts w:cs="Arial"/>
@@ -9829,104 +7408,7 @@
           <w:szCs w:val="18"/>
           <w:lang w:val="es-ES_tradnl"/>
         </w:rPr>
-        <w:t>N°</w:t>
-      </w:r>
-      <w:proofErr w:type="spellEnd"/>
-      <w:r>
-        <w:rPr>
-          <w:rFonts w:cs="Arial"/>
-          <w:sz w:val="18"/>
-          <w:szCs w:val="18"/>
-          <w:lang w:val="es-ES_tradnl"/>
-        </w:rPr>
-        <w:t xml:space="preserve"> 6 – Registro histórico </w:t>
-      </w:r>
-      <w:proofErr w:type="spellStart"/>
-      <w:r>
-        <w:rPr>
-          <w:rFonts w:cs="Arial"/>
-          <w:sz w:val="18"/>
-          <w:szCs w:val="18"/>
-          <w:lang w:val="es-ES_tradnl"/>
-        </w:rPr>
-        <w:t>Sitras</w:t>
-      </w:r>
-      <w:proofErr w:type="spellEnd"/>
-      <w:r>
-        <w:rPr>
-          <w:rFonts w:cs="Arial"/>
-          <w:sz w:val="18"/>
-          <w:szCs w:val="18"/>
-          <w:lang w:val="es-ES_tradnl"/>
-        </w:rPr>
-        <w:t xml:space="preserve"> PRO </w:t>
-      </w:r>
-      <w:r>
-        <w:rPr>
-          <w:rFonts w:cs="Arial"/>
-          <w:sz w:val="18"/>
-          <w:szCs w:val="18"/>
-          <w:lang w:val="es-ES_tradnl"/>
-        </w:rPr>
-        <w:t>{{</w:t>
-      </w:r>
-      <w:proofErr w:type="spellStart"/>
-      <w:r>
-        <w:rPr>
-          <w:rFonts w:cs="Arial"/>
-          <w:sz w:val="18"/>
-          <w:szCs w:val="18"/>
-          <w:lang w:val="es-ES_tradnl"/>
-        </w:rPr>
-        <w:t>alimentador_</w:t>
-      </w:r>
-      <w:r>
-        <w:rPr>
-          <w:rFonts w:cs="Arial"/>
-          <w:sz w:val="18"/>
-          <w:szCs w:val="18"/>
-          <w:lang w:val="es-ES_tradnl"/>
-        </w:rPr>
-        <w:t>vecino</w:t>
-      </w:r>
-      <w:proofErr w:type="spellEnd"/>
-      <w:r>
-        <w:rPr>
-          <w:rFonts w:cs="Arial"/>
-          <w:sz w:val="18"/>
-          <w:szCs w:val="18"/>
-          <w:lang w:val="es-ES_tradnl"/>
-        </w:rPr>
-        <w:t>}} {{</w:t>
-      </w:r>
-      <w:proofErr w:type="spellStart"/>
-      <w:r>
-        <w:rPr>
-          <w:rFonts w:cs="Arial"/>
-          <w:sz w:val="18"/>
-          <w:szCs w:val="18"/>
-          <w:lang w:val="es-ES_tradnl"/>
-        </w:rPr>
-        <w:t>ser_</w:t>
-      </w:r>
-      <w:r>
-        <w:rPr>
-          <w:rFonts w:cs="Arial"/>
-          <w:sz w:val="18"/>
-          <w:szCs w:val="18"/>
-          <w:lang w:val="es-ES_tradnl"/>
-        </w:rPr>
-        <w:t>vecino</w:t>
-      </w:r>
-      <w:proofErr w:type="spellEnd"/>
-      <w:r>
-        <w:rPr>
-          <w:rFonts w:cs="Arial"/>
-          <w:sz w:val="18"/>
-          <w:szCs w:val="18"/>
-          <w:lang w:val="es-ES_tradnl"/>
-        </w:rPr>
-        <w:t>}}</w:t>
+        <w:t>{{alimentador_vecino}} {{ser_vecino}}</w:t>
       </w:r>
     </w:p>
     <w:p>
@@ -9947,9 +7429,8 @@
           <w:szCs w:val="18"/>
           <w:lang w:val="es-ES_tradnl"/>
         </w:rPr>
-        <w:t xml:space="preserve">Anexo </w:t>
-      </w:r>
-      <w:proofErr w:type="spellStart"/>
+        <w:t xml:space="preserve">Anexo N° 7 – Parámetros del relé Sitras PRO </w:t>
+      </w:r>
       <w:r>
         <w:rPr>
           <w:rFonts w:cs="Arial"/>
@@ -9957,86 +7438,7 @@
           <w:szCs w:val="18"/>
           <w:lang w:val="es-ES_tradnl"/>
         </w:rPr>
-        <w:t>N°</w:t>
-      </w:r>
-      <w:proofErr w:type="spellEnd"/>
-      <w:r>
-        <w:rPr>
-          <w:rFonts w:cs="Arial"/>
-          <w:sz w:val="18"/>
-          <w:szCs w:val="18"/>
-          <w:lang w:val="es-ES_tradnl"/>
-        </w:rPr>
-        <w:t xml:space="preserve"> 7 – Parámetros del relé </w:t>
-      </w:r>
-      <w:proofErr w:type="spellStart"/>
-      <w:r>
-        <w:rPr>
-          <w:rFonts w:cs="Arial"/>
-          <w:sz w:val="18"/>
-          <w:szCs w:val="18"/>
-          <w:lang w:val="es-ES_tradnl"/>
-        </w:rPr>
-        <w:t>Sitras</w:t>
-      </w:r>
-      <w:proofErr w:type="spellEnd"/>
-      <w:r>
-        <w:rPr>
-          <w:rFonts w:cs="Arial"/>
-          <w:sz w:val="18"/>
-          <w:szCs w:val="18"/>
-          <w:lang w:val="es-ES_tradnl"/>
-        </w:rPr>
-        <w:t xml:space="preserve"> PRO </w:t>
-      </w:r>
-      <w:r>
-        <w:rPr>
-          <w:rFonts w:cs="Arial"/>
-          <w:sz w:val="18"/>
-          <w:szCs w:val="18"/>
-          <w:lang w:val="es-ES_tradnl"/>
-        </w:rPr>
-        <w:t>{{</w:t>
-      </w:r>
-      <w:proofErr w:type="spellStart"/>
-      <w:r>
-        <w:rPr>
-          <w:rFonts w:cs="Arial"/>
-          <w:sz w:val="18"/>
-          <w:szCs w:val="18"/>
-          <w:lang w:val="es-ES_tradnl"/>
-        </w:rPr>
-        <w:t>alimentador_vecino</w:t>
-      </w:r>
-      <w:proofErr w:type="spellEnd"/>
-      <w:r>
-        <w:rPr>
-          <w:rFonts w:cs="Arial"/>
-          <w:sz w:val="18"/>
-          <w:szCs w:val="18"/>
-          <w:lang w:val="es-ES_tradnl"/>
-        </w:rPr>
-        <w:t>}} {{</w:t>
-      </w:r>
-      <w:proofErr w:type="spellStart"/>
-      <w:r>
-        <w:rPr>
-          <w:rFonts w:cs="Arial"/>
-          <w:sz w:val="18"/>
-          <w:szCs w:val="18"/>
-          <w:lang w:val="es-ES_tradnl"/>
-        </w:rPr>
-        <w:t>ser_vecino</w:t>
-      </w:r>
-      <w:proofErr w:type="spellEnd"/>
-      <w:r>
-        <w:rPr>
-          <w:rFonts w:cs="Arial"/>
-          <w:sz w:val="18"/>
-          <w:szCs w:val="18"/>
-          <w:lang w:val="es-ES_tradnl"/>
-        </w:rPr>
-        <w:t>}}</w:t>
+        <w:t>{{alimentador_vecino}} {{ser_vecino}}</w:t>
       </w:r>
     </w:p>
     <w:p>
@@ -10057,9 +7459,8 @@
           <w:szCs w:val="18"/>
           <w:lang w:val="es-ES_tradnl"/>
         </w:rPr>
-        <w:t xml:space="preserve">Anexo </w:t>
-      </w:r>
-      <w:proofErr w:type="spellStart"/>
+        <w:t xml:space="preserve">Anexo N° 8 – Registro de alarmas JPG del </w:t>
+      </w:r>
       <w:r>
         <w:rPr>
           <w:rFonts w:cs="Arial"/>
@@ -10067,9 +7468,8 @@
           <w:szCs w:val="18"/>
           <w:lang w:val="es-ES_tradnl"/>
         </w:rPr>
-        <w:t>N°</w:t>
-      </w:r>
-      <w:proofErr w:type="spellEnd"/>
+        <w:t xml:space="preserve">{{alimentador_aperturado}} {{ser_aperturado}} </w:t>
+      </w:r>
       <w:r>
         <w:rPr>
           <w:rFonts w:cs="Arial"/>
@@ -10077,7 +7477,7 @@
           <w:szCs w:val="18"/>
           <w:lang w:val="es-ES_tradnl"/>
         </w:rPr>
-        <w:t xml:space="preserve"> 8 – Registro de alarmas JPG del </w:t>
+        <w:t xml:space="preserve">y </w:t>
       </w:r>
       <w:r>
         <w:rPr>
@@ -10086,123 +7486,7 @@
           <w:szCs w:val="18"/>
           <w:lang w:val="es-ES_tradnl"/>
         </w:rPr>
-        <w:t>{{</w:t>
-      </w:r>
-      <w:proofErr w:type="spellStart"/>
-      <w:r>
-        <w:rPr>
-          <w:rFonts w:cs="Arial"/>
-          <w:sz w:val="18"/>
-          <w:szCs w:val="18"/>
-          <w:lang w:val="es-ES_tradnl"/>
-        </w:rPr>
-        <w:t>alimentador_aperturado</w:t>
-      </w:r>
-      <w:proofErr w:type="spellEnd"/>
-      <w:r>
-        <w:rPr>
-          <w:rFonts w:cs="Arial"/>
-          <w:sz w:val="18"/>
-          <w:szCs w:val="18"/>
-          <w:lang w:val="es-ES_tradnl"/>
-        </w:rPr>
-        <w:t>}} {{</w:t>
-      </w:r>
-      <w:proofErr w:type="spellStart"/>
-      <w:r>
-        <w:rPr>
-          <w:rFonts w:cs="Arial"/>
-          <w:sz w:val="18"/>
-          <w:szCs w:val="18"/>
-          <w:lang w:val="es-ES_tradnl"/>
-        </w:rPr>
-        <w:t>ser_aperturado</w:t>
-      </w:r>
-      <w:proofErr w:type="spellEnd"/>
-      <w:r>
-        <w:rPr>
-          <w:rFonts w:cs="Arial"/>
-          <w:sz w:val="18"/>
-          <w:szCs w:val="18"/>
-          <w:lang w:val="es-ES_tradnl"/>
-        </w:rPr>
-        <w:t>}}</w:t>
-      </w:r>
-      <w:r>
-        <w:rPr>
-          <w:rFonts w:cs="Arial"/>
-          <w:sz w:val="18"/>
-          <w:szCs w:val="18"/>
-          <w:lang w:val="es-ES_tradnl"/>
-        </w:rPr>
-        <w:t xml:space="preserve"> </w:t>
-      </w:r>
-      <w:r>
-        <w:rPr>
-          <w:rFonts w:cs="Arial"/>
-          <w:sz w:val="18"/>
-          <w:szCs w:val="18"/>
-          <w:lang w:val="es-ES_tradnl"/>
-        </w:rPr>
-        <w:t xml:space="preserve">y </w:t>
-      </w:r>
-      <w:r>
-        <w:rPr>
-          <w:rFonts w:cs="Arial"/>
-          <w:sz w:val="18"/>
-          <w:szCs w:val="18"/>
-          <w:lang w:val="es-ES_tradnl"/>
-        </w:rPr>
-        <w:t>{{</w:t>
-      </w:r>
-      <w:proofErr w:type="spellStart"/>
-      <w:r>
-        <w:rPr>
-          <w:rFonts w:cs="Arial"/>
-          <w:sz w:val="18"/>
-          <w:szCs w:val="18"/>
-          <w:lang w:val="es-ES_tradnl"/>
-        </w:rPr>
-        <w:t>alimentador_vecino</w:t>
-      </w:r>
-      <w:proofErr w:type="spellEnd"/>
-      <w:r>
-        <w:rPr>
-          <w:rFonts w:cs="Arial"/>
-          <w:sz w:val="18"/>
-          <w:szCs w:val="18"/>
-          <w:lang w:val="es-ES_tradnl"/>
-        </w:rPr>
-        <w:t>}} {{</w:t>
-      </w:r>
-      <w:proofErr w:type="spellStart"/>
-      <w:r>
-        <w:rPr>
-          <w:rFonts w:cs="Arial"/>
-          <w:sz w:val="18"/>
-          <w:szCs w:val="18"/>
-          <w:lang w:val="es-ES_tradnl"/>
-        </w:rPr>
-        <w:t>ser_vecino</w:t>
-      </w:r>
-      <w:proofErr w:type="spellEnd"/>
-      <w:r>
-        <w:rPr>
-          <w:rFonts w:cs="Arial"/>
-          <w:sz w:val="18"/>
-          <w:szCs w:val="18"/>
-          <w:lang w:val="es-ES_tradnl"/>
-        </w:rPr>
-        <w:t>}}</w:t>
-      </w:r>
-      <w:r>
-        <w:rPr>
-          <w:rFonts w:cs="Arial"/>
-          <w:sz w:val="18"/>
-          <w:szCs w:val="18"/>
-          <w:lang w:val="es-ES_tradnl"/>
-        </w:rPr>
-        <w:t xml:space="preserve"> </w:t>
+        <w:t xml:space="preserve">{{alimentador_vecino}} {{ser_vecino}} </w:t>
       </w:r>
       <w:r>
         <w:rPr>
@@ -10232,9 +7516,8 @@
           <w:szCs w:val="18"/>
           <w:lang w:val="es-ES_tradnl"/>
         </w:rPr>
-        <w:t xml:space="preserve">Anexo </w:t>
-      </w:r>
-      <w:proofErr w:type="spellStart"/>
+        <w:t xml:space="preserve">Anexo N° 9 – Registro de alarmas PDF del </w:t>
+      </w:r>
       <w:r>
         <w:rPr>
           <w:rFonts w:cs="Arial"/>
@@ -10242,9 +7525,8 @@
           <w:szCs w:val="18"/>
           <w:lang w:val="es-ES_tradnl"/>
         </w:rPr>
-        <w:t>N°</w:t>
-      </w:r>
-      <w:proofErr w:type="spellEnd"/>
+        <w:t xml:space="preserve">{{alimentador_aperturado}} {{ser_aperturado}} </w:t>
+      </w:r>
       <w:r>
         <w:rPr>
           <w:rFonts w:cs="Arial"/>
@@ -10252,7 +7534,7 @@
           <w:szCs w:val="18"/>
           <w:lang w:val="es-ES_tradnl"/>
         </w:rPr>
-        <w:t xml:space="preserve"> 9 – Registro de alarmas PDF del </w:t>
+        <w:t xml:space="preserve">y </w:t>
       </w:r>
       <w:r>
         <w:rPr>
@@ -10261,9 +7543,9 @@
           <w:szCs w:val="18"/>
           <w:lang w:val="es-ES_tradnl"/>
         </w:rPr>
-        <w:t>{{</w:t>
-      </w:r>
-      <w:proofErr w:type="spellStart"/>
+        <w:t>{{alimentador_vecino}} {{ser_vecino</w:t>
+      </w:r>
+      <w:proofErr w:type="gramStart"/>
       <w:r>
         <w:rPr>
           <w:rFonts w:cs="Arial"/>
@@ -10271,9 +7553,8 @@
           <w:szCs w:val="18"/>
           <w:lang w:val="es-ES_tradnl"/>
         </w:rPr>
-        <w:t>alimentador_aperturado</w:t>
-      </w:r>
-      <w:proofErr w:type="spellEnd"/>
+        <w:t>}}</w:t>
+      </w:r>
       <w:r>
         <w:rPr>
           <w:rFonts w:cs="Arial"/>
@@ -10281,9 +7562,9 @@
           <w:szCs w:val="18"/>
           <w:lang w:val="es-ES_tradnl"/>
         </w:rPr>
-        <w:t>}} {{</w:t>
-      </w:r>
-      <w:proofErr w:type="spellStart"/>
+        <w:t>VICOS</w:t>
+      </w:r>
+      <w:proofErr w:type="gramEnd"/>
       <w:r>
         <w:rPr>
           <w:rFonts w:cs="Arial"/>
@@ -10291,93 +7572,7 @@
           <w:szCs w:val="18"/>
           <w:lang w:val="es-ES_tradnl"/>
         </w:rPr>
-        <w:t>ser_aperturado</w:t>
-      </w:r>
-      <w:proofErr w:type="spellEnd"/>
-      <w:r>
-        <w:rPr>
-          <w:rFonts w:cs="Arial"/>
-          <w:sz w:val="18"/>
-          <w:szCs w:val="18"/>
-          <w:lang w:val="es-ES_tradnl"/>
-        </w:rPr>
-        <w:t>}}</w:t>
-      </w:r>
-      <w:r>
-        <w:rPr>
-          <w:rFonts w:cs="Arial"/>
-          <w:sz w:val="18"/>
-          <w:szCs w:val="18"/>
-          <w:lang w:val="es-ES_tradnl"/>
-        </w:rPr>
-        <w:t xml:space="preserve"> </w:t>
-      </w:r>
-      <w:r>
-        <w:rPr>
-          <w:rFonts w:cs="Arial"/>
-          <w:sz w:val="18"/>
-          <w:szCs w:val="18"/>
-          <w:lang w:val="es-ES_tradnl"/>
-        </w:rPr>
-        <w:t xml:space="preserve">y </w:t>
-      </w:r>
-      <w:r>
-        <w:rPr>
-          <w:rFonts w:cs="Arial"/>
-          <w:sz w:val="18"/>
-          <w:szCs w:val="18"/>
-          <w:lang w:val="es-ES_tradnl"/>
-        </w:rPr>
-        <w:t>{{</w:t>
-      </w:r>
-      <w:proofErr w:type="spellStart"/>
-      <w:r>
-        <w:rPr>
-          <w:rFonts w:cs="Arial"/>
-          <w:sz w:val="18"/>
-          <w:szCs w:val="18"/>
-          <w:lang w:val="es-ES_tradnl"/>
-        </w:rPr>
-        <w:t>alimentador_vecino</w:t>
-      </w:r>
-      <w:proofErr w:type="spellEnd"/>
-      <w:r>
-        <w:rPr>
-          <w:rFonts w:cs="Arial"/>
-          <w:sz w:val="18"/>
-          <w:szCs w:val="18"/>
-          <w:lang w:val="es-ES_tradnl"/>
-        </w:rPr>
-        <w:t>}} {{</w:t>
-      </w:r>
-      <w:proofErr w:type="spellStart"/>
-      <w:r>
-        <w:rPr>
-          <w:rFonts w:cs="Arial"/>
-          <w:sz w:val="18"/>
-          <w:szCs w:val="18"/>
-          <w:lang w:val="es-ES_tradnl"/>
-        </w:rPr>
-        <w:t>ser_vecino</w:t>
-      </w:r>
-      <w:proofErr w:type="spellEnd"/>
-      <w:r>
-        <w:rPr>
-          <w:rFonts w:cs="Arial"/>
-          <w:sz w:val="18"/>
-          <w:szCs w:val="18"/>
-          <w:lang w:val="es-ES_tradnl"/>
-        </w:rPr>
-        <w:t>}}</w:t>
-      </w:r>
-      <w:r>
-        <w:rPr>
-          <w:rFonts w:cs="Arial"/>
-          <w:sz w:val="18"/>
-          <w:szCs w:val="18"/>
-          <w:lang w:val="es-ES_tradnl"/>
-        </w:rPr>
-        <w:t>VICOS RSC</w:t>
+        <w:t xml:space="preserve"> RSC</w:t>
       </w:r>
     </w:p>
     <w:p>
@@ -10398,9 +7593,8 @@
           <w:szCs w:val="18"/>
           <w:lang w:val="es-ES_tradnl"/>
         </w:rPr>
-        <w:t xml:space="preserve">Anexo </w:t>
-      </w:r>
-      <w:proofErr w:type="spellStart"/>
+        <w:t xml:space="preserve">Anexo N° 10 – Registro de eventos JPG del </w:t>
+      </w:r>
       <w:r>
         <w:rPr>
           <w:rFonts w:cs="Arial"/>
@@ -10408,9 +7602,9 @@
           <w:szCs w:val="18"/>
           <w:lang w:val="es-ES_tradnl"/>
         </w:rPr>
-        <w:t>N°</w:t>
-      </w:r>
-      <w:proofErr w:type="spellEnd"/>
+        <w:t>{{alimentador_aperturado}} {{ser_aperturado</w:t>
+      </w:r>
+      <w:proofErr w:type="gramStart"/>
       <w:r>
         <w:rPr>
           <w:rFonts w:cs="Arial"/>
@@ -10418,7 +7612,7 @@
           <w:szCs w:val="18"/>
           <w:lang w:val="es-ES_tradnl"/>
         </w:rPr>
-        <w:t xml:space="preserve"> 10 – Registro de eventos JPG del </w:t>
+        <w:t>}}</w:t>
       </w:r>
       <w:r>
         <w:rPr>
@@ -10427,9 +7621,9 @@
           <w:szCs w:val="18"/>
           <w:lang w:val="es-ES_tradnl"/>
         </w:rPr>
-        <w:t>{{</w:t>
-      </w:r>
-      <w:proofErr w:type="spellStart"/>
+        <w:t>VICOS</w:t>
+      </w:r>
+      <w:proofErr w:type="gramEnd"/>
       <w:r>
         <w:rPr>
           <w:rFonts w:cs="Arial"/>
@@ -10437,46 +7631,7 @@
           <w:szCs w:val="18"/>
           <w:lang w:val="es-ES_tradnl"/>
         </w:rPr>
-        <w:t>alimentador_aperturado</w:t>
-      </w:r>
-      <w:proofErr w:type="spellEnd"/>
-      <w:r>
-        <w:rPr>
-          <w:rFonts w:cs="Arial"/>
-          <w:sz w:val="18"/>
-          <w:szCs w:val="18"/>
-          <w:lang w:val="es-ES_tradnl"/>
-        </w:rPr>
-        <w:t>}} {{</w:t>
-      </w:r>
-      <w:proofErr w:type="spellStart"/>
-      <w:r>
-        <w:rPr>
-          <w:rFonts w:cs="Arial"/>
-          <w:sz w:val="18"/>
-          <w:szCs w:val="18"/>
-          <w:lang w:val="es-ES_tradnl"/>
-        </w:rPr>
-        <w:t>ser_aperturado</w:t>
-      </w:r>
-      <w:proofErr w:type="spellEnd"/>
-      <w:r>
-        <w:rPr>
-          <w:rFonts w:cs="Arial"/>
-          <w:sz w:val="18"/>
-          <w:szCs w:val="18"/>
-          <w:lang w:val="es-ES_tradnl"/>
-        </w:rPr>
-        <w:t>}}</w:t>
-      </w:r>
-      <w:r>
-        <w:rPr>
-          <w:rFonts w:cs="Arial"/>
-          <w:sz w:val="18"/>
-          <w:szCs w:val="18"/>
-          <w:lang w:val="es-ES_tradnl"/>
-        </w:rPr>
-        <w:t>VICOS RSC</w:t>
+        <w:t xml:space="preserve"> RSC</w:t>
       </w:r>
     </w:p>
     <w:p>
@@ -10497,9 +7652,8 @@
           <w:szCs w:val="18"/>
           <w:lang w:val="es-ES_tradnl"/>
         </w:rPr>
-        <w:t xml:space="preserve">Anexo </w:t>
-      </w:r>
-      <w:proofErr w:type="spellStart"/>
+        <w:t xml:space="preserve">Anexo N° 11 – Registro de eventos PDF del </w:t>
+      </w:r>
       <w:r>
         <w:rPr>
           <w:rFonts w:cs="Arial"/>
@@ -10507,66 +7661,7 @@
           <w:szCs w:val="18"/>
           <w:lang w:val="es-ES_tradnl"/>
         </w:rPr>
-        <w:t>N°</w:t>
-      </w:r>
-      <w:proofErr w:type="spellEnd"/>
-      <w:r>
-        <w:rPr>
-          <w:rFonts w:cs="Arial"/>
-          <w:sz w:val="18"/>
-          <w:szCs w:val="18"/>
-          <w:lang w:val="es-ES_tradnl"/>
-        </w:rPr>
-        <w:t xml:space="preserve"> 11 – Registro de eventos PDF del </w:t>
-      </w:r>
-      <w:r>
-        <w:rPr>
-          <w:rFonts w:cs="Arial"/>
-          <w:sz w:val="18"/>
-          <w:szCs w:val="18"/>
-          <w:lang w:val="es-ES_tradnl"/>
-        </w:rPr>
-        <w:t>{{</w:t>
-      </w:r>
-      <w:proofErr w:type="spellStart"/>
-      <w:r>
-        <w:rPr>
-          <w:rFonts w:cs="Arial"/>
-          <w:sz w:val="18"/>
-          <w:szCs w:val="18"/>
-          <w:lang w:val="es-ES_tradnl"/>
-        </w:rPr>
-        <w:t>alimentador_aperturado</w:t>
-      </w:r>
-      <w:proofErr w:type="spellEnd"/>
-      <w:r>
-        <w:rPr>
-          <w:rFonts w:cs="Arial"/>
-          <w:sz w:val="18"/>
-          <w:szCs w:val="18"/>
-          <w:lang w:val="es-ES_tradnl"/>
-        </w:rPr>
-        <w:t>}} {{</w:t>
-      </w:r>
-      <w:proofErr w:type="spellStart"/>
-      <w:r>
-        <w:rPr>
-          <w:rFonts w:cs="Arial"/>
-          <w:sz w:val="18"/>
-          <w:szCs w:val="18"/>
-          <w:lang w:val="es-ES_tradnl"/>
-        </w:rPr>
-        <w:t>ser_aperturado</w:t>
-      </w:r>
-      <w:proofErr w:type="spellEnd"/>
-      <w:r>
-        <w:rPr>
-          <w:rFonts w:cs="Arial"/>
-          <w:sz w:val="18"/>
-          <w:szCs w:val="18"/>
-          <w:lang w:val="es-ES_tradnl"/>
-        </w:rPr>
-        <w:t>}}</w:t>
+        <w:t>{{alimentador_aperturado}} {{ser_aperturado}}</w:t>
       </w:r>
       <w:r>
         <w:rPr>
@@ -10596,9 +7691,8 @@
           <w:szCs w:val="18"/>
           <w:lang w:val="es-ES_tradnl"/>
         </w:rPr>
-        <w:t xml:space="preserve">Anexo </w:t>
-      </w:r>
-      <w:proofErr w:type="spellStart"/>
+        <w:t xml:space="preserve">Anexo N° 12 – Registro de eventos JPG del </w:t>
+      </w:r>
       <w:r>
         <w:rPr>
           <w:rFonts w:cs="Arial"/>
@@ -10606,66 +7700,7 @@
           <w:szCs w:val="18"/>
           <w:lang w:val="es-ES_tradnl"/>
         </w:rPr>
-        <w:t>N°</w:t>
-      </w:r>
-      <w:proofErr w:type="spellEnd"/>
-      <w:r>
-        <w:rPr>
-          <w:rFonts w:cs="Arial"/>
-          <w:sz w:val="18"/>
-          <w:szCs w:val="18"/>
-          <w:lang w:val="es-ES_tradnl"/>
-        </w:rPr>
-        <w:t xml:space="preserve"> 12 – Registro de eventos JPG del </w:t>
-      </w:r>
-      <w:r>
-        <w:rPr>
-          <w:rFonts w:cs="Arial"/>
-          <w:sz w:val="18"/>
-          <w:szCs w:val="18"/>
-          <w:lang w:val="es-ES_tradnl"/>
-        </w:rPr>
-        <w:t>{{</w:t>
-      </w:r>
-      <w:proofErr w:type="spellStart"/>
-      <w:r>
-        <w:rPr>
-          <w:rFonts w:cs="Arial"/>
-          <w:sz w:val="18"/>
-          <w:szCs w:val="18"/>
-          <w:lang w:val="es-ES_tradnl"/>
-        </w:rPr>
-        <w:t>alimentador_vecino</w:t>
-      </w:r>
-      <w:proofErr w:type="spellEnd"/>
-      <w:r>
-        <w:rPr>
-          <w:rFonts w:cs="Arial"/>
-          <w:sz w:val="18"/>
-          <w:szCs w:val="18"/>
-          <w:lang w:val="es-ES_tradnl"/>
-        </w:rPr>
-        <w:t>}} {{</w:t>
-      </w:r>
-      <w:proofErr w:type="spellStart"/>
-      <w:r>
-        <w:rPr>
-          <w:rFonts w:cs="Arial"/>
-          <w:sz w:val="18"/>
-          <w:szCs w:val="18"/>
-          <w:lang w:val="es-ES_tradnl"/>
-        </w:rPr>
-        <w:t>ser_vecino</w:t>
-      </w:r>
-      <w:proofErr w:type="spellEnd"/>
-      <w:r>
-        <w:rPr>
-          <w:rFonts w:cs="Arial"/>
-          <w:sz w:val="18"/>
-          <w:szCs w:val="18"/>
-          <w:lang w:val="es-ES_tradnl"/>
-        </w:rPr>
-        <w:t>}}</w:t>
+        <w:t>{{alimentador_vecino}} {{ser_vecino}}</w:t>
       </w:r>
       <w:r>
         <w:rPr>
@@ -10695,9 +7730,8 @@
           <w:szCs w:val="18"/>
           <w:lang w:val="es-ES_tradnl"/>
         </w:rPr>
-        <w:t xml:space="preserve">Anexo </w:t>
-      </w:r>
-      <w:proofErr w:type="spellStart"/>
+        <w:t xml:space="preserve">Anexo N° 13 – Registro de eventos PDF del </w:t>
+      </w:r>
       <w:r>
         <w:rPr>
           <w:rFonts w:cs="Arial"/>
@@ -10705,75 +7739,7 @@
           <w:szCs w:val="18"/>
           <w:lang w:val="es-ES_tradnl"/>
         </w:rPr>
-        <w:t>N°</w:t>
-      </w:r>
-      <w:proofErr w:type="spellEnd"/>
-      <w:r>
-        <w:rPr>
-          <w:rFonts w:cs="Arial"/>
-          <w:sz w:val="18"/>
-          <w:szCs w:val="18"/>
-          <w:lang w:val="es-ES_tradnl"/>
-        </w:rPr>
-        <w:t xml:space="preserve"> 13 – Registro de eventos PDF del </w:t>
-      </w:r>
-      <w:r>
-        <w:rPr>
-          <w:rFonts w:cs="Arial"/>
-          <w:sz w:val="18"/>
-          <w:szCs w:val="18"/>
-          <w:lang w:val="es-ES_tradnl"/>
-        </w:rPr>
-        <w:t>{{</w:t>
-      </w:r>
-      <w:proofErr w:type="spellStart"/>
-      <w:r>
-        <w:rPr>
-          <w:rFonts w:cs="Arial"/>
-          <w:sz w:val="18"/>
-          <w:szCs w:val="18"/>
-          <w:lang w:val="es-ES_tradnl"/>
-        </w:rPr>
-        <w:t>alimentador_vecino</w:t>
-      </w:r>
-      <w:proofErr w:type="spellEnd"/>
-      <w:r>
-        <w:rPr>
-          <w:rFonts w:cs="Arial"/>
-          <w:sz w:val="18"/>
-          <w:szCs w:val="18"/>
-          <w:lang w:val="es-ES_tradnl"/>
-        </w:rPr>
-        <w:t>}} {{</w:t>
-      </w:r>
-      <w:proofErr w:type="spellStart"/>
-      <w:r>
-        <w:rPr>
-          <w:rFonts w:cs="Arial"/>
-          <w:sz w:val="18"/>
-          <w:szCs w:val="18"/>
-          <w:lang w:val="es-ES_tradnl"/>
-        </w:rPr>
-        <w:t>ser_vecino</w:t>
-      </w:r>
-      <w:proofErr w:type="spellEnd"/>
-      <w:r>
-        <w:rPr>
-          <w:rFonts w:cs="Arial"/>
-          <w:sz w:val="18"/>
-          <w:szCs w:val="18"/>
-          <w:lang w:val="es-ES_tradnl"/>
-        </w:rPr>
-        <w:t>}}</w:t>
-      </w:r>
-      <w:r>
-        <w:rPr>
-          <w:rFonts w:cs="Arial"/>
-          <w:sz w:val="18"/>
-          <w:szCs w:val="18"/>
-          <w:lang w:val="es-ES_tradnl"/>
-        </w:rPr>
-        <w:t xml:space="preserve"> </w:t>
+        <w:t xml:space="preserve">{{alimentador_vecino}} {{ser_vecino}} </w:t>
       </w:r>
       <w:r>
         <w:rPr>
@@ -10803,9 +7769,8 @@
           <w:szCs w:val="18"/>
           <w:lang w:val="es-ES_tradnl"/>
         </w:rPr>
-        <w:t xml:space="preserve">Anexo </w:t>
-      </w:r>
-      <w:proofErr w:type="spellStart"/>
+        <w:t xml:space="preserve">Anexo N° 14 – Registro de tendencia JPG del </w:t>
+      </w:r>
       <w:r>
         <w:rPr>
           <w:rFonts w:cs="Arial"/>
@@ -10813,9 +7778,8 @@
           <w:szCs w:val="18"/>
           <w:lang w:val="es-ES_tradnl"/>
         </w:rPr>
-        <w:t>N°</w:t>
-      </w:r>
-      <w:proofErr w:type="spellEnd"/>
+        <w:t xml:space="preserve">{{alimentador_aperturado}} {{ser_aperturado}} </w:t>
+      </w:r>
       <w:r>
         <w:rPr>
           <w:rFonts w:cs="Arial"/>
@@ -10823,7 +7787,7 @@
           <w:szCs w:val="18"/>
           <w:lang w:val="es-ES_tradnl"/>
         </w:rPr>
-        <w:t xml:space="preserve"> 14 – Registro de tendencia JPG del </w:t>
+        <w:t xml:space="preserve">y </w:t>
       </w:r>
       <w:r>
         <w:rPr>
@@ -10832,9 +7796,8 @@
           <w:szCs w:val="18"/>
           <w:lang w:val="es-ES_tradnl"/>
         </w:rPr>
-        <w:t>{{</w:t>
-      </w:r>
-      <w:proofErr w:type="spellStart"/>
+        <w:t xml:space="preserve">{{alimentador_vecino}} {{ser_vecino}} </w:t>
+      </w:r>
       <w:r>
         <w:rPr>
           <w:rFonts w:cs="Arial"/>
@@ -10842,122 +7805,7 @@
           <w:szCs w:val="18"/>
           <w:lang w:val="es-ES_tradnl"/>
         </w:rPr>
-        <w:t>alimentador_aperturado</w:t>
-      </w:r>
-      <w:proofErr w:type="spellEnd"/>
-      <w:r>
-        <w:rPr>
-          <w:rFonts w:cs="Arial"/>
-          <w:sz w:val="18"/>
-          <w:szCs w:val="18"/>
-          <w:lang w:val="es-ES_tradnl"/>
-        </w:rPr>
-        <w:t>}} {{</w:t>
-      </w:r>
-      <w:proofErr w:type="spellStart"/>
-      <w:r>
-        <w:rPr>
-          <w:rFonts w:cs="Arial"/>
-          <w:sz w:val="18"/>
-          <w:szCs w:val="18"/>
-          <w:lang w:val="es-ES_tradnl"/>
-        </w:rPr>
-        <w:t>ser_aperturado</w:t>
-      </w:r>
-      <w:proofErr w:type="spellEnd"/>
-      <w:r>
-        <w:rPr>
-          <w:rFonts w:cs="Arial"/>
-          <w:sz w:val="18"/>
-          <w:szCs w:val="18"/>
-          <w:lang w:val="es-ES_tradnl"/>
-        </w:rPr>
-        <w:t>}}</w:t>
-      </w:r>
-      <w:r>
-        <w:rPr>
-          <w:rFonts w:cs="Arial"/>
-          <w:sz w:val="18"/>
-          <w:szCs w:val="18"/>
-          <w:lang w:val="es-ES_tradnl"/>
-        </w:rPr>
-        <w:t xml:space="preserve"> </w:t>
-      </w:r>
-      <w:r>
-        <w:rPr>
-          <w:rFonts w:cs="Arial"/>
-          <w:sz w:val="18"/>
-          <w:szCs w:val="18"/>
-          <w:lang w:val="es-ES_tradnl"/>
-        </w:rPr>
-        <w:t xml:space="preserve">y </w:t>
-      </w:r>
-      <w:r>
-        <w:rPr>
-          <w:rFonts w:cs="Arial"/>
-          <w:sz w:val="18"/>
-          <w:szCs w:val="18"/>
-          <w:lang w:val="es-ES_tradnl"/>
-        </w:rPr>
-        <w:t>{{</w:t>
-      </w:r>
-      <w:proofErr w:type="spellStart"/>
-      <w:r>
-        <w:rPr>
-          <w:rFonts w:cs="Arial"/>
-          <w:sz w:val="18"/>
-          <w:szCs w:val="18"/>
-          <w:lang w:val="es-ES_tradnl"/>
-        </w:rPr>
-        <w:t>alimentador_vecino</w:t>
-      </w:r>
-      <w:proofErr w:type="spellEnd"/>
-      <w:r>
-        <w:rPr>
-          <w:rFonts w:cs="Arial"/>
-          <w:sz w:val="18"/>
-          <w:szCs w:val="18"/>
-          <w:lang w:val="es-ES_tradnl"/>
-        </w:rPr>
-        <w:t>}} {{</w:t>
-      </w:r>
-      <w:proofErr w:type="spellStart"/>
-      <w:r>
-        <w:rPr>
-          <w:rFonts w:cs="Arial"/>
-          <w:sz w:val="18"/>
-          <w:szCs w:val="18"/>
-          <w:lang w:val="es-ES_tradnl"/>
-        </w:rPr>
-        <w:t>ser_vecino</w:t>
-      </w:r>
-      <w:proofErr w:type="spellEnd"/>
-      <w:r>
-        <w:rPr>
-          <w:rFonts w:cs="Arial"/>
-          <w:sz w:val="18"/>
-          <w:szCs w:val="18"/>
-          <w:lang w:val="es-ES_tradnl"/>
-        </w:rPr>
-        <w:t xml:space="preserve">}} </w:t>
-      </w:r>
-      <w:r>
-        <w:rPr>
-          <w:rFonts w:cs="Arial"/>
-          <w:sz w:val="18"/>
-          <w:szCs w:val="18"/>
-          <w:lang w:val="es-ES_tradnl"/>
-        </w:rPr>
-        <w:t>VICOS</w:t>
-      </w:r>
-      <w:r>
-        <w:rPr>
-          <w:rFonts w:cs="Arial"/>
-          <w:sz w:val="18"/>
-          <w:szCs w:val="18"/>
-          <w:lang w:val="es-ES_tradnl"/>
-        </w:rPr>
-        <w:t xml:space="preserve"> RSC</w:t>
+        <w:t>VICOS RSC</w:t>
       </w:r>
     </w:p>
     <w:p>
@@ -10978,9 +7826,8 @@
           <w:szCs w:val="18"/>
           <w:lang w:val="es-ES_tradnl"/>
         </w:rPr>
-        <w:t xml:space="preserve">Anexo </w:t>
-      </w:r>
-      <w:proofErr w:type="spellStart"/>
+        <w:t xml:space="preserve">Anexo N° 15 – Registro de tendencia PDF del </w:t>
+      </w:r>
       <w:r>
         <w:rPr>
           <w:rFonts w:cs="Arial"/>
@@ -10988,9 +7835,8 @@
           <w:szCs w:val="18"/>
           <w:lang w:val="es-ES_tradnl"/>
         </w:rPr>
-        <w:t>N°</w:t>
-      </w:r>
-      <w:proofErr w:type="spellEnd"/>
+        <w:t>{{alimentador_aperturado}} {{ser_aperturado}}</w:t>
+      </w:r>
       <w:r>
         <w:rPr>
           <w:rFonts w:cs="Arial"/>
@@ -10998,7 +7844,7 @@
           <w:szCs w:val="18"/>
           <w:lang w:val="es-ES_tradnl"/>
         </w:rPr>
-        <w:t xml:space="preserve"> 15 – Registro de tendencia PDF del </w:t>
+        <w:t xml:space="preserve"> y </w:t>
       </w:r>
       <w:r>
         <w:rPr>
@@ -11007,9 +7853,8 @@
           <w:szCs w:val="18"/>
           <w:lang w:val="es-ES_tradnl"/>
         </w:rPr>
-        <w:t>{{</w:t>
-      </w:r>
-      <w:proofErr w:type="spellStart"/>
+        <w:t xml:space="preserve">{{alimentador_vecino}} {{ser_vecino}} </w:t>
+      </w:r>
       <w:r>
         <w:rPr>
           <w:rFonts w:cs="Arial"/>
@@ -11017,113 +7862,7 @@
           <w:szCs w:val="18"/>
           <w:lang w:val="es-ES_tradnl"/>
         </w:rPr>
-        <w:t>alimentador_aperturado</w:t>
-      </w:r>
-      <w:proofErr w:type="spellEnd"/>
-      <w:r>
-        <w:rPr>
-          <w:rFonts w:cs="Arial"/>
-          <w:sz w:val="18"/>
-          <w:szCs w:val="18"/>
-          <w:lang w:val="es-ES_tradnl"/>
-        </w:rPr>
-        <w:t>}} {{</w:t>
-      </w:r>
-      <w:proofErr w:type="spellStart"/>
-      <w:r>
-        <w:rPr>
-          <w:rFonts w:cs="Arial"/>
-          <w:sz w:val="18"/>
-          <w:szCs w:val="18"/>
-          <w:lang w:val="es-ES_tradnl"/>
-        </w:rPr>
-        <w:t>ser_aperturado</w:t>
-      </w:r>
-      <w:proofErr w:type="spellEnd"/>
-      <w:r>
-        <w:rPr>
-          <w:rFonts w:cs="Arial"/>
-          <w:sz w:val="18"/>
-          <w:szCs w:val="18"/>
-          <w:lang w:val="es-ES_tradnl"/>
-        </w:rPr>
-        <w:t>}}</w:t>
-      </w:r>
-      <w:r>
-        <w:rPr>
-          <w:rFonts w:cs="Arial"/>
-          <w:sz w:val="18"/>
-          <w:szCs w:val="18"/>
-          <w:lang w:val="es-ES_tradnl"/>
-        </w:rPr>
-        <w:t xml:space="preserve"> y </w:t>
-      </w:r>
-      <w:r>
-        <w:rPr>
-          <w:rFonts w:cs="Arial"/>
-          <w:sz w:val="18"/>
-          <w:szCs w:val="18"/>
-          <w:lang w:val="es-ES_tradnl"/>
-        </w:rPr>
-        <w:t>{{</w:t>
-      </w:r>
-      <w:proofErr w:type="spellStart"/>
-      <w:r>
-        <w:rPr>
-          <w:rFonts w:cs="Arial"/>
-          <w:sz w:val="18"/>
-          <w:szCs w:val="18"/>
-          <w:lang w:val="es-ES_tradnl"/>
-        </w:rPr>
-        <w:t>alimentador_vecino</w:t>
-      </w:r>
-      <w:proofErr w:type="spellEnd"/>
-      <w:r>
-        <w:rPr>
-          <w:rFonts w:cs="Arial"/>
-          <w:sz w:val="18"/>
-          <w:szCs w:val="18"/>
-          <w:lang w:val="es-ES_tradnl"/>
-        </w:rPr>
-        <w:t>}} {{</w:t>
-      </w:r>
-      <w:proofErr w:type="spellStart"/>
-      <w:r>
-        <w:rPr>
-          <w:rFonts w:cs="Arial"/>
-          <w:sz w:val="18"/>
-          <w:szCs w:val="18"/>
-          <w:lang w:val="es-ES_tradnl"/>
-        </w:rPr>
-        <w:t>ser_vecino</w:t>
-      </w:r>
-      <w:proofErr w:type="spellEnd"/>
-      <w:r>
-        <w:rPr>
-          <w:rFonts w:cs="Arial"/>
-          <w:sz w:val="18"/>
-          <w:szCs w:val="18"/>
-          <w:lang w:val="es-ES_tradnl"/>
-        </w:rPr>
-        <w:t xml:space="preserve">}} </w:t>
-      </w:r>
-      <w:r>
-        <w:rPr>
-          <w:rFonts w:cs="Arial"/>
-          <w:sz w:val="18"/>
-          <w:szCs w:val="18"/>
-          <w:lang w:val="es-ES_tradnl"/>
-        </w:rPr>
-        <w:t>VICOS</w:t>
-      </w:r>
-      <w:r>
-        <w:rPr>
-          <w:rFonts w:cs="Arial"/>
-          <w:sz w:val="18"/>
-          <w:szCs w:val="18"/>
-          <w:lang w:val="es-ES_tradnl"/>
-        </w:rPr>
-        <w:t xml:space="preserve"> RSC</w:t>
+        <w:t>VICOS RSC</w:t>
       </w:r>
     </w:p>
     <w:p>
@@ -11144,27 +7883,7 @@
           <w:szCs w:val="18"/>
           <w:lang w:val="es-ES_tradnl"/>
         </w:rPr>
-        <w:t xml:space="preserve">Anexo </w:t>
-      </w:r>
-      <w:proofErr w:type="spellStart"/>
-      <w:r>
-        <w:rPr>
-          <w:rFonts w:cs="Arial"/>
-          <w:sz w:val="18"/>
-          <w:szCs w:val="18"/>
-          <w:lang w:val="es-ES_tradnl"/>
-        </w:rPr>
-        <w:t>N°</w:t>
-      </w:r>
-      <w:proofErr w:type="spellEnd"/>
-      <w:r>
-        <w:rPr>
-          <w:rFonts w:cs="Arial"/>
-          <w:sz w:val="18"/>
-          <w:szCs w:val="18"/>
-          <w:lang w:val="es-ES_tradnl"/>
-        </w:rPr>
-        <w:t xml:space="preserve"> 16 – Moviola</w:t>
+        <w:t>Anexo N° 16 – Moviola</w:t>
       </w:r>
     </w:p>
     <w:p>

--- a/plantilla_base.docx
+++ b/plantilla_base.docx
@@ -75,7 +75,51 @@
           <w:sz w:val="18"/>
           <w:szCs w:val="18"/>
         </w:rPr>
-        <w:t xml:space="preserve"> {{interruptor_aperturado}} Y {{interruptor_vecino}}</w:t>
+        <w:t xml:space="preserve"> {{</w:t>
+      </w:r>
+      <w:proofErr w:type="spellStart"/>
+      <w:r>
+        <w:rPr>
+          <w:rFonts w:cs="Arial"/>
+          <w:b/>
+          <w:bCs/>
+          <w:sz w:val="18"/>
+          <w:szCs w:val="18"/>
+        </w:rPr>
+        <w:t>interruptor_aperturado</w:t>
+      </w:r>
+      <w:proofErr w:type="spellEnd"/>
+      <w:r>
+        <w:rPr>
+          <w:rFonts w:cs="Arial"/>
+          <w:b/>
+          <w:bCs/>
+          <w:sz w:val="18"/>
+          <w:szCs w:val="18"/>
+        </w:rPr>
+        <w:t>}} Y {{</w:t>
+      </w:r>
+      <w:proofErr w:type="spellStart"/>
+      <w:r>
+        <w:rPr>
+          <w:rFonts w:cs="Arial"/>
+          <w:b/>
+          <w:bCs/>
+          <w:sz w:val="18"/>
+          <w:szCs w:val="18"/>
+        </w:rPr>
+        <w:t>interruptor_vecino</w:t>
+      </w:r>
+      <w:proofErr w:type="spellEnd"/>
+      <w:r>
+        <w:rPr>
+          <w:rFonts w:cs="Arial"/>
+          <w:b/>
+          <w:bCs/>
+          <w:sz w:val="18"/>
+          <w:szCs w:val="18"/>
+        </w:rPr>
+        <w:t>}}</w:t>
       </w:r>
     </w:p>
     <w:p>
@@ -98,7 +142,27 @@
           <w:sz w:val="18"/>
           <w:szCs w:val="18"/>
         </w:rPr>
-        <w:t>El presente informe tiene como objetivo dar a conocer los detalles del evento de apertura de los interruptores con recierre en las celdas DC:</w:t>
+        <w:t xml:space="preserve">El presente informe tiene como objetivo dar a conocer los detalles del evento de apertura de los interruptores con </w:t>
+      </w:r>
+      <w:proofErr w:type="spellStart"/>
+      <w:r>
+        <w:rPr>
+          <w:rFonts w:ascii="Arial" w:hAnsi="Arial" w:cs="Arial"/>
+          <w:color w:val="auto"/>
+          <w:sz w:val="18"/>
+          <w:szCs w:val="18"/>
+        </w:rPr>
+        <w:t>recierre</w:t>
+      </w:r>
+      <w:proofErr w:type="spellEnd"/>
+      <w:r>
+        <w:rPr>
+          <w:rFonts w:ascii="Arial" w:hAnsi="Arial" w:cs="Arial"/>
+          <w:color w:val="auto"/>
+          <w:sz w:val="18"/>
+          <w:szCs w:val="18"/>
+        </w:rPr>
+        <w:t xml:space="preserve"> en las celdas DC:</w:t>
       </w:r>
     </w:p>
     <w:p>
@@ -135,8 +199,9 @@
           <w:sz w:val="18"/>
           <w:szCs w:val="18"/>
         </w:rPr>
-        <w:t>{{alimentador_</w:t>
-      </w:r>
+        <w:t>{{</w:t>
+      </w:r>
+      <w:proofErr w:type="spellStart"/>
       <w:r>
         <w:rPr>
           <w:rFonts w:cs="Arial"/>
@@ -145,6 +210,16 @@
           <w:sz w:val="18"/>
           <w:szCs w:val="18"/>
         </w:rPr>
+        <w:t>alimentador_</w:t>
+      </w:r>
+      <w:r>
+        <w:rPr>
+          <w:rFonts w:cs="Arial"/>
+          <w:b/>
+          <w:bCs/>
+          <w:sz w:val="18"/>
+          <w:szCs w:val="18"/>
+        </w:rPr>
         <w:t>ser_</w:t>
       </w:r>
       <w:r>
@@ -155,7 +230,18 @@
           <w:sz w:val="18"/>
           <w:szCs w:val="18"/>
         </w:rPr>
-        <w:t xml:space="preserve">aperturado}} </w:t>
+        <w:t>aperturado</w:t>
+      </w:r>
+      <w:proofErr w:type="spellEnd"/>
+      <w:r>
+        <w:rPr>
+          <w:rFonts w:cs="Arial"/>
+          <w:b/>
+          <w:bCs/>
+          <w:sz w:val="18"/>
+          <w:szCs w:val="18"/>
+        </w:rPr>
+        <w:t xml:space="preserve">}} </w:t>
       </w:r>
       <w:r>
         <w:rPr>
@@ -197,7 +283,16 @@
           <w:sz w:val="18"/>
           <w:szCs w:val="18"/>
         </w:rPr>
-        <w:t>{funci</w:t>
+        <w:t>{</w:t>
+      </w:r>
+      <w:proofErr w:type="spellStart"/>
+      <w:r>
+        <w:rPr>
+          <w:rFonts w:cs="Arial"/>
+          <w:sz w:val="18"/>
+          <w:szCs w:val="18"/>
+        </w:rPr>
+        <w:t>funci</w:t>
       </w:r>
       <w:r>
         <w:rPr>
@@ -213,7 +308,16 @@
           <w:sz w:val="18"/>
           <w:szCs w:val="18"/>
         </w:rPr>
-        <w:t>n_disparo_inicial}</w:t>
+        <w:t>n_disparo_inicial</w:t>
+      </w:r>
+      <w:proofErr w:type="spellEnd"/>
+      <w:r>
+        <w:rPr>
+          <w:rFonts w:cs="Arial"/>
+          <w:sz w:val="18"/>
+          <w:szCs w:val="18"/>
+        </w:rPr>
+        <w:t>}</w:t>
       </w:r>
       <w:proofErr w:type="gramStart"/>
       <w:r>
@@ -256,7 +360,16 @@
           <w:sz w:val="18"/>
           <w:szCs w:val="18"/>
         </w:rPr>
-        <w:t>por actuación del relé S</w:t>
+        <w:t xml:space="preserve">por actuación del relé </w:t>
+      </w:r>
+      <w:proofErr w:type="spellStart"/>
+      <w:r>
+        <w:rPr>
+          <w:rFonts w:cs="Arial"/>
+          <w:sz w:val="18"/>
+          <w:szCs w:val="18"/>
+        </w:rPr>
+        <w:t>S</w:t>
       </w:r>
       <w:r>
         <w:rPr>
@@ -266,6 +379,7 @@
         </w:rPr>
         <w:t>itras</w:t>
       </w:r>
+      <w:proofErr w:type="spellEnd"/>
       <w:r>
         <w:rPr>
           <w:rFonts w:cs="Arial"/>
@@ -306,7 +420,16 @@
           <w:sz w:val="18"/>
           <w:szCs w:val="18"/>
         </w:rPr>
-        <w:t>{funci</w:t>
+        <w:t>{</w:t>
+      </w:r>
+      <w:proofErr w:type="spellStart"/>
+      <w:r>
+        <w:rPr>
+          <w:rFonts w:cs="Arial"/>
+          <w:sz w:val="18"/>
+          <w:szCs w:val="18"/>
+        </w:rPr>
+        <w:t>funci</w:t>
       </w:r>
       <w:r>
         <w:rPr>
@@ -322,7 +445,16 @@
           <w:sz w:val="18"/>
           <w:szCs w:val="18"/>
         </w:rPr>
-        <w:t>n_disparo_final}</w:t>
+        <w:t>n_disparo_final</w:t>
+      </w:r>
+      <w:proofErr w:type="spellEnd"/>
+      <w:r>
+        <w:rPr>
+          <w:rFonts w:cs="Arial"/>
+          <w:sz w:val="18"/>
+          <w:szCs w:val="18"/>
+        </w:rPr>
+        <w:t>}</w:t>
       </w:r>
       <w:proofErr w:type="gramStart"/>
       <w:r>
@@ -378,8 +510,9 @@
           <w:sz w:val="18"/>
           <w:szCs w:val="18"/>
         </w:rPr>
-        <w:t>{{alimentador_</w:t>
-      </w:r>
+        <w:t>{{</w:t>
+      </w:r>
+      <w:proofErr w:type="spellStart"/>
       <w:r>
         <w:rPr>
           <w:rFonts w:cs="Arial"/>
@@ -388,6 +521,16 @@
           <w:sz w:val="18"/>
           <w:szCs w:val="18"/>
         </w:rPr>
+        <w:t>alimentador_</w:t>
+      </w:r>
+      <w:r>
+        <w:rPr>
+          <w:rFonts w:cs="Arial"/>
+          <w:b/>
+          <w:bCs/>
+          <w:sz w:val="18"/>
+          <w:szCs w:val="18"/>
+        </w:rPr>
         <w:t>ser_</w:t>
       </w:r>
       <w:r>
@@ -398,8 +541,9 @@
           <w:sz w:val="18"/>
           <w:szCs w:val="18"/>
         </w:rPr>
-        <w:t>vecino}}</w:t>
-      </w:r>
+        <w:t>vecino</w:t>
+      </w:r>
+      <w:proofErr w:type="spellEnd"/>
       <w:r>
         <w:rPr>
           <w:rFonts w:cs="Arial"/>
@@ -408,6 +552,16 @@
           <w:sz w:val="18"/>
           <w:szCs w:val="18"/>
         </w:rPr>
+        <w:t>}}</w:t>
+      </w:r>
+      <w:r>
+        <w:rPr>
+          <w:rFonts w:cs="Arial"/>
+          <w:b/>
+          <w:bCs/>
+          <w:sz w:val="18"/>
+          <w:szCs w:val="18"/>
+        </w:rPr>
         <w:t xml:space="preserve"> </w:t>
       </w:r>
       <w:r>
@@ -466,7 +620,16 @@
           <w:sz w:val="18"/>
           <w:szCs w:val="18"/>
         </w:rPr>
-        <w:t>por actuación del relé S</w:t>
+        <w:t xml:space="preserve">por actuación del relé </w:t>
+      </w:r>
+      <w:proofErr w:type="spellStart"/>
+      <w:r>
+        <w:rPr>
+          <w:rFonts w:cs="Arial"/>
+          <w:sz w:val="18"/>
+          <w:szCs w:val="18"/>
+        </w:rPr>
+        <w:t>S</w:t>
       </w:r>
       <w:r>
         <w:rPr>
@@ -476,6 +639,7 @@
         </w:rPr>
         <w:t>itras</w:t>
       </w:r>
+      <w:proofErr w:type="spellEnd"/>
       <w:r>
         <w:rPr>
           <w:rFonts w:cs="Arial"/>
@@ -569,7 +733,43 @@
           <w:sz w:val="18"/>
           <w:szCs w:val="18"/>
         </w:rPr>
-        <w:t>{{ser_aperturado}} y {{ser_vecino}}</w:t>
+        <w:t>{{</w:t>
+      </w:r>
+      <w:proofErr w:type="spellStart"/>
+      <w:r>
+        <w:rPr>
+          <w:rFonts w:cs="Arial"/>
+          <w:sz w:val="18"/>
+          <w:szCs w:val="18"/>
+        </w:rPr>
+        <w:t>ser_aperturado</w:t>
+      </w:r>
+      <w:proofErr w:type="spellEnd"/>
+      <w:r>
+        <w:rPr>
+          <w:rFonts w:cs="Arial"/>
+          <w:sz w:val="18"/>
+          <w:szCs w:val="18"/>
+        </w:rPr>
+        <w:t>}} y {{</w:t>
+      </w:r>
+      <w:proofErr w:type="spellStart"/>
+      <w:r>
+        <w:rPr>
+          <w:rFonts w:cs="Arial"/>
+          <w:sz w:val="18"/>
+          <w:szCs w:val="18"/>
+        </w:rPr>
+        <w:t>ser_vecino</w:t>
+      </w:r>
+      <w:proofErr w:type="spellEnd"/>
+      <w:r>
+        <w:rPr>
+          <w:rFonts w:cs="Arial"/>
+          <w:sz w:val="18"/>
+          <w:szCs w:val="18"/>
+        </w:rPr>
+        <w:t>}}</w:t>
       </w:r>
     </w:p>
     <w:p>
@@ -588,7 +788,25 @@
           <w:sz w:val="18"/>
           <w:szCs w:val="18"/>
         </w:rPr>
-        <w:t>{{dia}} {{fecha}}</w:t>
+        <w:t>{{</w:t>
+      </w:r>
+      <w:proofErr w:type="spellStart"/>
+      <w:r>
+        <w:rPr>
+          <w:rFonts w:cs="Arial"/>
+          <w:sz w:val="18"/>
+          <w:szCs w:val="18"/>
+        </w:rPr>
+        <w:t>dia</w:t>
+      </w:r>
+      <w:proofErr w:type="spellEnd"/>
+      <w:r>
+        <w:rPr>
+          <w:rFonts w:cs="Arial"/>
+          <w:sz w:val="18"/>
+          <w:szCs w:val="18"/>
+        </w:rPr>
+        <w:t>}} {{fecha}}</w:t>
       </w:r>
     </w:p>
     <w:p>
@@ -611,7 +829,18 @@
           <w:sz w:val="18"/>
           <w:szCs w:val="18"/>
         </w:rPr>
-        <w:t>{{hora</w:t>
+        <w:t>{{</w:t>
+      </w:r>
+      <w:proofErr w:type="spellStart"/>
+      <w:r>
+        <w:rPr>
+          <w:rFonts w:cs="Arial"/>
+          <w:bCs/>
+          <w:color w:val="000000" w:themeColor="text1"/>
+          <w:sz w:val="18"/>
+          <w:szCs w:val="18"/>
+        </w:rPr>
+        <w:t>hora</w:t>
       </w:r>
       <w:r>
         <w:rPr>
@@ -623,6 +852,7 @@
         </w:rPr>
         <w:t>_vicos_disparo</w:t>
       </w:r>
+      <w:proofErr w:type="spellEnd"/>
       <w:r>
         <w:rPr>
           <w:rFonts w:cs="Arial"/>
@@ -686,6 +916,7 @@
           <w:szCs w:val="18"/>
         </w:rPr>
       </w:pPr>
+      <w:proofErr w:type="spellStart"/>
       <w:r>
         <w:rPr>
           <w:rFonts w:cs="Arial"/>
@@ -693,8 +924,9 @@
           <w:sz w:val="18"/>
           <w:szCs w:val="18"/>
         </w:rPr>
-        <w:t>Headway de trenes:</w:t>
-      </w:r>
+        <w:t>Headway</w:t>
+      </w:r>
+      <w:proofErr w:type="spellEnd"/>
       <w:r>
         <w:rPr>
           <w:rFonts w:cs="Arial"/>
@@ -702,6 +934,15 @@
           <w:sz w:val="18"/>
           <w:szCs w:val="18"/>
         </w:rPr>
+        <w:t xml:space="preserve"> de trenes:</w:t>
+      </w:r>
+      <w:r>
+        <w:rPr>
+          <w:rFonts w:cs="Arial"/>
+          <w:b/>
+          <w:sz w:val="18"/>
+          <w:szCs w:val="18"/>
+        </w:rPr>
         <w:tab/>
       </w:r>
       <w:r>
@@ -729,7 +970,27 @@
           <w:sz w:val="18"/>
           <w:szCs w:val="18"/>
         </w:rPr>
-        <w:t>{{tiempo_entre_trenes}}</w:t>
+        <w:t>{{</w:t>
+      </w:r>
+      <w:proofErr w:type="spellStart"/>
+      <w:r>
+        <w:rPr>
+          <w:rFonts w:cs="Arial"/>
+          <w:bCs/>
+          <w:sz w:val="18"/>
+          <w:szCs w:val="18"/>
+        </w:rPr>
+        <w:t>tiempo_entre_trenes</w:t>
+      </w:r>
+      <w:proofErr w:type="spellEnd"/>
+      <w:r>
+        <w:rPr>
+          <w:rFonts w:cs="Arial"/>
+          <w:bCs/>
+          <w:sz w:val="18"/>
+          <w:szCs w:val="18"/>
+        </w:rPr>
+        <w:t>}}</w:t>
       </w:r>
       <w:r>
         <w:rPr>
@@ -804,7 +1065,17 @@
           <w:sz w:val="18"/>
           <w:szCs w:val="18"/>
         </w:rPr>
-        <w:t>{{condicion_</w:t>
+        <w:t>{{</w:t>
+      </w:r>
+      <w:proofErr w:type="spellStart"/>
+      <w:r>
+        <w:rPr>
+          <w:rFonts w:cs="Arial"/>
+          <w:bCs/>
+          <w:sz w:val="18"/>
+          <w:szCs w:val="18"/>
+        </w:rPr>
+        <w:t>condicion_</w:t>
       </w:r>
       <w:r>
         <w:rPr>
@@ -824,6 +1095,7 @@
         </w:rPr>
         <w:t>ales</w:t>
       </w:r>
+      <w:proofErr w:type="spellEnd"/>
       <w:r>
         <w:rPr>
           <w:rFonts w:cs="Arial"/>
@@ -875,7 +1147,25 @@
           <w:sz w:val="18"/>
           <w:szCs w:val="18"/>
         </w:rPr>
-        <w:t>{{operacion}}</w:t>
+        <w:t>{{</w:t>
+      </w:r>
+      <w:proofErr w:type="spellStart"/>
+      <w:r>
+        <w:rPr>
+          <w:rFonts w:cs="Arial"/>
+          <w:sz w:val="18"/>
+          <w:szCs w:val="18"/>
+        </w:rPr>
+        <w:t>operacion</w:t>
+      </w:r>
+      <w:proofErr w:type="spellEnd"/>
+      <w:r>
+        <w:rPr>
+          <w:rFonts w:cs="Arial"/>
+          <w:sz w:val="18"/>
+          <w:szCs w:val="18"/>
+        </w:rPr>
+        <w:t>}}</w:t>
       </w:r>
     </w:p>
     <w:p>
@@ -2659,8 +2949,9 @@
           <w:sz w:val="18"/>
           <w:szCs w:val="18"/>
         </w:rPr>
-        <w:t xml:space="preserve">{{interruptor_aperturado}} </w:t>
-      </w:r>
+        <w:t>{{</w:t>
+      </w:r>
+      <w:proofErr w:type="spellStart"/>
       <w:r>
         <w:rPr>
           <w:rFonts w:cs="Arial"/>
@@ -2669,6 +2960,27 @@
           <w:sz w:val="18"/>
           <w:szCs w:val="18"/>
         </w:rPr>
+        <w:t>interruptor_aperturado</w:t>
+      </w:r>
+      <w:proofErr w:type="spellEnd"/>
+      <w:r>
+        <w:rPr>
+          <w:rFonts w:cs="Arial"/>
+          <w:b/>
+          <w:bCs/>
+          <w:sz w:val="18"/>
+          <w:szCs w:val="18"/>
+        </w:rPr>
+        <w:t xml:space="preserve">}} </w:t>
+      </w:r>
+      <w:r>
+        <w:rPr>
+          <w:rFonts w:cs="Arial"/>
+          <w:b/>
+          <w:bCs/>
+          <w:sz w:val="18"/>
+          <w:szCs w:val="18"/>
+        </w:rPr>
         <w:t>/</w:t>
       </w:r>
       <w:r>
@@ -2679,7 +2991,29 @@
           <w:sz w:val="18"/>
           <w:szCs w:val="18"/>
         </w:rPr>
-        <w:t xml:space="preserve"> {{interruptor_vecino}}</w:t>
+        <w:t xml:space="preserve"> {{</w:t>
+      </w:r>
+      <w:proofErr w:type="spellStart"/>
+      <w:r>
+        <w:rPr>
+          <w:rFonts w:cs="Arial"/>
+          <w:b/>
+          <w:bCs/>
+          <w:sz w:val="18"/>
+          <w:szCs w:val="18"/>
+        </w:rPr>
+        <w:t>interruptor_vecino</w:t>
+      </w:r>
+      <w:proofErr w:type="spellEnd"/>
+      <w:r>
+        <w:rPr>
+          <w:rFonts w:cs="Arial"/>
+          <w:b/>
+          <w:bCs/>
+          <w:sz w:val="18"/>
+          <w:szCs w:val="18"/>
+        </w:rPr>
+        <w:t>}}</w:t>
       </w:r>
     </w:p>
     <w:p>
@@ -2702,7 +3036,29 @@
           <w:sz w:val="18"/>
           <w:szCs w:val="18"/>
         </w:rPr>
-        <w:t>De acuerdo con el registro de eventos del relé Sitras PRO, se evidencia que los equipos actuaron de acuerdo con el valor seteado:</w:t>
+        <w:t xml:space="preserve">De acuerdo con el registro de eventos del relé </w:t>
+      </w:r>
+      <w:proofErr w:type="spellStart"/>
+      <w:r>
+        <w:rPr>
+          <w:rFonts w:cs="Arial"/>
+          <w:bCs/>
+          <w:color w:val="000000" w:themeColor="text1"/>
+          <w:sz w:val="18"/>
+          <w:szCs w:val="18"/>
+        </w:rPr>
+        <w:t>Sitras</w:t>
+      </w:r>
+      <w:proofErr w:type="spellEnd"/>
+      <w:r>
+        <w:rPr>
+          <w:rFonts w:cs="Arial"/>
+          <w:bCs/>
+          <w:color w:val="000000" w:themeColor="text1"/>
+          <w:sz w:val="18"/>
+          <w:szCs w:val="18"/>
+        </w:rPr>
+        <w:t xml:space="preserve"> PRO, se evidencia que los equipos actuaron de acuerdo con el valor seteado:</w:t>
       </w:r>
     </w:p>
     <w:p>
@@ -2967,7 +3323,31 @@
                 <w:sz w:val="18"/>
                 <w:szCs w:val="18"/>
               </w:rPr>
-              <w:t>Registro Sitras PRO</w:t>
+              <w:t xml:space="preserve">Registro </w:t>
+            </w:r>
+            <w:proofErr w:type="spellStart"/>
+            <w:r>
+              <w:rPr>
+                <w:rFonts w:cs="Arial"/>
+                <w:b/>
+                <w:bCs/>
+                <w:color w:val="FFFFFF" w:themeColor="background1"/>
+                <w:sz w:val="18"/>
+                <w:szCs w:val="18"/>
+              </w:rPr>
+              <w:t>Sitras</w:t>
+            </w:r>
+            <w:proofErr w:type="spellEnd"/>
+            <w:r>
+              <w:rPr>
+                <w:rFonts w:cs="Arial"/>
+                <w:b/>
+                <w:bCs/>
+                <w:color w:val="FFFFFF" w:themeColor="background1"/>
+                <w:sz w:val="18"/>
+                <w:szCs w:val="18"/>
+              </w:rPr>
+              <w:t xml:space="preserve"> PRO</w:t>
             </w:r>
           </w:p>
         </w:tc>
@@ -3143,6 +3523,7 @@
                 <w:szCs w:val="16"/>
               </w:rPr>
             </w:pPr>
+            <w:proofErr w:type="spellStart"/>
             <w:r>
               <w:rPr>
                 <w:rFonts w:cs="Arial"/>
@@ -3152,7 +3533,19 @@
                 <w:sz w:val="16"/>
                 <w:szCs w:val="16"/>
               </w:rPr>
-              <w:t>Sitras PRO</w:t>
+              <w:t>Sitras</w:t>
+            </w:r>
+            <w:proofErr w:type="spellEnd"/>
+            <w:r>
+              <w:rPr>
+                <w:rFonts w:cs="Arial"/>
+                <w:b/>
+                <w:bCs/>
+                <w:color w:val="FFFFFF" w:themeColor="background1"/>
+                <w:sz w:val="16"/>
+                <w:szCs w:val="16"/>
+              </w:rPr>
+              <w:t xml:space="preserve"> PRO</w:t>
             </w:r>
           </w:p>
         </w:tc>
@@ -3352,7 +3745,25 @@
                 <w:sz w:val="18"/>
                 <w:szCs w:val="18"/>
               </w:rPr>
-              <w:t>{{ser_aperturado}}</w:t>
+              <w:t>{{</w:t>
+            </w:r>
+            <w:proofErr w:type="spellStart"/>
+            <w:r>
+              <w:rPr>
+                <w:rFonts w:cs="Arial"/>
+                <w:sz w:val="18"/>
+                <w:szCs w:val="18"/>
+              </w:rPr>
+              <w:t>ser_aperturado</w:t>
+            </w:r>
+            <w:proofErr w:type="spellEnd"/>
+            <w:r>
+              <w:rPr>
+                <w:rFonts w:cs="Arial"/>
+                <w:sz w:val="18"/>
+                <w:szCs w:val="18"/>
+              </w:rPr>
+              <w:t>}}</w:t>
             </w:r>
           </w:p>
         </w:tc>
@@ -3387,7 +3798,29 @@
                 <w:sz w:val="18"/>
                 <w:szCs w:val="18"/>
               </w:rPr>
-              <w:t>{{hora_vicos_disparo}}</w:t>
+              <w:t>{{</w:t>
+            </w:r>
+            <w:proofErr w:type="spellStart"/>
+            <w:r>
+              <w:rPr>
+                <w:rFonts w:cs="Arial"/>
+                <w:bCs/>
+                <w:color w:val="000000" w:themeColor="text1"/>
+                <w:sz w:val="18"/>
+                <w:szCs w:val="18"/>
+              </w:rPr>
+              <w:t>hora_vicos_disparo</w:t>
+            </w:r>
+            <w:proofErr w:type="spellEnd"/>
+            <w:r>
+              <w:rPr>
+                <w:rFonts w:cs="Arial"/>
+                <w:bCs/>
+                <w:color w:val="000000" w:themeColor="text1"/>
+                <w:sz w:val="18"/>
+                <w:szCs w:val="18"/>
+              </w:rPr>
+              <w:t>}}</w:t>
             </w:r>
           </w:p>
         </w:tc>
@@ -3475,6 +3908,7 @@
                 <w:szCs w:val="18"/>
               </w:rPr>
             </w:pPr>
+            <w:proofErr w:type="spellStart"/>
             <w:r>
               <w:rPr>
                 <w:rFonts w:cs="Arial"/>
@@ -3484,7 +3918,19 @@
                 <w:szCs w:val="18"/>
                 <w:highlight w:val="yellow"/>
               </w:rPr>
-              <w:t>Imax =</w:t>
+              <w:t>Imax</w:t>
+            </w:r>
+            <w:proofErr w:type="spellEnd"/>
+            <w:r>
+              <w:rPr>
+                <w:rFonts w:cs="Arial"/>
+                <w:b/>
+                <w:bCs/>
+                <w:sz w:val="18"/>
+                <w:szCs w:val="18"/>
+                <w:highlight w:val="yellow"/>
+              </w:rPr>
+              <w:t xml:space="preserve"> =</w:t>
             </w:r>
             <w:r>
               <w:rPr>
@@ -3649,7 +4095,25 @@
                 <w:sz w:val="18"/>
                 <w:szCs w:val="18"/>
               </w:rPr>
-              <w:t>{{ser_vecino}}</w:t>
+              <w:t>{{</w:t>
+            </w:r>
+            <w:proofErr w:type="spellStart"/>
+            <w:r>
+              <w:rPr>
+                <w:rFonts w:cs="Arial"/>
+                <w:sz w:val="18"/>
+                <w:szCs w:val="18"/>
+              </w:rPr>
+              <w:t>ser_vecino</w:t>
+            </w:r>
+            <w:proofErr w:type="spellEnd"/>
+            <w:r>
+              <w:rPr>
+                <w:rFonts w:cs="Arial"/>
+                <w:sz w:val="18"/>
+                <w:szCs w:val="18"/>
+              </w:rPr>
+              <w:t>}}</w:t>
             </w:r>
           </w:p>
         </w:tc>
@@ -3684,7 +4148,29 @@
                 <w:sz w:val="18"/>
                 <w:szCs w:val="18"/>
               </w:rPr>
-              <w:t>{{hora_vicos_disparo_vecina}}</w:t>
+              <w:t>{{</w:t>
+            </w:r>
+            <w:proofErr w:type="spellStart"/>
+            <w:r>
+              <w:rPr>
+                <w:rFonts w:cs="Arial"/>
+                <w:bCs/>
+                <w:color w:val="000000" w:themeColor="text1"/>
+                <w:sz w:val="18"/>
+                <w:szCs w:val="18"/>
+              </w:rPr>
+              <w:t>hora_vicos_disparo_vecina</w:t>
+            </w:r>
+            <w:proofErr w:type="spellEnd"/>
+            <w:r>
+              <w:rPr>
+                <w:rFonts w:cs="Arial"/>
+                <w:bCs/>
+                <w:color w:val="000000" w:themeColor="text1"/>
+                <w:sz w:val="18"/>
+                <w:szCs w:val="18"/>
+              </w:rPr>
+              <w:t>}}</w:t>
             </w:r>
           </w:p>
         </w:tc>
@@ -3926,18 +4412,10 @@
           <w:sz w:val="18"/>
           <w:szCs w:val="18"/>
         </w:rPr>
-        <w:t>Valores registrados en Sistema SCADA_VICOS RSC y relé Sitras PRO</w:t>
-      </w:r>
-    </w:p>
-    <w:p>
-      <w:pPr>
-        <w:ind w:left="0" w:firstLine="0"/>
-      </w:pPr>
-    </w:p>
-    <w:p>
-      <w:pPr>
-        <w:pStyle w:val="Descripcin"/>
-        <w:spacing w:before="0" w:after="0" w:line="240" w:lineRule="auto"/>
+        <w:t xml:space="preserve">Valores registrados en Sistema SCADA_VICOS RSC y relé </w:t>
+      </w:r>
+      <w:proofErr w:type="spellStart"/>
+      <w:r>
         <w:rPr>
           <w:b w:val="0"/>
           <w:bCs w:val="0"/>
@@ -3945,15 +4423,9 @@
           <w:sz w:val="18"/>
           <w:szCs w:val="18"/>
         </w:rPr>
-      </w:pPr>
-      <w:r>
-        <w:rPr>
-          <w:i w:val="0"/>
-          <w:sz w:val="18"/>
-          <w:szCs w:val="18"/>
-        </w:rPr>
-        <w:t xml:space="preserve">Figura 1. </w:t>
-      </w:r>
+        <w:t>Sitras</w:t>
+      </w:r>
+      <w:proofErr w:type="spellEnd"/>
       <w:r>
         <w:rPr>
           <w:b w:val="0"/>
@@ -3962,7 +4434,65 @@
           <w:sz w:val="18"/>
           <w:szCs w:val="18"/>
         </w:rPr>
-        <w:t xml:space="preserve">Parámetros de ajuste del relé Sitras PRO </w:t>
+        <w:t xml:space="preserve"> PRO</w:t>
+      </w:r>
+    </w:p>
+    <w:p>
+      <w:pPr>
+        <w:ind w:left="0" w:firstLine="0"/>
+      </w:pPr>
+    </w:p>
+    <w:p>
+      <w:pPr>
+        <w:pStyle w:val="Descripcin"/>
+        <w:spacing w:before="0" w:after="0" w:line="240" w:lineRule="auto"/>
+        <w:rPr>
+          <w:b w:val="0"/>
+          <w:bCs w:val="0"/>
+          <w:i w:val="0"/>
+          <w:sz w:val="18"/>
+          <w:szCs w:val="18"/>
+        </w:rPr>
+      </w:pPr>
+      <w:r>
+        <w:rPr>
+          <w:i w:val="0"/>
+          <w:sz w:val="18"/>
+          <w:szCs w:val="18"/>
+        </w:rPr>
+        <w:t xml:space="preserve">Figura 1. </w:t>
+      </w:r>
+      <w:r>
+        <w:rPr>
+          <w:b w:val="0"/>
+          <w:bCs w:val="0"/>
+          <w:i w:val="0"/>
+          <w:sz w:val="18"/>
+          <w:szCs w:val="18"/>
+        </w:rPr>
+        <w:t xml:space="preserve">Parámetros de ajuste del relé </w:t>
+      </w:r>
+      <w:proofErr w:type="spellStart"/>
+      <w:r>
+        <w:rPr>
+          <w:b w:val="0"/>
+          <w:bCs w:val="0"/>
+          <w:i w:val="0"/>
+          <w:sz w:val="18"/>
+          <w:szCs w:val="18"/>
+        </w:rPr>
+        <w:t>Sitras</w:t>
+      </w:r>
+      <w:proofErr w:type="spellEnd"/>
+      <w:r>
+        <w:rPr>
+          <w:b w:val="0"/>
+          <w:bCs w:val="0"/>
+          <w:i w:val="0"/>
+          <w:sz w:val="18"/>
+          <w:szCs w:val="18"/>
+        </w:rPr>
+        <w:t xml:space="preserve"> PRO </w:t>
       </w:r>
       <w:r>
         <w:rPr>
@@ -3983,1210 +4513,9 @@
           <w:sz w:val="18"/>
           <w:szCs w:val="18"/>
         </w:rPr>
-        <w:t>{{alimentador_disparo}} {{ser_disparo}}</w:t>
-      </w:r>
-      <w:r>
-        <w:rPr>
-          <w:b w:val="0"/>
-          <w:bCs w:val="0"/>
-          <w:i w:val="0"/>
-          <w:sz w:val="18"/>
-          <w:szCs w:val="18"/>
-        </w:rPr>
-        <w:t>)</w:t>
-      </w:r>
-    </w:p>
-    <w:p>
-      <w:pPr>
-        <w:ind w:left="708" w:hanging="708"/>
-        <w:jc w:val="center"/>
-      </w:pPr>
-    </w:p>
-    <w:p>
-      <w:pPr>
-        <w:spacing w:before="0" w:after="0" w:line="240" w:lineRule="auto"/>
-        <w:ind w:left="0" w:firstLine="0"/>
-        <w:rPr>
-          <w:rFonts w:ascii="Arial Narrow" w:hAnsi="Arial Narrow" w:cs="Arial Narrow"/>
-          <w:bCs/>
-          <w:color w:val="000000" w:themeColor="text1"/>
-          <w:sz w:val="18"/>
-          <w:szCs w:val="18"/>
-        </w:rPr>
-      </w:pPr>
-      <w:r>
-        <w:rPr>
-          <w:rFonts w:cs="Arial"/>
-          <w:bCs/>
-          <w:color w:val="000000" w:themeColor="text1"/>
-          <w:sz w:val="18"/>
-          <w:szCs w:val="18"/>
-        </w:rPr>
-        <w:t xml:space="preserve">A las </w:t>
-      </w:r>
-      <w:r>
-        <w:rPr>
-          <w:rFonts w:cs="Arial"/>
-          <w:bCs/>
-          <w:color w:val="000000" w:themeColor="text1"/>
-          <w:sz w:val="18"/>
-          <w:szCs w:val="18"/>
-        </w:rPr>
-        <w:t>{{hora_vicos_disparo}}</w:t>
-      </w:r>
-      <w:r>
-        <w:rPr>
-          <w:rFonts w:cs="Arial"/>
-          <w:bCs/>
-          <w:color w:val="000000" w:themeColor="text1"/>
-          <w:sz w:val="18"/>
-          <w:szCs w:val="18"/>
-        </w:rPr>
-        <w:t xml:space="preserve"> se apertura </w:t>
-      </w:r>
-      <w:r>
-        <w:rPr>
-          <w:rFonts w:cs="Arial"/>
-          <w:bCs/>
-          <w:color w:val="000000" w:themeColor="text1"/>
-          <w:sz w:val="18"/>
-          <w:szCs w:val="18"/>
-        </w:rPr>
-        <w:t>el interruptor</w:t>
-      </w:r>
-      <w:r>
-        <w:rPr>
-          <w:rFonts w:cs="Arial"/>
-          <w:bCs/>
-          <w:color w:val="000000" w:themeColor="text1"/>
-          <w:sz w:val="18"/>
-          <w:szCs w:val="18"/>
-        </w:rPr>
-        <w:t xml:space="preserve"> </w:t>
-      </w:r>
-      <w:r>
-        <w:rPr>
-          <w:rFonts w:cs="Arial"/>
-          <w:bCs/>
-          <w:color w:val="000000" w:themeColor="text1"/>
-          <w:sz w:val="18"/>
-          <w:szCs w:val="18"/>
-        </w:rPr>
-        <w:t>{{interruptor_</w:t>
-      </w:r>
-      <w:r>
-        <w:rPr>
-          <w:rFonts w:cs="Arial"/>
-          <w:bCs/>
-          <w:color w:val="000000" w:themeColor="text1"/>
-          <w:sz w:val="18"/>
-          <w:szCs w:val="18"/>
-        </w:rPr>
-        <w:t>aperturado_</w:t>
-      </w:r>
-      <w:r>
-        <w:rPr>
-          <w:rFonts w:cs="Arial"/>
-          <w:bCs/>
-          <w:color w:val="000000" w:themeColor="text1"/>
-          <w:sz w:val="18"/>
-          <w:szCs w:val="18"/>
-        </w:rPr>
-        <w:t>num}}</w:t>
-      </w:r>
-      <w:r>
-        <w:rPr>
-          <w:rFonts w:cs="Arial"/>
-          <w:bCs/>
-          <w:color w:val="000000" w:themeColor="text1"/>
-          <w:sz w:val="18"/>
-          <w:szCs w:val="18"/>
-        </w:rPr>
-        <w:t xml:space="preserve"> del alimentador </w:t>
-      </w:r>
-      <w:r>
-        <w:rPr>
-          <w:rFonts w:cs="Arial"/>
-          <w:bCs/>
-          <w:color w:val="000000" w:themeColor="text1"/>
-          <w:sz w:val="18"/>
-          <w:szCs w:val="18"/>
-        </w:rPr>
-        <w:t>{{alimentador</w:t>
-      </w:r>
-      <w:r>
-        <w:rPr>
-          <w:rFonts w:cs="Arial"/>
-          <w:bCs/>
-          <w:color w:val="000000" w:themeColor="text1"/>
-          <w:sz w:val="18"/>
-          <w:szCs w:val="18"/>
-        </w:rPr>
-        <w:t>_aperturado</w:t>
-      </w:r>
-      <w:r>
-        <w:rPr>
-          <w:rFonts w:cs="Arial"/>
-          <w:bCs/>
-          <w:color w:val="000000" w:themeColor="text1"/>
-          <w:sz w:val="18"/>
-          <w:szCs w:val="18"/>
-        </w:rPr>
-        <w:t>}}</w:t>
-      </w:r>
-      <w:r>
-        <w:rPr>
-          <w:rFonts w:cs="Arial"/>
-          <w:bCs/>
-          <w:color w:val="000000" w:themeColor="text1"/>
-          <w:sz w:val="18"/>
-          <w:szCs w:val="18"/>
-        </w:rPr>
-        <w:t xml:space="preserve"> de </w:t>
-      </w:r>
-      <w:r>
-        <w:rPr>
-          <w:rFonts w:cs="Arial"/>
-          <w:bCs/>
-          <w:color w:val="000000" w:themeColor="text1"/>
-          <w:sz w:val="18"/>
-          <w:szCs w:val="18"/>
-        </w:rPr>
-        <w:t>{{ser</w:t>
-      </w:r>
-      <w:r>
-        <w:rPr>
-          <w:rFonts w:cs="Arial"/>
-          <w:bCs/>
-          <w:color w:val="000000" w:themeColor="text1"/>
-          <w:sz w:val="18"/>
-          <w:szCs w:val="18"/>
-        </w:rPr>
-        <w:t>_aperturado</w:t>
-      </w:r>
-      <w:r>
-        <w:rPr>
-          <w:rFonts w:cs="Arial"/>
-          <w:bCs/>
-          <w:color w:val="000000" w:themeColor="text1"/>
-          <w:sz w:val="18"/>
-          <w:szCs w:val="18"/>
-        </w:rPr>
-        <w:t>}}</w:t>
-      </w:r>
-      <w:r>
-        <w:rPr>
-          <w:rFonts w:cs="Arial"/>
-          <w:bCs/>
-          <w:color w:val="000000" w:themeColor="text1"/>
-          <w:sz w:val="18"/>
-          <w:szCs w:val="18"/>
-        </w:rPr>
-        <w:t xml:space="preserve"> y </w:t>
-      </w:r>
-      <w:r>
-        <w:rPr>
-          <w:rFonts w:cs="Arial"/>
-          <w:bCs/>
-          <w:color w:val="000000" w:themeColor="text1"/>
-          <w:sz w:val="18"/>
-          <w:szCs w:val="18"/>
-        </w:rPr>
-        <w:t xml:space="preserve">a las {{hora_vicos_disparo_vecina}} se apertura el interruptor </w:t>
-      </w:r>
-      <w:r>
-        <w:rPr>
-          <w:rFonts w:cs="Arial"/>
-          <w:bCs/>
-          <w:color w:val="000000" w:themeColor="text1"/>
-          <w:sz w:val="18"/>
-          <w:szCs w:val="18"/>
-        </w:rPr>
-        <w:t>{{interruptor_</w:t>
-      </w:r>
-      <w:r>
-        <w:rPr>
-          <w:rFonts w:cs="Arial"/>
-          <w:bCs/>
-          <w:color w:val="000000" w:themeColor="text1"/>
-          <w:sz w:val="18"/>
-          <w:szCs w:val="18"/>
-        </w:rPr>
-        <w:t>vecino_</w:t>
-      </w:r>
-      <w:r>
-        <w:rPr>
-          <w:rFonts w:cs="Arial"/>
-          <w:bCs/>
-          <w:color w:val="000000" w:themeColor="text1"/>
-          <w:sz w:val="18"/>
-          <w:szCs w:val="18"/>
-        </w:rPr>
-        <w:t>num}}</w:t>
-      </w:r>
-      <w:r>
-        <w:rPr>
-          <w:rFonts w:cs="Arial"/>
-          <w:bCs/>
-          <w:color w:val="000000" w:themeColor="text1"/>
-          <w:sz w:val="18"/>
-          <w:szCs w:val="18"/>
-        </w:rPr>
-        <w:t xml:space="preserve"> del alimentador </w:t>
-      </w:r>
-      <w:r>
-        <w:rPr>
-          <w:rFonts w:cs="Arial"/>
-          <w:bCs/>
-          <w:color w:val="000000" w:themeColor="text1"/>
-          <w:sz w:val="18"/>
-          <w:szCs w:val="18"/>
-        </w:rPr>
-        <w:t>{{alimentador</w:t>
-      </w:r>
-      <w:r>
-        <w:rPr>
-          <w:rFonts w:cs="Arial"/>
-          <w:bCs/>
-          <w:color w:val="000000" w:themeColor="text1"/>
-          <w:sz w:val="18"/>
-          <w:szCs w:val="18"/>
-        </w:rPr>
-        <w:t>_vecino</w:t>
-      </w:r>
-      <w:r>
-        <w:rPr>
-          <w:rFonts w:cs="Arial"/>
-          <w:bCs/>
-          <w:color w:val="000000" w:themeColor="text1"/>
-          <w:sz w:val="18"/>
-          <w:szCs w:val="18"/>
-        </w:rPr>
-        <w:t>}}</w:t>
-      </w:r>
-      <w:r>
-        <w:rPr>
-          <w:rFonts w:cs="Arial"/>
-          <w:bCs/>
-          <w:color w:val="000000" w:themeColor="text1"/>
-          <w:sz w:val="18"/>
-          <w:szCs w:val="18"/>
-        </w:rPr>
-        <w:t xml:space="preserve"> </w:t>
-      </w:r>
-      <w:r>
-        <w:rPr>
-          <w:rFonts w:cs="Arial"/>
-          <w:bCs/>
-          <w:color w:val="000000" w:themeColor="text1"/>
-          <w:sz w:val="18"/>
-          <w:szCs w:val="18"/>
-        </w:rPr>
-        <w:t>de {{se</w:t>
-      </w:r>
-      <w:r>
-        <w:rPr>
-          <w:rFonts w:cs="Arial"/>
-          <w:bCs/>
-          <w:color w:val="000000" w:themeColor="text1"/>
-          <w:sz w:val="18"/>
-          <w:szCs w:val="18"/>
-        </w:rPr>
-        <w:t>r_vecino</w:t>
-      </w:r>
-      <w:r>
-        <w:rPr>
-          <w:rFonts w:cs="Arial"/>
-          <w:bCs/>
-          <w:color w:val="000000" w:themeColor="text1"/>
-          <w:sz w:val="18"/>
-          <w:szCs w:val="18"/>
-        </w:rPr>
-        <w:t>}}</w:t>
-      </w:r>
-      <w:r>
-        <w:rPr>
-          <w:rFonts w:cs="Arial"/>
-          <w:bCs/>
-          <w:color w:val="000000" w:themeColor="text1"/>
-          <w:sz w:val="18"/>
-          <w:szCs w:val="18"/>
-        </w:rPr>
-        <w:t xml:space="preserve">; los relés Sitras PRO de ambos alimentadores </w:t>
-      </w:r>
-      <w:r>
-        <w:rPr>
-          <w:rFonts w:cs="Arial"/>
-          <w:b/>
-          <w:color w:val="000000" w:themeColor="text1"/>
-          <w:sz w:val="18"/>
-          <w:szCs w:val="18"/>
-        </w:rPr>
-        <w:t>registraron sobrecorriente de retorno</w:t>
-      </w:r>
-      <w:r>
-        <w:rPr>
-          <w:rFonts w:cs="Arial"/>
-          <w:bCs/>
-          <w:color w:val="000000" w:themeColor="text1"/>
-          <w:sz w:val="18"/>
-          <w:szCs w:val="18"/>
-        </w:rPr>
-        <w:t xml:space="preserve"> en la línea aérea de contacto de la zona </w:t>
-      </w:r>
-      <w:r>
-        <w:rPr>
-          <w:rFonts w:cs="Arial"/>
-          <w:bCs/>
-          <w:color w:val="000000" w:themeColor="text1"/>
-          <w:sz w:val="18"/>
-          <w:szCs w:val="18"/>
-        </w:rPr>
-        <w:t>{{zona}}</w:t>
-      </w:r>
-      <w:r>
-        <w:rPr>
-          <w:rFonts w:cs="Arial"/>
-          <w:bCs/>
-          <w:color w:val="000000" w:themeColor="text1"/>
-          <w:sz w:val="18"/>
-          <w:szCs w:val="18"/>
-        </w:rPr>
-        <w:t xml:space="preserve">, señalizando las funciones </w:t>
-      </w:r>
-      <w:r>
-        <w:rPr>
-          <w:rFonts w:cs="Arial"/>
-          <w:b/>
-          <w:bCs/>
-          <w:sz w:val="18"/>
-          <w:szCs w:val="18"/>
-        </w:rPr>
-        <w:t>“</w:t>
-      </w:r>
-      <w:r>
-        <w:rPr>
-          <w:rFonts w:cs="Arial"/>
-          <w:b/>
-          <w:bCs/>
-          <w:sz w:val="18"/>
-          <w:szCs w:val="18"/>
-        </w:rPr>
-        <w:t>{{funcion_disparo_final}}</w:t>
-      </w:r>
-      <w:r>
-        <w:rPr>
-          <w:rFonts w:cs="Arial"/>
-          <w:b/>
-          <w:bCs/>
-          <w:sz w:val="18"/>
-          <w:szCs w:val="18"/>
-        </w:rPr>
-        <w:t xml:space="preserve">” </w:t>
-      </w:r>
-      <w:r>
-        <w:rPr>
-          <w:rFonts w:cs="Arial"/>
-          <w:sz w:val="18"/>
-          <w:szCs w:val="18"/>
-        </w:rPr>
-        <w:t>y</w:t>
-      </w:r>
-      <w:r>
-        <w:rPr>
-          <w:rFonts w:cs="Arial"/>
-          <w:b/>
-          <w:bCs/>
-          <w:sz w:val="18"/>
-          <w:szCs w:val="18"/>
-        </w:rPr>
-        <w:t xml:space="preserve"> “</w:t>
-      </w:r>
-      <w:r>
-        <w:rPr>
-          <w:rFonts w:cs="Arial"/>
-          <w:b/>
-          <w:color w:val="000000" w:themeColor="text1"/>
-          <w:sz w:val="18"/>
-          <w:szCs w:val="18"/>
-        </w:rPr>
-        <w:t xml:space="preserve">Arrastre desde SSEE colateral activo” </w:t>
-      </w:r>
-      <w:r>
-        <w:rPr>
-          <w:rFonts w:cs="Arial"/>
-          <w:bCs/>
-          <w:color w:val="000000" w:themeColor="text1"/>
-          <w:sz w:val="18"/>
-          <w:szCs w:val="18"/>
-        </w:rPr>
-        <w:t xml:space="preserve">respectivamente; </w:t>
-      </w:r>
-      <w:r>
-        <w:rPr>
-          <w:rFonts w:cs="Arial"/>
-          <w:b/>
-          <w:color w:val="000000" w:themeColor="text1"/>
-          <w:sz w:val="18"/>
-          <w:szCs w:val="18"/>
-        </w:rPr>
-        <w:t xml:space="preserve">originado por </w:t>
-      </w:r>
-      <w:r>
-        <w:rPr>
-          <w:rFonts w:cs="Arial"/>
-          <w:b/>
-          <w:color w:val="000000" w:themeColor="text1"/>
-          <w:sz w:val="18"/>
-          <w:szCs w:val="18"/>
-          <w:highlight w:val="yellow"/>
-        </w:rPr>
-        <w:t>acumulación de los trenes en la zona</w:t>
-      </w:r>
-      <w:r>
-        <w:rPr>
-          <w:rFonts w:cs="Arial"/>
-          <w:b/>
-          <w:color w:val="000000" w:themeColor="text1"/>
-          <w:sz w:val="18"/>
-          <w:szCs w:val="18"/>
-        </w:rPr>
-        <w:t>.</w:t>
-      </w:r>
-      <w:r>
-        <w:rPr>
-          <w:rFonts w:cs="Arial"/>
-          <w:bCs/>
-          <w:color w:val="000000" w:themeColor="text1"/>
-          <w:sz w:val="18"/>
-          <w:szCs w:val="18"/>
-        </w:rPr>
-        <w:t xml:space="preserve"> A las </w:t>
-      </w:r>
-      <w:r>
-        <w:rPr>
-          <w:sz w:val="18"/>
-          <w:szCs w:val="18"/>
-        </w:rPr>
-        <w:t>{{horas_vicos_ap_final}}</w:t>
-      </w:r>
-      <w:r>
-        <w:rPr>
-          <w:rFonts w:ascii="Arial Narrow" w:hAnsi="Arial Narrow" w:cs="Arial Narrow"/>
-          <w:bCs/>
-          <w:color w:val="000000" w:themeColor="text1"/>
-          <w:sz w:val="18"/>
-          <w:szCs w:val="18"/>
-        </w:rPr>
-        <w:t xml:space="preserve"> </w:t>
-      </w:r>
-      <w:r>
-        <w:rPr>
-          <w:rFonts w:cs="Arial"/>
-          <w:bCs/>
-          <w:color w:val="000000" w:themeColor="text1"/>
-          <w:sz w:val="18"/>
-          <w:szCs w:val="18"/>
-        </w:rPr>
-        <w:t>se origina el recierre automático de</w:t>
-      </w:r>
-      <w:r>
-        <w:rPr>
-          <w:rFonts w:cs="Arial"/>
-          <w:bCs/>
-          <w:color w:val="000000" w:themeColor="text1"/>
-          <w:sz w:val="18"/>
-          <w:szCs w:val="18"/>
-        </w:rPr>
-        <w:t xml:space="preserve">l </w:t>
-      </w:r>
-      <w:r>
-        <w:rPr>
-          <w:rFonts w:cs="Arial"/>
-          <w:bCs/>
-          <w:color w:val="000000" w:themeColor="text1"/>
-          <w:sz w:val="18"/>
-          <w:szCs w:val="18"/>
-        </w:rPr>
-        <w:t xml:space="preserve">interruptor </w:t>
-      </w:r>
-      <w:r>
-        <w:rPr>
-          <w:rFonts w:cs="Arial"/>
-          <w:bCs/>
-          <w:color w:val="000000" w:themeColor="text1"/>
-          <w:sz w:val="18"/>
-          <w:szCs w:val="18"/>
-        </w:rPr>
-        <w:t>{{interruptor_aperturado}}</w:t>
-      </w:r>
-      <w:r>
-        <w:rPr>
-          <w:rFonts w:cs="Arial"/>
-          <w:bCs/>
-          <w:color w:val="000000" w:themeColor="text1"/>
-          <w:sz w:val="18"/>
-          <w:szCs w:val="18"/>
-        </w:rPr>
-        <w:t xml:space="preserve"> y </w:t>
-      </w:r>
-      <w:r>
-        <w:rPr>
-          <w:rFonts w:cs="Arial"/>
-          <w:bCs/>
-          <w:color w:val="000000" w:themeColor="text1"/>
-          <w:sz w:val="18"/>
-          <w:szCs w:val="18"/>
-        </w:rPr>
-        <w:t xml:space="preserve">a las </w:t>
-      </w:r>
-      <w:r>
-        <w:rPr>
-          <w:sz w:val="18"/>
-          <w:szCs w:val="18"/>
-        </w:rPr>
-        <w:t>{{horas_vicos_vec_final}}</w:t>
-      </w:r>
-      <w:r>
-        <w:rPr>
-          <w:sz w:val="18"/>
-          <w:szCs w:val="18"/>
-        </w:rPr>
-        <w:t xml:space="preserve"> se origina el recierre automático del interruptor </w:t>
-      </w:r>
-      <w:r>
-        <w:rPr>
-          <w:rFonts w:cs="Arial"/>
-          <w:bCs/>
-          <w:color w:val="000000" w:themeColor="text1"/>
-          <w:sz w:val="18"/>
-          <w:szCs w:val="18"/>
-        </w:rPr>
-        <w:t>{{interruptor_vecino}}</w:t>
-      </w:r>
-      <w:r>
-        <w:rPr>
-          <w:rFonts w:cs="Arial"/>
-          <w:bCs/>
-          <w:color w:val="000000" w:themeColor="text1"/>
-          <w:sz w:val="18"/>
-          <w:szCs w:val="18"/>
-        </w:rPr>
-        <w:t xml:space="preserve"> con resultado exitoso</w:t>
-      </w:r>
-      <w:r>
-        <w:rPr>
-          <w:rFonts w:cs="Arial"/>
-          <w:b/>
-          <w:color w:val="000000" w:themeColor="text1"/>
-          <w:sz w:val="18"/>
-          <w:szCs w:val="18"/>
-        </w:rPr>
-        <w:t xml:space="preserve">, </w:t>
-      </w:r>
-      <w:r>
-        <w:rPr>
-          <w:rFonts w:cs="Arial"/>
-          <w:bCs/>
-          <w:color w:val="000000" w:themeColor="text1"/>
-          <w:sz w:val="18"/>
-          <w:szCs w:val="18"/>
-        </w:rPr>
-        <w:t>no afecto las condiciones normales de operación.</w:t>
-      </w:r>
-    </w:p>
-    <w:p>
-      <w:pPr>
-        <w:spacing w:after="0" w:line="240" w:lineRule="auto"/>
-        <w:ind w:left="0" w:firstLine="0"/>
-        <w:rPr>
-          <w:rFonts w:cs="Arial"/>
-          <w:bCs/>
-          <w:color w:val="000000" w:themeColor="text1"/>
-          <w:sz w:val="18"/>
-          <w:szCs w:val="18"/>
-        </w:rPr>
-      </w:pPr>
-      <w:r>
-        <w:rPr>
-          <w:rFonts w:cs="Arial"/>
-          <w:bCs/>
-          <w:color w:val="000000" w:themeColor="text1"/>
-          <w:sz w:val="18"/>
-          <w:szCs w:val="18"/>
-        </w:rPr>
-        <w:t>En el relé de protección principal Sitras PRO del alimentador</w:t>
-      </w:r>
-      <w:r>
-        <w:rPr>
-          <w:rFonts w:cs="Arial"/>
-          <w:bCs/>
-          <w:color w:val="000000" w:themeColor="text1"/>
-          <w:sz w:val="18"/>
-          <w:szCs w:val="18"/>
-        </w:rPr>
-        <w:t xml:space="preserve"> </w:t>
-      </w:r>
-      <w:r>
-        <w:rPr>
-          <w:rFonts w:cs="Arial"/>
-          <w:bCs/>
-          <w:color w:val="000000" w:themeColor="text1"/>
-          <w:sz w:val="18"/>
-          <w:szCs w:val="18"/>
-        </w:rPr>
-        <w:t>{{alimentador_</w:t>
-      </w:r>
-      <w:r>
-        <w:rPr>
-          <w:rFonts w:cs="Arial"/>
-          <w:bCs/>
-          <w:color w:val="000000" w:themeColor="text1"/>
-          <w:sz w:val="18"/>
-          <w:szCs w:val="18"/>
-        </w:rPr>
-        <w:t>aperturado</w:t>
-      </w:r>
-      <w:r>
-        <w:rPr>
-          <w:rFonts w:cs="Arial"/>
-          <w:bCs/>
-          <w:color w:val="000000" w:themeColor="text1"/>
-          <w:sz w:val="18"/>
-          <w:szCs w:val="18"/>
-        </w:rPr>
-        <w:t>}}</w:t>
-      </w:r>
-      <w:r>
-        <w:rPr>
-          <w:rFonts w:cs="Arial"/>
-          <w:bCs/>
-          <w:color w:val="000000" w:themeColor="text1"/>
-          <w:sz w:val="18"/>
-          <w:szCs w:val="18"/>
-        </w:rPr>
-        <w:t xml:space="preserve"> {{ser_aperturado}}</w:t>
-      </w:r>
-      <w:r>
-        <w:rPr>
-          <w:rFonts w:cs="Arial"/>
-          <w:bCs/>
-          <w:color w:val="000000" w:themeColor="text1"/>
-          <w:sz w:val="18"/>
-          <w:szCs w:val="18"/>
-        </w:rPr>
-        <w:t xml:space="preserve">, se puede determinar que la falla fue por </w:t>
-      </w:r>
-      <w:r>
-        <w:rPr>
-          <w:rFonts w:cs="Arial"/>
-          <w:bCs/>
-          <w:color w:val="000000" w:themeColor="text1"/>
-          <w:sz w:val="18"/>
-          <w:szCs w:val="18"/>
-          <w:highlight w:val="yellow"/>
-        </w:rPr>
-        <w:t>sobrecorriente</w:t>
-      </w:r>
-      <w:r>
-        <w:rPr>
-          <w:rFonts w:cs="Arial"/>
-          <w:bCs/>
-          <w:color w:val="000000" w:themeColor="text1"/>
-          <w:sz w:val="18"/>
-          <w:szCs w:val="18"/>
-        </w:rPr>
-        <w:t xml:space="preserve"> </w:t>
-      </w:r>
-      <w:r>
-        <w:rPr>
-          <w:rFonts w:cs="Arial"/>
-          <w:bCs/>
-          <w:color w:val="000000" w:themeColor="text1"/>
-          <w:sz w:val="18"/>
-          <w:szCs w:val="18"/>
-        </w:rPr>
-        <w:t>e</w:t>
-      </w:r>
-      <w:r>
-        <w:rPr>
-          <w:rFonts w:cs="Arial"/>
-          <w:bCs/>
-          <w:color w:val="000000" w:themeColor="text1"/>
-          <w:sz w:val="18"/>
-          <w:szCs w:val="18"/>
-        </w:rPr>
-        <w:t xml:space="preserve">n la línea aérea de contacto con el valor de </w:t>
-      </w:r>
-      <w:r>
-        <w:rPr>
-          <w:rFonts w:cs="Arial"/>
-          <w:b/>
-          <w:color w:val="000000" w:themeColor="text1"/>
-          <w:sz w:val="18"/>
-          <w:szCs w:val="18"/>
-          <w:highlight w:val="yellow"/>
-        </w:rPr>
-        <w:t>6026</w:t>
-      </w:r>
-      <w:r>
-        <w:rPr>
-          <w:rFonts w:cs="Arial"/>
-          <w:b/>
-          <w:color w:val="000000" w:themeColor="text1"/>
-          <w:sz w:val="18"/>
-          <w:szCs w:val="18"/>
-        </w:rPr>
-        <w:t xml:space="preserve"> A</w:t>
-      </w:r>
-      <w:r>
-        <w:rPr>
-          <w:rFonts w:cs="Arial"/>
-          <w:bCs/>
-          <w:color w:val="000000" w:themeColor="text1"/>
-          <w:sz w:val="18"/>
-          <w:szCs w:val="18"/>
-        </w:rPr>
-        <w:t>.</w:t>
-      </w:r>
-      <w:r>
-        <w:rPr>
-          <w:rFonts w:cs="Arial"/>
-          <w:bCs/>
-          <w:color w:val="000000" w:themeColor="text1"/>
-          <w:sz w:val="18"/>
-          <w:szCs w:val="18"/>
-        </w:rPr>
-        <w:t xml:space="preserve"> La falla fue despejada a los </w:t>
-      </w:r>
-      <w:r>
-        <w:rPr>
-          <w:rFonts w:cs="Arial"/>
-          <w:bCs/>
-          <w:color w:val="000000" w:themeColor="text1"/>
-          <w:sz w:val="18"/>
-          <w:szCs w:val="18"/>
-        </w:rPr>
-        <w:t>{{val</w:t>
-      </w:r>
-      <w:r>
-        <w:rPr>
-          <w:rFonts w:cs="Arial"/>
-          <w:bCs/>
-          <w:color w:val="000000" w:themeColor="text1"/>
-          <w:sz w:val="18"/>
-          <w:szCs w:val="18"/>
-        </w:rPr>
-        <w:t>or_tiempo_sigra</w:t>
-      </w:r>
-      <w:r>
-        <w:rPr>
-          <w:rFonts w:cs="Arial"/>
-          <w:bCs/>
-          <w:color w:val="000000" w:themeColor="text1"/>
-          <w:sz w:val="18"/>
-          <w:szCs w:val="18"/>
-        </w:rPr>
-        <w:t xml:space="preserve">}} ms </w:t>
-      </w:r>
-      <w:r>
-        <w:rPr>
-          <w:rFonts w:cs="Arial"/>
-          <w:b/>
-          <w:color w:val="000000" w:themeColor="text1"/>
-          <w:sz w:val="18"/>
-          <w:szCs w:val="18"/>
-          <w:highlight w:val="yellow"/>
-        </w:rPr>
-        <w:t>25.20 ms</w:t>
-      </w:r>
-      <w:r>
-        <w:rPr>
-          <w:rFonts w:cs="Arial"/>
-          <w:bCs/>
-          <w:color w:val="000000" w:themeColor="text1"/>
-          <w:sz w:val="18"/>
-          <w:szCs w:val="18"/>
-        </w:rPr>
-        <w:t>, de iniciada por actuación de la protección.</w:t>
-      </w:r>
-    </w:p>
-    <w:p>
-      <w:pPr>
-        <w:spacing w:after="0" w:line="240" w:lineRule="auto"/>
-        <w:ind w:left="0" w:firstLine="0"/>
-        <w:rPr>
-          <w:rFonts w:cs="Arial"/>
-          <w:bCs/>
-          <w:color w:val="000000" w:themeColor="text1"/>
-          <w:sz w:val="18"/>
-          <w:szCs w:val="18"/>
-        </w:rPr>
-      </w:pPr>
-    </w:p>
-    <w:p>
-      <w:pPr>
-        <w:spacing w:before="0" w:after="0" w:line="240" w:lineRule="auto"/>
-        <w:jc w:val="center"/>
-        <w:rPr>
-          <w:sz w:val="18"/>
-          <w:szCs w:val="18"/>
-        </w:rPr>
-      </w:pPr>
-      <w:r>
-        <w:rPr>
-          <w:sz w:val="18"/>
-          <w:szCs w:val="18"/>
-        </w:rPr>
         <w:t>{{</w:t>
       </w:r>
-      <w:r>
-        <w:rPr>
-          <w:sz w:val="18"/>
-          <w:szCs w:val="18"/>
-        </w:rPr>
-        <w:t>anexo_registro_oscilografico</w:t>
-      </w:r>
-      <w:r>
-        <w:rPr>
-          <w:sz w:val="18"/>
-          <w:szCs w:val="18"/>
-        </w:rPr>
-        <w:t>}}</w:t>
-      </w:r>
-    </w:p>
-    <w:p>
-      <w:pPr>
-        <w:spacing w:before="0" w:line="240" w:lineRule="auto"/>
-        <w:jc w:val="center"/>
-        <w:rPr>
-          <w:noProof/>
-          <w:sz w:val="18"/>
-          <w:szCs w:val="18"/>
-        </w:rPr>
-      </w:pPr>
-      <w:r>
-        <w:rPr>
-          <w:b/>
-          <w:bCs/>
-          <w:noProof/>
-          <w:sz w:val="18"/>
-          <w:szCs w:val="18"/>
-        </w:rPr>
-        <w:t>Figura 2.</w:t>
-      </w:r>
-      <w:r>
-        <w:rPr>
-          <w:noProof/>
-          <w:sz w:val="18"/>
-          <w:szCs w:val="18"/>
-        </w:rPr>
-        <w:t xml:space="preserve"> Oscilografía del evento,</w:t>
-      </w:r>
-      <w:r>
-        <w:rPr>
-          <w:noProof/>
-          <w:sz w:val="18"/>
-          <w:szCs w:val="18"/>
-        </w:rPr>
-        <w:t xml:space="preserve"> </w:t>
-      </w:r>
-      <w:r>
-        <w:rPr>
-          <w:noProof/>
-          <w:sz w:val="18"/>
-          <w:szCs w:val="18"/>
-        </w:rPr>
-        <w:t xml:space="preserve">relé del </w:t>
-      </w:r>
-      <w:r>
-        <w:rPr>
-          <w:noProof/>
-          <w:sz w:val="18"/>
-          <w:szCs w:val="18"/>
-        </w:rPr>
-        <w:t>{{alimentador_aperturado}} {{ser_aperturado}} ({{funcion_disparo_final}})</w:t>
-      </w:r>
-      <w:r>
-        <w:rPr>
-          <w:noProof/>
-          <w:sz w:val="18"/>
-          <w:szCs w:val="18"/>
-        </w:rPr>
-        <w:t>.</w:t>
-      </w:r>
-    </w:p>
-    <w:p>
-      <w:pPr>
-        <w:spacing w:after="0" w:line="240" w:lineRule="auto"/>
-        <w:ind w:left="0" w:firstLine="0"/>
-        <w:rPr>
-          <w:rFonts w:cs="Arial"/>
-          <w:bCs/>
-          <w:color w:val="000000" w:themeColor="text1"/>
-          <w:sz w:val="18"/>
-          <w:szCs w:val="18"/>
-        </w:rPr>
-      </w:pPr>
-    </w:p>
-    <w:p>
-      <w:pPr>
-        <w:spacing w:before="0" w:after="0" w:line="240" w:lineRule="auto"/>
-        <w:ind w:left="0" w:firstLine="0"/>
-        <w:rPr>
-          <w:rFonts w:cs="Arial"/>
-          <w:bCs/>
-          <w:color w:val="000000" w:themeColor="text1"/>
-          <w:sz w:val="18"/>
-          <w:szCs w:val="18"/>
-        </w:rPr>
-      </w:pPr>
-      <w:r>
-        <w:rPr>
-          <w:rFonts w:cs="Arial"/>
-          <w:bCs/>
-          <w:color w:val="000000" w:themeColor="text1"/>
-          <w:sz w:val="18"/>
-          <w:szCs w:val="18"/>
-        </w:rPr>
-        <w:t xml:space="preserve">Del registro de eventos del relé de protección principal Sitras PRO del alimentador </w:t>
-      </w:r>
-      <w:r>
-        <w:rPr>
-          <w:rFonts w:cs="Arial"/>
-          <w:bCs/>
-          <w:color w:val="000000" w:themeColor="text1"/>
-          <w:sz w:val="18"/>
-          <w:szCs w:val="18"/>
-        </w:rPr>
-        <w:t>{{alimentador}}</w:t>
-      </w:r>
-      <w:r>
-        <w:rPr>
-          <w:rFonts w:cs="Arial"/>
-          <w:bCs/>
-          <w:color w:val="000000" w:themeColor="text1"/>
-          <w:sz w:val="18"/>
-          <w:szCs w:val="18"/>
-        </w:rPr>
-        <w:t xml:space="preserve"> en la </w:t>
-      </w:r>
-      <w:r>
-        <w:rPr>
-          <w:rFonts w:cs="Arial"/>
-          <w:bCs/>
-          <w:color w:val="000000" w:themeColor="text1"/>
-          <w:sz w:val="18"/>
-          <w:szCs w:val="18"/>
-        </w:rPr>
-        <w:t>{{</w:t>
-      </w:r>
-      <w:r>
-        <w:rPr>
-          <w:rFonts w:cs="Arial"/>
-          <w:bCs/>
-          <w:color w:val="000000" w:themeColor="text1"/>
-          <w:sz w:val="18"/>
-          <w:szCs w:val="18"/>
-        </w:rPr>
-        <w:t>ser</w:t>
-      </w:r>
-      <w:r>
-        <w:rPr>
-          <w:rFonts w:cs="Arial"/>
-          <w:bCs/>
-          <w:color w:val="000000" w:themeColor="text1"/>
-          <w:sz w:val="18"/>
-          <w:szCs w:val="18"/>
-        </w:rPr>
-        <w:t>}}</w:t>
-      </w:r>
-      <w:r>
-        <w:rPr>
-          <w:rFonts w:cs="Arial"/>
-          <w:bCs/>
-          <w:color w:val="000000" w:themeColor="text1"/>
-          <w:sz w:val="18"/>
-          <w:szCs w:val="18"/>
-        </w:rPr>
-        <w:t xml:space="preserve">, se muestra la secuencia, donde se puede observar que el relé disparo con la función </w:t>
-      </w:r>
-      <w:r>
-        <w:rPr>
-          <w:rFonts w:cs="Arial"/>
-          <w:b/>
-          <w:color w:val="000000" w:themeColor="text1"/>
-          <w:sz w:val="18"/>
-          <w:szCs w:val="18"/>
-        </w:rPr>
-        <w:t>“</w:t>
-      </w:r>
-      <w:r>
-        <w:rPr>
-          <w:rFonts w:cs="Arial"/>
-          <w:b/>
-          <w:color w:val="000000" w:themeColor="text1"/>
-          <w:sz w:val="18"/>
-          <w:szCs w:val="18"/>
-        </w:rPr>
-        <w:t>{{función_disparo_final}}</w:t>
-      </w:r>
-      <w:r>
-        <w:rPr>
-          <w:rFonts w:cs="Arial"/>
-          <w:b/>
-          <w:color w:val="000000" w:themeColor="text1"/>
-          <w:sz w:val="18"/>
-          <w:szCs w:val="18"/>
-        </w:rPr>
-        <w:t xml:space="preserve">” </w:t>
-      </w:r>
-      <w:r>
-        <w:rPr>
-          <w:rFonts w:cs="Arial"/>
-          <w:bCs/>
-          <w:color w:val="000000" w:themeColor="text1"/>
-          <w:sz w:val="18"/>
-          <w:szCs w:val="18"/>
-        </w:rPr>
-        <w:t xml:space="preserve">operación por protección de </w:t>
-      </w:r>
-      <w:r>
-        <w:rPr>
-          <w:rFonts w:cs="Arial"/>
-          <w:bCs/>
-          <w:color w:val="000000" w:themeColor="text1"/>
-          <w:sz w:val="18"/>
-          <w:szCs w:val="18"/>
-          <w:highlight w:val="yellow"/>
-        </w:rPr>
-        <w:t>sobrecorriente</w:t>
-      </w:r>
-      <w:r>
-        <w:rPr>
-          <w:rFonts w:cs="Arial"/>
-          <w:bCs/>
-          <w:color w:val="000000" w:themeColor="text1"/>
-          <w:sz w:val="18"/>
-          <w:szCs w:val="18"/>
-        </w:rPr>
-        <w:t>.</w:t>
-      </w:r>
-    </w:p>
-    <w:p>
-      <w:pPr>
-        <w:spacing w:before="0" w:after="0" w:line="240" w:lineRule="auto"/>
-        <w:ind w:left="0" w:firstLine="0"/>
-        <w:jc w:val="center"/>
-        <w:rPr>
-          <w:rFonts w:cs="Arial"/>
-          <w:bCs/>
-          <w:color w:val="000000" w:themeColor="text1"/>
-          <w:sz w:val="18"/>
-          <w:szCs w:val="18"/>
-        </w:rPr>
-      </w:pPr>
-    </w:p>
-    <w:p>
-      <w:pPr>
-        <w:spacing w:before="0" w:after="0" w:line="240" w:lineRule="auto"/>
-        <w:ind w:left="0" w:firstLine="0"/>
-        <w:jc w:val="center"/>
-        <w:rPr>
-          <w:rFonts w:cs="Arial"/>
-          <w:bCs/>
-          <w:color w:val="000000" w:themeColor="text1"/>
-          <w:sz w:val="18"/>
-          <w:szCs w:val="18"/>
-        </w:rPr>
-      </w:pPr>
-    </w:p>
-    <w:p>
-      <w:pPr>
-        <w:spacing w:before="0" w:after="0" w:line="240" w:lineRule="auto"/>
-        <w:jc w:val="center"/>
-        <w:rPr>
-          <w:sz w:val="18"/>
-          <w:szCs w:val="18"/>
-        </w:rPr>
-      </w:pPr>
-      <w:proofErr w:type="gramStart"/>
-      <w:r>
-        <w:rPr>
-          <w:sz w:val="18"/>
-          <w:szCs w:val="18"/>
-        </w:rPr>
-        <w:t>{{ anexo</w:t>
-      </w:r>
-      <w:proofErr w:type="gramEnd"/>
-      <w:r>
-        <w:rPr>
-          <w:sz w:val="18"/>
-          <w:szCs w:val="18"/>
-        </w:rPr>
-        <w:t>_sitras</w:t>
-      </w:r>
-      <w:r>
-        <w:rPr>
-          <w:sz w:val="18"/>
-          <w:szCs w:val="18"/>
-        </w:rPr>
-        <w:t>_</w:t>
-      </w:r>
-      <w:proofErr w:type="gramStart"/>
-      <w:r>
-        <w:rPr>
-          <w:sz w:val="18"/>
-          <w:szCs w:val="18"/>
-        </w:rPr>
-        <w:t xml:space="preserve">disparo </w:t>
-      </w:r>
-      <w:r>
-        <w:rPr>
-          <w:sz w:val="18"/>
-          <w:szCs w:val="18"/>
-        </w:rPr>
-        <w:t>}</w:t>
-      </w:r>
-      <w:proofErr w:type="gramEnd"/>
-      <w:r>
-        <w:rPr>
-          <w:sz w:val="18"/>
-          <w:szCs w:val="18"/>
-        </w:rPr>
-        <w:t>}</w:t>
-      </w:r>
-    </w:p>
-    <w:p>
-      <w:pPr>
-        <w:pStyle w:val="Descripcin"/>
-        <w:spacing w:before="0" w:after="0" w:line="240" w:lineRule="auto"/>
-        <w:rPr>
-          <w:b w:val="0"/>
-          <w:bCs w:val="0"/>
-          <w:i w:val="0"/>
-          <w:sz w:val="18"/>
-          <w:szCs w:val="18"/>
-        </w:rPr>
-      </w:pPr>
-      <w:r>
-        <w:rPr>
-          <w:i w:val="0"/>
-          <w:noProof/>
-          <w:sz w:val="18"/>
-          <w:szCs w:val="18"/>
-        </w:rPr>
-        <w:t xml:space="preserve">Figura </w:t>
-      </w:r>
-      <w:r>
-        <w:rPr>
-          <w:i w:val="0"/>
-          <w:noProof/>
-          <w:sz w:val="18"/>
-          <w:szCs w:val="18"/>
-        </w:rPr>
-        <w:t>3</w:t>
-      </w:r>
+      <w:proofErr w:type="spellStart"/>
       <w:r>
         <w:rPr>
           <w:b w:val="0"/>
@@ -5196,18 +4525,9 @@
           <w:sz w:val="18"/>
           <w:szCs w:val="18"/>
         </w:rPr>
-        <w:t xml:space="preserve">. Registro de eventos del relé Sitras PRO del </w:t>
-      </w:r>
-      <w:r>
-        <w:rPr>
-          <w:b w:val="0"/>
-          <w:bCs w:val="0"/>
-          <w:i w:val="0"/>
-          <w:sz w:val="18"/>
-          <w:szCs w:val="18"/>
-        </w:rPr>
-        <w:t>(</w:t>
-      </w:r>
+        <w:t>alimentador_disparo</w:t>
+      </w:r>
+      <w:proofErr w:type="spellEnd"/>
       <w:r>
         <w:rPr>
           <w:b w:val="0"/>
@@ -5217,7 +4537,1774 @@
           <w:sz w:val="18"/>
           <w:szCs w:val="18"/>
         </w:rPr>
-        <w:t>{{alimentador_</w:t>
+        <w:t>}} {{ser_disparo}}</w:t>
+      </w:r>
+      <w:r>
+        <w:rPr>
+          <w:b w:val="0"/>
+          <w:bCs w:val="0"/>
+          <w:i w:val="0"/>
+          <w:sz w:val="18"/>
+          <w:szCs w:val="18"/>
+        </w:rPr>
+        <w:t>)</w:t>
+      </w:r>
+    </w:p>
+    <w:p>
+      <w:pPr>
+        <w:ind w:left="708" w:hanging="708"/>
+        <w:jc w:val="center"/>
+      </w:pPr>
+    </w:p>
+    <w:p>
+      <w:pPr>
+        <w:spacing w:before="0" w:after="0" w:line="240" w:lineRule="auto"/>
+        <w:ind w:left="0" w:firstLine="0"/>
+        <w:rPr>
+          <w:rFonts w:ascii="Arial Narrow" w:hAnsi="Arial Narrow" w:cs="Arial Narrow"/>
+          <w:bCs/>
+          <w:color w:val="000000" w:themeColor="text1"/>
+          <w:sz w:val="18"/>
+          <w:szCs w:val="18"/>
+        </w:rPr>
+      </w:pPr>
+      <w:r>
+        <w:rPr>
+          <w:rFonts w:cs="Arial"/>
+          <w:bCs/>
+          <w:color w:val="000000" w:themeColor="text1"/>
+          <w:sz w:val="18"/>
+          <w:szCs w:val="18"/>
+        </w:rPr>
+        <w:t xml:space="preserve">A las </w:t>
+      </w:r>
+      <w:r>
+        <w:rPr>
+          <w:rFonts w:cs="Arial"/>
+          <w:bCs/>
+          <w:color w:val="000000" w:themeColor="text1"/>
+          <w:sz w:val="18"/>
+          <w:szCs w:val="18"/>
+        </w:rPr>
+        <w:t>{{</w:t>
+      </w:r>
+      <w:proofErr w:type="spellStart"/>
+      <w:r>
+        <w:rPr>
+          <w:rFonts w:cs="Arial"/>
+          <w:bCs/>
+          <w:color w:val="000000" w:themeColor="text1"/>
+          <w:sz w:val="18"/>
+          <w:szCs w:val="18"/>
+        </w:rPr>
+        <w:t>hora_vicos_disparo</w:t>
+      </w:r>
+      <w:proofErr w:type="spellEnd"/>
+      <w:r>
+        <w:rPr>
+          <w:rFonts w:cs="Arial"/>
+          <w:bCs/>
+          <w:color w:val="000000" w:themeColor="text1"/>
+          <w:sz w:val="18"/>
+          <w:szCs w:val="18"/>
+        </w:rPr>
+        <w:t>}}</w:t>
+      </w:r>
+      <w:r>
+        <w:rPr>
+          <w:rFonts w:cs="Arial"/>
+          <w:bCs/>
+          <w:color w:val="000000" w:themeColor="text1"/>
+          <w:sz w:val="18"/>
+          <w:szCs w:val="18"/>
+        </w:rPr>
+        <w:t xml:space="preserve"> se apertura </w:t>
+      </w:r>
+      <w:r>
+        <w:rPr>
+          <w:rFonts w:cs="Arial"/>
+          <w:bCs/>
+          <w:color w:val="000000" w:themeColor="text1"/>
+          <w:sz w:val="18"/>
+          <w:szCs w:val="18"/>
+        </w:rPr>
+        <w:t>el interruptor</w:t>
+      </w:r>
+      <w:r>
+        <w:rPr>
+          <w:rFonts w:cs="Arial"/>
+          <w:bCs/>
+          <w:color w:val="000000" w:themeColor="text1"/>
+          <w:sz w:val="18"/>
+          <w:szCs w:val="18"/>
+        </w:rPr>
+        <w:t xml:space="preserve"> </w:t>
+      </w:r>
+      <w:r>
+        <w:rPr>
+          <w:rFonts w:cs="Arial"/>
+          <w:bCs/>
+          <w:color w:val="000000" w:themeColor="text1"/>
+          <w:sz w:val="18"/>
+          <w:szCs w:val="18"/>
+        </w:rPr>
+        <w:t>{{</w:t>
+      </w:r>
+      <w:proofErr w:type="spellStart"/>
+      <w:r>
+        <w:rPr>
+          <w:rFonts w:cs="Arial"/>
+          <w:bCs/>
+          <w:color w:val="000000" w:themeColor="text1"/>
+          <w:sz w:val="18"/>
+          <w:szCs w:val="18"/>
+        </w:rPr>
+        <w:t>interruptor_</w:t>
+      </w:r>
+      <w:r>
+        <w:rPr>
+          <w:rFonts w:cs="Arial"/>
+          <w:bCs/>
+          <w:color w:val="000000" w:themeColor="text1"/>
+          <w:sz w:val="18"/>
+          <w:szCs w:val="18"/>
+        </w:rPr>
+        <w:t>aperturado_</w:t>
+      </w:r>
+      <w:r>
+        <w:rPr>
+          <w:rFonts w:cs="Arial"/>
+          <w:bCs/>
+          <w:color w:val="000000" w:themeColor="text1"/>
+          <w:sz w:val="18"/>
+          <w:szCs w:val="18"/>
+        </w:rPr>
+        <w:t>num</w:t>
+      </w:r>
+      <w:proofErr w:type="spellEnd"/>
+      <w:r>
+        <w:rPr>
+          <w:rFonts w:cs="Arial"/>
+          <w:bCs/>
+          <w:color w:val="000000" w:themeColor="text1"/>
+          <w:sz w:val="18"/>
+          <w:szCs w:val="18"/>
+        </w:rPr>
+        <w:t>}}</w:t>
+      </w:r>
+      <w:r>
+        <w:rPr>
+          <w:rFonts w:cs="Arial"/>
+          <w:bCs/>
+          <w:color w:val="000000" w:themeColor="text1"/>
+          <w:sz w:val="18"/>
+          <w:szCs w:val="18"/>
+        </w:rPr>
+        <w:t xml:space="preserve"> del alimentador </w:t>
+      </w:r>
+      <w:r>
+        <w:rPr>
+          <w:rFonts w:cs="Arial"/>
+          <w:bCs/>
+          <w:color w:val="000000" w:themeColor="text1"/>
+          <w:sz w:val="18"/>
+          <w:szCs w:val="18"/>
+        </w:rPr>
+        <w:t>{{</w:t>
+      </w:r>
+      <w:proofErr w:type="spellStart"/>
+      <w:r>
+        <w:rPr>
+          <w:rFonts w:cs="Arial"/>
+          <w:bCs/>
+          <w:color w:val="000000" w:themeColor="text1"/>
+          <w:sz w:val="18"/>
+          <w:szCs w:val="18"/>
+        </w:rPr>
+        <w:t>alimentador</w:t>
+      </w:r>
+      <w:r>
+        <w:rPr>
+          <w:rFonts w:cs="Arial"/>
+          <w:bCs/>
+          <w:color w:val="000000" w:themeColor="text1"/>
+          <w:sz w:val="18"/>
+          <w:szCs w:val="18"/>
+        </w:rPr>
+        <w:t>_aperturado</w:t>
+      </w:r>
+      <w:proofErr w:type="spellEnd"/>
+      <w:r>
+        <w:rPr>
+          <w:rFonts w:cs="Arial"/>
+          <w:bCs/>
+          <w:color w:val="000000" w:themeColor="text1"/>
+          <w:sz w:val="18"/>
+          <w:szCs w:val="18"/>
+        </w:rPr>
+        <w:t>}}</w:t>
+      </w:r>
+      <w:r>
+        <w:rPr>
+          <w:rFonts w:cs="Arial"/>
+          <w:bCs/>
+          <w:color w:val="000000" w:themeColor="text1"/>
+          <w:sz w:val="18"/>
+          <w:szCs w:val="18"/>
+        </w:rPr>
+        <w:t xml:space="preserve"> de </w:t>
+      </w:r>
+      <w:r>
+        <w:rPr>
+          <w:rFonts w:cs="Arial"/>
+          <w:bCs/>
+          <w:color w:val="000000" w:themeColor="text1"/>
+          <w:sz w:val="18"/>
+          <w:szCs w:val="18"/>
+        </w:rPr>
+        <w:t>{{</w:t>
+      </w:r>
+      <w:proofErr w:type="spellStart"/>
+      <w:r>
+        <w:rPr>
+          <w:rFonts w:cs="Arial"/>
+          <w:bCs/>
+          <w:color w:val="000000" w:themeColor="text1"/>
+          <w:sz w:val="18"/>
+          <w:szCs w:val="18"/>
+        </w:rPr>
+        <w:t>ser</w:t>
+      </w:r>
+      <w:r>
+        <w:rPr>
+          <w:rFonts w:cs="Arial"/>
+          <w:bCs/>
+          <w:color w:val="000000" w:themeColor="text1"/>
+          <w:sz w:val="18"/>
+          <w:szCs w:val="18"/>
+        </w:rPr>
+        <w:t>_aperturado</w:t>
+      </w:r>
+      <w:proofErr w:type="spellEnd"/>
+      <w:r>
+        <w:rPr>
+          <w:rFonts w:cs="Arial"/>
+          <w:bCs/>
+          <w:color w:val="000000" w:themeColor="text1"/>
+          <w:sz w:val="18"/>
+          <w:szCs w:val="18"/>
+        </w:rPr>
+        <w:t>}}</w:t>
+      </w:r>
+      <w:r>
+        <w:rPr>
+          <w:rFonts w:cs="Arial"/>
+          <w:bCs/>
+          <w:color w:val="000000" w:themeColor="text1"/>
+          <w:sz w:val="18"/>
+          <w:szCs w:val="18"/>
+        </w:rPr>
+        <w:t xml:space="preserve"> y </w:t>
+      </w:r>
+      <w:r>
+        <w:rPr>
+          <w:rFonts w:cs="Arial"/>
+          <w:bCs/>
+          <w:color w:val="000000" w:themeColor="text1"/>
+          <w:sz w:val="18"/>
+          <w:szCs w:val="18"/>
+        </w:rPr>
+        <w:t>a las {{</w:t>
+      </w:r>
+      <w:proofErr w:type="spellStart"/>
+      <w:r>
+        <w:rPr>
+          <w:rFonts w:cs="Arial"/>
+          <w:bCs/>
+          <w:color w:val="000000" w:themeColor="text1"/>
+          <w:sz w:val="18"/>
+          <w:szCs w:val="18"/>
+        </w:rPr>
+        <w:t>hora_vicos_disparo_vecina</w:t>
+      </w:r>
+      <w:proofErr w:type="spellEnd"/>
+      <w:r>
+        <w:rPr>
+          <w:rFonts w:cs="Arial"/>
+          <w:bCs/>
+          <w:color w:val="000000" w:themeColor="text1"/>
+          <w:sz w:val="18"/>
+          <w:szCs w:val="18"/>
+        </w:rPr>
+        <w:t xml:space="preserve">}} se apertura el interruptor </w:t>
+      </w:r>
+      <w:r>
+        <w:rPr>
+          <w:rFonts w:cs="Arial"/>
+          <w:bCs/>
+          <w:color w:val="000000" w:themeColor="text1"/>
+          <w:sz w:val="18"/>
+          <w:szCs w:val="18"/>
+        </w:rPr>
+        <w:t>{{</w:t>
+      </w:r>
+      <w:proofErr w:type="spellStart"/>
+      <w:r>
+        <w:rPr>
+          <w:rFonts w:cs="Arial"/>
+          <w:bCs/>
+          <w:color w:val="000000" w:themeColor="text1"/>
+          <w:sz w:val="18"/>
+          <w:szCs w:val="18"/>
+        </w:rPr>
+        <w:t>interruptor_</w:t>
+      </w:r>
+      <w:r>
+        <w:rPr>
+          <w:rFonts w:cs="Arial"/>
+          <w:bCs/>
+          <w:color w:val="000000" w:themeColor="text1"/>
+          <w:sz w:val="18"/>
+          <w:szCs w:val="18"/>
+        </w:rPr>
+        <w:t>vecino_</w:t>
+      </w:r>
+      <w:r>
+        <w:rPr>
+          <w:rFonts w:cs="Arial"/>
+          <w:bCs/>
+          <w:color w:val="000000" w:themeColor="text1"/>
+          <w:sz w:val="18"/>
+          <w:szCs w:val="18"/>
+        </w:rPr>
+        <w:t>num</w:t>
+      </w:r>
+      <w:proofErr w:type="spellEnd"/>
+      <w:r>
+        <w:rPr>
+          <w:rFonts w:cs="Arial"/>
+          <w:bCs/>
+          <w:color w:val="000000" w:themeColor="text1"/>
+          <w:sz w:val="18"/>
+          <w:szCs w:val="18"/>
+        </w:rPr>
+        <w:t>}}</w:t>
+      </w:r>
+      <w:r>
+        <w:rPr>
+          <w:rFonts w:cs="Arial"/>
+          <w:bCs/>
+          <w:color w:val="000000" w:themeColor="text1"/>
+          <w:sz w:val="18"/>
+          <w:szCs w:val="18"/>
+        </w:rPr>
+        <w:t xml:space="preserve"> del alimentador </w:t>
+      </w:r>
+      <w:r>
+        <w:rPr>
+          <w:rFonts w:cs="Arial"/>
+          <w:bCs/>
+          <w:color w:val="000000" w:themeColor="text1"/>
+          <w:sz w:val="18"/>
+          <w:szCs w:val="18"/>
+        </w:rPr>
+        <w:t>{{</w:t>
+      </w:r>
+      <w:proofErr w:type="spellStart"/>
+      <w:r>
+        <w:rPr>
+          <w:rFonts w:cs="Arial"/>
+          <w:bCs/>
+          <w:color w:val="000000" w:themeColor="text1"/>
+          <w:sz w:val="18"/>
+          <w:szCs w:val="18"/>
+        </w:rPr>
+        <w:t>alimentador</w:t>
+      </w:r>
+      <w:r>
+        <w:rPr>
+          <w:rFonts w:cs="Arial"/>
+          <w:bCs/>
+          <w:color w:val="000000" w:themeColor="text1"/>
+          <w:sz w:val="18"/>
+          <w:szCs w:val="18"/>
+        </w:rPr>
+        <w:t>_vecino</w:t>
+      </w:r>
+      <w:proofErr w:type="spellEnd"/>
+      <w:r>
+        <w:rPr>
+          <w:rFonts w:cs="Arial"/>
+          <w:bCs/>
+          <w:color w:val="000000" w:themeColor="text1"/>
+          <w:sz w:val="18"/>
+          <w:szCs w:val="18"/>
+        </w:rPr>
+        <w:t>}}</w:t>
+      </w:r>
+      <w:r>
+        <w:rPr>
+          <w:rFonts w:cs="Arial"/>
+          <w:bCs/>
+          <w:color w:val="000000" w:themeColor="text1"/>
+          <w:sz w:val="18"/>
+          <w:szCs w:val="18"/>
+        </w:rPr>
+        <w:t xml:space="preserve"> </w:t>
+      </w:r>
+      <w:r>
+        <w:rPr>
+          <w:rFonts w:cs="Arial"/>
+          <w:bCs/>
+          <w:color w:val="000000" w:themeColor="text1"/>
+          <w:sz w:val="18"/>
+          <w:szCs w:val="18"/>
+        </w:rPr>
+        <w:t>de {{</w:t>
+      </w:r>
+      <w:proofErr w:type="spellStart"/>
+      <w:r>
+        <w:rPr>
+          <w:rFonts w:cs="Arial"/>
+          <w:bCs/>
+          <w:color w:val="000000" w:themeColor="text1"/>
+          <w:sz w:val="18"/>
+          <w:szCs w:val="18"/>
+        </w:rPr>
+        <w:t>se</w:t>
+      </w:r>
+      <w:r>
+        <w:rPr>
+          <w:rFonts w:cs="Arial"/>
+          <w:bCs/>
+          <w:color w:val="000000" w:themeColor="text1"/>
+          <w:sz w:val="18"/>
+          <w:szCs w:val="18"/>
+        </w:rPr>
+        <w:t>r_vecino</w:t>
+      </w:r>
+      <w:proofErr w:type="spellEnd"/>
+      <w:r>
+        <w:rPr>
+          <w:rFonts w:cs="Arial"/>
+          <w:bCs/>
+          <w:color w:val="000000" w:themeColor="text1"/>
+          <w:sz w:val="18"/>
+          <w:szCs w:val="18"/>
+        </w:rPr>
+        <w:t>}}</w:t>
+      </w:r>
+      <w:r>
+        <w:rPr>
+          <w:rFonts w:cs="Arial"/>
+          <w:bCs/>
+          <w:color w:val="000000" w:themeColor="text1"/>
+          <w:sz w:val="18"/>
+          <w:szCs w:val="18"/>
+        </w:rPr>
+        <w:t xml:space="preserve">; los relés </w:t>
+      </w:r>
+      <w:proofErr w:type="spellStart"/>
+      <w:r>
+        <w:rPr>
+          <w:rFonts w:cs="Arial"/>
+          <w:bCs/>
+          <w:color w:val="000000" w:themeColor="text1"/>
+          <w:sz w:val="18"/>
+          <w:szCs w:val="18"/>
+        </w:rPr>
+        <w:t>Sitras</w:t>
+      </w:r>
+      <w:proofErr w:type="spellEnd"/>
+      <w:r>
+        <w:rPr>
+          <w:rFonts w:cs="Arial"/>
+          <w:bCs/>
+          <w:color w:val="000000" w:themeColor="text1"/>
+          <w:sz w:val="18"/>
+          <w:szCs w:val="18"/>
+        </w:rPr>
+        <w:t xml:space="preserve"> PRO de ambos alimentadores </w:t>
+      </w:r>
+      <w:r>
+        <w:rPr>
+          <w:rFonts w:cs="Arial"/>
+          <w:b/>
+          <w:color w:val="000000" w:themeColor="text1"/>
+          <w:sz w:val="18"/>
+          <w:szCs w:val="18"/>
+        </w:rPr>
+        <w:t xml:space="preserve">registraron </w:t>
+      </w:r>
+      <w:proofErr w:type="spellStart"/>
+      <w:r>
+        <w:rPr>
+          <w:rFonts w:cs="Arial"/>
+          <w:b/>
+          <w:color w:val="000000" w:themeColor="text1"/>
+          <w:sz w:val="18"/>
+          <w:szCs w:val="18"/>
+        </w:rPr>
+        <w:t>sobrecorriente</w:t>
+      </w:r>
+      <w:proofErr w:type="spellEnd"/>
+      <w:r>
+        <w:rPr>
+          <w:rFonts w:cs="Arial"/>
+          <w:b/>
+          <w:color w:val="000000" w:themeColor="text1"/>
+          <w:sz w:val="18"/>
+          <w:szCs w:val="18"/>
+        </w:rPr>
+        <w:t xml:space="preserve"> de retorno</w:t>
+      </w:r>
+      <w:r>
+        <w:rPr>
+          <w:rFonts w:cs="Arial"/>
+          <w:bCs/>
+          <w:color w:val="000000" w:themeColor="text1"/>
+          <w:sz w:val="18"/>
+          <w:szCs w:val="18"/>
+        </w:rPr>
+        <w:t xml:space="preserve"> en la línea aérea de contacto de la zona </w:t>
+      </w:r>
+      <w:r>
+        <w:rPr>
+          <w:rFonts w:cs="Arial"/>
+          <w:bCs/>
+          <w:color w:val="000000" w:themeColor="text1"/>
+          <w:sz w:val="18"/>
+          <w:szCs w:val="18"/>
+        </w:rPr>
+        <w:t>{{zona}}</w:t>
+      </w:r>
+      <w:r>
+        <w:rPr>
+          <w:rFonts w:cs="Arial"/>
+          <w:bCs/>
+          <w:color w:val="000000" w:themeColor="text1"/>
+          <w:sz w:val="18"/>
+          <w:szCs w:val="18"/>
+        </w:rPr>
+        <w:t xml:space="preserve">, señalizando las funciones </w:t>
+      </w:r>
+      <w:r>
+        <w:rPr>
+          <w:rFonts w:cs="Arial"/>
+          <w:b/>
+          <w:bCs/>
+          <w:sz w:val="18"/>
+          <w:szCs w:val="18"/>
+        </w:rPr>
+        <w:t>“</w:t>
+      </w:r>
+      <w:r>
+        <w:rPr>
+          <w:rFonts w:cs="Arial"/>
+          <w:b/>
+          <w:bCs/>
+          <w:sz w:val="18"/>
+          <w:szCs w:val="18"/>
+        </w:rPr>
+        <w:t>{{</w:t>
+      </w:r>
+      <w:proofErr w:type="spellStart"/>
+      <w:r>
+        <w:rPr>
+          <w:rFonts w:cs="Arial"/>
+          <w:b/>
+          <w:bCs/>
+          <w:sz w:val="18"/>
+          <w:szCs w:val="18"/>
+        </w:rPr>
+        <w:t>funcion_disparo_final</w:t>
+      </w:r>
+      <w:proofErr w:type="spellEnd"/>
+      <w:r>
+        <w:rPr>
+          <w:rFonts w:cs="Arial"/>
+          <w:b/>
+          <w:bCs/>
+          <w:sz w:val="18"/>
+          <w:szCs w:val="18"/>
+        </w:rPr>
+        <w:t>}}</w:t>
+      </w:r>
+      <w:r>
+        <w:rPr>
+          <w:rFonts w:cs="Arial"/>
+          <w:b/>
+          <w:bCs/>
+          <w:sz w:val="18"/>
+          <w:szCs w:val="18"/>
+        </w:rPr>
+        <w:t xml:space="preserve">” </w:t>
+      </w:r>
+      <w:r>
+        <w:rPr>
+          <w:rFonts w:cs="Arial"/>
+          <w:sz w:val="18"/>
+          <w:szCs w:val="18"/>
+        </w:rPr>
+        <w:t>y</w:t>
+      </w:r>
+      <w:r>
+        <w:rPr>
+          <w:rFonts w:cs="Arial"/>
+          <w:b/>
+          <w:bCs/>
+          <w:sz w:val="18"/>
+          <w:szCs w:val="18"/>
+        </w:rPr>
+        <w:t xml:space="preserve"> “</w:t>
+      </w:r>
+      <w:r>
+        <w:rPr>
+          <w:rFonts w:cs="Arial"/>
+          <w:b/>
+          <w:color w:val="000000" w:themeColor="text1"/>
+          <w:sz w:val="18"/>
+          <w:szCs w:val="18"/>
+        </w:rPr>
+        <w:t xml:space="preserve">Arrastre desde SSEE colateral activo” </w:t>
+      </w:r>
+      <w:r>
+        <w:rPr>
+          <w:rFonts w:cs="Arial"/>
+          <w:bCs/>
+          <w:color w:val="000000" w:themeColor="text1"/>
+          <w:sz w:val="18"/>
+          <w:szCs w:val="18"/>
+        </w:rPr>
+        <w:t xml:space="preserve">respectivamente; </w:t>
+      </w:r>
+      <w:r>
+        <w:rPr>
+          <w:rFonts w:cs="Arial"/>
+          <w:b/>
+          <w:color w:val="000000" w:themeColor="text1"/>
+          <w:sz w:val="18"/>
+          <w:szCs w:val="18"/>
+        </w:rPr>
+        <w:t xml:space="preserve">originado por </w:t>
+      </w:r>
+      <w:r>
+        <w:rPr>
+          <w:rFonts w:cs="Arial"/>
+          <w:b/>
+          <w:color w:val="000000" w:themeColor="text1"/>
+          <w:sz w:val="18"/>
+          <w:szCs w:val="18"/>
+          <w:highlight w:val="yellow"/>
+        </w:rPr>
+        <w:t>acumulación de los trenes en la zona</w:t>
+      </w:r>
+      <w:r>
+        <w:rPr>
+          <w:rFonts w:cs="Arial"/>
+          <w:b/>
+          <w:color w:val="000000" w:themeColor="text1"/>
+          <w:sz w:val="18"/>
+          <w:szCs w:val="18"/>
+        </w:rPr>
+        <w:t>.</w:t>
+      </w:r>
+      <w:r>
+        <w:rPr>
+          <w:rFonts w:cs="Arial"/>
+          <w:bCs/>
+          <w:color w:val="000000" w:themeColor="text1"/>
+          <w:sz w:val="18"/>
+          <w:szCs w:val="18"/>
+        </w:rPr>
+        <w:t xml:space="preserve"> A las </w:t>
+      </w:r>
+      <w:r>
+        <w:rPr>
+          <w:sz w:val="18"/>
+          <w:szCs w:val="18"/>
+        </w:rPr>
+        <w:t>{{</w:t>
+      </w:r>
+      <w:proofErr w:type="spellStart"/>
+      <w:r>
+        <w:rPr>
+          <w:sz w:val="18"/>
+          <w:szCs w:val="18"/>
+        </w:rPr>
+        <w:t>horas_vicos_ap_final</w:t>
+      </w:r>
+      <w:proofErr w:type="spellEnd"/>
+      <w:r>
+        <w:rPr>
+          <w:sz w:val="18"/>
+          <w:szCs w:val="18"/>
+        </w:rPr>
+        <w:t>}}</w:t>
+      </w:r>
+      <w:r>
+        <w:rPr>
+          <w:rFonts w:ascii="Arial Narrow" w:hAnsi="Arial Narrow" w:cs="Arial Narrow"/>
+          <w:bCs/>
+          <w:color w:val="000000" w:themeColor="text1"/>
+          <w:sz w:val="18"/>
+          <w:szCs w:val="18"/>
+        </w:rPr>
+        <w:t xml:space="preserve"> </w:t>
+      </w:r>
+      <w:r>
+        <w:rPr>
+          <w:rFonts w:cs="Arial"/>
+          <w:bCs/>
+          <w:color w:val="000000" w:themeColor="text1"/>
+          <w:sz w:val="18"/>
+          <w:szCs w:val="18"/>
+        </w:rPr>
+        <w:t xml:space="preserve">se origina el </w:t>
+      </w:r>
+      <w:proofErr w:type="spellStart"/>
+      <w:r>
+        <w:rPr>
+          <w:rFonts w:cs="Arial"/>
+          <w:bCs/>
+          <w:color w:val="000000" w:themeColor="text1"/>
+          <w:sz w:val="18"/>
+          <w:szCs w:val="18"/>
+        </w:rPr>
+        <w:t>recierre</w:t>
+      </w:r>
+      <w:proofErr w:type="spellEnd"/>
+      <w:r>
+        <w:rPr>
+          <w:rFonts w:cs="Arial"/>
+          <w:bCs/>
+          <w:color w:val="000000" w:themeColor="text1"/>
+          <w:sz w:val="18"/>
+          <w:szCs w:val="18"/>
+        </w:rPr>
+        <w:t xml:space="preserve"> automático de</w:t>
+      </w:r>
+      <w:r>
+        <w:rPr>
+          <w:rFonts w:cs="Arial"/>
+          <w:bCs/>
+          <w:color w:val="000000" w:themeColor="text1"/>
+          <w:sz w:val="18"/>
+          <w:szCs w:val="18"/>
+        </w:rPr>
+        <w:t xml:space="preserve">l </w:t>
+      </w:r>
+      <w:r>
+        <w:rPr>
+          <w:rFonts w:cs="Arial"/>
+          <w:bCs/>
+          <w:color w:val="000000" w:themeColor="text1"/>
+          <w:sz w:val="18"/>
+          <w:szCs w:val="18"/>
+        </w:rPr>
+        <w:t xml:space="preserve">interruptor </w:t>
+      </w:r>
+      <w:r>
+        <w:rPr>
+          <w:rFonts w:cs="Arial"/>
+          <w:bCs/>
+          <w:color w:val="000000" w:themeColor="text1"/>
+          <w:sz w:val="18"/>
+          <w:szCs w:val="18"/>
+        </w:rPr>
+        <w:t>{{</w:t>
+      </w:r>
+      <w:proofErr w:type="spellStart"/>
+      <w:r>
+        <w:rPr>
+          <w:rFonts w:cs="Arial"/>
+          <w:bCs/>
+          <w:color w:val="000000" w:themeColor="text1"/>
+          <w:sz w:val="18"/>
+          <w:szCs w:val="18"/>
+        </w:rPr>
+        <w:t>interruptor_aperturado</w:t>
+      </w:r>
+      <w:proofErr w:type="spellEnd"/>
+      <w:r>
+        <w:rPr>
+          <w:rFonts w:cs="Arial"/>
+          <w:bCs/>
+          <w:color w:val="000000" w:themeColor="text1"/>
+          <w:sz w:val="18"/>
+          <w:szCs w:val="18"/>
+        </w:rPr>
+        <w:t>}}</w:t>
+      </w:r>
+      <w:r>
+        <w:rPr>
+          <w:rFonts w:cs="Arial"/>
+          <w:bCs/>
+          <w:color w:val="000000" w:themeColor="text1"/>
+          <w:sz w:val="18"/>
+          <w:szCs w:val="18"/>
+        </w:rPr>
+        <w:t xml:space="preserve"> y </w:t>
+      </w:r>
+      <w:r>
+        <w:rPr>
+          <w:rFonts w:cs="Arial"/>
+          <w:bCs/>
+          <w:color w:val="000000" w:themeColor="text1"/>
+          <w:sz w:val="18"/>
+          <w:szCs w:val="18"/>
+        </w:rPr>
+        <w:t xml:space="preserve">a las </w:t>
+      </w:r>
+      <w:r>
+        <w:rPr>
+          <w:sz w:val="18"/>
+          <w:szCs w:val="18"/>
+        </w:rPr>
+        <w:t>{{</w:t>
+      </w:r>
+      <w:proofErr w:type="spellStart"/>
+      <w:r>
+        <w:rPr>
+          <w:sz w:val="18"/>
+          <w:szCs w:val="18"/>
+        </w:rPr>
+        <w:t>horas_vicos_vec_final</w:t>
+      </w:r>
+      <w:proofErr w:type="spellEnd"/>
+      <w:r>
+        <w:rPr>
+          <w:sz w:val="18"/>
+          <w:szCs w:val="18"/>
+        </w:rPr>
+        <w:t>}}</w:t>
+      </w:r>
+      <w:r>
+        <w:rPr>
+          <w:sz w:val="18"/>
+          <w:szCs w:val="18"/>
+        </w:rPr>
+        <w:t xml:space="preserve"> se origina el </w:t>
+      </w:r>
+      <w:proofErr w:type="spellStart"/>
+      <w:r>
+        <w:rPr>
+          <w:sz w:val="18"/>
+          <w:szCs w:val="18"/>
+        </w:rPr>
+        <w:t>recierre</w:t>
+      </w:r>
+      <w:proofErr w:type="spellEnd"/>
+      <w:r>
+        <w:rPr>
+          <w:sz w:val="18"/>
+          <w:szCs w:val="18"/>
+        </w:rPr>
+        <w:t xml:space="preserve"> automático del interruptor </w:t>
+      </w:r>
+      <w:r>
+        <w:rPr>
+          <w:rFonts w:cs="Arial"/>
+          <w:bCs/>
+          <w:color w:val="000000" w:themeColor="text1"/>
+          <w:sz w:val="18"/>
+          <w:szCs w:val="18"/>
+        </w:rPr>
+        <w:t>{{</w:t>
+      </w:r>
+      <w:proofErr w:type="spellStart"/>
+      <w:r>
+        <w:rPr>
+          <w:rFonts w:cs="Arial"/>
+          <w:bCs/>
+          <w:color w:val="000000" w:themeColor="text1"/>
+          <w:sz w:val="18"/>
+          <w:szCs w:val="18"/>
+        </w:rPr>
+        <w:t>interruptor_vecino</w:t>
+      </w:r>
+      <w:proofErr w:type="spellEnd"/>
+      <w:r>
+        <w:rPr>
+          <w:rFonts w:cs="Arial"/>
+          <w:bCs/>
+          <w:color w:val="000000" w:themeColor="text1"/>
+          <w:sz w:val="18"/>
+          <w:szCs w:val="18"/>
+        </w:rPr>
+        <w:t>}}</w:t>
+      </w:r>
+      <w:r>
+        <w:rPr>
+          <w:rFonts w:cs="Arial"/>
+          <w:bCs/>
+          <w:color w:val="000000" w:themeColor="text1"/>
+          <w:sz w:val="18"/>
+          <w:szCs w:val="18"/>
+        </w:rPr>
+        <w:t xml:space="preserve"> con resultado exitoso</w:t>
+      </w:r>
+      <w:r>
+        <w:rPr>
+          <w:rFonts w:cs="Arial"/>
+          <w:b/>
+          <w:color w:val="000000" w:themeColor="text1"/>
+          <w:sz w:val="18"/>
+          <w:szCs w:val="18"/>
+        </w:rPr>
+        <w:t xml:space="preserve">, </w:t>
+      </w:r>
+      <w:r>
+        <w:rPr>
+          <w:rFonts w:cs="Arial"/>
+          <w:bCs/>
+          <w:color w:val="000000" w:themeColor="text1"/>
+          <w:sz w:val="18"/>
+          <w:szCs w:val="18"/>
+        </w:rPr>
+        <w:t>no afecto las condiciones normales de operación.</w:t>
+      </w:r>
+    </w:p>
+    <w:p>
+      <w:pPr>
+        <w:spacing w:after="0" w:line="240" w:lineRule="auto"/>
+        <w:ind w:left="0" w:firstLine="0"/>
+        <w:rPr>
+          <w:rFonts w:cs="Arial"/>
+          <w:bCs/>
+          <w:color w:val="000000" w:themeColor="text1"/>
+          <w:sz w:val="18"/>
+          <w:szCs w:val="18"/>
+        </w:rPr>
+      </w:pPr>
+      <w:r>
+        <w:rPr>
+          <w:rFonts w:cs="Arial"/>
+          <w:bCs/>
+          <w:color w:val="000000" w:themeColor="text1"/>
+          <w:sz w:val="18"/>
+          <w:szCs w:val="18"/>
+        </w:rPr>
+        <w:t xml:space="preserve">En el relé de protección principal </w:t>
+      </w:r>
+      <w:proofErr w:type="spellStart"/>
+      <w:r>
+        <w:rPr>
+          <w:rFonts w:cs="Arial"/>
+          <w:bCs/>
+          <w:color w:val="000000" w:themeColor="text1"/>
+          <w:sz w:val="18"/>
+          <w:szCs w:val="18"/>
+        </w:rPr>
+        <w:t>Sitras</w:t>
+      </w:r>
+      <w:proofErr w:type="spellEnd"/>
+      <w:r>
+        <w:rPr>
+          <w:rFonts w:cs="Arial"/>
+          <w:bCs/>
+          <w:color w:val="000000" w:themeColor="text1"/>
+          <w:sz w:val="18"/>
+          <w:szCs w:val="18"/>
+        </w:rPr>
+        <w:t xml:space="preserve"> PRO del alimentador</w:t>
+      </w:r>
+      <w:r>
+        <w:rPr>
+          <w:rFonts w:cs="Arial"/>
+          <w:bCs/>
+          <w:color w:val="000000" w:themeColor="text1"/>
+          <w:sz w:val="18"/>
+          <w:szCs w:val="18"/>
+        </w:rPr>
+        <w:t xml:space="preserve"> </w:t>
+      </w:r>
+      <w:r>
+        <w:rPr>
+          <w:rFonts w:cs="Arial"/>
+          <w:bCs/>
+          <w:color w:val="000000" w:themeColor="text1"/>
+          <w:sz w:val="18"/>
+          <w:szCs w:val="18"/>
+        </w:rPr>
+        <w:t>{{</w:t>
+      </w:r>
+      <w:proofErr w:type="spellStart"/>
+      <w:r>
+        <w:rPr>
+          <w:rFonts w:cs="Arial"/>
+          <w:bCs/>
+          <w:color w:val="000000" w:themeColor="text1"/>
+          <w:sz w:val="18"/>
+          <w:szCs w:val="18"/>
+        </w:rPr>
+        <w:t>alimentador_</w:t>
+      </w:r>
+      <w:r>
+        <w:rPr>
+          <w:rFonts w:cs="Arial"/>
+          <w:bCs/>
+          <w:color w:val="000000" w:themeColor="text1"/>
+          <w:sz w:val="18"/>
+          <w:szCs w:val="18"/>
+        </w:rPr>
+        <w:t>aperturado</w:t>
+      </w:r>
+      <w:proofErr w:type="spellEnd"/>
+      <w:r>
+        <w:rPr>
+          <w:rFonts w:cs="Arial"/>
+          <w:bCs/>
+          <w:color w:val="000000" w:themeColor="text1"/>
+          <w:sz w:val="18"/>
+          <w:szCs w:val="18"/>
+        </w:rPr>
+        <w:t>}}</w:t>
+      </w:r>
+      <w:r>
+        <w:rPr>
+          <w:rFonts w:cs="Arial"/>
+          <w:bCs/>
+          <w:color w:val="000000" w:themeColor="text1"/>
+          <w:sz w:val="18"/>
+          <w:szCs w:val="18"/>
+        </w:rPr>
+        <w:t xml:space="preserve"> {{</w:t>
+      </w:r>
+      <w:proofErr w:type="spellStart"/>
+      <w:r>
+        <w:rPr>
+          <w:rFonts w:cs="Arial"/>
+          <w:bCs/>
+          <w:color w:val="000000" w:themeColor="text1"/>
+          <w:sz w:val="18"/>
+          <w:szCs w:val="18"/>
+        </w:rPr>
+        <w:t>ser_aperturado</w:t>
+      </w:r>
+      <w:proofErr w:type="spellEnd"/>
+      <w:r>
+        <w:rPr>
+          <w:rFonts w:cs="Arial"/>
+          <w:bCs/>
+          <w:color w:val="000000" w:themeColor="text1"/>
+          <w:sz w:val="18"/>
+          <w:szCs w:val="18"/>
+        </w:rPr>
+        <w:t>}}</w:t>
+      </w:r>
+      <w:r>
+        <w:rPr>
+          <w:rFonts w:cs="Arial"/>
+          <w:bCs/>
+          <w:color w:val="000000" w:themeColor="text1"/>
+          <w:sz w:val="18"/>
+          <w:szCs w:val="18"/>
+        </w:rPr>
+        <w:t xml:space="preserve">, se puede determinar que la falla fue por </w:t>
+      </w:r>
+      <w:proofErr w:type="spellStart"/>
+      <w:r>
+        <w:rPr>
+          <w:rFonts w:cs="Arial"/>
+          <w:bCs/>
+          <w:color w:val="000000" w:themeColor="text1"/>
+          <w:sz w:val="18"/>
+          <w:szCs w:val="18"/>
+          <w:highlight w:val="yellow"/>
+        </w:rPr>
+        <w:t>sobrecorriente</w:t>
+      </w:r>
+      <w:proofErr w:type="spellEnd"/>
+      <w:r>
+        <w:rPr>
+          <w:rFonts w:cs="Arial"/>
+          <w:bCs/>
+          <w:color w:val="000000" w:themeColor="text1"/>
+          <w:sz w:val="18"/>
+          <w:szCs w:val="18"/>
+        </w:rPr>
+        <w:t xml:space="preserve"> </w:t>
+      </w:r>
+      <w:r>
+        <w:rPr>
+          <w:rFonts w:cs="Arial"/>
+          <w:bCs/>
+          <w:color w:val="000000" w:themeColor="text1"/>
+          <w:sz w:val="18"/>
+          <w:szCs w:val="18"/>
+        </w:rPr>
+        <w:t>e</w:t>
+      </w:r>
+      <w:r>
+        <w:rPr>
+          <w:rFonts w:cs="Arial"/>
+          <w:bCs/>
+          <w:color w:val="000000" w:themeColor="text1"/>
+          <w:sz w:val="18"/>
+          <w:szCs w:val="18"/>
+        </w:rPr>
+        <w:t xml:space="preserve">n la línea aérea de contacto con el valor de </w:t>
+      </w:r>
+      <w:r>
+        <w:rPr>
+          <w:rFonts w:cs="Arial"/>
+          <w:b/>
+          <w:color w:val="000000" w:themeColor="text1"/>
+          <w:sz w:val="18"/>
+          <w:szCs w:val="18"/>
+          <w:highlight w:val="yellow"/>
+        </w:rPr>
+        <w:t>6026</w:t>
+      </w:r>
+      <w:r>
+        <w:rPr>
+          <w:rFonts w:cs="Arial"/>
+          <w:b/>
+          <w:color w:val="000000" w:themeColor="text1"/>
+          <w:sz w:val="18"/>
+          <w:szCs w:val="18"/>
+        </w:rPr>
+        <w:t xml:space="preserve"> A</w:t>
+      </w:r>
+      <w:r>
+        <w:rPr>
+          <w:rFonts w:cs="Arial"/>
+          <w:bCs/>
+          <w:color w:val="000000" w:themeColor="text1"/>
+          <w:sz w:val="18"/>
+          <w:szCs w:val="18"/>
+        </w:rPr>
+        <w:t>.</w:t>
+      </w:r>
+      <w:r>
+        <w:rPr>
+          <w:rFonts w:cs="Arial"/>
+          <w:bCs/>
+          <w:color w:val="000000" w:themeColor="text1"/>
+          <w:sz w:val="18"/>
+          <w:szCs w:val="18"/>
+        </w:rPr>
+        <w:t xml:space="preserve"> </w:t>
+      </w:r>
+      <w:r>
+        <w:rPr>
+          <w:rFonts w:cs="Arial"/>
+          <w:bCs/>
+          <w:color w:val="000000" w:themeColor="text1"/>
+          <w:sz w:val="18"/>
+          <w:szCs w:val="18"/>
+        </w:rPr>
+        <w:t xml:space="preserve">{% </w:t>
+      </w:r>
+      <w:proofErr w:type="spellStart"/>
+      <w:r>
+        <w:rPr>
+          <w:rFonts w:cs="Arial"/>
+          <w:bCs/>
+          <w:color w:val="000000" w:themeColor="text1"/>
+          <w:sz w:val="18"/>
+          <w:szCs w:val="18"/>
+        </w:rPr>
+        <w:t>if</w:t>
+      </w:r>
+      <w:proofErr w:type="spellEnd"/>
+      <w:r>
+        <w:rPr>
+          <w:rFonts w:cs="Arial"/>
+          <w:bCs/>
+          <w:color w:val="000000" w:themeColor="text1"/>
+          <w:sz w:val="18"/>
+          <w:szCs w:val="18"/>
+        </w:rPr>
+        <w:t xml:space="preserve"> </w:t>
+      </w:r>
+      <w:proofErr w:type="spellStart"/>
+      <w:r>
+        <w:rPr>
+          <w:rFonts w:cs="Arial"/>
+          <w:bCs/>
+          <w:color w:val="000000" w:themeColor="text1"/>
+          <w:sz w:val="18"/>
+          <w:szCs w:val="18"/>
+        </w:rPr>
+        <w:t>tiene_sigra</w:t>
+      </w:r>
+      <w:proofErr w:type="spellEnd"/>
+      <w:r>
+        <w:rPr>
+          <w:rFonts w:cs="Arial"/>
+          <w:bCs/>
+          <w:color w:val="000000" w:themeColor="text1"/>
+          <w:sz w:val="18"/>
+          <w:szCs w:val="18"/>
+        </w:rPr>
+        <w:t xml:space="preserve"> %} La falla fue despejada a los {{</w:t>
+      </w:r>
+      <w:proofErr w:type="spellStart"/>
+      <w:r>
+        <w:rPr>
+          <w:rFonts w:cs="Arial"/>
+          <w:bCs/>
+          <w:color w:val="000000" w:themeColor="text1"/>
+          <w:sz w:val="18"/>
+          <w:szCs w:val="18"/>
+        </w:rPr>
+        <w:t>valor_tiempo_sigra</w:t>
+      </w:r>
+      <w:proofErr w:type="spellEnd"/>
+      <w:r>
+        <w:rPr>
+          <w:rFonts w:cs="Arial"/>
+          <w:bCs/>
+          <w:color w:val="000000" w:themeColor="text1"/>
+          <w:sz w:val="18"/>
+          <w:szCs w:val="18"/>
+        </w:rPr>
+        <w:t>}} ms, de iniciada por actuación de la protección.</w:t>
+      </w:r>
+      <w:r>
+        <w:rPr>
+          <w:rFonts w:cs="Arial"/>
+          <w:bCs/>
+          <w:color w:val="000000" w:themeColor="text1"/>
+          <w:sz w:val="18"/>
+          <w:szCs w:val="18"/>
+        </w:rPr>
+        <w:t xml:space="preserve"> </w:t>
+      </w:r>
+      <w:r>
+        <w:rPr>
+          <w:rFonts w:cs="Arial"/>
+          <w:bCs/>
+          <w:color w:val="000000" w:themeColor="text1"/>
+          <w:sz w:val="18"/>
+          <w:szCs w:val="18"/>
+        </w:rPr>
+        <w:t xml:space="preserve">La falla fue despejada a los </w:t>
+      </w:r>
+      <w:r>
+        <w:rPr>
+          <w:rFonts w:cs="Arial"/>
+          <w:bCs/>
+          <w:color w:val="000000" w:themeColor="text1"/>
+          <w:sz w:val="18"/>
+          <w:szCs w:val="18"/>
+        </w:rPr>
+        <w:t>{{</w:t>
+      </w:r>
+      <w:proofErr w:type="spellStart"/>
+      <w:r>
+        <w:rPr>
+          <w:rFonts w:cs="Arial"/>
+          <w:bCs/>
+          <w:color w:val="000000" w:themeColor="text1"/>
+          <w:sz w:val="18"/>
+          <w:szCs w:val="18"/>
+        </w:rPr>
+        <w:t>val</w:t>
+      </w:r>
+      <w:r>
+        <w:rPr>
+          <w:rFonts w:cs="Arial"/>
+          <w:bCs/>
+          <w:color w:val="000000" w:themeColor="text1"/>
+          <w:sz w:val="18"/>
+          <w:szCs w:val="18"/>
+        </w:rPr>
+        <w:t>or_tiempo_sigra</w:t>
+      </w:r>
+      <w:proofErr w:type="spellEnd"/>
+      <w:r>
+        <w:rPr>
+          <w:rFonts w:cs="Arial"/>
+          <w:bCs/>
+          <w:color w:val="000000" w:themeColor="text1"/>
+          <w:sz w:val="18"/>
+          <w:szCs w:val="18"/>
+        </w:rPr>
+        <w:t xml:space="preserve">}} ms </w:t>
+      </w:r>
+      <w:r>
+        <w:rPr>
+          <w:rFonts w:cs="Arial"/>
+          <w:b/>
+          <w:color w:val="000000" w:themeColor="text1"/>
+          <w:sz w:val="18"/>
+          <w:szCs w:val="18"/>
+          <w:highlight w:val="yellow"/>
+        </w:rPr>
+        <w:t>25.20 ms</w:t>
+      </w:r>
+      <w:r>
+        <w:rPr>
+          <w:rFonts w:cs="Arial"/>
+          <w:bCs/>
+          <w:color w:val="000000" w:themeColor="text1"/>
+          <w:sz w:val="18"/>
+          <w:szCs w:val="18"/>
+        </w:rPr>
+        <w:t>, de iniciada por actuación de la protección.</w:t>
+      </w:r>
+    </w:p>
+    <w:p>
+      <w:pPr>
+        <w:spacing w:after="0" w:line="240" w:lineRule="auto"/>
+        <w:ind w:left="0" w:firstLine="0"/>
+        <w:rPr>
+          <w:rFonts w:cs="Arial"/>
+          <w:bCs/>
+          <w:color w:val="000000" w:themeColor="text1"/>
+          <w:sz w:val="18"/>
+          <w:szCs w:val="18"/>
+        </w:rPr>
+      </w:pPr>
+    </w:p>
+    <w:p>
+      <w:pPr>
+        <w:spacing w:before="0" w:after="0" w:line="240" w:lineRule="auto"/>
+        <w:jc w:val="center"/>
+        <w:rPr>
+          <w:sz w:val="18"/>
+          <w:szCs w:val="18"/>
+        </w:rPr>
+      </w:pPr>
+      <w:r>
+        <w:rPr>
+          <w:sz w:val="18"/>
+          <w:szCs w:val="18"/>
+        </w:rPr>
+        <w:t>{{</w:t>
+      </w:r>
+      <w:proofErr w:type="spellStart"/>
+      <w:r>
+        <w:rPr>
+          <w:sz w:val="18"/>
+          <w:szCs w:val="18"/>
+        </w:rPr>
+        <w:t>anexo_registro_oscilografico</w:t>
+      </w:r>
+      <w:proofErr w:type="spellEnd"/>
+      <w:r>
+        <w:rPr>
+          <w:sz w:val="18"/>
+          <w:szCs w:val="18"/>
+        </w:rPr>
+        <w:t>}}</w:t>
+      </w:r>
+    </w:p>
+    <w:p>
+      <w:pPr>
+        <w:spacing w:before="0" w:line="240" w:lineRule="auto"/>
+        <w:jc w:val="center"/>
+        <w:rPr>
+          <w:noProof/>
+          <w:sz w:val="18"/>
+          <w:szCs w:val="18"/>
+        </w:rPr>
+      </w:pPr>
+      <w:r>
+        <w:rPr>
+          <w:b/>
+          <w:bCs/>
+          <w:noProof/>
+          <w:sz w:val="18"/>
+          <w:szCs w:val="18"/>
+        </w:rPr>
+        <w:t>Figura 2.</w:t>
+      </w:r>
+      <w:r>
+        <w:rPr>
+          <w:noProof/>
+          <w:sz w:val="18"/>
+          <w:szCs w:val="18"/>
+        </w:rPr>
+        <w:t xml:space="preserve"> Oscilografía del evento,</w:t>
+      </w:r>
+      <w:r>
+        <w:rPr>
+          <w:noProof/>
+          <w:sz w:val="18"/>
+          <w:szCs w:val="18"/>
+        </w:rPr>
+        <w:t xml:space="preserve"> </w:t>
+      </w:r>
+      <w:r>
+        <w:rPr>
+          <w:noProof/>
+          <w:sz w:val="18"/>
+          <w:szCs w:val="18"/>
+        </w:rPr>
+        <w:t xml:space="preserve">relé del </w:t>
+      </w:r>
+      <w:r>
+        <w:rPr>
+          <w:noProof/>
+          <w:sz w:val="18"/>
+          <w:szCs w:val="18"/>
+        </w:rPr>
+        <w:t>{{alimentador_aperturado}} {{ser_aperturado}} ({{funcion_disparo_final}})</w:t>
+      </w:r>
+      <w:r>
+        <w:rPr>
+          <w:noProof/>
+          <w:sz w:val="18"/>
+          <w:szCs w:val="18"/>
+        </w:rPr>
+        <w:t>.</w:t>
+      </w:r>
+    </w:p>
+    <w:p>
+      <w:pPr>
+        <w:spacing w:before="0" w:line="240" w:lineRule="auto"/>
+        <w:jc w:val="center"/>
+        <w:rPr>
+          <w:noProof/>
+          <w:sz w:val="18"/>
+          <w:szCs w:val="18"/>
+        </w:rPr>
+      </w:pPr>
+      <w:r>
+        <w:rPr>
+          <w:noProof/>
+          <w:sz w:val="18"/>
+          <w:szCs w:val="18"/>
+        </w:rPr>
+        <w:t>{% endif %}</w:t>
+      </w:r>
+    </w:p>
+    <w:p>
+      <w:pPr>
+        <w:spacing w:after="0" w:line="240" w:lineRule="auto"/>
+        <w:ind w:left="0" w:firstLine="0"/>
+        <w:rPr>
+          <w:rFonts w:cs="Arial"/>
+          <w:bCs/>
+          <w:color w:val="000000" w:themeColor="text1"/>
+          <w:sz w:val="18"/>
+          <w:szCs w:val="18"/>
+        </w:rPr>
+      </w:pPr>
+    </w:p>
+    <w:p>
+      <w:pPr>
+        <w:spacing w:before="0" w:after="0" w:line="240" w:lineRule="auto"/>
+        <w:ind w:left="0" w:firstLine="0"/>
+        <w:rPr>
+          <w:rFonts w:cs="Arial"/>
+          <w:bCs/>
+          <w:color w:val="000000" w:themeColor="text1"/>
+          <w:sz w:val="18"/>
+          <w:szCs w:val="18"/>
+        </w:rPr>
+      </w:pPr>
+      <w:r>
+        <w:rPr>
+          <w:rFonts w:cs="Arial"/>
+          <w:bCs/>
+          <w:color w:val="000000" w:themeColor="text1"/>
+          <w:sz w:val="18"/>
+          <w:szCs w:val="18"/>
+        </w:rPr>
+        <w:t xml:space="preserve">Del registro de eventos del relé de protección principal </w:t>
+      </w:r>
+      <w:proofErr w:type="spellStart"/>
+      <w:r>
+        <w:rPr>
+          <w:rFonts w:cs="Arial"/>
+          <w:bCs/>
+          <w:color w:val="000000" w:themeColor="text1"/>
+          <w:sz w:val="18"/>
+          <w:szCs w:val="18"/>
+        </w:rPr>
+        <w:t>Sitras</w:t>
+      </w:r>
+      <w:proofErr w:type="spellEnd"/>
+      <w:r>
+        <w:rPr>
+          <w:rFonts w:cs="Arial"/>
+          <w:bCs/>
+          <w:color w:val="000000" w:themeColor="text1"/>
+          <w:sz w:val="18"/>
+          <w:szCs w:val="18"/>
+        </w:rPr>
+        <w:t xml:space="preserve"> PRO del alimentador </w:t>
+      </w:r>
+      <w:r>
+        <w:rPr>
+          <w:rFonts w:cs="Arial"/>
+          <w:bCs/>
+          <w:color w:val="000000" w:themeColor="text1"/>
+          <w:sz w:val="18"/>
+          <w:szCs w:val="18"/>
+        </w:rPr>
+        <w:t>{{alimentador}}</w:t>
+      </w:r>
+      <w:r>
+        <w:rPr>
+          <w:rFonts w:cs="Arial"/>
+          <w:bCs/>
+          <w:color w:val="000000" w:themeColor="text1"/>
+          <w:sz w:val="18"/>
+          <w:szCs w:val="18"/>
+        </w:rPr>
+        <w:t xml:space="preserve"> en la </w:t>
+      </w:r>
+      <w:r>
+        <w:rPr>
+          <w:rFonts w:cs="Arial"/>
+          <w:bCs/>
+          <w:color w:val="000000" w:themeColor="text1"/>
+          <w:sz w:val="18"/>
+          <w:szCs w:val="18"/>
+        </w:rPr>
+        <w:t>{{</w:t>
+      </w:r>
+      <w:r>
+        <w:rPr>
+          <w:rFonts w:cs="Arial"/>
+          <w:bCs/>
+          <w:color w:val="000000" w:themeColor="text1"/>
+          <w:sz w:val="18"/>
+          <w:szCs w:val="18"/>
+        </w:rPr>
+        <w:t>ser</w:t>
+      </w:r>
+      <w:r>
+        <w:rPr>
+          <w:rFonts w:cs="Arial"/>
+          <w:bCs/>
+          <w:color w:val="000000" w:themeColor="text1"/>
+          <w:sz w:val="18"/>
+          <w:szCs w:val="18"/>
+        </w:rPr>
+        <w:t>}}</w:t>
+      </w:r>
+      <w:r>
+        <w:rPr>
+          <w:rFonts w:cs="Arial"/>
+          <w:bCs/>
+          <w:color w:val="000000" w:themeColor="text1"/>
+          <w:sz w:val="18"/>
+          <w:szCs w:val="18"/>
+        </w:rPr>
+        <w:t xml:space="preserve">, se muestra la secuencia, donde se puede observar que el relé disparo con la función </w:t>
+      </w:r>
+      <w:r>
+        <w:rPr>
+          <w:rFonts w:cs="Arial"/>
+          <w:b/>
+          <w:color w:val="000000" w:themeColor="text1"/>
+          <w:sz w:val="18"/>
+          <w:szCs w:val="18"/>
+        </w:rPr>
+        <w:t>“</w:t>
+      </w:r>
+      <w:r>
+        <w:rPr>
+          <w:rFonts w:cs="Arial"/>
+          <w:b/>
+          <w:color w:val="000000" w:themeColor="text1"/>
+          <w:sz w:val="18"/>
+          <w:szCs w:val="18"/>
+        </w:rPr>
+        <w:t>{{</w:t>
+      </w:r>
+      <w:proofErr w:type="spellStart"/>
+      <w:r>
+        <w:rPr>
+          <w:rFonts w:cs="Arial"/>
+          <w:b/>
+          <w:color w:val="000000" w:themeColor="text1"/>
+          <w:sz w:val="18"/>
+          <w:szCs w:val="18"/>
+        </w:rPr>
+        <w:t>función_disparo_final</w:t>
+      </w:r>
+      <w:proofErr w:type="spellEnd"/>
+      <w:r>
+        <w:rPr>
+          <w:rFonts w:cs="Arial"/>
+          <w:b/>
+          <w:color w:val="000000" w:themeColor="text1"/>
+          <w:sz w:val="18"/>
+          <w:szCs w:val="18"/>
+        </w:rPr>
+        <w:t>}}</w:t>
+      </w:r>
+      <w:r>
+        <w:rPr>
+          <w:rFonts w:cs="Arial"/>
+          <w:b/>
+          <w:color w:val="000000" w:themeColor="text1"/>
+          <w:sz w:val="18"/>
+          <w:szCs w:val="18"/>
+        </w:rPr>
+        <w:t xml:space="preserve">” </w:t>
+      </w:r>
+      <w:r>
+        <w:rPr>
+          <w:rFonts w:cs="Arial"/>
+          <w:bCs/>
+          <w:color w:val="000000" w:themeColor="text1"/>
+          <w:sz w:val="18"/>
+          <w:szCs w:val="18"/>
+        </w:rPr>
+        <w:t xml:space="preserve">operación por protección de </w:t>
+      </w:r>
+      <w:proofErr w:type="spellStart"/>
+      <w:r>
+        <w:rPr>
+          <w:rFonts w:cs="Arial"/>
+          <w:bCs/>
+          <w:color w:val="000000" w:themeColor="text1"/>
+          <w:sz w:val="18"/>
+          <w:szCs w:val="18"/>
+          <w:highlight w:val="yellow"/>
+        </w:rPr>
+        <w:t>sobrecorriente</w:t>
+      </w:r>
+      <w:proofErr w:type="spellEnd"/>
+      <w:r>
+        <w:rPr>
+          <w:rFonts w:cs="Arial"/>
+          <w:bCs/>
+          <w:color w:val="000000" w:themeColor="text1"/>
+          <w:sz w:val="18"/>
+          <w:szCs w:val="18"/>
+        </w:rPr>
+        <w:t>.</w:t>
+      </w:r>
+    </w:p>
+    <w:p>
+      <w:pPr>
+        <w:spacing w:before="0" w:after="0" w:line="240" w:lineRule="auto"/>
+        <w:ind w:left="0" w:firstLine="0"/>
+        <w:jc w:val="center"/>
+        <w:rPr>
+          <w:rFonts w:cs="Arial"/>
+          <w:bCs/>
+          <w:color w:val="000000" w:themeColor="text1"/>
+          <w:sz w:val="18"/>
+          <w:szCs w:val="18"/>
+        </w:rPr>
+      </w:pPr>
+    </w:p>
+    <w:p>
+      <w:pPr>
+        <w:spacing w:before="0" w:after="0" w:line="240" w:lineRule="auto"/>
+        <w:ind w:left="0" w:firstLine="0"/>
+        <w:jc w:val="center"/>
+        <w:rPr>
+          <w:rFonts w:cs="Arial"/>
+          <w:bCs/>
+          <w:color w:val="000000" w:themeColor="text1"/>
+          <w:sz w:val="18"/>
+          <w:szCs w:val="18"/>
+        </w:rPr>
+      </w:pPr>
+    </w:p>
+    <w:p>
+      <w:pPr>
+        <w:spacing w:before="0" w:after="0" w:line="240" w:lineRule="auto"/>
+        <w:jc w:val="center"/>
+        <w:rPr>
+          <w:sz w:val="18"/>
+          <w:szCs w:val="18"/>
+        </w:rPr>
+      </w:pPr>
+      <w:proofErr w:type="gramStart"/>
+      <w:r>
+        <w:rPr>
+          <w:sz w:val="18"/>
+          <w:szCs w:val="18"/>
+        </w:rPr>
+        <w:t xml:space="preserve">{{ </w:t>
+      </w:r>
+      <w:proofErr w:type="spellStart"/>
+      <w:r>
+        <w:rPr>
+          <w:sz w:val="18"/>
+          <w:szCs w:val="18"/>
+        </w:rPr>
+        <w:t>anexo</w:t>
+      </w:r>
+      <w:proofErr w:type="gramEnd"/>
+      <w:r>
+        <w:rPr>
+          <w:sz w:val="18"/>
+          <w:szCs w:val="18"/>
+        </w:rPr>
+        <w:t>_sitras</w:t>
+      </w:r>
+      <w:r>
+        <w:rPr>
+          <w:sz w:val="18"/>
+          <w:szCs w:val="18"/>
+        </w:rPr>
+        <w:t>_</w:t>
+      </w:r>
+      <w:proofErr w:type="gramStart"/>
+      <w:r>
+        <w:rPr>
+          <w:sz w:val="18"/>
+          <w:szCs w:val="18"/>
+        </w:rPr>
+        <w:t>disparo</w:t>
+      </w:r>
+      <w:proofErr w:type="spellEnd"/>
+      <w:r>
+        <w:rPr>
+          <w:sz w:val="18"/>
+          <w:szCs w:val="18"/>
+        </w:rPr>
+        <w:t xml:space="preserve"> </w:t>
+      </w:r>
+      <w:r>
+        <w:rPr>
+          <w:sz w:val="18"/>
+          <w:szCs w:val="18"/>
+        </w:rPr>
+        <w:t>}</w:t>
+      </w:r>
+      <w:proofErr w:type="gramEnd"/>
+      <w:r>
+        <w:rPr>
+          <w:sz w:val="18"/>
+          <w:szCs w:val="18"/>
+        </w:rPr>
+        <w:t>}</w:t>
+      </w:r>
+    </w:p>
+    <w:p>
+      <w:pPr>
+        <w:pStyle w:val="Descripcin"/>
+        <w:spacing w:before="0" w:after="0" w:line="240" w:lineRule="auto"/>
+        <w:rPr>
+          <w:b w:val="0"/>
+          <w:bCs w:val="0"/>
+          <w:i w:val="0"/>
+          <w:sz w:val="18"/>
+          <w:szCs w:val="18"/>
+        </w:rPr>
+      </w:pPr>
+      <w:r>
+        <w:rPr>
+          <w:i w:val="0"/>
+          <w:noProof/>
+          <w:sz w:val="18"/>
+          <w:szCs w:val="18"/>
+        </w:rPr>
+        <w:t xml:space="preserve">Figura </w:t>
+      </w:r>
+      <w:r>
+        <w:rPr>
+          <w:i w:val="0"/>
+          <w:noProof/>
+          <w:sz w:val="18"/>
+          <w:szCs w:val="18"/>
+        </w:rPr>
+        <w:t>3</w:t>
       </w:r>
       <w:r>
         <w:rPr>
@@ -5228,7 +6315,17 @@
           <w:sz w:val="18"/>
           <w:szCs w:val="18"/>
         </w:rPr>
-        <w:t>aperturado</w:t>
+        <w:t xml:space="preserve">. Registro de eventos del relé Sitras PRO del </w:t>
+      </w:r>
+      <w:r>
+        <w:rPr>
+          <w:b w:val="0"/>
+          <w:bCs w:val="0"/>
+          <w:i w:val="0"/>
+          <w:sz w:val="18"/>
+          <w:szCs w:val="18"/>
+        </w:rPr>
+        <w:t>(</w:t>
       </w:r>
       <w:r>
         <w:rPr>
@@ -5239,8 +6336,9 @@
           <w:sz w:val="18"/>
           <w:szCs w:val="18"/>
         </w:rPr>
-        <w:t>}} {{ser_</w:t>
-      </w:r>
+        <w:t>{{</w:t>
+      </w:r>
+      <w:proofErr w:type="spellStart"/>
       <w:r>
         <w:rPr>
           <w:b w:val="0"/>
@@ -5250,7 +6348,7 @@
           <w:sz w:val="18"/>
           <w:szCs w:val="18"/>
         </w:rPr>
-        <w:t>aperturado</w:t>
+        <w:t>alimentador_</w:t>
       </w:r>
       <w:r>
         <w:rPr>
@@ -5261,236 +6359,9 @@
           <w:sz w:val="18"/>
           <w:szCs w:val="18"/>
         </w:rPr>
-        <w:t>}}</w:t>
-      </w:r>
-      <w:r>
-        <w:rPr>
-          <w:b w:val="0"/>
-          <w:bCs w:val="0"/>
-          <w:i w:val="0"/>
-          <w:sz w:val="18"/>
-          <w:szCs w:val="18"/>
-        </w:rPr>
-        <w:t>)</w:t>
-      </w:r>
-    </w:p>
-    <w:p>
-      <w:pPr>
-        <w:spacing w:before="0" w:after="0" w:line="240" w:lineRule="auto"/>
-        <w:jc w:val="center"/>
-        <w:rPr>
-          <w:noProof/>
-          <w:sz w:val="18"/>
-          <w:szCs w:val="18"/>
-        </w:rPr>
-      </w:pPr>
-    </w:p>
-    <w:p>
-      <w:pPr>
-        <w:spacing w:before="0" w:after="0" w:line="240" w:lineRule="auto"/>
-        <w:ind w:left="0" w:firstLine="0"/>
-        <w:rPr>
-          <w:rFonts w:cs="Arial"/>
-          <w:bCs/>
-          <w:color w:val="000000" w:themeColor="text1"/>
-          <w:sz w:val="18"/>
-          <w:szCs w:val="18"/>
-        </w:rPr>
-      </w:pPr>
-      <w:r>
-        <w:rPr>
-          <w:rFonts w:cs="Arial"/>
-          <w:bCs/>
-          <w:color w:val="000000" w:themeColor="text1"/>
-          <w:sz w:val="18"/>
-          <w:szCs w:val="18"/>
-        </w:rPr>
-        <w:t xml:space="preserve">Del registro de eventos del relé de protección principal Sitras PRO del alimentador </w:t>
-      </w:r>
-      <w:r>
-        <w:rPr>
-          <w:rFonts w:cs="Arial"/>
-          <w:bCs/>
-          <w:color w:val="000000" w:themeColor="text1"/>
-          <w:sz w:val="18"/>
-          <w:szCs w:val="18"/>
-        </w:rPr>
-        <w:t>{{alimentador_vecino}}</w:t>
-      </w:r>
-      <w:r>
-        <w:rPr>
-          <w:rFonts w:cs="Arial"/>
-          <w:bCs/>
-          <w:color w:val="000000" w:themeColor="text1"/>
-          <w:sz w:val="18"/>
-          <w:szCs w:val="18"/>
-        </w:rPr>
-        <w:t xml:space="preserve"> en la </w:t>
-      </w:r>
-      <w:r>
-        <w:rPr>
-          <w:rFonts w:cs="Arial"/>
-          <w:bCs/>
-          <w:color w:val="000000" w:themeColor="text1"/>
-          <w:sz w:val="18"/>
-          <w:szCs w:val="18"/>
-        </w:rPr>
-        <w:t>{{ser_vecino}}</w:t>
-      </w:r>
-      <w:r>
-        <w:rPr>
-          <w:rFonts w:cs="Arial"/>
-          <w:bCs/>
-          <w:color w:val="000000" w:themeColor="text1"/>
-          <w:sz w:val="18"/>
-          <w:szCs w:val="18"/>
-        </w:rPr>
-        <w:t xml:space="preserve">, se muestra la secuencia, donde se puede observar que el relé disparo con la función </w:t>
-      </w:r>
-      <w:r>
-        <w:rPr>
-          <w:rFonts w:cs="Arial"/>
-          <w:b/>
-          <w:color w:val="000000" w:themeColor="text1"/>
-          <w:sz w:val="18"/>
-          <w:szCs w:val="18"/>
-        </w:rPr>
-        <w:t xml:space="preserve">“Alarm: Transfer trip from neighboring substation active” </w:t>
-      </w:r>
-      <w:r>
-        <w:rPr>
-          <w:rFonts w:cs="Arial"/>
-          <w:bCs/>
-          <w:color w:val="000000" w:themeColor="text1"/>
-          <w:sz w:val="18"/>
-          <w:szCs w:val="18"/>
-        </w:rPr>
-        <w:t>operación por disparo de subestación vecina.</w:t>
-      </w:r>
-    </w:p>
-    <w:p>
-      <w:pPr>
-        <w:spacing w:before="0" w:after="0" w:line="240" w:lineRule="auto"/>
-        <w:ind w:left="0" w:firstLine="0"/>
-        <w:jc w:val="left"/>
-        <w:rPr>
-          <w:rFonts w:cs="Arial"/>
-          <w:bCs/>
-          <w:color w:val="000000" w:themeColor="text1"/>
-          <w:sz w:val="18"/>
-          <w:szCs w:val="18"/>
-        </w:rPr>
-      </w:pPr>
-    </w:p>
-    <w:p>
-      <w:pPr>
-        <w:spacing w:before="0" w:after="0" w:line="240" w:lineRule="auto"/>
-        <w:ind w:left="0" w:firstLine="0"/>
-        <w:jc w:val="left"/>
-        <w:rPr>
-          <w:rFonts w:cs="Arial"/>
-          <w:bCs/>
-          <w:color w:val="000000" w:themeColor="text1"/>
-          <w:sz w:val="18"/>
-          <w:szCs w:val="18"/>
-        </w:rPr>
-      </w:pPr>
-    </w:p>
-    <w:p>
-      <w:pPr>
-        <w:spacing w:before="0" w:after="0" w:line="240" w:lineRule="auto"/>
-        <w:jc w:val="center"/>
-        <w:rPr>
-          <w:sz w:val="18"/>
-          <w:szCs w:val="18"/>
-        </w:rPr>
-      </w:pPr>
-      <w:proofErr w:type="gramStart"/>
-      <w:r>
-        <w:rPr>
-          <w:sz w:val="18"/>
-          <w:szCs w:val="18"/>
-        </w:rPr>
-        <w:t>{{ anexo</w:t>
-      </w:r>
-      <w:proofErr w:type="gramEnd"/>
-      <w:r>
-        <w:rPr>
-          <w:sz w:val="18"/>
-          <w:szCs w:val="18"/>
-        </w:rPr>
-        <w:t>_sitras</w:t>
-      </w:r>
-      <w:r>
-        <w:rPr>
-          <w:sz w:val="18"/>
-          <w:szCs w:val="18"/>
-        </w:rPr>
-        <w:t>_</w:t>
-      </w:r>
-      <w:proofErr w:type="gramStart"/>
-      <w:r>
-        <w:rPr>
-          <w:sz w:val="18"/>
-          <w:szCs w:val="18"/>
-        </w:rPr>
         <w:t>aperturado</w:t>
       </w:r>
-      <w:r>
-        <w:rPr>
-          <w:sz w:val="18"/>
-          <w:szCs w:val="18"/>
-        </w:rPr>
-        <w:t xml:space="preserve"> }</w:t>
-      </w:r>
-      <w:proofErr w:type="gramEnd"/>
-      <w:r>
-        <w:rPr>
-          <w:sz w:val="18"/>
-          <w:szCs w:val="18"/>
-        </w:rPr>
-        <w:t>}</w:t>
-      </w:r>
-    </w:p>
-    <w:p>
-      <w:pPr>
-        <w:pStyle w:val="Descripcin"/>
-        <w:spacing w:before="0" w:after="0" w:line="240" w:lineRule="auto"/>
-        <w:rPr>
-          <w:b w:val="0"/>
-          <w:bCs w:val="0"/>
-          <w:i w:val="0"/>
-          <w:sz w:val="18"/>
-          <w:szCs w:val="18"/>
-        </w:rPr>
-      </w:pPr>
-      <w:r>
-        <w:rPr>
-          <w:i w:val="0"/>
-          <w:noProof/>
-          <w:sz w:val="18"/>
-          <w:szCs w:val="18"/>
-        </w:rPr>
-        <w:t xml:space="preserve">Figura </w:t>
-      </w:r>
-      <w:r>
-        <w:rPr>
-          <w:i w:val="0"/>
-          <w:noProof/>
-          <w:sz w:val="18"/>
-          <w:szCs w:val="18"/>
-        </w:rPr>
-        <w:t>4</w:t>
-      </w:r>
-      <w:r>
-        <w:rPr>
-          <w:i w:val="0"/>
-          <w:noProof/>
-          <w:sz w:val="18"/>
-          <w:szCs w:val="18"/>
-        </w:rPr>
-        <w:t>.</w:t>
-      </w:r>
+      <w:proofErr w:type="spellEnd"/>
       <w:r>
         <w:rPr>
           <w:b w:val="0"/>
@@ -5500,17 +6371,7 @@
           <w:sz w:val="18"/>
           <w:szCs w:val="18"/>
         </w:rPr>
-        <w:t xml:space="preserve"> Registro de eventos del relé Sitras PRO del </w:t>
-      </w:r>
-      <w:r>
-        <w:rPr>
-          <w:b w:val="0"/>
-          <w:bCs w:val="0"/>
-          <w:i w:val="0"/>
-          <w:sz w:val="18"/>
-          <w:szCs w:val="18"/>
-        </w:rPr>
-        <w:t>(</w:t>
+        <w:t>}} {{ser_</w:t>
       </w:r>
       <w:r>
         <w:rPr>
@@ -5521,7 +6382,7 @@
           <w:sz w:val="18"/>
           <w:szCs w:val="18"/>
         </w:rPr>
-        <w:t>{{alimentador_</w:t>
+        <w:t>aperturado</w:t>
       </w:r>
       <w:r>
         <w:rPr>
@@ -5532,8 +6393,455 @@
           <w:sz w:val="18"/>
           <w:szCs w:val="18"/>
         </w:rPr>
+        <w:t>}}</w:t>
+      </w:r>
+      <w:r>
+        <w:rPr>
+          <w:b w:val="0"/>
+          <w:bCs w:val="0"/>
+          <w:i w:val="0"/>
+          <w:sz w:val="18"/>
+          <w:szCs w:val="18"/>
+        </w:rPr>
+        <w:t>)</w:t>
+      </w:r>
+    </w:p>
+    <w:p>
+      <w:pPr>
+        <w:spacing w:before="0" w:after="0" w:line="240" w:lineRule="auto"/>
+        <w:jc w:val="center"/>
+        <w:rPr>
+          <w:noProof/>
+          <w:sz w:val="18"/>
+          <w:szCs w:val="18"/>
+        </w:rPr>
+      </w:pPr>
+    </w:p>
+    <w:p>
+      <w:pPr>
+        <w:spacing w:before="0" w:after="0" w:line="240" w:lineRule="auto"/>
+        <w:ind w:left="0" w:firstLine="0"/>
+        <w:rPr>
+          <w:rFonts w:cs="Arial"/>
+          <w:bCs/>
+          <w:color w:val="000000" w:themeColor="text1"/>
+          <w:sz w:val="18"/>
+          <w:szCs w:val="18"/>
+        </w:rPr>
+      </w:pPr>
+      <w:r>
+        <w:rPr>
+          <w:rFonts w:cs="Arial"/>
+          <w:bCs/>
+          <w:color w:val="000000" w:themeColor="text1"/>
+          <w:sz w:val="18"/>
+          <w:szCs w:val="18"/>
+        </w:rPr>
+        <w:t xml:space="preserve">Del registro de eventos del relé de protección principal </w:t>
+      </w:r>
+      <w:proofErr w:type="spellStart"/>
+      <w:r>
+        <w:rPr>
+          <w:rFonts w:cs="Arial"/>
+          <w:bCs/>
+          <w:color w:val="000000" w:themeColor="text1"/>
+          <w:sz w:val="18"/>
+          <w:szCs w:val="18"/>
+        </w:rPr>
+        <w:t>Sitras</w:t>
+      </w:r>
+      <w:proofErr w:type="spellEnd"/>
+      <w:r>
+        <w:rPr>
+          <w:rFonts w:cs="Arial"/>
+          <w:bCs/>
+          <w:color w:val="000000" w:themeColor="text1"/>
+          <w:sz w:val="18"/>
+          <w:szCs w:val="18"/>
+        </w:rPr>
+        <w:t xml:space="preserve"> PRO del alimentador </w:t>
+      </w:r>
+      <w:r>
+        <w:rPr>
+          <w:rFonts w:cs="Arial"/>
+          <w:bCs/>
+          <w:color w:val="000000" w:themeColor="text1"/>
+          <w:sz w:val="18"/>
+          <w:szCs w:val="18"/>
+        </w:rPr>
+        <w:t>{{</w:t>
+      </w:r>
+      <w:proofErr w:type="spellStart"/>
+      <w:r>
+        <w:rPr>
+          <w:rFonts w:cs="Arial"/>
+          <w:bCs/>
+          <w:color w:val="000000" w:themeColor="text1"/>
+          <w:sz w:val="18"/>
+          <w:szCs w:val="18"/>
+        </w:rPr>
+        <w:t>alimentador_vecino</w:t>
+      </w:r>
+      <w:proofErr w:type="spellEnd"/>
+      <w:r>
+        <w:rPr>
+          <w:rFonts w:cs="Arial"/>
+          <w:bCs/>
+          <w:color w:val="000000" w:themeColor="text1"/>
+          <w:sz w:val="18"/>
+          <w:szCs w:val="18"/>
+        </w:rPr>
+        <w:t>}}</w:t>
+      </w:r>
+      <w:r>
+        <w:rPr>
+          <w:rFonts w:cs="Arial"/>
+          <w:bCs/>
+          <w:color w:val="000000" w:themeColor="text1"/>
+          <w:sz w:val="18"/>
+          <w:szCs w:val="18"/>
+        </w:rPr>
+        <w:t xml:space="preserve"> en la </w:t>
+      </w:r>
+      <w:r>
+        <w:rPr>
+          <w:rFonts w:cs="Arial"/>
+          <w:bCs/>
+          <w:color w:val="000000" w:themeColor="text1"/>
+          <w:sz w:val="18"/>
+          <w:szCs w:val="18"/>
+        </w:rPr>
+        <w:t>{{</w:t>
+      </w:r>
+      <w:proofErr w:type="spellStart"/>
+      <w:r>
+        <w:rPr>
+          <w:rFonts w:cs="Arial"/>
+          <w:bCs/>
+          <w:color w:val="000000" w:themeColor="text1"/>
+          <w:sz w:val="18"/>
+          <w:szCs w:val="18"/>
+        </w:rPr>
+        <w:t>ser_vecino</w:t>
+      </w:r>
+      <w:proofErr w:type="spellEnd"/>
+      <w:r>
+        <w:rPr>
+          <w:rFonts w:cs="Arial"/>
+          <w:bCs/>
+          <w:color w:val="000000" w:themeColor="text1"/>
+          <w:sz w:val="18"/>
+          <w:szCs w:val="18"/>
+        </w:rPr>
+        <w:t>}}</w:t>
+      </w:r>
+      <w:r>
+        <w:rPr>
+          <w:rFonts w:cs="Arial"/>
+          <w:bCs/>
+          <w:color w:val="000000" w:themeColor="text1"/>
+          <w:sz w:val="18"/>
+          <w:szCs w:val="18"/>
+        </w:rPr>
+        <w:t xml:space="preserve">, se muestra la secuencia, donde se puede observar que el relé disparo con la función </w:t>
+      </w:r>
+      <w:r>
+        <w:rPr>
+          <w:rFonts w:cs="Arial"/>
+          <w:b/>
+          <w:color w:val="000000" w:themeColor="text1"/>
+          <w:sz w:val="18"/>
+          <w:szCs w:val="18"/>
+        </w:rPr>
+        <w:t xml:space="preserve">“Alarm: Transfer </w:t>
+      </w:r>
+      <w:proofErr w:type="spellStart"/>
+      <w:r>
+        <w:rPr>
+          <w:rFonts w:cs="Arial"/>
+          <w:b/>
+          <w:color w:val="000000" w:themeColor="text1"/>
+          <w:sz w:val="18"/>
+          <w:szCs w:val="18"/>
+        </w:rPr>
+        <w:t>trip</w:t>
+      </w:r>
+      <w:proofErr w:type="spellEnd"/>
+      <w:r>
+        <w:rPr>
+          <w:rFonts w:cs="Arial"/>
+          <w:b/>
+          <w:color w:val="000000" w:themeColor="text1"/>
+          <w:sz w:val="18"/>
+          <w:szCs w:val="18"/>
+        </w:rPr>
+        <w:t xml:space="preserve"> </w:t>
+      </w:r>
+      <w:proofErr w:type="spellStart"/>
+      <w:r>
+        <w:rPr>
+          <w:rFonts w:cs="Arial"/>
+          <w:b/>
+          <w:color w:val="000000" w:themeColor="text1"/>
+          <w:sz w:val="18"/>
+          <w:szCs w:val="18"/>
+        </w:rPr>
+        <w:t>from</w:t>
+      </w:r>
+      <w:proofErr w:type="spellEnd"/>
+      <w:r>
+        <w:rPr>
+          <w:rFonts w:cs="Arial"/>
+          <w:b/>
+          <w:color w:val="000000" w:themeColor="text1"/>
+          <w:sz w:val="18"/>
+          <w:szCs w:val="18"/>
+        </w:rPr>
+        <w:t xml:space="preserve"> </w:t>
+      </w:r>
+      <w:proofErr w:type="spellStart"/>
+      <w:r>
+        <w:rPr>
+          <w:rFonts w:cs="Arial"/>
+          <w:b/>
+          <w:color w:val="000000" w:themeColor="text1"/>
+          <w:sz w:val="18"/>
+          <w:szCs w:val="18"/>
+        </w:rPr>
+        <w:t>neighboring</w:t>
+      </w:r>
+      <w:proofErr w:type="spellEnd"/>
+      <w:r>
+        <w:rPr>
+          <w:rFonts w:cs="Arial"/>
+          <w:b/>
+          <w:color w:val="000000" w:themeColor="text1"/>
+          <w:sz w:val="18"/>
+          <w:szCs w:val="18"/>
+        </w:rPr>
+        <w:t xml:space="preserve"> </w:t>
+      </w:r>
+      <w:proofErr w:type="spellStart"/>
+      <w:r>
+        <w:rPr>
+          <w:rFonts w:cs="Arial"/>
+          <w:b/>
+          <w:color w:val="000000" w:themeColor="text1"/>
+          <w:sz w:val="18"/>
+          <w:szCs w:val="18"/>
+        </w:rPr>
+        <w:t>substation</w:t>
+      </w:r>
+      <w:proofErr w:type="spellEnd"/>
+      <w:r>
+        <w:rPr>
+          <w:rFonts w:cs="Arial"/>
+          <w:b/>
+          <w:color w:val="000000" w:themeColor="text1"/>
+          <w:sz w:val="18"/>
+          <w:szCs w:val="18"/>
+        </w:rPr>
+        <w:t xml:space="preserve"> active” </w:t>
+      </w:r>
+      <w:r>
+        <w:rPr>
+          <w:rFonts w:cs="Arial"/>
+          <w:bCs/>
+          <w:color w:val="000000" w:themeColor="text1"/>
+          <w:sz w:val="18"/>
+          <w:szCs w:val="18"/>
+        </w:rPr>
+        <w:t>operación por disparo de subestación vecina.</w:t>
+      </w:r>
+    </w:p>
+    <w:p>
+      <w:pPr>
+        <w:spacing w:before="0" w:after="0" w:line="240" w:lineRule="auto"/>
+        <w:ind w:left="0" w:firstLine="0"/>
+        <w:jc w:val="left"/>
+        <w:rPr>
+          <w:rFonts w:cs="Arial"/>
+          <w:bCs/>
+          <w:color w:val="000000" w:themeColor="text1"/>
+          <w:sz w:val="18"/>
+          <w:szCs w:val="18"/>
+        </w:rPr>
+      </w:pPr>
+    </w:p>
+    <w:p>
+      <w:pPr>
+        <w:spacing w:before="0" w:after="0" w:line="240" w:lineRule="auto"/>
+        <w:ind w:left="0" w:firstLine="0"/>
+        <w:jc w:val="left"/>
+        <w:rPr>
+          <w:rFonts w:cs="Arial"/>
+          <w:bCs/>
+          <w:color w:val="000000" w:themeColor="text1"/>
+          <w:sz w:val="18"/>
+          <w:szCs w:val="18"/>
+        </w:rPr>
+      </w:pPr>
+    </w:p>
+    <w:p>
+      <w:pPr>
+        <w:spacing w:before="0" w:after="0" w:line="240" w:lineRule="auto"/>
+        <w:jc w:val="center"/>
+        <w:rPr>
+          <w:sz w:val="18"/>
+          <w:szCs w:val="18"/>
+        </w:rPr>
+      </w:pPr>
+      <w:proofErr w:type="gramStart"/>
+      <w:r>
+        <w:rPr>
+          <w:sz w:val="18"/>
+          <w:szCs w:val="18"/>
+        </w:rPr>
+        <w:t xml:space="preserve">{{ </w:t>
+      </w:r>
+      <w:proofErr w:type="spellStart"/>
+      <w:r>
+        <w:rPr>
+          <w:sz w:val="18"/>
+          <w:szCs w:val="18"/>
+        </w:rPr>
+        <w:t>anexo</w:t>
+      </w:r>
+      <w:proofErr w:type="gramEnd"/>
+      <w:r>
+        <w:rPr>
+          <w:sz w:val="18"/>
+          <w:szCs w:val="18"/>
+        </w:rPr>
+        <w:t>_sitras</w:t>
+      </w:r>
+      <w:r>
+        <w:rPr>
+          <w:sz w:val="18"/>
+          <w:szCs w:val="18"/>
+        </w:rPr>
+        <w:t>_</w:t>
+      </w:r>
+      <w:proofErr w:type="gramStart"/>
+      <w:r>
+        <w:rPr>
+          <w:sz w:val="18"/>
+          <w:szCs w:val="18"/>
+        </w:rPr>
+        <w:t>aperturado</w:t>
+      </w:r>
+      <w:proofErr w:type="spellEnd"/>
+      <w:r>
+        <w:rPr>
+          <w:sz w:val="18"/>
+          <w:szCs w:val="18"/>
+        </w:rPr>
+        <w:t xml:space="preserve"> }</w:t>
+      </w:r>
+      <w:proofErr w:type="gramEnd"/>
+      <w:r>
+        <w:rPr>
+          <w:sz w:val="18"/>
+          <w:szCs w:val="18"/>
+        </w:rPr>
+        <w:t>}</w:t>
+      </w:r>
+    </w:p>
+    <w:p>
+      <w:pPr>
+        <w:pStyle w:val="Descripcin"/>
+        <w:spacing w:before="0" w:after="0" w:line="240" w:lineRule="auto"/>
+        <w:rPr>
+          <w:b w:val="0"/>
+          <w:bCs w:val="0"/>
+          <w:i w:val="0"/>
+          <w:sz w:val="18"/>
+          <w:szCs w:val="18"/>
+        </w:rPr>
+      </w:pPr>
+      <w:r>
+        <w:rPr>
+          <w:i w:val="0"/>
+          <w:noProof/>
+          <w:sz w:val="18"/>
+          <w:szCs w:val="18"/>
+        </w:rPr>
+        <w:t xml:space="preserve">Figura </w:t>
+      </w:r>
+      <w:r>
+        <w:rPr>
+          <w:i w:val="0"/>
+          <w:noProof/>
+          <w:sz w:val="18"/>
+          <w:szCs w:val="18"/>
+        </w:rPr>
+        <w:t>4</w:t>
+      </w:r>
+      <w:r>
+        <w:rPr>
+          <w:i w:val="0"/>
+          <w:noProof/>
+          <w:sz w:val="18"/>
+          <w:szCs w:val="18"/>
+        </w:rPr>
+        <w:t>.</w:t>
+      </w:r>
+      <w:r>
+        <w:rPr>
+          <w:b w:val="0"/>
+          <w:bCs w:val="0"/>
+          <w:i w:val="0"/>
+          <w:noProof/>
+          <w:sz w:val="18"/>
+          <w:szCs w:val="18"/>
+        </w:rPr>
+        <w:t xml:space="preserve"> Registro de eventos del relé Sitras PRO del </w:t>
+      </w:r>
+      <w:r>
+        <w:rPr>
+          <w:b w:val="0"/>
+          <w:bCs w:val="0"/>
+          <w:i w:val="0"/>
+          <w:sz w:val="18"/>
+          <w:szCs w:val="18"/>
+        </w:rPr>
+        <w:t>(</w:t>
+      </w:r>
+      <w:r>
+        <w:rPr>
+          <w:b w:val="0"/>
+          <w:bCs w:val="0"/>
+          <w:i w:val="0"/>
+          <w:noProof/>
+          <w:sz w:val="18"/>
+          <w:szCs w:val="18"/>
+        </w:rPr>
+        <w:t>{{</w:t>
+      </w:r>
+      <w:proofErr w:type="spellStart"/>
+      <w:r>
+        <w:rPr>
+          <w:b w:val="0"/>
+          <w:bCs w:val="0"/>
+          <w:i w:val="0"/>
+          <w:noProof/>
+          <w:sz w:val="18"/>
+          <w:szCs w:val="18"/>
+        </w:rPr>
+        <w:t>alimentador_</w:t>
+      </w:r>
+      <w:r>
+        <w:rPr>
+          <w:b w:val="0"/>
+          <w:bCs w:val="0"/>
+          <w:i w:val="0"/>
+          <w:noProof/>
+          <w:sz w:val="18"/>
+          <w:szCs w:val="18"/>
+        </w:rPr>
         <w:t>vecino</w:t>
       </w:r>
+      <w:proofErr w:type="spellEnd"/>
       <w:r>
         <w:rPr>
           <w:b w:val="0"/>
@@ -5655,7 +6963,27 @@
           <w:sz w:val="18"/>
           <w:szCs w:val="18"/>
         </w:rPr>
-        <w:t>{{st_ap}}</w:t>
+        <w:t>{{</w:t>
+      </w:r>
+      <w:proofErr w:type="spellStart"/>
+      <w:r>
+        <w:rPr>
+          <w:b/>
+          <w:bCs/>
+          <w:sz w:val="18"/>
+          <w:szCs w:val="18"/>
+        </w:rPr>
+        <w:t>st_ap</w:t>
+      </w:r>
+      <w:proofErr w:type="spellEnd"/>
+      <w:r>
+        <w:rPr>
+          <w:b/>
+          <w:bCs/>
+          <w:sz w:val="18"/>
+          <w:szCs w:val="18"/>
+        </w:rPr>
+        <w:t>}}</w:t>
       </w:r>
       <w:r>
         <w:rPr>
@@ -5678,7 +7006,43 @@
           <w:sz w:val="18"/>
           <w:szCs w:val="18"/>
         </w:rPr>
-        <w:t>{{alimentador_aperturado}} {{ser_aperturado}}</w:t>
+        <w:t>{{</w:t>
+      </w:r>
+      <w:proofErr w:type="spellStart"/>
+      <w:r>
+        <w:rPr>
+          <w:rFonts w:cs="Arial"/>
+          <w:sz w:val="18"/>
+          <w:szCs w:val="18"/>
+        </w:rPr>
+        <w:t>alimentador_aperturado</w:t>
+      </w:r>
+      <w:proofErr w:type="spellEnd"/>
+      <w:r>
+        <w:rPr>
+          <w:rFonts w:cs="Arial"/>
+          <w:sz w:val="18"/>
+          <w:szCs w:val="18"/>
+        </w:rPr>
+        <w:t>}} {{</w:t>
+      </w:r>
+      <w:proofErr w:type="spellStart"/>
+      <w:r>
+        <w:rPr>
+          <w:rFonts w:cs="Arial"/>
+          <w:sz w:val="18"/>
+          <w:szCs w:val="18"/>
+        </w:rPr>
+        <w:t>ser_aperturado</w:t>
+      </w:r>
+      <w:proofErr w:type="spellEnd"/>
+      <w:r>
+        <w:rPr>
+          <w:rFonts w:cs="Arial"/>
+          <w:sz w:val="18"/>
+          <w:szCs w:val="18"/>
+        </w:rPr>
+        <w:t>}}</w:t>
       </w:r>
       <w:r>
         <w:rPr>
@@ -5720,12 +7084,32 @@
           <w:sz w:val="18"/>
           <w:szCs w:val="18"/>
         </w:rPr>
-        <w:t>{{st_vec}}</w:t>
-      </w:r>
-      <w:r>
-        <w:rPr>
-          <w:rFonts w:cs="Arial"/>
+        <w:t>{{</w:t>
+      </w:r>
+      <w:proofErr w:type="spellStart"/>
+      <w:r>
+        <w:rPr>
           <w:b/>
+          <w:bCs/>
+          <w:sz w:val="18"/>
+          <w:szCs w:val="18"/>
+        </w:rPr>
+        <w:t>st_vec</w:t>
+      </w:r>
+      <w:proofErr w:type="spellEnd"/>
+      <w:r>
+        <w:rPr>
+          <w:b/>
+          <w:bCs/>
+          <w:sz w:val="18"/>
+          <w:szCs w:val="18"/>
+        </w:rPr>
+        <w:t>}}</w:t>
+      </w:r>
+      <w:r>
+        <w:rPr>
+          <w:rFonts w:cs="Arial"/>
+          <w:b/>
           <w:color w:val="000000" w:themeColor="text1"/>
           <w:sz w:val="18"/>
           <w:szCs w:val="18"/>
@@ -5746,7 +7130,43 @@
           <w:sz w:val="18"/>
           <w:szCs w:val="18"/>
         </w:rPr>
-        <w:t>{{alimentador_vecino}} {{ser_vecino}}</w:t>
+        <w:t>{{</w:t>
+      </w:r>
+      <w:proofErr w:type="spellStart"/>
+      <w:r>
+        <w:rPr>
+          <w:rFonts w:cs="Arial"/>
+          <w:sz w:val="18"/>
+          <w:szCs w:val="18"/>
+        </w:rPr>
+        <w:t>alimentador_vecino</w:t>
+      </w:r>
+      <w:proofErr w:type="spellEnd"/>
+      <w:r>
+        <w:rPr>
+          <w:rFonts w:cs="Arial"/>
+          <w:sz w:val="18"/>
+          <w:szCs w:val="18"/>
+        </w:rPr>
+        <w:t>}} {{</w:t>
+      </w:r>
+      <w:proofErr w:type="spellStart"/>
+      <w:r>
+        <w:rPr>
+          <w:rFonts w:cs="Arial"/>
+          <w:sz w:val="18"/>
+          <w:szCs w:val="18"/>
+        </w:rPr>
+        <w:t>ser_vecino</w:t>
+      </w:r>
+      <w:proofErr w:type="spellEnd"/>
+      <w:r>
+        <w:rPr>
+          <w:rFonts w:cs="Arial"/>
+          <w:sz w:val="18"/>
+          <w:szCs w:val="18"/>
+        </w:rPr>
+        <w:t>}}</w:t>
       </w:r>
       <w:r>
         <w:rPr>
@@ -5788,7 +7208,27 @@
           <w:sz w:val="18"/>
           <w:szCs w:val="18"/>
         </w:rPr>
-        <w:t>{{st_zn}}</w:t>
+        <w:t>{{</w:t>
+      </w:r>
+      <w:proofErr w:type="spellStart"/>
+      <w:r>
+        <w:rPr>
+          <w:b/>
+          <w:bCs/>
+          <w:sz w:val="18"/>
+          <w:szCs w:val="18"/>
+        </w:rPr>
+        <w:t>st_zn</w:t>
+      </w:r>
+      <w:proofErr w:type="spellEnd"/>
+      <w:r>
+        <w:rPr>
+          <w:b/>
+          <w:bCs/>
+          <w:sz w:val="18"/>
+          <w:szCs w:val="18"/>
+        </w:rPr>
+        <w:t>}}</w:t>
       </w:r>
       <w:r>
         <w:rPr>
@@ -5931,7 +7371,29 @@
           <w:sz w:val="18"/>
           <w:szCs w:val="18"/>
         </w:rPr>
-        <w:t>{{interruptor_aperturado}}</w:t>
+        <w:t>{{</w:t>
+      </w:r>
+      <w:proofErr w:type="spellStart"/>
+      <w:r>
+        <w:rPr>
+          <w:rFonts w:cs="Arial"/>
+          <w:b/>
+          <w:bCs/>
+          <w:sz w:val="18"/>
+          <w:szCs w:val="18"/>
+        </w:rPr>
+        <w:t>interruptor_aperturado</w:t>
+      </w:r>
+      <w:proofErr w:type="spellEnd"/>
+      <w:r>
+        <w:rPr>
+          <w:rFonts w:cs="Arial"/>
+          <w:b/>
+          <w:bCs/>
+          <w:sz w:val="18"/>
+          <w:szCs w:val="18"/>
+        </w:rPr>
+        <w:t>}}</w:t>
       </w:r>
       <w:r>
         <w:rPr>
@@ -5949,8 +7411,9 @@
           <w:sz w:val="18"/>
           <w:szCs w:val="18"/>
         </w:rPr>
-        <w:t>{{interruptor_</w:t>
-      </w:r>
+        <w:t>{{</w:t>
+      </w:r>
+      <w:proofErr w:type="spellStart"/>
       <w:r>
         <w:rPr>
           <w:rFonts w:cs="Arial"/>
@@ -5959,8 +7422,19 @@
           <w:sz w:val="18"/>
           <w:szCs w:val="18"/>
         </w:rPr>
+        <w:t>interruptor_</w:t>
+      </w:r>
+      <w:r>
+        <w:rPr>
+          <w:rFonts w:cs="Arial"/>
+          <w:b/>
+          <w:bCs/>
+          <w:sz w:val="18"/>
+          <w:szCs w:val="18"/>
+        </w:rPr>
         <w:t>vecino</w:t>
       </w:r>
+      <w:proofErr w:type="spellEnd"/>
       <w:r>
         <w:rPr>
           <w:rFonts w:cs="Arial"/>
@@ -6002,6 +7476,7 @@
           <w:sz w:val="18"/>
           <w:szCs w:val="18"/>
         </w:rPr>
+        <w:lastRenderedPageBreak/>
         <w:t>Se evidencia la siguiente disposición de trenes en la moviola:</w:t>
       </w:r>
     </w:p>
@@ -6023,7 +7498,6 @@
           <w:sz w:val="18"/>
           <w:szCs w:val="18"/>
         </w:rPr>
-        <w:lastRenderedPageBreak/>
         <w:t xml:space="preserve">vía </w:t>
       </w:r>
       <w:r>
@@ -6081,6 +7555,7 @@
         </w:rPr>
         <w:t xml:space="preserve">La </w:t>
       </w:r>
+      <w:proofErr w:type="spellStart"/>
       <w:r>
         <w:rPr>
           <w:rFonts w:cs="Arial"/>
@@ -6090,6 +7565,7 @@
         </w:rPr>
         <w:t>sobrecorriente</w:t>
       </w:r>
+      <w:proofErr w:type="spellEnd"/>
       <w:r>
         <w:rPr>
           <w:rFonts w:cs="Arial"/>
@@ -6104,7 +7580,43 @@
           <w:sz w:val="18"/>
           <w:szCs w:val="18"/>
         </w:rPr>
-        <w:t>{{alimentador_aperturado}} {{ser_aperturado}}</w:t>
+        <w:t>{{</w:t>
+      </w:r>
+      <w:proofErr w:type="spellStart"/>
+      <w:r>
+        <w:rPr>
+          <w:rFonts w:cs="Arial"/>
+          <w:sz w:val="18"/>
+          <w:szCs w:val="18"/>
+        </w:rPr>
+        <w:t>alimentador_aperturado</w:t>
+      </w:r>
+      <w:proofErr w:type="spellEnd"/>
+      <w:r>
+        <w:rPr>
+          <w:rFonts w:cs="Arial"/>
+          <w:sz w:val="18"/>
+          <w:szCs w:val="18"/>
+        </w:rPr>
+        <w:t>}} {{</w:t>
+      </w:r>
+      <w:proofErr w:type="spellStart"/>
+      <w:r>
+        <w:rPr>
+          <w:rFonts w:cs="Arial"/>
+          <w:sz w:val="18"/>
+          <w:szCs w:val="18"/>
+        </w:rPr>
+        <w:t>ser_aperturado</w:t>
+      </w:r>
+      <w:proofErr w:type="spellEnd"/>
+      <w:r>
+        <w:rPr>
+          <w:rFonts w:cs="Arial"/>
+          <w:sz w:val="18"/>
+          <w:szCs w:val="18"/>
+        </w:rPr>
+        <w:t>}}</w:t>
       </w:r>
       <w:r>
         <w:rPr>
@@ -6120,7 +7632,43 @@
           <w:sz w:val="18"/>
           <w:szCs w:val="18"/>
         </w:rPr>
-        <w:t>{{alimentador_vecino}} {{ser_vecino}}</w:t>
+        <w:t>{{</w:t>
+      </w:r>
+      <w:proofErr w:type="spellStart"/>
+      <w:r>
+        <w:rPr>
+          <w:rFonts w:cs="Arial"/>
+          <w:sz w:val="18"/>
+          <w:szCs w:val="18"/>
+        </w:rPr>
+        <w:t>alimentador_vecino</w:t>
+      </w:r>
+      <w:proofErr w:type="spellEnd"/>
+      <w:r>
+        <w:rPr>
+          <w:rFonts w:cs="Arial"/>
+          <w:sz w:val="18"/>
+          <w:szCs w:val="18"/>
+        </w:rPr>
+        <w:t>}} {{</w:t>
+      </w:r>
+      <w:proofErr w:type="spellStart"/>
+      <w:r>
+        <w:rPr>
+          <w:rFonts w:cs="Arial"/>
+          <w:sz w:val="18"/>
+          <w:szCs w:val="18"/>
+        </w:rPr>
+        <w:t>ser_vecino</w:t>
+      </w:r>
+      <w:proofErr w:type="spellEnd"/>
+      <w:r>
+        <w:rPr>
+          <w:rFonts w:cs="Arial"/>
+          <w:sz w:val="18"/>
+          <w:szCs w:val="18"/>
+        </w:rPr>
+        <w:t>}}</w:t>
       </w:r>
       <w:r>
         <w:rPr>
@@ -6136,7 +7684,25 @@
           <w:sz w:val="18"/>
           <w:szCs w:val="18"/>
         </w:rPr>
-        <w:t>{{interruptor_aperturado_num}}</w:t>
+        <w:t>{{</w:t>
+      </w:r>
+      <w:proofErr w:type="spellStart"/>
+      <w:r>
+        <w:rPr>
+          <w:rFonts w:cs="Arial"/>
+          <w:sz w:val="18"/>
+          <w:szCs w:val="18"/>
+        </w:rPr>
+        <w:t>interruptor_aperturado_num</w:t>
+      </w:r>
+      <w:proofErr w:type="spellEnd"/>
+      <w:r>
+        <w:rPr>
+          <w:rFonts w:cs="Arial"/>
+          <w:sz w:val="18"/>
+          <w:szCs w:val="18"/>
+        </w:rPr>
+        <w:t>}}</w:t>
       </w:r>
       <w:r>
         <w:rPr>
@@ -6152,7 +7718,25 @@
           <w:sz w:val="18"/>
           <w:szCs w:val="18"/>
         </w:rPr>
-        <w:t>{{ser_aperturado}}</w:t>
+        <w:t>{{</w:t>
+      </w:r>
+      <w:proofErr w:type="spellStart"/>
+      <w:r>
+        <w:rPr>
+          <w:rFonts w:cs="Arial"/>
+          <w:sz w:val="18"/>
+          <w:szCs w:val="18"/>
+        </w:rPr>
+        <w:t>ser_aperturado</w:t>
+      </w:r>
+      <w:proofErr w:type="spellEnd"/>
+      <w:r>
+        <w:rPr>
+          <w:rFonts w:cs="Arial"/>
+          <w:sz w:val="18"/>
+          <w:szCs w:val="18"/>
+        </w:rPr>
+        <w:t>}}</w:t>
       </w:r>
       <w:r>
         <w:rPr>
@@ -6168,7 +7752,25 @@
           <w:sz w:val="18"/>
           <w:szCs w:val="18"/>
         </w:rPr>
-        <w:t xml:space="preserve"> {{interruptor_vecino_num}}</w:t>
+        <w:t xml:space="preserve"> {{</w:t>
+      </w:r>
+      <w:proofErr w:type="spellStart"/>
+      <w:r>
+        <w:rPr>
+          <w:rFonts w:cs="Arial"/>
+          <w:sz w:val="18"/>
+          <w:szCs w:val="18"/>
+        </w:rPr>
+        <w:t>interruptor_vecino_num</w:t>
+      </w:r>
+      <w:proofErr w:type="spellEnd"/>
+      <w:r>
+        <w:rPr>
+          <w:rFonts w:cs="Arial"/>
+          <w:sz w:val="18"/>
+          <w:szCs w:val="18"/>
+        </w:rPr>
+        <w:t>}}</w:t>
       </w:r>
       <w:r>
         <w:rPr>
@@ -6192,15 +7794,51 @@
           <w:sz w:val="18"/>
           <w:szCs w:val="18"/>
         </w:rPr>
-        <w:t>{{ser_vecino}}</w:t>
-      </w:r>
-      <w:r>
-        <w:rPr>
-          <w:rFonts w:cs="Arial"/>
-          <w:sz w:val="18"/>
-          <w:szCs w:val="18"/>
-        </w:rPr>
-        <w:t xml:space="preserve">, por actuación correcta de la función de protección de sobrecorriente </w:t>
+        <w:t>{{</w:t>
+      </w:r>
+      <w:proofErr w:type="spellStart"/>
+      <w:r>
+        <w:rPr>
+          <w:rFonts w:cs="Arial"/>
+          <w:sz w:val="18"/>
+          <w:szCs w:val="18"/>
+        </w:rPr>
+        <w:t>ser_vecino</w:t>
+      </w:r>
+      <w:proofErr w:type="spellEnd"/>
+      <w:r>
+        <w:rPr>
+          <w:rFonts w:cs="Arial"/>
+          <w:sz w:val="18"/>
+          <w:szCs w:val="18"/>
+        </w:rPr>
+        <w:t>}}</w:t>
+      </w:r>
+      <w:r>
+        <w:rPr>
+          <w:rFonts w:cs="Arial"/>
+          <w:sz w:val="18"/>
+          <w:szCs w:val="18"/>
+        </w:rPr>
+        <w:t xml:space="preserve">, por actuación correcta de la función de protección de </w:t>
+      </w:r>
+      <w:proofErr w:type="spellStart"/>
+      <w:r>
+        <w:rPr>
+          <w:rFonts w:cs="Arial"/>
+          <w:sz w:val="18"/>
+          <w:szCs w:val="18"/>
+        </w:rPr>
+        <w:t>sobrecorriente</w:t>
+      </w:r>
+      <w:proofErr w:type="spellEnd"/>
+      <w:r>
+        <w:rPr>
+          <w:rFonts w:cs="Arial"/>
+          <w:sz w:val="18"/>
+          <w:szCs w:val="18"/>
+        </w:rPr>
+        <w:t xml:space="preserve"> </w:t>
       </w:r>
       <w:r>
         <w:rPr>
@@ -6220,8 +7858,9 @@
           <w:sz w:val="18"/>
           <w:szCs w:val="18"/>
         </w:rPr>
-        <w:t>{{funcion_disparo_final}}</w:t>
-      </w:r>
+        <w:t>{{</w:t>
+      </w:r>
+      <w:proofErr w:type="spellStart"/>
       <w:r>
         <w:rPr>
           <w:rFonts w:cs="Arial"/>
@@ -6230,6 +7869,27 @@
           <w:sz w:val="18"/>
           <w:szCs w:val="18"/>
         </w:rPr>
+        <w:t>funcion_disparo_final</w:t>
+      </w:r>
+      <w:proofErr w:type="spellEnd"/>
+      <w:r>
+        <w:rPr>
+          <w:rFonts w:cs="Arial"/>
+          <w:b/>
+          <w:bCs/>
+          <w:sz w:val="18"/>
+          <w:szCs w:val="18"/>
+        </w:rPr>
+        <w:t>}}</w:t>
+      </w:r>
+      <w:r>
+        <w:rPr>
+          <w:rFonts w:cs="Arial"/>
+          <w:b/>
+          <w:bCs/>
+          <w:sz w:val="18"/>
+          <w:szCs w:val="18"/>
+        </w:rPr>
         <w:t xml:space="preserve">” </w:t>
       </w:r>
       <w:r>
@@ -6274,7 +7934,25 @@
           <w:sz w:val="18"/>
           <w:szCs w:val="18"/>
         </w:rPr>
-        <w:t>registrados por los relés Sitras PRO.</w:t>
+        <w:t xml:space="preserve">registrados por los relés </w:t>
+      </w:r>
+      <w:proofErr w:type="spellStart"/>
+      <w:r>
+        <w:rPr>
+          <w:rFonts w:cs="Arial"/>
+          <w:sz w:val="18"/>
+          <w:szCs w:val="18"/>
+        </w:rPr>
+        <w:t>Sitras</w:t>
+      </w:r>
+      <w:proofErr w:type="spellEnd"/>
+      <w:r>
+        <w:rPr>
+          <w:rFonts w:cs="Arial"/>
+          <w:sz w:val="18"/>
+          <w:szCs w:val="18"/>
+        </w:rPr>
+        <w:t xml:space="preserve"> PRO.</w:t>
       </w:r>
     </w:p>
     <w:p>
@@ -6300,6 +7978,7 @@
         </w:rPr>
         <w:t xml:space="preserve">La </w:t>
       </w:r>
+      <w:proofErr w:type="spellStart"/>
       <w:r>
         <w:rPr>
           <w:rFonts w:cs="Arial"/>
@@ -6309,6 +7988,7 @@
         </w:rPr>
         <w:t>sobrecorriente</w:t>
       </w:r>
+      <w:proofErr w:type="spellEnd"/>
       <w:r>
         <w:rPr>
           <w:rFonts w:cs="Arial"/>
@@ -6323,7 +8003,43 @@
           <w:sz w:val="18"/>
           <w:szCs w:val="18"/>
         </w:rPr>
-        <w:t>{{alimentador_aperturado}} {{ser_aperturado}}</w:t>
+        <w:t>{{</w:t>
+      </w:r>
+      <w:proofErr w:type="spellStart"/>
+      <w:r>
+        <w:rPr>
+          <w:rFonts w:cs="Arial"/>
+          <w:sz w:val="18"/>
+          <w:szCs w:val="18"/>
+        </w:rPr>
+        <w:t>alimentador_aperturado</w:t>
+      </w:r>
+      <w:proofErr w:type="spellEnd"/>
+      <w:r>
+        <w:rPr>
+          <w:rFonts w:cs="Arial"/>
+          <w:sz w:val="18"/>
+          <w:szCs w:val="18"/>
+        </w:rPr>
+        <w:t>}} {{</w:t>
+      </w:r>
+      <w:proofErr w:type="spellStart"/>
+      <w:r>
+        <w:rPr>
+          <w:rFonts w:cs="Arial"/>
+          <w:sz w:val="18"/>
+          <w:szCs w:val="18"/>
+        </w:rPr>
+        <w:t>ser_aperturado</w:t>
+      </w:r>
+      <w:proofErr w:type="spellEnd"/>
+      <w:r>
+        <w:rPr>
+          <w:rFonts w:cs="Arial"/>
+          <w:sz w:val="18"/>
+          <w:szCs w:val="18"/>
+        </w:rPr>
+        <w:t>}}</w:t>
       </w:r>
       <w:r>
         <w:rPr>
@@ -6339,7 +8055,43 @@
           <w:sz w:val="18"/>
           <w:szCs w:val="18"/>
         </w:rPr>
-        <w:t>{{alimentador_vecino}} {{ser_vecino}}</w:t>
+        <w:t>{{</w:t>
+      </w:r>
+      <w:proofErr w:type="spellStart"/>
+      <w:r>
+        <w:rPr>
+          <w:rFonts w:cs="Arial"/>
+          <w:sz w:val="18"/>
+          <w:szCs w:val="18"/>
+        </w:rPr>
+        <w:t>alimentador_vecino</w:t>
+      </w:r>
+      <w:proofErr w:type="spellEnd"/>
+      <w:r>
+        <w:rPr>
+          <w:rFonts w:cs="Arial"/>
+          <w:sz w:val="18"/>
+          <w:szCs w:val="18"/>
+        </w:rPr>
+        <w:t>}} {{</w:t>
+      </w:r>
+      <w:proofErr w:type="spellStart"/>
+      <w:r>
+        <w:rPr>
+          <w:rFonts w:cs="Arial"/>
+          <w:sz w:val="18"/>
+          <w:szCs w:val="18"/>
+        </w:rPr>
+        <w:t>ser_vecino</w:t>
+      </w:r>
+      <w:proofErr w:type="spellEnd"/>
+      <w:r>
+        <w:rPr>
+          <w:rFonts w:cs="Arial"/>
+          <w:sz w:val="18"/>
+          <w:szCs w:val="18"/>
+        </w:rPr>
+        <w:t>}}</w:t>
       </w:r>
       <w:r>
         <w:rPr>
@@ -6371,7 +8123,25 @@
           <w:sz w:val="18"/>
           <w:szCs w:val="18"/>
         </w:rPr>
-        <w:t xml:space="preserve"> {{valor_tiempo_sigra}}</w:t>
+        <w:t xml:space="preserve"> {{</w:t>
+      </w:r>
+      <w:proofErr w:type="spellStart"/>
+      <w:r>
+        <w:rPr>
+          <w:rFonts w:cs="Arial"/>
+          <w:sz w:val="18"/>
+          <w:szCs w:val="18"/>
+        </w:rPr>
+        <w:t>valor_tiempo_sigra</w:t>
+      </w:r>
+      <w:proofErr w:type="spellEnd"/>
+      <w:r>
+        <w:rPr>
+          <w:rFonts w:cs="Arial"/>
+          <w:sz w:val="18"/>
+          <w:szCs w:val="18"/>
+        </w:rPr>
+        <w:t>}}</w:t>
       </w:r>
       <w:r>
         <w:rPr>
@@ -6392,21 +8162,233 @@
       <w:r>
         <w:rPr>
           <w:rFonts w:cs="Arial"/>
-          <w:b/>
-          <w:bCs/>
+          <w:sz w:val="18"/>
+          <w:szCs w:val="18"/>
+        </w:rPr>
+        <w:t>desde el inicio de la perturbación.</w:t>
+      </w:r>
+    </w:p>
+    <w:p>
+      <w:pPr>
+        <w:pStyle w:val="Prrafodelista"/>
+        <w:numPr>
+          <w:ilvl w:val="0"/>
+          <w:numId w:val="4"/>
+        </w:numPr>
+        <w:spacing w:before="0" w:after="0" w:line="240" w:lineRule="auto"/>
+        <w:ind w:left="567" w:hanging="283"/>
+        <w:rPr>
+          <w:rFonts w:cs="Arial"/>
+          <w:sz w:val="18"/>
+          <w:szCs w:val="18"/>
+        </w:rPr>
+      </w:pPr>
+      <w:r>
+        <w:rPr>
+          <w:rFonts w:cs="Arial"/>
+          <w:sz w:val="18"/>
+          <w:szCs w:val="18"/>
+        </w:rPr>
+        <w:t xml:space="preserve">{% </w:t>
+      </w:r>
+      <w:proofErr w:type="spellStart"/>
+      <w:r>
+        <w:rPr>
+          <w:rFonts w:cs="Arial"/>
+          <w:sz w:val="18"/>
+          <w:szCs w:val="18"/>
+        </w:rPr>
+        <w:t>if</w:t>
+      </w:r>
+      <w:proofErr w:type="spellEnd"/>
+      <w:r>
+        <w:rPr>
+          <w:rFonts w:cs="Arial"/>
+          <w:sz w:val="18"/>
+          <w:szCs w:val="18"/>
+        </w:rPr>
+        <w:t xml:space="preserve"> </w:t>
+      </w:r>
+      <w:proofErr w:type="spellStart"/>
+      <w:r>
+        <w:rPr>
+          <w:rFonts w:cs="Arial"/>
+          <w:sz w:val="18"/>
+          <w:szCs w:val="18"/>
+        </w:rPr>
+        <w:t>tiene_sigra</w:t>
+      </w:r>
+      <w:proofErr w:type="spellEnd"/>
+      <w:r>
+        <w:rPr>
+          <w:rFonts w:cs="Arial"/>
+          <w:sz w:val="18"/>
+          <w:szCs w:val="18"/>
+        </w:rPr>
+        <w:t xml:space="preserve"> %} · La </w:t>
+      </w:r>
+      <w:proofErr w:type="spellStart"/>
+      <w:r>
+        <w:rPr>
+          <w:rFonts w:cs="Arial"/>
           <w:sz w:val="18"/>
           <w:szCs w:val="18"/>
           <w:highlight w:val="yellow"/>
         </w:rPr>
-        <w:t>25.20 ms</w:t>
-      </w:r>
-      <w:r>
-        <w:rPr>
-          <w:rFonts w:cs="Arial"/>
-          <w:sz w:val="18"/>
-          <w:szCs w:val="18"/>
-        </w:rPr>
-        <w:t xml:space="preserve"> desde el inicio de la perturbación.</w:t>
+        <w:t>sobrecorriente</w:t>
+      </w:r>
+      <w:proofErr w:type="spellEnd"/>
+      <w:r>
+        <w:rPr>
+          <w:rFonts w:cs="Arial"/>
+          <w:sz w:val="18"/>
+          <w:szCs w:val="18"/>
+        </w:rPr>
+        <w:t xml:space="preserve"> en la línea aérea de contacto de los alimentadores {{</w:t>
+      </w:r>
+      <w:proofErr w:type="spellStart"/>
+      <w:r>
+        <w:rPr>
+          <w:rFonts w:cs="Arial"/>
+          <w:sz w:val="18"/>
+          <w:szCs w:val="18"/>
+        </w:rPr>
+        <w:t>alimentador_aperturado</w:t>
+      </w:r>
+      <w:proofErr w:type="spellEnd"/>
+      <w:r>
+        <w:rPr>
+          <w:rFonts w:cs="Arial"/>
+          <w:sz w:val="18"/>
+          <w:szCs w:val="18"/>
+        </w:rPr>
+        <w:t>}} {{</w:t>
+      </w:r>
+      <w:proofErr w:type="spellStart"/>
+      <w:r>
+        <w:rPr>
+          <w:rFonts w:cs="Arial"/>
+          <w:sz w:val="18"/>
+          <w:szCs w:val="18"/>
+        </w:rPr>
+        <w:t>ser_aperturado</w:t>
+      </w:r>
+      <w:proofErr w:type="spellEnd"/>
+      <w:r>
+        <w:rPr>
+          <w:rFonts w:cs="Arial"/>
+          <w:sz w:val="18"/>
+          <w:szCs w:val="18"/>
+        </w:rPr>
+        <w:t>}} y {{</w:t>
+      </w:r>
+      <w:proofErr w:type="spellStart"/>
+      <w:r>
+        <w:rPr>
+          <w:rFonts w:cs="Arial"/>
+          <w:sz w:val="18"/>
+          <w:szCs w:val="18"/>
+        </w:rPr>
+        <w:t>alimentador_vecino</w:t>
+      </w:r>
+      <w:proofErr w:type="spellEnd"/>
+      <w:r>
+        <w:rPr>
+          <w:rFonts w:cs="Arial"/>
+          <w:sz w:val="18"/>
+          <w:szCs w:val="18"/>
+        </w:rPr>
+        <w:t>}} {{</w:t>
+      </w:r>
+      <w:proofErr w:type="spellStart"/>
+      <w:r>
+        <w:rPr>
+          <w:rFonts w:cs="Arial"/>
+          <w:sz w:val="18"/>
+          <w:szCs w:val="18"/>
+        </w:rPr>
+        <w:t>ser_vecino</w:t>
+      </w:r>
+      <w:proofErr w:type="spellEnd"/>
+      <w:r>
+        <w:rPr>
+          <w:rFonts w:cs="Arial"/>
+          <w:sz w:val="18"/>
+          <w:szCs w:val="18"/>
+        </w:rPr>
+        <w:t>}}, fue despejada a los {{</w:t>
+      </w:r>
+      <w:proofErr w:type="spellStart"/>
+      <w:r>
+        <w:rPr>
+          <w:rFonts w:cs="Arial"/>
+          <w:sz w:val="18"/>
+          <w:szCs w:val="18"/>
+        </w:rPr>
+        <w:t>valor_tiempo_sigra</w:t>
+      </w:r>
+      <w:proofErr w:type="spellEnd"/>
+      <w:r>
+        <w:rPr>
+          <w:rFonts w:cs="Arial"/>
+          <w:sz w:val="18"/>
+          <w:szCs w:val="18"/>
+        </w:rPr>
+        <w:t xml:space="preserve">}} ms desde el inicio de la perturbación. {% </w:t>
+      </w:r>
+      <w:proofErr w:type="spellStart"/>
+      <w:r>
+        <w:rPr>
+          <w:rFonts w:cs="Arial"/>
+          <w:sz w:val="18"/>
+          <w:szCs w:val="18"/>
+        </w:rPr>
+        <w:t>else</w:t>
+      </w:r>
+      <w:proofErr w:type="spellEnd"/>
+      <w:r>
+        <w:rPr>
+          <w:rFonts w:cs="Arial"/>
+          <w:sz w:val="18"/>
+          <w:szCs w:val="18"/>
+        </w:rPr>
+        <w:t xml:space="preserve"> %} · No se dispone de registro de tendencia ni </w:t>
+      </w:r>
+      <w:proofErr w:type="spellStart"/>
+      <w:r>
+        <w:rPr>
+          <w:rFonts w:cs="Arial"/>
+          <w:sz w:val="18"/>
+          <w:szCs w:val="18"/>
+        </w:rPr>
+        <w:t>oscilografía</w:t>
+      </w:r>
+      <w:proofErr w:type="spellEnd"/>
+      <w:r>
+        <w:rPr>
+          <w:rFonts w:cs="Arial"/>
+          <w:sz w:val="18"/>
+          <w:szCs w:val="18"/>
+        </w:rPr>
+        <w:t xml:space="preserve"> para el presente evento. {% </w:t>
+      </w:r>
+      <w:proofErr w:type="spellStart"/>
+      <w:r>
+        <w:rPr>
+          <w:rFonts w:cs="Arial"/>
+          <w:sz w:val="18"/>
+          <w:szCs w:val="18"/>
+        </w:rPr>
+        <w:t>endif</w:t>
+      </w:r>
+      <w:proofErr w:type="spellEnd"/>
+      <w:r>
+        <w:rPr>
+          <w:rFonts w:cs="Arial"/>
+          <w:sz w:val="18"/>
+          <w:szCs w:val="18"/>
+        </w:rPr>
+        <w:t xml:space="preserve"> %}</w:t>
       </w:r>
     </w:p>
     <w:p>
@@ -6423,42 +8405,33 @@
           <w:rFonts w:cs="Arial"/>
           <w:sz w:val="18"/>
           <w:szCs w:val="18"/>
-          <w:highlight w:val="yellow"/>
-        </w:rPr>
-      </w:pPr>
-      <w:r>
-        <w:rPr>
-          <w:rFonts w:cs="Arial"/>
-          <w:sz w:val="18"/>
-          <w:szCs w:val="18"/>
-          <w:highlight w:val="yellow"/>
-        </w:rPr>
-        <w:t>No se dispone de registro de tendencia ni oscilografía para el presente evento.</w:t>
-      </w:r>
-    </w:p>
-    <w:p>
-      <w:pPr>
-        <w:pStyle w:val="Prrafodelista"/>
-        <w:numPr>
-          <w:ilvl w:val="0"/>
-          <w:numId w:val="4"/>
-        </w:numPr>
-        <w:spacing w:before="0" w:after="0" w:line="240" w:lineRule="auto"/>
-        <w:ind w:left="567" w:hanging="283"/>
-        <w:jc w:val="left"/>
-        <w:rPr>
-          <w:rFonts w:cs="Arial"/>
-          <w:sz w:val="18"/>
-          <w:szCs w:val="18"/>
-        </w:rPr>
-      </w:pPr>
-      <w:r>
-        <w:rPr>
-          <w:rFonts w:cs="Arial"/>
-          <w:sz w:val="18"/>
-          <w:szCs w:val="18"/>
-        </w:rPr>
-        <w:t xml:space="preserve">La sobrecorriente en la línea aérea de contacto de zona </w:t>
+        </w:rPr>
+      </w:pPr>
+      <w:r>
+        <w:rPr>
+          <w:rFonts w:cs="Arial"/>
+          <w:sz w:val="18"/>
+          <w:szCs w:val="18"/>
+        </w:rPr>
+        <w:t xml:space="preserve">La </w:t>
+      </w:r>
+      <w:proofErr w:type="spellStart"/>
+      <w:r>
+        <w:rPr>
+          <w:rFonts w:cs="Arial"/>
+          <w:sz w:val="18"/>
+          <w:szCs w:val="18"/>
+        </w:rPr>
+        <w:t>sobrecorriente</w:t>
+      </w:r>
+      <w:proofErr w:type="spellEnd"/>
+      <w:r>
+        <w:rPr>
+          <w:rFonts w:cs="Arial"/>
+          <w:sz w:val="18"/>
+          <w:szCs w:val="18"/>
+        </w:rPr>
+        <w:t xml:space="preserve"> en la línea aérea de contacto de zona </w:t>
       </w:r>
       <w:r>
         <w:rPr>
@@ -6482,7 +8455,43 @@
           <w:sz w:val="18"/>
           <w:szCs w:val="18"/>
         </w:rPr>
-        <w:t>{{alimentador_aperturado}} {{ser_aperturado}}</w:t>
+        <w:t>{{</w:t>
+      </w:r>
+      <w:proofErr w:type="spellStart"/>
+      <w:r>
+        <w:rPr>
+          <w:rFonts w:cs="Arial"/>
+          <w:sz w:val="18"/>
+          <w:szCs w:val="18"/>
+        </w:rPr>
+        <w:t>alimentador_aperturado</w:t>
+      </w:r>
+      <w:proofErr w:type="spellEnd"/>
+      <w:r>
+        <w:rPr>
+          <w:rFonts w:cs="Arial"/>
+          <w:sz w:val="18"/>
+          <w:szCs w:val="18"/>
+        </w:rPr>
+        <w:t>}} {{</w:t>
+      </w:r>
+      <w:proofErr w:type="spellStart"/>
+      <w:r>
+        <w:rPr>
+          <w:rFonts w:cs="Arial"/>
+          <w:sz w:val="18"/>
+          <w:szCs w:val="18"/>
+        </w:rPr>
+        <w:t>ser_aperturado</w:t>
+      </w:r>
+      <w:proofErr w:type="spellEnd"/>
+      <w:r>
+        <w:rPr>
+          <w:rFonts w:cs="Arial"/>
+          <w:sz w:val="18"/>
+          <w:szCs w:val="18"/>
+        </w:rPr>
+        <w:t>}}</w:t>
       </w:r>
       <w:r>
         <w:rPr>
@@ -6498,7 +8507,43 @@
           <w:sz w:val="18"/>
           <w:szCs w:val="18"/>
         </w:rPr>
-        <w:t>{{alimentador_vecino}} {{ser_vecino}}</w:t>
+        <w:t>{{</w:t>
+      </w:r>
+      <w:proofErr w:type="spellStart"/>
+      <w:r>
+        <w:rPr>
+          <w:rFonts w:cs="Arial"/>
+          <w:sz w:val="18"/>
+          <w:szCs w:val="18"/>
+        </w:rPr>
+        <w:t>alimentador_vecino</w:t>
+      </w:r>
+      <w:proofErr w:type="spellEnd"/>
+      <w:r>
+        <w:rPr>
+          <w:rFonts w:cs="Arial"/>
+          <w:sz w:val="18"/>
+          <w:szCs w:val="18"/>
+        </w:rPr>
+        <w:t>}} {{</w:t>
+      </w:r>
+      <w:proofErr w:type="spellStart"/>
+      <w:r>
+        <w:rPr>
+          <w:rFonts w:cs="Arial"/>
+          <w:sz w:val="18"/>
+          <w:szCs w:val="18"/>
+        </w:rPr>
+        <w:t>ser_vecino</w:t>
+      </w:r>
+      <w:proofErr w:type="spellEnd"/>
+      <w:r>
+        <w:rPr>
+          <w:rFonts w:cs="Arial"/>
+          <w:sz w:val="18"/>
+          <w:szCs w:val="18"/>
+        </w:rPr>
+        <w:t>}}</w:t>
       </w:r>
       <w:r>
         <w:rPr>
@@ -6612,7 +8657,25 @@
           <w:sz w:val="18"/>
           <w:szCs w:val="18"/>
         </w:rPr>
-        <w:t>{{anexo_vicos_aperturado}}</w:t>
+        <w:t>{{</w:t>
+      </w:r>
+      <w:proofErr w:type="spellStart"/>
+      <w:r>
+        <w:rPr>
+          <w:rFonts w:cs="Arial"/>
+          <w:sz w:val="18"/>
+          <w:szCs w:val="18"/>
+        </w:rPr>
+        <w:t>anexo_vicos_aperturado</w:t>
+      </w:r>
+      <w:proofErr w:type="spellEnd"/>
+      <w:r>
+        <w:rPr>
+          <w:rFonts w:cs="Arial"/>
+          <w:sz w:val="18"/>
+          <w:szCs w:val="18"/>
+        </w:rPr>
+        <w:t>}}</w:t>
       </w:r>
     </w:p>
     <w:p>
@@ -6669,8 +8732,9 @@
           <w:sz w:val="18"/>
           <w:szCs w:val="18"/>
         </w:rPr>
-        <w:t>{{alimentador_aperturado}} {{ser_aperturado}}</w:t>
-      </w:r>
+        <w:t>{{</w:t>
+      </w:r>
+      <w:proofErr w:type="spellStart"/>
       <w:r>
         <w:rPr>
           <w:b w:val="0"/>
@@ -6679,6 +8743,49 @@
           <w:sz w:val="18"/>
           <w:szCs w:val="18"/>
         </w:rPr>
+        <w:t>alimentador_aperturado</w:t>
+      </w:r>
+      <w:proofErr w:type="spellEnd"/>
+      <w:r>
+        <w:rPr>
+          <w:b w:val="0"/>
+          <w:bCs w:val="0"/>
+          <w:i w:val="0"/>
+          <w:sz w:val="18"/>
+          <w:szCs w:val="18"/>
+        </w:rPr>
+        <w:t>}} {{</w:t>
+      </w:r>
+      <w:proofErr w:type="spellStart"/>
+      <w:r>
+        <w:rPr>
+          <w:b w:val="0"/>
+          <w:bCs w:val="0"/>
+          <w:i w:val="0"/>
+          <w:sz w:val="18"/>
+          <w:szCs w:val="18"/>
+        </w:rPr>
+        <w:t>ser_aperturado</w:t>
+      </w:r>
+      <w:proofErr w:type="spellEnd"/>
+      <w:r>
+        <w:rPr>
+          <w:b w:val="0"/>
+          <w:bCs w:val="0"/>
+          <w:i w:val="0"/>
+          <w:sz w:val="18"/>
+          <w:szCs w:val="18"/>
+        </w:rPr>
+        <w:t>}}</w:t>
+      </w:r>
+      <w:r>
+        <w:rPr>
+          <w:b w:val="0"/>
+          <w:bCs w:val="0"/>
+          <w:i w:val="0"/>
+          <w:sz w:val="18"/>
+          <w:szCs w:val="18"/>
+        </w:rPr>
         <w:t xml:space="preserve"> en el sistema SCADA_VICOS RSC</w:t>
       </w:r>
     </w:p>
@@ -6699,7 +8806,25 @@
           <w:sz w:val="18"/>
           <w:szCs w:val="18"/>
         </w:rPr>
-        <w:t>{{anexo_vicos_vecino}}</w:t>
+        <w:t>{{</w:t>
+      </w:r>
+      <w:proofErr w:type="spellStart"/>
+      <w:r>
+        <w:rPr>
+          <w:rFonts w:cs="Arial"/>
+          <w:sz w:val="18"/>
+          <w:szCs w:val="18"/>
+        </w:rPr>
+        <w:t>anexo_vicos_vecino</w:t>
+      </w:r>
+      <w:proofErr w:type="spellEnd"/>
+      <w:r>
+        <w:rPr>
+          <w:rFonts w:cs="Arial"/>
+          <w:sz w:val="18"/>
+          <w:szCs w:val="18"/>
+        </w:rPr>
+        <w:t>}}</w:t>
       </w:r>
     </w:p>
     <w:p>
@@ -6756,8 +8881,9 @@
           <w:sz w:val="18"/>
           <w:szCs w:val="18"/>
         </w:rPr>
-        <w:t>{{alimentador_vecino}} {{ser_vecino}}</w:t>
-      </w:r>
+        <w:t>{{</w:t>
+      </w:r>
+      <w:proofErr w:type="spellStart"/>
       <w:r>
         <w:rPr>
           <w:b w:val="0"/>
@@ -6766,6 +8892,49 @@
           <w:sz w:val="18"/>
           <w:szCs w:val="18"/>
         </w:rPr>
+        <w:t>alimentador_vecino</w:t>
+      </w:r>
+      <w:proofErr w:type="spellEnd"/>
+      <w:r>
+        <w:rPr>
+          <w:b w:val="0"/>
+          <w:bCs w:val="0"/>
+          <w:i w:val="0"/>
+          <w:sz w:val="18"/>
+          <w:szCs w:val="18"/>
+        </w:rPr>
+        <w:t>}} {{</w:t>
+      </w:r>
+      <w:proofErr w:type="spellStart"/>
+      <w:r>
+        <w:rPr>
+          <w:b w:val="0"/>
+          <w:bCs w:val="0"/>
+          <w:i w:val="0"/>
+          <w:sz w:val="18"/>
+          <w:szCs w:val="18"/>
+        </w:rPr>
+        <w:t>ser_vecino</w:t>
+      </w:r>
+      <w:proofErr w:type="spellEnd"/>
+      <w:r>
+        <w:rPr>
+          <w:b w:val="0"/>
+          <w:bCs w:val="0"/>
+          <w:i w:val="0"/>
+          <w:sz w:val="18"/>
+          <w:szCs w:val="18"/>
+        </w:rPr>
+        <w:t>}}</w:t>
+      </w:r>
+      <w:r>
+        <w:rPr>
+          <w:b w:val="0"/>
+          <w:bCs w:val="0"/>
+          <w:i w:val="0"/>
+          <w:sz w:val="18"/>
+          <w:szCs w:val="18"/>
+        </w:rPr>
         <w:t xml:space="preserve"> en el sistema SCADA_VICOS RSC</w:t>
       </w:r>
     </w:p>
@@ -6792,7 +8961,25 @@
           <w:sz w:val="18"/>
           <w:szCs w:val="18"/>
         </w:rPr>
-        <w:t>{{anexo_vicos_curvas}}</w:t>
+        <w:t>{{</w:t>
+      </w:r>
+      <w:proofErr w:type="spellStart"/>
+      <w:r>
+        <w:rPr>
+          <w:rFonts w:cs="Arial"/>
+          <w:sz w:val="18"/>
+          <w:szCs w:val="18"/>
+        </w:rPr>
+        <w:t>anexo_vicos_curvas</w:t>
+      </w:r>
+      <w:proofErr w:type="spellEnd"/>
+      <w:r>
+        <w:rPr>
+          <w:rFonts w:cs="Arial"/>
+          <w:sz w:val="18"/>
+          <w:szCs w:val="18"/>
+        </w:rPr>
+        <w:t>}}</w:t>
       </w:r>
     </w:p>
     <w:p>
@@ -6839,7 +9026,29 @@
           <w:sz w:val="18"/>
           <w:szCs w:val="18"/>
         </w:rPr>
-        <w:t>Registro oscilográfico AL</w:t>
+        <w:t xml:space="preserve">Registro </w:t>
+      </w:r>
+      <w:proofErr w:type="spellStart"/>
+      <w:r>
+        <w:rPr>
+          <w:b w:val="0"/>
+          <w:bCs w:val="0"/>
+          <w:i w:val="0"/>
+          <w:sz w:val="18"/>
+          <w:szCs w:val="18"/>
+        </w:rPr>
+        <w:t>oscilográfico</w:t>
+      </w:r>
+      <w:proofErr w:type="spellEnd"/>
+      <w:r>
+        <w:rPr>
+          <w:b w:val="0"/>
+          <w:bCs w:val="0"/>
+          <w:i w:val="0"/>
+          <w:sz w:val="18"/>
+          <w:szCs w:val="18"/>
+        </w:rPr>
+        <w:t xml:space="preserve"> AL</w:t>
       </w:r>
       <w:r>
         <w:rPr>
@@ -7005,8 +9214,9 @@
           <w:sz w:val="18"/>
           <w:szCs w:val="18"/>
         </w:rPr>
-        <w:t xml:space="preserve">Registro fotográfico de relé Sitras PRO </w:t>
-      </w:r>
+        <w:t xml:space="preserve">Registro fotográfico de relé </w:t>
+      </w:r>
+      <w:proofErr w:type="spellStart"/>
       <w:r>
         <w:rPr>
           <w:rFonts w:ascii="Arial" w:hAnsi="Arial" w:cs="Arial"/>
@@ -7014,7 +9224,66 @@
           <w:sz w:val="18"/>
           <w:szCs w:val="18"/>
         </w:rPr>
-        <w:t>{{alimentador_aperturado}} {{ser_aperturado}}</w:t>
+        <w:t>Sitras</w:t>
+      </w:r>
+      <w:proofErr w:type="spellEnd"/>
+      <w:r>
+        <w:rPr>
+          <w:rFonts w:ascii="Arial" w:hAnsi="Arial" w:cs="Arial"/>
+          <w:bCs/>
+          <w:sz w:val="18"/>
+          <w:szCs w:val="18"/>
+        </w:rPr>
+        <w:t xml:space="preserve"> PRO </w:t>
+      </w:r>
+      <w:r>
+        <w:rPr>
+          <w:rFonts w:ascii="Arial" w:hAnsi="Arial" w:cs="Arial"/>
+          <w:bCs/>
+          <w:sz w:val="18"/>
+          <w:szCs w:val="18"/>
+        </w:rPr>
+        <w:t>{{</w:t>
+      </w:r>
+      <w:proofErr w:type="spellStart"/>
+      <w:r>
+        <w:rPr>
+          <w:rFonts w:ascii="Arial" w:hAnsi="Arial" w:cs="Arial"/>
+          <w:bCs/>
+          <w:sz w:val="18"/>
+          <w:szCs w:val="18"/>
+        </w:rPr>
+        <w:t>alimentador_aperturado</w:t>
+      </w:r>
+      <w:proofErr w:type="spellEnd"/>
+      <w:r>
+        <w:rPr>
+          <w:rFonts w:ascii="Arial" w:hAnsi="Arial" w:cs="Arial"/>
+          <w:bCs/>
+          <w:sz w:val="18"/>
+          <w:szCs w:val="18"/>
+        </w:rPr>
+        <w:t>}} {{</w:t>
+      </w:r>
+      <w:proofErr w:type="spellStart"/>
+      <w:r>
+        <w:rPr>
+          <w:rFonts w:ascii="Arial" w:hAnsi="Arial" w:cs="Arial"/>
+          <w:bCs/>
+          <w:sz w:val="18"/>
+          <w:szCs w:val="18"/>
+        </w:rPr>
+        <w:t>ser_aperturado</w:t>
+      </w:r>
+      <w:proofErr w:type="spellEnd"/>
+      <w:r>
+        <w:rPr>
+          <w:rFonts w:ascii="Arial" w:hAnsi="Arial" w:cs="Arial"/>
+          <w:bCs/>
+          <w:sz w:val="18"/>
+          <w:szCs w:val="18"/>
+        </w:rPr>
+        <w:t>}}</w:t>
       </w:r>
     </w:p>
     <w:p>
@@ -7150,8 +9419,9 @@
           <w:sz w:val="18"/>
           <w:szCs w:val="18"/>
         </w:rPr>
-        <w:t xml:space="preserve">Registro fotográfico de relé Sitras PRO </w:t>
-      </w:r>
+        <w:t xml:space="preserve">Registro fotográfico de relé </w:t>
+      </w:r>
+      <w:proofErr w:type="spellStart"/>
       <w:r>
         <w:rPr>
           <w:rFonts w:ascii="Arial" w:hAnsi="Arial" w:cs="Arial"/>
@@ -7159,7 +9429,66 @@
           <w:sz w:val="18"/>
           <w:szCs w:val="18"/>
         </w:rPr>
-        <w:t>{{alimentador_vecino}} {{ser_vecino}</w:t>
+        <w:t>Sitras</w:t>
+      </w:r>
+      <w:proofErr w:type="spellEnd"/>
+      <w:r>
+        <w:rPr>
+          <w:rFonts w:ascii="Arial" w:hAnsi="Arial" w:cs="Arial"/>
+          <w:bCs/>
+          <w:sz w:val="18"/>
+          <w:szCs w:val="18"/>
+        </w:rPr>
+        <w:t xml:space="preserve"> PRO </w:t>
+      </w:r>
+      <w:r>
+        <w:rPr>
+          <w:rFonts w:ascii="Arial" w:hAnsi="Arial" w:cs="Arial"/>
+          <w:bCs/>
+          <w:sz w:val="18"/>
+          <w:szCs w:val="18"/>
+        </w:rPr>
+        <w:t>{{</w:t>
+      </w:r>
+      <w:proofErr w:type="spellStart"/>
+      <w:r>
+        <w:rPr>
+          <w:rFonts w:ascii="Arial" w:hAnsi="Arial" w:cs="Arial"/>
+          <w:bCs/>
+          <w:sz w:val="18"/>
+          <w:szCs w:val="18"/>
+        </w:rPr>
+        <w:t>alimentador_vecino</w:t>
+      </w:r>
+      <w:proofErr w:type="spellEnd"/>
+      <w:r>
+        <w:rPr>
+          <w:rFonts w:ascii="Arial" w:hAnsi="Arial" w:cs="Arial"/>
+          <w:bCs/>
+          <w:sz w:val="18"/>
+          <w:szCs w:val="18"/>
+        </w:rPr>
+        <w:t>}} {{</w:t>
+      </w:r>
+      <w:proofErr w:type="spellStart"/>
+      <w:r>
+        <w:rPr>
+          <w:rFonts w:ascii="Arial" w:hAnsi="Arial" w:cs="Arial"/>
+          <w:bCs/>
+          <w:sz w:val="18"/>
+          <w:szCs w:val="18"/>
+        </w:rPr>
+        <w:t>ser_vecino</w:t>
+      </w:r>
+      <w:proofErr w:type="spellEnd"/>
+      <w:r>
+        <w:rPr>
+          <w:rFonts w:ascii="Arial" w:hAnsi="Arial" w:cs="Arial"/>
+          <w:bCs/>
+          <w:sz w:val="18"/>
+          <w:szCs w:val="18"/>
+        </w:rPr>
+        <w:t>}</w:t>
       </w:r>
       <w:r>
         <w:rPr>
@@ -7249,16 +9578,96 @@
           <w:szCs w:val="18"/>
           <w:lang w:val="es-ES_tradnl"/>
         </w:rPr>
-        <w:t xml:space="preserve">Anexo N° 1 – Registro histórico Sitras PRO </w:t>
-      </w:r>
-      <w:r>
-        <w:rPr>
-          <w:rFonts w:cs="Arial"/>
-          <w:sz w:val="18"/>
-          <w:szCs w:val="18"/>
-          <w:lang w:val="es-ES_tradnl"/>
-        </w:rPr>
-        <w:t>{{alimentador_aperturado}} {{ser_aperturado}}</w:t>
+        <w:t xml:space="preserve">Anexo </w:t>
+      </w:r>
+      <w:proofErr w:type="spellStart"/>
+      <w:r>
+        <w:rPr>
+          <w:rFonts w:cs="Arial"/>
+          <w:sz w:val="18"/>
+          <w:szCs w:val="18"/>
+          <w:lang w:val="es-ES_tradnl"/>
+        </w:rPr>
+        <w:t>N°</w:t>
+      </w:r>
+      <w:proofErr w:type="spellEnd"/>
+      <w:r>
+        <w:rPr>
+          <w:rFonts w:cs="Arial"/>
+          <w:sz w:val="18"/>
+          <w:szCs w:val="18"/>
+          <w:lang w:val="es-ES_tradnl"/>
+        </w:rPr>
+        <w:t xml:space="preserve"> 1 – Registro histórico </w:t>
+      </w:r>
+      <w:proofErr w:type="spellStart"/>
+      <w:r>
+        <w:rPr>
+          <w:rFonts w:cs="Arial"/>
+          <w:sz w:val="18"/>
+          <w:szCs w:val="18"/>
+          <w:lang w:val="es-ES_tradnl"/>
+        </w:rPr>
+        <w:t>Sitras</w:t>
+      </w:r>
+      <w:proofErr w:type="spellEnd"/>
+      <w:r>
+        <w:rPr>
+          <w:rFonts w:cs="Arial"/>
+          <w:sz w:val="18"/>
+          <w:szCs w:val="18"/>
+          <w:lang w:val="es-ES_tradnl"/>
+        </w:rPr>
+        <w:t xml:space="preserve"> PRO </w:t>
+      </w:r>
+      <w:r>
+        <w:rPr>
+          <w:rFonts w:cs="Arial"/>
+          <w:sz w:val="18"/>
+          <w:szCs w:val="18"/>
+          <w:lang w:val="es-ES_tradnl"/>
+        </w:rPr>
+        <w:t>{{</w:t>
+      </w:r>
+      <w:proofErr w:type="spellStart"/>
+      <w:r>
+        <w:rPr>
+          <w:rFonts w:cs="Arial"/>
+          <w:sz w:val="18"/>
+          <w:szCs w:val="18"/>
+          <w:lang w:val="es-ES_tradnl"/>
+        </w:rPr>
+        <w:t>alimentador_aperturado</w:t>
+      </w:r>
+      <w:proofErr w:type="spellEnd"/>
+      <w:r>
+        <w:rPr>
+          <w:rFonts w:cs="Arial"/>
+          <w:sz w:val="18"/>
+          <w:szCs w:val="18"/>
+          <w:lang w:val="es-ES_tradnl"/>
+        </w:rPr>
+        <w:t>}} {{</w:t>
+      </w:r>
+      <w:proofErr w:type="spellStart"/>
+      <w:r>
+        <w:rPr>
+          <w:rFonts w:cs="Arial"/>
+          <w:sz w:val="18"/>
+          <w:szCs w:val="18"/>
+          <w:lang w:val="es-ES_tradnl"/>
+        </w:rPr>
+        <w:t>ser_aperturado</w:t>
+      </w:r>
+      <w:proofErr w:type="spellEnd"/>
+      <w:r>
+        <w:rPr>
+          <w:rFonts w:cs="Arial"/>
+          <w:sz w:val="18"/>
+          <w:szCs w:val="18"/>
+          <w:lang w:val="es-ES_tradnl"/>
+        </w:rPr>
+        <w:t>}}</w:t>
       </w:r>
     </w:p>
     <w:p>
@@ -7279,16 +9688,116 @@
           <w:szCs w:val="18"/>
           <w:lang w:val="es-ES_tradnl"/>
         </w:rPr>
-        <w:t xml:space="preserve">Anexo N° 2 – Registro Oscilográfico Sitras PRO </w:t>
-      </w:r>
-      <w:r>
-        <w:rPr>
-          <w:rFonts w:cs="Arial"/>
-          <w:sz w:val="18"/>
-          <w:szCs w:val="18"/>
-          <w:lang w:val="es-ES_tradnl"/>
-        </w:rPr>
-        <w:t>{{alimentador_aperturado}} {{ser_aperturado}}</w:t>
+        <w:t xml:space="preserve">Anexo </w:t>
+      </w:r>
+      <w:proofErr w:type="spellStart"/>
+      <w:r>
+        <w:rPr>
+          <w:rFonts w:cs="Arial"/>
+          <w:sz w:val="18"/>
+          <w:szCs w:val="18"/>
+          <w:lang w:val="es-ES_tradnl"/>
+        </w:rPr>
+        <w:t>N°</w:t>
+      </w:r>
+      <w:proofErr w:type="spellEnd"/>
+      <w:r>
+        <w:rPr>
+          <w:rFonts w:cs="Arial"/>
+          <w:sz w:val="18"/>
+          <w:szCs w:val="18"/>
+          <w:lang w:val="es-ES_tradnl"/>
+        </w:rPr>
+        <w:t xml:space="preserve"> 2 – Registro </w:t>
+      </w:r>
+      <w:proofErr w:type="spellStart"/>
+      <w:r>
+        <w:rPr>
+          <w:rFonts w:cs="Arial"/>
+          <w:sz w:val="18"/>
+          <w:szCs w:val="18"/>
+          <w:lang w:val="es-ES_tradnl"/>
+        </w:rPr>
+        <w:t>Oscilográfico</w:t>
+      </w:r>
+      <w:proofErr w:type="spellEnd"/>
+      <w:r>
+        <w:rPr>
+          <w:rFonts w:cs="Arial"/>
+          <w:sz w:val="18"/>
+          <w:szCs w:val="18"/>
+          <w:lang w:val="es-ES_tradnl"/>
+        </w:rPr>
+        <w:t xml:space="preserve"> </w:t>
+      </w:r>
+      <w:proofErr w:type="spellStart"/>
+      <w:r>
+        <w:rPr>
+          <w:rFonts w:cs="Arial"/>
+          <w:sz w:val="18"/>
+          <w:szCs w:val="18"/>
+          <w:lang w:val="es-ES_tradnl"/>
+        </w:rPr>
+        <w:t>Sitras</w:t>
+      </w:r>
+      <w:proofErr w:type="spellEnd"/>
+      <w:r>
+        <w:rPr>
+          <w:rFonts w:cs="Arial"/>
+          <w:sz w:val="18"/>
+          <w:szCs w:val="18"/>
+          <w:lang w:val="es-ES_tradnl"/>
+        </w:rPr>
+        <w:t xml:space="preserve"> PRO </w:t>
+      </w:r>
+      <w:r>
+        <w:rPr>
+          <w:rFonts w:cs="Arial"/>
+          <w:sz w:val="18"/>
+          <w:szCs w:val="18"/>
+          <w:lang w:val="es-ES_tradnl"/>
+        </w:rPr>
+        <w:t>{{</w:t>
+      </w:r>
+      <w:proofErr w:type="spellStart"/>
+      <w:r>
+        <w:rPr>
+          <w:rFonts w:cs="Arial"/>
+          <w:sz w:val="18"/>
+          <w:szCs w:val="18"/>
+          <w:lang w:val="es-ES_tradnl"/>
+        </w:rPr>
+        <w:t>alimentador_aperturado</w:t>
+      </w:r>
+      <w:proofErr w:type="spellEnd"/>
+      <w:r>
+        <w:rPr>
+          <w:rFonts w:cs="Arial"/>
+          <w:sz w:val="18"/>
+          <w:szCs w:val="18"/>
+          <w:lang w:val="es-ES_tradnl"/>
+        </w:rPr>
+        <w:t>}} {{</w:t>
+      </w:r>
+      <w:proofErr w:type="spellStart"/>
+      <w:r>
+        <w:rPr>
+          <w:rFonts w:cs="Arial"/>
+          <w:sz w:val="18"/>
+          <w:szCs w:val="18"/>
+          <w:lang w:val="es-ES_tradnl"/>
+        </w:rPr>
+        <w:t>ser_aperturado</w:t>
+      </w:r>
+      <w:proofErr w:type="spellEnd"/>
+      <w:r>
+        <w:rPr>
+          <w:rFonts w:cs="Arial"/>
+          <w:sz w:val="18"/>
+          <w:szCs w:val="18"/>
+          <w:lang w:val="es-ES_tradnl"/>
+        </w:rPr>
+        <w:t>}}</w:t>
       </w:r>
     </w:p>
     <w:p>
@@ -7309,16 +9818,96 @@
           <w:szCs w:val="18"/>
           <w:lang w:val="es-ES_tradnl"/>
         </w:rPr>
-        <w:t xml:space="preserve">Anexo N° 3 – Registro oscilográfico SIGRA </w:t>
-      </w:r>
-      <w:r>
-        <w:rPr>
-          <w:rFonts w:cs="Arial"/>
-          <w:sz w:val="18"/>
-          <w:szCs w:val="18"/>
-          <w:lang w:val="es-ES_tradnl"/>
-        </w:rPr>
-        <w:t>{{alimentador_aperturado}} {{ser_aperturado}}</w:t>
+        <w:t xml:space="preserve">Anexo </w:t>
+      </w:r>
+      <w:proofErr w:type="spellStart"/>
+      <w:r>
+        <w:rPr>
+          <w:rFonts w:cs="Arial"/>
+          <w:sz w:val="18"/>
+          <w:szCs w:val="18"/>
+          <w:lang w:val="es-ES_tradnl"/>
+        </w:rPr>
+        <w:t>N°</w:t>
+      </w:r>
+      <w:proofErr w:type="spellEnd"/>
+      <w:r>
+        <w:rPr>
+          <w:rFonts w:cs="Arial"/>
+          <w:sz w:val="18"/>
+          <w:szCs w:val="18"/>
+          <w:lang w:val="es-ES_tradnl"/>
+        </w:rPr>
+        <w:t xml:space="preserve"> 3 – Registro </w:t>
+      </w:r>
+      <w:proofErr w:type="spellStart"/>
+      <w:r>
+        <w:rPr>
+          <w:rFonts w:cs="Arial"/>
+          <w:sz w:val="18"/>
+          <w:szCs w:val="18"/>
+          <w:lang w:val="es-ES_tradnl"/>
+        </w:rPr>
+        <w:t>oscilográfico</w:t>
+      </w:r>
+      <w:proofErr w:type="spellEnd"/>
+      <w:r>
+        <w:rPr>
+          <w:rFonts w:cs="Arial"/>
+          <w:sz w:val="18"/>
+          <w:szCs w:val="18"/>
+          <w:lang w:val="es-ES_tradnl"/>
+        </w:rPr>
+        <w:t xml:space="preserve"> SIGRA </w:t>
+      </w:r>
+      <w:r>
+        <w:rPr>
+          <w:rFonts w:cs="Arial"/>
+          <w:sz w:val="18"/>
+          <w:szCs w:val="18"/>
+          <w:lang w:val="es-ES_tradnl"/>
+        </w:rPr>
+        <w:t>{{</w:t>
+      </w:r>
+      <w:proofErr w:type="spellStart"/>
+      <w:r>
+        <w:rPr>
+          <w:rFonts w:cs="Arial"/>
+          <w:sz w:val="18"/>
+          <w:szCs w:val="18"/>
+          <w:lang w:val="es-ES_tradnl"/>
+        </w:rPr>
+        <w:t>alimentador_aperturado</w:t>
+      </w:r>
+      <w:proofErr w:type="spellEnd"/>
+      <w:r>
+        <w:rPr>
+          <w:rFonts w:cs="Arial"/>
+          <w:sz w:val="18"/>
+          <w:szCs w:val="18"/>
+          <w:lang w:val="es-ES_tradnl"/>
+        </w:rPr>
+        <w:t>}} {{</w:t>
+      </w:r>
+      <w:proofErr w:type="spellStart"/>
+      <w:r>
+        <w:rPr>
+          <w:rFonts w:cs="Arial"/>
+          <w:sz w:val="18"/>
+          <w:szCs w:val="18"/>
+          <w:lang w:val="es-ES_tradnl"/>
+        </w:rPr>
+        <w:t>ser_aperturado</w:t>
+      </w:r>
+      <w:proofErr w:type="spellEnd"/>
+      <w:r>
+        <w:rPr>
+          <w:rFonts w:cs="Arial"/>
+          <w:sz w:val="18"/>
+          <w:szCs w:val="18"/>
+          <w:lang w:val="es-ES_tradnl"/>
+        </w:rPr>
+        <w:t>}}</w:t>
       </w:r>
     </w:p>
     <w:p>
@@ -7339,16 +9928,96 @@
           <w:szCs w:val="18"/>
           <w:lang w:val="es-ES_tradnl"/>
         </w:rPr>
-        <w:t xml:space="preserve">Anexo N° 4 – Archivo fuente de oscilografía en SIGRA (COMTRADE) </w:t>
-      </w:r>
-      <w:r>
-        <w:rPr>
-          <w:rFonts w:cs="Arial"/>
-          <w:sz w:val="18"/>
-          <w:szCs w:val="18"/>
-          <w:lang w:val="es-ES_tradnl"/>
-        </w:rPr>
-        <w:t>{{alimentador_aperturado}} {{ser_aperturado}}</w:t>
+        <w:t xml:space="preserve">Anexo </w:t>
+      </w:r>
+      <w:proofErr w:type="spellStart"/>
+      <w:r>
+        <w:rPr>
+          <w:rFonts w:cs="Arial"/>
+          <w:sz w:val="18"/>
+          <w:szCs w:val="18"/>
+          <w:lang w:val="es-ES_tradnl"/>
+        </w:rPr>
+        <w:t>N°</w:t>
+      </w:r>
+      <w:proofErr w:type="spellEnd"/>
+      <w:r>
+        <w:rPr>
+          <w:rFonts w:cs="Arial"/>
+          <w:sz w:val="18"/>
+          <w:szCs w:val="18"/>
+          <w:lang w:val="es-ES_tradnl"/>
+        </w:rPr>
+        <w:t xml:space="preserve"> 4 – Archivo fuente de </w:t>
+      </w:r>
+      <w:proofErr w:type="spellStart"/>
+      <w:r>
+        <w:rPr>
+          <w:rFonts w:cs="Arial"/>
+          <w:sz w:val="18"/>
+          <w:szCs w:val="18"/>
+          <w:lang w:val="es-ES_tradnl"/>
+        </w:rPr>
+        <w:t>oscilografía</w:t>
+      </w:r>
+      <w:proofErr w:type="spellEnd"/>
+      <w:r>
+        <w:rPr>
+          <w:rFonts w:cs="Arial"/>
+          <w:sz w:val="18"/>
+          <w:szCs w:val="18"/>
+          <w:lang w:val="es-ES_tradnl"/>
+        </w:rPr>
+        <w:t xml:space="preserve"> en SIGRA (COMTRADE) </w:t>
+      </w:r>
+      <w:r>
+        <w:rPr>
+          <w:rFonts w:cs="Arial"/>
+          <w:sz w:val="18"/>
+          <w:szCs w:val="18"/>
+          <w:lang w:val="es-ES_tradnl"/>
+        </w:rPr>
+        <w:t>{{</w:t>
+      </w:r>
+      <w:proofErr w:type="spellStart"/>
+      <w:r>
+        <w:rPr>
+          <w:rFonts w:cs="Arial"/>
+          <w:sz w:val="18"/>
+          <w:szCs w:val="18"/>
+          <w:lang w:val="es-ES_tradnl"/>
+        </w:rPr>
+        <w:t>alimentador_aperturado</w:t>
+      </w:r>
+      <w:proofErr w:type="spellEnd"/>
+      <w:r>
+        <w:rPr>
+          <w:rFonts w:cs="Arial"/>
+          <w:sz w:val="18"/>
+          <w:szCs w:val="18"/>
+          <w:lang w:val="es-ES_tradnl"/>
+        </w:rPr>
+        <w:t>}} {{</w:t>
+      </w:r>
+      <w:proofErr w:type="spellStart"/>
+      <w:r>
+        <w:rPr>
+          <w:rFonts w:cs="Arial"/>
+          <w:sz w:val="18"/>
+          <w:szCs w:val="18"/>
+          <w:lang w:val="es-ES_tradnl"/>
+        </w:rPr>
+        <w:t>ser_aperturado</w:t>
+      </w:r>
+      <w:proofErr w:type="spellEnd"/>
+      <w:r>
+        <w:rPr>
+          <w:rFonts w:cs="Arial"/>
+          <w:sz w:val="18"/>
+          <w:szCs w:val="18"/>
+          <w:lang w:val="es-ES_tradnl"/>
+        </w:rPr>
+        <w:t>}}</w:t>
       </w:r>
     </w:p>
     <w:p>
@@ -7369,16 +10038,96 @@
           <w:szCs w:val="18"/>
           <w:lang w:val="es-ES_tradnl"/>
         </w:rPr>
-        <w:t xml:space="preserve">Anexo N° 5 – Parámetros del relé Sitras PRO </w:t>
-      </w:r>
-      <w:r>
-        <w:rPr>
-          <w:rFonts w:cs="Arial"/>
-          <w:sz w:val="18"/>
-          <w:szCs w:val="18"/>
-          <w:lang w:val="es-ES_tradnl"/>
-        </w:rPr>
-        <w:t>{{alimentador_aperturado}} {{ser_aperturado}}</w:t>
+        <w:t xml:space="preserve">Anexo </w:t>
+      </w:r>
+      <w:proofErr w:type="spellStart"/>
+      <w:r>
+        <w:rPr>
+          <w:rFonts w:cs="Arial"/>
+          <w:sz w:val="18"/>
+          <w:szCs w:val="18"/>
+          <w:lang w:val="es-ES_tradnl"/>
+        </w:rPr>
+        <w:t>N°</w:t>
+      </w:r>
+      <w:proofErr w:type="spellEnd"/>
+      <w:r>
+        <w:rPr>
+          <w:rFonts w:cs="Arial"/>
+          <w:sz w:val="18"/>
+          <w:szCs w:val="18"/>
+          <w:lang w:val="es-ES_tradnl"/>
+        </w:rPr>
+        <w:t xml:space="preserve"> 5 – Parámetros del relé </w:t>
+      </w:r>
+      <w:proofErr w:type="spellStart"/>
+      <w:r>
+        <w:rPr>
+          <w:rFonts w:cs="Arial"/>
+          <w:sz w:val="18"/>
+          <w:szCs w:val="18"/>
+          <w:lang w:val="es-ES_tradnl"/>
+        </w:rPr>
+        <w:t>Sitras</w:t>
+      </w:r>
+      <w:proofErr w:type="spellEnd"/>
+      <w:r>
+        <w:rPr>
+          <w:rFonts w:cs="Arial"/>
+          <w:sz w:val="18"/>
+          <w:szCs w:val="18"/>
+          <w:lang w:val="es-ES_tradnl"/>
+        </w:rPr>
+        <w:t xml:space="preserve"> PRO </w:t>
+      </w:r>
+      <w:r>
+        <w:rPr>
+          <w:rFonts w:cs="Arial"/>
+          <w:sz w:val="18"/>
+          <w:szCs w:val="18"/>
+          <w:lang w:val="es-ES_tradnl"/>
+        </w:rPr>
+        <w:t>{{</w:t>
+      </w:r>
+      <w:proofErr w:type="spellStart"/>
+      <w:r>
+        <w:rPr>
+          <w:rFonts w:cs="Arial"/>
+          <w:sz w:val="18"/>
+          <w:szCs w:val="18"/>
+          <w:lang w:val="es-ES_tradnl"/>
+        </w:rPr>
+        <w:t>alimentador_aperturado</w:t>
+      </w:r>
+      <w:proofErr w:type="spellEnd"/>
+      <w:r>
+        <w:rPr>
+          <w:rFonts w:cs="Arial"/>
+          <w:sz w:val="18"/>
+          <w:szCs w:val="18"/>
+          <w:lang w:val="es-ES_tradnl"/>
+        </w:rPr>
+        <w:t>}} {{</w:t>
+      </w:r>
+      <w:proofErr w:type="spellStart"/>
+      <w:r>
+        <w:rPr>
+          <w:rFonts w:cs="Arial"/>
+          <w:sz w:val="18"/>
+          <w:szCs w:val="18"/>
+          <w:lang w:val="es-ES_tradnl"/>
+        </w:rPr>
+        <w:t>ser_aperturado</w:t>
+      </w:r>
+      <w:proofErr w:type="spellEnd"/>
+      <w:r>
+        <w:rPr>
+          <w:rFonts w:cs="Arial"/>
+          <w:sz w:val="18"/>
+          <w:szCs w:val="18"/>
+          <w:lang w:val="es-ES_tradnl"/>
+        </w:rPr>
+        <w:t>}}</w:t>
       </w:r>
     </w:p>
     <w:p>
@@ -7399,16 +10148,96 @@
           <w:szCs w:val="18"/>
           <w:lang w:val="es-ES_tradnl"/>
         </w:rPr>
-        <w:t xml:space="preserve">Anexo N° 6 – Registro histórico Sitras PRO </w:t>
-      </w:r>
-      <w:r>
-        <w:rPr>
-          <w:rFonts w:cs="Arial"/>
-          <w:sz w:val="18"/>
-          <w:szCs w:val="18"/>
-          <w:lang w:val="es-ES_tradnl"/>
-        </w:rPr>
-        <w:t>{{alimentador_vecino}} {{ser_vecino}}</w:t>
+        <w:t xml:space="preserve">Anexo </w:t>
+      </w:r>
+      <w:proofErr w:type="spellStart"/>
+      <w:r>
+        <w:rPr>
+          <w:rFonts w:cs="Arial"/>
+          <w:sz w:val="18"/>
+          <w:szCs w:val="18"/>
+          <w:lang w:val="es-ES_tradnl"/>
+        </w:rPr>
+        <w:t>N°</w:t>
+      </w:r>
+      <w:proofErr w:type="spellEnd"/>
+      <w:r>
+        <w:rPr>
+          <w:rFonts w:cs="Arial"/>
+          <w:sz w:val="18"/>
+          <w:szCs w:val="18"/>
+          <w:lang w:val="es-ES_tradnl"/>
+        </w:rPr>
+        <w:t xml:space="preserve"> 6 – Registro histórico </w:t>
+      </w:r>
+      <w:proofErr w:type="spellStart"/>
+      <w:r>
+        <w:rPr>
+          <w:rFonts w:cs="Arial"/>
+          <w:sz w:val="18"/>
+          <w:szCs w:val="18"/>
+          <w:lang w:val="es-ES_tradnl"/>
+        </w:rPr>
+        <w:t>Sitras</w:t>
+      </w:r>
+      <w:proofErr w:type="spellEnd"/>
+      <w:r>
+        <w:rPr>
+          <w:rFonts w:cs="Arial"/>
+          <w:sz w:val="18"/>
+          <w:szCs w:val="18"/>
+          <w:lang w:val="es-ES_tradnl"/>
+        </w:rPr>
+        <w:t xml:space="preserve"> PRO </w:t>
+      </w:r>
+      <w:r>
+        <w:rPr>
+          <w:rFonts w:cs="Arial"/>
+          <w:sz w:val="18"/>
+          <w:szCs w:val="18"/>
+          <w:lang w:val="es-ES_tradnl"/>
+        </w:rPr>
+        <w:t>{{</w:t>
+      </w:r>
+      <w:proofErr w:type="spellStart"/>
+      <w:r>
+        <w:rPr>
+          <w:rFonts w:cs="Arial"/>
+          <w:sz w:val="18"/>
+          <w:szCs w:val="18"/>
+          <w:lang w:val="es-ES_tradnl"/>
+        </w:rPr>
+        <w:t>alimentador_vecino</w:t>
+      </w:r>
+      <w:proofErr w:type="spellEnd"/>
+      <w:r>
+        <w:rPr>
+          <w:rFonts w:cs="Arial"/>
+          <w:sz w:val="18"/>
+          <w:szCs w:val="18"/>
+          <w:lang w:val="es-ES_tradnl"/>
+        </w:rPr>
+        <w:t>}} {{</w:t>
+      </w:r>
+      <w:proofErr w:type="spellStart"/>
+      <w:r>
+        <w:rPr>
+          <w:rFonts w:cs="Arial"/>
+          <w:sz w:val="18"/>
+          <w:szCs w:val="18"/>
+          <w:lang w:val="es-ES_tradnl"/>
+        </w:rPr>
+        <w:t>ser_vecino</w:t>
+      </w:r>
+      <w:proofErr w:type="spellEnd"/>
+      <w:r>
+        <w:rPr>
+          <w:rFonts w:cs="Arial"/>
+          <w:sz w:val="18"/>
+          <w:szCs w:val="18"/>
+          <w:lang w:val="es-ES_tradnl"/>
+        </w:rPr>
+        <w:t>}}</w:t>
       </w:r>
     </w:p>
     <w:p>
@@ -7429,16 +10258,96 @@
           <w:szCs w:val="18"/>
           <w:lang w:val="es-ES_tradnl"/>
         </w:rPr>
-        <w:t xml:space="preserve">Anexo N° 7 – Parámetros del relé Sitras PRO </w:t>
-      </w:r>
-      <w:r>
-        <w:rPr>
-          <w:rFonts w:cs="Arial"/>
-          <w:sz w:val="18"/>
-          <w:szCs w:val="18"/>
-          <w:lang w:val="es-ES_tradnl"/>
-        </w:rPr>
-        <w:t>{{alimentador_vecino}} {{ser_vecino}}</w:t>
+        <w:t xml:space="preserve">Anexo </w:t>
+      </w:r>
+      <w:proofErr w:type="spellStart"/>
+      <w:r>
+        <w:rPr>
+          <w:rFonts w:cs="Arial"/>
+          <w:sz w:val="18"/>
+          <w:szCs w:val="18"/>
+          <w:lang w:val="es-ES_tradnl"/>
+        </w:rPr>
+        <w:t>N°</w:t>
+      </w:r>
+      <w:proofErr w:type="spellEnd"/>
+      <w:r>
+        <w:rPr>
+          <w:rFonts w:cs="Arial"/>
+          <w:sz w:val="18"/>
+          <w:szCs w:val="18"/>
+          <w:lang w:val="es-ES_tradnl"/>
+        </w:rPr>
+        <w:t xml:space="preserve"> 7 – Parámetros del relé </w:t>
+      </w:r>
+      <w:proofErr w:type="spellStart"/>
+      <w:r>
+        <w:rPr>
+          <w:rFonts w:cs="Arial"/>
+          <w:sz w:val="18"/>
+          <w:szCs w:val="18"/>
+          <w:lang w:val="es-ES_tradnl"/>
+        </w:rPr>
+        <w:t>Sitras</w:t>
+      </w:r>
+      <w:proofErr w:type="spellEnd"/>
+      <w:r>
+        <w:rPr>
+          <w:rFonts w:cs="Arial"/>
+          <w:sz w:val="18"/>
+          <w:szCs w:val="18"/>
+          <w:lang w:val="es-ES_tradnl"/>
+        </w:rPr>
+        <w:t xml:space="preserve"> PRO </w:t>
+      </w:r>
+      <w:r>
+        <w:rPr>
+          <w:rFonts w:cs="Arial"/>
+          <w:sz w:val="18"/>
+          <w:szCs w:val="18"/>
+          <w:lang w:val="es-ES_tradnl"/>
+        </w:rPr>
+        <w:t>{{</w:t>
+      </w:r>
+      <w:proofErr w:type="spellStart"/>
+      <w:r>
+        <w:rPr>
+          <w:rFonts w:cs="Arial"/>
+          <w:sz w:val="18"/>
+          <w:szCs w:val="18"/>
+          <w:lang w:val="es-ES_tradnl"/>
+        </w:rPr>
+        <w:t>alimentador_vecino</w:t>
+      </w:r>
+      <w:proofErr w:type="spellEnd"/>
+      <w:r>
+        <w:rPr>
+          <w:rFonts w:cs="Arial"/>
+          <w:sz w:val="18"/>
+          <w:szCs w:val="18"/>
+          <w:lang w:val="es-ES_tradnl"/>
+        </w:rPr>
+        <w:t>}} {{</w:t>
+      </w:r>
+      <w:proofErr w:type="spellStart"/>
+      <w:r>
+        <w:rPr>
+          <w:rFonts w:cs="Arial"/>
+          <w:sz w:val="18"/>
+          <w:szCs w:val="18"/>
+          <w:lang w:val="es-ES_tradnl"/>
+        </w:rPr>
+        <w:t>ser_vecino</w:t>
+      </w:r>
+      <w:proofErr w:type="spellEnd"/>
+      <w:r>
+        <w:rPr>
+          <w:rFonts w:cs="Arial"/>
+          <w:sz w:val="18"/>
+          <w:szCs w:val="18"/>
+          <w:lang w:val="es-ES_tradnl"/>
+        </w:rPr>
+        <w:t>}}</w:t>
       </w:r>
     </w:p>
     <w:p>
@@ -7459,16 +10368,76 @@
           <w:szCs w:val="18"/>
           <w:lang w:val="es-ES_tradnl"/>
         </w:rPr>
-        <w:t xml:space="preserve">Anexo N° 8 – Registro de alarmas JPG del </w:t>
-      </w:r>
-      <w:r>
-        <w:rPr>
-          <w:rFonts w:cs="Arial"/>
-          <w:sz w:val="18"/>
-          <w:szCs w:val="18"/>
-          <w:lang w:val="es-ES_tradnl"/>
-        </w:rPr>
-        <w:t xml:space="preserve">{{alimentador_aperturado}} {{ser_aperturado}} </w:t>
+        <w:t xml:space="preserve">Anexo </w:t>
+      </w:r>
+      <w:proofErr w:type="spellStart"/>
+      <w:r>
+        <w:rPr>
+          <w:rFonts w:cs="Arial"/>
+          <w:sz w:val="18"/>
+          <w:szCs w:val="18"/>
+          <w:lang w:val="es-ES_tradnl"/>
+        </w:rPr>
+        <w:t>N°</w:t>
+      </w:r>
+      <w:proofErr w:type="spellEnd"/>
+      <w:r>
+        <w:rPr>
+          <w:rFonts w:cs="Arial"/>
+          <w:sz w:val="18"/>
+          <w:szCs w:val="18"/>
+          <w:lang w:val="es-ES_tradnl"/>
+        </w:rPr>
+        <w:t xml:space="preserve"> 8 – Registro de alarmas JPG del </w:t>
+      </w:r>
+      <w:r>
+        <w:rPr>
+          <w:rFonts w:cs="Arial"/>
+          <w:sz w:val="18"/>
+          <w:szCs w:val="18"/>
+          <w:lang w:val="es-ES_tradnl"/>
+        </w:rPr>
+        <w:t>{{</w:t>
+      </w:r>
+      <w:proofErr w:type="spellStart"/>
+      <w:r>
+        <w:rPr>
+          <w:rFonts w:cs="Arial"/>
+          <w:sz w:val="18"/>
+          <w:szCs w:val="18"/>
+          <w:lang w:val="es-ES_tradnl"/>
+        </w:rPr>
+        <w:t>alimentador_aperturado</w:t>
+      </w:r>
+      <w:proofErr w:type="spellEnd"/>
+      <w:r>
+        <w:rPr>
+          <w:rFonts w:cs="Arial"/>
+          <w:sz w:val="18"/>
+          <w:szCs w:val="18"/>
+          <w:lang w:val="es-ES_tradnl"/>
+        </w:rPr>
+        <w:t>}} {{</w:t>
+      </w:r>
+      <w:proofErr w:type="spellStart"/>
+      <w:r>
+        <w:rPr>
+          <w:rFonts w:cs="Arial"/>
+          <w:sz w:val="18"/>
+          <w:szCs w:val="18"/>
+          <w:lang w:val="es-ES_tradnl"/>
+        </w:rPr>
+        <w:t>ser_aperturado</w:t>
+      </w:r>
+      <w:proofErr w:type="spellEnd"/>
+      <w:r>
+        <w:rPr>
+          <w:rFonts w:cs="Arial"/>
+          <w:sz w:val="18"/>
+          <w:szCs w:val="18"/>
+          <w:lang w:val="es-ES_tradnl"/>
+        </w:rPr>
+        <w:t xml:space="preserve">}} </w:t>
       </w:r>
       <w:r>
         <w:rPr>
@@ -7486,7 +10455,47 @@
           <w:szCs w:val="18"/>
           <w:lang w:val="es-ES_tradnl"/>
         </w:rPr>
-        <w:t xml:space="preserve">{{alimentador_vecino}} {{ser_vecino}} </w:t>
+        <w:t>{{</w:t>
+      </w:r>
+      <w:proofErr w:type="spellStart"/>
+      <w:r>
+        <w:rPr>
+          <w:rFonts w:cs="Arial"/>
+          <w:sz w:val="18"/>
+          <w:szCs w:val="18"/>
+          <w:lang w:val="es-ES_tradnl"/>
+        </w:rPr>
+        <w:t>alimentador_vecino</w:t>
+      </w:r>
+      <w:proofErr w:type="spellEnd"/>
+      <w:r>
+        <w:rPr>
+          <w:rFonts w:cs="Arial"/>
+          <w:sz w:val="18"/>
+          <w:szCs w:val="18"/>
+          <w:lang w:val="es-ES_tradnl"/>
+        </w:rPr>
+        <w:t>}} {{</w:t>
+      </w:r>
+      <w:proofErr w:type="spellStart"/>
+      <w:r>
+        <w:rPr>
+          <w:rFonts w:cs="Arial"/>
+          <w:sz w:val="18"/>
+          <w:szCs w:val="18"/>
+          <w:lang w:val="es-ES_tradnl"/>
+        </w:rPr>
+        <w:t>ser_vecino</w:t>
+      </w:r>
+      <w:proofErr w:type="spellEnd"/>
+      <w:r>
+        <w:rPr>
+          <w:rFonts w:cs="Arial"/>
+          <w:sz w:val="18"/>
+          <w:szCs w:val="18"/>
+          <w:lang w:val="es-ES_tradnl"/>
+        </w:rPr>
+        <w:t xml:space="preserve">}} </w:t>
       </w:r>
       <w:r>
         <w:rPr>
@@ -7516,16 +10525,76 @@
           <w:szCs w:val="18"/>
           <w:lang w:val="es-ES_tradnl"/>
         </w:rPr>
-        <w:t xml:space="preserve">Anexo N° 9 – Registro de alarmas PDF del </w:t>
-      </w:r>
-      <w:r>
-        <w:rPr>
-          <w:rFonts w:cs="Arial"/>
-          <w:sz w:val="18"/>
-          <w:szCs w:val="18"/>
-          <w:lang w:val="es-ES_tradnl"/>
-        </w:rPr>
-        <w:t xml:space="preserve">{{alimentador_aperturado}} {{ser_aperturado}} </w:t>
+        <w:t xml:space="preserve">Anexo </w:t>
+      </w:r>
+      <w:proofErr w:type="spellStart"/>
+      <w:r>
+        <w:rPr>
+          <w:rFonts w:cs="Arial"/>
+          <w:sz w:val="18"/>
+          <w:szCs w:val="18"/>
+          <w:lang w:val="es-ES_tradnl"/>
+        </w:rPr>
+        <w:t>N°</w:t>
+      </w:r>
+      <w:proofErr w:type="spellEnd"/>
+      <w:r>
+        <w:rPr>
+          <w:rFonts w:cs="Arial"/>
+          <w:sz w:val="18"/>
+          <w:szCs w:val="18"/>
+          <w:lang w:val="es-ES_tradnl"/>
+        </w:rPr>
+        <w:t xml:space="preserve"> 9 – Registro de alarmas PDF del </w:t>
+      </w:r>
+      <w:r>
+        <w:rPr>
+          <w:rFonts w:cs="Arial"/>
+          <w:sz w:val="18"/>
+          <w:szCs w:val="18"/>
+          <w:lang w:val="es-ES_tradnl"/>
+        </w:rPr>
+        <w:t>{{</w:t>
+      </w:r>
+      <w:proofErr w:type="spellStart"/>
+      <w:r>
+        <w:rPr>
+          <w:rFonts w:cs="Arial"/>
+          <w:sz w:val="18"/>
+          <w:szCs w:val="18"/>
+          <w:lang w:val="es-ES_tradnl"/>
+        </w:rPr>
+        <w:t>alimentador_aperturado</w:t>
+      </w:r>
+      <w:proofErr w:type="spellEnd"/>
+      <w:r>
+        <w:rPr>
+          <w:rFonts w:cs="Arial"/>
+          <w:sz w:val="18"/>
+          <w:szCs w:val="18"/>
+          <w:lang w:val="es-ES_tradnl"/>
+        </w:rPr>
+        <w:t>}} {{</w:t>
+      </w:r>
+      <w:proofErr w:type="spellStart"/>
+      <w:r>
+        <w:rPr>
+          <w:rFonts w:cs="Arial"/>
+          <w:sz w:val="18"/>
+          <w:szCs w:val="18"/>
+          <w:lang w:val="es-ES_tradnl"/>
+        </w:rPr>
+        <w:t>ser_aperturado</w:t>
+      </w:r>
+      <w:proofErr w:type="spellEnd"/>
+      <w:r>
+        <w:rPr>
+          <w:rFonts w:cs="Arial"/>
+          <w:sz w:val="18"/>
+          <w:szCs w:val="18"/>
+          <w:lang w:val="es-ES_tradnl"/>
+        </w:rPr>
+        <w:t xml:space="preserve">}} </w:t>
       </w:r>
       <w:r>
         <w:rPr>
@@ -7543,8 +10612,39 @@
           <w:szCs w:val="18"/>
           <w:lang w:val="es-ES_tradnl"/>
         </w:rPr>
-        <w:t>{{alimentador_vecino}} {{ser_vecino</w:t>
-      </w:r>
+        <w:t>{{</w:t>
+      </w:r>
+      <w:proofErr w:type="spellStart"/>
+      <w:r>
+        <w:rPr>
+          <w:rFonts w:cs="Arial"/>
+          <w:sz w:val="18"/>
+          <w:szCs w:val="18"/>
+          <w:lang w:val="es-ES_tradnl"/>
+        </w:rPr>
+        <w:t>alimentador_vecino</w:t>
+      </w:r>
+      <w:proofErr w:type="spellEnd"/>
+      <w:r>
+        <w:rPr>
+          <w:rFonts w:cs="Arial"/>
+          <w:sz w:val="18"/>
+          <w:szCs w:val="18"/>
+          <w:lang w:val="es-ES_tradnl"/>
+        </w:rPr>
+        <w:t>}} {{</w:t>
+      </w:r>
+      <w:proofErr w:type="spellStart"/>
+      <w:r>
+        <w:rPr>
+          <w:rFonts w:cs="Arial"/>
+          <w:sz w:val="18"/>
+          <w:szCs w:val="18"/>
+          <w:lang w:val="es-ES_tradnl"/>
+        </w:rPr>
+        <w:t>ser_vecino</w:t>
+      </w:r>
+      <w:proofErr w:type="spellEnd"/>
       <w:proofErr w:type="gramStart"/>
       <w:r>
         <w:rPr>
@@ -7593,17 +10693,68 @@
           <w:szCs w:val="18"/>
           <w:lang w:val="es-ES_tradnl"/>
         </w:rPr>
-        <w:t xml:space="preserve">Anexo N° 10 – Registro de eventos JPG del </w:t>
-      </w:r>
-      <w:r>
-        <w:rPr>
-          <w:rFonts w:cs="Arial"/>
-          <w:sz w:val="18"/>
-          <w:szCs w:val="18"/>
-          <w:lang w:val="es-ES_tradnl"/>
-        </w:rPr>
-        <w:t>{{alimentador_aperturado}} {{ser_aperturado</w:t>
-      </w:r>
+        <w:t xml:space="preserve">Anexo </w:t>
+      </w:r>
+      <w:proofErr w:type="spellStart"/>
+      <w:r>
+        <w:rPr>
+          <w:rFonts w:cs="Arial"/>
+          <w:sz w:val="18"/>
+          <w:szCs w:val="18"/>
+          <w:lang w:val="es-ES_tradnl"/>
+        </w:rPr>
+        <w:t>N°</w:t>
+      </w:r>
+      <w:proofErr w:type="spellEnd"/>
+      <w:r>
+        <w:rPr>
+          <w:rFonts w:cs="Arial"/>
+          <w:sz w:val="18"/>
+          <w:szCs w:val="18"/>
+          <w:lang w:val="es-ES_tradnl"/>
+        </w:rPr>
+        <w:t xml:space="preserve"> 10 – Registro de eventos JPG del </w:t>
+      </w:r>
+      <w:r>
+        <w:rPr>
+          <w:rFonts w:cs="Arial"/>
+          <w:sz w:val="18"/>
+          <w:szCs w:val="18"/>
+          <w:lang w:val="es-ES_tradnl"/>
+        </w:rPr>
+        <w:t>{{</w:t>
+      </w:r>
+      <w:proofErr w:type="spellStart"/>
+      <w:r>
+        <w:rPr>
+          <w:rFonts w:cs="Arial"/>
+          <w:sz w:val="18"/>
+          <w:szCs w:val="18"/>
+          <w:lang w:val="es-ES_tradnl"/>
+        </w:rPr>
+        <w:t>alimentador_aperturado</w:t>
+      </w:r>
+      <w:proofErr w:type="spellEnd"/>
+      <w:r>
+        <w:rPr>
+          <w:rFonts w:cs="Arial"/>
+          <w:sz w:val="18"/>
+          <w:szCs w:val="18"/>
+          <w:lang w:val="es-ES_tradnl"/>
+        </w:rPr>
+        <w:t>}} {{</w:t>
+      </w:r>
+      <w:proofErr w:type="spellStart"/>
+      <w:r>
+        <w:rPr>
+          <w:rFonts w:cs="Arial"/>
+          <w:sz w:val="18"/>
+          <w:szCs w:val="18"/>
+          <w:lang w:val="es-ES_tradnl"/>
+        </w:rPr>
+        <w:t>ser_aperturado</w:t>
+      </w:r>
+      <w:proofErr w:type="spellEnd"/>
       <w:proofErr w:type="gramStart"/>
       <w:r>
         <w:rPr>
@@ -7652,16 +10803,76 @@
           <w:szCs w:val="18"/>
           <w:lang w:val="es-ES_tradnl"/>
         </w:rPr>
-        <w:t xml:space="preserve">Anexo N° 11 – Registro de eventos PDF del </w:t>
-      </w:r>
-      <w:r>
-        <w:rPr>
-          <w:rFonts w:cs="Arial"/>
-          <w:sz w:val="18"/>
-          <w:szCs w:val="18"/>
-          <w:lang w:val="es-ES_tradnl"/>
-        </w:rPr>
-        <w:t>{{alimentador_aperturado}} {{ser_aperturado}}</w:t>
+        <w:t xml:space="preserve">Anexo </w:t>
+      </w:r>
+      <w:proofErr w:type="spellStart"/>
+      <w:r>
+        <w:rPr>
+          <w:rFonts w:cs="Arial"/>
+          <w:sz w:val="18"/>
+          <w:szCs w:val="18"/>
+          <w:lang w:val="es-ES_tradnl"/>
+        </w:rPr>
+        <w:t>N°</w:t>
+      </w:r>
+      <w:proofErr w:type="spellEnd"/>
+      <w:r>
+        <w:rPr>
+          <w:rFonts w:cs="Arial"/>
+          <w:sz w:val="18"/>
+          <w:szCs w:val="18"/>
+          <w:lang w:val="es-ES_tradnl"/>
+        </w:rPr>
+        <w:t xml:space="preserve"> 11 – Registro de eventos PDF del </w:t>
+      </w:r>
+      <w:r>
+        <w:rPr>
+          <w:rFonts w:cs="Arial"/>
+          <w:sz w:val="18"/>
+          <w:szCs w:val="18"/>
+          <w:lang w:val="es-ES_tradnl"/>
+        </w:rPr>
+        <w:t>{{</w:t>
+      </w:r>
+      <w:proofErr w:type="spellStart"/>
+      <w:r>
+        <w:rPr>
+          <w:rFonts w:cs="Arial"/>
+          <w:sz w:val="18"/>
+          <w:szCs w:val="18"/>
+          <w:lang w:val="es-ES_tradnl"/>
+        </w:rPr>
+        <w:t>alimentador_aperturado</w:t>
+      </w:r>
+      <w:proofErr w:type="spellEnd"/>
+      <w:r>
+        <w:rPr>
+          <w:rFonts w:cs="Arial"/>
+          <w:sz w:val="18"/>
+          <w:szCs w:val="18"/>
+          <w:lang w:val="es-ES_tradnl"/>
+        </w:rPr>
+        <w:t>}} {{</w:t>
+      </w:r>
+      <w:proofErr w:type="spellStart"/>
+      <w:r>
+        <w:rPr>
+          <w:rFonts w:cs="Arial"/>
+          <w:sz w:val="18"/>
+          <w:szCs w:val="18"/>
+          <w:lang w:val="es-ES_tradnl"/>
+        </w:rPr>
+        <w:t>ser_aperturado</w:t>
+      </w:r>
+      <w:proofErr w:type="spellEnd"/>
+      <w:r>
+        <w:rPr>
+          <w:rFonts w:cs="Arial"/>
+          <w:sz w:val="18"/>
+          <w:szCs w:val="18"/>
+          <w:lang w:val="es-ES_tradnl"/>
+        </w:rPr>
+        <w:t>}}</w:t>
       </w:r>
       <w:r>
         <w:rPr>
@@ -7691,16 +10902,76 @@
           <w:szCs w:val="18"/>
           <w:lang w:val="es-ES_tradnl"/>
         </w:rPr>
-        <w:t xml:space="preserve">Anexo N° 12 – Registro de eventos JPG del </w:t>
-      </w:r>
-      <w:r>
-        <w:rPr>
-          <w:rFonts w:cs="Arial"/>
-          <w:sz w:val="18"/>
-          <w:szCs w:val="18"/>
-          <w:lang w:val="es-ES_tradnl"/>
-        </w:rPr>
-        <w:t>{{alimentador_vecino}} {{ser_vecino}}</w:t>
+        <w:t xml:space="preserve">Anexo </w:t>
+      </w:r>
+      <w:proofErr w:type="spellStart"/>
+      <w:r>
+        <w:rPr>
+          <w:rFonts w:cs="Arial"/>
+          <w:sz w:val="18"/>
+          <w:szCs w:val="18"/>
+          <w:lang w:val="es-ES_tradnl"/>
+        </w:rPr>
+        <w:t>N°</w:t>
+      </w:r>
+      <w:proofErr w:type="spellEnd"/>
+      <w:r>
+        <w:rPr>
+          <w:rFonts w:cs="Arial"/>
+          <w:sz w:val="18"/>
+          <w:szCs w:val="18"/>
+          <w:lang w:val="es-ES_tradnl"/>
+        </w:rPr>
+        <w:t xml:space="preserve"> 12 – Registro de eventos JPG del </w:t>
+      </w:r>
+      <w:r>
+        <w:rPr>
+          <w:rFonts w:cs="Arial"/>
+          <w:sz w:val="18"/>
+          <w:szCs w:val="18"/>
+          <w:lang w:val="es-ES_tradnl"/>
+        </w:rPr>
+        <w:t>{{</w:t>
+      </w:r>
+      <w:proofErr w:type="spellStart"/>
+      <w:r>
+        <w:rPr>
+          <w:rFonts w:cs="Arial"/>
+          <w:sz w:val="18"/>
+          <w:szCs w:val="18"/>
+          <w:lang w:val="es-ES_tradnl"/>
+        </w:rPr>
+        <w:t>alimentador_vecino</w:t>
+      </w:r>
+      <w:proofErr w:type="spellEnd"/>
+      <w:r>
+        <w:rPr>
+          <w:rFonts w:cs="Arial"/>
+          <w:sz w:val="18"/>
+          <w:szCs w:val="18"/>
+          <w:lang w:val="es-ES_tradnl"/>
+        </w:rPr>
+        <w:t>}} {{</w:t>
+      </w:r>
+      <w:proofErr w:type="spellStart"/>
+      <w:r>
+        <w:rPr>
+          <w:rFonts w:cs="Arial"/>
+          <w:sz w:val="18"/>
+          <w:szCs w:val="18"/>
+          <w:lang w:val="es-ES_tradnl"/>
+        </w:rPr>
+        <w:t>ser_vecino</w:t>
+      </w:r>
+      <w:proofErr w:type="spellEnd"/>
+      <w:r>
+        <w:rPr>
+          <w:rFonts w:cs="Arial"/>
+          <w:sz w:val="18"/>
+          <w:szCs w:val="18"/>
+          <w:lang w:val="es-ES_tradnl"/>
+        </w:rPr>
+        <w:t>}}</w:t>
       </w:r>
       <w:r>
         <w:rPr>
@@ -7730,16 +11001,76 @@
           <w:szCs w:val="18"/>
           <w:lang w:val="es-ES_tradnl"/>
         </w:rPr>
-        <w:t xml:space="preserve">Anexo N° 13 – Registro de eventos PDF del </w:t>
-      </w:r>
-      <w:r>
-        <w:rPr>
-          <w:rFonts w:cs="Arial"/>
-          <w:sz w:val="18"/>
-          <w:szCs w:val="18"/>
-          <w:lang w:val="es-ES_tradnl"/>
-        </w:rPr>
-        <w:t xml:space="preserve">{{alimentador_vecino}} {{ser_vecino}} </w:t>
+        <w:t xml:space="preserve">Anexo </w:t>
+      </w:r>
+      <w:proofErr w:type="spellStart"/>
+      <w:r>
+        <w:rPr>
+          <w:rFonts w:cs="Arial"/>
+          <w:sz w:val="18"/>
+          <w:szCs w:val="18"/>
+          <w:lang w:val="es-ES_tradnl"/>
+        </w:rPr>
+        <w:t>N°</w:t>
+      </w:r>
+      <w:proofErr w:type="spellEnd"/>
+      <w:r>
+        <w:rPr>
+          <w:rFonts w:cs="Arial"/>
+          <w:sz w:val="18"/>
+          <w:szCs w:val="18"/>
+          <w:lang w:val="es-ES_tradnl"/>
+        </w:rPr>
+        <w:t xml:space="preserve"> 13 – Registro de eventos PDF del </w:t>
+      </w:r>
+      <w:r>
+        <w:rPr>
+          <w:rFonts w:cs="Arial"/>
+          <w:sz w:val="18"/>
+          <w:szCs w:val="18"/>
+          <w:lang w:val="es-ES_tradnl"/>
+        </w:rPr>
+        <w:t>{{</w:t>
+      </w:r>
+      <w:proofErr w:type="spellStart"/>
+      <w:r>
+        <w:rPr>
+          <w:rFonts w:cs="Arial"/>
+          <w:sz w:val="18"/>
+          <w:szCs w:val="18"/>
+          <w:lang w:val="es-ES_tradnl"/>
+        </w:rPr>
+        <w:t>alimentador_vecino</w:t>
+      </w:r>
+      <w:proofErr w:type="spellEnd"/>
+      <w:r>
+        <w:rPr>
+          <w:rFonts w:cs="Arial"/>
+          <w:sz w:val="18"/>
+          <w:szCs w:val="18"/>
+          <w:lang w:val="es-ES_tradnl"/>
+        </w:rPr>
+        <w:t>}} {{</w:t>
+      </w:r>
+      <w:proofErr w:type="spellStart"/>
+      <w:r>
+        <w:rPr>
+          <w:rFonts w:cs="Arial"/>
+          <w:sz w:val="18"/>
+          <w:szCs w:val="18"/>
+          <w:lang w:val="es-ES_tradnl"/>
+        </w:rPr>
+        <w:t>ser_vecino</w:t>
+      </w:r>
+      <w:proofErr w:type="spellEnd"/>
+      <w:r>
+        <w:rPr>
+          <w:rFonts w:cs="Arial"/>
+          <w:sz w:val="18"/>
+          <w:szCs w:val="18"/>
+          <w:lang w:val="es-ES_tradnl"/>
+        </w:rPr>
+        <w:t xml:space="preserve">}} </w:t>
       </w:r>
       <w:r>
         <w:rPr>
@@ -7769,16 +11100,76 @@
           <w:szCs w:val="18"/>
           <w:lang w:val="es-ES_tradnl"/>
         </w:rPr>
-        <w:t xml:space="preserve">Anexo N° 14 – Registro de tendencia JPG del </w:t>
-      </w:r>
-      <w:r>
-        <w:rPr>
-          <w:rFonts w:cs="Arial"/>
-          <w:sz w:val="18"/>
-          <w:szCs w:val="18"/>
-          <w:lang w:val="es-ES_tradnl"/>
-        </w:rPr>
-        <w:t xml:space="preserve">{{alimentador_aperturado}} {{ser_aperturado}} </w:t>
+        <w:t xml:space="preserve">Anexo </w:t>
+      </w:r>
+      <w:proofErr w:type="spellStart"/>
+      <w:r>
+        <w:rPr>
+          <w:rFonts w:cs="Arial"/>
+          <w:sz w:val="18"/>
+          <w:szCs w:val="18"/>
+          <w:lang w:val="es-ES_tradnl"/>
+        </w:rPr>
+        <w:t>N°</w:t>
+      </w:r>
+      <w:proofErr w:type="spellEnd"/>
+      <w:r>
+        <w:rPr>
+          <w:rFonts w:cs="Arial"/>
+          <w:sz w:val="18"/>
+          <w:szCs w:val="18"/>
+          <w:lang w:val="es-ES_tradnl"/>
+        </w:rPr>
+        <w:t xml:space="preserve"> 14 – Registro de tendencia JPG del </w:t>
+      </w:r>
+      <w:r>
+        <w:rPr>
+          <w:rFonts w:cs="Arial"/>
+          <w:sz w:val="18"/>
+          <w:szCs w:val="18"/>
+          <w:lang w:val="es-ES_tradnl"/>
+        </w:rPr>
+        <w:t>{{</w:t>
+      </w:r>
+      <w:proofErr w:type="spellStart"/>
+      <w:r>
+        <w:rPr>
+          <w:rFonts w:cs="Arial"/>
+          <w:sz w:val="18"/>
+          <w:szCs w:val="18"/>
+          <w:lang w:val="es-ES_tradnl"/>
+        </w:rPr>
+        <w:t>alimentador_aperturado</w:t>
+      </w:r>
+      <w:proofErr w:type="spellEnd"/>
+      <w:r>
+        <w:rPr>
+          <w:rFonts w:cs="Arial"/>
+          <w:sz w:val="18"/>
+          <w:szCs w:val="18"/>
+          <w:lang w:val="es-ES_tradnl"/>
+        </w:rPr>
+        <w:t>}} {{</w:t>
+      </w:r>
+      <w:proofErr w:type="spellStart"/>
+      <w:r>
+        <w:rPr>
+          <w:rFonts w:cs="Arial"/>
+          <w:sz w:val="18"/>
+          <w:szCs w:val="18"/>
+          <w:lang w:val="es-ES_tradnl"/>
+        </w:rPr>
+        <w:t>ser_aperturado</w:t>
+      </w:r>
+      <w:proofErr w:type="spellEnd"/>
+      <w:r>
+        <w:rPr>
+          <w:rFonts w:cs="Arial"/>
+          <w:sz w:val="18"/>
+          <w:szCs w:val="18"/>
+          <w:lang w:val="es-ES_tradnl"/>
+        </w:rPr>
+        <w:t xml:space="preserve">}} </w:t>
       </w:r>
       <w:r>
         <w:rPr>
@@ -7796,7 +11187,47 @@
           <w:szCs w:val="18"/>
           <w:lang w:val="es-ES_tradnl"/>
         </w:rPr>
-        <w:t xml:space="preserve">{{alimentador_vecino}} {{ser_vecino}} </w:t>
+        <w:t>{{</w:t>
+      </w:r>
+      <w:proofErr w:type="spellStart"/>
+      <w:r>
+        <w:rPr>
+          <w:rFonts w:cs="Arial"/>
+          <w:sz w:val="18"/>
+          <w:szCs w:val="18"/>
+          <w:lang w:val="es-ES_tradnl"/>
+        </w:rPr>
+        <w:t>alimentador_vecino</w:t>
+      </w:r>
+      <w:proofErr w:type="spellEnd"/>
+      <w:r>
+        <w:rPr>
+          <w:rFonts w:cs="Arial"/>
+          <w:sz w:val="18"/>
+          <w:szCs w:val="18"/>
+          <w:lang w:val="es-ES_tradnl"/>
+        </w:rPr>
+        <w:t>}} {{</w:t>
+      </w:r>
+      <w:proofErr w:type="spellStart"/>
+      <w:r>
+        <w:rPr>
+          <w:rFonts w:cs="Arial"/>
+          <w:sz w:val="18"/>
+          <w:szCs w:val="18"/>
+          <w:lang w:val="es-ES_tradnl"/>
+        </w:rPr>
+        <w:t>ser_vecino</w:t>
+      </w:r>
+      <w:proofErr w:type="spellEnd"/>
+      <w:r>
+        <w:rPr>
+          <w:rFonts w:cs="Arial"/>
+          <w:sz w:val="18"/>
+          <w:szCs w:val="18"/>
+          <w:lang w:val="es-ES_tradnl"/>
+        </w:rPr>
+        <w:t xml:space="preserve">}} </w:t>
       </w:r>
       <w:r>
         <w:rPr>
@@ -7826,16 +11257,76 @@
           <w:szCs w:val="18"/>
           <w:lang w:val="es-ES_tradnl"/>
         </w:rPr>
-        <w:t xml:space="preserve">Anexo N° 15 – Registro de tendencia PDF del </w:t>
-      </w:r>
-      <w:r>
-        <w:rPr>
-          <w:rFonts w:cs="Arial"/>
-          <w:sz w:val="18"/>
-          <w:szCs w:val="18"/>
-          <w:lang w:val="es-ES_tradnl"/>
-        </w:rPr>
-        <w:t>{{alimentador_aperturado}} {{ser_aperturado}}</w:t>
+        <w:t xml:space="preserve">Anexo </w:t>
+      </w:r>
+      <w:proofErr w:type="spellStart"/>
+      <w:r>
+        <w:rPr>
+          <w:rFonts w:cs="Arial"/>
+          <w:sz w:val="18"/>
+          <w:szCs w:val="18"/>
+          <w:lang w:val="es-ES_tradnl"/>
+        </w:rPr>
+        <w:t>N°</w:t>
+      </w:r>
+      <w:proofErr w:type="spellEnd"/>
+      <w:r>
+        <w:rPr>
+          <w:rFonts w:cs="Arial"/>
+          <w:sz w:val="18"/>
+          <w:szCs w:val="18"/>
+          <w:lang w:val="es-ES_tradnl"/>
+        </w:rPr>
+        <w:t xml:space="preserve"> 15 – Registro de tendencia PDF del </w:t>
+      </w:r>
+      <w:r>
+        <w:rPr>
+          <w:rFonts w:cs="Arial"/>
+          <w:sz w:val="18"/>
+          <w:szCs w:val="18"/>
+          <w:lang w:val="es-ES_tradnl"/>
+        </w:rPr>
+        <w:t>{{</w:t>
+      </w:r>
+      <w:proofErr w:type="spellStart"/>
+      <w:r>
+        <w:rPr>
+          <w:rFonts w:cs="Arial"/>
+          <w:sz w:val="18"/>
+          <w:szCs w:val="18"/>
+          <w:lang w:val="es-ES_tradnl"/>
+        </w:rPr>
+        <w:t>alimentador_aperturado</w:t>
+      </w:r>
+      <w:proofErr w:type="spellEnd"/>
+      <w:r>
+        <w:rPr>
+          <w:rFonts w:cs="Arial"/>
+          <w:sz w:val="18"/>
+          <w:szCs w:val="18"/>
+          <w:lang w:val="es-ES_tradnl"/>
+        </w:rPr>
+        <w:t>}} {{</w:t>
+      </w:r>
+      <w:proofErr w:type="spellStart"/>
+      <w:r>
+        <w:rPr>
+          <w:rFonts w:cs="Arial"/>
+          <w:sz w:val="18"/>
+          <w:szCs w:val="18"/>
+          <w:lang w:val="es-ES_tradnl"/>
+        </w:rPr>
+        <w:t>ser_aperturado</w:t>
+      </w:r>
+      <w:proofErr w:type="spellEnd"/>
+      <w:r>
+        <w:rPr>
+          <w:rFonts w:cs="Arial"/>
+          <w:sz w:val="18"/>
+          <w:szCs w:val="18"/>
+          <w:lang w:val="es-ES_tradnl"/>
+        </w:rPr>
+        <w:t>}}</w:t>
       </w:r>
       <w:r>
         <w:rPr>
@@ -7853,7 +11344,47 @@
           <w:szCs w:val="18"/>
           <w:lang w:val="es-ES_tradnl"/>
         </w:rPr>
-        <w:t xml:space="preserve">{{alimentador_vecino}} {{ser_vecino}} </w:t>
+        <w:t>{{</w:t>
+      </w:r>
+      <w:proofErr w:type="spellStart"/>
+      <w:r>
+        <w:rPr>
+          <w:rFonts w:cs="Arial"/>
+          <w:sz w:val="18"/>
+          <w:szCs w:val="18"/>
+          <w:lang w:val="es-ES_tradnl"/>
+        </w:rPr>
+        <w:t>alimentador_vecino</w:t>
+      </w:r>
+      <w:proofErr w:type="spellEnd"/>
+      <w:r>
+        <w:rPr>
+          <w:rFonts w:cs="Arial"/>
+          <w:sz w:val="18"/>
+          <w:szCs w:val="18"/>
+          <w:lang w:val="es-ES_tradnl"/>
+        </w:rPr>
+        <w:t>}} {{</w:t>
+      </w:r>
+      <w:proofErr w:type="spellStart"/>
+      <w:r>
+        <w:rPr>
+          <w:rFonts w:cs="Arial"/>
+          <w:sz w:val="18"/>
+          <w:szCs w:val="18"/>
+          <w:lang w:val="es-ES_tradnl"/>
+        </w:rPr>
+        <w:t>ser_vecino</w:t>
+      </w:r>
+      <w:proofErr w:type="spellEnd"/>
+      <w:r>
+        <w:rPr>
+          <w:rFonts w:cs="Arial"/>
+          <w:sz w:val="18"/>
+          <w:szCs w:val="18"/>
+          <w:lang w:val="es-ES_tradnl"/>
+        </w:rPr>
+        <w:t xml:space="preserve">}} </w:t>
       </w:r>
       <w:r>
         <w:rPr>
@@ -7883,7 +11414,27 @@
           <w:szCs w:val="18"/>
           <w:lang w:val="es-ES_tradnl"/>
         </w:rPr>
-        <w:t>Anexo N° 16 – Moviola</w:t>
+        <w:t xml:space="preserve">Anexo </w:t>
+      </w:r>
+      <w:proofErr w:type="spellStart"/>
+      <w:r>
+        <w:rPr>
+          <w:rFonts w:cs="Arial"/>
+          <w:sz w:val="18"/>
+          <w:szCs w:val="18"/>
+          <w:lang w:val="es-ES_tradnl"/>
+        </w:rPr>
+        <w:t>N°</w:t>
+      </w:r>
+      <w:proofErr w:type="spellEnd"/>
+      <w:r>
+        <w:rPr>
+          <w:rFonts w:cs="Arial"/>
+          <w:sz w:val="18"/>
+          <w:szCs w:val="18"/>
+          <w:lang w:val="es-ES_tradnl"/>
+        </w:rPr>
+        <w:t xml:space="preserve"> 16 – Moviola</w:t>
       </w:r>
     </w:p>
     <w:p>
@@ -10032,7 +13583,6 @@
   <w:style w:type="character" w:default="1" w:styleId="Fuentedeprrafopredeter">
     <w:name w:val="Default Paragraph Font"/>
     <w:uiPriority w:val="1"/>
-    <w:semiHidden/>
     <w:unhideWhenUsed/>
   </w:style>
   <w:style w:type="table" w:default="1" w:styleId="Tablanormal">

--- a/plantilla_base.docx
+++ b/plantilla_base.docx
@@ -75,51 +75,7 @@
           <w:sz w:val="18"/>
           <w:szCs w:val="18"/>
         </w:rPr>
-        <w:t xml:space="preserve"> {{</w:t>
-      </w:r>
-      <w:proofErr w:type="spellStart"/>
-      <w:r>
-        <w:rPr>
-          <w:rFonts w:cs="Arial"/>
-          <w:b/>
-          <w:bCs/>
-          <w:sz w:val="18"/>
-          <w:szCs w:val="18"/>
-        </w:rPr>
-        <w:t>interruptor_aperturado</w:t>
-      </w:r>
-      <w:proofErr w:type="spellEnd"/>
-      <w:r>
-        <w:rPr>
-          <w:rFonts w:cs="Arial"/>
-          <w:b/>
-          <w:bCs/>
-          <w:sz w:val="18"/>
-          <w:szCs w:val="18"/>
-        </w:rPr>
-        <w:t>}} Y {{</w:t>
-      </w:r>
-      <w:proofErr w:type="spellStart"/>
-      <w:r>
-        <w:rPr>
-          <w:rFonts w:cs="Arial"/>
-          <w:b/>
-          <w:bCs/>
-          <w:sz w:val="18"/>
-          <w:szCs w:val="18"/>
-        </w:rPr>
-        <w:t>interruptor_vecino</w:t>
-      </w:r>
-      <w:proofErr w:type="spellEnd"/>
-      <w:r>
-        <w:rPr>
-          <w:rFonts w:cs="Arial"/>
-          <w:b/>
-          <w:bCs/>
-          <w:sz w:val="18"/>
-          <w:szCs w:val="18"/>
-        </w:rPr>
-        <w:t>}}</w:t>
+        <w:t xml:space="preserve"> {{interruptor_aperturado}} Y {{interruptor_vecino}}</w:t>
       </w:r>
     </w:p>
     <w:p>
@@ -142,27 +98,7 @@
           <w:sz w:val="18"/>
           <w:szCs w:val="18"/>
         </w:rPr>
-        <w:t xml:space="preserve">El presente informe tiene como objetivo dar a conocer los detalles del evento de apertura de los interruptores con </w:t>
-      </w:r>
-      <w:proofErr w:type="spellStart"/>
-      <w:r>
-        <w:rPr>
-          <w:rFonts w:ascii="Arial" w:hAnsi="Arial" w:cs="Arial"/>
-          <w:color w:val="auto"/>
-          <w:sz w:val="18"/>
-          <w:szCs w:val="18"/>
-        </w:rPr>
-        <w:t>recierre</w:t>
-      </w:r>
-      <w:proofErr w:type="spellEnd"/>
-      <w:r>
-        <w:rPr>
-          <w:rFonts w:ascii="Arial" w:hAnsi="Arial" w:cs="Arial"/>
-          <w:color w:val="auto"/>
-          <w:sz w:val="18"/>
-          <w:szCs w:val="18"/>
-        </w:rPr>
-        <w:t xml:space="preserve"> en las celdas DC:</w:t>
+        <w:t>El presente informe tiene como objetivo dar a conocer los detalles del evento de apertura de los interruptores con recierre en las celdas DC:</w:t>
       </w:r>
     </w:p>
     <w:p>
@@ -199,9 +135,8 @@
           <w:sz w:val="18"/>
           <w:szCs w:val="18"/>
         </w:rPr>
-        <w:t>{{</w:t>
-      </w:r>
-      <w:proofErr w:type="spellStart"/>
+        <w:t>{{alimentador_</w:t>
+      </w:r>
       <w:r>
         <w:rPr>
           <w:rFonts w:cs="Arial"/>
@@ -210,7 +145,7 @@
           <w:sz w:val="18"/>
           <w:szCs w:val="18"/>
         </w:rPr>
-        <w:t>alimentador_</w:t>
+        <w:t>ser_</w:t>
       </w:r>
       <w:r>
         <w:rPr>
@@ -220,19 +155,153 @@
           <w:sz w:val="18"/>
           <w:szCs w:val="18"/>
         </w:rPr>
-        <w:t>ser_</w:t>
+        <w:t xml:space="preserve">aperturado}} </w:t>
+      </w:r>
+      <w:r>
+        <w:rPr>
+          <w:rFonts w:cs="Arial"/>
+          <w:sz w:val="18"/>
+          <w:szCs w:val="18"/>
+        </w:rPr>
+        <w:t xml:space="preserve">en el sistema SCADA VICOS RSC por función </w:t>
+      </w:r>
+      <w:r>
+        <w:rPr>
+          <w:rFonts w:cs="Arial"/>
+          <w:sz w:val="18"/>
+          <w:szCs w:val="18"/>
+        </w:rPr>
+        <w:t>“</w:t>
+      </w:r>
+      <w:r>
+        <w:rPr>
+          <w:rFonts w:cs="Arial"/>
+          <w:sz w:val="18"/>
+          <w:szCs w:val="18"/>
+        </w:rPr>
+        <w:t xml:space="preserve"> </w:t>
+      </w:r>
+      <w:r>
+        <w:rPr>
+          <w:rFonts w:cs="Arial"/>
+          <w:sz w:val="18"/>
+          <w:szCs w:val="18"/>
+        </w:rPr>
+        <w:t>{{funci</w:t>
+      </w:r>
+      <w:r>
+        <w:rPr>
+          <w:rFonts w:cs="Arial"/>
+          <w:sz w:val="18"/>
+          <w:szCs w:val="18"/>
+        </w:rPr>
+        <w:t>o</w:t>
+      </w:r>
+      <w:r>
+        <w:rPr>
+          <w:rFonts w:cs="Arial"/>
+          <w:sz w:val="18"/>
+          <w:szCs w:val="18"/>
+        </w:rPr>
+        <w:t>n_disparo_inicial}}</w:t>
+      </w:r>
+      <w:r>
+        <w:rPr>
+          <w:rFonts w:cs="Arial"/>
+          <w:sz w:val="18"/>
+          <w:szCs w:val="18"/>
+        </w:rPr>
+        <w:t xml:space="preserve"> </w:t>
       </w:r>
       <w:r>
         <w:rPr>
           <w:rFonts w:cs="Arial"/>
           <w:b/>
-          <w:bCs/>
-          <w:sz w:val="18"/>
-          <w:szCs w:val="18"/>
-        </w:rPr>
-        <w:t>aperturado</w:t>
-      </w:r>
-      <w:proofErr w:type="spellEnd"/>
+          <w:sz w:val="18"/>
+          <w:szCs w:val="18"/>
+        </w:rPr>
+        <w:t>”</w:t>
+      </w:r>
+      <w:r>
+        <w:rPr>
+          <w:rFonts w:cs="Arial"/>
+          <w:sz w:val="18"/>
+          <w:szCs w:val="18"/>
+        </w:rPr>
+        <w:t xml:space="preserve"> y </w:t>
+      </w:r>
+      <w:r>
+        <w:rPr>
+          <w:rFonts w:cs="Arial"/>
+          <w:sz w:val="18"/>
+          <w:szCs w:val="18"/>
+        </w:rPr>
+        <w:t>por actuación del relé S</w:t>
+      </w:r>
+      <w:r>
+        <w:rPr>
+          <w:rFonts w:cs="Arial"/>
+          <w:sz w:val="18"/>
+          <w:szCs w:val="18"/>
+        </w:rPr>
+        <w:t>itras</w:t>
+      </w:r>
+      <w:r>
+        <w:rPr>
+          <w:rFonts w:cs="Arial"/>
+          <w:sz w:val="18"/>
+          <w:szCs w:val="18"/>
+        </w:rPr>
+        <w:t xml:space="preserve"> PRO por función </w:t>
+      </w:r>
+      <w:r>
+        <w:rPr>
+          <w:rFonts w:cs="Arial"/>
+          <w:sz w:val="18"/>
+          <w:szCs w:val="18"/>
+        </w:rPr>
+        <w:t>“</w:t>
+      </w:r>
+      <w:r>
+        <w:rPr>
+          <w:rFonts w:cs="Arial"/>
+          <w:sz w:val="18"/>
+          <w:szCs w:val="18"/>
+        </w:rPr>
+        <w:t xml:space="preserve"> </w:t>
+      </w:r>
+      <w:r>
+        <w:rPr>
+          <w:rFonts w:cs="Arial"/>
+          <w:sz w:val="18"/>
+          <w:szCs w:val="18"/>
+        </w:rPr>
+        <w:t>{{funci</w:t>
+      </w:r>
+      <w:r>
+        <w:rPr>
+          <w:rFonts w:cs="Arial"/>
+          <w:sz w:val="18"/>
+          <w:szCs w:val="18"/>
+        </w:rPr>
+        <w:t>o</w:t>
+      </w:r>
+      <w:r>
+        <w:rPr>
+          <w:rFonts w:cs="Arial"/>
+          <w:sz w:val="18"/>
+          <w:szCs w:val="18"/>
+        </w:rPr>
+        <w:t>n_disparo_final}}</w:t>
+      </w:r>
+      <w:r>
+        <w:rPr>
+          <w:rFonts w:cs="Arial"/>
+          <w:sz w:val="18"/>
+          <w:szCs w:val="18"/>
+        </w:rPr>
+        <w:t xml:space="preserve"> </w:t>
+      </w:r>
       <w:r>
         <w:rPr>
           <w:rFonts w:cs="Arial"/>
@@ -241,249 +310,8 @@
           <w:sz w:val="18"/>
           <w:szCs w:val="18"/>
         </w:rPr>
-        <w:t xml:space="preserve">}} </w:t>
-      </w:r>
-      <w:r>
-        <w:rPr>
-          <w:rFonts w:cs="Arial"/>
-          <w:sz w:val="18"/>
-          <w:szCs w:val="18"/>
-        </w:rPr>
-        <w:t xml:space="preserve">en el sistema SCADA VICOS RSC por función </w:t>
-      </w:r>
-      <w:proofErr w:type="gramStart"/>
-      <w:r>
-        <w:rPr>
-          <w:rFonts w:cs="Arial"/>
-          <w:sz w:val="18"/>
-          <w:szCs w:val="18"/>
-        </w:rPr>
-        <w:t>“</w:t>
-      </w:r>
-      <w:r>
-        <w:rPr>
-          <w:rFonts w:cs="Arial"/>
-          <w:sz w:val="18"/>
-          <w:szCs w:val="18"/>
-        </w:rPr>
-        <w:t xml:space="preserve"> </w:t>
-      </w:r>
-      <w:r>
-        <w:rPr>
-          <w:rFonts w:cs="Arial"/>
-          <w:sz w:val="18"/>
-          <w:szCs w:val="18"/>
-        </w:rPr>
-        <w:t>{</w:t>
-      </w:r>
-      <w:proofErr w:type="gramEnd"/>
-      <w:r>
-        <w:rPr>
-          <w:rFonts w:cs="Arial"/>
-          <w:sz w:val="18"/>
-          <w:szCs w:val="18"/>
-        </w:rPr>
-        <w:t>{</w:t>
-      </w:r>
-      <w:proofErr w:type="spellStart"/>
-      <w:r>
-        <w:rPr>
-          <w:rFonts w:cs="Arial"/>
-          <w:sz w:val="18"/>
-          <w:szCs w:val="18"/>
-        </w:rPr>
-        <w:t>funci</w:t>
-      </w:r>
-      <w:r>
-        <w:rPr>
-          <w:rFonts w:cs="Arial"/>
-          <w:sz w:val="18"/>
-          <w:szCs w:val="18"/>
-        </w:rPr>
-        <w:t>o</w:t>
-      </w:r>
-      <w:r>
-        <w:rPr>
-          <w:rFonts w:cs="Arial"/>
-          <w:sz w:val="18"/>
-          <w:szCs w:val="18"/>
-        </w:rPr>
-        <w:t>n_disparo_inicial</w:t>
-      </w:r>
-      <w:proofErr w:type="spellEnd"/>
-      <w:r>
-        <w:rPr>
-          <w:rFonts w:cs="Arial"/>
-          <w:sz w:val="18"/>
-          <w:szCs w:val="18"/>
-        </w:rPr>
-        <w:t>}</w:t>
-      </w:r>
-      <w:proofErr w:type="gramStart"/>
-      <w:r>
-        <w:rPr>
-          <w:rFonts w:cs="Arial"/>
-          <w:sz w:val="18"/>
-          <w:szCs w:val="18"/>
-        </w:rPr>
-        <w:t>}</w:t>
-      </w:r>
-      <w:r>
-        <w:rPr>
-          <w:rFonts w:cs="Arial"/>
-          <w:sz w:val="18"/>
-          <w:szCs w:val="18"/>
-        </w:rPr>
-        <w:t xml:space="preserve"> </w:t>
-      </w:r>
-      <w:r>
-        <w:rPr>
-          <w:rFonts w:cs="Arial"/>
-          <w:b/>
-          <w:sz w:val="18"/>
-          <w:szCs w:val="18"/>
-        </w:rPr>
         <w:t>”</w:t>
       </w:r>
-      <w:proofErr w:type="gramEnd"/>
-      <w:r>
-        <w:rPr>
-          <w:rFonts w:cs="Arial"/>
-          <w:sz w:val="18"/>
-          <w:szCs w:val="18"/>
-        </w:rPr>
-        <w:t xml:space="preserve"> y </w:t>
-      </w:r>
-      <w:r>
-        <w:rPr>
-          <w:rFonts w:cs="Arial"/>
-          <w:sz w:val="18"/>
-          <w:szCs w:val="18"/>
-        </w:rPr>
-        <w:t xml:space="preserve">por actuación del relé </w:t>
-      </w:r>
-      <w:proofErr w:type="spellStart"/>
-      <w:r>
-        <w:rPr>
-          <w:rFonts w:cs="Arial"/>
-          <w:sz w:val="18"/>
-          <w:szCs w:val="18"/>
-        </w:rPr>
-        <w:t>S</w:t>
-      </w:r>
-      <w:r>
-        <w:rPr>
-          <w:rFonts w:cs="Arial"/>
-          <w:sz w:val="18"/>
-          <w:szCs w:val="18"/>
-        </w:rPr>
-        <w:t>itras</w:t>
-      </w:r>
-      <w:proofErr w:type="spellEnd"/>
-      <w:r>
-        <w:rPr>
-          <w:rFonts w:cs="Arial"/>
-          <w:sz w:val="18"/>
-          <w:szCs w:val="18"/>
-        </w:rPr>
-        <w:t xml:space="preserve"> PRO por función </w:t>
-      </w:r>
-      <w:proofErr w:type="gramStart"/>
-      <w:r>
-        <w:rPr>
-          <w:rFonts w:cs="Arial"/>
-          <w:sz w:val="18"/>
-          <w:szCs w:val="18"/>
-        </w:rPr>
-        <w:t>“</w:t>
-      </w:r>
-      <w:r>
-        <w:rPr>
-          <w:rFonts w:cs="Arial"/>
-          <w:sz w:val="18"/>
-          <w:szCs w:val="18"/>
-        </w:rPr>
-        <w:t xml:space="preserve"> </w:t>
-      </w:r>
-      <w:r>
-        <w:rPr>
-          <w:rFonts w:cs="Arial"/>
-          <w:sz w:val="18"/>
-          <w:szCs w:val="18"/>
-        </w:rPr>
-        <w:t>{</w:t>
-      </w:r>
-      <w:proofErr w:type="gramEnd"/>
-      <w:r>
-        <w:rPr>
-          <w:rFonts w:cs="Arial"/>
-          <w:sz w:val="18"/>
-          <w:szCs w:val="18"/>
-        </w:rPr>
-        <w:t>{</w:t>
-      </w:r>
-      <w:proofErr w:type="spellStart"/>
-      <w:r>
-        <w:rPr>
-          <w:rFonts w:cs="Arial"/>
-          <w:sz w:val="18"/>
-          <w:szCs w:val="18"/>
-        </w:rPr>
-        <w:t>funci</w:t>
-      </w:r>
-      <w:r>
-        <w:rPr>
-          <w:rFonts w:cs="Arial"/>
-          <w:sz w:val="18"/>
-          <w:szCs w:val="18"/>
-        </w:rPr>
-        <w:t>o</w:t>
-      </w:r>
-      <w:r>
-        <w:rPr>
-          <w:rFonts w:cs="Arial"/>
-          <w:sz w:val="18"/>
-          <w:szCs w:val="18"/>
-        </w:rPr>
-        <w:t>n_disparo_final</w:t>
-      </w:r>
-      <w:proofErr w:type="spellEnd"/>
-      <w:r>
-        <w:rPr>
-          <w:rFonts w:cs="Arial"/>
-          <w:sz w:val="18"/>
-          <w:szCs w:val="18"/>
-        </w:rPr>
-        <w:t>}</w:t>
-      </w:r>
-      <w:proofErr w:type="gramStart"/>
-      <w:r>
-        <w:rPr>
-          <w:rFonts w:cs="Arial"/>
-          <w:sz w:val="18"/>
-          <w:szCs w:val="18"/>
-        </w:rPr>
-        <w:t>}</w:t>
-      </w:r>
-      <w:r>
-        <w:rPr>
-          <w:rFonts w:cs="Arial"/>
-          <w:sz w:val="18"/>
-          <w:szCs w:val="18"/>
-        </w:rPr>
-        <w:t xml:space="preserve"> </w:t>
-      </w:r>
-      <w:r>
-        <w:rPr>
-          <w:rFonts w:cs="Arial"/>
-          <w:b/>
-          <w:bCs/>
-          <w:sz w:val="18"/>
-          <w:szCs w:val="18"/>
-        </w:rPr>
-        <w:t>”</w:t>
-      </w:r>
-      <w:proofErr w:type="gramEnd"/>
     </w:p>
     <w:p>
       <w:pPr>
@@ -510,9 +338,8 @@
           <w:sz w:val="18"/>
           <w:szCs w:val="18"/>
         </w:rPr>
-        <w:t>{{</w:t>
-      </w:r>
-      <w:proofErr w:type="spellStart"/>
+        <w:t>{{alimentador_</w:t>
+      </w:r>
       <w:r>
         <w:rPr>
           <w:rFonts w:cs="Arial"/>
@@ -521,7 +348,7 @@
           <w:sz w:val="18"/>
           <w:szCs w:val="18"/>
         </w:rPr>
-        <w:t>alimentador_</w:t>
+        <w:t>ser_</w:t>
       </w:r>
       <w:r>
         <w:rPr>
@@ -531,7 +358,7 @@
           <w:sz w:val="18"/>
           <w:szCs w:val="18"/>
         </w:rPr>
-        <w:t>ser_</w:t>
+        <w:t>vecino}}</w:t>
       </w:r>
       <w:r>
         <w:rPr>
@@ -541,9 +368,32 @@
           <w:sz w:val="18"/>
           <w:szCs w:val="18"/>
         </w:rPr>
-        <w:t>vecino</w:t>
-      </w:r>
-      <w:proofErr w:type="spellEnd"/>
+        <w:t xml:space="preserve"> </w:t>
+      </w:r>
+      <w:r>
+        <w:rPr>
+          <w:rFonts w:cs="Arial"/>
+          <w:sz w:val="18"/>
+          <w:szCs w:val="18"/>
+        </w:rPr>
+        <w:t>en el sistema SCADA_VICOS RSC por función</w:t>
+      </w:r>
+      <w:r>
+        <w:rPr>
+          <w:rFonts w:cs="Arial"/>
+          <w:sz w:val="18"/>
+          <w:szCs w:val="18"/>
+        </w:rPr>
+        <w:t xml:space="preserve"> </w:t>
+      </w:r>
+      <w:r>
+        <w:rPr>
+          <w:rFonts w:cs="Arial"/>
+          <w:sz w:val="18"/>
+          <w:szCs w:val="18"/>
+        </w:rPr>
+        <w:t>“</w:t>
+      </w:r>
       <w:r>
         <w:rPr>
           <w:rFonts w:cs="Arial"/>
@@ -552,50 +402,6 @@
           <w:sz w:val="18"/>
           <w:szCs w:val="18"/>
         </w:rPr>
-        <w:t>}}</w:t>
-      </w:r>
-      <w:r>
-        <w:rPr>
-          <w:rFonts w:cs="Arial"/>
-          <w:b/>
-          <w:bCs/>
-          <w:sz w:val="18"/>
-          <w:szCs w:val="18"/>
-        </w:rPr>
-        <w:t xml:space="preserve"> </w:t>
-      </w:r>
-      <w:r>
-        <w:rPr>
-          <w:rFonts w:cs="Arial"/>
-          <w:sz w:val="18"/>
-          <w:szCs w:val="18"/>
-        </w:rPr>
-        <w:t>en el sistema SCADA_VICOS RSC por función</w:t>
-      </w:r>
-      <w:r>
-        <w:rPr>
-          <w:rFonts w:cs="Arial"/>
-          <w:sz w:val="18"/>
-          <w:szCs w:val="18"/>
-        </w:rPr>
-        <w:t xml:space="preserve"> </w:t>
-      </w:r>
-      <w:r>
-        <w:rPr>
-          <w:rFonts w:cs="Arial"/>
-          <w:sz w:val="18"/>
-          <w:szCs w:val="18"/>
-        </w:rPr>
-        <w:t>“</w:t>
-      </w:r>
-      <w:r>
-        <w:rPr>
-          <w:rFonts w:cs="Arial"/>
-          <w:b/>
-          <w:bCs/>
-          <w:sz w:val="18"/>
-          <w:szCs w:val="18"/>
-        </w:rPr>
         <w:t>Disparo por S/E vecina</w:t>
       </w:r>
       <w:r>
@@ -620,16 +426,7 @@
           <w:sz w:val="18"/>
           <w:szCs w:val="18"/>
         </w:rPr>
-        <w:t xml:space="preserve">por actuación del relé </w:t>
-      </w:r>
-      <w:proofErr w:type="spellStart"/>
-      <w:r>
-        <w:rPr>
-          <w:rFonts w:cs="Arial"/>
-          <w:sz w:val="18"/>
-          <w:szCs w:val="18"/>
-        </w:rPr>
-        <w:t>S</w:t>
+        <w:t>por actuación del relé S</w:t>
       </w:r>
       <w:r>
         <w:rPr>
@@ -639,7 +436,6 @@
         </w:rPr>
         <w:t>itras</w:t>
       </w:r>
-      <w:proofErr w:type="spellEnd"/>
       <w:r>
         <w:rPr>
           <w:rFonts w:cs="Arial"/>
@@ -733,43 +529,7 @@
           <w:sz w:val="18"/>
           <w:szCs w:val="18"/>
         </w:rPr>
-        <w:t>{{</w:t>
-      </w:r>
-      <w:proofErr w:type="spellStart"/>
-      <w:r>
-        <w:rPr>
-          <w:rFonts w:cs="Arial"/>
-          <w:sz w:val="18"/>
-          <w:szCs w:val="18"/>
-        </w:rPr>
-        <w:t>ser_aperturado</w:t>
-      </w:r>
-      <w:proofErr w:type="spellEnd"/>
-      <w:r>
-        <w:rPr>
-          <w:rFonts w:cs="Arial"/>
-          <w:sz w:val="18"/>
-          <w:szCs w:val="18"/>
-        </w:rPr>
-        <w:t>}} y {{</w:t>
-      </w:r>
-      <w:proofErr w:type="spellStart"/>
-      <w:r>
-        <w:rPr>
-          <w:rFonts w:cs="Arial"/>
-          <w:sz w:val="18"/>
-          <w:szCs w:val="18"/>
-        </w:rPr>
-        <w:t>ser_vecino</w:t>
-      </w:r>
-      <w:proofErr w:type="spellEnd"/>
-      <w:r>
-        <w:rPr>
-          <w:rFonts w:cs="Arial"/>
-          <w:sz w:val="18"/>
-          <w:szCs w:val="18"/>
-        </w:rPr>
-        <w:t>}}</w:t>
+        <w:t>{{ser_aperturado}} y {{ser_vecino}}</w:t>
       </w:r>
     </w:p>
     <w:p>
@@ -788,25 +548,7 @@
           <w:sz w:val="18"/>
           <w:szCs w:val="18"/>
         </w:rPr>
-        <w:t>{{</w:t>
-      </w:r>
-      <w:proofErr w:type="spellStart"/>
-      <w:r>
-        <w:rPr>
-          <w:rFonts w:cs="Arial"/>
-          <w:sz w:val="18"/>
-          <w:szCs w:val="18"/>
-        </w:rPr>
-        <w:t>dia</w:t>
-      </w:r>
-      <w:proofErr w:type="spellEnd"/>
-      <w:r>
-        <w:rPr>
-          <w:rFonts w:cs="Arial"/>
-          <w:sz w:val="18"/>
-          <w:szCs w:val="18"/>
-        </w:rPr>
-        <w:t>}} {{fecha}}</w:t>
+        <w:t>{{dia}} {{fecha}}</w:t>
       </w:r>
     </w:p>
     <w:p>
@@ -829,18 +571,7 @@
           <w:sz w:val="18"/>
           <w:szCs w:val="18"/>
         </w:rPr>
-        <w:t>{{</w:t>
-      </w:r>
-      <w:proofErr w:type="spellStart"/>
-      <w:r>
-        <w:rPr>
-          <w:rFonts w:cs="Arial"/>
-          <w:bCs/>
-          <w:color w:val="000000" w:themeColor="text1"/>
-          <w:sz w:val="18"/>
-          <w:szCs w:val="18"/>
-        </w:rPr>
-        <w:t>hora</w:t>
+        <w:t>{{hora</w:t>
       </w:r>
       <w:r>
         <w:rPr>
@@ -852,7 +583,6 @@
         </w:rPr>
         <w:t>_vicos_disparo</w:t>
       </w:r>
-      <w:proofErr w:type="spellEnd"/>
       <w:r>
         <w:rPr>
           <w:rFonts w:cs="Arial"/>
@@ -916,7 +646,6 @@
           <w:szCs w:val="18"/>
         </w:rPr>
       </w:pPr>
-      <w:proofErr w:type="spellStart"/>
       <w:r>
         <w:rPr>
           <w:rFonts w:cs="Arial"/>
@@ -924,9 +653,8 @@
           <w:sz w:val="18"/>
           <w:szCs w:val="18"/>
         </w:rPr>
-        <w:t>Headway</w:t>
-      </w:r>
-      <w:proofErr w:type="spellEnd"/>
+        <w:t>Headway de trenes:</w:t>
+      </w:r>
       <w:r>
         <w:rPr>
           <w:rFonts w:cs="Arial"/>
@@ -934,7 +662,7 @@
           <w:sz w:val="18"/>
           <w:szCs w:val="18"/>
         </w:rPr>
-        <w:t xml:space="preserve"> de trenes:</w:t>
+        <w:tab/>
       </w:r>
       <w:r>
         <w:rPr>
@@ -957,40 +685,11 @@
       <w:r>
         <w:rPr>
           <w:rFonts w:cs="Arial"/>
-          <w:b/>
-          <w:sz w:val="18"/>
-          <w:szCs w:val="18"/>
-        </w:rPr>
-        <w:tab/>
-      </w:r>
-      <w:r>
-        <w:rPr>
-          <w:rFonts w:cs="Arial"/>
-          <w:bCs/>
-          <w:sz w:val="18"/>
-          <w:szCs w:val="18"/>
-        </w:rPr>
-        <w:t>{{</w:t>
-      </w:r>
-      <w:proofErr w:type="spellStart"/>
-      <w:r>
-        <w:rPr>
-          <w:rFonts w:cs="Arial"/>
-          <w:bCs/>
-          <w:sz w:val="18"/>
-          <w:szCs w:val="18"/>
-        </w:rPr>
-        <w:t>tiempo_entre_trenes</w:t>
-      </w:r>
-      <w:proofErr w:type="spellEnd"/>
-      <w:r>
-        <w:rPr>
-          <w:rFonts w:cs="Arial"/>
-          <w:bCs/>
-          <w:sz w:val="18"/>
-          <w:szCs w:val="18"/>
-        </w:rPr>
-        <w:t>}}</w:t>
+          <w:bCs/>
+          <w:sz w:val="18"/>
+          <w:szCs w:val="18"/>
+        </w:rPr>
+        <w:t>{{tiempo_entre_trenes}}</w:t>
       </w:r>
       <w:r>
         <w:rPr>
@@ -1065,17 +764,7 @@
           <w:sz w:val="18"/>
           <w:szCs w:val="18"/>
         </w:rPr>
-        <w:t>{{</w:t>
-      </w:r>
-      <w:proofErr w:type="spellStart"/>
-      <w:r>
-        <w:rPr>
-          <w:rFonts w:cs="Arial"/>
-          <w:bCs/>
-          <w:sz w:val="18"/>
-          <w:szCs w:val="18"/>
-        </w:rPr>
-        <w:t>condicion_</w:t>
+        <w:t>{{condicion_</w:t>
       </w:r>
       <w:r>
         <w:rPr>
@@ -1095,7 +784,6 @@
         </w:rPr>
         <w:t>ales</w:t>
       </w:r>
-      <w:proofErr w:type="spellEnd"/>
       <w:r>
         <w:rPr>
           <w:rFonts w:cs="Arial"/>
@@ -1147,25 +835,7 @@
           <w:sz w:val="18"/>
           <w:szCs w:val="18"/>
         </w:rPr>
-        <w:t>{{</w:t>
-      </w:r>
-      <w:proofErr w:type="spellStart"/>
-      <w:r>
-        <w:rPr>
-          <w:rFonts w:cs="Arial"/>
-          <w:sz w:val="18"/>
-          <w:szCs w:val="18"/>
-        </w:rPr>
-        <w:t>operacion</w:t>
-      </w:r>
-      <w:proofErr w:type="spellEnd"/>
-      <w:r>
-        <w:rPr>
-          <w:rFonts w:cs="Arial"/>
-          <w:sz w:val="18"/>
-          <w:szCs w:val="18"/>
-        </w:rPr>
-        <w:t>}}</w:t>
+        <w:t>{{operacion}}</w:t>
       </w:r>
     </w:p>
     <w:p>
@@ -2949,9 +2619,8 @@
           <w:sz w:val="18"/>
           <w:szCs w:val="18"/>
         </w:rPr>
-        <w:t>{{</w:t>
-      </w:r>
-      <w:proofErr w:type="spellStart"/>
+        <w:t xml:space="preserve">{{interruptor_aperturado}} </w:t>
+      </w:r>
       <w:r>
         <w:rPr>
           <w:rFonts w:cs="Arial"/>
@@ -2960,9 +2629,8 @@
           <w:sz w:val="18"/>
           <w:szCs w:val="18"/>
         </w:rPr>
-        <w:t>interruptor_aperturado</w:t>
-      </w:r>
-      <w:proofErr w:type="spellEnd"/>
+        <w:t>/</w:t>
+      </w:r>
       <w:r>
         <w:rPr>
           <w:rFonts w:cs="Arial"/>
@@ -2971,49 +2639,7 @@
           <w:sz w:val="18"/>
           <w:szCs w:val="18"/>
         </w:rPr>
-        <w:t xml:space="preserve">}} </w:t>
-      </w:r>
-      <w:r>
-        <w:rPr>
-          <w:rFonts w:cs="Arial"/>
-          <w:b/>
-          <w:bCs/>
-          <w:sz w:val="18"/>
-          <w:szCs w:val="18"/>
-        </w:rPr>
-        <w:t>/</w:t>
-      </w:r>
-      <w:r>
-        <w:rPr>
-          <w:rFonts w:cs="Arial"/>
-          <w:b/>
-          <w:bCs/>
-          <w:sz w:val="18"/>
-          <w:szCs w:val="18"/>
-        </w:rPr>
-        <w:t xml:space="preserve"> {{</w:t>
-      </w:r>
-      <w:proofErr w:type="spellStart"/>
-      <w:r>
-        <w:rPr>
-          <w:rFonts w:cs="Arial"/>
-          <w:b/>
-          <w:bCs/>
-          <w:sz w:val="18"/>
-          <w:szCs w:val="18"/>
-        </w:rPr>
-        <w:t>interruptor_vecino</w:t>
-      </w:r>
-      <w:proofErr w:type="spellEnd"/>
-      <w:r>
-        <w:rPr>
-          <w:rFonts w:cs="Arial"/>
-          <w:b/>
-          <w:bCs/>
-          <w:sz w:val="18"/>
-          <w:szCs w:val="18"/>
-        </w:rPr>
-        <w:t>}}</w:t>
+        <w:t xml:space="preserve"> {{interruptor_vecino}}</w:t>
       </w:r>
     </w:p>
     <w:p>
@@ -3036,29 +2662,7 @@
           <w:sz w:val="18"/>
           <w:szCs w:val="18"/>
         </w:rPr>
-        <w:t xml:space="preserve">De acuerdo con el registro de eventos del relé </w:t>
-      </w:r>
-      <w:proofErr w:type="spellStart"/>
-      <w:r>
-        <w:rPr>
-          <w:rFonts w:cs="Arial"/>
-          <w:bCs/>
-          <w:color w:val="000000" w:themeColor="text1"/>
-          <w:sz w:val="18"/>
-          <w:szCs w:val="18"/>
-        </w:rPr>
-        <w:t>Sitras</w:t>
-      </w:r>
-      <w:proofErr w:type="spellEnd"/>
-      <w:r>
-        <w:rPr>
-          <w:rFonts w:cs="Arial"/>
-          <w:bCs/>
-          <w:color w:val="000000" w:themeColor="text1"/>
-          <w:sz w:val="18"/>
-          <w:szCs w:val="18"/>
-        </w:rPr>
-        <w:t xml:space="preserve"> PRO, se evidencia que los equipos actuaron de acuerdo con el valor seteado:</w:t>
+        <w:t>De acuerdo con el registro de eventos del relé Sitras PRO, se evidencia que los equipos actuaron de acuerdo con el valor seteado:</w:t>
       </w:r>
     </w:p>
     <w:p>
@@ -3323,31 +2927,7 @@
                 <w:sz w:val="18"/>
                 <w:szCs w:val="18"/>
               </w:rPr>
-              <w:t xml:space="preserve">Registro </w:t>
-            </w:r>
-            <w:proofErr w:type="spellStart"/>
-            <w:r>
-              <w:rPr>
-                <w:rFonts w:cs="Arial"/>
-                <w:b/>
-                <w:bCs/>
-                <w:color w:val="FFFFFF" w:themeColor="background1"/>
-                <w:sz w:val="18"/>
-                <w:szCs w:val="18"/>
-              </w:rPr>
-              <w:t>Sitras</w:t>
-            </w:r>
-            <w:proofErr w:type="spellEnd"/>
-            <w:r>
-              <w:rPr>
-                <w:rFonts w:cs="Arial"/>
-                <w:b/>
-                <w:bCs/>
-                <w:color w:val="FFFFFF" w:themeColor="background1"/>
-                <w:sz w:val="18"/>
-                <w:szCs w:val="18"/>
-              </w:rPr>
-              <w:t xml:space="preserve"> PRO</w:t>
+              <w:t>Registro Sitras PRO</w:t>
             </w:r>
           </w:p>
         </w:tc>
@@ -3523,7 +3103,6 @@
                 <w:szCs w:val="16"/>
               </w:rPr>
             </w:pPr>
-            <w:proofErr w:type="spellStart"/>
             <w:r>
               <w:rPr>
                 <w:rFonts w:cs="Arial"/>
@@ -3533,19 +3112,7 @@
                 <w:sz w:val="16"/>
                 <w:szCs w:val="16"/>
               </w:rPr>
-              <w:t>Sitras</w:t>
-            </w:r>
-            <w:proofErr w:type="spellEnd"/>
-            <w:r>
-              <w:rPr>
-                <w:rFonts w:cs="Arial"/>
-                <w:b/>
-                <w:bCs/>
-                <w:color w:val="FFFFFF" w:themeColor="background1"/>
-                <w:sz w:val="16"/>
-                <w:szCs w:val="16"/>
-              </w:rPr>
-              <w:t xml:space="preserve"> PRO</w:t>
+              <w:t>Sitras PRO</w:t>
             </w:r>
           </w:p>
         </w:tc>
@@ -3745,25 +3312,7 @@
                 <w:sz w:val="18"/>
                 <w:szCs w:val="18"/>
               </w:rPr>
-              <w:t>{{</w:t>
-            </w:r>
-            <w:proofErr w:type="spellStart"/>
-            <w:r>
-              <w:rPr>
-                <w:rFonts w:cs="Arial"/>
-                <w:sz w:val="18"/>
-                <w:szCs w:val="18"/>
-              </w:rPr>
-              <w:t>ser_aperturado</w:t>
-            </w:r>
-            <w:proofErr w:type="spellEnd"/>
-            <w:r>
-              <w:rPr>
-                <w:rFonts w:cs="Arial"/>
-                <w:sz w:val="18"/>
-                <w:szCs w:val="18"/>
-              </w:rPr>
-              <w:t>}}</w:t>
+              <w:t>{{ser_aperturado}}</w:t>
             </w:r>
           </w:p>
         </w:tc>
@@ -3798,29 +3347,7 @@
                 <w:sz w:val="18"/>
                 <w:szCs w:val="18"/>
               </w:rPr>
-              <w:t>{{</w:t>
-            </w:r>
-            <w:proofErr w:type="spellStart"/>
-            <w:r>
-              <w:rPr>
-                <w:rFonts w:cs="Arial"/>
-                <w:bCs/>
-                <w:color w:val="000000" w:themeColor="text1"/>
-                <w:sz w:val="18"/>
-                <w:szCs w:val="18"/>
-              </w:rPr>
-              <w:t>hora_vicos_disparo</w:t>
-            </w:r>
-            <w:proofErr w:type="spellEnd"/>
-            <w:r>
-              <w:rPr>
-                <w:rFonts w:cs="Arial"/>
-                <w:bCs/>
-                <w:color w:val="000000" w:themeColor="text1"/>
-                <w:sz w:val="18"/>
-                <w:szCs w:val="18"/>
-              </w:rPr>
-              <w:t>}}</w:t>
+              <w:t>{{hora_vicos_disparo}}</w:t>
             </w:r>
           </w:p>
         </w:tc>
@@ -3908,7 +3435,6 @@
                 <w:szCs w:val="18"/>
               </w:rPr>
             </w:pPr>
-            <w:proofErr w:type="spellStart"/>
             <w:r>
               <w:rPr>
                 <w:rFonts w:cs="Arial"/>
@@ -3918,19 +3444,7 @@
                 <w:szCs w:val="18"/>
                 <w:highlight w:val="yellow"/>
               </w:rPr>
-              <w:t>Imax</w:t>
-            </w:r>
-            <w:proofErr w:type="spellEnd"/>
-            <w:r>
-              <w:rPr>
-                <w:rFonts w:cs="Arial"/>
-                <w:b/>
-                <w:bCs/>
-                <w:sz w:val="18"/>
-                <w:szCs w:val="18"/>
-                <w:highlight w:val="yellow"/>
-              </w:rPr>
-              <w:t xml:space="preserve"> =</w:t>
+              <w:t>Imax =</w:t>
             </w:r>
             <w:r>
               <w:rPr>
@@ -4095,25 +3609,7 @@
                 <w:sz w:val="18"/>
                 <w:szCs w:val="18"/>
               </w:rPr>
-              <w:t>{{</w:t>
-            </w:r>
-            <w:proofErr w:type="spellStart"/>
-            <w:r>
-              <w:rPr>
-                <w:rFonts w:cs="Arial"/>
-                <w:sz w:val="18"/>
-                <w:szCs w:val="18"/>
-              </w:rPr>
-              <w:t>ser_vecino</w:t>
-            </w:r>
-            <w:proofErr w:type="spellEnd"/>
-            <w:r>
-              <w:rPr>
-                <w:rFonts w:cs="Arial"/>
-                <w:sz w:val="18"/>
-                <w:szCs w:val="18"/>
-              </w:rPr>
-              <w:t>}}</w:t>
+              <w:t>{{ser_vecino}}</w:t>
             </w:r>
           </w:p>
         </w:tc>
@@ -4148,29 +3644,7 @@
                 <w:sz w:val="18"/>
                 <w:szCs w:val="18"/>
               </w:rPr>
-              <w:t>{{</w:t>
-            </w:r>
-            <w:proofErr w:type="spellStart"/>
-            <w:r>
-              <w:rPr>
-                <w:rFonts w:cs="Arial"/>
-                <w:bCs/>
-                <w:color w:val="000000" w:themeColor="text1"/>
-                <w:sz w:val="18"/>
-                <w:szCs w:val="18"/>
-              </w:rPr>
-              <w:t>hora_vicos_disparo_vecina</w:t>
-            </w:r>
-            <w:proofErr w:type="spellEnd"/>
-            <w:r>
-              <w:rPr>
-                <w:rFonts w:cs="Arial"/>
-                <w:bCs/>
-                <w:color w:val="000000" w:themeColor="text1"/>
-                <w:sz w:val="18"/>
-                <w:szCs w:val="18"/>
-              </w:rPr>
-              <w:t>}}</w:t>
+              <w:t>{{hora_vicos_disparo_vecina}}</w:t>
             </w:r>
           </w:p>
         </w:tc>
@@ -4412,10 +3886,18 @@
           <w:sz w:val="18"/>
           <w:szCs w:val="18"/>
         </w:rPr>
-        <w:t xml:space="preserve">Valores registrados en Sistema SCADA_VICOS RSC y relé </w:t>
-      </w:r>
-      <w:proofErr w:type="spellStart"/>
-      <w:r>
+        <w:t>Valores registrados en Sistema SCADA_VICOS RSC y relé Sitras PRO</w:t>
+      </w:r>
+    </w:p>
+    <w:p>
+      <w:pPr>
+        <w:ind w:left="0" w:firstLine="0"/>
+      </w:pPr>
+    </w:p>
+    <w:p>
+      <w:pPr>
+        <w:pStyle w:val="Descripcin"/>
+        <w:spacing w:before="0" w:after="0" w:line="240" w:lineRule="auto"/>
         <w:rPr>
           <w:b w:val="0"/>
           <w:bCs w:val="0"/>
@@ -4423,9 +3905,15 @@
           <w:sz w:val="18"/>
           <w:szCs w:val="18"/>
         </w:rPr>
-        <w:t>Sitras</w:t>
-      </w:r>
-      <w:proofErr w:type="spellEnd"/>
+      </w:pPr>
+      <w:r>
+        <w:rPr>
+          <w:i w:val="0"/>
+          <w:sz w:val="18"/>
+          <w:szCs w:val="18"/>
+        </w:rPr>
+        <w:t xml:space="preserve">Figura 1. </w:t>
+      </w:r>
       <w:r>
         <w:rPr>
           <w:b w:val="0"/>
@@ -4434,65 +3922,7 @@
           <w:sz w:val="18"/>
           <w:szCs w:val="18"/>
         </w:rPr>
-        <w:t xml:space="preserve"> PRO</w:t>
-      </w:r>
-    </w:p>
-    <w:p>
-      <w:pPr>
-        <w:ind w:left="0" w:firstLine="0"/>
-      </w:pPr>
-    </w:p>
-    <w:p>
-      <w:pPr>
-        <w:pStyle w:val="Descripcin"/>
-        <w:spacing w:before="0" w:after="0" w:line="240" w:lineRule="auto"/>
-        <w:rPr>
-          <w:b w:val="0"/>
-          <w:bCs w:val="0"/>
-          <w:i w:val="0"/>
-          <w:sz w:val="18"/>
-          <w:szCs w:val="18"/>
-        </w:rPr>
-      </w:pPr>
-      <w:r>
-        <w:rPr>
-          <w:i w:val="0"/>
-          <w:sz w:val="18"/>
-          <w:szCs w:val="18"/>
-        </w:rPr>
-        <w:t xml:space="preserve">Figura 1. </w:t>
-      </w:r>
-      <w:r>
-        <w:rPr>
-          <w:b w:val="0"/>
-          <w:bCs w:val="0"/>
-          <w:i w:val="0"/>
-          <w:sz w:val="18"/>
-          <w:szCs w:val="18"/>
-        </w:rPr>
-        <w:t xml:space="preserve">Parámetros de ajuste del relé </w:t>
-      </w:r>
-      <w:proofErr w:type="spellStart"/>
-      <w:r>
-        <w:rPr>
-          <w:b w:val="0"/>
-          <w:bCs w:val="0"/>
-          <w:i w:val="0"/>
-          <w:sz w:val="18"/>
-          <w:szCs w:val="18"/>
-        </w:rPr>
-        <w:t>Sitras</w:t>
-      </w:r>
-      <w:proofErr w:type="spellEnd"/>
-      <w:r>
-        <w:rPr>
-          <w:b w:val="0"/>
-          <w:bCs w:val="0"/>
-          <w:i w:val="0"/>
-          <w:sz w:val="18"/>
-          <w:szCs w:val="18"/>
-        </w:rPr>
-        <w:t xml:space="preserve"> PRO </w:t>
+        <w:t xml:space="preserve">Parámetros de ajuste del relé Sitras PRO </w:t>
       </w:r>
       <w:r>
         <w:rPr>
@@ -4513,9 +3943,1557 @@
           <w:sz w:val="18"/>
           <w:szCs w:val="18"/>
         </w:rPr>
+        <w:t>{{alimentador_disparo}} {{ser_disparo}}</w:t>
+      </w:r>
+      <w:r>
+        <w:rPr>
+          <w:b w:val="0"/>
+          <w:bCs w:val="0"/>
+          <w:i w:val="0"/>
+          <w:sz w:val="18"/>
+          <w:szCs w:val="18"/>
+        </w:rPr>
+        <w:t>)</w:t>
+      </w:r>
+    </w:p>
+    <w:p>
+      <w:pPr>
+        <w:ind w:left="708" w:hanging="708"/>
+        <w:jc w:val="center"/>
+      </w:pPr>
+    </w:p>
+    <w:p>
+      <w:pPr>
+        <w:spacing w:before="0" w:after="0" w:line="240" w:lineRule="auto"/>
+        <w:ind w:left="0" w:firstLine="0"/>
+        <w:rPr>
+          <w:rFonts w:ascii="Arial Narrow" w:hAnsi="Arial Narrow" w:cs="Arial Narrow"/>
+          <w:bCs/>
+          <w:color w:val="000000" w:themeColor="text1"/>
+          <w:sz w:val="18"/>
+          <w:szCs w:val="18"/>
+        </w:rPr>
+      </w:pPr>
+      <w:r>
+        <w:rPr>
+          <w:rFonts w:cs="Arial"/>
+          <w:bCs/>
+          <w:color w:val="000000" w:themeColor="text1"/>
+          <w:sz w:val="18"/>
+          <w:szCs w:val="18"/>
+        </w:rPr>
+        <w:t xml:space="preserve">A las </w:t>
+      </w:r>
+      <w:r>
+        <w:rPr>
+          <w:rFonts w:cs="Arial"/>
+          <w:bCs/>
+          <w:color w:val="000000" w:themeColor="text1"/>
+          <w:sz w:val="18"/>
+          <w:szCs w:val="18"/>
+        </w:rPr>
+        <w:t>{{hora_vicos_disparo}}</w:t>
+      </w:r>
+      <w:r>
+        <w:rPr>
+          <w:rFonts w:cs="Arial"/>
+          <w:bCs/>
+          <w:color w:val="000000" w:themeColor="text1"/>
+          <w:sz w:val="18"/>
+          <w:szCs w:val="18"/>
+        </w:rPr>
+        <w:t xml:space="preserve"> se apertura </w:t>
+      </w:r>
+      <w:r>
+        <w:rPr>
+          <w:rFonts w:cs="Arial"/>
+          <w:bCs/>
+          <w:color w:val="000000" w:themeColor="text1"/>
+          <w:sz w:val="18"/>
+          <w:szCs w:val="18"/>
+        </w:rPr>
+        <w:t>el interruptor</w:t>
+      </w:r>
+      <w:r>
+        <w:rPr>
+          <w:rFonts w:cs="Arial"/>
+          <w:bCs/>
+          <w:color w:val="000000" w:themeColor="text1"/>
+          <w:sz w:val="18"/>
+          <w:szCs w:val="18"/>
+        </w:rPr>
+        <w:t xml:space="preserve"> </w:t>
+      </w:r>
+      <w:r>
+        <w:rPr>
+          <w:rFonts w:cs="Arial"/>
+          <w:bCs/>
+          <w:color w:val="000000" w:themeColor="text1"/>
+          <w:sz w:val="18"/>
+          <w:szCs w:val="18"/>
+        </w:rPr>
+        <w:t>{{interruptor_</w:t>
+      </w:r>
+      <w:r>
+        <w:rPr>
+          <w:rFonts w:cs="Arial"/>
+          <w:bCs/>
+          <w:color w:val="000000" w:themeColor="text1"/>
+          <w:sz w:val="18"/>
+          <w:szCs w:val="18"/>
+        </w:rPr>
+        <w:t>aperturado_</w:t>
+      </w:r>
+      <w:r>
+        <w:rPr>
+          <w:rFonts w:cs="Arial"/>
+          <w:bCs/>
+          <w:color w:val="000000" w:themeColor="text1"/>
+          <w:sz w:val="18"/>
+          <w:szCs w:val="18"/>
+        </w:rPr>
+        <w:t>num}}</w:t>
+      </w:r>
+      <w:r>
+        <w:rPr>
+          <w:rFonts w:cs="Arial"/>
+          <w:bCs/>
+          <w:color w:val="000000" w:themeColor="text1"/>
+          <w:sz w:val="18"/>
+          <w:szCs w:val="18"/>
+        </w:rPr>
+        <w:t xml:space="preserve"> del alimentador </w:t>
+      </w:r>
+      <w:r>
+        <w:rPr>
+          <w:rFonts w:cs="Arial"/>
+          <w:bCs/>
+          <w:color w:val="000000" w:themeColor="text1"/>
+          <w:sz w:val="18"/>
+          <w:szCs w:val="18"/>
+        </w:rPr>
+        <w:t>{{alimentador</w:t>
+      </w:r>
+      <w:r>
+        <w:rPr>
+          <w:rFonts w:cs="Arial"/>
+          <w:bCs/>
+          <w:color w:val="000000" w:themeColor="text1"/>
+          <w:sz w:val="18"/>
+          <w:szCs w:val="18"/>
+        </w:rPr>
+        <w:t>_aperturado</w:t>
+      </w:r>
+      <w:r>
+        <w:rPr>
+          <w:rFonts w:cs="Arial"/>
+          <w:bCs/>
+          <w:color w:val="000000" w:themeColor="text1"/>
+          <w:sz w:val="18"/>
+          <w:szCs w:val="18"/>
+        </w:rPr>
+        <w:t>}}</w:t>
+      </w:r>
+      <w:r>
+        <w:rPr>
+          <w:rFonts w:cs="Arial"/>
+          <w:bCs/>
+          <w:color w:val="000000" w:themeColor="text1"/>
+          <w:sz w:val="18"/>
+          <w:szCs w:val="18"/>
+        </w:rPr>
+        <w:t xml:space="preserve"> de </w:t>
+      </w:r>
+      <w:r>
+        <w:rPr>
+          <w:rFonts w:cs="Arial"/>
+          <w:bCs/>
+          <w:color w:val="000000" w:themeColor="text1"/>
+          <w:sz w:val="18"/>
+          <w:szCs w:val="18"/>
+        </w:rPr>
+        <w:t>{{ser</w:t>
+      </w:r>
+      <w:r>
+        <w:rPr>
+          <w:rFonts w:cs="Arial"/>
+          <w:bCs/>
+          <w:color w:val="000000" w:themeColor="text1"/>
+          <w:sz w:val="18"/>
+          <w:szCs w:val="18"/>
+        </w:rPr>
+        <w:t>_aperturado</w:t>
+      </w:r>
+      <w:r>
+        <w:rPr>
+          <w:rFonts w:cs="Arial"/>
+          <w:bCs/>
+          <w:color w:val="000000" w:themeColor="text1"/>
+          <w:sz w:val="18"/>
+          <w:szCs w:val="18"/>
+        </w:rPr>
+        <w:t>}}</w:t>
+      </w:r>
+      <w:r>
+        <w:rPr>
+          <w:rFonts w:cs="Arial"/>
+          <w:bCs/>
+          <w:color w:val="000000" w:themeColor="text1"/>
+          <w:sz w:val="18"/>
+          <w:szCs w:val="18"/>
+        </w:rPr>
+        <w:t xml:space="preserve"> y </w:t>
+      </w:r>
+      <w:r>
+        <w:rPr>
+          <w:rFonts w:cs="Arial"/>
+          <w:bCs/>
+          <w:color w:val="000000" w:themeColor="text1"/>
+          <w:sz w:val="18"/>
+          <w:szCs w:val="18"/>
+        </w:rPr>
+        <w:t xml:space="preserve">a las {{hora_vicos_disparo_vecina}} se apertura el interruptor </w:t>
+      </w:r>
+      <w:r>
+        <w:rPr>
+          <w:rFonts w:cs="Arial"/>
+          <w:bCs/>
+          <w:color w:val="000000" w:themeColor="text1"/>
+          <w:sz w:val="18"/>
+          <w:szCs w:val="18"/>
+        </w:rPr>
+        <w:t>{{interruptor_</w:t>
+      </w:r>
+      <w:r>
+        <w:rPr>
+          <w:rFonts w:cs="Arial"/>
+          <w:bCs/>
+          <w:color w:val="000000" w:themeColor="text1"/>
+          <w:sz w:val="18"/>
+          <w:szCs w:val="18"/>
+        </w:rPr>
+        <w:t>vecino_</w:t>
+      </w:r>
+      <w:r>
+        <w:rPr>
+          <w:rFonts w:cs="Arial"/>
+          <w:bCs/>
+          <w:color w:val="000000" w:themeColor="text1"/>
+          <w:sz w:val="18"/>
+          <w:szCs w:val="18"/>
+        </w:rPr>
+        <w:t>num}}</w:t>
+      </w:r>
+      <w:r>
+        <w:rPr>
+          <w:rFonts w:cs="Arial"/>
+          <w:bCs/>
+          <w:color w:val="000000" w:themeColor="text1"/>
+          <w:sz w:val="18"/>
+          <w:szCs w:val="18"/>
+        </w:rPr>
+        <w:t xml:space="preserve"> del alimentador </w:t>
+      </w:r>
+      <w:r>
+        <w:rPr>
+          <w:rFonts w:cs="Arial"/>
+          <w:bCs/>
+          <w:color w:val="000000" w:themeColor="text1"/>
+          <w:sz w:val="18"/>
+          <w:szCs w:val="18"/>
+        </w:rPr>
+        <w:t>{{alimentador</w:t>
+      </w:r>
+      <w:r>
+        <w:rPr>
+          <w:rFonts w:cs="Arial"/>
+          <w:bCs/>
+          <w:color w:val="000000" w:themeColor="text1"/>
+          <w:sz w:val="18"/>
+          <w:szCs w:val="18"/>
+        </w:rPr>
+        <w:t>_vecino</w:t>
+      </w:r>
+      <w:r>
+        <w:rPr>
+          <w:rFonts w:cs="Arial"/>
+          <w:bCs/>
+          <w:color w:val="000000" w:themeColor="text1"/>
+          <w:sz w:val="18"/>
+          <w:szCs w:val="18"/>
+        </w:rPr>
+        <w:t>}}</w:t>
+      </w:r>
+      <w:r>
+        <w:rPr>
+          <w:rFonts w:cs="Arial"/>
+          <w:bCs/>
+          <w:color w:val="000000" w:themeColor="text1"/>
+          <w:sz w:val="18"/>
+          <w:szCs w:val="18"/>
+        </w:rPr>
+        <w:t xml:space="preserve"> </w:t>
+      </w:r>
+      <w:r>
+        <w:rPr>
+          <w:rFonts w:cs="Arial"/>
+          <w:bCs/>
+          <w:color w:val="000000" w:themeColor="text1"/>
+          <w:sz w:val="18"/>
+          <w:szCs w:val="18"/>
+        </w:rPr>
+        <w:t>de {{se</w:t>
+      </w:r>
+      <w:r>
+        <w:rPr>
+          <w:rFonts w:cs="Arial"/>
+          <w:bCs/>
+          <w:color w:val="000000" w:themeColor="text1"/>
+          <w:sz w:val="18"/>
+          <w:szCs w:val="18"/>
+        </w:rPr>
+        <w:t>r_vecino</w:t>
+      </w:r>
+      <w:r>
+        <w:rPr>
+          <w:rFonts w:cs="Arial"/>
+          <w:bCs/>
+          <w:color w:val="000000" w:themeColor="text1"/>
+          <w:sz w:val="18"/>
+          <w:szCs w:val="18"/>
+        </w:rPr>
+        <w:t>}}</w:t>
+      </w:r>
+      <w:r>
+        <w:rPr>
+          <w:rFonts w:cs="Arial"/>
+          <w:bCs/>
+          <w:color w:val="000000" w:themeColor="text1"/>
+          <w:sz w:val="18"/>
+          <w:szCs w:val="18"/>
+        </w:rPr>
+        <w:t xml:space="preserve">; los relés Sitras PRO de ambos alimentadores </w:t>
+      </w:r>
+      <w:r>
+        <w:rPr>
+          <w:rFonts w:cs="Arial"/>
+          <w:b/>
+          <w:color w:val="000000" w:themeColor="text1"/>
+          <w:sz w:val="18"/>
+          <w:szCs w:val="18"/>
+        </w:rPr>
+        <w:t>registraron sobrecorriente de retorno</w:t>
+      </w:r>
+      <w:r>
+        <w:rPr>
+          <w:rFonts w:cs="Arial"/>
+          <w:bCs/>
+          <w:color w:val="000000" w:themeColor="text1"/>
+          <w:sz w:val="18"/>
+          <w:szCs w:val="18"/>
+        </w:rPr>
+        <w:t xml:space="preserve"> en la línea aérea de contacto de la zona </w:t>
+      </w:r>
+      <w:r>
+        <w:rPr>
+          <w:rFonts w:cs="Arial"/>
+          <w:bCs/>
+          <w:color w:val="000000" w:themeColor="text1"/>
+          <w:sz w:val="18"/>
+          <w:szCs w:val="18"/>
+        </w:rPr>
+        <w:t>{{zona}}</w:t>
+      </w:r>
+      <w:r>
+        <w:rPr>
+          <w:rFonts w:cs="Arial"/>
+          <w:bCs/>
+          <w:color w:val="000000" w:themeColor="text1"/>
+          <w:sz w:val="18"/>
+          <w:szCs w:val="18"/>
+        </w:rPr>
+        <w:t xml:space="preserve">, señalizando las funciones </w:t>
+      </w:r>
+      <w:r>
+        <w:rPr>
+          <w:rFonts w:cs="Arial"/>
+          <w:b/>
+          <w:bCs/>
+          <w:sz w:val="18"/>
+          <w:szCs w:val="18"/>
+        </w:rPr>
+        <w:t>“</w:t>
+      </w:r>
+      <w:r>
+        <w:rPr>
+          <w:rFonts w:cs="Arial"/>
+          <w:b/>
+          <w:bCs/>
+          <w:sz w:val="18"/>
+          <w:szCs w:val="18"/>
+        </w:rPr>
+        <w:t>{{funcion_disparo_final}}</w:t>
+      </w:r>
+      <w:r>
+        <w:rPr>
+          <w:rFonts w:cs="Arial"/>
+          <w:b/>
+          <w:bCs/>
+          <w:sz w:val="18"/>
+          <w:szCs w:val="18"/>
+        </w:rPr>
+        <w:t xml:space="preserve">” </w:t>
+      </w:r>
+      <w:r>
+        <w:rPr>
+          <w:rFonts w:cs="Arial"/>
+          <w:sz w:val="18"/>
+          <w:szCs w:val="18"/>
+        </w:rPr>
+        <w:t>y</w:t>
+      </w:r>
+      <w:r>
+        <w:rPr>
+          <w:rFonts w:cs="Arial"/>
+          <w:b/>
+          <w:bCs/>
+          <w:sz w:val="18"/>
+          <w:szCs w:val="18"/>
+        </w:rPr>
+        <w:t xml:space="preserve"> “</w:t>
+      </w:r>
+      <w:r>
+        <w:rPr>
+          <w:rFonts w:cs="Arial"/>
+          <w:b/>
+          <w:color w:val="000000" w:themeColor="text1"/>
+          <w:sz w:val="18"/>
+          <w:szCs w:val="18"/>
+        </w:rPr>
+        <w:t xml:space="preserve">Arrastre desde SSEE colateral activo” </w:t>
+      </w:r>
+      <w:r>
+        <w:rPr>
+          <w:rFonts w:cs="Arial"/>
+          <w:bCs/>
+          <w:color w:val="000000" w:themeColor="text1"/>
+          <w:sz w:val="18"/>
+          <w:szCs w:val="18"/>
+        </w:rPr>
+        <w:t xml:space="preserve">respectivamente; </w:t>
+      </w:r>
+      <w:r>
+        <w:rPr>
+          <w:rFonts w:cs="Arial"/>
+          <w:b/>
+          <w:color w:val="000000" w:themeColor="text1"/>
+          <w:sz w:val="18"/>
+          <w:szCs w:val="18"/>
+        </w:rPr>
+        <w:t xml:space="preserve">originado por </w:t>
+      </w:r>
+      <w:r>
+        <w:rPr>
+          <w:rFonts w:cs="Arial"/>
+          <w:b/>
+          <w:color w:val="000000" w:themeColor="text1"/>
+          <w:sz w:val="18"/>
+          <w:szCs w:val="18"/>
+          <w:highlight w:val="yellow"/>
+        </w:rPr>
+        <w:t>acumulación de los trenes en la zona</w:t>
+      </w:r>
+      <w:r>
+        <w:rPr>
+          <w:rFonts w:cs="Arial"/>
+          <w:b/>
+          <w:color w:val="000000" w:themeColor="text1"/>
+          <w:sz w:val="18"/>
+          <w:szCs w:val="18"/>
+        </w:rPr>
+        <w:t>.</w:t>
+      </w:r>
+      <w:r>
+        <w:rPr>
+          <w:rFonts w:cs="Arial"/>
+          <w:bCs/>
+          <w:color w:val="000000" w:themeColor="text1"/>
+          <w:sz w:val="18"/>
+          <w:szCs w:val="18"/>
+        </w:rPr>
+        <w:t xml:space="preserve"> A las </w:t>
+      </w:r>
+      <w:r>
+        <w:rPr>
+          <w:sz w:val="18"/>
+          <w:szCs w:val="18"/>
+        </w:rPr>
+        <w:t>{{horas_vicos_ap_final}}</w:t>
+      </w:r>
+      <w:r>
+        <w:rPr>
+          <w:rFonts w:ascii="Arial Narrow" w:hAnsi="Arial Narrow" w:cs="Arial Narrow"/>
+          <w:bCs/>
+          <w:color w:val="000000" w:themeColor="text1"/>
+          <w:sz w:val="18"/>
+          <w:szCs w:val="18"/>
+        </w:rPr>
+        <w:t xml:space="preserve"> </w:t>
+      </w:r>
+      <w:r>
+        <w:rPr>
+          <w:rFonts w:cs="Arial"/>
+          <w:bCs/>
+          <w:color w:val="000000" w:themeColor="text1"/>
+          <w:sz w:val="18"/>
+          <w:szCs w:val="18"/>
+        </w:rPr>
+        <w:t>se origina el recierre automático de</w:t>
+      </w:r>
+      <w:r>
+        <w:rPr>
+          <w:rFonts w:cs="Arial"/>
+          <w:bCs/>
+          <w:color w:val="000000" w:themeColor="text1"/>
+          <w:sz w:val="18"/>
+          <w:szCs w:val="18"/>
+        </w:rPr>
+        <w:t xml:space="preserve">l </w:t>
+      </w:r>
+      <w:r>
+        <w:rPr>
+          <w:rFonts w:cs="Arial"/>
+          <w:bCs/>
+          <w:color w:val="000000" w:themeColor="text1"/>
+          <w:sz w:val="18"/>
+          <w:szCs w:val="18"/>
+        </w:rPr>
+        <w:t xml:space="preserve">interruptor </w:t>
+      </w:r>
+      <w:r>
+        <w:rPr>
+          <w:rFonts w:cs="Arial"/>
+          <w:bCs/>
+          <w:color w:val="000000" w:themeColor="text1"/>
+          <w:sz w:val="18"/>
+          <w:szCs w:val="18"/>
+        </w:rPr>
+        <w:t>{{interruptor_aperturado}}</w:t>
+      </w:r>
+      <w:r>
+        <w:rPr>
+          <w:rFonts w:cs="Arial"/>
+          <w:bCs/>
+          <w:color w:val="000000" w:themeColor="text1"/>
+          <w:sz w:val="18"/>
+          <w:szCs w:val="18"/>
+        </w:rPr>
+        <w:t xml:space="preserve"> y </w:t>
+      </w:r>
+      <w:r>
+        <w:rPr>
+          <w:rFonts w:cs="Arial"/>
+          <w:bCs/>
+          <w:color w:val="000000" w:themeColor="text1"/>
+          <w:sz w:val="18"/>
+          <w:szCs w:val="18"/>
+        </w:rPr>
+        <w:t xml:space="preserve">a las </w:t>
+      </w:r>
+      <w:r>
+        <w:rPr>
+          <w:sz w:val="18"/>
+          <w:szCs w:val="18"/>
+        </w:rPr>
+        <w:t>{{horas_vicos_vec_final}}</w:t>
+      </w:r>
+      <w:r>
+        <w:rPr>
+          <w:sz w:val="18"/>
+          <w:szCs w:val="18"/>
+        </w:rPr>
+        <w:t xml:space="preserve"> se origina el recierre automático del interruptor </w:t>
+      </w:r>
+      <w:r>
+        <w:rPr>
+          <w:rFonts w:cs="Arial"/>
+          <w:bCs/>
+          <w:color w:val="000000" w:themeColor="text1"/>
+          <w:sz w:val="18"/>
+          <w:szCs w:val="18"/>
+        </w:rPr>
+        <w:t>{{interruptor_vecino}}</w:t>
+      </w:r>
+      <w:r>
+        <w:rPr>
+          <w:rFonts w:cs="Arial"/>
+          <w:bCs/>
+          <w:color w:val="000000" w:themeColor="text1"/>
+          <w:sz w:val="18"/>
+          <w:szCs w:val="18"/>
+        </w:rPr>
+        <w:t xml:space="preserve"> con resultado exitoso</w:t>
+      </w:r>
+      <w:r>
+        <w:rPr>
+          <w:rFonts w:cs="Arial"/>
+          <w:b/>
+          <w:color w:val="000000" w:themeColor="text1"/>
+          <w:sz w:val="18"/>
+          <w:szCs w:val="18"/>
+        </w:rPr>
+        <w:t xml:space="preserve">, </w:t>
+      </w:r>
+      <w:r>
+        <w:rPr>
+          <w:rFonts w:cs="Arial"/>
+          <w:bCs/>
+          <w:color w:val="000000" w:themeColor="text1"/>
+          <w:sz w:val="18"/>
+          <w:szCs w:val="18"/>
+        </w:rPr>
+        <w:t>no afecto las condiciones normales de operación.</w:t>
+      </w:r>
+    </w:p>
+    <w:p>
+      <w:pPr>
+        <w:spacing w:after="0" w:line="240" w:lineRule="auto"/>
+        <w:ind w:left="0" w:firstLine="0"/>
+        <w:rPr>
+          <w:rFonts w:cs="Arial"/>
+          <w:bCs/>
+          <w:color w:val="000000" w:themeColor="text1"/>
+          <w:sz w:val="18"/>
+          <w:szCs w:val="18"/>
+        </w:rPr>
+      </w:pPr>
+      <w:r>
+        <w:rPr>
+          <w:rFonts w:cs="Arial"/>
+          <w:bCs/>
+          <w:color w:val="000000" w:themeColor="text1"/>
+          <w:sz w:val="18"/>
+          <w:szCs w:val="18"/>
+        </w:rPr>
+        <w:t>En el relé de protección principal Sitras PRO del alimentador</w:t>
+      </w:r>
+      <w:r>
+        <w:rPr>
+          <w:rFonts w:cs="Arial"/>
+          <w:bCs/>
+          <w:color w:val="000000" w:themeColor="text1"/>
+          <w:sz w:val="18"/>
+          <w:szCs w:val="18"/>
+        </w:rPr>
+        <w:t xml:space="preserve"> </w:t>
+      </w:r>
+      <w:r>
+        <w:rPr>
+          <w:rFonts w:cs="Arial"/>
+          <w:bCs/>
+          <w:color w:val="000000" w:themeColor="text1"/>
+          <w:sz w:val="18"/>
+          <w:szCs w:val="18"/>
+        </w:rPr>
+        <w:t>{{alimentador_</w:t>
+      </w:r>
+      <w:r>
+        <w:rPr>
+          <w:rFonts w:cs="Arial"/>
+          <w:bCs/>
+          <w:color w:val="000000" w:themeColor="text1"/>
+          <w:sz w:val="18"/>
+          <w:szCs w:val="18"/>
+        </w:rPr>
+        <w:t>aperturado</w:t>
+      </w:r>
+      <w:r>
+        <w:rPr>
+          <w:rFonts w:cs="Arial"/>
+          <w:bCs/>
+          <w:color w:val="000000" w:themeColor="text1"/>
+          <w:sz w:val="18"/>
+          <w:szCs w:val="18"/>
+        </w:rPr>
+        <w:t>}}</w:t>
+      </w:r>
+      <w:r>
+        <w:rPr>
+          <w:rFonts w:cs="Arial"/>
+          <w:bCs/>
+          <w:color w:val="000000" w:themeColor="text1"/>
+          <w:sz w:val="18"/>
+          <w:szCs w:val="18"/>
+        </w:rPr>
+        <w:t xml:space="preserve"> {{ser_aperturado}}</w:t>
+      </w:r>
+      <w:r>
+        <w:rPr>
+          <w:rFonts w:cs="Arial"/>
+          <w:bCs/>
+          <w:color w:val="000000" w:themeColor="text1"/>
+          <w:sz w:val="18"/>
+          <w:szCs w:val="18"/>
+        </w:rPr>
+        <w:t xml:space="preserve">, se puede determinar que la falla fue por </w:t>
+      </w:r>
+      <w:r>
+        <w:rPr>
+          <w:rFonts w:cs="Arial"/>
+          <w:bCs/>
+          <w:color w:val="000000" w:themeColor="text1"/>
+          <w:sz w:val="18"/>
+          <w:szCs w:val="18"/>
+          <w:highlight w:val="yellow"/>
+        </w:rPr>
+        <w:t>sobrecorriente</w:t>
+      </w:r>
+      <w:r>
+        <w:rPr>
+          <w:rFonts w:cs="Arial"/>
+          <w:bCs/>
+          <w:color w:val="000000" w:themeColor="text1"/>
+          <w:sz w:val="18"/>
+          <w:szCs w:val="18"/>
+        </w:rPr>
+        <w:t xml:space="preserve"> </w:t>
+      </w:r>
+      <w:r>
+        <w:rPr>
+          <w:rFonts w:cs="Arial"/>
+          <w:bCs/>
+          <w:color w:val="000000" w:themeColor="text1"/>
+          <w:sz w:val="18"/>
+          <w:szCs w:val="18"/>
+        </w:rPr>
+        <w:t>e</w:t>
+      </w:r>
+      <w:r>
+        <w:rPr>
+          <w:rFonts w:cs="Arial"/>
+          <w:bCs/>
+          <w:color w:val="000000" w:themeColor="text1"/>
+          <w:sz w:val="18"/>
+          <w:szCs w:val="18"/>
+        </w:rPr>
+        <w:t xml:space="preserve">n la línea aérea de contacto con el valor de </w:t>
+      </w:r>
+      <w:r>
+        <w:rPr>
+          <w:rFonts w:cs="Arial"/>
+          <w:b/>
+          <w:color w:val="000000" w:themeColor="text1"/>
+          <w:sz w:val="18"/>
+          <w:szCs w:val="18"/>
+          <w:highlight w:val="yellow"/>
+        </w:rPr>
+        <w:t>6026</w:t>
+      </w:r>
+      <w:r>
+        <w:rPr>
+          <w:rFonts w:cs="Arial"/>
+          <w:b/>
+          <w:color w:val="000000" w:themeColor="text1"/>
+          <w:sz w:val="18"/>
+          <w:szCs w:val="18"/>
+        </w:rPr>
+        <w:t xml:space="preserve"> A</w:t>
+      </w:r>
+      <w:r>
+        <w:rPr>
+          <w:rFonts w:cs="Arial"/>
+          <w:bCs/>
+          <w:color w:val="000000" w:themeColor="text1"/>
+          <w:sz w:val="18"/>
+          <w:szCs w:val="18"/>
+        </w:rPr>
+        <w:t>.</w:t>
+      </w:r>
+      <w:r>
+        <w:rPr>
+          <w:rFonts w:cs="Arial"/>
+          <w:bCs/>
+          <w:color w:val="000000" w:themeColor="text1"/>
+          <w:sz w:val="18"/>
+          <w:szCs w:val="18"/>
+        </w:rPr>
+        <w:t xml:space="preserve"> </w:t>
+      </w:r>
+      <w:r>
+        <w:rPr>
+          <w:rFonts w:cs="Arial"/>
+          <w:bCs/>
+          <w:color w:val="000000" w:themeColor="text1"/>
+          <w:sz w:val="18"/>
+          <w:szCs w:val="18"/>
+        </w:rPr>
+        <w:t>{% if tiene_sigra %} La falla fue despejada a los {{valor_tiempo_sigra}} ms, de iniciada por actuación de la protección.</w:t>
+      </w:r>
+    </w:p>
+    <w:p>
+      <w:pPr>
+        <w:spacing w:after="0" w:line="240" w:lineRule="auto"/>
+        <w:ind w:left="0" w:firstLine="0"/>
+        <w:rPr>
+          <w:rFonts w:cs="Arial"/>
+          <w:bCs/>
+          <w:color w:val="000000" w:themeColor="text1"/>
+          <w:sz w:val="18"/>
+          <w:szCs w:val="18"/>
+        </w:rPr>
+      </w:pPr>
+    </w:p>
+    <w:p>
+      <w:pPr>
+        <w:spacing w:before="0" w:after="0" w:line="240" w:lineRule="auto"/>
+        <w:jc w:val="center"/>
+        <w:rPr>
+          <w:sz w:val="18"/>
+          <w:szCs w:val="18"/>
+        </w:rPr>
+      </w:pPr>
+      <w:r>
+        <w:rPr>
+          <w:sz w:val="18"/>
+          <w:szCs w:val="18"/>
+        </w:rPr>
         <w:t>{{</w:t>
       </w:r>
-      <w:proofErr w:type="spellStart"/>
+      <w:r>
+        <w:rPr>
+          <w:sz w:val="18"/>
+          <w:szCs w:val="18"/>
+        </w:rPr>
+        <w:t>anexo_registro_oscilografico</w:t>
+      </w:r>
+      <w:r>
+        <w:rPr>
+          <w:sz w:val="18"/>
+          <w:szCs w:val="18"/>
+        </w:rPr>
+        <w:t>}}</w:t>
+      </w:r>
+    </w:p>
+    <w:p>
+      <w:pPr>
+        <w:spacing w:before="0" w:line="240" w:lineRule="auto"/>
+        <w:jc w:val="center"/>
+        <w:rPr>
+          <w:noProof/>
+          <w:sz w:val="18"/>
+          <w:szCs w:val="18"/>
+        </w:rPr>
+      </w:pPr>
+      <w:r>
+        <w:rPr>
+          <w:b/>
+          <w:bCs/>
+          <w:noProof/>
+          <w:sz w:val="18"/>
+          <w:szCs w:val="18"/>
+        </w:rPr>
+        <w:t>Figura 2.</w:t>
+      </w:r>
+      <w:r>
+        <w:rPr>
+          <w:noProof/>
+          <w:sz w:val="18"/>
+          <w:szCs w:val="18"/>
+        </w:rPr>
+        <w:t xml:space="preserve"> Oscilografía del evento,</w:t>
+      </w:r>
+      <w:r>
+        <w:rPr>
+          <w:noProof/>
+          <w:sz w:val="18"/>
+          <w:szCs w:val="18"/>
+        </w:rPr>
+        <w:t xml:space="preserve"> </w:t>
+      </w:r>
+      <w:r>
+        <w:rPr>
+          <w:noProof/>
+          <w:sz w:val="18"/>
+          <w:szCs w:val="18"/>
+        </w:rPr>
+        <w:t xml:space="preserve">relé del </w:t>
+      </w:r>
+      <w:r>
+        <w:rPr>
+          <w:noProof/>
+          <w:sz w:val="18"/>
+          <w:szCs w:val="18"/>
+        </w:rPr>
+        <w:t>{{alimentador_aperturado}} {{ser_aperturado}} ({{funcion_disparo_final}})</w:t>
+      </w:r>
+      <w:r>
+        <w:rPr>
+          <w:noProof/>
+          <w:sz w:val="18"/>
+          <w:szCs w:val="18"/>
+        </w:rPr>
+        <w:t>.</w:t>
+      </w:r>
+      <w:r>
+        <w:rPr>
+          <w:noProof/>
+          <w:sz w:val="18"/>
+          <w:szCs w:val="18"/>
+        </w:rPr>
+        <w:t>{% endif %}</w:t>
+      </w:r>
+    </w:p>
+    <w:p>
+      <w:pPr>
+        <w:spacing w:after="0" w:line="240" w:lineRule="auto"/>
+        <w:ind w:left="0" w:firstLine="0"/>
+        <w:rPr>
+          <w:rFonts w:cs="Arial"/>
+          <w:bCs/>
+          <w:color w:val="000000" w:themeColor="text1"/>
+          <w:sz w:val="18"/>
+          <w:szCs w:val="18"/>
+        </w:rPr>
+      </w:pPr>
+    </w:p>
+    <w:p>
+      <w:pPr>
+        <w:spacing w:before="0" w:after="0" w:line="240" w:lineRule="auto"/>
+        <w:ind w:left="0" w:firstLine="0"/>
+        <w:rPr>
+          <w:rFonts w:cs="Arial"/>
+          <w:bCs/>
+          <w:color w:val="000000" w:themeColor="text1"/>
+          <w:sz w:val="18"/>
+          <w:szCs w:val="18"/>
+        </w:rPr>
+      </w:pPr>
+      <w:r>
+        <w:rPr>
+          <w:rFonts w:cs="Arial"/>
+          <w:bCs/>
+          <w:color w:val="000000" w:themeColor="text1"/>
+          <w:sz w:val="18"/>
+          <w:szCs w:val="18"/>
+        </w:rPr>
+        <w:t xml:space="preserve">Del registro de eventos del relé de protección principal Sitras PRO del alimentador </w:t>
+      </w:r>
+      <w:r>
+        <w:rPr>
+          <w:rFonts w:cs="Arial"/>
+          <w:bCs/>
+          <w:color w:val="000000" w:themeColor="text1"/>
+          <w:sz w:val="18"/>
+          <w:szCs w:val="18"/>
+        </w:rPr>
+        <w:t>{{alimentador}}</w:t>
+      </w:r>
+      <w:r>
+        <w:rPr>
+          <w:rFonts w:cs="Arial"/>
+          <w:bCs/>
+          <w:color w:val="000000" w:themeColor="text1"/>
+          <w:sz w:val="18"/>
+          <w:szCs w:val="18"/>
+        </w:rPr>
+        <w:t xml:space="preserve"> en la </w:t>
+      </w:r>
+      <w:r>
+        <w:rPr>
+          <w:rFonts w:cs="Arial"/>
+          <w:bCs/>
+          <w:color w:val="000000" w:themeColor="text1"/>
+          <w:sz w:val="18"/>
+          <w:szCs w:val="18"/>
+        </w:rPr>
+        <w:t>{{</w:t>
+      </w:r>
+      <w:r>
+        <w:rPr>
+          <w:rFonts w:cs="Arial"/>
+          <w:bCs/>
+          <w:color w:val="000000" w:themeColor="text1"/>
+          <w:sz w:val="18"/>
+          <w:szCs w:val="18"/>
+        </w:rPr>
+        <w:t>ser</w:t>
+      </w:r>
+      <w:r>
+        <w:rPr>
+          <w:rFonts w:cs="Arial"/>
+          <w:bCs/>
+          <w:color w:val="000000" w:themeColor="text1"/>
+          <w:sz w:val="18"/>
+          <w:szCs w:val="18"/>
+        </w:rPr>
+        <w:t>}}</w:t>
+      </w:r>
+      <w:r>
+        <w:rPr>
+          <w:rFonts w:cs="Arial"/>
+          <w:bCs/>
+          <w:color w:val="000000" w:themeColor="text1"/>
+          <w:sz w:val="18"/>
+          <w:szCs w:val="18"/>
+        </w:rPr>
+        <w:t xml:space="preserve">, se muestra la secuencia, donde se puede observar que el relé disparo con la función </w:t>
+      </w:r>
+      <w:r>
+        <w:rPr>
+          <w:rFonts w:cs="Arial"/>
+          <w:b/>
+          <w:color w:val="000000" w:themeColor="text1"/>
+          <w:sz w:val="18"/>
+          <w:szCs w:val="18"/>
+        </w:rPr>
+        <w:t>“</w:t>
+      </w:r>
+      <w:r>
+        <w:rPr>
+          <w:rFonts w:cs="Arial"/>
+          <w:b/>
+          <w:color w:val="000000" w:themeColor="text1"/>
+          <w:sz w:val="18"/>
+          <w:szCs w:val="18"/>
+        </w:rPr>
+        <w:t>{{función_disparo_final}}</w:t>
+      </w:r>
+      <w:r>
+        <w:rPr>
+          <w:rFonts w:cs="Arial"/>
+          <w:b/>
+          <w:color w:val="000000" w:themeColor="text1"/>
+          <w:sz w:val="18"/>
+          <w:szCs w:val="18"/>
+        </w:rPr>
+        <w:t xml:space="preserve">” </w:t>
+      </w:r>
+      <w:r>
+        <w:rPr>
+          <w:rFonts w:cs="Arial"/>
+          <w:bCs/>
+          <w:color w:val="000000" w:themeColor="text1"/>
+          <w:sz w:val="18"/>
+          <w:szCs w:val="18"/>
+        </w:rPr>
+        <w:t xml:space="preserve">operación por protección de </w:t>
+      </w:r>
+      <w:r>
+        <w:rPr>
+          <w:rFonts w:cs="Arial"/>
+          <w:bCs/>
+          <w:color w:val="000000" w:themeColor="text1"/>
+          <w:sz w:val="18"/>
+          <w:szCs w:val="18"/>
+          <w:highlight w:val="yellow"/>
+        </w:rPr>
+        <w:t>sobrecorriente</w:t>
+      </w:r>
+      <w:r>
+        <w:rPr>
+          <w:rFonts w:cs="Arial"/>
+          <w:bCs/>
+          <w:color w:val="000000" w:themeColor="text1"/>
+          <w:sz w:val="18"/>
+          <w:szCs w:val="18"/>
+        </w:rPr>
+        <w:t>.</w:t>
+      </w:r>
+    </w:p>
+    <w:p>
+      <w:pPr>
+        <w:spacing w:before="0" w:after="0" w:line="240" w:lineRule="auto"/>
+        <w:ind w:left="0" w:firstLine="0"/>
+        <w:jc w:val="center"/>
+        <w:rPr>
+          <w:rFonts w:cs="Arial"/>
+          <w:bCs/>
+          <w:color w:val="000000" w:themeColor="text1"/>
+          <w:sz w:val="18"/>
+          <w:szCs w:val="18"/>
+        </w:rPr>
+      </w:pPr>
+    </w:p>
+    <w:p>
+      <w:pPr>
+        <w:spacing w:before="0" w:after="0" w:line="240" w:lineRule="auto"/>
+        <w:ind w:left="0" w:firstLine="0"/>
+        <w:jc w:val="center"/>
+        <w:rPr>
+          <w:rFonts w:cs="Arial"/>
+          <w:bCs/>
+          <w:color w:val="000000" w:themeColor="text1"/>
+          <w:sz w:val="18"/>
+          <w:szCs w:val="18"/>
+        </w:rPr>
+      </w:pPr>
+      <w:r>
+        <w:rPr>
+          <w:rFonts w:cs="Arial"/>
+          <w:bCs/>
+          <w:color w:val="000000" w:themeColor="text1"/>
+          <w:sz w:val="18"/>
+          <w:szCs w:val="18"/>
+        </w:rPr>
+        <w:t>{% if tiene_sigra %}</w:t>
+      </w:r>
+    </w:p>
+    <w:p>
+      <w:pPr>
+        <w:spacing w:before="0" w:after="0" w:line="240" w:lineRule="auto"/>
+        <w:jc w:val="center"/>
+        <w:rPr>
+          <w:sz w:val="18"/>
+          <w:szCs w:val="18"/>
+        </w:rPr>
+      </w:pPr>
+      <w:r>
+        <w:rPr>
+          <w:sz w:val="18"/>
+          <w:szCs w:val="18"/>
+        </w:rPr>
+        <w:t>{{ anexo_sitras</w:t>
+      </w:r>
+      <w:r>
+        <w:rPr>
+          <w:sz w:val="18"/>
+          <w:szCs w:val="18"/>
+        </w:rPr>
+        <w:t xml:space="preserve">_disparo </w:t>
+      </w:r>
+      <w:r>
+        <w:rPr>
+          <w:sz w:val="18"/>
+          <w:szCs w:val="18"/>
+        </w:rPr>
+        <w:t>}}</w:t>
+      </w:r>
+    </w:p>
+    <w:p>
+      <w:pPr>
+        <w:spacing w:before="0" w:after="0" w:line="240" w:lineRule="auto"/>
+        <w:ind w:left="0" w:firstLine="0"/>
+        <w:jc w:val="center"/>
+        <w:rPr>
+          <w:rFonts w:cs="Arial"/>
+          <w:bCs/>
+          <w:color w:val="000000" w:themeColor="text1"/>
+          <w:sz w:val="18"/>
+          <w:szCs w:val="18"/>
+        </w:rPr>
+      </w:pPr>
+      <w:r>
+        <w:rPr>
+          <w:b/>
+          <w:bCs/>
+          <w:noProof/>
+          <w:sz w:val="18"/>
+          <w:szCs w:val="18"/>
+        </w:rPr>
+        <w:t xml:space="preserve">Figura </w:t>
+      </w:r>
+      <w:r>
+        <w:rPr>
+          <w:b/>
+          <w:bCs/>
+          <w:noProof/>
+          <w:sz w:val="18"/>
+          <w:szCs w:val="18"/>
+        </w:rPr>
+        <w:t>3</w:t>
+      </w:r>
+      <w:r>
+        <w:rPr>
+          <w:b/>
+          <w:bCs/>
+          <w:noProof/>
+          <w:sz w:val="18"/>
+          <w:szCs w:val="18"/>
+        </w:rPr>
+        <w:t>.</w:t>
+      </w:r>
+      <w:r>
+        <w:rPr>
+          <w:noProof/>
+          <w:sz w:val="18"/>
+          <w:szCs w:val="18"/>
+        </w:rPr>
+        <w:t xml:space="preserve"> Registro de eventos del relé Sitras PRO </w:t>
+      </w:r>
+      <w:r>
+        <w:rPr>
+          <w:rFonts w:cs="Arial"/>
+          <w:bCs/>
+          <w:color w:val="000000" w:themeColor="text1"/>
+          <w:sz w:val="18"/>
+          <w:szCs w:val="18"/>
+        </w:rPr>
+        <w:t xml:space="preserve">del </w:t>
+      </w:r>
+      <w:r>
+        <w:rPr>
+          <w:rFonts w:cs="Arial"/>
+          <w:bCs/>
+          <w:color w:val="000000" w:themeColor="text1"/>
+          <w:sz w:val="18"/>
+          <w:szCs w:val="18"/>
+        </w:rPr>
+        <w:t>({{alimentador_</w:t>
+      </w:r>
+      <w:r>
+        <w:rPr>
+          <w:rFonts w:cs="Arial"/>
+          <w:bCs/>
+          <w:color w:val="000000" w:themeColor="text1"/>
+          <w:sz w:val="18"/>
+          <w:szCs w:val="18"/>
+        </w:rPr>
+        <w:t>aperturado</w:t>
+      </w:r>
+      <w:r>
+        <w:rPr>
+          <w:rFonts w:cs="Arial"/>
+          <w:bCs/>
+          <w:color w:val="000000" w:themeColor="text1"/>
+          <w:sz w:val="18"/>
+          <w:szCs w:val="18"/>
+        </w:rPr>
+        <w:t>}} {{ser_</w:t>
+      </w:r>
+      <w:r>
+        <w:rPr>
+          <w:rFonts w:cs="Arial"/>
+          <w:bCs/>
+          <w:color w:val="000000" w:themeColor="text1"/>
+          <w:sz w:val="18"/>
+          <w:szCs w:val="18"/>
+        </w:rPr>
+        <w:t>aperturado</w:t>
+      </w:r>
+      <w:r>
+        <w:rPr>
+          <w:rFonts w:cs="Arial"/>
+          <w:bCs/>
+          <w:color w:val="000000" w:themeColor="text1"/>
+          <w:sz w:val="18"/>
+          <w:szCs w:val="18"/>
+        </w:rPr>
+        <w:t>}})</w:t>
+      </w:r>
+      <w:r>
+        <w:rPr>
+          <w:rFonts w:cs="Arial"/>
+          <w:bCs/>
+          <w:color w:val="000000" w:themeColor="text1"/>
+          <w:sz w:val="18"/>
+          <w:szCs w:val="18"/>
+        </w:rPr>
+        <w:t>{% else %}</w:t>
+      </w:r>
+    </w:p>
+    <w:p>
+      <w:pPr>
+        <w:spacing w:before="0" w:after="0" w:line="240" w:lineRule="auto"/>
+        <w:ind w:left="0" w:firstLine="0"/>
+        <w:jc w:val="center"/>
+        <w:rPr>
+          <w:rFonts w:cs="Arial"/>
+          <w:bCs/>
+          <w:color w:val="000000" w:themeColor="text1"/>
+          <w:sz w:val="18"/>
+          <w:szCs w:val="18"/>
+        </w:rPr>
+      </w:pPr>
+      <w:r>
+        <w:rPr>
+          <w:rFonts w:cs="Arial"/>
+          <w:bCs/>
+          <w:color w:val="000000" w:themeColor="text1"/>
+          <w:sz w:val="18"/>
+          <w:szCs w:val="18"/>
+        </w:rPr>
+        <w:t>{{ anexo_sitras_disparo }}</w:t>
+      </w:r>
+    </w:p>
+    <w:p>
+      <w:pPr>
+        <w:spacing w:before="0" w:after="0" w:line="240" w:lineRule="auto"/>
+        <w:ind w:left="0" w:firstLine="0"/>
+        <w:jc w:val="center"/>
+        <w:rPr>
+          <w:rFonts w:cs="Arial"/>
+          <w:bCs/>
+          <w:color w:val="000000" w:themeColor="text1"/>
+          <w:sz w:val="18"/>
+          <w:szCs w:val="18"/>
+        </w:rPr>
+      </w:pPr>
+      <w:r>
+        <w:rPr>
+          <w:b/>
+          <w:bCs/>
+          <w:noProof/>
+          <w:sz w:val="18"/>
+          <w:szCs w:val="18"/>
+        </w:rPr>
+        <w:t xml:space="preserve">Figura </w:t>
+      </w:r>
+      <w:r>
+        <w:rPr>
+          <w:b/>
+          <w:bCs/>
+          <w:i/>
+          <w:noProof/>
+          <w:sz w:val="18"/>
+          <w:szCs w:val="18"/>
+        </w:rPr>
+        <w:t>2</w:t>
+      </w:r>
+      <w:r>
+        <w:rPr>
+          <w:b/>
+          <w:bCs/>
+          <w:noProof/>
+          <w:sz w:val="18"/>
+          <w:szCs w:val="18"/>
+        </w:rPr>
+        <w:t>.</w:t>
+      </w:r>
+      <w:r>
+        <w:rPr>
+          <w:noProof/>
+          <w:sz w:val="18"/>
+          <w:szCs w:val="18"/>
+        </w:rPr>
+        <w:t xml:space="preserve"> Registro de eventos del relé Sitras PRO del </w:t>
+      </w:r>
+      <w:r>
+        <w:rPr>
+          <w:rFonts w:cs="Arial"/>
+          <w:bCs/>
+          <w:color w:val="000000" w:themeColor="text1"/>
+          <w:sz w:val="18"/>
+          <w:szCs w:val="18"/>
+        </w:rPr>
+        <w:t>({{alimentador_aperturado}} {{ser_aperturado}}){% endif %}</w:t>
+      </w:r>
+    </w:p>
+    <w:p>
+      <w:pPr>
+        <w:spacing w:before="0" w:after="0" w:line="240" w:lineRule="auto"/>
+        <w:jc w:val="center"/>
+        <w:rPr>
+          <w:noProof/>
+          <w:sz w:val="18"/>
+          <w:szCs w:val="18"/>
+        </w:rPr>
+      </w:pPr>
+    </w:p>
+    <w:p>
+      <w:pPr>
+        <w:spacing w:before="0" w:after="0" w:line="240" w:lineRule="auto"/>
+        <w:ind w:left="0" w:firstLine="0"/>
+        <w:rPr>
+          <w:rFonts w:cs="Arial"/>
+          <w:bCs/>
+          <w:color w:val="000000" w:themeColor="text1"/>
+          <w:sz w:val="18"/>
+          <w:szCs w:val="18"/>
+        </w:rPr>
+      </w:pPr>
+      <w:r>
+        <w:rPr>
+          <w:rFonts w:cs="Arial"/>
+          <w:bCs/>
+          <w:color w:val="000000" w:themeColor="text1"/>
+          <w:sz w:val="18"/>
+          <w:szCs w:val="18"/>
+        </w:rPr>
+        <w:t xml:space="preserve">Del registro de eventos del relé de protección principal Sitras PRO del alimentador </w:t>
+      </w:r>
+      <w:r>
+        <w:rPr>
+          <w:rFonts w:cs="Arial"/>
+          <w:bCs/>
+          <w:color w:val="000000" w:themeColor="text1"/>
+          <w:sz w:val="18"/>
+          <w:szCs w:val="18"/>
+        </w:rPr>
+        <w:t>{{alimentador_vecino}}</w:t>
+      </w:r>
+      <w:r>
+        <w:rPr>
+          <w:rFonts w:cs="Arial"/>
+          <w:bCs/>
+          <w:color w:val="000000" w:themeColor="text1"/>
+          <w:sz w:val="18"/>
+          <w:szCs w:val="18"/>
+        </w:rPr>
+        <w:t xml:space="preserve"> en la </w:t>
+      </w:r>
+      <w:r>
+        <w:rPr>
+          <w:rFonts w:cs="Arial"/>
+          <w:bCs/>
+          <w:color w:val="000000" w:themeColor="text1"/>
+          <w:sz w:val="18"/>
+          <w:szCs w:val="18"/>
+        </w:rPr>
+        <w:t>{{ser_vecino}}</w:t>
+      </w:r>
+      <w:r>
+        <w:rPr>
+          <w:rFonts w:cs="Arial"/>
+          <w:bCs/>
+          <w:color w:val="000000" w:themeColor="text1"/>
+          <w:sz w:val="18"/>
+          <w:szCs w:val="18"/>
+        </w:rPr>
+        <w:t xml:space="preserve">, se muestra la secuencia, donde se puede observar que el relé disparo con la función </w:t>
+      </w:r>
+      <w:r>
+        <w:rPr>
+          <w:rFonts w:cs="Arial"/>
+          <w:b/>
+          <w:color w:val="000000" w:themeColor="text1"/>
+          <w:sz w:val="18"/>
+          <w:szCs w:val="18"/>
+        </w:rPr>
+        <w:t xml:space="preserve">“Alarm: Transfer trip from neighboring substation active” </w:t>
+      </w:r>
+      <w:r>
+        <w:rPr>
+          <w:rFonts w:cs="Arial"/>
+          <w:bCs/>
+          <w:color w:val="000000" w:themeColor="text1"/>
+          <w:sz w:val="18"/>
+          <w:szCs w:val="18"/>
+        </w:rPr>
+        <w:t>operación por disparo de subestación vecina.</w:t>
+      </w:r>
+    </w:p>
+    <w:p>
+      <w:pPr>
+        <w:spacing w:before="0" w:after="0" w:line="240" w:lineRule="auto"/>
+        <w:ind w:left="0" w:firstLine="0"/>
+        <w:jc w:val="left"/>
+        <w:rPr>
+          <w:rFonts w:cs="Arial"/>
+          <w:bCs/>
+          <w:color w:val="000000" w:themeColor="text1"/>
+          <w:sz w:val="18"/>
+          <w:szCs w:val="18"/>
+        </w:rPr>
+      </w:pPr>
+    </w:p>
+    <w:p>
+      <w:pPr>
+        <w:spacing w:before="0" w:after="0" w:line="240" w:lineRule="auto"/>
+        <w:ind w:left="0" w:firstLine="0"/>
+        <w:jc w:val="left"/>
+        <w:rPr>
+          <w:rFonts w:cs="Arial"/>
+          <w:bCs/>
+          <w:color w:val="000000" w:themeColor="text1"/>
+          <w:sz w:val="18"/>
+          <w:szCs w:val="18"/>
+        </w:rPr>
+      </w:pPr>
+    </w:p>
+    <w:p>
+      <w:pPr>
+        <w:spacing w:before="0" w:after="0" w:line="240" w:lineRule="auto"/>
+        <w:ind w:left="0" w:firstLine="0"/>
+        <w:jc w:val="center"/>
+        <w:rPr>
+          <w:rFonts w:cs="Arial"/>
+          <w:bCs/>
+          <w:color w:val="000000" w:themeColor="text1"/>
+          <w:sz w:val="18"/>
+          <w:szCs w:val="18"/>
+        </w:rPr>
+      </w:pPr>
+      <w:r>
+        <w:rPr>
+          <w:rFonts w:cs="Arial"/>
+          <w:bCs/>
+          <w:color w:val="000000" w:themeColor="text1"/>
+          <w:sz w:val="18"/>
+          <w:szCs w:val="18"/>
+        </w:rPr>
+        <w:t>{% if tiene_sigra %}</w:t>
+      </w:r>
+    </w:p>
+    <w:p>
+      <w:pPr>
+        <w:spacing w:before="0" w:after="0" w:line="240" w:lineRule="auto"/>
+        <w:jc w:val="center"/>
+        <w:rPr>
+          <w:sz w:val="18"/>
+          <w:szCs w:val="18"/>
+        </w:rPr>
+      </w:pPr>
+      <w:r>
+        <w:rPr>
+          <w:sz w:val="18"/>
+          <w:szCs w:val="18"/>
+        </w:rPr>
+        <w:t>{{ anexo_sitras</w:t>
+      </w:r>
+      <w:r>
+        <w:rPr>
+          <w:sz w:val="18"/>
+          <w:szCs w:val="18"/>
+        </w:rPr>
+        <w:t>_aperturado</w:t>
+      </w:r>
+      <w:r>
+        <w:rPr>
+          <w:sz w:val="18"/>
+          <w:szCs w:val="18"/>
+        </w:rPr>
+        <w:t xml:space="preserve"> }}</w:t>
+      </w:r>
+    </w:p>
+    <w:p>
+      <w:pPr>
+        <w:pStyle w:val="Descripcin"/>
+        <w:spacing w:before="0" w:after="0" w:line="240" w:lineRule="auto"/>
+        <w:rPr>
+          <w:b w:val="0"/>
+          <w:bCs w:val="0"/>
+          <w:i w:val="0"/>
+          <w:sz w:val="18"/>
+          <w:szCs w:val="18"/>
+        </w:rPr>
+      </w:pPr>
+      <w:r>
+        <w:rPr>
+          <w:i w:val="0"/>
+          <w:noProof/>
+          <w:sz w:val="18"/>
+          <w:szCs w:val="18"/>
+        </w:rPr>
+        <w:t xml:space="preserve">Figura </w:t>
+      </w:r>
+      <w:r>
+        <w:rPr>
+          <w:i w:val="0"/>
+          <w:noProof/>
+          <w:sz w:val="18"/>
+          <w:szCs w:val="18"/>
+        </w:rPr>
+        <w:t>4</w:t>
+      </w:r>
+      <w:r>
+        <w:rPr>
+          <w:i w:val="0"/>
+          <w:noProof/>
+          <w:sz w:val="18"/>
+          <w:szCs w:val="18"/>
+        </w:rPr>
+        <w:t>.</w:t>
+      </w:r>
       <w:r>
         <w:rPr>
           <w:b w:val="0"/>
@@ -4525,9 +5503,18 @@
           <w:sz w:val="18"/>
           <w:szCs w:val="18"/>
         </w:rPr>
-        <w:t>alimentador_disparo</w:t>
-      </w:r>
-      <w:proofErr w:type="spellEnd"/>
+        <w:t xml:space="preserve"> Registro de eventos del relé Sitras PRO del </w:t>
+      </w:r>
+      <w:r>
+        <w:rPr>
+          <w:b w:val="0"/>
+          <w:bCs w:val="0"/>
+          <w:i w:val="0"/>
+          <w:sz w:val="18"/>
+          <w:szCs w:val="18"/>
+        </w:rPr>
+        <w:t>(</w:t>
+      </w:r>
       <w:r>
         <w:rPr>
           <w:b w:val="0"/>
@@ -4537,1774 +5524,7 @@
           <w:sz w:val="18"/>
           <w:szCs w:val="18"/>
         </w:rPr>
-        <w:t>}} {{ser_disparo}}</w:t>
-      </w:r>
-      <w:r>
-        <w:rPr>
-          <w:b w:val="0"/>
-          <w:bCs w:val="0"/>
-          <w:i w:val="0"/>
-          <w:sz w:val="18"/>
-          <w:szCs w:val="18"/>
-        </w:rPr>
-        <w:t>)</w:t>
-      </w:r>
-    </w:p>
-    <w:p>
-      <w:pPr>
-        <w:ind w:left="708" w:hanging="708"/>
-        <w:jc w:val="center"/>
-      </w:pPr>
-    </w:p>
-    <w:p>
-      <w:pPr>
-        <w:spacing w:before="0" w:after="0" w:line="240" w:lineRule="auto"/>
-        <w:ind w:left="0" w:firstLine="0"/>
-        <w:rPr>
-          <w:rFonts w:ascii="Arial Narrow" w:hAnsi="Arial Narrow" w:cs="Arial Narrow"/>
-          <w:bCs/>
-          <w:color w:val="000000" w:themeColor="text1"/>
-          <w:sz w:val="18"/>
-          <w:szCs w:val="18"/>
-        </w:rPr>
-      </w:pPr>
-      <w:r>
-        <w:rPr>
-          <w:rFonts w:cs="Arial"/>
-          <w:bCs/>
-          <w:color w:val="000000" w:themeColor="text1"/>
-          <w:sz w:val="18"/>
-          <w:szCs w:val="18"/>
-        </w:rPr>
-        <w:t xml:space="preserve">A las </w:t>
-      </w:r>
-      <w:r>
-        <w:rPr>
-          <w:rFonts w:cs="Arial"/>
-          <w:bCs/>
-          <w:color w:val="000000" w:themeColor="text1"/>
-          <w:sz w:val="18"/>
-          <w:szCs w:val="18"/>
-        </w:rPr>
-        <w:t>{{</w:t>
-      </w:r>
-      <w:proofErr w:type="spellStart"/>
-      <w:r>
-        <w:rPr>
-          <w:rFonts w:cs="Arial"/>
-          <w:bCs/>
-          <w:color w:val="000000" w:themeColor="text1"/>
-          <w:sz w:val="18"/>
-          <w:szCs w:val="18"/>
-        </w:rPr>
-        <w:t>hora_vicos_disparo</w:t>
-      </w:r>
-      <w:proofErr w:type="spellEnd"/>
-      <w:r>
-        <w:rPr>
-          <w:rFonts w:cs="Arial"/>
-          <w:bCs/>
-          <w:color w:val="000000" w:themeColor="text1"/>
-          <w:sz w:val="18"/>
-          <w:szCs w:val="18"/>
-        </w:rPr>
-        <w:t>}}</w:t>
-      </w:r>
-      <w:r>
-        <w:rPr>
-          <w:rFonts w:cs="Arial"/>
-          <w:bCs/>
-          <w:color w:val="000000" w:themeColor="text1"/>
-          <w:sz w:val="18"/>
-          <w:szCs w:val="18"/>
-        </w:rPr>
-        <w:t xml:space="preserve"> se apertura </w:t>
-      </w:r>
-      <w:r>
-        <w:rPr>
-          <w:rFonts w:cs="Arial"/>
-          <w:bCs/>
-          <w:color w:val="000000" w:themeColor="text1"/>
-          <w:sz w:val="18"/>
-          <w:szCs w:val="18"/>
-        </w:rPr>
-        <w:t>el interruptor</w:t>
-      </w:r>
-      <w:r>
-        <w:rPr>
-          <w:rFonts w:cs="Arial"/>
-          <w:bCs/>
-          <w:color w:val="000000" w:themeColor="text1"/>
-          <w:sz w:val="18"/>
-          <w:szCs w:val="18"/>
-        </w:rPr>
-        <w:t xml:space="preserve"> </w:t>
-      </w:r>
-      <w:r>
-        <w:rPr>
-          <w:rFonts w:cs="Arial"/>
-          <w:bCs/>
-          <w:color w:val="000000" w:themeColor="text1"/>
-          <w:sz w:val="18"/>
-          <w:szCs w:val="18"/>
-        </w:rPr>
-        <w:t>{{</w:t>
-      </w:r>
-      <w:proofErr w:type="spellStart"/>
-      <w:r>
-        <w:rPr>
-          <w:rFonts w:cs="Arial"/>
-          <w:bCs/>
-          <w:color w:val="000000" w:themeColor="text1"/>
-          <w:sz w:val="18"/>
-          <w:szCs w:val="18"/>
-        </w:rPr>
-        <w:t>interruptor_</w:t>
-      </w:r>
-      <w:r>
-        <w:rPr>
-          <w:rFonts w:cs="Arial"/>
-          <w:bCs/>
-          <w:color w:val="000000" w:themeColor="text1"/>
-          <w:sz w:val="18"/>
-          <w:szCs w:val="18"/>
-        </w:rPr>
-        <w:t>aperturado_</w:t>
-      </w:r>
-      <w:r>
-        <w:rPr>
-          <w:rFonts w:cs="Arial"/>
-          <w:bCs/>
-          <w:color w:val="000000" w:themeColor="text1"/>
-          <w:sz w:val="18"/>
-          <w:szCs w:val="18"/>
-        </w:rPr>
-        <w:t>num</w:t>
-      </w:r>
-      <w:proofErr w:type="spellEnd"/>
-      <w:r>
-        <w:rPr>
-          <w:rFonts w:cs="Arial"/>
-          <w:bCs/>
-          <w:color w:val="000000" w:themeColor="text1"/>
-          <w:sz w:val="18"/>
-          <w:szCs w:val="18"/>
-        </w:rPr>
-        <w:t>}}</w:t>
-      </w:r>
-      <w:r>
-        <w:rPr>
-          <w:rFonts w:cs="Arial"/>
-          <w:bCs/>
-          <w:color w:val="000000" w:themeColor="text1"/>
-          <w:sz w:val="18"/>
-          <w:szCs w:val="18"/>
-        </w:rPr>
-        <w:t xml:space="preserve"> del alimentador </w:t>
-      </w:r>
-      <w:r>
-        <w:rPr>
-          <w:rFonts w:cs="Arial"/>
-          <w:bCs/>
-          <w:color w:val="000000" w:themeColor="text1"/>
-          <w:sz w:val="18"/>
-          <w:szCs w:val="18"/>
-        </w:rPr>
-        <w:t>{{</w:t>
-      </w:r>
-      <w:proofErr w:type="spellStart"/>
-      <w:r>
-        <w:rPr>
-          <w:rFonts w:cs="Arial"/>
-          <w:bCs/>
-          <w:color w:val="000000" w:themeColor="text1"/>
-          <w:sz w:val="18"/>
-          <w:szCs w:val="18"/>
-        </w:rPr>
-        <w:t>alimentador</w:t>
-      </w:r>
-      <w:r>
-        <w:rPr>
-          <w:rFonts w:cs="Arial"/>
-          <w:bCs/>
-          <w:color w:val="000000" w:themeColor="text1"/>
-          <w:sz w:val="18"/>
-          <w:szCs w:val="18"/>
-        </w:rPr>
-        <w:t>_aperturado</w:t>
-      </w:r>
-      <w:proofErr w:type="spellEnd"/>
-      <w:r>
-        <w:rPr>
-          <w:rFonts w:cs="Arial"/>
-          <w:bCs/>
-          <w:color w:val="000000" w:themeColor="text1"/>
-          <w:sz w:val="18"/>
-          <w:szCs w:val="18"/>
-        </w:rPr>
-        <w:t>}}</w:t>
-      </w:r>
-      <w:r>
-        <w:rPr>
-          <w:rFonts w:cs="Arial"/>
-          <w:bCs/>
-          <w:color w:val="000000" w:themeColor="text1"/>
-          <w:sz w:val="18"/>
-          <w:szCs w:val="18"/>
-        </w:rPr>
-        <w:t xml:space="preserve"> de </w:t>
-      </w:r>
-      <w:r>
-        <w:rPr>
-          <w:rFonts w:cs="Arial"/>
-          <w:bCs/>
-          <w:color w:val="000000" w:themeColor="text1"/>
-          <w:sz w:val="18"/>
-          <w:szCs w:val="18"/>
-        </w:rPr>
-        <w:t>{{</w:t>
-      </w:r>
-      <w:proofErr w:type="spellStart"/>
-      <w:r>
-        <w:rPr>
-          <w:rFonts w:cs="Arial"/>
-          <w:bCs/>
-          <w:color w:val="000000" w:themeColor="text1"/>
-          <w:sz w:val="18"/>
-          <w:szCs w:val="18"/>
-        </w:rPr>
-        <w:t>ser</w:t>
-      </w:r>
-      <w:r>
-        <w:rPr>
-          <w:rFonts w:cs="Arial"/>
-          <w:bCs/>
-          <w:color w:val="000000" w:themeColor="text1"/>
-          <w:sz w:val="18"/>
-          <w:szCs w:val="18"/>
-        </w:rPr>
-        <w:t>_aperturado</w:t>
-      </w:r>
-      <w:proofErr w:type="spellEnd"/>
-      <w:r>
-        <w:rPr>
-          <w:rFonts w:cs="Arial"/>
-          <w:bCs/>
-          <w:color w:val="000000" w:themeColor="text1"/>
-          <w:sz w:val="18"/>
-          <w:szCs w:val="18"/>
-        </w:rPr>
-        <w:t>}}</w:t>
-      </w:r>
-      <w:r>
-        <w:rPr>
-          <w:rFonts w:cs="Arial"/>
-          <w:bCs/>
-          <w:color w:val="000000" w:themeColor="text1"/>
-          <w:sz w:val="18"/>
-          <w:szCs w:val="18"/>
-        </w:rPr>
-        <w:t xml:space="preserve"> y </w:t>
-      </w:r>
-      <w:r>
-        <w:rPr>
-          <w:rFonts w:cs="Arial"/>
-          <w:bCs/>
-          <w:color w:val="000000" w:themeColor="text1"/>
-          <w:sz w:val="18"/>
-          <w:szCs w:val="18"/>
-        </w:rPr>
-        <w:t>a las {{</w:t>
-      </w:r>
-      <w:proofErr w:type="spellStart"/>
-      <w:r>
-        <w:rPr>
-          <w:rFonts w:cs="Arial"/>
-          <w:bCs/>
-          <w:color w:val="000000" w:themeColor="text1"/>
-          <w:sz w:val="18"/>
-          <w:szCs w:val="18"/>
-        </w:rPr>
-        <w:t>hora_vicos_disparo_vecina</w:t>
-      </w:r>
-      <w:proofErr w:type="spellEnd"/>
-      <w:r>
-        <w:rPr>
-          <w:rFonts w:cs="Arial"/>
-          <w:bCs/>
-          <w:color w:val="000000" w:themeColor="text1"/>
-          <w:sz w:val="18"/>
-          <w:szCs w:val="18"/>
-        </w:rPr>
-        <w:t xml:space="preserve">}} se apertura el interruptor </w:t>
-      </w:r>
-      <w:r>
-        <w:rPr>
-          <w:rFonts w:cs="Arial"/>
-          <w:bCs/>
-          <w:color w:val="000000" w:themeColor="text1"/>
-          <w:sz w:val="18"/>
-          <w:szCs w:val="18"/>
-        </w:rPr>
-        <w:t>{{</w:t>
-      </w:r>
-      <w:proofErr w:type="spellStart"/>
-      <w:r>
-        <w:rPr>
-          <w:rFonts w:cs="Arial"/>
-          <w:bCs/>
-          <w:color w:val="000000" w:themeColor="text1"/>
-          <w:sz w:val="18"/>
-          <w:szCs w:val="18"/>
-        </w:rPr>
-        <w:t>interruptor_</w:t>
-      </w:r>
-      <w:r>
-        <w:rPr>
-          <w:rFonts w:cs="Arial"/>
-          <w:bCs/>
-          <w:color w:val="000000" w:themeColor="text1"/>
-          <w:sz w:val="18"/>
-          <w:szCs w:val="18"/>
-        </w:rPr>
-        <w:t>vecino_</w:t>
-      </w:r>
-      <w:r>
-        <w:rPr>
-          <w:rFonts w:cs="Arial"/>
-          <w:bCs/>
-          <w:color w:val="000000" w:themeColor="text1"/>
-          <w:sz w:val="18"/>
-          <w:szCs w:val="18"/>
-        </w:rPr>
-        <w:t>num</w:t>
-      </w:r>
-      <w:proofErr w:type="spellEnd"/>
-      <w:r>
-        <w:rPr>
-          <w:rFonts w:cs="Arial"/>
-          <w:bCs/>
-          <w:color w:val="000000" w:themeColor="text1"/>
-          <w:sz w:val="18"/>
-          <w:szCs w:val="18"/>
-        </w:rPr>
-        <w:t>}}</w:t>
-      </w:r>
-      <w:r>
-        <w:rPr>
-          <w:rFonts w:cs="Arial"/>
-          <w:bCs/>
-          <w:color w:val="000000" w:themeColor="text1"/>
-          <w:sz w:val="18"/>
-          <w:szCs w:val="18"/>
-        </w:rPr>
-        <w:t xml:space="preserve"> del alimentador </w:t>
-      </w:r>
-      <w:r>
-        <w:rPr>
-          <w:rFonts w:cs="Arial"/>
-          <w:bCs/>
-          <w:color w:val="000000" w:themeColor="text1"/>
-          <w:sz w:val="18"/>
-          <w:szCs w:val="18"/>
-        </w:rPr>
-        <w:t>{{</w:t>
-      </w:r>
-      <w:proofErr w:type="spellStart"/>
-      <w:r>
-        <w:rPr>
-          <w:rFonts w:cs="Arial"/>
-          <w:bCs/>
-          <w:color w:val="000000" w:themeColor="text1"/>
-          <w:sz w:val="18"/>
-          <w:szCs w:val="18"/>
-        </w:rPr>
-        <w:t>alimentador</w:t>
-      </w:r>
-      <w:r>
-        <w:rPr>
-          <w:rFonts w:cs="Arial"/>
-          <w:bCs/>
-          <w:color w:val="000000" w:themeColor="text1"/>
-          <w:sz w:val="18"/>
-          <w:szCs w:val="18"/>
-        </w:rPr>
-        <w:t>_vecino</w:t>
-      </w:r>
-      <w:proofErr w:type="spellEnd"/>
-      <w:r>
-        <w:rPr>
-          <w:rFonts w:cs="Arial"/>
-          <w:bCs/>
-          <w:color w:val="000000" w:themeColor="text1"/>
-          <w:sz w:val="18"/>
-          <w:szCs w:val="18"/>
-        </w:rPr>
-        <w:t>}}</w:t>
-      </w:r>
-      <w:r>
-        <w:rPr>
-          <w:rFonts w:cs="Arial"/>
-          <w:bCs/>
-          <w:color w:val="000000" w:themeColor="text1"/>
-          <w:sz w:val="18"/>
-          <w:szCs w:val="18"/>
-        </w:rPr>
-        <w:t xml:space="preserve"> </w:t>
-      </w:r>
-      <w:r>
-        <w:rPr>
-          <w:rFonts w:cs="Arial"/>
-          <w:bCs/>
-          <w:color w:val="000000" w:themeColor="text1"/>
-          <w:sz w:val="18"/>
-          <w:szCs w:val="18"/>
-        </w:rPr>
-        <w:t>de {{</w:t>
-      </w:r>
-      <w:proofErr w:type="spellStart"/>
-      <w:r>
-        <w:rPr>
-          <w:rFonts w:cs="Arial"/>
-          <w:bCs/>
-          <w:color w:val="000000" w:themeColor="text1"/>
-          <w:sz w:val="18"/>
-          <w:szCs w:val="18"/>
-        </w:rPr>
-        <w:t>se</w:t>
-      </w:r>
-      <w:r>
-        <w:rPr>
-          <w:rFonts w:cs="Arial"/>
-          <w:bCs/>
-          <w:color w:val="000000" w:themeColor="text1"/>
-          <w:sz w:val="18"/>
-          <w:szCs w:val="18"/>
-        </w:rPr>
-        <w:t>r_vecino</w:t>
-      </w:r>
-      <w:proofErr w:type="spellEnd"/>
-      <w:r>
-        <w:rPr>
-          <w:rFonts w:cs="Arial"/>
-          <w:bCs/>
-          <w:color w:val="000000" w:themeColor="text1"/>
-          <w:sz w:val="18"/>
-          <w:szCs w:val="18"/>
-        </w:rPr>
-        <w:t>}}</w:t>
-      </w:r>
-      <w:r>
-        <w:rPr>
-          <w:rFonts w:cs="Arial"/>
-          <w:bCs/>
-          <w:color w:val="000000" w:themeColor="text1"/>
-          <w:sz w:val="18"/>
-          <w:szCs w:val="18"/>
-        </w:rPr>
-        <w:t xml:space="preserve">; los relés </w:t>
-      </w:r>
-      <w:proofErr w:type="spellStart"/>
-      <w:r>
-        <w:rPr>
-          <w:rFonts w:cs="Arial"/>
-          <w:bCs/>
-          <w:color w:val="000000" w:themeColor="text1"/>
-          <w:sz w:val="18"/>
-          <w:szCs w:val="18"/>
-        </w:rPr>
-        <w:t>Sitras</w:t>
-      </w:r>
-      <w:proofErr w:type="spellEnd"/>
-      <w:r>
-        <w:rPr>
-          <w:rFonts w:cs="Arial"/>
-          <w:bCs/>
-          <w:color w:val="000000" w:themeColor="text1"/>
-          <w:sz w:val="18"/>
-          <w:szCs w:val="18"/>
-        </w:rPr>
-        <w:t xml:space="preserve"> PRO de ambos alimentadores </w:t>
-      </w:r>
-      <w:r>
-        <w:rPr>
-          <w:rFonts w:cs="Arial"/>
-          <w:b/>
-          <w:color w:val="000000" w:themeColor="text1"/>
-          <w:sz w:val="18"/>
-          <w:szCs w:val="18"/>
-        </w:rPr>
-        <w:t xml:space="preserve">registraron </w:t>
-      </w:r>
-      <w:proofErr w:type="spellStart"/>
-      <w:r>
-        <w:rPr>
-          <w:rFonts w:cs="Arial"/>
-          <w:b/>
-          <w:color w:val="000000" w:themeColor="text1"/>
-          <w:sz w:val="18"/>
-          <w:szCs w:val="18"/>
-        </w:rPr>
-        <w:t>sobrecorriente</w:t>
-      </w:r>
-      <w:proofErr w:type="spellEnd"/>
-      <w:r>
-        <w:rPr>
-          <w:rFonts w:cs="Arial"/>
-          <w:b/>
-          <w:color w:val="000000" w:themeColor="text1"/>
-          <w:sz w:val="18"/>
-          <w:szCs w:val="18"/>
-        </w:rPr>
-        <w:t xml:space="preserve"> de retorno</w:t>
-      </w:r>
-      <w:r>
-        <w:rPr>
-          <w:rFonts w:cs="Arial"/>
-          <w:bCs/>
-          <w:color w:val="000000" w:themeColor="text1"/>
-          <w:sz w:val="18"/>
-          <w:szCs w:val="18"/>
-        </w:rPr>
-        <w:t xml:space="preserve"> en la línea aérea de contacto de la zona </w:t>
-      </w:r>
-      <w:r>
-        <w:rPr>
-          <w:rFonts w:cs="Arial"/>
-          <w:bCs/>
-          <w:color w:val="000000" w:themeColor="text1"/>
-          <w:sz w:val="18"/>
-          <w:szCs w:val="18"/>
-        </w:rPr>
-        <w:t>{{zona}}</w:t>
-      </w:r>
-      <w:r>
-        <w:rPr>
-          <w:rFonts w:cs="Arial"/>
-          <w:bCs/>
-          <w:color w:val="000000" w:themeColor="text1"/>
-          <w:sz w:val="18"/>
-          <w:szCs w:val="18"/>
-        </w:rPr>
-        <w:t xml:space="preserve">, señalizando las funciones </w:t>
-      </w:r>
-      <w:r>
-        <w:rPr>
-          <w:rFonts w:cs="Arial"/>
-          <w:b/>
-          <w:bCs/>
-          <w:sz w:val="18"/>
-          <w:szCs w:val="18"/>
-        </w:rPr>
-        <w:t>“</w:t>
-      </w:r>
-      <w:r>
-        <w:rPr>
-          <w:rFonts w:cs="Arial"/>
-          <w:b/>
-          <w:bCs/>
-          <w:sz w:val="18"/>
-          <w:szCs w:val="18"/>
-        </w:rPr>
-        <w:t>{{</w:t>
-      </w:r>
-      <w:proofErr w:type="spellStart"/>
-      <w:r>
-        <w:rPr>
-          <w:rFonts w:cs="Arial"/>
-          <w:b/>
-          <w:bCs/>
-          <w:sz w:val="18"/>
-          <w:szCs w:val="18"/>
-        </w:rPr>
-        <w:t>funcion_disparo_final</w:t>
-      </w:r>
-      <w:proofErr w:type="spellEnd"/>
-      <w:r>
-        <w:rPr>
-          <w:rFonts w:cs="Arial"/>
-          <w:b/>
-          <w:bCs/>
-          <w:sz w:val="18"/>
-          <w:szCs w:val="18"/>
-        </w:rPr>
-        <w:t>}}</w:t>
-      </w:r>
-      <w:r>
-        <w:rPr>
-          <w:rFonts w:cs="Arial"/>
-          <w:b/>
-          <w:bCs/>
-          <w:sz w:val="18"/>
-          <w:szCs w:val="18"/>
-        </w:rPr>
-        <w:t xml:space="preserve">” </w:t>
-      </w:r>
-      <w:r>
-        <w:rPr>
-          <w:rFonts w:cs="Arial"/>
-          <w:sz w:val="18"/>
-          <w:szCs w:val="18"/>
-        </w:rPr>
-        <w:t>y</w:t>
-      </w:r>
-      <w:r>
-        <w:rPr>
-          <w:rFonts w:cs="Arial"/>
-          <w:b/>
-          <w:bCs/>
-          <w:sz w:val="18"/>
-          <w:szCs w:val="18"/>
-        </w:rPr>
-        <w:t xml:space="preserve"> “</w:t>
-      </w:r>
-      <w:r>
-        <w:rPr>
-          <w:rFonts w:cs="Arial"/>
-          <w:b/>
-          <w:color w:val="000000" w:themeColor="text1"/>
-          <w:sz w:val="18"/>
-          <w:szCs w:val="18"/>
-        </w:rPr>
-        <w:t xml:space="preserve">Arrastre desde SSEE colateral activo” </w:t>
-      </w:r>
-      <w:r>
-        <w:rPr>
-          <w:rFonts w:cs="Arial"/>
-          <w:bCs/>
-          <w:color w:val="000000" w:themeColor="text1"/>
-          <w:sz w:val="18"/>
-          <w:szCs w:val="18"/>
-        </w:rPr>
-        <w:t xml:space="preserve">respectivamente; </w:t>
-      </w:r>
-      <w:r>
-        <w:rPr>
-          <w:rFonts w:cs="Arial"/>
-          <w:b/>
-          <w:color w:val="000000" w:themeColor="text1"/>
-          <w:sz w:val="18"/>
-          <w:szCs w:val="18"/>
-        </w:rPr>
-        <w:t xml:space="preserve">originado por </w:t>
-      </w:r>
-      <w:r>
-        <w:rPr>
-          <w:rFonts w:cs="Arial"/>
-          <w:b/>
-          <w:color w:val="000000" w:themeColor="text1"/>
-          <w:sz w:val="18"/>
-          <w:szCs w:val="18"/>
-          <w:highlight w:val="yellow"/>
-        </w:rPr>
-        <w:t>acumulación de los trenes en la zona</w:t>
-      </w:r>
-      <w:r>
-        <w:rPr>
-          <w:rFonts w:cs="Arial"/>
-          <w:b/>
-          <w:color w:val="000000" w:themeColor="text1"/>
-          <w:sz w:val="18"/>
-          <w:szCs w:val="18"/>
-        </w:rPr>
-        <w:t>.</w:t>
-      </w:r>
-      <w:r>
-        <w:rPr>
-          <w:rFonts w:cs="Arial"/>
-          <w:bCs/>
-          <w:color w:val="000000" w:themeColor="text1"/>
-          <w:sz w:val="18"/>
-          <w:szCs w:val="18"/>
-        </w:rPr>
-        <w:t xml:space="preserve"> A las </w:t>
-      </w:r>
-      <w:r>
-        <w:rPr>
-          <w:sz w:val="18"/>
-          <w:szCs w:val="18"/>
-        </w:rPr>
-        <w:t>{{</w:t>
-      </w:r>
-      <w:proofErr w:type="spellStart"/>
-      <w:r>
-        <w:rPr>
-          <w:sz w:val="18"/>
-          <w:szCs w:val="18"/>
-        </w:rPr>
-        <w:t>horas_vicos_ap_final</w:t>
-      </w:r>
-      <w:proofErr w:type="spellEnd"/>
-      <w:r>
-        <w:rPr>
-          <w:sz w:val="18"/>
-          <w:szCs w:val="18"/>
-        </w:rPr>
-        <w:t>}}</w:t>
-      </w:r>
-      <w:r>
-        <w:rPr>
-          <w:rFonts w:ascii="Arial Narrow" w:hAnsi="Arial Narrow" w:cs="Arial Narrow"/>
-          <w:bCs/>
-          <w:color w:val="000000" w:themeColor="text1"/>
-          <w:sz w:val="18"/>
-          <w:szCs w:val="18"/>
-        </w:rPr>
-        <w:t xml:space="preserve"> </w:t>
-      </w:r>
-      <w:r>
-        <w:rPr>
-          <w:rFonts w:cs="Arial"/>
-          <w:bCs/>
-          <w:color w:val="000000" w:themeColor="text1"/>
-          <w:sz w:val="18"/>
-          <w:szCs w:val="18"/>
-        </w:rPr>
-        <w:t xml:space="preserve">se origina el </w:t>
-      </w:r>
-      <w:proofErr w:type="spellStart"/>
-      <w:r>
-        <w:rPr>
-          <w:rFonts w:cs="Arial"/>
-          <w:bCs/>
-          <w:color w:val="000000" w:themeColor="text1"/>
-          <w:sz w:val="18"/>
-          <w:szCs w:val="18"/>
-        </w:rPr>
-        <w:t>recierre</w:t>
-      </w:r>
-      <w:proofErr w:type="spellEnd"/>
-      <w:r>
-        <w:rPr>
-          <w:rFonts w:cs="Arial"/>
-          <w:bCs/>
-          <w:color w:val="000000" w:themeColor="text1"/>
-          <w:sz w:val="18"/>
-          <w:szCs w:val="18"/>
-        </w:rPr>
-        <w:t xml:space="preserve"> automático de</w:t>
-      </w:r>
-      <w:r>
-        <w:rPr>
-          <w:rFonts w:cs="Arial"/>
-          <w:bCs/>
-          <w:color w:val="000000" w:themeColor="text1"/>
-          <w:sz w:val="18"/>
-          <w:szCs w:val="18"/>
-        </w:rPr>
-        <w:t xml:space="preserve">l </w:t>
-      </w:r>
-      <w:r>
-        <w:rPr>
-          <w:rFonts w:cs="Arial"/>
-          <w:bCs/>
-          <w:color w:val="000000" w:themeColor="text1"/>
-          <w:sz w:val="18"/>
-          <w:szCs w:val="18"/>
-        </w:rPr>
-        <w:t xml:space="preserve">interruptor </w:t>
-      </w:r>
-      <w:r>
-        <w:rPr>
-          <w:rFonts w:cs="Arial"/>
-          <w:bCs/>
-          <w:color w:val="000000" w:themeColor="text1"/>
-          <w:sz w:val="18"/>
-          <w:szCs w:val="18"/>
-        </w:rPr>
-        <w:t>{{</w:t>
-      </w:r>
-      <w:proofErr w:type="spellStart"/>
-      <w:r>
-        <w:rPr>
-          <w:rFonts w:cs="Arial"/>
-          <w:bCs/>
-          <w:color w:val="000000" w:themeColor="text1"/>
-          <w:sz w:val="18"/>
-          <w:szCs w:val="18"/>
-        </w:rPr>
-        <w:t>interruptor_aperturado</w:t>
-      </w:r>
-      <w:proofErr w:type="spellEnd"/>
-      <w:r>
-        <w:rPr>
-          <w:rFonts w:cs="Arial"/>
-          <w:bCs/>
-          <w:color w:val="000000" w:themeColor="text1"/>
-          <w:sz w:val="18"/>
-          <w:szCs w:val="18"/>
-        </w:rPr>
-        <w:t>}}</w:t>
-      </w:r>
-      <w:r>
-        <w:rPr>
-          <w:rFonts w:cs="Arial"/>
-          <w:bCs/>
-          <w:color w:val="000000" w:themeColor="text1"/>
-          <w:sz w:val="18"/>
-          <w:szCs w:val="18"/>
-        </w:rPr>
-        <w:t xml:space="preserve"> y </w:t>
-      </w:r>
-      <w:r>
-        <w:rPr>
-          <w:rFonts w:cs="Arial"/>
-          <w:bCs/>
-          <w:color w:val="000000" w:themeColor="text1"/>
-          <w:sz w:val="18"/>
-          <w:szCs w:val="18"/>
-        </w:rPr>
-        <w:t xml:space="preserve">a las </w:t>
-      </w:r>
-      <w:r>
-        <w:rPr>
-          <w:sz w:val="18"/>
-          <w:szCs w:val="18"/>
-        </w:rPr>
-        <w:t>{{</w:t>
-      </w:r>
-      <w:proofErr w:type="spellStart"/>
-      <w:r>
-        <w:rPr>
-          <w:sz w:val="18"/>
-          <w:szCs w:val="18"/>
-        </w:rPr>
-        <w:t>horas_vicos_vec_final</w:t>
-      </w:r>
-      <w:proofErr w:type="spellEnd"/>
-      <w:r>
-        <w:rPr>
-          <w:sz w:val="18"/>
-          <w:szCs w:val="18"/>
-        </w:rPr>
-        <w:t>}}</w:t>
-      </w:r>
-      <w:r>
-        <w:rPr>
-          <w:sz w:val="18"/>
-          <w:szCs w:val="18"/>
-        </w:rPr>
-        <w:t xml:space="preserve"> se origina el </w:t>
-      </w:r>
-      <w:proofErr w:type="spellStart"/>
-      <w:r>
-        <w:rPr>
-          <w:sz w:val="18"/>
-          <w:szCs w:val="18"/>
-        </w:rPr>
-        <w:t>recierre</w:t>
-      </w:r>
-      <w:proofErr w:type="spellEnd"/>
-      <w:r>
-        <w:rPr>
-          <w:sz w:val="18"/>
-          <w:szCs w:val="18"/>
-        </w:rPr>
-        <w:t xml:space="preserve"> automático del interruptor </w:t>
-      </w:r>
-      <w:r>
-        <w:rPr>
-          <w:rFonts w:cs="Arial"/>
-          <w:bCs/>
-          <w:color w:val="000000" w:themeColor="text1"/>
-          <w:sz w:val="18"/>
-          <w:szCs w:val="18"/>
-        </w:rPr>
-        <w:t>{{</w:t>
-      </w:r>
-      <w:proofErr w:type="spellStart"/>
-      <w:r>
-        <w:rPr>
-          <w:rFonts w:cs="Arial"/>
-          <w:bCs/>
-          <w:color w:val="000000" w:themeColor="text1"/>
-          <w:sz w:val="18"/>
-          <w:szCs w:val="18"/>
-        </w:rPr>
-        <w:t>interruptor_vecino</w:t>
-      </w:r>
-      <w:proofErr w:type="spellEnd"/>
-      <w:r>
-        <w:rPr>
-          <w:rFonts w:cs="Arial"/>
-          <w:bCs/>
-          <w:color w:val="000000" w:themeColor="text1"/>
-          <w:sz w:val="18"/>
-          <w:szCs w:val="18"/>
-        </w:rPr>
-        <w:t>}}</w:t>
-      </w:r>
-      <w:r>
-        <w:rPr>
-          <w:rFonts w:cs="Arial"/>
-          <w:bCs/>
-          <w:color w:val="000000" w:themeColor="text1"/>
-          <w:sz w:val="18"/>
-          <w:szCs w:val="18"/>
-        </w:rPr>
-        <w:t xml:space="preserve"> con resultado exitoso</w:t>
-      </w:r>
-      <w:r>
-        <w:rPr>
-          <w:rFonts w:cs="Arial"/>
-          <w:b/>
-          <w:color w:val="000000" w:themeColor="text1"/>
-          <w:sz w:val="18"/>
-          <w:szCs w:val="18"/>
-        </w:rPr>
-        <w:t xml:space="preserve">, </w:t>
-      </w:r>
-      <w:r>
-        <w:rPr>
-          <w:rFonts w:cs="Arial"/>
-          <w:bCs/>
-          <w:color w:val="000000" w:themeColor="text1"/>
-          <w:sz w:val="18"/>
-          <w:szCs w:val="18"/>
-        </w:rPr>
-        <w:t>no afecto las condiciones normales de operación.</w:t>
-      </w:r>
-    </w:p>
-    <w:p>
-      <w:pPr>
-        <w:spacing w:after="0" w:line="240" w:lineRule="auto"/>
-        <w:ind w:left="0" w:firstLine="0"/>
-        <w:rPr>
-          <w:rFonts w:cs="Arial"/>
-          <w:bCs/>
-          <w:color w:val="000000" w:themeColor="text1"/>
-          <w:sz w:val="18"/>
-          <w:szCs w:val="18"/>
-        </w:rPr>
-      </w:pPr>
-      <w:r>
-        <w:rPr>
-          <w:rFonts w:cs="Arial"/>
-          <w:bCs/>
-          <w:color w:val="000000" w:themeColor="text1"/>
-          <w:sz w:val="18"/>
-          <w:szCs w:val="18"/>
-        </w:rPr>
-        <w:t xml:space="preserve">En el relé de protección principal </w:t>
-      </w:r>
-      <w:proofErr w:type="spellStart"/>
-      <w:r>
-        <w:rPr>
-          <w:rFonts w:cs="Arial"/>
-          <w:bCs/>
-          <w:color w:val="000000" w:themeColor="text1"/>
-          <w:sz w:val="18"/>
-          <w:szCs w:val="18"/>
-        </w:rPr>
-        <w:t>Sitras</w:t>
-      </w:r>
-      <w:proofErr w:type="spellEnd"/>
-      <w:r>
-        <w:rPr>
-          <w:rFonts w:cs="Arial"/>
-          <w:bCs/>
-          <w:color w:val="000000" w:themeColor="text1"/>
-          <w:sz w:val="18"/>
-          <w:szCs w:val="18"/>
-        </w:rPr>
-        <w:t xml:space="preserve"> PRO del alimentador</w:t>
-      </w:r>
-      <w:r>
-        <w:rPr>
-          <w:rFonts w:cs="Arial"/>
-          <w:bCs/>
-          <w:color w:val="000000" w:themeColor="text1"/>
-          <w:sz w:val="18"/>
-          <w:szCs w:val="18"/>
-        </w:rPr>
-        <w:t xml:space="preserve"> </w:t>
-      </w:r>
-      <w:r>
-        <w:rPr>
-          <w:rFonts w:cs="Arial"/>
-          <w:bCs/>
-          <w:color w:val="000000" w:themeColor="text1"/>
-          <w:sz w:val="18"/>
-          <w:szCs w:val="18"/>
-        </w:rPr>
-        <w:t>{{</w:t>
-      </w:r>
-      <w:proofErr w:type="spellStart"/>
-      <w:r>
-        <w:rPr>
-          <w:rFonts w:cs="Arial"/>
-          <w:bCs/>
-          <w:color w:val="000000" w:themeColor="text1"/>
-          <w:sz w:val="18"/>
-          <w:szCs w:val="18"/>
-        </w:rPr>
-        <w:t>alimentador_</w:t>
-      </w:r>
-      <w:r>
-        <w:rPr>
-          <w:rFonts w:cs="Arial"/>
-          <w:bCs/>
-          <w:color w:val="000000" w:themeColor="text1"/>
-          <w:sz w:val="18"/>
-          <w:szCs w:val="18"/>
-        </w:rPr>
-        <w:t>aperturado</w:t>
-      </w:r>
-      <w:proofErr w:type="spellEnd"/>
-      <w:r>
-        <w:rPr>
-          <w:rFonts w:cs="Arial"/>
-          <w:bCs/>
-          <w:color w:val="000000" w:themeColor="text1"/>
-          <w:sz w:val="18"/>
-          <w:szCs w:val="18"/>
-        </w:rPr>
-        <w:t>}}</w:t>
-      </w:r>
-      <w:r>
-        <w:rPr>
-          <w:rFonts w:cs="Arial"/>
-          <w:bCs/>
-          <w:color w:val="000000" w:themeColor="text1"/>
-          <w:sz w:val="18"/>
-          <w:szCs w:val="18"/>
-        </w:rPr>
-        <w:t xml:space="preserve"> {{</w:t>
-      </w:r>
-      <w:proofErr w:type="spellStart"/>
-      <w:r>
-        <w:rPr>
-          <w:rFonts w:cs="Arial"/>
-          <w:bCs/>
-          <w:color w:val="000000" w:themeColor="text1"/>
-          <w:sz w:val="18"/>
-          <w:szCs w:val="18"/>
-        </w:rPr>
-        <w:t>ser_aperturado</w:t>
-      </w:r>
-      <w:proofErr w:type="spellEnd"/>
-      <w:r>
-        <w:rPr>
-          <w:rFonts w:cs="Arial"/>
-          <w:bCs/>
-          <w:color w:val="000000" w:themeColor="text1"/>
-          <w:sz w:val="18"/>
-          <w:szCs w:val="18"/>
-        </w:rPr>
-        <w:t>}}</w:t>
-      </w:r>
-      <w:r>
-        <w:rPr>
-          <w:rFonts w:cs="Arial"/>
-          <w:bCs/>
-          <w:color w:val="000000" w:themeColor="text1"/>
-          <w:sz w:val="18"/>
-          <w:szCs w:val="18"/>
-        </w:rPr>
-        <w:t xml:space="preserve">, se puede determinar que la falla fue por </w:t>
-      </w:r>
-      <w:proofErr w:type="spellStart"/>
-      <w:r>
-        <w:rPr>
-          <w:rFonts w:cs="Arial"/>
-          <w:bCs/>
-          <w:color w:val="000000" w:themeColor="text1"/>
-          <w:sz w:val="18"/>
-          <w:szCs w:val="18"/>
-          <w:highlight w:val="yellow"/>
-        </w:rPr>
-        <w:t>sobrecorriente</w:t>
-      </w:r>
-      <w:proofErr w:type="spellEnd"/>
-      <w:r>
-        <w:rPr>
-          <w:rFonts w:cs="Arial"/>
-          <w:bCs/>
-          <w:color w:val="000000" w:themeColor="text1"/>
-          <w:sz w:val="18"/>
-          <w:szCs w:val="18"/>
-        </w:rPr>
-        <w:t xml:space="preserve"> </w:t>
-      </w:r>
-      <w:r>
-        <w:rPr>
-          <w:rFonts w:cs="Arial"/>
-          <w:bCs/>
-          <w:color w:val="000000" w:themeColor="text1"/>
-          <w:sz w:val="18"/>
-          <w:szCs w:val="18"/>
-        </w:rPr>
-        <w:t>e</w:t>
-      </w:r>
-      <w:r>
-        <w:rPr>
-          <w:rFonts w:cs="Arial"/>
-          <w:bCs/>
-          <w:color w:val="000000" w:themeColor="text1"/>
-          <w:sz w:val="18"/>
-          <w:szCs w:val="18"/>
-        </w:rPr>
-        <w:t xml:space="preserve">n la línea aérea de contacto con el valor de </w:t>
-      </w:r>
-      <w:r>
-        <w:rPr>
-          <w:rFonts w:cs="Arial"/>
-          <w:b/>
-          <w:color w:val="000000" w:themeColor="text1"/>
-          <w:sz w:val="18"/>
-          <w:szCs w:val="18"/>
-          <w:highlight w:val="yellow"/>
-        </w:rPr>
-        <w:t>6026</w:t>
-      </w:r>
-      <w:r>
-        <w:rPr>
-          <w:rFonts w:cs="Arial"/>
-          <w:b/>
-          <w:color w:val="000000" w:themeColor="text1"/>
-          <w:sz w:val="18"/>
-          <w:szCs w:val="18"/>
-        </w:rPr>
-        <w:t xml:space="preserve"> A</w:t>
-      </w:r>
-      <w:r>
-        <w:rPr>
-          <w:rFonts w:cs="Arial"/>
-          <w:bCs/>
-          <w:color w:val="000000" w:themeColor="text1"/>
-          <w:sz w:val="18"/>
-          <w:szCs w:val="18"/>
-        </w:rPr>
-        <w:t>.</w:t>
-      </w:r>
-      <w:r>
-        <w:rPr>
-          <w:rFonts w:cs="Arial"/>
-          <w:bCs/>
-          <w:color w:val="000000" w:themeColor="text1"/>
-          <w:sz w:val="18"/>
-          <w:szCs w:val="18"/>
-        </w:rPr>
-        <w:t xml:space="preserve"> </w:t>
-      </w:r>
-      <w:r>
-        <w:rPr>
-          <w:rFonts w:cs="Arial"/>
-          <w:bCs/>
-          <w:color w:val="000000" w:themeColor="text1"/>
-          <w:sz w:val="18"/>
-          <w:szCs w:val="18"/>
-        </w:rPr>
-        <w:t xml:space="preserve">{% </w:t>
-      </w:r>
-      <w:proofErr w:type="spellStart"/>
-      <w:r>
-        <w:rPr>
-          <w:rFonts w:cs="Arial"/>
-          <w:bCs/>
-          <w:color w:val="000000" w:themeColor="text1"/>
-          <w:sz w:val="18"/>
-          <w:szCs w:val="18"/>
-        </w:rPr>
-        <w:t>if</w:t>
-      </w:r>
-      <w:proofErr w:type="spellEnd"/>
-      <w:r>
-        <w:rPr>
-          <w:rFonts w:cs="Arial"/>
-          <w:bCs/>
-          <w:color w:val="000000" w:themeColor="text1"/>
-          <w:sz w:val="18"/>
-          <w:szCs w:val="18"/>
-        </w:rPr>
-        <w:t xml:space="preserve"> </w:t>
-      </w:r>
-      <w:proofErr w:type="spellStart"/>
-      <w:r>
-        <w:rPr>
-          <w:rFonts w:cs="Arial"/>
-          <w:bCs/>
-          <w:color w:val="000000" w:themeColor="text1"/>
-          <w:sz w:val="18"/>
-          <w:szCs w:val="18"/>
-        </w:rPr>
-        <w:t>tiene_sigra</w:t>
-      </w:r>
-      <w:proofErr w:type="spellEnd"/>
-      <w:r>
-        <w:rPr>
-          <w:rFonts w:cs="Arial"/>
-          <w:bCs/>
-          <w:color w:val="000000" w:themeColor="text1"/>
-          <w:sz w:val="18"/>
-          <w:szCs w:val="18"/>
-        </w:rPr>
-        <w:t xml:space="preserve"> %} La falla fue despejada a los {{</w:t>
-      </w:r>
-      <w:proofErr w:type="spellStart"/>
-      <w:r>
-        <w:rPr>
-          <w:rFonts w:cs="Arial"/>
-          <w:bCs/>
-          <w:color w:val="000000" w:themeColor="text1"/>
-          <w:sz w:val="18"/>
-          <w:szCs w:val="18"/>
-        </w:rPr>
-        <w:t>valor_tiempo_sigra</w:t>
-      </w:r>
-      <w:proofErr w:type="spellEnd"/>
-      <w:r>
-        <w:rPr>
-          <w:rFonts w:cs="Arial"/>
-          <w:bCs/>
-          <w:color w:val="000000" w:themeColor="text1"/>
-          <w:sz w:val="18"/>
-          <w:szCs w:val="18"/>
-        </w:rPr>
-        <w:t>}} ms, de iniciada por actuación de la protección.</w:t>
-      </w:r>
-      <w:r>
-        <w:rPr>
-          <w:rFonts w:cs="Arial"/>
-          <w:bCs/>
-          <w:color w:val="000000" w:themeColor="text1"/>
-          <w:sz w:val="18"/>
-          <w:szCs w:val="18"/>
-        </w:rPr>
-        <w:t xml:space="preserve"> </w:t>
-      </w:r>
-      <w:r>
-        <w:rPr>
-          <w:rFonts w:cs="Arial"/>
-          <w:bCs/>
-          <w:color w:val="000000" w:themeColor="text1"/>
-          <w:sz w:val="18"/>
-          <w:szCs w:val="18"/>
-        </w:rPr>
-        <w:t xml:space="preserve">La falla fue despejada a los </w:t>
-      </w:r>
-      <w:r>
-        <w:rPr>
-          <w:rFonts w:cs="Arial"/>
-          <w:bCs/>
-          <w:color w:val="000000" w:themeColor="text1"/>
-          <w:sz w:val="18"/>
-          <w:szCs w:val="18"/>
-        </w:rPr>
-        <w:t>{{</w:t>
-      </w:r>
-      <w:proofErr w:type="spellStart"/>
-      <w:r>
-        <w:rPr>
-          <w:rFonts w:cs="Arial"/>
-          <w:bCs/>
-          <w:color w:val="000000" w:themeColor="text1"/>
-          <w:sz w:val="18"/>
-          <w:szCs w:val="18"/>
-        </w:rPr>
-        <w:t>val</w:t>
-      </w:r>
-      <w:r>
-        <w:rPr>
-          <w:rFonts w:cs="Arial"/>
-          <w:bCs/>
-          <w:color w:val="000000" w:themeColor="text1"/>
-          <w:sz w:val="18"/>
-          <w:szCs w:val="18"/>
-        </w:rPr>
-        <w:t>or_tiempo_sigra</w:t>
-      </w:r>
-      <w:proofErr w:type="spellEnd"/>
-      <w:r>
-        <w:rPr>
-          <w:rFonts w:cs="Arial"/>
-          <w:bCs/>
-          <w:color w:val="000000" w:themeColor="text1"/>
-          <w:sz w:val="18"/>
-          <w:szCs w:val="18"/>
-        </w:rPr>
-        <w:t xml:space="preserve">}} ms </w:t>
-      </w:r>
-      <w:r>
-        <w:rPr>
-          <w:rFonts w:cs="Arial"/>
-          <w:b/>
-          <w:color w:val="000000" w:themeColor="text1"/>
-          <w:sz w:val="18"/>
-          <w:szCs w:val="18"/>
-          <w:highlight w:val="yellow"/>
-        </w:rPr>
-        <w:t>25.20 ms</w:t>
-      </w:r>
-      <w:r>
-        <w:rPr>
-          <w:rFonts w:cs="Arial"/>
-          <w:bCs/>
-          <w:color w:val="000000" w:themeColor="text1"/>
-          <w:sz w:val="18"/>
-          <w:szCs w:val="18"/>
-        </w:rPr>
-        <w:t>, de iniciada por actuación de la protección.</w:t>
-      </w:r>
-    </w:p>
-    <w:p>
-      <w:pPr>
-        <w:spacing w:after="0" w:line="240" w:lineRule="auto"/>
-        <w:ind w:left="0" w:firstLine="0"/>
-        <w:rPr>
-          <w:rFonts w:cs="Arial"/>
-          <w:bCs/>
-          <w:color w:val="000000" w:themeColor="text1"/>
-          <w:sz w:val="18"/>
-          <w:szCs w:val="18"/>
-        </w:rPr>
-      </w:pPr>
-    </w:p>
-    <w:p>
-      <w:pPr>
-        <w:spacing w:before="0" w:after="0" w:line="240" w:lineRule="auto"/>
-        <w:jc w:val="center"/>
-        <w:rPr>
-          <w:sz w:val="18"/>
-          <w:szCs w:val="18"/>
-        </w:rPr>
-      </w:pPr>
-      <w:r>
-        <w:rPr>
-          <w:sz w:val="18"/>
-          <w:szCs w:val="18"/>
-        </w:rPr>
-        <w:t>{{</w:t>
-      </w:r>
-      <w:proofErr w:type="spellStart"/>
-      <w:r>
-        <w:rPr>
-          <w:sz w:val="18"/>
-          <w:szCs w:val="18"/>
-        </w:rPr>
-        <w:t>anexo_registro_oscilografico</w:t>
-      </w:r>
-      <w:proofErr w:type="spellEnd"/>
-      <w:r>
-        <w:rPr>
-          <w:sz w:val="18"/>
-          <w:szCs w:val="18"/>
-        </w:rPr>
-        <w:t>}}</w:t>
-      </w:r>
-    </w:p>
-    <w:p>
-      <w:pPr>
-        <w:spacing w:before="0" w:line="240" w:lineRule="auto"/>
-        <w:jc w:val="center"/>
-        <w:rPr>
-          <w:noProof/>
-          <w:sz w:val="18"/>
-          <w:szCs w:val="18"/>
-        </w:rPr>
-      </w:pPr>
-      <w:r>
-        <w:rPr>
-          <w:b/>
-          <w:bCs/>
-          <w:noProof/>
-          <w:sz w:val="18"/>
-          <w:szCs w:val="18"/>
-        </w:rPr>
-        <w:t>Figura 2.</w:t>
-      </w:r>
-      <w:r>
-        <w:rPr>
-          <w:noProof/>
-          <w:sz w:val="18"/>
-          <w:szCs w:val="18"/>
-        </w:rPr>
-        <w:t xml:space="preserve"> Oscilografía del evento,</w:t>
-      </w:r>
-      <w:r>
-        <w:rPr>
-          <w:noProof/>
-          <w:sz w:val="18"/>
-          <w:szCs w:val="18"/>
-        </w:rPr>
-        <w:t xml:space="preserve"> </w:t>
-      </w:r>
-      <w:r>
-        <w:rPr>
-          <w:noProof/>
-          <w:sz w:val="18"/>
-          <w:szCs w:val="18"/>
-        </w:rPr>
-        <w:t xml:space="preserve">relé del </w:t>
-      </w:r>
-      <w:r>
-        <w:rPr>
-          <w:noProof/>
-          <w:sz w:val="18"/>
-          <w:szCs w:val="18"/>
-        </w:rPr>
-        <w:t>{{alimentador_aperturado}} {{ser_aperturado}} ({{funcion_disparo_final}})</w:t>
-      </w:r>
-      <w:r>
-        <w:rPr>
-          <w:noProof/>
-          <w:sz w:val="18"/>
-          <w:szCs w:val="18"/>
-        </w:rPr>
-        <w:t>.</w:t>
-      </w:r>
-    </w:p>
-    <w:p>
-      <w:pPr>
-        <w:spacing w:before="0" w:line="240" w:lineRule="auto"/>
-        <w:jc w:val="center"/>
-        <w:rPr>
-          <w:noProof/>
-          <w:sz w:val="18"/>
-          <w:szCs w:val="18"/>
-        </w:rPr>
-      </w:pPr>
-      <w:r>
-        <w:rPr>
-          <w:noProof/>
-          <w:sz w:val="18"/>
-          <w:szCs w:val="18"/>
-        </w:rPr>
-        <w:t>{% endif %}</w:t>
-      </w:r>
-    </w:p>
-    <w:p>
-      <w:pPr>
-        <w:spacing w:after="0" w:line="240" w:lineRule="auto"/>
-        <w:ind w:left="0" w:firstLine="0"/>
-        <w:rPr>
-          <w:rFonts w:cs="Arial"/>
-          <w:bCs/>
-          <w:color w:val="000000" w:themeColor="text1"/>
-          <w:sz w:val="18"/>
-          <w:szCs w:val="18"/>
-        </w:rPr>
-      </w:pPr>
-    </w:p>
-    <w:p>
-      <w:pPr>
-        <w:spacing w:before="0" w:after="0" w:line="240" w:lineRule="auto"/>
-        <w:ind w:left="0" w:firstLine="0"/>
-        <w:rPr>
-          <w:rFonts w:cs="Arial"/>
-          <w:bCs/>
-          <w:color w:val="000000" w:themeColor="text1"/>
-          <w:sz w:val="18"/>
-          <w:szCs w:val="18"/>
-        </w:rPr>
-      </w:pPr>
-      <w:r>
-        <w:rPr>
-          <w:rFonts w:cs="Arial"/>
-          <w:bCs/>
-          <w:color w:val="000000" w:themeColor="text1"/>
-          <w:sz w:val="18"/>
-          <w:szCs w:val="18"/>
-        </w:rPr>
-        <w:t xml:space="preserve">Del registro de eventos del relé de protección principal </w:t>
-      </w:r>
-      <w:proofErr w:type="spellStart"/>
-      <w:r>
-        <w:rPr>
-          <w:rFonts w:cs="Arial"/>
-          <w:bCs/>
-          <w:color w:val="000000" w:themeColor="text1"/>
-          <w:sz w:val="18"/>
-          <w:szCs w:val="18"/>
-        </w:rPr>
-        <w:t>Sitras</w:t>
-      </w:r>
-      <w:proofErr w:type="spellEnd"/>
-      <w:r>
-        <w:rPr>
-          <w:rFonts w:cs="Arial"/>
-          <w:bCs/>
-          <w:color w:val="000000" w:themeColor="text1"/>
-          <w:sz w:val="18"/>
-          <w:szCs w:val="18"/>
-        </w:rPr>
-        <w:t xml:space="preserve"> PRO del alimentador </w:t>
-      </w:r>
-      <w:r>
-        <w:rPr>
-          <w:rFonts w:cs="Arial"/>
-          <w:bCs/>
-          <w:color w:val="000000" w:themeColor="text1"/>
-          <w:sz w:val="18"/>
-          <w:szCs w:val="18"/>
-        </w:rPr>
-        <w:t>{{alimentador}}</w:t>
-      </w:r>
-      <w:r>
-        <w:rPr>
-          <w:rFonts w:cs="Arial"/>
-          <w:bCs/>
-          <w:color w:val="000000" w:themeColor="text1"/>
-          <w:sz w:val="18"/>
-          <w:szCs w:val="18"/>
-        </w:rPr>
-        <w:t xml:space="preserve"> en la </w:t>
-      </w:r>
-      <w:r>
-        <w:rPr>
-          <w:rFonts w:cs="Arial"/>
-          <w:bCs/>
-          <w:color w:val="000000" w:themeColor="text1"/>
-          <w:sz w:val="18"/>
-          <w:szCs w:val="18"/>
-        </w:rPr>
-        <w:t>{{</w:t>
-      </w:r>
-      <w:r>
-        <w:rPr>
-          <w:rFonts w:cs="Arial"/>
-          <w:bCs/>
-          <w:color w:val="000000" w:themeColor="text1"/>
-          <w:sz w:val="18"/>
-          <w:szCs w:val="18"/>
-        </w:rPr>
-        <w:t>ser</w:t>
-      </w:r>
-      <w:r>
-        <w:rPr>
-          <w:rFonts w:cs="Arial"/>
-          <w:bCs/>
-          <w:color w:val="000000" w:themeColor="text1"/>
-          <w:sz w:val="18"/>
-          <w:szCs w:val="18"/>
-        </w:rPr>
-        <w:t>}}</w:t>
-      </w:r>
-      <w:r>
-        <w:rPr>
-          <w:rFonts w:cs="Arial"/>
-          <w:bCs/>
-          <w:color w:val="000000" w:themeColor="text1"/>
-          <w:sz w:val="18"/>
-          <w:szCs w:val="18"/>
-        </w:rPr>
-        <w:t xml:space="preserve">, se muestra la secuencia, donde se puede observar que el relé disparo con la función </w:t>
-      </w:r>
-      <w:r>
-        <w:rPr>
-          <w:rFonts w:cs="Arial"/>
-          <w:b/>
-          <w:color w:val="000000" w:themeColor="text1"/>
-          <w:sz w:val="18"/>
-          <w:szCs w:val="18"/>
-        </w:rPr>
-        <w:t>“</w:t>
-      </w:r>
-      <w:r>
-        <w:rPr>
-          <w:rFonts w:cs="Arial"/>
-          <w:b/>
-          <w:color w:val="000000" w:themeColor="text1"/>
-          <w:sz w:val="18"/>
-          <w:szCs w:val="18"/>
-        </w:rPr>
-        <w:t>{{</w:t>
-      </w:r>
-      <w:proofErr w:type="spellStart"/>
-      <w:r>
-        <w:rPr>
-          <w:rFonts w:cs="Arial"/>
-          <w:b/>
-          <w:color w:val="000000" w:themeColor="text1"/>
-          <w:sz w:val="18"/>
-          <w:szCs w:val="18"/>
-        </w:rPr>
-        <w:t>función_disparo_final</w:t>
-      </w:r>
-      <w:proofErr w:type="spellEnd"/>
-      <w:r>
-        <w:rPr>
-          <w:rFonts w:cs="Arial"/>
-          <w:b/>
-          <w:color w:val="000000" w:themeColor="text1"/>
-          <w:sz w:val="18"/>
-          <w:szCs w:val="18"/>
-        </w:rPr>
-        <w:t>}}</w:t>
-      </w:r>
-      <w:r>
-        <w:rPr>
-          <w:rFonts w:cs="Arial"/>
-          <w:b/>
-          <w:color w:val="000000" w:themeColor="text1"/>
-          <w:sz w:val="18"/>
-          <w:szCs w:val="18"/>
-        </w:rPr>
-        <w:t xml:space="preserve">” </w:t>
-      </w:r>
-      <w:r>
-        <w:rPr>
-          <w:rFonts w:cs="Arial"/>
-          <w:bCs/>
-          <w:color w:val="000000" w:themeColor="text1"/>
-          <w:sz w:val="18"/>
-          <w:szCs w:val="18"/>
-        </w:rPr>
-        <w:t xml:space="preserve">operación por protección de </w:t>
-      </w:r>
-      <w:proofErr w:type="spellStart"/>
-      <w:r>
-        <w:rPr>
-          <w:rFonts w:cs="Arial"/>
-          <w:bCs/>
-          <w:color w:val="000000" w:themeColor="text1"/>
-          <w:sz w:val="18"/>
-          <w:szCs w:val="18"/>
-          <w:highlight w:val="yellow"/>
-        </w:rPr>
-        <w:t>sobrecorriente</w:t>
-      </w:r>
-      <w:proofErr w:type="spellEnd"/>
-      <w:r>
-        <w:rPr>
-          <w:rFonts w:cs="Arial"/>
-          <w:bCs/>
-          <w:color w:val="000000" w:themeColor="text1"/>
-          <w:sz w:val="18"/>
-          <w:szCs w:val="18"/>
-        </w:rPr>
-        <w:t>.</w:t>
-      </w:r>
-    </w:p>
-    <w:p>
-      <w:pPr>
-        <w:spacing w:before="0" w:after="0" w:line="240" w:lineRule="auto"/>
-        <w:ind w:left="0" w:firstLine="0"/>
-        <w:jc w:val="center"/>
-        <w:rPr>
-          <w:rFonts w:cs="Arial"/>
-          <w:bCs/>
-          <w:color w:val="000000" w:themeColor="text1"/>
-          <w:sz w:val="18"/>
-          <w:szCs w:val="18"/>
-        </w:rPr>
-      </w:pPr>
-    </w:p>
-    <w:p>
-      <w:pPr>
-        <w:spacing w:before="0" w:after="0" w:line="240" w:lineRule="auto"/>
-        <w:ind w:left="0" w:firstLine="0"/>
-        <w:jc w:val="center"/>
-        <w:rPr>
-          <w:rFonts w:cs="Arial"/>
-          <w:bCs/>
-          <w:color w:val="000000" w:themeColor="text1"/>
-          <w:sz w:val="18"/>
-          <w:szCs w:val="18"/>
-        </w:rPr>
-      </w:pPr>
-    </w:p>
-    <w:p>
-      <w:pPr>
-        <w:spacing w:before="0" w:after="0" w:line="240" w:lineRule="auto"/>
-        <w:jc w:val="center"/>
-        <w:rPr>
-          <w:sz w:val="18"/>
-          <w:szCs w:val="18"/>
-        </w:rPr>
-      </w:pPr>
-      <w:proofErr w:type="gramStart"/>
-      <w:r>
-        <w:rPr>
-          <w:sz w:val="18"/>
-          <w:szCs w:val="18"/>
-        </w:rPr>
-        <w:t xml:space="preserve">{{ </w:t>
-      </w:r>
-      <w:proofErr w:type="spellStart"/>
-      <w:r>
-        <w:rPr>
-          <w:sz w:val="18"/>
-          <w:szCs w:val="18"/>
-        </w:rPr>
-        <w:t>anexo</w:t>
-      </w:r>
-      <w:proofErr w:type="gramEnd"/>
-      <w:r>
-        <w:rPr>
-          <w:sz w:val="18"/>
-          <w:szCs w:val="18"/>
-        </w:rPr>
-        <w:t>_sitras</w:t>
-      </w:r>
-      <w:r>
-        <w:rPr>
-          <w:sz w:val="18"/>
-          <w:szCs w:val="18"/>
-        </w:rPr>
-        <w:t>_</w:t>
-      </w:r>
-      <w:proofErr w:type="gramStart"/>
-      <w:r>
-        <w:rPr>
-          <w:sz w:val="18"/>
-          <w:szCs w:val="18"/>
-        </w:rPr>
-        <w:t>disparo</w:t>
-      </w:r>
-      <w:proofErr w:type="spellEnd"/>
-      <w:r>
-        <w:rPr>
-          <w:sz w:val="18"/>
-          <w:szCs w:val="18"/>
-        </w:rPr>
-        <w:t xml:space="preserve"> </w:t>
-      </w:r>
-      <w:r>
-        <w:rPr>
-          <w:sz w:val="18"/>
-          <w:szCs w:val="18"/>
-        </w:rPr>
-        <w:t>}</w:t>
-      </w:r>
-      <w:proofErr w:type="gramEnd"/>
-      <w:r>
-        <w:rPr>
-          <w:sz w:val="18"/>
-          <w:szCs w:val="18"/>
-        </w:rPr>
-        <w:t>}</w:t>
-      </w:r>
-    </w:p>
-    <w:p>
-      <w:pPr>
-        <w:pStyle w:val="Descripcin"/>
-        <w:spacing w:before="0" w:after="0" w:line="240" w:lineRule="auto"/>
-        <w:rPr>
-          <w:b w:val="0"/>
-          <w:bCs w:val="0"/>
-          <w:i w:val="0"/>
-          <w:sz w:val="18"/>
-          <w:szCs w:val="18"/>
-        </w:rPr>
-      </w:pPr>
-      <w:r>
-        <w:rPr>
-          <w:i w:val="0"/>
-          <w:noProof/>
-          <w:sz w:val="18"/>
-          <w:szCs w:val="18"/>
-        </w:rPr>
-        <w:t xml:space="preserve">Figura </w:t>
-      </w:r>
-      <w:r>
-        <w:rPr>
-          <w:i w:val="0"/>
-          <w:noProof/>
-          <w:sz w:val="18"/>
-          <w:szCs w:val="18"/>
-        </w:rPr>
-        <w:t>3</w:t>
+        <w:t>{{alimentador_</w:t>
       </w:r>
       <w:r>
         <w:rPr>
@@ -6315,17 +5535,7 @@
           <w:sz w:val="18"/>
           <w:szCs w:val="18"/>
         </w:rPr>
-        <w:t xml:space="preserve">. Registro de eventos del relé Sitras PRO del </w:t>
-      </w:r>
-      <w:r>
-        <w:rPr>
-          <w:b w:val="0"/>
-          <w:bCs w:val="0"/>
-          <w:i w:val="0"/>
-          <w:sz w:val="18"/>
-          <w:szCs w:val="18"/>
-        </w:rPr>
-        <w:t>(</w:t>
+        <w:t>vecino</w:t>
       </w:r>
       <w:r>
         <w:rPr>
@@ -6336,9 +5546,8 @@
           <w:sz w:val="18"/>
           <w:szCs w:val="18"/>
         </w:rPr>
-        <w:t>{{</w:t>
-      </w:r>
-      <w:proofErr w:type="spellStart"/>
+        <w:t>}} {{ser_</w:t>
+      </w:r>
       <w:r>
         <w:rPr>
           <w:b w:val="0"/>
@@ -6348,7 +5557,7 @@
           <w:sz w:val="18"/>
           <w:szCs w:val="18"/>
         </w:rPr>
-        <w:t>alimentador_</w:t>
+        <w:t>vecino</w:t>
       </w:r>
       <w:r>
         <w:rPr>
@@ -6359,533 +5568,156 @@
           <w:sz w:val="18"/>
           <w:szCs w:val="18"/>
         </w:rPr>
-        <w:t>aperturado</w:t>
-      </w:r>
-      <w:proofErr w:type="spellEnd"/>
+        <w:t>}}</w:t>
+      </w:r>
       <w:r>
         <w:rPr>
           <w:b w:val="0"/>
           <w:bCs w:val="0"/>
           <w:i w:val="0"/>
-          <w:noProof/>
-          <w:sz w:val="18"/>
-          <w:szCs w:val="18"/>
-        </w:rPr>
-        <w:t>}} {{ser_</w:t>
-      </w:r>
-      <w:r>
-        <w:rPr>
-          <w:b w:val="0"/>
-          <w:bCs w:val="0"/>
-          <w:i w:val="0"/>
-          <w:noProof/>
-          <w:sz w:val="18"/>
-          <w:szCs w:val="18"/>
-        </w:rPr>
-        <w:t>aperturado</w:t>
-      </w:r>
-      <w:r>
-        <w:rPr>
-          <w:b w:val="0"/>
-          <w:bCs w:val="0"/>
-          <w:i w:val="0"/>
-          <w:noProof/>
-          <w:sz w:val="18"/>
-          <w:szCs w:val="18"/>
-        </w:rPr>
-        <w:t>}}</w:t>
-      </w:r>
-      <w:r>
-        <w:rPr>
-          <w:b w:val="0"/>
-          <w:bCs w:val="0"/>
-          <w:i w:val="0"/>
           <w:sz w:val="18"/>
           <w:szCs w:val="18"/>
         </w:rPr>
         <w:t>)</w:t>
       </w:r>
-    </w:p>
-    <w:p>
-      <w:pPr>
-        <w:spacing w:before="0" w:after="0" w:line="240" w:lineRule="auto"/>
-        <w:jc w:val="center"/>
-        <w:rPr>
-          <w:noProof/>
-          <w:sz w:val="18"/>
-          <w:szCs w:val="18"/>
-        </w:rPr>
-      </w:pPr>
     </w:p>
     <w:p>
       <w:pPr>
         <w:spacing w:before="0" w:after="0" w:line="240" w:lineRule="auto"/>
         <w:ind w:left="0" w:firstLine="0"/>
-        <w:rPr>
-          <w:rFonts w:cs="Arial"/>
-          <w:bCs/>
-          <w:color w:val="000000" w:themeColor="text1"/>
-          <w:sz w:val="18"/>
-          <w:szCs w:val="18"/>
-        </w:rPr>
-      </w:pPr>
-      <w:r>
-        <w:rPr>
-          <w:rFonts w:cs="Arial"/>
-          <w:bCs/>
-          <w:color w:val="000000" w:themeColor="text1"/>
-          <w:sz w:val="18"/>
-          <w:szCs w:val="18"/>
-        </w:rPr>
-        <w:t xml:space="preserve">Del registro de eventos del relé de protección principal </w:t>
-      </w:r>
-      <w:proofErr w:type="spellStart"/>
-      <w:r>
-        <w:rPr>
-          <w:rFonts w:cs="Arial"/>
-          <w:bCs/>
-          <w:color w:val="000000" w:themeColor="text1"/>
-          <w:sz w:val="18"/>
-          <w:szCs w:val="18"/>
-        </w:rPr>
-        <w:t>Sitras</w:t>
-      </w:r>
-      <w:proofErr w:type="spellEnd"/>
-      <w:r>
-        <w:rPr>
-          <w:rFonts w:cs="Arial"/>
-          <w:bCs/>
-          <w:color w:val="000000" w:themeColor="text1"/>
-          <w:sz w:val="18"/>
-          <w:szCs w:val="18"/>
-        </w:rPr>
-        <w:t xml:space="preserve"> PRO del alimentador </w:t>
-      </w:r>
-      <w:r>
-        <w:rPr>
-          <w:rFonts w:cs="Arial"/>
-          <w:bCs/>
-          <w:color w:val="000000" w:themeColor="text1"/>
-          <w:sz w:val="18"/>
-          <w:szCs w:val="18"/>
-        </w:rPr>
-        <w:t>{{</w:t>
-      </w:r>
-      <w:proofErr w:type="spellStart"/>
-      <w:r>
-        <w:rPr>
-          <w:rFonts w:cs="Arial"/>
-          <w:bCs/>
-          <w:color w:val="000000" w:themeColor="text1"/>
-          <w:sz w:val="18"/>
-          <w:szCs w:val="18"/>
-        </w:rPr>
-        <w:t>alimentador_vecino</w:t>
-      </w:r>
-      <w:proofErr w:type="spellEnd"/>
-      <w:r>
-        <w:rPr>
-          <w:rFonts w:cs="Arial"/>
-          <w:bCs/>
-          <w:color w:val="000000" w:themeColor="text1"/>
-          <w:sz w:val="18"/>
-          <w:szCs w:val="18"/>
-        </w:rPr>
-        <w:t>}}</w:t>
-      </w:r>
-      <w:r>
-        <w:rPr>
-          <w:rFonts w:cs="Arial"/>
-          <w:bCs/>
-          <w:color w:val="000000" w:themeColor="text1"/>
-          <w:sz w:val="18"/>
-          <w:szCs w:val="18"/>
-        </w:rPr>
-        <w:t xml:space="preserve"> en la </w:t>
-      </w:r>
-      <w:r>
-        <w:rPr>
-          <w:rFonts w:cs="Arial"/>
-          <w:bCs/>
-          <w:color w:val="000000" w:themeColor="text1"/>
-          <w:sz w:val="18"/>
-          <w:szCs w:val="18"/>
-        </w:rPr>
-        <w:t>{{</w:t>
-      </w:r>
-      <w:proofErr w:type="spellStart"/>
-      <w:r>
-        <w:rPr>
-          <w:rFonts w:cs="Arial"/>
-          <w:bCs/>
-          <w:color w:val="000000" w:themeColor="text1"/>
-          <w:sz w:val="18"/>
-          <w:szCs w:val="18"/>
-        </w:rPr>
-        <w:t>ser_vecino</w:t>
-      </w:r>
-      <w:proofErr w:type="spellEnd"/>
-      <w:r>
-        <w:rPr>
-          <w:rFonts w:cs="Arial"/>
-          <w:bCs/>
-          <w:color w:val="000000" w:themeColor="text1"/>
-          <w:sz w:val="18"/>
-          <w:szCs w:val="18"/>
-        </w:rPr>
-        <w:t>}}</w:t>
-      </w:r>
-      <w:r>
-        <w:rPr>
-          <w:rFonts w:cs="Arial"/>
-          <w:bCs/>
-          <w:color w:val="000000" w:themeColor="text1"/>
-          <w:sz w:val="18"/>
-          <w:szCs w:val="18"/>
-        </w:rPr>
-        <w:t xml:space="preserve">, se muestra la secuencia, donde se puede observar que el relé disparo con la función </w:t>
-      </w:r>
-      <w:r>
-        <w:rPr>
-          <w:rFonts w:cs="Arial"/>
-          <w:b/>
-          <w:color w:val="000000" w:themeColor="text1"/>
-          <w:sz w:val="18"/>
-          <w:szCs w:val="18"/>
-        </w:rPr>
-        <w:t xml:space="preserve">“Alarm: Transfer </w:t>
-      </w:r>
-      <w:proofErr w:type="spellStart"/>
-      <w:r>
-        <w:rPr>
-          <w:rFonts w:cs="Arial"/>
-          <w:b/>
-          <w:color w:val="000000" w:themeColor="text1"/>
-          <w:sz w:val="18"/>
-          <w:szCs w:val="18"/>
-        </w:rPr>
-        <w:t>trip</w:t>
-      </w:r>
-      <w:proofErr w:type="spellEnd"/>
-      <w:r>
-        <w:rPr>
-          <w:rFonts w:cs="Arial"/>
-          <w:b/>
-          <w:color w:val="000000" w:themeColor="text1"/>
-          <w:sz w:val="18"/>
-          <w:szCs w:val="18"/>
-        </w:rPr>
-        <w:t xml:space="preserve"> </w:t>
-      </w:r>
-      <w:proofErr w:type="spellStart"/>
-      <w:r>
-        <w:rPr>
-          <w:rFonts w:cs="Arial"/>
-          <w:b/>
-          <w:color w:val="000000" w:themeColor="text1"/>
-          <w:sz w:val="18"/>
-          <w:szCs w:val="18"/>
-        </w:rPr>
-        <w:t>from</w:t>
-      </w:r>
-      <w:proofErr w:type="spellEnd"/>
-      <w:r>
-        <w:rPr>
-          <w:rFonts w:cs="Arial"/>
-          <w:b/>
-          <w:color w:val="000000" w:themeColor="text1"/>
-          <w:sz w:val="18"/>
-          <w:szCs w:val="18"/>
-        </w:rPr>
-        <w:t xml:space="preserve"> </w:t>
-      </w:r>
-      <w:proofErr w:type="spellStart"/>
-      <w:r>
-        <w:rPr>
-          <w:rFonts w:cs="Arial"/>
-          <w:b/>
-          <w:color w:val="000000" w:themeColor="text1"/>
-          <w:sz w:val="18"/>
-          <w:szCs w:val="18"/>
-        </w:rPr>
-        <w:t>neighboring</w:t>
-      </w:r>
-      <w:proofErr w:type="spellEnd"/>
-      <w:r>
-        <w:rPr>
-          <w:rFonts w:cs="Arial"/>
-          <w:b/>
-          <w:color w:val="000000" w:themeColor="text1"/>
-          <w:sz w:val="18"/>
-          <w:szCs w:val="18"/>
-        </w:rPr>
-        <w:t xml:space="preserve"> </w:t>
-      </w:r>
-      <w:proofErr w:type="spellStart"/>
-      <w:r>
-        <w:rPr>
-          <w:rFonts w:cs="Arial"/>
-          <w:b/>
-          <w:color w:val="000000" w:themeColor="text1"/>
-          <w:sz w:val="18"/>
-          <w:szCs w:val="18"/>
-        </w:rPr>
-        <w:t>substation</w:t>
-      </w:r>
-      <w:proofErr w:type="spellEnd"/>
-      <w:r>
-        <w:rPr>
-          <w:rFonts w:cs="Arial"/>
-          <w:b/>
-          <w:color w:val="000000" w:themeColor="text1"/>
-          <w:sz w:val="18"/>
-          <w:szCs w:val="18"/>
-        </w:rPr>
-        <w:t xml:space="preserve"> active” </w:t>
-      </w:r>
-      <w:r>
-        <w:rPr>
-          <w:rFonts w:cs="Arial"/>
-          <w:bCs/>
-          <w:color w:val="000000" w:themeColor="text1"/>
-          <w:sz w:val="18"/>
-          <w:szCs w:val="18"/>
-        </w:rPr>
-        <w:t>operación por disparo de subestación vecina.</w:t>
+        <w:jc w:val="center"/>
+        <w:rPr>
+          <w:rFonts w:cs="Arial"/>
+          <w:bCs/>
+          <w:color w:val="000000" w:themeColor="text1"/>
+          <w:sz w:val="18"/>
+          <w:szCs w:val="18"/>
+        </w:rPr>
+      </w:pPr>
+      <w:r>
+        <w:rPr>
+          <w:rFonts w:cs="Arial"/>
+          <w:bCs/>
+          <w:color w:val="000000" w:themeColor="text1"/>
+          <w:sz w:val="18"/>
+          <w:szCs w:val="18"/>
+        </w:rPr>
+        <w:t>{% else %}</w:t>
       </w:r>
     </w:p>
     <w:p>
       <w:pPr>
         <w:spacing w:before="0" w:after="0" w:line="240" w:lineRule="auto"/>
         <w:ind w:left="0" w:firstLine="0"/>
-        <w:jc w:val="left"/>
-        <w:rPr>
-          <w:rFonts w:cs="Arial"/>
-          <w:bCs/>
-          <w:color w:val="000000" w:themeColor="text1"/>
-          <w:sz w:val="18"/>
-          <w:szCs w:val="18"/>
-        </w:rPr>
-      </w:pPr>
+        <w:jc w:val="center"/>
+        <w:rPr>
+          <w:rFonts w:cs="Arial"/>
+          <w:bCs/>
+          <w:color w:val="000000" w:themeColor="text1"/>
+          <w:sz w:val="18"/>
+          <w:szCs w:val="18"/>
+        </w:rPr>
+      </w:pPr>
+      <w:r>
+        <w:rPr>
+          <w:rFonts w:cs="Arial"/>
+          <w:bCs/>
+          <w:color w:val="000000" w:themeColor="text1"/>
+          <w:sz w:val="18"/>
+          <w:szCs w:val="18"/>
+        </w:rPr>
+        <w:t>{{ anexo_sitras_aperturado }}</w:t>
+      </w:r>
     </w:p>
     <w:p>
       <w:pPr>
         <w:spacing w:before="0" w:after="0" w:line="240" w:lineRule="auto"/>
         <w:ind w:left="0" w:firstLine="0"/>
-        <w:jc w:val="left"/>
-        <w:rPr>
-          <w:rFonts w:cs="Arial"/>
-          <w:bCs/>
-          <w:color w:val="000000" w:themeColor="text1"/>
-          <w:sz w:val="18"/>
-          <w:szCs w:val="18"/>
-        </w:rPr>
-      </w:pPr>
+        <w:jc w:val="center"/>
+        <w:rPr>
+          <w:rFonts w:cs="Arial"/>
+          <w:bCs/>
+          <w:color w:val="000000" w:themeColor="text1"/>
+          <w:sz w:val="18"/>
+          <w:szCs w:val="18"/>
+        </w:rPr>
+      </w:pPr>
+      <w:r>
+        <w:rPr>
+          <w:rFonts w:cs="Arial"/>
+          <w:b/>
+          <w:color w:val="000000" w:themeColor="text1"/>
+          <w:sz w:val="18"/>
+          <w:szCs w:val="18"/>
+        </w:rPr>
+        <w:t xml:space="preserve">Figura </w:t>
+      </w:r>
+      <w:r>
+        <w:rPr>
+          <w:rFonts w:cs="Arial"/>
+          <w:b/>
+          <w:color w:val="000000" w:themeColor="text1"/>
+          <w:sz w:val="18"/>
+          <w:szCs w:val="18"/>
+        </w:rPr>
+        <w:t>3</w:t>
+      </w:r>
+      <w:r>
+        <w:rPr>
+          <w:rFonts w:cs="Arial"/>
+          <w:b/>
+          <w:color w:val="000000" w:themeColor="text1"/>
+          <w:sz w:val="18"/>
+          <w:szCs w:val="18"/>
+        </w:rPr>
+        <w:t>.</w:t>
+      </w:r>
+      <w:r>
+        <w:rPr>
+          <w:rFonts w:cs="Arial"/>
+          <w:bCs/>
+          <w:color w:val="000000" w:themeColor="text1"/>
+          <w:sz w:val="18"/>
+          <w:szCs w:val="18"/>
+        </w:rPr>
+        <w:t xml:space="preserve"> Registro de eventos del relé Sitras PRO del ({{alimentador_vecino}} {{ser_vecino}})</w:t>
+      </w:r>
     </w:p>
     <w:p>
       <w:pPr>
         <w:spacing w:before="0" w:after="0" w:line="240" w:lineRule="auto"/>
+        <w:ind w:left="0" w:firstLine="0"/>
         <w:jc w:val="center"/>
         <w:rPr>
-          <w:sz w:val="18"/>
-          <w:szCs w:val="18"/>
-        </w:rPr>
-      </w:pPr>
-      <w:proofErr w:type="gramStart"/>
-      <w:r>
-        <w:rPr>
-          <w:sz w:val="18"/>
-          <w:szCs w:val="18"/>
-        </w:rPr>
-        <w:t xml:space="preserve">{{ </w:t>
-      </w:r>
-      <w:proofErr w:type="spellStart"/>
-      <w:r>
-        <w:rPr>
-          <w:sz w:val="18"/>
-          <w:szCs w:val="18"/>
-        </w:rPr>
-        <w:t>anexo</w:t>
-      </w:r>
-      <w:proofErr w:type="gramEnd"/>
-      <w:r>
-        <w:rPr>
-          <w:sz w:val="18"/>
-          <w:szCs w:val="18"/>
-        </w:rPr>
-        <w:t>_sitras</w:t>
-      </w:r>
-      <w:r>
-        <w:rPr>
-          <w:sz w:val="18"/>
-          <w:szCs w:val="18"/>
-        </w:rPr>
-        <w:t>_</w:t>
-      </w:r>
-      <w:proofErr w:type="gramStart"/>
-      <w:r>
-        <w:rPr>
-          <w:sz w:val="18"/>
-          <w:szCs w:val="18"/>
-        </w:rPr>
-        <w:t>aperturado</w:t>
-      </w:r>
-      <w:proofErr w:type="spellEnd"/>
-      <w:r>
-        <w:rPr>
-          <w:sz w:val="18"/>
-          <w:szCs w:val="18"/>
-        </w:rPr>
-        <w:t xml:space="preserve"> }</w:t>
-      </w:r>
-      <w:proofErr w:type="gramEnd"/>
-      <w:r>
-        <w:rPr>
-          <w:sz w:val="18"/>
-          <w:szCs w:val="18"/>
-        </w:rPr>
-        <w:t>}</w:t>
-      </w:r>
-    </w:p>
-    <w:p>
-      <w:pPr>
-        <w:pStyle w:val="Descripcin"/>
-        <w:spacing w:before="0" w:after="0" w:line="240" w:lineRule="auto"/>
-        <w:rPr>
-          <w:b w:val="0"/>
-          <w:bCs w:val="0"/>
-          <w:i w:val="0"/>
-          <w:sz w:val="18"/>
-          <w:szCs w:val="18"/>
-        </w:rPr>
-      </w:pPr>
-      <w:r>
-        <w:rPr>
-          <w:i w:val="0"/>
-          <w:noProof/>
-          <w:sz w:val="18"/>
-          <w:szCs w:val="18"/>
-        </w:rPr>
-        <w:t xml:space="preserve">Figura </w:t>
-      </w:r>
-      <w:r>
-        <w:rPr>
-          <w:i w:val="0"/>
-          <w:noProof/>
-          <w:sz w:val="18"/>
-          <w:szCs w:val="18"/>
-        </w:rPr>
-        <w:t>4</w:t>
-      </w:r>
-      <w:r>
-        <w:rPr>
-          <w:i w:val="0"/>
-          <w:noProof/>
-          <w:sz w:val="18"/>
-          <w:szCs w:val="18"/>
-        </w:rPr>
-        <w:t>.</w:t>
-      </w:r>
-      <w:r>
-        <w:rPr>
-          <w:b w:val="0"/>
-          <w:bCs w:val="0"/>
-          <w:i w:val="0"/>
-          <w:noProof/>
-          <w:sz w:val="18"/>
-          <w:szCs w:val="18"/>
-        </w:rPr>
-        <w:t xml:space="preserve"> Registro de eventos del relé Sitras PRO del </w:t>
-      </w:r>
-      <w:r>
-        <w:rPr>
-          <w:b w:val="0"/>
-          <w:bCs w:val="0"/>
-          <w:i w:val="0"/>
-          <w:sz w:val="18"/>
-          <w:szCs w:val="18"/>
-        </w:rPr>
-        <w:t>(</w:t>
-      </w:r>
-      <w:r>
-        <w:rPr>
-          <w:b w:val="0"/>
-          <w:bCs w:val="0"/>
-          <w:i w:val="0"/>
-          <w:noProof/>
-          <w:sz w:val="18"/>
-          <w:szCs w:val="18"/>
-        </w:rPr>
-        <w:t>{{</w:t>
-      </w:r>
-      <w:proofErr w:type="spellStart"/>
-      <w:r>
-        <w:rPr>
-          <w:b w:val="0"/>
-          <w:bCs w:val="0"/>
-          <w:i w:val="0"/>
-          <w:noProof/>
-          <w:sz w:val="18"/>
-          <w:szCs w:val="18"/>
-        </w:rPr>
-        <w:t>alimentador_</w:t>
-      </w:r>
-      <w:r>
-        <w:rPr>
-          <w:b w:val="0"/>
-          <w:bCs w:val="0"/>
-          <w:i w:val="0"/>
-          <w:noProof/>
-          <w:sz w:val="18"/>
-          <w:szCs w:val="18"/>
-        </w:rPr>
-        <w:t>vecino</w:t>
-      </w:r>
-      <w:proofErr w:type="spellEnd"/>
-      <w:r>
-        <w:rPr>
-          <w:b w:val="0"/>
-          <w:bCs w:val="0"/>
-          <w:i w:val="0"/>
-          <w:noProof/>
-          <w:sz w:val="18"/>
-          <w:szCs w:val="18"/>
-        </w:rPr>
-        <w:t>}} {{ser_</w:t>
-      </w:r>
-      <w:r>
-        <w:rPr>
-          <w:b w:val="0"/>
-          <w:bCs w:val="0"/>
-          <w:i w:val="0"/>
-          <w:noProof/>
-          <w:sz w:val="18"/>
-          <w:szCs w:val="18"/>
-        </w:rPr>
-        <w:t>vecino</w:t>
-      </w:r>
-      <w:r>
-        <w:rPr>
-          <w:b w:val="0"/>
-          <w:bCs w:val="0"/>
-          <w:i w:val="0"/>
-          <w:noProof/>
-          <w:sz w:val="18"/>
-          <w:szCs w:val="18"/>
-        </w:rPr>
-        <w:t>}}</w:t>
-      </w:r>
-      <w:r>
-        <w:rPr>
-          <w:b w:val="0"/>
-          <w:bCs w:val="0"/>
-          <w:i w:val="0"/>
-          <w:sz w:val="18"/>
-          <w:szCs w:val="18"/>
-        </w:rPr>
-        <w:t>)</w:t>
-      </w:r>
-    </w:p>
+          <w:rFonts w:cs="Arial"/>
+          <w:bCs/>
+          <w:color w:val="000000" w:themeColor="text1"/>
+          <w:sz w:val="18"/>
+          <w:szCs w:val="18"/>
+        </w:rPr>
+      </w:pPr>
+      <w:r>
+        <w:rPr>
+          <w:rFonts w:cs="Arial"/>
+          <w:bCs/>
+          <w:color w:val="000000" w:themeColor="text1"/>
+          <w:sz w:val="18"/>
+          <w:szCs w:val="18"/>
+        </w:rPr>
+        <w:t>{% endif %}</w:t>
+      </w:r>
+    </w:p>
+    <w:p>
+      <w:pPr>
+        <w:jc w:val="center"/>
+        <w:rPr>
+          <w:rFonts w:cs="Arial"/>
+          <w:sz w:val="18"/>
+          <w:szCs w:val="18"/>
+        </w:rPr>
+      </w:pPr>
+    </w:p>
+    <w:p/>
     <w:p>
       <w:pPr>
         <w:spacing w:before="0" w:after="0" w:line="240" w:lineRule="auto"/>
@@ -6929,6 +5761,7 @@
           <w:sz w:val="18"/>
           <w:szCs w:val="18"/>
         </w:rPr>
+        <w:lastRenderedPageBreak/>
         <w:t>ACCIONES POSTERIORES AL EVENTO</w:t>
       </w:r>
     </w:p>
@@ -6963,27 +5796,7 @@
           <w:sz w:val="18"/>
           <w:szCs w:val="18"/>
         </w:rPr>
-        <w:t>{{</w:t>
-      </w:r>
-      <w:proofErr w:type="spellStart"/>
-      <w:r>
-        <w:rPr>
-          <w:b/>
-          <w:bCs/>
-          <w:sz w:val="18"/>
-          <w:szCs w:val="18"/>
-        </w:rPr>
-        <w:t>st_ap</w:t>
-      </w:r>
-      <w:proofErr w:type="spellEnd"/>
-      <w:r>
-        <w:rPr>
-          <w:b/>
-          <w:bCs/>
-          <w:sz w:val="18"/>
-          <w:szCs w:val="18"/>
-        </w:rPr>
-        <w:t>}}</w:t>
+        <w:t>{{st_ap}}</w:t>
       </w:r>
       <w:r>
         <w:rPr>
@@ -7006,43 +5819,7 @@
           <w:sz w:val="18"/>
           <w:szCs w:val="18"/>
         </w:rPr>
-        <w:t>{{</w:t>
-      </w:r>
-      <w:proofErr w:type="spellStart"/>
-      <w:r>
-        <w:rPr>
-          <w:rFonts w:cs="Arial"/>
-          <w:sz w:val="18"/>
-          <w:szCs w:val="18"/>
-        </w:rPr>
-        <w:t>alimentador_aperturado</w:t>
-      </w:r>
-      <w:proofErr w:type="spellEnd"/>
-      <w:r>
-        <w:rPr>
-          <w:rFonts w:cs="Arial"/>
-          <w:sz w:val="18"/>
-          <w:szCs w:val="18"/>
-        </w:rPr>
-        <w:t>}} {{</w:t>
-      </w:r>
-      <w:proofErr w:type="spellStart"/>
-      <w:r>
-        <w:rPr>
-          <w:rFonts w:cs="Arial"/>
-          <w:sz w:val="18"/>
-          <w:szCs w:val="18"/>
-        </w:rPr>
-        <w:t>ser_aperturado</w:t>
-      </w:r>
-      <w:proofErr w:type="spellEnd"/>
-      <w:r>
-        <w:rPr>
-          <w:rFonts w:cs="Arial"/>
-          <w:sz w:val="18"/>
-          <w:szCs w:val="18"/>
-        </w:rPr>
-        <w:t>}}</w:t>
+        <w:t>{{alimentador_aperturado}} {{ser_aperturado}}</w:t>
       </w:r>
       <w:r>
         <w:rPr>
@@ -7084,32 +5861,12 @@
           <w:sz w:val="18"/>
           <w:szCs w:val="18"/>
         </w:rPr>
-        <w:t>{{</w:t>
-      </w:r>
-      <w:proofErr w:type="spellStart"/>
-      <w:r>
-        <w:rPr>
+        <w:t>{{st_vec}}</w:t>
+      </w:r>
+      <w:r>
+        <w:rPr>
+          <w:rFonts w:cs="Arial"/>
           <w:b/>
-          <w:bCs/>
-          <w:sz w:val="18"/>
-          <w:szCs w:val="18"/>
-        </w:rPr>
-        <w:t>st_vec</w:t>
-      </w:r>
-      <w:proofErr w:type="spellEnd"/>
-      <w:r>
-        <w:rPr>
-          <w:b/>
-          <w:bCs/>
-          <w:sz w:val="18"/>
-          <w:szCs w:val="18"/>
-        </w:rPr>
-        <w:t>}}</w:t>
-      </w:r>
-      <w:r>
-        <w:rPr>
-          <w:rFonts w:cs="Arial"/>
-          <w:b/>
           <w:color w:val="000000" w:themeColor="text1"/>
           <w:sz w:val="18"/>
           <w:szCs w:val="18"/>
@@ -7130,43 +5887,7 @@
           <w:sz w:val="18"/>
           <w:szCs w:val="18"/>
         </w:rPr>
-        <w:t>{{</w:t>
-      </w:r>
-      <w:proofErr w:type="spellStart"/>
-      <w:r>
-        <w:rPr>
-          <w:rFonts w:cs="Arial"/>
-          <w:sz w:val="18"/>
-          <w:szCs w:val="18"/>
-        </w:rPr>
-        <w:t>alimentador_vecino</w:t>
-      </w:r>
-      <w:proofErr w:type="spellEnd"/>
-      <w:r>
-        <w:rPr>
-          <w:rFonts w:cs="Arial"/>
-          <w:sz w:val="18"/>
-          <w:szCs w:val="18"/>
-        </w:rPr>
-        <w:t>}} {{</w:t>
-      </w:r>
-      <w:proofErr w:type="spellStart"/>
-      <w:r>
-        <w:rPr>
-          <w:rFonts w:cs="Arial"/>
-          <w:sz w:val="18"/>
-          <w:szCs w:val="18"/>
-        </w:rPr>
-        <w:t>ser_vecino</w:t>
-      </w:r>
-      <w:proofErr w:type="spellEnd"/>
-      <w:r>
-        <w:rPr>
-          <w:rFonts w:cs="Arial"/>
-          <w:sz w:val="18"/>
-          <w:szCs w:val="18"/>
-        </w:rPr>
-        <w:t>}}</w:t>
+        <w:t>{{alimentador_vecino}} {{ser_vecino}}</w:t>
       </w:r>
       <w:r>
         <w:rPr>
@@ -7208,27 +5929,7 @@
           <w:sz w:val="18"/>
           <w:szCs w:val="18"/>
         </w:rPr>
-        <w:t>{{</w:t>
-      </w:r>
-      <w:proofErr w:type="spellStart"/>
-      <w:r>
-        <w:rPr>
-          <w:b/>
-          <w:bCs/>
-          <w:sz w:val="18"/>
-          <w:szCs w:val="18"/>
-        </w:rPr>
-        <w:t>st_zn</w:t>
-      </w:r>
-      <w:proofErr w:type="spellEnd"/>
-      <w:r>
-        <w:rPr>
-          <w:b/>
-          <w:bCs/>
-          <w:sz w:val="18"/>
-          <w:szCs w:val="18"/>
-        </w:rPr>
-        <w:t>}}</w:t>
+        <w:t>{{st_zn}}</w:t>
       </w:r>
       <w:r>
         <w:rPr>
@@ -7371,9 +6072,16 @@
           <w:sz w:val="18"/>
           <w:szCs w:val="18"/>
         </w:rPr>
-        <w:t>{{</w:t>
-      </w:r>
-      <w:proofErr w:type="spellStart"/>
+        <w:t>{{interruptor_aperturado}}</w:t>
+      </w:r>
+      <w:r>
+        <w:rPr>
+          <w:rFonts w:cs="Arial"/>
+          <w:sz w:val="18"/>
+          <w:szCs w:val="18"/>
+        </w:rPr>
+        <w:t xml:space="preserve"> y </w:t>
+      </w:r>
       <w:r>
         <w:rPr>
           <w:rFonts w:cs="Arial"/>
@@ -7382,9 +6090,8 @@
           <w:sz w:val="18"/>
           <w:szCs w:val="18"/>
         </w:rPr>
-        <w:t>interruptor_aperturado</w:t>
-      </w:r>
-      <w:proofErr w:type="spellEnd"/>
+        <w:t>{{interruptor_</w:t>
+      </w:r>
       <w:r>
         <w:rPr>
           <w:rFonts w:cs="Arial"/>
@@ -7393,48 +6100,8 @@
           <w:sz w:val="18"/>
           <w:szCs w:val="18"/>
         </w:rPr>
-        <w:t>}}</w:t>
-      </w:r>
-      <w:r>
-        <w:rPr>
-          <w:rFonts w:cs="Arial"/>
-          <w:sz w:val="18"/>
-          <w:szCs w:val="18"/>
-        </w:rPr>
-        <w:t xml:space="preserve"> y </w:t>
-      </w:r>
-      <w:r>
-        <w:rPr>
-          <w:rFonts w:cs="Arial"/>
-          <w:b/>
-          <w:bCs/>
-          <w:sz w:val="18"/>
-          <w:szCs w:val="18"/>
-        </w:rPr>
-        <w:t>{{</w:t>
-      </w:r>
-      <w:proofErr w:type="spellStart"/>
-      <w:r>
-        <w:rPr>
-          <w:rFonts w:cs="Arial"/>
-          <w:b/>
-          <w:bCs/>
-          <w:sz w:val="18"/>
-          <w:szCs w:val="18"/>
-        </w:rPr>
-        <w:t>interruptor_</w:t>
-      </w:r>
-      <w:r>
-        <w:rPr>
-          <w:rFonts w:cs="Arial"/>
-          <w:b/>
-          <w:bCs/>
-          <w:sz w:val="18"/>
-          <w:szCs w:val="18"/>
-        </w:rPr>
         <w:t>vecino</w:t>
       </w:r>
-      <w:proofErr w:type="spellEnd"/>
       <w:r>
         <w:rPr>
           <w:rFonts w:cs="Arial"/>
@@ -7476,7 +6143,6 @@
           <w:sz w:val="18"/>
           <w:szCs w:val="18"/>
         </w:rPr>
-        <w:lastRenderedPageBreak/>
         <w:t>Se evidencia la siguiente disposición de trenes en la moviola:</w:t>
       </w:r>
     </w:p>
@@ -7555,7 +6221,6 @@
         </w:rPr>
         <w:t xml:space="preserve">La </w:t>
       </w:r>
-      <w:proofErr w:type="spellStart"/>
       <w:r>
         <w:rPr>
           <w:rFonts w:cs="Arial"/>
@@ -7565,7 +6230,6 @@
         </w:rPr>
         <w:t>sobrecorriente</w:t>
       </w:r>
-      <w:proofErr w:type="spellEnd"/>
       <w:r>
         <w:rPr>
           <w:rFonts w:cs="Arial"/>
@@ -7580,43 +6244,7 @@
           <w:sz w:val="18"/>
           <w:szCs w:val="18"/>
         </w:rPr>
-        <w:t>{{</w:t>
-      </w:r>
-      <w:proofErr w:type="spellStart"/>
-      <w:r>
-        <w:rPr>
-          <w:rFonts w:cs="Arial"/>
-          <w:sz w:val="18"/>
-          <w:szCs w:val="18"/>
-        </w:rPr>
-        <w:t>alimentador_aperturado</w:t>
-      </w:r>
-      <w:proofErr w:type="spellEnd"/>
-      <w:r>
-        <w:rPr>
-          <w:rFonts w:cs="Arial"/>
-          <w:sz w:val="18"/>
-          <w:szCs w:val="18"/>
-        </w:rPr>
-        <w:t>}} {{</w:t>
-      </w:r>
-      <w:proofErr w:type="spellStart"/>
-      <w:r>
-        <w:rPr>
-          <w:rFonts w:cs="Arial"/>
-          <w:sz w:val="18"/>
-          <w:szCs w:val="18"/>
-        </w:rPr>
-        <w:t>ser_aperturado</w:t>
-      </w:r>
-      <w:proofErr w:type="spellEnd"/>
-      <w:r>
-        <w:rPr>
-          <w:rFonts w:cs="Arial"/>
-          <w:sz w:val="18"/>
-          <w:szCs w:val="18"/>
-        </w:rPr>
-        <w:t>}}</w:t>
+        <w:t>{{alimentador_aperturado}} {{ser_aperturado}}</w:t>
       </w:r>
       <w:r>
         <w:rPr>
@@ -7632,43 +6260,7 @@
           <w:sz w:val="18"/>
           <w:szCs w:val="18"/>
         </w:rPr>
-        <w:t>{{</w:t>
-      </w:r>
-      <w:proofErr w:type="spellStart"/>
-      <w:r>
-        <w:rPr>
-          <w:rFonts w:cs="Arial"/>
-          <w:sz w:val="18"/>
-          <w:szCs w:val="18"/>
-        </w:rPr>
-        <w:t>alimentador_vecino</w:t>
-      </w:r>
-      <w:proofErr w:type="spellEnd"/>
-      <w:r>
-        <w:rPr>
-          <w:rFonts w:cs="Arial"/>
-          <w:sz w:val="18"/>
-          <w:szCs w:val="18"/>
-        </w:rPr>
-        <w:t>}} {{</w:t>
-      </w:r>
-      <w:proofErr w:type="spellStart"/>
-      <w:r>
-        <w:rPr>
-          <w:rFonts w:cs="Arial"/>
-          <w:sz w:val="18"/>
-          <w:szCs w:val="18"/>
-        </w:rPr>
-        <w:t>ser_vecino</w:t>
-      </w:r>
-      <w:proofErr w:type="spellEnd"/>
-      <w:r>
-        <w:rPr>
-          <w:rFonts w:cs="Arial"/>
-          <w:sz w:val="18"/>
-          <w:szCs w:val="18"/>
-        </w:rPr>
-        <w:t>}}</w:t>
+        <w:t>{{alimentador_vecino}} {{ser_vecino}}</w:t>
       </w:r>
       <w:r>
         <w:rPr>
@@ -7684,25 +6276,7 @@
           <w:sz w:val="18"/>
           <w:szCs w:val="18"/>
         </w:rPr>
-        <w:t>{{</w:t>
-      </w:r>
-      <w:proofErr w:type="spellStart"/>
-      <w:r>
-        <w:rPr>
-          <w:rFonts w:cs="Arial"/>
-          <w:sz w:val="18"/>
-          <w:szCs w:val="18"/>
-        </w:rPr>
-        <w:t>interruptor_aperturado_num</w:t>
-      </w:r>
-      <w:proofErr w:type="spellEnd"/>
-      <w:r>
-        <w:rPr>
-          <w:rFonts w:cs="Arial"/>
-          <w:sz w:val="18"/>
-          <w:szCs w:val="18"/>
-        </w:rPr>
-        <w:t>}}</w:t>
+        <w:t>{{interruptor_aperturado_num}}</w:t>
       </w:r>
       <w:r>
         <w:rPr>
@@ -7718,25 +6292,7 @@
           <w:sz w:val="18"/>
           <w:szCs w:val="18"/>
         </w:rPr>
-        <w:t>{{</w:t>
-      </w:r>
-      <w:proofErr w:type="spellStart"/>
-      <w:r>
-        <w:rPr>
-          <w:rFonts w:cs="Arial"/>
-          <w:sz w:val="18"/>
-          <w:szCs w:val="18"/>
-        </w:rPr>
-        <w:t>ser_aperturado</w:t>
-      </w:r>
-      <w:proofErr w:type="spellEnd"/>
-      <w:r>
-        <w:rPr>
-          <w:rFonts w:cs="Arial"/>
-          <w:sz w:val="18"/>
-          <w:szCs w:val="18"/>
-        </w:rPr>
-        <w:t>}}</w:t>
+        <w:t>{{ser_aperturado}}</w:t>
       </w:r>
       <w:r>
         <w:rPr>
@@ -7752,25 +6308,7 @@
           <w:sz w:val="18"/>
           <w:szCs w:val="18"/>
         </w:rPr>
-        <w:t xml:space="preserve"> {{</w:t>
-      </w:r>
-      <w:proofErr w:type="spellStart"/>
-      <w:r>
-        <w:rPr>
-          <w:rFonts w:cs="Arial"/>
-          <w:sz w:val="18"/>
-          <w:szCs w:val="18"/>
-        </w:rPr>
-        <w:t>interruptor_vecino_num</w:t>
-      </w:r>
-      <w:proofErr w:type="spellEnd"/>
-      <w:r>
-        <w:rPr>
-          <w:rFonts w:cs="Arial"/>
-          <w:sz w:val="18"/>
-          <w:szCs w:val="18"/>
-        </w:rPr>
-        <w:t>}}</w:t>
+        <w:t xml:space="preserve"> {{interruptor_vecino_num}}</w:t>
       </w:r>
       <w:r>
         <w:rPr>
@@ -7794,47 +6332,77 @@
           <w:sz w:val="18"/>
           <w:szCs w:val="18"/>
         </w:rPr>
-        <w:t>{{</w:t>
-      </w:r>
-      <w:proofErr w:type="spellStart"/>
-      <w:r>
-        <w:rPr>
-          <w:rFonts w:cs="Arial"/>
-          <w:sz w:val="18"/>
-          <w:szCs w:val="18"/>
-        </w:rPr>
-        <w:t>ser_vecino</w:t>
-      </w:r>
-      <w:proofErr w:type="spellEnd"/>
-      <w:r>
-        <w:rPr>
-          <w:rFonts w:cs="Arial"/>
-          <w:sz w:val="18"/>
-          <w:szCs w:val="18"/>
-        </w:rPr>
-        <w:t>}}</w:t>
-      </w:r>
-      <w:r>
-        <w:rPr>
-          <w:rFonts w:cs="Arial"/>
-          <w:sz w:val="18"/>
-          <w:szCs w:val="18"/>
-        </w:rPr>
-        <w:t xml:space="preserve">, por actuación correcta de la función de protección de </w:t>
-      </w:r>
-      <w:proofErr w:type="spellStart"/>
-      <w:r>
-        <w:rPr>
-          <w:rFonts w:cs="Arial"/>
-          <w:sz w:val="18"/>
-          <w:szCs w:val="18"/>
-        </w:rPr>
-        <w:t>sobrecorriente</w:t>
-      </w:r>
-      <w:proofErr w:type="spellEnd"/>
-      <w:r>
-        <w:rPr>
-          <w:rFonts w:cs="Arial"/>
+        <w:t>{{ser_vecino}}</w:t>
+      </w:r>
+      <w:r>
+        <w:rPr>
+          <w:rFonts w:cs="Arial"/>
+          <w:sz w:val="18"/>
+          <w:szCs w:val="18"/>
+        </w:rPr>
+        <w:t xml:space="preserve">, por actuación correcta de la función de protección de sobrecorriente </w:t>
+      </w:r>
+      <w:r>
+        <w:rPr>
+          <w:rFonts w:cs="Arial"/>
+          <w:b/>
+          <w:bCs/>
+          <w:sz w:val="18"/>
+          <w:szCs w:val="18"/>
+        </w:rPr>
+        <w:t>“</w:t>
+      </w:r>
+      <w:r>
+        <w:rPr>
+          <w:rFonts w:cs="Arial"/>
+          <w:b/>
+          <w:bCs/>
+          <w:sz w:val="18"/>
+          <w:szCs w:val="18"/>
+        </w:rPr>
+        <w:t>{{funcion_disparo_final}}</w:t>
+      </w:r>
+      <w:r>
+        <w:rPr>
+          <w:rFonts w:cs="Arial"/>
+          <w:b/>
+          <w:bCs/>
+          <w:sz w:val="18"/>
+          <w:szCs w:val="18"/>
+        </w:rPr>
+        <w:t xml:space="preserve">” </w:t>
+      </w:r>
+      <w:r>
+        <w:rPr>
+          <w:rFonts w:cs="Arial"/>
+          <w:sz w:val="18"/>
+          <w:szCs w:val="18"/>
+        </w:rPr>
+        <w:t>y</w:t>
+      </w:r>
+      <w:r>
+        <w:rPr>
+          <w:rFonts w:cs="Arial"/>
+          <w:b/>
+          <w:bCs/>
+          <w:sz w:val="18"/>
+          <w:szCs w:val="18"/>
+        </w:rPr>
+        <w:t xml:space="preserve"> “Arrastre desde SSEE colateral activo” </w:t>
+      </w:r>
+      <w:r>
+        <w:rPr>
+          <w:rFonts w:cs="Arial"/>
+          <w:sz w:val="18"/>
+          <w:szCs w:val="18"/>
+        </w:rPr>
+        <w:t>respectivamente</w:t>
+      </w:r>
+      <w:r>
+        <w:rPr>
+          <w:rFonts w:cs="Arial"/>
+          <w:b/>
+          <w:bCs/>
           <w:sz w:val="18"/>
           <w:szCs w:val="18"/>
         </w:rPr>
@@ -7843,116 +6411,10 @@
       <w:r>
         <w:rPr>
           <w:rFonts w:cs="Arial"/>
-          <w:b/>
-          <w:bCs/>
-          <w:sz w:val="18"/>
-          <w:szCs w:val="18"/>
-        </w:rPr>
-        <w:t>“</w:t>
-      </w:r>
-      <w:r>
-        <w:rPr>
-          <w:rFonts w:cs="Arial"/>
-          <w:b/>
-          <w:bCs/>
-          <w:sz w:val="18"/>
-          <w:szCs w:val="18"/>
-        </w:rPr>
-        <w:t>{{</w:t>
-      </w:r>
-      <w:proofErr w:type="spellStart"/>
-      <w:r>
-        <w:rPr>
-          <w:rFonts w:cs="Arial"/>
-          <w:b/>
-          <w:bCs/>
-          <w:sz w:val="18"/>
-          <w:szCs w:val="18"/>
-        </w:rPr>
-        <w:t>funcion_disparo_final</w:t>
-      </w:r>
-      <w:proofErr w:type="spellEnd"/>
-      <w:r>
-        <w:rPr>
-          <w:rFonts w:cs="Arial"/>
-          <w:b/>
-          <w:bCs/>
-          <w:sz w:val="18"/>
-          <w:szCs w:val="18"/>
-        </w:rPr>
-        <w:t>}}</w:t>
-      </w:r>
-      <w:r>
-        <w:rPr>
-          <w:rFonts w:cs="Arial"/>
-          <w:b/>
-          <w:bCs/>
-          <w:sz w:val="18"/>
-          <w:szCs w:val="18"/>
-        </w:rPr>
-        <w:t xml:space="preserve">” </w:t>
-      </w:r>
-      <w:r>
-        <w:rPr>
-          <w:rFonts w:cs="Arial"/>
-          <w:sz w:val="18"/>
-          <w:szCs w:val="18"/>
-        </w:rPr>
-        <w:t>y</w:t>
-      </w:r>
-      <w:r>
-        <w:rPr>
-          <w:rFonts w:cs="Arial"/>
-          <w:b/>
-          <w:bCs/>
-          <w:sz w:val="18"/>
-          <w:szCs w:val="18"/>
-        </w:rPr>
-        <w:t xml:space="preserve"> “Arrastre desde SSEE colateral activo” </w:t>
-      </w:r>
-      <w:r>
-        <w:rPr>
-          <w:rFonts w:cs="Arial"/>
-          <w:sz w:val="18"/>
-          <w:szCs w:val="18"/>
-        </w:rPr>
-        <w:t>respectivamente</w:t>
-      </w:r>
-      <w:r>
-        <w:rPr>
-          <w:rFonts w:cs="Arial"/>
-          <w:b/>
-          <w:bCs/>
-          <w:sz w:val="18"/>
-          <w:szCs w:val="18"/>
-        </w:rPr>
-        <w:t xml:space="preserve"> </w:t>
-      </w:r>
-      <w:r>
-        <w:rPr>
-          <w:rFonts w:cs="Arial"/>
-          <w:sz w:val="18"/>
-          <w:szCs w:val="18"/>
-        </w:rPr>
-        <w:t xml:space="preserve">registrados por los relés </w:t>
-      </w:r>
-      <w:proofErr w:type="spellStart"/>
-      <w:r>
-        <w:rPr>
-          <w:rFonts w:cs="Arial"/>
-          <w:sz w:val="18"/>
-          <w:szCs w:val="18"/>
-        </w:rPr>
-        <w:t>Sitras</w:t>
-      </w:r>
-      <w:proofErr w:type="spellEnd"/>
-      <w:r>
-        <w:rPr>
-          <w:rFonts w:cs="Arial"/>
-          <w:sz w:val="18"/>
-          <w:szCs w:val="18"/>
-        </w:rPr>
-        <w:t xml:space="preserve"> PRO.</w:t>
+          <w:sz w:val="18"/>
+          <w:szCs w:val="18"/>
+        </w:rPr>
+        <w:t>registrados por los relés Sitras PRO.</w:t>
       </w:r>
     </w:p>
     <w:p>
@@ -7978,7 +6440,6 @@
         </w:rPr>
         <w:t xml:space="preserve">La </w:t>
       </w:r>
-      <w:proofErr w:type="spellStart"/>
       <w:r>
         <w:rPr>
           <w:rFonts w:cs="Arial"/>
@@ -7988,7 +6449,6 @@
         </w:rPr>
         <w:t>sobrecorriente</w:t>
       </w:r>
-      <w:proofErr w:type="spellEnd"/>
       <w:r>
         <w:rPr>
           <w:rFonts w:cs="Arial"/>
@@ -8003,43 +6463,7 @@
           <w:sz w:val="18"/>
           <w:szCs w:val="18"/>
         </w:rPr>
-        <w:t>{{</w:t>
-      </w:r>
-      <w:proofErr w:type="spellStart"/>
-      <w:r>
-        <w:rPr>
-          <w:rFonts w:cs="Arial"/>
-          <w:sz w:val="18"/>
-          <w:szCs w:val="18"/>
-        </w:rPr>
-        <w:t>alimentador_aperturado</w:t>
-      </w:r>
-      <w:proofErr w:type="spellEnd"/>
-      <w:r>
-        <w:rPr>
-          <w:rFonts w:cs="Arial"/>
-          <w:sz w:val="18"/>
-          <w:szCs w:val="18"/>
-        </w:rPr>
-        <w:t>}} {{</w:t>
-      </w:r>
-      <w:proofErr w:type="spellStart"/>
-      <w:r>
-        <w:rPr>
-          <w:rFonts w:cs="Arial"/>
-          <w:sz w:val="18"/>
-          <w:szCs w:val="18"/>
-        </w:rPr>
-        <w:t>ser_aperturado</w:t>
-      </w:r>
-      <w:proofErr w:type="spellEnd"/>
-      <w:r>
-        <w:rPr>
-          <w:rFonts w:cs="Arial"/>
-          <w:sz w:val="18"/>
-          <w:szCs w:val="18"/>
-        </w:rPr>
-        <w:t>}}</w:t>
+        <w:t>{{alimentador_aperturado}} {{ser_aperturado}}</w:t>
       </w:r>
       <w:r>
         <w:rPr>
@@ -8055,43 +6479,7 @@
           <w:sz w:val="18"/>
           <w:szCs w:val="18"/>
         </w:rPr>
-        <w:t>{{</w:t>
-      </w:r>
-      <w:proofErr w:type="spellStart"/>
-      <w:r>
-        <w:rPr>
-          <w:rFonts w:cs="Arial"/>
-          <w:sz w:val="18"/>
-          <w:szCs w:val="18"/>
-        </w:rPr>
-        <w:t>alimentador_vecino</w:t>
-      </w:r>
-      <w:proofErr w:type="spellEnd"/>
-      <w:r>
-        <w:rPr>
-          <w:rFonts w:cs="Arial"/>
-          <w:sz w:val="18"/>
-          <w:szCs w:val="18"/>
-        </w:rPr>
-        <w:t>}} {{</w:t>
-      </w:r>
-      <w:proofErr w:type="spellStart"/>
-      <w:r>
-        <w:rPr>
-          <w:rFonts w:cs="Arial"/>
-          <w:sz w:val="18"/>
-          <w:szCs w:val="18"/>
-        </w:rPr>
-        <w:t>ser_vecino</w:t>
-      </w:r>
-      <w:proofErr w:type="spellEnd"/>
-      <w:r>
-        <w:rPr>
-          <w:rFonts w:cs="Arial"/>
-          <w:sz w:val="18"/>
-          <w:szCs w:val="18"/>
-        </w:rPr>
-        <w:t>}}</w:t>
+        <w:t>{{alimentador_vecino}} {{ser_vecino}}</w:t>
       </w:r>
       <w:r>
         <w:rPr>
@@ -8123,25 +6511,7 @@
           <w:sz w:val="18"/>
           <w:szCs w:val="18"/>
         </w:rPr>
-        <w:t xml:space="preserve"> {{</w:t>
-      </w:r>
-      <w:proofErr w:type="spellStart"/>
-      <w:r>
-        <w:rPr>
-          <w:rFonts w:cs="Arial"/>
-          <w:sz w:val="18"/>
-          <w:szCs w:val="18"/>
-        </w:rPr>
-        <w:t>valor_tiempo_sigra</w:t>
-      </w:r>
-      <w:proofErr w:type="spellEnd"/>
-      <w:r>
-        <w:rPr>
-          <w:rFonts w:cs="Arial"/>
-          <w:sz w:val="18"/>
-          <w:szCs w:val="18"/>
-        </w:rPr>
-        <w:t>}}</w:t>
+        <w:t xml:space="preserve"> {{valor_tiempo_sigra}}</w:t>
       </w:r>
       <w:r>
         <w:rPr>
@@ -8189,45 +6559,8 @@
           <w:sz w:val="18"/>
           <w:szCs w:val="18"/>
         </w:rPr>
-        <w:t xml:space="preserve">{% </w:t>
-      </w:r>
-      <w:proofErr w:type="spellStart"/>
-      <w:r>
-        <w:rPr>
-          <w:rFonts w:cs="Arial"/>
-          <w:sz w:val="18"/>
-          <w:szCs w:val="18"/>
-        </w:rPr>
-        <w:t>if</w:t>
-      </w:r>
-      <w:proofErr w:type="spellEnd"/>
-      <w:r>
-        <w:rPr>
-          <w:rFonts w:cs="Arial"/>
-          <w:sz w:val="18"/>
-          <w:szCs w:val="18"/>
-        </w:rPr>
-        <w:t xml:space="preserve"> </w:t>
-      </w:r>
-      <w:proofErr w:type="spellStart"/>
-      <w:r>
-        <w:rPr>
-          <w:rFonts w:cs="Arial"/>
-          <w:sz w:val="18"/>
-          <w:szCs w:val="18"/>
-        </w:rPr>
-        <w:t>tiene_sigra</w:t>
-      </w:r>
-      <w:proofErr w:type="spellEnd"/>
-      <w:r>
-        <w:rPr>
-          <w:rFonts w:cs="Arial"/>
-          <w:sz w:val="18"/>
-          <w:szCs w:val="18"/>
-        </w:rPr>
-        <w:t xml:space="preserve"> %} · La </w:t>
-      </w:r>
-      <w:proofErr w:type="spellStart"/>
+        <w:t xml:space="preserve">{% if tiene_sigra %} · La </w:t>
+      </w:r>
       <w:r>
         <w:rPr>
           <w:rFonts w:cs="Arial"/>
@@ -8237,158 +6570,13 @@
         </w:rPr>
         <w:t>sobrecorriente</w:t>
       </w:r>
-      <w:proofErr w:type="spellEnd"/>
-      <w:r>
-        <w:rPr>
-          <w:rFonts w:cs="Arial"/>
-          <w:sz w:val="18"/>
-          <w:szCs w:val="18"/>
-        </w:rPr>
-        <w:t xml:space="preserve"> en la línea aérea de contacto de los alimentadores {{</w:t>
-      </w:r>
-      <w:proofErr w:type="spellStart"/>
-      <w:r>
-        <w:rPr>
-          <w:rFonts w:cs="Arial"/>
-          <w:sz w:val="18"/>
-          <w:szCs w:val="18"/>
-        </w:rPr>
-        <w:t>alimentador_aperturado</w:t>
-      </w:r>
-      <w:proofErr w:type="spellEnd"/>
-      <w:r>
-        <w:rPr>
-          <w:rFonts w:cs="Arial"/>
-          <w:sz w:val="18"/>
-          <w:szCs w:val="18"/>
-        </w:rPr>
-        <w:t>}} {{</w:t>
-      </w:r>
-      <w:proofErr w:type="spellStart"/>
-      <w:r>
-        <w:rPr>
-          <w:rFonts w:cs="Arial"/>
-          <w:sz w:val="18"/>
-          <w:szCs w:val="18"/>
-        </w:rPr>
-        <w:t>ser_aperturado</w:t>
-      </w:r>
-      <w:proofErr w:type="spellEnd"/>
-      <w:r>
-        <w:rPr>
-          <w:rFonts w:cs="Arial"/>
-          <w:sz w:val="18"/>
-          <w:szCs w:val="18"/>
-        </w:rPr>
-        <w:t>}} y {{</w:t>
-      </w:r>
-      <w:proofErr w:type="spellStart"/>
-      <w:r>
-        <w:rPr>
-          <w:rFonts w:cs="Arial"/>
-          <w:sz w:val="18"/>
-          <w:szCs w:val="18"/>
-        </w:rPr>
-        <w:t>alimentador_vecino</w:t>
-      </w:r>
-      <w:proofErr w:type="spellEnd"/>
-      <w:r>
-        <w:rPr>
-          <w:rFonts w:cs="Arial"/>
-          <w:sz w:val="18"/>
-          <w:szCs w:val="18"/>
-        </w:rPr>
-        <w:t>}} {{</w:t>
-      </w:r>
-      <w:proofErr w:type="spellStart"/>
-      <w:r>
-        <w:rPr>
-          <w:rFonts w:cs="Arial"/>
-          <w:sz w:val="18"/>
-          <w:szCs w:val="18"/>
-        </w:rPr>
-        <w:t>ser_vecino</w:t>
-      </w:r>
-      <w:proofErr w:type="spellEnd"/>
-      <w:r>
-        <w:rPr>
-          <w:rFonts w:cs="Arial"/>
-          <w:sz w:val="18"/>
-          <w:szCs w:val="18"/>
-        </w:rPr>
-        <w:t>}}, fue despejada a los {{</w:t>
-      </w:r>
-      <w:proofErr w:type="spellStart"/>
-      <w:r>
-        <w:rPr>
-          <w:rFonts w:cs="Arial"/>
-          <w:sz w:val="18"/>
-          <w:szCs w:val="18"/>
-        </w:rPr>
-        <w:t>valor_tiempo_sigra</w:t>
-      </w:r>
-      <w:proofErr w:type="spellEnd"/>
-      <w:r>
-        <w:rPr>
-          <w:rFonts w:cs="Arial"/>
-          <w:sz w:val="18"/>
-          <w:szCs w:val="18"/>
-        </w:rPr>
-        <w:t xml:space="preserve">}} ms desde el inicio de la perturbación. {% </w:t>
-      </w:r>
-      <w:proofErr w:type="spellStart"/>
-      <w:r>
-        <w:rPr>
-          <w:rFonts w:cs="Arial"/>
-          <w:sz w:val="18"/>
-          <w:szCs w:val="18"/>
-        </w:rPr>
-        <w:t>else</w:t>
-      </w:r>
-      <w:proofErr w:type="spellEnd"/>
-      <w:r>
-        <w:rPr>
-          <w:rFonts w:cs="Arial"/>
-          <w:sz w:val="18"/>
-          <w:szCs w:val="18"/>
-        </w:rPr>
-        <w:t xml:space="preserve"> %} · No se dispone de registro de tendencia ni </w:t>
-      </w:r>
-      <w:proofErr w:type="spellStart"/>
-      <w:r>
-        <w:rPr>
-          <w:rFonts w:cs="Arial"/>
-          <w:sz w:val="18"/>
-          <w:szCs w:val="18"/>
-        </w:rPr>
-        <w:t>oscilografía</w:t>
-      </w:r>
-      <w:proofErr w:type="spellEnd"/>
-      <w:r>
-        <w:rPr>
-          <w:rFonts w:cs="Arial"/>
-          <w:sz w:val="18"/>
-          <w:szCs w:val="18"/>
-        </w:rPr>
-        <w:t xml:space="preserve"> para el presente evento. {% </w:t>
-      </w:r>
-      <w:proofErr w:type="spellStart"/>
-      <w:r>
-        <w:rPr>
-          <w:rFonts w:cs="Arial"/>
-          <w:sz w:val="18"/>
-          <w:szCs w:val="18"/>
-        </w:rPr>
-        <w:t>endif</w:t>
-      </w:r>
-      <w:proofErr w:type="spellEnd"/>
-      <w:r>
-        <w:rPr>
-          <w:rFonts w:cs="Arial"/>
-          <w:sz w:val="18"/>
-          <w:szCs w:val="18"/>
-        </w:rPr>
-        <w:t xml:space="preserve"> %}</w:t>
+      <w:r>
+        <w:rPr>
+          <w:rFonts w:cs="Arial"/>
+          <w:sz w:val="18"/>
+          <w:szCs w:val="18"/>
+        </w:rPr>
+        <w:t xml:space="preserve"> en la línea aérea de contacto de los alimentadores {{alimentador_aperturado}} {{ser_aperturado}} y {{alimentador_vecino}} {{ser_vecino}}, fue despejada a los {{valor_tiempo_sigra}} ms desde el inicio de la perturbación. {% else %} · No se dispone de registro de tendencia ni oscilografía para el presente evento. {% endif %}</w:t>
       </w:r>
     </w:p>
     <w:p>
@@ -8413,25 +6601,7 @@
           <w:sz w:val="18"/>
           <w:szCs w:val="18"/>
         </w:rPr>
-        <w:t xml:space="preserve">La </w:t>
-      </w:r>
-      <w:proofErr w:type="spellStart"/>
-      <w:r>
-        <w:rPr>
-          <w:rFonts w:cs="Arial"/>
-          <w:sz w:val="18"/>
-          <w:szCs w:val="18"/>
-        </w:rPr>
-        <w:t>sobrecorriente</w:t>
-      </w:r>
-      <w:proofErr w:type="spellEnd"/>
-      <w:r>
-        <w:rPr>
-          <w:rFonts w:cs="Arial"/>
-          <w:sz w:val="18"/>
-          <w:szCs w:val="18"/>
-        </w:rPr>
-        <w:t xml:space="preserve"> en la línea aérea de contacto de zona </w:t>
+        <w:t xml:space="preserve">La sobrecorriente en la línea aérea de contacto de zona </w:t>
       </w:r>
       <w:r>
         <w:rPr>
@@ -8455,43 +6625,7 @@
           <w:sz w:val="18"/>
           <w:szCs w:val="18"/>
         </w:rPr>
-        <w:t>{{</w:t>
-      </w:r>
-      <w:proofErr w:type="spellStart"/>
-      <w:r>
-        <w:rPr>
-          <w:rFonts w:cs="Arial"/>
-          <w:sz w:val="18"/>
-          <w:szCs w:val="18"/>
-        </w:rPr>
-        <w:t>alimentador_aperturado</w:t>
-      </w:r>
-      <w:proofErr w:type="spellEnd"/>
-      <w:r>
-        <w:rPr>
-          <w:rFonts w:cs="Arial"/>
-          <w:sz w:val="18"/>
-          <w:szCs w:val="18"/>
-        </w:rPr>
-        <w:t>}} {{</w:t>
-      </w:r>
-      <w:proofErr w:type="spellStart"/>
-      <w:r>
-        <w:rPr>
-          <w:rFonts w:cs="Arial"/>
-          <w:sz w:val="18"/>
-          <w:szCs w:val="18"/>
-        </w:rPr>
-        <w:t>ser_aperturado</w:t>
-      </w:r>
-      <w:proofErr w:type="spellEnd"/>
-      <w:r>
-        <w:rPr>
-          <w:rFonts w:cs="Arial"/>
-          <w:sz w:val="18"/>
-          <w:szCs w:val="18"/>
-        </w:rPr>
-        <w:t>}}</w:t>
+        <w:t>{{alimentador_aperturado}} {{ser_aperturado}}</w:t>
       </w:r>
       <w:r>
         <w:rPr>
@@ -8507,43 +6641,7 @@
           <w:sz w:val="18"/>
           <w:szCs w:val="18"/>
         </w:rPr>
-        <w:t>{{</w:t>
-      </w:r>
-      <w:proofErr w:type="spellStart"/>
-      <w:r>
-        <w:rPr>
-          <w:rFonts w:cs="Arial"/>
-          <w:sz w:val="18"/>
-          <w:szCs w:val="18"/>
-        </w:rPr>
-        <w:t>alimentador_vecino</w:t>
-      </w:r>
-      <w:proofErr w:type="spellEnd"/>
-      <w:r>
-        <w:rPr>
-          <w:rFonts w:cs="Arial"/>
-          <w:sz w:val="18"/>
-          <w:szCs w:val="18"/>
-        </w:rPr>
-        <w:t>}} {{</w:t>
-      </w:r>
-      <w:proofErr w:type="spellStart"/>
-      <w:r>
-        <w:rPr>
-          <w:rFonts w:cs="Arial"/>
-          <w:sz w:val="18"/>
-          <w:szCs w:val="18"/>
-        </w:rPr>
-        <w:t>ser_vecino</w:t>
-      </w:r>
-      <w:proofErr w:type="spellEnd"/>
-      <w:r>
-        <w:rPr>
-          <w:rFonts w:cs="Arial"/>
-          <w:sz w:val="18"/>
-          <w:szCs w:val="18"/>
-        </w:rPr>
-        <w:t>}}</w:t>
+        <w:t>{{alimentador_vecino}} {{ser_vecino}}</w:t>
       </w:r>
       <w:r>
         <w:rPr>
@@ -8644,38 +6742,202 @@
     <w:p>
       <w:pPr>
         <w:spacing w:before="0" w:after="0" w:line="240" w:lineRule="auto"/>
+        <w:ind w:left="0" w:firstLine="0"/>
         <w:jc w:val="center"/>
         <w:rPr>
           <w:rFonts w:cs="Arial"/>
-          <w:sz w:val="18"/>
-          <w:szCs w:val="18"/>
-        </w:rPr>
-      </w:pPr>
-      <w:r>
-        <w:rPr>
-          <w:rFonts w:cs="Arial"/>
-          <w:sz w:val="18"/>
-          <w:szCs w:val="18"/>
-        </w:rPr>
-        <w:t>{{</w:t>
-      </w:r>
-      <w:proofErr w:type="spellStart"/>
-      <w:r>
-        <w:rPr>
-          <w:rFonts w:cs="Arial"/>
-          <w:sz w:val="18"/>
-          <w:szCs w:val="18"/>
-        </w:rPr>
-        <w:t>anexo_vicos_aperturado</w:t>
-      </w:r>
-      <w:proofErr w:type="spellEnd"/>
-      <w:r>
-        <w:rPr>
-          <w:rFonts w:cs="Arial"/>
-          <w:sz w:val="18"/>
-          <w:szCs w:val="18"/>
-        </w:rPr>
-        <w:t>}}</w:t>
+          <w:bCs/>
+          <w:color w:val="000000" w:themeColor="text1"/>
+          <w:sz w:val="18"/>
+          <w:szCs w:val="18"/>
+        </w:rPr>
+      </w:pPr>
+      <w:r>
+        <w:rPr>
+          <w:rFonts w:cs="Arial"/>
+          <w:bCs/>
+          <w:color w:val="000000" w:themeColor="text1"/>
+          <w:sz w:val="18"/>
+          <w:szCs w:val="18"/>
+        </w:rPr>
+        <w:t>{% if tiene_sigra %}</w:t>
+      </w:r>
+    </w:p>
+    <w:p>
+      <w:pPr>
+        <w:spacing w:before="0" w:after="0" w:line="240" w:lineRule="auto"/>
+        <w:jc w:val="center"/>
+        <w:rPr>
+          <w:rFonts w:cs="Arial"/>
+          <w:sz w:val="18"/>
+          <w:szCs w:val="18"/>
+        </w:rPr>
+      </w:pPr>
+      <w:r>
+        <w:rPr>
+          <w:rFonts w:cs="Arial"/>
+          <w:sz w:val="18"/>
+          <w:szCs w:val="18"/>
+        </w:rPr>
+        <w:t>{{anexo_vicos_aperturado}}</w:t>
+      </w:r>
+    </w:p>
+    <w:p>
+      <w:pPr>
+        <w:spacing w:before="0" w:after="0" w:line="240" w:lineRule="auto"/>
+        <w:ind w:left="0" w:firstLine="0"/>
+        <w:jc w:val="center"/>
+        <w:rPr>
+          <w:sz w:val="18"/>
+          <w:szCs w:val="18"/>
+        </w:rPr>
+      </w:pPr>
+      <w:r>
+        <w:rPr>
+          <w:b/>
+          <w:bCs/>
+          <w:sz w:val="18"/>
+          <w:szCs w:val="18"/>
+        </w:rPr>
+        <w:t xml:space="preserve">Figura </w:t>
+      </w:r>
+      <w:r>
+        <w:rPr>
+          <w:b/>
+          <w:bCs/>
+          <w:sz w:val="18"/>
+          <w:szCs w:val="18"/>
+        </w:rPr>
+        <w:t>5</w:t>
+      </w:r>
+      <w:r>
+        <w:rPr>
+          <w:sz w:val="18"/>
+          <w:szCs w:val="18"/>
+        </w:rPr>
+        <w:t xml:space="preserve">. Registro de eventos </w:t>
+      </w:r>
+      <w:r>
+        <w:rPr>
+          <w:sz w:val="18"/>
+          <w:szCs w:val="18"/>
+        </w:rPr>
+        <w:t>{{alimentador_aperturado}} {{ser_aperturado}}</w:t>
+      </w:r>
+      <w:r>
+        <w:rPr>
+          <w:sz w:val="18"/>
+          <w:szCs w:val="18"/>
+        </w:rPr>
+        <w:t xml:space="preserve"> en el sistema SCADA_VICOS RSC</w:t>
+      </w:r>
+    </w:p>
+    <w:p>
+      <w:pPr>
+        <w:spacing w:before="0" w:after="0" w:line="240" w:lineRule="auto"/>
+        <w:ind w:left="0" w:firstLine="0"/>
+        <w:jc w:val="center"/>
+        <w:rPr>
+          <w:rFonts w:cs="Arial"/>
+          <w:bCs/>
+          <w:color w:val="000000" w:themeColor="text1"/>
+          <w:sz w:val="18"/>
+          <w:szCs w:val="18"/>
+        </w:rPr>
+      </w:pPr>
+      <w:r>
+        <w:rPr>
+          <w:rFonts w:cs="Arial"/>
+          <w:bCs/>
+          <w:color w:val="000000" w:themeColor="text1"/>
+          <w:sz w:val="18"/>
+          <w:szCs w:val="18"/>
+        </w:rPr>
+        <w:t>{% else %}</w:t>
+      </w:r>
+    </w:p>
+    <w:p>
+      <w:pPr>
+        <w:spacing w:before="0" w:after="0" w:line="240" w:lineRule="auto"/>
+        <w:jc w:val="center"/>
+        <w:rPr>
+          <w:rFonts w:cs="Arial"/>
+          <w:sz w:val="18"/>
+          <w:szCs w:val="18"/>
+        </w:rPr>
+      </w:pPr>
+      <w:r>
+        <w:rPr>
+          <w:rFonts w:cs="Arial"/>
+          <w:sz w:val="18"/>
+          <w:szCs w:val="18"/>
+        </w:rPr>
+        <w:t>{{anexo_vicos_aperturado}}</w:t>
+      </w:r>
+    </w:p>
+    <w:p>
+      <w:pPr>
+        <w:spacing w:before="0" w:after="0" w:line="240" w:lineRule="auto"/>
+        <w:ind w:left="0" w:firstLine="0"/>
+        <w:jc w:val="center"/>
+        <w:rPr>
+          <w:sz w:val="18"/>
+          <w:szCs w:val="18"/>
+        </w:rPr>
+      </w:pPr>
+      <w:r>
+        <w:rPr>
+          <w:b/>
+          <w:bCs/>
+          <w:sz w:val="18"/>
+          <w:szCs w:val="18"/>
+        </w:rPr>
+        <w:t>Figura 4.</w:t>
+      </w:r>
+      <w:r>
+        <w:rPr>
+          <w:sz w:val="18"/>
+          <w:szCs w:val="18"/>
+        </w:rPr>
+        <w:t xml:space="preserve"> Registro de eventos </w:t>
+      </w:r>
+      <w:r>
+        <w:rPr>
+          <w:sz w:val="18"/>
+          <w:szCs w:val="18"/>
+        </w:rPr>
+        <w:t>{{alimentador_aperturado}} {{ser_aperturado}}</w:t>
+      </w:r>
+      <w:r>
+        <w:rPr>
+          <w:sz w:val="18"/>
+          <w:szCs w:val="18"/>
+        </w:rPr>
+        <w:t xml:space="preserve"> en el sistema SCADA_VICOS RSC</w:t>
+      </w:r>
+    </w:p>
+    <w:p>
+      <w:pPr>
+        <w:spacing w:before="0" w:after="0" w:line="240" w:lineRule="auto"/>
+        <w:ind w:left="0" w:firstLine="0"/>
+        <w:jc w:val="center"/>
+        <w:rPr>
+          <w:rFonts w:cs="Arial"/>
+          <w:bCs/>
+          <w:color w:val="000000" w:themeColor="text1"/>
+          <w:sz w:val="18"/>
+          <w:szCs w:val="18"/>
+        </w:rPr>
+      </w:pPr>
+      <w:r>
+        <w:rPr>
+          <w:rFonts w:cs="Arial"/>
+          <w:bCs/>
+          <w:color w:val="000000" w:themeColor="text1"/>
+          <w:sz w:val="18"/>
+          <w:szCs w:val="18"/>
+        </w:rPr>
+        <w:t>{% endif %}</w:t>
       </w:r>
     </w:p>
     <w:p>
@@ -8690,31 +6952,56 @@
           <w:szCs w:val="18"/>
         </w:rPr>
       </w:pPr>
-      <w:r>
-        <w:rPr>
-          <w:i w:val="0"/>
-          <w:sz w:val="18"/>
-          <w:szCs w:val="18"/>
-        </w:rPr>
-        <w:t xml:space="preserve">Figura </w:t>
-      </w:r>
-      <w:r>
-        <w:rPr>
-          <w:i w:val="0"/>
-          <w:sz w:val="18"/>
-          <w:szCs w:val="18"/>
-        </w:rPr>
-        <w:t>4</w:t>
-      </w:r>
-      <w:r>
-        <w:rPr>
-          <w:i w:val="0"/>
-          <w:sz w:val="18"/>
-          <w:szCs w:val="18"/>
-        </w:rPr>
-        <w:t xml:space="preserve">. </w:t>
-      </w:r>
-      <w:r>
+    </w:p>
+    <w:p/>
+    <w:p>
+      <w:pPr>
+        <w:spacing w:before="0" w:after="0" w:line="240" w:lineRule="auto"/>
+        <w:ind w:left="0" w:firstLine="0"/>
+        <w:jc w:val="center"/>
+        <w:rPr>
+          <w:rFonts w:cs="Arial"/>
+          <w:bCs/>
+          <w:color w:val="000000" w:themeColor="text1"/>
+          <w:sz w:val="18"/>
+          <w:szCs w:val="18"/>
+        </w:rPr>
+      </w:pPr>
+      <w:r>
+        <w:rPr>
+          <w:rFonts w:cs="Arial"/>
+          <w:bCs/>
+          <w:color w:val="000000" w:themeColor="text1"/>
+          <w:sz w:val="18"/>
+          <w:szCs w:val="18"/>
+        </w:rPr>
+        <w:t>{% if tiene_sigra %}</w:t>
+      </w:r>
+    </w:p>
+    <w:p>
+      <w:pPr>
+        <w:spacing w:before="0" w:after="0"/>
+        <w:ind w:left="0" w:firstLine="0"/>
+        <w:jc w:val="center"/>
+        <w:rPr>
+          <w:rFonts w:cs="Arial"/>
+          <w:sz w:val="18"/>
+          <w:szCs w:val="18"/>
+        </w:rPr>
+      </w:pPr>
+      <w:r>
+        <w:rPr>
+          <w:rFonts w:cs="Arial"/>
+          <w:sz w:val="18"/>
+          <w:szCs w:val="18"/>
+        </w:rPr>
+        <w:t>{{anexo_vicos_vecino}}</w:t>
+      </w:r>
+    </w:p>
+    <w:p>
+      <w:pPr>
+        <w:pStyle w:val="Descripcin"/>
+        <w:spacing w:before="0" w:after="0" w:line="240" w:lineRule="auto"/>
         <w:rPr>
           <w:b w:val="0"/>
           <w:bCs w:val="0"/>
@@ -8722,7 +7009,30 @@
           <w:sz w:val="18"/>
           <w:szCs w:val="18"/>
         </w:rPr>
-        <w:t xml:space="preserve">Registro de eventos </w:t>
+      </w:pPr>
+      <w:r>
+        <w:rPr>
+          <w:i w:val="0"/>
+          <w:sz w:val="18"/>
+          <w:szCs w:val="18"/>
+        </w:rPr>
+        <w:t xml:space="preserve">Figura </w:t>
+      </w:r>
+      <w:r>
+        <w:rPr>
+          <w:i w:val="0"/>
+          <w:sz w:val="18"/>
+          <w:szCs w:val="18"/>
+        </w:rPr>
+        <w:t>6</w:t>
+      </w:r>
+      <w:r>
+        <w:rPr>
+          <w:i w:val="0"/>
+          <w:sz w:val="18"/>
+          <w:szCs w:val="18"/>
+        </w:rPr>
+        <w:t xml:space="preserve">. </w:t>
       </w:r>
       <w:r>
         <w:rPr>
@@ -8732,9 +7042,8 @@
           <w:sz w:val="18"/>
           <w:szCs w:val="18"/>
         </w:rPr>
-        <w:t>{{</w:t>
-      </w:r>
-      <w:proofErr w:type="spellStart"/>
+        <w:t xml:space="preserve">Registro de eventos </w:t>
+      </w:r>
       <w:r>
         <w:rPr>
           <w:b w:val="0"/>
@@ -8743,9 +7052,8 @@
           <w:sz w:val="18"/>
           <w:szCs w:val="18"/>
         </w:rPr>
-        <w:t>alimentador_aperturado</w:t>
-      </w:r>
-      <w:proofErr w:type="spellEnd"/>
+        <w:t>{{alimentador_vecino}} {{ser_vecino}}</w:t>
+      </w:r>
       <w:r>
         <w:rPr>
           <w:b w:val="0"/>
@@ -8754,10 +7062,57 @@
           <w:sz w:val="18"/>
           <w:szCs w:val="18"/>
         </w:rPr>
-        <w:t>}} {{</w:t>
-      </w:r>
-      <w:proofErr w:type="spellStart"/>
-      <w:r>
+        <w:t xml:space="preserve"> en el sistema SCADA_VICOS RSC</w:t>
+      </w:r>
+    </w:p>
+    <w:p>
+      <w:pPr>
+        <w:spacing w:before="0" w:after="0" w:line="240" w:lineRule="auto"/>
+        <w:ind w:left="0" w:firstLine="0"/>
+        <w:jc w:val="center"/>
+        <w:rPr>
+          <w:rFonts w:cs="Arial"/>
+          <w:bCs/>
+          <w:color w:val="000000" w:themeColor="text1"/>
+          <w:sz w:val="18"/>
+          <w:szCs w:val="18"/>
+        </w:rPr>
+      </w:pPr>
+      <w:r>
+        <w:rPr>
+          <w:rFonts w:cs="Arial"/>
+          <w:bCs/>
+          <w:color w:val="000000" w:themeColor="text1"/>
+          <w:sz w:val="18"/>
+          <w:szCs w:val="18"/>
+        </w:rPr>
+        <w:t>{% else %}</w:t>
+      </w:r>
+    </w:p>
+    <w:p>
+      <w:pPr>
+        <w:spacing w:before="0" w:after="0"/>
+        <w:ind w:left="0" w:firstLine="0"/>
+        <w:jc w:val="center"/>
+        <w:rPr>
+          <w:rFonts w:cs="Arial"/>
+          <w:sz w:val="18"/>
+          <w:szCs w:val="18"/>
+        </w:rPr>
+      </w:pPr>
+      <w:r>
+        <w:rPr>
+          <w:rFonts w:cs="Arial"/>
+          <w:sz w:val="18"/>
+          <w:szCs w:val="18"/>
+        </w:rPr>
+        <w:t>{{anexo_vicos_vecino}}</w:t>
+      </w:r>
+    </w:p>
+    <w:p>
+      <w:pPr>
+        <w:pStyle w:val="Descripcin"/>
+        <w:spacing w:before="0" w:after="0" w:line="240" w:lineRule="auto"/>
         <w:rPr>
           <w:b w:val="0"/>
           <w:bCs w:val="0"/>
@@ -8765,9 +7120,31 @@
           <w:sz w:val="18"/>
           <w:szCs w:val="18"/>
         </w:rPr>
-        <w:t>ser_aperturado</w:t>
-      </w:r>
-      <w:proofErr w:type="spellEnd"/>
+      </w:pPr>
+      <w:r>
+        <w:rPr>
+          <w:i w:val="0"/>
+          <w:sz w:val="18"/>
+          <w:szCs w:val="18"/>
+        </w:rPr>
+        <w:t xml:space="preserve">Figura </w:t>
+      </w:r>
+      <w:r>
+        <w:rPr>
+          <w:i w:val="0"/>
+          <w:sz w:val="18"/>
+          <w:szCs w:val="18"/>
+        </w:rPr>
+        <w:t>5</w:t>
+      </w:r>
+      <w:r>
+        <w:rPr>
+          <w:i w:val="0"/>
+          <w:sz w:val="18"/>
+          <w:szCs w:val="18"/>
+        </w:rPr>
+        <w:t xml:space="preserve">. </w:t>
+      </w:r>
       <w:r>
         <w:rPr>
           <w:b w:val="0"/>
@@ -8776,7 +7153,7 @@
           <w:sz w:val="18"/>
           <w:szCs w:val="18"/>
         </w:rPr>
-        <w:t>}}</w:t>
+        <w:t xml:space="preserve">Registro de eventos </w:t>
       </w:r>
       <w:r>
         <w:rPr>
@@ -8786,7 +7163,231 @@
           <w:sz w:val="18"/>
           <w:szCs w:val="18"/>
         </w:rPr>
+        <w:t>{{alimentador_vecino}} {{ser_vecino}}</w:t>
+      </w:r>
+      <w:r>
+        <w:rPr>
+          <w:b w:val="0"/>
+          <w:bCs w:val="0"/>
+          <w:i w:val="0"/>
+          <w:sz w:val="18"/>
+          <w:szCs w:val="18"/>
+        </w:rPr>
         <w:t xml:space="preserve"> en el sistema SCADA_VICOS RSC</w:t>
+      </w:r>
+    </w:p>
+    <w:p>
+      <w:pPr>
+        <w:spacing w:before="0" w:after="0" w:line="240" w:lineRule="auto"/>
+        <w:ind w:left="0" w:firstLine="0"/>
+        <w:jc w:val="center"/>
+        <w:rPr>
+          <w:sz w:val="18"/>
+          <w:szCs w:val="18"/>
+        </w:rPr>
+      </w:pPr>
+      <w:r>
+        <w:rPr>
+          <w:sz w:val="18"/>
+          <w:szCs w:val="18"/>
+        </w:rPr>
+        <w:t>SCADA_VICOS RSC</w:t>
+      </w:r>
+    </w:p>
+    <w:p>
+      <w:pPr>
+        <w:spacing w:before="0" w:after="0" w:line="240" w:lineRule="auto"/>
+        <w:ind w:left="0" w:firstLine="0"/>
+        <w:jc w:val="center"/>
+        <w:rPr>
+          <w:rFonts w:cs="Arial"/>
+          <w:bCs/>
+          <w:color w:val="000000" w:themeColor="text1"/>
+          <w:sz w:val="18"/>
+          <w:szCs w:val="18"/>
+        </w:rPr>
+      </w:pPr>
+      <w:r>
+        <w:rPr>
+          <w:rFonts w:cs="Arial"/>
+          <w:bCs/>
+          <w:color w:val="000000" w:themeColor="text1"/>
+          <w:sz w:val="18"/>
+          <w:szCs w:val="18"/>
+        </w:rPr>
+        <w:t>{% endif %}</w:t>
+      </w:r>
+    </w:p>
+    <w:p>
+      <w:pPr>
+        <w:ind w:left="0" w:firstLine="0"/>
+      </w:pPr>
+    </w:p>
+    <w:p>
+      <w:pPr>
+        <w:ind w:left="0" w:firstLine="0"/>
+      </w:pPr>
+    </w:p>
+    <w:p>
+      <w:pPr>
+        <w:spacing w:before="0" w:after="0" w:line="240" w:lineRule="auto"/>
+        <w:ind w:left="0" w:firstLine="0"/>
+        <w:jc w:val="center"/>
+        <w:rPr>
+          <w:rFonts w:cs="Arial"/>
+          <w:bCs/>
+          <w:color w:val="000000" w:themeColor="text1"/>
+          <w:sz w:val="18"/>
+          <w:szCs w:val="18"/>
+        </w:rPr>
+      </w:pPr>
+      <w:r>
+        <w:rPr>
+          <w:rFonts w:cs="Arial"/>
+          <w:bCs/>
+          <w:color w:val="000000" w:themeColor="text1"/>
+          <w:sz w:val="18"/>
+          <w:szCs w:val="18"/>
+        </w:rPr>
+        <w:lastRenderedPageBreak/>
+        <w:t>{% if tiene_sigra %}</w:t>
+      </w:r>
+    </w:p>
+    <w:p>
+      <w:pPr>
+        <w:spacing w:before="0" w:after="0" w:line="240" w:lineRule="auto"/>
+        <w:ind w:left="0" w:firstLine="0"/>
+        <w:jc w:val="center"/>
+        <w:rPr>
+          <w:rFonts w:cs="Arial"/>
+          <w:sz w:val="18"/>
+          <w:szCs w:val="18"/>
+        </w:rPr>
+      </w:pPr>
+      <w:r>
+        <w:rPr>
+          <w:rFonts w:cs="Arial"/>
+          <w:bCs/>
+          <w:color w:val="000000" w:themeColor="text1"/>
+          <w:sz w:val="18"/>
+          <w:szCs w:val="18"/>
+        </w:rPr>
+        <w:t>{{anexo_vicos_curvas</w:t>
+      </w:r>
+      <w:r>
+        <w:rPr>
+          <w:rFonts w:cs="Arial"/>
+          <w:sz w:val="18"/>
+          <w:szCs w:val="18"/>
+        </w:rPr>
+        <w:t>}}</w:t>
+      </w:r>
+    </w:p>
+    <w:p>
+      <w:pPr>
+        <w:pStyle w:val="Descripcin"/>
+        <w:spacing w:before="0" w:after="0" w:line="240" w:lineRule="auto"/>
+        <w:rPr>
+          <w:b w:val="0"/>
+          <w:bCs w:val="0"/>
+          <w:i w:val="0"/>
+          <w:sz w:val="18"/>
+          <w:szCs w:val="18"/>
+        </w:rPr>
+      </w:pPr>
+      <w:r>
+        <w:rPr>
+          <w:i w:val="0"/>
+          <w:sz w:val="18"/>
+          <w:szCs w:val="18"/>
+        </w:rPr>
+        <w:t xml:space="preserve">Figura </w:t>
+      </w:r>
+      <w:r>
+        <w:rPr>
+          <w:i w:val="0"/>
+          <w:sz w:val="18"/>
+          <w:szCs w:val="18"/>
+        </w:rPr>
+        <w:t>7</w:t>
+      </w:r>
+      <w:r>
+        <w:rPr>
+          <w:i w:val="0"/>
+          <w:sz w:val="18"/>
+          <w:szCs w:val="18"/>
+        </w:rPr>
+        <w:t xml:space="preserve">. </w:t>
+      </w:r>
+      <w:r>
+        <w:rPr>
+          <w:b w:val="0"/>
+          <w:bCs w:val="0"/>
+          <w:i w:val="0"/>
+          <w:sz w:val="18"/>
+          <w:szCs w:val="18"/>
+        </w:rPr>
+        <w:t>Registro oscilográfico AL</w:t>
+      </w:r>
+      <w:r>
+        <w:rPr>
+          <w:b w:val="0"/>
+          <w:bCs w:val="0"/>
+          <w:i w:val="0"/>
+          <w:sz w:val="18"/>
+          <w:szCs w:val="18"/>
+        </w:rPr>
+        <w:t>4</w:t>
+      </w:r>
+      <w:r>
+        <w:rPr>
+          <w:b w:val="0"/>
+          <w:bCs w:val="0"/>
+          <w:i w:val="0"/>
+          <w:sz w:val="18"/>
+          <w:szCs w:val="18"/>
+        </w:rPr>
+        <w:t xml:space="preserve"> SER11_CAB / AL</w:t>
+      </w:r>
+      <w:r>
+        <w:rPr>
+          <w:b w:val="0"/>
+          <w:bCs w:val="0"/>
+          <w:i w:val="0"/>
+          <w:sz w:val="18"/>
+          <w:szCs w:val="18"/>
+        </w:rPr>
+        <w:t>2</w:t>
+      </w:r>
+      <w:r>
+        <w:rPr>
+          <w:b w:val="0"/>
+          <w:bCs w:val="0"/>
+          <w:i w:val="0"/>
+          <w:sz w:val="18"/>
+          <w:szCs w:val="18"/>
+        </w:rPr>
+        <w:t xml:space="preserve"> SER14_CUL en el sistema SCADA_VICOS RSC</w:t>
+      </w:r>
+      <w:r>
+        <w:rPr>
+          <w:b w:val="0"/>
+          <w:bCs w:val="0"/>
+          <w:i w:val="0"/>
+          <w:sz w:val="18"/>
+          <w:szCs w:val="18"/>
+        </w:rPr>
+        <w:t xml:space="preserve"> </w:t>
+      </w:r>
+      <w:r>
+        <w:rPr>
+          <w:b w:val="0"/>
+          <w:bCs w:val="0"/>
+          <w:i w:val="0"/>
+          <w:sz w:val="18"/>
+          <w:szCs w:val="18"/>
+        </w:rPr>
+        <w:t>{% else %}</w:t>
       </w:r>
     </w:p>
     <w:p>
@@ -8806,25 +7407,7 @@
           <w:sz w:val="18"/>
           <w:szCs w:val="18"/>
         </w:rPr>
-        <w:t>{{</w:t>
-      </w:r>
-      <w:proofErr w:type="spellStart"/>
-      <w:r>
-        <w:rPr>
-          <w:rFonts w:cs="Arial"/>
-          <w:sz w:val="18"/>
-          <w:szCs w:val="18"/>
-        </w:rPr>
-        <w:t>anexo_vicos_vecino</w:t>
-      </w:r>
-      <w:proofErr w:type="spellEnd"/>
-      <w:r>
-        <w:rPr>
-          <w:rFonts w:cs="Arial"/>
-          <w:sz w:val="18"/>
-          <w:szCs w:val="18"/>
-        </w:rPr>
-        <w:t>}}</w:t>
+        <w:t>{{anexo_vicos_curvas}}</w:t>
       </w:r>
     </w:p>
     <w:p>
@@ -8853,7 +7436,7 @@
           <w:sz w:val="18"/>
           <w:szCs w:val="18"/>
         </w:rPr>
-        <w:t>5</w:t>
+        <w:t>6</w:t>
       </w:r>
       <w:r>
         <w:rPr>
@@ -8871,7 +7454,7 @@
           <w:sz w:val="18"/>
           <w:szCs w:val="18"/>
         </w:rPr>
-        <w:t xml:space="preserve">Registro de eventos </w:t>
+        <w:t>Registro oscilográfico AL</w:t>
       </w:r>
       <w:r>
         <w:rPr>
@@ -8881,9 +7464,8 @@
           <w:sz w:val="18"/>
           <w:szCs w:val="18"/>
         </w:rPr>
-        <w:t>{{</w:t>
-      </w:r>
-      <w:proofErr w:type="spellStart"/>
+        <w:t>4</w:t>
+      </w:r>
       <w:r>
         <w:rPr>
           <w:b w:val="0"/>
@@ -8892,9 +7474,8 @@
           <w:sz w:val="18"/>
           <w:szCs w:val="18"/>
         </w:rPr>
-        <w:t>alimentador_vecino</w:t>
-      </w:r>
-      <w:proofErr w:type="spellEnd"/>
+        <w:t xml:space="preserve"> SER11_CAB / AL</w:t>
+      </w:r>
       <w:r>
         <w:rPr>
           <w:b w:val="0"/>
@@ -8903,9 +7484,8 @@
           <w:sz w:val="18"/>
           <w:szCs w:val="18"/>
         </w:rPr>
-        <w:t>}} {{</w:t>
-      </w:r>
-      <w:proofErr w:type="spellStart"/>
+        <w:t>2</w:t>
+      </w:r>
       <w:r>
         <w:rPr>
           <w:b w:val="0"/>
@@ -8914,9 +7494,8 @@
           <w:sz w:val="18"/>
           <w:szCs w:val="18"/>
         </w:rPr>
-        <w:t>ser_vecino</w:t>
-      </w:r>
-      <w:proofErr w:type="spellEnd"/>
+        <w:t xml:space="preserve"> SER14_CUL en el sistema SCADA_VICOS RSC</w:t>
+      </w:r>
       <w:r>
         <w:rPr>
           <w:b w:val="0"/>
@@ -8925,7 +7504,7 @@
           <w:sz w:val="18"/>
           <w:szCs w:val="18"/>
         </w:rPr>
-        <w:t>}}</w:t>
+        <w:t xml:space="preserve"> </w:t>
       </w:r>
       <w:r>
         <w:rPr>
@@ -8935,7 +7514,7 @@
           <w:sz w:val="18"/>
           <w:szCs w:val="18"/>
         </w:rPr>
-        <w:t xml:space="preserve"> en el sistema SCADA_VICOS RSC</w:t>
+        <w:t>{% endif %}</w:t>
       </w:r>
     </w:p>
     <w:p>
@@ -8943,153 +7522,6 @@
         <w:spacing w:before="0" w:after="0"/>
         <w:jc w:val="center"/>
       </w:pPr>
-    </w:p>
-    <w:p>
-      <w:pPr>
-        <w:spacing w:before="0" w:after="0"/>
-        <w:ind w:left="0" w:firstLine="0"/>
-        <w:jc w:val="center"/>
-        <w:rPr>
-          <w:rFonts w:cs="Arial"/>
-          <w:sz w:val="18"/>
-          <w:szCs w:val="18"/>
-        </w:rPr>
-      </w:pPr>
-      <w:r>
-        <w:rPr>
-          <w:rFonts w:cs="Arial"/>
-          <w:sz w:val="18"/>
-          <w:szCs w:val="18"/>
-        </w:rPr>
-        <w:t>{{</w:t>
-      </w:r>
-      <w:proofErr w:type="spellStart"/>
-      <w:r>
-        <w:rPr>
-          <w:rFonts w:cs="Arial"/>
-          <w:sz w:val="18"/>
-          <w:szCs w:val="18"/>
-        </w:rPr>
-        <w:t>anexo_vicos_curvas</w:t>
-      </w:r>
-      <w:proofErr w:type="spellEnd"/>
-      <w:r>
-        <w:rPr>
-          <w:rFonts w:cs="Arial"/>
-          <w:sz w:val="18"/>
-          <w:szCs w:val="18"/>
-        </w:rPr>
-        <w:t>}}</w:t>
-      </w:r>
-    </w:p>
-    <w:p>
-      <w:pPr>
-        <w:pStyle w:val="Descripcin"/>
-        <w:spacing w:before="0" w:after="0" w:line="240" w:lineRule="auto"/>
-        <w:rPr>
-          <w:b w:val="0"/>
-          <w:bCs w:val="0"/>
-          <w:i w:val="0"/>
-          <w:sz w:val="18"/>
-          <w:szCs w:val="18"/>
-        </w:rPr>
-      </w:pPr>
-      <w:r>
-        <w:rPr>
-          <w:i w:val="0"/>
-          <w:sz w:val="18"/>
-          <w:szCs w:val="18"/>
-        </w:rPr>
-        <w:t xml:space="preserve">Figura </w:t>
-      </w:r>
-      <w:r>
-        <w:rPr>
-          <w:i w:val="0"/>
-          <w:sz w:val="18"/>
-          <w:szCs w:val="18"/>
-        </w:rPr>
-        <w:t>6</w:t>
-      </w:r>
-      <w:r>
-        <w:rPr>
-          <w:i w:val="0"/>
-          <w:sz w:val="18"/>
-          <w:szCs w:val="18"/>
-        </w:rPr>
-        <w:t xml:space="preserve">. </w:t>
-      </w:r>
-      <w:r>
-        <w:rPr>
-          <w:b w:val="0"/>
-          <w:bCs w:val="0"/>
-          <w:i w:val="0"/>
-          <w:sz w:val="18"/>
-          <w:szCs w:val="18"/>
-        </w:rPr>
-        <w:t xml:space="preserve">Registro </w:t>
-      </w:r>
-      <w:proofErr w:type="spellStart"/>
-      <w:r>
-        <w:rPr>
-          <w:b w:val="0"/>
-          <w:bCs w:val="0"/>
-          <w:i w:val="0"/>
-          <w:sz w:val="18"/>
-          <w:szCs w:val="18"/>
-        </w:rPr>
-        <w:t>oscilográfico</w:t>
-      </w:r>
-      <w:proofErr w:type="spellEnd"/>
-      <w:r>
-        <w:rPr>
-          <w:b w:val="0"/>
-          <w:bCs w:val="0"/>
-          <w:i w:val="0"/>
-          <w:sz w:val="18"/>
-          <w:szCs w:val="18"/>
-        </w:rPr>
-        <w:t xml:space="preserve"> AL</w:t>
-      </w:r>
-      <w:r>
-        <w:rPr>
-          <w:b w:val="0"/>
-          <w:bCs w:val="0"/>
-          <w:i w:val="0"/>
-          <w:sz w:val="18"/>
-          <w:szCs w:val="18"/>
-        </w:rPr>
-        <w:t>4</w:t>
-      </w:r>
-      <w:r>
-        <w:rPr>
-          <w:b w:val="0"/>
-          <w:bCs w:val="0"/>
-          <w:i w:val="0"/>
-          <w:sz w:val="18"/>
-          <w:szCs w:val="18"/>
-        </w:rPr>
-        <w:t xml:space="preserve"> SER11_CAB / AL</w:t>
-      </w:r>
-      <w:r>
-        <w:rPr>
-          <w:b w:val="0"/>
-          <w:bCs w:val="0"/>
-          <w:i w:val="0"/>
-          <w:sz w:val="18"/>
-          <w:szCs w:val="18"/>
-        </w:rPr>
-        <w:t>2</w:t>
-      </w:r>
-      <w:r>
-        <w:rPr>
-          <w:b w:val="0"/>
-          <w:bCs w:val="0"/>
-          <w:i w:val="0"/>
-          <w:sz w:val="18"/>
-          <w:szCs w:val="18"/>
-        </w:rPr>
-        <w:t xml:space="preserve"> SER14_CUL en el sistema SCADA_VICOS RSC</w:t>
-      </w:r>
     </w:p>
     <w:p>
       <w:pPr>
@@ -9167,6 +7599,30 @@
     </w:tbl>
     <w:p>
       <w:pPr>
+        <w:spacing w:before="0" w:after="0" w:line="240" w:lineRule="auto"/>
+        <w:ind w:left="0" w:firstLine="0"/>
+        <w:jc w:val="center"/>
+        <w:rPr>
+          <w:rFonts w:cs="Arial"/>
+          <w:bCs/>
+          <w:color w:val="000000" w:themeColor="text1"/>
+          <w:sz w:val="18"/>
+          <w:szCs w:val="18"/>
+        </w:rPr>
+      </w:pPr>
+      <w:r>
+        <w:rPr>
+          <w:rFonts w:cs="Arial"/>
+          <w:bCs/>
+          <w:color w:val="000000" w:themeColor="text1"/>
+          <w:sz w:val="18"/>
+          <w:szCs w:val="18"/>
+        </w:rPr>
+        <w:t>{% if tiene_sigra %}</w:t>
+      </w:r>
+    </w:p>
+    <w:p>
+      <w:pPr>
         <w:pStyle w:val="Predeterminado"/>
         <w:tabs>
           <w:tab w:val="clear" w:pos="709"/>
@@ -9176,6 +7632,7 @@
         <w:jc w:val="center"/>
         <w:rPr>
           <w:rFonts w:ascii="Arial" w:hAnsi="Arial" w:cs="Arial"/>
+          <w:bCs/>
           <w:sz w:val="18"/>
           <w:szCs w:val="18"/>
         </w:rPr>
@@ -9196,7 +7653,7 @@
           <w:sz w:val="18"/>
           <w:szCs w:val="18"/>
         </w:rPr>
-        <w:t>7</w:t>
+        <w:t>8</w:t>
       </w:r>
       <w:r>
         <w:rPr>
@@ -9214,9 +7671,8 @@
           <w:sz w:val="18"/>
           <w:szCs w:val="18"/>
         </w:rPr>
-        <w:t xml:space="preserve">Registro fotográfico de relé </w:t>
-      </w:r>
-      <w:proofErr w:type="spellStart"/>
+        <w:t xml:space="preserve">Registro fotográfico de relé Sitras PRO </w:t>
+      </w:r>
       <w:r>
         <w:rPr>
           <w:rFonts w:ascii="Arial" w:hAnsi="Arial" w:cs="Arial"/>
@@ -9224,9 +7680,8 @@
           <w:sz w:val="18"/>
           <w:szCs w:val="18"/>
         </w:rPr>
-        <w:t>Sitras</w:t>
-      </w:r>
-      <w:proofErr w:type="spellEnd"/>
+        <w:t>{{alimentador_aperturado}} {{ser_aperturado}}</w:t>
+      </w:r>
       <w:r>
         <w:rPr>
           <w:rFonts w:ascii="Arial" w:hAnsi="Arial" w:cs="Arial"/>
@@ -9234,48 +7689,52 @@
           <w:sz w:val="18"/>
           <w:szCs w:val="18"/>
         </w:rPr>
-        <w:t xml:space="preserve"> PRO </w:t>
-      </w:r>
-      <w:r>
+        <w:t>{% else %}</w:t>
+      </w:r>
+    </w:p>
+    <w:p>
+      <w:pPr>
+        <w:pStyle w:val="Predeterminado"/>
+        <w:tabs>
+          <w:tab w:val="clear" w:pos="709"/>
+        </w:tabs>
+        <w:spacing w:line="240" w:lineRule="auto"/>
+        <w:ind w:left="426"/>
+        <w:jc w:val="center"/>
         <w:rPr>
           <w:rFonts w:ascii="Arial" w:hAnsi="Arial" w:cs="Arial"/>
           <w:bCs/>
           <w:sz w:val="18"/>
           <w:szCs w:val="18"/>
         </w:rPr>
-        <w:t>{{</w:t>
-      </w:r>
-      <w:proofErr w:type="spellStart"/>
+      </w:pPr>
       <w:r>
         <w:rPr>
           <w:rFonts w:ascii="Arial" w:hAnsi="Arial" w:cs="Arial"/>
-          <w:bCs/>
-          <w:sz w:val="18"/>
-          <w:szCs w:val="18"/>
-        </w:rPr>
-        <w:t>alimentador_aperturado</w:t>
-      </w:r>
-      <w:proofErr w:type="spellEnd"/>
+          <w:b/>
+          <w:sz w:val="18"/>
+          <w:szCs w:val="18"/>
+        </w:rPr>
+        <w:t xml:space="preserve">Figura </w:t>
+      </w:r>
       <w:r>
         <w:rPr>
           <w:rFonts w:ascii="Arial" w:hAnsi="Arial" w:cs="Arial"/>
-          <w:bCs/>
-          <w:sz w:val="18"/>
-          <w:szCs w:val="18"/>
-        </w:rPr>
-        <w:t>}} {{</w:t>
-      </w:r>
-      <w:proofErr w:type="spellStart"/>
+          <w:b/>
+          <w:sz w:val="18"/>
+          <w:szCs w:val="18"/>
+        </w:rPr>
+        <w:t>7</w:t>
+      </w:r>
       <w:r>
         <w:rPr>
           <w:rFonts w:ascii="Arial" w:hAnsi="Arial" w:cs="Arial"/>
-          <w:bCs/>
-          <w:sz w:val="18"/>
-          <w:szCs w:val="18"/>
-        </w:rPr>
-        <w:t>ser_aperturado</w:t>
-      </w:r>
-      <w:proofErr w:type="spellEnd"/>
+          <w:b/>
+          <w:sz w:val="18"/>
+          <w:szCs w:val="18"/>
+        </w:rPr>
+        <w:t xml:space="preserve">. </w:t>
+      </w:r>
       <w:r>
         <w:rPr>
           <w:rFonts w:ascii="Arial" w:hAnsi="Arial" w:cs="Arial"/>
@@ -9283,7 +7742,25 @@
           <w:sz w:val="18"/>
           <w:szCs w:val="18"/>
         </w:rPr>
-        <w:t>}}</w:t>
+        <w:t xml:space="preserve">Registro fotográfico de relé Sitras PRO </w:t>
+      </w:r>
+      <w:r>
+        <w:rPr>
+          <w:rFonts w:ascii="Arial" w:hAnsi="Arial" w:cs="Arial"/>
+          <w:bCs/>
+          <w:sz w:val="18"/>
+          <w:szCs w:val="18"/>
+        </w:rPr>
+        <w:t>{{alimentador_aperturado}} {{ser_aperturado}}</w:t>
+      </w:r>
+      <w:r>
+        <w:rPr>
+          <w:rFonts w:ascii="Arial" w:hAnsi="Arial" w:cs="Arial"/>
+          <w:bCs/>
+          <w:sz w:val="18"/>
+          <w:szCs w:val="18"/>
+        </w:rPr>
+        <w:t>{% endif %}</w:t>
       </w:r>
     </w:p>
     <w:p>
@@ -9381,124 +7858,186 @@
         <w:jc w:val="center"/>
         <w:rPr>
           <w:rFonts w:ascii="Arial" w:hAnsi="Arial" w:cs="Arial"/>
-          <w:sz w:val="18"/>
-          <w:szCs w:val="18"/>
-        </w:rPr>
-      </w:pPr>
-      <w:r>
+          <w:b/>
+          <w:sz w:val="18"/>
+          <w:szCs w:val="18"/>
+        </w:rPr>
+      </w:pPr>
+    </w:p>
+    <w:p>
+      <w:pPr>
+        <w:spacing w:before="0" w:after="0" w:line="240" w:lineRule="auto"/>
+        <w:ind w:left="0" w:firstLine="0"/>
+        <w:jc w:val="center"/>
+        <w:rPr>
+          <w:rFonts w:cs="Arial"/>
+          <w:bCs/>
+          <w:color w:val="000000" w:themeColor="text1"/>
+          <w:sz w:val="18"/>
+          <w:szCs w:val="18"/>
+        </w:rPr>
+      </w:pPr>
+      <w:r>
+        <w:rPr>
+          <w:rFonts w:cs="Arial"/>
+          <w:bCs/>
+          <w:color w:val="000000" w:themeColor="text1"/>
+          <w:sz w:val="18"/>
+          <w:szCs w:val="18"/>
+        </w:rPr>
+        <w:t>{% if tiene_sigra %}</w:t>
+      </w:r>
+    </w:p>
+    <w:p>
+      <w:pPr>
+        <w:spacing w:before="0" w:after="0" w:line="240" w:lineRule="auto"/>
+        <w:ind w:left="0" w:firstLine="0"/>
+        <w:jc w:val="center"/>
+        <w:rPr>
+          <w:rFonts w:cs="Arial"/>
+          <w:bCs/>
+          <w:sz w:val="18"/>
+          <w:szCs w:val="18"/>
+        </w:rPr>
+      </w:pPr>
+      <w:r>
+        <w:rPr>
+          <w:rFonts w:cs="Arial"/>
+          <w:b/>
+          <w:sz w:val="18"/>
+          <w:szCs w:val="18"/>
+        </w:rPr>
+        <w:t xml:space="preserve">Figura </w:t>
+      </w:r>
+      <w:r>
+        <w:rPr>
+          <w:rFonts w:cs="Arial"/>
+          <w:b/>
+          <w:sz w:val="18"/>
+          <w:szCs w:val="18"/>
+        </w:rPr>
+        <w:t>9</w:t>
+      </w:r>
+      <w:r>
+        <w:rPr>
+          <w:rFonts w:cs="Arial"/>
+          <w:b/>
+          <w:sz w:val="18"/>
+          <w:szCs w:val="18"/>
+        </w:rPr>
+        <w:t xml:space="preserve">. </w:t>
+      </w:r>
+      <w:r>
+        <w:rPr>
+          <w:rFonts w:cs="Arial"/>
+          <w:bCs/>
+          <w:sz w:val="18"/>
+          <w:szCs w:val="18"/>
+        </w:rPr>
+        <w:t xml:space="preserve">Registro fotográfico de relé Sitras PRO </w:t>
+      </w:r>
+      <w:r>
+        <w:rPr>
+          <w:rFonts w:cs="Arial"/>
+          <w:bCs/>
+          <w:sz w:val="18"/>
+          <w:szCs w:val="18"/>
+        </w:rPr>
+        <w:t>{{alimentador_vecino}} {{ser_vecino}}</w:t>
+      </w:r>
+      <w:r>
+        <w:rPr>
+          <w:rFonts w:cs="Arial"/>
+          <w:bCs/>
+          <w:color w:val="000000" w:themeColor="text1"/>
+          <w:sz w:val="18"/>
+          <w:szCs w:val="18"/>
+        </w:rPr>
+        <w:t>{% else %}</w:t>
+      </w:r>
+    </w:p>
+    <w:p>
+      <w:pPr>
+        <w:spacing w:before="0" w:after="0" w:line="240" w:lineRule="auto"/>
+        <w:ind w:left="0" w:firstLine="0"/>
+        <w:jc w:val="center"/>
+        <w:rPr>
+          <w:rFonts w:cs="Arial"/>
+          <w:bCs/>
+          <w:color w:val="000000" w:themeColor="text1"/>
+          <w:sz w:val="18"/>
+          <w:szCs w:val="18"/>
+        </w:rPr>
+      </w:pPr>
+      <w:r>
+        <w:rPr>
+          <w:rFonts w:cs="Arial"/>
+          <w:b/>
+          <w:sz w:val="18"/>
+          <w:szCs w:val="18"/>
+        </w:rPr>
+        <w:t xml:space="preserve">Figura </w:t>
+      </w:r>
+      <w:r>
+        <w:rPr>
+          <w:rFonts w:cs="Arial"/>
+          <w:b/>
+          <w:sz w:val="18"/>
+          <w:szCs w:val="18"/>
+        </w:rPr>
+        <w:t>8</w:t>
+      </w:r>
+      <w:r>
+        <w:rPr>
+          <w:rFonts w:cs="Arial"/>
+          <w:b/>
+          <w:sz w:val="18"/>
+          <w:szCs w:val="18"/>
+        </w:rPr>
+        <w:t xml:space="preserve">. </w:t>
+      </w:r>
+      <w:r>
+        <w:rPr>
+          <w:rFonts w:cs="Arial"/>
+          <w:bCs/>
+          <w:sz w:val="18"/>
+          <w:szCs w:val="18"/>
+        </w:rPr>
+        <w:t xml:space="preserve">Registro fotográfico de relé Sitras PRO </w:t>
+      </w:r>
+      <w:r>
+        <w:rPr>
+          <w:rFonts w:cs="Arial"/>
+          <w:bCs/>
+          <w:sz w:val="18"/>
+          <w:szCs w:val="18"/>
+        </w:rPr>
+        <w:t>{{alimentador_vecino}} {{ser_vecino}}</w:t>
+      </w:r>
+      <w:r>
+        <w:rPr>
+          <w:rFonts w:cs="Arial"/>
+          <w:bCs/>
+          <w:color w:val="000000" w:themeColor="text1"/>
+          <w:sz w:val="18"/>
+          <w:szCs w:val="18"/>
+        </w:rPr>
+        <w:t>{% endif %}</w:t>
+      </w:r>
+    </w:p>
+    <w:p>
+      <w:pPr>
+        <w:pStyle w:val="Predeterminado"/>
+        <w:tabs>
+          <w:tab w:val="clear" w:pos="709"/>
+        </w:tabs>
+        <w:spacing w:line="240" w:lineRule="auto"/>
         <w:rPr>
           <w:rFonts w:ascii="Arial" w:hAnsi="Arial" w:cs="Arial"/>
-          <w:b/>
-          <w:sz w:val="18"/>
-          <w:szCs w:val="18"/>
-        </w:rPr>
-        <w:t xml:space="preserve">Figura </w:t>
-      </w:r>
-      <w:r>
-        <w:rPr>
-          <w:rFonts w:ascii="Arial" w:hAnsi="Arial" w:cs="Arial"/>
-          <w:b/>
-          <w:sz w:val="18"/>
-          <w:szCs w:val="18"/>
-        </w:rPr>
-        <w:t>8</w:t>
-      </w:r>
-      <w:r>
-        <w:rPr>
-          <w:rFonts w:ascii="Arial" w:hAnsi="Arial" w:cs="Arial"/>
-          <w:b/>
-          <w:sz w:val="18"/>
-          <w:szCs w:val="18"/>
-        </w:rPr>
-        <w:t xml:space="preserve">. </w:t>
-      </w:r>
-      <w:r>
-        <w:rPr>
-          <w:rFonts w:ascii="Arial" w:hAnsi="Arial" w:cs="Arial"/>
-          <w:bCs/>
-          <w:sz w:val="18"/>
-          <w:szCs w:val="18"/>
-        </w:rPr>
-        <w:t xml:space="preserve">Registro fotográfico de relé </w:t>
-      </w:r>
-      <w:proofErr w:type="spellStart"/>
-      <w:r>
-        <w:rPr>
-          <w:rFonts w:ascii="Arial" w:hAnsi="Arial" w:cs="Arial"/>
-          <w:bCs/>
-          <w:sz w:val="18"/>
-          <w:szCs w:val="18"/>
-        </w:rPr>
-        <w:t>Sitras</w:t>
-      </w:r>
-      <w:proofErr w:type="spellEnd"/>
-      <w:r>
-        <w:rPr>
-          <w:rFonts w:ascii="Arial" w:hAnsi="Arial" w:cs="Arial"/>
-          <w:bCs/>
-          <w:sz w:val="18"/>
-          <w:szCs w:val="18"/>
-        </w:rPr>
-        <w:t xml:space="preserve"> PRO </w:t>
-      </w:r>
-      <w:r>
-        <w:rPr>
-          <w:rFonts w:ascii="Arial" w:hAnsi="Arial" w:cs="Arial"/>
-          <w:bCs/>
-          <w:sz w:val="18"/>
-          <w:szCs w:val="18"/>
-        </w:rPr>
-        <w:t>{{</w:t>
-      </w:r>
-      <w:proofErr w:type="spellStart"/>
-      <w:r>
-        <w:rPr>
-          <w:rFonts w:ascii="Arial" w:hAnsi="Arial" w:cs="Arial"/>
-          <w:bCs/>
-          <w:sz w:val="18"/>
-          <w:szCs w:val="18"/>
-        </w:rPr>
-        <w:t>alimentador_vecino</w:t>
-      </w:r>
-      <w:proofErr w:type="spellEnd"/>
-      <w:r>
-        <w:rPr>
-          <w:rFonts w:ascii="Arial" w:hAnsi="Arial" w:cs="Arial"/>
-          <w:bCs/>
-          <w:sz w:val="18"/>
-          <w:szCs w:val="18"/>
-        </w:rPr>
-        <w:t>}} {{</w:t>
-      </w:r>
-      <w:proofErr w:type="spellStart"/>
-      <w:r>
-        <w:rPr>
-          <w:rFonts w:ascii="Arial" w:hAnsi="Arial" w:cs="Arial"/>
-          <w:bCs/>
-          <w:sz w:val="18"/>
-          <w:szCs w:val="18"/>
-        </w:rPr>
-        <w:t>ser_vecino</w:t>
-      </w:r>
-      <w:proofErr w:type="spellEnd"/>
-      <w:r>
-        <w:rPr>
-          <w:rFonts w:ascii="Arial" w:hAnsi="Arial" w:cs="Arial"/>
-          <w:bCs/>
-          <w:sz w:val="18"/>
-          <w:szCs w:val="18"/>
-        </w:rPr>
-        <w:t>}</w:t>
-      </w:r>
-      <w:r>
-        <w:rPr>
-          <w:rFonts w:ascii="Arial" w:hAnsi="Arial" w:cs="Arial"/>
-          <w:bCs/>
-          <w:sz w:val="18"/>
-          <w:szCs w:val="18"/>
-        </w:rPr>
-        <w:t>}</w:t>
-      </w:r>
+          <w:sz w:val="18"/>
+          <w:szCs w:val="18"/>
+        </w:rPr>
+      </w:pPr>
     </w:p>
     <w:p>
       <w:pPr>
@@ -9578,9 +8117,8 @@
           <w:szCs w:val="18"/>
           <w:lang w:val="es-ES_tradnl"/>
         </w:rPr>
-        <w:t xml:space="preserve">Anexo </w:t>
-      </w:r>
-      <w:proofErr w:type="spellStart"/>
+        <w:t xml:space="preserve">Anexo N° </w:t>
+      </w:r>
       <w:r>
         <w:rPr>
           <w:rFonts w:cs="Arial"/>
@@ -9588,9 +8126,8 @@
           <w:szCs w:val="18"/>
           <w:lang w:val="es-ES_tradnl"/>
         </w:rPr>
-        <w:t>N°</w:t>
-      </w:r>
-      <w:proofErr w:type="spellEnd"/>
+        <w:t>0</w:t>
+      </w:r>
       <w:r>
         <w:rPr>
           <w:rFonts w:cs="Arial"/>
@@ -9598,9 +8135,8 @@
           <w:szCs w:val="18"/>
           <w:lang w:val="es-ES_tradnl"/>
         </w:rPr>
-        <w:t xml:space="preserve"> 1 – Registro histórico </w:t>
-      </w:r>
-      <w:proofErr w:type="spellStart"/>
+        <w:t xml:space="preserve">1 – Registro histórico Sitras PRO </w:t>
+      </w:r>
       <w:r>
         <w:rPr>
           <w:rFonts w:cs="Arial"/>
@@ -9608,66 +8144,7 @@
           <w:szCs w:val="18"/>
           <w:lang w:val="es-ES_tradnl"/>
         </w:rPr>
-        <w:t>Sitras</w:t>
-      </w:r>
-      <w:proofErr w:type="spellEnd"/>
-      <w:r>
-        <w:rPr>
-          <w:rFonts w:cs="Arial"/>
-          <w:sz w:val="18"/>
-          <w:szCs w:val="18"/>
-          <w:lang w:val="es-ES_tradnl"/>
-        </w:rPr>
-        <w:t xml:space="preserve"> PRO </w:t>
-      </w:r>
-      <w:r>
-        <w:rPr>
-          <w:rFonts w:cs="Arial"/>
-          <w:sz w:val="18"/>
-          <w:szCs w:val="18"/>
-          <w:lang w:val="es-ES_tradnl"/>
-        </w:rPr>
-        <w:t>{{</w:t>
-      </w:r>
-      <w:proofErr w:type="spellStart"/>
-      <w:r>
-        <w:rPr>
-          <w:rFonts w:cs="Arial"/>
-          <w:sz w:val="18"/>
-          <w:szCs w:val="18"/>
-          <w:lang w:val="es-ES_tradnl"/>
-        </w:rPr>
-        <w:t>alimentador_aperturado</w:t>
-      </w:r>
-      <w:proofErr w:type="spellEnd"/>
-      <w:r>
-        <w:rPr>
-          <w:rFonts w:cs="Arial"/>
-          <w:sz w:val="18"/>
-          <w:szCs w:val="18"/>
-          <w:lang w:val="es-ES_tradnl"/>
-        </w:rPr>
-        <w:t>}} {{</w:t>
-      </w:r>
-      <w:proofErr w:type="spellStart"/>
-      <w:r>
-        <w:rPr>
-          <w:rFonts w:cs="Arial"/>
-          <w:sz w:val="18"/>
-          <w:szCs w:val="18"/>
-          <w:lang w:val="es-ES_tradnl"/>
-        </w:rPr>
-        <w:t>ser_aperturado</w:t>
-      </w:r>
-      <w:proofErr w:type="spellEnd"/>
-      <w:r>
-        <w:rPr>
-          <w:rFonts w:cs="Arial"/>
-          <w:sz w:val="18"/>
-          <w:szCs w:val="18"/>
-          <w:lang w:val="es-ES_tradnl"/>
-        </w:rPr>
-        <w:t>}}</w:t>
+        <w:t>{{alimentador_aperturado}} {{ser_aperturado}}</w:t>
       </w:r>
     </w:p>
     <w:p>
@@ -9688,9 +8165,8 @@
           <w:szCs w:val="18"/>
           <w:lang w:val="es-ES_tradnl"/>
         </w:rPr>
-        <w:t xml:space="preserve">Anexo </w:t>
-      </w:r>
-      <w:proofErr w:type="spellStart"/>
+        <w:t xml:space="preserve">Anexo N° </w:t>
+      </w:r>
       <w:r>
         <w:rPr>
           <w:rFonts w:cs="Arial"/>
@@ -9698,9 +8174,8 @@
           <w:szCs w:val="18"/>
           <w:lang w:val="es-ES_tradnl"/>
         </w:rPr>
-        <w:t>N°</w:t>
-      </w:r>
-      <w:proofErr w:type="spellEnd"/>
+        <w:t>0</w:t>
+      </w:r>
       <w:r>
         <w:rPr>
           <w:rFonts w:cs="Arial"/>
@@ -9708,9 +8183,8 @@
           <w:szCs w:val="18"/>
           <w:lang w:val="es-ES_tradnl"/>
         </w:rPr>
-        <w:t xml:space="preserve"> 2 – Registro </w:t>
-      </w:r>
-      <w:proofErr w:type="spellStart"/>
+        <w:t xml:space="preserve">2 – Registro Oscilográfico Sitras PRO </w:t>
+      </w:r>
       <w:r>
         <w:rPr>
           <w:rFonts w:cs="Arial"/>
@@ -9718,86 +8192,7 @@
           <w:szCs w:val="18"/>
           <w:lang w:val="es-ES_tradnl"/>
         </w:rPr>
-        <w:t>Oscilográfico</w:t>
-      </w:r>
-      <w:proofErr w:type="spellEnd"/>
-      <w:r>
-        <w:rPr>
-          <w:rFonts w:cs="Arial"/>
-          <w:sz w:val="18"/>
-          <w:szCs w:val="18"/>
-          <w:lang w:val="es-ES_tradnl"/>
-        </w:rPr>
-        <w:t xml:space="preserve"> </w:t>
-      </w:r>
-      <w:proofErr w:type="spellStart"/>
-      <w:r>
-        <w:rPr>
-          <w:rFonts w:cs="Arial"/>
-          <w:sz w:val="18"/>
-          <w:szCs w:val="18"/>
-          <w:lang w:val="es-ES_tradnl"/>
-        </w:rPr>
-        <w:t>Sitras</w:t>
-      </w:r>
-      <w:proofErr w:type="spellEnd"/>
-      <w:r>
-        <w:rPr>
-          <w:rFonts w:cs="Arial"/>
-          <w:sz w:val="18"/>
-          <w:szCs w:val="18"/>
-          <w:lang w:val="es-ES_tradnl"/>
-        </w:rPr>
-        <w:t xml:space="preserve"> PRO </w:t>
-      </w:r>
-      <w:r>
-        <w:rPr>
-          <w:rFonts w:cs="Arial"/>
-          <w:sz w:val="18"/>
-          <w:szCs w:val="18"/>
-          <w:lang w:val="es-ES_tradnl"/>
-        </w:rPr>
-        <w:t>{{</w:t>
-      </w:r>
-      <w:proofErr w:type="spellStart"/>
-      <w:r>
-        <w:rPr>
-          <w:rFonts w:cs="Arial"/>
-          <w:sz w:val="18"/>
-          <w:szCs w:val="18"/>
-          <w:lang w:val="es-ES_tradnl"/>
-        </w:rPr>
-        <w:t>alimentador_aperturado</w:t>
-      </w:r>
-      <w:proofErr w:type="spellEnd"/>
-      <w:r>
-        <w:rPr>
-          <w:rFonts w:cs="Arial"/>
-          <w:sz w:val="18"/>
-          <w:szCs w:val="18"/>
-          <w:lang w:val="es-ES_tradnl"/>
-        </w:rPr>
-        <w:t>}} {{</w:t>
-      </w:r>
-      <w:proofErr w:type="spellStart"/>
-      <w:r>
-        <w:rPr>
-          <w:rFonts w:cs="Arial"/>
-          <w:sz w:val="18"/>
-          <w:szCs w:val="18"/>
-          <w:lang w:val="es-ES_tradnl"/>
-        </w:rPr>
-        <w:t>ser_aperturado</w:t>
-      </w:r>
-      <w:proofErr w:type="spellEnd"/>
-      <w:r>
-        <w:rPr>
-          <w:rFonts w:cs="Arial"/>
-          <w:sz w:val="18"/>
-          <w:szCs w:val="18"/>
-          <w:lang w:val="es-ES_tradnl"/>
-        </w:rPr>
-        <w:t>}}</w:t>
+        <w:t>{{alimentador_aperturado}} {{ser_aperturado}}</w:t>
       </w:r>
     </w:p>
     <w:p>
@@ -9818,9 +8213,8 @@
           <w:szCs w:val="18"/>
           <w:lang w:val="es-ES_tradnl"/>
         </w:rPr>
-        <w:t xml:space="preserve">Anexo </w:t>
-      </w:r>
-      <w:proofErr w:type="spellStart"/>
+        <w:t xml:space="preserve">Anexo N° </w:t>
+      </w:r>
       <w:r>
         <w:rPr>
           <w:rFonts w:cs="Arial"/>
@@ -9828,9 +8222,8 @@
           <w:szCs w:val="18"/>
           <w:lang w:val="es-ES_tradnl"/>
         </w:rPr>
-        <w:t>N°</w:t>
-      </w:r>
-      <w:proofErr w:type="spellEnd"/>
+        <w:t>0</w:t>
+      </w:r>
       <w:r>
         <w:rPr>
           <w:rFonts w:cs="Arial"/>
@@ -9838,9 +8231,8 @@
           <w:szCs w:val="18"/>
           <w:lang w:val="es-ES_tradnl"/>
         </w:rPr>
-        <w:t xml:space="preserve"> 3 – Registro </w:t>
-      </w:r>
-      <w:proofErr w:type="spellStart"/>
+        <w:t xml:space="preserve">3 – Registro oscilográfico SIGRA </w:t>
+      </w:r>
       <w:r>
         <w:rPr>
           <w:rFonts w:cs="Arial"/>
@@ -9848,66 +8240,7 @@
           <w:szCs w:val="18"/>
           <w:lang w:val="es-ES_tradnl"/>
         </w:rPr>
-        <w:t>oscilográfico</w:t>
-      </w:r>
-      <w:proofErr w:type="spellEnd"/>
-      <w:r>
-        <w:rPr>
-          <w:rFonts w:cs="Arial"/>
-          <w:sz w:val="18"/>
-          <w:szCs w:val="18"/>
-          <w:lang w:val="es-ES_tradnl"/>
-        </w:rPr>
-        <w:t xml:space="preserve"> SIGRA </w:t>
-      </w:r>
-      <w:r>
-        <w:rPr>
-          <w:rFonts w:cs="Arial"/>
-          <w:sz w:val="18"/>
-          <w:szCs w:val="18"/>
-          <w:lang w:val="es-ES_tradnl"/>
-        </w:rPr>
-        <w:t>{{</w:t>
-      </w:r>
-      <w:proofErr w:type="spellStart"/>
-      <w:r>
-        <w:rPr>
-          <w:rFonts w:cs="Arial"/>
-          <w:sz w:val="18"/>
-          <w:szCs w:val="18"/>
-          <w:lang w:val="es-ES_tradnl"/>
-        </w:rPr>
-        <w:t>alimentador_aperturado</w:t>
-      </w:r>
-      <w:proofErr w:type="spellEnd"/>
-      <w:r>
-        <w:rPr>
-          <w:rFonts w:cs="Arial"/>
-          <w:sz w:val="18"/>
-          <w:szCs w:val="18"/>
-          <w:lang w:val="es-ES_tradnl"/>
-        </w:rPr>
-        <w:t>}} {{</w:t>
-      </w:r>
-      <w:proofErr w:type="spellStart"/>
-      <w:r>
-        <w:rPr>
-          <w:rFonts w:cs="Arial"/>
-          <w:sz w:val="18"/>
-          <w:szCs w:val="18"/>
-          <w:lang w:val="es-ES_tradnl"/>
-        </w:rPr>
-        <w:t>ser_aperturado</w:t>
-      </w:r>
-      <w:proofErr w:type="spellEnd"/>
-      <w:r>
-        <w:rPr>
-          <w:rFonts w:cs="Arial"/>
-          <w:sz w:val="18"/>
-          <w:szCs w:val="18"/>
-          <w:lang w:val="es-ES_tradnl"/>
-        </w:rPr>
-        <w:t>}}</w:t>
+        <w:t>{{alimentador_aperturado}} {{ser_aperturado}}</w:t>
       </w:r>
     </w:p>
     <w:p>
@@ -9928,9 +8261,8 @@
           <w:szCs w:val="18"/>
           <w:lang w:val="es-ES_tradnl"/>
         </w:rPr>
-        <w:t xml:space="preserve">Anexo </w:t>
-      </w:r>
-      <w:proofErr w:type="spellStart"/>
+        <w:t xml:space="preserve">Anexo N° </w:t>
+      </w:r>
       <w:r>
         <w:rPr>
           <w:rFonts w:cs="Arial"/>
@@ -9938,9 +8270,8 @@
           <w:szCs w:val="18"/>
           <w:lang w:val="es-ES_tradnl"/>
         </w:rPr>
-        <w:t>N°</w:t>
-      </w:r>
-      <w:proofErr w:type="spellEnd"/>
+        <w:t>0</w:t>
+      </w:r>
       <w:r>
         <w:rPr>
           <w:rFonts w:cs="Arial"/>
@@ -9948,9 +8279,8 @@
           <w:szCs w:val="18"/>
           <w:lang w:val="es-ES_tradnl"/>
         </w:rPr>
-        <w:t xml:space="preserve"> 4 – Archivo fuente de </w:t>
-      </w:r>
-      <w:proofErr w:type="spellStart"/>
+        <w:t xml:space="preserve">4 – Archivo fuente de oscilografía en SIGRA (COMTRADE) </w:t>
+      </w:r>
       <w:r>
         <w:rPr>
           <w:rFonts w:cs="Arial"/>
@@ -9958,66 +8288,7 @@
           <w:szCs w:val="18"/>
           <w:lang w:val="es-ES_tradnl"/>
         </w:rPr>
-        <w:t>oscilografía</w:t>
-      </w:r>
-      <w:proofErr w:type="spellEnd"/>
-      <w:r>
-        <w:rPr>
-          <w:rFonts w:cs="Arial"/>
-          <w:sz w:val="18"/>
-          <w:szCs w:val="18"/>
-          <w:lang w:val="es-ES_tradnl"/>
-        </w:rPr>
-        <w:t xml:space="preserve"> en SIGRA (COMTRADE) </w:t>
-      </w:r>
-      <w:r>
-        <w:rPr>
-          <w:rFonts w:cs="Arial"/>
-          <w:sz w:val="18"/>
-          <w:szCs w:val="18"/>
-          <w:lang w:val="es-ES_tradnl"/>
-        </w:rPr>
-        <w:t>{{</w:t>
-      </w:r>
-      <w:proofErr w:type="spellStart"/>
-      <w:r>
-        <w:rPr>
-          <w:rFonts w:cs="Arial"/>
-          <w:sz w:val="18"/>
-          <w:szCs w:val="18"/>
-          <w:lang w:val="es-ES_tradnl"/>
-        </w:rPr>
-        <w:t>alimentador_aperturado</w:t>
-      </w:r>
-      <w:proofErr w:type="spellEnd"/>
-      <w:r>
-        <w:rPr>
-          <w:rFonts w:cs="Arial"/>
-          <w:sz w:val="18"/>
-          <w:szCs w:val="18"/>
-          <w:lang w:val="es-ES_tradnl"/>
-        </w:rPr>
-        <w:t>}} {{</w:t>
-      </w:r>
-      <w:proofErr w:type="spellStart"/>
-      <w:r>
-        <w:rPr>
-          <w:rFonts w:cs="Arial"/>
-          <w:sz w:val="18"/>
-          <w:szCs w:val="18"/>
-          <w:lang w:val="es-ES_tradnl"/>
-        </w:rPr>
-        <w:t>ser_aperturado</w:t>
-      </w:r>
-      <w:proofErr w:type="spellEnd"/>
-      <w:r>
-        <w:rPr>
-          <w:rFonts w:cs="Arial"/>
-          <w:sz w:val="18"/>
-          <w:szCs w:val="18"/>
-          <w:lang w:val="es-ES_tradnl"/>
-        </w:rPr>
-        <w:t>}}</w:t>
+        <w:t>{{alimentador_aperturado}} {{ser_aperturado}}</w:t>
       </w:r>
     </w:p>
     <w:p>
@@ -10038,9 +8309,9 @@
           <w:szCs w:val="18"/>
           <w:lang w:val="es-ES_tradnl"/>
         </w:rPr>
-        <w:t xml:space="preserve">Anexo </w:t>
-      </w:r>
-      <w:proofErr w:type="spellStart"/>
+        <w:lastRenderedPageBreak/>
+        <w:t xml:space="preserve">Anexo N° </w:t>
+      </w:r>
       <w:r>
         <w:rPr>
           <w:rFonts w:cs="Arial"/>
@@ -10048,9 +8319,8 @@
           <w:szCs w:val="18"/>
           <w:lang w:val="es-ES_tradnl"/>
         </w:rPr>
-        <w:t>N°</w:t>
-      </w:r>
-      <w:proofErr w:type="spellEnd"/>
+        <w:t>0</w:t>
+      </w:r>
       <w:r>
         <w:rPr>
           <w:rFonts w:cs="Arial"/>
@@ -10058,9 +8328,8 @@
           <w:szCs w:val="18"/>
           <w:lang w:val="es-ES_tradnl"/>
         </w:rPr>
-        <w:t xml:space="preserve"> 5 – Parámetros del relé </w:t>
-      </w:r>
-      <w:proofErr w:type="spellStart"/>
+        <w:t xml:space="preserve">5 – Parámetros del relé Sitras PRO </w:t>
+      </w:r>
       <w:r>
         <w:rPr>
           <w:rFonts w:cs="Arial"/>
@@ -10068,66 +8337,7 @@
           <w:szCs w:val="18"/>
           <w:lang w:val="es-ES_tradnl"/>
         </w:rPr>
-        <w:t>Sitras</w:t>
-      </w:r>
-      <w:proofErr w:type="spellEnd"/>
-      <w:r>
-        <w:rPr>
-          <w:rFonts w:cs="Arial"/>
-          <w:sz w:val="18"/>
-          <w:szCs w:val="18"/>
-          <w:lang w:val="es-ES_tradnl"/>
-        </w:rPr>
-        <w:t xml:space="preserve"> PRO </w:t>
-      </w:r>
-      <w:r>
-        <w:rPr>
-          <w:rFonts w:cs="Arial"/>
-          <w:sz w:val="18"/>
-          <w:szCs w:val="18"/>
-          <w:lang w:val="es-ES_tradnl"/>
-        </w:rPr>
-        <w:t>{{</w:t>
-      </w:r>
-      <w:proofErr w:type="spellStart"/>
-      <w:r>
-        <w:rPr>
-          <w:rFonts w:cs="Arial"/>
-          <w:sz w:val="18"/>
-          <w:szCs w:val="18"/>
-          <w:lang w:val="es-ES_tradnl"/>
-        </w:rPr>
-        <w:t>alimentador_aperturado</w:t>
-      </w:r>
-      <w:proofErr w:type="spellEnd"/>
-      <w:r>
-        <w:rPr>
-          <w:rFonts w:cs="Arial"/>
-          <w:sz w:val="18"/>
-          <w:szCs w:val="18"/>
-          <w:lang w:val="es-ES_tradnl"/>
-        </w:rPr>
-        <w:t>}} {{</w:t>
-      </w:r>
-      <w:proofErr w:type="spellStart"/>
-      <w:r>
-        <w:rPr>
-          <w:rFonts w:cs="Arial"/>
-          <w:sz w:val="18"/>
-          <w:szCs w:val="18"/>
-          <w:lang w:val="es-ES_tradnl"/>
-        </w:rPr>
-        <w:t>ser_aperturado</w:t>
-      </w:r>
-      <w:proofErr w:type="spellEnd"/>
-      <w:r>
-        <w:rPr>
-          <w:rFonts w:cs="Arial"/>
-          <w:sz w:val="18"/>
-          <w:szCs w:val="18"/>
-          <w:lang w:val="es-ES_tradnl"/>
-        </w:rPr>
-        <w:t>}}</w:t>
+        <w:t>{{alimentador_aperturado}} {{ser_aperturado}}</w:t>
       </w:r>
     </w:p>
     <w:p>
@@ -10148,9 +8358,8 @@
           <w:szCs w:val="18"/>
           <w:lang w:val="es-ES_tradnl"/>
         </w:rPr>
-        <w:t xml:space="preserve">Anexo </w:t>
-      </w:r>
-      <w:proofErr w:type="spellStart"/>
+        <w:t xml:space="preserve">Anexo N° </w:t>
+      </w:r>
       <w:r>
         <w:rPr>
           <w:rFonts w:cs="Arial"/>
@@ -10158,9 +8367,8 @@
           <w:szCs w:val="18"/>
           <w:lang w:val="es-ES_tradnl"/>
         </w:rPr>
-        <w:t>N°</w:t>
-      </w:r>
-      <w:proofErr w:type="spellEnd"/>
+        <w:t>0</w:t>
+      </w:r>
       <w:r>
         <w:rPr>
           <w:rFonts w:cs="Arial"/>
@@ -10168,9 +8376,8 @@
           <w:szCs w:val="18"/>
           <w:lang w:val="es-ES_tradnl"/>
         </w:rPr>
-        <w:t xml:space="preserve"> 6 – Registro histórico </w:t>
-      </w:r>
-      <w:proofErr w:type="spellStart"/>
+        <w:t xml:space="preserve">6 – Registro histórico Sitras PRO </w:t>
+      </w:r>
       <w:r>
         <w:rPr>
           <w:rFonts w:cs="Arial"/>
@@ -10178,66 +8385,7 @@
           <w:szCs w:val="18"/>
           <w:lang w:val="es-ES_tradnl"/>
         </w:rPr>
-        <w:t>Sitras</w:t>
-      </w:r>
-      <w:proofErr w:type="spellEnd"/>
-      <w:r>
-        <w:rPr>
-          <w:rFonts w:cs="Arial"/>
-          <w:sz w:val="18"/>
-          <w:szCs w:val="18"/>
-          <w:lang w:val="es-ES_tradnl"/>
-        </w:rPr>
-        <w:t xml:space="preserve"> PRO </w:t>
-      </w:r>
-      <w:r>
-        <w:rPr>
-          <w:rFonts w:cs="Arial"/>
-          <w:sz w:val="18"/>
-          <w:szCs w:val="18"/>
-          <w:lang w:val="es-ES_tradnl"/>
-        </w:rPr>
-        <w:t>{{</w:t>
-      </w:r>
-      <w:proofErr w:type="spellStart"/>
-      <w:r>
-        <w:rPr>
-          <w:rFonts w:cs="Arial"/>
-          <w:sz w:val="18"/>
-          <w:szCs w:val="18"/>
-          <w:lang w:val="es-ES_tradnl"/>
-        </w:rPr>
-        <w:t>alimentador_vecino</w:t>
-      </w:r>
-      <w:proofErr w:type="spellEnd"/>
-      <w:r>
-        <w:rPr>
-          <w:rFonts w:cs="Arial"/>
-          <w:sz w:val="18"/>
-          <w:szCs w:val="18"/>
-          <w:lang w:val="es-ES_tradnl"/>
-        </w:rPr>
-        <w:t>}} {{</w:t>
-      </w:r>
-      <w:proofErr w:type="spellStart"/>
-      <w:r>
-        <w:rPr>
-          <w:rFonts w:cs="Arial"/>
-          <w:sz w:val="18"/>
-          <w:szCs w:val="18"/>
-          <w:lang w:val="es-ES_tradnl"/>
-        </w:rPr>
-        <w:t>ser_vecino</w:t>
-      </w:r>
-      <w:proofErr w:type="spellEnd"/>
-      <w:r>
-        <w:rPr>
-          <w:rFonts w:cs="Arial"/>
-          <w:sz w:val="18"/>
-          <w:szCs w:val="18"/>
-          <w:lang w:val="es-ES_tradnl"/>
-        </w:rPr>
-        <w:t>}}</w:t>
+        <w:t>{{alimentador_vecino}} {{ser_vecino}}</w:t>
       </w:r>
     </w:p>
     <w:p>
@@ -10258,9 +8406,8 @@
           <w:szCs w:val="18"/>
           <w:lang w:val="es-ES_tradnl"/>
         </w:rPr>
-        <w:t xml:space="preserve">Anexo </w:t>
-      </w:r>
-      <w:proofErr w:type="spellStart"/>
+        <w:t xml:space="preserve">Anexo N° </w:t>
+      </w:r>
       <w:r>
         <w:rPr>
           <w:rFonts w:cs="Arial"/>
@@ -10268,9 +8415,8 @@
           <w:szCs w:val="18"/>
           <w:lang w:val="es-ES_tradnl"/>
         </w:rPr>
-        <w:t>N°</w:t>
-      </w:r>
-      <w:proofErr w:type="spellEnd"/>
+        <w:t>0</w:t>
+      </w:r>
       <w:r>
         <w:rPr>
           <w:rFonts w:cs="Arial"/>
@@ -10278,9 +8424,8 @@
           <w:szCs w:val="18"/>
           <w:lang w:val="es-ES_tradnl"/>
         </w:rPr>
-        <w:t xml:space="preserve"> 7 – Parámetros del relé </w:t>
-      </w:r>
-      <w:proofErr w:type="spellStart"/>
+        <w:t xml:space="preserve">7 – Parámetros del relé Sitras PRO </w:t>
+      </w:r>
       <w:r>
         <w:rPr>
           <w:rFonts w:cs="Arial"/>
@@ -10288,66 +8433,7 @@
           <w:szCs w:val="18"/>
           <w:lang w:val="es-ES_tradnl"/>
         </w:rPr>
-        <w:t>Sitras</w:t>
-      </w:r>
-      <w:proofErr w:type="spellEnd"/>
-      <w:r>
-        <w:rPr>
-          <w:rFonts w:cs="Arial"/>
-          <w:sz w:val="18"/>
-          <w:szCs w:val="18"/>
-          <w:lang w:val="es-ES_tradnl"/>
-        </w:rPr>
-        <w:t xml:space="preserve"> PRO </w:t>
-      </w:r>
-      <w:r>
-        <w:rPr>
-          <w:rFonts w:cs="Arial"/>
-          <w:sz w:val="18"/>
-          <w:szCs w:val="18"/>
-          <w:lang w:val="es-ES_tradnl"/>
-        </w:rPr>
-        <w:t>{{</w:t>
-      </w:r>
-      <w:proofErr w:type="spellStart"/>
-      <w:r>
-        <w:rPr>
-          <w:rFonts w:cs="Arial"/>
-          <w:sz w:val="18"/>
-          <w:szCs w:val="18"/>
-          <w:lang w:val="es-ES_tradnl"/>
-        </w:rPr>
-        <w:t>alimentador_vecino</w:t>
-      </w:r>
-      <w:proofErr w:type="spellEnd"/>
-      <w:r>
-        <w:rPr>
-          <w:rFonts w:cs="Arial"/>
-          <w:sz w:val="18"/>
-          <w:szCs w:val="18"/>
-          <w:lang w:val="es-ES_tradnl"/>
-        </w:rPr>
-        <w:t>}} {{</w:t>
-      </w:r>
-      <w:proofErr w:type="spellStart"/>
-      <w:r>
-        <w:rPr>
-          <w:rFonts w:cs="Arial"/>
-          <w:sz w:val="18"/>
-          <w:szCs w:val="18"/>
-          <w:lang w:val="es-ES_tradnl"/>
-        </w:rPr>
-        <w:t>ser_vecino</w:t>
-      </w:r>
-      <w:proofErr w:type="spellEnd"/>
-      <w:r>
-        <w:rPr>
-          <w:rFonts w:cs="Arial"/>
-          <w:sz w:val="18"/>
-          <w:szCs w:val="18"/>
-          <w:lang w:val="es-ES_tradnl"/>
-        </w:rPr>
-        <w:t>}}</w:t>
+        <w:t>{{alimentador_vecino}} {{ser_vecino}}</w:t>
       </w:r>
     </w:p>
     <w:p>
@@ -10368,9 +8454,8 @@
           <w:szCs w:val="18"/>
           <w:lang w:val="es-ES_tradnl"/>
         </w:rPr>
-        <w:t xml:space="preserve">Anexo </w:t>
-      </w:r>
-      <w:proofErr w:type="spellStart"/>
+        <w:t xml:space="preserve">Anexo N° </w:t>
+      </w:r>
       <w:r>
         <w:rPr>
           <w:rFonts w:cs="Arial"/>
@@ -10378,9 +8463,8 @@
           <w:szCs w:val="18"/>
           <w:lang w:val="es-ES_tradnl"/>
         </w:rPr>
-        <w:t>N°</w:t>
-      </w:r>
-      <w:proofErr w:type="spellEnd"/>
+        <w:t>0</w:t>
+      </w:r>
       <w:r>
         <w:rPr>
           <w:rFonts w:cs="Arial"/>
@@ -10388,7 +8472,7 @@
           <w:szCs w:val="18"/>
           <w:lang w:val="es-ES_tradnl"/>
         </w:rPr>
-        <w:t xml:space="preserve"> 8 – Registro de alarmas JPG del </w:t>
+        <w:t xml:space="preserve">8 – Registro de alarmas JPG del </w:t>
       </w:r>
       <w:r>
         <w:rPr>
@@ -10397,9 +8481,8 @@
           <w:szCs w:val="18"/>
           <w:lang w:val="es-ES_tradnl"/>
         </w:rPr>
-        <w:t>{{</w:t>
-      </w:r>
-      <w:proofErr w:type="spellStart"/>
+        <w:t xml:space="preserve">{{alimentador_aperturado}} {{ser_aperturado}} </w:t>
+      </w:r>
       <w:r>
         <w:rPr>
           <w:rFonts w:cs="Arial"/>
@@ -10407,9 +8490,8 @@
           <w:szCs w:val="18"/>
           <w:lang w:val="es-ES_tradnl"/>
         </w:rPr>
-        <w:t>alimentador_aperturado</w:t>
-      </w:r>
-      <w:proofErr w:type="spellEnd"/>
+        <w:t xml:space="preserve">y </w:t>
+      </w:r>
       <w:r>
         <w:rPr>
           <w:rFonts w:cs="Arial"/>
@@ -10417,85 +8499,7 @@
           <w:szCs w:val="18"/>
           <w:lang w:val="es-ES_tradnl"/>
         </w:rPr>
-        <w:t>}} {{</w:t>
-      </w:r>
-      <w:proofErr w:type="spellStart"/>
-      <w:r>
-        <w:rPr>
-          <w:rFonts w:cs="Arial"/>
-          <w:sz w:val="18"/>
-          <w:szCs w:val="18"/>
-          <w:lang w:val="es-ES_tradnl"/>
-        </w:rPr>
-        <w:t>ser_aperturado</w:t>
-      </w:r>
-      <w:proofErr w:type="spellEnd"/>
-      <w:r>
-        <w:rPr>
-          <w:rFonts w:cs="Arial"/>
-          <w:sz w:val="18"/>
-          <w:szCs w:val="18"/>
-          <w:lang w:val="es-ES_tradnl"/>
-        </w:rPr>
-        <w:t xml:space="preserve">}} </w:t>
-      </w:r>
-      <w:r>
-        <w:rPr>
-          <w:rFonts w:cs="Arial"/>
-          <w:sz w:val="18"/>
-          <w:szCs w:val="18"/>
-          <w:lang w:val="es-ES_tradnl"/>
-        </w:rPr>
-        <w:t xml:space="preserve">y </w:t>
-      </w:r>
-      <w:r>
-        <w:rPr>
-          <w:rFonts w:cs="Arial"/>
-          <w:sz w:val="18"/>
-          <w:szCs w:val="18"/>
-          <w:lang w:val="es-ES_tradnl"/>
-        </w:rPr>
-        <w:t>{{</w:t>
-      </w:r>
-      <w:proofErr w:type="spellStart"/>
-      <w:r>
-        <w:rPr>
-          <w:rFonts w:cs="Arial"/>
-          <w:sz w:val="18"/>
-          <w:szCs w:val="18"/>
-          <w:lang w:val="es-ES_tradnl"/>
-        </w:rPr>
-        <w:t>alimentador_vecino</w:t>
-      </w:r>
-      <w:proofErr w:type="spellEnd"/>
-      <w:r>
-        <w:rPr>
-          <w:rFonts w:cs="Arial"/>
-          <w:sz w:val="18"/>
-          <w:szCs w:val="18"/>
-          <w:lang w:val="es-ES_tradnl"/>
-        </w:rPr>
-        <w:t>}} {{</w:t>
-      </w:r>
-      <w:proofErr w:type="spellStart"/>
-      <w:r>
-        <w:rPr>
-          <w:rFonts w:cs="Arial"/>
-          <w:sz w:val="18"/>
-          <w:szCs w:val="18"/>
-          <w:lang w:val="es-ES_tradnl"/>
-        </w:rPr>
-        <w:t>ser_vecino</w:t>
-      </w:r>
-      <w:proofErr w:type="spellEnd"/>
-      <w:r>
-        <w:rPr>
-          <w:rFonts w:cs="Arial"/>
-          <w:sz w:val="18"/>
-          <w:szCs w:val="18"/>
-          <w:lang w:val="es-ES_tradnl"/>
-        </w:rPr>
-        <w:t xml:space="preserve">}} </w:t>
+        <w:t xml:space="preserve">{{alimentador_vecino}} {{ser_vecino}} </w:t>
       </w:r>
       <w:r>
         <w:rPr>
@@ -10525,9 +8529,8 @@
           <w:szCs w:val="18"/>
           <w:lang w:val="es-ES_tradnl"/>
         </w:rPr>
-        <w:t xml:space="preserve">Anexo </w:t>
-      </w:r>
-      <w:proofErr w:type="spellStart"/>
+        <w:t xml:space="preserve">Anexo N° </w:t>
+      </w:r>
       <w:r>
         <w:rPr>
           <w:rFonts w:cs="Arial"/>
@@ -10535,9 +8538,8 @@
           <w:szCs w:val="18"/>
           <w:lang w:val="es-ES_tradnl"/>
         </w:rPr>
-        <w:t>N°</w:t>
-      </w:r>
-      <w:proofErr w:type="spellEnd"/>
+        <w:t>0</w:t>
+      </w:r>
       <w:r>
         <w:rPr>
           <w:rFonts w:cs="Arial"/>
@@ -10545,7 +8547,7 @@
           <w:szCs w:val="18"/>
           <w:lang w:val="es-ES_tradnl"/>
         </w:rPr>
-        <w:t xml:space="preserve"> 9 – Registro de alarmas PDF del </w:t>
+        <w:t xml:space="preserve">9 – Registro de alarmas PDF del </w:t>
       </w:r>
       <w:r>
         <w:rPr>
@@ -10554,9 +8556,8 @@
           <w:szCs w:val="18"/>
           <w:lang w:val="es-ES_tradnl"/>
         </w:rPr>
-        <w:t>{{</w:t>
-      </w:r>
-      <w:proofErr w:type="spellStart"/>
+        <w:t xml:space="preserve">{{alimentador_aperturado}} {{ser_aperturado}} </w:t>
+      </w:r>
       <w:r>
         <w:rPr>
           <w:rFonts w:cs="Arial"/>
@@ -10564,9 +8565,8 @@
           <w:szCs w:val="18"/>
           <w:lang w:val="es-ES_tradnl"/>
         </w:rPr>
-        <w:t>alimentador_aperturado</w:t>
-      </w:r>
-      <w:proofErr w:type="spellEnd"/>
+        <w:t xml:space="preserve">y </w:t>
+      </w:r>
       <w:r>
         <w:rPr>
           <w:rFonts w:cs="Arial"/>
@@ -10574,9 +8574,8 @@
           <w:szCs w:val="18"/>
           <w:lang w:val="es-ES_tradnl"/>
         </w:rPr>
-        <w:t>}} {{</w:t>
-      </w:r>
-      <w:proofErr w:type="spellStart"/>
+        <w:t>{{alimentador_vecino}} {{ser_vecino}}</w:t>
+      </w:r>
       <w:r>
         <w:rPr>
           <w:rFonts w:cs="Arial"/>
@@ -10584,95 +8583,7 @@
           <w:szCs w:val="18"/>
           <w:lang w:val="es-ES_tradnl"/>
         </w:rPr>
-        <w:t>ser_aperturado</w:t>
-      </w:r>
-      <w:proofErr w:type="spellEnd"/>
-      <w:r>
-        <w:rPr>
-          <w:rFonts w:cs="Arial"/>
-          <w:sz w:val="18"/>
-          <w:szCs w:val="18"/>
-          <w:lang w:val="es-ES_tradnl"/>
-        </w:rPr>
-        <w:t xml:space="preserve">}} </w:t>
-      </w:r>
-      <w:r>
-        <w:rPr>
-          <w:rFonts w:cs="Arial"/>
-          <w:sz w:val="18"/>
-          <w:szCs w:val="18"/>
-          <w:lang w:val="es-ES_tradnl"/>
-        </w:rPr>
-        <w:t xml:space="preserve">y </w:t>
-      </w:r>
-      <w:r>
-        <w:rPr>
-          <w:rFonts w:cs="Arial"/>
-          <w:sz w:val="18"/>
-          <w:szCs w:val="18"/>
-          <w:lang w:val="es-ES_tradnl"/>
-        </w:rPr>
-        <w:t>{{</w:t>
-      </w:r>
-      <w:proofErr w:type="spellStart"/>
-      <w:r>
-        <w:rPr>
-          <w:rFonts w:cs="Arial"/>
-          <w:sz w:val="18"/>
-          <w:szCs w:val="18"/>
-          <w:lang w:val="es-ES_tradnl"/>
-        </w:rPr>
-        <w:t>alimentador_vecino</w:t>
-      </w:r>
-      <w:proofErr w:type="spellEnd"/>
-      <w:r>
-        <w:rPr>
-          <w:rFonts w:cs="Arial"/>
-          <w:sz w:val="18"/>
-          <w:szCs w:val="18"/>
-          <w:lang w:val="es-ES_tradnl"/>
-        </w:rPr>
-        <w:t>}} {{</w:t>
-      </w:r>
-      <w:proofErr w:type="spellStart"/>
-      <w:r>
-        <w:rPr>
-          <w:rFonts w:cs="Arial"/>
-          <w:sz w:val="18"/>
-          <w:szCs w:val="18"/>
-          <w:lang w:val="es-ES_tradnl"/>
-        </w:rPr>
-        <w:t>ser_vecino</w:t>
-      </w:r>
-      <w:proofErr w:type="spellEnd"/>
-      <w:proofErr w:type="gramStart"/>
-      <w:r>
-        <w:rPr>
-          <w:rFonts w:cs="Arial"/>
-          <w:sz w:val="18"/>
-          <w:szCs w:val="18"/>
-          <w:lang w:val="es-ES_tradnl"/>
-        </w:rPr>
-        <w:t>}}</w:t>
-      </w:r>
-      <w:r>
-        <w:rPr>
-          <w:rFonts w:cs="Arial"/>
-          <w:sz w:val="18"/>
-          <w:szCs w:val="18"/>
-          <w:lang w:val="es-ES_tradnl"/>
-        </w:rPr>
-        <w:t>VICOS</w:t>
-      </w:r>
-      <w:proofErr w:type="gramEnd"/>
-      <w:r>
-        <w:rPr>
-          <w:rFonts w:cs="Arial"/>
-          <w:sz w:val="18"/>
-          <w:szCs w:val="18"/>
-          <w:lang w:val="es-ES_tradnl"/>
-        </w:rPr>
-        <w:t xml:space="preserve"> RSC</w:t>
+        <w:t>VICOS RSC</w:t>
       </w:r>
     </w:p>
     <w:p>
@@ -10693,9 +8604,8 @@
           <w:szCs w:val="18"/>
           <w:lang w:val="es-ES_tradnl"/>
         </w:rPr>
-        <w:t xml:space="preserve">Anexo </w:t>
-      </w:r>
-      <w:proofErr w:type="spellStart"/>
+        <w:t xml:space="preserve">Anexo N° 10 – Registro de eventos JPG del </w:t>
+      </w:r>
       <w:r>
         <w:rPr>
           <w:rFonts w:cs="Arial"/>
@@ -10703,9 +8613,8 @@
           <w:szCs w:val="18"/>
           <w:lang w:val="es-ES_tradnl"/>
         </w:rPr>
-        <w:t>N°</w:t>
-      </w:r>
-      <w:proofErr w:type="spellEnd"/>
+        <w:t>{{alimentador_aperturado}} {{ser_aperturado}}</w:t>
+      </w:r>
       <w:r>
         <w:rPr>
           <w:rFonts w:cs="Arial"/>
@@ -10713,76 +8622,7 @@
           <w:szCs w:val="18"/>
           <w:lang w:val="es-ES_tradnl"/>
         </w:rPr>
-        <w:t xml:space="preserve"> 10 – Registro de eventos JPG del </w:t>
-      </w:r>
-      <w:r>
-        <w:rPr>
-          <w:rFonts w:cs="Arial"/>
-          <w:sz w:val="18"/>
-          <w:szCs w:val="18"/>
-          <w:lang w:val="es-ES_tradnl"/>
-        </w:rPr>
-        <w:t>{{</w:t>
-      </w:r>
-      <w:proofErr w:type="spellStart"/>
-      <w:r>
-        <w:rPr>
-          <w:rFonts w:cs="Arial"/>
-          <w:sz w:val="18"/>
-          <w:szCs w:val="18"/>
-          <w:lang w:val="es-ES_tradnl"/>
-        </w:rPr>
-        <w:t>alimentador_aperturado</w:t>
-      </w:r>
-      <w:proofErr w:type="spellEnd"/>
-      <w:r>
-        <w:rPr>
-          <w:rFonts w:cs="Arial"/>
-          <w:sz w:val="18"/>
-          <w:szCs w:val="18"/>
-          <w:lang w:val="es-ES_tradnl"/>
-        </w:rPr>
-        <w:t>}} {{</w:t>
-      </w:r>
-      <w:proofErr w:type="spellStart"/>
-      <w:r>
-        <w:rPr>
-          <w:rFonts w:cs="Arial"/>
-          <w:sz w:val="18"/>
-          <w:szCs w:val="18"/>
-          <w:lang w:val="es-ES_tradnl"/>
-        </w:rPr>
-        <w:t>ser_aperturado</w:t>
-      </w:r>
-      <w:proofErr w:type="spellEnd"/>
-      <w:proofErr w:type="gramStart"/>
-      <w:r>
-        <w:rPr>
-          <w:rFonts w:cs="Arial"/>
-          <w:sz w:val="18"/>
-          <w:szCs w:val="18"/>
-          <w:lang w:val="es-ES_tradnl"/>
-        </w:rPr>
-        <w:t>}}</w:t>
-      </w:r>
-      <w:r>
-        <w:rPr>
-          <w:rFonts w:cs="Arial"/>
-          <w:sz w:val="18"/>
-          <w:szCs w:val="18"/>
-          <w:lang w:val="es-ES_tradnl"/>
-        </w:rPr>
-        <w:t>VICOS</w:t>
-      </w:r>
-      <w:proofErr w:type="gramEnd"/>
-      <w:r>
-        <w:rPr>
-          <w:rFonts w:cs="Arial"/>
-          <w:sz w:val="18"/>
-          <w:szCs w:val="18"/>
-          <w:lang w:val="es-ES_tradnl"/>
-        </w:rPr>
-        <w:t xml:space="preserve"> RSC</w:t>
+        <w:t>VICOS RSC</w:t>
       </w:r>
     </w:p>
     <w:p>
@@ -10803,9 +8643,8 @@
           <w:szCs w:val="18"/>
           <w:lang w:val="es-ES_tradnl"/>
         </w:rPr>
-        <w:t xml:space="preserve">Anexo </w:t>
-      </w:r>
-      <w:proofErr w:type="spellStart"/>
+        <w:t xml:space="preserve">Anexo N° 11 – Registro de eventos PDF del </w:t>
+      </w:r>
       <w:r>
         <w:rPr>
           <w:rFonts w:cs="Arial"/>
@@ -10813,66 +8652,7 @@
           <w:szCs w:val="18"/>
           <w:lang w:val="es-ES_tradnl"/>
         </w:rPr>
-        <w:t>N°</w:t>
-      </w:r>
-      <w:proofErr w:type="spellEnd"/>
-      <w:r>
-        <w:rPr>
-          <w:rFonts w:cs="Arial"/>
-          <w:sz w:val="18"/>
-          <w:szCs w:val="18"/>
-          <w:lang w:val="es-ES_tradnl"/>
-        </w:rPr>
-        <w:t xml:space="preserve"> 11 – Registro de eventos PDF del </w:t>
-      </w:r>
-      <w:r>
-        <w:rPr>
-          <w:rFonts w:cs="Arial"/>
-          <w:sz w:val="18"/>
-          <w:szCs w:val="18"/>
-          <w:lang w:val="es-ES_tradnl"/>
-        </w:rPr>
-        <w:t>{{</w:t>
-      </w:r>
-      <w:proofErr w:type="spellStart"/>
-      <w:r>
-        <w:rPr>
-          <w:rFonts w:cs="Arial"/>
-          <w:sz w:val="18"/>
-          <w:szCs w:val="18"/>
-          <w:lang w:val="es-ES_tradnl"/>
-        </w:rPr>
-        <w:t>alimentador_aperturado</w:t>
-      </w:r>
-      <w:proofErr w:type="spellEnd"/>
-      <w:r>
-        <w:rPr>
-          <w:rFonts w:cs="Arial"/>
-          <w:sz w:val="18"/>
-          <w:szCs w:val="18"/>
-          <w:lang w:val="es-ES_tradnl"/>
-        </w:rPr>
-        <w:t>}} {{</w:t>
-      </w:r>
-      <w:proofErr w:type="spellStart"/>
-      <w:r>
-        <w:rPr>
-          <w:rFonts w:cs="Arial"/>
-          <w:sz w:val="18"/>
-          <w:szCs w:val="18"/>
-          <w:lang w:val="es-ES_tradnl"/>
-        </w:rPr>
-        <w:t>ser_aperturado</w:t>
-      </w:r>
-      <w:proofErr w:type="spellEnd"/>
-      <w:r>
-        <w:rPr>
-          <w:rFonts w:cs="Arial"/>
-          <w:sz w:val="18"/>
-          <w:szCs w:val="18"/>
-          <w:lang w:val="es-ES_tradnl"/>
-        </w:rPr>
-        <w:t>}}</w:t>
+        <w:t>{{alimentador_aperturado}} {{ser_aperturado}}</w:t>
       </w:r>
       <w:r>
         <w:rPr>
@@ -10902,9 +8682,8 @@
           <w:szCs w:val="18"/>
           <w:lang w:val="es-ES_tradnl"/>
         </w:rPr>
-        <w:t xml:space="preserve">Anexo </w:t>
-      </w:r>
-      <w:proofErr w:type="spellStart"/>
+        <w:t xml:space="preserve">Anexo N° 12 – Registro de eventos JPG del </w:t>
+      </w:r>
       <w:r>
         <w:rPr>
           <w:rFonts w:cs="Arial"/>
@@ -10912,66 +8691,7 @@
           <w:szCs w:val="18"/>
           <w:lang w:val="es-ES_tradnl"/>
         </w:rPr>
-        <w:t>N°</w:t>
-      </w:r>
-      <w:proofErr w:type="spellEnd"/>
-      <w:r>
-        <w:rPr>
-          <w:rFonts w:cs="Arial"/>
-          <w:sz w:val="18"/>
-          <w:szCs w:val="18"/>
-          <w:lang w:val="es-ES_tradnl"/>
-        </w:rPr>
-        <w:t xml:space="preserve"> 12 – Registro de eventos JPG del </w:t>
-      </w:r>
-      <w:r>
-        <w:rPr>
-          <w:rFonts w:cs="Arial"/>
-          <w:sz w:val="18"/>
-          <w:szCs w:val="18"/>
-          <w:lang w:val="es-ES_tradnl"/>
-        </w:rPr>
-        <w:t>{{</w:t>
-      </w:r>
-      <w:proofErr w:type="spellStart"/>
-      <w:r>
-        <w:rPr>
-          <w:rFonts w:cs="Arial"/>
-          <w:sz w:val="18"/>
-          <w:szCs w:val="18"/>
-          <w:lang w:val="es-ES_tradnl"/>
-        </w:rPr>
-        <w:t>alimentador_vecino</w:t>
-      </w:r>
-      <w:proofErr w:type="spellEnd"/>
-      <w:r>
-        <w:rPr>
-          <w:rFonts w:cs="Arial"/>
-          <w:sz w:val="18"/>
-          <w:szCs w:val="18"/>
-          <w:lang w:val="es-ES_tradnl"/>
-        </w:rPr>
-        <w:t>}} {{</w:t>
-      </w:r>
-      <w:proofErr w:type="spellStart"/>
-      <w:r>
-        <w:rPr>
-          <w:rFonts w:cs="Arial"/>
-          <w:sz w:val="18"/>
-          <w:szCs w:val="18"/>
-          <w:lang w:val="es-ES_tradnl"/>
-        </w:rPr>
-        <w:t>ser_vecino</w:t>
-      </w:r>
-      <w:proofErr w:type="spellEnd"/>
-      <w:r>
-        <w:rPr>
-          <w:rFonts w:cs="Arial"/>
-          <w:sz w:val="18"/>
-          <w:szCs w:val="18"/>
-          <w:lang w:val="es-ES_tradnl"/>
-        </w:rPr>
-        <w:t>}}</w:t>
+        <w:t>{{alimentador_vecino}} {{ser_vecino}}</w:t>
       </w:r>
       <w:r>
         <w:rPr>
@@ -11001,9 +8721,8 @@
           <w:szCs w:val="18"/>
           <w:lang w:val="es-ES_tradnl"/>
         </w:rPr>
-        <w:t xml:space="preserve">Anexo </w:t>
-      </w:r>
-      <w:proofErr w:type="spellStart"/>
+        <w:t xml:space="preserve">Anexo N° 13 – Registro de eventos PDF del </w:t>
+      </w:r>
       <w:r>
         <w:rPr>
           <w:rFonts w:cs="Arial"/>
@@ -11011,66 +8730,7 @@
           <w:szCs w:val="18"/>
           <w:lang w:val="es-ES_tradnl"/>
         </w:rPr>
-        <w:t>N°</w:t>
-      </w:r>
-      <w:proofErr w:type="spellEnd"/>
-      <w:r>
-        <w:rPr>
-          <w:rFonts w:cs="Arial"/>
-          <w:sz w:val="18"/>
-          <w:szCs w:val="18"/>
-          <w:lang w:val="es-ES_tradnl"/>
-        </w:rPr>
-        <w:t xml:space="preserve"> 13 – Registro de eventos PDF del </w:t>
-      </w:r>
-      <w:r>
-        <w:rPr>
-          <w:rFonts w:cs="Arial"/>
-          <w:sz w:val="18"/>
-          <w:szCs w:val="18"/>
-          <w:lang w:val="es-ES_tradnl"/>
-        </w:rPr>
-        <w:t>{{</w:t>
-      </w:r>
-      <w:proofErr w:type="spellStart"/>
-      <w:r>
-        <w:rPr>
-          <w:rFonts w:cs="Arial"/>
-          <w:sz w:val="18"/>
-          <w:szCs w:val="18"/>
-          <w:lang w:val="es-ES_tradnl"/>
-        </w:rPr>
-        <w:t>alimentador_vecino</w:t>
-      </w:r>
-      <w:proofErr w:type="spellEnd"/>
-      <w:r>
-        <w:rPr>
-          <w:rFonts w:cs="Arial"/>
-          <w:sz w:val="18"/>
-          <w:szCs w:val="18"/>
-          <w:lang w:val="es-ES_tradnl"/>
-        </w:rPr>
-        <w:t>}} {{</w:t>
-      </w:r>
-      <w:proofErr w:type="spellStart"/>
-      <w:r>
-        <w:rPr>
-          <w:rFonts w:cs="Arial"/>
-          <w:sz w:val="18"/>
-          <w:szCs w:val="18"/>
-          <w:lang w:val="es-ES_tradnl"/>
-        </w:rPr>
-        <w:t>ser_vecino</w:t>
-      </w:r>
-      <w:proofErr w:type="spellEnd"/>
-      <w:r>
-        <w:rPr>
-          <w:rFonts w:cs="Arial"/>
-          <w:sz w:val="18"/>
-          <w:szCs w:val="18"/>
-          <w:lang w:val="es-ES_tradnl"/>
-        </w:rPr>
-        <w:t xml:space="preserve">}} </w:t>
+        <w:t xml:space="preserve">{{alimentador_vecino}} {{ser_vecino}} </w:t>
       </w:r>
       <w:r>
         <w:rPr>
@@ -11100,9 +8760,8 @@
           <w:szCs w:val="18"/>
           <w:lang w:val="es-ES_tradnl"/>
         </w:rPr>
-        <w:t xml:space="preserve">Anexo </w:t>
-      </w:r>
-      <w:proofErr w:type="spellStart"/>
+        <w:t xml:space="preserve">Anexo N° 14 – Registro de tendencia JPG del </w:t>
+      </w:r>
       <w:r>
         <w:rPr>
           <w:rFonts w:cs="Arial"/>
@@ -11110,9 +8769,8 @@
           <w:szCs w:val="18"/>
           <w:lang w:val="es-ES_tradnl"/>
         </w:rPr>
-        <w:t>N°</w:t>
-      </w:r>
-      <w:proofErr w:type="spellEnd"/>
+        <w:t xml:space="preserve">{{alimentador_aperturado}} {{ser_aperturado}} </w:t>
+      </w:r>
       <w:r>
         <w:rPr>
           <w:rFonts w:cs="Arial"/>
@@ -11120,7 +8778,7 @@
           <w:szCs w:val="18"/>
           <w:lang w:val="es-ES_tradnl"/>
         </w:rPr>
-        <w:t xml:space="preserve"> 14 – Registro de tendencia JPG del </w:t>
+        <w:t xml:space="preserve">y </w:t>
       </w:r>
       <w:r>
         <w:rPr>
@@ -11129,105 +8787,7 @@
           <w:szCs w:val="18"/>
           <w:lang w:val="es-ES_tradnl"/>
         </w:rPr>
-        <w:t>{{</w:t>
-      </w:r>
-      <w:proofErr w:type="spellStart"/>
-      <w:r>
-        <w:rPr>
-          <w:rFonts w:cs="Arial"/>
-          <w:sz w:val="18"/>
-          <w:szCs w:val="18"/>
-          <w:lang w:val="es-ES_tradnl"/>
-        </w:rPr>
-        <w:t>alimentador_aperturado</w:t>
-      </w:r>
-      <w:proofErr w:type="spellEnd"/>
-      <w:r>
-        <w:rPr>
-          <w:rFonts w:cs="Arial"/>
-          <w:sz w:val="18"/>
-          <w:szCs w:val="18"/>
-          <w:lang w:val="es-ES_tradnl"/>
-        </w:rPr>
-        <w:t>}} {{</w:t>
-      </w:r>
-      <w:proofErr w:type="spellStart"/>
-      <w:r>
-        <w:rPr>
-          <w:rFonts w:cs="Arial"/>
-          <w:sz w:val="18"/>
-          <w:szCs w:val="18"/>
-          <w:lang w:val="es-ES_tradnl"/>
-        </w:rPr>
-        <w:t>ser_aperturado</w:t>
-      </w:r>
-      <w:proofErr w:type="spellEnd"/>
-      <w:r>
-        <w:rPr>
-          <w:rFonts w:cs="Arial"/>
-          <w:sz w:val="18"/>
-          <w:szCs w:val="18"/>
-          <w:lang w:val="es-ES_tradnl"/>
-        </w:rPr>
-        <w:t xml:space="preserve">}} </w:t>
-      </w:r>
-      <w:r>
-        <w:rPr>
-          <w:rFonts w:cs="Arial"/>
-          <w:sz w:val="18"/>
-          <w:szCs w:val="18"/>
-          <w:lang w:val="es-ES_tradnl"/>
-        </w:rPr>
-        <w:t xml:space="preserve">y </w:t>
-      </w:r>
-      <w:r>
-        <w:rPr>
-          <w:rFonts w:cs="Arial"/>
-          <w:sz w:val="18"/>
-          <w:szCs w:val="18"/>
-          <w:lang w:val="es-ES_tradnl"/>
-        </w:rPr>
-        <w:t>{{</w:t>
-      </w:r>
-      <w:proofErr w:type="spellStart"/>
-      <w:r>
-        <w:rPr>
-          <w:rFonts w:cs="Arial"/>
-          <w:sz w:val="18"/>
-          <w:szCs w:val="18"/>
-          <w:lang w:val="es-ES_tradnl"/>
-        </w:rPr>
-        <w:t>alimentador_vecino</w:t>
-      </w:r>
-      <w:proofErr w:type="spellEnd"/>
-      <w:r>
-        <w:rPr>
-          <w:rFonts w:cs="Arial"/>
-          <w:sz w:val="18"/>
-          <w:szCs w:val="18"/>
-          <w:lang w:val="es-ES_tradnl"/>
-        </w:rPr>
-        <w:t>}} {{</w:t>
-      </w:r>
-      <w:proofErr w:type="spellStart"/>
-      <w:r>
-        <w:rPr>
-          <w:rFonts w:cs="Arial"/>
-          <w:sz w:val="18"/>
-          <w:szCs w:val="18"/>
-          <w:lang w:val="es-ES_tradnl"/>
-        </w:rPr>
-        <w:t>ser_vecino</w:t>
-      </w:r>
-      <w:proofErr w:type="spellEnd"/>
-      <w:r>
-        <w:rPr>
-          <w:rFonts w:cs="Arial"/>
-          <w:sz w:val="18"/>
-          <w:szCs w:val="18"/>
-          <w:lang w:val="es-ES_tradnl"/>
-        </w:rPr>
-        <w:t xml:space="preserve">}} </w:t>
+        <w:t xml:space="preserve">{{alimentador_vecino}} {{ser_vecino}} </w:t>
       </w:r>
       <w:r>
         <w:rPr>
@@ -11257,9 +8817,8 @@
           <w:szCs w:val="18"/>
           <w:lang w:val="es-ES_tradnl"/>
         </w:rPr>
-        <w:t xml:space="preserve">Anexo </w:t>
-      </w:r>
-      <w:proofErr w:type="spellStart"/>
+        <w:t xml:space="preserve">Anexo N° 15 – Registro de tendencia PDF del </w:t>
+      </w:r>
       <w:r>
         <w:rPr>
           <w:rFonts w:cs="Arial"/>
@@ -11267,9 +8826,8 @@
           <w:szCs w:val="18"/>
           <w:lang w:val="es-ES_tradnl"/>
         </w:rPr>
-        <w:t>N°</w:t>
-      </w:r>
-      <w:proofErr w:type="spellEnd"/>
+        <w:t>{{alimentador_aperturado}} {{ser_aperturado}}</w:t>
+      </w:r>
       <w:r>
         <w:rPr>
           <w:rFonts w:cs="Arial"/>
@@ -11277,7 +8835,7 @@
           <w:szCs w:val="18"/>
           <w:lang w:val="es-ES_tradnl"/>
         </w:rPr>
-        <w:t xml:space="preserve"> 15 – Registro de tendencia PDF del </w:t>
+        <w:t xml:space="preserve"> y </w:t>
       </w:r>
       <w:r>
         <w:rPr>
@@ -11286,105 +8844,7 @@
           <w:szCs w:val="18"/>
           <w:lang w:val="es-ES_tradnl"/>
         </w:rPr>
-        <w:t>{{</w:t>
-      </w:r>
-      <w:proofErr w:type="spellStart"/>
-      <w:r>
-        <w:rPr>
-          <w:rFonts w:cs="Arial"/>
-          <w:sz w:val="18"/>
-          <w:szCs w:val="18"/>
-          <w:lang w:val="es-ES_tradnl"/>
-        </w:rPr>
-        <w:t>alimentador_aperturado</w:t>
-      </w:r>
-      <w:proofErr w:type="spellEnd"/>
-      <w:r>
-        <w:rPr>
-          <w:rFonts w:cs="Arial"/>
-          <w:sz w:val="18"/>
-          <w:szCs w:val="18"/>
-          <w:lang w:val="es-ES_tradnl"/>
-        </w:rPr>
-        <w:t>}} {{</w:t>
-      </w:r>
-      <w:proofErr w:type="spellStart"/>
-      <w:r>
-        <w:rPr>
-          <w:rFonts w:cs="Arial"/>
-          <w:sz w:val="18"/>
-          <w:szCs w:val="18"/>
-          <w:lang w:val="es-ES_tradnl"/>
-        </w:rPr>
-        <w:t>ser_aperturado</w:t>
-      </w:r>
-      <w:proofErr w:type="spellEnd"/>
-      <w:r>
-        <w:rPr>
-          <w:rFonts w:cs="Arial"/>
-          <w:sz w:val="18"/>
-          <w:szCs w:val="18"/>
-          <w:lang w:val="es-ES_tradnl"/>
-        </w:rPr>
-        <w:t>}}</w:t>
-      </w:r>
-      <w:r>
-        <w:rPr>
-          <w:rFonts w:cs="Arial"/>
-          <w:sz w:val="18"/>
-          <w:szCs w:val="18"/>
-          <w:lang w:val="es-ES_tradnl"/>
-        </w:rPr>
-        <w:t xml:space="preserve"> y </w:t>
-      </w:r>
-      <w:r>
-        <w:rPr>
-          <w:rFonts w:cs="Arial"/>
-          <w:sz w:val="18"/>
-          <w:szCs w:val="18"/>
-          <w:lang w:val="es-ES_tradnl"/>
-        </w:rPr>
-        <w:t>{{</w:t>
-      </w:r>
-      <w:proofErr w:type="spellStart"/>
-      <w:r>
-        <w:rPr>
-          <w:rFonts w:cs="Arial"/>
-          <w:sz w:val="18"/>
-          <w:szCs w:val="18"/>
-          <w:lang w:val="es-ES_tradnl"/>
-        </w:rPr>
-        <w:t>alimentador_vecino</w:t>
-      </w:r>
-      <w:proofErr w:type="spellEnd"/>
-      <w:r>
-        <w:rPr>
-          <w:rFonts w:cs="Arial"/>
-          <w:sz w:val="18"/>
-          <w:szCs w:val="18"/>
-          <w:lang w:val="es-ES_tradnl"/>
-        </w:rPr>
-        <w:t>}} {{</w:t>
-      </w:r>
-      <w:proofErr w:type="spellStart"/>
-      <w:r>
-        <w:rPr>
-          <w:rFonts w:cs="Arial"/>
-          <w:sz w:val="18"/>
-          <w:szCs w:val="18"/>
-          <w:lang w:val="es-ES_tradnl"/>
-        </w:rPr>
-        <w:t>ser_vecino</w:t>
-      </w:r>
-      <w:proofErr w:type="spellEnd"/>
-      <w:r>
-        <w:rPr>
-          <w:rFonts w:cs="Arial"/>
-          <w:sz w:val="18"/>
-          <w:szCs w:val="18"/>
-          <w:lang w:val="es-ES_tradnl"/>
-        </w:rPr>
-        <w:t xml:space="preserve">}} </w:t>
+        <w:t xml:space="preserve">{{alimentador_vecino}} {{ser_vecino}} </w:t>
       </w:r>
       <w:r>
         <w:rPr>
@@ -11414,27 +8874,7 @@
           <w:szCs w:val="18"/>
           <w:lang w:val="es-ES_tradnl"/>
         </w:rPr>
-        <w:t xml:space="preserve">Anexo </w:t>
-      </w:r>
-      <w:proofErr w:type="spellStart"/>
-      <w:r>
-        <w:rPr>
-          <w:rFonts w:cs="Arial"/>
-          <w:sz w:val="18"/>
-          <w:szCs w:val="18"/>
-          <w:lang w:val="es-ES_tradnl"/>
-        </w:rPr>
-        <w:t>N°</w:t>
-      </w:r>
-      <w:proofErr w:type="spellEnd"/>
-      <w:r>
-        <w:rPr>
-          <w:rFonts w:cs="Arial"/>
-          <w:sz w:val="18"/>
-          <w:szCs w:val="18"/>
-          <w:lang w:val="es-ES_tradnl"/>
-        </w:rPr>
-        <w:t xml:space="preserve"> 16 – Moviola</w:t>
+        <w:t>Anexo N° 16 – Moviola</w:t>
       </w:r>
     </w:p>
     <w:p>

--- a/plantilla_base.docx
+++ b/plantilla_base.docx
@@ -3453,7 +3453,15 @@
                 <w:szCs w:val="18"/>
                 <w:highlight w:val="yellow"/>
               </w:rPr>
-              <w:t xml:space="preserve"> 6026</w:t>
+              <w:t xml:space="preserve"> </w:t>
+            </w:r>
+            <w:r>
+              <w:rPr>
+                <w:rFonts w:cs="Arial"/>
+                <w:sz w:val="18"/>
+                <w:szCs w:val="18"/>
+              </w:rPr>
+              <w:t>{{corriente}}</w:t>
             </w:r>
             <w:r>
               <w:rPr>
@@ -4401,7 +4409,17 @@
           <w:szCs w:val="18"/>
           <w:highlight w:val="yellow"/>
         </w:rPr>
-        <w:t>acumulación de los trenes en la zona</w:t>
+        <w:t>acumulación</w:t>
+      </w:r>
+      <w:r>
+        <w:rPr>
+          <w:rFonts w:cs="Arial"/>
+          <w:b/>
+          <w:color w:val="000000" w:themeColor="text1"/>
+          <w:sz w:val="18"/>
+          <w:szCs w:val="18"/>
+        </w:rPr>
+        <w:t xml:space="preserve"> de los trenes en la zona</w:t>
       </w:r>
       <w:r>
         <w:rPr>
@@ -4655,6 +4673,17 @@
           <w:color w:val="000000" w:themeColor="text1"/>
           <w:sz w:val="18"/>
           <w:szCs w:val="18"/>
+          <w:highlight w:val="yellow"/>
+        </w:rPr>
+        <w:t>A</w:t>
+      </w:r>
+      <w:r>
+        <w:rPr>
+          <w:rFonts w:cs="Arial"/>
+          <w:bCs/>
+          <w:color w:val="000000" w:themeColor="text1"/>
+          <w:sz w:val="18"/>
+          <w:szCs w:val="18"/>
         </w:rPr>
         <w:t xml:space="preserve"> </w:t>
       </w:r>
@@ -4685,9 +4714,8 @@
           <w:color w:val="000000" w:themeColor="text1"/>
           <w:sz w:val="18"/>
           <w:szCs w:val="18"/>
-          <w:highlight w:val="yellow"/>
-        </w:rPr>
-        <w:t>6026</w:t>
+        </w:rPr>
+        <w:t>{{corriente}}</w:t>
       </w:r>
       <w:r>
         <w:rPr>
@@ -4988,6 +5016,17 @@
           <w:highlight w:val="yellow"/>
         </w:rPr>
         <w:t>sobrecorriente</w:t>
+      </w:r>
+      <w:r>
+        <w:rPr>
+          <w:rFonts w:cs="Arial"/>
+          <w:bCs/>
+          <w:color w:val="000000" w:themeColor="text1"/>
+          <w:sz w:val="18"/>
+          <w:szCs w:val="18"/>
+          <w:highlight w:val="yellow"/>
+        </w:rPr>
+        <w:t>B</w:t>
       </w:r>
       <w:r>
         <w:rPr>
@@ -6236,6 +6275,14 @@
           <w:sz w:val="18"/>
           <w:szCs w:val="18"/>
         </w:rPr>
+        <w:t>C</w:t>
+      </w:r>
+      <w:r>
+        <w:rPr>
+          <w:rFonts w:cs="Arial"/>
+          <w:sz w:val="18"/>
+          <w:szCs w:val="18"/>
+        </w:rPr>
         <w:t xml:space="preserve"> en la línea aérea de contacto de los alimentadores </w:t>
       </w:r>
       <w:r>
@@ -6340,7 +6387,33 @@
           <w:sz w:val="18"/>
           <w:szCs w:val="18"/>
         </w:rPr>
-        <w:t xml:space="preserve">, por actuación correcta de la función de protección de sobrecorriente </w:t>
+        <w:t xml:space="preserve">, por actuación correcta de la función de protección de </w:t>
+      </w:r>
+      <w:r>
+        <w:rPr>
+          <w:rFonts w:cs="Arial"/>
+          <w:sz w:val="18"/>
+          <w:szCs w:val="18"/>
+          <w:highlight w:val="yellow"/>
+        </w:rPr>
+        <w:t>sobrecorriente</w:t>
+      </w:r>
+      <w:r>
+        <w:rPr>
+          <w:rFonts w:cs="Arial"/>
+          <w:sz w:val="18"/>
+          <w:szCs w:val="18"/>
+          <w:highlight w:val="yellow"/>
+        </w:rPr>
+        <w:t>B</w:t>
+      </w:r>
+      <w:r>
+        <w:rPr>
+          <w:rFonts w:cs="Arial"/>
+          <w:sz w:val="18"/>
+          <w:szCs w:val="18"/>
+        </w:rPr>
+        <w:t xml:space="preserve"> </w:t>
       </w:r>
       <w:r>
         <w:rPr>
@@ -6438,7 +6511,7 @@
           <w:sz w:val="18"/>
           <w:szCs w:val="18"/>
         </w:rPr>
-        <w:t xml:space="preserve">La </w:t>
+        <w:t xml:space="preserve">{% if tiene_sigra %} · La </w:t>
       </w:r>
       <w:r>
         <w:rPr>
@@ -6454,121 +6527,9 @@
           <w:rFonts w:cs="Arial"/>
           <w:sz w:val="18"/>
           <w:szCs w:val="18"/>
-        </w:rPr>
-        <w:t xml:space="preserve"> en la línea aérea de contacto de los alimentadores </w:t>
-      </w:r>
-      <w:r>
-        <w:rPr>
-          <w:rFonts w:cs="Arial"/>
-          <w:sz w:val="18"/>
-          <w:szCs w:val="18"/>
-        </w:rPr>
-        <w:t>{{alimentador_aperturado}} {{ser_aperturado}}</w:t>
-      </w:r>
-      <w:r>
-        <w:rPr>
-          <w:rFonts w:cs="Arial"/>
-          <w:sz w:val="18"/>
-          <w:szCs w:val="18"/>
-        </w:rPr>
-        <w:t xml:space="preserve"> y </w:t>
-      </w:r>
-      <w:r>
-        <w:rPr>
-          <w:rFonts w:cs="Arial"/>
-          <w:sz w:val="18"/>
-          <w:szCs w:val="18"/>
-        </w:rPr>
-        <w:t>{{alimentador_vecino}} {{ser_vecino}}</w:t>
-      </w:r>
-      <w:r>
-        <w:rPr>
-          <w:rFonts w:cs="Arial"/>
-          <w:sz w:val="18"/>
-          <w:szCs w:val="18"/>
-        </w:rPr>
-        <w:t xml:space="preserve">, </w:t>
-      </w:r>
-      <w:r>
-        <w:rPr>
-          <w:rFonts w:cs="Arial"/>
-          <w:sz w:val="18"/>
-          <w:szCs w:val="18"/>
-        </w:rPr>
-        <w:t xml:space="preserve">fue despejada a </w:t>
-      </w:r>
-      <w:r>
-        <w:rPr>
-          <w:rFonts w:cs="Arial"/>
-          <w:sz w:val="18"/>
-          <w:szCs w:val="18"/>
-        </w:rPr>
-        <w:t>los</w:t>
-      </w:r>
-      <w:r>
-        <w:rPr>
-          <w:rFonts w:cs="Arial"/>
-          <w:sz w:val="18"/>
-          <w:szCs w:val="18"/>
-        </w:rPr>
-        <w:t xml:space="preserve"> {{valor_tiempo_sigra}}</w:t>
-      </w:r>
-      <w:r>
-        <w:rPr>
-          <w:rFonts w:cs="Arial"/>
-          <w:sz w:val="18"/>
-          <w:szCs w:val="18"/>
-        </w:rPr>
-        <w:t xml:space="preserve"> ms</w:t>
-      </w:r>
-      <w:r>
-        <w:rPr>
-          <w:rFonts w:cs="Arial"/>
-          <w:sz w:val="18"/>
-          <w:szCs w:val="18"/>
-        </w:rPr>
-        <w:t xml:space="preserve"> </w:t>
-      </w:r>
-      <w:r>
-        <w:rPr>
-          <w:rFonts w:cs="Arial"/>
-          <w:sz w:val="18"/>
-          <w:szCs w:val="18"/>
-        </w:rPr>
-        <w:t>desde el inicio de la perturbación.</w:t>
-      </w:r>
-    </w:p>
-    <w:p>
-      <w:pPr>
-        <w:pStyle w:val="Prrafodelista"/>
-        <w:numPr>
-          <w:ilvl w:val="0"/>
-          <w:numId w:val="4"/>
-        </w:numPr>
-        <w:spacing w:before="0" w:after="0" w:line="240" w:lineRule="auto"/>
-        <w:ind w:left="567" w:hanging="283"/>
-        <w:rPr>
-          <w:rFonts w:cs="Arial"/>
-          <w:sz w:val="18"/>
-          <w:szCs w:val="18"/>
-        </w:rPr>
-      </w:pPr>
-      <w:r>
-        <w:rPr>
-          <w:rFonts w:cs="Arial"/>
-          <w:sz w:val="18"/>
-          <w:szCs w:val="18"/>
-        </w:rPr>
-        <w:t xml:space="preserve">{% if tiene_sigra %} · La </w:t>
-      </w:r>
-      <w:r>
-        <w:rPr>
-          <w:rFonts w:cs="Arial"/>
-          <w:sz w:val="18"/>
-          <w:szCs w:val="18"/>
           <w:highlight w:val="yellow"/>
         </w:rPr>
-        <w:t>sobrecorriente</w:t>
+        <w:t>C</w:t>
       </w:r>
       <w:r>
         <w:rPr>
@@ -6658,9 +6619,29 @@
           <w:bCs/>
           <w:sz w:val="18"/>
           <w:szCs w:val="18"/>
+        </w:rPr>
+        <w:t xml:space="preserve">originado por </w:t>
+      </w:r>
+      <w:r>
+        <w:rPr>
+          <w:rFonts w:cs="Arial"/>
+          <w:b/>
+          <w:bCs/>
+          <w:sz w:val="18"/>
+          <w:szCs w:val="18"/>
           <w:highlight w:val="yellow"/>
         </w:rPr>
-        <w:t>originado por acumulación de los trenes en la zona</w:t>
+        <w:t>acumulación</w:t>
+      </w:r>
+      <w:r>
+        <w:rPr>
+          <w:rFonts w:cs="Arial"/>
+          <w:b/>
+          <w:bCs/>
+          <w:sz w:val="18"/>
+          <w:szCs w:val="18"/>
+        </w:rPr>
+        <w:t xml:space="preserve"> de los trenes en la zona</w:t>
       </w:r>
       <w:r>
         <w:rPr>
@@ -7249,7 +7230,6 @@
           <w:sz w:val="18"/>
           <w:szCs w:val="18"/>
         </w:rPr>
-        <w:lastRenderedPageBreak/>
         <w:t>{% if tiene_sigra %}</w:t>
       </w:r>
     </w:p>
@@ -7301,6 +7281,7 @@
           <w:sz w:val="18"/>
           <w:szCs w:val="18"/>
         </w:rPr>
+        <w:lastRenderedPageBreak/>
         <w:t xml:space="preserve">Figura </w:t>
       </w:r>
       <w:r>
@@ -8309,6 +8290,102 @@
           <w:szCs w:val="18"/>
           <w:lang w:val="es-ES_tradnl"/>
         </w:rPr>
+        <w:t xml:space="preserve">Anexo N° </w:t>
+      </w:r>
+      <w:r>
+        <w:rPr>
+          <w:rFonts w:cs="Arial"/>
+          <w:sz w:val="18"/>
+          <w:szCs w:val="18"/>
+          <w:lang w:val="es-ES_tradnl"/>
+        </w:rPr>
+        <w:t>0</w:t>
+      </w:r>
+      <w:r>
+        <w:rPr>
+          <w:rFonts w:cs="Arial"/>
+          <w:sz w:val="18"/>
+          <w:szCs w:val="18"/>
+          <w:lang w:val="es-ES_tradnl"/>
+        </w:rPr>
+        <w:t xml:space="preserve">5 – Parámetros del relé Sitras PRO </w:t>
+      </w:r>
+      <w:r>
+        <w:rPr>
+          <w:rFonts w:cs="Arial"/>
+          <w:sz w:val="18"/>
+          <w:szCs w:val="18"/>
+          <w:lang w:val="es-ES_tradnl"/>
+        </w:rPr>
+        <w:t>{{alimentador_aperturado}} {{ser_aperturado}}</w:t>
+      </w:r>
+    </w:p>
+    <w:p>
+      <w:pPr>
+        <w:spacing w:before="0" w:after="0"/>
+        <w:ind w:left="0" w:firstLine="284"/>
+        <w:rPr>
+          <w:rFonts w:cs="Arial"/>
+          <w:sz w:val="18"/>
+          <w:szCs w:val="18"/>
+          <w:lang w:val="es-ES_tradnl"/>
+        </w:rPr>
+      </w:pPr>
+      <w:r>
+        <w:rPr>
+          <w:rFonts w:cs="Arial"/>
+          <w:sz w:val="18"/>
+          <w:szCs w:val="18"/>
+          <w:lang w:val="es-ES_tradnl"/>
+        </w:rPr>
+        <w:t xml:space="preserve">Anexo N° </w:t>
+      </w:r>
+      <w:r>
+        <w:rPr>
+          <w:rFonts w:cs="Arial"/>
+          <w:sz w:val="18"/>
+          <w:szCs w:val="18"/>
+          <w:lang w:val="es-ES_tradnl"/>
+        </w:rPr>
+        <w:t>0</w:t>
+      </w:r>
+      <w:r>
+        <w:rPr>
+          <w:rFonts w:cs="Arial"/>
+          <w:sz w:val="18"/>
+          <w:szCs w:val="18"/>
+          <w:lang w:val="es-ES_tradnl"/>
+        </w:rPr>
+        <w:t xml:space="preserve">6 – Registro histórico Sitras PRO </w:t>
+      </w:r>
+      <w:r>
+        <w:rPr>
+          <w:rFonts w:cs="Arial"/>
+          <w:sz w:val="18"/>
+          <w:szCs w:val="18"/>
+          <w:lang w:val="es-ES_tradnl"/>
+        </w:rPr>
+        <w:t>{{alimentador_vecino}} {{ser_vecino}}</w:t>
+      </w:r>
+    </w:p>
+    <w:p>
+      <w:pPr>
+        <w:spacing w:before="0" w:after="0"/>
+        <w:ind w:left="0" w:firstLine="284"/>
+        <w:rPr>
+          <w:rFonts w:cs="Arial"/>
+          <w:sz w:val="18"/>
+          <w:szCs w:val="18"/>
+          <w:lang w:val="es-ES_tradnl"/>
+        </w:rPr>
+      </w:pPr>
+      <w:r>
+        <w:rPr>
+          <w:rFonts w:cs="Arial"/>
+          <w:sz w:val="18"/>
+          <w:szCs w:val="18"/>
+          <w:lang w:val="es-ES_tradnl"/>
+        </w:rPr>
         <w:lastRenderedPageBreak/>
         <w:t xml:space="preserve">Anexo N° </w:t>
       </w:r>
@@ -8328,7 +8405,7 @@
           <w:szCs w:val="18"/>
           <w:lang w:val="es-ES_tradnl"/>
         </w:rPr>
-        <w:t xml:space="preserve">5 – Parámetros del relé Sitras PRO </w:t>
+        <w:t xml:space="preserve">7 – Parámetros del relé Sitras PRO </w:t>
       </w:r>
       <w:r>
         <w:rPr>
@@ -8337,7 +8414,7 @@
           <w:szCs w:val="18"/>
           <w:lang w:val="es-ES_tradnl"/>
         </w:rPr>
-        <w:t>{{alimentador_aperturado}} {{ser_aperturado}}</w:t>
+        <w:t>{{alimentador_vecino}} {{ser_vecino}}</w:t>
       </w:r>
     </w:p>
     <w:p>
@@ -8376,7 +8453,7 @@
           <w:szCs w:val="18"/>
           <w:lang w:val="es-ES_tradnl"/>
         </w:rPr>
-        <w:t xml:space="preserve">6 – Registro histórico Sitras PRO </w:t>
+        <w:t xml:space="preserve">8 – Registro de alarmas JPG del </w:t>
       </w:r>
       <w:r>
         <w:rPr>
@@ -8385,7 +8462,34 @@
           <w:szCs w:val="18"/>
           <w:lang w:val="es-ES_tradnl"/>
         </w:rPr>
-        <w:t>{{alimentador_vecino}} {{ser_vecino}}</w:t>
+        <w:t xml:space="preserve">{{alimentador_aperturado}} {{ser_aperturado}} </w:t>
+      </w:r>
+      <w:r>
+        <w:rPr>
+          <w:rFonts w:cs="Arial"/>
+          <w:sz w:val="18"/>
+          <w:szCs w:val="18"/>
+          <w:lang w:val="es-ES_tradnl"/>
+        </w:rPr>
+        <w:t xml:space="preserve">y </w:t>
+      </w:r>
+      <w:r>
+        <w:rPr>
+          <w:rFonts w:cs="Arial"/>
+          <w:sz w:val="18"/>
+          <w:szCs w:val="18"/>
+          <w:lang w:val="es-ES_tradnl"/>
+        </w:rPr>
+        <w:t xml:space="preserve">{{alimentador_vecino}} {{ser_vecino}} </w:t>
+      </w:r>
+      <w:r>
+        <w:rPr>
+          <w:rFonts w:cs="Arial"/>
+          <w:sz w:val="18"/>
+          <w:szCs w:val="18"/>
+          <w:lang w:val="es-ES_tradnl"/>
+        </w:rPr>
+        <w:t>VICOS RSC</w:t>
       </w:r>
     </w:p>
     <w:p>
@@ -8424,7 +8528,7 @@
           <w:szCs w:val="18"/>
           <w:lang w:val="es-ES_tradnl"/>
         </w:rPr>
-        <w:t xml:space="preserve">7 – Parámetros del relé Sitras PRO </w:t>
+        <w:t xml:space="preserve">9 – Registro de alarmas PDF del </w:t>
       </w:r>
       <w:r>
         <w:rPr>
@@ -8433,7 +8537,34 @@
           <w:szCs w:val="18"/>
           <w:lang w:val="es-ES_tradnl"/>
         </w:rPr>
+        <w:t xml:space="preserve">{{alimentador_aperturado}} {{ser_aperturado}} </w:t>
+      </w:r>
+      <w:r>
+        <w:rPr>
+          <w:rFonts w:cs="Arial"/>
+          <w:sz w:val="18"/>
+          <w:szCs w:val="18"/>
+          <w:lang w:val="es-ES_tradnl"/>
+        </w:rPr>
+        <w:t xml:space="preserve">y </w:t>
+      </w:r>
+      <w:r>
+        <w:rPr>
+          <w:rFonts w:cs="Arial"/>
+          <w:sz w:val="18"/>
+          <w:szCs w:val="18"/>
+          <w:lang w:val="es-ES_tradnl"/>
+        </w:rPr>
         <w:t>{{alimentador_vecino}} {{ser_vecino}}</w:t>
+      </w:r>
+      <w:r>
+        <w:rPr>
+          <w:rFonts w:cs="Arial"/>
+          <w:sz w:val="18"/>
+          <w:szCs w:val="18"/>
+          <w:lang w:val="es-ES_tradnl"/>
+        </w:rPr>
+        <w:t>VICOS RSC</w:t>
       </w:r>
     </w:p>
     <w:p>
@@ -8454,7 +8585,7 @@
           <w:szCs w:val="18"/>
           <w:lang w:val="es-ES_tradnl"/>
         </w:rPr>
-        <w:t xml:space="preserve">Anexo N° </w:t>
+        <w:t xml:space="preserve">Anexo N° 10 – Registro de eventos JPG del </w:t>
       </w:r>
       <w:r>
         <w:rPr>
@@ -8463,7 +8594,7 @@
           <w:szCs w:val="18"/>
           <w:lang w:val="es-ES_tradnl"/>
         </w:rPr>
-        <w:t>0</w:t>
+        <w:t>{{alimentador_aperturado}} {{ser_aperturado}}</w:t>
       </w:r>
       <w:r>
         <w:rPr>
@@ -8472,148 +8603,7 @@
           <w:szCs w:val="18"/>
           <w:lang w:val="es-ES_tradnl"/>
         </w:rPr>
-        <w:t xml:space="preserve">8 – Registro de alarmas JPG del </w:t>
-      </w:r>
-      <w:r>
-        <w:rPr>
-          <w:rFonts w:cs="Arial"/>
-          <w:sz w:val="18"/>
-          <w:szCs w:val="18"/>
-          <w:lang w:val="es-ES_tradnl"/>
-        </w:rPr>
-        <w:t xml:space="preserve">{{alimentador_aperturado}} {{ser_aperturado}} </w:t>
-      </w:r>
-      <w:r>
-        <w:rPr>
-          <w:rFonts w:cs="Arial"/>
-          <w:sz w:val="18"/>
-          <w:szCs w:val="18"/>
-          <w:lang w:val="es-ES_tradnl"/>
-        </w:rPr>
-        <w:t xml:space="preserve">y </w:t>
-      </w:r>
-      <w:r>
-        <w:rPr>
-          <w:rFonts w:cs="Arial"/>
-          <w:sz w:val="18"/>
-          <w:szCs w:val="18"/>
-          <w:lang w:val="es-ES_tradnl"/>
-        </w:rPr>
-        <w:t xml:space="preserve">{{alimentador_vecino}} {{ser_vecino}} </w:t>
-      </w:r>
-      <w:r>
-        <w:rPr>
-          <w:rFonts w:cs="Arial"/>
-          <w:sz w:val="18"/>
-          <w:szCs w:val="18"/>
-          <w:lang w:val="es-ES_tradnl"/>
-        </w:rPr>
-        <w:t>VICOS RSC</w:t>
-      </w:r>
-    </w:p>
-    <w:p>
-      <w:pPr>
-        <w:spacing w:before="0" w:after="0"/>
-        <w:ind w:left="0" w:firstLine="284"/>
-        <w:rPr>
-          <w:rFonts w:cs="Arial"/>
-          <w:sz w:val="18"/>
-          <w:szCs w:val="18"/>
-          <w:lang w:val="es-ES_tradnl"/>
-        </w:rPr>
-      </w:pPr>
-      <w:r>
-        <w:rPr>
-          <w:rFonts w:cs="Arial"/>
-          <w:sz w:val="18"/>
-          <w:szCs w:val="18"/>
-          <w:lang w:val="es-ES_tradnl"/>
-        </w:rPr>
-        <w:t xml:space="preserve">Anexo N° </w:t>
-      </w:r>
-      <w:r>
-        <w:rPr>
-          <w:rFonts w:cs="Arial"/>
-          <w:sz w:val="18"/>
-          <w:szCs w:val="18"/>
-          <w:lang w:val="es-ES_tradnl"/>
-        </w:rPr>
-        <w:t>0</w:t>
-      </w:r>
-      <w:r>
-        <w:rPr>
-          <w:rFonts w:cs="Arial"/>
-          <w:sz w:val="18"/>
-          <w:szCs w:val="18"/>
-          <w:lang w:val="es-ES_tradnl"/>
-        </w:rPr>
-        <w:t xml:space="preserve">9 – Registro de alarmas PDF del </w:t>
-      </w:r>
-      <w:r>
-        <w:rPr>
-          <w:rFonts w:cs="Arial"/>
-          <w:sz w:val="18"/>
-          <w:szCs w:val="18"/>
-          <w:lang w:val="es-ES_tradnl"/>
-        </w:rPr>
-        <w:t xml:space="preserve">{{alimentador_aperturado}} {{ser_aperturado}} </w:t>
-      </w:r>
-      <w:r>
-        <w:rPr>
-          <w:rFonts w:cs="Arial"/>
-          <w:sz w:val="18"/>
-          <w:szCs w:val="18"/>
-          <w:lang w:val="es-ES_tradnl"/>
-        </w:rPr>
-        <w:t xml:space="preserve">y </w:t>
-      </w:r>
-      <w:r>
-        <w:rPr>
-          <w:rFonts w:cs="Arial"/>
-          <w:sz w:val="18"/>
-          <w:szCs w:val="18"/>
-          <w:lang w:val="es-ES_tradnl"/>
-        </w:rPr>
-        <w:t>{{alimentador_vecino}} {{ser_vecino}}</w:t>
-      </w:r>
-      <w:r>
-        <w:rPr>
-          <w:rFonts w:cs="Arial"/>
-          <w:sz w:val="18"/>
-          <w:szCs w:val="18"/>
-          <w:lang w:val="es-ES_tradnl"/>
-        </w:rPr>
-        <w:t>VICOS RSC</w:t>
-      </w:r>
-    </w:p>
-    <w:p>
-      <w:pPr>
-        <w:spacing w:before="0" w:after="0"/>
-        <w:ind w:left="0" w:firstLine="284"/>
-        <w:rPr>
-          <w:rFonts w:cs="Arial"/>
-          <w:sz w:val="18"/>
-          <w:szCs w:val="18"/>
-          <w:lang w:val="es-ES_tradnl"/>
-        </w:rPr>
-      </w:pPr>
-      <w:r>
-        <w:rPr>
-          <w:rFonts w:cs="Arial"/>
-          <w:sz w:val="18"/>
-          <w:szCs w:val="18"/>
-          <w:lang w:val="es-ES_tradnl"/>
-        </w:rPr>
-        <w:t xml:space="preserve">Anexo N° 10 – Registro de eventos JPG del </w:t>
-      </w:r>
-      <w:r>
-        <w:rPr>
-          <w:rFonts w:cs="Arial"/>
-          <w:sz w:val="18"/>
-          <w:szCs w:val="18"/>
-          <w:lang w:val="es-ES_tradnl"/>
-        </w:rPr>
-        <w:t>{{alimentador_aperturado}} {{ser_aperturado}}</w:t>
+        <w:t xml:space="preserve"> </w:t>
       </w:r>
       <w:r>
         <w:rPr>
@@ -9180,7 +9170,7 @@
               <w:szCs w:val="18"/>
             </w:rPr>
             <w:drawing>
-              <wp:inline distT="0" distB="0" distL="0" distR="0" wp14:anchorId="12BD42FF" wp14:editId="01BFF0EE">
+              <wp:inline distT="0" distB="0" distL="0" distR="0" wp14:anchorId="16498723" wp14:editId="1DD20E34">
                 <wp:extent cx="920750" cy="303530"/>
                 <wp:effectExtent l="0" t="0" r="0" b="1270"/>
                 <wp:docPr id="61265698" name="Imagen 1" descr="Texto&#10;&#10;Descripción generada automáticamente"/>
@@ -9276,6 +9266,14 @@
               <w:szCs w:val="18"/>
             </w:rPr>
           </w:pPr>
+          <w:r>
+            <w:rPr>
+              <w:rFonts w:cs="Arial"/>
+              <w:sz w:val="18"/>
+              <w:szCs w:val="18"/>
+            </w:rPr>
+            <w:t xml:space="preserve">                     </w:t>
+          </w:r>
           <w:r>
             <w:rPr>
               <w:rFonts w:cs="Arial"/>
@@ -9787,16 +9785,7 @@
               <w:sz w:val="18"/>
               <w:szCs w:val="18"/>
             </w:rPr>
-            <w:t>J</w:t>
-          </w:r>
-          <w:r>
-            <w:rPr>
-              <w:rFonts w:cs="Arial"/>
-              <w:bCs/>
-              <w:sz w:val="18"/>
-              <w:szCs w:val="18"/>
-            </w:rPr>
-            <w:t>CCM</w:t>
+            <w:t>JCCM</w:t>
           </w:r>
         </w:p>
       </w:tc>
@@ -11023,6 +11012,7 @@
   <w:style w:type="character" w:default="1" w:styleId="Fuentedeprrafopredeter">
     <w:name w:val="Default Paragraph Font"/>
     <w:uiPriority w:val="1"/>
+    <w:semiHidden/>
     <w:unhideWhenUsed/>
   </w:style>
   <w:style w:type="table" w:default="1" w:styleId="Tablanormal">

--- a/plantilla_base.docx
+++ b/plantilla_base.docx
@@ -75,7 +75,51 @@
           <w:sz w:val="18"/>
           <w:szCs w:val="18"/>
         </w:rPr>
-        <w:t xml:space="preserve"> {{interruptor_aperturado}} Y {{interruptor_vecino}}</w:t>
+        <w:t xml:space="preserve"> {{</w:t>
+      </w:r>
+      <w:proofErr w:type="spellStart"/>
+      <w:r>
+        <w:rPr>
+          <w:rFonts w:cs="Arial"/>
+          <w:b/>
+          <w:bCs/>
+          <w:sz w:val="18"/>
+          <w:szCs w:val="18"/>
+        </w:rPr>
+        <w:t>interruptor_aperturado</w:t>
+      </w:r>
+      <w:proofErr w:type="spellEnd"/>
+      <w:r>
+        <w:rPr>
+          <w:rFonts w:cs="Arial"/>
+          <w:b/>
+          <w:bCs/>
+          <w:sz w:val="18"/>
+          <w:szCs w:val="18"/>
+        </w:rPr>
+        <w:t>}} Y {{</w:t>
+      </w:r>
+      <w:proofErr w:type="spellStart"/>
+      <w:r>
+        <w:rPr>
+          <w:rFonts w:cs="Arial"/>
+          <w:b/>
+          <w:bCs/>
+          <w:sz w:val="18"/>
+          <w:szCs w:val="18"/>
+        </w:rPr>
+        <w:t>interruptor_vecino</w:t>
+      </w:r>
+      <w:proofErr w:type="spellEnd"/>
+      <w:r>
+        <w:rPr>
+          <w:rFonts w:cs="Arial"/>
+          <w:b/>
+          <w:bCs/>
+          <w:sz w:val="18"/>
+          <w:szCs w:val="18"/>
+        </w:rPr>
+        <w:t>}}</w:t>
       </w:r>
     </w:p>
     <w:p>
@@ -98,7 +142,27 @@
           <w:sz w:val="18"/>
           <w:szCs w:val="18"/>
         </w:rPr>
-        <w:t>El presente informe tiene como objetivo dar a conocer los detalles del evento de apertura de los interruptores con recierre en las celdas DC:</w:t>
+        <w:t xml:space="preserve">El presente informe tiene como objetivo dar a conocer los detalles del evento de apertura de los interruptores con </w:t>
+      </w:r>
+      <w:proofErr w:type="spellStart"/>
+      <w:r>
+        <w:rPr>
+          <w:rFonts w:ascii="Arial" w:hAnsi="Arial" w:cs="Arial"/>
+          <w:color w:val="auto"/>
+          <w:sz w:val="18"/>
+          <w:szCs w:val="18"/>
+        </w:rPr>
+        <w:t>recierre</w:t>
+      </w:r>
+      <w:proofErr w:type="spellEnd"/>
+      <w:r>
+        <w:rPr>
+          <w:rFonts w:ascii="Arial" w:hAnsi="Arial" w:cs="Arial"/>
+          <w:color w:val="auto"/>
+          <w:sz w:val="18"/>
+          <w:szCs w:val="18"/>
+        </w:rPr>
+        <w:t xml:space="preserve"> en las celdas DC:</w:t>
       </w:r>
     </w:p>
     <w:p>
@@ -135,8 +199,9 @@
           <w:sz w:val="18"/>
           <w:szCs w:val="18"/>
         </w:rPr>
-        <w:t>{{alimentador_</w:t>
-      </w:r>
+        <w:t>{{</w:t>
+      </w:r>
+      <w:proofErr w:type="spellStart"/>
       <w:r>
         <w:rPr>
           <w:rFonts w:cs="Arial"/>
@@ -145,6 +210,16 @@
           <w:sz w:val="18"/>
           <w:szCs w:val="18"/>
         </w:rPr>
+        <w:t>alimentador_</w:t>
+      </w:r>
+      <w:r>
+        <w:rPr>
+          <w:rFonts w:cs="Arial"/>
+          <w:b/>
+          <w:bCs/>
+          <w:sz w:val="18"/>
+          <w:szCs w:val="18"/>
+        </w:rPr>
         <w:t>ser_</w:t>
       </w:r>
       <w:r>
@@ -155,7 +230,18 @@
           <w:sz w:val="18"/>
           <w:szCs w:val="18"/>
         </w:rPr>
-        <w:t xml:space="preserve">aperturado}} </w:t>
+        <w:t>aperturado</w:t>
+      </w:r>
+      <w:proofErr w:type="spellEnd"/>
+      <w:r>
+        <w:rPr>
+          <w:rFonts w:cs="Arial"/>
+          <w:b/>
+          <w:bCs/>
+          <w:sz w:val="18"/>
+          <w:szCs w:val="18"/>
+        </w:rPr>
+        <w:t xml:space="preserve">}} </w:t>
       </w:r>
       <w:r>
         <w:rPr>
@@ -187,7 +273,16 @@
           <w:sz w:val="18"/>
           <w:szCs w:val="18"/>
         </w:rPr>
-        <w:t>{{funci</w:t>
+        <w:t>{{</w:t>
+      </w:r>
+      <w:proofErr w:type="spellStart"/>
+      <w:r>
+        <w:rPr>
+          <w:rFonts w:cs="Arial"/>
+          <w:sz w:val="18"/>
+          <w:szCs w:val="18"/>
+        </w:rPr>
+        <w:t>funci</w:t>
       </w:r>
       <w:r>
         <w:rPr>
@@ -203,7 +298,16 @@
           <w:sz w:val="18"/>
           <w:szCs w:val="18"/>
         </w:rPr>
-        <w:t>n_disparo_inicial}}</w:t>
+        <w:t>n_disparo_inicial</w:t>
+      </w:r>
+      <w:proofErr w:type="spellEnd"/>
+      <w:r>
+        <w:rPr>
+          <w:rFonts w:cs="Arial"/>
+          <w:sz w:val="18"/>
+          <w:szCs w:val="18"/>
+        </w:rPr>
+        <w:t>}}</w:t>
       </w:r>
       <w:r>
         <w:rPr>
@@ -236,7 +340,16 @@
           <w:sz w:val="18"/>
           <w:szCs w:val="18"/>
         </w:rPr>
-        <w:t>por actuación del relé S</w:t>
+        <w:t xml:space="preserve">por actuación del relé </w:t>
+      </w:r>
+      <w:proofErr w:type="spellStart"/>
+      <w:r>
+        <w:rPr>
+          <w:rFonts w:cs="Arial"/>
+          <w:sz w:val="18"/>
+          <w:szCs w:val="18"/>
+        </w:rPr>
+        <w:t>S</w:t>
       </w:r>
       <w:r>
         <w:rPr>
@@ -246,6 +359,7 @@
         </w:rPr>
         <w:t>itras</w:t>
       </w:r>
+      <w:proofErr w:type="spellEnd"/>
       <w:r>
         <w:rPr>
           <w:rFonts w:cs="Arial"/>
@@ -276,7 +390,16 @@
           <w:sz w:val="18"/>
           <w:szCs w:val="18"/>
         </w:rPr>
-        <w:t>{{funci</w:t>
+        <w:t>{{</w:t>
+      </w:r>
+      <w:proofErr w:type="spellStart"/>
+      <w:r>
+        <w:rPr>
+          <w:rFonts w:cs="Arial"/>
+          <w:sz w:val="18"/>
+          <w:szCs w:val="18"/>
+        </w:rPr>
+        <w:t>funci</w:t>
       </w:r>
       <w:r>
         <w:rPr>
@@ -292,7 +415,16 @@
           <w:sz w:val="18"/>
           <w:szCs w:val="18"/>
         </w:rPr>
-        <w:t>n_disparo_final}}</w:t>
+        <w:t>n_disparo_final</w:t>
+      </w:r>
+      <w:proofErr w:type="spellEnd"/>
+      <w:r>
+        <w:rPr>
+          <w:rFonts w:cs="Arial"/>
+          <w:sz w:val="18"/>
+          <w:szCs w:val="18"/>
+        </w:rPr>
+        <w:t>}}</w:t>
       </w:r>
       <w:r>
         <w:rPr>
@@ -338,8 +470,9 @@
           <w:sz w:val="18"/>
           <w:szCs w:val="18"/>
         </w:rPr>
-        <w:t>{{alimentador_</w:t>
-      </w:r>
+        <w:t>{{</w:t>
+      </w:r>
+      <w:proofErr w:type="spellStart"/>
       <w:r>
         <w:rPr>
           <w:rFonts w:cs="Arial"/>
@@ -348,6 +481,16 @@
           <w:sz w:val="18"/>
           <w:szCs w:val="18"/>
         </w:rPr>
+        <w:t>alimentador_</w:t>
+      </w:r>
+      <w:r>
+        <w:rPr>
+          <w:rFonts w:cs="Arial"/>
+          <w:b/>
+          <w:bCs/>
+          <w:sz w:val="18"/>
+          <w:szCs w:val="18"/>
+        </w:rPr>
         <w:t>ser_</w:t>
       </w:r>
       <w:r>
@@ -358,8 +501,9 @@
           <w:sz w:val="18"/>
           <w:szCs w:val="18"/>
         </w:rPr>
-        <w:t>vecino}}</w:t>
-      </w:r>
+        <w:t>vecino</w:t>
+      </w:r>
+      <w:proofErr w:type="spellEnd"/>
       <w:r>
         <w:rPr>
           <w:rFonts w:cs="Arial"/>
@@ -368,6 +512,16 @@
           <w:sz w:val="18"/>
           <w:szCs w:val="18"/>
         </w:rPr>
+        <w:t>}}</w:t>
+      </w:r>
+      <w:r>
+        <w:rPr>
+          <w:rFonts w:cs="Arial"/>
+          <w:b/>
+          <w:bCs/>
+          <w:sz w:val="18"/>
+          <w:szCs w:val="18"/>
+        </w:rPr>
         <w:t xml:space="preserve"> </w:t>
       </w:r>
       <w:r>
@@ -426,7 +580,16 @@
           <w:sz w:val="18"/>
           <w:szCs w:val="18"/>
         </w:rPr>
-        <w:t>por actuación del relé S</w:t>
+        <w:t xml:space="preserve">por actuación del relé </w:t>
+      </w:r>
+      <w:proofErr w:type="spellStart"/>
+      <w:r>
+        <w:rPr>
+          <w:rFonts w:cs="Arial"/>
+          <w:sz w:val="18"/>
+          <w:szCs w:val="18"/>
+        </w:rPr>
+        <w:t>S</w:t>
       </w:r>
       <w:r>
         <w:rPr>
@@ -436,6 +599,7 @@
         </w:rPr>
         <w:t>itras</w:t>
       </w:r>
+      <w:proofErr w:type="spellEnd"/>
       <w:r>
         <w:rPr>
           <w:rFonts w:cs="Arial"/>
@@ -529,7 +693,43 @@
           <w:sz w:val="18"/>
           <w:szCs w:val="18"/>
         </w:rPr>
-        <w:t>{{ser_aperturado}} y {{ser_vecino}}</w:t>
+        <w:t>{{</w:t>
+      </w:r>
+      <w:proofErr w:type="spellStart"/>
+      <w:r>
+        <w:rPr>
+          <w:rFonts w:cs="Arial"/>
+          <w:sz w:val="18"/>
+          <w:szCs w:val="18"/>
+        </w:rPr>
+        <w:t>ser_aperturado</w:t>
+      </w:r>
+      <w:proofErr w:type="spellEnd"/>
+      <w:r>
+        <w:rPr>
+          <w:rFonts w:cs="Arial"/>
+          <w:sz w:val="18"/>
+          <w:szCs w:val="18"/>
+        </w:rPr>
+        <w:t>}} y {{</w:t>
+      </w:r>
+      <w:proofErr w:type="spellStart"/>
+      <w:r>
+        <w:rPr>
+          <w:rFonts w:cs="Arial"/>
+          <w:sz w:val="18"/>
+          <w:szCs w:val="18"/>
+        </w:rPr>
+        <w:t>ser_vecino</w:t>
+      </w:r>
+      <w:proofErr w:type="spellEnd"/>
+      <w:r>
+        <w:rPr>
+          <w:rFonts w:cs="Arial"/>
+          <w:sz w:val="18"/>
+          <w:szCs w:val="18"/>
+        </w:rPr>
+        <w:t>}}</w:t>
       </w:r>
     </w:p>
     <w:p>
@@ -548,7 +748,25 @@
           <w:sz w:val="18"/>
           <w:szCs w:val="18"/>
         </w:rPr>
-        <w:t>{{dia}} {{fecha}}</w:t>
+        <w:t>{{</w:t>
+      </w:r>
+      <w:proofErr w:type="spellStart"/>
+      <w:r>
+        <w:rPr>
+          <w:rFonts w:cs="Arial"/>
+          <w:sz w:val="18"/>
+          <w:szCs w:val="18"/>
+        </w:rPr>
+        <w:t>dia</w:t>
+      </w:r>
+      <w:proofErr w:type="spellEnd"/>
+      <w:r>
+        <w:rPr>
+          <w:rFonts w:cs="Arial"/>
+          <w:sz w:val="18"/>
+          <w:szCs w:val="18"/>
+        </w:rPr>
+        <w:t>}} {{fecha}}</w:t>
       </w:r>
     </w:p>
     <w:p>
@@ -571,7 +789,18 @@
           <w:sz w:val="18"/>
           <w:szCs w:val="18"/>
         </w:rPr>
-        <w:t>{{hora</w:t>
+        <w:t>{{</w:t>
+      </w:r>
+      <w:proofErr w:type="spellStart"/>
+      <w:r>
+        <w:rPr>
+          <w:rFonts w:cs="Arial"/>
+          <w:bCs/>
+          <w:color w:val="000000" w:themeColor="text1"/>
+          <w:sz w:val="18"/>
+          <w:szCs w:val="18"/>
+        </w:rPr>
+        <w:t>hora</w:t>
       </w:r>
       <w:r>
         <w:rPr>
@@ -583,6 +812,7 @@
         </w:rPr>
         <w:t>_vicos_disparo</w:t>
       </w:r>
+      <w:proofErr w:type="spellEnd"/>
       <w:r>
         <w:rPr>
           <w:rFonts w:cs="Arial"/>
@@ -646,6 +876,7 @@
           <w:szCs w:val="18"/>
         </w:rPr>
       </w:pPr>
+      <w:proofErr w:type="spellStart"/>
       <w:r>
         <w:rPr>
           <w:rFonts w:cs="Arial"/>
@@ -653,8 +884,9 @@
           <w:sz w:val="18"/>
           <w:szCs w:val="18"/>
         </w:rPr>
-        <w:t>Headway de trenes:</w:t>
-      </w:r>
+        <w:t>Headway</w:t>
+      </w:r>
+      <w:proofErr w:type="spellEnd"/>
       <w:r>
         <w:rPr>
           <w:rFonts w:cs="Arial"/>
@@ -662,6 +894,15 @@
           <w:sz w:val="18"/>
           <w:szCs w:val="18"/>
         </w:rPr>
+        <w:t xml:space="preserve"> de trenes:</w:t>
+      </w:r>
+      <w:r>
+        <w:rPr>
+          <w:rFonts w:cs="Arial"/>
+          <w:b/>
+          <w:sz w:val="18"/>
+          <w:szCs w:val="18"/>
+        </w:rPr>
         <w:tab/>
       </w:r>
       <w:r>
@@ -689,7 +930,27 @@
           <w:sz w:val="18"/>
           <w:szCs w:val="18"/>
         </w:rPr>
-        <w:t>{{tiempo_entre_trenes}}</w:t>
+        <w:t>{{</w:t>
+      </w:r>
+      <w:proofErr w:type="spellStart"/>
+      <w:r>
+        <w:rPr>
+          <w:rFonts w:cs="Arial"/>
+          <w:bCs/>
+          <w:sz w:val="18"/>
+          <w:szCs w:val="18"/>
+        </w:rPr>
+        <w:t>tiempo_entre_trenes</w:t>
+      </w:r>
+      <w:proofErr w:type="spellEnd"/>
+      <w:r>
+        <w:rPr>
+          <w:rFonts w:cs="Arial"/>
+          <w:bCs/>
+          <w:sz w:val="18"/>
+          <w:szCs w:val="18"/>
+        </w:rPr>
+        <w:t>}}</w:t>
       </w:r>
       <w:r>
         <w:rPr>
@@ -764,7 +1025,17 @@
           <w:sz w:val="18"/>
           <w:szCs w:val="18"/>
         </w:rPr>
-        <w:t>{{condicion_</w:t>
+        <w:t>{{</w:t>
+      </w:r>
+      <w:proofErr w:type="spellStart"/>
+      <w:r>
+        <w:rPr>
+          <w:rFonts w:cs="Arial"/>
+          <w:bCs/>
+          <w:sz w:val="18"/>
+          <w:szCs w:val="18"/>
+        </w:rPr>
+        <w:t>condicion_</w:t>
       </w:r>
       <w:r>
         <w:rPr>
@@ -784,6 +1055,7 @@
         </w:rPr>
         <w:t>ales</w:t>
       </w:r>
+      <w:proofErr w:type="spellEnd"/>
       <w:r>
         <w:rPr>
           <w:rFonts w:cs="Arial"/>
@@ -835,7 +1107,25 @@
           <w:sz w:val="18"/>
           <w:szCs w:val="18"/>
         </w:rPr>
-        <w:t>{{operacion}}</w:t>
+        <w:t>{{</w:t>
+      </w:r>
+      <w:proofErr w:type="spellStart"/>
+      <w:r>
+        <w:rPr>
+          <w:rFonts w:cs="Arial"/>
+          <w:sz w:val="18"/>
+          <w:szCs w:val="18"/>
+        </w:rPr>
+        <w:t>operacion</w:t>
+      </w:r>
+      <w:proofErr w:type="spellEnd"/>
+      <w:r>
+        <w:rPr>
+          <w:rFonts w:cs="Arial"/>
+          <w:sz w:val="18"/>
+          <w:szCs w:val="18"/>
+        </w:rPr>
+        <w:t>}}</w:t>
       </w:r>
     </w:p>
     <w:p>
@@ -2619,8 +2909,9 @@
           <w:sz w:val="18"/>
           <w:szCs w:val="18"/>
         </w:rPr>
-        <w:t xml:space="preserve">{{interruptor_aperturado}} </w:t>
-      </w:r>
+        <w:t>{{</w:t>
+      </w:r>
+      <w:proofErr w:type="spellStart"/>
       <w:r>
         <w:rPr>
           <w:rFonts w:cs="Arial"/>
@@ -2629,6 +2920,27 @@
           <w:sz w:val="18"/>
           <w:szCs w:val="18"/>
         </w:rPr>
+        <w:t>interruptor_aperturado</w:t>
+      </w:r>
+      <w:proofErr w:type="spellEnd"/>
+      <w:r>
+        <w:rPr>
+          <w:rFonts w:cs="Arial"/>
+          <w:b/>
+          <w:bCs/>
+          <w:sz w:val="18"/>
+          <w:szCs w:val="18"/>
+        </w:rPr>
+        <w:t xml:space="preserve">}} </w:t>
+      </w:r>
+      <w:r>
+        <w:rPr>
+          <w:rFonts w:cs="Arial"/>
+          <w:b/>
+          <w:bCs/>
+          <w:sz w:val="18"/>
+          <w:szCs w:val="18"/>
+        </w:rPr>
         <w:t>/</w:t>
       </w:r>
       <w:r>
@@ -2639,7 +2951,29 @@
           <w:sz w:val="18"/>
           <w:szCs w:val="18"/>
         </w:rPr>
-        <w:t xml:space="preserve"> {{interruptor_vecino}}</w:t>
+        <w:t xml:space="preserve"> {{</w:t>
+      </w:r>
+      <w:proofErr w:type="spellStart"/>
+      <w:r>
+        <w:rPr>
+          <w:rFonts w:cs="Arial"/>
+          <w:b/>
+          <w:bCs/>
+          <w:sz w:val="18"/>
+          <w:szCs w:val="18"/>
+        </w:rPr>
+        <w:t>interruptor_vecino</w:t>
+      </w:r>
+      <w:proofErr w:type="spellEnd"/>
+      <w:r>
+        <w:rPr>
+          <w:rFonts w:cs="Arial"/>
+          <w:b/>
+          <w:bCs/>
+          <w:sz w:val="18"/>
+          <w:szCs w:val="18"/>
+        </w:rPr>
+        <w:t>}}</w:t>
       </w:r>
     </w:p>
     <w:p>
@@ -2662,7 +2996,29 @@
           <w:sz w:val="18"/>
           <w:szCs w:val="18"/>
         </w:rPr>
-        <w:t>De acuerdo con el registro de eventos del relé Sitras PRO, se evidencia que los equipos actuaron de acuerdo con el valor seteado:</w:t>
+        <w:t xml:space="preserve">De acuerdo con el registro de eventos del relé </w:t>
+      </w:r>
+      <w:proofErr w:type="spellStart"/>
+      <w:r>
+        <w:rPr>
+          <w:rFonts w:cs="Arial"/>
+          <w:bCs/>
+          <w:color w:val="000000" w:themeColor="text1"/>
+          <w:sz w:val="18"/>
+          <w:szCs w:val="18"/>
+        </w:rPr>
+        <w:t>Sitras</w:t>
+      </w:r>
+      <w:proofErr w:type="spellEnd"/>
+      <w:r>
+        <w:rPr>
+          <w:rFonts w:cs="Arial"/>
+          <w:bCs/>
+          <w:color w:val="000000" w:themeColor="text1"/>
+          <w:sz w:val="18"/>
+          <w:szCs w:val="18"/>
+        </w:rPr>
+        <w:t xml:space="preserve"> PRO, se evidencia que los equipos actuaron de acuerdo con el valor seteado:</w:t>
       </w:r>
     </w:p>
     <w:p>
@@ -2927,7 +3283,31 @@
                 <w:sz w:val="18"/>
                 <w:szCs w:val="18"/>
               </w:rPr>
-              <w:t>Registro Sitras PRO</w:t>
+              <w:t xml:space="preserve">Registro </w:t>
+            </w:r>
+            <w:proofErr w:type="spellStart"/>
+            <w:r>
+              <w:rPr>
+                <w:rFonts w:cs="Arial"/>
+                <w:b/>
+                <w:bCs/>
+                <w:color w:val="FFFFFF" w:themeColor="background1"/>
+                <w:sz w:val="18"/>
+                <w:szCs w:val="18"/>
+              </w:rPr>
+              <w:t>Sitras</w:t>
+            </w:r>
+            <w:proofErr w:type="spellEnd"/>
+            <w:r>
+              <w:rPr>
+                <w:rFonts w:cs="Arial"/>
+                <w:b/>
+                <w:bCs/>
+                <w:color w:val="FFFFFF" w:themeColor="background1"/>
+                <w:sz w:val="18"/>
+                <w:szCs w:val="18"/>
+              </w:rPr>
+              <w:t xml:space="preserve"> PRO</w:t>
             </w:r>
           </w:p>
         </w:tc>
@@ -3103,6 +3483,7 @@
                 <w:szCs w:val="16"/>
               </w:rPr>
             </w:pPr>
+            <w:proofErr w:type="spellStart"/>
             <w:r>
               <w:rPr>
                 <w:rFonts w:cs="Arial"/>
@@ -3112,7 +3493,19 @@
                 <w:sz w:val="16"/>
                 <w:szCs w:val="16"/>
               </w:rPr>
-              <w:t>Sitras PRO</w:t>
+              <w:t>Sitras</w:t>
+            </w:r>
+            <w:proofErr w:type="spellEnd"/>
+            <w:r>
+              <w:rPr>
+                <w:rFonts w:cs="Arial"/>
+                <w:b/>
+                <w:bCs/>
+                <w:color w:val="FFFFFF" w:themeColor="background1"/>
+                <w:sz w:val="16"/>
+                <w:szCs w:val="16"/>
+              </w:rPr>
+              <w:t xml:space="preserve"> PRO</w:t>
             </w:r>
           </w:p>
         </w:tc>
@@ -3312,7 +3705,25 @@
                 <w:sz w:val="18"/>
                 <w:szCs w:val="18"/>
               </w:rPr>
-              <w:t>{{ser_aperturado}}</w:t>
+              <w:t>{{</w:t>
+            </w:r>
+            <w:proofErr w:type="spellStart"/>
+            <w:r>
+              <w:rPr>
+                <w:rFonts w:cs="Arial"/>
+                <w:sz w:val="18"/>
+                <w:szCs w:val="18"/>
+              </w:rPr>
+              <w:t>ser_aperturado</w:t>
+            </w:r>
+            <w:proofErr w:type="spellEnd"/>
+            <w:r>
+              <w:rPr>
+                <w:rFonts w:cs="Arial"/>
+                <w:sz w:val="18"/>
+                <w:szCs w:val="18"/>
+              </w:rPr>
+              <w:t>}}</w:t>
             </w:r>
           </w:p>
         </w:tc>
@@ -3347,7 +3758,29 @@
                 <w:sz w:val="18"/>
                 <w:szCs w:val="18"/>
               </w:rPr>
-              <w:t>{{hora_vicos_disparo}}</w:t>
+              <w:t>{{</w:t>
+            </w:r>
+            <w:proofErr w:type="spellStart"/>
+            <w:r>
+              <w:rPr>
+                <w:rFonts w:cs="Arial"/>
+                <w:bCs/>
+                <w:color w:val="000000" w:themeColor="text1"/>
+                <w:sz w:val="18"/>
+                <w:szCs w:val="18"/>
+              </w:rPr>
+              <w:t>hora_vicos_disparo</w:t>
+            </w:r>
+            <w:proofErr w:type="spellEnd"/>
+            <w:r>
+              <w:rPr>
+                <w:rFonts w:cs="Arial"/>
+                <w:bCs/>
+                <w:color w:val="000000" w:themeColor="text1"/>
+                <w:sz w:val="18"/>
+                <w:szCs w:val="18"/>
+              </w:rPr>
+              <w:t>}}</w:t>
             </w:r>
           </w:p>
         </w:tc>
@@ -3442,16 +3875,46 @@
                 <w:bCs/>
                 <w:sz w:val="18"/>
                 <w:szCs w:val="18"/>
-                <w:highlight w:val="yellow"/>
               </w:rPr>
-              <w:t>Imax =</w:t>
+              <w:t>{{</w:t>
+            </w:r>
+            <w:proofErr w:type="spellStart"/>
+            <w:r>
+              <w:rPr>
+                <w:rFonts w:cs="Arial"/>
+                <w:b/>
+                <w:bCs/>
+                <w:sz w:val="18"/>
+                <w:szCs w:val="18"/>
+              </w:rPr>
+              <w:t>f_dis_fin</w:t>
+            </w:r>
+            <w:proofErr w:type="spellEnd"/>
+            <w:r>
+              <w:rPr>
+                <w:rFonts w:cs="Arial"/>
+                <w:b/>
+                <w:bCs/>
+                <w:sz w:val="18"/>
+                <w:szCs w:val="18"/>
+              </w:rPr>
+              <w:t>}}</w:t>
+            </w:r>
+            <w:r>
+              <w:rPr>
+                <w:rFonts w:cs="Arial"/>
+                <w:b/>
+                <w:bCs/>
+                <w:sz w:val="18"/>
+                <w:szCs w:val="18"/>
+              </w:rPr>
+              <w:t xml:space="preserve"> =</w:t>
             </w:r>
             <w:r>
               <w:rPr>
                 <w:rFonts w:cs="Arial"/>
                 <w:sz w:val="18"/>
                 <w:szCs w:val="18"/>
-                <w:highlight w:val="yellow"/>
               </w:rPr>
               <w:t xml:space="preserve"> </w:t>
             </w:r>
@@ -3617,7 +4080,25 @@
                 <w:sz w:val="18"/>
                 <w:szCs w:val="18"/>
               </w:rPr>
-              <w:t>{{ser_vecino}}</w:t>
+              <w:t>{{</w:t>
+            </w:r>
+            <w:proofErr w:type="spellStart"/>
+            <w:r>
+              <w:rPr>
+                <w:rFonts w:cs="Arial"/>
+                <w:sz w:val="18"/>
+                <w:szCs w:val="18"/>
+              </w:rPr>
+              <w:t>ser_vecino</w:t>
+            </w:r>
+            <w:proofErr w:type="spellEnd"/>
+            <w:r>
+              <w:rPr>
+                <w:rFonts w:cs="Arial"/>
+                <w:sz w:val="18"/>
+                <w:szCs w:val="18"/>
+              </w:rPr>
+              <w:t>}}</w:t>
             </w:r>
           </w:p>
         </w:tc>
@@ -3652,7 +4133,29 @@
                 <w:sz w:val="18"/>
                 <w:szCs w:val="18"/>
               </w:rPr>
-              <w:t>{{hora_vicos_disparo_vecina}}</w:t>
+              <w:t>{{</w:t>
+            </w:r>
+            <w:proofErr w:type="spellStart"/>
+            <w:r>
+              <w:rPr>
+                <w:rFonts w:cs="Arial"/>
+                <w:bCs/>
+                <w:color w:val="000000" w:themeColor="text1"/>
+                <w:sz w:val="18"/>
+                <w:szCs w:val="18"/>
+              </w:rPr>
+              <w:t>hora_vicos_disparo_vecina</w:t>
+            </w:r>
+            <w:proofErr w:type="spellEnd"/>
+            <w:r>
+              <w:rPr>
+                <w:rFonts w:cs="Arial"/>
+                <w:bCs/>
+                <w:color w:val="000000" w:themeColor="text1"/>
+                <w:sz w:val="18"/>
+                <w:szCs w:val="18"/>
+              </w:rPr>
+              <w:t>}}</w:t>
             </w:r>
           </w:p>
         </w:tc>
@@ -3894,18 +4397,10 @@
           <w:sz w:val="18"/>
           <w:szCs w:val="18"/>
         </w:rPr>
-        <w:t>Valores registrados en Sistema SCADA_VICOS RSC y relé Sitras PRO</w:t>
-      </w:r>
-    </w:p>
-    <w:p>
-      <w:pPr>
-        <w:ind w:left="0" w:firstLine="0"/>
-      </w:pPr>
-    </w:p>
-    <w:p>
-      <w:pPr>
-        <w:pStyle w:val="Descripcin"/>
-        <w:spacing w:before="0" w:after="0" w:line="240" w:lineRule="auto"/>
+        <w:t xml:space="preserve">Valores registrados en Sistema SCADA_VICOS RSC y relé </w:t>
+      </w:r>
+      <w:proofErr w:type="spellStart"/>
+      <w:r>
         <w:rPr>
           <w:b w:val="0"/>
           <w:bCs w:val="0"/>
@@ -3913,15 +4408,9 @@
           <w:sz w:val="18"/>
           <w:szCs w:val="18"/>
         </w:rPr>
-      </w:pPr>
-      <w:r>
-        <w:rPr>
-          <w:i w:val="0"/>
-          <w:sz w:val="18"/>
-          <w:szCs w:val="18"/>
-        </w:rPr>
-        <w:t xml:space="preserve">Figura 1. </w:t>
-      </w:r>
+        <w:t>Sitras</w:t>
+      </w:r>
+      <w:proofErr w:type="spellEnd"/>
       <w:r>
         <w:rPr>
           <w:b w:val="0"/>
@@ -3930,7 +4419,65 @@
           <w:sz w:val="18"/>
           <w:szCs w:val="18"/>
         </w:rPr>
-        <w:t xml:space="preserve">Parámetros de ajuste del relé Sitras PRO </w:t>
+        <w:t xml:space="preserve"> PRO</w:t>
+      </w:r>
+    </w:p>
+    <w:p>
+      <w:pPr>
+        <w:ind w:left="0" w:firstLine="0"/>
+      </w:pPr>
+    </w:p>
+    <w:p>
+      <w:pPr>
+        <w:pStyle w:val="Descripcin"/>
+        <w:spacing w:before="0" w:after="0" w:line="240" w:lineRule="auto"/>
+        <w:rPr>
+          <w:b w:val="0"/>
+          <w:bCs w:val="0"/>
+          <w:i w:val="0"/>
+          <w:sz w:val="18"/>
+          <w:szCs w:val="18"/>
+        </w:rPr>
+      </w:pPr>
+      <w:r>
+        <w:rPr>
+          <w:i w:val="0"/>
+          <w:sz w:val="18"/>
+          <w:szCs w:val="18"/>
+        </w:rPr>
+        <w:t xml:space="preserve">Figura 1. </w:t>
+      </w:r>
+      <w:r>
+        <w:rPr>
+          <w:b w:val="0"/>
+          <w:bCs w:val="0"/>
+          <w:i w:val="0"/>
+          <w:sz w:val="18"/>
+          <w:szCs w:val="18"/>
+        </w:rPr>
+        <w:t xml:space="preserve">Parámetros de ajuste del relé </w:t>
+      </w:r>
+      <w:proofErr w:type="spellStart"/>
+      <w:r>
+        <w:rPr>
+          <w:b w:val="0"/>
+          <w:bCs w:val="0"/>
+          <w:i w:val="0"/>
+          <w:sz w:val="18"/>
+          <w:szCs w:val="18"/>
+        </w:rPr>
+        <w:t>Sitras</w:t>
+      </w:r>
+      <w:proofErr w:type="spellEnd"/>
+      <w:r>
+        <w:rPr>
+          <w:b w:val="0"/>
+          <w:bCs w:val="0"/>
+          <w:i w:val="0"/>
+          <w:sz w:val="18"/>
+          <w:szCs w:val="18"/>
+        </w:rPr>
+        <w:t xml:space="preserve"> PRO </w:t>
       </w:r>
       <w:r>
         <w:rPr>
@@ -3951,1588 +4498,9 @@
           <w:sz w:val="18"/>
           <w:szCs w:val="18"/>
         </w:rPr>
-        <w:t>{{alimentador_disparo}} {{ser_disparo}}</w:t>
-      </w:r>
-      <w:r>
-        <w:rPr>
-          <w:b w:val="0"/>
-          <w:bCs w:val="0"/>
-          <w:i w:val="0"/>
-          <w:sz w:val="18"/>
-          <w:szCs w:val="18"/>
-        </w:rPr>
-        <w:t>)</w:t>
-      </w:r>
-    </w:p>
-    <w:p>
-      <w:pPr>
-        <w:ind w:left="708" w:hanging="708"/>
-        <w:jc w:val="center"/>
-      </w:pPr>
-    </w:p>
-    <w:p>
-      <w:pPr>
-        <w:spacing w:before="0" w:after="0" w:line="240" w:lineRule="auto"/>
-        <w:ind w:left="0" w:firstLine="0"/>
-        <w:rPr>
-          <w:rFonts w:ascii="Arial Narrow" w:hAnsi="Arial Narrow" w:cs="Arial Narrow"/>
-          <w:bCs/>
-          <w:color w:val="000000" w:themeColor="text1"/>
-          <w:sz w:val="18"/>
-          <w:szCs w:val="18"/>
-        </w:rPr>
-      </w:pPr>
-      <w:r>
-        <w:rPr>
-          <w:rFonts w:cs="Arial"/>
-          <w:bCs/>
-          <w:color w:val="000000" w:themeColor="text1"/>
-          <w:sz w:val="18"/>
-          <w:szCs w:val="18"/>
-        </w:rPr>
-        <w:t xml:space="preserve">A las </w:t>
-      </w:r>
-      <w:r>
-        <w:rPr>
-          <w:rFonts w:cs="Arial"/>
-          <w:bCs/>
-          <w:color w:val="000000" w:themeColor="text1"/>
-          <w:sz w:val="18"/>
-          <w:szCs w:val="18"/>
-        </w:rPr>
-        <w:t>{{hora_vicos_disparo}}</w:t>
-      </w:r>
-      <w:r>
-        <w:rPr>
-          <w:rFonts w:cs="Arial"/>
-          <w:bCs/>
-          <w:color w:val="000000" w:themeColor="text1"/>
-          <w:sz w:val="18"/>
-          <w:szCs w:val="18"/>
-        </w:rPr>
-        <w:t xml:space="preserve"> se apertura </w:t>
-      </w:r>
-      <w:r>
-        <w:rPr>
-          <w:rFonts w:cs="Arial"/>
-          <w:bCs/>
-          <w:color w:val="000000" w:themeColor="text1"/>
-          <w:sz w:val="18"/>
-          <w:szCs w:val="18"/>
-        </w:rPr>
-        <w:t>el interruptor</w:t>
-      </w:r>
-      <w:r>
-        <w:rPr>
-          <w:rFonts w:cs="Arial"/>
-          <w:bCs/>
-          <w:color w:val="000000" w:themeColor="text1"/>
-          <w:sz w:val="18"/>
-          <w:szCs w:val="18"/>
-        </w:rPr>
-        <w:t xml:space="preserve"> </w:t>
-      </w:r>
-      <w:r>
-        <w:rPr>
-          <w:rFonts w:cs="Arial"/>
-          <w:bCs/>
-          <w:color w:val="000000" w:themeColor="text1"/>
-          <w:sz w:val="18"/>
-          <w:szCs w:val="18"/>
-        </w:rPr>
-        <w:t>{{interruptor_</w:t>
-      </w:r>
-      <w:r>
-        <w:rPr>
-          <w:rFonts w:cs="Arial"/>
-          <w:bCs/>
-          <w:color w:val="000000" w:themeColor="text1"/>
-          <w:sz w:val="18"/>
-          <w:szCs w:val="18"/>
-        </w:rPr>
-        <w:t>aperturado_</w:t>
-      </w:r>
-      <w:r>
-        <w:rPr>
-          <w:rFonts w:cs="Arial"/>
-          <w:bCs/>
-          <w:color w:val="000000" w:themeColor="text1"/>
-          <w:sz w:val="18"/>
-          <w:szCs w:val="18"/>
-        </w:rPr>
-        <w:t>num}}</w:t>
-      </w:r>
-      <w:r>
-        <w:rPr>
-          <w:rFonts w:cs="Arial"/>
-          <w:bCs/>
-          <w:color w:val="000000" w:themeColor="text1"/>
-          <w:sz w:val="18"/>
-          <w:szCs w:val="18"/>
-        </w:rPr>
-        <w:t xml:space="preserve"> del alimentador </w:t>
-      </w:r>
-      <w:r>
-        <w:rPr>
-          <w:rFonts w:cs="Arial"/>
-          <w:bCs/>
-          <w:color w:val="000000" w:themeColor="text1"/>
-          <w:sz w:val="18"/>
-          <w:szCs w:val="18"/>
-        </w:rPr>
-        <w:t>{{alimentador</w:t>
-      </w:r>
-      <w:r>
-        <w:rPr>
-          <w:rFonts w:cs="Arial"/>
-          <w:bCs/>
-          <w:color w:val="000000" w:themeColor="text1"/>
-          <w:sz w:val="18"/>
-          <w:szCs w:val="18"/>
-        </w:rPr>
-        <w:t>_aperturado</w:t>
-      </w:r>
-      <w:r>
-        <w:rPr>
-          <w:rFonts w:cs="Arial"/>
-          <w:bCs/>
-          <w:color w:val="000000" w:themeColor="text1"/>
-          <w:sz w:val="18"/>
-          <w:szCs w:val="18"/>
-        </w:rPr>
-        <w:t>}}</w:t>
-      </w:r>
-      <w:r>
-        <w:rPr>
-          <w:rFonts w:cs="Arial"/>
-          <w:bCs/>
-          <w:color w:val="000000" w:themeColor="text1"/>
-          <w:sz w:val="18"/>
-          <w:szCs w:val="18"/>
-        </w:rPr>
-        <w:t xml:space="preserve"> de </w:t>
-      </w:r>
-      <w:r>
-        <w:rPr>
-          <w:rFonts w:cs="Arial"/>
-          <w:bCs/>
-          <w:color w:val="000000" w:themeColor="text1"/>
-          <w:sz w:val="18"/>
-          <w:szCs w:val="18"/>
-        </w:rPr>
-        <w:t>{{ser</w:t>
-      </w:r>
-      <w:r>
-        <w:rPr>
-          <w:rFonts w:cs="Arial"/>
-          <w:bCs/>
-          <w:color w:val="000000" w:themeColor="text1"/>
-          <w:sz w:val="18"/>
-          <w:szCs w:val="18"/>
-        </w:rPr>
-        <w:t>_aperturado</w:t>
-      </w:r>
-      <w:r>
-        <w:rPr>
-          <w:rFonts w:cs="Arial"/>
-          <w:bCs/>
-          <w:color w:val="000000" w:themeColor="text1"/>
-          <w:sz w:val="18"/>
-          <w:szCs w:val="18"/>
-        </w:rPr>
-        <w:t>}}</w:t>
-      </w:r>
-      <w:r>
-        <w:rPr>
-          <w:rFonts w:cs="Arial"/>
-          <w:bCs/>
-          <w:color w:val="000000" w:themeColor="text1"/>
-          <w:sz w:val="18"/>
-          <w:szCs w:val="18"/>
-        </w:rPr>
-        <w:t xml:space="preserve"> y </w:t>
-      </w:r>
-      <w:r>
-        <w:rPr>
-          <w:rFonts w:cs="Arial"/>
-          <w:bCs/>
-          <w:color w:val="000000" w:themeColor="text1"/>
-          <w:sz w:val="18"/>
-          <w:szCs w:val="18"/>
-        </w:rPr>
-        <w:t xml:space="preserve">a las {{hora_vicos_disparo_vecina}} se apertura el interruptor </w:t>
-      </w:r>
-      <w:r>
-        <w:rPr>
-          <w:rFonts w:cs="Arial"/>
-          <w:bCs/>
-          <w:color w:val="000000" w:themeColor="text1"/>
-          <w:sz w:val="18"/>
-          <w:szCs w:val="18"/>
-        </w:rPr>
-        <w:t>{{interruptor_</w:t>
-      </w:r>
-      <w:r>
-        <w:rPr>
-          <w:rFonts w:cs="Arial"/>
-          <w:bCs/>
-          <w:color w:val="000000" w:themeColor="text1"/>
-          <w:sz w:val="18"/>
-          <w:szCs w:val="18"/>
-        </w:rPr>
-        <w:t>vecino_</w:t>
-      </w:r>
-      <w:r>
-        <w:rPr>
-          <w:rFonts w:cs="Arial"/>
-          <w:bCs/>
-          <w:color w:val="000000" w:themeColor="text1"/>
-          <w:sz w:val="18"/>
-          <w:szCs w:val="18"/>
-        </w:rPr>
-        <w:t>num}}</w:t>
-      </w:r>
-      <w:r>
-        <w:rPr>
-          <w:rFonts w:cs="Arial"/>
-          <w:bCs/>
-          <w:color w:val="000000" w:themeColor="text1"/>
-          <w:sz w:val="18"/>
-          <w:szCs w:val="18"/>
-        </w:rPr>
-        <w:t xml:space="preserve"> del alimentador </w:t>
-      </w:r>
-      <w:r>
-        <w:rPr>
-          <w:rFonts w:cs="Arial"/>
-          <w:bCs/>
-          <w:color w:val="000000" w:themeColor="text1"/>
-          <w:sz w:val="18"/>
-          <w:szCs w:val="18"/>
-        </w:rPr>
-        <w:t>{{alimentador</w:t>
-      </w:r>
-      <w:r>
-        <w:rPr>
-          <w:rFonts w:cs="Arial"/>
-          <w:bCs/>
-          <w:color w:val="000000" w:themeColor="text1"/>
-          <w:sz w:val="18"/>
-          <w:szCs w:val="18"/>
-        </w:rPr>
-        <w:t>_vecino</w:t>
-      </w:r>
-      <w:r>
-        <w:rPr>
-          <w:rFonts w:cs="Arial"/>
-          <w:bCs/>
-          <w:color w:val="000000" w:themeColor="text1"/>
-          <w:sz w:val="18"/>
-          <w:szCs w:val="18"/>
-        </w:rPr>
-        <w:t>}}</w:t>
-      </w:r>
-      <w:r>
-        <w:rPr>
-          <w:rFonts w:cs="Arial"/>
-          <w:bCs/>
-          <w:color w:val="000000" w:themeColor="text1"/>
-          <w:sz w:val="18"/>
-          <w:szCs w:val="18"/>
-        </w:rPr>
-        <w:t xml:space="preserve"> </w:t>
-      </w:r>
-      <w:r>
-        <w:rPr>
-          <w:rFonts w:cs="Arial"/>
-          <w:bCs/>
-          <w:color w:val="000000" w:themeColor="text1"/>
-          <w:sz w:val="18"/>
-          <w:szCs w:val="18"/>
-        </w:rPr>
-        <w:t>de {{se</w:t>
-      </w:r>
-      <w:r>
-        <w:rPr>
-          <w:rFonts w:cs="Arial"/>
-          <w:bCs/>
-          <w:color w:val="000000" w:themeColor="text1"/>
-          <w:sz w:val="18"/>
-          <w:szCs w:val="18"/>
-        </w:rPr>
-        <w:t>r_vecino</w:t>
-      </w:r>
-      <w:r>
-        <w:rPr>
-          <w:rFonts w:cs="Arial"/>
-          <w:bCs/>
-          <w:color w:val="000000" w:themeColor="text1"/>
-          <w:sz w:val="18"/>
-          <w:szCs w:val="18"/>
-        </w:rPr>
-        <w:t>}}</w:t>
-      </w:r>
-      <w:r>
-        <w:rPr>
-          <w:rFonts w:cs="Arial"/>
-          <w:bCs/>
-          <w:color w:val="000000" w:themeColor="text1"/>
-          <w:sz w:val="18"/>
-          <w:szCs w:val="18"/>
-        </w:rPr>
-        <w:t xml:space="preserve">; los relés Sitras PRO de ambos alimentadores </w:t>
-      </w:r>
-      <w:r>
-        <w:rPr>
-          <w:rFonts w:cs="Arial"/>
-          <w:b/>
-          <w:color w:val="000000" w:themeColor="text1"/>
-          <w:sz w:val="18"/>
-          <w:szCs w:val="18"/>
-        </w:rPr>
-        <w:t>registraron sobrecorriente de retorno</w:t>
-      </w:r>
-      <w:r>
-        <w:rPr>
-          <w:rFonts w:cs="Arial"/>
-          <w:bCs/>
-          <w:color w:val="000000" w:themeColor="text1"/>
-          <w:sz w:val="18"/>
-          <w:szCs w:val="18"/>
-        </w:rPr>
-        <w:t xml:space="preserve"> en la línea aérea de contacto de la zona </w:t>
-      </w:r>
-      <w:r>
-        <w:rPr>
-          <w:rFonts w:cs="Arial"/>
-          <w:bCs/>
-          <w:color w:val="000000" w:themeColor="text1"/>
-          <w:sz w:val="18"/>
-          <w:szCs w:val="18"/>
-        </w:rPr>
-        <w:t>{{zona}}</w:t>
-      </w:r>
-      <w:r>
-        <w:rPr>
-          <w:rFonts w:cs="Arial"/>
-          <w:bCs/>
-          <w:color w:val="000000" w:themeColor="text1"/>
-          <w:sz w:val="18"/>
-          <w:szCs w:val="18"/>
-        </w:rPr>
-        <w:t xml:space="preserve">, señalizando las funciones </w:t>
-      </w:r>
-      <w:r>
-        <w:rPr>
-          <w:rFonts w:cs="Arial"/>
-          <w:b/>
-          <w:bCs/>
-          <w:sz w:val="18"/>
-          <w:szCs w:val="18"/>
-        </w:rPr>
-        <w:t>“</w:t>
-      </w:r>
-      <w:r>
-        <w:rPr>
-          <w:rFonts w:cs="Arial"/>
-          <w:b/>
-          <w:bCs/>
-          <w:sz w:val="18"/>
-          <w:szCs w:val="18"/>
-        </w:rPr>
-        <w:t>{{funcion_disparo_final}}</w:t>
-      </w:r>
-      <w:r>
-        <w:rPr>
-          <w:rFonts w:cs="Arial"/>
-          <w:b/>
-          <w:bCs/>
-          <w:sz w:val="18"/>
-          <w:szCs w:val="18"/>
-        </w:rPr>
-        <w:t xml:space="preserve">” </w:t>
-      </w:r>
-      <w:r>
-        <w:rPr>
-          <w:rFonts w:cs="Arial"/>
-          <w:sz w:val="18"/>
-          <w:szCs w:val="18"/>
-        </w:rPr>
-        <w:t>y</w:t>
-      </w:r>
-      <w:r>
-        <w:rPr>
-          <w:rFonts w:cs="Arial"/>
-          <w:b/>
-          <w:bCs/>
-          <w:sz w:val="18"/>
-          <w:szCs w:val="18"/>
-        </w:rPr>
-        <w:t xml:space="preserve"> “</w:t>
-      </w:r>
-      <w:r>
-        <w:rPr>
-          <w:rFonts w:cs="Arial"/>
-          <w:b/>
-          <w:color w:val="000000" w:themeColor="text1"/>
-          <w:sz w:val="18"/>
-          <w:szCs w:val="18"/>
-        </w:rPr>
-        <w:t xml:space="preserve">Arrastre desde SSEE colateral activo” </w:t>
-      </w:r>
-      <w:r>
-        <w:rPr>
-          <w:rFonts w:cs="Arial"/>
-          <w:bCs/>
-          <w:color w:val="000000" w:themeColor="text1"/>
-          <w:sz w:val="18"/>
-          <w:szCs w:val="18"/>
-        </w:rPr>
-        <w:t xml:space="preserve">respectivamente; </w:t>
-      </w:r>
-      <w:r>
-        <w:rPr>
-          <w:rFonts w:cs="Arial"/>
-          <w:b/>
-          <w:color w:val="000000" w:themeColor="text1"/>
-          <w:sz w:val="18"/>
-          <w:szCs w:val="18"/>
-        </w:rPr>
-        <w:t xml:space="preserve">originado por </w:t>
-      </w:r>
-      <w:r>
-        <w:rPr>
-          <w:rFonts w:cs="Arial"/>
-          <w:b/>
-          <w:color w:val="000000" w:themeColor="text1"/>
-          <w:sz w:val="18"/>
-          <w:szCs w:val="18"/>
-          <w:highlight w:val="yellow"/>
-        </w:rPr>
-        <w:t>acumulación</w:t>
-      </w:r>
-      <w:r>
-        <w:rPr>
-          <w:rFonts w:cs="Arial"/>
-          <w:b/>
-          <w:color w:val="000000" w:themeColor="text1"/>
-          <w:sz w:val="18"/>
-          <w:szCs w:val="18"/>
-        </w:rPr>
-        <w:t xml:space="preserve"> de los trenes en la zona</w:t>
-      </w:r>
-      <w:r>
-        <w:rPr>
-          <w:rFonts w:cs="Arial"/>
-          <w:b/>
-          <w:color w:val="000000" w:themeColor="text1"/>
-          <w:sz w:val="18"/>
-          <w:szCs w:val="18"/>
-        </w:rPr>
-        <w:t>.</w:t>
-      </w:r>
-      <w:r>
-        <w:rPr>
-          <w:rFonts w:cs="Arial"/>
-          <w:bCs/>
-          <w:color w:val="000000" w:themeColor="text1"/>
-          <w:sz w:val="18"/>
-          <w:szCs w:val="18"/>
-        </w:rPr>
-        <w:t xml:space="preserve"> A las </w:t>
-      </w:r>
-      <w:r>
-        <w:rPr>
-          <w:sz w:val="18"/>
-          <w:szCs w:val="18"/>
-        </w:rPr>
-        <w:t>{{horas_vicos_ap_final}}</w:t>
-      </w:r>
-      <w:r>
-        <w:rPr>
-          <w:rFonts w:ascii="Arial Narrow" w:hAnsi="Arial Narrow" w:cs="Arial Narrow"/>
-          <w:bCs/>
-          <w:color w:val="000000" w:themeColor="text1"/>
-          <w:sz w:val="18"/>
-          <w:szCs w:val="18"/>
-        </w:rPr>
-        <w:t xml:space="preserve"> </w:t>
-      </w:r>
-      <w:r>
-        <w:rPr>
-          <w:rFonts w:cs="Arial"/>
-          <w:bCs/>
-          <w:color w:val="000000" w:themeColor="text1"/>
-          <w:sz w:val="18"/>
-          <w:szCs w:val="18"/>
-        </w:rPr>
-        <w:t>se origina el recierre automático de</w:t>
-      </w:r>
-      <w:r>
-        <w:rPr>
-          <w:rFonts w:cs="Arial"/>
-          <w:bCs/>
-          <w:color w:val="000000" w:themeColor="text1"/>
-          <w:sz w:val="18"/>
-          <w:szCs w:val="18"/>
-        </w:rPr>
-        <w:t xml:space="preserve">l </w:t>
-      </w:r>
-      <w:r>
-        <w:rPr>
-          <w:rFonts w:cs="Arial"/>
-          <w:bCs/>
-          <w:color w:val="000000" w:themeColor="text1"/>
-          <w:sz w:val="18"/>
-          <w:szCs w:val="18"/>
-        </w:rPr>
-        <w:t xml:space="preserve">interruptor </w:t>
-      </w:r>
-      <w:r>
-        <w:rPr>
-          <w:rFonts w:cs="Arial"/>
-          <w:bCs/>
-          <w:color w:val="000000" w:themeColor="text1"/>
-          <w:sz w:val="18"/>
-          <w:szCs w:val="18"/>
-        </w:rPr>
-        <w:t>{{interruptor_aperturado}}</w:t>
-      </w:r>
-      <w:r>
-        <w:rPr>
-          <w:rFonts w:cs="Arial"/>
-          <w:bCs/>
-          <w:color w:val="000000" w:themeColor="text1"/>
-          <w:sz w:val="18"/>
-          <w:szCs w:val="18"/>
-        </w:rPr>
-        <w:t xml:space="preserve"> y </w:t>
-      </w:r>
-      <w:r>
-        <w:rPr>
-          <w:rFonts w:cs="Arial"/>
-          <w:bCs/>
-          <w:color w:val="000000" w:themeColor="text1"/>
-          <w:sz w:val="18"/>
-          <w:szCs w:val="18"/>
-        </w:rPr>
-        <w:t xml:space="preserve">a las </w:t>
-      </w:r>
-      <w:r>
-        <w:rPr>
-          <w:sz w:val="18"/>
-          <w:szCs w:val="18"/>
-        </w:rPr>
-        <w:t>{{horas_vicos_vec_final}}</w:t>
-      </w:r>
-      <w:r>
-        <w:rPr>
-          <w:sz w:val="18"/>
-          <w:szCs w:val="18"/>
-        </w:rPr>
-        <w:t xml:space="preserve"> se origina el recierre automático del interruptor </w:t>
-      </w:r>
-      <w:r>
-        <w:rPr>
-          <w:rFonts w:cs="Arial"/>
-          <w:bCs/>
-          <w:color w:val="000000" w:themeColor="text1"/>
-          <w:sz w:val="18"/>
-          <w:szCs w:val="18"/>
-        </w:rPr>
-        <w:t>{{interruptor_vecino}}</w:t>
-      </w:r>
-      <w:r>
-        <w:rPr>
-          <w:rFonts w:cs="Arial"/>
-          <w:bCs/>
-          <w:color w:val="000000" w:themeColor="text1"/>
-          <w:sz w:val="18"/>
-          <w:szCs w:val="18"/>
-        </w:rPr>
-        <w:t xml:space="preserve"> con resultado exitoso</w:t>
-      </w:r>
-      <w:r>
-        <w:rPr>
-          <w:rFonts w:cs="Arial"/>
-          <w:b/>
-          <w:color w:val="000000" w:themeColor="text1"/>
-          <w:sz w:val="18"/>
-          <w:szCs w:val="18"/>
-        </w:rPr>
-        <w:t xml:space="preserve">, </w:t>
-      </w:r>
-      <w:r>
-        <w:rPr>
-          <w:rFonts w:cs="Arial"/>
-          <w:bCs/>
-          <w:color w:val="000000" w:themeColor="text1"/>
-          <w:sz w:val="18"/>
-          <w:szCs w:val="18"/>
-        </w:rPr>
-        <w:t>no afecto las condiciones normales de operación.</w:t>
-      </w:r>
-    </w:p>
-    <w:p>
-      <w:pPr>
-        <w:spacing w:after="0" w:line="240" w:lineRule="auto"/>
-        <w:ind w:left="0" w:firstLine="0"/>
-        <w:rPr>
-          <w:rFonts w:cs="Arial"/>
-          <w:bCs/>
-          <w:color w:val="000000" w:themeColor="text1"/>
-          <w:sz w:val="18"/>
-          <w:szCs w:val="18"/>
-        </w:rPr>
-      </w:pPr>
-      <w:r>
-        <w:rPr>
-          <w:rFonts w:cs="Arial"/>
-          <w:bCs/>
-          <w:color w:val="000000" w:themeColor="text1"/>
-          <w:sz w:val="18"/>
-          <w:szCs w:val="18"/>
-        </w:rPr>
-        <w:t>En el relé de protección principal Sitras PRO del alimentador</w:t>
-      </w:r>
-      <w:r>
-        <w:rPr>
-          <w:rFonts w:cs="Arial"/>
-          <w:bCs/>
-          <w:color w:val="000000" w:themeColor="text1"/>
-          <w:sz w:val="18"/>
-          <w:szCs w:val="18"/>
-        </w:rPr>
-        <w:t xml:space="preserve"> </w:t>
-      </w:r>
-      <w:r>
-        <w:rPr>
-          <w:rFonts w:cs="Arial"/>
-          <w:bCs/>
-          <w:color w:val="000000" w:themeColor="text1"/>
-          <w:sz w:val="18"/>
-          <w:szCs w:val="18"/>
-        </w:rPr>
-        <w:t>{{alimentador_</w:t>
-      </w:r>
-      <w:r>
-        <w:rPr>
-          <w:rFonts w:cs="Arial"/>
-          <w:bCs/>
-          <w:color w:val="000000" w:themeColor="text1"/>
-          <w:sz w:val="18"/>
-          <w:szCs w:val="18"/>
-        </w:rPr>
-        <w:t>aperturado</w:t>
-      </w:r>
-      <w:r>
-        <w:rPr>
-          <w:rFonts w:cs="Arial"/>
-          <w:bCs/>
-          <w:color w:val="000000" w:themeColor="text1"/>
-          <w:sz w:val="18"/>
-          <w:szCs w:val="18"/>
-        </w:rPr>
-        <w:t>}}</w:t>
-      </w:r>
-      <w:r>
-        <w:rPr>
-          <w:rFonts w:cs="Arial"/>
-          <w:bCs/>
-          <w:color w:val="000000" w:themeColor="text1"/>
-          <w:sz w:val="18"/>
-          <w:szCs w:val="18"/>
-        </w:rPr>
-        <w:t xml:space="preserve"> {{ser_aperturado}}</w:t>
-      </w:r>
-      <w:r>
-        <w:rPr>
-          <w:rFonts w:cs="Arial"/>
-          <w:bCs/>
-          <w:color w:val="000000" w:themeColor="text1"/>
-          <w:sz w:val="18"/>
-          <w:szCs w:val="18"/>
-        </w:rPr>
-        <w:t xml:space="preserve">, se puede determinar que la falla fue por </w:t>
-      </w:r>
-      <w:r>
-        <w:rPr>
-          <w:rFonts w:cs="Arial"/>
-          <w:bCs/>
-          <w:color w:val="000000" w:themeColor="text1"/>
-          <w:sz w:val="18"/>
-          <w:szCs w:val="18"/>
-          <w:highlight w:val="yellow"/>
-        </w:rPr>
-        <w:t>sobrecorriente</w:t>
-      </w:r>
-      <w:r>
-        <w:rPr>
-          <w:rFonts w:cs="Arial"/>
-          <w:bCs/>
-          <w:color w:val="000000" w:themeColor="text1"/>
-          <w:sz w:val="18"/>
-          <w:szCs w:val="18"/>
-          <w:highlight w:val="yellow"/>
-        </w:rPr>
-        <w:t>A</w:t>
-      </w:r>
-      <w:r>
-        <w:rPr>
-          <w:rFonts w:cs="Arial"/>
-          <w:bCs/>
-          <w:color w:val="000000" w:themeColor="text1"/>
-          <w:sz w:val="18"/>
-          <w:szCs w:val="18"/>
-        </w:rPr>
-        <w:t xml:space="preserve"> </w:t>
-      </w:r>
-      <w:r>
-        <w:rPr>
-          <w:rFonts w:cs="Arial"/>
-          <w:bCs/>
-          <w:color w:val="000000" w:themeColor="text1"/>
-          <w:sz w:val="18"/>
-          <w:szCs w:val="18"/>
-        </w:rPr>
-        <w:t>e</w:t>
-      </w:r>
-      <w:r>
-        <w:rPr>
-          <w:rFonts w:cs="Arial"/>
-          <w:bCs/>
-          <w:color w:val="000000" w:themeColor="text1"/>
-          <w:sz w:val="18"/>
-          <w:szCs w:val="18"/>
-        </w:rPr>
-        <w:t xml:space="preserve">n la línea aérea de contacto con el valor de </w:t>
-      </w:r>
-      <w:r>
-        <w:rPr>
-          <w:rFonts w:cs="Arial"/>
-          <w:b/>
-          <w:color w:val="000000" w:themeColor="text1"/>
-          <w:sz w:val="18"/>
-          <w:szCs w:val="18"/>
-        </w:rPr>
-        <w:t>{{corriente}}</w:t>
-      </w:r>
-      <w:r>
-        <w:rPr>
-          <w:rFonts w:cs="Arial"/>
-          <w:b/>
-          <w:color w:val="000000" w:themeColor="text1"/>
-          <w:sz w:val="18"/>
-          <w:szCs w:val="18"/>
-        </w:rPr>
-        <w:t xml:space="preserve"> A</w:t>
-      </w:r>
-      <w:r>
-        <w:rPr>
-          <w:rFonts w:cs="Arial"/>
-          <w:bCs/>
-          <w:color w:val="000000" w:themeColor="text1"/>
-          <w:sz w:val="18"/>
-          <w:szCs w:val="18"/>
-        </w:rPr>
-        <w:t>.</w:t>
-      </w:r>
-      <w:r>
-        <w:rPr>
-          <w:rFonts w:cs="Arial"/>
-          <w:bCs/>
-          <w:color w:val="000000" w:themeColor="text1"/>
-          <w:sz w:val="18"/>
-          <w:szCs w:val="18"/>
-        </w:rPr>
-        <w:t xml:space="preserve"> </w:t>
-      </w:r>
-      <w:r>
-        <w:rPr>
-          <w:rFonts w:cs="Arial"/>
-          <w:bCs/>
-          <w:color w:val="000000" w:themeColor="text1"/>
-          <w:sz w:val="18"/>
-          <w:szCs w:val="18"/>
-        </w:rPr>
-        <w:t>{% if tiene_sigra %} La falla fue despejada a los {{valor_tiempo_sigra}} ms, de iniciada por actuación de la protección.</w:t>
-      </w:r>
-    </w:p>
-    <w:p>
-      <w:pPr>
-        <w:spacing w:after="0" w:line="240" w:lineRule="auto"/>
-        <w:ind w:left="0" w:firstLine="0"/>
-        <w:rPr>
-          <w:rFonts w:cs="Arial"/>
-          <w:bCs/>
-          <w:color w:val="000000" w:themeColor="text1"/>
-          <w:sz w:val="18"/>
-          <w:szCs w:val="18"/>
-        </w:rPr>
-      </w:pPr>
-    </w:p>
-    <w:p>
-      <w:pPr>
-        <w:spacing w:before="0" w:after="0" w:line="240" w:lineRule="auto"/>
-        <w:jc w:val="center"/>
-        <w:rPr>
-          <w:sz w:val="18"/>
-          <w:szCs w:val="18"/>
-        </w:rPr>
-      </w:pPr>
-      <w:r>
-        <w:rPr>
-          <w:sz w:val="18"/>
-          <w:szCs w:val="18"/>
-        </w:rPr>
         <w:t>{{</w:t>
       </w:r>
-      <w:r>
-        <w:rPr>
-          <w:sz w:val="18"/>
-          <w:szCs w:val="18"/>
-        </w:rPr>
-        <w:t>anexo_registro_oscilografico</w:t>
-      </w:r>
-      <w:r>
-        <w:rPr>
-          <w:sz w:val="18"/>
-          <w:szCs w:val="18"/>
-        </w:rPr>
-        <w:t>}}</w:t>
-      </w:r>
-    </w:p>
-    <w:p>
-      <w:pPr>
-        <w:spacing w:before="0" w:line="240" w:lineRule="auto"/>
-        <w:jc w:val="center"/>
-        <w:rPr>
-          <w:noProof/>
-          <w:sz w:val="18"/>
-          <w:szCs w:val="18"/>
-        </w:rPr>
-      </w:pPr>
-      <w:r>
-        <w:rPr>
-          <w:b/>
-          <w:bCs/>
-          <w:noProof/>
-          <w:sz w:val="18"/>
-          <w:szCs w:val="18"/>
-        </w:rPr>
-        <w:t>Figura 2.</w:t>
-      </w:r>
-      <w:r>
-        <w:rPr>
-          <w:noProof/>
-          <w:sz w:val="18"/>
-          <w:szCs w:val="18"/>
-        </w:rPr>
-        <w:t xml:space="preserve"> Oscilografía del evento,</w:t>
-      </w:r>
-      <w:r>
-        <w:rPr>
-          <w:noProof/>
-          <w:sz w:val="18"/>
-          <w:szCs w:val="18"/>
-        </w:rPr>
-        <w:t xml:space="preserve"> </w:t>
-      </w:r>
-      <w:r>
-        <w:rPr>
-          <w:noProof/>
-          <w:sz w:val="18"/>
-          <w:szCs w:val="18"/>
-        </w:rPr>
-        <w:t xml:space="preserve">relé del </w:t>
-      </w:r>
-      <w:r>
-        <w:rPr>
-          <w:noProof/>
-          <w:sz w:val="18"/>
-          <w:szCs w:val="18"/>
-        </w:rPr>
-        <w:t>{{alimentador_aperturado}} {{ser_aperturado}} ({{funcion_disparo_final}})</w:t>
-      </w:r>
-      <w:r>
-        <w:rPr>
-          <w:noProof/>
-          <w:sz w:val="18"/>
-          <w:szCs w:val="18"/>
-        </w:rPr>
-        <w:t>.</w:t>
-      </w:r>
-      <w:r>
-        <w:rPr>
-          <w:noProof/>
-          <w:sz w:val="18"/>
-          <w:szCs w:val="18"/>
-        </w:rPr>
-        <w:t>{% endif %}</w:t>
-      </w:r>
-    </w:p>
-    <w:p>
-      <w:pPr>
-        <w:spacing w:after="0" w:line="240" w:lineRule="auto"/>
-        <w:ind w:left="0" w:firstLine="0"/>
-        <w:rPr>
-          <w:rFonts w:cs="Arial"/>
-          <w:bCs/>
-          <w:color w:val="000000" w:themeColor="text1"/>
-          <w:sz w:val="18"/>
-          <w:szCs w:val="18"/>
-        </w:rPr>
-      </w:pPr>
-    </w:p>
-    <w:p>
-      <w:pPr>
-        <w:spacing w:before="0" w:after="0" w:line="240" w:lineRule="auto"/>
-        <w:ind w:left="0" w:firstLine="0"/>
-        <w:rPr>
-          <w:rFonts w:cs="Arial"/>
-          <w:bCs/>
-          <w:color w:val="000000" w:themeColor="text1"/>
-          <w:sz w:val="18"/>
-          <w:szCs w:val="18"/>
-        </w:rPr>
-      </w:pPr>
-      <w:r>
-        <w:rPr>
-          <w:rFonts w:cs="Arial"/>
-          <w:bCs/>
-          <w:color w:val="000000" w:themeColor="text1"/>
-          <w:sz w:val="18"/>
-          <w:szCs w:val="18"/>
-        </w:rPr>
-        <w:t xml:space="preserve">Del registro de eventos del relé de protección principal Sitras PRO del alimentador </w:t>
-      </w:r>
-      <w:r>
-        <w:rPr>
-          <w:rFonts w:cs="Arial"/>
-          <w:bCs/>
-          <w:color w:val="000000" w:themeColor="text1"/>
-          <w:sz w:val="18"/>
-          <w:szCs w:val="18"/>
-        </w:rPr>
-        <w:t>{{alimentador}}</w:t>
-      </w:r>
-      <w:r>
-        <w:rPr>
-          <w:rFonts w:cs="Arial"/>
-          <w:bCs/>
-          <w:color w:val="000000" w:themeColor="text1"/>
-          <w:sz w:val="18"/>
-          <w:szCs w:val="18"/>
-        </w:rPr>
-        <w:t xml:space="preserve"> en la </w:t>
-      </w:r>
-      <w:r>
-        <w:rPr>
-          <w:rFonts w:cs="Arial"/>
-          <w:bCs/>
-          <w:color w:val="000000" w:themeColor="text1"/>
-          <w:sz w:val="18"/>
-          <w:szCs w:val="18"/>
-        </w:rPr>
-        <w:t>{{</w:t>
-      </w:r>
-      <w:r>
-        <w:rPr>
-          <w:rFonts w:cs="Arial"/>
-          <w:bCs/>
-          <w:color w:val="000000" w:themeColor="text1"/>
-          <w:sz w:val="18"/>
-          <w:szCs w:val="18"/>
-        </w:rPr>
-        <w:t>ser</w:t>
-      </w:r>
-      <w:r>
-        <w:rPr>
-          <w:rFonts w:cs="Arial"/>
-          <w:bCs/>
-          <w:color w:val="000000" w:themeColor="text1"/>
-          <w:sz w:val="18"/>
-          <w:szCs w:val="18"/>
-        </w:rPr>
-        <w:t>}}</w:t>
-      </w:r>
-      <w:r>
-        <w:rPr>
-          <w:rFonts w:cs="Arial"/>
-          <w:bCs/>
-          <w:color w:val="000000" w:themeColor="text1"/>
-          <w:sz w:val="18"/>
-          <w:szCs w:val="18"/>
-        </w:rPr>
-        <w:t xml:space="preserve">, se muestra la secuencia, donde se puede observar que el relé disparo con la función </w:t>
-      </w:r>
-      <w:r>
-        <w:rPr>
-          <w:rFonts w:cs="Arial"/>
-          <w:b/>
-          <w:color w:val="000000" w:themeColor="text1"/>
-          <w:sz w:val="18"/>
-          <w:szCs w:val="18"/>
-        </w:rPr>
-        <w:t>“</w:t>
-      </w:r>
-      <w:r>
-        <w:rPr>
-          <w:rFonts w:cs="Arial"/>
-          <w:b/>
-          <w:color w:val="000000" w:themeColor="text1"/>
-          <w:sz w:val="18"/>
-          <w:szCs w:val="18"/>
-        </w:rPr>
-        <w:t>{{función_disparo_final}}</w:t>
-      </w:r>
-      <w:r>
-        <w:rPr>
-          <w:rFonts w:cs="Arial"/>
-          <w:b/>
-          <w:color w:val="000000" w:themeColor="text1"/>
-          <w:sz w:val="18"/>
-          <w:szCs w:val="18"/>
-        </w:rPr>
-        <w:t xml:space="preserve">” </w:t>
-      </w:r>
-      <w:r>
-        <w:rPr>
-          <w:rFonts w:cs="Arial"/>
-          <w:bCs/>
-          <w:color w:val="000000" w:themeColor="text1"/>
-          <w:sz w:val="18"/>
-          <w:szCs w:val="18"/>
-        </w:rPr>
-        <w:t xml:space="preserve">operación por protección de </w:t>
-      </w:r>
-      <w:r>
-        <w:rPr>
-          <w:rFonts w:cs="Arial"/>
-          <w:bCs/>
-          <w:color w:val="000000" w:themeColor="text1"/>
-          <w:sz w:val="18"/>
-          <w:szCs w:val="18"/>
-          <w:highlight w:val="yellow"/>
-        </w:rPr>
-        <w:t>sobrecorriente</w:t>
-      </w:r>
-      <w:r>
-        <w:rPr>
-          <w:rFonts w:cs="Arial"/>
-          <w:bCs/>
-          <w:color w:val="000000" w:themeColor="text1"/>
-          <w:sz w:val="18"/>
-          <w:szCs w:val="18"/>
-          <w:highlight w:val="yellow"/>
-        </w:rPr>
-        <w:t>B</w:t>
-      </w:r>
-      <w:r>
-        <w:rPr>
-          <w:rFonts w:cs="Arial"/>
-          <w:bCs/>
-          <w:color w:val="000000" w:themeColor="text1"/>
-          <w:sz w:val="18"/>
-          <w:szCs w:val="18"/>
-        </w:rPr>
-        <w:t>.</w:t>
-      </w:r>
-    </w:p>
-    <w:p>
-      <w:pPr>
-        <w:spacing w:before="0" w:after="0" w:line="240" w:lineRule="auto"/>
-        <w:ind w:left="0" w:firstLine="0"/>
-        <w:jc w:val="center"/>
-        <w:rPr>
-          <w:rFonts w:cs="Arial"/>
-          <w:bCs/>
-          <w:color w:val="000000" w:themeColor="text1"/>
-          <w:sz w:val="18"/>
-          <w:szCs w:val="18"/>
-        </w:rPr>
-      </w:pPr>
-    </w:p>
-    <w:p>
-      <w:pPr>
-        <w:spacing w:before="0" w:after="0" w:line="240" w:lineRule="auto"/>
-        <w:ind w:left="0" w:firstLine="0"/>
-        <w:jc w:val="center"/>
-        <w:rPr>
-          <w:rFonts w:cs="Arial"/>
-          <w:bCs/>
-          <w:color w:val="000000" w:themeColor="text1"/>
-          <w:sz w:val="18"/>
-          <w:szCs w:val="18"/>
-        </w:rPr>
-      </w:pPr>
-      <w:r>
-        <w:rPr>
-          <w:rFonts w:cs="Arial"/>
-          <w:bCs/>
-          <w:color w:val="000000" w:themeColor="text1"/>
-          <w:sz w:val="18"/>
-          <w:szCs w:val="18"/>
-        </w:rPr>
-        <w:t>{% if tiene_sigra %}</w:t>
-      </w:r>
-    </w:p>
-    <w:p>
-      <w:pPr>
-        <w:spacing w:before="0" w:after="0" w:line="240" w:lineRule="auto"/>
-        <w:jc w:val="center"/>
-        <w:rPr>
-          <w:sz w:val="18"/>
-          <w:szCs w:val="18"/>
-        </w:rPr>
-      </w:pPr>
-      <w:r>
-        <w:rPr>
-          <w:sz w:val="18"/>
-          <w:szCs w:val="18"/>
-        </w:rPr>
-        <w:t>{{ anexo_sitras</w:t>
-      </w:r>
-      <w:r>
-        <w:rPr>
-          <w:sz w:val="18"/>
-          <w:szCs w:val="18"/>
-        </w:rPr>
-        <w:t xml:space="preserve">_disparo </w:t>
-      </w:r>
-      <w:r>
-        <w:rPr>
-          <w:sz w:val="18"/>
-          <w:szCs w:val="18"/>
-        </w:rPr>
-        <w:t>}}</w:t>
-      </w:r>
-    </w:p>
-    <w:p>
-      <w:pPr>
-        <w:spacing w:before="0" w:after="0" w:line="240" w:lineRule="auto"/>
-        <w:ind w:left="0" w:firstLine="0"/>
-        <w:jc w:val="center"/>
-        <w:rPr>
-          <w:rFonts w:cs="Arial"/>
-          <w:bCs/>
-          <w:color w:val="000000" w:themeColor="text1"/>
-          <w:sz w:val="18"/>
-          <w:szCs w:val="18"/>
-        </w:rPr>
-      </w:pPr>
-      <w:r>
-        <w:rPr>
-          <w:b/>
-          <w:bCs/>
-          <w:noProof/>
-          <w:sz w:val="18"/>
-          <w:szCs w:val="18"/>
-        </w:rPr>
-        <w:t xml:space="preserve">Figura </w:t>
-      </w:r>
-      <w:r>
-        <w:rPr>
-          <w:b/>
-          <w:bCs/>
-          <w:noProof/>
-          <w:sz w:val="18"/>
-          <w:szCs w:val="18"/>
-        </w:rPr>
-        <w:t>3</w:t>
-      </w:r>
-      <w:r>
-        <w:rPr>
-          <w:b/>
-          <w:bCs/>
-          <w:noProof/>
-          <w:sz w:val="18"/>
-          <w:szCs w:val="18"/>
-        </w:rPr>
-        <w:t>.</w:t>
-      </w:r>
-      <w:r>
-        <w:rPr>
-          <w:noProof/>
-          <w:sz w:val="18"/>
-          <w:szCs w:val="18"/>
-        </w:rPr>
-        <w:t xml:space="preserve"> Registro de eventos del relé Sitras PRO </w:t>
-      </w:r>
-      <w:r>
-        <w:rPr>
-          <w:rFonts w:cs="Arial"/>
-          <w:bCs/>
-          <w:color w:val="000000" w:themeColor="text1"/>
-          <w:sz w:val="18"/>
-          <w:szCs w:val="18"/>
-        </w:rPr>
-        <w:t xml:space="preserve">del </w:t>
-      </w:r>
-      <w:r>
-        <w:rPr>
-          <w:rFonts w:cs="Arial"/>
-          <w:bCs/>
-          <w:color w:val="000000" w:themeColor="text1"/>
-          <w:sz w:val="18"/>
-          <w:szCs w:val="18"/>
-        </w:rPr>
-        <w:t>({{alimentador_</w:t>
-      </w:r>
-      <w:r>
-        <w:rPr>
-          <w:rFonts w:cs="Arial"/>
-          <w:bCs/>
-          <w:color w:val="000000" w:themeColor="text1"/>
-          <w:sz w:val="18"/>
-          <w:szCs w:val="18"/>
-        </w:rPr>
-        <w:t>aperturado</w:t>
-      </w:r>
-      <w:r>
-        <w:rPr>
-          <w:rFonts w:cs="Arial"/>
-          <w:bCs/>
-          <w:color w:val="000000" w:themeColor="text1"/>
-          <w:sz w:val="18"/>
-          <w:szCs w:val="18"/>
-        </w:rPr>
-        <w:t>}} {{ser_</w:t>
-      </w:r>
-      <w:r>
-        <w:rPr>
-          <w:rFonts w:cs="Arial"/>
-          <w:bCs/>
-          <w:color w:val="000000" w:themeColor="text1"/>
-          <w:sz w:val="18"/>
-          <w:szCs w:val="18"/>
-        </w:rPr>
-        <w:t>aperturado</w:t>
-      </w:r>
-      <w:r>
-        <w:rPr>
-          <w:rFonts w:cs="Arial"/>
-          <w:bCs/>
-          <w:color w:val="000000" w:themeColor="text1"/>
-          <w:sz w:val="18"/>
-          <w:szCs w:val="18"/>
-        </w:rPr>
-        <w:t>}})</w:t>
-      </w:r>
-      <w:r>
-        <w:rPr>
-          <w:rFonts w:cs="Arial"/>
-          <w:bCs/>
-          <w:color w:val="000000" w:themeColor="text1"/>
-          <w:sz w:val="18"/>
-          <w:szCs w:val="18"/>
-        </w:rPr>
-        <w:t>{% else %}</w:t>
-      </w:r>
-    </w:p>
-    <w:p>
-      <w:pPr>
-        <w:spacing w:before="0" w:after="0" w:line="240" w:lineRule="auto"/>
-        <w:ind w:left="0" w:firstLine="0"/>
-        <w:jc w:val="center"/>
-        <w:rPr>
-          <w:rFonts w:cs="Arial"/>
-          <w:bCs/>
-          <w:color w:val="000000" w:themeColor="text1"/>
-          <w:sz w:val="18"/>
-          <w:szCs w:val="18"/>
-        </w:rPr>
-      </w:pPr>
-      <w:r>
-        <w:rPr>
-          <w:rFonts w:cs="Arial"/>
-          <w:bCs/>
-          <w:color w:val="000000" w:themeColor="text1"/>
-          <w:sz w:val="18"/>
-          <w:szCs w:val="18"/>
-        </w:rPr>
-        <w:t>{{ anexo_sitras_disparo }}</w:t>
-      </w:r>
-    </w:p>
-    <w:p>
-      <w:pPr>
-        <w:spacing w:before="0" w:after="0" w:line="240" w:lineRule="auto"/>
-        <w:ind w:left="0" w:firstLine="0"/>
-        <w:jc w:val="center"/>
-        <w:rPr>
-          <w:rFonts w:cs="Arial"/>
-          <w:bCs/>
-          <w:color w:val="000000" w:themeColor="text1"/>
-          <w:sz w:val="18"/>
-          <w:szCs w:val="18"/>
-        </w:rPr>
-      </w:pPr>
-      <w:r>
-        <w:rPr>
-          <w:b/>
-          <w:bCs/>
-          <w:noProof/>
-          <w:sz w:val="18"/>
-          <w:szCs w:val="18"/>
-        </w:rPr>
-        <w:t xml:space="preserve">Figura </w:t>
-      </w:r>
-      <w:r>
-        <w:rPr>
-          <w:b/>
-          <w:bCs/>
-          <w:i/>
-          <w:noProof/>
-          <w:sz w:val="18"/>
-          <w:szCs w:val="18"/>
-        </w:rPr>
-        <w:t>2</w:t>
-      </w:r>
-      <w:r>
-        <w:rPr>
-          <w:b/>
-          <w:bCs/>
-          <w:noProof/>
-          <w:sz w:val="18"/>
-          <w:szCs w:val="18"/>
-        </w:rPr>
-        <w:t>.</w:t>
-      </w:r>
-      <w:r>
-        <w:rPr>
-          <w:noProof/>
-          <w:sz w:val="18"/>
-          <w:szCs w:val="18"/>
-        </w:rPr>
-        <w:t xml:space="preserve"> Registro de eventos del relé Sitras PRO del </w:t>
-      </w:r>
-      <w:r>
-        <w:rPr>
-          <w:rFonts w:cs="Arial"/>
-          <w:bCs/>
-          <w:color w:val="000000" w:themeColor="text1"/>
-          <w:sz w:val="18"/>
-          <w:szCs w:val="18"/>
-        </w:rPr>
-        <w:t>({{alimentador_aperturado}} {{ser_aperturado}}){% endif %}</w:t>
-      </w:r>
-    </w:p>
-    <w:p>
-      <w:pPr>
-        <w:spacing w:before="0" w:after="0" w:line="240" w:lineRule="auto"/>
-        <w:jc w:val="center"/>
-        <w:rPr>
-          <w:noProof/>
-          <w:sz w:val="18"/>
-          <w:szCs w:val="18"/>
-        </w:rPr>
-      </w:pPr>
-    </w:p>
-    <w:p>
-      <w:pPr>
-        <w:spacing w:before="0" w:after="0" w:line="240" w:lineRule="auto"/>
-        <w:ind w:left="0" w:firstLine="0"/>
-        <w:rPr>
-          <w:rFonts w:cs="Arial"/>
-          <w:bCs/>
-          <w:color w:val="000000" w:themeColor="text1"/>
-          <w:sz w:val="18"/>
-          <w:szCs w:val="18"/>
-        </w:rPr>
-      </w:pPr>
-      <w:r>
-        <w:rPr>
-          <w:rFonts w:cs="Arial"/>
-          <w:bCs/>
-          <w:color w:val="000000" w:themeColor="text1"/>
-          <w:sz w:val="18"/>
-          <w:szCs w:val="18"/>
-        </w:rPr>
-        <w:t xml:space="preserve">Del registro de eventos del relé de protección principal Sitras PRO del alimentador </w:t>
-      </w:r>
-      <w:r>
-        <w:rPr>
-          <w:rFonts w:cs="Arial"/>
-          <w:bCs/>
-          <w:color w:val="000000" w:themeColor="text1"/>
-          <w:sz w:val="18"/>
-          <w:szCs w:val="18"/>
-        </w:rPr>
-        <w:t>{{alimentador_vecino}}</w:t>
-      </w:r>
-      <w:r>
-        <w:rPr>
-          <w:rFonts w:cs="Arial"/>
-          <w:bCs/>
-          <w:color w:val="000000" w:themeColor="text1"/>
-          <w:sz w:val="18"/>
-          <w:szCs w:val="18"/>
-        </w:rPr>
-        <w:t xml:space="preserve"> en la </w:t>
-      </w:r>
-      <w:r>
-        <w:rPr>
-          <w:rFonts w:cs="Arial"/>
-          <w:bCs/>
-          <w:color w:val="000000" w:themeColor="text1"/>
-          <w:sz w:val="18"/>
-          <w:szCs w:val="18"/>
-        </w:rPr>
-        <w:t>{{ser_vecino}}</w:t>
-      </w:r>
-      <w:r>
-        <w:rPr>
-          <w:rFonts w:cs="Arial"/>
-          <w:bCs/>
-          <w:color w:val="000000" w:themeColor="text1"/>
-          <w:sz w:val="18"/>
-          <w:szCs w:val="18"/>
-        </w:rPr>
-        <w:t xml:space="preserve">, se muestra la secuencia, donde se puede observar que el relé disparo con la función </w:t>
-      </w:r>
-      <w:r>
-        <w:rPr>
-          <w:rFonts w:cs="Arial"/>
-          <w:b/>
-          <w:color w:val="000000" w:themeColor="text1"/>
-          <w:sz w:val="18"/>
-          <w:szCs w:val="18"/>
-        </w:rPr>
-        <w:t xml:space="preserve">“Alarm: Transfer trip from neighboring substation active” </w:t>
-      </w:r>
-      <w:r>
-        <w:rPr>
-          <w:rFonts w:cs="Arial"/>
-          <w:bCs/>
-          <w:color w:val="000000" w:themeColor="text1"/>
-          <w:sz w:val="18"/>
-          <w:szCs w:val="18"/>
-        </w:rPr>
-        <w:t>operación por disparo de subestación vecina.</w:t>
-      </w:r>
-    </w:p>
-    <w:p>
-      <w:pPr>
-        <w:spacing w:before="0" w:after="0" w:line="240" w:lineRule="auto"/>
-        <w:ind w:left="0" w:firstLine="0"/>
-        <w:jc w:val="left"/>
-        <w:rPr>
-          <w:rFonts w:cs="Arial"/>
-          <w:bCs/>
-          <w:color w:val="000000" w:themeColor="text1"/>
-          <w:sz w:val="18"/>
-          <w:szCs w:val="18"/>
-        </w:rPr>
-      </w:pPr>
-    </w:p>
-    <w:p>
-      <w:pPr>
-        <w:spacing w:before="0" w:after="0" w:line="240" w:lineRule="auto"/>
-        <w:ind w:left="0" w:firstLine="0"/>
-        <w:jc w:val="left"/>
-        <w:rPr>
-          <w:rFonts w:cs="Arial"/>
-          <w:bCs/>
-          <w:color w:val="000000" w:themeColor="text1"/>
-          <w:sz w:val="18"/>
-          <w:szCs w:val="18"/>
-        </w:rPr>
-      </w:pPr>
-    </w:p>
-    <w:p>
-      <w:pPr>
-        <w:spacing w:before="0" w:after="0" w:line="240" w:lineRule="auto"/>
-        <w:ind w:left="0" w:firstLine="0"/>
-        <w:jc w:val="center"/>
-        <w:rPr>
-          <w:rFonts w:cs="Arial"/>
-          <w:bCs/>
-          <w:color w:val="000000" w:themeColor="text1"/>
-          <w:sz w:val="18"/>
-          <w:szCs w:val="18"/>
-        </w:rPr>
-      </w:pPr>
-      <w:r>
-        <w:rPr>
-          <w:rFonts w:cs="Arial"/>
-          <w:bCs/>
-          <w:color w:val="000000" w:themeColor="text1"/>
-          <w:sz w:val="18"/>
-          <w:szCs w:val="18"/>
-        </w:rPr>
-        <w:t>{% if tiene_sigra %}</w:t>
-      </w:r>
-    </w:p>
-    <w:p>
-      <w:pPr>
-        <w:spacing w:before="0" w:after="0" w:line="240" w:lineRule="auto"/>
-        <w:jc w:val="center"/>
-        <w:rPr>
-          <w:sz w:val="18"/>
-          <w:szCs w:val="18"/>
-        </w:rPr>
-      </w:pPr>
-      <w:r>
-        <w:rPr>
-          <w:sz w:val="18"/>
-          <w:szCs w:val="18"/>
-        </w:rPr>
-        <w:t>{{ anexo_sitras</w:t>
-      </w:r>
-      <w:r>
-        <w:rPr>
-          <w:sz w:val="18"/>
-          <w:szCs w:val="18"/>
-        </w:rPr>
-        <w:t>_aperturado</w:t>
-      </w:r>
-      <w:r>
-        <w:rPr>
-          <w:sz w:val="18"/>
-          <w:szCs w:val="18"/>
-        </w:rPr>
-        <w:t xml:space="preserve"> }}</w:t>
-      </w:r>
-    </w:p>
-    <w:p>
-      <w:pPr>
-        <w:pStyle w:val="Descripcin"/>
-        <w:spacing w:before="0" w:after="0" w:line="240" w:lineRule="auto"/>
-        <w:rPr>
-          <w:b w:val="0"/>
-          <w:bCs w:val="0"/>
-          <w:i w:val="0"/>
-          <w:sz w:val="18"/>
-          <w:szCs w:val="18"/>
-        </w:rPr>
-      </w:pPr>
-      <w:r>
-        <w:rPr>
-          <w:i w:val="0"/>
-          <w:noProof/>
-          <w:sz w:val="18"/>
-          <w:szCs w:val="18"/>
-        </w:rPr>
-        <w:t xml:space="preserve">Figura </w:t>
-      </w:r>
-      <w:r>
-        <w:rPr>
-          <w:i w:val="0"/>
-          <w:noProof/>
-          <w:sz w:val="18"/>
-          <w:szCs w:val="18"/>
-        </w:rPr>
-        <w:t>4</w:t>
-      </w:r>
-      <w:r>
-        <w:rPr>
-          <w:i w:val="0"/>
-          <w:noProof/>
-          <w:sz w:val="18"/>
-          <w:szCs w:val="18"/>
-        </w:rPr>
-        <w:t>.</w:t>
-      </w:r>
+      <w:proofErr w:type="spellStart"/>
       <w:r>
         <w:rPr>
           <w:b w:val="0"/>
@@ -5542,18 +4510,9 @@
           <w:sz w:val="18"/>
           <w:szCs w:val="18"/>
         </w:rPr>
-        <w:t xml:space="preserve"> Registro de eventos del relé Sitras PRO del </w:t>
-      </w:r>
-      <w:r>
-        <w:rPr>
-          <w:b w:val="0"/>
-          <w:bCs w:val="0"/>
-          <w:i w:val="0"/>
-          <w:sz w:val="18"/>
-          <w:szCs w:val="18"/>
-        </w:rPr>
-        <w:t>(</w:t>
-      </w:r>
+        <w:t>alimentador_disparo</w:t>
+      </w:r>
+      <w:proofErr w:type="spellEnd"/>
       <w:r>
         <w:rPr>
           <w:b w:val="0"/>
@@ -5563,7 +4522,2491 @@
           <w:sz w:val="18"/>
           <w:szCs w:val="18"/>
         </w:rPr>
-        <w:t>{{alimentador_</w:t>
+        <w:t>}} {{ser_disparo}}</w:t>
+      </w:r>
+      <w:r>
+        <w:rPr>
+          <w:b w:val="0"/>
+          <w:bCs w:val="0"/>
+          <w:i w:val="0"/>
+          <w:sz w:val="18"/>
+          <w:szCs w:val="18"/>
+        </w:rPr>
+        <w:t>)</w:t>
+      </w:r>
+    </w:p>
+    <w:p>
+      <w:pPr>
+        <w:ind w:left="708" w:hanging="708"/>
+        <w:jc w:val="center"/>
+      </w:pPr>
+    </w:p>
+    <w:p>
+      <w:pPr>
+        <w:spacing w:before="0" w:after="0" w:line="240" w:lineRule="auto"/>
+        <w:ind w:left="0" w:firstLine="0"/>
+        <w:rPr>
+          <w:rFonts w:ascii="Arial Narrow" w:hAnsi="Arial Narrow" w:cs="Arial Narrow"/>
+          <w:bCs/>
+          <w:color w:val="000000" w:themeColor="text1"/>
+          <w:sz w:val="18"/>
+          <w:szCs w:val="18"/>
+        </w:rPr>
+      </w:pPr>
+      <w:r>
+        <w:rPr>
+          <w:rFonts w:cs="Arial"/>
+          <w:bCs/>
+          <w:color w:val="000000" w:themeColor="text1"/>
+          <w:sz w:val="18"/>
+          <w:szCs w:val="18"/>
+        </w:rPr>
+        <w:t xml:space="preserve">A las </w:t>
+      </w:r>
+      <w:r>
+        <w:rPr>
+          <w:rFonts w:cs="Arial"/>
+          <w:bCs/>
+          <w:color w:val="000000" w:themeColor="text1"/>
+          <w:sz w:val="18"/>
+          <w:szCs w:val="18"/>
+        </w:rPr>
+        <w:t>{{</w:t>
+      </w:r>
+      <w:proofErr w:type="spellStart"/>
+      <w:r>
+        <w:rPr>
+          <w:rFonts w:cs="Arial"/>
+          <w:bCs/>
+          <w:color w:val="000000" w:themeColor="text1"/>
+          <w:sz w:val="18"/>
+          <w:szCs w:val="18"/>
+        </w:rPr>
+        <w:t>hora_vicos_disparo</w:t>
+      </w:r>
+      <w:proofErr w:type="spellEnd"/>
+      <w:r>
+        <w:rPr>
+          <w:rFonts w:cs="Arial"/>
+          <w:bCs/>
+          <w:color w:val="000000" w:themeColor="text1"/>
+          <w:sz w:val="18"/>
+          <w:szCs w:val="18"/>
+        </w:rPr>
+        <w:t>}}</w:t>
+      </w:r>
+      <w:r>
+        <w:rPr>
+          <w:rFonts w:cs="Arial"/>
+          <w:bCs/>
+          <w:color w:val="000000" w:themeColor="text1"/>
+          <w:sz w:val="18"/>
+          <w:szCs w:val="18"/>
+        </w:rPr>
+        <w:t xml:space="preserve"> se apertura </w:t>
+      </w:r>
+      <w:r>
+        <w:rPr>
+          <w:rFonts w:cs="Arial"/>
+          <w:bCs/>
+          <w:color w:val="000000" w:themeColor="text1"/>
+          <w:sz w:val="18"/>
+          <w:szCs w:val="18"/>
+        </w:rPr>
+        <w:t>el interruptor</w:t>
+      </w:r>
+      <w:r>
+        <w:rPr>
+          <w:rFonts w:cs="Arial"/>
+          <w:bCs/>
+          <w:color w:val="000000" w:themeColor="text1"/>
+          <w:sz w:val="18"/>
+          <w:szCs w:val="18"/>
+        </w:rPr>
+        <w:t xml:space="preserve"> </w:t>
+      </w:r>
+      <w:r>
+        <w:rPr>
+          <w:rFonts w:cs="Arial"/>
+          <w:bCs/>
+          <w:color w:val="000000" w:themeColor="text1"/>
+          <w:sz w:val="18"/>
+          <w:szCs w:val="18"/>
+        </w:rPr>
+        <w:t>{{</w:t>
+      </w:r>
+      <w:proofErr w:type="spellStart"/>
+      <w:r>
+        <w:rPr>
+          <w:rFonts w:cs="Arial"/>
+          <w:bCs/>
+          <w:color w:val="000000" w:themeColor="text1"/>
+          <w:sz w:val="18"/>
+          <w:szCs w:val="18"/>
+        </w:rPr>
+        <w:t>interruptor_</w:t>
+      </w:r>
+      <w:r>
+        <w:rPr>
+          <w:rFonts w:cs="Arial"/>
+          <w:bCs/>
+          <w:color w:val="000000" w:themeColor="text1"/>
+          <w:sz w:val="18"/>
+          <w:szCs w:val="18"/>
+        </w:rPr>
+        <w:t>aperturado_</w:t>
+      </w:r>
+      <w:r>
+        <w:rPr>
+          <w:rFonts w:cs="Arial"/>
+          <w:bCs/>
+          <w:color w:val="000000" w:themeColor="text1"/>
+          <w:sz w:val="18"/>
+          <w:szCs w:val="18"/>
+        </w:rPr>
+        <w:t>num</w:t>
+      </w:r>
+      <w:proofErr w:type="spellEnd"/>
+      <w:r>
+        <w:rPr>
+          <w:rFonts w:cs="Arial"/>
+          <w:bCs/>
+          <w:color w:val="000000" w:themeColor="text1"/>
+          <w:sz w:val="18"/>
+          <w:szCs w:val="18"/>
+        </w:rPr>
+        <w:t>}}</w:t>
+      </w:r>
+      <w:r>
+        <w:rPr>
+          <w:rFonts w:cs="Arial"/>
+          <w:bCs/>
+          <w:color w:val="000000" w:themeColor="text1"/>
+          <w:sz w:val="18"/>
+          <w:szCs w:val="18"/>
+        </w:rPr>
+        <w:t xml:space="preserve"> del alimentador </w:t>
+      </w:r>
+      <w:r>
+        <w:rPr>
+          <w:rFonts w:cs="Arial"/>
+          <w:bCs/>
+          <w:color w:val="000000" w:themeColor="text1"/>
+          <w:sz w:val="18"/>
+          <w:szCs w:val="18"/>
+        </w:rPr>
+        <w:t>{{</w:t>
+      </w:r>
+      <w:proofErr w:type="spellStart"/>
+      <w:r>
+        <w:rPr>
+          <w:rFonts w:cs="Arial"/>
+          <w:bCs/>
+          <w:color w:val="000000" w:themeColor="text1"/>
+          <w:sz w:val="18"/>
+          <w:szCs w:val="18"/>
+        </w:rPr>
+        <w:t>alimentador</w:t>
+      </w:r>
+      <w:r>
+        <w:rPr>
+          <w:rFonts w:cs="Arial"/>
+          <w:bCs/>
+          <w:color w:val="000000" w:themeColor="text1"/>
+          <w:sz w:val="18"/>
+          <w:szCs w:val="18"/>
+        </w:rPr>
+        <w:t>_aperturado</w:t>
+      </w:r>
+      <w:proofErr w:type="spellEnd"/>
+      <w:r>
+        <w:rPr>
+          <w:rFonts w:cs="Arial"/>
+          <w:bCs/>
+          <w:color w:val="000000" w:themeColor="text1"/>
+          <w:sz w:val="18"/>
+          <w:szCs w:val="18"/>
+        </w:rPr>
+        <w:t>}}</w:t>
+      </w:r>
+      <w:r>
+        <w:rPr>
+          <w:rFonts w:cs="Arial"/>
+          <w:bCs/>
+          <w:color w:val="000000" w:themeColor="text1"/>
+          <w:sz w:val="18"/>
+          <w:szCs w:val="18"/>
+        </w:rPr>
+        <w:t xml:space="preserve"> de </w:t>
+      </w:r>
+      <w:r>
+        <w:rPr>
+          <w:rFonts w:cs="Arial"/>
+          <w:bCs/>
+          <w:color w:val="000000" w:themeColor="text1"/>
+          <w:sz w:val="18"/>
+          <w:szCs w:val="18"/>
+        </w:rPr>
+        <w:t>{{</w:t>
+      </w:r>
+      <w:proofErr w:type="spellStart"/>
+      <w:r>
+        <w:rPr>
+          <w:rFonts w:cs="Arial"/>
+          <w:bCs/>
+          <w:color w:val="000000" w:themeColor="text1"/>
+          <w:sz w:val="18"/>
+          <w:szCs w:val="18"/>
+        </w:rPr>
+        <w:t>ser</w:t>
+      </w:r>
+      <w:r>
+        <w:rPr>
+          <w:rFonts w:cs="Arial"/>
+          <w:bCs/>
+          <w:color w:val="000000" w:themeColor="text1"/>
+          <w:sz w:val="18"/>
+          <w:szCs w:val="18"/>
+        </w:rPr>
+        <w:t>_aperturado</w:t>
+      </w:r>
+      <w:proofErr w:type="spellEnd"/>
+      <w:r>
+        <w:rPr>
+          <w:rFonts w:cs="Arial"/>
+          <w:bCs/>
+          <w:color w:val="000000" w:themeColor="text1"/>
+          <w:sz w:val="18"/>
+          <w:szCs w:val="18"/>
+        </w:rPr>
+        <w:t>}}</w:t>
+      </w:r>
+      <w:r>
+        <w:rPr>
+          <w:rFonts w:cs="Arial"/>
+          <w:bCs/>
+          <w:color w:val="000000" w:themeColor="text1"/>
+          <w:sz w:val="18"/>
+          <w:szCs w:val="18"/>
+        </w:rPr>
+        <w:t xml:space="preserve"> y </w:t>
+      </w:r>
+      <w:r>
+        <w:rPr>
+          <w:rFonts w:cs="Arial"/>
+          <w:bCs/>
+          <w:color w:val="000000" w:themeColor="text1"/>
+          <w:sz w:val="18"/>
+          <w:szCs w:val="18"/>
+        </w:rPr>
+        <w:t>a las {{</w:t>
+      </w:r>
+      <w:proofErr w:type="spellStart"/>
+      <w:r>
+        <w:rPr>
+          <w:rFonts w:cs="Arial"/>
+          <w:bCs/>
+          <w:color w:val="000000" w:themeColor="text1"/>
+          <w:sz w:val="18"/>
+          <w:szCs w:val="18"/>
+        </w:rPr>
+        <w:t>hora_vicos_disparo_vecina</w:t>
+      </w:r>
+      <w:proofErr w:type="spellEnd"/>
+      <w:r>
+        <w:rPr>
+          <w:rFonts w:cs="Arial"/>
+          <w:bCs/>
+          <w:color w:val="000000" w:themeColor="text1"/>
+          <w:sz w:val="18"/>
+          <w:szCs w:val="18"/>
+        </w:rPr>
+        <w:t xml:space="preserve">}} se apertura el interruptor </w:t>
+      </w:r>
+      <w:r>
+        <w:rPr>
+          <w:rFonts w:cs="Arial"/>
+          <w:bCs/>
+          <w:color w:val="000000" w:themeColor="text1"/>
+          <w:sz w:val="18"/>
+          <w:szCs w:val="18"/>
+        </w:rPr>
+        <w:t>{{</w:t>
+      </w:r>
+      <w:proofErr w:type="spellStart"/>
+      <w:r>
+        <w:rPr>
+          <w:rFonts w:cs="Arial"/>
+          <w:bCs/>
+          <w:color w:val="000000" w:themeColor="text1"/>
+          <w:sz w:val="18"/>
+          <w:szCs w:val="18"/>
+        </w:rPr>
+        <w:t>interruptor_</w:t>
+      </w:r>
+      <w:r>
+        <w:rPr>
+          <w:rFonts w:cs="Arial"/>
+          <w:bCs/>
+          <w:color w:val="000000" w:themeColor="text1"/>
+          <w:sz w:val="18"/>
+          <w:szCs w:val="18"/>
+        </w:rPr>
+        <w:t>vecino_</w:t>
+      </w:r>
+      <w:r>
+        <w:rPr>
+          <w:rFonts w:cs="Arial"/>
+          <w:bCs/>
+          <w:color w:val="000000" w:themeColor="text1"/>
+          <w:sz w:val="18"/>
+          <w:szCs w:val="18"/>
+        </w:rPr>
+        <w:t>num</w:t>
+      </w:r>
+      <w:proofErr w:type="spellEnd"/>
+      <w:r>
+        <w:rPr>
+          <w:rFonts w:cs="Arial"/>
+          <w:bCs/>
+          <w:color w:val="000000" w:themeColor="text1"/>
+          <w:sz w:val="18"/>
+          <w:szCs w:val="18"/>
+        </w:rPr>
+        <w:t>}}</w:t>
+      </w:r>
+      <w:r>
+        <w:rPr>
+          <w:rFonts w:cs="Arial"/>
+          <w:bCs/>
+          <w:color w:val="000000" w:themeColor="text1"/>
+          <w:sz w:val="18"/>
+          <w:szCs w:val="18"/>
+        </w:rPr>
+        <w:t xml:space="preserve"> del alimentador </w:t>
+      </w:r>
+      <w:r>
+        <w:rPr>
+          <w:rFonts w:cs="Arial"/>
+          <w:bCs/>
+          <w:color w:val="000000" w:themeColor="text1"/>
+          <w:sz w:val="18"/>
+          <w:szCs w:val="18"/>
+        </w:rPr>
+        <w:t>{{</w:t>
+      </w:r>
+      <w:proofErr w:type="spellStart"/>
+      <w:r>
+        <w:rPr>
+          <w:rFonts w:cs="Arial"/>
+          <w:bCs/>
+          <w:color w:val="000000" w:themeColor="text1"/>
+          <w:sz w:val="18"/>
+          <w:szCs w:val="18"/>
+        </w:rPr>
+        <w:t>alimentador</w:t>
+      </w:r>
+      <w:r>
+        <w:rPr>
+          <w:rFonts w:cs="Arial"/>
+          <w:bCs/>
+          <w:color w:val="000000" w:themeColor="text1"/>
+          <w:sz w:val="18"/>
+          <w:szCs w:val="18"/>
+        </w:rPr>
+        <w:t>_vecino</w:t>
+      </w:r>
+      <w:proofErr w:type="spellEnd"/>
+      <w:r>
+        <w:rPr>
+          <w:rFonts w:cs="Arial"/>
+          <w:bCs/>
+          <w:color w:val="000000" w:themeColor="text1"/>
+          <w:sz w:val="18"/>
+          <w:szCs w:val="18"/>
+        </w:rPr>
+        <w:t>}}</w:t>
+      </w:r>
+      <w:r>
+        <w:rPr>
+          <w:rFonts w:cs="Arial"/>
+          <w:bCs/>
+          <w:color w:val="000000" w:themeColor="text1"/>
+          <w:sz w:val="18"/>
+          <w:szCs w:val="18"/>
+        </w:rPr>
+        <w:t xml:space="preserve"> </w:t>
+      </w:r>
+      <w:r>
+        <w:rPr>
+          <w:rFonts w:cs="Arial"/>
+          <w:bCs/>
+          <w:color w:val="000000" w:themeColor="text1"/>
+          <w:sz w:val="18"/>
+          <w:szCs w:val="18"/>
+        </w:rPr>
+        <w:t>de {{</w:t>
+      </w:r>
+      <w:proofErr w:type="spellStart"/>
+      <w:r>
+        <w:rPr>
+          <w:rFonts w:cs="Arial"/>
+          <w:bCs/>
+          <w:color w:val="000000" w:themeColor="text1"/>
+          <w:sz w:val="18"/>
+          <w:szCs w:val="18"/>
+        </w:rPr>
+        <w:t>se</w:t>
+      </w:r>
+      <w:r>
+        <w:rPr>
+          <w:rFonts w:cs="Arial"/>
+          <w:bCs/>
+          <w:color w:val="000000" w:themeColor="text1"/>
+          <w:sz w:val="18"/>
+          <w:szCs w:val="18"/>
+        </w:rPr>
+        <w:t>r_vecino</w:t>
+      </w:r>
+      <w:proofErr w:type="spellEnd"/>
+      <w:r>
+        <w:rPr>
+          <w:rFonts w:cs="Arial"/>
+          <w:bCs/>
+          <w:color w:val="000000" w:themeColor="text1"/>
+          <w:sz w:val="18"/>
+          <w:szCs w:val="18"/>
+        </w:rPr>
+        <w:t>}}</w:t>
+      </w:r>
+      <w:r>
+        <w:rPr>
+          <w:rFonts w:cs="Arial"/>
+          <w:bCs/>
+          <w:color w:val="000000" w:themeColor="text1"/>
+          <w:sz w:val="18"/>
+          <w:szCs w:val="18"/>
+        </w:rPr>
+        <w:t xml:space="preserve">; los relés </w:t>
+      </w:r>
+      <w:proofErr w:type="spellStart"/>
+      <w:r>
+        <w:rPr>
+          <w:rFonts w:cs="Arial"/>
+          <w:bCs/>
+          <w:color w:val="000000" w:themeColor="text1"/>
+          <w:sz w:val="18"/>
+          <w:szCs w:val="18"/>
+        </w:rPr>
+        <w:t>Sitras</w:t>
+      </w:r>
+      <w:proofErr w:type="spellEnd"/>
+      <w:r>
+        <w:rPr>
+          <w:rFonts w:cs="Arial"/>
+          <w:bCs/>
+          <w:color w:val="000000" w:themeColor="text1"/>
+          <w:sz w:val="18"/>
+          <w:szCs w:val="18"/>
+        </w:rPr>
+        <w:t xml:space="preserve"> PRO de ambos alimentadores </w:t>
+      </w:r>
+      <w:r>
+        <w:rPr>
+          <w:rFonts w:cs="Arial"/>
+          <w:b/>
+          <w:color w:val="000000" w:themeColor="text1"/>
+          <w:sz w:val="18"/>
+          <w:szCs w:val="18"/>
+        </w:rPr>
+        <w:t xml:space="preserve">registraron </w:t>
+      </w:r>
+      <w:proofErr w:type="spellStart"/>
+      <w:r>
+        <w:rPr>
+          <w:rFonts w:cs="Arial"/>
+          <w:b/>
+          <w:color w:val="000000" w:themeColor="text1"/>
+          <w:sz w:val="18"/>
+          <w:szCs w:val="18"/>
+        </w:rPr>
+        <w:t>sobrecorriente</w:t>
+      </w:r>
+      <w:proofErr w:type="spellEnd"/>
+      <w:r>
+        <w:rPr>
+          <w:rFonts w:cs="Arial"/>
+          <w:b/>
+          <w:color w:val="000000" w:themeColor="text1"/>
+          <w:sz w:val="18"/>
+          <w:szCs w:val="18"/>
+        </w:rPr>
+        <w:t xml:space="preserve"> de retorno</w:t>
+      </w:r>
+      <w:r>
+        <w:rPr>
+          <w:rFonts w:cs="Arial"/>
+          <w:bCs/>
+          <w:color w:val="000000" w:themeColor="text1"/>
+          <w:sz w:val="18"/>
+          <w:szCs w:val="18"/>
+        </w:rPr>
+        <w:t xml:space="preserve"> en la línea aérea de contacto de la zona </w:t>
+      </w:r>
+      <w:r>
+        <w:rPr>
+          <w:rFonts w:cs="Arial"/>
+          <w:bCs/>
+          <w:color w:val="000000" w:themeColor="text1"/>
+          <w:sz w:val="18"/>
+          <w:szCs w:val="18"/>
+        </w:rPr>
+        <w:t>{{zona}}</w:t>
+      </w:r>
+      <w:r>
+        <w:rPr>
+          <w:rFonts w:cs="Arial"/>
+          <w:bCs/>
+          <w:color w:val="000000" w:themeColor="text1"/>
+          <w:sz w:val="18"/>
+          <w:szCs w:val="18"/>
+        </w:rPr>
+        <w:t xml:space="preserve">, señalizando las funciones </w:t>
+      </w:r>
+      <w:r>
+        <w:rPr>
+          <w:rFonts w:cs="Arial"/>
+          <w:b/>
+          <w:bCs/>
+          <w:sz w:val="18"/>
+          <w:szCs w:val="18"/>
+        </w:rPr>
+        <w:t>“</w:t>
+      </w:r>
+      <w:r>
+        <w:rPr>
+          <w:rFonts w:cs="Arial"/>
+          <w:b/>
+          <w:bCs/>
+          <w:sz w:val="18"/>
+          <w:szCs w:val="18"/>
+        </w:rPr>
+        <w:t>{{</w:t>
+      </w:r>
+      <w:proofErr w:type="spellStart"/>
+      <w:r>
+        <w:rPr>
+          <w:rFonts w:cs="Arial"/>
+          <w:b/>
+          <w:bCs/>
+          <w:sz w:val="18"/>
+          <w:szCs w:val="18"/>
+        </w:rPr>
+        <w:t>funcion_disparo_final</w:t>
+      </w:r>
+      <w:proofErr w:type="spellEnd"/>
+      <w:r>
+        <w:rPr>
+          <w:rFonts w:cs="Arial"/>
+          <w:b/>
+          <w:bCs/>
+          <w:sz w:val="18"/>
+          <w:szCs w:val="18"/>
+        </w:rPr>
+        <w:t>}}</w:t>
+      </w:r>
+      <w:r>
+        <w:rPr>
+          <w:rFonts w:cs="Arial"/>
+          <w:b/>
+          <w:bCs/>
+          <w:sz w:val="18"/>
+          <w:szCs w:val="18"/>
+        </w:rPr>
+        <w:t xml:space="preserve">” </w:t>
+      </w:r>
+      <w:r>
+        <w:rPr>
+          <w:rFonts w:cs="Arial"/>
+          <w:sz w:val="18"/>
+          <w:szCs w:val="18"/>
+        </w:rPr>
+        <w:t>y</w:t>
+      </w:r>
+      <w:r>
+        <w:rPr>
+          <w:rFonts w:cs="Arial"/>
+          <w:b/>
+          <w:bCs/>
+          <w:sz w:val="18"/>
+          <w:szCs w:val="18"/>
+        </w:rPr>
+        <w:t xml:space="preserve"> “</w:t>
+      </w:r>
+      <w:r>
+        <w:rPr>
+          <w:rFonts w:cs="Arial"/>
+          <w:b/>
+          <w:color w:val="000000" w:themeColor="text1"/>
+          <w:sz w:val="18"/>
+          <w:szCs w:val="18"/>
+        </w:rPr>
+        <w:t xml:space="preserve">Arrastre desde SSEE colateral activo” </w:t>
+      </w:r>
+      <w:r>
+        <w:rPr>
+          <w:rFonts w:cs="Arial"/>
+          <w:bCs/>
+          <w:color w:val="000000" w:themeColor="text1"/>
+          <w:sz w:val="18"/>
+          <w:szCs w:val="18"/>
+        </w:rPr>
+        <w:t xml:space="preserve">respectivamente; </w:t>
+      </w:r>
+      <w:r>
+        <w:rPr>
+          <w:rFonts w:cs="Arial"/>
+          <w:b/>
+          <w:color w:val="000000" w:themeColor="text1"/>
+          <w:sz w:val="18"/>
+          <w:szCs w:val="18"/>
+        </w:rPr>
+        <w:t xml:space="preserve">originado por </w:t>
+      </w:r>
+      <w:r>
+        <w:rPr>
+          <w:rFonts w:cs="Arial"/>
+          <w:b/>
+          <w:color w:val="000000" w:themeColor="text1"/>
+          <w:sz w:val="18"/>
+          <w:szCs w:val="18"/>
+        </w:rPr>
+        <w:t>{{motivo}}</w:t>
+      </w:r>
+      <w:r>
+        <w:rPr>
+          <w:rFonts w:cs="Arial"/>
+          <w:b/>
+          <w:color w:val="000000" w:themeColor="text1"/>
+          <w:sz w:val="18"/>
+          <w:szCs w:val="18"/>
+        </w:rPr>
+        <w:t xml:space="preserve"> de los trenes en la zona</w:t>
+      </w:r>
+      <w:r>
+        <w:rPr>
+          <w:rFonts w:cs="Arial"/>
+          <w:b/>
+          <w:color w:val="000000" w:themeColor="text1"/>
+          <w:sz w:val="18"/>
+          <w:szCs w:val="18"/>
+        </w:rPr>
+        <w:t>.</w:t>
+      </w:r>
+      <w:r>
+        <w:rPr>
+          <w:rFonts w:cs="Arial"/>
+          <w:bCs/>
+          <w:color w:val="000000" w:themeColor="text1"/>
+          <w:sz w:val="18"/>
+          <w:szCs w:val="18"/>
+        </w:rPr>
+        <w:t xml:space="preserve"> A las </w:t>
+      </w:r>
+      <w:r>
+        <w:rPr>
+          <w:sz w:val="18"/>
+          <w:szCs w:val="18"/>
+        </w:rPr>
+        <w:t>{{</w:t>
+      </w:r>
+      <w:proofErr w:type="spellStart"/>
+      <w:r>
+        <w:rPr>
+          <w:sz w:val="18"/>
+          <w:szCs w:val="18"/>
+        </w:rPr>
+        <w:t>horas_vicos_ap_final</w:t>
+      </w:r>
+      <w:proofErr w:type="spellEnd"/>
+      <w:r>
+        <w:rPr>
+          <w:sz w:val="18"/>
+          <w:szCs w:val="18"/>
+        </w:rPr>
+        <w:t>}}</w:t>
+      </w:r>
+      <w:r>
+        <w:rPr>
+          <w:rFonts w:ascii="Arial Narrow" w:hAnsi="Arial Narrow" w:cs="Arial Narrow"/>
+          <w:bCs/>
+          <w:color w:val="000000" w:themeColor="text1"/>
+          <w:sz w:val="18"/>
+          <w:szCs w:val="18"/>
+        </w:rPr>
+        <w:t xml:space="preserve"> </w:t>
+      </w:r>
+      <w:r>
+        <w:rPr>
+          <w:rFonts w:cs="Arial"/>
+          <w:bCs/>
+          <w:color w:val="000000" w:themeColor="text1"/>
+          <w:sz w:val="18"/>
+          <w:szCs w:val="18"/>
+        </w:rPr>
+        <w:t xml:space="preserve">se origina el </w:t>
+      </w:r>
+      <w:proofErr w:type="spellStart"/>
+      <w:r>
+        <w:rPr>
+          <w:rFonts w:cs="Arial"/>
+          <w:bCs/>
+          <w:color w:val="000000" w:themeColor="text1"/>
+          <w:sz w:val="18"/>
+          <w:szCs w:val="18"/>
+        </w:rPr>
+        <w:t>recierre</w:t>
+      </w:r>
+      <w:proofErr w:type="spellEnd"/>
+      <w:r>
+        <w:rPr>
+          <w:rFonts w:cs="Arial"/>
+          <w:bCs/>
+          <w:color w:val="000000" w:themeColor="text1"/>
+          <w:sz w:val="18"/>
+          <w:szCs w:val="18"/>
+        </w:rPr>
+        <w:t xml:space="preserve"> automático de</w:t>
+      </w:r>
+      <w:r>
+        <w:rPr>
+          <w:rFonts w:cs="Arial"/>
+          <w:bCs/>
+          <w:color w:val="000000" w:themeColor="text1"/>
+          <w:sz w:val="18"/>
+          <w:szCs w:val="18"/>
+        </w:rPr>
+        <w:t xml:space="preserve">l </w:t>
+      </w:r>
+      <w:r>
+        <w:rPr>
+          <w:rFonts w:cs="Arial"/>
+          <w:bCs/>
+          <w:color w:val="000000" w:themeColor="text1"/>
+          <w:sz w:val="18"/>
+          <w:szCs w:val="18"/>
+        </w:rPr>
+        <w:t xml:space="preserve">interruptor </w:t>
+      </w:r>
+      <w:r>
+        <w:rPr>
+          <w:rFonts w:cs="Arial"/>
+          <w:bCs/>
+          <w:color w:val="000000" w:themeColor="text1"/>
+          <w:sz w:val="18"/>
+          <w:szCs w:val="18"/>
+        </w:rPr>
+        <w:t>{{</w:t>
+      </w:r>
+      <w:proofErr w:type="spellStart"/>
+      <w:r>
+        <w:rPr>
+          <w:rFonts w:cs="Arial"/>
+          <w:bCs/>
+          <w:color w:val="000000" w:themeColor="text1"/>
+          <w:sz w:val="18"/>
+          <w:szCs w:val="18"/>
+        </w:rPr>
+        <w:t>interruptor_aperturado</w:t>
+      </w:r>
+      <w:proofErr w:type="spellEnd"/>
+      <w:r>
+        <w:rPr>
+          <w:rFonts w:cs="Arial"/>
+          <w:bCs/>
+          <w:color w:val="000000" w:themeColor="text1"/>
+          <w:sz w:val="18"/>
+          <w:szCs w:val="18"/>
+        </w:rPr>
+        <w:t>}}</w:t>
+      </w:r>
+      <w:r>
+        <w:rPr>
+          <w:rFonts w:cs="Arial"/>
+          <w:bCs/>
+          <w:color w:val="000000" w:themeColor="text1"/>
+          <w:sz w:val="18"/>
+          <w:szCs w:val="18"/>
+        </w:rPr>
+        <w:t xml:space="preserve"> y </w:t>
+      </w:r>
+      <w:r>
+        <w:rPr>
+          <w:rFonts w:cs="Arial"/>
+          <w:bCs/>
+          <w:color w:val="000000" w:themeColor="text1"/>
+          <w:sz w:val="18"/>
+          <w:szCs w:val="18"/>
+        </w:rPr>
+        <w:t xml:space="preserve">a las </w:t>
+      </w:r>
+      <w:r>
+        <w:rPr>
+          <w:sz w:val="18"/>
+          <w:szCs w:val="18"/>
+        </w:rPr>
+        <w:t>{{</w:t>
+      </w:r>
+      <w:proofErr w:type="spellStart"/>
+      <w:r>
+        <w:rPr>
+          <w:sz w:val="18"/>
+          <w:szCs w:val="18"/>
+        </w:rPr>
+        <w:t>horas_vicos_vec_final</w:t>
+      </w:r>
+      <w:proofErr w:type="spellEnd"/>
+      <w:r>
+        <w:rPr>
+          <w:sz w:val="18"/>
+          <w:szCs w:val="18"/>
+        </w:rPr>
+        <w:t>}}</w:t>
+      </w:r>
+      <w:r>
+        <w:rPr>
+          <w:sz w:val="18"/>
+          <w:szCs w:val="18"/>
+        </w:rPr>
+        <w:t xml:space="preserve"> se origina el </w:t>
+      </w:r>
+      <w:proofErr w:type="spellStart"/>
+      <w:r>
+        <w:rPr>
+          <w:sz w:val="18"/>
+          <w:szCs w:val="18"/>
+        </w:rPr>
+        <w:t>recierre</w:t>
+      </w:r>
+      <w:proofErr w:type="spellEnd"/>
+      <w:r>
+        <w:rPr>
+          <w:sz w:val="18"/>
+          <w:szCs w:val="18"/>
+        </w:rPr>
+        <w:t xml:space="preserve"> automático del interruptor </w:t>
+      </w:r>
+      <w:r>
+        <w:rPr>
+          <w:rFonts w:cs="Arial"/>
+          <w:bCs/>
+          <w:color w:val="000000" w:themeColor="text1"/>
+          <w:sz w:val="18"/>
+          <w:szCs w:val="18"/>
+        </w:rPr>
+        <w:t>{{</w:t>
+      </w:r>
+      <w:proofErr w:type="spellStart"/>
+      <w:r>
+        <w:rPr>
+          <w:rFonts w:cs="Arial"/>
+          <w:bCs/>
+          <w:color w:val="000000" w:themeColor="text1"/>
+          <w:sz w:val="18"/>
+          <w:szCs w:val="18"/>
+        </w:rPr>
+        <w:t>interruptor_vecino</w:t>
+      </w:r>
+      <w:proofErr w:type="spellEnd"/>
+      <w:r>
+        <w:rPr>
+          <w:rFonts w:cs="Arial"/>
+          <w:bCs/>
+          <w:color w:val="000000" w:themeColor="text1"/>
+          <w:sz w:val="18"/>
+          <w:szCs w:val="18"/>
+        </w:rPr>
+        <w:t>}}</w:t>
+      </w:r>
+      <w:r>
+        <w:rPr>
+          <w:rFonts w:cs="Arial"/>
+          <w:bCs/>
+          <w:color w:val="000000" w:themeColor="text1"/>
+          <w:sz w:val="18"/>
+          <w:szCs w:val="18"/>
+        </w:rPr>
+        <w:t xml:space="preserve"> con resultado exitoso</w:t>
+      </w:r>
+      <w:r>
+        <w:rPr>
+          <w:rFonts w:cs="Arial"/>
+          <w:b/>
+          <w:color w:val="000000" w:themeColor="text1"/>
+          <w:sz w:val="18"/>
+          <w:szCs w:val="18"/>
+        </w:rPr>
+        <w:t xml:space="preserve">, </w:t>
+      </w:r>
+      <w:r>
+        <w:rPr>
+          <w:rFonts w:cs="Arial"/>
+          <w:bCs/>
+          <w:color w:val="000000" w:themeColor="text1"/>
+          <w:sz w:val="18"/>
+          <w:szCs w:val="18"/>
+        </w:rPr>
+        <w:t>no afecto las condiciones normales de operación.</w:t>
+      </w:r>
+    </w:p>
+    <w:p>
+      <w:pPr>
+        <w:spacing w:after="0" w:line="240" w:lineRule="auto"/>
+        <w:ind w:left="0" w:firstLine="0"/>
+        <w:rPr>
+          <w:rFonts w:cs="Arial"/>
+          <w:bCs/>
+          <w:color w:val="000000" w:themeColor="text1"/>
+          <w:sz w:val="18"/>
+          <w:szCs w:val="18"/>
+        </w:rPr>
+      </w:pPr>
+      <w:r>
+        <w:rPr>
+          <w:rFonts w:cs="Arial"/>
+          <w:bCs/>
+          <w:color w:val="000000" w:themeColor="text1"/>
+          <w:sz w:val="18"/>
+          <w:szCs w:val="18"/>
+        </w:rPr>
+        <w:t xml:space="preserve">En el relé de protección principal </w:t>
+      </w:r>
+      <w:proofErr w:type="spellStart"/>
+      <w:r>
+        <w:rPr>
+          <w:rFonts w:cs="Arial"/>
+          <w:bCs/>
+          <w:color w:val="000000" w:themeColor="text1"/>
+          <w:sz w:val="18"/>
+          <w:szCs w:val="18"/>
+        </w:rPr>
+        <w:t>Sitras</w:t>
+      </w:r>
+      <w:proofErr w:type="spellEnd"/>
+      <w:r>
+        <w:rPr>
+          <w:rFonts w:cs="Arial"/>
+          <w:bCs/>
+          <w:color w:val="000000" w:themeColor="text1"/>
+          <w:sz w:val="18"/>
+          <w:szCs w:val="18"/>
+        </w:rPr>
+        <w:t xml:space="preserve"> PRO del alimentador</w:t>
+      </w:r>
+      <w:r>
+        <w:rPr>
+          <w:rFonts w:cs="Arial"/>
+          <w:bCs/>
+          <w:color w:val="000000" w:themeColor="text1"/>
+          <w:sz w:val="18"/>
+          <w:szCs w:val="18"/>
+        </w:rPr>
+        <w:t xml:space="preserve"> </w:t>
+      </w:r>
+      <w:r>
+        <w:rPr>
+          <w:rFonts w:cs="Arial"/>
+          <w:bCs/>
+          <w:color w:val="000000" w:themeColor="text1"/>
+          <w:sz w:val="18"/>
+          <w:szCs w:val="18"/>
+        </w:rPr>
+        <w:t>{{</w:t>
+      </w:r>
+      <w:proofErr w:type="spellStart"/>
+      <w:r>
+        <w:rPr>
+          <w:rFonts w:cs="Arial"/>
+          <w:bCs/>
+          <w:color w:val="000000" w:themeColor="text1"/>
+          <w:sz w:val="18"/>
+          <w:szCs w:val="18"/>
+        </w:rPr>
+        <w:t>alimentador_</w:t>
+      </w:r>
+      <w:r>
+        <w:rPr>
+          <w:rFonts w:cs="Arial"/>
+          <w:bCs/>
+          <w:color w:val="000000" w:themeColor="text1"/>
+          <w:sz w:val="18"/>
+          <w:szCs w:val="18"/>
+        </w:rPr>
+        <w:t>aperturado</w:t>
+      </w:r>
+      <w:proofErr w:type="spellEnd"/>
+      <w:r>
+        <w:rPr>
+          <w:rFonts w:cs="Arial"/>
+          <w:bCs/>
+          <w:color w:val="000000" w:themeColor="text1"/>
+          <w:sz w:val="18"/>
+          <w:szCs w:val="18"/>
+        </w:rPr>
+        <w:t>}}</w:t>
+      </w:r>
+      <w:r>
+        <w:rPr>
+          <w:rFonts w:cs="Arial"/>
+          <w:bCs/>
+          <w:color w:val="000000" w:themeColor="text1"/>
+          <w:sz w:val="18"/>
+          <w:szCs w:val="18"/>
+        </w:rPr>
+        <w:t xml:space="preserve"> {{</w:t>
+      </w:r>
+      <w:proofErr w:type="spellStart"/>
+      <w:r>
+        <w:rPr>
+          <w:rFonts w:cs="Arial"/>
+          <w:bCs/>
+          <w:color w:val="000000" w:themeColor="text1"/>
+          <w:sz w:val="18"/>
+          <w:szCs w:val="18"/>
+        </w:rPr>
+        <w:t>ser_aperturado</w:t>
+      </w:r>
+      <w:proofErr w:type="spellEnd"/>
+      <w:r>
+        <w:rPr>
+          <w:rFonts w:cs="Arial"/>
+          <w:bCs/>
+          <w:color w:val="000000" w:themeColor="text1"/>
+          <w:sz w:val="18"/>
+          <w:szCs w:val="18"/>
+        </w:rPr>
+        <w:t>}}</w:t>
+      </w:r>
+      <w:r>
+        <w:rPr>
+          <w:rFonts w:cs="Arial"/>
+          <w:bCs/>
+          <w:color w:val="000000" w:themeColor="text1"/>
+          <w:sz w:val="18"/>
+          <w:szCs w:val="18"/>
+        </w:rPr>
+        <w:t xml:space="preserve">, se puede determinar que la falla fue por </w:t>
+      </w:r>
+      <w:r>
+        <w:rPr>
+          <w:rFonts w:cs="Arial"/>
+          <w:bCs/>
+          <w:color w:val="000000" w:themeColor="text1"/>
+          <w:sz w:val="18"/>
+          <w:szCs w:val="18"/>
+        </w:rPr>
+        <w:t>{{</w:t>
+      </w:r>
+      <w:proofErr w:type="spellStart"/>
+      <w:r>
+        <w:rPr>
+          <w:rFonts w:cs="Arial"/>
+          <w:bCs/>
+          <w:color w:val="000000" w:themeColor="text1"/>
+          <w:sz w:val="18"/>
+          <w:szCs w:val="18"/>
+        </w:rPr>
+        <w:t>sobrecorrienteA</w:t>
+      </w:r>
+      <w:proofErr w:type="spellEnd"/>
+      <w:r>
+        <w:rPr>
+          <w:rFonts w:cs="Arial"/>
+          <w:bCs/>
+          <w:color w:val="000000" w:themeColor="text1"/>
+          <w:sz w:val="18"/>
+          <w:szCs w:val="18"/>
+        </w:rPr>
+        <w:t>}}</w:t>
+      </w:r>
+      <w:r>
+        <w:rPr>
+          <w:rFonts w:cs="Arial"/>
+          <w:bCs/>
+          <w:color w:val="000000" w:themeColor="text1"/>
+          <w:sz w:val="18"/>
+          <w:szCs w:val="18"/>
+        </w:rPr>
+        <w:t xml:space="preserve"> </w:t>
+      </w:r>
+      <w:r>
+        <w:rPr>
+          <w:rFonts w:cs="Arial"/>
+          <w:bCs/>
+          <w:color w:val="000000" w:themeColor="text1"/>
+          <w:sz w:val="18"/>
+          <w:szCs w:val="18"/>
+        </w:rPr>
+        <w:t>e</w:t>
+      </w:r>
+      <w:r>
+        <w:rPr>
+          <w:rFonts w:cs="Arial"/>
+          <w:bCs/>
+          <w:color w:val="000000" w:themeColor="text1"/>
+          <w:sz w:val="18"/>
+          <w:szCs w:val="18"/>
+        </w:rPr>
+        <w:t xml:space="preserve">n la línea aérea de contacto con el valor de </w:t>
+      </w:r>
+      <w:r>
+        <w:rPr>
+          <w:rFonts w:cs="Arial"/>
+          <w:b/>
+          <w:color w:val="000000" w:themeColor="text1"/>
+          <w:sz w:val="18"/>
+          <w:szCs w:val="18"/>
+        </w:rPr>
+        <w:t>{{corriente}}</w:t>
+      </w:r>
+      <w:r>
+        <w:rPr>
+          <w:rFonts w:cs="Arial"/>
+          <w:b/>
+          <w:color w:val="000000" w:themeColor="text1"/>
+          <w:sz w:val="18"/>
+          <w:szCs w:val="18"/>
+        </w:rPr>
+        <w:t xml:space="preserve"> A</w:t>
+      </w:r>
+      <w:r>
+        <w:rPr>
+          <w:rFonts w:cs="Arial"/>
+          <w:bCs/>
+          <w:color w:val="000000" w:themeColor="text1"/>
+          <w:sz w:val="18"/>
+          <w:szCs w:val="18"/>
+        </w:rPr>
+        <w:t>.</w:t>
+      </w:r>
+      <w:r>
+        <w:rPr>
+          <w:rFonts w:cs="Arial"/>
+          <w:bCs/>
+          <w:color w:val="000000" w:themeColor="text1"/>
+          <w:sz w:val="18"/>
+          <w:szCs w:val="18"/>
+        </w:rPr>
+        <w:t xml:space="preserve"> </w:t>
+      </w:r>
+      <w:r>
+        <w:rPr>
+          <w:rFonts w:cs="Arial"/>
+          <w:bCs/>
+          <w:color w:val="000000" w:themeColor="text1"/>
+          <w:sz w:val="18"/>
+          <w:szCs w:val="18"/>
+        </w:rPr>
+        <w:t xml:space="preserve">{% </w:t>
+      </w:r>
+      <w:proofErr w:type="spellStart"/>
+      <w:r>
+        <w:rPr>
+          <w:rFonts w:cs="Arial"/>
+          <w:bCs/>
+          <w:color w:val="000000" w:themeColor="text1"/>
+          <w:sz w:val="18"/>
+          <w:szCs w:val="18"/>
+        </w:rPr>
+        <w:t>if</w:t>
+      </w:r>
+      <w:proofErr w:type="spellEnd"/>
+      <w:r>
+        <w:rPr>
+          <w:rFonts w:cs="Arial"/>
+          <w:bCs/>
+          <w:color w:val="000000" w:themeColor="text1"/>
+          <w:sz w:val="18"/>
+          <w:szCs w:val="18"/>
+        </w:rPr>
+        <w:t xml:space="preserve"> </w:t>
+      </w:r>
+      <w:proofErr w:type="spellStart"/>
+      <w:r>
+        <w:rPr>
+          <w:rFonts w:cs="Arial"/>
+          <w:bCs/>
+          <w:color w:val="000000" w:themeColor="text1"/>
+          <w:sz w:val="18"/>
+          <w:szCs w:val="18"/>
+        </w:rPr>
+        <w:t>tiene_sigra</w:t>
+      </w:r>
+      <w:proofErr w:type="spellEnd"/>
+      <w:r>
+        <w:rPr>
+          <w:rFonts w:cs="Arial"/>
+          <w:bCs/>
+          <w:color w:val="000000" w:themeColor="text1"/>
+          <w:sz w:val="18"/>
+          <w:szCs w:val="18"/>
+        </w:rPr>
+        <w:t xml:space="preserve"> %} La falla fue despejada a los {{</w:t>
+      </w:r>
+      <w:proofErr w:type="spellStart"/>
+      <w:r>
+        <w:rPr>
+          <w:rFonts w:cs="Arial"/>
+          <w:bCs/>
+          <w:color w:val="000000" w:themeColor="text1"/>
+          <w:sz w:val="18"/>
+          <w:szCs w:val="18"/>
+        </w:rPr>
+        <w:t>valor_tiempo_sigra</w:t>
+      </w:r>
+      <w:proofErr w:type="spellEnd"/>
+      <w:r>
+        <w:rPr>
+          <w:rFonts w:cs="Arial"/>
+          <w:bCs/>
+          <w:color w:val="000000" w:themeColor="text1"/>
+          <w:sz w:val="18"/>
+          <w:szCs w:val="18"/>
+        </w:rPr>
+        <w:t>}} ms, de iniciada por actuación de la protección.</w:t>
+      </w:r>
+    </w:p>
+    <w:p>
+      <w:pPr>
+        <w:spacing w:after="0" w:line="240" w:lineRule="auto"/>
+        <w:ind w:left="0" w:firstLine="0"/>
+        <w:rPr>
+          <w:rFonts w:cs="Arial"/>
+          <w:bCs/>
+          <w:color w:val="000000" w:themeColor="text1"/>
+          <w:sz w:val="18"/>
+          <w:szCs w:val="18"/>
+        </w:rPr>
+      </w:pPr>
+    </w:p>
+    <w:p>
+      <w:pPr>
+        <w:spacing w:before="0" w:after="0" w:line="240" w:lineRule="auto"/>
+        <w:jc w:val="center"/>
+        <w:rPr>
+          <w:sz w:val="18"/>
+          <w:szCs w:val="18"/>
+        </w:rPr>
+      </w:pPr>
+      <w:r>
+        <w:rPr>
+          <w:sz w:val="18"/>
+          <w:szCs w:val="18"/>
+        </w:rPr>
+        <w:t>{{</w:t>
+      </w:r>
+      <w:proofErr w:type="spellStart"/>
+      <w:r>
+        <w:rPr>
+          <w:sz w:val="18"/>
+          <w:szCs w:val="18"/>
+        </w:rPr>
+        <w:t>anexo_registro_oscilografico</w:t>
+      </w:r>
+      <w:proofErr w:type="spellEnd"/>
+      <w:r>
+        <w:rPr>
+          <w:sz w:val="18"/>
+          <w:szCs w:val="18"/>
+        </w:rPr>
+        <w:t>}}</w:t>
+      </w:r>
+    </w:p>
+    <w:p>
+      <w:pPr>
+        <w:spacing w:before="0" w:line="240" w:lineRule="auto"/>
+        <w:jc w:val="center"/>
+        <w:rPr>
+          <w:noProof/>
+          <w:sz w:val="18"/>
+          <w:szCs w:val="18"/>
+        </w:rPr>
+      </w:pPr>
+      <w:r>
+        <w:rPr>
+          <w:b/>
+          <w:bCs/>
+          <w:noProof/>
+          <w:sz w:val="18"/>
+          <w:szCs w:val="18"/>
+        </w:rPr>
+        <w:t>Figura 2.</w:t>
+      </w:r>
+      <w:r>
+        <w:rPr>
+          <w:noProof/>
+          <w:sz w:val="18"/>
+          <w:szCs w:val="18"/>
+        </w:rPr>
+        <w:t xml:space="preserve"> Oscilografía del evento,</w:t>
+      </w:r>
+      <w:r>
+        <w:rPr>
+          <w:noProof/>
+          <w:sz w:val="18"/>
+          <w:szCs w:val="18"/>
+        </w:rPr>
+        <w:t xml:space="preserve"> </w:t>
+      </w:r>
+      <w:r>
+        <w:rPr>
+          <w:noProof/>
+          <w:sz w:val="18"/>
+          <w:szCs w:val="18"/>
+        </w:rPr>
+        <w:t xml:space="preserve">relé del </w:t>
+      </w:r>
+      <w:r>
+        <w:rPr>
+          <w:noProof/>
+          <w:sz w:val="18"/>
+          <w:szCs w:val="18"/>
+        </w:rPr>
+        <w:t>{{alimentador_aperturado}} {{ser_aperturado}} ({{funcion_disparo_final}})</w:t>
+      </w:r>
+      <w:r>
+        <w:rPr>
+          <w:noProof/>
+          <w:sz w:val="18"/>
+          <w:szCs w:val="18"/>
+        </w:rPr>
+        <w:t>.</w:t>
+      </w:r>
+      <w:r>
+        <w:rPr>
+          <w:noProof/>
+          <w:sz w:val="18"/>
+          <w:szCs w:val="18"/>
+        </w:rPr>
+        <w:t>{% endif %}</w:t>
+      </w:r>
+    </w:p>
+    <w:p>
+      <w:pPr>
+        <w:spacing w:after="0" w:line="240" w:lineRule="auto"/>
+        <w:ind w:left="0" w:firstLine="0"/>
+        <w:rPr>
+          <w:rFonts w:cs="Arial"/>
+          <w:bCs/>
+          <w:color w:val="000000" w:themeColor="text1"/>
+          <w:sz w:val="18"/>
+          <w:szCs w:val="18"/>
+        </w:rPr>
+      </w:pPr>
+    </w:p>
+    <w:p>
+      <w:pPr>
+        <w:spacing w:before="0" w:after="0" w:line="240" w:lineRule="auto"/>
+        <w:ind w:left="0" w:firstLine="0"/>
+        <w:rPr>
+          <w:rFonts w:cs="Arial"/>
+          <w:bCs/>
+          <w:color w:val="000000" w:themeColor="text1"/>
+          <w:sz w:val="18"/>
+          <w:szCs w:val="18"/>
+        </w:rPr>
+      </w:pPr>
+      <w:r>
+        <w:rPr>
+          <w:rFonts w:cs="Arial"/>
+          <w:bCs/>
+          <w:color w:val="000000" w:themeColor="text1"/>
+          <w:sz w:val="18"/>
+          <w:szCs w:val="18"/>
+        </w:rPr>
+        <w:t xml:space="preserve">Del registro de eventos del relé de protección principal </w:t>
+      </w:r>
+      <w:proofErr w:type="spellStart"/>
+      <w:r>
+        <w:rPr>
+          <w:rFonts w:cs="Arial"/>
+          <w:bCs/>
+          <w:color w:val="000000" w:themeColor="text1"/>
+          <w:sz w:val="18"/>
+          <w:szCs w:val="18"/>
+        </w:rPr>
+        <w:t>Sitras</w:t>
+      </w:r>
+      <w:proofErr w:type="spellEnd"/>
+      <w:r>
+        <w:rPr>
+          <w:rFonts w:cs="Arial"/>
+          <w:bCs/>
+          <w:color w:val="000000" w:themeColor="text1"/>
+          <w:sz w:val="18"/>
+          <w:szCs w:val="18"/>
+        </w:rPr>
+        <w:t xml:space="preserve"> PRO del alimentador </w:t>
+      </w:r>
+      <w:r>
+        <w:rPr>
+          <w:rFonts w:cs="Arial"/>
+          <w:bCs/>
+          <w:color w:val="000000" w:themeColor="text1"/>
+          <w:sz w:val="18"/>
+          <w:szCs w:val="18"/>
+        </w:rPr>
+        <w:t>{{alimentador}}</w:t>
+      </w:r>
+      <w:r>
+        <w:rPr>
+          <w:rFonts w:cs="Arial"/>
+          <w:bCs/>
+          <w:color w:val="000000" w:themeColor="text1"/>
+          <w:sz w:val="18"/>
+          <w:szCs w:val="18"/>
+        </w:rPr>
+        <w:t xml:space="preserve"> en la </w:t>
+      </w:r>
+      <w:r>
+        <w:rPr>
+          <w:rFonts w:cs="Arial"/>
+          <w:bCs/>
+          <w:color w:val="000000" w:themeColor="text1"/>
+          <w:sz w:val="18"/>
+          <w:szCs w:val="18"/>
+        </w:rPr>
+        <w:t>{{</w:t>
+      </w:r>
+      <w:r>
+        <w:rPr>
+          <w:rFonts w:cs="Arial"/>
+          <w:bCs/>
+          <w:color w:val="000000" w:themeColor="text1"/>
+          <w:sz w:val="18"/>
+          <w:szCs w:val="18"/>
+        </w:rPr>
+        <w:t>ser</w:t>
+      </w:r>
+      <w:r>
+        <w:rPr>
+          <w:rFonts w:cs="Arial"/>
+          <w:bCs/>
+          <w:color w:val="000000" w:themeColor="text1"/>
+          <w:sz w:val="18"/>
+          <w:szCs w:val="18"/>
+        </w:rPr>
+        <w:t>}}</w:t>
+      </w:r>
+      <w:r>
+        <w:rPr>
+          <w:rFonts w:cs="Arial"/>
+          <w:bCs/>
+          <w:color w:val="000000" w:themeColor="text1"/>
+          <w:sz w:val="18"/>
+          <w:szCs w:val="18"/>
+        </w:rPr>
+        <w:t xml:space="preserve">, se muestra la secuencia, donde se puede observar que el relé disparo con la función </w:t>
+      </w:r>
+      <w:r>
+        <w:rPr>
+          <w:rFonts w:cs="Arial"/>
+          <w:b/>
+          <w:color w:val="000000" w:themeColor="text1"/>
+          <w:sz w:val="18"/>
+          <w:szCs w:val="18"/>
+        </w:rPr>
+        <w:t>“</w:t>
+      </w:r>
+      <w:r>
+        <w:rPr>
+          <w:rFonts w:cs="Arial"/>
+          <w:b/>
+          <w:color w:val="000000" w:themeColor="text1"/>
+          <w:sz w:val="18"/>
+          <w:szCs w:val="18"/>
+        </w:rPr>
+        <w:t>{{</w:t>
+      </w:r>
+      <w:proofErr w:type="spellStart"/>
+      <w:r>
+        <w:rPr>
+          <w:rFonts w:cs="Arial"/>
+          <w:b/>
+          <w:color w:val="000000" w:themeColor="text1"/>
+          <w:sz w:val="18"/>
+          <w:szCs w:val="18"/>
+        </w:rPr>
+        <w:t>función_disparo_final</w:t>
+      </w:r>
+      <w:proofErr w:type="spellEnd"/>
+      <w:r>
+        <w:rPr>
+          <w:rFonts w:cs="Arial"/>
+          <w:b/>
+          <w:color w:val="000000" w:themeColor="text1"/>
+          <w:sz w:val="18"/>
+          <w:szCs w:val="18"/>
+        </w:rPr>
+        <w:t>}}</w:t>
+      </w:r>
+      <w:r>
+        <w:rPr>
+          <w:rFonts w:cs="Arial"/>
+          <w:b/>
+          <w:color w:val="000000" w:themeColor="text1"/>
+          <w:sz w:val="18"/>
+          <w:szCs w:val="18"/>
+        </w:rPr>
+        <w:t xml:space="preserve">” </w:t>
+      </w:r>
+      <w:r>
+        <w:rPr>
+          <w:rFonts w:cs="Arial"/>
+          <w:bCs/>
+          <w:color w:val="000000" w:themeColor="text1"/>
+          <w:sz w:val="18"/>
+          <w:szCs w:val="18"/>
+        </w:rPr>
+        <w:t xml:space="preserve">operación por protección de </w:t>
+      </w:r>
+      <w:r>
+        <w:rPr>
+          <w:rFonts w:cs="Arial"/>
+          <w:bCs/>
+          <w:color w:val="000000" w:themeColor="text1"/>
+          <w:sz w:val="18"/>
+          <w:szCs w:val="18"/>
+        </w:rPr>
+        <w:t>{{</w:t>
+      </w:r>
+      <w:proofErr w:type="spellStart"/>
+      <w:r>
+        <w:rPr>
+          <w:rFonts w:cs="Arial"/>
+          <w:bCs/>
+          <w:color w:val="000000" w:themeColor="text1"/>
+          <w:sz w:val="18"/>
+          <w:szCs w:val="18"/>
+        </w:rPr>
+        <w:t>sobrecorrienteB</w:t>
+      </w:r>
+      <w:proofErr w:type="spellEnd"/>
+      <w:r>
+        <w:rPr>
+          <w:rFonts w:cs="Arial"/>
+          <w:bCs/>
+          <w:color w:val="000000" w:themeColor="text1"/>
+          <w:sz w:val="18"/>
+          <w:szCs w:val="18"/>
+        </w:rPr>
+        <w:t>}}</w:t>
+      </w:r>
+      <w:r>
+        <w:rPr>
+          <w:rFonts w:cs="Arial"/>
+          <w:bCs/>
+          <w:color w:val="000000" w:themeColor="text1"/>
+          <w:sz w:val="18"/>
+          <w:szCs w:val="18"/>
+        </w:rPr>
+        <w:t>.</w:t>
+      </w:r>
+    </w:p>
+    <w:p>
+      <w:pPr>
+        <w:spacing w:before="0" w:after="0" w:line="240" w:lineRule="auto"/>
+        <w:ind w:left="0" w:firstLine="0"/>
+        <w:jc w:val="center"/>
+        <w:rPr>
+          <w:rFonts w:cs="Arial"/>
+          <w:bCs/>
+          <w:color w:val="000000" w:themeColor="text1"/>
+          <w:sz w:val="18"/>
+          <w:szCs w:val="18"/>
+        </w:rPr>
+      </w:pPr>
+    </w:p>
+    <w:p>
+      <w:pPr>
+        <w:spacing w:before="0" w:after="0" w:line="240" w:lineRule="auto"/>
+        <w:ind w:left="0" w:firstLine="0"/>
+        <w:jc w:val="center"/>
+        <w:rPr>
+          <w:rFonts w:cs="Arial"/>
+          <w:bCs/>
+          <w:color w:val="000000" w:themeColor="text1"/>
+          <w:sz w:val="18"/>
+          <w:szCs w:val="18"/>
+        </w:rPr>
+      </w:pPr>
+      <w:r>
+        <w:rPr>
+          <w:rFonts w:cs="Arial"/>
+          <w:bCs/>
+          <w:color w:val="000000" w:themeColor="text1"/>
+          <w:sz w:val="18"/>
+          <w:szCs w:val="18"/>
+        </w:rPr>
+        <w:t xml:space="preserve">{% </w:t>
+      </w:r>
+      <w:proofErr w:type="spellStart"/>
+      <w:r>
+        <w:rPr>
+          <w:rFonts w:cs="Arial"/>
+          <w:bCs/>
+          <w:color w:val="000000" w:themeColor="text1"/>
+          <w:sz w:val="18"/>
+          <w:szCs w:val="18"/>
+        </w:rPr>
+        <w:t>if</w:t>
+      </w:r>
+      <w:proofErr w:type="spellEnd"/>
+      <w:r>
+        <w:rPr>
+          <w:rFonts w:cs="Arial"/>
+          <w:bCs/>
+          <w:color w:val="000000" w:themeColor="text1"/>
+          <w:sz w:val="18"/>
+          <w:szCs w:val="18"/>
+        </w:rPr>
+        <w:t xml:space="preserve"> </w:t>
+      </w:r>
+      <w:proofErr w:type="spellStart"/>
+      <w:r>
+        <w:rPr>
+          <w:rFonts w:cs="Arial"/>
+          <w:bCs/>
+          <w:color w:val="000000" w:themeColor="text1"/>
+          <w:sz w:val="18"/>
+          <w:szCs w:val="18"/>
+        </w:rPr>
+        <w:t>tiene_sigra</w:t>
+      </w:r>
+      <w:proofErr w:type="spellEnd"/>
+      <w:r>
+        <w:rPr>
+          <w:rFonts w:cs="Arial"/>
+          <w:bCs/>
+          <w:color w:val="000000" w:themeColor="text1"/>
+          <w:sz w:val="18"/>
+          <w:szCs w:val="18"/>
+        </w:rPr>
+        <w:t xml:space="preserve"> %}</w:t>
+      </w:r>
+    </w:p>
+    <w:p>
+      <w:pPr>
+        <w:spacing w:before="0" w:after="0" w:line="240" w:lineRule="auto"/>
+        <w:jc w:val="center"/>
+        <w:rPr>
+          <w:sz w:val="18"/>
+          <w:szCs w:val="18"/>
+        </w:rPr>
+      </w:pPr>
+      <w:r>
+        <w:rPr>
+          <w:sz w:val="18"/>
+          <w:szCs w:val="18"/>
+        </w:rPr>
+        <w:t xml:space="preserve">{{ </w:t>
+      </w:r>
+      <w:proofErr w:type="spellStart"/>
+      <w:r>
+        <w:rPr>
+          <w:sz w:val="18"/>
+          <w:szCs w:val="18"/>
+        </w:rPr>
+        <w:t>anexo_sitras</w:t>
+      </w:r>
+      <w:r>
+        <w:rPr>
+          <w:sz w:val="18"/>
+          <w:szCs w:val="18"/>
+        </w:rPr>
+        <w:t>_disparo</w:t>
+      </w:r>
+      <w:proofErr w:type="spellEnd"/>
+      <w:r>
+        <w:rPr>
+          <w:sz w:val="18"/>
+          <w:szCs w:val="18"/>
+        </w:rPr>
+        <w:t xml:space="preserve"> </w:t>
+      </w:r>
+      <w:r>
+        <w:rPr>
+          <w:sz w:val="18"/>
+          <w:szCs w:val="18"/>
+        </w:rPr>
+        <w:t>}}</w:t>
+      </w:r>
+    </w:p>
+    <w:p>
+      <w:pPr>
+        <w:spacing w:before="0" w:after="0" w:line="240" w:lineRule="auto"/>
+        <w:ind w:left="0" w:firstLine="0"/>
+        <w:jc w:val="center"/>
+        <w:rPr>
+          <w:rFonts w:cs="Arial"/>
+          <w:bCs/>
+          <w:color w:val="000000" w:themeColor="text1"/>
+          <w:sz w:val="18"/>
+          <w:szCs w:val="18"/>
+        </w:rPr>
+      </w:pPr>
+      <w:r>
+        <w:rPr>
+          <w:b/>
+          <w:bCs/>
+          <w:noProof/>
+          <w:sz w:val="18"/>
+          <w:szCs w:val="18"/>
+        </w:rPr>
+        <w:t xml:space="preserve">Figura </w:t>
+      </w:r>
+      <w:r>
+        <w:rPr>
+          <w:b/>
+          <w:bCs/>
+          <w:noProof/>
+          <w:sz w:val="18"/>
+          <w:szCs w:val="18"/>
+        </w:rPr>
+        <w:t>3</w:t>
+      </w:r>
+      <w:r>
+        <w:rPr>
+          <w:b/>
+          <w:bCs/>
+          <w:noProof/>
+          <w:sz w:val="18"/>
+          <w:szCs w:val="18"/>
+        </w:rPr>
+        <w:t>.</w:t>
+      </w:r>
+      <w:r>
+        <w:rPr>
+          <w:noProof/>
+          <w:sz w:val="18"/>
+          <w:szCs w:val="18"/>
+        </w:rPr>
+        <w:t xml:space="preserve"> Registro de eventos del relé Sitras PRO </w:t>
+      </w:r>
+      <w:r>
+        <w:rPr>
+          <w:rFonts w:cs="Arial"/>
+          <w:bCs/>
+          <w:color w:val="000000" w:themeColor="text1"/>
+          <w:sz w:val="18"/>
+          <w:szCs w:val="18"/>
+        </w:rPr>
+        <w:t xml:space="preserve">del </w:t>
+      </w:r>
+      <w:r>
+        <w:rPr>
+          <w:rFonts w:cs="Arial"/>
+          <w:bCs/>
+          <w:color w:val="000000" w:themeColor="text1"/>
+          <w:sz w:val="18"/>
+          <w:szCs w:val="18"/>
+        </w:rPr>
+        <w:t>({{</w:t>
+      </w:r>
+      <w:proofErr w:type="spellStart"/>
+      <w:r>
+        <w:rPr>
+          <w:rFonts w:cs="Arial"/>
+          <w:bCs/>
+          <w:color w:val="000000" w:themeColor="text1"/>
+          <w:sz w:val="18"/>
+          <w:szCs w:val="18"/>
+        </w:rPr>
+        <w:t>alimentador_</w:t>
+      </w:r>
+      <w:r>
+        <w:rPr>
+          <w:rFonts w:cs="Arial"/>
+          <w:bCs/>
+          <w:color w:val="000000" w:themeColor="text1"/>
+          <w:sz w:val="18"/>
+          <w:szCs w:val="18"/>
+        </w:rPr>
+        <w:t>aperturado</w:t>
+      </w:r>
+      <w:proofErr w:type="spellEnd"/>
+      <w:r>
+        <w:rPr>
+          <w:rFonts w:cs="Arial"/>
+          <w:bCs/>
+          <w:color w:val="000000" w:themeColor="text1"/>
+          <w:sz w:val="18"/>
+          <w:szCs w:val="18"/>
+        </w:rPr>
+        <w:t>}} {{</w:t>
+      </w:r>
+      <w:proofErr w:type="spellStart"/>
+      <w:r>
+        <w:rPr>
+          <w:rFonts w:cs="Arial"/>
+          <w:bCs/>
+          <w:color w:val="000000" w:themeColor="text1"/>
+          <w:sz w:val="18"/>
+          <w:szCs w:val="18"/>
+        </w:rPr>
+        <w:t>ser_</w:t>
+      </w:r>
+      <w:r>
+        <w:rPr>
+          <w:rFonts w:cs="Arial"/>
+          <w:bCs/>
+          <w:color w:val="000000" w:themeColor="text1"/>
+          <w:sz w:val="18"/>
+          <w:szCs w:val="18"/>
+        </w:rPr>
+        <w:t>aperturado</w:t>
+      </w:r>
+      <w:proofErr w:type="spellEnd"/>
+      <w:r>
+        <w:rPr>
+          <w:rFonts w:cs="Arial"/>
+          <w:bCs/>
+          <w:color w:val="000000" w:themeColor="text1"/>
+          <w:sz w:val="18"/>
+          <w:szCs w:val="18"/>
+        </w:rPr>
+        <w:t>}})</w:t>
+      </w:r>
+      <w:r>
+        <w:rPr>
+          <w:rFonts w:cs="Arial"/>
+          <w:bCs/>
+          <w:color w:val="000000" w:themeColor="text1"/>
+          <w:sz w:val="18"/>
+          <w:szCs w:val="18"/>
+        </w:rPr>
+        <w:t xml:space="preserve">{% </w:t>
+      </w:r>
+      <w:proofErr w:type="spellStart"/>
+      <w:r>
+        <w:rPr>
+          <w:rFonts w:cs="Arial"/>
+          <w:bCs/>
+          <w:color w:val="000000" w:themeColor="text1"/>
+          <w:sz w:val="18"/>
+          <w:szCs w:val="18"/>
+        </w:rPr>
+        <w:t>else</w:t>
+      </w:r>
+      <w:proofErr w:type="spellEnd"/>
+      <w:r>
+        <w:rPr>
+          <w:rFonts w:cs="Arial"/>
+          <w:bCs/>
+          <w:color w:val="000000" w:themeColor="text1"/>
+          <w:sz w:val="18"/>
+          <w:szCs w:val="18"/>
+        </w:rPr>
+        <w:t xml:space="preserve"> %}</w:t>
+      </w:r>
+    </w:p>
+    <w:p>
+      <w:pPr>
+        <w:spacing w:before="0" w:after="0" w:line="240" w:lineRule="auto"/>
+        <w:ind w:left="0" w:firstLine="0"/>
+        <w:jc w:val="center"/>
+        <w:rPr>
+          <w:rFonts w:cs="Arial"/>
+          <w:bCs/>
+          <w:color w:val="000000" w:themeColor="text1"/>
+          <w:sz w:val="18"/>
+          <w:szCs w:val="18"/>
+        </w:rPr>
+      </w:pPr>
+      <w:r>
+        <w:rPr>
+          <w:rFonts w:cs="Arial"/>
+          <w:bCs/>
+          <w:color w:val="000000" w:themeColor="text1"/>
+          <w:sz w:val="18"/>
+          <w:szCs w:val="18"/>
+        </w:rPr>
+        <w:t xml:space="preserve">{{ </w:t>
+      </w:r>
+      <w:proofErr w:type="spellStart"/>
+      <w:r>
+        <w:rPr>
+          <w:rFonts w:cs="Arial"/>
+          <w:bCs/>
+          <w:color w:val="000000" w:themeColor="text1"/>
+          <w:sz w:val="18"/>
+          <w:szCs w:val="18"/>
+        </w:rPr>
+        <w:t>anexo_sitras_disparo</w:t>
+      </w:r>
+      <w:proofErr w:type="spellEnd"/>
+      <w:r>
+        <w:rPr>
+          <w:rFonts w:cs="Arial"/>
+          <w:bCs/>
+          <w:color w:val="000000" w:themeColor="text1"/>
+          <w:sz w:val="18"/>
+          <w:szCs w:val="18"/>
+        </w:rPr>
+        <w:t xml:space="preserve"> }}</w:t>
+      </w:r>
+    </w:p>
+    <w:p>
+      <w:pPr>
+        <w:spacing w:before="0" w:after="0" w:line="240" w:lineRule="auto"/>
+        <w:ind w:left="0" w:firstLine="0"/>
+        <w:jc w:val="center"/>
+        <w:rPr>
+          <w:rFonts w:cs="Arial"/>
+          <w:bCs/>
+          <w:color w:val="000000" w:themeColor="text1"/>
+          <w:sz w:val="18"/>
+          <w:szCs w:val="18"/>
+        </w:rPr>
+      </w:pPr>
+      <w:r>
+        <w:rPr>
+          <w:b/>
+          <w:bCs/>
+          <w:noProof/>
+          <w:sz w:val="18"/>
+          <w:szCs w:val="18"/>
+        </w:rPr>
+        <w:t xml:space="preserve">Figura </w:t>
+      </w:r>
+      <w:r>
+        <w:rPr>
+          <w:b/>
+          <w:bCs/>
+          <w:i/>
+          <w:noProof/>
+          <w:sz w:val="18"/>
+          <w:szCs w:val="18"/>
+        </w:rPr>
+        <w:t>2</w:t>
+      </w:r>
+      <w:r>
+        <w:rPr>
+          <w:b/>
+          <w:bCs/>
+          <w:noProof/>
+          <w:sz w:val="18"/>
+          <w:szCs w:val="18"/>
+        </w:rPr>
+        <w:t>.</w:t>
+      </w:r>
+      <w:r>
+        <w:rPr>
+          <w:noProof/>
+          <w:sz w:val="18"/>
+          <w:szCs w:val="18"/>
+        </w:rPr>
+        <w:t xml:space="preserve"> Registro de eventos del relé Sitras PRO del </w:t>
+      </w:r>
+      <w:r>
+        <w:rPr>
+          <w:rFonts w:cs="Arial"/>
+          <w:bCs/>
+          <w:color w:val="000000" w:themeColor="text1"/>
+          <w:sz w:val="18"/>
+          <w:szCs w:val="18"/>
+        </w:rPr>
+        <w:t>({{</w:t>
+      </w:r>
+      <w:proofErr w:type="spellStart"/>
+      <w:r>
+        <w:rPr>
+          <w:rFonts w:cs="Arial"/>
+          <w:bCs/>
+          <w:color w:val="000000" w:themeColor="text1"/>
+          <w:sz w:val="18"/>
+          <w:szCs w:val="18"/>
+        </w:rPr>
+        <w:t>alimentador_aperturado</w:t>
+      </w:r>
+      <w:proofErr w:type="spellEnd"/>
+      <w:r>
+        <w:rPr>
+          <w:rFonts w:cs="Arial"/>
+          <w:bCs/>
+          <w:color w:val="000000" w:themeColor="text1"/>
+          <w:sz w:val="18"/>
+          <w:szCs w:val="18"/>
+        </w:rPr>
+        <w:t>}} {{</w:t>
+      </w:r>
+      <w:proofErr w:type="spellStart"/>
+      <w:r>
+        <w:rPr>
+          <w:rFonts w:cs="Arial"/>
+          <w:bCs/>
+          <w:color w:val="000000" w:themeColor="text1"/>
+          <w:sz w:val="18"/>
+          <w:szCs w:val="18"/>
+        </w:rPr>
+        <w:t>ser_aperturado</w:t>
+      </w:r>
+      <w:proofErr w:type="spellEnd"/>
+      <w:r>
+        <w:rPr>
+          <w:rFonts w:cs="Arial"/>
+          <w:bCs/>
+          <w:color w:val="000000" w:themeColor="text1"/>
+          <w:sz w:val="18"/>
+          <w:szCs w:val="18"/>
+        </w:rPr>
+        <w:t xml:space="preserve">}}){% </w:t>
+      </w:r>
+      <w:proofErr w:type="spellStart"/>
+      <w:r>
+        <w:rPr>
+          <w:rFonts w:cs="Arial"/>
+          <w:bCs/>
+          <w:color w:val="000000" w:themeColor="text1"/>
+          <w:sz w:val="18"/>
+          <w:szCs w:val="18"/>
+        </w:rPr>
+        <w:t>endif</w:t>
+      </w:r>
+      <w:proofErr w:type="spellEnd"/>
+      <w:r>
+        <w:rPr>
+          <w:rFonts w:cs="Arial"/>
+          <w:bCs/>
+          <w:color w:val="000000" w:themeColor="text1"/>
+          <w:sz w:val="18"/>
+          <w:szCs w:val="18"/>
+        </w:rPr>
+        <w:t xml:space="preserve"> %}</w:t>
+      </w:r>
+    </w:p>
+    <w:p>
+      <w:pPr>
+        <w:spacing w:before="0" w:after="0" w:line="240" w:lineRule="auto"/>
+        <w:jc w:val="center"/>
+        <w:rPr>
+          <w:noProof/>
+          <w:sz w:val="18"/>
+          <w:szCs w:val="18"/>
+        </w:rPr>
+      </w:pPr>
+    </w:p>
+    <w:p>
+      <w:pPr>
+        <w:spacing w:before="0" w:after="0" w:line="240" w:lineRule="auto"/>
+        <w:ind w:left="0" w:firstLine="0"/>
+        <w:rPr>
+          <w:rFonts w:cs="Arial"/>
+          <w:bCs/>
+          <w:color w:val="000000" w:themeColor="text1"/>
+          <w:sz w:val="18"/>
+          <w:szCs w:val="18"/>
+        </w:rPr>
+      </w:pPr>
+      <w:r>
+        <w:rPr>
+          <w:rFonts w:cs="Arial"/>
+          <w:bCs/>
+          <w:color w:val="000000" w:themeColor="text1"/>
+          <w:sz w:val="18"/>
+          <w:szCs w:val="18"/>
+        </w:rPr>
+        <w:t xml:space="preserve">Del registro de eventos del relé de protección principal </w:t>
+      </w:r>
+      <w:proofErr w:type="spellStart"/>
+      <w:r>
+        <w:rPr>
+          <w:rFonts w:cs="Arial"/>
+          <w:bCs/>
+          <w:color w:val="000000" w:themeColor="text1"/>
+          <w:sz w:val="18"/>
+          <w:szCs w:val="18"/>
+        </w:rPr>
+        <w:t>Sitras</w:t>
+      </w:r>
+      <w:proofErr w:type="spellEnd"/>
+      <w:r>
+        <w:rPr>
+          <w:rFonts w:cs="Arial"/>
+          <w:bCs/>
+          <w:color w:val="000000" w:themeColor="text1"/>
+          <w:sz w:val="18"/>
+          <w:szCs w:val="18"/>
+        </w:rPr>
+        <w:t xml:space="preserve"> PRO del alimentador </w:t>
+      </w:r>
+      <w:r>
+        <w:rPr>
+          <w:rFonts w:cs="Arial"/>
+          <w:bCs/>
+          <w:color w:val="000000" w:themeColor="text1"/>
+          <w:sz w:val="18"/>
+          <w:szCs w:val="18"/>
+        </w:rPr>
+        <w:t>{{</w:t>
+      </w:r>
+      <w:proofErr w:type="spellStart"/>
+      <w:r>
+        <w:rPr>
+          <w:rFonts w:cs="Arial"/>
+          <w:bCs/>
+          <w:color w:val="000000" w:themeColor="text1"/>
+          <w:sz w:val="18"/>
+          <w:szCs w:val="18"/>
+        </w:rPr>
+        <w:t>alimentador_vecino</w:t>
+      </w:r>
+      <w:proofErr w:type="spellEnd"/>
+      <w:r>
+        <w:rPr>
+          <w:rFonts w:cs="Arial"/>
+          <w:bCs/>
+          <w:color w:val="000000" w:themeColor="text1"/>
+          <w:sz w:val="18"/>
+          <w:szCs w:val="18"/>
+        </w:rPr>
+        <w:t>}}</w:t>
+      </w:r>
+      <w:r>
+        <w:rPr>
+          <w:rFonts w:cs="Arial"/>
+          <w:bCs/>
+          <w:color w:val="000000" w:themeColor="text1"/>
+          <w:sz w:val="18"/>
+          <w:szCs w:val="18"/>
+        </w:rPr>
+        <w:t xml:space="preserve"> en la </w:t>
+      </w:r>
+      <w:r>
+        <w:rPr>
+          <w:rFonts w:cs="Arial"/>
+          <w:bCs/>
+          <w:color w:val="000000" w:themeColor="text1"/>
+          <w:sz w:val="18"/>
+          <w:szCs w:val="18"/>
+        </w:rPr>
+        <w:t>{{</w:t>
+      </w:r>
+      <w:proofErr w:type="spellStart"/>
+      <w:r>
+        <w:rPr>
+          <w:rFonts w:cs="Arial"/>
+          <w:bCs/>
+          <w:color w:val="000000" w:themeColor="text1"/>
+          <w:sz w:val="18"/>
+          <w:szCs w:val="18"/>
+        </w:rPr>
+        <w:t>ser_vecino</w:t>
+      </w:r>
+      <w:proofErr w:type="spellEnd"/>
+      <w:r>
+        <w:rPr>
+          <w:rFonts w:cs="Arial"/>
+          <w:bCs/>
+          <w:color w:val="000000" w:themeColor="text1"/>
+          <w:sz w:val="18"/>
+          <w:szCs w:val="18"/>
+        </w:rPr>
+        <w:t>}}</w:t>
+      </w:r>
+      <w:r>
+        <w:rPr>
+          <w:rFonts w:cs="Arial"/>
+          <w:bCs/>
+          <w:color w:val="000000" w:themeColor="text1"/>
+          <w:sz w:val="18"/>
+          <w:szCs w:val="18"/>
+        </w:rPr>
+        <w:t xml:space="preserve">, se muestra la secuencia, donde se puede observar que el relé disparo con la función </w:t>
+      </w:r>
+      <w:r>
+        <w:rPr>
+          <w:rFonts w:cs="Arial"/>
+          <w:b/>
+          <w:color w:val="000000" w:themeColor="text1"/>
+          <w:sz w:val="18"/>
+          <w:szCs w:val="18"/>
+        </w:rPr>
+        <w:t xml:space="preserve">“Alarm: Transfer </w:t>
+      </w:r>
+      <w:proofErr w:type="spellStart"/>
+      <w:r>
+        <w:rPr>
+          <w:rFonts w:cs="Arial"/>
+          <w:b/>
+          <w:color w:val="000000" w:themeColor="text1"/>
+          <w:sz w:val="18"/>
+          <w:szCs w:val="18"/>
+        </w:rPr>
+        <w:t>trip</w:t>
+      </w:r>
+      <w:proofErr w:type="spellEnd"/>
+      <w:r>
+        <w:rPr>
+          <w:rFonts w:cs="Arial"/>
+          <w:b/>
+          <w:color w:val="000000" w:themeColor="text1"/>
+          <w:sz w:val="18"/>
+          <w:szCs w:val="18"/>
+        </w:rPr>
+        <w:t xml:space="preserve"> </w:t>
+      </w:r>
+      <w:proofErr w:type="spellStart"/>
+      <w:r>
+        <w:rPr>
+          <w:rFonts w:cs="Arial"/>
+          <w:b/>
+          <w:color w:val="000000" w:themeColor="text1"/>
+          <w:sz w:val="18"/>
+          <w:szCs w:val="18"/>
+        </w:rPr>
+        <w:t>from</w:t>
+      </w:r>
+      <w:proofErr w:type="spellEnd"/>
+      <w:r>
+        <w:rPr>
+          <w:rFonts w:cs="Arial"/>
+          <w:b/>
+          <w:color w:val="000000" w:themeColor="text1"/>
+          <w:sz w:val="18"/>
+          <w:szCs w:val="18"/>
+        </w:rPr>
+        <w:t xml:space="preserve"> </w:t>
+      </w:r>
+      <w:proofErr w:type="spellStart"/>
+      <w:r>
+        <w:rPr>
+          <w:rFonts w:cs="Arial"/>
+          <w:b/>
+          <w:color w:val="000000" w:themeColor="text1"/>
+          <w:sz w:val="18"/>
+          <w:szCs w:val="18"/>
+        </w:rPr>
+        <w:t>neighboring</w:t>
+      </w:r>
+      <w:proofErr w:type="spellEnd"/>
+      <w:r>
+        <w:rPr>
+          <w:rFonts w:cs="Arial"/>
+          <w:b/>
+          <w:color w:val="000000" w:themeColor="text1"/>
+          <w:sz w:val="18"/>
+          <w:szCs w:val="18"/>
+        </w:rPr>
+        <w:t xml:space="preserve"> </w:t>
+      </w:r>
+      <w:proofErr w:type="spellStart"/>
+      <w:r>
+        <w:rPr>
+          <w:rFonts w:cs="Arial"/>
+          <w:b/>
+          <w:color w:val="000000" w:themeColor="text1"/>
+          <w:sz w:val="18"/>
+          <w:szCs w:val="18"/>
+        </w:rPr>
+        <w:t>substation</w:t>
+      </w:r>
+      <w:proofErr w:type="spellEnd"/>
+      <w:r>
+        <w:rPr>
+          <w:rFonts w:cs="Arial"/>
+          <w:b/>
+          <w:color w:val="000000" w:themeColor="text1"/>
+          <w:sz w:val="18"/>
+          <w:szCs w:val="18"/>
+        </w:rPr>
+        <w:t xml:space="preserve"> active” </w:t>
+      </w:r>
+      <w:r>
+        <w:rPr>
+          <w:rFonts w:cs="Arial"/>
+          <w:bCs/>
+          <w:color w:val="000000" w:themeColor="text1"/>
+          <w:sz w:val="18"/>
+          <w:szCs w:val="18"/>
+        </w:rPr>
+        <w:t>operación por disparo de subestación vecina.</w:t>
+      </w:r>
+    </w:p>
+    <w:p>
+      <w:pPr>
+        <w:spacing w:before="0" w:after="0" w:line="240" w:lineRule="auto"/>
+        <w:ind w:left="0" w:firstLine="0"/>
+        <w:jc w:val="left"/>
+        <w:rPr>
+          <w:rFonts w:cs="Arial"/>
+          <w:bCs/>
+          <w:color w:val="000000" w:themeColor="text1"/>
+          <w:sz w:val="18"/>
+          <w:szCs w:val="18"/>
+        </w:rPr>
+      </w:pPr>
+    </w:p>
+    <w:p>
+      <w:pPr>
+        <w:spacing w:before="0" w:after="0" w:line="240" w:lineRule="auto"/>
+        <w:ind w:left="0" w:firstLine="0"/>
+        <w:jc w:val="left"/>
+        <w:rPr>
+          <w:rFonts w:cs="Arial"/>
+          <w:bCs/>
+          <w:color w:val="000000" w:themeColor="text1"/>
+          <w:sz w:val="18"/>
+          <w:szCs w:val="18"/>
+        </w:rPr>
+      </w:pPr>
+    </w:p>
+    <w:p>
+      <w:pPr>
+        <w:spacing w:before="0" w:after="0" w:line="240" w:lineRule="auto"/>
+        <w:ind w:left="0" w:firstLine="0"/>
+        <w:jc w:val="center"/>
+        <w:rPr>
+          <w:rFonts w:cs="Arial"/>
+          <w:bCs/>
+          <w:color w:val="000000" w:themeColor="text1"/>
+          <w:sz w:val="18"/>
+          <w:szCs w:val="18"/>
+        </w:rPr>
+      </w:pPr>
+      <w:r>
+        <w:rPr>
+          <w:rFonts w:cs="Arial"/>
+          <w:bCs/>
+          <w:color w:val="000000" w:themeColor="text1"/>
+          <w:sz w:val="18"/>
+          <w:szCs w:val="18"/>
+        </w:rPr>
+        <w:t xml:space="preserve">{% </w:t>
+      </w:r>
+      <w:proofErr w:type="spellStart"/>
+      <w:r>
+        <w:rPr>
+          <w:rFonts w:cs="Arial"/>
+          <w:bCs/>
+          <w:color w:val="000000" w:themeColor="text1"/>
+          <w:sz w:val="18"/>
+          <w:szCs w:val="18"/>
+        </w:rPr>
+        <w:t>if</w:t>
+      </w:r>
+      <w:proofErr w:type="spellEnd"/>
+      <w:r>
+        <w:rPr>
+          <w:rFonts w:cs="Arial"/>
+          <w:bCs/>
+          <w:color w:val="000000" w:themeColor="text1"/>
+          <w:sz w:val="18"/>
+          <w:szCs w:val="18"/>
+        </w:rPr>
+        <w:t xml:space="preserve"> </w:t>
+      </w:r>
+      <w:proofErr w:type="spellStart"/>
+      <w:r>
+        <w:rPr>
+          <w:rFonts w:cs="Arial"/>
+          <w:bCs/>
+          <w:color w:val="000000" w:themeColor="text1"/>
+          <w:sz w:val="18"/>
+          <w:szCs w:val="18"/>
+        </w:rPr>
+        <w:t>tiene_sigra</w:t>
+      </w:r>
+      <w:proofErr w:type="spellEnd"/>
+      <w:r>
+        <w:rPr>
+          <w:rFonts w:cs="Arial"/>
+          <w:bCs/>
+          <w:color w:val="000000" w:themeColor="text1"/>
+          <w:sz w:val="18"/>
+          <w:szCs w:val="18"/>
+        </w:rPr>
+        <w:t xml:space="preserve"> %}</w:t>
+      </w:r>
+    </w:p>
+    <w:p>
+      <w:pPr>
+        <w:spacing w:before="0" w:after="0" w:line="240" w:lineRule="auto"/>
+        <w:jc w:val="center"/>
+        <w:rPr>
+          <w:sz w:val="18"/>
+          <w:szCs w:val="18"/>
+        </w:rPr>
+      </w:pPr>
+      <w:r>
+        <w:rPr>
+          <w:sz w:val="18"/>
+          <w:szCs w:val="18"/>
+        </w:rPr>
+        <w:t xml:space="preserve">{{ </w:t>
+      </w:r>
+      <w:proofErr w:type="spellStart"/>
+      <w:r>
+        <w:rPr>
+          <w:sz w:val="18"/>
+          <w:szCs w:val="18"/>
+        </w:rPr>
+        <w:t>anexo_sitras</w:t>
+      </w:r>
+      <w:r>
+        <w:rPr>
+          <w:sz w:val="18"/>
+          <w:szCs w:val="18"/>
+        </w:rPr>
+        <w:t>_aperturado</w:t>
+      </w:r>
+      <w:proofErr w:type="spellEnd"/>
+      <w:r>
+        <w:rPr>
+          <w:sz w:val="18"/>
+          <w:szCs w:val="18"/>
+        </w:rPr>
+        <w:t xml:space="preserve"> }}</w:t>
+      </w:r>
+    </w:p>
+    <w:p>
+      <w:pPr>
+        <w:pStyle w:val="Descripcin"/>
+        <w:spacing w:before="0" w:after="0" w:line="240" w:lineRule="auto"/>
+        <w:rPr>
+          <w:b w:val="0"/>
+          <w:bCs w:val="0"/>
+          <w:i w:val="0"/>
+          <w:sz w:val="18"/>
+          <w:szCs w:val="18"/>
+        </w:rPr>
+      </w:pPr>
+      <w:r>
+        <w:rPr>
+          <w:i w:val="0"/>
+          <w:noProof/>
+          <w:sz w:val="18"/>
+          <w:szCs w:val="18"/>
+        </w:rPr>
+        <w:t xml:space="preserve">Figura </w:t>
+      </w:r>
+      <w:r>
+        <w:rPr>
+          <w:i w:val="0"/>
+          <w:noProof/>
+          <w:sz w:val="18"/>
+          <w:szCs w:val="18"/>
+        </w:rPr>
+        <w:t>4</w:t>
+      </w:r>
+      <w:r>
+        <w:rPr>
+          <w:i w:val="0"/>
+          <w:noProof/>
+          <w:sz w:val="18"/>
+          <w:szCs w:val="18"/>
+        </w:rPr>
+        <w:t>.</w:t>
       </w:r>
       <w:r>
         <w:rPr>
@@ -5574,7 +7017,17 @@
           <w:sz w:val="18"/>
           <w:szCs w:val="18"/>
         </w:rPr>
-        <w:t>vecino</w:t>
+        <w:t xml:space="preserve"> Registro de eventos del relé Sitras PRO del </w:t>
+      </w:r>
+      <w:r>
+        <w:rPr>
+          <w:b w:val="0"/>
+          <w:bCs w:val="0"/>
+          <w:i w:val="0"/>
+          <w:sz w:val="18"/>
+          <w:szCs w:val="18"/>
+        </w:rPr>
+        <w:t>(</w:t>
       </w:r>
       <w:r>
         <w:rPr>
@@ -5585,8 +7038,9 @@
           <w:sz w:val="18"/>
           <w:szCs w:val="18"/>
         </w:rPr>
-        <w:t>}} {{ser_</w:t>
-      </w:r>
+        <w:t>{{</w:t>
+      </w:r>
+      <w:proofErr w:type="spellStart"/>
       <w:r>
         <w:rPr>
           <w:b w:val="0"/>
@@ -5596,7 +7050,7 @@
           <w:sz w:val="18"/>
           <w:szCs w:val="18"/>
         </w:rPr>
-        <w:t>vecino</w:t>
+        <w:t>alimentador_</w:t>
       </w:r>
       <w:r>
         <w:rPr>
@@ -5607,13 +7061,47 @@
           <w:sz w:val="18"/>
           <w:szCs w:val="18"/>
         </w:rPr>
-        <w:t>}}</w:t>
-      </w:r>
+        <w:t>vecino</w:t>
+      </w:r>
+      <w:proofErr w:type="spellEnd"/>
       <w:r>
         <w:rPr>
           <w:b w:val="0"/>
           <w:bCs w:val="0"/>
           <w:i w:val="0"/>
+          <w:noProof/>
+          <w:sz w:val="18"/>
+          <w:szCs w:val="18"/>
+        </w:rPr>
+        <w:t>}} {{ser_</w:t>
+      </w:r>
+      <w:r>
+        <w:rPr>
+          <w:b w:val="0"/>
+          <w:bCs w:val="0"/>
+          <w:i w:val="0"/>
+          <w:noProof/>
+          <w:sz w:val="18"/>
+          <w:szCs w:val="18"/>
+        </w:rPr>
+        <w:t>vecino</w:t>
+      </w:r>
+      <w:r>
+        <w:rPr>
+          <w:b w:val="0"/>
+          <w:bCs w:val="0"/>
+          <w:i w:val="0"/>
+          <w:noProof/>
+          <w:sz w:val="18"/>
+          <w:szCs w:val="18"/>
+        </w:rPr>
+        <w:t>}}</w:t>
+      </w:r>
+      <w:r>
+        <w:rPr>
+          <w:b w:val="0"/>
+          <w:bCs w:val="0"/>
+          <w:i w:val="0"/>
           <w:sz w:val="18"/>
           <w:szCs w:val="18"/>
         </w:rPr>
@@ -5641,7 +7129,29 @@
           <w:sz w:val="18"/>
           <w:szCs w:val="18"/>
         </w:rPr>
-        <w:t>{% else %}</w:t>
+        <w:t xml:space="preserve">{% </w:t>
+      </w:r>
+      <w:proofErr w:type="spellStart"/>
+      <w:r>
+        <w:rPr>
+          <w:rFonts w:cs="Arial"/>
+          <w:bCs/>
+          <w:color w:val="000000" w:themeColor="text1"/>
+          <w:sz w:val="18"/>
+          <w:szCs w:val="18"/>
+        </w:rPr>
+        <w:t>else</w:t>
+      </w:r>
+      <w:proofErr w:type="spellEnd"/>
+      <w:r>
+        <w:rPr>
+          <w:rFonts w:cs="Arial"/>
+          <w:bCs/>
+          <w:color w:val="000000" w:themeColor="text1"/>
+          <w:sz w:val="18"/>
+          <w:szCs w:val="18"/>
+        </w:rPr>
+        <w:t xml:space="preserve"> %}</w:t>
       </w:r>
     </w:p>
     <w:p>
@@ -5665,7 +7175,29 @@
           <w:sz w:val="18"/>
           <w:szCs w:val="18"/>
         </w:rPr>
-        <w:t>{{ anexo_sitras_aperturado }}</w:t>
+        <w:t xml:space="preserve">{{ </w:t>
+      </w:r>
+      <w:proofErr w:type="spellStart"/>
+      <w:r>
+        <w:rPr>
+          <w:rFonts w:cs="Arial"/>
+          <w:bCs/>
+          <w:color w:val="000000" w:themeColor="text1"/>
+          <w:sz w:val="18"/>
+          <w:szCs w:val="18"/>
+        </w:rPr>
+        <w:t>anexo_sitras_aperturado</w:t>
+      </w:r>
+      <w:proofErr w:type="spellEnd"/>
+      <w:r>
+        <w:rPr>
+          <w:rFonts w:cs="Arial"/>
+          <w:bCs/>
+          <w:color w:val="000000" w:themeColor="text1"/>
+          <w:sz w:val="18"/>
+          <w:szCs w:val="18"/>
+        </w:rPr>
+        <w:t xml:space="preserve"> }}</w:t>
       </w:r>
     </w:p>
     <w:p>
@@ -5719,7 +7251,51 @@
           <w:sz w:val="18"/>
           <w:szCs w:val="18"/>
         </w:rPr>
-        <w:t xml:space="preserve"> Registro de eventos del relé Sitras PRO del ({{alimentador_vecino}} {{ser_vecino}})</w:t>
+        <w:t xml:space="preserve"> Registro de eventos del relé Sitras PRO del ({{</w:t>
+      </w:r>
+      <w:proofErr w:type="spellStart"/>
+      <w:r>
+        <w:rPr>
+          <w:rFonts w:cs="Arial"/>
+          <w:bCs/>
+          <w:color w:val="000000" w:themeColor="text1"/>
+          <w:sz w:val="18"/>
+          <w:szCs w:val="18"/>
+        </w:rPr>
+        <w:t>alimentador_vecino</w:t>
+      </w:r>
+      <w:proofErr w:type="spellEnd"/>
+      <w:r>
+        <w:rPr>
+          <w:rFonts w:cs="Arial"/>
+          <w:bCs/>
+          <w:color w:val="000000" w:themeColor="text1"/>
+          <w:sz w:val="18"/>
+          <w:szCs w:val="18"/>
+        </w:rPr>
+        <w:t>}} {{</w:t>
+      </w:r>
+      <w:proofErr w:type="spellStart"/>
+      <w:r>
+        <w:rPr>
+          <w:rFonts w:cs="Arial"/>
+          <w:bCs/>
+          <w:color w:val="000000" w:themeColor="text1"/>
+          <w:sz w:val="18"/>
+          <w:szCs w:val="18"/>
+        </w:rPr>
+        <w:t>ser_vecino</w:t>
+      </w:r>
+      <w:proofErr w:type="spellEnd"/>
+      <w:r>
+        <w:rPr>
+          <w:rFonts w:cs="Arial"/>
+          <w:bCs/>
+          <w:color w:val="000000" w:themeColor="text1"/>
+          <w:sz w:val="18"/>
+          <w:szCs w:val="18"/>
+        </w:rPr>
+        <w:t>}})</w:t>
       </w:r>
     </w:p>
     <w:p>
@@ -5743,7 +7319,29 @@
           <w:sz w:val="18"/>
           <w:szCs w:val="18"/>
         </w:rPr>
-        <w:t>{% endif %}</w:t>
+        <w:t xml:space="preserve">{% </w:t>
+      </w:r>
+      <w:proofErr w:type="spellStart"/>
+      <w:r>
+        <w:rPr>
+          <w:rFonts w:cs="Arial"/>
+          <w:bCs/>
+          <w:color w:val="000000" w:themeColor="text1"/>
+          <w:sz w:val="18"/>
+          <w:szCs w:val="18"/>
+        </w:rPr>
+        <w:t>endif</w:t>
+      </w:r>
+      <w:proofErr w:type="spellEnd"/>
+      <w:r>
+        <w:rPr>
+          <w:rFonts w:cs="Arial"/>
+          <w:bCs/>
+          <w:color w:val="000000" w:themeColor="text1"/>
+          <w:sz w:val="18"/>
+          <w:szCs w:val="18"/>
+        </w:rPr>
+        <w:t xml:space="preserve"> %}</w:t>
       </w:r>
     </w:p>
     <w:p>
@@ -5835,7 +7433,27 @@
           <w:sz w:val="18"/>
           <w:szCs w:val="18"/>
         </w:rPr>
-        <w:t>{{st_ap}}</w:t>
+        <w:t>{{</w:t>
+      </w:r>
+      <w:proofErr w:type="spellStart"/>
+      <w:r>
+        <w:rPr>
+          <w:b/>
+          <w:bCs/>
+          <w:sz w:val="18"/>
+          <w:szCs w:val="18"/>
+        </w:rPr>
+        <w:t>st_ap</w:t>
+      </w:r>
+      <w:proofErr w:type="spellEnd"/>
+      <w:r>
+        <w:rPr>
+          <w:b/>
+          <w:bCs/>
+          <w:sz w:val="18"/>
+          <w:szCs w:val="18"/>
+        </w:rPr>
+        <w:t>}}</w:t>
       </w:r>
       <w:r>
         <w:rPr>
@@ -5858,7 +7476,43 @@
           <w:sz w:val="18"/>
           <w:szCs w:val="18"/>
         </w:rPr>
-        <w:t>{{alimentador_aperturado}} {{ser_aperturado}}</w:t>
+        <w:t>{{</w:t>
+      </w:r>
+      <w:proofErr w:type="spellStart"/>
+      <w:r>
+        <w:rPr>
+          <w:rFonts w:cs="Arial"/>
+          <w:sz w:val="18"/>
+          <w:szCs w:val="18"/>
+        </w:rPr>
+        <w:t>alimentador_aperturado</w:t>
+      </w:r>
+      <w:proofErr w:type="spellEnd"/>
+      <w:r>
+        <w:rPr>
+          <w:rFonts w:cs="Arial"/>
+          <w:sz w:val="18"/>
+          <w:szCs w:val="18"/>
+        </w:rPr>
+        <w:t>}} {{</w:t>
+      </w:r>
+      <w:proofErr w:type="spellStart"/>
+      <w:r>
+        <w:rPr>
+          <w:rFonts w:cs="Arial"/>
+          <w:sz w:val="18"/>
+          <w:szCs w:val="18"/>
+        </w:rPr>
+        <w:t>ser_aperturado</w:t>
+      </w:r>
+      <w:proofErr w:type="spellEnd"/>
+      <w:r>
+        <w:rPr>
+          <w:rFonts w:cs="Arial"/>
+          <w:sz w:val="18"/>
+          <w:szCs w:val="18"/>
+        </w:rPr>
+        <w:t>}}</w:t>
       </w:r>
       <w:r>
         <w:rPr>
@@ -5900,12 +7554,32 @@
           <w:sz w:val="18"/>
           <w:szCs w:val="18"/>
         </w:rPr>
-        <w:t>{{st_vec}}</w:t>
-      </w:r>
-      <w:r>
-        <w:rPr>
-          <w:rFonts w:cs="Arial"/>
+        <w:t>{{</w:t>
+      </w:r>
+      <w:proofErr w:type="spellStart"/>
+      <w:r>
+        <w:rPr>
           <w:b/>
+          <w:bCs/>
+          <w:sz w:val="18"/>
+          <w:szCs w:val="18"/>
+        </w:rPr>
+        <w:t>st_vec</w:t>
+      </w:r>
+      <w:proofErr w:type="spellEnd"/>
+      <w:r>
+        <w:rPr>
+          <w:b/>
+          <w:bCs/>
+          <w:sz w:val="18"/>
+          <w:szCs w:val="18"/>
+        </w:rPr>
+        <w:t>}}</w:t>
+      </w:r>
+      <w:r>
+        <w:rPr>
+          <w:rFonts w:cs="Arial"/>
+          <w:b/>
           <w:color w:val="000000" w:themeColor="text1"/>
           <w:sz w:val="18"/>
           <w:szCs w:val="18"/>
@@ -5926,7 +7600,43 @@
           <w:sz w:val="18"/>
           <w:szCs w:val="18"/>
         </w:rPr>
-        <w:t>{{alimentador_vecino}} {{ser_vecino}}</w:t>
+        <w:t>{{</w:t>
+      </w:r>
+      <w:proofErr w:type="spellStart"/>
+      <w:r>
+        <w:rPr>
+          <w:rFonts w:cs="Arial"/>
+          <w:sz w:val="18"/>
+          <w:szCs w:val="18"/>
+        </w:rPr>
+        <w:t>alimentador_vecino</w:t>
+      </w:r>
+      <w:proofErr w:type="spellEnd"/>
+      <w:r>
+        <w:rPr>
+          <w:rFonts w:cs="Arial"/>
+          <w:sz w:val="18"/>
+          <w:szCs w:val="18"/>
+        </w:rPr>
+        <w:t>}} {{</w:t>
+      </w:r>
+      <w:proofErr w:type="spellStart"/>
+      <w:r>
+        <w:rPr>
+          <w:rFonts w:cs="Arial"/>
+          <w:sz w:val="18"/>
+          <w:szCs w:val="18"/>
+        </w:rPr>
+        <w:t>ser_vecino</w:t>
+      </w:r>
+      <w:proofErr w:type="spellEnd"/>
+      <w:r>
+        <w:rPr>
+          <w:rFonts w:cs="Arial"/>
+          <w:sz w:val="18"/>
+          <w:szCs w:val="18"/>
+        </w:rPr>
+        <w:t>}}</w:t>
       </w:r>
       <w:r>
         <w:rPr>
@@ -5968,7 +7678,27 @@
           <w:sz w:val="18"/>
           <w:szCs w:val="18"/>
         </w:rPr>
-        <w:t>{{st_zn}}</w:t>
+        <w:t>{{</w:t>
+      </w:r>
+      <w:proofErr w:type="spellStart"/>
+      <w:r>
+        <w:rPr>
+          <w:b/>
+          <w:bCs/>
+          <w:sz w:val="18"/>
+          <w:szCs w:val="18"/>
+        </w:rPr>
+        <w:t>st_zn</w:t>
+      </w:r>
+      <w:proofErr w:type="spellEnd"/>
+      <w:r>
+        <w:rPr>
+          <w:b/>
+          <w:bCs/>
+          <w:sz w:val="18"/>
+          <w:szCs w:val="18"/>
+        </w:rPr>
+        <w:t>}}</w:t>
       </w:r>
       <w:r>
         <w:rPr>
@@ -6111,7 +7841,29 @@
           <w:sz w:val="18"/>
           <w:szCs w:val="18"/>
         </w:rPr>
-        <w:t>{{interruptor_aperturado}}</w:t>
+        <w:t>{{</w:t>
+      </w:r>
+      <w:proofErr w:type="spellStart"/>
+      <w:r>
+        <w:rPr>
+          <w:rFonts w:cs="Arial"/>
+          <w:b/>
+          <w:bCs/>
+          <w:sz w:val="18"/>
+          <w:szCs w:val="18"/>
+        </w:rPr>
+        <w:t>interruptor_aperturado</w:t>
+      </w:r>
+      <w:proofErr w:type="spellEnd"/>
+      <w:r>
+        <w:rPr>
+          <w:rFonts w:cs="Arial"/>
+          <w:b/>
+          <w:bCs/>
+          <w:sz w:val="18"/>
+          <w:szCs w:val="18"/>
+        </w:rPr>
+        <w:t>}}</w:t>
       </w:r>
       <w:r>
         <w:rPr>
@@ -6129,8 +7881,9 @@
           <w:sz w:val="18"/>
           <w:szCs w:val="18"/>
         </w:rPr>
-        <w:t>{{interruptor_</w:t>
-      </w:r>
+        <w:t>{{</w:t>
+      </w:r>
+      <w:proofErr w:type="spellStart"/>
       <w:r>
         <w:rPr>
           <w:rFonts w:cs="Arial"/>
@@ -6139,8 +7892,19 @@
           <w:sz w:val="18"/>
           <w:szCs w:val="18"/>
         </w:rPr>
+        <w:t>interruptor_</w:t>
+      </w:r>
+      <w:r>
+        <w:rPr>
+          <w:rFonts w:cs="Arial"/>
+          <w:b/>
+          <w:bCs/>
+          <w:sz w:val="18"/>
+          <w:szCs w:val="18"/>
+        </w:rPr>
         <w:t>vecino</w:t>
       </w:r>
+      <w:proofErr w:type="spellEnd"/>
       <w:r>
         <w:rPr>
           <w:rFonts w:cs="Arial"/>
@@ -6265,17 +8029,26 @@
           <w:rFonts w:cs="Arial"/>
           <w:sz w:val="18"/>
           <w:szCs w:val="18"/>
-          <w:highlight w:val="yellow"/>
-        </w:rPr>
-        <w:t>sobrecorriente</w:t>
-      </w:r>
-      <w:r>
-        <w:rPr>
-          <w:rFonts w:cs="Arial"/>
-          <w:sz w:val="18"/>
-          <w:szCs w:val="18"/>
-        </w:rPr>
-        <w:t>C</w:t>
+        </w:rPr>
+        <w:t>{{</w:t>
+      </w:r>
+      <w:proofErr w:type="spellStart"/>
+      <w:r>
+        <w:rPr>
+          <w:rFonts w:cs="Arial"/>
+          <w:sz w:val="18"/>
+          <w:szCs w:val="18"/>
+        </w:rPr>
+        <w:t>sobrecorrienteC</w:t>
+      </w:r>
+      <w:proofErr w:type="spellEnd"/>
+      <w:r>
+        <w:rPr>
+          <w:rFonts w:cs="Arial"/>
+          <w:sz w:val="18"/>
+          <w:szCs w:val="18"/>
+        </w:rPr>
+        <w:t>}}</w:t>
       </w:r>
       <w:r>
         <w:rPr>
@@ -6291,7 +8064,43 @@
           <w:sz w:val="18"/>
           <w:szCs w:val="18"/>
         </w:rPr>
-        <w:t>{{alimentador_aperturado}} {{ser_aperturado}}</w:t>
+        <w:t>{{</w:t>
+      </w:r>
+      <w:proofErr w:type="spellStart"/>
+      <w:r>
+        <w:rPr>
+          <w:rFonts w:cs="Arial"/>
+          <w:sz w:val="18"/>
+          <w:szCs w:val="18"/>
+        </w:rPr>
+        <w:t>alimentador_aperturado</w:t>
+      </w:r>
+      <w:proofErr w:type="spellEnd"/>
+      <w:r>
+        <w:rPr>
+          <w:rFonts w:cs="Arial"/>
+          <w:sz w:val="18"/>
+          <w:szCs w:val="18"/>
+        </w:rPr>
+        <w:t>}} {{</w:t>
+      </w:r>
+      <w:proofErr w:type="spellStart"/>
+      <w:r>
+        <w:rPr>
+          <w:rFonts w:cs="Arial"/>
+          <w:sz w:val="18"/>
+          <w:szCs w:val="18"/>
+        </w:rPr>
+        <w:t>ser_aperturado</w:t>
+      </w:r>
+      <w:proofErr w:type="spellEnd"/>
+      <w:r>
+        <w:rPr>
+          <w:rFonts w:cs="Arial"/>
+          <w:sz w:val="18"/>
+          <w:szCs w:val="18"/>
+        </w:rPr>
+        <w:t>}}</w:t>
       </w:r>
       <w:r>
         <w:rPr>
@@ -6307,7 +8116,43 @@
           <w:sz w:val="18"/>
           <w:szCs w:val="18"/>
         </w:rPr>
-        <w:t>{{alimentador_vecino}} {{ser_vecino}}</w:t>
+        <w:t>{{</w:t>
+      </w:r>
+      <w:proofErr w:type="spellStart"/>
+      <w:r>
+        <w:rPr>
+          <w:rFonts w:cs="Arial"/>
+          <w:sz w:val="18"/>
+          <w:szCs w:val="18"/>
+        </w:rPr>
+        <w:t>alimentador_vecino</w:t>
+      </w:r>
+      <w:proofErr w:type="spellEnd"/>
+      <w:r>
+        <w:rPr>
+          <w:rFonts w:cs="Arial"/>
+          <w:sz w:val="18"/>
+          <w:szCs w:val="18"/>
+        </w:rPr>
+        <w:t>}} {{</w:t>
+      </w:r>
+      <w:proofErr w:type="spellStart"/>
+      <w:r>
+        <w:rPr>
+          <w:rFonts w:cs="Arial"/>
+          <w:sz w:val="18"/>
+          <w:szCs w:val="18"/>
+        </w:rPr>
+        <w:t>ser_vecino</w:t>
+      </w:r>
+      <w:proofErr w:type="spellEnd"/>
+      <w:r>
+        <w:rPr>
+          <w:rFonts w:cs="Arial"/>
+          <w:sz w:val="18"/>
+          <w:szCs w:val="18"/>
+        </w:rPr>
+        <w:t>}}</w:t>
       </w:r>
       <w:r>
         <w:rPr>
@@ -6323,7 +8168,25 @@
           <w:sz w:val="18"/>
           <w:szCs w:val="18"/>
         </w:rPr>
-        <w:t>{{interruptor_aperturado_num}}</w:t>
+        <w:t>{{</w:t>
+      </w:r>
+      <w:proofErr w:type="spellStart"/>
+      <w:r>
+        <w:rPr>
+          <w:rFonts w:cs="Arial"/>
+          <w:sz w:val="18"/>
+          <w:szCs w:val="18"/>
+        </w:rPr>
+        <w:t>interruptor_aperturado_num</w:t>
+      </w:r>
+      <w:proofErr w:type="spellEnd"/>
+      <w:r>
+        <w:rPr>
+          <w:rFonts w:cs="Arial"/>
+          <w:sz w:val="18"/>
+          <w:szCs w:val="18"/>
+        </w:rPr>
+        <w:t>}}</w:t>
       </w:r>
       <w:r>
         <w:rPr>
@@ -6339,7 +8202,25 @@
           <w:sz w:val="18"/>
           <w:szCs w:val="18"/>
         </w:rPr>
-        <w:t>{{ser_aperturado}}</w:t>
+        <w:t>{{</w:t>
+      </w:r>
+      <w:proofErr w:type="spellStart"/>
+      <w:r>
+        <w:rPr>
+          <w:rFonts w:cs="Arial"/>
+          <w:sz w:val="18"/>
+          <w:szCs w:val="18"/>
+        </w:rPr>
+        <w:t>ser_aperturado</w:t>
+      </w:r>
+      <w:proofErr w:type="spellEnd"/>
+      <w:r>
+        <w:rPr>
+          <w:rFonts w:cs="Arial"/>
+          <w:sz w:val="18"/>
+          <w:szCs w:val="18"/>
+        </w:rPr>
+        <w:t>}}</w:t>
       </w:r>
       <w:r>
         <w:rPr>
@@ -6355,7 +8236,25 @@
           <w:sz w:val="18"/>
           <w:szCs w:val="18"/>
         </w:rPr>
-        <w:t xml:space="preserve"> {{interruptor_vecino_num}}</w:t>
+        <w:t xml:space="preserve"> {{</w:t>
+      </w:r>
+      <w:proofErr w:type="spellStart"/>
+      <w:r>
+        <w:rPr>
+          <w:rFonts w:cs="Arial"/>
+          <w:sz w:val="18"/>
+          <w:szCs w:val="18"/>
+        </w:rPr>
+        <w:t>interruptor_vecino_num</w:t>
+      </w:r>
+      <w:proofErr w:type="spellEnd"/>
+      <w:r>
+        <w:rPr>
+          <w:rFonts w:cs="Arial"/>
+          <w:sz w:val="18"/>
+          <w:szCs w:val="18"/>
+        </w:rPr>
+        <w:t>}}</w:t>
       </w:r>
       <w:r>
         <w:rPr>
@@ -6379,7 +8278,25 @@
           <w:sz w:val="18"/>
           <w:szCs w:val="18"/>
         </w:rPr>
-        <w:t>{{ser_vecino}}</w:t>
+        <w:t>{{</w:t>
+      </w:r>
+      <w:proofErr w:type="spellStart"/>
+      <w:r>
+        <w:rPr>
+          <w:rFonts w:cs="Arial"/>
+          <w:sz w:val="18"/>
+          <w:szCs w:val="18"/>
+        </w:rPr>
+        <w:t>ser_vecino</w:t>
+      </w:r>
+      <w:proofErr w:type="spellEnd"/>
+      <w:r>
+        <w:rPr>
+          <w:rFonts w:cs="Arial"/>
+          <w:sz w:val="18"/>
+          <w:szCs w:val="18"/>
+        </w:rPr>
+        <w:t>}}</w:t>
       </w:r>
       <w:r>
         <w:rPr>
@@ -6394,18 +8311,26 @@
           <w:rFonts w:cs="Arial"/>
           <w:sz w:val="18"/>
           <w:szCs w:val="18"/>
-          <w:highlight w:val="yellow"/>
-        </w:rPr>
-        <w:t>sobrecorriente</w:t>
-      </w:r>
-      <w:r>
-        <w:rPr>
-          <w:rFonts w:cs="Arial"/>
-          <w:sz w:val="18"/>
-          <w:szCs w:val="18"/>
-          <w:highlight w:val="yellow"/>
-        </w:rPr>
-        <w:t>B</w:t>
+        </w:rPr>
+        <w:t>{{</w:t>
+      </w:r>
+      <w:proofErr w:type="spellStart"/>
+      <w:r>
+        <w:rPr>
+          <w:rFonts w:cs="Arial"/>
+          <w:sz w:val="18"/>
+          <w:szCs w:val="18"/>
+        </w:rPr>
+        <w:t>sobrecorrienteB</w:t>
+      </w:r>
+      <w:proofErr w:type="spellEnd"/>
+      <w:r>
+        <w:rPr>
+          <w:rFonts w:cs="Arial"/>
+          <w:sz w:val="18"/>
+          <w:szCs w:val="18"/>
+        </w:rPr>
+        <w:t>}}</w:t>
       </w:r>
       <w:r>
         <w:rPr>
@@ -6433,8 +8358,9 @@
           <w:sz w:val="18"/>
           <w:szCs w:val="18"/>
         </w:rPr>
-        <w:t>{{funcion_disparo_final}}</w:t>
-      </w:r>
+        <w:t>{{</w:t>
+      </w:r>
+      <w:proofErr w:type="spellStart"/>
       <w:r>
         <w:rPr>
           <w:rFonts w:cs="Arial"/>
@@ -6443,6 +8369,27 @@
           <w:sz w:val="18"/>
           <w:szCs w:val="18"/>
         </w:rPr>
+        <w:t>funcion_disparo_final</w:t>
+      </w:r>
+      <w:proofErr w:type="spellEnd"/>
+      <w:r>
+        <w:rPr>
+          <w:rFonts w:cs="Arial"/>
+          <w:b/>
+          <w:bCs/>
+          <w:sz w:val="18"/>
+          <w:szCs w:val="18"/>
+        </w:rPr>
+        <w:t>}}</w:t>
+      </w:r>
+      <w:r>
+        <w:rPr>
+          <w:rFonts w:cs="Arial"/>
+          <w:b/>
+          <w:bCs/>
+          <w:sz w:val="18"/>
+          <w:szCs w:val="18"/>
+        </w:rPr>
         <w:t xml:space="preserve">” </w:t>
       </w:r>
       <w:r>
@@ -6487,7 +8434,25 @@
           <w:sz w:val="18"/>
           <w:szCs w:val="18"/>
         </w:rPr>
-        <w:t>registrados por los relés Sitras PRO.</w:t>
+        <w:t xml:space="preserve">registrados por los relés </w:t>
+      </w:r>
+      <w:proofErr w:type="spellStart"/>
+      <w:r>
+        <w:rPr>
+          <w:rFonts w:cs="Arial"/>
+          <w:sz w:val="18"/>
+          <w:szCs w:val="18"/>
+        </w:rPr>
+        <w:t>Sitras</w:t>
+      </w:r>
+      <w:proofErr w:type="spellEnd"/>
+      <w:r>
+        <w:rPr>
+          <w:rFonts w:cs="Arial"/>
+          <w:sz w:val="18"/>
+          <w:szCs w:val="18"/>
+        </w:rPr>
+        <w:t xml:space="preserve"> PRO.</w:t>
       </w:r>
     </w:p>
     <w:p>
@@ -6511,14 +8476,58 @@
           <w:sz w:val="18"/>
           <w:szCs w:val="18"/>
         </w:rPr>
-        <w:t xml:space="preserve">{% if tiene_sigra %} · La </w:t>
-      </w:r>
-      <w:r>
-        <w:rPr>
-          <w:rFonts w:cs="Arial"/>
-          <w:sz w:val="18"/>
-          <w:szCs w:val="18"/>
-          <w:highlight w:val="yellow"/>
+        <w:t xml:space="preserve">{% </w:t>
+      </w:r>
+      <w:proofErr w:type="spellStart"/>
+      <w:r>
+        <w:rPr>
+          <w:rFonts w:cs="Arial"/>
+          <w:sz w:val="18"/>
+          <w:szCs w:val="18"/>
+        </w:rPr>
+        <w:t>if</w:t>
+      </w:r>
+      <w:proofErr w:type="spellEnd"/>
+      <w:r>
+        <w:rPr>
+          <w:rFonts w:cs="Arial"/>
+          <w:sz w:val="18"/>
+          <w:szCs w:val="18"/>
+        </w:rPr>
+        <w:t xml:space="preserve"> </w:t>
+      </w:r>
+      <w:proofErr w:type="spellStart"/>
+      <w:r>
+        <w:rPr>
+          <w:rFonts w:cs="Arial"/>
+          <w:sz w:val="18"/>
+          <w:szCs w:val="18"/>
+        </w:rPr>
+        <w:t>tiene_sigra</w:t>
+      </w:r>
+      <w:proofErr w:type="spellEnd"/>
+      <w:r>
+        <w:rPr>
+          <w:rFonts w:cs="Arial"/>
+          <w:sz w:val="18"/>
+          <w:szCs w:val="18"/>
+        </w:rPr>
+        <w:t xml:space="preserve"> %} · La </w:t>
+      </w:r>
+      <w:r>
+        <w:rPr>
+          <w:rFonts w:cs="Arial"/>
+          <w:sz w:val="18"/>
+          <w:szCs w:val="18"/>
+        </w:rPr>
+        <w:t>{{</w:t>
+      </w:r>
+      <w:proofErr w:type="spellStart"/>
+      <w:r>
+        <w:rPr>
+          <w:rFonts w:cs="Arial"/>
+          <w:sz w:val="18"/>
+          <w:szCs w:val="18"/>
         </w:rPr>
         <w:t>sobrecorriente</w:t>
       </w:r>
@@ -6527,17 +8536,169 @@
           <w:rFonts w:cs="Arial"/>
           <w:sz w:val="18"/>
           <w:szCs w:val="18"/>
-          <w:highlight w:val="yellow"/>
         </w:rPr>
         <w:t>C</w:t>
       </w:r>
-      <w:r>
-        <w:rPr>
-          <w:rFonts w:cs="Arial"/>
-          <w:sz w:val="18"/>
-          <w:szCs w:val="18"/>
-        </w:rPr>
-        <w:t xml:space="preserve"> en la línea aérea de contacto de los alimentadores {{alimentador_aperturado}} {{ser_aperturado}} y {{alimentador_vecino}} {{ser_vecino}}, fue despejada a los {{valor_tiempo_sigra}} ms desde el inicio de la perturbación. {% else %} · No se dispone de registro de tendencia ni oscilografía para el presente evento. {% endif %}</w:t>
+      <w:proofErr w:type="spellEnd"/>
+      <w:r>
+        <w:rPr>
+          <w:rFonts w:cs="Arial"/>
+          <w:sz w:val="18"/>
+          <w:szCs w:val="18"/>
+        </w:rPr>
+        <w:t>}}</w:t>
+      </w:r>
+      <w:r>
+        <w:rPr>
+          <w:rFonts w:cs="Arial"/>
+          <w:sz w:val="18"/>
+          <w:szCs w:val="18"/>
+        </w:rPr>
+        <w:t xml:space="preserve"> en la línea aérea de contacto de los alimentadores {{</w:t>
+      </w:r>
+      <w:proofErr w:type="spellStart"/>
+      <w:r>
+        <w:rPr>
+          <w:rFonts w:cs="Arial"/>
+          <w:sz w:val="18"/>
+          <w:szCs w:val="18"/>
+        </w:rPr>
+        <w:t>alimentador_aperturado</w:t>
+      </w:r>
+      <w:proofErr w:type="spellEnd"/>
+      <w:r>
+        <w:rPr>
+          <w:rFonts w:cs="Arial"/>
+          <w:sz w:val="18"/>
+          <w:szCs w:val="18"/>
+        </w:rPr>
+        <w:t>}} {{</w:t>
+      </w:r>
+      <w:proofErr w:type="spellStart"/>
+      <w:r>
+        <w:rPr>
+          <w:rFonts w:cs="Arial"/>
+          <w:sz w:val="18"/>
+          <w:szCs w:val="18"/>
+        </w:rPr>
+        <w:t>ser_aperturado</w:t>
+      </w:r>
+      <w:proofErr w:type="spellEnd"/>
+      <w:r>
+        <w:rPr>
+          <w:rFonts w:cs="Arial"/>
+          <w:sz w:val="18"/>
+          <w:szCs w:val="18"/>
+        </w:rPr>
+        <w:t>}} y {{</w:t>
+      </w:r>
+      <w:proofErr w:type="spellStart"/>
+      <w:r>
+        <w:rPr>
+          <w:rFonts w:cs="Arial"/>
+          <w:sz w:val="18"/>
+          <w:szCs w:val="18"/>
+        </w:rPr>
+        <w:t>alimentador_vecino</w:t>
+      </w:r>
+      <w:proofErr w:type="spellEnd"/>
+      <w:r>
+        <w:rPr>
+          <w:rFonts w:cs="Arial"/>
+          <w:sz w:val="18"/>
+          <w:szCs w:val="18"/>
+        </w:rPr>
+        <w:t>}} {{</w:t>
+      </w:r>
+      <w:proofErr w:type="spellStart"/>
+      <w:r>
+        <w:rPr>
+          <w:rFonts w:cs="Arial"/>
+          <w:sz w:val="18"/>
+          <w:szCs w:val="18"/>
+        </w:rPr>
+        <w:t>ser_vecino</w:t>
+      </w:r>
+      <w:proofErr w:type="spellEnd"/>
+      <w:r>
+        <w:rPr>
+          <w:rFonts w:cs="Arial"/>
+          <w:sz w:val="18"/>
+          <w:szCs w:val="18"/>
+        </w:rPr>
+        <w:t>}}, fue despejada a los {{</w:t>
+      </w:r>
+      <w:proofErr w:type="spellStart"/>
+      <w:r>
+        <w:rPr>
+          <w:rFonts w:cs="Arial"/>
+          <w:sz w:val="18"/>
+          <w:szCs w:val="18"/>
+        </w:rPr>
+        <w:t>valor_tiempo_sigra</w:t>
+      </w:r>
+      <w:proofErr w:type="spellEnd"/>
+      <w:r>
+        <w:rPr>
+          <w:rFonts w:cs="Arial"/>
+          <w:sz w:val="18"/>
+          <w:szCs w:val="18"/>
+        </w:rPr>
+        <w:t xml:space="preserve">}} ms desde el inicio de la perturbación. {% </w:t>
+      </w:r>
+      <w:proofErr w:type="spellStart"/>
+      <w:r>
+        <w:rPr>
+          <w:rFonts w:cs="Arial"/>
+          <w:sz w:val="18"/>
+          <w:szCs w:val="18"/>
+        </w:rPr>
+        <w:t>else</w:t>
+      </w:r>
+      <w:proofErr w:type="spellEnd"/>
+      <w:r>
+        <w:rPr>
+          <w:rFonts w:cs="Arial"/>
+          <w:sz w:val="18"/>
+          <w:szCs w:val="18"/>
+        </w:rPr>
+        <w:t xml:space="preserve"> %} · No se dispone de registro de tendencia ni </w:t>
+      </w:r>
+      <w:proofErr w:type="spellStart"/>
+      <w:r>
+        <w:rPr>
+          <w:rFonts w:cs="Arial"/>
+          <w:sz w:val="18"/>
+          <w:szCs w:val="18"/>
+        </w:rPr>
+        <w:t>oscilografía</w:t>
+      </w:r>
+      <w:proofErr w:type="spellEnd"/>
+      <w:r>
+        <w:rPr>
+          <w:rFonts w:cs="Arial"/>
+          <w:sz w:val="18"/>
+          <w:szCs w:val="18"/>
+        </w:rPr>
+        <w:t xml:space="preserve"> para el presente evento. {% </w:t>
+      </w:r>
+      <w:proofErr w:type="spellStart"/>
+      <w:r>
+        <w:rPr>
+          <w:rFonts w:cs="Arial"/>
+          <w:sz w:val="18"/>
+          <w:szCs w:val="18"/>
+        </w:rPr>
+        <w:t>endif</w:t>
+      </w:r>
+      <w:proofErr w:type="spellEnd"/>
+      <w:r>
+        <w:rPr>
+          <w:rFonts w:cs="Arial"/>
+          <w:sz w:val="18"/>
+          <w:szCs w:val="18"/>
+        </w:rPr>
+        <w:t xml:space="preserve"> %}</w:t>
       </w:r>
     </w:p>
     <w:p>
@@ -6562,7 +8723,25 @@
           <w:sz w:val="18"/>
           <w:szCs w:val="18"/>
         </w:rPr>
-        <w:t xml:space="preserve">La sobrecorriente en la línea aérea de contacto de zona </w:t>
+        <w:t xml:space="preserve">La </w:t>
+      </w:r>
+      <w:proofErr w:type="spellStart"/>
+      <w:r>
+        <w:rPr>
+          <w:rFonts w:cs="Arial"/>
+          <w:sz w:val="18"/>
+          <w:szCs w:val="18"/>
+        </w:rPr>
+        <w:t>sobrecorriente</w:t>
+      </w:r>
+      <w:proofErr w:type="spellEnd"/>
+      <w:r>
+        <w:rPr>
+          <w:rFonts w:cs="Arial"/>
+          <w:sz w:val="18"/>
+          <w:szCs w:val="18"/>
+        </w:rPr>
+        <w:t xml:space="preserve"> en la línea aérea de contacto de zona </w:t>
       </w:r>
       <w:r>
         <w:rPr>
@@ -6586,7 +8765,43 @@
           <w:sz w:val="18"/>
           <w:szCs w:val="18"/>
         </w:rPr>
-        <w:t>{{alimentador_aperturado}} {{ser_aperturado}}</w:t>
+        <w:t>{{</w:t>
+      </w:r>
+      <w:proofErr w:type="spellStart"/>
+      <w:r>
+        <w:rPr>
+          <w:rFonts w:cs="Arial"/>
+          <w:sz w:val="18"/>
+          <w:szCs w:val="18"/>
+        </w:rPr>
+        <w:t>alimentador_aperturado</w:t>
+      </w:r>
+      <w:proofErr w:type="spellEnd"/>
+      <w:r>
+        <w:rPr>
+          <w:rFonts w:cs="Arial"/>
+          <w:sz w:val="18"/>
+          <w:szCs w:val="18"/>
+        </w:rPr>
+        <w:t>}} {{</w:t>
+      </w:r>
+      <w:proofErr w:type="spellStart"/>
+      <w:r>
+        <w:rPr>
+          <w:rFonts w:cs="Arial"/>
+          <w:sz w:val="18"/>
+          <w:szCs w:val="18"/>
+        </w:rPr>
+        <w:t>ser_aperturado</w:t>
+      </w:r>
+      <w:proofErr w:type="spellEnd"/>
+      <w:r>
+        <w:rPr>
+          <w:rFonts w:cs="Arial"/>
+          <w:sz w:val="18"/>
+          <w:szCs w:val="18"/>
+        </w:rPr>
+        <w:t>}}</w:t>
       </w:r>
       <w:r>
         <w:rPr>
@@ -6602,7 +8817,43 @@
           <w:sz w:val="18"/>
           <w:szCs w:val="18"/>
         </w:rPr>
-        <w:t>{{alimentador_vecino}} {{ser_vecino}}</w:t>
+        <w:t>{{</w:t>
+      </w:r>
+      <w:proofErr w:type="spellStart"/>
+      <w:r>
+        <w:rPr>
+          <w:rFonts w:cs="Arial"/>
+          <w:sz w:val="18"/>
+          <w:szCs w:val="18"/>
+        </w:rPr>
+        <w:t>alimentador_vecino</w:t>
+      </w:r>
+      <w:proofErr w:type="spellEnd"/>
+      <w:r>
+        <w:rPr>
+          <w:rFonts w:cs="Arial"/>
+          <w:sz w:val="18"/>
+          <w:szCs w:val="18"/>
+        </w:rPr>
+        <w:t>}} {{</w:t>
+      </w:r>
+      <w:proofErr w:type="spellStart"/>
+      <w:r>
+        <w:rPr>
+          <w:rFonts w:cs="Arial"/>
+          <w:sz w:val="18"/>
+          <w:szCs w:val="18"/>
+        </w:rPr>
+        <w:t>ser_vecino</w:t>
+      </w:r>
+      <w:proofErr w:type="spellEnd"/>
+      <w:r>
+        <w:rPr>
+          <w:rFonts w:cs="Arial"/>
+          <w:sz w:val="18"/>
+          <w:szCs w:val="18"/>
+        </w:rPr>
+        <w:t>}}</w:t>
       </w:r>
       <w:r>
         <w:rPr>
@@ -6629,9 +8880,8 @@
           <w:bCs/>
           <w:sz w:val="18"/>
           <w:szCs w:val="18"/>
-          <w:highlight w:val="yellow"/>
-        </w:rPr>
-        <w:t>acumulación</w:t>
+        </w:rPr>
+        <w:t>{{motivo}}</w:t>
       </w:r>
       <w:r>
         <w:rPr>
@@ -6741,7 +8991,51 @@
           <w:sz w:val="18"/>
           <w:szCs w:val="18"/>
         </w:rPr>
-        <w:t>{% if tiene_sigra %}</w:t>
+        <w:t xml:space="preserve">{% </w:t>
+      </w:r>
+      <w:proofErr w:type="spellStart"/>
+      <w:r>
+        <w:rPr>
+          <w:rFonts w:cs="Arial"/>
+          <w:bCs/>
+          <w:color w:val="000000" w:themeColor="text1"/>
+          <w:sz w:val="18"/>
+          <w:szCs w:val="18"/>
+        </w:rPr>
+        <w:t>if</w:t>
+      </w:r>
+      <w:proofErr w:type="spellEnd"/>
+      <w:r>
+        <w:rPr>
+          <w:rFonts w:cs="Arial"/>
+          <w:bCs/>
+          <w:color w:val="000000" w:themeColor="text1"/>
+          <w:sz w:val="18"/>
+          <w:szCs w:val="18"/>
+        </w:rPr>
+        <w:t xml:space="preserve"> </w:t>
+      </w:r>
+      <w:proofErr w:type="spellStart"/>
+      <w:r>
+        <w:rPr>
+          <w:rFonts w:cs="Arial"/>
+          <w:bCs/>
+          <w:color w:val="000000" w:themeColor="text1"/>
+          <w:sz w:val="18"/>
+          <w:szCs w:val="18"/>
+        </w:rPr>
+        <w:t>tiene_sigra</w:t>
+      </w:r>
+      <w:proofErr w:type="spellEnd"/>
+      <w:r>
+        <w:rPr>
+          <w:rFonts w:cs="Arial"/>
+          <w:bCs/>
+          <w:color w:val="000000" w:themeColor="text1"/>
+          <w:sz w:val="18"/>
+          <w:szCs w:val="18"/>
+        </w:rPr>
+        <w:t xml:space="preserve"> %}</w:t>
       </w:r>
     </w:p>
     <w:p>
@@ -6760,7 +9054,25 @@
           <w:sz w:val="18"/>
           <w:szCs w:val="18"/>
         </w:rPr>
-        <w:t>{{anexo_vicos_aperturado}}</w:t>
+        <w:t>{{</w:t>
+      </w:r>
+      <w:proofErr w:type="spellStart"/>
+      <w:r>
+        <w:rPr>
+          <w:rFonts w:cs="Arial"/>
+          <w:sz w:val="18"/>
+          <w:szCs w:val="18"/>
+        </w:rPr>
+        <w:t>anexo_vicos_aperturado</w:t>
+      </w:r>
+      <w:proofErr w:type="spellEnd"/>
+      <w:r>
+        <w:rPr>
+          <w:rFonts w:cs="Arial"/>
+          <w:sz w:val="18"/>
+          <w:szCs w:val="18"/>
+        </w:rPr>
+        <w:t>}}</w:t>
       </w:r>
     </w:p>
     <w:p>
@@ -6803,7 +9115,39 @@
           <w:sz w:val="18"/>
           <w:szCs w:val="18"/>
         </w:rPr>
-        <w:t>{{alimentador_aperturado}} {{ser_aperturado}}</w:t>
+        <w:t>{{</w:t>
+      </w:r>
+      <w:proofErr w:type="spellStart"/>
+      <w:r>
+        <w:rPr>
+          <w:sz w:val="18"/>
+          <w:szCs w:val="18"/>
+        </w:rPr>
+        <w:t>alimentador_aperturado</w:t>
+      </w:r>
+      <w:proofErr w:type="spellEnd"/>
+      <w:r>
+        <w:rPr>
+          <w:sz w:val="18"/>
+          <w:szCs w:val="18"/>
+        </w:rPr>
+        <w:t>}} {{</w:t>
+      </w:r>
+      <w:proofErr w:type="spellStart"/>
+      <w:r>
+        <w:rPr>
+          <w:sz w:val="18"/>
+          <w:szCs w:val="18"/>
+        </w:rPr>
+        <w:t>ser_aperturado</w:t>
+      </w:r>
+      <w:proofErr w:type="spellEnd"/>
+      <w:r>
+        <w:rPr>
+          <w:sz w:val="18"/>
+          <w:szCs w:val="18"/>
+        </w:rPr>
+        <w:t>}}</w:t>
       </w:r>
       <w:r>
         <w:rPr>
@@ -6834,7 +9178,29 @@
           <w:sz w:val="18"/>
           <w:szCs w:val="18"/>
         </w:rPr>
-        <w:t>{% else %}</w:t>
+        <w:t xml:space="preserve">{% </w:t>
+      </w:r>
+      <w:proofErr w:type="spellStart"/>
+      <w:r>
+        <w:rPr>
+          <w:rFonts w:cs="Arial"/>
+          <w:bCs/>
+          <w:color w:val="000000" w:themeColor="text1"/>
+          <w:sz w:val="18"/>
+          <w:szCs w:val="18"/>
+        </w:rPr>
+        <w:t>else</w:t>
+      </w:r>
+      <w:proofErr w:type="spellEnd"/>
+      <w:r>
+        <w:rPr>
+          <w:rFonts w:cs="Arial"/>
+          <w:bCs/>
+          <w:color w:val="000000" w:themeColor="text1"/>
+          <w:sz w:val="18"/>
+          <w:szCs w:val="18"/>
+        </w:rPr>
+        <w:t xml:space="preserve"> %}</w:t>
       </w:r>
     </w:p>
     <w:p>
@@ -6853,7 +9219,25 @@
           <w:sz w:val="18"/>
           <w:szCs w:val="18"/>
         </w:rPr>
-        <w:t>{{anexo_vicos_aperturado}}</w:t>
+        <w:t>{{</w:t>
+      </w:r>
+      <w:proofErr w:type="spellStart"/>
+      <w:r>
+        <w:rPr>
+          <w:rFonts w:cs="Arial"/>
+          <w:sz w:val="18"/>
+          <w:szCs w:val="18"/>
+        </w:rPr>
+        <w:t>anexo_vicos_aperturado</w:t>
+      </w:r>
+      <w:proofErr w:type="spellEnd"/>
+      <w:r>
+        <w:rPr>
+          <w:rFonts w:cs="Arial"/>
+          <w:sz w:val="18"/>
+          <w:szCs w:val="18"/>
+        </w:rPr>
+        <w:t>}}</w:t>
       </w:r>
     </w:p>
     <w:p>
@@ -6887,7 +9271,39 @@
           <w:sz w:val="18"/>
           <w:szCs w:val="18"/>
         </w:rPr>
-        <w:t>{{alimentador_aperturado}} {{ser_aperturado}}</w:t>
+        <w:t>{{</w:t>
+      </w:r>
+      <w:proofErr w:type="spellStart"/>
+      <w:r>
+        <w:rPr>
+          <w:sz w:val="18"/>
+          <w:szCs w:val="18"/>
+        </w:rPr>
+        <w:t>alimentador_aperturado</w:t>
+      </w:r>
+      <w:proofErr w:type="spellEnd"/>
+      <w:r>
+        <w:rPr>
+          <w:sz w:val="18"/>
+          <w:szCs w:val="18"/>
+        </w:rPr>
+        <w:t>}} {{</w:t>
+      </w:r>
+      <w:proofErr w:type="spellStart"/>
+      <w:r>
+        <w:rPr>
+          <w:sz w:val="18"/>
+          <w:szCs w:val="18"/>
+        </w:rPr>
+        <w:t>ser_aperturado</w:t>
+      </w:r>
+      <w:proofErr w:type="spellEnd"/>
+      <w:r>
+        <w:rPr>
+          <w:sz w:val="18"/>
+          <w:szCs w:val="18"/>
+        </w:rPr>
+        <w:t>}}</w:t>
       </w:r>
       <w:r>
         <w:rPr>
@@ -6918,7 +9334,29 @@
           <w:sz w:val="18"/>
           <w:szCs w:val="18"/>
         </w:rPr>
-        <w:t>{% endif %}</w:t>
+        <w:t xml:space="preserve">{% </w:t>
+      </w:r>
+      <w:proofErr w:type="spellStart"/>
+      <w:r>
+        <w:rPr>
+          <w:rFonts w:cs="Arial"/>
+          <w:bCs/>
+          <w:color w:val="000000" w:themeColor="text1"/>
+          <w:sz w:val="18"/>
+          <w:szCs w:val="18"/>
+        </w:rPr>
+        <w:t>endif</w:t>
+      </w:r>
+      <w:proofErr w:type="spellEnd"/>
+      <w:r>
+        <w:rPr>
+          <w:rFonts w:cs="Arial"/>
+          <w:bCs/>
+          <w:color w:val="000000" w:themeColor="text1"/>
+          <w:sz w:val="18"/>
+          <w:szCs w:val="18"/>
+        </w:rPr>
+        <w:t xml:space="preserve"> %}</w:t>
       </w:r>
     </w:p>
     <w:p>
@@ -6956,7 +9394,51 @@
           <w:sz w:val="18"/>
           <w:szCs w:val="18"/>
         </w:rPr>
-        <w:t>{% if tiene_sigra %}</w:t>
+        <w:t xml:space="preserve">{% </w:t>
+      </w:r>
+      <w:proofErr w:type="spellStart"/>
+      <w:r>
+        <w:rPr>
+          <w:rFonts w:cs="Arial"/>
+          <w:bCs/>
+          <w:color w:val="000000" w:themeColor="text1"/>
+          <w:sz w:val="18"/>
+          <w:szCs w:val="18"/>
+        </w:rPr>
+        <w:t>if</w:t>
+      </w:r>
+      <w:proofErr w:type="spellEnd"/>
+      <w:r>
+        <w:rPr>
+          <w:rFonts w:cs="Arial"/>
+          <w:bCs/>
+          <w:color w:val="000000" w:themeColor="text1"/>
+          <w:sz w:val="18"/>
+          <w:szCs w:val="18"/>
+        </w:rPr>
+        <w:t xml:space="preserve"> </w:t>
+      </w:r>
+      <w:proofErr w:type="spellStart"/>
+      <w:r>
+        <w:rPr>
+          <w:rFonts w:cs="Arial"/>
+          <w:bCs/>
+          <w:color w:val="000000" w:themeColor="text1"/>
+          <w:sz w:val="18"/>
+          <w:szCs w:val="18"/>
+        </w:rPr>
+        <w:t>tiene_sigra</w:t>
+      </w:r>
+      <w:proofErr w:type="spellEnd"/>
+      <w:r>
+        <w:rPr>
+          <w:rFonts w:cs="Arial"/>
+          <w:bCs/>
+          <w:color w:val="000000" w:themeColor="text1"/>
+          <w:sz w:val="18"/>
+          <w:szCs w:val="18"/>
+        </w:rPr>
+        <w:t xml:space="preserve"> %}</w:t>
       </w:r>
     </w:p>
     <w:p>
@@ -6976,7 +9458,25 @@
           <w:sz w:val="18"/>
           <w:szCs w:val="18"/>
         </w:rPr>
-        <w:t>{{anexo_vicos_vecino}}</w:t>
+        <w:t>{{</w:t>
+      </w:r>
+      <w:proofErr w:type="spellStart"/>
+      <w:r>
+        <w:rPr>
+          <w:rFonts w:cs="Arial"/>
+          <w:sz w:val="18"/>
+          <w:szCs w:val="18"/>
+        </w:rPr>
+        <w:t>anexo_vicos_vecino</w:t>
+      </w:r>
+      <w:proofErr w:type="spellEnd"/>
+      <w:r>
+        <w:rPr>
+          <w:rFonts w:cs="Arial"/>
+          <w:sz w:val="18"/>
+          <w:szCs w:val="18"/>
+        </w:rPr>
+        <w:t>}}</w:t>
       </w:r>
     </w:p>
     <w:p>
@@ -7033,8 +9533,9 @@
           <w:sz w:val="18"/>
           <w:szCs w:val="18"/>
         </w:rPr>
-        <w:t>{{alimentador_vecino}} {{ser_vecino}}</w:t>
-      </w:r>
+        <w:t>{{</w:t>
+      </w:r>
+      <w:proofErr w:type="spellStart"/>
       <w:r>
         <w:rPr>
           <w:b w:val="0"/>
@@ -7043,6 +9544,49 @@
           <w:sz w:val="18"/>
           <w:szCs w:val="18"/>
         </w:rPr>
+        <w:t>alimentador_vecino</w:t>
+      </w:r>
+      <w:proofErr w:type="spellEnd"/>
+      <w:r>
+        <w:rPr>
+          <w:b w:val="0"/>
+          <w:bCs w:val="0"/>
+          <w:i w:val="0"/>
+          <w:sz w:val="18"/>
+          <w:szCs w:val="18"/>
+        </w:rPr>
+        <w:t>}} {{</w:t>
+      </w:r>
+      <w:proofErr w:type="spellStart"/>
+      <w:r>
+        <w:rPr>
+          <w:b w:val="0"/>
+          <w:bCs w:val="0"/>
+          <w:i w:val="0"/>
+          <w:sz w:val="18"/>
+          <w:szCs w:val="18"/>
+        </w:rPr>
+        <w:t>ser_vecino</w:t>
+      </w:r>
+      <w:proofErr w:type="spellEnd"/>
+      <w:r>
+        <w:rPr>
+          <w:b w:val="0"/>
+          <w:bCs w:val="0"/>
+          <w:i w:val="0"/>
+          <w:sz w:val="18"/>
+          <w:szCs w:val="18"/>
+        </w:rPr>
+        <w:t>}}</w:t>
+      </w:r>
+      <w:r>
+        <w:rPr>
+          <w:b w:val="0"/>
+          <w:bCs w:val="0"/>
+          <w:i w:val="0"/>
+          <w:sz w:val="18"/>
+          <w:szCs w:val="18"/>
+        </w:rPr>
         <w:t xml:space="preserve"> en el sistema SCADA_VICOS RSC</w:t>
       </w:r>
     </w:p>
@@ -7067,7 +9611,29 @@
           <w:sz w:val="18"/>
           <w:szCs w:val="18"/>
         </w:rPr>
-        <w:t>{% else %}</w:t>
+        <w:t xml:space="preserve">{% </w:t>
+      </w:r>
+      <w:proofErr w:type="spellStart"/>
+      <w:r>
+        <w:rPr>
+          <w:rFonts w:cs="Arial"/>
+          <w:bCs/>
+          <w:color w:val="000000" w:themeColor="text1"/>
+          <w:sz w:val="18"/>
+          <w:szCs w:val="18"/>
+        </w:rPr>
+        <w:t>else</w:t>
+      </w:r>
+      <w:proofErr w:type="spellEnd"/>
+      <w:r>
+        <w:rPr>
+          <w:rFonts w:cs="Arial"/>
+          <w:bCs/>
+          <w:color w:val="000000" w:themeColor="text1"/>
+          <w:sz w:val="18"/>
+          <w:szCs w:val="18"/>
+        </w:rPr>
+        <w:t xml:space="preserve"> %}</w:t>
       </w:r>
     </w:p>
     <w:p>
@@ -7087,7 +9653,25 @@
           <w:sz w:val="18"/>
           <w:szCs w:val="18"/>
         </w:rPr>
-        <w:t>{{anexo_vicos_vecino}}</w:t>
+        <w:t>{{</w:t>
+      </w:r>
+      <w:proofErr w:type="spellStart"/>
+      <w:r>
+        <w:rPr>
+          <w:rFonts w:cs="Arial"/>
+          <w:sz w:val="18"/>
+          <w:szCs w:val="18"/>
+        </w:rPr>
+        <w:t>anexo_vicos_vecino</w:t>
+      </w:r>
+      <w:proofErr w:type="spellEnd"/>
+      <w:r>
+        <w:rPr>
+          <w:rFonts w:cs="Arial"/>
+          <w:sz w:val="18"/>
+          <w:szCs w:val="18"/>
+        </w:rPr>
+        <w:t>}}</w:t>
       </w:r>
     </w:p>
     <w:p>
@@ -7144,8 +9728,9 @@
           <w:sz w:val="18"/>
           <w:szCs w:val="18"/>
         </w:rPr>
-        <w:t>{{alimentador_vecino}} {{ser_vecino}}</w:t>
-      </w:r>
+        <w:t>{{</w:t>
+      </w:r>
+      <w:proofErr w:type="spellStart"/>
       <w:r>
         <w:rPr>
           <w:b w:val="0"/>
@@ -7154,6 +9739,49 @@
           <w:sz w:val="18"/>
           <w:szCs w:val="18"/>
         </w:rPr>
+        <w:t>alimentador_vecino</w:t>
+      </w:r>
+      <w:proofErr w:type="spellEnd"/>
+      <w:r>
+        <w:rPr>
+          <w:b w:val="0"/>
+          <w:bCs w:val="0"/>
+          <w:i w:val="0"/>
+          <w:sz w:val="18"/>
+          <w:szCs w:val="18"/>
+        </w:rPr>
+        <w:t>}} {{</w:t>
+      </w:r>
+      <w:proofErr w:type="spellStart"/>
+      <w:r>
+        <w:rPr>
+          <w:b w:val="0"/>
+          <w:bCs w:val="0"/>
+          <w:i w:val="0"/>
+          <w:sz w:val="18"/>
+          <w:szCs w:val="18"/>
+        </w:rPr>
+        <w:t>ser_vecino</w:t>
+      </w:r>
+      <w:proofErr w:type="spellEnd"/>
+      <w:r>
+        <w:rPr>
+          <w:b w:val="0"/>
+          <w:bCs w:val="0"/>
+          <w:i w:val="0"/>
+          <w:sz w:val="18"/>
+          <w:szCs w:val="18"/>
+        </w:rPr>
+        <w:t>}}</w:t>
+      </w:r>
+      <w:r>
+        <w:rPr>
+          <w:b w:val="0"/>
+          <w:bCs w:val="0"/>
+          <w:i w:val="0"/>
+          <w:sz w:val="18"/>
+          <w:szCs w:val="18"/>
+        </w:rPr>
         <w:t xml:space="preserve"> en el sistema SCADA_VICOS RSC</w:t>
       </w:r>
     </w:p>
@@ -7196,7 +9824,29 @@
           <w:sz w:val="18"/>
           <w:szCs w:val="18"/>
         </w:rPr>
-        <w:t>{% endif %}</w:t>
+        <w:t xml:space="preserve">{% </w:t>
+      </w:r>
+      <w:proofErr w:type="spellStart"/>
+      <w:r>
+        <w:rPr>
+          <w:rFonts w:cs="Arial"/>
+          <w:bCs/>
+          <w:color w:val="000000" w:themeColor="text1"/>
+          <w:sz w:val="18"/>
+          <w:szCs w:val="18"/>
+        </w:rPr>
+        <w:t>endif</w:t>
+      </w:r>
+      <w:proofErr w:type="spellEnd"/>
+      <w:r>
+        <w:rPr>
+          <w:rFonts w:cs="Arial"/>
+          <w:bCs/>
+          <w:color w:val="000000" w:themeColor="text1"/>
+          <w:sz w:val="18"/>
+          <w:szCs w:val="18"/>
+        </w:rPr>
+        <w:t xml:space="preserve"> %}</w:t>
       </w:r>
     </w:p>
     <w:p>
@@ -7230,7 +9880,51 @@
           <w:sz w:val="18"/>
           <w:szCs w:val="18"/>
         </w:rPr>
-        <w:t>{% if tiene_sigra %}</w:t>
+        <w:t xml:space="preserve">{% </w:t>
+      </w:r>
+      <w:proofErr w:type="spellStart"/>
+      <w:r>
+        <w:rPr>
+          <w:rFonts w:cs="Arial"/>
+          <w:bCs/>
+          <w:color w:val="000000" w:themeColor="text1"/>
+          <w:sz w:val="18"/>
+          <w:szCs w:val="18"/>
+        </w:rPr>
+        <w:t>if</w:t>
+      </w:r>
+      <w:proofErr w:type="spellEnd"/>
+      <w:r>
+        <w:rPr>
+          <w:rFonts w:cs="Arial"/>
+          <w:bCs/>
+          <w:color w:val="000000" w:themeColor="text1"/>
+          <w:sz w:val="18"/>
+          <w:szCs w:val="18"/>
+        </w:rPr>
+        <w:t xml:space="preserve"> </w:t>
+      </w:r>
+      <w:proofErr w:type="spellStart"/>
+      <w:r>
+        <w:rPr>
+          <w:rFonts w:cs="Arial"/>
+          <w:bCs/>
+          <w:color w:val="000000" w:themeColor="text1"/>
+          <w:sz w:val="18"/>
+          <w:szCs w:val="18"/>
+        </w:rPr>
+        <w:t>tiene_sigra</w:t>
+      </w:r>
+      <w:proofErr w:type="spellEnd"/>
+      <w:r>
+        <w:rPr>
+          <w:rFonts w:cs="Arial"/>
+          <w:bCs/>
+          <w:color w:val="000000" w:themeColor="text1"/>
+          <w:sz w:val="18"/>
+          <w:szCs w:val="18"/>
+        </w:rPr>
+        <w:t xml:space="preserve"> %}</w:t>
       </w:r>
     </w:p>
     <w:p>
@@ -7252,8 +9946,20 @@
           <w:sz w:val="18"/>
           <w:szCs w:val="18"/>
         </w:rPr>
-        <w:t>{{anexo_vicos_curvas</w:t>
-      </w:r>
+        <w:t>{{</w:t>
+      </w:r>
+      <w:proofErr w:type="spellStart"/>
+      <w:r>
+        <w:rPr>
+          <w:rFonts w:cs="Arial"/>
+          <w:bCs/>
+          <w:color w:val="000000" w:themeColor="text1"/>
+          <w:sz w:val="18"/>
+          <w:szCs w:val="18"/>
+        </w:rPr>
+        <w:t>anexo_vicos_curvas</w:t>
+      </w:r>
+      <w:proofErr w:type="spellEnd"/>
       <w:r>
         <w:rPr>
           <w:rFonts w:cs="Arial"/>
@@ -7308,8 +10014,9 @@
           <w:sz w:val="18"/>
           <w:szCs w:val="18"/>
         </w:rPr>
-        <w:t>Registro oscilográfico AL</w:t>
-      </w:r>
+        <w:t xml:space="preserve">Registro </w:t>
+      </w:r>
+      <w:proofErr w:type="spellStart"/>
       <w:r>
         <w:rPr>
           <w:b w:val="0"/>
@@ -7318,8 +10025,9 @@
           <w:sz w:val="18"/>
           <w:szCs w:val="18"/>
         </w:rPr>
-        <w:t>4</w:t>
-      </w:r>
+        <w:t>oscilográfico</w:t>
+      </w:r>
+      <w:proofErr w:type="spellEnd"/>
       <w:r>
         <w:rPr>
           <w:b w:val="0"/>
@@ -7328,7 +10036,7 @@
           <w:sz w:val="18"/>
           <w:szCs w:val="18"/>
         </w:rPr>
-        <w:t xml:space="preserve"> SER11_CAB / AL</w:t>
+        <w:t xml:space="preserve"> AL</w:t>
       </w:r>
       <w:r>
         <w:rPr>
@@ -7338,7 +10046,7 @@
           <w:sz w:val="18"/>
           <w:szCs w:val="18"/>
         </w:rPr>
-        <w:t>2</w:t>
+        <w:t>4</w:t>
       </w:r>
       <w:r>
         <w:rPr>
@@ -7348,7 +10056,7 @@
           <w:sz w:val="18"/>
           <w:szCs w:val="18"/>
         </w:rPr>
-        <w:t xml:space="preserve"> SER14_CUL en el sistema SCADA_VICOS RSC</w:t>
+        <w:t xml:space="preserve"> SER11_CAB / AL</w:t>
       </w:r>
       <w:r>
         <w:rPr>
@@ -7358,7 +10066,7 @@
           <w:sz w:val="18"/>
           <w:szCs w:val="18"/>
         </w:rPr>
-        <w:t xml:space="preserve"> </w:t>
+        <w:t>2</w:t>
       </w:r>
       <w:r>
         <w:rPr>
@@ -7368,7 +10076,49 @@
           <w:sz w:val="18"/>
           <w:szCs w:val="18"/>
         </w:rPr>
-        <w:t>{% else %}</w:t>
+        <w:t xml:space="preserve"> SER14_CUL en el sistema SCADA_VICOS RSC</w:t>
+      </w:r>
+      <w:r>
+        <w:rPr>
+          <w:b w:val="0"/>
+          <w:bCs w:val="0"/>
+          <w:i w:val="0"/>
+          <w:sz w:val="18"/>
+          <w:szCs w:val="18"/>
+        </w:rPr>
+        <w:t xml:space="preserve"> </w:t>
+      </w:r>
+      <w:r>
+        <w:rPr>
+          <w:b w:val="0"/>
+          <w:bCs w:val="0"/>
+          <w:i w:val="0"/>
+          <w:sz w:val="18"/>
+          <w:szCs w:val="18"/>
+        </w:rPr>
+        <w:t xml:space="preserve">{% </w:t>
+      </w:r>
+      <w:proofErr w:type="spellStart"/>
+      <w:r>
+        <w:rPr>
+          <w:b w:val="0"/>
+          <w:bCs w:val="0"/>
+          <w:i w:val="0"/>
+          <w:sz w:val="18"/>
+          <w:szCs w:val="18"/>
+        </w:rPr>
+        <w:t>else</w:t>
+      </w:r>
+      <w:proofErr w:type="spellEnd"/>
+      <w:r>
+        <w:rPr>
+          <w:b w:val="0"/>
+          <w:bCs w:val="0"/>
+          <w:i w:val="0"/>
+          <w:sz w:val="18"/>
+          <w:szCs w:val="18"/>
+        </w:rPr>
+        <w:t xml:space="preserve"> %}</w:t>
       </w:r>
     </w:p>
     <w:p>
@@ -7388,7 +10138,25 @@
           <w:sz w:val="18"/>
           <w:szCs w:val="18"/>
         </w:rPr>
-        <w:t>{{anexo_vicos_curvas}}</w:t>
+        <w:t>{{</w:t>
+      </w:r>
+      <w:proofErr w:type="spellStart"/>
+      <w:r>
+        <w:rPr>
+          <w:rFonts w:cs="Arial"/>
+          <w:sz w:val="18"/>
+          <w:szCs w:val="18"/>
+        </w:rPr>
+        <w:t>anexo_vicos_curvas</w:t>
+      </w:r>
+      <w:proofErr w:type="spellEnd"/>
+      <w:r>
+        <w:rPr>
+          <w:rFonts w:cs="Arial"/>
+          <w:sz w:val="18"/>
+          <w:szCs w:val="18"/>
+        </w:rPr>
+        <w:t>}}</w:t>
       </w:r>
     </w:p>
     <w:p>
@@ -7435,8 +10203,9 @@
           <w:sz w:val="18"/>
           <w:szCs w:val="18"/>
         </w:rPr>
-        <w:t>Registro oscilográfico AL</w:t>
-      </w:r>
+        <w:t xml:space="preserve">Registro </w:t>
+      </w:r>
+      <w:proofErr w:type="spellStart"/>
       <w:r>
         <w:rPr>
           <w:b w:val="0"/>
@@ -7445,8 +10214,9 @@
           <w:sz w:val="18"/>
           <w:szCs w:val="18"/>
         </w:rPr>
-        <w:t>4</w:t>
-      </w:r>
+        <w:t>oscilográfico</w:t>
+      </w:r>
+      <w:proofErr w:type="spellEnd"/>
       <w:r>
         <w:rPr>
           <w:b w:val="0"/>
@@ -7455,7 +10225,7 @@
           <w:sz w:val="18"/>
           <w:szCs w:val="18"/>
         </w:rPr>
-        <w:t xml:space="preserve"> SER11_CAB / AL</w:t>
+        <w:t xml:space="preserve"> AL</w:t>
       </w:r>
       <w:r>
         <w:rPr>
@@ -7465,7 +10235,7 @@
           <w:sz w:val="18"/>
           <w:szCs w:val="18"/>
         </w:rPr>
-        <w:t>2</w:t>
+        <w:t>4</w:t>
       </w:r>
       <w:r>
         <w:rPr>
@@ -7475,7 +10245,7 @@
           <w:sz w:val="18"/>
           <w:szCs w:val="18"/>
         </w:rPr>
-        <w:t xml:space="preserve"> SER14_CUL en el sistema SCADA_VICOS RSC</w:t>
+        <w:t xml:space="preserve"> SER11_CAB / AL</w:t>
       </w:r>
       <w:r>
         <w:rPr>
@@ -7485,7 +10255,7 @@
           <w:sz w:val="18"/>
           <w:szCs w:val="18"/>
         </w:rPr>
-        <w:t xml:space="preserve"> </w:t>
+        <w:t>2</w:t>
       </w:r>
       <w:r>
         <w:rPr>
@@ -7495,7 +10265,49 @@
           <w:sz w:val="18"/>
           <w:szCs w:val="18"/>
         </w:rPr>
-        <w:t>{% endif %}</w:t>
+        <w:t xml:space="preserve"> SER14_CUL en el sistema SCADA_VICOS RSC</w:t>
+      </w:r>
+      <w:r>
+        <w:rPr>
+          <w:b w:val="0"/>
+          <w:bCs w:val="0"/>
+          <w:i w:val="0"/>
+          <w:sz w:val="18"/>
+          <w:szCs w:val="18"/>
+        </w:rPr>
+        <w:t xml:space="preserve"> </w:t>
+      </w:r>
+      <w:r>
+        <w:rPr>
+          <w:b w:val="0"/>
+          <w:bCs w:val="0"/>
+          <w:i w:val="0"/>
+          <w:sz w:val="18"/>
+          <w:szCs w:val="18"/>
+        </w:rPr>
+        <w:t xml:space="preserve">{% </w:t>
+      </w:r>
+      <w:proofErr w:type="spellStart"/>
+      <w:r>
+        <w:rPr>
+          <w:b w:val="0"/>
+          <w:bCs w:val="0"/>
+          <w:i w:val="0"/>
+          <w:sz w:val="18"/>
+          <w:szCs w:val="18"/>
+        </w:rPr>
+        <w:t>endif</w:t>
+      </w:r>
+      <w:proofErr w:type="spellEnd"/>
+      <w:r>
+        <w:rPr>
+          <w:b w:val="0"/>
+          <w:bCs w:val="0"/>
+          <w:i w:val="0"/>
+          <w:sz w:val="18"/>
+          <w:szCs w:val="18"/>
+        </w:rPr>
+        <w:t xml:space="preserve"> %}</w:t>
       </w:r>
     </w:p>
     <w:p>
@@ -7599,7 +10411,51 @@
           <w:sz w:val="18"/>
           <w:szCs w:val="18"/>
         </w:rPr>
-        <w:t>{% if tiene_sigra %}</w:t>
+        <w:t xml:space="preserve">{% </w:t>
+      </w:r>
+      <w:proofErr w:type="spellStart"/>
+      <w:r>
+        <w:rPr>
+          <w:rFonts w:cs="Arial"/>
+          <w:bCs/>
+          <w:color w:val="000000" w:themeColor="text1"/>
+          <w:sz w:val="18"/>
+          <w:szCs w:val="18"/>
+        </w:rPr>
+        <w:t>if</w:t>
+      </w:r>
+      <w:proofErr w:type="spellEnd"/>
+      <w:r>
+        <w:rPr>
+          <w:rFonts w:cs="Arial"/>
+          <w:bCs/>
+          <w:color w:val="000000" w:themeColor="text1"/>
+          <w:sz w:val="18"/>
+          <w:szCs w:val="18"/>
+        </w:rPr>
+        <w:t xml:space="preserve"> </w:t>
+      </w:r>
+      <w:proofErr w:type="spellStart"/>
+      <w:r>
+        <w:rPr>
+          <w:rFonts w:cs="Arial"/>
+          <w:bCs/>
+          <w:color w:val="000000" w:themeColor="text1"/>
+          <w:sz w:val="18"/>
+          <w:szCs w:val="18"/>
+        </w:rPr>
+        <w:t>tiene_sigra</w:t>
+      </w:r>
+      <w:proofErr w:type="spellEnd"/>
+      <w:r>
+        <w:rPr>
+          <w:rFonts w:cs="Arial"/>
+          <w:bCs/>
+          <w:color w:val="000000" w:themeColor="text1"/>
+          <w:sz w:val="18"/>
+          <w:szCs w:val="18"/>
+        </w:rPr>
+        <w:t xml:space="preserve"> %}</w:t>
       </w:r>
     </w:p>
     <w:p>
@@ -7652,8 +10508,9 @@
           <w:sz w:val="18"/>
           <w:szCs w:val="18"/>
         </w:rPr>
-        <w:t xml:space="preserve">Registro fotográfico de relé Sitras PRO </w:t>
-      </w:r>
+        <w:t xml:space="preserve">Registro fotográfico de relé </w:t>
+      </w:r>
+      <w:proofErr w:type="spellStart"/>
       <w:r>
         <w:rPr>
           <w:rFonts w:ascii="Arial" w:hAnsi="Arial" w:cs="Arial"/>
@@ -7661,8 +10518,9 @@
           <w:sz w:val="18"/>
           <w:szCs w:val="18"/>
         </w:rPr>
-        <w:t>{{alimentador_aperturado}} {{ser_aperturado}}</w:t>
-      </w:r>
+        <w:t>Sitras</w:t>
+      </w:r>
+      <w:proofErr w:type="spellEnd"/>
       <w:r>
         <w:rPr>
           <w:rFonts w:ascii="Arial" w:hAnsi="Arial" w:cs="Arial"/>
@@ -7670,7 +10528,85 @@
           <w:sz w:val="18"/>
           <w:szCs w:val="18"/>
         </w:rPr>
-        <w:t>{% else %}</w:t>
+        <w:t xml:space="preserve"> PRO </w:t>
+      </w:r>
+      <w:r>
+        <w:rPr>
+          <w:rFonts w:ascii="Arial" w:hAnsi="Arial" w:cs="Arial"/>
+          <w:bCs/>
+          <w:sz w:val="18"/>
+          <w:szCs w:val="18"/>
+        </w:rPr>
+        <w:t>{{</w:t>
+      </w:r>
+      <w:proofErr w:type="spellStart"/>
+      <w:r>
+        <w:rPr>
+          <w:rFonts w:ascii="Arial" w:hAnsi="Arial" w:cs="Arial"/>
+          <w:bCs/>
+          <w:sz w:val="18"/>
+          <w:szCs w:val="18"/>
+        </w:rPr>
+        <w:t>alimentador_aperturado</w:t>
+      </w:r>
+      <w:proofErr w:type="spellEnd"/>
+      <w:r>
+        <w:rPr>
+          <w:rFonts w:ascii="Arial" w:hAnsi="Arial" w:cs="Arial"/>
+          <w:bCs/>
+          <w:sz w:val="18"/>
+          <w:szCs w:val="18"/>
+        </w:rPr>
+        <w:t>}} {{</w:t>
+      </w:r>
+      <w:proofErr w:type="spellStart"/>
+      <w:r>
+        <w:rPr>
+          <w:rFonts w:ascii="Arial" w:hAnsi="Arial" w:cs="Arial"/>
+          <w:bCs/>
+          <w:sz w:val="18"/>
+          <w:szCs w:val="18"/>
+        </w:rPr>
+        <w:t>ser_aperturado</w:t>
+      </w:r>
+      <w:proofErr w:type="spellEnd"/>
+      <w:r>
+        <w:rPr>
+          <w:rFonts w:ascii="Arial" w:hAnsi="Arial" w:cs="Arial"/>
+          <w:bCs/>
+          <w:sz w:val="18"/>
+          <w:szCs w:val="18"/>
+        </w:rPr>
+        <w:t>}}</w:t>
+      </w:r>
+      <w:r>
+        <w:rPr>
+          <w:rFonts w:ascii="Arial" w:hAnsi="Arial" w:cs="Arial"/>
+          <w:bCs/>
+          <w:sz w:val="18"/>
+          <w:szCs w:val="18"/>
+        </w:rPr>
+        <w:t xml:space="preserve">{% </w:t>
+      </w:r>
+      <w:proofErr w:type="spellStart"/>
+      <w:r>
+        <w:rPr>
+          <w:rFonts w:ascii="Arial" w:hAnsi="Arial" w:cs="Arial"/>
+          <w:bCs/>
+          <w:sz w:val="18"/>
+          <w:szCs w:val="18"/>
+        </w:rPr>
+        <w:t>else</w:t>
+      </w:r>
+      <w:proofErr w:type="spellEnd"/>
+      <w:r>
+        <w:rPr>
+          <w:rFonts w:ascii="Arial" w:hAnsi="Arial" w:cs="Arial"/>
+          <w:bCs/>
+          <w:sz w:val="18"/>
+          <w:szCs w:val="18"/>
+        </w:rPr>
+        <w:t xml:space="preserve"> %}</w:t>
       </w:r>
     </w:p>
     <w:p>
@@ -7723,8 +10659,9 @@
           <w:sz w:val="18"/>
           <w:szCs w:val="18"/>
         </w:rPr>
-        <w:t xml:space="preserve">Registro fotográfico de relé Sitras PRO </w:t>
-      </w:r>
+        <w:t xml:space="preserve">Registro fotográfico de relé </w:t>
+      </w:r>
+      <w:proofErr w:type="spellStart"/>
       <w:r>
         <w:rPr>
           <w:rFonts w:ascii="Arial" w:hAnsi="Arial" w:cs="Arial"/>
@@ -7732,8 +10669,9 @@
           <w:sz w:val="18"/>
           <w:szCs w:val="18"/>
         </w:rPr>
-        <w:t>{{alimentador_aperturado}} {{ser_aperturado}}</w:t>
-      </w:r>
+        <w:t>Sitras</w:t>
+      </w:r>
+      <w:proofErr w:type="spellEnd"/>
       <w:r>
         <w:rPr>
           <w:rFonts w:ascii="Arial" w:hAnsi="Arial" w:cs="Arial"/>
@@ -7741,7 +10679,85 @@
           <w:sz w:val="18"/>
           <w:szCs w:val="18"/>
         </w:rPr>
-        <w:t>{% endif %}</w:t>
+        <w:t xml:space="preserve"> PRO </w:t>
+      </w:r>
+      <w:r>
+        <w:rPr>
+          <w:rFonts w:ascii="Arial" w:hAnsi="Arial" w:cs="Arial"/>
+          <w:bCs/>
+          <w:sz w:val="18"/>
+          <w:szCs w:val="18"/>
+        </w:rPr>
+        <w:t>{{</w:t>
+      </w:r>
+      <w:proofErr w:type="spellStart"/>
+      <w:r>
+        <w:rPr>
+          <w:rFonts w:ascii="Arial" w:hAnsi="Arial" w:cs="Arial"/>
+          <w:bCs/>
+          <w:sz w:val="18"/>
+          <w:szCs w:val="18"/>
+        </w:rPr>
+        <w:t>alimentador_aperturado</w:t>
+      </w:r>
+      <w:proofErr w:type="spellEnd"/>
+      <w:r>
+        <w:rPr>
+          <w:rFonts w:ascii="Arial" w:hAnsi="Arial" w:cs="Arial"/>
+          <w:bCs/>
+          <w:sz w:val="18"/>
+          <w:szCs w:val="18"/>
+        </w:rPr>
+        <w:t>}} {{</w:t>
+      </w:r>
+      <w:proofErr w:type="spellStart"/>
+      <w:r>
+        <w:rPr>
+          <w:rFonts w:ascii="Arial" w:hAnsi="Arial" w:cs="Arial"/>
+          <w:bCs/>
+          <w:sz w:val="18"/>
+          <w:szCs w:val="18"/>
+        </w:rPr>
+        <w:t>ser_aperturado</w:t>
+      </w:r>
+      <w:proofErr w:type="spellEnd"/>
+      <w:r>
+        <w:rPr>
+          <w:rFonts w:ascii="Arial" w:hAnsi="Arial" w:cs="Arial"/>
+          <w:bCs/>
+          <w:sz w:val="18"/>
+          <w:szCs w:val="18"/>
+        </w:rPr>
+        <w:t>}}</w:t>
+      </w:r>
+      <w:r>
+        <w:rPr>
+          <w:rFonts w:ascii="Arial" w:hAnsi="Arial" w:cs="Arial"/>
+          <w:bCs/>
+          <w:sz w:val="18"/>
+          <w:szCs w:val="18"/>
+        </w:rPr>
+        <w:t xml:space="preserve">{% </w:t>
+      </w:r>
+      <w:proofErr w:type="spellStart"/>
+      <w:r>
+        <w:rPr>
+          <w:rFonts w:ascii="Arial" w:hAnsi="Arial" w:cs="Arial"/>
+          <w:bCs/>
+          <w:sz w:val="18"/>
+          <w:szCs w:val="18"/>
+        </w:rPr>
+        <w:t>endif</w:t>
+      </w:r>
+      <w:proofErr w:type="spellEnd"/>
+      <w:r>
+        <w:rPr>
+          <w:rFonts w:ascii="Arial" w:hAnsi="Arial" w:cs="Arial"/>
+          <w:bCs/>
+          <w:sz w:val="18"/>
+          <w:szCs w:val="18"/>
+        </w:rPr>
+        <w:t xml:space="preserve"> %}</w:t>
       </w:r>
     </w:p>
     <w:p>
@@ -7866,7 +10882,51 @@
           <w:sz w:val="18"/>
           <w:szCs w:val="18"/>
         </w:rPr>
-        <w:t>{% if tiene_sigra %}</w:t>
+        <w:t xml:space="preserve">{% </w:t>
+      </w:r>
+      <w:proofErr w:type="spellStart"/>
+      <w:r>
+        <w:rPr>
+          <w:rFonts w:cs="Arial"/>
+          <w:bCs/>
+          <w:color w:val="000000" w:themeColor="text1"/>
+          <w:sz w:val="18"/>
+          <w:szCs w:val="18"/>
+        </w:rPr>
+        <w:t>if</w:t>
+      </w:r>
+      <w:proofErr w:type="spellEnd"/>
+      <w:r>
+        <w:rPr>
+          <w:rFonts w:cs="Arial"/>
+          <w:bCs/>
+          <w:color w:val="000000" w:themeColor="text1"/>
+          <w:sz w:val="18"/>
+          <w:szCs w:val="18"/>
+        </w:rPr>
+        <w:t xml:space="preserve"> </w:t>
+      </w:r>
+      <w:proofErr w:type="spellStart"/>
+      <w:r>
+        <w:rPr>
+          <w:rFonts w:cs="Arial"/>
+          <w:bCs/>
+          <w:color w:val="000000" w:themeColor="text1"/>
+          <w:sz w:val="18"/>
+          <w:szCs w:val="18"/>
+        </w:rPr>
+        <w:t>tiene_sigra</w:t>
+      </w:r>
+      <w:proofErr w:type="spellEnd"/>
+      <w:r>
+        <w:rPr>
+          <w:rFonts w:cs="Arial"/>
+          <w:bCs/>
+          <w:color w:val="000000" w:themeColor="text1"/>
+          <w:sz w:val="18"/>
+          <w:szCs w:val="18"/>
+        </w:rPr>
+        <w:t xml:space="preserve"> %}</w:t>
       </w:r>
     </w:p>
     <w:p>
@@ -7915,26 +10975,108 @@
           <w:sz w:val="18"/>
           <w:szCs w:val="18"/>
         </w:rPr>
-        <w:t xml:space="preserve">Registro fotográfico de relé Sitras PRO </w:t>
-      </w:r>
-      <w:r>
-        <w:rPr>
-          <w:rFonts w:cs="Arial"/>
-          <w:bCs/>
-          <w:sz w:val="18"/>
-          <w:szCs w:val="18"/>
-        </w:rPr>
-        <w:t>{{alimentador_vecino}} {{ser_vecino}}</w:t>
-      </w:r>
-      <w:r>
-        <w:rPr>
-          <w:rFonts w:cs="Arial"/>
-          <w:bCs/>
-          <w:color w:val="000000" w:themeColor="text1"/>
-          <w:sz w:val="18"/>
-          <w:szCs w:val="18"/>
-        </w:rPr>
-        <w:t>{% else %}</w:t>
+        <w:t xml:space="preserve">Registro fotográfico de relé </w:t>
+      </w:r>
+      <w:proofErr w:type="spellStart"/>
+      <w:r>
+        <w:rPr>
+          <w:rFonts w:cs="Arial"/>
+          <w:bCs/>
+          <w:sz w:val="18"/>
+          <w:szCs w:val="18"/>
+        </w:rPr>
+        <w:t>Sitras</w:t>
+      </w:r>
+      <w:proofErr w:type="spellEnd"/>
+      <w:r>
+        <w:rPr>
+          <w:rFonts w:cs="Arial"/>
+          <w:bCs/>
+          <w:sz w:val="18"/>
+          <w:szCs w:val="18"/>
+        </w:rPr>
+        <w:t xml:space="preserve"> PRO </w:t>
+      </w:r>
+      <w:r>
+        <w:rPr>
+          <w:rFonts w:cs="Arial"/>
+          <w:bCs/>
+          <w:sz w:val="18"/>
+          <w:szCs w:val="18"/>
+        </w:rPr>
+        <w:t>{{</w:t>
+      </w:r>
+      <w:proofErr w:type="spellStart"/>
+      <w:r>
+        <w:rPr>
+          <w:rFonts w:cs="Arial"/>
+          <w:bCs/>
+          <w:sz w:val="18"/>
+          <w:szCs w:val="18"/>
+        </w:rPr>
+        <w:t>alimentador_vecino</w:t>
+      </w:r>
+      <w:proofErr w:type="spellEnd"/>
+      <w:r>
+        <w:rPr>
+          <w:rFonts w:cs="Arial"/>
+          <w:bCs/>
+          <w:sz w:val="18"/>
+          <w:szCs w:val="18"/>
+        </w:rPr>
+        <w:t>}} {{</w:t>
+      </w:r>
+      <w:proofErr w:type="spellStart"/>
+      <w:r>
+        <w:rPr>
+          <w:rFonts w:cs="Arial"/>
+          <w:bCs/>
+          <w:sz w:val="18"/>
+          <w:szCs w:val="18"/>
+        </w:rPr>
+        <w:t>ser_vecino</w:t>
+      </w:r>
+      <w:proofErr w:type="spellEnd"/>
+      <w:r>
+        <w:rPr>
+          <w:rFonts w:cs="Arial"/>
+          <w:bCs/>
+          <w:sz w:val="18"/>
+          <w:szCs w:val="18"/>
+        </w:rPr>
+        <w:t>}}</w:t>
+      </w:r>
+      <w:r>
+        <w:rPr>
+          <w:rFonts w:cs="Arial"/>
+          <w:bCs/>
+          <w:color w:val="000000" w:themeColor="text1"/>
+          <w:sz w:val="18"/>
+          <w:szCs w:val="18"/>
+        </w:rPr>
+        <w:t xml:space="preserve">{% </w:t>
+      </w:r>
+      <w:proofErr w:type="spellStart"/>
+      <w:r>
+        <w:rPr>
+          <w:rFonts w:cs="Arial"/>
+          <w:bCs/>
+          <w:color w:val="000000" w:themeColor="text1"/>
+          <w:sz w:val="18"/>
+          <w:szCs w:val="18"/>
+        </w:rPr>
+        <w:t>else</w:t>
+      </w:r>
+      <w:proofErr w:type="spellEnd"/>
+      <w:r>
+        <w:rPr>
+          <w:rFonts w:cs="Arial"/>
+          <w:bCs/>
+          <w:color w:val="000000" w:themeColor="text1"/>
+          <w:sz w:val="18"/>
+          <w:szCs w:val="18"/>
+        </w:rPr>
+        <w:t xml:space="preserve"> %}</w:t>
       </w:r>
     </w:p>
     <w:p>
@@ -7984,26 +11126,108 @@
           <w:sz w:val="18"/>
           <w:szCs w:val="18"/>
         </w:rPr>
-        <w:t xml:space="preserve">Registro fotográfico de relé Sitras PRO </w:t>
-      </w:r>
-      <w:r>
-        <w:rPr>
-          <w:rFonts w:cs="Arial"/>
-          <w:bCs/>
-          <w:sz w:val="18"/>
-          <w:szCs w:val="18"/>
-        </w:rPr>
-        <w:t>{{alimentador_vecino}} {{ser_vecino}}</w:t>
-      </w:r>
-      <w:r>
-        <w:rPr>
-          <w:rFonts w:cs="Arial"/>
-          <w:bCs/>
-          <w:color w:val="000000" w:themeColor="text1"/>
-          <w:sz w:val="18"/>
-          <w:szCs w:val="18"/>
-        </w:rPr>
-        <w:t>{% endif %}</w:t>
+        <w:t xml:space="preserve">Registro fotográfico de relé </w:t>
+      </w:r>
+      <w:proofErr w:type="spellStart"/>
+      <w:r>
+        <w:rPr>
+          <w:rFonts w:cs="Arial"/>
+          <w:bCs/>
+          <w:sz w:val="18"/>
+          <w:szCs w:val="18"/>
+        </w:rPr>
+        <w:t>Sitras</w:t>
+      </w:r>
+      <w:proofErr w:type="spellEnd"/>
+      <w:r>
+        <w:rPr>
+          <w:rFonts w:cs="Arial"/>
+          <w:bCs/>
+          <w:sz w:val="18"/>
+          <w:szCs w:val="18"/>
+        </w:rPr>
+        <w:t xml:space="preserve"> PRO </w:t>
+      </w:r>
+      <w:r>
+        <w:rPr>
+          <w:rFonts w:cs="Arial"/>
+          <w:bCs/>
+          <w:sz w:val="18"/>
+          <w:szCs w:val="18"/>
+        </w:rPr>
+        <w:t>{{</w:t>
+      </w:r>
+      <w:proofErr w:type="spellStart"/>
+      <w:r>
+        <w:rPr>
+          <w:rFonts w:cs="Arial"/>
+          <w:bCs/>
+          <w:sz w:val="18"/>
+          <w:szCs w:val="18"/>
+        </w:rPr>
+        <w:t>alimentador_vecino</w:t>
+      </w:r>
+      <w:proofErr w:type="spellEnd"/>
+      <w:r>
+        <w:rPr>
+          <w:rFonts w:cs="Arial"/>
+          <w:bCs/>
+          <w:sz w:val="18"/>
+          <w:szCs w:val="18"/>
+        </w:rPr>
+        <w:t>}} {{</w:t>
+      </w:r>
+      <w:proofErr w:type="spellStart"/>
+      <w:r>
+        <w:rPr>
+          <w:rFonts w:cs="Arial"/>
+          <w:bCs/>
+          <w:sz w:val="18"/>
+          <w:szCs w:val="18"/>
+        </w:rPr>
+        <w:t>ser_vecino</w:t>
+      </w:r>
+      <w:proofErr w:type="spellEnd"/>
+      <w:r>
+        <w:rPr>
+          <w:rFonts w:cs="Arial"/>
+          <w:bCs/>
+          <w:sz w:val="18"/>
+          <w:szCs w:val="18"/>
+        </w:rPr>
+        <w:t>}}</w:t>
+      </w:r>
+      <w:r>
+        <w:rPr>
+          <w:rFonts w:cs="Arial"/>
+          <w:bCs/>
+          <w:color w:val="000000" w:themeColor="text1"/>
+          <w:sz w:val="18"/>
+          <w:szCs w:val="18"/>
+        </w:rPr>
+        <w:t xml:space="preserve">{% </w:t>
+      </w:r>
+      <w:proofErr w:type="spellStart"/>
+      <w:r>
+        <w:rPr>
+          <w:rFonts w:cs="Arial"/>
+          <w:bCs/>
+          <w:color w:val="000000" w:themeColor="text1"/>
+          <w:sz w:val="18"/>
+          <w:szCs w:val="18"/>
+        </w:rPr>
+        <w:t>endif</w:t>
+      </w:r>
+      <w:proofErr w:type="spellEnd"/>
+      <w:r>
+        <w:rPr>
+          <w:rFonts w:cs="Arial"/>
+          <w:bCs/>
+          <w:color w:val="000000" w:themeColor="text1"/>
+          <w:sz w:val="18"/>
+          <w:szCs w:val="18"/>
+        </w:rPr>
+        <w:t xml:space="preserve"> %}</w:t>
       </w:r>
     </w:p>
     <w:p>
@@ -8098,7 +11322,27 @@
           <w:szCs w:val="18"/>
           <w:lang w:val="es-ES_tradnl"/>
         </w:rPr>
-        <w:t xml:space="preserve">Anexo N° </w:t>
+        <w:t xml:space="preserve">Anexo </w:t>
+      </w:r>
+      <w:proofErr w:type="spellStart"/>
+      <w:r>
+        <w:rPr>
+          <w:rFonts w:cs="Arial"/>
+          <w:sz w:val="18"/>
+          <w:szCs w:val="18"/>
+          <w:lang w:val="es-ES_tradnl"/>
+        </w:rPr>
+        <w:t>N°</w:t>
+      </w:r>
+      <w:proofErr w:type="spellEnd"/>
+      <w:r>
+        <w:rPr>
+          <w:rFonts w:cs="Arial"/>
+          <w:sz w:val="18"/>
+          <w:szCs w:val="18"/>
+          <w:lang w:val="es-ES_tradnl"/>
+        </w:rPr>
+        <w:t xml:space="preserve"> </w:t>
       </w:r>
       <w:r>
         <w:rPr>
@@ -8116,16 +11360,76 @@
           <w:szCs w:val="18"/>
           <w:lang w:val="es-ES_tradnl"/>
         </w:rPr>
-        <w:t xml:space="preserve">1 – Registro histórico Sitras PRO </w:t>
-      </w:r>
-      <w:r>
-        <w:rPr>
-          <w:rFonts w:cs="Arial"/>
-          <w:sz w:val="18"/>
-          <w:szCs w:val="18"/>
-          <w:lang w:val="es-ES_tradnl"/>
-        </w:rPr>
-        <w:t>{{alimentador_aperturado}} {{ser_aperturado}}</w:t>
+        <w:t xml:space="preserve">1 – Registro histórico </w:t>
+      </w:r>
+      <w:proofErr w:type="spellStart"/>
+      <w:r>
+        <w:rPr>
+          <w:rFonts w:cs="Arial"/>
+          <w:sz w:val="18"/>
+          <w:szCs w:val="18"/>
+          <w:lang w:val="es-ES_tradnl"/>
+        </w:rPr>
+        <w:t>Sitras</w:t>
+      </w:r>
+      <w:proofErr w:type="spellEnd"/>
+      <w:r>
+        <w:rPr>
+          <w:rFonts w:cs="Arial"/>
+          <w:sz w:val="18"/>
+          <w:szCs w:val="18"/>
+          <w:lang w:val="es-ES_tradnl"/>
+        </w:rPr>
+        <w:t xml:space="preserve"> PRO </w:t>
+      </w:r>
+      <w:r>
+        <w:rPr>
+          <w:rFonts w:cs="Arial"/>
+          <w:sz w:val="18"/>
+          <w:szCs w:val="18"/>
+          <w:lang w:val="es-ES_tradnl"/>
+        </w:rPr>
+        <w:t>{{</w:t>
+      </w:r>
+      <w:proofErr w:type="spellStart"/>
+      <w:r>
+        <w:rPr>
+          <w:rFonts w:cs="Arial"/>
+          <w:sz w:val="18"/>
+          <w:szCs w:val="18"/>
+          <w:lang w:val="es-ES_tradnl"/>
+        </w:rPr>
+        <w:t>alimentador_aperturado</w:t>
+      </w:r>
+      <w:proofErr w:type="spellEnd"/>
+      <w:r>
+        <w:rPr>
+          <w:rFonts w:cs="Arial"/>
+          <w:sz w:val="18"/>
+          <w:szCs w:val="18"/>
+          <w:lang w:val="es-ES_tradnl"/>
+        </w:rPr>
+        <w:t>}} {{</w:t>
+      </w:r>
+      <w:proofErr w:type="spellStart"/>
+      <w:r>
+        <w:rPr>
+          <w:rFonts w:cs="Arial"/>
+          <w:sz w:val="18"/>
+          <w:szCs w:val="18"/>
+          <w:lang w:val="es-ES_tradnl"/>
+        </w:rPr>
+        <w:t>ser_aperturado</w:t>
+      </w:r>
+      <w:proofErr w:type="spellEnd"/>
+      <w:r>
+        <w:rPr>
+          <w:rFonts w:cs="Arial"/>
+          <w:sz w:val="18"/>
+          <w:szCs w:val="18"/>
+          <w:lang w:val="es-ES_tradnl"/>
+        </w:rPr>
+        <w:t>}}</w:t>
       </w:r>
     </w:p>
     <w:p>
@@ -8146,7 +11450,27 @@
           <w:szCs w:val="18"/>
           <w:lang w:val="es-ES_tradnl"/>
         </w:rPr>
-        <w:t xml:space="preserve">Anexo N° </w:t>
+        <w:t xml:space="preserve">Anexo </w:t>
+      </w:r>
+      <w:proofErr w:type="spellStart"/>
+      <w:r>
+        <w:rPr>
+          <w:rFonts w:cs="Arial"/>
+          <w:sz w:val="18"/>
+          <w:szCs w:val="18"/>
+          <w:lang w:val="es-ES_tradnl"/>
+        </w:rPr>
+        <w:t>N°</w:t>
+      </w:r>
+      <w:proofErr w:type="spellEnd"/>
+      <w:r>
+        <w:rPr>
+          <w:rFonts w:cs="Arial"/>
+          <w:sz w:val="18"/>
+          <w:szCs w:val="18"/>
+          <w:lang w:val="es-ES_tradnl"/>
+        </w:rPr>
+        <w:t xml:space="preserve"> </w:t>
       </w:r>
       <w:r>
         <w:rPr>
@@ -8164,16 +11488,96 @@
           <w:szCs w:val="18"/>
           <w:lang w:val="es-ES_tradnl"/>
         </w:rPr>
-        <w:t xml:space="preserve">2 – Registro Oscilográfico Sitras PRO </w:t>
-      </w:r>
-      <w:r>
-        <w:rPr>
-          <w:rFonts w:cs="Arial"/>
-          <w:sz w:val="18"/>
-          <w:szCs w:val="18"/>
-          <w:lang w:val="es-ES_tradnl"/>
-        </w:rPr>
-        <w:t>{{alimentador_aperturado}} {{ser_aperturado}}</w:t>
+        <w:t xml:space="preserve">2 – Registro </w:t>
+      </w:r>
+      <w:proofErr w:type="spellStart"/>
+      <w:r>
+        <w:rPr>
+          <w:rFonts w:cs="Arial"/>
+          <w:sz w:val="18"/>
+          <w:szCs w:val="18"/>
+          <w:lang w:val="es-ES_tradnl"/>
+        </w:rPr>
+        <w:t>Oscilográfico</w:t>
+      </w:r>
+      <w:proofErr w:type="spellEnd"/>
+      <w:r>
+        <w:rPr>
+          <w:rFonts w:cs="Arial"/>
+          <w:sz w:val="18"/>
+          <w:szCs w:val="18"/>
+          <w:lang w:val="es-ES_tradnl"/>
+        </w:rPr>
+        <w:t xml:space="preserve"> </w:t>
+      </w:r>
+      <w:proofErr w:type="spellStart"/>
+      <w:r>
+        <w:rPr>
+          <w:rFonts w:cs="Arial"/>
+          <w:sz w:val="18"/>
+          <w:szCs w:val="18"/>
+          <w:lang w:val="es-ES_tradnl"/>
+        </w:rPr>
+        <w:t>Sitras</w:t>
+      </w:r>
+      <w:proofErr w:type="spellEnd"/>
+      <w:r>
+        <w:rPr>
+          <w:rFonts w:cs="Arial"/>
+          <w:sz w:val="18"/>
+          <w:szCs w:val="18"/>
+          <w:lang w:val="es-ES_tradnl"/>
+        </w:rPr>
+        <w:t xml:space="preserve"> PRO </w:t>
+      </w:r>
+      <w:r>
+        <w:rPr>
+          <w:rFonts w:cs="Arial"/>
+          <w:sz w:val="18"/>
+          <w:szCs w:val="18"/>
+          <w:lang w:val="es-ES_tradnl"/>
+        </w:rPr>
+        <w:t>{{</w:t>
+      </w:r>
+      <w:proofErr w:type="spellStart"/>
+      <w:r>
+        <w:rPr>
+          <w:rFonts w:cs="Arial"/>
+          <w:sz w:val="18"/>
+          <w:szCs w:val="18"/>
+          <w:lang w:val="es-ES_tradnl"/>
+        </w:rPr>
+        <w:t>alimentador_aperturado</w:t>
+      </w:r>
+      <w:proofErr w:type="spellEnd"/>
+      <w:r>
+        <w:rPr>
+          <w:rFonts w:cs="Arial"/>
+          <w:sz w:val="18"/>
+          <w:szCs w:val="18"/>
+          <w:lang w:val="es-ES_tradnl"/>
+        </w:rPr>
+        <w:t>}} {{</w:t>
+      </w:r>
+      <w:proofErr w:type="spellStart"/>
+      <w:r>
+        <w:rPr>
+          <w:rFonts w:cs="Arial"/>
+          <w:sz w:val="18"/>
+          <w:szCs w:val="18"/>
+          <w:lang w:val="es-ES_tradnl"/>
+        </w:rPr>
+        <w:t>ser_aperturado</w:t>
+      </w:r>
+      <w:proofErr w:type="spellEnd"/>
+      <w:r>
+        <w:rPr>
+          <w:rFonts w:cs="Arial"/>
+          <w:sz w:val="18"/>
+          <w:szCs w:val="18"/>
+          <w:lang w:val="es-ES_tradnl"/>
+        </w:rPr>
+        <w:t>}}</w:t>
       </w:r>
     </w:p>
     <w:p>
@@ -8194,7 +11598,27 @@
           <w:szCs w:val="18"/>
           <w:lang w:val="es-ES_tradnl"/>
         </w:rPr>
-        <w:t xml:space="preserve">Anexo N° </w:t>
+        <w:t xml:space="preserve">Anexo </w:t>
+      </w:r>
+      <w:proofErr w:type="spellStart"/>
+      <w:r>
+        <w:rPr>
+          <w:rFonts w:cs="Arial"/>
+          <w:sz w:val="18"/>
+          <w:szCs w:val="18"/>
+          <w:lang w:val="es-ES_tradnl"/>
+        </w:rPr>
+        <w:t>N°</w:t>
+      </w:r>
+      <w:proofErr w:type="spellEnd"/>
+      <w:r>
+        <w:rPr>
+          <w:rFonts w:cs="Arial"/>
+          <w:sz w:val="18"/>
+          <w:szCs w:val="18"/>
+          <w:lang w:val="es-ES_tradnl"/>
+        </w:rPr>
+        <w:t xml:space="preserve"> </w:t>
       </w:r>
       <w:r>
         <w:rPr>
@@ -8212,16 +11636,76 @@
           <w:szCs w:val="18"/>
           <w:lang w:val="es-ES_tradnl"/>
         </w:rPr>
-        <w:t xml:space="preserve">3 – Registro oscilográfico SIGRA </w:t>
-      </w:r>
-      <w:r>
-        <w:rPr>
-          <w:rFonts w:cs="Arial"/>
-          <w:sz w:val="18"/>
-          <w:szCs w:val="18"/>
-          <w:lang w:val="es-ES_tradnl"/>
-        </w:rPr>
-        <w:t>{{alimentador_aperturado}} {{ser_aperturado}}</w:t>
+        <w:t xml:space="preserve">3 – Registro </w:t>
+      </w:r>
+      <w:proofErr w:type="spellStart"/>
+      <w:r>
+        <w:rPr>
+          <w:rFonts w:cs="Arial"/>
+          <w:sz w:val="18"/>
+          <w:szCs w:val="18"/>
+          <w:lang w:val="es-ES_tradnl"/>
+        </w:rPr>
+        <w:t>oscilográfico</w:t>
+      </w:r>
+      <w:proofErr w:type="spellEnd"/>
+      <w:r>
+        <w:rPr>
+          <w:rFonts w:cs="Arial"/>
+          <w:sz w:val="18"/>
+          <w:szCs w:val="18"/>
+          <w:lang w:val="es-ES_tradnl"/>
+        </w:rPr>
+        <w:t xml:space="preserve"> SIGRA </w:t>
+      </w:r>
+      <w:r>
+        <w:rPr>
+          <w:rFonts w:cs="Arial"/>
+          <w:sz w:val="18"/>
+          <w:szCs w:val="18"/>
+          <w:lang w:val="es-ES_tradnl"/>
+        </w:rPr>
+        <w:t>{{</w:t>
+      </w:r>
+      <w:proofErr w:type="spellStart"/>
+      <w:r>
+        <w:rPr>
+          <w:rFonts w:cs="Arial"/>
+          <w:sz w:val="18"/>
+          <w:szCs w:val="18"/>
+          <w:lang w:val="es-ES_tradnl"/>
+        </w:rPr>
+        <w:t>alimentador_aperturado</w:t>
+      </w:r>
+      <w:proofErr w:type="spellEnd"/>
+      <w:r>
+        <w:rPr>
+          <w:rFonts w:cs="Arial"/>
+          <w:sz w:val="18"/>
+          <w:szCs w:val="18"/>
+          <w:lang w:val="es-ES_tradnl"/>
+        </w:rPr>
+        <w:t>}} {{</w:t>
+      </w:r>
+      <w:proofErr w:type="spellStart"/>
+      <w:r>
+        <w:rPr>
+          <w:rFonts w:cs="Arial"/>
+          <w:sz w:val="18"/>
+          <w:szCs w:val="18"/>
+          <w:lang w:val="es-ES_tradnl"/>
+        </w:rPr>
+        <w:t>ser_aperturado</w:t>
+      </w:r>
+      <w:proofErr w:type="spellEnd"/>
+      <w:r>
+        <w:rPr>
+          <w:rFonts w:cs="Arial"/>
+          <w:sz w:val="18"/>
+          <w:szCs w:val="18"/>
+          <w:lang w:val="es-ES_tradnl"/>
+        </w:rPr>
+        <w:t>}}</w:t>
       </w:r>
     </w:p>
     <w:p>
@@ -8242,7 +11726,27 @@
           <w:szCs w:val="18"/>
           <w:lang w:val="es-ES_tradnl"/>
         </w:rPr>
-        <w:t xml:space="preserve">Anexo N° </w:t>
+        <w:t xml:space="preserve">Anexo </w:t>
+      </w:r>
+      <w:proofErr w:type="spellStart"/>
+      <w:r>
+        <w:rPr>
+          <w:rFonts w:cs="Arial"/>
+          <w:sz w:val="18"/>
+          <w:szCs w:val="18"/>
+          <w:lang w:val="es-ES_tradnl"/>
+        </w:rPr>
+        <w:t>N°</w:t>
+      </w:r>
+      <w:proofErr w:type="spellEnd"/>
+      <w:r>
+        <w:rPr>
+          <w:rFonts w:cs="Arial"/>
+          <w:sz w:val="18"/>
+          <w:szCs w:val="18"/>
+          <w:lang w:val="es-ES_tradnl"/>
+        </w:rPr>
+        <w:t xml:space="preserve"> </w:t>
       </w:r>
       <w:r>
         <w:rPr>
@@ -8260,16 +11764,76 @@
           <w:szCs w:val="18"/>
           <w:lang w:val="es-ES_tradnl"/>
         </w:rPr>
-        <w:t xml:space="preserve">4 – Archivo fuente de oscilografía en SIGRA (COMTRADE) </w:t>
-      </w:r>
-      <w:r>
-        <w:rPr>
-          <w:rFonts w:cs="Arial"/>
-          <w:sz w:val="18"/>
-          <w:szCs w:val="18"/>
-          <w:lang w:val="es-ES_tradnl"/>
-        </w:rPr>
-        <w:t>{{alimentador_aperturado}} {{ser_aperturado}}</w:t>
+        <w:t xml:space="preserve">4 – Archivo fuente de </w:t>
+      </w:r>
+      <w:proofErr w:type="spellStart"/>
+      <w:r>
+        <w:rPr>
+          <w:rFonts w:cs="Arial"/>
+          <w:sz w:val="18"/>
+          <w:szCs w:val="18"/>
+          <w:lang w:val="es-ES_tradnl"/>
+        </w:rPr>
+        <w:t>oscilografía</w:t>
+      </w:r>
+      <w:proofErr w:type="spellEnd"/>
+      <w:r>
+        <w:rPr>
+          <w:rFonts w:cs="Arial"/>
+          <w:sz w:val="18"/>
+          <w:szCs w:val="18"/>
+          <w:lang w:val="es-ES_tradnl"/>
+        </w:rPr>
+        <w:t xml:space="preserve"> en SIGRA (COMTRADE) </w:t>
+      </w:r>
+      <w:r>
+        <w:rPr>
+          <w:rFonts w:cs="Arial"/>
+          <w:sz w:val="18"/>
+          <w:szCs w:val="18"/>
+          <w:lang w:val="es-ES_tradnl"/>
+        </w:rPr>
+        <w:t>{{</w:t>
+      </w:r>
+      <w:proofErr w:type="spellStart"/>
+      <w:r>
+        <w:rPr>
+          <w:rFonts w:cs="Arial"/>
+          <w:sz w:val="18"/>
+          <w:szCs w:val="18"/>
+          <w:lang w:val="es-ES_tradnl"/>
+        </w:rPr>
+        <w:t>alimentador_aperturado</w:t>
+      </w:r>
+      <w:proofErr w:type="spellEnd"/>
+      <w:r>
+        <w:rPr>
+          <w:rFonts w:cs="Arial"/>
+          <w:sz w:val="18"/>
+          <w:szCs w:val="18"/>
+          <w:lang w:val="es-ES_tradnl"/>
+        </w:rPr>
+        <w:t>}} {{</w:t>
+      </w:r>
+      <w:proofErr w:type="spellStart"/>
+      <w:r>
+        <w:rPr>
+          <w:rFonts w:cs="Arial"/>
+          <w:sz w:val="18"/>
+          <w:szCs w:val="18"/>
+          <w:lang w:val="es-ES_tradnl"/>
+        </w:rPr>
+        <w:t>ser_aperturado</w:t>
+      </w:r>
+      <w:proofErr w:type="spellEnd"/>
+      <w:r>
+        <w:rPr>
+          <w:rFonts w:cs="Arial"/>
+          <w:sz w:val="18"/>
+          <w:szCs w:val="18"/>
+          <w:lang w:val="es-ES_tradnl"/>
+        </w:rPr>
+        <w:t>}}</w:t>
       </w:r>
     </w:p>
     <w:p>
@@ -8290,7 +11854,27 @@
           <w:szCs w:val="18"/>
           <w:lang w:val="es-ES_tradnl"/>
         </w:rPr>
-        <w:t xml:space="preserve">Anexo N° </w:t>
+        <w:t xml:space="preserve">Anexo </w:t>
+      </w:r>
+      <w:proofErr w:type="spellStart"/>
+      <w:r>
+        <w:rPr>
+          <w:rFonts w:cs="Arial"/>
+          <w:sz w:val="18"/>
+          <w:szCs w:val="18"/>
+          <w:lang w:val="es-ES_tradnl"/>
+        </w:rPr>
+        <w:t>N°</w:t>
+      </w:r>
+      <w:proofErr w:type="spellEnd"/>
+      <w:r>
+        <w:rPr>
+          <w:rFonts w:cs="Arial"/>
+          <w:sz w:val="18"/>
+          <w:szCs w:val="18"/>
+          <w:lang w:val="es-ES_tradnl"/>
+        </w:rPr>
+        <w:t xml:space="preserve"> </w:t>
       </w:r>
       <w:r>
         <w:rPr>
@@ -8308,16 +11892,76 @@
           <w:szCs w:val="18"/>
           <w:lang w:val="es-ES_tradnl"/>
         </w:rPr>
-        <w:t xml:space="preserve">5 – Parámetros del relé Sitras PRO </w:t>
-      </w:r>
-      <w:r>
-        <w:rPr>
-          <w:rFonts w:cs="Arial"/>
-          <w:sz w:val="18"/>
-          <w:szCs w:val="18"/>
-          <w:lang w:val="es-ES_tradnl"/>
-        </w:rPr>
-        <w:t>{{alimentador_aperturado}} {{ser_aperturado}}</w:t>
+        <w:t xml:space="preserve">5 – Parámetros del relé </w:t>
+      </w:r>
+      <w:proofErr w:type="spellStart"/>
+      <w:r>
+        <w:rPr>
+          <w:rFonts w:cs="Arial"/>
+          <w:sz w:val="18"/>
+          <w:szCs w:val="18"/>
+          <w:lang w:val="es-ES_tradnl"/>
+        </w:rPr>
+        <w:t>Sitras</w:t>
+      </w:r>
+      <w:proofErr w:type="spellEnd"/>
+      <w:r>
+        <w:rPr>
+          <w:rFonts w:cs="Arial"/>
+          <w:sz w:val="18"/>
+          <w:szCs w:val="18"/>
+          <w:lang w:val="es-ES_tradnl"/>
+        </w:rPr>
+        <w:t xml:space="preserve"> PRO </w:t>
+      </w:r>
+      <w:r>
+        <w:rPr>
+          <w:rFonts w:cs="Arial"/>
+          <w:sz w:val="18"/>
+          <w:szCs w:val="18"/>
+          <w:lang w:val="es-ES_tradnl"/>
+        </w:rPr>
+        <w:t>{{</w:t>
+      </w:r>
+      <w:proofErr w:type="spellStart"/>
+      <w:r>
+        <w:rPr>
+          <w:rFonts w:cs="Arial"/>
+          <w:sz w:val="18"/>
+          <w:szCs w:val="18"/>
+          <w:lang w:val="es-ES_tradnl"/>
+        </w:rPr>
+        <w:t>alimentador_aperturado</w:t>
+      </w:r>
+      <w:proofErr w:type="spellEnd"/>
+      <w:r>
+        <w:rPr>
+          <w:rFonts w:cs="Arial"/>
+          <w:sz w:val="18"/>
+          <w:szCs w:val="18"/>
+          <w:lang w:val="es-ES_tradnl"/>
+        </w:rPr>
+        <w:t>}} {{</w:t>
+      </w:r>
+      <w:proofErr w:type="spellStart"/>
+      <w:r>
+        <w:rPr>
+          <w:rFonts w:cs="Arial"/>
+          <w:sz w:val="18"/>
+          <w:szCs w:val="18"/>
+          <w:lang w:val="es-ES_tradnl"/>
+        </w:rPr>
+        <w:t>ser_aperturado</w:t>
+      </w:r>
+      <w:proofErr w:type="spellEnd"/>
+      <w:r>
+        <w:rPr>
+          <w:rFonts w:cs="Arial"/>
+          <w:sz w:val="18"/>
+          <w:szCs w:val="18"/>
+          <w:lang w:val="es-ES_tradnl"/>
+        </w:rPr>
+        <w:t>}}</w:t>
       </w:r>
     </w:p>
     <w:p>
@@ -8338,7 +11982,27 @@
           <w:szCs w:val="18"/>
           <w:lang w:val="es-ES_tradnl"/>
         </w:rPr>
-        <w:t xml:space="preserve">Anexo N° </w:t>
+        <w:t xml:space="preserve">Anexo </w:t>
+      </w:r>
+      <w:proofErr w:type="spellStart"/>
+      <w:r>
+        <w:rPr>
+          <w:rFonts w:cs="Arial"/>
+          <w:sz w:val="18"/>
+          <w:szCs w:val="18"/>
+          <w:lang w:val="es-ES_tradnl"/>
+        </w:rPr>
+        <w:t>N°</w:t>
+      </w:r>
+      <w:proofErr w:type="spellEnd"/>
+      <w:r>
+        <w:rPr>
+          <w:rFonts w:cs="Arial"/>
+          <w:sz w:val="18"/>
+          <w:szCs w:val="18"/>
+          <w:lang w:val="es-ES_tradnl"/>
+        </w:rPr>
+        <w:t xml:space="preserve"> </w:t>
       </w:r>
       <w:r>
         <w:rPr>
@@ -8356,16 +12020,76 @@
           <w:szCs w:val="18"/>
           <w:lang w:val="es-ES_tradnl"/>
         </w:rPr>
-        <w:t xml:space="preserve">6 – Registro histórico Sitras PRO </w:t>
-      </w:r>
-      <w:r>
-        <w:rPr>
-          <w:rFonts w:cs="Arial"/>
-          <w:sz w:val="18"/>
-          <w:szCs w:val="18"/>
-          <w:lang w:val="es-ES_tradnl"/>
-        </w:rPr>
-        <w:t>{{alimentador_vecino}} {{ser_vecino}}</w:t>
+        <w:t xml:space="preserve">6 – Registro histórico </w:t>
+      </w:r>
+      <w:proofErr w:type="spellStart"/>
+      <w:r>
+        <w:rPr>
+          <w:rFonts w:cs="Arial"/>
+          <w:sz w:val="18"/>
+          <w:szCs w:val="18"/>
+          <w:lang w:val="es-ES_tradnl"/>
+        </w:rPr>
+        <w:t>Sitras</w:t>
+      </w:r>
+      <w:proofErr w:type="spellEnd"/>
+      <w:r>
+        <w:rPr>
+          <w:rFonts w:cs="Arial"/>
+          <w:sz w:val="18"/>
+          <w:szCs w:val="18"/>
+          <w:lang w:val="es-ES_tradnl"/>
+        </w:rPr>
+        <w:t xml:space="preserve"> PRO </w:t>
+      </w:r>
+      <w:r>
+        <w:rPr>
+          <w:rFonts w:cs="Arial"/>
+          <w:sz w:val="18"/>
+          <w:szCs w:val="18"/>
+          <w:lang w:val="es-ES_tradnl"/>
+        </w:rPr>
+        <w:t>{{</w:t>
+      </w:r>
+      <w:proofErr w:type="spellStart"/>
+      <w:r>
+        <w:rPr>
+          <w:rFonts w:cs="Arial"/>
+          <w:sz w:val="18"/>
+          <w:szCs w:val="18"/>
+          <w:lang w:val="es-ES_tradnl"/>
+        </w:rPr>
+        <w:t>alimentador_vecino</w:t>
+      </w:r>
+      <w:proofErr w:type="spellEnd"/>
+      <w:r>
+        <w:rPr>
+          <w:rFonts w:cs="Arial"/>
+          <w:sz w:val="18"/>
+          <w:szCs w:val="18"/>
+          <w:lang w:val="es-ES_tradnl"/>
+        </w:rPr>
+        <w:t>}} {{</w:t>
+      </w:r>
+      <w:proofErr w:type="spellStart"/>
+      <w:r>
+        <w:rPr>
+          <w:rFonts w:cs="Arial"/>
+          <w:sz w:val="18"/>
+          <w:szCs w:val="18"/>
+          <w:lang w:val="es-ES_tradnl"/>
+        </w:rPr>
+        <w:t>ser_vecino</w:t>
+      </w:r>
+      <w:proofErr w:type="spellEnd"/>
+      <w:r>
+        <w:rPr>
+          <w:rFonts w:cs="Arial"/>
+          <w:sz w:val="18"/>
+          <w:szCs w:val="18"/>
+          <w:lang w:val="es-ES_tradnl"/>
+        </w:rPr>
+        <w:t>}}</w:t>
       </w:r>
     </w:p>
     <w:p>
@@ -8387,7 +12111,27 @@
           <w:lang w:val="es-ES_tradnl"/>
         </w:rPr>
         <w:lastRenderedPageBreak/>
-        <w:t xml:space="preserve">Anexo N° </w:t>
+        <w:t xml:space="preserve">Anexo </w:t>
+      </w:r>
+      <w:proofErr w:type="spellStart"/>
+      <w:r>
+        <w:rPr>
+          <w:rFonts w:cs="Arial"/>
+          <w:sz w:val="18"/>
+          <w:szCs w:val="18"/>
+          <w:lang w:val="es-ES_tradnl"/>
+        </w:rPr>
+        <w:t>N°</w:t>
+      </w:r>
+      <w:proofErr w:type="spellEnd"/>
+      <w:r>
+        <w:rPr>
+          <w:rFonts w:cs="Arial"/>
+          <w:sz w:val="18"/>
+          <w:szCs w:val="18"/>
+          <w:lang w:val="es-ES_tradnl"/>
+        </w:rPr>
+        <w:t xml:space="preserve"> </w:t>
       </w:r>
       <w:r>
         <w:rPr>
@@ -8405,16 +12149,76 @@
           <w:szCs w:val="18"/>
           <w:lang w:val="es-ES_tradnl"/>
         </w:rPr>
-        <w:t xml:space="preserve">7 – Parámetros del relé Sitras PRO </w:t>
-      </w:r>
-      <w:r>
-        <w:rPr>
-          <w:rFonts w:cs="Arial"/>
-          <w:sz w:val="18"/>
-          <w:szCs w:val="18"/>
-          <w:lang w:val="es-ES_tradnl"/>
-        </w:rPr>
-        <w:t>{{alimentador_vecino}} {{ser_vecino}}</w:t>
+        <w:t xml:space="preserve">7 – Parámetros del relé </w:t>
+      </w:r>
+      <w:proofErr w:type="spellStart"/>
+      <w:r>
+        <w:rPr>
+          <w:rFonts w:cs="Arial"/>
+          <w:sz w:val="18"/>
+          <w:szCs w:val="18"/>
+          <w:lang w:val="es-ES_tradnl"/>
+        </w:rPr>
+        <w:t>Sitras</w:t>
+      </w:r>
+      <w:proofErr w:type="spellEnd"/>
+      <w:r>
+        <w:rPr>
+          <w:rFonts w:cs="Arial"/>
+          <w:sz w:val="18"/>
+          <w:szCs w:val="18"/>
+          <w:lang w:val="es-ES_tradnl"/>
+        </w:rPr>
+        <w:t xml:space="preserve"> PRO </w:t>
+      </w:r>
+      <w:r>
+        <w:rPr>
+          <w:rFonts w:cs="Arial"/>
+          <w:sz w:val="18"/>
+          <w:szCs w:val="18"/>
+          <w:lang w:val="es-ES_tradnl"/>
+        </w:rPr>
+        <w:t>{{</w:t>
+      </w:r>
+      <w:proofErr w:type="spellStart"/>
+      <w:r>
+        <w:rPr>
+          <w:rFonts w:cs="Arial"/>
+          <w:sz w:val="18"/>
+          <w:szCs w:val="18"/>
+          <w:lang w:val="es-ES_tradnl"/>
+        </w:rPr>
+        <w:t>alimentador_vecino</w:t>
+      </w:r>
+      <w:proofErr w:type="spellEnd"/>
+      <w:r>
+        <w:rPr>
+          <w:rFonts w:cs="Arial"/>
+          <w:sz w:val="18"/>
+          <w:szCs w:val="18"/>
+          <w:lang w:val="es-ES_tradnl"/>
+        </w:rPr>
+        <w:t>}} {{</w:t>
+      </w:r>
+      <w:proofErr w:type="spellStart"/>
+      <w:r>
+        <w:rPr>
+          <w:rFonts w:cs="Arial"/>
+          <w:sz w:val="18"/>
+          <w:szCs w:val="18"/>
+          <w:lang w:val="es-ES_tradnl"/>
+        </w:rPr>
+        <w:t>ser_vecino</w:t>
+      </w:r>
+      <w:proofErr w:type="spellEnd"/>
+      <w:r>
+        <w:rPr>
+          <w:rFonts w:cs="Arial"/>
+          <w:sz w:val="18"/>
+          <w:szCs w:val="18"/>
+          <w:lang w:val="es-ES_tradnl"/>
+        </w:rPr>
+        <w:t>}}</w:t>
       </w:r>
     </w:p>
     <w:p>
@@ -8435,7 +12239,27 @@
           <w:szCs w:val="18"/>
           <w:lang w:val="es-ES_tradnl"/>
         </w:rPr>
-        <w:t xml:space="preserve">Anexo N° </w:t>
+        <w:t xml:space="preserve">Anexo </w:t>
+      </w:r>
+      <w:proofErr w:type="spellStart"/>
+      <w:r>
+        <w:rPr>
+          <w:rFonts w:cs="Arial"/>
+          <w:sz w:val="18"/>
+          <w:szCs w:val="18"/>
+          <w:lang w:val="es-ES_tradnl"/>
+        </w:rPr>
+        <w:t>N°</w:t>
+      </w:r>
+      <w:proofErr w:type="spellEnd"/>
+      <w:r>
+        <w:rPr>
+          <w:rFonts w:cs="Arial"/>
+          <w:sz w:val="18"/>
+          <w:szCs w:val="18"/>
+          <w:lang w:val="es-ES_tradnl"/>
+        </w:rPr>
+        <w:t xml:space="preserve"> </w:t>
       </w:r>
       <w:r>
         <w:rPr>
@@ -8462,7 +12286,47 @@
           <w:szCs w:val="18"/>
           <w:lang w:val="es-ES_tradnl"/>
         </w:rPr>
-        <w:t xml:space="preserve">{{alimentador_aperturado}} {{ser_aperturado}} </w:t>
+        <w:t>{{</w:t>
+      </w:r>
+      <w:proofErr w:type="spellStart"/>
+      <w:r>
+        <w:rPr>
+          <w:rFonts w:cs="Arial"/>
+          <w:sz w:val="18"/>
+          <w:szCs w:val="18"/>
+          <w:lang w:val="es-ES_tradnl"/>
+        </w:rPr>
+        <w:t>alimentador_aperturado</w:t>
+      </w:r>
+      <w:proofErr w:type="spellEnd"/>
+      <w:r>
+        <w:rPr>
+          <w:rFonts w:cs="Arial"/>
+          <w:sz w:val="18"/>
+          <w:szCs w:val="18"/>
+          <w:lang w:val="es-ES_tradnl"/>
+        </w:rPr>
+        <w:t>}} {{</w:t>
+      </w:r>
+      <w:proofErr w:type="spellStart"/>
+      <w:r>
+        <w:rPr>
+          <w:rFonts w:cs="Arial"/>
+          <w:sz w:val="18"/>
+          <w:szCs w:val="18"/>
+          <w:lang w:val="es-ES_tradnl"/>
+        </w:rPr>
+        <w:t>ser_aperturado</w:t>
+      </w:r>
+      <w:proofErr w:type="spellEnd"/>
+      <w:r>
+        <w:rPr>
+          <w:rFonts w:cs="Arial"/>
+          <w:sz w:val="18"/>
+          <w:szCs w:val="18"/>
+          <w:lang w:val="es-ES_tradnl"/>
+        </w:rPr>
+        <w:t xml:space="preserve">}} </w:t>
       </w:r>
       <w:r>
         <w:rPr>
@@ -8480,7 +12344,47 @@
           <w:szCs w:val="18"/>
           <w:lang w:val="es-ES_tradnl"/>
         </w:rPr>
-        <w:t xml:space="preserve">{{alimentador_vecino}} {{ser_vecino}} </w:t>
+        <w:t>{{</w:t>
+      </w:r>
+      <w:proofErr w:type="spellStart"/>
+      <w:r>
+        <w:rPr>
+          <w:rFonts w:cs="Arial"/>
+          <w:sz w:val="18"/>
+          <w:szCs w:val="18"/>
+          <w:lang w:val="es-ES_tradnl"/>
+        </w:rPr>
+        <w:t>alimentador_vecino</w:t>
+      </w:r>
+      <w:proofErr w:type="spellEnd"/>
+      <w:r>
+        <w:rPr>
+          <w:rFonts w:cs="Arial"/>
+          <w:sz w:val="18"/>
+          <w:szCs w:val="18"/>
+          <w:lang w:val="es-ES_tradnl"/>
+        </w:rPr>
+        <w:t>}} {{</w:t>
+      </w:r>
+      <w:proofErr w:type="spellStart"/>
+      <w:r>
+        <w:rPr>
+          <w:rFonts w:cs="Arial"/>
+          <w:sz w:val="18"/>
+          <w:szCs w:val="18"/>
+          <w:lang w:val="es-ES_tradnl"/>
+        </w:rPr>
+        <w:t>ser_vecino</w:t>
+      </w:r>
+      <w:proofErr w:type="spellEnd"/>
+      <w:r>
+        <w:rPr>
+          <w:rFonts w:cs="Arial"/>
+          <w:sz w:val="18"/>
+          <w:szCs w:val="18"/>
+          <w:lang w:val="es-ES_tradnl"/>
+        </w:rPr>
+        <w:t xml:space="preserve">}} </w:t>
       </w:r>
       <w:r>
         <w:rPr>
@@ -8510,7 +12414,27 @@
           <w:szCs w:val="18"/>
           <w:lang w:val="es-ES_tradnl"/>
         </w:rPr>
-        <w:t xml:space="preserve">Anexo N° </w:t>
+        <w:t xml:space="preserve">Anexo </w:t>
+      </w:r>
+      <w:proofErr w:type="spellStart"/>
+      <w:r>
+        <w:rPr>
+          <w:rFonts w:cs="Arial"/>
+          <w:sz w:val="18"/>
+          <w:szCs w:val="18"/>
+          <w:lang w:val="es-ES_tradnl"/>
+        </w:rPr>
+        <w:t>N°</w:t>
+      </w:r>
+      <w:proofErr w:type="spellEnd"/>
+      <w:r>
+        <w:rPr>
+          <w:rFonts w:cs="Arial"/>
+          <w:sz w:val="18"/>
+          <w:szCs w:val="18"/>
+          <w:lang w:val="es-ES_tradnl"/>
+        </w:rPr>
+        <w:t xml:space="preserve"> </w:t>
       </w:r>
       <w:r>
         <w:rPr>
@@ -8537,7 +12461,47 @@
           <w:szCs w:val="18"/>
           <w:lang w:val="es-ES_tradnl"/>
         </w:rPr>
-        <w:t xml:space="preserve">{{alimentador_aperturado}} {{ser_aperturado}} </w:t>
+        <w:t>{{</w:t>
+      </w:r>
+      <w:proofErr w:type="spellStart"/>
+      <w:r>
+        <w:rPr>
+          <w:rFonts w:cs="Arial"/>
+          <w:sz w:val="18"/>
+          <w:szCs w:val="18"/>
+          <w:lang w:val="es-ES_tradnl"/>
+        </w:rPr>
+        <w:t>alimentador_aperturado</w:t>
+      </w:r>
+      <w:proofErr w:type="spellEnd"/>
+      <w:r>
+        <w:rPr>
+          <w:rFonts w:cs="Arial"/>
+          <w:sz w:val="18"/>
+          <w:szCs w:val="18"/>
+          <w:lang w:val="es-ES_tradnl"/>
+        </w:rPr>
+        <w:t>}} {{</w:t>
+      </w:r>
+      <w:proofErr w:type="spellStart"/>
+      <w:r>
+        <w:rPr>
+          <w:rFonts w:cs="Arial"/>
+          <w:sz w:val="18"/>
+          <w:szCs w:val="18"/>
+          <w:lang w:val="es-ES_tradnl"/>
+        </w:rPr>
+        <w:t>ser_aperturado</w:t>
+      </w:r>
+      <w:proofErr w:type="spellEnd"/>
+      <w:r>
+        <w:rPr>
+          <w:rFonts w:cs="Arial"/>
+          <w:sz w:val="18"/>
+          <w:szCs w:val="18"/>
+          <w:lang w:val="es-ES_tradnl"/>
+        </w:rPr>
+        <w:t xml:space="preserve">}} </w:t>
       </w:r>
       <w:r>
         <w:rPr>
@@ -8555,7 +12519,47 @@
           <w:szCs w:val="18"/>
           <w:lang w:val="es-ES_tradnl"/>
         </w:rPr>
-        <w:t>{{alimentador_vecino}} {{ser_vecino}}</w:t>
+        <w:t>{{</w:t>
+      </w:r>
+      <w:proofErr w:type="spellStart"/>
+      <w:r>
+        <w:rPr>
+          <w:rFonts w:cs="Arial"/>
+          <w:sz w:val="18"/>
+          <w:szCs w:val="18"/>
+          <w:lang w:val="es-ES_tradnl"/>
+        </w:rPr>
+        <w:t>alimentador_vecino</w:t>
+      </w:r>
+      <w:proofErr w:type="spellEnd"/>
+      <w:r>
+        <w:rPr>
+          <w:rFonts w:cs="Arial"/>
+          <w:sz w:val="18"/>
+          <w:szCs w:val="18"/>
+          <w:lang w:val="es-ES_tradnl"/>
+        </w:rPr>
+        <w:t>}} {{</w:t>
+      </w:r>
+      <w:proofErr w:type="spellStart"/>
+      <w:r>
+        <w:rPr>
+          <w:rFonts w:cs="Arial"/>
+          <w:sz w:val="18"/>
+          <w:szCs w:val="18"/>
+          <w:lang w:val="es-ES_tradnl"/>
+        </w:rPr>
+        <w:t>ser_vecino</w:t>
+      </w:r>
+      <w:proofErr w:type="spellEnd"/>
+      <w:r>
+        <w:rPr>
+          <w:rFonts w:cs="Arial"/>
+          <w:sz w:val="18"/>
+          <w:szCs w:val="18"/>
+          <w:lang w:val="es-ES_tradnl"/>
+        </w:rPr>
+        <w:t>}}</w:t>
       </w:r>
       <w:r>
         <w:rPr>
@@ -8585,16 +12589,76 @@
           <w:szCs w:val="18"/>
           <w:lang w:val="es-ES_tradnl"/>
         </w:rPr>
-        <w:t xml:space="preserve">Anexo N° 10 – Registro de eventos JPG del </w:t>
-      </w:r>
-      <w:r>
-        <w:rPr>
-          <w:rFonts w:cs="Arial"/>
-          <w:sz w:val="18"/>
-          <w:szCs w:val="18"/>
-          <w:lang w:val="es-ES_tradnl"/>
-        </w:rPr>
-        <w:t>{{alimentador_aperturado}} {{ser_aperturado}}</w:t>
+        <w:t xml:space="preserve">Anexo </w:t>
+      </w:r>
+      <w:proofErr w:type="spellStart"/>
+      <w:r>
+        <w:rPr>
+          <w:rFonts w:cs="Arial"/>
+          <w:sz w:val="18"/>
+          <w:szCs w:val="18"/>
+          <w:lang w:val="es-ES_tradnl"/>
+        </w:rPr>
+        <w:t>N°</w:t>
+      </w:r>
+      <w:proofErr w:type="spellEnd"/>
+      <w:r>
+        <w:rPr>
+          <w:rFonts w:cs="Arial"/>
+          <w:sz w:val="18"/>
+          <w:szCs w:val="18"/>
+          <w:lang w:val="es-ES_tradnl"/>
+        </w:rPr>
+        <w:t xml:space="preserve"> 10 – Registro de eventos JPG del </w:t>
+      </w:r>
+      <w:r>
+        <w:rPr>
+          <w:rFonts w:cs="Arial"/>
+          <w:sz w:val="18"/>
+          <w:szCs w:val="18"/>
+          <w:lang w:val="es-ES_tradnl"/>
+        </w:rPr>
+        <w:t>{{</w:t>
+      </w:r>
+      <w:proofErr w:type="spellStart"/>
+      <w:r>
+        <w:rPr>
+          <w:rFonts w:cs="Arial"/>
+          <w:sz w:val="18"/>
+          <w:szCs w:val="18"/>
+          <w:lang w:val="es-ES_tradnl"/>
+        </w:rPr>
+        <w:t>alimentador_aperturado</w:t>
+      </w:r>
+      <w:proofErr w:type="spellEnd"/>
+      <w:r>
+        <w:rPr>
+          <w:rFonts w:cs="Arial"/>
+          <w:sz w:val="18"/>
+          <w:szCs w:val="18"/>
+          <w:lang w:val="es-ES_tradnl"/>
+        </w:rPr>
+        <w:t>}} {{</w:t>
+      </w:r>
+      <w:proofErr w:type="spellStart"/>
+      <w:r>
+        <w:rPr>
+          <w:rFonts w:cs="Arial"/>
+          <w:sz w:val="18"/>
+          <w:szCs w:val="18"/>
+          <w:lang w:val="es-ES_tradnl"/>
+        </w:rPr>
+        <w:t>ser_aperturado</w:t>
+      </w:r>
+      <w:proofErr w:type="spellEnd"/>
+      <w:r>
+        <w:rPr>
+          <w:rFonts w:cs="Arial"/>
+          <w:sz w:val="18"/>
+          <w:szCs w:val="18"/>
+          <w:lang w:val="es-ES_tradnl"/>
+        </w:rPr>
+        <w:t>}}</w:t>
       </w:r>
       <w:r>
         <w:rPr>
@@ -8633,16 +12697,76 @@
           <w:szCs w:val="18"/>
           <w:lang w:val="es-ES_tradnl"/>
         </w:rPr>
-        <w:t xml:space="preserve">Anexo N° 11 – Registro de eventos PDF del </w:t>
-      </w:r>
-      <w:r>
-        <w:rPr>
-          <w:rFonts w:cs="Arial"/>
-          <w:sz w:val="18"/>
-          <w:szCs w:val="18"/>
-          <w:lang w:val="es-ES_tradnl"/>
-        </w:rPr>
-        <w:t>{{alimentador_aperturado}} {{ser_aperturado}}</w:t>
+        <w:t xml:space="preserve">Anexo </w:t>
+      </w:r>
+      <w:proofErr w:type="spellStart"/>
+      <w:r>
+        <w:rPr>
+          <w:rFonts w:cs="Arial"/>
+          <w:sz w:val="18"/>
+          <w:szCs w:val="18"/>
+          <w:lang w:val="es-ES_tradnl"/>
+        </w:rPr>
+        <w:t>N°</w:t>
+      </w:r>
+      <w:proofErr w:type="spellEnd"/>
+      <w:r>
+        <w:rPr>
+          <w:rFonts w:cs="Arial"/>
+          <w:sz w:val="18"/>
+          <w:szCs w:val="18"/>
+          <w:lang w:val="es-ES_tradnl"/>
+        </w:rPr>
+        <w:t xml:space="preserve"> 11 – Registro de eventos PDF del </w:t>
+      </w:r>
+      <w:r>
+        <w:rPr>
+          <w:rFonts w:cs="Arial"/>
+          <w:sz w:val="18"/>
+          <w:szCs w:val="18"/>
+          <w:lang w:val="es-ES_tradnl"/>
+        </w:rPr>
+        <w:t>{{</w:t>
+      </w:r>
+      <w:proofErr w:type="spellStart"/>
+      <w:r>
+        <w:rPr>
+          <w:rFonts w:cs="Arial"/>
+          <w:sz w:val="18"/>
+          <w:szCs w:val="18"/>
+          <w:lang w:val="es-ES_tradnl"/>
+        </w:rPr>
+        <w:t>alimentador_aperturado</w:t>
+      </w:r>
+      <w:proofErr w:type="spellEnd"/>
+      <w:r>
+        <w:rPr>
+          <w:rFonts w:cs="Arial"/>
+          <w:sz w:val="18"/>
+          <w:szCs w:val="18"/>
+          <w:lang w:val="es-ES_tradnl"/>
+        </w:rPr>
+        <w:t>}} {{</w:t>
+      </w:r>
+      <w:proofErr w:type="spellStart"/>
+      <w:r>
+        <w:rPr>
+          <w:rFonts w:cs="Arial"/>
+          <w:sz w:val="18"/>
+          <w:szCs w:val="18"/>
+          <w:lang w:val="es-ES_tradnl"/>
+        </w:rPr>
+        <w:t>ser_aperturado</w:t>
+      </w:r>
+      <w:proofErr w:type="spellEnd"/>
+      <w:r>
+        <w:rPr>
+          <w:rFonts w:cs="Arial"/>
+          <w:sz w:val="18"/>
+          <w:szCs w:val="18"/>
+          <w:lang w:val="es-ES_tradnl"/>
+        </w:rPr>
+        <w:t>}}</w:t>
       </w:r>
       <w:r>
         <w:rPr>
@@ -8672,16 +12796,76 @@
           <w:szCs w:val="18"/>
           <w:lang w:val="es-ES_tradnl"/>
         </w:rPr>
-        <w:t xml:space="preserve">Anexo N° 12 – Registro de eventos JPG del </w:t>
-      </w:r>
-      <w:r>
-        <w:rPr>
-          <w:rFonts w:cs="Arial"/>
-          <w:sz w:val="18"/>
-          <w:szCs w:val="18"/>
-          <w:lang w:val="es-ES_tradnl"/>
-        </w:rPr>
-        <w:t>{{alimentador_vecino}} {{ser_vecino}}</w:t>
+        <w:t xml:space="preserve">Anexo </w:t>
+      </w:r>
+      <w:proofErr w:type="spellStart"/>
+      <w:r>
+        <w:rPr>
+          <w:rFonts w:cs="Arial"/>
+          <w:sz w:val="18"/>
+          <w:szCs w:val="18"/>
+          <w:lang w:val="es-ES_tradnl"/>
+        </w:rPr>
+        <w:t>N°</w:t>
+      </w:r>
+      <w:proofErr w:type="spellEnd"/>
+      <w:r>
+        <w:rPr>
+          <w:rFonts w:cs="Arial"/>
+          <w:sz w:val="18"/>
+          <w:szCs w:val="18"/>
+          <w:lang w:val="es-ES_tradnl"/>
+        </w:rPr>
+        <w:t xml:space="preserve"> 12 – Registro de eventos JPG del </w:t>
+      </w:r>
+      <w:r>
+        <w:rPr>
+          <w:rFonts w:cs="Arial"/>
+          <w:sz w:val="18"/>
+          <w:szCs w:val="18"/>
+          <w:lang w:val="es-ES_tradnl"/>
+        </w:rPr>
+        <w:t>{{</w:t>
+      </w:r>
+      <w:proofErr w:type="spellStart"/>
+      <w:r>
+        <w:rPr>
+          <w:rFonts w:cs="Arial"/>
+          <w:sz w:val="18"/>
+          <w:szCs w:val="18"/>
+          <w:lang w:val="es-ES_tradnl"/>
+        </w:rPr>
+        <w:t>alimentador_vecino</w:t>
+      </w:r>
+      <w:proofErr w:type="spellEnd"/>
+      <w:r>
+        <w:rPr>
+          <w:rFonts w:cs="Arial"/>
+          <w:sz w:val="18"/>
+          <w:szCs w:val="18"/>
+          <w:lang w:val="es-ES_tradnl"/>
+        </w:rPr>
+        <w:t>}} {{</w:t>
+      </w:r>
+      <w:proofErr w:type="spellStart"/>
+      <w:r>
+        <w:rPr>
+          <w:rFonts w:cs="Arial"/>
+          <w:sz w:val="18"/>
+          <w:szCs w:val="18"/>
+          <w:lang w:val="es-ES_tradnl"/>
+        </w:rPr>
+        <w:t>ser_vecino</w:t>
+      </w:r>
+      <w:proofErr w:type="spellEnd"/>
+      <w:r>
+        <w:rPr>
+          <w:rFonts w:cs="Arial"/>
+          <w:sz w:val="18"/>
+          <w:szCs w:val="18"/>
+          <w:lang w:val="es-ES_tradnl"/>
+        </w:rPr>
+        <w:t>}}</w:t>
       </w:r>
       <w:r>
         <w:rPr>
@@ -8711,16 +12895,76 @@
           <w:szCs w:val="18"/>
           <w:lang w:val="es-ES_tradnl"/>
         </w:rPr>
-        <w:t xml:space="preserve">Anexo N° 13 – Registro de eventos PDF del </w:t>
-      </w:r>
-      <w:r>
-        <w:rPr>
-          <w:rFonts w:cs="Arial"/>
-          <w:sz w:val="18"/>
-          <w:szCs w:val="18"/>
-          <w:lang w:val="es-ES_tradnl"/>
-        </w:rPr>
-        <w:t xml:space="preserve">{{alimentador_vecino}} {{ser_vecino}} </w:t>
+        <w:t xml:space="preserve">Anexo </w:t>
+      </w:r>
+      <w:proofErr w:type="spellStart"/>
+      <w:r>
+        <w:rPr>
+          <w:rFonts w:cs="Arial"/>
+          <w:sz w:val="18"/>
+          <w:szCs w:val="18"/>
+          <w:lang w:val="es-ES_tradnl"/>
+        </w:rPr>
+        <w:t>N°</w:t>
+      </w:r>
+      <w:proofErr w:type="spellEnd"/>
+      <w:r>
+        <w:rPr>
+          <w:rFonts w:cs="Arial"/>
+          <w:sz w:val="18"/>
+          <w:szCs w:val="18"/>
+          <w:lang w:val="es-ES_tradnl"/>
+        </w:rPr>
+        <w:t xml:space="preserve"> 13 – Registro de eventos PDF del </w:t>
+      </w:r>
+      <w:r>
+        <w:rPr>
+          <w:rFonts w:cs="Arial"/>
+          <w:sz w:val="18"/>
+          <w:szCs w:val="18"/>
+          <w:lang w:val="es-ES_tradnl"/>
+        </w:rPr>
+        <w:t>{{</w:t>
+      </w:r>
+      <w:proofErr w:type="spellStart"/>
+      <w:r>
+        <w:rPr>
+          <w:rFonts w:cs="Arial"/>
+          <w:sz w:val="18"/>
+          <w:szCs w:val="18"/>
+          <w:lang w:val="es-ES_tradnl"/>
+        </w:rPr>
+        <w:t>alimentador_vecino</w:t>
+      </w:r>
+      <w:proofErr w:type="spellEnd"/>
+      <w:r>
+        <w:rPr>
+          <w:rFonts w:cs="Arial"/>
+          <w:sz w:val="18"/>
+          <w:szCs w:val="18"/>
+          <w:lang w:val="es-ES_tradnl"/>
+        </w:rPr>
+        <w:t>}} {{</w:t>
+      </w:r>
+      <w:proofErr w:type="spellStart"/>
+      <w:r>
+        <w:rPr>
+          <w:rFonts w:cs="Arial"/>
+          <w:sz w:val="18"/>
+          <w:szCs w:val="18"/>
+          <w:lang w:val="es-ES_tradnl"/>
+        </w:rPr>
+        <w:t>ser_vecino</w:t>
+      </w:r>
+      <w:proofErr w:type="spellEnd"/>
+      <w:r>
+        <w:rPr>
+          <w:rFonts w:cs="Arial"/>
+          <w:sz w:val="18"/>
+          <w:szCs w:val="18"/>
+          <w:lang w:val="es-ES_tradnl"/>
+        </w:rPr>
+        <w:t xml:space="preserve">}} </w:t>
       </w:r>
       <w:r>
         <w:rPr>
@@ -8750,16 +12994,76 @@
           <w:szCs w:val="18"/>
           <w:lang w:val="es-ES_tradnl"/>
         </w:rPr>
-        <w:t xml:space="preserve">Anexo N° 14 – Registro de tendencia JPG del </w:t>
-      </w:r>
-      <w:r>
-        <w:rPr>
-          <w:rFonts w:cs="Arial"/>
-          <w:sz w:val="18"/>
-          <w:szCs w:val="18"/>
-          <w:lang w:val="es-ES_tradnl"/>
-        </w:rPr>
-        <w:t xml:space="preserve">{{alimentador_aperturado}} {{ser_aperturado}} </w:t>
+        <w:t xml:space="preserve">Anexo </w:t>
+      </w:r>
+      <w:proofErr w:type="spellStart"/>
+      <w:r>
+        <w:rPr>
+          <w:rFonts w:cs="Arial"/>
+          <w:sz w:val="18"/>
+          <w:szCs w:val="18"/>
+          <w:lang w:val="es-ES_tradnl"/>
+        </w:rPr>
+        <w:t>N°</w:t>
+      </w:r>
+      <w:proofErr w:type="spellEnd"/>
+      <w:r>
+        <w:rPr>
+          <w:rFonts w:cs="Arial"/>
+          <w:sz w:val="18"/>
+          <w:szCs w:val="18"/>
+          <w:lang w:val="es-ES_tradnl"/>
+        </w:rPr>
+        <w:t xml:space="preserve"> 14 – Registro de tendencia JPG del </w:t>
+      </w:r>
+      <w:r>
+        <w:rPr>
+          <w:rFonts w:cs="Arial"/>
+          <w:sz w:val="18"/>
+          <w:szCs w:val="18"/>
+          <w:lang w:val="es-ES_tradnl"/>
+        </w:rPr>
+        <w:t>{{</w:t>
+      </w:r>
+      <w:proofErr w:type="spellStart"/>
+      <w:r>
+        <w:rPr>
+          <w:rFonts w:cs="Arial"/>
+          <w:sz w:val="18"/>
+          <w:szCs w:val="18"/>
+          <w:lang w:val="es-ES_tradnl"/>
+        </w:rPr>
+        <w:t>alimentador_aperturado</w:t>
+      </w:r>
+      <w:proofErr w:type="spellEnd"/>
+      <w:r>
+        <w:rPr>
+          <w:rFonts w:cs="Arial"/>
+          <w:sz w:val="18"/>
+          <w:szCs w:val="18"/>
+          <w:lang w:val="es-ES_tradnl"/>
+        </w:rPr>
+        <w:t>}} {{</w:t>
+      </w:r>
+      <w:proofErr w:type="spellStart"/>
+      <w:r>
+        <w:rPr>
+          <w:rFonts w:cs="Arial"/>
+          <w:sz w:val="18"/>
+          <w:szCs w:val="18"/>
+          <w:lang w:val="es-ES_tradnl"/>
+        </w:rPr>
+        <w:t>ser_aperturado</w:t>
+      </w:r>
+      <w:proofErr w:type="spellEnd"/>
+      <w:r>
+        <w:rPr>
+          <w:rFonts w:cs="Arial"/>
+          <w:sz w:val="18"/>
+          <w:szCs w:val="18"/>
+          <w:lang w:val="es-ES_tradnl"/>
+        </w:rPr>
+        <w:t xml:space="preserve">}} </w:t>
       </w:r>
       <w:r>
         <w:rPr>
@@ -8777,7 +13081,47 @@
           <w:szCs w:val="18"/>
           <w:lang w:val="es-ES_tradnl"/>
         </w:rPr>
-        <w:t xml:space="preserve">{{alimentador_vecino}} {{ser_vecino}} </w:t>
+        <w:t>{{</w:t>
+      </w:r>
+      <w:proofErr w:type="spellStart"/>
+      <w:r>
+        <w:rPr>
+          <w:rFonts w:cs="Arial"/>
+          <w:sz w:val="18"/>
+          <w:szCs w:val="18"/>
+          <w:lang w:val="es-ES_tradnl"/>
+        </w:rPr>
+        <w:t>alimentador_vecino</w:t>
+      </w:r>
+      <w:proofErr w:type="spellEnd"/>
+      <w:r>
+        <w:rPr>
+          <w:rFonts w:cs="Arial"/>
+          <w:sz w:val="18"/>
+          <w:szCs w:val="18"/>
+          <w:lang w:val="es-ES_tradnl"/>
+        </w:rPr>
+        <w:t>}} {{</w:t>
+      </w:r>
+      <w:proofErr w:type="spellStart"/>
+      <w:r>
+        <w:rPr>
+          <w:rFonts w:cs="Arial"/>
+          <w:sz w:val="18"/>
+          <w:szCs w:val="18"/>
+          <w:lang w:val="es-ES_tradnl"/>
+        </w:rPr>
+        <w:t>ser_vecino</w:t>
+      </w:r>
+      <w:proofErr w:type="spellEnd"/>
+      <w:r>
+        <w:rPr>
+          <w:rFonts w:cs="Arial"/>
+          <w:sz w:val="18"/>
+          <w:szCs w:val="18"/>
+          <w:lang w:val="es-ES_tradnl"/>
+        </w:rPr>
+        <w:t xml:space="preserve">}} </w:t>
       </w:r>
       <w:r>
         <w:rPr>
@@ -8807,16 +13151,76 @@
           <w:szCs w:val="18"/>
           <w:lang w:val="es-ES_tradnl"/>
         </w:rPr>
-        <w:t xml:space="preserve">Anexo N° 15 – Registro de tendencia PDF del </w:t>
-      </w:r>
-      <w:r>
-        <w:rPr>
-          <w:rFonts w:cs="Arial"/>
-          <w:sz w:val="18"/>
-          <w:szCs w:val="18"/>
-          <w:lang w:val="es-ES_tradnl"/>
-        </w:rPr>
-        <w:t>{{alimentador_aperturado}} {{ser_aperturado}}</w:t>
+        <w:t xml:space="preserve">Anexo </w:t>
+      </w:r>
+      <w:proofErr w:type="spellStart"/>
+      <w:r>
+        <w:rPr>
+          <w:rFonts w:cs="Arial"/>
+          <w:sz w:val="18"/>
+          <w:szCs w:val="18"/>
+          <w:lang w:val="es-ES_tradnl"/>
+        </w:rPr>
+        <w:t>N°</w:t>
+      </w:r>
+      <w:proofErr w:type="spellEnd"/>
+      <w:r>
+        <w:rPr>
+          <w:rFonts w:cs="Arial"/>
+          <w:sz w:val="18"/>
+          <w:szCs w:val="18"/>
+          <w:lang w:val="es-ES_tradnl"/>
+        </w:rPr>
+        <w:t xml:space="preserve"> 15 – Registro de tendencia PDF del </w:t>
+      </w:r>
+      <w:r>
+        <w:rPr>
+          <w:rFonts w:cs="Arial"/>
+          <w:sz w:val="18"/>
+          <w:szCs w:val="18"/>
+          <w:lang w:val="es-ES_tradnl"/>
+        </w:rPr>
+        <w:t>{{</w:t>
+      </w:r>
+      <w:proofErr w:type="spellStart"/>
+      <w:r>
+        <w:rPr>
+          <w:rFonts w:cs="Arial"/>
+          <w:sz w:val="18"/>
+          <w:szCs w:val="18"/>
+          <w:lang w:val="es-ES_tradnl"/>
+        </w:rPr>
+        <w:t>alimentador_aperturado</w:t>
+      </w:r>
+      <w:proofErr w:type="spellEnd"/>
+      <w:r>
+        <w:rPr>
+          <w:rFonts w:cs="Arial"/>
+          <w:sz w:val="18"/>
+          <w:szCs w:val="18"/>
+          <w:lang w:val="es-ES_tradnl"/>
+        </w:rPr>
+        <w:t>}} {{</w:t>
+      </w:r>
+      <w:proofErr w:type="spellStart"/>
+      <w:r>
+        <w:rPr>
+          <w:rFonts w:cs="Arial"/>
+          <w:sz w:val="18"/>
+          <w:szCs w:val="18"/>
+          <w:lang w:val="es-ES_tradnl"/>
+        </w:rPr>
+        <w:t>ser_aperturado</w:t>
+      </w:r>
+      <w:proofErr w:type="spellEnd"/>
+      <w:r>
+        <w:rPr>
+          <w:rFonts w:cs="Arial"/>
+          <w:sz w:val="18"/>
+          <w:szCs w:val="18"/>
+          <w:lang w:val="es-ES_tradnl"/>
+        </w:rPr>
+        <w:t>}}</w:t>
       </w:r>
       <w:r>
         <w:rPr>
@@ -8834,7 +13238,47 @@
           <w:szCs w:val="18"/>
           <w:lang w:val="es-ES_tradnl"/>
         </w:rPr>
-        <w:t xml:space="preserve">{{alimentador_vecino}} {{ser_vecino}} </w:t>
+        <w:t>{{</w:t>
+      </w:r>
+      <w:proofErr w:type="spellStart"/>
+      <w:r>
+        <w:rPr>
+          <w:rFonts w:cs="Arial"/>
+          <w:sz w:val="18"/>
+          <w:szCs w:val="18"/>
+          <w:lang w:val="es-ES_tradnl"/>
+        </w:rPr>
+        <w:t>alimentador_vecino</w:t>
+      </w:r>
+      <w:proofErr w:type="spellEnd"/>
+      <w:r>
+        <w:rPr>
+          <w:rFonts w:cs="Arial"/>
+          <w:sz w:val="18"/>
+          <w:szCs w:val="18"/>
+          <w:lang w:val="es-ES_tradnl"/>
+        </w:rPr>
+        <w:t>}} {{</w:t>
+      </w:r>
+      <w:proofErr w:type="spellStart"/>
+      <w:r>
+        <w:rPr>
+          <w:rFonts w:cs="Arial"/>
+          <w:sz w:val="18"/>
+          <w:szCs w:val="18"/>
+          <w:lang w:val="es-ES_tradnl"/>
+        </w:rPr>
+        <w:t>ser_vecino</w:t>
+      </w:r>
+      <w:proofErr w:type="spellEnd"/>
+      <w:r>
+        <w:rPr>
+          <w:rFonts w:cs="Arial"/>
+          <w:sz w:val="18"/>
+          <w:szCs w:val="18"/>
+          <w:lang w:val="es-ES_tradnl"/>
+        </w:rPr>
+        <w:t xml:space="preserve">}} </w:t>
       </w:r>
       <w:r>
         <w:rPr>
@@ -8864,7 +13308,27 @@
           <w:szCs w:val="18"/>
           <w:lang w:val="es-ES_tradnl"/>
         </w:rPr>
-        <w:t>Anexo N° 16 – Moviola</w:t>
+        <w:t xml:space="preserve">Anexo </w:t>
+      </w:r>
+      <w:proofErr w:type="spellStart"/>
+      <w:r>
+        <w:rPr>
+          <w:rFonts w:cs="Arial"/>
+          <w:sz w:val="18"/>
+          <w:szCs w:val="18"/>
+          <w:lang w:val="es-ES_tradnl"/>
+        </w:rPr>
+        <w:t>N°</w:t>
+      </w:r>
+      <w:proofErr w:type="spellEnd"/>
+      <w:r>
+        <w:rPr>
+          <w:rFonts w:cs="Arial"/>
+          <w:sz w:val="18"/>
+          <w:szCs w:val="18"/>
+          <w:lang w:val="es-ES_tradnl"/>
+        </w:rPr>
+        <w:t xml:space="preserve"> 16 – Moviola</w:t>
       </w:r>
     </w:p>
     <w:p>
